--- a/data/outputs/v2/Maths/SS3.1_Trigonometry_I/Mathematics_Trigonometry_I_CBE_LessonSequence.docx
+++ b/data/outputs/v2/Maths/SS3.1_Trigonometry_I/Mathematics_Trigonometry_I_CBE_LessonSequence.docx
@@ -3496,7 +3496,7 @@
             <w:pPr>
               <w:spacing w:after="20" w:before="0"/>
             </w:pPr>
-            <w:hyperlink w:history="1" r:id="rIdzigellpmc1fwe_njaxdd2">
+            <w:hyperlink w:history="1" r:id="rId6skdnxcpdgxydkdoywa6r">
               <w:r>
                 <w:rPr>
                   <w:rFonts w:ascii="Arial" w:cs="Arial" w:eastAsia="Arial" w:hAnsi="Arial"/>
@@ -3505,7 +3505,7 @@
                   <w:szCs w:val="16"/>
                   <w:u w:val="single" w:color="2E75B6"/>
                 </w:rPr>
-                <w:t xml:space="preserve">Surface integral example, part 1</w:t>
+                <w:t xml:space="preserve">Finding reciprocal trig ratios</w:t>
               </w:r>
             </w:hyperlink>
           </w:p>
@@ -3529,7 +3529,7 @@
               <w:spacing w:after="10" w:before="0"/>
               <w:ind w:left="120"/>
             </w:pPr>
-            <w:hyperlink w:history="1" r:id="rIdrppqtzawsr7_btmpkwb2e">
+            <w:hyperlink w:history="1" r:id="rId6zezu6a0c67-vetzvub9c">
               <w:r>
                 <w:rPr>
                   <w:rFonts w:ascii="Arial" w:cs="Arial" w:eastAsia="Arial" w:hAnsi="Arial"/>
@@ -3567,14 +3567,14 @@
                 <w:sz w:val="16"/>
                 <w:szCs w:val="16"/>
               </w:rPr>
-              <w:t xml:space="preserve">📖 HTML:</w:t>
+              <w:t xml:space="preserve">📖 EXERCISE:</w:t>
             </w:r>
           </w:p>
           <w:p>
             <w:pPr>
               <w:spacing w:after="20" w:before="0"/>
             </w:pPr>
-            <w:hyperlink w:history="1" r:id="rIdojlisto8elq8bzu2tjpqa">
+            <w:hyperlink w:history="1" r:id="rIdwhhavl8bef3pmnfifipo3">
               <w:r>
                 <w:rPr>
                   <w:rFonts w:ascii="Arial" w:cs="Arial" w:eastAsia="Arial" w:hAnsi="Arial"/>
@@ -3583,7 +3583,7 @@
                   <w:szCs w:val="16"/>
                   <w:u w:val="single" w:color="2E75B6"/>
                 </w:rPr>
-                <w:t xml:space="preserve">Trigonometric Ratios with a Calculator (Flexbook)</w:t>
+                <w:t xml:space="preserve">Trigonometric ratios in right triangles</w:t>
               </w:r>
             </w:hyperlink>
           </w:p>
@@ -3599,7 +3599,7 @@
                 <w:sz w:val="14"/>
                 <w:szCs w:val="14"/>
               </w:rPr>
-              <w:t xml:space="preserve">Source: CK-12</w:t>
+              <w:t xml:space="preserve">Source: Khan Academy (English - US curriculum)</w:t>
             </w:r>
           </w:p>
           <w:p>
@@ -3607,7 +3607,7 @@
               <w:spacing w:after="10" w:before="0"/>
               <w:ind w:left="120"/>
             </w:pPr>
-            <w:hyperlink w:history="1" r:id="rIdwdyks-ybvw3zwtxkmwoqt">
+            <w:hyperlink w:history="1" r:id="rIdfyqdargl9y2ncvvmw1zex">
               <w:r>
                 <w:rPr>
                   <w:rFonts w:ascii="Arial" w:cs="Arial" w:eastAsia="Arial" w:hAnsi="Arial"/>
@@ -3802,7 +3802,7 @@
             <w:pPr>
               <w:spacing w:after="20" w:before="0"/>
             </w:pPr>
-            <w:hyperlink w:history="1" r:id="rId0jdu6su6jkjhnlofz8a_u">
+            <w:hyperlink w:history="1" r:id="rIdslhelm4o27u-83zsdpsax">
               <w:r>
                 <w:rPr>
                   <w:rFonts w:ascii="Arial" w:cs="Arial" w:eastAsia="Arial" w:hAnsi="Arial"/>
@@ -3811,7 +3811,7 @@
                   <w:szCs w:val="16"/>
                   <w:u w:val="single" w:color="2E75B6"/>
                 </w:rPr>
-                <w:t xml:space="preserve">Surface integral example, part 1</w:t>
+                <w:t xml:space="preserve">Intro to the trigonometric ratios</w:t>
               </w:r>
             </w:hyperlink>
           </w:p>
@@ -3827,7 +3827,7 @@
                 <w:sz w:val="14"/>
                 <w:szCs w:val="14"/>
               </w:rPr>
-              <w:t xml:space="preserve">Source: Khan Academy (English - US curriculum)</w:t>
+              <w:t xml:space="preserve">Source: Khan Academy (Kiswahili)</w:t>
             </w:r>
           </w:p>
           <w:p>
@@ -3835,7 +3835,7 @@
               <w:spacing w:after="10" w:before="0"/>
               <w:ind w:left="120"/>
             </w:pPr>
-            <w:hyperlink w:history="1" r:id="rIduupf5i8uskqt4gi5ehn6y">
+            <w:hyperlink w:history="1" r:id="rId5vi_p7mv0wf700tzx5fnu">
               <w:r>
                 <w:rPr>
                   <w:rFonts w:ascii="Arial" w:cs="Arial" w:eastAsia="Arial" w:hAnsi="Arial"/>
@@ -3873,14 +3873,14 @@
                 <w:sz w:val="16"/>
                 <w:szCs w:val="16"/>
               </w:rPr>
-              <w:t xml:space="preserve">📖 HTML:</w:t>
+              <w:t xml:space="preserve">📖 EXERCISE:</w:t>
             </w:r>
           </w:p>
           <w:p>
             <w:pPr>
               <w:spacing w:after="20" w:before="0"/>
             </w:pPr>
-            <w:hyperlink w:history="1" r:id="rIdujglgfy2lyfbpz9_qoxjq">
+            <w:hyperlink w:history="1" r:id="rIdqam8wia7pveyvsuvqswrm">
               <w:r>
                 <w:rPr>
                   <w:rFonts w:ascii="Arial" w:cs="Arial" w:eastAsia="Arial" w:hAnsi="Arial"/>
@@ -3889,7 +3889,7 @@
                   <w:szCs w:val="16"/>
                   <w:u w:val="single" w:color="2E75B6"/>
                 </w:rPr>
-                <w:t xml:space="preserve">Trigonometric Ratios with a Calculator (Flexbook)</w:t>
+                <w:t xml:space="preserve">Trigonometric ratios in right triangles</w:t>
               </w:r>
             </w:hyperlink>
           </w:p>
@@ -3905,7 +3905,7 @@
                 <w:sz w:val="14"/>
                 <w:szCs w:val="14"/>
               </w:rPr>
-              <w:t xml:space="preserve">Source: CK-12</w:t>
+              <w:t xml:space="preserve">Source: Khan Academy (English - US curriculum)</w:t>
             </w:r>
           </w:p>
           <w:p>
@@ -3913,7 +3913,7 @@
               <w:spacing w:after="10" w:before="0"/>
               <w:ind w:left="120"/>
             </w:pPr>
-            <w:hyperlink w:history="1" r:id="rIdmm-wyxi0dsgbgzibbswug">
+            <w:hyperlink w:history="1" r:id="rIdmomudwij7rl0edbuoii5s">
               <w:r>
                 <w:rPr>
                   <w:rFonts w:ascii="Arial" w:cs="Arial" w:eastAsia="Arial" w:hAnsi="Arial"/>
@@ -4108,7 +4108,7 @@
             <w:pPr>
               <w:spacing w:after="20" w:before="0"/>
             </w:pPr>
-            <w:hyperlink w:history="1" r:id="rIdsawjhzkhyvs8hofxmfamg">
+            <w:hyperlink w:history="1" r:id="rIdqw1esi-jx6ajeplncqin1">
               <w:r>
                 <w:rPr>
                   <w:rFonts w:ascii="Arial" w:cs="Arial" w:eastAsia="Arial" w:hAnsi="Arial"/>
@@ -4117,7 +4117,7 @@
                   <w:szCs w:val="16"/>
                   <w:u w:val="single" w:color="2E75B6"/>
                 </w:rPr>
-                <w:t xml:space="preserve">Surface integral example, part 1</w:t>
+                <w:t xml:space="preserve">Trigonometric ratios in right triangles</w:t>
               </w:r>
             </w:hyperlink>
           </w:p>
@@ -4141,7 +4141,7 @@
               <w:spacing w:after="10" w:before="0"/>
               <w:ind w:left="120"/>
             </w:pPr>
-            <w:hyperlink w:history="1" r:id="rIddvewms0yk9kdrgltxcbnk">
+            <w:hyperlink w:history="1" r:id="rIdqrsuklkxustnayhg8jlso">
               <w:r>
                 <w:rPr>
                   <w:rFonts w:ascii="Arial" w:cs="Arial" w:eastAsia="Arial" w:hAnsi="Arial"/>
@@ -4179,14 +4179,14 @@
                 <w:sz w:val="16"/>
                 <w:szCs w:val="16"/>
               </w:rPr>
-              <w:t xml:space="preserve">📖 HTML:</w:t>
+              <w:t xml:space="preserve">📖 EXERCISE:</w:t>
             </w:r>
           </w:p>
           <w:p>
             <w:pPr>
               <w:spacing w:after="20" w:before="0"/>
             </w:pPr>
-            <w:hyperlink w:history="1" r:id="rIdqr7bqso0oksxy3liod-nk">
+            <w:hyperlink w:history="1" r:id="rIdwa_xnxtealzp9dxyblu9d">
               <w:r>
                 <w:rPr>
                   <w:rFonts w:ascii="Arial" w:cs="Arial" w:eastAsia="Arial" w:hAnsi="Arial"/>
@@ -4195,7 +4195,7 @@
                   <w:szCs w:val="16"/>
                   <w:u w:val="single" w:color="2E75B6"/>
                 </w:rPr>
-                <w:t xml:space="preserve">Trigonometric Ratios with a Calculator (Flexbook)</w:t>
+                <w:t xml:space="preserve">Trigonometric ratios in right triangles</w:t>
               </w:r>
             </w:hyperlink>
           </w:p>
@@ -4211,7 +4211,7 @@
                 <w:sz w:val="14"/>
                 <w:szCs w:val="14"/>
               </w:rPr>
-              <w:t xml:space="preserve">Source: CK-12</w:t>
+              <w:t xml:space="preserve">Source: Khan Academy (English - US curriculum)</w:t>
             </w:r>
           </w:p>
           <w:p>
@@ -4219,7 +4219,7 @@
               <w:spacing w:after="10" w:before="0"/>
               <w:ind w:left="120"/>
             </w:pPr>
-            <w:hyperlink w:history="1" r:id="rIdshfs5zz6c_pth-tr_vrce">
+            <w:hyperlink w:history="1" r:id="rId_70pkvck3zeqjdvqjdpmo">
               <w:r>
                 <w:rPr>
                   <w:rFonts w:ascii="Arial" w:cs="Arial" w:eastAsia="Arial" w:hAnsi="Arial"/>
@@ -4414,7 +4414,7 @@
             <w:pPr>
               <w:spacing w:after="20" w:before="0"/>
             </w:pPr>
-            <w:hyperlink w:history="1" r:id="rIdll6cuwabeesw78enzjwe8">
+            <w:hyperlink w:history="1" r:id="rIdnrwkgpqxu9ggskksoocvi">
               <w:r>
                 <w:rPr>
                   <w:rFonts w:ascii="Arial" w:cs="Arial" w:eastAsia="Arial" w:hAnsi="Arial"/>
@@ -4423,7 +4423,7 @@
                   <w:szCs w:val="16"/>
                   <w:u w:val="single" w:color="2E75B6"/>
                 </w:rPr>
-                <w:t xml:space="preserve">Surface integral example, part 1</w:t>
+                <w:t xml:space="preserve">Trigonometric ratios in right triangles -dubbed(KY)</w:t>
               </w:r>
             </w:hyperlink>
           </w:p>
@@ -4439,7 +4439,7 @@
                 <w:sz w:val="14"/>
                 <w:szCs w:val="14"/>
               </w:rPr>
-              <w:t xml:space="preserve">Source: Khan Academy (English - US curriculum)</w:t>
+              <w:t xml:space="preserve">Source: Khan Academy (Kiswahili)</w:t>
             </w:r>
           </w:p>
           <w:p>
@@ -4447,7 +4447,7 @@
               <w:spacing w:after="10" w:before="0"/>
               <w:ind w:left="120"/>
             </w:pPr>
-            <w:hyperlink w:history="1" r:id="rIddesaeyudang5ybfcynosn">
+            <w:hyperlink w:history="1" r:id="rIdtiubtp5zal73eqo75qtfc">
               <w:r>
                 <w:rPr>
                   <w:rFonts w:ascii="Arial" w:cs="Arial" w:eastAsia="Arial" w:hAnsi="Arial"/>
@@ -4485,14 +4485,14 @@
                 <w:sz w:val="16"/>
                 <w:szCs w:val="16"/>
               </w:rPr>
-              <w:t xml:space="preserve">📖 HTML:</w:t>
+              <w:t xml:space="preserve">📖 EXERCISE:</w:t>
             </w:r>
           </w:p>
           <w:p>
             <w:pPr>
               <w:spacing w:after="20" w:before="0"/>
             </w:pPr>
-            <w:hyperlink w:history="1" r:id="rIdczgiy6qpdklwgla_pzjdg">
+            <w:hyperlink w:history="1" r:id="rIdhibrgzoi4yovnuw98ykvh">
               <w:r>
                 <w:rPr>
                   <w:rFonts w:ascii="Arial" w:cs="Arial" w:eastAsia="Arial" w:hAnsi="Arial"/>
@@ -4501,7 +4501,7 @@
                   <w:szCs w:val="16"/>
                   <w:u w:val="single" w:color="2E75B6"/>
                 </w:rPr>
-                <w:t xml:space="preserve">Trigonometric Ratios with a Calculator (Flexbook)</w:t>
+                <w:t xml:space="preserve">Trigonometric ratios in right triangles</w:t>
               </w:r>
             </w:hyperlink>
           </w:p>
@@ -4517,7 +4517,7 @@
                 <w:sz w:val="14"/>
                 <w:szCs w:val="14"/>
               </w:rPr>
-              <w:t xml:space="preserve">Source: CK-12</w:t>
+              <w:t xml:space="preserve">Source: Khan Academy (English - US curriculum)</w:t>
             </w:r>
           </w:p>
           <w:p>
@@ -4525,7 +4525,7 @@
               <w:spacing w:after="10" w:before="0"/>
               <w:ind w:left="120"/>
             </w:pPr>
-            <w:hyperlink w:history="1" r:id="rId1-p5ivlqaqe8gt1a0ghj7">
+            <w:hyperlink w:history="1" r:id="rIdgnm6gkelwimfmak806afu">
               <w:r>
                 <w:rPr>
                   <w:rFonts w:ascii="Arial" w:cs="Arial" w:eastAsia="Arial" w:hAnsi="Arial"/>
@@ -4720,7 +4720,7 @@
             <w:pPr>
               <w:spacing w:after="20" w:before="0"/>
             </w:pPr>
-            <w:hyperlink w:history="1" r:id="rId_7e4uzt3ixbgaxxgzm6xm">
+            <w:hyperlink w:history="1" r:id="rId-ty4jmlf2ttakvh5p4frz">
               <w:r>
                 <w:rPr>
                   <w:rFonts w:ascii="Arial" w:cs="Arial" w:eastAsia="Arial" w:hAnsi="Arial"/>
@@ -4729,7 +4729,7 @@
                   <w:szCs w:val="16"/>
                   <w:u w:val="single" w:color="2E75B6"/>
                 </w:rPr>
-                <w:t xml:space="preserve">Surface integral example, part 1</w:t>
+                <w:t xml:space="preserve">Finding reciprocal trig ratios</w:t>
               </w:r>
             </w:hyperlink>
           </w:p>
@@ -4753,7 +4753,7 @@
               <w:spacing w:after="10" w:before="0"/>
               <w:ind w:left="120"/>
             </w:pPr>
-            <w:hyperlink w:history="1" r:id="rIdlz1jqoin2lu5e1rs42dff">
+            <w:hyperlink w:history="1" r:id="rIdohnif0qw0z717yn3xy_mw">
               <w:r>
                 <w:rPr>
                   <w:rFonts w:ascii="Arial" w:cs="Arial" w:eastAsia="Arial" w:hAnsi="Arial"/>
@@ -4791,14 +4791,14 @@
                 <w:sz w:val="16"/>
                 <w:szCs w:val="16"/>
               </w:rPr>
-              <w:t xml:space="preserve">📖 HTML:</w:t>
+              <w:t xml:space="preserve">📖 EXERCISE:</w:t>
             </w:r>
           </w:p>
           <w:p>
             <w:pPr>
               <w:spacing w:after="20" w:before="0"/>
             </w:pPr>
-            <w:hyperlink w:history="1" r:id="rId68panjn8kysgfa_sqdvyt">
+            <w:hyperlink w:history="1" r:id="rIdiftper28uw_cbbewvxgdw">
               <w:r>
                 <w:rPr>
                   <w:rFonts w:ascii="Arial" w:cs="Arial" w:eastAsia="Arial" w:hAnsi="Arial"/>
@@ -4807,7 +4807,7 @@
                   <w:szCs w:val="16"/>
                   <w:u w:val="single" w:color="2E75B6"/>
                 </w:rPr>
-                <w:t xml:space="preserve">Trigonometric Ratios with a Calculator (Flexbook)</w:t>
+                <w:t xml:space="preserve">Trigonometric ratios in right triangles</w:t>
               </w:r>
             </w:hyperlink>
           </w:p>
@@ -4823,7 +4823,7 @@
                 <w:sz w:val="14"/>
                 <w:szCs w:val="14"/>
               </w:rPr>
-              <w:t xml:space="preserve">Source: CK-12</w:t>
+              <w:t xml:space="preserve">Source: Khan Academy (English - US curriculum)</w:t>
             </w:r>
           </w:p>
           <w:p>
@@ -4831,7 +4831,7 @@
               <w:spacing w:after="10" w:before="0"/>
               <w:ind w:left="120"/>
             </w:pPr>
-            <w:hyperlink w:history="1" r:id="rIdk33ae-outqcvf-9juha5q">
+            <w:hyperlink w:history="1" r:id="rIdbdcn4hqb9pklpgqzazdlp">
               <w:r>
                 <w:rPr>
                   <w:rFonts w:ascii="Arial" w:cs="Arial" w:eastAsia="Arial" w:hAnsi="Arial"/>
@@ -6318,7 +6318,7 @@
             <w:pPr>
               <w:spacing w:after="20" w:before="0"/>
             </w:pPr>
-            <w:hyperlink w:history="1" r:id="rIdmpoyq_fyezjphianeimta">
+            <w:hyperlink w:history="1" r:id="rIdirproijnwg6nc2fwnma-j">
               <w:r>
                 <w:rPr>
                   <w:rFonts w:ascii="Arial" w:cs="Arial" w:eastAsia="Arial" w:hAnsi="Arial"/>
@@ -6327,7 +6327,7 @@
                   <w:szCs w:val="16"/>
                   <w:u w:val="single" w:color="2E75B6"/>
                 </w:rPr>
-                <w:t xml:space="preserve">Proofs with transformations</w:t>
+                <w:t xml:space="preserve">The trig functions &amp; right triangle trig ratios</w:t>
               </w:r>
             </w:hyperlink>
           </w:p>
@@ -6351,7 +6351,7 @@
               <w:spacing w:after="10" w:before="0"/>
               <w:ind w:left="120"/>
             </w:pPr>
-            <w:hyperlink w:history="1" r:id="rIdp7otigg3_gtn9cplrwpmn">
+            <w:hyperlink w:history="1" r:id="rIdlmmjgtq5usp8a99oosnfh">
               <w:r>
                 <w:rPr>
                   <w:rFonts w:ascii="Arial" w:cs="Arial" w:eastAsia="Arial" w:hAnsi="Arial"/>
@@ -6389,14 +6389,14 @@
                 <w:sz w:val="16"/>
                 <w:szCs w:val="16"/>
               </w:rPr>
-              <w:t xml:space="preserve">📖 HTML:</w:t>
+              <w:t xml:space="preserve">📖 EXERCISE:</w:t>
             </w:r>
           </w:p>
           <w:p>
             <w:pPr>
               <w:spacing w:after="20" w:before="0"/>
             </w:pPr>
-            <w:hyperlink w:history="1" r:id="rIdbfgru2amqqowdc8shfjk2">
+            <w:hyperlink w:history="1" r:id="rId20lazbwyv9inavwvsy-yy">
               <w:r>
                 <w:rPr>
                   <w:rFonts w:ascii="Arial" w:cs="Arial" w:eastAsia="Arial" w:hAnsi="Arial"/>
@@ -6405,7 +6405,7 @@
                   <w:szCs w:val="16"/>
                   <w:u w:val="single" w:color="2E75B6"/>
                 </w:rPr>
-                <w:t xml:space="preserve">Determine and Use the Sine Ratio (Flexbook)</w:t>
+                <w:t xml:space="preserve">Trigonometric ratios in right triangles</w:t>
               </w:r>
             </w:hyperlink>
           </w:p>
@@ -6421,7 +6421,7 @@
                 <w:sz w:val="14"/>
                 <w:szCs w:val="14"/>
               </w:rPr>
-              <w:t xml:space="preserve">Source: CK-12</w:t>
+              <w:t xml:space="preserve">Source: Khan Academy (English - US curriculum)</w:t>
             </w:r>
           </w:p>
           <w:p>
@@ -6429,7 +6429,7 @@
               <w:spacing w:after="10" w:before="0"/>
               <w:ind w:left="120"/>
             </w:pPr>
-            <w:hyperlink w:history="1" r:id="rIdwwiksf_ks6k9cl1ry5i_e">
+            <w:hyperlink w:history="1" r:id="rIdtkre5ig_qnu61d3htxx-g">
               <w:r>
                 <w:rPr>
                   <w:rFonts w:ascii="Arial" w:cs="Arial" w:eastAsia="Arial" w:hAnsi="Arial"/>
@@ -6624,7 +6624,7 @@
             <w:pPr>
               <w:spacing w:after="20" w:before="0"/>
             </w:pPr>
-            <w:hyperlink w:history="1" r:id="rIdalucovggmh-q9uwwgsann">
+            <w:hyperlink w:history="1" r:id="rIdw_1kxcb5gpmjk-_coeru1">
               <w:r>
                 <w:rPr>
                   <w:rFonts w:ascii="Arial" w:cs="Arial" w:eastAsia="Arial" w:hAnsi="Arial"/>
@@ -6633,7 +6633,7 @@
                   <w:szCs w:val="16"/>
                   <w:u w:val="single" w:color="2E75B6"/>
                 </w:rPr>
-                <w:t xml:space="preserve">Proofs with transformations</w:t>
+                <w:t xml:space="preserve">Trigonometric ratios in right triangles</w:t>
               </w:r>
             </w:hyperlink>
           </w:p>
@@ -6657,7 +6657,7 @@
               <w:spacing w:after="10" w:before="0"/>
               <w:ind w:left="120"/>
             </w:pPr>
-            <w:hyperlink w:history="1" r:id="rIdldfqcxmftev_vlafkniam">
+            <w:hyperlink w:history="1" r:id="rIduwl_axwui1hbouewawsmq">
               <w:r>
                 <w:rPr>
                   <w:rFonts w:ascii="Arial" w:cs="Arial" w:eastAsia="Arial" w:hAnsi="Arial"/>
@@ -6695,14 +6695,14 @@
                 <w:sz w:val="16"/>
                 <w:szCs w:val="16"/>
               </w:rPr>
-              <w:t xml:space="preserve">📖 HTML:</w:t>
+              <w:t xml:space="preserve">📖 EXERCISE:</w:t>
             </w:r>
           </w:p>
           <w:p>
             <w:pPr>
               <w:spacing w:after="20" w:before="0"/>
             </w:pPr>
-            <w:hyperlink w:history="1" r:id="rIdjxjvmsdbjkujjvxfdasvy">
+            <w:hyperlink w:history="1" r:id="rIdvneqz26tb8ke52kcrmz7b">
               <w:r>
                 <w:rPr>
                   <w:rFonts w:ascii="Arial" w:cs="Arial" w:eastAsia="Arial" w:hAnsi="Arial"/>
@@ -6711,7 +6711,7 @@
                   <w:szCs w:val="16"/>
                   <w:u w:val="single" w:color="2E75B6"/>
                 </w:rPr>
-                <w:t xml:space="preserve">Determine and Use the Sine Ratio (Flexbook)</w:t>
+                <w:t xml:space="preserve">Trigonometric ratios in right triangles</w:t>
               </w:r>
             </w:hyperlink>
           </w:p>
@@ -6727,7 +6727,7 @@
                 <w:sz w:val="14"/>
                 <w:szCs w:val="14"/>
               </w:rPr>
-              <w:t xml:space="preserve">Source: CK-12</w:t>
+              <w:t xml:space="preserve">Source: Khan Academy (English - US curriculum)</w:t>
             </w:r>
           </w:p>
           <w:p>
@@ -6735,7 +6735,7 @@
               <w:spacing w:after="10" w:before="0"/>
               <w:ind w:left="120"/>
             </w:pPr>
-            <w:hyperlink w:history="1" r:id="rIdpv0pja9agf5flind2nqoz">
+            <w:hyperlink w:history="1" r:id="rIdztkoz3lzxaxna-qz_pr4s">
               <w:r>
                 <w:rPr>
                   <w:rFonts w:ascii="Arial" w:cs="Arial" w:eastAsia="Arial" w:hAnsi="Arial"/>
@@ -6930,7 +6930,7 @@
             <w:pPr>
               <w:spacing w:after="20" w:before="0"/>
             </w:pPr>
-            <w:hyperlink w:history="1" r:id="rIdjalnq-k08jxwz-fptkvrb">
+            <w:hyperlink w:history="1" r:id="rId7uyg6altbha3kjho6kxtz">
               <w:r>
                 <w:rPr>
                   <w:rFonts w:ascii="Arial" w:cs="Arial" w:eastAsia="Arial" w:hAnsi="Arial"/>
@@ -6939,7 +6939,7 @@
                   <w:szCs w:val="16"/>
                   <w:u w:val="single" w:color="2E75B6"/>
                 </w:rPr>
-                <w:t xml:space="preserve">Proofs with transformations</w:t>
+                <w:t xml:space="preserve">Trigonometric ratios in right triangles -dubbed(KY)</w:t>
               </w:r>
             </w:hyperlink>
           </w:p>
@@ -6955,7 +6955,7 @@
                 <w:sz w:val="14"/>
                 <w:szCs w:val="14"/>
               </w:rPr>
-              <w:t xml:space="preserve">Source: Khan Academy (English - US curriculum)</w:t>
+              <w:t xml:space="preserve">Source: Khan Academy (Kiswahili)</w:t>
             </w:r>
           </w:p>
           <w:p>
@@ -6963,7 +6963,7 @@
               <w:spacing w:after="10" w:before="0"/>
               <w:ind w:left="120"/>
             </w:pPr>
-            <w:hyperlink w:history="1" r:id="rIdibyxtur258d-qdg2zgkce">
+            <w:hyperlink w:history="1" r:id="rIdf2mv6ludaov74zboykkyw">
               <w:r>
                 <w:rPr>
                   <w:rFonts w:ascii="Arial" w:cs="Arial" w:eastAsia="Arial" w:hAnsi="Arial"/>
@@ -7001,14 +7001,14 @@
                 <w:sz w:val="16"/>
                 <w:szCs w:val="16"/>
               </w:rPr>
-              <w:t xml:space="preserve">📖 HTML:</w:t>
+              <w:t xml:space="preserve">📖 EXERCISE:</w:t>
             </w:r>
           </w:p>
           <w:p>
             <w:pPr>
               <w:spacing w:after="20" w:before="0"/>
             </w:pPr>
-            <w:hyperlink w:history="1" r:id="rIdvxyxatrofp7j6xw6j-kqn">
+            <w:hyperlink w:history="1" r:id="rIddwif6gwrjit_qsx7ylr9j">
               <w:r>
                 <w:rPr>
                   <w:rFonts w:ascii="Arial" w:cs="Arial" w:eastAsia="Arial" w:hAnsi="Arial"/>
@@ -7017,7 +7017,7 @@
                   <w:szCs w:val="16"/>
                   <w:u w:val="single" w:color="2E75B6"/>
                 </w:rPr>
-                <w:t xml:space="preserve">Determine and Use the Sine Ratio (Flexbook)</w:t>
+                <w:t xml:space="preserve">Trigonometric ratios in right triangles</w:t>
               </w:r>
             </w:hyperlink>
           </w:p>
@@ -7033,7 +7033,7 @@
                 <w:sz w:val="14"/>
                 <w:szCs w:val="14"/>
               </w:rPr>
-              <w:t xml:space="preserve">Source: CK-12</w:t>
+              <w:t xml:space="preserve">Source: Khan Academy (English - US curriculum)</w:t>
             </w:r>
           </w:p>
           <w:p>
@@ -7041,7 +7041,7 @@
               <w:spacing w:after="10" w:before="0"/>
               <w:ind w:left="120"/>
             </w:pPr>
-            <w:hyperlink w:history="1" r:id="rIddq8w0cw6cmhvze-iavz4u">
+            <w:hyperlink w:history="1" r:id="rIdnxwsqbnx_l2xwdyyvoyea">
               <w:r>
                 <w:rPr>
                   <w:rFonts w:ascii="Arial" w:cs="Arial" w:eastAsia="Arial" w:hAnsi="Arial"/>
@@ -7236,7 +7236,7 @@
             <w:pPr>
               <w:spacing w:after="20" w:before="0"/>
             </w:pPr>
-            <w:hyperlink w:history="1" r:id="rIdmiwyh0kbwcrv4_fifdjuj">
+            <w:hyperlink w:history="1" r:id="rIdft3ihtbal6hqhfg_zkmsj">
               <w:r>
                 <w:rPr>
                   <w:rFonts w:ascii="Arial" w:cs="Arial" w:eastAsia="Arial" w:hAnsi="Arial"/>
@@ -7245,7 +7245,7 @@
                   <w:szCs w:val="16"/>
                   <w:u w:val="single" w:color="2E75B6"/>
                 </w:rPr>
-                <w:t xml:space="preserve">Proofs with transformations</w:t>
+                <w:t xml:space="preserve">Finding reciprocal trig ratios</w:t>
               </w:r>
             </w:hyperlink>
           </w:p>
@@ -7269,7 +7269,7 @@
               <w:spacing w:after="10" w:before="0"/>
               <w:ind w:left="120"/>
             </w:pPr>
-            <w:hyperlink w:history="1" r:id="rIdfowejds6myj6vv8wvm638">
+            <w:hyperlink w:history="1" r:id="rIdo_kshpevprpnfalv1qhzf">
               <w:r>
                 <w:rPr>
                   <w:rFonts w:ascii="Arial" w:cs="Arial" w:eastAsia="Arial" w:hAnsi="Arial"/>
@@ -7307,14 +7307,14 @@
                 <w:sz w:val="16"/>
                 <w:szCs w:val="16"/>
               </w:rPr>
-              <w:t xml:space="preserve">📖 HTML:</w:t>
+              <w:t xml:space="preserve">📖 EXERCISE:</w:t>
             </w:r>
           </w:p>
           <w:p>
             <w:pPr>
               <w:spacing w:after="20" w:before="0"/>
             </w:pPr>
-            <w:hyperlink w:history="1" r:id="rIdqgypwrjv1oqvnpwh2ncot">
+            <w:hyperlink w:history="1" r:id="rIdq6d98rt6kivb5szoqg8zi">
               <w:r>
                 <w:rPr>
                   <w:rFonts w:ascii="Arial" w:cs="Arial" w:eastAsia="Arial" w:hAnsi="Arial"/>
@@ -7323,7 +7323,7 @@
                   <w:szCs w:val="16"/>
                   <w:u w:val="single" w:color="2E75B6"/>
                 </w:rPr>
-                <w:t xml:space="preserve">Determine and Use the Sine Ratio (Flexbook)</w:t>
+                <w:t xml:space="preserve">Trigonometric ratios in right triangles</w:t>
               </w:r>
             </w:hyperlink>
           </w:p>
@@ -7339,7 +7339,7 @@
                 <w:sz w:val="14"/>
                 <w:szCs w:val="14"/>
               </w:rPr>
-              <w:t xml:space="preserve">Source: CK-12</w:t>
+              <w:t xml:space="preserve">Source: Khan Academy (English - US curriculum)</w:t>
             </w:r>
           </w:p>
           <w:p>
@@ -7347,7 +7347,7 @@
               <w:spacing w:after="10" w:before="0"/>
               <w:ind w:left="120"/>
             </w:pPr>
-            <w:hyperlink w:history="1" r:id="rIdoqlloptklrc15t6vxl0o5">
+            <w:hyperlink w:history="1" r:id="rIdvgg1cheh_n9xszmrw1ss-">
               <w:r>
                 <w:rPr>
                   <w:rFonts w:ascii="Arial" w:cs="Arial" w:eastAsia="Arial" w:hAnsi="Arial"/>
@@ -7542,7 +7542,7 @@
             <w:pPr>
               <w:spacing w:after="20" w:before="0"/>
             </w:pPr>
-            <w:hyperlink w:history="1" r:id="rId5xmn72boeuibqrufu4rrh">
+            <w:hyperlink w:history="1" r:id="rIdt2jqj4dx51w-yyokmk9k4">
               <w:r>
                 <w:rPr>
                   <w:rFonts w:ascii="Arial" w:cs="Arial" w:eastAsia="Arial" w:hAnsi="Arial"/>
@@ -7551,7 +7551,7 @@
                   <w:szCs w:val="16"/>
                   <w:u w:val="single" w:color="2E75B6"/>
                 </w:rPr>
-                <w:t xml:space="preserve">Proofs with transformations</w:t>
+                <w:t xml:space="preserve">Solving for a side in right triangles with trigonometry</w:t>
               </w:r>
             </w:hyperlink>
           </w:p>
@@ -7575,7 +7575,7 @@
               <w:spacing w:after="10" w:before="0"/>
               <w:ind w:left="120"/>
             </w:pPr>
-            <w:hyperlink w:history="1" r:id="rIdvan5cpc4lp8wzab5qlr7p">
+            <w:hyperlink w:history="1" r:id="rIdynvizdkr9il_c015diyvq">
               <w:r>
                 <w:rPr>
                   <w:rFonts w:ascii="Arial" w:cs="Arial" w:eastAsia="Arial" w:hAnsi="Arial"/>
@@ -7613,14 +7613,14 @@
                 <w:sz w:val="16"/>
                 <w:szCs w:val="16"/>
               </w:rPr>
-              <w:t xml:space="preserve">📖 HTML:</w:t>
+              <w:t xml:space="preserve">📖 EXERCISE:</w:t>
             </w:r>
           </w:p>
           <w:p>
             <w:pPr>
               <w:spacing w:after="20" w:before="0"/>
             </w:pPr>
-            <w:hyperlink w:history="1" r:id="rIdb1nxifpvwvtm4kfji33gv">
+            <w:hyperlink w:history="1" r:id="rIdrvriywzp7iw9q6-z8tklt">
               <w:r>
                 <w:rPr>
                   <w:rFonts w:ascii="Arial" w:cs="Arial" w:eastAsia="Arial" w:hAnsi="Arial"/>
@@ -7629,7 +7629,7 @@
                   <w:szCs w:val="16"/>
                   <w:u w:val="single" w:color="2E75B6"/>
                 </w:rPr>
-                <w:t xml:space="preserve">Determine and Use the Sine Ratio (Flexbook)</w:t>
+                <w:t xml:space="preserve">Trigonometric ratios in right triangles</w:t>
               </w:r>
             </w:hyperlink>
           </w:p>
@@ -7645,7 +7645,7 @@
                 <w:sz w:val="14"/>
                 <w:szCs w:val="14"/>
               </w:rPr>
-              <w:t xml:space="preserve">Source: CK-12</w:t>
+              <w:t xml:space="preserve">Source: Khan Academy (English - US curriculum)</w:t>
             </w:r>
           </w:p>
           <w:p>
@@ -7653,7 +7653,7 @@
               <w:spacing w:after="10" w:before="0"/>
               <w:ind w:left="120"/>
             </w:pPr>
-            <w:hyperlink w:history="1" r:id="rIdct6j76ogylfb51ku_atoe">
+            <w:hyperlink w:history="1" r:id="rId8oq1gaxl6uafzpyk4lnoh">
               <w:r>
                 <w:rPr>
                   <w:rFonts w:ascii="Arial" w:cs="Arial" w:eastAsia="Arial" w:hAnsi="Arial"/>
@@ -9140,7 +9140,7 @@
             <w:pPr>
               <w:spacing w:after="20" w:before="0"/>
             </w:pPr>
-            <w:hyperlink w:history="1" r:id="rIdssmznzpkzfat66ikl3roh">
+            <w:hyperlink w:history="1" r:id="rId8swvrmwvw5ozq8q4w7bga">
               <w:r>
                 <w:rPr>
                   <w:rFonts w:ascii="Arial" w:cs="Arial" w:eastAsia="Arial" w:hAnsi="Arial"/>
@@ -9149,7 +9149,7 @@
                   <w:szCs w:val="16"/>
                   <w:u w:val="single" w:color="2E75B6"/>
                 </w:rPr>
-                <w:t xml:space="preserve">Classifying Angles as Right, Acute, or Obtuse</w:t>
+                <w:t xml:space="preserve">Solving for a side in right triangles with trigonometry</w:t>
               </w:r>
             </w:hyperlink>
           </w:p>
@@ -9165,7 +9165,7 @@
                 <w:sz w:val="14"/>
                 <w:szCs w:val="14"/>
               </w:rPr>
-              <w:t xml:space="preserve">Source: CK-12</w:t>
+              <w:t xml:space="preserve">Source: Khan Academy (English - US curriculum)</w:t>
             </w:r>
           </w:p>
           <w:p>
@@ -9173,7 +9173,7 @@
               <w:spacing w:after="10" w:before="0"/>
               <w:ind w:left="120"/>
             </w:pPr>
-            <w:hyperlink w:history="1" r:id="rIdn1g6qc_yi3_ez7hoxxg7r">
+            <w:hyperlink w:history="1" r:id="rId-k9oqkpmnxkgcwsebpetw">
               <w:r>
                 <w:rPr>
                   <w:rFonts w:ascii="Arial" w:cs="Arial" w:eastAsia="Arial" w:hAnsi="Arial"/>
@@ -9211,14 +9211,14 @@
                 <w:sz w:val="16"/>
                 <w:szCs w:val="16"/>
               </w:rPr>
-              <w:t xml:space="preserve">📖 HTML:</w:t>
+              <w:t xml:space="preserve">📖 EXERCISE:</w:t>
             </w:r>
           </w:p>
           <w:p>
             <w:pPr>
               <w:spacing w:after="20" w:before="0"/>
             </w:pPr>
-            <w:hyperlink w:history="1" r:id="rIdxzsozzlerqh5gpy_xcghw">
+            <w:hyperlink w:history="1" r:id="rId9h1ccqhbo0rgwmthuucsd">
               <w:r>
                 <w:rPr>
                   <w:rFonts w:ascii="Arial" w:cs="Arial" w:eastAsia="Arial" w:hAnsi="Arial"/>
@@ -9227,7 +9227,7 @@
                   <w:szCs w:val="16"/>
                   <w:u w:val="single" w:color="2E75B6"/>
                 </w:rPr>
-                <w:t xml:space="preserve">Determine and Use the Cosine Ratio (Flexbook)</w:t>
+                <w:t xml:space="preserve">Trigonometric ratios in right triangles</w:t>
               </w:r>
             </w:hyperlink>
           </w:p>
@@ -9243,7 +9243,7 @@
                 <w:sz w:val="14"/>
                 <w:szCs w:val="14"/>
               </w:rPr>
-              <w:t xml:space="preserve">Source: CK-12</w:t>
+              <w:t xml:space="preserve">Source: Khan Academy (English - US curriculum)</w:t>
             </w:r>
           </w:p>
           <w:p>
@@ -9251,7 +9251,7 @@
               <w:spacing w:after="10" w:before="0"/>
               <w:ind w:left="120"/>
             </w:pPr>
-            <w:hyperlink w:history="1" r:id="rId0mrnpd8pybcr2ey4bm-qw">
+            <w:hyperlink w:history="1" r:id="rIdqfqrey3pazwwoxh7ihqre">
               <w:r>
                 <w:rPr>
                   <w:rFonts w:ascii="Arial" w:cs="Arial" w:eastAsia="Arial" w:hAnsi="Arial"/>
@@ -9446,7 +9446,7 @@
             <w:pPr>
               <w:spacing w:after="20" w:before="0"/>
             </w:pPr>
-            <w:hyperlink w:history="1" r:id="rIdw8bemosnabvg8tmxkwnfz">
+            <w:hyperlink w:history="1" r:id="rIdatx7x1ewh1hfg4pxbiqsc">
               <w:r>
                 <w:rPr>
                   <w:rFonts w:ascii="Arial" w:cs="Arial" w:eastAsia="Arial" w:hAnsi="Arial"/>
@@ -9455,7 +9455,7 @@
                   <w:szCs w:val="16"/>
                   <w:u w:val="single" w:color="2E75B6"/>
                 </w:rPr>
-                <w:t xml:space="preserve">Classifying Angles as Right, Acute, or Obtuse</w:t>
+                <w:t xml:space="preserve">Trigonometric ratios in right triangles</w:t>
               </w:r>
             </w:hyperlink>
           </w:p>
@@ -9471,7 +9471,7 @@
                 <w:sz w:val="14"/>
                 <w:szCs w:val="14"/>
               </w:rPr>
-              <w:t xml:space="preserve">Source: CK-12</w:t>
+              <w:t xml:space="preserve">Source: Khan Academy (English - US curriculum)</w:t>
             </w:r>
           </w:p>
           <w:p>
@@ -9479,7 +9479,7 @@
               <w:spacing w:after="10" w:before="0"/>
               <w:ind w:left="120"/>
             </w:pPr>
-            <w:hyperlink w:history="1" r:id="rIdlggcmlnj60yfcpc55us7k">
+            <w:hyperlink w:history="1" r:id="rIdg1_w8guert9ryhod4q30s">
               <w:r>
                 <w:rPr>
                   <w:rFonts w:ascii="Arial" w:cs="Arial" w:eastAsia="Arial" w:hAnsi="Arial"/>
@@ -9517,14 +9517,14 @@
                 <w:sz w:val="16"/>
                 <w:szCs w:val="16"/>
               </w:rPr>
-              <w:t xml:space="preserve">📖 HTML:</w:t>
+              <w:t xml:space="preserve">📖 EXERCISE:</w:t>
             </w:r>
           </w:p>
           <w:p>
             <w:pPr>
               <w:spacing w:after="20" w:before="0"/>
             </w:pPr>
-            <w:hyperlink w:history="1" r:id="rId6bpt6u1d_jz0vysst7zgy">
+            <w:hyperlink w:history="1" r:id="rIdnzespwrfdj5bbkpmdjlxx">
               <w:r>
                 <w:rPr>
                   <w:rFonts w:ascii="Arial" w:cs="Arial" w:eastAsia="Arial" w:hAnsi="Arial"/>
@@ -9533,7 +9533,7 @@
                   <w:szCs w:val="16"/>
                   <w:u w:val="single" w:color="2E75B6"/>
                 </w:rPr>
-                <w:t xml:space="preserve">Determine and Use the Cosine Ratio (Flexbook)</w:t>
+                <w:t xml:space="preserve">Relate ratios in right triangles</w:t>
               </w:r>
             </w:hyperlink>
           </w:p>
@@ -9549,7 +9549,7 @@
                 <w:sz w:val="14"/>
                 <w:szCs w:val="14"/>
               </w:rPr>
-              <w:t xml:space="preserve">Source: CK-12</w:t>
+              <w:t xml:space="preserve">Source: Khan Academy (English - US curriculum)</w:t>
             </w:r>
           </w:p>
           <w:p>
@@ -9557,7 +9557,7 @@
               <w:spacing w:after="10" w:before="0"/>
               <w:ind w:left="120"/>
             </w:pPr>
-            <w:hyperlink w:history="1" r:id="rIdig4klyeu6d7no_o65hbis">
+            <w:hyperlink w:history="1" r:id="rIduph72ndzf2ztef87dkdc1">
               <w:r>
                 <w:rPr>
                   <w:rFonts w:ascii="Arial" w:cs="Arial" w:eastAsia="Arial" w:hAnsi="Arial"/>
@@ -9752,7 +9752,7 @@
             <w:pPr>
               <w:spacing w:after="20" w:before="0"/>
             </w:pPr>
-            <w:hyperlink w:history="1" r:id="rId0dsg7go7i190x8jhtdxvs">
+            <w:hyperlink w:history="1" r:id="rIdqmsf_amy9xsp6kdquztap">
               <w:r>
                 <w:rPr>
                   <w:rFonts w:ascii="Arial" w:cs="Arial" w:eastAsia="Arial" w:hAnsi="Arial"/>
@@ -9761,7 +9761,7 @@
                   <w:szCs w:val="16"/>
                   <w:u w:val="single" w:color="2E75B6"/>
                 </w:rPr>
-                <w:t xml:space="preserve">Classifying Angles as Right, Acute, or Obtuse</w:t>
+                <w:t xml:space="preserve">Trigonometric ratios in right triangles -dubbed(KY)</w:t>
               </w:r>
             </w:hyperlink>
           </w:p>
@@ -9777,7 +9777,7 @@
                 <w:sz w:val="14"/>
                 <w:szCs w:val="14"/>
               </w:rPr>
-              <w:t xml:space="preserve">Source: CK-12</w:t>
+              <w:t xml:space="preserve">Source: Khan Academy (Kiswahili)</w:t>
             </w:r>
           </w:p>
           <w:p>
@@ -9785,7 +9785,7 @@
               <w:spacing w:after="10" w:before="0"/>
               <w:ind w:left="120"/>
             </w:pPr>
-            <w:hyperlink w:history="1" r:id="rId3et8hwcpwmuigi0mllgjx">
+            <w:hyperlink w:history="1" r:id="rId-wluomkgy-icn3ze1xuft">
               <w:r>
                 <w:rPr>
                   <w:rFonts w:ascii="Arial" w:cs="Arial" w:eastAsia="Arial" w:hAnsi="Arial"/>
@@ -9823,14 +9823,14 @@
                 <w:sz w:val="16"/>
                 <w:szCs w:val="16"/>
               </w:rPr>
-              <w:t xml:space="preserve">📖 HTML:</w:t>
+              <w:t xml:space="preserve">📖 EXERCISE:</w:t>
             </w:r>
           </w:p>
           <w:p>
             <w:pPr>
               <w:spacing w:after="20" w:before="0"/>
             </w:pPr>
-            <w:hyperlink w:history="1" r:id="rIdnjmcugxfverkyhtafxn-x">
+            <w:hyperlink w:history="1" r:id="rIdzzxxhn_xdlrjwjaxtdmyz">
               <w:r>
                 <w:rPr>
                   <w:rFonts w:ascii="Arial" w:cs="Arial" w:eastAsia="Arial" w:hAnsi="Arial"/>
@@ -9839,7 +9839,7 @@
                   <w:szCs w:val="16"/>
                   <w:u w:val="single" w:color="2E75B6"/>
                 </w:rPr>
-                <w:t xml:space="preserve">Determine and Use the Cosine Ratio (Flexbook)</w:t>
+                <w:t xml:space="preserve">Trigonometric ratios in right triangles</w:t>
               </w:r>
             </w:hyperlink>
           </w:p>
@@ -9855,7 +9855,7 @@
                 <w:sz w:val="14"/>
                 <w:szCs w:val="14"/>
               </w:rPr>
-              <w:t xml:space="preserve">Source: CK-12</w:t>
+              <w:t xml:space="preserve">Source: Khan Academy (English - US curriculum)</w:t>
             </w:r>
           </w:p>
           <w:p>
@@ -9863,7 +9863,7 @@
               <w:spacing w:after="10" w:before="0"/>
               <w:ind w:left="120"/>
             </w:pPr>
-            <w:hyperlink w:history="1" r:id="rIdxwnybcvrkl3o0wgfy5bxt">
+            <w:hyperlink w:history="1" r:id="rIdz-glqszv5wwp2fdqcl4jk">
               <w:r>
                 <w:rPr>
                   <w:rFonts w:ascii="Arial" w:cs="Arial" w:eastAsia="Arial" w:hAnsi="Arial"/>
@@ -10058,7 +10058,7 @@
             <w:pPr>
               <w:spacing w:after="20" w:before="0"/>
             </w:pPr>
-            <w:hyperlink w:history="1" r:id="rIddc35qoxwxhnivsalcwcmh">
+            <w:hyperlink w:history="1" r:id="rIdus0l3p1mfsidun1fjv25a">
               <w:r>
                 <w:rPr>
                   <w:rFonts w:ascii="Arial" w:cs="Arial" w:eastAsia="Arial" w:hAnsi="Arial"/>
@@ -10067,7 +10067,7 @@
                   <w:szCs w:val="16"/>
                   <w:u w:val="single" w:color="2E75B6"/>
                 </w:rPr>
-                <w:t xml:space="preserve">Classifying Angles as Right, Acute, or Obtuse</w:t>
+                <w:t xml:space="preserve">The trig functions &amp; right triangle trig ratios</w:t>
               </w:r>
             </w:hyperlink>
           </w:p>
@@ -10083,7 +10083,7 @@
                 <w:sz w:val="14"/>
                 <w:szCs w:val="14"/>
               </w:rPr>
-              <w:t xml:space="preserve">Source: CK-12</w:t>
+              <w:t xml:space="preserve">Source: Khan Academy (English - US curriculum)</w:t>
             </w:r>
           </w:p>
           <w:p>
@@ -10091,7 +10091,7 @@
               <w:spacing w:after="10" w:before="0"/>
               <w:ind w:left="120"/>
             </w:pPr>
-            <w:hyperlink w:history="1" r:id="rIdmguoktrr9vt3wgqok7k71">
+            <w:hyperlink w:history="1" r:id="rIdrtm5c05ewshkkuhmj2d04">
               <w:r>
                 <w:rPr>
                   <w:rFonts w:ascii="Arial" w:cs="Arial" w:eastAsia="Arial" w:hAnsi="Arial"/>
@@ -10129,14 +10129,14 @@
                 <w:sz w:val="16"/>
                 <w:szCs w:val="16"/>
               </w:rPr>
-              <w:t xml:space="preserve">📖 HTML:</w:t>
+              <w:t xml:space="preserve">📖 EXERCISE:</w:t>
             </w:r>
           </w:p>
           <w:p>
             <w:pPr>
               <w:spacing w:after="20" w:before="0"/>
             </w:pPr>
-            <w:hyperlink w:history="1" r:id="rIdsxwzpmgcrggwmerlwamoy">
+            <w:hyperlink w:history="1" r:id="rIdgubsfu8-io_hqlql_sdvq">
               <w:r>
                 <w:rPr>
                   <w:rFonts w:ascii="Arial" w:cs="Arial" w:eastAsia="Arial" w:hAnsi="Arial"/>
@@ -10145,7 +10145,7 @@
                   <w:szCs w:val="16"/>
                   <w:u w:val="single" w:color="2E75B6"/>
                 </w:rPr>
-                <w:t xml:space="preserve">Determine and Use the Cosine Ratio (Flexbook)</w:t>
+                <w:t xml:space="preserve">Trigonometric ratios in right triangles</w:t>
               </w:r>
             </w:hyperlink>
           </w:p>
@@ -10161,7 +10161,7 @@
                 <w:sz w:val="14"/>
                 <w:szCs w:val="14"/>
               </w:rPr>
-              <w:t xml:space="preserve">Source: CK-12</w:t>
+              <w:t xml:space="preserve">Source: Khan Academy (English - US curriculum)</w:t>
             </w:r>
           </w:p>
           <w:p>
@@ -10169,7 +10169,7 @@
               <w:spacing w:after="10" w:before="0"/>
               <w:ind w:left="120"/>
             </w:pPr>
-            <w:hyperlink w:history="1" r:id="rIdkcmoc8xfwglfokjs9_kz_">
+            <w:hyperlink w:history="1" r:id="rIdibjcgsognmjjwkhlepukr">
               <w:r>
                 <w:rPr>
                   <w:rFonts w:ascii="Arial" w:cs="Arial" w:eastAsia="Arial" w:hAnsi="Arial"/>
@@ -10364,7 +10364,7 @@
             <w:pPr>
               <w:spacing w:after="20" w:before="0"/>
             </w:pPr>
-            <w:hyperlink w:history="1" r:id="rIdl-ti5n55gexo5cxjrsb3n">
+            <w:hyperlink w:history="1" r:id="rId6om40bnbtwrycnndqwyno">
               <w:r>
                 <w:rPr>
                   <w:rFonts w:ascii="Arial" w:cs="Arial" w:eastAsia="Arial" w:hAnsi="Arial"/>
@@ -10373,7 +10373,7 @@
                   <w:szCs w:val="16"/>
                   <w:u w:val="single" w:color="2E75B6"/>
                 </w:rPr>
-                <w:t xml:space="preserve">Classifying Angles as Right, Acute, or Obtuse</w:t>
+                <w:t xml:space="preserve">Finding reciprocal trig ratios</w:t>
               </w:r>
             </w:hyperlink>
           </w:p>
@@ -10389,7 +10389,7 @@
                 <w:sz w:val="14"/>
                 <w:szCs w:val="14"/>
               </w:rPr>
-              <w:t xml:space="preserve">Source: CK-12</w:t>
+              <w:t xml:space="preserve">Source: Khan Academy (English - US curriculum)</w:t>
             </w:r>
           </w:p>
           <w:p>
@@ -10397,7 +10397,7 @@
               <w:spacing w:after="10" w:before="0"/>
               <w:ind w:left="120"/>
             </w:pPr>
-            <w:hyperlink w:history="1" r:id="rIdaw0n0vncmm6jhndvl2y9x">
+            <w:hyperlink w:history="1" r:id="rId14s0zbnonh1stv9f8_c1s">
               <w:r>
                 <w:rPr>
                   <w:rFonts w:ascii="Arial" w:cs="Arial" w:eastAsia="Arial" w:hAnsi="Arial"/>
@@ -10435,14 +10435,14 @@
                 <w:sz w:val="16"/>
                 <w:szCs w:val="16"/>
               </w:rPr>
-              <w:t xml:space="preserve">📖 HTML:</w:t>
+              <w:t xml:space="preserve">📖 EXERCISE:</w:t>
             </w:r>
           </w:p>
           <w:p>
             <w:pPr>
               <w:spacing w:after="20" w:before="0"/>
             </w:pPr>
-            <w:hyperlink w:history="1" r:id="rIdd_ivwg07ayoko51kslqpx">
+            <w:hyperlink w:history="1" r:id="rIdyzllslfwpxiesxa5at_yb">
               <w:r>
                 <w:rPr>
                   <w:rFonts w:ascii="Arial" w:cs="Arial" w:eastAsia="Arial" w:hAnsi="Arial"/>
@@ -10451,7 +10451,7 @@
                   <w:szCs w:val="16"/>
                   <w:u w:val="single" w:color="2E75B6"/>
                 </w:rPr>
-                <w:t xml:space="preserve">Determine and Use the Cosine Ratio (Flexbook)</w:t>
+                <w:t xml:space="preserve">Trigonometric ratios in right triangles</w:t>
               </w:r>
             </w:hyperlink>
           </w:p>
@@ -10467,7 +10467,7 @@
                 <w:sz w:val="14"/>
                 <w:szCs w:val="14"/>
               </w:rPr>
-              <w:t xml:space="preserve">Source: CK-12</w:t>
+              <w:t xml:space="preserve">Source: Khan Academy (English - US curriculum)</w:t>
             </w:r>
           </w:p>
           <w:p>
@@ -10475,7 +10475,7 @@
               <w:spacing w:after="10" w:before="0"/>
               <w:ind w:left="120"/>
             </w:pPr>
-            <w:hyperlink w:history="1" r:id="rIdyrdlhql_brf9gfn6jfplb">
+            <w:hyperlink w:history="1" r:id="rIdosp8du0l-rwpbwki_sj8s">
               <w:r>
                 <w:rPr>
                   <w:rFonts w:ascii="Arial" w:cs="Arial" w:eastAsia="Arial" w:hAnsi="Arial"/>
@@ -11962,7 +11962,7 @@
             <w:pPr>
               <w:spacing w:after="20" w:before="0"/>
             </w:pPr>
-            <w:hyperlink w:history="1" r:id="rIdvtor8ci_lwd_nfzk1bi1z">
+            <w:hyperlink w:history="1" r:id="rIdxp2ldyz8p_azfsivgzv17">
               <w:r>
                 <w:rPr>
                   <w:rFonts w:ascii="Arial" w:cs="Arial" w:eastAsia="Arial" w:hAnsi="Arial"/>
@@ -11971,7 +11971,7 @@
                   <w:szCs w:val="16"/>
                   <w:u w:val="single" w:color="2E75B6"/>
                 </w:rPr>
-                <w:t xml:space="preserve">Trigonometry Word Problems Principles - Basic</w:t>
+                <w:t xml:space="preserve">Finding reciprocal trig ratios</w:t>
               </w:r>
             </w:hyperlink>
           </w:p>
@@ -11987,7 +11987,7 @@
                 <w:sz w:val="14"/>
                 <w:szCs w:val="14"/>
               </w:rPr>
-              <w:t xml:space="preserve">Source: CK-12</w:t>
+              <w:t xml:space="preserve">Source: Khan Academy (English - US curriculum)</w:t>
             </w:r>
           </w:p>
           <w:p>
@@ -11995,7 +11995,7 @@
               <w:spacing w:after="10" w:before="0"/>
               <w:ind w:left="120"/>
             </w:pPr>
-            <w:hyperlink w:history="1" r:id="rIdyseoqw53ndesrbgzf8-sq">
+            <w:hyperlink w:history="1" r:id="rIdu-ggqzidsi-xh24nlqdpw">
               <w:r>
                 <w:rPr>
                   <w:rFonts w:ascii="Arial" w:cs="Arial" w:eastAsia="Arial" w:hAnsi="Arial"/>
@@ -12033,14 +12033,14 @@
                 <w:sz w:val="16"/>
                 <w:szCs w:val="16"/>
               </w:rPr>
-              <w:t xml:space="preserve">📖 HTML:</w:t>
+              <w:t xml:space="preserve">📖 EXERCISE:</w:t>
             </w:r>
           </w:p>
           <w:p>
             <w:pPr>
               <w:spacing w:after="20" w:before="0"/>
             </w:pPr>
-            <w:hyperlink w:history="1" r:id="rIdfpginssrlcxrtpgi_wckx">
+            <w:hyperlink w:history="1" r:id="rIdxbi001xp-903wfccxk1dc">
               <w:r>
                 <w:rPr>
                   <w:rFonts w:ascii="Arial" w:cs="Arial" w:eastAsia="Arial" w:hAnsi="Arial"/>
@@ -12049,7 +12049,7 @@
                   <w:szCs w:val="16"/>
                   <w:u w:val="single" w:color="2E75B6"/>
                 </w:rPr>
-                <w:t xml:space="preserve">Trigonometry Word Problems (Flexbook)</w:t>
+                <w:t xml:space="preserve">Trigonometric ratios in right triangles</w:t>
               </w:r>
             </w:hyperlink>
           </w:p>
@@ -12065,7 +12065,7 @@
                 <w:sz w:val="14"/>
                 <w:szCs w:val="14"/>
               </w:rPr>
-              <w:t xml:space="preserve">Source: CK-12</w:t>
+              <w:t xml:space="preserve">Source: Khan Academy (English - US curriculum)</w:t>
             </w:r>
           </w:p>
           <w:p>
@@ -12073,7 +12073,7 @@
               <w:spacing w:after="10" w:before="0"/>
               <w:ind w:left="120"/>
             </w:pPr>
-            <w:hyperlink w:history="1" r:id="rIdoehnju4yfhw2fttw_xxfq">
+            <w:hyperlink w:history="1" r:id="rId3_no5zarl14isux5yair3">
               <w:r>
                 <w:rPr>
                   <w:rFonts w:ascii="Arial" w:cs="Arial" w:eastAsia="Arial" w:hAnsi="Arial"/>
@@ -12268,7 +12268,7 @@
             <w:pPr>
               <w:spacing w:after="20" w:before="0"/>
             </w:pPr>
-            <w:hyperlink w:history="1" r:id="rId8ic0btejvs74dorr3qfvs">
+            <w:hyperlink w:history="1" r:id="rIdtwrzqs3hkmhoeoxegwnwv">
               <w:r>
                 <w:rPr>
                   <w:rFonts w:ascii="Arial" w:cs="Arial" w:eastAsia="Arial" w:hAnsi="Arial"/>
@@ -12277,7 +12277,7 @@
                   <w:szCs w:val="16"/>
                   <w:u w:val="single" w:color="2E75B6"/>
                 </w:rPr>
-                <w:t xml:space="preserve">Trigonometry Word Problems Principles - Basic</w:t>
+                <w:t xml:space="preserve">Intro to the trigonometric ratios</w:t>
               </w:r>
             </w:hyperlink>
           </w:p>
@@ -12293,7 +12293,7 @@
                 <w:sz w:val="14"/>
                 <w:szCs w:val="14"/>
               </w:rPr>
-              <w:t xml:space="preserve">Source: CK-12</w:t>
+              <w:t xml:space="preserve">Source: Khan Academy (Kiswahili)</w:t>
             </w:r>
           </w:p>
           <w:p>
@@ -12301,7 +12301,7 @@
               <w:spacing w:after="10" w:before="0"/>
               <w:ind w:left="120"/>
             </w:pPr>
-            <w:hyperlink w:history="1" r:id="rIdyjz4cpzvkvyrn0jpvvzr2">
+            <w:hyperlink w:history="1" r:id="rId41merh27a6f3whjlaqwlg">
               <w:r>
                 <w:rPr>
                   <w:rFonts w:ascii="Arial" w:cs="Arial" w:eastAsia="Arial" w:hAnsi="Arial"/>
@@ -12339,14 +12339,14 @@
                 <w:sz w:val="16"/>
                 <w:szCs w:val="16"/>
               </w:rPr>
-              <w:t xml:space="preserve">📖 HTML:</w:t>
+              <w:t xml:space="preserve">📖 EXERCISE:</w:t>
             </w:r>
           </w:p>
           <w:p>
             <w:pPr>
               <w:spacing w:after="20" w:before="0"/>
             </w:pPr>
-            <w:hyperlink w:history="1" r:id="rIdaj7dwmjn4mdmpzjpuyebw">
+            <w:hyperlink w:history="1" r:id="rId1mhsoxilhe0s_av0hxjds">
               <w:r>
                 <w:rPr>
                   <w:rFonts w:ascii="Arial" w:cs="Arial" w:eastAsia="Arial" w:hAnsi="Arial"/>
@@ -12355,7 +12355,7 @@
                   <w:szCs w:val="16"/>
                   <w:u w:val="single" w:color="2E75B6"/>
                 </w:rPr>
-                <w:t xml:space="preserve">Trigonometry Word Problems (Flexbook)</w:t>
+                <w:t xml:space="preserve">Trigonometric ratios in right triangles</w:t>
               </w:r>
             </w:hyperlink>
           </w:p>
@@ -12371,7 +12371,7 @@
                 <w:sz w:val="14"/>
                 <w:szCs w:val="14"/>
               </w:rPr>
-              <w:t xml:space="preserve">Source: CK-12</w:t>
+              <w:t xml:space="preserve">Source: Khan Academy (English - US curriculum)</w:t>
             </w:r>
           </w:p>
           <w:p>
@@ -12379,7 +12379,7 @@
               <w:spacing w:after="10" w:before="0"/>
               <w:ind w:left="120"/>
             </w:pPr>
-            <w:hyperlink w:history="1" r:id="rIdbkrciysc10ghxhpds8ocf">
+            <w:hyperlink w:history="1" r:id="rIdxeesjv81ixsthrliqkf1c">
               <w:r>
                 <w:rPr>
                   <w:rFonts w:ascii="Arial" w:cs="Arial" w:eastAsia="Arial" w:hAnsi="Arial"/>
@@ -12650,7 +12650,7 @@
             <w:pPr>
               <w:spacing w:after="20" w:before="0"/>
             </w:pPr>
-            <w:hyperlink w:history="1" r:id="rIdi4npt_0oviceyblfkhrqt">
+            <w:hyperlink w:history="1" r:id="rIdmkg25awmzyr8uot4sprhw">
               <w:r>
                 <w:rPr>
                   <w:rFonts w:ascii="Arial" w:cs="Arial" w:eastAsia="Arial" w:hAnsi="Arial"/>
@@ -12659,7 +12659,7 @@
                   <w:szCs w:val="16"/>
                   <w:u w:val="single" w:color="2E75B6"/>
                 </w:rPr>
-                <w:t xml:space="preserve">Trigonometry Word Problems Principles - Basic</w:t>
+                <w:t xml:space="preserve">Proof of the tangent angle sum and difference identities</w:t>
               </w:r>
             </w:hyperlink>
           </w:p>
@@ -12675,7 +12675,7 @@
                 <w:sz w:val="14"/>
                 <w:szCs w:val="14"/>
               </w:rPr>
-              <w:t xml:space="preserve">Source: CK-12</w:t>
+              <w:t xml:space="preserve">Source: Khan Academy (English - US curriculum)</w:t>
             </w:r>
           </w:p>
           <w:p>
@@ -12683,7 +12683,7 @@
               <w:spacing w:after="10" w:before="0"/>
               <w:ind w:left="120"/>
             </w:pPr>
-            <w:hyperlink w:history="1" r:id="rIdfnlxnemngrgzemfu9ogfx">
+            <w:hyperlink w:history="1" r:id="rIdhs6hvgulunubryxkdfdq0">
               <w:r>
                 <w:rPr>
                   <w:rFonts w:ascii="Arial" w:cs="Arial" w:eastAsia="Arial" w:hAnsi="Arial"/>
@@ -12721,14 +12721,14 @@
                 <w:sz w:val="16"/>
                 <w:szCs w:val="16"/>
               </w:rPr>
-              <w:t xml:space="preserve">📖 HTML:</w:t>
+              <w:t xml:space="preserve">📖 EXERCISE:</w:t>
             </w:r>
           </w:p>
           <w:p>
             <w:pPr>
               <w:spacing w:after="20" w:before="0"/>
             </w:pPr>
-            <w:hyperlink w:history="1" r:id="rIdb7t3vnny57v4xuff-mpnx">
+            <w:hyperlink w:history="1" r:id="rIdhgktwqwgfab8tcw-lh7vz">
               <w:r>
                 <w:rPr>
                   <w:rFonts w:ascii="Arial" w:cs="Arial" w:eastAsia="Arial" w:hAnsi="Arial"/>
@@ -12737,7 +12737,7 @@
                   <w:szCs w:val="16"/>
                   <w:u w:val="single" w:color="2E75B6"/>
                 </w:rPr>
-                <w:t xml:space="preserve">Trigonometry Word Problems (Flexbook)</w:t>
+                <w:t xml:space="preserve">Trigonometric ratios in right triangles</w:t>
               </w:r>
             </w:hyperlink>
           </w:p>
@@ -12753,7 +12753,7 @@
                 <w:sz w:val="14"/>
                 <w:szCs w:val="14"/>
               </w:rPr>
-              <w:t xml:space="preserve">Source: CK-12</w:t>
+              <w:t xml:space="preserve">Source: Khan Academy (English - US curriculum)</w:t>
             </w:r>
           </w:p>
           <w:p>
@@ -12761,7 +12761,7 @@
               <w:spacing w:after="10" w:before="0"/>
               <w:ind w:left="120"/>
             </w:pPr>
-            <w:hyperlink w:history="1" r:id="rIddqp76syvpmz6uwco_fwh0">
+            <w:hyperlink w:history="1" r:id="rId80qizvb7lvskkkrpalzoi">
               <w:r>
                 <w:rPr>
                   <w:rFonts w:ascii="Arial" w:cs="Arial" w:eastAsia="Arial" w:hAnsi="Arial"/>
@@ -13108,7 +13108,7 @@
             <w:pPr>
               <w:spacing w:after="20" w:before="0"/>
             </w:pPr>
-            <w:hyperlink w:history="1" r:id="rId8wzjhpacivjnujsa_9r4o">
+            <w:hyperlink w:history="1" r:id="rId8ocwoxqeqbwkz-ihv7rgs">
               <w:r>
                 <w:rPr>
                   <w:rFonts w:ascii="Arial" w:cs="Arial" w:eastAsia="Arial" w:hAnsi="Arial"/>
@@ -13117,7 +13117,7 @@
                   <w:szCs w:val="16"/>
                   <w:u w:val="single" w:color="2E75B6"/>
                 </w:rPr>
-                <w:t xml:space="preserve">Trigonometry Word Problems Principles - Basic</w:t>
+                <w:t xml:space="preserve">Trigonometry review</w:t>
               </w:r>
             </w:hyperlink>
           </w:p>
@@ -13133,7 +13133,7 @@
                 <w:sz w:val="14"/>
                 <w:szCs w:val="14"/>
               </w:rPr>
-              <w:t xml:space="preserve">Source: CK-12</w:t>
+              <w:t xml:space="preserve">Source: Khan Academy (English - US curriculum)</w:t>
             </w:r>
           </w:p>
           <w:p>
@@ -13141,7 +13141,7 @@
               <w:spacing w:after="10" w:before="0"/>
               <w:ind w:left="120"/>
             </w:pPr>
-            <w:hyperlink w:history="1" r:id="rId_yyqkayjecg2fixgzaxpr">
+            <w:hyperlink w:history="1" r:id="rIdxyt_m6p_mddkfpsuqxb8p">
               <w:r>
                 <w:rPr>
                   <w:rFonts w:ascii="Arial" w:cs="Arial" w:eastAsia="Arial" w:hAnsi="Arial"/>
@@ -13179,14 +13179,14 @@
                 <w:sz w:val="16"/>
                 <w:szCs w:val="16"/>
               </w:rPr>
-              <w:t xml:space="preserve">📖 HTML:</w:t>
+              <w:t xml:space="preserve">📖 EXERCISE:</w:t>
             </w:r>
           </w:p>
           <w:p>
             <w:pPr>
               <w:spacing w:after="20" w:before="0"/>
             </w:pPr>
-            <w:hyperlink w:history="1" r:id="rIdlc-eggz_iinwy-tnwhngu">
+            <w:hyperlink w:history="1" r:id="rIdp0xmnjhoficxegjgqjx3x">
               <w:r>
                 <w:rPr>
                   <w:rFonts w:ascii="Arial" w:cs="Arial" w:eastAsia="Arial" w:hAnsi="Arial"/>
@@ -13195,7 +13195,7 @@
                   <w:szCs w:val="16"/>
                   <w:u w:val="single" w:color="2E75B6"/>
                 </w:rPr>
-                <w:t xml:space="preserve">Trigonometry Word Problems (Flexbook)</w:t>
+                <w:t xml:space="preserve">Trigonometric ratios in right triangles</w:t>
               </w:r>
             </w:hyperlink>
           </w:p>
@@ -13211,7 +13211,7 @@
                 <w:sz w:val="14"/>
                 <w:szCs w:val="14"/>
               </w:rPr>
-              <w:t xml:space="preserve">Source: CK-12</w:t>
+              <w:t xml:space="preserve">Source: Khan Academy (English - US curriculum)</w:t>
             </w:r>
           </w:p>
           <w:p>
@@ -13219,7 +13219,7 @@
               <w:spacing w:after="10" w:before="0"/>
               <w:ind w:left="120"/>
             </w:pPr>
-            <w:hyperlink w:history="1" r:id="rIdp2znrq2ksfgljuvcjjcl-">
+            <w:hyperlink w:history="1" r:id="rIdi7hcx5tk0hbbof2nuh2s6">
               <w:r>
                 <w:rPr>
                   <w:rFonts w:ascii="Arial" w:cs="Arial" w:eastAsia="Arial" w:hAnsi="Arial"/>
@@ -13414,7 +13414,7 @@
             <w:pPr>
               <w:spacing w:after="20" w:before="0"/>
             </w:pPr>
-            <w:hyperlink w:history="1" r:id="rIdgs8u-xb1r6kifvvswqdub">
+            <w:hyperlink w:history="1" r:id="rIdipzvwckshzbtz3pmo64g5">
               <w:r>
                 <w:rPr>
                   <w:rFonts w:ascii="Arial" w:cs="Arial" w:eastAsia="Arial" w:hAnsi="Arial"/>
@@ -13423,7 +13423,7 @@
                   <w:szCs w:val="16"/>
                   <w:u w:val="single" w:color="2E75B6"/>
                 </w:rPr>
-                <w:t xml:space="preserve">Trigonometry Word Problems Principles - Basic</w:t>
+                <w:t xml:space="preserve">Solving for a side in right triangles with trigonometry</w:t>
               </w:r>
             </w:hyperlink>
           </w:p>
@@ -13439,7 +13439,7 @@
                 <w:sz w:val="14"/>
                 <w:szCs w:val="14"/>
               </w:rPr>
-              <w:t xml:space="preserve">Source: CK-12</w:t>
+              <w:t xml:space="preserve">Source: Khan Academy (English - US curriculum)</w:t>
             </w:r>
           </w:p>
           <w:p>
@@ -13447,7 +13447,7 @@
               <w:spacing w:after="10" w:before="0"/>
               <w:ind w:left="120"/>
             </w:pPr>
-            <w:hyperlink w:history="1" r:id="rIdghumybimd6g2jlpg0qtro">
+            <w:hyperlink w:history="1" r:id="rId1q4zdf60leeuwf-duq63k">
               <w:r>
                 <w:rPr>
                   <w:rFonts w:ascii="Arial" w:cs="Arial" w:eastAsia="Arial" w:hAnsi="Arial"/>
@@ -13485,14 +13485,14 @@
                 <w:sz w:val="16"/>
                 <w:szCs w:val="16"/>
               </w:rPr>
-              <w:t xml:space="preserve">📖 HTML:</w:t>
+              <w:t xml:space="preserve">📖 EXERCISE:</w:t>
             </w:r>
           </w:p>
           <w:p>
             <w:pPr>
               <w:spacing w:after="20" w:before="0"/>
             </w:pPr>
-            <w:hyperlink w:history="1" r:id="rIdsp8fl6dt17ye3a6myscq7">
+            <w:hyperlink w:history="1" r:id="rIdrznozkkpbqavraxyeyn4c">
               <w:r>
                 <w:rPr>
                   <w:rFonts w:ascii="Arial" w:cs="Arial" w:eastAsia="Arial" w:hAnsi="Arial"/>
@@ -13501,7 +13501,7 @@
                   <w:szCs w:val="16"/>
                   <w:u w:val="single" w:color="2E75B6"/>
                 </w:rPr>
-                <w:t xml:space="preserve">Trigonometry Word Problems (Flexbook)</w:t>
+                <w:t xml:space="preserve">Trigonometric ratios in right triangles</w:t>
               </w:r>
             </w:hyperlink>
           </w:p>
@@ -13517,7 +13517,7 @@
                 <w:sz w:val="14"/>
                 <w:szCs w:val="14"/>
               </w:rPr>
-              <w:t xml:space="preserve">Source: CK-12</w:t>
+              <w:t xml:space="preserve">Source: Khan Academy (English - US curriculum)</w:t>
             </w:r>
           </w:p>
           <w:p>
@@ -13525,7 +13525,7 @@
               <w:spacing w:after="10" w:before="0"/>
               <w:ind w:left="120"/>
             </w:pPr>
-            <w:hyperlink w:history="1" r:id="rId64u81rotyuoyy0qokf_fi">
+            <w:hyperlink w:history="1" r:id="rIdiz5yb5mmc2qzviyx56g8c">
               <w:r>
                 <w:rPr>
                   <w:rFonts w:ascii="Arial" w:cs="Arial" w:eastAsia="Arial" w:hAnsi="Arial"/>
@@ -15012,7 +15012,7 @@
             <w:pPr>
               <w:spacing w:after="20" w:before="0"/>
             </w:pPr>
-            <w:hyperlink w:history="1" r:id="rIdia5ficdcjnxlrzcrfqw2y">
+            <w:hyperlink w:history="1" r:id="rIdj3sbkcykfb0-5qxedfzbw">
               <w:r>
                 <w:rPr>
                   <w:rFonts w:ascii="Arial" w:cs="Arial" w:eastAsia="Arial" w:hAnsi="Arial"/>
@@ -15021,7 +15021,7 @@
                   <w:szCs w:val="16"/>
                   <w:u w:val="single" w:color="2E75B6"/>
                 </w:rPr>
-                <w:t xml:space="preserve">Graph of y=tan(x)</w:t>
+                <w:t xml:space="preserve">The trig functions &amp; right triangle trig ratios</w:t>
               </w:r>
             </w:hyperlink>
           </w:p>
@@ -15045,7 +15045,7 @@
               <w:spacing w:after="10" w:before="0"/>
               <w:ind w:left="120"/>
             </w:pPr>
-            <w:hyperlink w:history="1" r:id="rIdlxk7cfajmhnf3mkhntm4u">
+            <w:hyperlink w:history="1" r:id="rIdpxnq9b1kxsqzs_573o3cp">
               <w:r>
                 <w:rPr>
                   <w:rFonts w:ascii="Arial" w:cs="Arial" w:eastAsia="Arial" w:hAnsi="Arial"/>
@@ -15083,14 +15083,14 @@
                 <w:sz w:val="16"/>
                 <w:szCs w:val="16"/>
               </w:rPr>
-              <w:t xml:space="preserve">📖 HTML:</w:t>
+              <w:t xml:space="preserve">📖 EXERCISE:</w:t>
             </w:r>
           </w:p>
           <w:p>
             <w:pPr>
               <w:spacing w:after="20" w:before="0"/>
             </w:pPr>
-            <w:hyperlink w:history="1" r:id="rIdty3rml7rs5lumelzmetok">
+            <w:hyperlink w:history="1" r:id="rIddstkghy8w_7wpdnq_znnb">
               <w:r>
                 <w:rPr>
                   <w:rFonts w:ascii="Arial" w:cs="Arial" w:eastAsia="Arial" w:hAnsi="Arial"/>
@@ -15099,7 +15099,7 @@
                   <w:szCs w:val="16"/>
                   <w:u w:val="single" w:color="2E75B6"/>
                 </w:rPr>
-                <w:t xml:space="preserve">Trigonometric Ratios with a Calculator (Flexbook)</w:t>
+                <w:t xml:space="preserve">Trigonometric ratios in right triangles</w:t>
               </w:r>
             </w:hyperlink>
           </w:p>
@@ -15115,7 +15115,7 @@
                 <w:sz w:val="14"/>
                 <w:szCs w:val="14"/>
               </w:rPr>
-              <w:t xml:space="preserve">Source: CK-12</w:t>
+              <w:t xml:space="preserve">Source: Khan Academy (English - US curriculum)</w:t>
             </w:r>
           </w:p>
           <w:p>
@@ -15123,7 +15123,7 @@
               <w:spacing w:after="10" w:before="0"/>
               <w:ind w:left="120"/>
             </w:pPr>
-            <w:hyperlink w:history="1" r:id="rId8estmzs8iscxdhfvrqbge">
+            <w:hyperlink w:history="1" r:id="rIdx-eo9exxm-vp7sqcbvqtc">
               <w:r>
                 <w:rPr>
                   <w:rFonts w:ascii="Arial" w:cs="Arial" w:eastAsia="Arial" w:hAnsi="Arial"/>
@@ -15318,7 +15318,7 @@
             <w:pPr>
               <w:spacing w:after="20" w:before="0"/>
             </w:pPr>
-            <w:hyperlink w:history="1" r:id="rIdfgzqmfoljrrnqi2qr9tmo">
+            <w:hyperlink w:history="1" r:id="rIdzudogmweyjxfsrgflzjgl">
               <w:r>
                 <w:rPr>
                   <w:rFonts w:ascii="Arial" w:cs="Arial" w:eastAsia="Arial" w:hAnsi="Arial"/>
@@ -15327,7 +15327,7 @@
                   <w:szCs w:val="16"/>
                   <w:u w:val="single" w:color="2E75B6"/>
                 </w:rPr>
-                <w:t xml:space="preserve">Graph of y=tan(x)</w:t>
+                <w:t xml:space="preserve">Finding reciprocal trig ratios</w:t>
               </w:r>
             </w:hyperlink>
           </w:p>
@@ -15351,7 +15351,7 @@
               <w:spacing w:after="10" w:before="0"/>
               <w:ind w:left="120"/>
             </w:pPr>
-            <w:hyperlink w:history="1" r:id="rId-xjup38zp-6zeogclq3t9">
+            <w:hyperlink w:history="1" r:id="rIdfy3siwvfaqbecjtiq0mnb">
               <w:r>
                 <w:rPr>
                   <w:rFonts w:ascii="Arial" w:cs="Arial" w:eastAsia="Arial" w:hAnsi="Arial"/>
@@ -15389,14 +15389,14 @@
                 <w:sz w:val="16"/>
                 <w:szCs w:val="16"/>
               </w:rPr>
-              <w:t xml:space="preserve">📖 HTML:</w:t>
+              <w:t xml:space="preserve">📖 EXERCISE:</w:t>
             </w:r>
           </w:p>
           <w:p>
             <w:pPr>
               <w:spacing w:after="20" w:before="0"/>
             </w:pPr>
-            <w:hyperlink w:history="1" r:id="rIdkpl3naemaam9hg56lhpvj">
+            <w:hyperlink w:history="1" r:id="rIdp6mi9y4ttnwfzar34xonl">
               <w:r>
                 <w:rPr>
                   <w:rFonts w:ascii="Arial" w:cs="Arial" w:eastAsia="Arial" w:hAnsi="Arial"/>
@@ -15405,7 +15405,7 @@
                   <w:szCs w:val="16"/>
                   <w:u w:val="single" w:color="2E75B6"/>
                 </w:rPr>
-                <w:t xml:space="preserve">Trigonometric Ratios with a Calculator (Flexbook)</w:t>
+                <w:t xml:space="preserve">Trigonometric ratios in right triangles</w:t>
               </w:r>
             </w:hyperlink>
           </w:p>
@@ -15421,7 +15421,7 @@
                 <w:sz w:val="14"/>
                 <w:szCs w:val="14"/>
               </w:rPr>
-              <w:t xml:space="preserve">Source: CK-12</w:t>
+              <w:t xml:space="preserve">Source: Khan Academy (English - US curriculum)</w:t>
             </w:r>
           </w:p>
           <w:p>
@@ -15429,7 +15429,7 @@
               <w:spacing w:after="10" w:before="0"/>
               <w:ind w:left="120"/>
             </w:pPr>
-            <w:hyperlink w:history="1" r:id="rIdmcxy1hgyo5hogav-mc8zw">
+            <w:hyperlink w:history="1" r:id="rIdremn1i92eljhxflzghmeu">
               <w:r>
                 <w:rPr>
                   <w:rFonts w:ascii="Arial" w:cs="Arial" w:eastAsia="Arial" w:hAnsi="Arial"/>
@@ -15624,7 +15624,7 @@
             <w:pPr>
               <w:spacing w:after="20" w:before="0"/>
             </w:pPr>
-            <w:hyperlink w:history="1" r:id="rIddcpazhamoaqv7s9oaysqu">
+            <w:hyperlink w:history="1" r:id="rIdtyics78lauwxiwr_fl3re">
               <w:r>
                 <w:rPr>
                   <w:rFonts w:ascii="Arial" w:cs="Arial" w:eastAsia="Arial" w:hAnsi="Arial"/>
@@ -15633,7 +15633,7 @@
                   <w:szCs w:val="16"/>
                   <w:u w:val="single" w:color="2E75B6"/>
                 </w:rPr>
-                <w:t xml:space="preserve">Graph of y=tan(x)</w:t>
+                <w:t xml:space="preserve">Intro to the trigonometric ratios</w:t>
               </w:r>
             </w:hyperlink>
           </w:p>
@@ -15649,7 +15649,7 @@
                 <w:sz w:val="14"/>
                 <w:szCs w:val="14"/>
               </w:rPr>
-              <w:t xml:space="preserve">Source: Khan Academy (English - US curriculum)</w:t>
+              <w:t xml:space="preserve">Source: Khan Academy (Kiswahili)</w:t>
             </w:r>
           </w:p>
           <w:p>
@@ -15657,7 +15657,7 @@
               <w:spacing w:after="10" w:before="0"/>
               <w:ind w:left="120"/>
             </w:pPr>
-            <w:hyperlink w:history="1" r:id="rIdxh6qakjiyjuxlpe4x2kot">
+            <w:hyperlink w:history="1" r:id="rIdkhkc0xjbywf1qqfr1kzzs">
               <w:r>
                 <w:rPr>
                   <w:rFonts w:ascii="Arial" w:cs="Arial" w:eastAsia="Arial" w:hAnsi="Arial"/>
@@ -15695,14 +15695,14 @@
                 <w:sz w:val="16"/>
                 <w:szCs w:val="16"/>
               </w:rPr>
-              <w:t xml:space="preserve">📖 HTML:</w:t>
+              <w:t xml:space="preserve">📖 EXERCISE:</w:t>
             </w:r>
           </w:p>
           <w:p>
             <w:pPr>
               <w:spacing w:after="20" w:before="0"/>
             </w:pPr>
-            <w:hyperlink w:history="1" r:id="rIdo55nqczrow1mpsqvpxz-a">
+            <w:hyperlink w:history="1" r:id="rIdnwk6y-j_isg_bzaxzwewz">
               <w:r>
                 <w:rPr>
                   <w:rFonts w:ascii="Arial" w:cs="Arial" w:eastAsia="Arial" w:hAnsi="Arial"/>
@@ -15711,7 +15711,7 @@
                   <w:szCs w:val="16"/>
                   <w:u w:val="single" w:color="2E75B6"/>
                 </w:rPr>
-                <w:t xml:space="preserve">Trigonometric Ratios with a Calculator (Flexbook)</w:t>
+                <w:t xml:space="preserve">Trigonometric ratios in right triangles</w:t>
               </w:r>
             </w:hyperlink>
           </w:p>
@@ -15727,7 +15727,7 @@
                 <w:sz w:val="14"/>
                 <w:szCs w:val="14"/>
               </w:rPr>
-              <w:t xml:space="preserve">Source: CK-12</w:t>
+              <w:t xml:space="preserve">Source: Khan Academy (English - US curriculum)</w:t>
             </w:r>
           </w:p>
           <w:p>
@@ -15735,7 +15735,7 @@
               <w:spacing w:after="10" w:before="0"/>
               <w:ind w:left="120"/>
             </w:pPr>
-            <w:hyperlink w:history="1" r:id="rId4nt5vvypd8m36hkumpnnm">
+            <w:hyperlink w:history="1" r:id="rIdp5d6lay1yy1yn4dnu_fnb">
               <w:r>
                 <w:rPr>
                   <w:rFonts w:ascii="Arial" w:cs="Arial" w:eastAsia="Arial" w:hAnsi="Arial"/>
@@ -15930,7 +15930,7 @@
             <w:pPr>
               <w:spacing w:after="20" w:before="0"/>
             </w:pPr>
-            <w:hyperlink w:history="1" r:id="rIdrp7lvo8sflt-3tut89mdo">
+            <w:hyperlink w:history="1" r:id="rIda4cqza89g2a1z0p9t9sco">
               <w:r>
                 <w:rPr>
                   <w:rFonts w:ascii="Arial" w:cs="Arial" w:eastAsia="Arial" w:hAnsi="Arial"/>
@@ -15939,7 +15939,7 @@
                   <w:szCs w:val="16"/>
                   <w:u w:val="single" w:color="2E75B6"/>
                 </w:rPr>
-                <w:t xml:space="preserve">Graph of y=tan(x)</w:t>
+                <w:t xml:space="preserve">Trigonometric ratios in right triangles</w:t>
               </w:r>
             </w:hyperlink>
           </w:p>
@@ -15963,7 +15963,7 @@
               <w:spacing w:after="10" w:before="0"/>
               <w:ind w:left="120"/>
             </w:pPr>
-            <w:hyperlink w:history="1" r:id="rIdarurg9lrhy7x3uwtmsgqo">
+            <w:hyperlink w:history="1" r:id="rIdox3mlip-964xgolupy0v0">
               <w:r>
                 <w:rPr>
                   <w:rFonts w:ascii="Arial" w:cs="Arial" w:eastAsia="Arial" w:hAnsi="Arial"/>
@@ -16001,14 +16001,14 @@
                 <w:sz w:val="16"/>
                 <w:szCs w:val="16"/>
               </w:rPr>
-              <w:t xml:space="preserve">📖 HTML:</w:t>
+              <w:t xml:space="preserve">📖 EXERCISE:</w:t>
             </w:r>
           </w:p>
           <w:p>
             <w:pPr>
               <w:spacing w:after="20" w:before="0"/>
             </w:pPr>
-            <w:hyperlink w:history="1" r:id="rId0l2xj5n2ejm91qnwvppyq">
+            <w:hyperlink w:history="1" r:id="rIdpfd37ff02crr_hhnos3n_">
               <w:r>
                 <w:rPr>
                   <w:rFonts w:ascii="Arial" w:cs="Arial" w:eastAsia="Arial" w:hAnsi="Arial"/>
@@ -16017,7 +16017,7 @@
                   <w:szCs w:val="16"/>
                   <w:u w:val="single" w:color="2E75B6"/>
                 </w:rPr>
-                <w:t xml:space="preserve">Trigonometric Ratios with a Calculator (Flexbook)</w:t>
+                <w:t xml:space="preserve">Trigonometric ratios in right triangles</w:t>
               </w:r>
             </w:hyperlink>
           </w:p>
@@ -16033,7 +16033,7 @@
                 <w:sz w:val="14"/>
                 <w:szCs w:val="14"/>
               </w:rPr>
-              <w:t xml:space="preserve">Source: CK-12</w:t>
+              <w:t xml:space="preserve">Source: Khan Academy (English - US curriculum)</w:t>
             </w:r>
           </w:p>
           <w:p>
@@ -16041,7 +16041,7 @@
               <w:spacing w:after="10" w:before="0"/>
               <w:ind w:left="120"/>
             </w:pPr>
-            <w:hyperlink w:history="1" r:id="rIda6vrpghhwplu8qn9pu9ly">
+            <w:hyperlink w:history="1" r:id="rIdu--3wh9jmrymrxua_atlj">
               <w:r>
                 <w:rPr>
                   <w:rFonts w:ascii="Arial" w:cs="Arial" w:eastAsia="Arial" w:hAnsi="Arial"/>
@@ -16236,7 +16236,7 @@
             <w:pPr>
               <w:spacing w:after="20" w:before="0"/>
             </w:pPr>
-            <w:hyperlink w:history="1" r:id="rIddwpuksbpfjjmcsj2ibwqs">
+            <w:hyperlink w:history="1" r:id="rIdyrc3aqsnd2aabz0igsph8">
               <w:r>
                 <w:rPr>
                   <w:rFonts w:ascii="Arial" w:cs="Arial" w:eastAsia="Arial" w:hAnsi="Arial"/>
@@ -16245,7 +16245,7 @@
                   <w:szCs w:val="16"/>
                   <w:u w:val="single" w:color="2E75B6"/>
                 </w:rPr>
-                <w:t xml:space="preserve">Graph of y=tan(x)</w:t>
+                <w:t xml:space="preserve">Trigonometric ratios in right triangles -dubbed(KY)</w:t>
               </w:r>
             </w:hyperlink>
           </w:p>
@@ -16261,7 +16261,7 @@
                 <w:sz w:val="14"/>
                 <w:szCs w:val="14"/>
               </w:rPr>
-              <w:t xml:space="preserve">Source: Khan Academy (English - US curriculum)</w:t>
+              <w:t xml:space="preserve">Source: Khan Academy (Kiswahili)</w:t>
             </w:r>
           </w:p>
           <w:p>
@@ -16269,7 +16269,7 @@
               <w:spacing w:after="10" w:before="0"/>
               <w:ind w:left="120"/>
             </w:pPr>
-            <w:hyperlink w:history="1" r:id="rIdm1t-snkbukydcdn36_3jl">
+            <w:hyperlink w:history="1" r:id="rIdnkwr2pgfsweqgilo7fslt">
               <w:r>
                 <w:rPr>
                   <w:rFonts w:ascii="Arial" w:cs="Arial" w:eastAsia="Arial" w:hAnsi="Arial"/>
@@ -16307,14 +16307,14 @@
                 <w:sz w:val="16"/>
                 <w:szCs w:val="16"/>
               </w:rPr>
-              <w:t xml:space="preserve">📖 HTML:</w:t>
+              <w:t xml:space="preserve">📖 EXERCISE:</w:t>
             </w:r>
           </w:p>
           <w:p>
             <w:pPr>
               <w:spacing w:after="20" w:before="0"/>
             </w:pPr>
-            <w:hyperlink w:history="1" r:id="rIdbi0-icjnm794lnoc3g2x4">
+            <w:hyperlink w:history="1" r:id="rId0jrorq_cpzwolqnt2gjhk">
               <w:r>
                 <w:rPr>
                   <w:rFonts w:ascii="Arial" w:cs="Arial" w:eastAsia="Arial" w:hAnsi="Arial"/>
@@ -16323,7 +16323,7 @@
                   <w:szCs w:val="16"/>
                   <w:u w:val="single" w:color="2E75B6"/>
                 </w:rPr>
-                <w:t xml:space="preserve">Trigonometric Ratios with a Calculator (Flexbook)</w:t>
+                <w:t xml:space="preserve">Trigonometric ratios in right triangles</w:t>
               </w:r>
             </w:hyperlink>
           </w:p>
@@ -16339,7 +16339,7 @@
                 <w:sz w:val="14"/>
                 <w:szCs w:val="14"/>
               </w:rPr>
-              <w:t xml:space="preserve">Source: CK-12</w:t>
+              <w:t xml:space="preserve">Source: Khan Academy (English - US curriculum)</w:t>
             </w:r>
           </w:p>
           <w:p>
@@ -16347,7 +16347,7 @@
               <w:spacing w:after="10" w:before="0"/>
               <w:ind w:left="120"/>
             </w:pPr>
-            <w:hyperlink w:history="1" r:id="rIdjdbu3awqylatalumo8ou2">
+            <w:hyperlink w:history="1" r:id="rIdbtzeblnrdyya42psioec6">
               <w:r>
                 <w:rPr>
                   <w:rFonts w:ascii="Arial" w:cs="Arial" w:eastAsia="Arial" w:hAnsi="Arial"/>
@@ -17929,7 +17929,7 @@
             <w:pPr>
               <w:spacing w:after="20" w:before="0"/>
             </w:pPr>
-            <w:hyperlink w:history="1" r:id="rId5pmxhiqqrxohwuyk0qhsz">
+            <w:hyperlink w:history="1" r:id="rIdrbsopzohtnoewlvxhpgpc">
               <w:r>
                 <w:rPr>
                   <w:rFonts w:ascii="Arial" w:cs="Arial" w:eastAsia="Arial" w:hAnsi="Arial"/>
@@ -17938,7 +17938,7 @@
                   <w:szCs w:val="16"/>
                   <w:u w:val="single" w:color="2E75B6"/>
                 </w:rPr>
-                <w:t xml:space="preserve">Complementary &amp; supplementary angles</w:t>
+                <w:t xml:space="preserve">The trig functions &amp; right triangle trig ratios</w:t>
               </w:r>
             </w:hyperlink>
           </w:p>
@@ -17962,7 +17962,7 @@
               <w:spacing w:after="10" w:before="0"/>
               <w:ind w:left="120"/>
             </w:pPr>
-            <w:hyperlink w:history="1" r:id="rId0mdfc7smzn4lpgthjkcac">
+            <w:hyperlink w:history="1" r:id="rIdogowverzwqtia-rki_1cm">
               <w:r>
                 <w:rPr>
                   <w:rFonts w:ascii="Arial" w:cs="Arial" w:eastAsia="Arial" w:hAnsi="Arial"/>
@@ -18000,14 +18000,14 @@
                 <w:sz w:val="16"/>
                 <w:szCs w:val="16"/>
               </w:rPr>
-              <w:t xml:space="preserve">📖 HTML:</w:t>
+              <w:t xml:space="preserve">📖 EXERCISE:</w:t>
             </w:r>
           </w:p>
           <w:p>
             <w:pPr>
               <w:spacing w:after="20" w:before="0"/>
             </w:pPr>
-            <w:hyperlink w:history="1" r:id="rId7ezogtt8nijkusm9xso_d">
+            <w:hyperlink w:history="1" r:id="rIdj9dmzsdqqpmwglg9nzha3">
               <w:r>
                 <w:rPr>
                   <w:rFonts w:ascii="Arial" w:cs="Arial" w:eastAsia="Arial" w:hAnsi="Arial"/>
@@ -18016,7 +18016,7 @@
                   <w:szCs w:val="16"/>
                   <w:u w:val="single" w:color="2E75B6"/>
                 </w:rPr>
-                <w:t xml:space="preserve">Trigonometric Functions and Angles of Rotation (Flexbook)</w:t>
+                <w:t xml:space="preserve">Relate ratios in right triangles</w:t>
               </w:r>
             </w:hyperlink>
           </w:p>
@@ -18032,7 +18032,7 @@
                 <w:sz w:val="14"/>
                 <w:szCs w:val="14"/>
               </w:rPr>
-              <w:t xml:space="preserve">Source: CK-12</w:t>
+              <w:t xml:space="preserve">Source: Khan Academy (English - US curriculum)</w:t>
             </w:r>
           </w:p>
           <w:p>
@@ -18040,7 +18040,7 @@
               <w:spacing w:after="10" w:before="0"/>
               <w:ind w:left="120"/>
             </w:pPr>
-            <w:hyperlink w:history="1" r:id="rIdfkpkbyi_vf3ustyryto9k">
+            <w:hyperlink w:history="1" r:id="rIdefytwnnqphli1ekst0czn">
               <w:r>
                 <w:rPr>
                   <w:rFonts w:ascii="Arial" w:cs="Arial" w:eastAsia="Arial" w:hAnsi="Arial"/>
@@ -18235,7 +18235,7 @@
             <w:pPr>
               <w:spacing w:after="20" w:before="0"/>
             </w:pPr>
-            <w:hyperlink w:history="1" r:id="rIdkbxcrobmrehqcblhp5xvh">
+            <w:hyperlink w:history="1" r:id="rId7lh1aav-vqemsxqj6w0m9">
               <w:r>
                 <w:rPr>
                   <w:rFonts w:ascii="Arial" w:cs="Arial" w:eastAsia="Arial" w:hAnsi="Arial"/>
@@ -18244,7 +18244,7 @@
                   <w:szCs w:val="16"/>
                   <w:u w:val="single" w:color="2E75B6"/>
                 </w:rPr>
-                <w:t xml:space="preserve">Complementary &amp; supplementary angles</w:t>
+                <w:t xml:space="preserve">Using complementary angles</w:t>
               </w:r>
             </w:hyperlink>
           </w:p>
@@ -18268,7 +18268,7 @@
               <w:spacing w:after="10" w:before="0"/>
               <w:ind w:left="120"/>
             </w:pPr>
-            <w:hyperlink w:history="1" r:id="rIdmclmwybgct6irenligwes">
+            <w:hyperlink w:history="1" r:id="rIdmsv8hoicaepzh50bmutmq">
               <w:r>
                 <w:rPr>
                   <w:rFonts w:ascii="Arial" w:cs="Arial" w:eastAsia="Arial" w:hAnsi="Arial"/>
@@ -18306,14 +18306,14 @@
                 <w:sz w:val="16"/>
                 <w:szCs w:val="16"/>
               </w:rPr>
-              <w:t xml:space="preserve">📖 HTML:</w:t>
+              <w:t xml:space="preserve">📖 EXERCISE:</w:t>
             </w:r>
           </w:p>
           <w:p>
             <w:pPr>
               <w:spacing w:after="20" w:before="0"/>
             </w:pPr>
-            <w:hyperlink w:history="1" r:id="rId9hex11wb6isx-hwnk3jkp">
+            <w:hyperlink w:history="1" r:id="rIdxzcdsvc9do2woqo5bam9a">
               <w:r>
                 <w:rPr>
                   <w:rFonts w:ascii="Arial" w:cs="Arial" w:eastAsia="Arial" w:hAnsi="Arial"/>
@@ -18322,7 +18322,7 @@
                   <w:szCs w:val="16"/>
                   <w:u w:val="single" w:color="2E75B6"/>
                 </w:rPr>
-                <w:t xml:space="preserve">Trigonometric Functions and Angles of Rotation (Flexbook)</w:t>
+                <w:t xml:space="preserve">Solve for an angle in right triangles</w:t>
               </w:r>
             </w:hyperlink>
           </w:p>
@@ -18338,7 +18338,7 @@
                 <w:sz w:val="14"/>
                 <w:szCs w:val="14"/>
               </w:rPr>
-              <w:t xml:space="preserve">Source: CK-12</w:t>
+              <w:t xml:space="preserve">Source: Khan Academy (English - US curriculum)</w:t>
             </w:r>
           </w:p>
           <w:p>
@@ -18346,7 +18346,7 @@
               <w:spacing w:after="10" w:before="0"/>
               <w:ind w:left="120"/>
             </w:pPr>
-            <w:hyperlink w:history="1" r:id="rIdxpxd_xc91sno9pf463alu">
+            <w:hyperlink w:history="1" r:id="rIdb-upcxzahwx5vvrlaptvb">
               <w:r>
                 <w:rPr>
                   <w:rFonts w:ascii="Arial" w:cs="Arial" w:eastAsia="Arial" w:hAnsi="Arial"/>
@@ -18693,7 +18693,7 @@
             <w:pPr>
               <w:spacing w:after="20" w:before="0"/>
             </w:pPr>
-            <w:hyperlink w:history="1" r:id="rIdeawe4xktmpie7vdufl7f0">
+            <w:hyperlink w:history="1" r:id="rId61eyy0zhj4xja10ckvv9a">
               <w:r>
                 <w:rPr>
                   <w:rFonts w:ascii="Arial" w:cs="Arial" w:eastAsia="Arial" w:hAnsi="Arial"/>
@@ -18702,7 +18702,7 @@
                   <w:szCs w:val="16"/>
                   <w:u w:val="single" w:color="2E75B6"/>
                 </w:rPr>
-                <w:t xml:space="preserve">Complementary &amp; supplementary angles</w:t>
+                <w:t xml:space="preserve">The trig functions &amp; right triangle trig ratios</w:t>
               </w:r>
             </w:hyperlink>
           </w:p>
@@ -18726,7 +18726,7 @@
               <w:spacing w:after="10" w:before="0"/>
               <w:ind w:left="120"/>
             </w:pPr>
-            <w:hyperlink w:history="1" r:id="rIdftic2fmgy8fss6ppuslqz">
+            <w:hyperlink w:history="1" r:id="rId9pwkv3hak5gnfb2ytqx20">
               <w:r>
                 <w:rPr>
                   <w:rFonts w:ascii="Arial" w:cs="Arial" w:eastAsia="Arial" w:hAnsi="Arial"/>
@@ -18764,14 +18764,14 @@
                 <w:sz w:val="16"/>
                 <w:szCs w:val="16"/>
               </w:rPr>
-              <w:t xml:space="preserve">📖 HTML:</w:t>
+              <w:t xml:space="preserve">📖 EXERCISE:</w:t>
             </w:r>
           </w:p>
           <w:p>
             <w:pPr>
               <w:spacing w:after="20" w:before="0"/>
             </w:pPr>
-            <w:hyperlink w:history="1" r:id="rId1volqrig9-ilyoltv5xps">
+            <w:hyperlink w:history="1" r:id="rIddncdc_3j5n_cs5zodqntc">
               <w:r>
                 <w:rPr>
                   <w:rFonts w:ascii="Arial" w:cs="Arial" w:eastAsia="Arial" w:hAnsi="Arial"/>
@@ -18780,7 +18780,7 @@
                   <w:szCs w:val="16"/>
                   <w:u w:val="single" w:color="2E75B6"/>
                 </w:rPr>
-                <w:t xml:space="preserve">Trigonometric Functions and Angles of Rotation (Flexbook)</w:t>
+                <w:t xml:space="preserve">Trigonometric ratios in right triangles</w:t>
               </w:r>
             </w:hyperlink>
           </w:p>
@@ -18796,7 +18796,7 @@
                 <w:sz w:val="14"/>
                 <w:szCs w:val="14"/>
               </w:rPr>
-              <w:t xml:space="preserve">Source: CK-12</w:t>
+              <w:t xml:space="preserve">Source: Khan Academy (English - US curriculum)</w:t>
             </w:r>
           </w:p>
           <w:p>
@@ -18804,7 +18804,7 @@
               <w:spacing w:after="10" w:before="0"/>
               <w:ind w:left="120"/>
             </w:pPr>
-            <w:hyperlink w:history="1" r:id="rId9gj5itifwwe5juxry6q84">
+            <w:hyperlink w:history="1" r:id="rId9y7nnr0rjn8ledh-vzrkv">
               <w:r>
                 <w:rPr>
                   <w:rFonts w:ascii="Arial" w:cs="Arial" w:eastAsia="Arial" w:hAnsi="Arial"/>
@@ -19151,7 +19151,7 @@
             <w:pPr>
               <w:spacing w:after="20" w:before="0"/>
             </w:pPr>
-            <w:hyperlink w:history="1" r:id="rIdsr6hpt7jjh1dd6ruwiw_i">
+            <w:hyperlink w:history="1" r:id="rIdsyx1vccfun1pa006bxefh">
               <w:r>
                 <w:rPr>
                   <w:rFonts w:ascii="Arial" w:cs="Arial" w:eastAsia="Arial" w:hAnsi="Arial"/>
@@ -19160,7 +19160,7 @@
                   <w:szCs w:val="16"/>
                   <w:u w:val="single" w:color="2E75B6"/>
                 </w:rPr>
-                <w:t xml:space="preserve">Complementary &amp; supplementary angles</w:t>
+                <w:t xml:space="preserve">The trig functions &amp; right triangle trig ratios</w:t>
               </w:r>
             </w:hyperlink>
           </w:p>
@@ -19184,7 +19184,7 @@
               <w:spacing w:after="10" w:before="0"/>
               <w:ind w:left="120"/>
             </w:pPr>
-            <w:hyperlink w:history="1" r:id="rIdb5pwril_ofymgwzxtjsyw">
+            <w:hyperlink w:history="1" r:id="rIdvaqekwfon3o88lvtdstm7">
               <w:r>
                 <w:rPr>
                   <w:rFonts w:ascii="Arial" w:cs="Arial" w:eastAsia="Arial" w:hAnsi="Arial"/>
@@ -19222,14 +19222,14 @@
                 <w:sz w:val="16"/>
                 <w:szCs w:val="16"/>
               </w:rPr>
-              <w:t xml:space="preserve">📖 HTML:</w:t>
+              <w:t xml:space="preserve">📖 EXERCISE:</w:t>
             </w:r>
           </w:p>
           <w:p>
             <w:pPr>
               <w:spacing w:after="20" w:before="0"/>
             </w:pPr>
-            <w:hyperlink w:history="1" r:id="rIdrugqbiw-nszi9oumxcpve">
+            <w:hyperlink w:history="1" r:id="rIddoflp-bauzh_ljn27ah-v">
               <w:r>
                 <w:rPr>
                   <w:rFonts w:ascii="Arial" w:cs="Arial" w:eastAsia="Arial" w:hAnsi="Arial"/>
@@ -19238,7 +19238,7 @@
                   <w:szCs w:val="16"/>
                   <w:u w:val="single" w:color="2E75B6"/>
                 </w:rPr>
-                <w:t xml:space="preserve">Trigonometric Functions and Angles of Rotation (Flexbook)</w:t>
+                <w:t xml:space="preserve">Solve for a side in right triangles</w:t>
               </w:r>
             </w:hyperlink>
           </w:p>
@@ -19254,7 +19254,7 @@
                 <w:sz w:val="14"/>
                 <w:szCs w:val="14"/>
               </w:rPr>
-              <w:t xml:space="preserve">Source: CK-12</w:t>
+              <w:t xml:space="preserve">Source: Khan Academy (English - US curriculum)</w:t>
             </w:r>
           </w:p>
           <w:p>
@@ -19262,7 +19262,7 @@
               <w:spacing w:after="10" w:before="0"/>
               <w:ind w:left="120"/>
             </w:pPr>
-            <w:hyperlink w:history="1" r:id="rIdqflqitzdqraqvkaxlv3bh">
+            <w:hyperlink w:history="1" r:id="rIdf0-3ozhp1gg9s4hr74r-1">
               <w:r>
                 <w:rPr>
                   <w:rFonts w:ascii="Arial" w:cs="Arial" w:eastAsia="Arial" w:hAnsi="Arial"/>
@@ -19457,7 +19457,7 @@
             <w:pPr>
               <w:spacing w:after="20" w:before="0"/>
             </w:pPr>
-            <w:hyperlink w:history="1" r:id="rIdrt5560sabh3s9t2cvnfhv">
+            <w:hyperlink w:history="1" r:id="rIdqkxygmkmpsm3m_kqbrfdg">
               <w:r>
                 <w:rPr>
                   <w:rFonts w:ascii="Arial" w:cs="Arial" w:eastAsia="Arial" w:hAnsi="Arial"/>
@@ -19466,7 +19466,7 @@
                   <w:szCs w:val="16"/>
                   <w:u w:val="single" w:color="2E75B6"/>
                 </w:rPr>
-                <w:t xml:space="preserve">Complementary &amp; supplementary angles</w:t>
+                <w:t xml:space="preserve">The trig functions &amp; right triangle trig ratios</w:t>
               </w:r>
             </w:hyperlink>
           </w:p>
@@ -19490,7 +19490,7 @@
               <w:spacing w:after="10" w:before="0"/>
               <w:ind w:left="120"/>
             </w:pPr>
-            <w:hyperlink w:history="1" r:id="rIdivcy6f61eszu8g7iaeyxp">
+            <w:hyperlink w:history="1" r:id="rIdwn7-ahfut-vvg6ecj_tpg">
               <w:r>
                 <w:rPr>
                   <w:rFonts w:ascii="Arial" w:cs="Arial" w:eastAsia="Arial" w:hAnsi="Arial"/>
@@ -19528,14 +19528,14 @@
                 <w:sz w:val="16"/>
                 <w:szCs w:val="16"/>
               </w:rPr>
-              <w:t xml:space="preserve">📖 HTML:</w:t>
+              <w:t xml:space="preserve">📖 EXERCISE:</w:t>
             </w:r>
           </w:p>
           <w:p>
             <w:pPr>
               <w:spacing w:after="20" w:before="0"/>
             </w:pPr>
-            <w:hyperlink w:history="1" r:id="rIdummyrydt_yywpizdheq4j">
+            <w:hyperlink w:history="1" r:id="rIdwiesivpn_tv36w2lsrnp7">
               <w:r>
                 <w:rPr>
                   <w:rFonts w:ascii="Arial" w:cs="Arial" w:eastAsia="Arial" w:hAnsi="Arial"/>
@@ -19544,7 +19544,7 @@
                   <w:szCs w:val="16"/>
                   <w:u w:val="single" w:color="2E75B6"/>
                 </w:rPr>
-                <w:t xml:space="preserve">Trigonometric Functions and Angles of Rotation (Flexbook)</w:t>
+                <w:t xml:space="preserve">Classifying Triangles as Right, Obtuse, or Acute by Identifying Angle Measurements Practice</w:t>
               </w:r>
             </w:hyperlink>
           </w:p>
@@ -19568,7 +19568,7 @@
               <w:spacing w:after="10" w:before="0"/>
               <w:ind w:left="120"/>
             </w:pPr>
-            <w:hyperlink w:history="1" r:id="rIddx8ykxipo3w4eilsviip_">
+            <w:hyperlink w:history="1" r:id="rIdmieyscxhwi7l2_qkj7pcw">
               <w:r>
                 <w:rPr>
                   <w:rFonts w:ascii="Arial" w:cs="Arial" w:eastAsia="Arial" w:hAnsi="Arial"/>
@@ -21245,7 +21245,7 @@
             <w:pPr>
               <w:spacing w:after="20" w:before="0"/>
             </w:pPr>
-            <w:hyperlink w:history="1" r:id="rIdutoj7w5l6gvbjh6rnr7e8">
+            <w:hyperlink w:history="1" r:id="rIdifoqycbsz0h-e6ewv-icz">
               <w:r>
                 <w:rPr>
                   <w:rFonts w:ascii="Arial" w:cs="Arial" w:eastAsia="Arial" w:hAnsi="Arial"/>
@@ -21254,7 +21254,7 @@
                   <w:szCs w:val="16"/>
                   <w:u w:val="single" w:color="2E75B6"/>
                 </w:rPr>
-                <w:t xml:space="preserve">Equilateral Triangles Principles - Basic</w:t>
+                <w:t xml:space="preserve">The trig functions &amp; right triangle trig ratios</w:t>
               </w:r>
             </w:hyperlink>
           </w:p>
@@ -21270,7 +21270,7 @@
                 <w:sz w:val="14"/>
                 <w:szCs w:val="14"/>
               </w:rPr>
-              <w:t xml:space="preserve">Source: CK-12</w:t>
+              <w:t xml:space="preserve">Source: Khan Academy (English - US curriculum)</w:t>
             </w:r>
           </w:p>
           <w:p>
@@ -21278,7 +21278,7 @@
               <w:spacing w:after="10" w:before="0"/>
               <w:ind w:left="120"/>
             </w:pPr>
-            <w:hyperlink w:history="1" r:id="rIdxoc4avhgitxufcj2rklz-">
+            <w:hyperlink w:history="1" r:id="rIdy69mylmvpkt622rgk6buv">
               <w:r>
                 <w:rPr>
                   <w:rFonts w:ascii="Arial" w:cs="Arial" w:eastAsia="Arial" w:hAnsi="Arial"/>
@@ -21316,14 +21316,14 @@
                 <w:sz w:val="16"/>
                 <w:szCs w:val="16"/>
               </w:rPr>
-              <w:t xml:space="preserve">📖 HTML:</w:t>
+              <w:t xml:space="preserve">📖 EXERCISE:</w:t>
             </w:r>
           </w:p>
           <w:p>
             <w:pPr>
               <w:spacing w:after="20" w:before="0"/>
             </w:pPr>
-            <w:hyperlink w:history="1" r:id="rId0s6gmewoevg0gypd7nyd6">
+            <w:hyperlink w:history="1" r:id="rId0txqovof9xoklt83zrjiz">
               <w:r>
                 <w:rPr>
                   <w:rFonts w:ascii="Arial" w:cs="Arial" w:eastAsia="Arial" w:hAnsi="Arial"/>
@@ -21332,7 +21332,7 @@
                   <w:szCs w:val="16"/>
                   <w:u w:val="single" w:color="2E75B6"/>
                 </w:rPr>
-                <w:t xml:space="preserve">Special Triangle Ratios (Flexbook)</w:t>
+                <w:t xml:space="preserve">Relate ratios in right triangles</w:t>
               </w:r>
             </w:hyperlink>
           </w:p>
@@ -21348,7 +21348,7 @@
                 <w:sz w:val="14"/>
                 <w:szCs w:val="14"/>
               </w:rPr>
-              <w:t xml:space="preserve">Source: CK-12</w:t>
+              <w:t xml:space="preserve">Source: Khan Academy (English - US curriculum)</w:t>
             </w:r>
           </w:p>
           <w:p>
@@ -21356,7 +21356,7 @@
               <w:spacing w:after="10" w:before="0"/>
               <w:ind w:left="120"/>
             </w:pPr>
-            <w:hyperlink w:history="1" r:id="rIdh3ukn1ezq3syd3lbuukb9">
+            <w:hyperlink w:history="1" r:id="rIdsss6ouedgixisjnnkcwk4">
               <w:r>
                 <w:rPr>
                   <w:rFonts w:ascii="Arial" w:cs="Arial" w:eastAsia="Arial" w:hAnsi="Arial"/>
@@ -21551,7 +21551,7 @@
             <w:pPr>
               <w:spacing w:after="20" w:before="0"/>
             </w:pPr>
-            <w:hyperlink w:history="1" r:id="rId8bhnk2ihbvb9k32rjznyi">
+            <w:hyperlink w:history="1" r:id="rIddnhmdp18ojexwwxwtsdb8">
               <w:r>
                 <w:rPr>
                   <w:rFonts w:ascii="Arial" w:cs="Arial" w:eastAsia="Arial" w:hAnsi="Arial"/>
@@ -21560,7 +21560,7 @@
                   <w:szCs w:val="16"/>
                   <w:u w:val="single" w:color="2E75B6"/>
                 </w:rPr>
-                <w:t xml:space="preserve">Equilateral Triangles Principles - Basic</w:t>
+                <w:t xml:space="preserve">The trig functions &amp; right triangle trig ratios</w:t>
               </w:r>
             </w:hyperlink>
           </w:p>
@@ -21576,7 +21576,7 @@
                 <w:sz w:val="14"/>
                 <w:szCs w:val="14"/>
               </w:rPr>
-              <w:t xml:space="preserve">Source: CK-12</w:t>
+              <w:t xml:space="preserve">Source: Khan Academy (English - US curriculum)</w:t>
             </w:r>
           </w:p>
           <w:p>
@@ -21584,7 +21584,7 @@
               <w:spacing w:after="10" w:before="0"/>
               <w:ind w:left="120"/>
             </w:pPr>
-            <w:hyperlink w:history="1" r:id="rId6exymsy8wx-mdnfqw3fcl">
+            <w:hyperlink w:history="1" r:id="rIdlcv1t-23yniwn1g3vhpak">
               <w:r>
                 <w:rPr>
                   <w:rFonts w:ascii="Arial" w:cs="Arial" w:eastAsia="Arial" w:hAnsi="Arial"/>
@@ -21622,14 +21622,14 @@
                 <w:sz w:val="16"/>
                 <w:szCs w:val="16"/>
               </w:rPr>
-              <w:t xml:space="preserve">📖 HTML:</w:t>
+              <w:t xml:space="preserve">📖 EXERCISE:</w:t>
             </w:r>
           </w:p>
           <w:p>
             <w:pPr>
               <w:spacing w:after="20" w:before="0"/>
             </w:pPr>
-            <w:hyperlink w:history="1" r:id="rIdowwwevqlhxsqd6e_wyrzx">
+            <w:hyperlink w:history="1" r:id="rId-wucdcd0qm3c1tpmz90un">
               <w:r>
                 <w:rPr>
                   <w:rFonts w:ascii="Arial" w:cs="Arial" w:eastAsia="Arial" w:hAnsi="Arial"/>
@@ -21638,7 +21638,7 @@
                   <w:szCs w:val="16"/>
                   <w:u w:val="single" w:color="2E75B6"/>
                 </w:rPr>
-                <w:t xml:space="preserve">Special Triangle Ratios (Flexbook)</w:t>
+                <w:t xml:space="preserve">Trigonometric ratios in right triangles</w:t>
               </w:r>
             </w:hyperlink>
           </w:p>
@@ -21654,7 +21654,7 @@
                 <w:sz w:val="14"/>
                 <w:szCs w:val="14"/>
               </w:rPr>
-              <w:t xml:space="preserve">Source: CK-12</w:t>
+              <w:t xml:space="preserve">Source: Khan Academy (English - US curriculum)</w:t>
             </w:r>
           </w:p>
           <w:p>
@@ -21662,7 +21662,7 @@
               <w:spacing w:after="10" w:before="0"/>
               <w:ind w:left="120"/>
             </w:pPr>
-            <w:hyperlink w:history="1" r:id="rId7lsjbqw5mkt0zadwwrhuc">
+            <w:hyperlink w:history="1" r:id="rIdpmhndocjm05cipyjv1uik">
               <w:r>
                 <w:rPr>
                   <w:rFonts w:ascii="Arial" w:cs="Arial" w:eastAsia="Arial" w:hAnsi="Arial"/>
@@ -22009,7 +22009,7 @@
             <w:pPr>
               <w:spacing w:after="20" w:before="0"/>
             </w:pPr>
-            <w:hyperlink w:history="1" r:id="rIdhxeoxcwq4ojr0j80d4j16">
+            <w:hyperlink w:history="1" r:id="rId9noxfc7vev2cwifaxqnnt">
               <w:r>
                 <w:rPr>
                   <w:rFonts w:ascii="Arial" w:cs="Arial" w:eastAsia="Arial" w:hAnsi="Arial"/>
@@ -22018,7 +22018,7 @@
                   <w:szCs w:val="16"/>
                   <w:u w:val="single" w:color="2E75B6"/>
                 </w:rPr>
-                <w:t xml:space="preserve">Equilateral Triangles Principles - Basic</w:t>
+                <w:t xml:space="preserve">The trig functions &amp; right triangle trig ratios</w:t>
               </w:r>
             </w:hyperlink>
           </w:p>
@@ -22034,7 +22034,7 @@
                 <w:sz w:val="14"/>
                 <w:szCs w:val="14"/>
               </w:rPr>
-              <w:t xml:space="preserve">Source: CK-12</w:t>
+              <w:t xml:space="preserve">Source: Khan Academy (English - US curriculum)</w:t>
             </w:r>
           </w:p>
           <w:p>
@@ -22042,7 +22042,7 @@
               <w:spacing w:after="10" w:before="0"/>
               <w:ind w:left="120"/>
             </w:pPr>
-            <w:hyperlink w:history="1" r:id="rIdli-jxsgr18flcrmkw6cgw">
+            <w:hyperlink w:history="1" r:id="rId-pie5_6ci50dhk1tpxj7n">
               <w:r>
                 <w:rPr>
                   <w:rFonts w:ascii="Arial" w:cs="Arial" w:eastAsia="Arial" w:hAnsi="Arial"/>
@@ -22080,14 +22080,14 @@
                 <w:sz w:val="16"/>
                 <w:szCs w:val="16"/>
               </w:rPr>
-              <w:t xml:space="preserve">📖 HTML:</w:t>
+              <w:t xml:space="preserve">📖 EXERCISE:</w:t>
             </w:r>
           </w:p>
           <w:p>
             <w:pPr>
               <w:spacing w:after="20" w:before="0"/>
             </w:pPr>
-            <w:hyperlink w:history="1" r:id="rIdu4_ezflcdyhmj6ayy9lhg">
+            <w:hyperlink w:history="1" r:id="rIdau2dc3xd70spiwmmxuxlw">
               <w:r>
                 <w:rPr>
                   <w:rFonts w:ascii="Arial" w:cs="Arial" w:eastAsia="Arial" w:hAnsi="Arial"/>
@@ -22096,7 +22096,7 @@
                   <w:szCs w:val="16"/>
                   <w:u w:val="single" w:color="2E75B6"/>
                 </w:rPr>
-                <w:t xml:space="preserve">Special Triangle Ratios (Flexbook)</w:t>
+                <w:t xml:space="preserve">Trig values of π/6, π/4, and π/3</w:t>
               </w:r>
             </w:hyperlink>
           </w:p>
@@ -22112,7 +22112,7 @@
                 <w:sz w:val="14"/>
                 <w:szCs w:val="14"/>
               </w:rPr>
-              <w:t xml:space="preserve">Source: CK-12</w:t>
+              <w:t xml:space="preserve">Source: Khan Academy (English - US curriculum)</w:t>
             </w:r>
           </w:p>
           <w:p>
@@ -22120,7 +22120,7 @@
               <w:spacing w:after="10" w:before="0"/>
               <w:ind w:left="120"/>
             </w:pPr>
-            <w:hyperlink w:history="1" r:id="rIdpbuxgs9g9ukvtu_fiw2cv">
+            <w:hyperlink w:history="1" r:id="rIdjd2cnjwiuigbiln8whnsx">
               <w:r>
                 <w:rPr>
                   <w:rFonts w:ascii="Arial" w:cs="Arial" w:eastAsia="Arial" w:hAnsi="Arial"/>
@@ -22391,7 +22391,7 @@
             <w:pPr>
               <w:spacing w:after="20" w:before="0"/>
             </w:pPr>
-            <w:hyperlink w:history="1" r:id="rIdbx4sbgzqmzhfgy1ldgvyu">
+            <w:hyperlink w:history="1" r:id="rId1bw14rsxjtzqgjnzuwxns">
               <w:r>
                 <w:rPr>
                   <w:rFonts w:ascii="Arial" w:cs="Arial" w:eastAsia="Arial" w:hAnsi="Arial"/>
@@ -22400,7 +22400,7 @@
                   <w:szCs w:val="16"/>
                   <w:u w:val="single" w:color="2E75B6"/>
                 </w:rPr>
-                <w:t xml:space="preserve">Equilateral Triangles Principles - Basic</w:t>
+                <w:t xml:space="preserve">The trig functions &amp; right triangle trig ratios</w:t>
               </w:r>
             </w:hyperlink>
           </w:p>
@@ -22416,7 +22416,7 @@
                 <w:sz w:val="14"/>
                 <w:szCs w:val="14"/>
               </w:rPr>
-              <w:t xml:space="preserve">Source: CK-12</w:t>
+              <w:t xml:space="preserve">Source: Khan Academy (English - US curriculum)</w:t>
             </w:r>
           </w:p>
           <w:p>
@@ -22424,7 +22424,7 @@
               <w:spacing w:after="10" w:before="0"/>
               <w:ind w:left="120"/>
             </w:pPr>
-            <w:hyperlink w:history="1" r:id="rId0nqa7wdjrgjvimclslwuk">
+            <w:hyperlink w:history="1" r:id="rIdt8zhy7mwz5cl8vuzimext">
               <w:r>
                 <w:rPr>
                   <w:rFonts w:ascii="Arial" w:cs="Arial" w:eastAsia="Arial" w:hAnsi="Arial"/>
@@ -22462,14 +22462,14 @@
                 <w:sz w:val="16"/>
                 <w:szCs w:val="16"/>
               </w:rPr>
-              <w:t xml:space="preserve">📖 HTML:</w:t>
+              <w:t xml:space="preserve">📖 EXERCISE:</w:t>
             </w:r>
           </w:p>
           <w:p>
             <w:pPr>
               <w:spacing w:after="20" w:before="0"/>
             </w:pPr>
-            <w:hyperlink w:history="1" r:id="rIdvvaupczgjrtabfx_2uyvv">
+            <w:hyperlink w:history="1" r:id="rId5urv09b_gaopsv0kjriix">
               <w:r>
                 <w:rPr>
                   <w:rFonts w:ascii="Arial" w:cs="Arial" w:eastAsia="Arial" w:hAnsi="Arial"/>
@@ -22478,7 +22478,7 @@
                   <w:szCs w:val="16"/>
                   <w:u w:val="single" w:color="2E75B6"/>
                 </w:rPr>
-                <w:t xml:space="preserve">Special Triangle Ratios (Flexbook)</w:t>
+                <w:t xml:space="preserve">Find trig values using angle addition identities</w:t>
               </w:r>
             </w:hyperlink>
           </w:p>
@@ -22494,7 +22494,7 @@
                 <w:sz w:val="14"/>
                 <w:szCs w:val="14"/>
               </w:rPr>
-              <w:t xml:space="preserve">Source: CK-12</w:t>
+              <w:t xml:space="preserve">Source: Khan Academy (English - US curriculum)</w:t>
             </w:r>
           </w:p>
           <w:p>
@@ -22502,7 +22502,7 @@
               <w:spacing w:after="10" w:before="0"/>
               <w:ind w:left="120"/>
             </w:pPr>
-            <w:hyperlink w:history="1" r:id="rIdvb3rkspbbweh0fzkj4kqz">
+            <w:hyperlink w:history="1" r:id="rIdkb3v-d1cjvbzz5kzhqdiu">
               <w:r>
                 <w:rPr>
                   <w:rFonts w:ascii="Arial" w:cs="Arial" w:eastAsia="Arial" w:hAnsi="Arial"/>
@@ -22697,7 +22697,7 @@
             <w:pPr>
               <w:spacing w:after="20" w:before="0"/>
             </w:pPr>
-            <w:hyperlink w:history="1" r:id="rIdouwfncfklzob9eujqr4xs">
+            <w:hyperlink w:history="1" r:id="rIdf94pawrgt8kq2fwpi0wcq">
               <w:r>
                 <w:rPr>
                   <w:rFonts w:ascii="Arial" w:cs="Arial" w:eastAsia="Arial" w:hAnsi="Arial"/>
@@ -22706,7 +22706,7 @@
                   <w:szCs w:val="16"/>
                   <w:u w:val="single" w:color="2E75B6"/>
                 </w:rPr>
-                <w:t xml:space="preserve">Equilateral Triangles Principles - Basic</w:t>
+                <w:t xml:space="preserve">The trig functions &amp; right triangle trig ratios</w:t>
               </w:r>
             </w:hyperlink>
           </w:p>
@@ -22722,7 +22722,7 @@
                 <w:sz w:val="14"/>
                 <w:szCs w:val="14"/>
               </w:rPr>
-              <w:t xml:space="preserve">Source: CK-12</w:t>
+              <w:t xml:space="preserve">Source: Khan Academy (English - US curriculum)</w:t>
             </w:r>
           </w:p>
           <w:p>
@@ -22730,7 +22730,7 @@
               <w:spacing w:after="10" w:before="0"/>
               <w:ind w:left="120"/>
             </w:pPr>
-            <w:hyperlink w:history="1" r:id="rIdl1wc_u38rkadzg5wn-dsv">
+            <w:hyperlink w:history="1" r:id="rIdz4rcx9jprqrghgu-nugiw">
               <w:r>
                 <w:rPr>
                   <w:rFonts w:ascii="Arial" w:cs="Arial" w:eastAsia="Arial" w:hAnsi="Arial"/>
@@ -22768,14 +22768,14 @@
                 <w:sz w:val="16"/>
                 <w:szCs w:val="16"/>
               </w:rPr>
-              <w:t xml:space="preserve">📖 HTML:</w:t>
+              <w:t xml:space="preserve">📖 EXERCISE:</w:t>
             </w:r>
           </w:p>
           <w:p>
             <w:pPr>
               <w:spacing w:after="20" w:before="0"/>
             </w:pPr>
-            <w:hyperlink w:history="1" r:id="rId9wv6dka76mae25eywtrzz">
+            <w:hyperlink w:history="1" r:id="rIdx0xrjwumtunbegbfb0gfo">
               <w:r>
                 <w:rPr>
                   <w:rFonts w:ascii="Arial" w:cs="Arial" w:eastAsia="Arial" w:hAnsi="Arial"/>
@@ -22784,7 +22784,7 @@
                   <w:szCs w:val="16"/>
                   <w:u w:val="single" w:color="2E75B6"/>
                 </w:rPr>
-                <w:t xml:space="preserve">Special Triangle Ratios (Flexbook)</w:t>
+                <w:t xml:space="preserve">Find angles in triangles</w:t>
               </w:r>
             </w:hyperlink>
           </w:p>
@@ -22800,7 +22800,7 @@
                 <w:sz w:val="14"/>
                 <w:szCs w:val="14"/>
               </w:rPr>
-              <w:t xml:space="preserve">Source: CK-12</w:t>
+              <w:t xml:space="preserve">Source: Khan Academy (English - US curriculum)</w:t>
             </w:r>
           </w:p>
           <w:p>
@@ -22808,7 +22808,7 @@
               <w:spacing w:after="10" w:before="0"/>
               <w:ind w:left="120"/>
             </w:pPr>
-            <w:hyperlink w:history="1" r:id="rIdc4v4yqrzkfksmxxxppx6c">
+            <w:hyperlink w:history="1" r:id="rIdp7ft1xvvs8zbho5pq9yjp">
               <w:r>
                 <w:rPr>
                   <w:rFonts w:ascii="Arial" w:cs="Arial" w:eastAsia="Arial" w:hAnsi="Arial"/>
@@ -24447,7 +24447,7 @@
             <w:pPr>
               <w:spacing w:after="20" w:before="0"/>
             </w:pPr>
-            <w:hyperlink w:history="1" r:id="rIdsxqgruloruknsfjaiy_hj">
+            <w:hyperlink w:history="1" r:id="rIdbwbxzqnzsteydb3gah1jf">
               <w:r>
                 <w:rPr>
                   <w:rFonts w:ascii="Arial" w:cs="Arial" w:eastAsia="Arial" w:hAnsi="Arial"/>
@@ -24456,7 +24456,7 @@
                   <w:szCs w:val="16"/>
                   <w:u w:val="single" w:color="2E75B6"/>
                 </w:rPr>
-                <w:t xml:space="preserve">Trigonometry Word Problems Principles - Basic</w:t>
+                <w:t xml:space="preserve">The trig functions &amp; right triangle trig ratios</w:t>
               </w:r>
             </w:hyperlink>
           </w:p>
@@ -24472,7 +24472,7 @@
                 <w:sz w:val="14"/>
                 <w:szCs w:val="14"/>
               </w:rPr>
-              <w:t xml:space="preserve">Source: CK-12</w:t>
+              <w:t xml:space="preserve">Source: Khan Academy (English - US curriculum)</w:t>
             </w:r>
           </w:p>
           <w:p>
@@ -24480,7 +24480,7 @@
               <w:spacing w:after="10" w:before="0"/>
               <w:ind w:left="120"/>
             </w:pPr>
-            <w:hyperlink w:history="1" r:id="rIdew9cniinue3ets3hiix7c">
+            <w:hyperlink w:history="1" r:id="rIdcriv-4lbvb84arh1un1bm">
               <w:r>
                 <w:rPr>
                   <w:rFonts w:ascii="Arial" w:cs="Arial" w:eastAsia="Arial" w:hAnsi="Arial"/>
@@ -24518,14 +24518,14 @@
                 <w:sz w:val="16"/>
                 <w:szCs w:val="16"/>
               </w:rPr>
-              <w:t xml:space="preserve">📖 HTML:</w:t>
+              <w:t xml:space="preserve">📖 EXERCISE:</w:t>
             </w:r>
           </w:p>
           <w:p>
             <w:pPr>
               <w:spacing w:after="20" w:before="0"/>
             </w:pPr>
-            <w:hyperlink w:history="1" r:id="rIdc0limsgzekb2jwt7jmybz">
+            <w:hyperlink w:history="1" r:id="rIdk8mccmmzvcvylxyzmyx8q">
               <w:r>
                 <w:rPr>
                   <w:rFonts w:ascii="Arial" w:cs="Arial" w:eastAsia="Arial" w:hAnsi="Arial"/>
@@ -24534,7 +24534,7 @@
                   <w:szCs w:val="16"/>
                   <w:u w:val="single" w:color="2E75B6"/>
                 </w:rPr>
-                <w:t xml:space="preserve">Trigonometry Word Problems (Flexbook)</w:t>
+                <w:t xml:space="preserve">Trig values of special angles</w:t>
               </w:r>
             </w:hyperlink>
           </w:p>
@@ -24550,7 +24550,7 @@
                 <w:sz w:val="14"/>
                 <w:szCs w:val="14"/>
               </w:rPr>
-              <w:t xml:space="preserve">Source: CK-12</w:t>
+              <w:t xml:space="preserve">Source: Khan Academy (English - US curriculum)</w:t>
             </w:r>
           </w:p>
           <w:p>
@@ -24558,7 +24558,7 @@
               <w:spacing w:after="10" w:before="0"/>
               <w:ind w:left="120"/>
             </w:pPr>
-            <w:hyperlink w:history="1" r:id="rIdnsmtieostmsja-xtumtph">
+            <w:hyperlink w:history="1" r:id="rId6leq6iwevavipkiido2fn">
               <w:r>
                 <w:rPr>
                   <w:rFonts w:ascii="Arial" w:cs="Arial" w:eastAsia="Arial" w:hAnsi="Arial"/>
@@ -24753,7 +24753,7 @@
             <w:pPr>
               <w:spacing w:after="20" w:before="0"/>
             </w:pPr>
-            <w:hyperlink w:history="1" r:id="rIdzpevqk2c74ef60jvyedt7">
+            <w:hyperlink w:history="1" r:id="rIdmycar6eafeym97agmhczu">
               <w:r>
                 <w:rPr>
                   <w:rFonts w:ascii="Arial" w:cs="Arial" w:eastAsia="Arial" w:hAnsi="Arial"/>
@@ -24762,7 +24762,7 @@
                   <w:szCs w:val="16"/>
                   <w:u w:val="single" w:color="2E75B6"/>
                 </w:rPr>
-                <w:t xml:space="preserve">Trigonometry Word Problems Principles - Basic</w:t>
+                <w:t xml:space="preserve">Solving for a side in right triangles with trigonometry</w:t>
               </w:r>
             </w:hyperlink>
           </w:p>
@@ -24778,7 +24778,7 @@
                 <w:sz w:val="14"/>
                 <w:szCs w:val="14"/>
               </w:rPr>
-              <w:t xml:space="preserve">Source: CK-12</w:t>
+              <w:t xml:space="preserve">Source: Khan Academy (English - US curriculum)</w:t>
             </w:r>
           </w:p>
           <w:p>
@@ -24786,7 +24786,7 @@
               <w:spacing w:after="10" w:before="0"/>
               <w:ind w:left="120"/>
             </w:pPr>
-            <w:hyperlink w:history="1" r:id="rIdv4twfjjto2gae7blrjox7">
+            <w:hyperlink w:history="1" r:id="rId5szusvftm_qjjmct68mkn">
               <w:r>
                 <w:rPr>
                   <w:rFonts w:ascii="Arial" w:cs="Arial" w:eastAsia="Arial" w:hAnsi="Arial"/>
@@ -24824,14 +24824,14 @@
                 <w:sz w:val="16"/>
                 <w:szCs w:val="16"/>
               </w:rPr>
-              <w:t xml:space="preserve">📖 HTML:</w:t>
+              <w:t xml:space="preserve">📖 EXERCISE:</w:t>
             </w:r>
           </w:p>
           <w:p>
             <w:pPr>
               <w:spacing w:after="20" w:before="0"/>
             </w:pPr>
-            <w:hyperlink w:history="1" r:id="rIdfhdvvqudtclvrll9cees0">
+            <w:hyperlink w:history="1" r:id="rId1e3hzdx9jgebuhgducykl">
               <w:r>
                 <w:rPr>
                   <w:rFonts w:ascii="Arial" w:cs="Arial" w:eastAsia="Arial" w:hAnsi="Arial"/>
@@ -24840,7 +24840,7 @@
                   <w:szCs w:val="16"/>
                   <w:u w:val="single" w:color="2E75B6"/>
                 </w:rPr>
-                <w:t xml:space="preserve">Trigonometry Word Problems (Flexbook)</w:t>
+                <w:t xml:space="preserve">Right triangle trigonometry word problems</w:t>
               </w:r>
             </w:hyperlink>
           </w:p>
@@ -24856,7 +24856,7 @@
                 <w:sz w:val="14"/>
                 <w:szCs w:val="14"/>
               </w:rPr>
-              <w:t xml:space="preserve">Source: CK-12</w:t>
+              <w:t xml:space="preserve">Source: Khan Academy (English - US curriculum)</w:t>
             </w:r>
           </w:p>
           <w:p>
@@ -24864,7 +24864,7 @@
               <w:spacing w:after="10" w:before="0"/>
               <w:ind w:left="120"/>
             </w:pPr>
-            <w:hyperlink w:history="1" r:id="rId7yu6bc0td6yopxuny0vlj">
+            <w:hyperlink w:history="1" r:id="rIdzdheohym9uw5glpkj1xqs">
               <w:r>
                 <w:rPr>
                   <w:rFonts w:ascii="Arial" w:cs="Arial" w:eastAsia="Arial" w:hAnsi="Arial"/>
@@ -25059,7 +25059,7 @@
             <w:pPr>
               <w:spacing w:after="20" w:before="0"/>
             </w:pPr>
-            <w:hyperlink w:history="1" r:id="rIdovmy2dbcctxy-dej8lhst">
+            <w:hyperlink w:history="1" r:id="rIdcjsvwekxws9mv5curwiog">
               <w:r>
                 <w:rPr>
                   <w:rFonts w:ascii="Arial" w:cs="Arial" w:eastAsia="Arial" w:hAnsi="Arial"/>
@@ -25068,7 +25068,7 @@
                   <w:szCs w:val="16"/>
                   <w:u w:val="single" w:color="2E75B6"/>
                 </w:rPr>
-                <w:t xml:space="preserve">Trigonometry Word Problems Principles - Basic</w:t>
+                <w:t xml:space="preserve">The trig functions &amp; right triangle trig ratios</w:t>
               </w:r>
             </w:hyperlink>
           </w:p>
@@ -25084,7 +25084,7 @@
                 <w:sz w:val="14"/>
                 <w:szCs w:val="14"/>
               </w:rPr>
-              <w:t xml:space="preserve">Source: CK-12</w:t>
+              <w:t xml:space="preserve">Source: Khan Academy (English - US curriculum)</w:t>
             </w:r>
           </w:p>
           <w:p>
@@ -25092,7 +25092,7 @@
               <w:spacing w:after="10" w:before="0"/>
               <w:ind w:left="120"/>
             </w:pPr>
-            <w:hyperlink w:history="1" r:id="rIdycxqkj6dl50owkukyao7u">
+            <w:hyperlink w:history="1" r:id="rIdxydgspnwtv_fmuwh2ysc5">
               <w:r>
                 <w:rPr>
                   <w:rFonts w:ascii="Arial" w:cs="Arial" w:eastAsia="Arial" w:hAnsi="Arial"/>
@@ -25130,14 +25130,14 @@
                 <w:sz w:val="16"/>
                 <w:szCs w:val="16"/>
               </w:rPr>
-              <w:t xml:space="preserve">📖 HTML:</w:t>
+              <w:t xml:space="preserve">📖 EXERCISE:</w:t>
             </w:r>
           </w:p>
           <w:p>
             <w:pPr>
               <w:spacing w:after="20" w:before="0"/>
             </w:pPr>
-            <w:hyperlink w:history="1" r:id="rId6jz_-m6lijapyw3tmgpgm">
+            <w:hyperlink w:history="1" r:id="rIdimq-aw83duymnc73z4iz2">
               <w:r>
                 <w:rPr>
                   <w:rFonts w:ascii="Arial" w:cs="Arial" w:eastAsia="Arial" w:hAnsi="Arial"/>
@@ -25146,7 +25146,7 @@
                   <w:szCs w:val="16"/>
                   <w:u w:val="single" w:color="2E75B6"/>
                 </w:rPr>
-                <w:t xml:space="preserve">Trigonometry Word Problems (Flexbook)</w:t>
+                <w:t xml:space="preserve">Find trig values using angle addition identities</w:t>
               </w:r>
             </w:hyperlink>
           </w:p>
@@ -25162,7 +25162,7 @@
                 <w:sz w:val="14"/>
                 <w:szCs w:val="14"/>
               </w:rPr>
-              <w:t xml:space="preserve">Source: CK-12</w:t>
+              <w:t xml:space="preserve">Source: Khan Academy (English - US curriculum)</w:t>
             </w:r>
           </w:p>
           <w:p>
@@ -25170,7 +25170,7 @@
               <w:spacing w:after="10" w:before="0"/>
               <w:ind w:left="120"/>
             </w:pPr>
-            <w:hyperlink w:history="1" r:id="rIdtrtycfcxfty8w77xyvc1r">
+            <w:hyperlink w:history="1" r:id="rId9ns_k12vc3bgilkdz_mjy">
               <w:r>
                 <w:rPr>
                   <w:rFonts w:ascii="Arial" w:cs="Arial" w:eastAsia="Arial" w:hAnsi="Arial"/>
@@ -25365,7 +25365,7 @@
             <w:pPr>
               <w:spacing w:after="20" w:before="0"/>
             </w:pPr>
-            <w:hyperlink w:history="1" r:id="rId4ojhxbfdq85qbjykpcnb_">
+            <w:hyperlink w:history="1" r:id="rId3irftxfuo-oowetjlrqs5">
               <w:r>
                 <w:rPr>
                   <w:rFonts w:ascii="Arial" w:cs="Arial" w:eastAsia="Arial" w:hAnsi="Arial"/>
@@ -25374,7 +25374,7 @@
                   <w:szCs w:val="16"/>
                   <w:u w:val="single" w:color="2E75B6"/>
                 </w:rPr>
-                <w:t xml:space="preserve">Trigonometry Word Problems Principles - Basic</w:t>
+                <w:t xml:space="preserve">The trig functions &amp; right triangle trig ratios</w:t>
               </w:r>
             </w:hyperlink>
           </w:p>
@@ -25390,7 +25390,7 @@
                 <w:sz w:val="14"/>
                 <w:szCs w:val="14"/>
               </w:rPr>
-              <w:t xml:space="preserve">Source: CK-12</w:t>
+              <w:t xml:space="preserve">Source: Khan Academy (English - US curriculum)</w:t>
             </w:r>
           </w:p>
           <w:p>
@@ -25398,7 +25398,7 @@
               <w:spacing w:after="10" w:before="0"/>
               <w:ind w:left="120"/>
             </w:pPr>
-            <w:hyperlink w:history="1" r:id="rIdi9thkklnxi-tv9kn_wfkm">
+            <w:hyperlink w:history="1" r:id="rIdtqrg1oetj3sm-31dxgrv7">
               <w:r>
                 <w:rPr>
                   <w:rFonts w:ascii="Arial" w:cs="Arial" w:eastAsia="Arial" w:hAnsi="Arial"/>
@@ -25436,14 +25436,14 @@
                 <w:sz w:val="16"/>
                 <w:szCs w:val="16"/>
               </w:rPr>
-              <w:t xml:space="preserve">📖 HTML:</w:t>
+              <w:t xml:space="preserve">📖 EXERCISE:</w:t>
             </w:r>
           </w:p>
           <w:p>
             <w:pPr>
               <w:spacing w:after="20" w:before="0"/>
             </w:pPr>
-            <w:hyperlink w:history="1" r:id="rIddesrp-65g-9rogrqbgfr4">
+            <w:hyperlink w:history="1" r:id="rIdvvzxnkqfzafbzz9uootdv">
               <w:r>
                 <w:rPr>
                   <w:rFonts w:ascii="Arial" w:cs="Arial" w:eastAsia="Arial" w:hAnsi="Arial"/>
@@ -25452,7 +25452,7 @@
                   <w:szCs w:val="16"/>
                   <w:u w:val="single" w:color="2E75B6"/>
                 </w:rPr>
-                <w:t xml:space="preserve">Trigonometry Word Problems (Flexbook)</w:t>
+                <w:t xml:space="preserve">Solve for an angle in right triangles</w:t>
               </w:r>
             </w:hyperlink>
           </w:p>
@@ -25468,7 +25468,7 @@
                 <w:sz w:val="14"/>
                 <w:szCs w:val="14"/>
               </w:rPr>
-              <w:t xml:space="preserve">Source: CK-12</w:t>
+              <w:t xml:space="preserve">Source: Khan Academy (English - US curriculum)</w:t>
             </w:r>
           </w:p>
           <w:p>
@@ -25476,7 +25476,7 @@
               <w:spacing w:after="10" w:before="0"/>
               <w:ind w:left="120"/>
             </w:pPr>
-            <w:hyperlink w:history="1" r:id="rIdvye6veggn9yilmrgz6ka4">
+            <w:hyperlink w:history="1" r:id="rIdzku3nwiztym8omsol21dp">
               <w:r>
                 <w:rPr>
                   <w:rFonts w:ascii="Arial" w:cs="Arial" w:eastAsia="Arial" w:hAnsi="Arial"/>
@@ -25671,7 +25671,7 @@
             <w:pPr>
               <w:spacing w:after="20" w:before="0"/>
             </w:pPr>
-            <w:hyperlink w:history="1" r:id="rIdr3vev8w-yi86jvxoel7r6">
+            <w:hyperlink w:history="1" r:id="rIddyxxgctx2bqb4qac6tuai">
               <w:r>
                 <w:rPr>
                   <w:rFonts w:ascii="Arial" w:cs="Arial" w:eastAsia="Arial" w:hAnsi="Arial"/>
@@ -25680,7 +25680,7 @@
                   <w:szCs w:val="16"/>
                   <w:u w:val="single" w:color="2E75B6"/>
                 </w:rPr>
-                <w:t xml:space="preserve">Trigonometry Word Problems Principles - Basic</w:t>
+                <w:t xml:space="preserve">The trig functions &amp; right triangle trig ratios</w:t>
               </w:r>
             </w:hyperlink>
           </w:p>
@@ -25696,7 +25696,7 @@
                 <w:sz w:val="14"/>
                 <w:szCs w:val="14"/>
               </w:rPr>
-              <w:t xml:space="preserve">Source: CK-12</w:t>
+              <w:t xml:space="preserve">Source: Khan Academy (English - US curriculum)</w:t>
             </w:r>
           </w:p>
           <w:p>
@@ -25704,7 +25704,7 @@
               <w:spacing w:after="10" w:before="0"/>
               <w:ind w:left="120"/>
             </w:pPr>
-            <w:hyperlink w:history="1" r:id="rIdjwtb8s_phckjuxqc6kn19">
+            <w:hyperlink w:history="1" r:id="rIduckljrianhcehqps7myqd">
               <w:r>
                 <w:rPr>
                   <w:rFonts w:ascii="Arial" w:cs="Arial" w:eastAsia="Arial" w:hAnsi="Arial"/>
@@ -25742,14 +25742,14 @@
                 <w:sz w:val="16"/>
                 <w:szCs w:val="16"/>
               </w:rPr>
-              <w:t xml:space="preserve">📖 HTML:</w:t>
+              <w:t xml:space="preserve">📖 EXERCISE:</w:t>
             </w:r>
           </w:p>
           <w:p>
             <w:pPr>
               <w:spacing w:after="20" w:before="0"/>
             </w:pPr>
-            <w:hyperlink w:history="1" r:id="rIdzejens0djd6rztklwprt7">
+            <w:hyperlink w:history="1" r:id="rIddqkdk2h3oif-ghd46w-_w">
               <w:r>
                 <w:rPr>
                   <w:rFonts w:ascii="Arial" w:cs="Arial" w:eastAsia="Arial" w:hAnsi="Arial"/>
@@ -25758,7 +25758,7 @@
                   <w:szCs w:val="16"/>
                   <w:u w:val="single" w:color="2E75B6"/>
                 </w:rPr>
-                <w:t xml:space="preserve">Trigonometry Word Problems (Flexbook)</w:t>
+                <w:t xml:space="preserve">Trig values of special angles</w:t>
               </w:r>
             </w:hyperlink>
           </w:p>
@@ -25774,7 +25774,7 @@
                 <w:sz w:val="14"/>
                 <w:szCs w:val="14"/>
               </w:rPr>
-              <w:t xml:space="preserve">Source: CK-12</w:t>
+              <w:t xml:space="preserve">Source: Khan Academy (English - US curriculum)</w:t>
             </w:r>
           </w:p>
           <w:p>
@@ -25782,7 +25782,7 @@
               <w:spacing w:after="10" w:before="0"/>
               <w:ind w:left="120"/>
             </w:pPr>
-            <w:hyperlink w:history="1" r:id="rIdqmgmkq7xlr8djxruxldam">
+            <w:hyperlink w:history="1" r:id="rIdfkv6lcgfj6wuvxeexc79w">
               <w:r>
                 <w:rPr>
                   <w:rFonts w:ascii="Arial" w:cs="Arial" w:eastAsia="Arial" w:hAnsi="Arial"/>
@@ -27269,7 +27269,7 @@
             <w:pPr>
               <w:spacing w:after="20" w:before="0"/>
             </w:pPr>
-            <w:hyperlink w:history="1" r:id="rIdgepnm_xdmha8tnwc37tso">
+            <w:hyperlink w:history="1" r:id="rIdhujfn4n4bymz3la-bvt3a">
               <w:r>
                 <w:rPr>
                   <w:rFonts w:ascii="Arial" w:cs="Arial" w:eastAsia="Arial" w:hAnsi="Arial"/>
@@ -27278,7 +27278,7 @@
                   <w:szCs w:val="16"/>
                   <w:u w:val="single" w:color="2E75B6"/>
                 </w:rPr>
-                <w:t xml:space="preserve">Boiling Point Elevation and Freezing Point depression - Overview</w:t>
+                <w:t xml:space="preserve">Solving for a side in right triangles with trigonometry</w:t>
               </w:r>
             </w:hyperlink>
           </w:p>
@@ -27294,7 +27294,7 @@
                 <w:sz w:val="14"/>
                 <w:szCs w:val="14"/>
               </w:rPr>
-              <w:t xml:space="preserve">Source: CK-12</w:t>
+              <w:t xml:space="preserve">Source: Khan Academy (English - US curriculum)</w:t>
             </w:r>
           </w:p>
           <w:p>
@@ -27302,7 +27302,7 @@
               <w:spacing w:after="10" w:before="0"/>
               <w:ind w:left="120"/>
             </w:pPr>
-            <w:hyperlink w:history="1" r:id="rIdlbkigfjrkslqewx17pa5v">
+            <w:hyperlink w:history="1" r:id="rIdiwcttp62o4arfyllazzqe">
               <w:r>
                 <w:rPr>
                   <w:rFonts w:ascii="Arial" w:cs="Arial" w:eastAsia="Arial" w:hAnsi="Arial"/>
@@ -27347,7 +27347,7 @@
             <w:pPr>
               <w:spacing w:after="20" w:before="0"/>
             </w:pPr>
-            <w:hyperlink w:history="1" r:id="rIdei52hd__kfbwbltkxx7sy">
+            <w:hyperlink w:history="1" r:id="rIdvcxzvav8wakwzujszbtua">
               <w:r>
                 <w:rPr>
                   <w:rFonts w:ascii="Arial" w:cs="Arial" w:eastAsia="Arial" w:hAnsi="Arial"/>
@@ -27356,7 +27356,7 @@
                   <w:szCs w:val="16"/>
                   <w:u w:val="single" w:color="2E75B6"/>
                 </w:rPr>
-                <w:t xml:space="preserve">Proportions with Angle Bisectors (Flexbook)</w:t>
+                <w:t xml:space="preserve">Trigonometry Word Problems: Helicopter Angle of Depression Rescue (PLIX)</w:t>
               </w:r>
             </w:hyperlink>
           </w:p>
@@ -27380,7 +27380,7 @@
               <w:spacing w:after="10" w:before="0"/>
               <w:ind w:left="120"/>
             </w:pPr>
-            <w:hyperlink w:history="1" r:id="rIdsmv15d4_qr9w9vcnzqri-">
+            <w:hyperlink w:history="1" r:id="rIdce4zephxrxcmekwkdzvci">
               <w:r>
                 <w:rPr>
                   <w:rFonts w:ascii="Arial" w:cs="Arial" w:eastAsia="Arial" w:hAnsi="Arial"/>
@@ -27575,7 +27575,7 @@
             <w:pPr>
               <w:spacing w:after="20" w:before="0"/>
             </w:pPr>
-            <w:hyperlink w:history="1" r:id="rIdnn7ft4ras_wplhlprtxlu">
+            <w:hyperlink w:history="1" r:id="rIdnt-maazo7cmweivyksrjo">
               <w:r>
                 <w:rPr>
                   <w:rFonts w:ascii="Arial" w:cs="Arial" w:eastAsia="Arial" w:hAnsi="Arial"/>
@@ -27584,7 +27584,7 @@
                   <w:szCs w:val="16"/>
                   <w:u w:val="single" w:color="2E75B6"/>
                 </w:rPr>
-                <w:t xml:space="preserve">Boiling Point Elevation and Freezing Point depression - Overview</w:t>
+                <w:t xml:space="preserve">Finding reciprocal trig ratios</w:t>
               </w:r>
             </w:hyperlink>
           </w:p>
@@ -27600,7 +27600,7 @@
                 <w:sz w:val="14"/>
                 <w:szCs w:val="14"/>
               </w:rPr>
-              <w:t xml:space="preserve">Source: CK-12</w:t>
+              <w:t xml:space="preserve">Source: Khan Academy (English - US curriculum)</w:t>
             </w:r>
           </w:p>
           <w:p>
@@ -27608,7 +27608,7 @@
               <w:spacing w:after="10" w:before="0"/>
               <w:ind w:left="120"/>
             </w:pPr>
-            <w:hyperlink w:history="1" r:id="rIdepkqbjjpikzcipzyfgra6">
+            <w:hyperlink w:history="1" r:id="rIdbudedk8ywgdftvv74eyqp">
               <w:r>
                 <w:rPr>
                   <w:rFonts w:ascii="Arial" w:cs="Arial" w:eastAsia="Arial" w:hAnsi="Arial"/>
@@ -27653,7 +27653,7 @@
             <w:pPr>
               <w:spacing w:after="20" w:before="0"/>
             </w:pPr>
-            <w:hyperlink w:history="1" r:id="rIdvgzmf-xgz77wmsloq-qbo">
+            <w:hyperlink w:history="1" r:id="rIdgfxzgbxynirqwjwdvhzsf">
               <w:r>
                 <w:rPr>
                   <w:rFonts w:ascii="Arial" w:cs="Arial" w:eastAsia="Arial" w:hAnsi="Arial"/>
@@ -27662,7 +27662,7 @@
                   <w:szCs w:val="16"/>
                   <w:u w:val="single" w:color="2E75B6"/>
                 </w:rPr>
-                <w:t xml:space="preserve">Proportions with Angle Bisectors (Flexbook)</w:t>
+                <w:t xml:space="preserve">Angles of Elevation and Depression (Flexbook)</w:t>
               </w:r>
             </w:hyperlink>
           </w:p>
@@ -27686,7 +27686,7 @@
               <w:spacing w:after="10" w:before="0"/>
               <w:ind w:left="120"/>
             </w:pPr>
-            <w:hyperlink w:history="1" r:id="rIdh0mb4k81lau8l44z4kqzg">
+            <w:hyperlink w:history="1" r:id="rIdybd6lhba19g73hvx8rt7p">
               <w:r>
                 <w:rPr>
                   <w:rFonts w:ascii="Arial" w:cs="Arial" w:eastAsia="Arial" w:hAnsi="Arial"/>
@@ -27881,7 +27881,7 @@
             <w:pPr>
               <w:spacing w:after="20" w:before="0"/>
             </w:pPr>
-            <w:hyperlink w:history="1" r:id="rId5cbtwekojm90hgnlucahu">
+            <w:hyperlink w:history="1" r:id="rIdy2pnjmvzpqkxh0n5cts0d">
               <w:r>
                 <w:rPr>
                   <w:rFonts w:ascii="Arial" w:cs="Arial" w:eastAsia="Arial" w:hAnsi="Arial"/>
@@ -27890,7 +27890,7 @@
                   <w:szCs w:val="16"/>
                   <w:u w:val="single" w:color="2E75B6"/>
                 </w:rPr>
-                <w:t xml:space="preserve">Boiling Point Elevation and Freezing Point depression - Overview</w:t>
+                <w:t xml:space="preserve">Solving for a side in right triangles with trigonometry</w:t>
               </w:r>
             </w:hyperlink>
           </w:p>
@@ -27906,7 +27906,7 @@
                 <w:sz w:val="14"/>
                 <w:szCs w:val="14"/>
               </w:rPr>
-              <w:t xml:space="preserve">Source: CK-12</w:t>
+              <w:t xml:space="preserve">Source: Khan Academy (English - US curriculum)</w:t>
             </w:r>
           </w:p>
           <w:p>
@@ -27914,7 +27914,7 @@
               <w:spacing w:after="10" w:before="0"/>
               <w:ind w:left="120"/>
             </w:pPr>
-            <w:hyperlink w:history="1" r:id="rIdtr-2wleqsufskc4avioym">
+            <w:hyperlink w:history="1" r:id="rIdz6-h93tmmvhjef26xkbih">
               <w:r>
                 <w:rPr>
                   <w:rFonts w:ascii="Arial" w:cs="Arial" w:eastAsia="Arial" w:hAnsi="Arial"/>
@@ -27952,14 +27952,14 @@
                 <w:sz w:val="16"/>
                 <w:szCs w:val="16"/>
               </w:rPr>
-              <w:t xml:space="preserve">📖 HTML:</w:t>
+              <w:t xml:space="preserve">📖 EXERCISE:</w:t>
             </w:r>
           </w:p>
           <w:p>
             <w:pPr>
               <w:spacing w:after="20" w:before="0"/>
             </w:pPr>
-            <w:hyperlink w:history="1" r:id="rIdicizpmv2dulctryciafrv">
+            <w:hyperlink w:history="1" r:id="rIddjr0allofx6-wvoi7uyvh">
               <w:r>
                 <w:rPr>
                   <w:rFonts w:ascii="Arial" w:cs="Arial" w:eastAsia="Arial" w:hAnsi="Arial"/>
@@ -27968,7 +27968,7 @@
                   <w:szCs w:val="16"/>
                   <w:u w:val="single" w:color="2E75B6"/>
                 </w:rPr>
-                <w:t xml:space="preserve">Proportions with Angle Bisectors (Flexbook)</w:t>
+                <w:t xml:space="preserve">Angles of Elevation and Depression Practice</w:t>
               </w:r>
             </w:hyperlink>
           </w:p>
@@ -27992,7 +27992,7 @@
               <w:spacing w:after="10" w:before="0"/>
               <w:ind w:left="120"/>
             </w:pPr>
-            <w:hyperlink w:history="1" r:id="rId1l5j0nnggcyvmzz8cd7n6">
+            <w:hyperlink w:history="1" r:id="rId_e2vsfyhuxiloipgq01ye">
               <w:r>
                 <w:rPr>
                   <w:rFonts w:ascii="Arial" w:cs="Arial" w:eastAsia="Arial" w:hAnsi="Arial"/>
@@ -28187,7 +28187,7 @@
             <w:pPr>
               <w:spacing w:after="20" w:before="0"/>
             </w:pPr>
-            <w:hyperlink w:history="1" r:id="rIdju5epdgkpsvdc1rj5ikyu">
+            <w:hyperlink w:history="1" r:id="rIdh8upd2evuj6afehp97vuz">
               <w:r>
                 <w:rPr>
                   <w:rFonts w:ascii="Arial" w:cs="Arial" w:eastAsia="Arial" w:hAnsi="Arial"/>
@@ -28196,7 +28196,7 @@
                   <w:szCs w:val="16"/>
                   <w:u w:val="single" w:color="2E75B6"/>
                 </w:rPr>
-                <w:t xml:space="preserve">Boiling Point Elevation and Freezing Point depression - Overview</w:t>
+                <w:t xml:space="preserve">Solving for a side in right triangles with trigonometry</w:t>
               </w:r>
             </w:hyperlink>
           </w:p>
@@ -28212,7 +28212,7 @@
                 <w:sz w:val="14"/>
                 <w:szCs w:val="14"/>
               </w:rPr>
-              <w:t xml:space="preserve">Source: CK-12</w:t>
+              <w:t xml:space="preserve">Source: Khan Academy (English - US curriculum)</w:t>
             </w:r>
           </w:p>
           <w:p>
@@ -28220,7 +28220,7 @@
               <w:spacing w:after="10" w:before="0"/>
               <w:ind w:left="120"/>
             </w:pPr>
-            <w:hyperlink w:history="1" r:id="rIdl9jsp5as2ztqwwtmglak-">
+            <w:hyperlink w:history="1" r:id="rIdput0xhklly9umvhzcxtvg">
               <w:r>
                 <w:rPr>
                   <w:rFonts w:ascii="Arial" w:cs="Arial" w:eastAsia="Arial" w:hAnsi="Arial"/>
@@ -28258,14 +28258,14 @@
                 <w:sz w:val="16"/>
                 <w:szCs w:val="16"/>
               </w:rPr>
-              <w:t xml:space="preserve">📖 HTML:</w:t>
+              <w:t xml:space="preserve">📖 EXERCISE:</w:t>
             </w:r>
           </w:p>
           <w:p>
             <w:pPr>
               <w:spacing w:after="20" w:before="0"/>
             </w:pPr>
-            <w:hyperlink w:history="1" r:id="rIdkkhxhhfqtjgdwpjsjhtzt">
+            <w:hyperlink w:history="1" r:id="rIdjef1nqihs_vj3lxjikugp">
               <w:r>
                 <w:rPr>
                   <w:rFonts w:ascii="Arial" w:cs="Arial" w:eastAsia="Arial" w:hAnsi="Arial"/>
@@ -28274,7 +28274,7 @@
                   <w:szCs w:val="16"/>
                   <w:u w:val="single" w:color="2E75B6"/>
                 </w:rPr>
-                <w:t xml:space="preserve">Proportions with Angle Bisectors (Flexbook)</w:t>
+                <w:t xml:space="preserve">Trigonometric ratios in right triangles</w:t>
               </w:r>
             </w:hyperlink>
           </w:p>
@@ -28290,7 +28290,7 @@
                 <w:sz w:val="14"/>
                 <w:szCs w:val="14"/>
               </w:rPr>
-              <w:t xml:space="preserve">Source: CK-12</w:t>
+              <w:t xml:space="preserve">Source: Khan Academy (English - US curriculum)</w:t>
             </w:r>
           </w:p>
           <w:p>
@@ -28298,7 +28298,7 @@
               <w:spacing w:after="10" w:before="0"/>
               <w:ind w:left="120"/>
             </w:pPr>
-            <w:hyperlink w:history="1" r:id="rIdn-aukskbkyiwetmuwpdvg">
+            <w:hyperlink w:history="1" r:id="rId_vmfaxtmbfbh3lr-j8ke_">
               <w:r>
                 <w:rPr>
                   <w:rFonts w:ascii="Arial" w:cs="Arial" w:eastAsia="Arial" w:hAnsi="Arial"/>
@@ -28493,7 +28493,7 @@
             <w:pPr>
               <w:spacing w:after="20" w:before="0"/>
             </w:pPr>
-            <w:hyperlink w:history="1" r:id="rIdxvezkyyw-slvojzhip2f8">
+            <w:hyperlink w:history="1" r:id="rIdaelhp11qjaroxq-o-souh">
               <w:r>
                 <w:rPr>
                   <w:rFonts w:ascii="Arial" w:cs="Arial" w:eastAsia="Arial" w:hAnsi="Arial"/>
@@ -28502,7 +28502,7 @@
                   <w:szCs w:val="16"/>
                   <w:u w:val="single" w:color="2E75B6"/>
                 </w:rPr>
-                <w:t xml:space="preserve">Boiling Point Elevation and Freezing Point depression - Overview</w:t>
+                <w:t xml:space="preserve">Solving for a side in right triangles with trigonometry</w:t>
               </w:r>
             </w:hyperlink>
           </w:p>
@@ -28518,7 +28518,7 @@
                 <w:sz w:val="14"/>
                 <w:szCs w:val="14"/>
               </w:rPr>
-              <w:t xml:space="preserve">Source: CK-12</w:t>
+              <w:t xml:space="preserve">Source: Khan Academy (English - US curriculum)</w:t>
             </w:r>
           </w:p>
           <w:p>
@@ -28526,7 +28526,7 @@
               <w:spacing w:after="10" w:before="0"/>
               <w:ind w:left="120"/>
             </w:pPr>
-            <w:hyperlink w:history="1" r:id="rIdtkgmxvdvmaxksqery4a6b">
+            <w:hyperlink w:history="1" r:id="rIdivfbza7gy-mzrbpxlhysr">
               <w:r>
                 <w:rPr>
                   <w:rFonts w:ascii="Arial" w:cs="Arial" w:eastAsia="Arial" w:hAnsi="Arial"/>
@@ -28571,7 +28571,7 @@
             <w:pPr>
               <w:spacing w:after="20" w:before="0"/>
             </w:pPr>
-            <w:hyperlink w:history="1" r:id="rIdw9pjf7zmk7vnyknryffg9">
+            <w:hyperlink w:history="1" r:id="rId0xcylhfc84hxldn6tr00v">
               <w:r>
                 <w:rPr>
                   <w:rFonts w:ascii="Arial" w:cs="Arial" w:eastAsia="Arial" w:hAnsi="Arial"/>
@@ -28580,7 +28580,7 @@
                   <w:szCs w:val="16"/>
                   <w:u w:val="single" w:color="2E75B6"/>
                 </w:rPr>
-                <w:t xml:space="preserve">Proportions with Angle Bisectors (Flexbook)</w:t>
+                <w:t xml:space="preserve">Trigonometry Word Problems: Helicopter Angle of Depression Rescue (PLIX)</w:t>
               </w:r>
             </w:hyperlink>
           </w:p>
@@ -28604,7 +28604,7 @@
               <w:spacing w:after="10" w:before="0"/>
               <w:ind w:left="120"/>
             </w:pPr>
-            <w:hyperlink w:history="1" r:id="rIdapv214vzkv8-ec7c8hecj">
+            <w:hyperlink w:history="1" r:id="rIdzhcebaahys9ow0_hhib11">
               <w:r>
                 <w:rPr>
                   <w:rFonts w:ascii="Arial" w:cs="Arial" w:eastAsia="Arial" w:hAnsi="Arial"/>
@@ -30091,7 +30091,7 @@
             <w:pPr>
               <w:spacing w:after="20" w:before="0"/>
             </w:pPr>
-            <w:hyperlink w:history="1" r:id="rIdpygsctdxylb6o5p5x_xbh">
+            <w:hyperlink w:history="1" r:id="rIdhc_fpxxgsw5hs4yedz1ht">
               <w:r>
                 <w:rPr>
                   <w:rFonts w:ascii="Arial" w:cs="Arial" w:eastAsia="Arial" w:hAnsi="Arial"/>
@@ -30100,7 +30100,7 @@
                   <w:szCs w:val="16"/>
                   <w:u w:val="single" w:color="2E75B6"/>
                 </w:rPr>
-                <w:t xml:space="preserve">Triangle similarity &amp; the trigonometric ratios</w:t>
+                <w:t xml:space="preserve">Finding reciprocal trig ratios</w:t>
               </w:r>
             </w:hyperlink>
           </w:p>
@@ -30124,7 +30124,7 @@
               <w:spacing w:after="10" w:before="0"/>
               <w:ind w:left="120"/>
             </w:pPr>
-            <w:hyperlink w:history="1" r:id="rId3r3rcrsf8rbbazv0ikytm">
+            <w:hyperlink w:history="1" r:id="rIdp7n30kutg_muhnwq3obji">
               <w:r>
                 <w:rPr>
                   <w:rFonts w:ascii="Arial" w:cs="Arial" w:eastAsia="Arial" w:hAnsi="Arial"/>
@@ -30162,14 +30162,14 @@
                 <w:sz w:val="16"/>
                 <w:szCs w:val="16"/>
               </w:rPr>
-              <w:t xml:space="preserve">📖 HTML:</w:t>
+              <w:t xml:space="preserve">📖 EXERCISE:</w:t>
             </w:r>
           </w:p>
           <w:p>
             <w:pPr>
               <w:spacing w:after="20" w:before="0"/>
             </w:pPr>
-            <w:hyperlink w:history="1" r:id="rId6mryjkqcoy39b7oca8xlb">
+            <w:hyperlink w:history="1" r:id="rIdrrsnsxzk1w2i4ujafrs1l">
               <w:r>
                 <w:rPr>
                   <w:rFonts w:ascii="Arial" w:cs="Arial" w:eastAsia="Arial" w:hAnsi="Arial"/>
@@ -30178,7 +30178,7 @@
                   <w:szCs w:val="16"/>
                   <w:u w:val="single" w:color="2E75B6"/>
                 </w:rPr>
-                <w:t xml:space="preserve">Trigonometric Ratios with a Calculator (Flexbook)</w:t>
+                <w:t xml:space="preserve">Trigonometric ratios in right triangles</w:t>
               </w:r>
             </w:hyperlink>
           </w:p>
@@ -30194,7 +30194,7 @@
                 <w:sz w:val="14"/>
                 <w:szCs w:val="14"/>
               </w:rPr>
-              <w:t xml:space="preserve">Source: CK-12</w:t>
+              <w:t xml:space="preserve">Source: Khan Academy (English - US curriculum)</w:t>
             </w:r>
           </w:p>
           <w:p>
@@ -30202,7 +30202,7 @@
               <w:spacing w:after="10" w:before="0"/>
               <w:ind w:left="120"/>
             </w:pPr>
-            <w:hyperlink w:history="1" r:id="rId2rc50mlk-cetffmnlfie3">
+            <w:hyperlink w:history="1" r:id="rIdglec-jrlew449wkcqcsaw">
               <w:r>
                 <w:rPr>
                   <w:rFonts w:ascii="Arial" w:cs="Arial" w:eastAsia="Arial" w:hAnsi="Arial"/>
@@ -30397,7 +30397,7 @@
             <w:pPr>
               <w:spacing w:after="20" w:before="0"/>
             </w:pPr>
-            <w:hyperlink w:history="1" r:id="rIdvworch_coytb-0c9jxhys">
+            <w:hyperlink w:history="1" r:id="rIdtgdxe8h3snapkpqtodegt">
               <w:r>
                 <w:rPr>
                   <w:rFonts w:ascii="Arial" w:cs="Arial" w:eastAsia="Arial" w:hAnsi="Arial"/>
@@ -30406,7 +30406,7 @@
                   <w:szCs w:val="16"/>
                   <w:u w:val="single" w:color="2E75B6"/>
                 </w:rPr>
-                <w:t xml:space="preserve">Triangle similarity &amp; the trigonometric ratios</w:t>
+                <w:t xml:space="preserve">Finding reciprocal trig ratios</w:t>
               </w:r>
             </w:hyperlink>
           </w:p>
@@ -30430,7 +30430,7 @@
               <w:spacing w:after="10" w:before="0"/>
               <w:ind w:left="120"/>
             </w:pPr>
-            <w:hyperlink w:history="1" r:id="rIdswvum_yly6e1y9nzi7asv">
+            <w:hyperlink w:history="1" r:id="rIdhiyqn3a66a-jlcyejxnhl">
               <w:r>
                 <w:rPr>
                   <w:rFonts w:ascii="Arial" w:cs="Arial" w:eastAsia="Arial" w:hAnsi="Arial"/>
@@ -30468,14 +30468,14 @@
                 <w:sz w:val="16"/>
                 <w:szCs w:val="16"/>
               </w:rPr>
-              <w:t xml:space="preserve">📖 HTML:</w:t>
+              <w:t xml:space="preserve">📖 EXERCISE:</w:t>
             </w:r>
           </w:p>
           <w:p>
             <w:pPr>
               <w:spacing w:after="20" w:before="0"/>
             </w:pPr>
-            <w:hyperlink w:history="1" r:id="rIdfmzqboruqpobzy2uqodb3">
+            <w:hyperlink w:history="1" r:id="rIdtv8skpoxmplsfkwkprass">
               <w:r>
                 <w:rPr>
                   <w:rFonts w:ascii="Arial" w:cs="Arial" w:eastAsia="Arial" w:hAnsi="Arial"/>
@@ -30484,7 +30484,7 @@
                   <w:szCs w:val="16"/>
                   <w:u w:val="single" w:color="2E75B6"/>
                 </w:rPr>
-                <w:t xml:space="preserve">Trigonometric Ratios with a Calculator (Flexbook)</w:t>
+                <w:t xml:space="preserve">Relate ratios in right triangles</w:t>
               </w:r>
             </w:hyperlink>
           </w:p>
@@ -30500,7 +30500,7 @@
                 <w:sz w:val="14"/>
                 <w:szCs w:val="14"/>
               </w:rPr>
-              <w:t xml:space="preserve">Source: CK-12</w:t>
+              <w:t xml:space="preserve">Source: Khan Academy (English - US curriculum)</w:t>
             </w:r>
           </w:p>
           <w:p>
@@ -30508,7 +30508,7 @@
               <w:spacing w:after="10" w:before="0"/>
               <w:ind w:left="120"/>
             </w:pPr>
-            <w:hyperlink w:history="1" r:id="rIdpce7qouqcsbbarfgzjkif">
+            <w:hyperlink w:history="1" r:id="rIdjsrwnmipkku2jhp5t1_id">
               <w:r>
                 <w:rPr>
                   <w:rFonts w:ascii="Arial" w:cs="Arial" w:eastAsia="Arial" w:hAnsi="Arial"/>
@@ -30855,7 +30855,7 @@
             <w:pPr>
               <w:spacing w:after="20" w:before="0"/>
             </w:pPr>
-            <w:hyperlink w:history="1" r:id="rIdx44vasyijltjnyvdorudx">
+            <w:hyperlink w:history="1" r:id="rIdfprgyibfwvcirhnpkckqh">
               <w:r>
                 <w:rPr>
                   <w:rFonts w:ascii="Arial" w:cs="Arial" w:eastAsia="Arial" w:hAnsi="Arial"/>
@@ -30864,7 +30864,7 @@
                   <w:szCs w:val="16"/>
                   <w:u w:val="single" w:color="2E75B6"/>
                 </w:rPr>
-                <w:t xml:space="preserve">Triangle similarity &amp; the trigonometric ratios</w:t>
+                <w:t xml:space="preserve">Finding reciprocal trig ratios</w:t>
               </w:r>
             </w:hyperlink>
           </w:p>
@@ -30888,7 +30888,7 @@
               <w:spacing w:after="10" w:before="0"/>
               <w:ind w:left="120"/>
             </w:pPr>
-            <w:hyperlink w:history="1" r:id="rIde3uw7lwixhix-ibt7qpcm">
+            <w:hyperlink w:history="1" r:id="rIdagunao3mdjcpxefnkojsh">
               <w:r>
                 <w:rPr>
                   <w:rFonts w:ascii="Arial" w:cs="Arial" w:eastAsia="Arial" w:hAnsi="Arial"/>
@@ -30926,14 +30926,14 @@
                 <w:sz w:val="16"/>
                 <w:szCs w:val="16"/>
               </w:rPr>
-              <w:t xml:space="preserve">📖 HTML:</w:t>
+              <w:t xml:space="preserve">📖 EXERCISE:</w:t>
             </w:r>
           </w:p>
           <w:p>
             <w:pPr>
               <w:spacing w:after="20" w:before="0"/>
             </w:pPr>
-            <w:hyperlink w:history="1" r:id="rId2gbfoubm_e48de8ifcmfb">
+            <w:hyperlink w:history="1" r:id="rIdjmcu6ylrdgipw1jxt1pvj">
               <w:r>
                 <w:rPr>
                   <w:rFonts w:ascii="Arial" w:cs="Arial" w:eastAsia="Arial" w:hAnsi="Arial"/>
@@ -30942,7 +30942,7 @@
                   <w:szCs w:val="16"/>
                   <w:u w:val="single" w:color="2E75B6"/>
                 </w:rPr>
-                <w:t xml:space="preserve">Trigonometric Ratios with a Calculator (Flexbook)</w:t>
+                <w:t xml:space="preserve">Trigonometric ratios in right triangles</w:t>
               </w:r>
             </w:hyperlink>
           </w:p>
@@ -30958,7 +30958,7 @@
                 <w:sz w:val="14"/>
                 <w:szCs w:val="14"/>
               </w:rPr>
-              <w:t xml:space="preserve">Source: CK-12</w:t>
+              <w:t xml:space="preserve">Source: Khan Academy (English - US curriculum)</w:t>
             </w:r>
           </w:p>
           <w:p>
@@ -30966,7 +30966,7 @@
               <w:spacing w:after="10" w:before="0"/>
               <w:ind w:left="120"/>
             </w:pPr>
-            <w:hyperlink w:history="1" r:id="rIdkhpudmpkhtx0ubaipcsc2">
+            <w:hyperlink w:history="1" r:id="rIdl6u7t6lpmfbn9clbqaubp">
               <w:r>
                 <w:rPr>
                   <w:rFonts w:ascii="Arial" w:cs="Arial" w:eastAsia="Arial" w:hAnsi="Arial"/>
@@ -31161,7 +31161,7 @@
             <w:pPr>
               <w:spacing w:after="20" w:before="0"/>
             </w:pPr>
-            <w:hyperlink w:history="1" r:id="rIdnwi1uvubf6tmxmcbjmsy_">
+            <w:hyperlink w:history="1" r:id="rId4wragyoxz0byiey_kiehe">
               <w:r>
                 <w:rPr>
                   <w:rFonts w:ascii="Arial" w:cs="Arial" w:eastAsia="Arial" w:hAnsi="Arial"/>
@@ -31170,7 +31170,7 @@
                   <w:szCs w:val="16"/>
                   <w:u w:val="single" w:color="2E75B6"/>
                 </w:rPr>
-                <w:t xml:space="preserve">Triangle similarity &amp; the trigonometric ratios</w:t>
+                <w:t xml:space="preserve">Finding reciprocal trig ratios</w:t>
               </w:r>
             </w:hyperlink>
           </w:p>
@@ -31194,7 +31194,7 @@
               <w:spacing w:after="10" w:before="0"/>
               <w:ind w:left="120"/>
             </w:pPr>
-            <w:hyperlink w:history="1" r:id="rId-aqe_qckb23trdef9l-zc">
+            <w:hyperlink w:history="1" r:id="rIddvhs985i_1i4hjhseistl">
               <w:r>
                 <w:rPr>
                   <w:rFonts w:ascii="Arial" w:cs="Arial" w:eastAsia="Arial" w:hAnsi="Arial"/>
@@ -31232,14 +31232,14 @@
                 <w:sz w:val="16"/>
                 <w:szCs w:val="16"/>
               </w:rPr>
-              <w:t xml:space="preserve">📖 HTML:</w:t>
+              <w:t xml:space="preserve">📖 EXERCISE:</w:t>
             </w:r>
           </w:p>
           <w:p>
             <w:pPr>
               <w:spacing w:after="20" w:before="0"/>
             </w:pPr>
-            <w:hyperlink w:history="1" r:id="rIdb5sh0woa4sjxaxabqvhgi">
+            <w:hyperlink w:history="1" r:id="rId4u29mnyq6dzuutsmxonmj">
               <w:r>
                 <w:rPr>
                   <w:rFonts w:ascii="Arial" w:cs="Arial" w:eastAsia="Arial" w:hAnsi="Arial"/>
@@ -31248,7 +31248,7 @@
                   <w:szCs w:val="16"/>
                   <w:u w:val="single" w:color="2E75B6"/>
                 </w:rPr>
-                <w:t xml:space="preserve">Trigonometric Ratios with a Calculator (Flexbook)</w:t>
+                <w:t xml:space="preserve">Trigonometric ratios in right triangles</w:t>
               </w:r>
             </w:hyperlink>
           </w:p>
@@ -31264,7 +31264,7 @@
                 <w:sz w:val="14"/>
                 <w:szCs w:val="14"/>
               </w:rPr>
-              <w:t xml:space="preserve">Source: CK-12</w:t>
+              <w:t xml:space="preserve">Source: Khan Academy (English - US curriculum)</w:t>
             </w:r>
           </w:p>
           <w:p>
@@ -31272,7 +31272,7 @@
               <w:spacing w:after="10" w:before="0"/>
               <w:ind w:left="120"/>
             </w:pPr>
-            <w:hyperlink w:history="1" r:id="rIddlwajjemgbfogsg1t0qgf">
+            <w:hyperlink w:history="1" r:id="rIdriismrax2pdgvclekyl2-">
               <w:r>
                 <w:rPr>
                   <w:rFonts w:ascii="Arial" w:cs="Arial" w:eastAsia="Arial" w:hAnsi="Arial"/>
@@ -31467,7 +31467,7 @@
             <w:pPr>
               <w:spacing w:after="20" w:before="0"/>
             </w:pPr>
-            <w:hyperlink w:history="1" r:id="rId2vijzepenm4d-tdecm-9c">
+            <w:hyperlink w:history="1" r:id="rIdnirlwlmu3cg1-irhx4hzy">
               <w:r>
                 <w:rPr>
                   <w:rFonts w:ascii="Arial" w:cs="Arial" w:eastAsia="Arial" w:hAnsi="Arial"/>
@@ -31476,7 +31476,7 @@
                   <w:szCs w:val="16"/>
                   <w:u w:val="single" w:color="2E75B6"/>
                 </w:rPr>
-                <w:t xml:space="preserve">Triangle similarity &amp; the trigonometric ratios</w:t>
+                <w:t xml:space="preserve">Finding reciprocal trig ratios</w:t>
               </w:r>
             </w:hyperlink>
           </w:p>
@@ -31500,7 +31500,7 @@
               <w:spacing w:after="10" w:before="0"/>
               <w:ind w:left="120"/>
             </w:pPr>
-            <w:hyperlink w:history="1" r:id="rIdjbcyxxl6wfh7_ucqk9jja">
+            <w:hyperlink w:history="1" r:id="rIdtrow-3boaxq7c0u2ipa4z">
               <w:r>
                 <w:rPr>
                   <w:rFonts w:ascii="Arial" w:cs="Arial" w:eastAsia="Arial" w:hAnsi="Arial"/>
@@ -31538,14 +31538,14 @@
                 <w:sz w:val="16"/>
                 <w:szCs w:val="16"/>
               </w:rPr>
-              <w:t xml:space="preserve">📖 HTML:</w:t>
+              <w:t xml:space="preserve">📖 EXERCISE:</w:t>
             </w:r>
           </w:p>
           <w:p>
             <w:pPr>
               <w:spacing w:after="20" w:before="0"/>
             </w:pPr>
-            <w:hyperlink w:history="1" r:id="rIddzwlkkhhts5kdjcayikv8">
+            <w:hyperlink w:history="1" r:id="rIdxitx6volccifnidlemwyw">
               <w:r>
                 <w:rPr>
                   <w:rFonts w:ascii="Arial" w:cs="Arial" w:eastAsia="Arial" w:hAnsi="Arial"/>
@@ -31554,7 +31554,7 @@
                   <w:szCs w:val="16"/>
                   <w:u w:val="single" w:color="2E75B6"/>
                 </w:rPr>
-                <w:t xml:space="preserve">Trigonometric Ratios with a Calculator (Flexbook)</w:t>
+                <w:t xml:space="preserve">Trigonometric ratios in right triangles</w:t>
               </w:r>
             </w:hyperlink>
           </w:p>
@@ -31570,7 +31570,7 @@
                 <w:sz w:val="14"/>
                 <w:szCs w:val="14"/>
               </w:rPr>
-              <w:t xml:space="preserve">Source: CK-12</w:t>
+              <w:t xml:space="preserve">Source: Khan Academy (English - US curriculum)</w:t>
             </w:r>
           </w:p>
           <w:p>
@@ -31578,7 +31578,7 @@
               <w:spacing w:after="10" w:before="0"/>
               <w:ind w:left="120"/>
             </w:pPr>
-            <w:hyperlink w:history="1" r:id="rIdje47uijrhh0u3i8jmfnrs">
+            <w:hyperlink w:history="1" r:id="rIddu0ujaygkn0tsrjlstzox">
               <w:r>
                 <w:rPr>
                   <w:rFonts w:ascii="Arial" w:cs="Arial" w:eastAsia="Arial" w:hAnsi="Arial"/>

--- a/data/outputs/v2/Maths/SS3.1_Trigonometry_I/Mathematics_Trigonometry_I_CBE_LessonSequence.docx
+++ b/data/outputs/v2/Maths/SS3.1_Trigonometry_I/Mathematics_Trigonometry_I_CBE_LessonSequence.docx
@@ -3496,7 +3496,7 @@
             <w:pPr>
               <w:spacing w:after="20" w:before="0"/>
             </w:pPr>
-            <w:hyperlink w:history="1" r:id="rId6skdnxcpdgxydkdoywa6r">
+            <w:hyperlink w:history="1" r:id="rIdpauwdgisflk-ii9a4faz1">
               <w:r>
                 <w:rPr>
                   <w:rFonts w:ascii="Arial" w:cs="Arial" w:eastAsia="Arial" w:hAnsi="Arial"/>
@@ -3529,7 +3529,7 @@
               <w:spacing w:after="10" w:before="0"/>
               <w:ind w:left="120"/>
             </w:pPr>
-            <w:hyperlink w:history="1" r:id="rId6zezu6a0c67-vetzvub9c">
+            <w:hyperlink w:history="1" r:id="rIdbrnnofibrh-m9neeclick">
               <w:r>
                 <w:rPr>
                   <w:rFonts w:ascii="Arial" w:cs="Arial" w:eastAsia="Arial" w:hAnsi="Arial"/>
@@ -3574,7 +3574,7 @@
             <w:pPr>
               <w:spacing w:after="20" w:before="0"/>
             </w:pPr>
-            <w:hyperlink w:history="1" r:id="rIdwhhavl8bef3pmnfifipo3">
+            <w:hyperlink w:history="1" r:id="rIdbnsrnjh-xxysnds6gtmbr">
               <w:r>
                 <w:rPr>
                   <w:rFonts w:ascii="Arial" w:cs="Arial" w:eastAsia="Arial" w:hAnsi="Arial"/>
@@ -3607,7 +3607,7 @@
               <w:spacing w:after="10" w:before="0"/>
               <w:ind w:left="120"/>
             </w:pPr>
-            <w:hyperlink w:history="1" r:id="rIdfyqdargl9y2ncvvmw1zex">
+            <w:hyperlink w:history="1" r:id="rIdqxoyklurneyfb5xxhxqnm">
               <w:r>
                 <w:rPr>
                   <w:rFonts w:ascii="Arial" w:cs="Arial" w:eastAsia="Arial" w:hAnsi="Arial"/>
@@ -3802,7 +3802,7 @@
             <w:pPr>
               <w:spacing w:after="20" w:before="0"/>
             </w:pPr>
-            <w:hyperlink w:history="1" r:id="rIdslhelm4o27u-83zsdpsax">
+            <w:hyperlink w:history="1" r:id="rIdfcq4ev--qc7mqurxo9bys">
               <w:r>
                 <w:rPr>
                   <w:rFonts w:ascii="Arial" w:cs="Arial" w:eastAsia="Arial" w:hAnsi="Arial"/>
@@ -3835,7 +3835,7 @@
               <w:spacing w:after="10" w:before="0"/>
               <w:ind w:left="120"/>
             </w:pPr>
-            <w:hyperlink w:history="1" r:id="rId5vi_p7mv0wf700tzx5fnu">
+            <w:hyperlink w:history="1" r:id="rIdvdmmecmkcd_psf1lxhpup">
               <w:r>
                 <w:rPr>
                   <w:rFonts w:ascii="Arial" w:cs="Arial" w:eastAsia="Arial" w:hAnsi="Arial"/>
@@ -3880,7 +3880,7 @@
             <w:pPr>
               <w:spacing w:after="20" w:before="0"/>
             </w:pPr>
-            <w:hyperlink w:history="1" r:id="rIdqam8wia7pveyvsuvqswrm">
+            <w:hyperlink w:history="1" r:id="rId5tebsowwl58oakgkrd3kb">
               <w:r>
                 <w:rPr>
                   <w:rFonts w:ascii="Arial" w:cs="Arial" w:eastAsia="Arial" w:hAnsi="Arial"/>
@@ -3913,7 +3913,7 @@
               <w:spacing w:after="10" w:before="0"/>
               <w:ind w:left="120"/>
             </w:pPr>
-            <w:hyperlink w:history="1" r:id="rIdmomudwij7rl0edbuoii5s">
+            <w:hyperlink w:history="1" r:id="rId711imcurx3ugw13add0oe">
               <w:r>
                 <w:rPr>
                   <w:rFonts w:ascii="Arial" w:cs="Arial" w:eastAsia="Arial" w:hAnsi="Arial"/>
@@ -4108,7 +4108,85 @@
             <w:pPr>
               <w:spacing w:after="20" w:before="0"/>
             </w:pPr>
-            <w:hyperlink w:history="1" r:id="rIdqw1esi-jx6ajeplncqin1">
+            <w:hyperlink w:history="1" r:id="rIds6cj8leaj-yq_pcvospqa">
+              <w:r>
+                <w:rPr>
+                  <w:rFonts w:ascii="Arial" w:cs="Arial" w:eastAsia="Arial" w:hAnsi="Arial"/>
+                  <w:color w:val="2E75B6"/>
+                  <w:sz w:val="16"/>
+                  <w:szCs w:val="16"/>
+                  <w:u w:val="single" w:color="2E75B6"/>
+                </w:rPr>
+                <w:t xml:space="preserve">Solving for a side in right triangles with trigonometry</w:t>
+              </w:r>
+            </w:hyperlink>
+          </w:p>
+          <w:p>
+            <w:pPr>
+              <w:spacing w:after="10" w:before="0"/>
+              <w:ind w:left="120"/>
+            </w:pPr>
+            <w:r>
+              <w:rPr>
+                <w:rFonts w:ascii="Arial" w:cs="Arial" w:eastAsia="Arial" w:hAnsi="Arial"/>
+                <w:color w:val="595959"/>
+                <w:sz w:val="14"/>
+                <w:szCs w:val="14"/>
+              </w:rPr>
+              <w:t xml:space="preserve">Source: Khan Academy (English - US curriculum)</w:t>
+            </w:r>
+          </w:p>
+          <w:p>
+            <w:pPr>
+              <w:spacing w:after="10" w:before="0"/>
+              <w:ind w:left="120"/>
+            </w:pPr>
+            <w:hyperlink w:history="1" r:id="rIdmlmrvfieffqbjw7rpq8ua">
+              <w:r>
+                <w:rPr>
+                  <w:rFonts w:ascii="Arial" w:cs="Arial" w:eastAsia="Arial" w:hAnsi="Arial"/>
+                  <w:color w:val="595959"/>
+                  <w:sz w:val="14"/>
+                  <w:szCs w:val="14"/>
+                  <w:u w:val="single" w:color="595959"/>
+                </w:rPr>
+                <w:t xml:space="preserve">🔍 Search ARES for similar videos</w:t>
+              </w:r>
+            </w:hyperlink>
+          </w:p>
+          <w:p>
+            <w:pPr>
+              <w:spacing w:after="40" w:before="0"/>
+            </w:pPr>
+            <w:r>
+              <w:rPr>
+                <w:sz w:val="14"/>
+                <w:szCs w:val="14"/>
+              </w:rPr>
+              <w:t xml:space="preserve"/>
+            </w:r>
+          </w:p>
+          <w:p>
+            <w:pPr>
+              <w:spacing w:after="20" w:before="0"/>
+            </w:pPr>
+            <w:r>
+              <w:rPr>
+                <w:rFonts w:ascii="Arial" w:cs="Arial" w:eastAsia="Arial" w:hAnsi="Arial"/>
+                <w:b/>
+                <w:bCs/>
+                <w:color w:val="1F3864"/>
+                <w:sz w:val="16"/>
+                <w:szCs w:val="16"/>
+              </w:rPr>
+              <w:t xml:space="preserve">📖 EXERCISE:</w:t>
+            </w:r>
+          </w:p>
+          <w:p>
+            <w:pPr>
+              <w:spacing w:after="20" w:before="0"/>
+            </w:pPr>
+            <w:hyperlink w:history="1" r:id="rIdelqcl2dw_flwzhzwlojpj">
               <w:r>
                 <w:rPr>
                   <w:rFonts w:ascii="Arial" w:cs="Arial" w:eastAsia="Arial" w:hAnsi="Arial"/>
@@ -4141,7 +4219,235 @@
               <w:spacing w:after="10" w:before="0"/>
               <w:ind w:left="120"/>
             </w:pPr>
-            <w:hyperlink w:history="1" r:id="rIdqrsuklkxustnayhg8jlso">
+            <w:hyperlink w:history="1" r:id="rIdw50b7t2qncxdkzxn2hc2i">
+              <w:r>
+                <w:rPr>
+                  <w:rFonts w:ascii="Arial" w:cs="Arial" w:eastAsia="Arial" w:hAnsi="Arial"/>
+                  <w:color w:val="595959"/>
+                  <w:sz w:val="14"/>
+                  <w:szCs w:val="14"/>
+                  <w:u w:val="single" w:color="595959"/>
+                </w:rPr>
+                <w:t xml:space="preserve">🔍 Search ARES for similar readings</w:t>
+              </w:r>
+            </w:hyperlink>
+          </w:p>
+        </w:tc>
+        <w:tc>
+          <w:tcPr>
+            <w:tcW w:type="dxa" w:w="3040"/>
+            <w:shd w:fill="FFFFFF" w:color="auto" w:val="clear"/>
+            <w:tcMar>
+              <w:top w:type="dxa" w:w="60"/>
+              <w:left w:type="dxa" w:w="120"/>
+              <w:bottom w:type="dxa" w:w="60"/>
+              <w:right w:type="dxa" w:w="120"/>
+            </w:tcMar>
+            <w:vAlign w:val="top"/>
+          </w:tcPr>
+          <w:p>
+            <w:pPr>
+              <w:spacing w:after="40" w:before="0"/>
+              <w:jc w:val="left"/>
+            </w:pPr>
+            <w:r>
+              <w:rPr>
+                <w:rFonts w:ascii="Arial" w:cs="Arial" w:eastAsia="Arial" w:hAnsi="Arial"/>
+                <w:b w:val="false"/>
+                <w:bCs w:val="false"/>
+                <w:i w:val="false"/>
+                <w:iCs w:val="false"/>
+                <w:color w:val="000000"/>
+                <w:sz w:val="18"/>
+                <w:szCs w:val="18"/>
+              </w:rPr>
+              <w:t xml:space="preserve">Learners add three new columns to their table: opposite divided by hypotenuse, adjacent divided by hypotenuse, and opposite divided by adjacent. They compute each ratio as a decimal to two decimal places for all three triangles. Within groups, learners compare the three values in each ratio column and record what they notice. Groups are asked to write a one-sentence observation on the back of their A4 sheet. The teacher then facilitates a whole-class discussion, calling on groups that chose different angles to share their ratio values. The class discovers that each group has three nearly identical numbers in each ratio column, and that different groups have different ratio values because they chose different angles. The teacher formally names the ratios: opposite over hypotenuse is the sine of the angle, adjacent over hypotenuse is the cosine of the angle, and opposite over adjacent is the tangent of the angle. The teacher connects this immediately back to the Kisumu scenario: if the sun makes an angle of 53 degrees with the ground, then the tangent of 53 degrees equals the height of the tree divided by the length of the shadow.</w:t>
+            </w:r>
+          </w:p>
+        </w:tc>
+        <w:tc>
+          <w:tcPr>
+            <w:tcW w:type="dxa" w:w="3040"/>
+            <w:shd w:fill="F2F2F2" w:color="auto" w:val="clear"/>
+            <w:tcMar>
+              <w:top w:type="dxa" w:w="60"/>
+              <w:left w:type="dxa" w:w="120"/>
+              <w:bottom w:type="dxa" w:w="60"/>
+              <w:right w:type="dxa" w:w="120"/>
+            </w:tcMar>
+            <w:vAlign w:val="top"/>
+          </w:tcPr>
+          <w:p>
+            <w:pPr>
+              <w:spacing w:after="40" w:before="0"/>
+              <w:jc w:val="left"/>
+            </w:pPr>
+            <w:r>
+              <w:rPr>
+                <w:rFonts w:ascii="Arial" w:cs="Arial" w:eastAsia="Arial" w:hAnsi="Arial"/>
+                <w:b w:val="false"/>
+                <w:bCs w:val="false"/>
+                <w:i w:val="false"/>
+                <w:iCs w:val="false"/>
+                <w:color w:val="000000"/>
+                <w:sz w:val="18"/>
+                <w:szCs w:val="18"/>
+              </w:rPr>
+              <w:t xml:space="preserve">Teacher calls the class back to attention and asks: What do you notice about the three values in your first ratio column — opposite over hypotenuse? Cold-call to Group 1: Read out your three values. [WAIT TIME: 5 seconds for learner to respond.] Teacher writes the values on the board. Then to Group 3: Your group chose a different angle. Read out your three values for the same ratio. [WAIT TIME: 5 seconds.] Teacher writes these alongside. Teacher asks the class: These two groups chose different angles. Why are the values in each group almost the same, but different between the two groups? [WAIT TIME: 15 seconds of open silence before taking responses — this is a high-cognitive-demand question requiring genuine sensemaking.] Teacher accepts two or three learner responses without evaluating them yet, then says: The ratio depends only on the angle — not on how big the triangle is. That is the key idea of today. Let me give each ratio a name. Teacher writes on the board: sine theta equals opposite over hypotenuse, cosine theta equals adjacent over hypotenuse, tangent theta equals opposite over adjacent. Teacher says: Now look back at our tree in Kisumu. The sun ray, the tree, and the tree shadow form a right-angled triangle. The angle at the base is 53 degrees. The shadow is the adjacent side. The tree height is the opposite side. So tangent of 53 degrees equals height divided by 9.0 metres. We do not yet know the exact value of tangent 53 degrees — but we will by Lesson 4. Post on board: tan 53 degrees equals height divided by 9.0 m — TO BE SOLVED IN LESSON 4.</w:t>
+            </w:r>
+          </w:p>
+        </w:tc>
+        <w:tc>
+          <w:tcPr>
+            <w:tcW w:type="dxa" w:w="3040"/>
+            <w:shd w:fill="FFFFFF" w:color="auto" w:val="clear"/>
+            <w:tcMar>
+              <w:top w:type="dxa" w:w="60"/>
+              <w:left w:type="dxa" w:w="120"/>
+              <w:bottom w:type="dxa" w:w="60"/>
+              <w:right w:type="dxa" w:w="120"/>
+            </w:tcMar>
+            <w:vAlign w:val="top"/>
+          </w:tcPr>
+          <w:p>
+            <w:pPr>
+              <w:spacing w:after="40" w:before="0"/>
+              <w:jc w:val="left"/>
+            </w:pPr>
+            <w:r>
+              <w:rPr>
+                <w:rFonts w:ascii="Arial" w:cs="Arial" w:eastAsia="Arial" w:hAnsi="Arial"/>
+                <w:b w:val="false"/>
+                <w:bCs w:val="false"/>
+                <w:i w:val="false"/>
+                <w:iCs w:val="false"/>
+                <w:color w:val="000000"/>
+                <w:sz w:val="18"/>
+                <w:szCs w:val="18"/>
+              </w:rPr>
+              <w:t xml:space="preserve">The cross-group comparison is a deliberate sensemaking move: seeing that different groups with the same angle get the same ratio, but different angles give different ratios, isolates the variable (angle) and the invariant (ratio for that angle). The formal naming of sine, cosine, and tangent is delayed until after learners have constructed the pattern themselves, ensuring the vocabulary labels a concept already partially understood. Explicitly leaving the tree height unsolved preserves the productive tension of the phenomenon across the unit.</w:t>
+            </w:r>
+          </w:p>
+        </w:tc>
+        <w:tc>
+          <w:tcPr>
+            <w:tcW w:type="dxa" w:w="3040"/>
+            <w:shd w:fill="F2F2F2" w:color="auto" w:val="clear"/>
+            <w:tcMar>
+              <w:top w:type="dxa" w:w="60"/>
+              <w:left w:type="dxa" w:w="120"/>
+              <w:bottom w:type="dxa" w:w="60"/>
+              <w:right w:type="dxa" w:w="120"/>
+            </w:tcMar>
+            <w:vAlign w:val="top"/>
+          </w:tcPr>
+          <w:p>
+            <w:pPr>
+              <w:spacing w:after="40" w:before="0"/>
+              <w:jc w:val="left"/>
+            </w:pPr>
+            <w:r>
+              <w:rPr>
+                <w:rFonts w:ascii="Arial" w:cs="Arial" w:eastAsia="Arial" w:hAnsi="Arial"/>
+                <w:b w:val="false"/>
+                <w:bCs w:val="false"/>
+                <w:i w:val="false"/>
+                <w:iCs w:val="false"/>
+                <w:color w:val="000000"/>
+                <w:sz w:val="18"/>
+                <w:szCs w:val="18"/>
+              </w:rPr>
+              <w:t xml:space="preserve">Teacher listens for whether learners can articulate that the ratio is constant because all three triangles are similar (same angles, proportional sides). If no group produces this explanation spontaneously, the teacher asks: What do we call triangles that have the same angles but different sizes? — connecting to Grade 9 similar triangles. Learners who can identify the correct sides relative to the labelled angle demonstrate readiness for Lesson 2; those who cannot are noted for targeted support.</w:t>
+            </w:r>
+          </w:p>
+        </w:tc>
+      </w:tr>
+      <w:tr>
+        <w:tc>
+          <w:tcPr>
+            <w:tcW w:type="dxa" w:w="1520"/>
+            <w:shd w:fill="FCE4D6" w:color="auto" w:val="clear"/>
+            <w:tcMar>
+              <w:top w:type="dxa" w:w="60"/>
+              <w:left w:type="dxa" w:w="120"/>
+              <w:bottom w:type="dxa" w:w="60"/>
+              <w:right w:type="dxa" w:w="120"/>
+            </w:tcMar>
+            <w:vAlign w:val="top"/>
+          </w:tcPr>
+          <w:p>
+            <w:pPr>
+              <w:spacing w:after="40" w:before="0"/>
+              <w:jc w:val="left"/>
+            </w:pPr>
+            <w:r>
+              <w:rPr>
+                <w:rFonts w:ascii="Arial" w:cs="Arial" w:eastAsia="Arial" w:hAnsi="Arial"/>
+                <w:b/>
+                <w:bCs/>
+                <w:i w:val="false"/>
+                <w:iCs w:val="false"/>
+                <w:color w:val="000000"/>
+                <w:sz w:val="18"/>
+                <w:szCs w:val="18"/>
+              </w:rPr>
+              <w:t xml:space="preserve">Driving Question Board (DQB) Creation</w:t>
+            </w:r>
+          </w:p>
+          <w:p>
+            <w:pPr>
+              <w:spacing w:after="20" w:before="0"/>
+            </w:pPr>
+            <w:r>
+              <w:rPr>
+                <w:rFonts w:ascii="Arial" w:cs="Arial" w:eastAsia="Arial" w:hAnsi="Arial"/>
+                <w:b/>
+                <w:bCs/>
+                <w:color w:val="1F3864"/>
+                <w:sz w:val="16"/>
+                <w:szCs w:val="16"/>
+              </w:rPr>
+              <w:t xml:space="preserve">📹 VIDEO:</w:t>
+            </w:r>
+          </w:p>
+          <w:p>
+            <w:pPr>
+              <w:spacing w:after="20" w:before="0"/>
+            </w:pPr>
+            <w:hyperlink w:history="1" r:id="rIdegt51mzu8berzngmedxmy">
+              <w:r>
+                <w:rPr>
+                  <w:rFonts w:ascii="Arial" w:cs="Arial" w:eastAsia="Arial" w:hAnsi="Arial"/>
+                  <w:color w:val="2E75B6"/>
+                  <w:sz w:val="16"/>
+                  <w:szCs w:val="16"/>
+                  <w:u w:val="single" w:color="2E75B6"/>
+                </w:rPr>
+                <w:t xml:space="preserve">Trigonometric ratios in right triangles</w:t>
+              </w:r>
+            </w:hyperlink>
+          </w:p>
+          <w:p>
+            <w:pPr>
+              <w:spacing w:after="10" w:before="0"/>
+              <w:ind w:left="120"/>
+            </w:pPr>
+            <w:r>
+              <w:rPr>
+                <w:rFonts w:ascii="Arial" w:cs="Arial" w:eastAsia="Arial" w:hAnsi="Arial"/>
+                <w:color w:val="595959"/>
+                <w:sz w:val="14"/>
+                <w:szCs w:val="14"/>
+              </w:rPr>
+              <w:t xml:space="preserve">Source: Khan Academy (English - US curriculum)</w:t>
+            </w:r>
+          </w:p>
+          <w:p>
+            <w:pPr>
+              <w:spacing w:after="10" w:before="0"/>
+              <w:ind w:left="120"/>
+            </w:pPr>
+            <w:hyperlink w:history="1" r:id="rId9zg5jnyvnbsmptipzefya">
               <w:r>
                 <w:rPr>
                   <w:rFonts w:ascii="Arial" w:cs="Arial" w:eastAsia="Arial" w:hAnsi="Arial"/>
@@ -4186,7 +4492,7 @@
             <w:pPr>
               <w:spacing w:after="20" w:before="0"/>
             </w:pPr>
-            <w:hyperlink w:history="1" r:id="rIdwa_xnxtealzp9dxyblu9d">
+            <w:hyperlink w:history="1" r:id="rIdxvdcghfl83xljfnrlnmqu">
               <w:r>
                 <w:rPr>
                   <w:rFonts w:ascii="Arial" w:cs="Arial" w:eastAsia="Arial" w:hAnsi="Arial"/>
@@ -4219,7 +4525,7 @@
               <w:spacing w:after="10" w:before="0"/>
               <w:ind w:left="120"/>
             </w:pPr>
-            <w:hyperlink w:history="1" r:id="rId_70pkvck3zeqjdvqjdpmo">
+            <w:hyperlink w:history="1" r:id="rIdkfrtbgsgqskyi3c4cy83z">
               <w:r>
                 <w:rPr>
                   <w:rFonts w:ascii="Arial" w:cs="Arial" w:eastAsia="Arial" w:hAnsi="Arial"/>
@@ -4261,7 +4567,7 @@
                 <w:sz w:val="18"/>
                 <w:szCs w:val="18"/>
               </w:rPr>
-              <w:t xml:space="preserve">Learners add three new columns to their table: opposite divided by hypotenuse, adjacent divided by hypotenuse, and opposite divided by adjacent. They compute each ratio as a decimal to two decimal places for all three triangles. Within groups, learners compare the three values in each ratio column and record what they notice. Groups are asked to write a one-sentence observation on the back of their A4 sheet. The teacher then facilitates a whole-class discussion, calling on groups that chose different angles to share their ratio values. The class discovers that each group has three nearly identical numbers in each ratio column, and that different groups have different ratio values because they chose different angles. The teacher formally names the ratios: opposite over hypotenuse is the sine of the angle, adjacent over hypotenuse is the cosine of the angle, and opposite over adjacent is the tangent of the angle. The teacher connects this immediately back to the Kisumu scenario: if the sun makes an angle of 53 degrees with the ground, then the tangent of 53 degrees equals the height of the tree divided by the length of the shadow.</w:t>
+              <w:t xml:space="preserve">The teacher directs attention to a dedicated section of the classroom wall or board reserved for the Driving Question Board, which will remain visible for all ten lessons. The large driving question is written at the top: How can the angle a sunbeam makes with the ground allow us to calculate the height of any tree, building, or hill in Kenya without measuring it directly? Each group brings their group prediction sticky note from the Predict Phase and places it on the DQB under the heading: Our Predictions. The teacher then invites every learner to write one question that arose during today's activity on a new sticky note and post it under the heading: Questions We Now Have. Learners circulate briefly to read each other's questions. The teacher reads several questions aloud, groups related ones together, and labels clusters. Typical emerging questions include: How do we find the exact value of sine or cosine for any angle? Is there a pattern between sine and cosine? Do these ratios work for angles bigger than 90 degrees? The teacher says: Every one of these questions will be answered during our ten lessons. Watch this board grow.</w:t>
             </w:r>
           </w:p>
         </w:tc>
@@ -4293,7 +4599,7 @@
                 <w:sz w:val="18"/>
                 <w:szCs w:val="18"/>
               </w:rPr>
-              <w:t xml:space="preserve">Teacher calls the class back to attention and asks: What do you notice about the three values in your first ratio column — opposite over hypotenuse? Cold-call to Group 1: Read out your three values. [WAIT TIME: 5 seconds for learner to respond.] Teacher writes the values on the board. Then to Group 3: Your group chose a different angle. Read out your three values for the same ratio. [WAIT TIME: 5 seconds.] Teacher writes these alongside. Teacher asks the class: These two groups chose different angles. Why are the values in each group almost the same, but different between the two groups? [WAIT TIME: 15 seconds of open silence before taking responses — this is a high-cognitive-demand question requiring genuine sensemaking.] Teacher accepts two or three learner responses without evaluating them yet, then says: The ratio depends only on the angle — not on how big the triangle is. That is the key idea of today. Let me give each ratio a name. Teacher writes on the board: sine theta equals opposite over hypotenuse, cosine theta equals adjacent over hypotenuse, tangent theta equals opposite over adjacent. Teacher says: Now look back at our tree in Kisumu. The sun ray, the tree, and the tree shadow form a right-angled triangle. The angle at the base is 53 degrees. The shadow is the adjacent side. The tree height is the opposite side. So tangent of 53 degrees equals height divided by 9.0 metres. We do not yet know the exact value of tangent 53 degrees — but we will by Lesson 4. Post on board: tan 53 degrees equals height divided by 9.0 m — TO BE SOLVED IN LESSON 4.</w:t>
+              <w:t xml:space="preserve">Teacher says: This board belongs to you. Every prediction you made at the start is on it. Every question you have just posted is on it. At the end of every lesson you will add something new to it — something you have learned or a new question that opened up. By Lesson 10, you will come back to your own prediction from today and decide: were you right? Teacher physically attaches the group sticky notes, saying the group name aloud as each is placed, creating a sense of community ownership. Teacher does not remove or correct any prediction at this stage, including incorrect ones, explaining: We do not erase predictions — we revisit them with evidence later. Teacher writes the TO BE SOLVED note from the Explain Phase directly on the DQB near the driving question: tan 53 degrees times 9.0 m equals the height of the mango tree — we will calculate this in Lesson 4.</w:t>
             </w:r>
           </w:p>
         </w:tc>
@@ -4325,7 +4631,7 @@
                 <w:sz w:val="18"/>
                 <w:szCs w:val="18"/>
               </w:rPr>
-              <w:t xml:space="preserve">The cross-group comparison is a deliberate sensemaking move: seeing that different groups with the same angle get the same ratio, but different angles give different ratios, isolates the variable (angle) and the invariant (ratio for that angle). The formal naming of sine, cosine, and tangent is delayed until after learners have constructed the pattern themselves, ensuring the vocabulary labels a concept already partially understood. Explicitly leaving the tree height unsolved preserves the productive tension of the phenomenon across the unit.</w:t>
+              <w:t xml:space="preserve">The DQB makes the intellectual journey of the unit visible and persistent. It activates metacognitive awareness — learners know they are at the beginning of an inquiry and that their own questions drive the sequence. Clustering questions publicly helps learners see the coherence of the sub-strand without the teacher having to impose it. Preserving incorrect predictions models scientific integrity — ideas are tested, not assumed.</w:t>
             </w:r>
           </w:p>
         </w:tc>
@@ -4357,7 +4663,7 @@
                 <w:sz w:val="18"/>
                 <w:szCs w:val="18"/>
               </w:rPr>
-              <w:t xml:space="preserve">Teacher listens for whether learners can articulate that the ratio is constant because all three triangles are similar (same angles, proportional sides). If no group produces this explanation spontaneously, the teacher asks: What do we call triangles that have the same angles but different sizes? — connecting to Grade 9 similar triangles. Learners who can identify the correct sides relative to the labelled angle demonstrate readiness for Lesson 2; those who cannot are noted for targeted support.</w:t>
+              <w:t xml:space="preserve">The teacher reads the posted questions during the brief circulation moment to gauge depth of curiosity and identify any misconceptions expressed as questions (for example, a learner might post: Does a bigger angle always give a bigger triangle? — revealing confusion between angle size and side length). These inform planning for Lesson 2 questioning sequences.</w:t>
             </w:r>
           </w:p>
         </w:tc>
@@ -4366,32 +4672,32 @@
         <w:tc>
           <w:tcPr>
             <w:tcW w:type="dxa" w:w="1520"/>
-            <w:shd w:fill="FCE4D6" w:color="auto" w:val="clear"/>
-            <w:tcMar>
-              <w:top w:type="dxa" w:w="60"/>
-              <w:left w:type="dxa" w:w="120"/>
-              <w:bottom w:type="dxa" w:w="60"/>
-              <w:right w:type="dxa" w:w="120"/>
-            </w:tcMar>
-            <w:vAlign w:val="top"/>
-          </w:tcPr>
-          <w:p>
-            <w:pPr>
-              <w:spacing w:after="40" w:before="0"/>
-              <w:jc w:val="left"/>
-            </w:pPr>
-            <w:r>
-              <w:rPr>
-                <w:rFonts w:ascii="Arial" w:cs="Arial" w:eastAsia="Arial" w:hAnsi="Arial"/>
-                <w:b/>
-                <w:bCs/>
-                <w:i w:val="false"/>
-                <w:iCs w:val="false"/>
-                <w:color w:val="000000"/>
-                <w:sz w:val="18"/>
-                <w:szCs w:val="18"/>
-              </w:rPr>
-              <w:t xml:space="preserve">Driving Question Board (DQB) Creation</w:t>
+            <w:shd w:fill="D5E8F0" w:color="auto" w:val="clear"/>
+            <w:tcMar>
+              <w:top w:type="dxa" w:w="60"/>
+              <w:left w:type="dxa" w:w="120"/>
+              <w:bottom w:type="dxa" w:w="60"/>
+              <w:right w:type="dxa" w:w="120"/>
+            </w:tcMar>
+            <w:vAlign w:val="top"/>
+          </w:tcPr>
+          <w:p>
+            <w:pPr>
+              <w:spacing w:after="40" w:before="0"/>
+              <w:jc w:val="left"/>
+            </w:pPr>
+            <w:r>
+              <w:rPr>
+                <w:rFonts w:ascii="Arial" w:cs="Arial" w:eastAsia="Arial" w:hAnsi="Arial"/>
+                <w:b/>
+                <w:bCs/>
+                <w:i w:val="false"/>
+                <w:iCs w:val="false"/>
+                <w:color w:val="000000"/>
+                <w:sz w:val="18"/>
+                <w:szCs w:val="18"/>
+              </w:rPr>
+              <w:t xml:space="preserve">Model Building Phase</w:t>
             </w:r>
           </w:p>
           <w:p>
@@ -4414,7 +4720,7 @@
             <w:pPr>
               <w:spacing w:after="20" w:before="0"/>
             </w:pPr>
-            <w:hyperlink w:history="1" r:id="rIdnrwkgpqxu9ggskksoocvi">
+            <w:hyperlink w:history="1" r:id="rId8dj3fvptfyv8w1tyoldhy">
               <w:r>
                 <w:rPr>
                   <w:rFonts w:ascii="Arial" w:cs="Arial" w:eastAsia="Arial" w:hAnsi="Arial"/>
@@ -4447,7 +4753,7 @@
               <w:spacing w:after="10" w:before="0"/>
               <w:ind w:left="120"/>
             </w:pPr>
-            <w:hyperlink w:history="1" r:id="rIdtiubtp5zal73eqo75qtfc">
+            <w:hyperlink w:history="1" r:id="rId5-sgz00dcublzq01lbut0">
               <w:r>
                 <w:rPr>
                   <w:rFonts w:ascii="Arial" w:cs="Arial" w:eastAsia="Arial" w:hAnsi="Arial"/>
@@ -4492,7 +4798,7 @@
             <w:pPr>
               <w:spacing w:after="20" w:before="0"/>
             </w:pPr>
-            <w:hyperlink w:history="1" r:id="rIdhibrgzoi4yovnuw98ykvh">
+            <w:hyperlink w:history="1" r:id="rIdcr93q_cdomeqkrjyfwyx0">
               <w:r>
                 <w:rPr>
                   <w:rFonts w:ascii="Arial" w:cs="Arial" w:eastAsia="Arial" w:hAnsi="Arial"/>
@@ -4525,313 +4831,7 @@
               <w:spacing w:after="10" w:before="0"/>
               <w:ind w:left="120"/>
             </w:pPr>
-            <w:hyperlink w:history="1" r:id="rIdgnm6gkelwimfmak806afu">
-              <w:r>
-                <w:rPr>
-                  <w:rFonts w:ascii="Arial" w:cs="Arial" w:eastAsia="Arial" w:hAnsi="Arial"/>
-                  <w:color w:val="595959"/>
-                  <w:sz w:val="14"/>
-                  <w:szCs w:val="14"/>
-                  <w:u w:val="single" w:color="595959"/>
-                </w:rPr>
-                <w:t xml:space="preserve">🔍 Search ARES for similar readings</w:t>
-              </w:r>
-            </w:hyperlink>
-          </w:p>
-        </w:tc>
-        <w:tc>
-          <w:tcPr>
-            <w:tcW w:type="dxa" w:w="3040"/>
-            <w:shd w:fill="FFFFFF" w:color="auto" w:val="clear"/>
-            <w:tcMar>
-              <w:top w:type="dxa" w:w="60"/>
-              <w:left w:type="dxa" w:w="120"/>
-              <w:bottom w:type="dxa" w:w="60"/>
-              <w:right w:type="dxa" w:w="120"/>
-            </w:tcMar>
-            <w:vAlign w:val="top"/>
-          </w:tcPr>
-          <w:p>
-            <w:pPr>
-              <w:spacing w:after="40" w:before="0"/>
-              <w:jc w:val="left"/>
-            </w:pPr>
-            <w:r>
-              <w:rPr>
-                <w:rFonts w:ascii="Arial" w:cs="Arial" w:eastAsia="Arial" w:hAnsi="Arial"/>
-                <w:b w:val="false"/>
-                <w:bCs w:val="false"/>
-                <w:i w:val="false"/>
-                <w:iCs w:val="false"/>
-                <w:color w:val="000000"/>
-                <w:sz w:val="18"/>
-                <w:szCs w:val="18"/>
-              </w:rPr>
-              <w:t xml:space="preserve">The teacher directs attention to a dedicated section of the classroom wall or board reserved for the Driving Question Board, which will remain visible for all ten lessons. The large driving question is written at the top: How can the angle a sunbeam makes with the ground allow us to calculate the height of any tree, building, or hill in Kenya without measuring it directly? Each group brings their group prediction sticky note from the Predict Phase and places it on the DQB under the heading: Our Predictions. The teacher then invites every learner to write one question that arose during today's activity on a new sticky note and post it under the heading: Questions We Now Have. Learners circulate briefly to read each other's questions. The teacher reads several questions aloud, groups related ones together, and labels clusters. Typical emerging questions include: How do we find the exact value of sine or cosine for any angle? Is there a pattern between sine and cosine? Do these ratios work for angles bigger than 90 degrees? The teacher says: Every one of these questions will be answered during our ten lessons. Watch this board grow.</w:t>
-            </w:r>
-          </w:p>
-        </w:tc>
-        <w:tc>
-          <w:tcPr>
-            <w:tcW w:type="dxa" w:w="3040"/>
-            <w:shd w:fill="F2F2F2" w:color="auto" w:val="clear"/>
-            <w:tcMar>
-              <w:top w:type="dxa" w:w="60"/>
-              <w:left w:type="dxa" w:w="120"/>
-              <w:bottom w:type="dxa" w:w="60"/>
-              <w:right w:type="dxa" w:w="120"/>
-            </w:tcMar>
-            <w:vAlign w:val="top"/>
-          </w:tcPr>
-          <w:p>
-            <w:pPr>
-              <w:spacing w:after="40" w:before="0"/>
-              <w:jc w:val="left"/>
-            </w:pPr>
-            <w:r>
-              <w:rPr>
-                <w:rFonts w:ascii="Arial" w:cs="Arial" w:eastAsia="Arial" w:hAnsi="Arial"/>
-                <w:b w:val="false"/>
-                <w:bCs w:val="false"/>
-                <w:i w:val="false"/>
-                <w:iCs w:val="false"/>
-                <w:color w:val="000000"/>
-                <w:sz w:val="18"/>
-                <w:szCs w:val="18"/>
-              </w:rPr>
-              <w:t xml:space="preserve">Teacher says: This board belongs to you. Every prediction you made at the start is on it. Every question you have just posted is on it. At the end of every lesson you will add something new to it — something you have learned or a new question that opened up. By Lesson 10, you will come back to your own prediction from today and decide: were you right? Teacher physically attaches the group sticky notes, saying the group name aloud as each is placed, creating a sense of community ownership. Teacher does not remove or correct any prediction at this stage, including incorrect ones, explaining: We do not erase predictions — we revisit them with evidence later. Teacher writes the TO BE SOLVED note from the Explain Phase directly on the DQB near the driving question: tan 53 degrees times 9.0 m equals the height of the mango tree — we will calculate this in Lesson 4.</w:t>
-            </w:r>
-          </w:p>
-        </w:tc>
-        <w:tc>
-          <w:tcPr>
-            <w:tcW w:type="dxa" w:w="3040"/>
-            <w:shd w:fill="FFFFFF" w:color="auto" w:val="clear"/>
-            <w:tcMar>
-              <w:top w:type="dxa" w:w="60"/>
-              <w:left w:type="dxa" w:w="120"/>
-              <w:bottom w:type="dxa" w:w="60"/>
-              <w:right w:type="dxa" w:w="120"/>
-            </w:tcMar>
-            <w:vAlign w:val="top"/>
-          </w:tcPr>
-          <w:p>
-            <w:pPr>
-              <w:spacing w:after="40" w:before="0"/>
-              <w:jc w:val="left"/>
-            </w:pPr>
-            <w:r>
-              <w:rPr>
-                <w:rFonts w:ascii="Arial" w:cs="Arial" w:eastAsia="Arial" w:hAnsi="Arial"/>
-                <w:b w:val="false"/>
-                <w:bCs w:val="false"/>
-                <w:i w:val="false"/>
-                <w:iCs w:val="false"/>
-                <w:color w:val="000000"/>
-                <w:sz w:val="18"/>
-                <w:szCs w:val="18"/>
-              </w:rPr>
-              <w:t xml:space="preserve">The DQB makes the intellectual journey of the unit visible and persistent. It activates metacognitive awareness — learners know they are at the beginning of an inquiry and that their own questions drive the sequence. Clustering questions publicly helps learners see the coherence of the sub-strand without the teacher having to impose it. Preserving incorrect predictions models scientific integrity — ideas are tested, not assumed.</w:t>
-            </w:r>
-          </w:p>
-        </w:tc>
-        <w:tc>
-          <w:tcPr>
-            <w:tcW w:type="dxa" w:w="3040"/>
-            <w:shd w:fill="F2F2F2" w:color="auto" w:val="clear"/>
-            <w:tcMar>
-              <w:top w:type="dxa" w:w="60"/>
-              <w:left w:type="dxa" w:w="120"/>
-              <w:bottom w:type="dxa" w:w="60"/>
-              <w:right w:type="dxa" w:w="120"/>
-            </w:tcMar>
-            <w:vAlign w:val="top"/>
-          </w:tcPr>
-          <w:p>
-            <w:pPr>
-              <w:spacing w:after="40" w:before="0"/>
-              <w:jc w:val="left"/>
-            </w:pPr>
-            <w:r>
-              <w:rPr>
-                <w:rFonts w:ascii="Arial" w:cs="Arial" w:eastAsia="Arial" w:hAnsi="Arial"/>
-                <w:b w:val="false"/>
-                <w:bCs w:val="false"/>
-                <w:i w:val="false"/>
-                <w:iCs w:val="false"/>
-                <w:color w:val="000000"/>
-                <w:sz w:val="18"/>
-                <w:szCs w:val="18"/>
-              </w:rPr>
-              <w:t xml:space="preserve">The teacher reads the posted questions during the brief circulation moment to gauge depth of curiosity and identify any misconceptions expressed as questions (for example, a learner might post: Does a bigger angle always give a bigger triangle? — revealing confusion between angle size and side length). These inform planning for Lesson 2 questioning sequences.</w:t>
-            </w:r>
-          </w:p>
-        </w:tc>
-      </w:tr>
-      <w:tr>
-        <w:tc>
-          <w:tcPr>
-            <w:tcW w:type="dxa" w:w="1520"/>
-            <w:shd w:fill="D5E8F0" w:color="auto" w:val="clear"/>
-            <w:tcMar>
-              <w:top w:type="dxa" w:w="60"/>
-              <w:left w:type="dxa" w:w="120"/>
-              <w:bottom w:type="dxa" w:w="60"/>
-              <w:right w:type="dxa" w:w="120"/>
-            </w:tcMar>
-            <w:vAlign w:val="top"/>
-          </w:tcPr>
-          <w:p>
-            <w:pPr>
-              <w:spacing w:after="40" w:before="0"/>
-              <w:jc w:val="left"/>
-            </w:pPr>
-            <w:r>
-              <w:rPr>
-                <w:rFonts w:ascii="Arial" w:cs="Arial" w:eastAsia="Arial" w:hAnsi="Arial"/>
-                <w:b/>
-                <w:bCs/>
-                <w:i w:val="false"/>
-                <w:iCs w:val="false"/>
-                <w:color w:val="000000"/>
-                <w:sz w:val="18"/>
-                <w:szCs w:val="18"/>
-              </w:rPr>
-              <w:t xml:space="preserve">Model Building Phase</w:t>
-            </w:r>
-          </w:p>
-          <w:p>
-            <w:pPr>
-              <w:spacing w:after="20" w:before="0"/>
-            </w:pPr>
-            <w:r>
-              <w:rPr>
-                <w:rFonts w:ascii="Arial" w:cs="Arial" w:eastAsia="Arial" w:hAnsi="Arial"/>
-                <w:b/>
-                <w:bCs/>
-                <w:color w:val="1F3864"/>
-                <w:sz w:val="16"/>
-                <w:szCs w:val="16"/>
-              </w:rPr>
-              <w:t xml:space="preserve">📹 VIDEO:</w:t>
-            </w:r>
-          </w:p>
-          <w:p>
-            <w:pPr>
-              <w:spacing w:after="20" w:before="0"/>
-            </w:pPr>
-            <w:hyperlink w:history="1" r:id="rId-ty4jmlf2ttakvh5p4frz">
-              <w:r>
-                <w:rPr>
-                  <w:rFonts w:ascii="Arial" w:cs="Arial" w:eastAsia="Arial" w:hAnsi="Arial"/>
-                  <w:color w:val="2E75B6"/>
-                  <w:sz w:val="16"/>
-                  <w:szCs w:val="16"/>
-                  <w:u w:val="single" w:color="2E75B6"/>
-                </w:rPr>
-                <w:t xml:space="preserve">Finding reciprocal trig ratios</w:t>
-              </w:r>
-            </w:hyperlink>
-          </w:p>
-          <w:p>
-            <w:pPr>
-              <w:spacing w:after="10" w:before="0"/>
-              <w:ind w:left="120"/>
-            </w:pPr>
-            <w:r>
-              <w:rPr>
-                <w:rFonts w:ascii="Arial" w:cs="Arial" w:eastAsia="Arial" w:hAnsi="Arial"/>
-                <w:color w:val="595959"/>
-                <w:sz w:val="14"/>
-                <w:szCs w:val="14"/>
-              </w:rPr>
-              <w:t xml:space="preserve">Source: Khan Academy (English - US curriculum)</w:t>
-            </w:r>
-          </w:p>
-          <w:p>
-            <w:pPr>
-              <w:spacing w:after="10" w:before="0"/>
-              <w:ind w:left="120"/>
-            </w:pPr>
-            <w:hyperlink w:history="1" r:id="rIdohnif0qw0z717yn3xy_mw">
-              <w:r>
-                <w:rPr>
-                  <w:rFonts w:ascii="Arial" w:cs="Arial" w:eastAsia="Arial" w:hAnsi="Arial"/>
-                  <w:color w:val="595959"/>
-                  <w:sz w:val="14"/>
-                  <w:szCs w:val="14"/>
-                  <w:u w:val="single" w:color="595959"/>
-                </w:rPr>
-                <w:t xml:space="preserve">🔍 Search ARES for similar videos</w:t>
-              </w:r>
-            </w:hyperlink>
-          </w:p>
-          <w:p>
-            <w:pPr>
-              <w:spacing w:after="40" w:before="0"/>
-            </w:pPr>
-            <w:r>
-              <w:rPr>
-                <w:sz w:val="14"/>
-                <w:szCs w:val="14"/>
-              </w:rPr>
-              <w:t xml:space="preserve"/>
-            </w:r>
-          </w:p>
-          <w:p>
-            <w:pPr>
-              <w:spacing w:after="20" w:before="0"/>
-            </w:pPr>
-            <w:r>
-              <w:rPr>
-                <w:rFonts w:ascii="Arial" w:cs="Arial" w:eastAsia="Arial" w:hAnsi="Arial"/>
-                <w:b/>
-                <w:bCs/>
-                <w:color w:val="1F3864"/>
-                <w:sz w:val="16"/>
-                <w:szCs w:val="16"/>
-              </w:rPr>
-              <w:t xml:space="preserve">📖 EXERCISE:</w:t>
-            </w:r>
-          </w:p>
-          <w:p>
-            <w:pPr>
-              <w:spacing w:after="20" w:before="0"/>
-            </w:pPr>
-            <w:hyperlink w:history="1" r:id="rIdiftper28uw_cbbewvxgdw">
-              <w:r>
-                <w:rPr>
-                  <w:rFonts w:ascii="Arial" w:cs="Arial" w:eastAsia="Arial" w:hAnsi="Arial"/>
-                  <w:color w:val="2E75B6"/>
-                  <w:sz w:val="16"/>
-                  <w:szCs w:val="16"/>
-                  <w:u w:val="single" w:color="2E75B6"/>
-                </w:rPr>
-                <w:t xml:space="preserve">Trigonometric ratios in right triangles</w:t>
-              </w:r>
-            </w:hyperlink>
-          </w:p>
-          <w:p>
-            <w:pPr>
-              <w:spacing w:after="10" w:before="0"/>
-              <w:ind w:left="120"/>
-            </w:pPr>
-            <w:r>
-              <w:rPr>
-                <w:rFonts w:ascii="Arial" w:cs="Arial" w:eastAsia="Arial" w:hAnsi="Arial"/>
-                <w:color w:val="595959"/>
-                <w:sz w:val="14"/>
-                <w:szCs w:val="14"/>
-              </w:rPr>
-              <w:t xml:space="preserve">Source: Khan Academy (English - US curriculum)</w:t>
-            </w:r>
-          </w:p>
-          <w:p>
-            <w:pPr>
-              <w:spacing w:after="10" w:before="0"/>
-              <w:ind w:left="120"/>
-            </w:pPr>
-            <w:hyperlink w:history="1" r:id="rIdbdcn4hqb9pklpgqzazdlp">
+            <w:hyperlink w:history="1" r:id="rId96_jmy2sfunka2slxtbsx">
               <w:r>
                 <w:rPr>
                   <w:rFonts w:ascii="Arial" w:cs="Arial" w:eastAsia="Arial" w:hAnsi="Arial"/>
@@ -6318,7 +6318,7 @@
             <w:pPr>
               <w:spacing w:after="20" w:before="0"/>
             </w:pPr>
-            <w:hyperlink w:history="1" r:id="rIdirproijnwg6nc2fwnma-j">
+            <w:hyperlink w:history="1" r:id="rIdadps6nrw2ufknopmez1jq">
               <w:r>
                 <w:rPr>
                   <w:rFonts w:ascii="Arial" w:cs="Arial" w:eastAsia="Arial" w:hAnsi="Arial"/>
@@ -6351,7 +6351,7 @@
               <w:spacing w:after="10" w:before="0"/>
               <w:ind w:left="120"/>
             </w:pPr>
-            <w:hyperlink w:history="1" r:id="rIdlmmjgtq5usp8a99oosnfh">
+            <w:hyperlink w:history="1" r:id="rIdg5kzxav0rqa07l4279wef">
               <w:r>
                 <w:rPr>
                   <w:rFonts w:ascii="Arial" w:cs="Arial" w:eastAsia="Arial" w:hAnsi="Arial"/>
@@ -6396,7 +6396,7 @@
             <w:pPr>
               <w:spacing w:after="20" w:before="0"/>
             </w:pPr>
-            <w:hyperlink w:history="1" r:id="rId20lazbwyv9inavwvsy-yy">
+            <w:hyperlink w:history="1" r:id="rId67pr9buemf31rov2rsajx">
               <w:r>
                 <w:rPr>
                   <w:rFonts w:ascii="Arial" w:cs="Arial" w:eastAsia="Arial" w:hAnsi="Arial"/>
@@ -6429,7 +6429,7 @@
               <w:spacing w:after="10" w:before="0"/>
               <w:ind w:left="120"/>
             </w:pPr>
-            <w:hyperlink w:history="1" r:id="rIdtkre5ig_qnu61d3htxx-g">
+            <w:hyperlink w:history="1" r:id="rIdznkozw6fqppz2avwby6cz">
               <w:r>
                 <w:rPr>
                   <w:rFonts w:ascii="Arial" w:cs="Arial" w:eastAsia="Arial" w:hAnsi="Arial"/>
@@ -6624,7 +6624,7 @@
             <w:pPr>
               <w:spacing w:after="20" w:before="0"/>
             </w:pPr>
-            <w:hyperlink w:history="1" r:id="rIdw_1kxcb5gpmjk-_coeru1">
+            <w:hyperlink w:history="1" r:id="rIdb0cwpe51asac_js0yiqel">
               <w:r>
                 <w:rPr>
                   <w:rFonts w:ascii="Arial" w:cs="Arial" w:eastAsia="Arial" w:hAnsi="Arial"/>
@@ -6657,7 +6657,7 @@
               <w:spacing w:after="10" w:before="0"/>
               <w:ind w:left="120"/>
             </w:pPr>
-            <w:hyperlink w:history="1" r:id="rIduwl_axwui1hbouewawsmq">
+            <w:hyperlink w:history="1" r:id="rIdscsp_zwc_oxctgmi5vt7_">
               <w:r>
                 <w:rPr>
                   <w:rFonts w:ascii="Arial" w:cs="Arial" w:eastAsia="Arial" w:hAnsi="Arial"/>
@@ -6702,7 +6702,7 @@
             <w:pPr>
               <w:spacing w:after="20" w:before="0"/>
             </w:pPr>
-            <w:hyperlink w:history="1" r:id="rIdvneqz26tb8ke52kcrmz7b">
+            <w:hyperlink w:history="1" r:id="rIdu1tlrxx-p3rqcbylquy6i">
               <w:r>
                 <w:rPr>
                   <w:rFonts w:ascii="Arial" w:cs="Arial" w:eastAsia="Arial" w:hAnsi="Arial"/>
@@ -6735,7 +6735,7 @@
               <w:spacing w:after="10" w:before="0"/>
               <w:ind w:left="120"/>
             </w:pPr>
-            <w:hyperlink w:history="1" r:id="rIdztkoz3lzxaxna-qz_pr4s">
+            <w:hyperlink w:history="1" r:id="rIdcvxibmfj89rnm9kuq6f3u">
               <w:r>
                 <w:rPr>
                   <w:rFonts w:ascii="Arial" w:cs="Arial" w:eastAsia="Arial" w:hAnsi="Arial"/>
@@ -6930,7 +6930,7 @@
             <w:pPr>
               <w:spacing w:after="20" w:before="0"/>
             </w:pPr>
-            <w:hyperlink w:history="1" r:id="rId7uyg6altbha3kjho6kxtz">
+            <w:hyperlink w:history="1" r:id="rId4-himlihonigmre329gc9">
               <w:r>
                 <w:rPr>
                   <w:rFonts w:ascii="Arial" w:cs="Arial" w:eastAsia="Arial" w:hAnsi="Arial"/>
@@ -6963,7 +6963,7 @@
               <w:spacing w:after="10" w:before="0"/>
               <w:ind w:left="120"/>
             </w:pPr>
-            <w:hyperlink w:history="1" r:id="rIdf2mv6ludaov74zboykkyw">
+            <w:hyperlink w:history="1" r:id="rId3fhgtkipsxeidwrlwgnqv">
               <w:r>
                 <w:rPr>
                   <w:rFonts w:ascii="Arial" w:cs="Arial" w:eastAsia="Arial" w:hAnsi="Arial"/>
@@ -7008,7 +7008,7 @@
             <w:pPr>
               <w:spacing w:after="20" w:before="0"/>
             </w:pPr>
-            <w:hyperlink w:history="1" r:id="rIddwif6gwrjit_qsx7ylr9j">
+            <w:hyperlink w:history="1" r:id="rIdixqhlchuu7egrviks9fuo">
               <w:r>
                 <w:rPr>
                   <w:rFonts w:ascii="Arial" w:cs="Arial" w:eastAsia="Arial" w:hAnsi="Arial"/>
@@ -7041,7 +7041,7 @@
               <w:spacing w:after="10" w:before="0"/>
               <w:ind w:left="120"/>
             </w:pPr>
-            <w:hyperlink w:history="1" r:id="rIdnxwsqbnx_l2xwdyyvoyea">
+            <w:hyperlink w:history="1" r:id="rIdszgwq8csx-gxajsqsg-fq">
               <w:r>
                 <w:rPr>
                   <w:rFonts w:ascii="Arial" w:cs="Arial" w:eastAsia="Arial" w:hAnsi="Arial"/>
@@ -7236,7 +7236,313 @@
             <w:pPr>
               <w:spacing w:after="20" w:before="0"/>
             </w:pPr>
-            <w:hyperlink w:history="1" r:id="rIdft3ihtbal6hqhfg_zkmsj">
+            <w:hyperlink w:history="1" r:id="rId8cpvkjjykt2xwwpc7r9l_">
+              <w:r>
+                <w:rPr>
+                  <w:rFonts w:ascii="Arial" w:cs="Arial" w:eastAsia="Arial" w:hAnsi="Arial"/>
+                  <w:color w:val="2E75B6"/>
+                  <w:sz w:val="16"/>
+                  <w:szCs w:val="16"/>
+                  <w:u w:val="single" w:color="2E75B6"/>
+                </w:rPr>
+                <w:t xml:space="preserve">Solving for a side in right triangles with trigonometry</w:t>
+              </w:r>
+            </w:hyperlink>
+          </w:p>
+          <w:p>
+            <w:pPr>
+              <w:spacing w:after="10" w:before="0"/>
+              <w:ind w:left="120"/>
+            </w:pPr>
+            <w:r>
+              <w:rPr>
+                <w:rFonts w:ascii="Arial" w:cs="Arial" w:eastAsia="Arial" w:hAnsi="Arial"/>
+                <w:color w:val="595959"/>
+                <w:sz w:val="14"/>
+                <w:szCs w:val="14"/>
+              </w:rPr>
+              <w:t xml:space="preserve">Source: Khan Academy (English - US curriculum)</w:t>
+            </w:r>
+          </w:p>
+          <w:p>
+            <w:pPr>
+              <w:spacing w:after="10" w:before="0"/>
+              <w:ind w:left="120"/>
+            </w:pPr>
+            <w:hyperlink w:history="1" r:id="rIduxf7ardyyxm7ipwb0zwtj">
+              <w:r>
+                <w:rPr>
+                  <w:rFonts w:ascii="Arial" w:cs="Arial" w:eastAsia="Arial" w:hAnsi="Arial"/>
+                  <w:color w:val="595959"/>
+                  <w:sz w:val="14"/>
+                  <w:szCs w:val="14"/>
+                  <w:u w:val="single" w:color="595959"/>
+                </w:rPr>
+                <w:t xml:space="preserve">🔍 Search ARES for similar videos</w:t>
+              </w:r>
+            </w:hyperlink>
+          </w:p>
+          <w:p>
+            <w:pPr>
+              <w:spacing w:after="40" w:before="0"/>
+            </w:pPr>
+            <w:r>
+              <w:rPr>
+                <w:sz w:val="14"/>
+                <w:szCs w:val="14"/>
+              </w:rPr>
+              <w:t xml:space="preserve"/>
+            </w:r>
+          </w:p>
+          <w:p>
+            <w:pPr>
+              <w:spacing w:after="20" w:before="0"/>
+            </w:pPr>
+            <w:r>
+              <w:rPr>
+                <w:rFonts w:ascii="Arial" w:cs="Arial" w:eastAsia="Arial" w:hAnsi="Arial"/>
+                <w:b/>
+                <w:bCs/>
+                <w:color w:val="1F3864"/>
+                <w:sz w:val="16"/>
+                <w:szCs w:val="16"/>
+              </w:rPr>
+              <w:t xml:space="preserve">📖 EXERCISE:</w:t>
+            </w:r>
+          </w:p>
+          <w:p>
+            <w:pPr>
+              <w:spacing w:after="20" w:before="0"/>
+            </w:pPr>
+            <w:hyperlink w:history="1" r:id="rIdmlgkzg-susenhalwtdctd">
+              <w:r>
+                <w:rPr>
+                  <w:rFonts w:ascii="Arial" w:cs="Arial" w:eastAsia="Arial" w:hAnsi="Arial"/>
+                  <w:color w:val="2E75B6"/>
+                  <w:sz w:val="16"/>
+                  <w:szCs w:val="16"/>
+                  <w:u w:val="single" w:color="2E75B6"/>
+                </w:rPr>
+                <w:t xml:space="preserve">Trigonometric ratios in right triangles</w:t>
+              </w:r>
+            </w:hyperlink>
+          </w:p>
+          <w:p>
+            <w:pPr>
+              <w:spacing w:after="10" w:before="0"/>
+              <w:ind w:left="120"/>
+            </w:pPr>
+            <w:r>
+              <w:rPr>
+                <w:rFonts w:ascii="Arial" w:cs="Arial" w:eastAsia="Arial" w:hAnsi="Arial"/>
+                <w:color w:val="595959"/>
+                <w:sz w:val="14"/>
+                <w:szCs w:val="14"/>
+              </w:rPr>
+              <w:t xml:space="preserve">Source: Khan Academy (English - US curriculum)</w:t>
+            </w:r>
+          </w:p>
+          <w:p>
+            <w:pPr>
+              <w:spacing w:after="10" w:before="0"/>
+              <w:ind w:left="120"/>
+            </w:pPr>
+            <w:hyperlink w:history="1" r:id="rIdpd-r3h8gmncmzork2uohx">
+              <w:r>
+                <w:rPr>
+                  <w:rFonts w:ascii="Arial" w:cs="Arial" w:eastAsia="Arial" w:hAnsi="Arial"/>
+                  <w:color w:val="595959"/>
+                  <w:sz w:val="14"/>
+                  <w:szCs w:val="14"/>
+                  <w:u w:val="single" w:color="595959"/>
+                </w:rPr>
+                <w:t xml:space="preserve">🔍 Search ARES for similar readings</w:t>
+              </w:r>
+            </w:hyperlink>
+          </w:p>
+        </w:tc>
+        <w:tc>
+          <w:tcPr>
+            <w:tcW w:type="dxa" w:w="3040"/>
+            <w:shd w:fill="FFFFFF" w:color="auto" w:val="clear"/>
+            <w:tcMar>
+              <w:top w:type="dxa" w:w="60"/>
+              <w:left w:type="dxa" w:w="120"/>
+              <w:bottom w:type="dxa" w:w="60"/>
+              <w:right w:type="dxa" w:w="120"/>
+            </w:tcMar>
+            <w:vAlign w:val="top"/>
+          </w:tcPr>
+          <w:p>
+            <w:pPr>
+              <w:spacing w:after="40" w:before="0"/>
+              <w:jc w:val="left"/>
+            </w:pPr>
+            <w:r>
+              <w:rPr>
+                <w:rFonts w:ascii="Arial" w:cs="Arial" w:eastAsia="Arial" w:hAnsi="Arial"/>
+                <w:b w:val="false"/>
+                <w:bCs w:val="false"/>
+                <w:i w:val="false"/>
+                <w:iCs w:val="false"/>
+                <w:color w:val="000000"/>
+                <w:sz w:val="18"/>
+                <w:szCs w:val="18"/>
+              </w:rPr>
+              <w:t xml:space="preserve">Each learner receives a sticky note (or writes in a designated DQB section of their book if physical sticky notes are unavailable). They respond to the prompt: 'What new evidence have you gathered today that helps answer our driving question: How can an angle tell us the height of a tree?' They also add a second note under the sub-heading 'New Questions I Have Now' — learners often spontaneously ask about what happens with the shadow length (cosine) or how tables were originally calculated. The class DQB is updated collectively: the teacher reads out 3–4 sticky notes, clusters them, and adds the lesson's anchor insight in a distinct colour: 'sin θ = O/H and depends ONLY on θ — not on the triangle's size.' The teacher explicitly links this to the Kisumu phenomenon: 'So now we know — sin 53° is always 0.7986. The sun doesn't change the angle just because the tree is taller. This means we are one step closer to calculating that mango tree's height.'</w:t>
+            </w:r>
+          </w:p>
+        </w:tc>
+        <w:tc>
+          <w:tcPr>
+            <w:tcW w:type="dxa" w:w="3040"/>
+            <w:shd w:fill="F2F2F2" w:color="auto" w:val="clear"/>
+            <w:tcMar>
+              <w:top w:type="dxa" w:w="60"/>
+              <w:left w:type="dxa" w:w="120"/>
+              <w:bottom w:type="dxa" w:w="60"/>
+              <w:right w:type="dxa" w:w="120"/>
+            </w:tcMar>
+            <w:vAlign w:val="top"/>
+          </w:tcPr>
+          <w:p>
+            <w:pPr>
+              <w:spacing w:after="40" w:before="0"/>
+              <w:jc w:val="left"/>
+            </w:pPr>
+            <w:r>
+              <w:rPr>
+                <w:rFonts w:ascii="Arial" w:cs="Arial" w:eastAsia="Arial" w:hAnsi="Arial"/>
+                <w:b w:val="false"/>
+                <w:bCs w:val="false"/>
+                <w:i w:val="false"/>
+                <w:iCs w:val="false"/>
+                <w:color w:val="000000"/>
+                <w:sz w:val="18"/>
+                <w:szCs w:val="18"/>
+              </w:rPr>
+              <w:t xml:space="preserve">Distribute sticky notes and say: 'You have 3 minutes. On your note, write one piece of evidence from today that moves us closer to answering our driving question. Be specific — use numbers if you can.' [Wait 3 minutes, circulate.] Collect notes. Read 3 aloud, paraphrasing: 'This learner says sin 53° = 0.7986 and it matched what they measured — that is strong evidence.' Place notes on the board. Ask the class: 'What single sentence captures what we learned today about sine?' Take 2 cold-call responses, then write the class-agreed anchor insight. Point to the driving question and say: 'What do we still NOT know that we need to answer the full question?' Accept 2–3 responses and add them to the 'Still Wondering' column of the DQB.</w:t>
+            </w:r>
+          </w:p>
+        </w:tc>
+        <w:tc>
+          <w:tcPr>
+            <w:tcW w:type="dxa" w:w="3040"/>
+            <w:shd w:fill="FFFFFF" w:color="auto" w:val="clear"/>
+            <w:tcMar>
+              <w:top w:type="dxa" w:w="60"/>
+              <w:left w:type="dxa" w:w="120"/>
+              <w:bottom w:type="dxa" w:w="60"/>
+              <w:right w:type="dxa" w:w="120"/>
+            </w:tcMar>
+            <w:vAlign w:val="top"/>
+          </w:tcPr>
+          <w:p>
+            <w:pPr>
+              <w:spacing w:after="40" w:before="0"/>
+              <w:jc w:val="left"/>
+            </w:pPr>
+            <w:r>
+              <w:rPr>
+                <w:rFonts w:ascii="Arial" w:cs="Arial" w:eastAsia="Arial" w:hAnsi="Arial"/>
+                <w:b w:val="false"/>
+                <w:bCs w:val="false"/>
+                <w:i w:val="false"/>
+                <w:iCs w:val="false"/>
+                <w:color w:val="000000"/>
+                <w:sz w:val="18"/>
+                <w:szCs w:val="18"/>
+              </w:rPr>
+              <w:t xml:space="preserve">Public knowledge aggregation on the DQB: making individual insights collective and visible builds a shared scientific narrative. The 'Still Wondering' column sustains inquiry momentum and gives the teacher real-time data on what gaps remain before Lesson 3 (cosine).</w:t>
+            </w:r>
+          </w:p>
+        </w:tc>
+        <w:tc>
+          <w:tcPr>
+            <w:tcW w:type="dxa" w:w="3040"/>
+            <w:shd w:fill="F2F2F2" w:color="auto" w:val="clear"/>
+            <w:tcMar>
+              <w:top w:type="dxa" w:w="60"/>
+              <w:left w:type="dxa" w:w="120"/>
+              <w:bottom w:type="dxa" w:w="60"/>
+              <w:right w:type="dxa" w:w="120"/>
+            </w:tcMar>
+            <w:vAlign w:val="top"/>
+          </w:tcPr>
+          <w:p>
+            <w:pPr>
+              <w:spacing w:after="40" w:before="0"/>
+              <w:jc w:val="left"/>
+            </w:pPr>
+            <w:r>
+              <w:rPr>
+                <w:rFonts w:ascii="Arial" w:cs="Arial" w:eastAsia="Arial" w:hAnsi="Arial"/>
+                <w:b w:val="false"/>
+                <w:bCs w:val="false"/>
+                <w:i w:val="false"/>
+                <w:iCs w:val="false"/>
+                <w:color w:val="000000"/>
+                <w:sz w:val="18"/>
+                <w:szCs w:val="18"/>
+              </w:rPr>
+              <w:t xml:space="preserve">Observable indicators: (1) Every learner's sticky note contains a specific, evidence-based claim (not a vague statement like 'I learned sine'). (2) The class-agreed anchor insight correctly states that sine depends only on the angle. (3) 'Still Wondering' questions reveal whether learners are ready for cosine and tangent — the teacher notes these for Lesson 3 planning.</w:t>
+            </w:r>
+          </w:p>
+        </w:tc>
+      </w:tr>
+      <w:tr>
+        <w:tc>
+          <w:tcPr>
+            <w:tcW w:type="dxa" w:w="1520"/>
+            <w:shd w:fill="D5E8F0" w:color="auto" w:val="clear"/>
+            <w:tcMar>
+              <w:top w:type="dxa" w:w="60"/>
+              <w:left w:type="dxa" w:w="120"/>
+              <w:bottom w:type="dxa" w:w="60"/>
+              <w:right w:type="dxa" w:w="120"/>
+            </w:tcMar>
+            <w:vAlign w:val="top"/>
+          </w:tcPr>
+          <w:p>
+            <w:pPr>
+              <w:spacing w:after="40" w:before="0"/>
+              <w:jc w:val="left"/>
+            </w:pPr>
+            <w:r>
+              <w:rPr>
+                <w:rFonts w:ascii="Arial" w:cs="Arial" w:eastAsia="Arial" w:hAnsi="Arial"/>
+                <w:b/>
+                <w:bCs/>
+                <w:i w:val="false"/>
+                <w:iCs w:val="false"/>
+                <w:color w:val="000000"/>
+                <w:sz w:val="18"/>
+                <w:szCs w:val="18"/>
+              </w:rPr>
+              <w:t xml:space="preserve">Model Building Phase</w:t>
+            </w:r>
+          </w:p>
+          <w:p>
+            <w:pPr>
+              <w:spacing w:after="20" w:before="0"/>
+            </w:pPr>
+            <w:r>
+              <w:rPr>
+                <w:rFonts w:ascii="Arial" w:cs="Arial" w:eastAsia="Arial" w:hAnsi="Arial"/>
+                <w:b/>
+                <w:bCs/>
+                <w:color w:val="1F3864"/>
+                <w:sz w:val="16"/>
+                <w:szCs w:val="16"/>
+              </w:rPr>
+              <w:t xml:space="preserve">📹 VIDEO:</w:t>
+            </w:r>
+          </w:p>
+          <w:p>
+            <w:pPr>
+              <w:spacing w:after="20" w:before="0"/>
+            </w:pPr>
+            <w:hyperlink w:history="1" r:id="rIdkqyahyvrmgvjko-mnlzzf">
               <w:r>
                 <w:rPr>
                   <w:rFonts w:ascii="Arial" w:cs="Arial" w:eastAsia="Arial" w:hAnsi="Arial"/>
@@ -7269,7 +7575,7 @@
               <w:spacing w:after="10" w:before="0"/>
               <w:ind w:left="120"/>
             </w:pPr>
-            <w:hyperlink w:history="1" r:id="rIdo_kshpevprpnfalv1qhzf">
+            <w:hyperlink w:history="1" r:id="rId26whhqrzrmnoc2rpovigs">
               <w:r>
                 <w:rPr>
                   <w:rFonts w:ascii="Arial" w:cs="Arial" w:eastAsia="Arial" w:hAnsi="Arial"/>
@@ -7314,7 +7620,7 @@
             <w:pPr>
               <w:spacing w:after="20" w:before="0"/>
             </w:pPr>
-            <w:hyperlink w:history="1" r:id="rIdq6d98rt6kivb5szoqg8zi">
+            <w:hyperlink w:history="1" r:id="rIdpxbony1dv9qc8v7hwp2jd">
               <w:r>
                 <w:rPr>
                   <w:rFonts w:ascii="Arial" w:cs="Arial" w:eastAsia="Arial" w:hAnsi="Arial"/>
@@ -7347,313 +7653,7 @@
               <w:spacing w:after="10" w:before="0"/>
               <w:ind w:left="120"/>
             </w:pPr>
-            <w:hyperlink w:history="1" r:id="rIdvgg1cheh_n9xszmrw1ss-">
-              <w:r>
-                <w:rPr>
-                  <w:rFonts w:ascii="Arial" w:cs="Arial" w:eastAsia="Arial" w:hAnsi="Arial"/>
-                  <w:color w:val="595959"/>
-                  <w:sz w:val="14"/>
-                  <w:szCs w:val="14"/>
-                  <w:u w:val="single" w:color="595959"/>
-                </w:rPr>
-                <w:t xml:space="preserve">🔍 Search ARES for similar readings</w:t>
-              </w:r>
-            </w:hyperlink>
-          </w:p>
-        </w:tc>
-        <w:tc>
-          <w:tcPr>
-            <w:tcW w:type="dxa" w:w="3040"/>
-            <w:shd w:fill="FFFFFF" w:color="auto" w:val="clear"/>
-            <w:tcMar>
-              <w:top w:type="dxa" w:w="60"/>
-              <w:left w:type="dxa" w:w="120"/>
-              <w:bottom w:type="dxa" w:w="60"/>
-              <w:right w:type="dxa" w:w="120"/>
-            </w:tcMar>
-            <w:vAlign w:val="top"/>
-          </w:tcPr>
-          <w:p>
-            <w:pPr>
-              <w:spacing w:after="40" w:before="0"/>
-              <w:jc w:val="left"/>
-            </w:pPr>
-            <w:r>
-              <w:rPr>
-                <w:rFonts w:ascii="Arial" w:cs="Arial" w:eastAsia="Arial" w:hAnsi="Arial"/>
-                <w:b w:val="false"/>
-                <w:bCs w:val="false"/>
-                <w:i w:val="false"/>
-                <w:iCs w:val="false"/>
-                <w:color w:val="000000"/>
-                <w:sz w:val="18"/>
-                <w:szCs w:val="18"/>
-              </w:rPr>
-              <w:t xml:space="preserve">Each learner receives a sticky note (or writes in a designated DQB section of their book if physical sticky notes are unavailable). They respond to the prompt: 'What new evidence have you gathered today that helps answer our driving question: How can an angle tell us the height of a tree?' They also add a second note under the sub-heading 'New Questions I Have Now' — learners often spontaneously ask about what happens with the shadow length (cosine) or how tables were originally calculated. The class DQB is updated collectively: the teacher reads out 3–4 sticky notes, clusters them, and adds the lesson's anchor insight in a distinct colour: 'sin θ = O/H and depends ONLY on θ — not on the triangle's size.' The teacher explicitly links this to the Kisumu phenomenon: 'So now we know — sin 53° is always 0.7986. The sun doesn't change the angle just because the tree is taller. This means we are one step closer to calculating that mango tree's height.'</w:t>
-            </w:r>
-          </w:p>
-        </w:tc>
-        <w:tc>
-          <w:tcPr>
-            <w:tcW w:type="dxa" w:w="3040"/>
-            <w:shd w:fill="F2F2F2" w:color="auto" w:val="clear"/>
-            <w:tcMar>
-              <w:top w:type="dxa" w:w="60"/>
-              <w:left w:type="dxa" w:w="120"/>
-              <w:bottom w:type="dxa" w:w="60"/>
-              <w:right w:type="dxa" w:w="120"/>
-            </w:tcMar>
-            <w:vAlign w:val="top"/>
-          </w:tcPr>
-          <w:p>
-            <w:pPr>
-              <w:spacing w:after="40" w:before="0"/>
-              <w:jc w:val="left"/>
-            </w:pPr>
-            <w:r>
-              <w:rPr>
-                <w:rFonts w:ascii="Arial" w:cs="Arial" w:eastAsia="Arial" w:hAnsi="Arial"/>
-                <w:b w:val="false"/>
-                <w:bCs w:val="false"/>
-                <w:i w:val="false"/>
-                <w:iCs w:val="false"/>
-                <w:color w:val="000000"/>
-                <w:sz w:val="18"/>
-                <w:szCs w:val="18"/>
-              </w:rPr>
-              <w:t xml:space="preserve">Distribute sticky notes and say: 'You have 3 minutes. On your note, write one piece of evidence from today that moves us closer to answering our driving question. Be specific — use numbers if you can.' [Wait 3 minutes, circulate.] Collect notes. Read 3 aloud, paraphrasing: 'This learner says sin 53° = 0.7986 and it matched what they measured — that is strong evidence.' Place notes on the board. Ask the class: 'What single sentence captures what we learned today about sine?' Take 2 cold-call responses, then write the class-agreed anchor insight. Point to the driving question and say: 'What do we still NOT know that we need to answer the full question?' Accept 2–3 responses and add them to the 'Still Wondering' column of the DQB.</w:t>
-            </w:r>
-          </w:p>
-        </w:tc>
-        <w:tc>
-          <w:tcPr>
-            <w:tcW w:type="dxa" w:w="3040"/>
-            <w:shd w:fill="FFFFFF" w:color="auto" w:val="clear"/>
-            <w:tcMar>
-              <w:top w:type="dxa" w:w="60"/>
-              <w:left w:type="dxa" w:w="120"/>
-              <w:bottom w:type="dxa" w:w="60"/>
-              <w:right w:type="dxa" w:w="120"/>
-            </w:tcMar>
-            <w:vAlign w:val="top"/>
-          </w:tcPr>
-          <w:p>
-            <w:pPr>
-              <w:spacing w:after="40" w:before="0"/>
-              <w:jc w:val="left"/>
-            </w:pPr>
-            <w:r>
-              <w:rPr>
-                <w:rFonts w:ascii="Arial" w:cs="Arial" w:eastAsia="Arial" w:hAnsi="Arial"/>
-                <w:b w:val="false"/>
-                <w:bCs w:val="false"/>
-                <w:i w:val="false"/>
-                <w:iCs w:val="false"/>
-                <w:color w:val="000000"/>
-                <w:sz w:val="18"/>
-                <w:szCs w:val="18"/>
-              </w:rPr>
-              <w:t xml:space="preserve">Public knowledge aggregation on the DQB: making individual insights collective and visible builds a shared scientific narrative. The 'Still Wondering' column sustains inquiry momentum and gives the teacher real-time data on what gaps remain before Lesson 3 (cosine).</w:t>
-            </w:r>
-          </w:p>
-        </w:tc>
-        <w:tc>
-          <w:tcPr>
-            <w:tcW w:type="dxa" w:w="3040"/>
-            <w:shd w:fill="F2F2F2" w:color="auto" w:val="clear"/>
-            <w:tcMar>
-              <w:top w:type="dxa" w:w="60"/>
-              <w:left w:type="dxa" w:w="120"/>
-              <w:bottom w:type="dxa" w:w="60"/>
-              <w:right w:type="dxa" w:w="120"/>
-            </w:tcMar>
-            <w:vAlign w:val="top"/>
-          </w:tcPr>
-          <w:p>
-            <w:pPr>
-              <w:spacing w:after="40" w:before="0"/>
-              <w:jc w:val="left"/>
-            </w:pPr>
-            <w:r>
-              <w:rPr>
-                <w:rFonts w:ascii="Arial" w:cs="Arial" w:eastAsia="Arial" w:hAnsi="Arial"/>
-                <w:b w:val="false"/>
-                <w:bCs w:val="false"/>
-                <w:i w:val="false"/>
-                <w:iCs w:val="false"/>
-                <w:color w:val="000000"/>
-                <w:sz w:val="18"/>
-                <w:szCs w:val="18"/>
-              </w:rPr>
-              <w:t xml:space="preserve">Observable indicators: (1) Every learner's sticky note contains a specific, evidence-based claim (not a vague statement like 'I learned sine'). (2) The class-agreed anchor insight correctly states that sine depends only on the angle. (3) 'Still Wondering' questions reveal whether learners are ready for cosine and tangent — the teacher notes these for Lesson 3 planning.</w:t>
-            </w:r>
-          </w:p>
-        </w:tc>
-      </w:tr>
-      <w:tr>
-        <w:tc>
-          <w:tcPr>
-            <w:tcW w:type="dxa" w:w="1520"/>
-            <w:shd w:fill="D5E8F0" w:color="auto" w:val="clear"/>
-            <w:tcMar>
-              <w:top w:type="dxa" w:w="60"/>
-              <w:left w:type="dxa" w:w="120"/>
-              <w:bottom w:type="dxa" w:w="60"/>
-              <w:right w:type="dxa" w:w="120"/>
-            </w:tcMar>
-            <w:vAlign w:val="top"/>
-          </w:tcPr>
-          <w:p>
-            <w:pPr>
-              <w:spacing w:after="40" w:before="0"/>
-              <w:jc w:val="left"/>
-            </w:pPr>
-            <w:r>
-              <w:rPr>
-                <w:rFonts w:ascii="Arial" w:cs="Arial" w:eastAsia="Arial" w:hAnsi="Arial"/>
-                <w:b/>
-                <w:bCs/>
-                <w:i w:val="false"/>
-                <w:iCs w:val="false"/>
-                <w:color w:val="000000"/>
-                <w:sz w:val="18"/>
-                <w:szCs w:val="18"/>
-              </w:rPr>
-              <w:t xml:space="preserve">Model Building Phase</w:t>
-            </w:r>
-          </w:p>
-          <w:p>
-            <w:pPr>
-              <w:spacing w:after="20" w:before="0"/>
-            </w:pPr>
-            <w:r>
-              <w:rPr>
-                <w:rFonts w:ascii="Arial" w:cs="Arial" w:eastAsia="Arial" w:hAnsi="Arial"/>
-                <w:b/>
-                <w:bCs/>
-                <w:color w:val="1F3864"/>
-                <w:sz w:val="16"/>
-                <w:szCs w:val="16"/>
-              </w:rPr>
-              <w:t xml:space="preserve">📹 VIDEO:</w:t>
-            </w:r>
-          </w:p>
-          <w:p>
-            <w:pPr>
-              <w:spacing w:after="20" w:before="0"/>
-            </w:pPr>
-            <w:hyperlink w:history="1" r:id="rIdt2jqj4dx51w-yyokmk9k4">
-              <w:r>
-                <w:rPr>
-                  <w:rFonts w:ascii="Arial" w:cs="Arial" w:eastAsia="Arial" w:hAnsi="Arial"/>
-                  <w:color w:val="2E75B6"/>
-                  <w:sz w:val="16"/>
-                  <w:szCs w:val="16"/>
-                  <w:u w:val="single" w:color="2E75B6"/>
-                </w:rPr>
-                <w:t xml:space="preserve">Solving for a side in right triangles with trigonometry</w:t>
-              </w:r>
-            </w:hyperlink>
-          </w:p>
-          <w:p>
-            <w:pPr>
-              <w:spacing w:after="10" w:before="0"/>
-              <w:ind w:left="120"/>
-            </w:pPr>
-            <w:r>
-              <w:rPr>
-                <w:rFonts w:ascii="Arial" w:cs="Arial" w:eastAsia="Arial" w:hAnsi="Arial"/>
-                <w:color w:val="595959"/>
-                <w:sz w:val="14"/>
-                <w:szCs w:val="14"/>
-              </w:rPr>
-              <w:t xml:space="preserve">Source: Khan Academy (English - US curriculum)</w:t>
-            </w:r>
-          </w:p>
-          <w:p>
-            <w:pPr>
-              <w:spacing w:after="10" w:before="0"/>
-              <w:ind w:left="120"/>
-            </w:pPr>
-            <w:hyperlink w:history="1" r:id="rIdynvizdkr9il_c015diyvq">
-              <w:r>
-                <w:rPr>
-                  <w:rFonts w:ascii="Arial" w:cs="Arial" w:eastAsia="Arial" w:hAnsi="Arial"/>
-                  <w:color w:val="595959"/>
-                  <w:sz w:val="14"/>
-                  <w:szCs w:val="14"/>
-                  <w:u w:val="single" w:color="595959"/>
-                </w:rPr>
-                <w:t xml:space="preserve">🔍 Search ARES for similar videos</w:t>
-              </w:r>
-            </w:hyperlink>
-          </w:p>
-          <w:p>
-            <w:pPr>
-              <w:spacing w:after="40" w:before="0"/>
-            </w:pPr>
-            <w:r>
-              <w:rPr>
-                <w:sz w:val="14"/>
-                <w:szCs w:val="14"/>
-              </w:rPr>
-              <w:t xml:space="preserve"/>
-            </w:r>
-          </w:p>
-          <w:p>
-            <w:pPr>
-              <w:spacing w:after="20" w:before="0"/>
-            </w:pPr>
-            <w:r>
-              <w:rPr>
-                <w:rFonts w:ascii="Arial" w:cs="Arial" w:eastAsia="Arial" w:hAnsi="Arial"/>
-                <w:b/>
-                <w:bCs/>
-                <w:color w:val="1F3864"/>
-                <w:sz w:val="16"/>
-                <w:szCs w:val="16"/>
-              </w:rPr>
-              <w:t xml:space="preserve">📖 EXERCISE:</w:t>
-            </w:r>
-          </w:p>
-          <w:p>
-            <w:pPr>
-              <w:spacing w:after="20" w:before="0"/>
-            </w:pPr>
-            <w:hyperlink w:history="1" r:id="rIdrvriywzp7iw9q6-z8tklt">
-              <w:r>
-                <w:rPr>
-                  <w:rFonts w:ascii="Arial" w:cs="Arial" w:eastAsia="Arial" w:hAnsi="Arial"/>
-                  <w:color w:val="2E75B6"/>
-                  <w:sz w:val="16"/>
-                  <w:szCs w:val="16"/>
-                  <w:u w:val="single" w:color="2E75B6"/>
-                </w:rPr>
-                <w:t xml:space="preserve">Trigonometric ratios in right triangles</w:t>
-              </w:r>
-            </w:hyperlink>
-          </w:p>
-          <w:p>
-            <w:pPr>
-              <w:spacing w:after="10" w:before="0"/>
-              <w:ind w:left="120"/>
-            </w:pPr>
-            <w:r>
-              <w:rPr>
-                <w:rFonts w:ascii="Arial" w:cs="Arial" w:eastAsia="Arial" w:hAnsi="Arial"/>
-                <w:color w:val="595959"/>
-                <w:sz w:val="14"/>
-                <w:szCs w:val="14"/>
-              </w:rPr>
-              <w:t xml:space="preserve">Source: Khan Academy (English - US curriculum)</w:t>
-            </w:r>
-          </w:p>
-          <w:p>
-            <w:pPr>
-              <w:spacing w:after="10" w:before="0"/>
-              <w:ind w:left="120"/>
-            </w:pPr>
-            <w:hyperlink w:history="1" r:id="rId8oq1gaxl6uafzpyk4lnoh">
+            <w:hyperlink w:history="1" r:id="rIdru_jdrimlejpj128bdvwn">
               <w:r>
                 <w:rPr>
                   <w:rFonts w:ascii="Arial" w:cs="Arial" w:eastAsia="Arial" w:hAnsi="Arial"/>
@@ -9140,7 +9140,7 @@
             <w:pPr>
               <w:spacing w:after="20" w:before="0"/>
             </w:pPr>
-            <w:hyperlink w:history="1" r:id="rId8swvrmwvw5ozq8q4w7bga">
+            <w:hyperlink w:history="1" r:id="rIdt2wodohfg8xmk1joi5tnv">
               <w:r>
                 <w:rPr>
                   <w:rFonts w:ascii="Arial" w:cs="Arial" w:eastAsia="Arial" w:hAnsi="Arial"/>
@@ -9173,7 +9173,7 @@
               <w:spacing w:after="10" w:before="0"/>
               <w:ind w:left="120"/>
             </w:pPr>
-            <w:hyperlink w:history="1" r:id="rId-k9oqkpmnxkgcwsebpetw">
+            <w:hyperlink w:history="1" r:id="rIdppklnxpp9zfjbhg5icceh">
               <w:r>
                 <w:rPr>
                   <w:rFonts w:ascii="Arial" w:cs="Arial" w:eastAsia="Arial" w:hAnsi="Arial"/>
@@ -9218,7 +9218,7 @@
             <w:pPr>
               <w:spacing w:after="20" w:before="0"/>
             </w:pPr>
-            <w:hyperlink w:history="1" r:id="rId9h1ccqhbo0rgwmthuucsd">
+            <w:hyperlink w:history="1" r:id="rIdjs8fglt13tktgi5uej4il">
               <w:r>
                 <w:rPr>
                   <w:rFonts w:ascii="Arial" w:cs="Arial" w:eastAsia="Arial" w:hAnsi="Arial"/>
@@ -9251,7 +9251,7 @@
               <w:spacing w:after="10" w:before="0"/>
               <w:ind w:left="120"/>
             </w:pPr>
-            <w:hyperlink w:history="1" r:id="rIdqfqrey3pazwwoxh7ihqre">
+            <w:hyperlink w:history="1" r:id="rIdf6sfpchdo0hovx3bmwt-g">
               <w:r>
                 <w:rPr>
                   <w:rFonts w:ascii="Arial" w:cs="Arial" w:eastAsia="Arial" w:hAnsi="Arial"/>
@@ -9446,7 +9446,391 @@
             <w:pPr>
               <w:spacing w:after="20" w:before="0"/>
             </w:pPr>
-            <w:hyperlink w:history="1" r:id="rIdatx7x1ewh1hfg4pxbiqsc">
+            <w:hyperlink w:history="1" r:id="rIda2obcneh9r93h962vxofe">
+              <w:r>
+                <w:rPr>
+                  <w:rFonts w:ascii="Arial" w:cs="Arial" w:eastAsia="Arial" w:hAnsi="Arial"/>
+                  <w:color w:val="2E75B6"/>
+                  <w:sz w:val="16"/>
+                  <w:szCs w:val="16"/>
+                  <w:u w:val="single" w:color="2E75B6"/>
+                </w:rPr>
+                <w:t xml:space="preserve">Solving for a side in right triangles with trigonometry</w:t>
+              </w:r>
+            </w:hyperlink>
+          </w:p>
+          <w:p>
+            <w:pPr>
+              <w:spacing w:after="10" w:before="0"/>
+              <w:ind w:left="120"/>
+            </w:pPr>
+            <w:r>
+              <w:rPr>
+                <w:rFonts w:ascii="Arial" w:cs="Arial" w:eastAsia="Arial" w:hAnsi="Arial"/>
+                <w:color w:val="595959"/>
+                <w:sz w:val="14"/>
+                <w:szCs w:val="14"/>
+              </w:rPr>
+              <w:t xml:space="preserve">Source: Khan Academy (English - US curriculum)</w:t>
+            </w:r>
+          </w:p>
+          <w:p>
+            <w:pPr>
+              <w:spacing w:after="10" w:before="0"/>
+              <w:ind w:left="120"/>
+            </w:pPr>
+            <w:hyperlink w:history="1" r:id="rIdgro-fv-iktdyhxntpkqgo">
+              <w:r>
+                <w:rPr>
+                  <w:rFonts w:ascii="Arial" w:cs="Arial" w:eastAsia="Arial" w:hAnsi="Arial"/>
+                  <w:color w:val="595959"/>
+                  <w:sz w:val="14"/>
+                  <w:szCs w:val="14"/>
+                  <w:u w:val="single" w:color="595959"/>
+                </w:rPr>
+                <w:t xml:space="preserve">🔍 Search ARES for similar videos</w:t>
+              </w:r>
+            </w:hyperlink>
+          </w:p>
+          <w:p>
+            <w:pPr>
+              <w:spacing w:after="40" w:before="0"/>
+            </w:pPr>
+            <w:r>
+              <w:rPr>
+                <w:sz w:val="14"/>
+                <w:szCs w:val="14"/>
+              </w:rPr>
+              <w:t xml:space="preserve"/>
+            </w:r>
+          </w:p>
+          <w:p>
+            <w:pPr>
+              <w:spacing w:after="20" w:before="0"/>
+            </w:pPr>
+            <w:r>
+              <w:rPr>
+                <w:rFonts w:ascii="Arial" w:cs="Arial" w:eastAsia="Arial" w:hAnsi="Arial"/>
+                <w:b/>
+                <w:bCs/>
+                <w:color w:val="1F3864"/>
+                <w:sz w:val="16"/>
+                <w:szCs w:val="16"/>
+              </w:rPr>
+              <w:t xml:space="preserve">📖 EXERCISE:</w:t>
+            </w:r>
+          </w:p>
+          <w:p>
+            <w:pPr>
+              <w:spacing w:after="20" w:before="0"/>
+            </w:pPr>
+            <w:hyperlink w:history="1" r:id="rIdfb8bzyxemarxiy99t0a1t">
+              <w:r>
+                <w:rPr>
+                  <w:rFonts w:ascii="Arial" w:cs="Arial" w:eastAsia="Arial" w:hAnsi="Arial"/>
+                  <w:color w:val="2E75B6"/>
+                  <w:sz w:val="16"/>
+                  <w:szCs w:val="16"/>
+                  <w:u w:val="single" w:color="2E75B6"/>
+                </w:rPr>
+                <w:t xml:space="preserve">Relate ratios in right triangles</w:t>
+              </w:r>
+            </w:hyperlink>
+          </w:p>
+          <w:p>
+            <w:pPr>
+              <w:spacing w:after="10" w:before="0"/>
+              <w:ind w:left="120"/>
+            </w:pPr>
+            <w:r>
+              <w:rPr>
+                <w:rFonts w:ascii="Arial" w:cs="Arial" w:eastAsia="Arial" w:hAnsi="Arial"/>
+                <w:color w:val="595959"/>
+                <w:sz w:val="14"/>
+                <w:szCs w:val="14"/>
+              </w:rPr>
+              <w:t xml:space="preserve">Source: Khan Academy (English - US curriculum)</w:t>
+            </w:r>
+          </w:p>
+          <w:p>
+            <w:pPr>
+              <w:spacing w:after="10" w:before="0"/>
+              <w:ind w:left="120"/>
+            </w:pPr>
+            <w:hyperlink w:history="1" r:id="rIdkokk2ajliuwr4rjq7yj5v">
+              <w:r>
+                <w:rPr>
+                  <w:rFonts w:ascii="Arial" w:cs="Arial" w:eastAsia="Arial" w:hAnsi="Arial"/>
+                  <w:color w:val="595959"/>
+                  <w:sz w:val="14"/>
+                  <w:szCs w:val="14"/>
+                  <w:u w:val="single" w:color="595959"/>
+                </w:rPr>
+                <w:t xml:space="preserve">🔍 Search ARES for similar readings</w:t>
+              </w:r>
+            </w:hyperlink>
+          </w:p>
+        </w:tc>
+        <w:tc>
+          <w:tcPr>
+            <w:tcW w:type="dxa" w:w="3040"/>
+            <w:shd w:fill="FFFFFF" w:color="auto" w:val="clear"/>
+            <w:tcMar>
+              <w:top w:type="dxa" w:w="60"/>
+              <w:left w:type="dxa" w:w="120"/>
+              <w:bottom w:type="dxa" w:w="60"/>
+              <w:right w:type="dxa" w:w="120"/>
+            </w:tcMar>
+            <w:vAlign w:val="top"/>
+          </w:tcPr>
+          <w:p>
+            <w:pPr>
+              <w:spacing w:after="40" w:before="0"/>
+              <w:jc w:val="left"/>
+            </w:pPr>
+            <w:r>
+              <w:rPr>
+                <w:rFonts w:ascii="Arial" w:cs="Arial" w:eastAsia="Arial" w:hAnsi="Arial"/>
+                <w:b w:val="false"/>
+                <w:bCs w:val="false"/>
+                <w:i w:val="false"/>
+                <w:iCs w:val="false"/>
+                <w:color w:val="000000"/>
+                <w:sz w:val="18"/>
+                <w:szCs w:val="18"/>
+              </w:rPr>
+              <w:t xml:space="preserve">Learners complete a guided reading of a one-page excerpt (prepared by the teacher or taken from the KICD-approved textbook) about a ramp built at a Nakuru County Referral Hospital to allow wheelchair access. The ramp rises 0.9 m over a horizontal distance of 1.2 m and the ramp surface (hypotenuse) is 1.5 m. The excerpt defines the cosine of the angle of inclination as adjacent divided by hypotenuse, i.e., 1.2 divided by 1.5 = 0.8, and names the angle theta. After reading, learners open mathematical tables to the cosine pages and complete a structured table-reading worksheet: they find cos values for 10, 20, 30, 37, 45, 53, 60, 70, 80 degrees and record them alongside the sine values they already recorded in Lesson 2. They then answer two observation questions on the worksheet: (1) What happens to cosine as the angle increases? (2) For which angle is cos theta equal to sin theta?</w:t>
+            </w:r>
+          </w:p>
+        </w:tc>
+        <w:tc>
+          <w:tcPr>
+            <w:tcW w:type="dxa" w:w="3040"/>
+            <w:shd w:fill="F2F2F2" w:color="auto" w:val="clear"/>
+            <w:tcMar>
+              <w:top w:type="dxa" w:w="60"/>
+              <w:left w:type="dxa" w:w="120"/>
+              <w:bottom w:type="dxa" w:w="60"/>
+              <w:right w:type="dxa" w:w="120"/>
+            </w:tcMar>
+            <w:vAlign w:val="top"/>
+          </w:tcPr>
+          <w:p>
+            <w:pPr>
+              <w:spacing w:after="40" w:before="0"/>
+              <w:jc w:val="left"/>
+            </w:pPr>
+            <w:r>
+              <w:rPr>
+                <w:rFonts w:ascii="Arial" w:cs="Arial" w:eastAsia="Arial" w:hAnsi="Arial"/>
+                <w:b w:val="false"/>
+                <w:bCs w:val="false"/>
+                <w:i w:val="false"/>
+                <w:iCs w:val="false"/>
+                <w:color w:val="000000"/>
+                <w:sz w:val="18"/>
+                <w:szCs w:val="18"/>
+              </w:rPr>
+              <w:t xml:space="preserve">Teacher circulates and reads the excerpt aloud once with the class to model fluent reading of mathematical text. Then says: Now open your mathematical tables to the cosine section. The layout is the same as the sine section — I want complete silence for 5 minutes while you find each value and write it in your table. WAIT 5 minutes, circulating to check table-reading technique. If a learner is struggling, teacher points to the correct row and column silently. After 5 minutes: Compare your cosine column with your sine column. Answer the two observation questions on your worksheet. You have 3 minutes. WAIT 3 minutes. Cold-call three learners: What did you notice as the angle gets bigger? What angle makes sine and cosine equal? Why might that be?</w:t>
+            </w:r>
+          </w:p>
+        </w:tc>
+        <w:tc>
+          <w:tcPr>
+            <w:tcW w:type="dxa" w:w="3040"/>
+            <w:shd w:fill="FFFFFF" w:color="auto" w:val="clear"/>
+            <w:tcMar>
+              <w:top w:type="dxa" w:w="60"/>
+              <w:left w:type="dxa" w:w="120"/>
+              <w:bottom w:type="dxa" w:w="60"/>
+              <w:right w:type="dxa" w:w="120"/>
+            </w:tcMar>
+            <w:vAlign w:val="top"/>
+          </w:tcPr>
+          <w:p>
+            <w:pPr>
+              <w:spacing w:after="40" w:before="0"/>
+              <w:jc w:val="left"/>
+            </w:pPr>
+            <w:r>
+              <w:rPr>
+                <w:rFonts w:ascii="Arial" w:cs="Arial" w:eastAsia="Arial" w:hAnsi="Arial"/>
+                <w:b w:val="false"/>
+                <w:bCs w:val="false"/>
+                <w:i w:val="false"/>
+                <w:iCs w:val="false"/>
+                <w:color w:val="000000"/>
+                <w:sz w:val="18"/>
+                <w:szCs w:val="18"/>
+              </w:rPr>
+              <w:t xml:space="preserve">Placing cosine values directly beside sine values in the same table is a deliberate side-by-side comparison strategy. Learners are not told about the complementary relationship — they discover that cos 53 approximately equals sin 37, cos 30 approximately equals sin 60, etc. The Nakuru hospital ramp provides a concrete low-technology context that is familiar (disability access ramps are present in many Kenyan public buildings) and makes the adjacent-over-hypotenuse definition tangible.</w:t>
+            </w:r>
+          </w:p>
+        </w:tc>
+        <w:tc>
+          <w:tcPr>
+            <w:tcW w:type="dxa" w:w="3040"/>
+            <w:shd w:fill="F2F2F2" w:color="auto" w:val="clear"/>
+            <w:tcMar>
+              <w:top w:type="dxa" w:w="60"/>
+              <w:left w:type="dxa" w:w="120"/>
+              <w:bottom w:type="dxa" w:w="60"/>
+              <w:right w:type="dxa" w:w="120"/>
+            </w:tcMar>
+            <w:vAlign w:val="top"/>
+          </w:tcPr>
+          <w:p>
+            <w:pPr>
+              <w:spacing w:after="40" w:before="0"/>
+              <w:jc w:val="left"/>
+            </w:pPr>
+            <w:r>
+              <w:rPr>
+                <w:rFonts w:ascii="Arial" w:cs="Arial" w:eastAsia="Arial" w:hAnsi="Arial"/>
+                <w:b w:val="false"/>
+                <w:bCs w:val="false"/>
+                <w:i w:val="false"/>
+                <w:iCs w:val="false"/>
+                <w:color w:val="000000"/>
+                <w:sz w:val="18"/>
+                <w:szCs w:val="18"/>
+              </w:rPr>
+              <w:t xml:space="preserve">Teacher scans completed worksheets during circulation. Key checkpoints: Is cos listed as decreasing (from close to 1 at small angles to close to 0 at large angles)? Has the learner identified 45 degrees as the angle where sine equals cosine? Misconception to flag: some learners may read the wrong column in the cosine table (confusing mean-difference columns); teacher corrects silently by pointing to the column headers.</w:t>
+            </w:r>
+          </w:p>
+        </w:tc>
+      </w:tr>
+      <w:tr>
+        <w:tc>
+          <w:tcPr>
+            <w:tcW w:type="dxa" w:w="1520"/>
+            <w:shd w:fill="E2EFDA" w:color="auto" w:val="clear"/>
+            <w:tcMar>
+              <w:top w:type="dxa" w:w="60"/>
+              <w:left w:type="dxa" w:w="120"/>
+              <w:bottom w:type="dxa" w:w="60"/>
+              <w:right w:type="dxa" w:w="120"/>
+            </w:tcMar>
+            <w:vAlign w:val="top"/>
+          </w:tcPr>
+          <w:p>
+            <w:pPr>
+              <w:spacing w:after="40" w:before="0"/>
+              <w:jc w:val="left"/>
+            </w:pPr>
+            <w:r>
+              <w:rPr>
+                <w:rFonts w:ascii="Arial" w:cs="Arial" w:eastAsia="Arial" w:hAnsi="Arial"/>
+                <w:b/>
+                <w:bCs/>
+                <w:i w:val="false"/>
+                <w:iCs w:val="false"/>
+                <w:color w:val="000000"/>
+                <w:sz w:val="18"/>
+                <w:szCs w:val="18"/>
+              </w:rPr>
+              <w:t xml:space="preserve">Explain Phase</w:t>
+            </w:r>
+          </w:p>
+          <w:p>
+            <w:pPr>
+              <w:spacing w:after="20" w:before="0"/>
+            </w:pPr>
+            <w:r>
+              <w:rPr>
+                <w:rFonts w:ascii="Arial" w:cs="Arial" w:eastAsia="Arial" w:hAnsi="Arial"/>
+                <w:b/>
+                <w:bCs/>
+                <w:color w:val="1F3864"/>
+                <w:sz w:val="16"/>
+                <w:szCs w:val="16"/>
+              </w:rPr>
+              <w:t xml:space="preserve">📹 VIDEO:</w:t>
+            </w:r>
+          </w:p>
+          <w:p>
+            <w:pPr>
+              <w:spacing w:after="20" w:before="0"/>
+            </w:pPr>
+            <w:hyperlink w:history="1" r:id="rIdfi2_o77v1ydzrwlw2anlc">
+              <w:r>
+                <w:rPr>
+                  <w:rFonts w:ascii="Arial" w:cs="Arial" w:eastAsia="Arial" w:hAnsi="Arial"/>
+                  <w:color w:val="2E75B6"/>
+                  <w:sz w:val="16"/>
+                  <w:szCs w:val="16"/>
+                  <w:u w:val="single" w:color="2E75B6"/>
+                </w:rPr>
+                <w:t xml:space="preserve">Solving for a side in right triangles with trigonometry</w:t>
+              </w:r>
+            </w:hyperlink>
+          </w:p>
+          <w:p>
+            <w:pPr>
+              <w:spacing w:after="10" w:before="0"/>
+              <w:ind w:left="120"/>
+            </w:pPr>
+            <w:r>
+              <w:rPr>
+                <w:rFonts w:ascii="Arial" w:cs="Arial" w:eastAsia="Arial" w:hAnsi="Arial"/>
+                <w:color w:val="595959"/>
+                <w:sz w:val="14"/>
+                <w:szCs w:val="14"/>
+              </w:rPr>
+              <w:t xml:space="preserve">Source: Khan Academy (English - US curriculum)</w:t>
+            </w:r>
+          </w:p>
+          <w:p>
+            <w:pPr>
+              <w:spacing w:after="10" w:before="0"/>
+              <w:ind w:left="120"/>
+            </w:pPr>
+            <w:hyperlink w:history="1" r:id="rIdhv5zdvd3tjrcdxorc9gzj">
+              <w:r>
+                <w:rPr>
+                  <w:rFonts w:ascii="Arial" w:cs="Arial" w:eastAsia="Arial" w:hAnsi="Arial"/>
+                  <w:color w:val="595959"/>
+                  <w:sz w:val="14"/>
+                  <w:szCs w:val="14"/>
+                  <w:u w:val="single" w:color="595959"/>
+                </w:rPr>
+                <w:t xml:space="preserve">🔍 Search ARES for similar videos</w:t>
+              </w:r>
+            </w:hyperlink>
+          </w:p>
+          <w:p>
+            <w:pPr>
+              <w:spacing w:after="40" w:before="0"/>
+            </w:pPr>
+            <w:r>
+              <w:rPr>
+                <w:sz w:val="14"/>
+                <w:szCs w:val="14"/>
+              </w:rPr>
+              <w:t xml:space="preserve"/>
+            </w:r>
+          </w:p>
+          <w:p>
+            <w:pPr>
+              <w:spacing w:after="20" w:before="0"/>
+            </w:pPr>
+            <w:r>
+              <w:rPr>
+                <w:rFonts w:ascii="Arial" w:cs="Arial" w:eastAsia="Arial" w:hAnsi="Arial"/>
+                <w:b/>
+                <w:bCs/>
+                <w:color w:val="1F3864"/>
+                <w:sz w:val="16"/>
+                <w:szCs w:val="16"/>
+              </w:rPr>
+              <w:t xml:space="preserve">📖 EXERCISE:</w:t>
+            </w:r>
+          </w:p>
+          <w:p>
+            <w:pPr>
+              <w:spacing w:after="20" w:before="0"/>
+            </w:pPr>
+            <w:hyperlink w:history="1" r:id="rIdks3tezeliyo7u0hgsfv4w">
               <w:r>
                 <w:rPr>
                   <w:rFonts w:ascii="Arial" w:cs="Arial" w:eastAsia="Arial" w:hAnsi="Arial"/>
@@ -9479,7 +9863,235 @@
               <w:spacing w:after="10" w:before="0"/>
               <w:ind w:left="120"/>
             </w:pPr>
-            <w:hyperlink w:history="1" r:id="rIdg1_w8guert9ryhod4q30s">
+            <w:hyperlink w:history="1" r:id="rId0mq11cbzrnf0tjlzo6krm">
+              <w:r>
+                <w:rPr>
+                  <w:rFonts w:ascii="Arial" w:cs="Arial" w:eastAsia="Arial" w:hAnsi="Arial"/>
+                  <w:color w:val="595959"/>
+                  <w:sz w:val="14"/>
+                  <w:szCs w:val="14"/>
+                  <w:u w:val="single" w:color="595959"/>
+                </w:rPr>
+                <w:t xml:space="preserve">🔍 Search ARES for similar readings</w:t>
+              </w:r>
+            </w:hyperlink>
+          </w:p>
+        </w:tc>
+        <w:tc>
+          <w:tcPr>
+            <w:tcW w:type="dxa" w:w="3040"/>
+            <w:shd w:fill="FFFFFF" w:color="auto" w:val="clear"/>
+            <w:tcMar>
+              <w:top w:type="dxa" w:w="60"/>
+              <w:left w:type="dxa" w:w="120"/>
+              <w:bottom w:type="dxa" w:w="60"/>
+              <w:right w:type="dxa" w:w="120"/>
+            </w:tcMar>
+            <w:vAlign w:val="top"/>
+          </w:tcPr>
+          <w:p>
+            <w:pPr>
+              <w:spacing w:after="40" w:before="0"/>
+              <w:jc w:val="left"/>
+            </w:pPr>
+            <w:r>
+              <w:rPr>
+                <w:rFonts w:ascii="Arial" w:cs="Arial" w:eastAsia="Arial" w:hAnsi="Arial"/>
+                <w:b w:val="false"/>
+                <w:bCs w:val="false"/>
+                <w:i w:val="false"/>
+                <w:iCs w:val="false"/>
+                <w:color w:val="000000"/>
+                <w:sz w:val="18"/>
+                <w:szCs w:val="18"/>
+              </w:rPr>
+              <w:t xml:space="preserve">Teacher formally defines cosine and then sets pairs to work on five structured problems. Problem contexts: (1) A wheelchair ramp at Nakuru County Referral Hospital makes an angle of 12 degrees with the ground. The ramp surface is 4.0 m long. Find the horizontal distance (cos 12 degrees times 4.0). (2) A telecommunications cable runs from the top of a 10 m vertical pole in Kisumu to a point on the ground, making an angle of 40 degrees with the ground. Find the length of the cable (the hypotenuse) using the adjacent side (10 m) and cos 40 degrees — learners must recognise that 10 m is the adjacent side to the 40-degree angle at the base. Wait — teacher pauses class to confirm the triangle orientation before continuing. (3) A solar panel on a roof in Eldoret is tilted at 25 degrees to the horizontal. If the panel is 2.4 m long (hypotenuse), find the horizontal width of the panel on the roof (adjacent). (4) A footpath in Kakamega Forest runs at 35 degrees to the horizontal for 500 m. Find the horizontal displacement. (5) A ladybird walks along a ramp of length 30 cm inclined at 48 degrees. How far does it travel horizontally? For each problem, pairs must: draw and label the right-angled triangle, identify adjacent and hypotenuse, write the cosine equation, substitute table values, and solve.</w:t>
+            </w:r>
+          </w:p>
+        </w:tc>
+        <w:tc>
+          <w:tcPr>
+            <w:tcW w:type="dxa" w:w="3040"/>
+            <w:shd w:fill="F2F2F2" w:color="auto" w:val="clear"/>
+            <w:tcMar>
+              <w:top w:type="dxa" w:w="60"/>
+              <w:left w:type="dxa" w:w="120"/>
+              <w:bottom w:type="dxa" w:w="60"/>
+              <w:right w:type="dxa" w:w="120"/>
+            </w:tcMar>
+            <w:vAlign w:val="top"/>
+          </w:tcPr>
+          <w:p>
+            <w:pPr>
+              <w:spacing w:after="40" w:before="0"/>
+              <w:jc w:val="left"/>
+            </w:pPr>
+            <w:r>
+              <w:rPr>
+                <w:rFonts w:ascii="Arial" w:cs="Arial" w:eastAsia="Arial" w:hAnsi="Arial"/>
+                <w:b w:val="false"/>
+                <w:bCs w:val="false"/>
+                <w:i w:val="false"/>
+                <w:iCs w:val="false"/>
+                <w:color w:val="000000"/>
+                <w:sz w:val="18"/>
+                <w:szCs w:val="18"/>
+              </w:rPr>
+              <w:t xml:space="preserve">Teacher writes on the board: cos theta = adjacent divided by hypotenuse, and says: Cosine is the ratio of the side that RUNS ALONGSIDE the angle — the adjacent side — to the hypotenuse. It is constant for a given angle regardless of triangle size, exactly as sine was. Now with your partner, tackle the five problems on your worksheet. Draw the triangle FIRST — do not write an equation until you have drawn and labelled. WAIT 10 minutes for pair work, circulating actively. At the 5-minute mark, pause the class: Cold-call one pair to draw Problem 2 triangle on the board. Ask the class: Is the 10 m side the opposite or adjacent to the 40-degree angle? WAIT 20 seconds. Resolve any disagreement. Resume pair work for 5 more minutes. Teacher selects one pair to present Problem 4 solution to the class and facilitates a 2-minute whole-class check.</w:t>
+            </w:r>
+          </w:p>
+        </w:tc>
+        <w:tc>
+          <w:tcPr>
+            <w:tcW w:type="dxa" w:w="3040"/>
+            <w:shd w:fill="FFFFFF" w:color="auto" w:val="clear"/>
+            <w:tcMar>
+              <w:top w:type="dxa" w:w="60"/>
+              <w:left w:type="dxa" w:w="120"/>
+              <w:bottom w:type="dxa" w:w="60"/>
+              <w:right w:type="dxa" w:w="120"/>
+            </w:tcMar>
+            <w:vAlign w:val="top"/>
+          </w:tcPr>
+          <w:p>
+            <w:pPr>
+              <w:spacing w:after="40" w:before="0"/>
+              <w:jc w:val="left"/>
+            </w:pPr>
+            <w:r>
+              <w:rPr>
+                <w:rFonts w:ascii="Arial" w:cs="Arial" w:eastAsia="Arial" w:hAnsi="Arial"/>
+                <w:b w:val="false"/>
+                <w:bCs w:val="false"/>
+                <w:i w:val="false"/>
+                <w:iCs w:val="false"/>
+                <w:color w:val="000000"/>
+                <w:sz w:val="18"/>
+                <w:szCs w:val="18"/>
+              </w:rPr>
+              <w:t xml:space="preserve">Requiring learners to draw and label the triangle before writing equations is a sensemaking protocol that prevents ratio-swapping errors (the most common mistake at this stage). The deliberate mid-activity pause on Problem 2 addresses a known difficulty: when the vertical side is given and the angle is at the base, learners often misidentify adjacent and opposite. Presenting a Kenyan forest footpath, a solar panel, and a hospital ramp in the same lesson emphasises that cosine is a universal tool used in everyday Kenyan infrastructure.</w:t>
+            </w:r>
+          </w:p>
+        </w:tc>
+        <w:tc>
+          <w:tcPr>
+            <w:tcW w:type="dxa" w:w="3040"/>
+            <w:shd w:fill="F2F2F2" w:color="auto" w:val="clear"/>
+            <w:tcMar>
+              <w:top w:type="dxa" w:w="60"/>
+              <w:left w:type="dxa" w:w="120"/>
+              <w:bottom w:type="dxa" w:w="60"/>
+              <w:right w:type="dxa" w:w="120"/>
+            </w:tcMar>
+            <w:vAlign w:val="top"/>
+          </w:tcPr>
+          <w:p>
+            <w:pPr>
+              <w:spacing w:after="40" w:before="0"/>
+              <w:jc w:val="left"/>
+            </w:pPr>
+            <w:r>
+              <w:rPr>
+                <w:rFonts w:ascii="Arial" w:cs="Arial" w:eastAsia="Arial" w:hAnsi="Arial"/>
+                <w:b w:val="false"/>
+                <w:bCs w:val="false"/>
+                <w:i w:val="false"/>
+                <w:iCs w:val="false"/>
+                <w:color w:val="000000"/>
+                <w:sz w:val="18"/>
+                <w:szCs w:val="18"/>
+              </w:rPr>
+              <w:t xml:space="preserve">Teacher uses a clipboard checklist: for each pair, note whether (a) triangles are drawn and correctly labelled before equations are written, (b) the cosine equation is correctly set up (cos theta = adj/hyp), (c) table values are read correctly to 4 decimal places, and (d) arithmetic is carried through correctly. Common error to watch for: inverting the equation to hyp = adj divided by cos theta — teacher asks the pair to re-examine their triangle and confirm which quantity is unknown.</w:t>
+            </w:r>
+          </w:p>
+        </w:tc>
+      </w:tr>
+      <w:tr>
+        <w:tc>
+          <w:tcPr>
+            <w:tcW w:type="dxa" w:w="1520"/>
+            <w:shd w:fill="FCE4D6" w:color="auto" w:val="clear"/>
+            <w:tcMar>
+              <w:top w:type="dxa" w:w="60"/>
+              <w:left w:type="dxa" w:w="120"/>
+              <w:bottom w:type="dxa" w:w="60"/>
+              <w:right w:type="dxa" w:w="120"/>
+            </w:tcMar>
+            <w:vAlign w:val="top"/>
+          </w:tcPr>
+          <w:p>
+            <w:pPr>
+              <w:spacing w:after="40" w:before="0"/>
+              <w:jc w:val="left"/>
+            </w:pPr>
+            <w:r>
+              <w:rPr>
+                <w:rFonts w:ascii="Arial" w:cs="Arial" w:eastAsia="Arial" w:hAnsi="Arial"/>
+                <w:b/>
+                <w:bCs/>
+                <w:i w:val="false"/>
+                <w:iCs w:val="false"/>
+                <w:color w:val="000000"/>
+                <w:sz w:val="18"/>
+                <w:szCs w:val="18"/>
+              </w:rPr>
+              <w:t xml:space="preserve">Driving Question Board (DQB) Creation</w:t>
+            </w:r>
+          </w:p>
+          <w:p>
+            <w:pPr>
+              <w:spacing w:after="20" w:before="0"/>
+            </w:pPr>
+            <w:r>
+              <w:rPr>
+                <w:rFonts w:ascii="Arial" w:cs="Arial" w:eastAsia="Arial" w:hAnsi="Arial"/>
+                <w:b/>
+                <w:bCs/>
+                <w:color w:val="1F3864"/>
+                <w:sz w:val="16"/>
+                <w:szCs w:val="16"/>
+              </w:rPr>
+              <w:t xml:space="preserve">📹 VIDEO:</w:t>
+            </w:r>
+          </w:p>
+          <w:p>
+            <w:pPr>
+              <w:spacing w:after="20" w:before="0"/>
+            </w:pPr>
+            <w:hyperlink w:history="1" r:id="rIdvytbbawgt5traxsx9rqhy">
+              <w:r>
+                <w:rPr>
+                  <w:rFonts w:ascii="Arial" w:cs="Arial" w:eastAsia="Arial" w:hAnsi="Arial"/>
+                  <w:color w:val="2E75B6"/>
+                  <w:sz w:val="16"/>
+                  <w:szCs w:val="16"/>
+                  <w:u w:val="single" w:color="2E75B6"/>
+                </w:rPr>
+                <w:t xml:space="preserve">Solving for a side in right triangles with trigonometry</w:t>
+              </w:r>
+            </w:hyperlink>
+          </w:p>
+          <w:p>
+            <w:pPr>
+              <w:spacing w:after="10" w:before="0"/>
+              <w:ind w:left="120"/>
+            </w:pPr>
+            <w:r>
+              <w:rPr>
+                <w:rFonts w:ascii="Arial" w:cs="Arial" w:eastAsia="Arial" w:hAnsi="Arial"/>
+                <w:color w:val="595959"/>
+                <w:sz w:val="14"/>
+                <w:szCs w:val="14"/>
+              </w:rPr>
+              <w:t xml:space="preserve">Source: Khan Academy (English - US curriculum)</w:t>
+            </w:r>
+          </w:p>
+          <w:p>
+            <w:pPr>
+              <w:spacing w:after="10" w:before="0"/>
+              <w:ind w:left="120"/>
+            </w:pPr>
+            <w:hyperlink w:history="1" r:id="rIdnkyns4jlncpm8ddrarcol">
               <w:r>
                 <w:rPr>
                   <w:rFonts w:ascii="Arial" w:cs="Arial" w:eastAsia="Arial" w:hAnsi="Arial"/>
@@ -9524,7 +10136,7 @@
             <w:pPr>
               <w:spacing w:after="20" w:before="0"/>
             </w:pPr>
-            <w:hyperlink w:history="1" r:id="rIdnzespwrfdj5bbkpmdjlxx">
+            <w:hyperlink w:history="1" r:id="rIdpiogszjsxo62bxd84wh5h">
               <w:r>
                 <w:rPr>
                   <w:rFonts w:ascii="Arial" w:cs="Arial" w:eastAsia="Arial" w:hAnsi="Arial"/>
@@ -9533,7 +10145,7 @@
                   <w:szCs w:val="16"/>
                   <w:u w:val="single" w:color="2E75B6"/>
                 </w:rPr>
-                <w:t xml:space="preserve">Relate ratios in right triangles</w:t>
+                <w:t xml:space="preserve">Trigonometric ratios in right triangles</w:t>
               </w:r>
             </w:hyperlink>
           </w:p>
@@ -9557,7 +10169,7 @@
               <w:spacing w:after="10" w:before="0"/>
               <w:ind w:left="120"/>
             </w:pPr>
-            <w:hyperlink w:history="1" r:id="rIduph72ndzf2ztef87dkdc1">
+            <w:hyperlink w:history="1" r:id="rIdf8gwzxk3xlsdqfhsckjfq">
               <w:r>
                 <w:rPr>
                   <w:rFonts w:ascii="Arial" w:cs="Arial" w:eastAsia="Arial" w:hAnsi="Arial"/>
@@ -9599,7 +10211,7 @@
                 <w:sz w:val="18"/>
                 <w:szCs w:val="18"/>
               </w:rPr>
-              <w:t xml:space="preserve">Learners complete a guided reading of a one-page excerpt (prepared by the teacher or taken from the KICD-approved textbook) about a ramp built at a Nakuru County Referral Hospital to allow wheelchair access. The ramp rises 0.9 m over a horizontal distance of 1.2 m and the ramp surface (hypotenuse) is 1.5 m. The excerpt defines the cosine of the angle of inclination as adjacent divided by hypotenuse, i.e., 1.2 divided by 1.5 = 0.8, and names the angle theta. After reading, learners open mathematical tables to the cosine pages and complete a structured table-reading worksheet: they find cos values for 10, 20, 30, 37, 45, 53, 60, 70, 80 degrees and record them alongside the sine values they already recorded in Lesson 2. They then answer two observation questions on the worksheet: (1) What happens to cosine as the angle increases? (2) For which angle is cos theta equal to sin theta?</w:t>
+              <w:t xml:space="preserve">Each pair writes one new sticky note to add to the class Driving Question Board. The sticky note must contain: (a) a statement of what cosine measures in the mango-tree scenario (the ratio of the 9.0 m shadow to the sun-ray length), and (b) the new question arising from their observation table: Is there a link between sine and cosine? Why does cos 53 degrees look similar to sin 37 degrees? Pairs post their sticky notes in a new column on the DQB labelled Cosine Evidence. The teacher then reads aloud the cumulative DQB narrative: In Lesson 1 we found that ratios in right-angled triangles are constant for a given angle. In Lesson 2 sine gave us a ratio using the opposite side. Today cosine gives us the adjacent side ratio. Something strange is appearing in our tables. That strange pattern is where we are heading next.</w:t>
             </w:r>
           </w:p>
         </w:tc>
@@ -9631,7 +10243,7 @@
                 <w:sz w:val="18"/>
                 <w:szCs w:val="18"/>
               </w:rPr>
-              <w:t xml:space="preserve">Teacher circulates and reads the excerpt aloud once with the class to model fluent reading of mathematical text. Then says: Now open your mathematical tables to the cosine section. The layout is the same as the sine section — I want complete silence for 5 minutes while you find each value and write it in your table. WAIT 5 minutes, circulating to check table-reading technique. If a learner is struggling, teacher points to the correct row and column silently. After 5 minutes: Compare your cosine column with your sine column. Answer the two observation questions on your worksheet. You have 3 minutes. WAIT 3 minutes. Cold-call three learners: What did you notice as the angle gets bigger? What angle makes sine and cosine equal? Why might that be?</w:t>
+              <w:t xml:space="preserve">Teacher distributes sticky notes (yellow for new questions, green for new evidence — a colour code established in Lesson 1). Says: Write your cosine statement in green and your new question in yellow. You have 2 minutes. WAIT 2 minutes. Invite two pairs to read their sticky notes before posting. After posting, teacher stands at the DQB and explicitly connects today to the storyline: Our shadow question is getting closer to an answer. We now have TWO ratios — sine uses opposite and hypotenuse, cosine uses adjacent and hypotenuse. In Lesson 4 we will find the third ratio — tangent — and we will discover it connects sine and cosine in a beautiful way that will finally let us calculate the mango-tree height directly from the sun-angle alone.</w:t>
             </w:r>
           </w:p>
         </w:tc>
@@ -9663,7 +10275,7 @@
                 <w:sz w:val="18"/>
                 <w:szCs w:val="18"/>
               </w:rPr>
-              <w:t xml:space="preserve">Placing cosine values directly beside sine values in the same table is a deliberate side-by-side comparison strategy. Learners are not told about the complementary relationship — they discover that cos 53 approximately equals sin 37, cos 30 approximately equals sin 60, etc. The Nakuru hospital ramp provides a concrete low-technology context that is familiar (disability access ramps are present in many Kenyan public buildings) and makes the adjacent-over-hypotenuse definition tangible.</w:t>
+              <w:t xml:space="preserve">The two-colour sticky-note system makes the epistemological distinction between evidence (what we observed) and questions (what we still wonder) visible on the board. Narrating the cumulative storyline aloud reinforces that each lesson is a step in a coherent investigation, not isolated content, and primes learners for the tangent derivation in Lesson 4.</w:t>
             </w:r>
           </w:p>
         </w:tc>
@@ -9695,7 +10307,7 @@
                 <w:sz w:val="18"/>
                 <w:szCs w:val="18"/>
               </w:rPr>
-              <w:t xml:space="preserve">Teacher scans completed worksheets during circulation. Key checkpoints: Is cos listed as decreasing (from close to 1 at small angles to close to 0 at large angles)? Has the learner identified 45 degrees as the angle where sine equals cosine? Misconception to flag: some learners may read the wrong column in the cosine table (confusing mean-difference columns); teacher corrects silently by pointing to the column headers.</w:t>
+              <w:t xml:space="preserve">Teacher reads all posted sticky notes after class. Quality indicator: the green evidence note should correctly state that cosine equals adjacent divided by hypotenuse and should give a specific numerical example from the lesson (e.g., cos 53 degrees is approximately 0.6018 in the mango-tree triangle). If sticky notes are vague or incorrect, teacher uses the first 2 minutes of Lesson 4 to clarify.</w:t>
             </w:r>
           </w:p>
         </w:tc>
@@ -9704,32 +10316,32 @@
         <w:tc>
           <w:tcPr>
             <w:tcW w:type="dxa" w:w="1520"/>
-            <w:shd w:fill="E2EFDA" w:color="auto" w:val="clear"/>
-            <w:tcMar>
-              <w:top w:type="dxa" w:w="60"/>
-              <w:left w:type="dxa" w:w="120"/>
-              <w:bottom w:type="dxa" w:w="60"/>
-              <w:right w:type="dxa" w:w="120"/>
-            </w:tcMar>
-            <w:vAlign w:val="top"/>
-          </w:tcPr>
-          <w:p>
-            <w:pPr>
-              <w:spacing w:after="40" w:before="0"/>
-              <w:jc w:val="left"/>
-            </w:pPr>
-            <w:r>
-              <w:rPr>
-                <w:rFonts w:ascii="Arial" w:cs="Arial" w:eastAsia="Arial" w:hAnsi="Arial"/>
-                <w:b/>
-                <w:bCs/>
-                <w:i w:val="false"/>
-                <w:iCs w:val="false"/>
-                <w:color w:val="000000"/>
-                <w:sz w:val="18"/>
-                <w:szCs w:val="18"/>
-              </w:rPr>
-              <w:t xml:space="preserve">Explain Phase</w:t>
+            <w:shd w:fill="D5E8F0" w:color="auto" w:val="clear"/>
+            <w:tcMar>
+              <w:top w:type="dxa" w:w="60"/>
+              <w:left w:type="dxa" w:w="120"/>
+              <w:bottom w:type="dxa" w:w="60"/>
+              <w:right w:type="dxa" w:w="120"/>
+            </w:tcMar>
+            <w:vAlign w:val="top"/>
+          </w:tcPr>
+          <w:p>
+            <w:pPr>
+              <w:spacing w:after="40" w:before="0"/>
+              <w:jc w:val="left"/>
+            </w:pPr>
+            <w:r>
+              <w:rPr>
+                <w:rFonts w:ascii="Arial" w:cs="Arial" w:eastAsia="Arial" w:hAnsi="Arial"/>
+                <w:b/>
+                <w:bCs/>
+                <w:i w:val="false"/>
+                <w:iCs w:val="false"/>
+                <w:color w:val="000000"/>
+                <w:sz w:val="18"/>
+                <w:szCs w:val="18"/>
+              </w:rPr>
+              <w:t xml:space="preserve">Model Building Phase</w:t>
             </w:r>
           </w:p>
           <w:p>
@@ -9752,7 +10364,7 @@
             <w:pPr>
               <w:spacing w:after="20" w:before="0"/>
             </w:pPr>
-            <w:hyperlink w:history="1" r:id="rIdqmsf_amy9xsp6kdquztap">
+            <w:hyperlink w:history="1" r:id="rIduh7rmaffxhaorpukmhzpq">
               <w:r>
                 <w:rPr>
                   <w:rFonts w:ascii="Arial" w:cs="Arial" w:eastAsia="Arial" w:hAnsi="Arial"/>
@@ -9761,7 +10373,7 @@
                   <w:szCs w:val="16"/>
                   <w:u w:val="single" w:color="2E75B6"/>
                 </w:rPr>
-                <w:t xml:space="preserve">Trigonometric ratios in right triangles -dubbed(KY)</w:t>
+                <w:t xml:space="preserve">Solving for a side in right triangles with trigonometry</w:t>
               </w:r>
             </w:hyperlink>
           </w:p>
@@ -9777,7 +10389,7 @@
                 <w:sz w:val="14"/>
                 <w:szCs w:val="14"/>
               </w:rPr>
-              <w:t xml:space="preserve">Source: Khan Academy (Kiswahili)</w:t>
+              <w:t xml:space="preserve">Source: Khan Academy (English - US curriculum)</w:t>
             </w:r>
           </w:p>
           <w:p>
@@ -9785,7 +10397,7 @@
               <w:spacing w:after="10" w:before="0"/>
               <w:ind w:left="120"/>
             </w:pPr>
-            <w:hyperlink w:history="1" r:id="rId-wluomkgy-icn3ze1xuft">
+            <w:hyperlink w:history="1" r:id="rId_frlo9geq7oh-gpsgzv6j">
               <w:r>
                 <w:rPr>
                   <w:rFonts w:ascii="Arial" w:cs="Arial" w:eastAsia="Arial" w:hAnsi="Arial"/>
@@ -9830,7 +10442,7 @@
             <w:pPr>
               <w:spacing w:after="20" w:before="0"/>
             </w:pPr>
-            <w:hyperlink w:history="1" r:id="rIdzzxxhn_xdlrjwjaxtdmyz">
+            <w:hyperlink w:history="1" r:id="rIdl1q8m5eh9ftizi1umh9xs">
               <w:r>
                 <w:rPr>
                   <w:rFonts w:ascii="Arial" w:cs="Arial" w:eastAsia="Arial" w:hAnsi="Arial"/>
@@ -9863,619 +10475,7 @@
               <w:spacing w:after="10" w:before="0"/>
               <w:ind w:left="120"/>
             </w:pPr>
-            <w:hyperlink w:history="1" r:id="rIdz-glqszv5wwp2fdqcl4jk">
-              <w:r>
-                <w:rPr>
-                  <w:rFonts w:ascii="Arial" w:cs="Arial" w:eastAsia="Arial" w:hAnsi="Arial"/>
-                  <w:color w:val="595959"/>
-                  <w:sz w:val="14"/>
-                  <w:szCs w:val="14"/>
-                  <w:u w:val="single" w:color="595959"/>
-                </w:rPr>
-                <w:t xml:space="preserve">🔍 Search ARES for similar readings</w:t>
-              </w:r>
-            </w:hyperlink>
-          </w:p>
-        </w:tc>
-        <w:tc>
-          <w:tcPr>
-            <w:tcW w:type="dxa" w:w="3040"/>
-            <w:shd w:fill="FFFFFF" w:color="auto" w:val="clear"/>
-            <w:tcMar>
-              <w:top w:type="dxa" w:w="60"/>
-              <w:left w:type="dxa" w:w="120"/>
-              <w:bottom w:type="dxa" w:w="60"/>
-              <w:right w:type="dxa" w:w="120"/>
-            </w:tcMar>
-            <w:vAlign w:val="top"/>
-          </w:tcPr>
-          <w:p>
-            <w:pPr>
-              <w:spacing w:after="40" w:before="0"/>
-              <w:jc w:val="left"/>
-            </w:pPr>
-            <w:r>
-              <w:rPr>
-                <w:rFonts w:ascii="Arial" w:cs="Arial" w:eastAsia="Arial" w:hAnsi="Arial"/>
-                <w:b w:val="false"/>
-                <w:bCs w:val="false"/>
-                <w:i w:val="false"/>
-                <w:iCs w:val="false"/>
-                <w:color w:val="000000"/>
-                <w:sz w:val="18"/>
-                <w:szCs w:val="18"/>
-              </w:rPr>
-              <w:t xml:space="preserve">Teacher formally defines cosine and then sets pairs to work on five structured problems. Problem contexts: (1) A wheelchair ramp at Nakuru County Referral Hospital makes an angle of 12 degrees with the ground. The ramp surface is 4.0 m long. Find the horizontal distance (cos 12 degrees times 4.0). (2) A telecommunications cable runs from the top of a 10 m vertical pole in Kisumu to a point on the ground, making an angle of 40 degrees with the ground. Find the length of the cable (the hypotenuse) using the adjacent side (10 m) and cos 40 degrees — learners must recognise that 10 m is the adjacent side to the 40-degree angle at the base. Wait — teacher pauses class to confirm the triangle orientation before continuing. (3) A solar panel on a roof in Eldoret is tilted at 25 degrees to the horizontal. If the panel is 2.4 m long (hypotenuse), find the horizontal width of the panel on the roof (adjacent). (4) A footpath in Kakamega Forest runs at 35 degrees to the horizontal for 500 m. Find the horizontal displacement. (5) A ladybird walks along a ramp of length 30 cm inclined at 48 degrees. How far does it travel horizontally? For each problem, pairs must: draw and label the right-angled triangle, identify adjacent and hypotenuse, write the cosine equation, substitute table values, and solve.</w:t>
-            </w:r>
-          </w:p>
-        </w:tc>
-        <w:tc>
-          <w:tcPr>
-            <w:tcW w:type="dxa" w:w="3040"/>
-            <w:shd w:fill="F2F2F2" w:color="auto" w:val="clear"/>
-            <w:tcMar>
-              <w:top w:type="dxa" w:w="60"/>
-              <w:left w:type="dxa" w:w="120"/>
-              <w:bottom w:type="dxa" w:w="60"/>
-              <w:right w:type="dxa" w:w="120"/>
-            </w:tcMar>
-            <w:vAlign w:val="top"/>
-          </w:tcPr>
-          <w:p>
-            <w:pPr>
-              <w:spacing w:after="40" w:before="0"/>
-              <w:jc w:val="left"/>
-            </w:pPr>
-            <w:r>
-              <w:rPr>
-                <w:rFonts w:ascii="Arial" w:cs="Arial" w:eastAsia="Arial" w:hAnsi="Arial"/>
-                <w:b w:val="false"/>
-                <w:bCs w:val="false"/>
-                <w:i w:val="false"/>
-                <w:iCs w:val="false"/>
-                <w:color w:val="000000"/>
-                <w:sz w:val="18"/>
-                <w:szCs w:val="18"/>
-              </w:rPr>
-              <w:t xml:space="preserve">Teacher writes on the board: cos theta = adjacent divided by hypotenuse, and says: Cosine is the ratio of the side that RUNS ALONGSIDE the angle — the adjacent side — to the hypotenuse. It is constant for a given angle regardless of triangle size, exactly as sine was. Now with your partner, tackle the five problems on your worksheet. Draw the triangle FIRST — do not write an equation until you have drawn and labelled. WAIT 10 minutes for pair work, circulating actively. At the 5-minute mark, pause the class: Cold-call one pair to draw Problem 2 triangle on the board. Ask the class: Is the 10 m side the opposite or adjacent to the 40-degree angle? WAIT 20 seconds. Resolve any disagreement. Resume pair work for 5 more minutes. Teacher selects one pair to present Problem 4 solution to the class and facilitates a 2-minute whole-class check.</w:t>
-            </w:r>
-          </w:p>
-        </w:tc>
-        <w:tc>
-          <w:tcPr>
-            <w:tcW w:type="dxa" w:w="3040"/>
-            <w:shd w:fill="FFFFFF" w:color="auto" w:val="clear"/>
-            <w:tcMar>
-              <w:top w:type="dxa" w:w="60"/>
-              <w:left w:type="dxa" w:w="120"/>
-              <w:bottom w:type="dxa" w:w="60"/>
-              <w:right w:type="dxa" w:w="120"/>
-            </w:tcMar>
-            <w:vAlign w:val="top"/>
-          </w:tcPr>
-          <w:p>
-            <w:pPr>
-              <w:spacing w:after="40" w:before="0"/>
-              <w:jc w:val="left"/>
-            </w:pPr>
-            <w:r>
-              <w:rPr>
-                <w:rFonts w:ascii="Arial" w:cs="Arial" w:eastAsia="Arial" w:hAnsi="Arial"/>
-                <w:b w:val="false"/>
-                <w:bCs w:val="false"/>
-                <w:i w:val="false"/>
-                <w:iCs w:val="false"/>
-                <w:color w:val="000000"/>
-                <w:sz w:val="18"/>
-                <w:szCs w:val="18"/>
-              </w:rPr>
-              <w:t xml:space="preserve">Requiring learners to draw and label the triangle before writing equations is a sensemaking protocol that prevents ratio-swapping errors (the most common mistake at this stage). The deliberate mid-activity pause on Problem 2 addresses a known difficulty: when the vertical side is given and the angle is at the base, learners often misidentify adjacent and opposite. Presenting a Kenyan forest footpath, a solar panel, and a hospital ramp in the same lesson emphasises that cosine is a universal tool used in everyday Kenyan infrastructure.</w:t>
-            </w:r>
-          </w:p>
-        </w:tc>
-        <w:tc>
-          <w:tcPr>
-            <w:tcW w:type="dxa" w:w="3040"/>
-            <w:shd w:fill="F2F2F2" w:color="auto" w:val="clear"/>
-            <w:tcMar>
-              <w:top w:type="dxa" w:w="60"/>
-              <w:left w:type="dxa" w:w="120"/>
-              <w:bottom w:type="dxa" w:w="60"/>
-              <w:right w:type="dxa" w:w="120"/>
-            </w:tcMar>
-            <w:vAlign w:val="top"/>
-          </w:tcPr>
-          <w:p>
-            <w:pPr>
-              <w:spacing w:after="40" w:before="0"/>
-              <w:jc w:val="left"/>
-            </w:pPr>
-            <w:r>
-              <w:rPr>
-                <w:rFonts w:ascii="Arial" w:cs="Arial" w:eastAsia="Arial" w:hAnsi="Arial"/>
-                <w:b w:val="false"/>
-                <w:bCs w:val="false"/>
-                <w:i w:val="false"/>
-                <w:iCs w:val="false"/>
-                <w:color w:val="000000"/>
-                <w:sz w:val="18"/>
-                <w:szCs w:val="18"/>
-              </w:rPr>
-              <w:t xml:space="preserve">Teacher uses a clipboard checklist: for each pair, note whether (a) triangles are drawn and correctly labelled before equations are written, (b) the cosine equation is correctly set up (cos theta = adj/hyp), (c) table values are read correctly to 4 decimal places, and (d) arithmetic is carried through correctly. Common error to watch for: inverting the equation to hyp = adj divided by cos theta — teacher asks the pair to re-examine their triangle and confirm which quantity is unknown.</w:t>
-            </w:r>
-          </w:p>
-        </w:tc>
-      </w:tr>
-      <w:tr>
-        <w:tc>
-          <w:tcPr>
-            <w:tcW w:type="dxa" w:w="1520"/>
-            <w:shd w:fill="FCE4D6" w:color="auto" w:val="clear"/>
-            <w:tcMar>
-              <w:top w:type="dxa" w:w="60"/>
-              <w:left w:type="dxa" w:w="120"/>
-              <w:bottom w:type="dxa" w:w="60"/>
-              <w:right w:type="dxa" w:w="120"/>
-            </w:tcMar>
-            <w:vAlign w:val="top"/>
-          </w:tcPr>
-          <w:p>
-            <w:pPr>
-              <w:spacing w:after="40" w:before="0"/>
-              <w:jc w:val="left"/>
-            </w:pPr>
-            <w:r>
-              <w:rPr>
-                <w:rFonts w:ascii="Arial" w:cs="Arial" w:eastAsia="Arial" w:hAnsi="Arial"/>
-                <w:b/>
-                <w:bCs/>
-                <w:i w:val="false"/>
-                <w:iCs w:val="false"/>
-                <w:color w:val="000000"/>
-                <w:sz w:val="18"/>
-                <w:szCs w:val="18"/>
-              </w:rPr>
-              <w:t xml:space="preserve">Driving Question Board (DQB) Creation</w:t>
-            </w:r>
-          </w:p>
-          <w:p>
-            <w:pPr>
-              <w:spacing w:after="20" w:before="0"/>
-            </w:pPr>
-            <w:r>
-              <w:rPr>
-                <w:rFonts w:ascii="Arial" w:cs="Arial" w:eastAsia="Arial" w:hAnsi="Arial"/>
-                <w:b/>
-                <w:bCs/>
-                <w:color w:val="1F3864"/>
-                <w:sz w:val="16"/>
-                <w:szCs w:val="16"/>
-              </w:rPr>
-              <w:t xml:space="preserve">📹 VIDEO:</w:t>
-            </w:r>
-          </w:p>
-          <w:p>
-            <w:pPr>
-              <w:spacing w:after="20" w:before="0"/>
-            </w:pPr>
-            <w:hyperlink w:history="1" r:id="rIdus0l3p1mfsidun1fjv25a">
-              <w:r>
-                <w:rPr>
-                  <w:rFonts w:ascii="Arial" w:cs="Arial" w:eastAsia="Arial" w:hAnsi="Arial"/>
-                  <w:color w:val="2E75B6"/>
-                  <w:sz w:val="16"/>
-                  <w:szCs w:val="16"/>
-                  <w:u w:val="single" w:color="2E75B6"/>
-                </w:rPr>
-                <w:t xml:space="preserve">The trig functions &amp; right triangle trig ratios</w:t>
-              </w:r>
-            </w:hyperlink>
-          </w:p>
-          <w:p>
-            <w:pPr>
-              <w:spacing w:after="10" w:before="0"/>
-              <w:ind w:left="120"/>
-            </w:pPr>
-            <w:r>
-              <w:rPr>
-                <w:rFonts w:ascii="Arial" w:cs="Arial" w:eastAsia="Arial" w:hAnsi="Arial"/>
-                <w:color w:val="595959"/>
-                <w:sz w:val="14"/>
-                <w:szCs w:val="14"/>
-              </w:rPr>
-              <w:t xml:space="preserve">Source: Khan Academy (English - US curriculum)</w:t>
-            </w:r>
-          </w:p>
-          <w:p>
-            <w:pPr>
-              <w:spacing w:after="10" w:before="0"/>
-              <w:ind w:left="120"/>
-            </w:pPr>
-            <w:hyperlink w:history="1" r:id="rIdrtm5c05ewshkkuhmj2d04">
-              <w:r>
-                <w:rPr>
-                  <w:rFonts w:ascii="Arial" w:cs="Arial" w:eastAsia="Arial" w:hAnsi="Arial"/>
-                  <w:color w:val="595959"/>
-                  <w:sz w:val="14"/>
-                  <w:szCs w:val="14"/>
-                  <w:u w:val="single" w:color="595959"/>
-                </w:rPr>
-                <w:t xml:space="preserve">🔍 Search ARES for similar videos</w:t>
-              </w:r>
-            </w:hyperlink>
-          </w:p>
-          <w:p>
-            <w:pPr>
-              <w:spacing w:after="40" w:before="0"/>
-            </w:pPr>
-            <w:r>
-              <w:rPr>
-                <w:sz w:val="14"/>
-                <w:szCs w:val="14"/>
-              </w:rPr>
-              <w:t xml:space="preserve"/>
-            </w:r>
-          </w:p>
-          <w:p>
-            <w:pPr>
-              <w:spacing w:after="20" w:before="0"/>
-            </w:pPr>
-            <w:r>
-              <w:rPr>
-                <w:rFonts w:ascii="Arial" w:cs="Arial" w:eastAsia="Arial" w:hAnsi="Arial"/>
-                <w:b/>
-                <w:bCs/>
-                <w:color w:val="1F3864"/>
-                <w:sz w:val="16"/>
-                <w:szCs w:val="16"/>
-              </w:rPr>
-              <w:t xml:space="preserve">📖 EXERCISE:</w:t>
-            </w:r>
-          </w:p>
-          <w:p>
-            <w:pPr>
-              <w:spacing w:after="20" w:before="0"/>
-            </w:pPr>
-            <w:hyperlink w:history="1" r:id="rIdgubsfu8-io_hqlql_sdvq">
-              <w:r>
-                <w:rPr>
-                  <w:rFonts w:ascii="Arial" w:cs="Arial" w:eastAsia="Arial" w:hAnsi="Arial"/>
-                  <w:color w:val="2E75B6"/>
-                  <w:sz w:val="16"/>
-                  <w:szCs w:val="16"/>
-                  <w:u w:val="single" w:color="2E75B6"/>
-                </w:rPr>
-                <w:t xml:space="preserve">Trigonometric ratios in right triangles</w:t>
-              </w:r>
-            </w:hyperlink>
-          </w:p>
-          <w:p>
-            <w:pPr>
-              <w:spacing w:after="10" w:before="0"/>
-              <w:ind w:left="120"/>
-            </w:pPr>
-            <w:r>
-              <w:rPr>
-                <w:rFonts w:ascii="Arial" w:cs="Arial" w:eastAsia="Arial" w:hAnsi="Arial"/>
-                <w:color w:val="595959"/>
-                <w:sz w:val="14"/>
-                <w:szCs w:val="14"/>
-              </w:rPr>
-              <w:t xml:space="preserve">Source: Khan Academy (English - US curriculum)</w:t>
-            </w:r>
-          </w:p>
-          <w:p>
-            <w:pPr>
-              <w:spacing w:after="10" w:before="0"/>
-              <w:ind w:left="120"/>
-            </w:pPr>
-            <w:hyperlink w:history="1" r:id="rIdibjcgsognmjjwkhlepukr">
-              <w:r>
-                <w:rPr>
-                  <w:rFonts w:ascii="Arial" w:cs="Arial" w:eastAsia="Arial" w:hAnsi="Arial"/>
-                  <w:color w:val="595959"/>
-                  <w:sz w:val="14"/>
-                  <w:szCs w:val="14"/>
-                  <w:u w:val="single" w:color="595959"/>
-                </w:rPr>
-                <w:t xml:space="preserve">🔍 Search ARES for similar readings</w:t>
-              </w:r>
-            </w:hyperlink>
-          </w:p>
-        </w:tc>
-        <w:tc>
-          <w:tcPr>
-            <w:tcW w:type="dxa" w:w="3040"/>
-            <w:shd w:fill="FFFFFF" w:color="auto" w:val="clear"/>
-            <w:tcMar>
-              <w:top w:type="dxa" w:w="60"/>
-              <w:left w:type="dxa" w:w="120"/>
-              <w:bottom w:type="dxa" w:w="60"/>
-              <w:right w:type="dxa" w:w="120"/>
-            </w:tcMar>
-            <w:vAlign w:val="top"/>
-          </w:tcPr>
-          <w:p>
-            <w:pPr>
-              <w:spacing w:after="40" w:before="0"/>
-              <w:jc w:val="left"/>
-            </w:pPr>
-            <w:r>
-              <w:rPr>
-                <w:rFonts w:ascii="Arial" w:cs="Arial" w:eastAsia="Arial" w:hAnsi="Arial"/>
-                <w:b w:val="false"/>
-                <w:bCs w:val="false"/>
-                <w:i w:val="false"/>
-                <w:iCs w:val="false"/>
-                <w:color w:val="000000"/>
-                <w:sz w:val="18"/>
-                <w:szCs w:val="18"/>
-              </w:rPr>
-              <w:t xml:space="preserve">Each pair writes one new sticky note to add to the class Driving Question Board. The sticky note must contain: (a) a statement of what cosine measures in the mango-tree scenario (the ratio of the 9.0 m shadow to the sun-ray length), and (b) the new question arising from their observation table: Is there a link between sine and cosine? Why does cos 53 degrees look similar to sin 37 degrees? Pairs post their sticky notes in a new column on the DQB labelled Cosine Evidence. The teacher then reads aloud the cumulative DQB narrative: In Lesson 1 we found that ratios in right-angled triangles are constant for a given angle. In Lesson 2 sine gave us a ratio using the opposite side. Today cosine gives us the adjacent side ratio. Something strange is appearing in our tables. That strange pattern is where we are heading next.</w:t>
-            </w:r>
-          </w:p>
-        </w:tc>
-        <w:tc>
-          <w:tcPr>
-            <w:tcW w:type="dxa" w:w="3040"/>
-            <w:shd w:fill="F2F2F2" w:color="auto" w:val="clear"/>
-            <w:tcMar>
-              <w:top w:type="dxa" w:w="60"/>
-              <w:left w:type="dxa" w:w="120"/>
-              <w:bottom w:type="dxa" w:w="60"/>
-              <w:right w:type="dxa" w:w="120"/>
-            </w:tcMar>
-            <w:vAlign w:val="top"/>
-          </w:tcPr>
-          <w:p>
-            <w:pPr>
-              <w:spacing w:after="40" w:before="0"/>
-              <w:jc w:val="left"/>
-            </w:pPr>
-            <w:r>
-              <w:rPr>
-                <w:rFonts w:ascii="Arial" w:cs="Arial" w:eastAsia="Arial" w:hAnsi="Arial"/>
-                <w:b w:val="false"/>
-                <w:bCs w:val="false"/>
-                <w:i w:val="false"/>
-                <w:iCs w:val="false"/>
-                <w:color w:val="000000"/>
-                <w:sz w:val="18"/>
-                <w:szCs w:val="18"/>
-              </w:rPr>
-              <w:t xml:space="preserve">Teacher distributes sticky notes (yellow for new questions, green for new evidence — a colour code established in Lesson 1). Says: Write your cosine statement in green and your new question in yellow. You have 2 minutes. WAIT 2 minutes. Invite two pairs to read their sticky notes before posting. After posting, teacher stands at the DQB and explicitly connects today to the storyline: Our shadow question is getting closer to an answer. We now have TWO ratios — sine uses opposite and hypotenuse, cosine uses adjacent and hypotenuse. In Lesson 4 we will find the third ratio — tangent — and we will discover it connects sine and cosine in a beautiful way that will finally let us calculate the mango-tree height directly from the sun-angle alone.</w:t>
-            </w:r>
-          </w:p>
-        </w:tc>
-        <w:tc>
-          <w:tcPr>
-            <w:tcW w:type="dxa" w:w="3040"/>
-            <w:shd w:fill="FFFFFF" w:color="auto" w:val="clear"/>
-            <w:tcMar>
-              <w:top w:type="dxa" w:w="60"/>
-              <w:left w:type="dxa" w:w="120"/>
-              <w:bottom w:type="dxa" w:w="60"/>
-              <w:right w:type="dxa" w:w="120"/>
-            </w:tcMar>
-            <w:vAlign w:val="top"/>
-          </w:tcPr>
-          <w:p>
-            <w:pPr>
-              <w:spacing w:after="40" w:before="0"/>
-              <w:jc w:val="left"/>
-            </w:pPr>
-            <w:r>
-              <w:rPr>
-                <w:rFonts w:ascii="Arial" w:cs="Arial" w:eastAsia="Arial" w:hAnsi="Arial"/>
-                <w:b w:val="false"/>
-                <w:bCs w:val="false"/>
-                <w:i w:val="false"/>
-                <w:iCs w:val="false"/>
-                <w:color w:val="000000"/>
-                <w:sz w:val="18"/>
-                <w:szCs w:val="18"/>
-              </w:rPr>
-              <w:t xml:space="preserve">The two-colour sticky-note system makes the epistemological distinction between evidence (what we observed) and questions (what we still wonder) visible on the board. Narrating the cumulative storyline aloud reinforces that each lesson is a step in a coherent investigation, not isolated content, and primes learners for the tangent derivation in Lesson 4.</w:t>
-            </w:r>
-          </w:p>
-        </w:tc>
-        <w:tc>
-          <w:tcPr>
-            <w:tcW w:type="dxa" w:w="3040"/>
-            <w:shd w:fill="F2F2F2" w:color="auto" w:val="clear"/>
-            <w:tcMar>
-              <w:top w:type="dxa" w:w="60"/>
-              <w:left w:type="dxa" w:w="120"/>
-              <w:bottom w:type="dxa" w:w="60"/>
-              <w:right w:type="dxa" w:w="120"/>
-            </w:tcMar>
-            <w:vAlign w:val="top"/>
-          </w:tcPr>
-          <w:p>
-            <w:pPr>
-              <w:spacing w:after="40" w:before="0"/>
-              <w:jc w:val="left"/>
-            </w:pPr>
-            <w:r>
-              <w:rPr>
-                <w:rFonts w:ascii="Arial" w:cs="Arial" w:eastAsia="Arial" w:hAnsi="Arial"/>
-                <w:b w:val="false"/>
-                <w:bCs w:val="false"/>
-                <w:i w:val="false"/>
-                <w:iCs w:val="false"/>
-                <w:color w:val="000000"/>
-                <w:sz w:val="18"/>
-                <w:szCs w:val="18"/>
-              </w:rPr>
-              <w:t xml:space="preserve">Teacher reads all posted sticky notes after class. Quality indicator: the green evidence note should correctly state that cosine equals adjacent divided by hypotenuse and should give a specific numerical example from the lesson (e.g., cos 53 degrees is approximately 0.6018 in the mango-tree triangle). If sticky notes are vague or incorrect, teacher uses the first 2 minutes of Lesson 4 to clarify.</w:t>
-            </w:r>
-          </w:p>
-        </w:tc>
-      </w:tr>
-      <w:tr>
-        <w:tc>
-          <w:tcPr>
-            <w:tcW w:type="dxa" w:w="1520"/>
-            <w:shd w:fill="D5E8F0" w:color="auto" w:val="clear"/>
-            <w:tcMar>
-              <w:top w:type="dxa" w:w="60"/>
-              <w:left w:type="dxa" w:w="120"/>
-              <w:bottom w:type="dxa" w:w="60"/>
-              <w:right w:type="dxa" w:w="120"/>
-            </w:tcMar>
-            <w:vAlign w:val="top"/>
-          </w:tcPr>
-          <w:p>
-            <w:pPr>
-              <w:spacing w:after="40" w:before="0"/>
-              <w:jc w:val="left"/>
-            </w:pPr>
-            <w:r>
-              <w:rPr>
-                <w:rFonts w:ascii="Arial" w:cs="Arial" w:eastAsia="Arial" w:hAnsi="Arial"/>
-                <w:b/>
-                <w:bCs/>
-                <w:i w:val="false"/>
-                <w:iCs w:val="false"/>
-                <w:color w:val="000000"/>
-                <w:sz w:val="18"/>
-                <w:szCs w:val="18"/>
-              </w:rPr>
-              <w:t xml:space="preserve">Model Building Phase</w:t>
-            </w:r>
-          </w:p>
-          <w:p>
-            <w:pPr>
-              <w:spacing w:after="20" w:before="0"/>
-            </w:pPr>
-            <w:r>
-              <w:rPr>
-                <w:rFonts w:ascii="Arial" w:cs="Arial" w:eastAsia="Arial" w:hAnsi="Arial"/>
-                <w:b/>
-                <w:bCs/>
-                <w:color w:val="1F3864"/>
-                <w:sz w:val="16"/>
-                <w:szCs w:val="16"/>
-              </w:rPr>
-              <w:t xml:space="preserve">📹 VIDEO:</w:t>
-            </w:r>
-          </w:p>
-          <w:p>
-            <w:pPr>
-              <w:spacing w:after="20" w:before="0"/>
-            </w:pPr>
-            <w:hyperlink w:history="1" r:id="rId6om40bnbtwrycnndqwyno">
-              <w:r>
-                <w:rPr>
-                  <w:rFonts w:ascii="Arial" w:cs="Arial" w:eastAsia="Arial" w:hAnsi="Arial"/>
-                  <w:color w:val="2E75B6"/>
-                  <w:sz w:val="16"/>
-                  <w:szCs w:val="16"/>
-                  <w:u w:val="single" w:color="2E75B6"/>
-                </w:rPr>
-                <w:t xml:space="preserve">Finding reciprocal trig ratios</w:t>
-              </w:r>
-            </w:hyperlink>
-          </w:p>
-          <w:p>
-            <w:pPr>
-              <w:spacing w:after="10" w:before="0"/>
-              <w:ind w:left="120"/>
-            </w:pPr>
-            <w:r>
-              <w:rPr>
-                <w:rFonts w:ascii="Arial" w:cs="Arial" w:eastAsia="Arial" w:hAnsi="Arial"/>
-                <w:color w:val="595959"/>
-                <w:sz w:val="14"/>
-                <w:szCs w:val="14"/>
-              </w:rPr>
-              <w:t xml:space="preserve">Source: Khan Academy (English - US curriculum)</w:t>
-            </w:r>
-          </w:p>
-          <w:p>
-            <w:pPr>
-              <w:spacing w:after="10" w:before="0"/>
-              <w:ind w:left="120"/>
-            </w:pPr>
-            <w:hyperlink w:history="1" r:id="rId14s0zbnonh1stv9f8_c1s">
-              <w:r>
-                <w:rPr>
-                  <w:rFonts w:ascii="Arial" w:cs="Arial" w:eastAsia="Arial" w:hAnsi="Arial"/>
-                  <w:color w:val="595959"/>
-                  <w:sz w:val="14"/>
-                  <w:szCs w:val="14"/>
-                  <w:u w:val="single" w:color="595959"/>
-                </w:rPr>
-                <w:t xml:space="preserve">🔍 Search ARES for similar videos</w:t>
-              </w:r>
-            </w:hyperlink>
-          </w:p>
-          <w:p>
-            <w:pPr>
-              <w:spacing w:after="40" w:before="0"/>
-            </w:pPr>
-            <w:r>
-              <w:rPr>
-                <w:sz w:val="14"/>
-                <w:szCs w:val="14"/>
-              </w:rPr>
-              <w:t xml:space="preserve"/>
-            </w:r>
-          </w:p>
-          <w:p>
-            <w:pPr>
-              <w:spacing w:after="20" w:before="0"/>
-            </w:pPr>
-            <w:r>
-              <w:rPr>
-                <w:rFonts w:ascii="Arial" w:cs="Arial" w:eastAsia="Arial" w:hAnsi="Arial"/>
-                <w:b/>
-                <w:bCs/>
-                <w:color w:val="1F3864"/>
-                <w:sz w:val="16"/>
-                <w:szCs w:val="16"/>
-              </w:rPr>
-              <w:t xml:space="preserve">📖 EXERCISE:</w:t>
-            </w:r>
-          </w:p>
-          <w:p>
-            <w:pPr>
-              <w:spacing w:after="20" w:before="0"/>
-            </w:pPr>
-            <w:hyperlink w:history="1" r:id="rIdyzllslfwpxiesxa5at_yb">
-              <w:r>
-                <w:rPr>
-                  <w:rFonts w:ascii="Arial" w:cs="Arial" w:eastAsia="Arial" w:hAnsi="Arial"/>
-                  <w:color w:val="2E75B6"/>
-                  <w:sz w:val="16"/>
-                  <w:szCs w:val="16"/>
-                  <w:u w:val="single" w:color="2E75B6"/>
-                </w:rPr>
-                <w:t xml:space="preserve">Trigonometric ratios in right triangles</w:t>
-              </w:r>
-            </w:hyperlink>
-          </w:p>
-          <w:p>
-            <w:pPr>
-              <w:spacing w:after="10" w:before="0"/>
-              <w:ind w:left="120"/>
-            </w:pPr>
-            <w:r>
-              <w:rPr>
-                <w:rFonts w:ascii="Arial" w:cs="Arial" w:eastAsia="Arial" w:hAnsi="Arial"/>
-                <w:color w:val="595959"/>
-                <w:sz w:val="14"/>
-                <w:szCs w:val="14"/>
-              </w:rPr>
-              <w:t xml:space="preserve">Source: Khan Academy (English - US curriculum)</w:t>
-            </w:r>
-          </w:p>
-          <w:p>
-            <w:pPr>
-              <w:spacing w:after="10" w:before="0"/>
-              <w:ind w:left="120"/>
-            </w:pPr>
-            <w:hyperlink w:history="1" r:id="rIdosp8du0l-rwpbwki_sj8s">
+            <w:hyperlink w:history="1" r:id="rIdx8meqg_93hcrm3hhctalu">
               <w:r>
                 <w:rPr>
                   <w:rFonts w:ascii="Arial" w:cs="Arial" w:eastAsia="Arial" w:hAnsi="Arial"/>
@@ -11962,7 +11962,7 @@
             <w:pPr>
               <w:spacing w:after="20" w:before="0"/>
             </w:pPr>
-            <w:hyperlink w:history="1" r:id="rIdxp2ldyz8p_azfsivgzv17">
+            <w:hyperlink w:history="1" r:id="rIdr-n3bbjpdoau79hfol71n">
               <w:r>
                 <w:rPr>
                   <w:rFonts w:ascii="Arial" w:cs="Arial" w:eastAsia="Arial" w:hAnsi="Arial"/>
@@ -11995,7 +11995,7 @@
               <w:spacing w:after="10" w:before="0"/>
               <w:ind w:left="120"/>
             </w:pPr>
-            <w:hyperlink w:history="1" r:id="rIdu-ggqzidsi-xh24nlqdpw">
+            <w:hyperlink w:history="1" r:id="rId_hxywaxs9-vpx-szjyhlz">
               <w:r>
                 <w:rPr>
                   <w:rFonts w:ascii="Arial" w:cs="Arial" w:eastAsia="Arial" w:hAnsi="Arial"/>
@@ -12040,7 +12040,7 @@
             <w:pPr>
               <w:spacing w:after="20" w:before="0"/>
             </w:pPr>
-            <w:hyperlink w:history="1" r:id="rIdxbi001xp-903wfccxk1dc">
+            <w:hyperlink w:history="1" r:id="rIdb7vjmw5fxdvzuuuctaae1">
               <w:r>
                 <w:rPr>
                   <w:rFonts w:ascii="Arial" w:cs="Arial" w:eastAsia="Arial" w:hAnsi="Arial"/>
@@ -12073,7 +12073,7 @@
               <w:spacing w:after="10" w:before="0"/>
               <w:ind w:left="120"/>
             </w:pPr>
-            <w:hyperlink w:history="1" r:id="rId3_no5zarl14isux5yair3">
+            <w:hyperlink w:history="1" r:id="rId7sptky_exrboozgecsb7c">
               <w:r>
                 <w:rPr>
                   <w:rFonts w:ascii="Arial" w:cs="Arial" w:eastAsia="Arial" w:hAnsi="Arial"/>
@@ -12268,7 +12268,847 @@
             <w:pPr>
               <w:spacing w:after="20" w:before="0"/>
             </w:pPr>
-            <w:hyperlink w:history="1" r:id="rIdtwrzqs3hkmhoeoxegwnwv">
+            <w:hyperlink w:history="1" r:id="rIdswozoqnqa47n4aldc6kqw">
+              <w:r>
+                <w:rPr>
+                  <w:rFonts w:ascii="Arial" w:cs="Arial" w:eastAsia="Arial" w:hAnsi="Arial"/>
+                  <w:color w:val="2E75B6"/>
+                  <w:sz w:val="16"/>
+                  <w:szCs w:val="16"/>
+                  <w:u w:val="single" w:color="2E75B6"/>
+                </w:rPr>
+                <w:t xml:space="preserve">Trigonometry review</w:t>
+              </w:r>
+            </w:hyperlink>
+          </w:p>
+          <w:p>
+            <w:pPr>
+              <w:spacing w:after="10" w:before="0"/>
+              <w:ind w:left="120"/>
+            </w:pPr>
+            <w:r>
+              <w:rPr>
+                <w:rFonts w:ascii="Arial" w:cs="Arial" w:eastAsia="Arial" w:hAnsi="Arial"/>
+                <w:color w:val="595959"/>
+                <w:sz w:val="14"/>
+                <w:szCs w:val="14"/>
+              </w:rPr>
+              <w:t xml:space="preserve">Source: Khan Academy (English - US curriculum)</w:t>
+            </w:r>
+          </w:p>
+          <w:p>
+            <w:pPr>
+              <w:spacing w:after="10" w:before="0"/>
+              <w:ind w:left="120"/>
+            </w:pPr>
+            <w:hyperlink w:history="1" r:id="rIdg9pwomzjznu9dddofq6d4">
+              <w:r>
+                <w:rPr>
+                  <w:rFonts w:ascii="Arial" w:cs="Arial" w:eastAsia="Arial" w:hAnsi="Arial"/>
+                  <w:color w:val="595959"/>
+                  <w:sz w:val="14"/>
+                  <w:szCs w:val="14"/>
+                  <w:u w:val="single" w:color="595959"/>
+                </w:rPr>
+                <w:t xml:space="preserve">🔍 Search ARES for similar videos</w:t>
+              </w:r>
+            </w:hyperlink>
+          </w:p>
+          <w:p>
+            <w:pPr>
+              <w:spacing w:after="40" w:before="0"/>
+            </w:pPr>
+            <w:r>
+              <w:rPr>
+                <w:sz w:val="14"/>
+                <w:szCs w:val="14"/>
+              </w:rPr>
+              <w:t xml:space="preserve"/>
+            </w:r>
+          </w:p>
+          <w:p>
+            <w:pPr>
+              <w:spacing w:after="20" w:before="0"/>
+            </w:pPr>
+            <w:r>
+              <w:rPr>
+                <w:rFonts w:ascii="Arial" w:cs="Arial" w:eastAsia="Arial" w:hAnsi="Arial"/>
+                <w:b/>
+                <w:bCs/>
+                <w:color w:val="1F3864"/>
+                <w:sz w:val="16"/>
+                <w:szCs w:val="16"/>
+              </w:rPr>
+              <w:t xml:space="preserve">📖 EXERCISE:</w:t>
+            </w:r>
+          </w:p>
+          <w:p>
+            <w:pPr>
+              <w:spacing w:after="20" w:before="0"/>
+            </w:pPr>
+            <w:hyperlink w:history="1" r:id="rIdc0myi_tfqdfchwfu_fgdp">
+              <w:r>
+                <w:rPr>
+                  <w:rFonts w:ascii="Arial" w:cs="Arial" w:eastAsia="Arial" w:hAnsi="Arial"/>
+                  <w:color w:val="2E75B6"/>
+                  <w:sz w:val="16"/>
+                  <w:szCs w:val="16"/>
+                  <w:u w:val="single" w:color="2E75B6"/>
+                </w:rPr>
+                <w:t xml:space="preserve">Right triangle trigonometry word problems</w:t>
+              </w:r>
+            </w:hyperlink>
+          </w:p>
+          <w:p>
+            <w:pPr>
+              <w:spacing w:after="10" w:before="0"/>
+              <w:ind w:left="120"/>
+            </w:pPr>
+            <w:r>
+              <w:rPr>
+                <w:rFonts w:ascii="Arial" w:cs="Arial" w:eastAsia="Arial" w:hAnsi="Arial"/>
+                <w:color w:val="595959"/>
+                <w:sz w:val="14"/>
+                <w:szCs w:val="14"/>
+              </w:rPr>
+              <w:t xml:space="preserve">Source: Khan Academy (English - US curriculum)</w:t>
+            </w:r>
+          </w:p>
+          <w:p>
+            <w:pPr>
+              <w:spacing w:after="10" w:before="0"/>
+              <w:ind w:left="120"/>
+            </w:pPr>
+            <w:hyperlink w:history="1" r:id="rIdlgw_1ss817vhnxyqr-c52">
+              <w:r>
+                <w:rPr>
+                  <w:rFonts w:ascii="Arial" w:cs="Arial" w:eastAsia="Arial" w:hAnsi="Arial"/>
+                  <w:color w:val="595959"/>
+                  <w:sz w:val="14"/>
+                  <w:szCs w:val="14"/>
+                  <w:u w:val="single" w:color="595959"/>
+                </w:rPr>
+                <w:t xml:space="preserve">🔍 Search ARES for similar readings</w:t>
+              </w:r>
+            </w:hyperlink>
+          </w:p>
+        </w:tc>
+        <w:tc>
+          <w:tcPr>
+            <w:tcW w:type="dxa" w:w="3040"/>
+            <w:shd w:fill="FFFFFF" w:color="auto" w:val="clear"/>
+            <w:tcMar>
+              <w:top w:type="dxa" w:w="60"/>
+              <w:left w:type="dxa" w:w="120"/>
+              <w:bottom w:type="dxa" w:w="60"/>
+              <w:right w:type="dxa" w:w="120"/>
+            </w:tcMar>
+            <w:vAlign w:val="top"/>
+          </w:tcPr>
+          <w:p>
+            <w:pPr>
+              <w:spacing w:after="40" w:before="0"/>
+              <w:jc w:val="left"/>
+            </w:pPr>
+            <w:r>
+              <w:rPr>
+                <w:rFonts w:ascii="Arial" w:cs="Arial" w:eastAsia="Arial" w:hAnsi="Arial"/>
+                <w:b w:val="false"/>
+                <w:bCs w:val="false"/>
+                <w:i w:val="false"/>
+                <w:iCs w:val="false"/>
+                <w:color w:val="000000"/>
+                <w:sz w:val="18"/>
+                <w:szCs w:val="18"/>
+              </w:rPr>
+              <w:t xml:space="preserve">PART A — Algebraic Derivation (15 min): The teacher leads a guided derivation at the board, pausing at each step for learners to copy and annotate. Starting from sin θ = O/H and cos θ = A/H, learners are guided to form the ratio sin θ / cos θ = (O/H) ÷ (A/H) = (O/H) × (H/A) = O/A = tan θ. Learners write each step in their books and annotate with arrows showing cancellation of H. They also write the result: tan θ = sin θ / cos θ, and beneath it: tan θ = Opposite / Adjacent (TAO — a memory aid introduced by the teacher).</w:t>
+            </w:r>
+          </w:p>
+          <w:p>
+            <w:pPr>
+              <w:spacing w:after="40" w:before="0"/>
+              <w:jc w:val="left"/>
+            </w:pPr>
+            <w:r>
+              <w:rPr>
+                <w:rFonts w:ascii="Arial" w:cs="Arial" w:eastAsia="Arial" w:hAnsi="Arial"/>
+                <w:b w:val="false"/>
+                <w:bCs w:val="false"/>
+                <w:i w:val="false"/>
+                <w:iCs w:val="false"/>
+                <w:color w:val="000000"/>
+                <w:sz w:val="18"/>
+                <w:szCs w:val="18"/>
+              </w:rPr>
+              <w:t xml:space="preserve"/>
+            </w:r>
+          </w:p>
+          <w:p>
+            <w:pPr>
+              <w:spacing w:after="40" w:before="0"/>
+              <w:jc w:val="left"/>
+            </w:pPr>
+            <w:r>
+              <w:rPr>
+                <w:rFonts w:ascii="Arial" w:cs="Arial" w:eastAsia="Arial" w:hAnsi="Arial"/>
+                <w:b w:val="false"/>
+                <w:bCs w:val="false"/>
+                <w:i w:val="false"/>
+                <w:iCs w:val="false"/>
+                <w:color w:val="000000"/>
+                <w:sz w:val="18"/>
+                <w:szCs w:val="18"/>
+              </w:rPr>
+              <w:t xml:space="preserve">PART B — Numerical Verification (20 min): Learners work in pairs. Each pair receives (or opens to) a mathematical tables page. Using the table, they complete a structured verification table for θ ∈ {30°, 40°, 60°, 70°}: Column 1: θ; Column 2: sin θ (from tables); Column 3: cos θ (from tables); Column 4: sin θ ÷ cos θ (calculated by long division or calculator); Column 5: tan θ (from tables directly); Column 6: Do columns 4 and 5 match? (Yes/No + comment). For example, at 40°: sin 40° = 0.6428, cos 40° = 0.7660, ratio = 0.6428/0.7660 ≈ 0.8391, tan 40° = 0.8391 — match confirmed. Learners write a one-sentence conclusion at the bottom: 'The identity tan θ = sin θ / cos θ holds for all four angles tested, confirming that the three ratios are not independent — knowing two allows you to find the third.'</w:t>
+            </w:r>
+          </w:p>
+        </w:tc>
+        <w:tc>
+          <w:tcPr>
+            <w:tcW w:type="dxa" w:w="3040"/>
+            <w:shd w:fill="F2F2F2" w:color="auto" w:val="clear"/>
+            <w:tcMar>
+              <w:top w:type="dxa" w:w="60"/>
+              <w:left w:type="dxa" w:w="120"/>
+              <w:bottom w:type="dxa" w:w="60"/>
+              <w:right w:type="dxa" w:w="120"/>
+            </w:tcMar>
+            <w:vAlign w:val="top"/>
+          </w:tcPr>
+          <w:p>
+            <w:pPr>
+              <w:spacing w:after="40" w:before="0"/>
+              <w:jc w:val="left"/>
+            </w:pPr>
+            <w:r>
+              <w:rPr>
+                <w:rFonts w:ascii="Arial" w:cs="Arial" w:eastAsia="Arial" w:hAnsi="Arial"/>
+                <w:b w:val="false"/>
+                <w:bCs w:val="false"/>
+                <w:i w:val="false"/>
+                <w:iCs w:val="false"/>
+                <w:color w:val="000000"/>
+                <w:sz w:val="18"/>
+                <w:szCs w:val="18"/>
+              </w:rPr>
+              <w:t xml:space="preserve">PART A: Write the derivation step-by-step on the board using large, clearly labelled fractions. At each cancellation step, pause and ask: 'What happens to the H in the numerator and the H in the denominator? Tell your partner in one word.' WAIT TIME 10 seconds. Cold-call 2 learners. After completing the derivation say: 'This is not a coincidence — it follows directly from the definitions we built in Lessons 1 and 2. Underline the identity in your book and write next to it: THIS IS ALWAYS TRUE FOR ANY ACUTE ANGLE.'</w:t>
+            </w:r>
+          </w:p>
+          <w:p>
+            <w:pPr>
+              <w:spacing w:after="40" w:before="0"/>
+              <w:jc w:val="left"/>
+            </w:pPr>
+            <w:r>
+              <w:rPr>
+                <w:rFonts w:ascii="Arial" w:cs="Arial" w:eastAsia="Arial" w:hAnsi="Arial"/>
+                <w:b w:val="false"/>
+                <w:bCs w:val="false"/>
+                <w:i w:val="false"/>
+                <w:iCs w:val="false"/>
+                <w:color w:val="000000"/>
+                <w:sz w:val="18"/>
+                <w:szCs w:val="18"/>
+              </w:rPr>
+              <w:t xml:space="preserve"/>
+            </w:r>
+          </w:p>
+          <w:p>
+            <w:pPr>
+              <w:spacing w:after="40" w:before="0"/>
+              <w:jc w:val="left"/>
+            </w:pPr>
+            <w:r>
+              <w:rPr>
+                <w:rFonts w:ascii="Arial" w:cs="Arial" w:eastAsia="Arial" w:hAnsi="Arial"/>
+                <w:b w:val="false"/>
+                <w:bCs w:val="false"/>
+                <w:i w:val="false"/>
+                <w:iCs w:val="false"/>
+                <w:color w:val="000000"/>
+                <w:sz w:val="18"/>
+                <w:szCs w:val="18"/>
+              </w:rPr>
+              <w:t xml:space="preserve">PART B: Circulate continuously during pair work. Stop at each bench for approximately 45 seconds. Targeted prompts: (i) 'Show me how you are dividing 0.6428 by 0.7660 — walk me through it.' (ii) 'Your column 4 and column 5 are slightly different — is the difference large or small? What might cause a tiny rounding difference in tables?' (iii) 'What does a match in every row tell us about the identity?' After 18 minutes, call time: 'Pens down. I want to hear from three pairs — one for 30°, one for 60°, one for 70°.' Cold-call those three pairs. Record their numbers on the board in a class table. Say: 'Does everyone agree with these values? Raise your hand if your table matches.' Scan the room — address any mismatches immediately.</w:t>
+            </w:r>
+          </w:p>
+        </w:tc>
+        <w:tc>
+          <w:tcPr>
+            <w:tcW w:type="dxa" w:w="3040"/>
+            <w:shd w:fill="FFFFFF" w:color="auto" w:val="clear"/>
+            <w:tcMar>
+              <w:top w:type="dxa" w:w="60"/>
+              <w:left w:type="dxa" w:w="120"/>
+              <w:bottom w:type="dxa" w:w="60"/>
+              <w:right w:type="dxa" w:w="120"/>
+            </w:tcMar>
+            <w:vAlign w:val="top"/>
+          </w:tcPr>
+          <w:p>
+            <w:pPr>
+              <w:spacing w:after="40" w:before="0"/>
+              <w:jc w:val="left"/>
+            </w:pPr>
+            <w:r>
+              <w:rPr>
+                <w:rFonts w:ascii="Arial" w:cs="Arial" w:eastAsia="Arial" w:hAnsi="Arial"/>
+                <w:b w:val="false"/>
+                <w:bCs w:val="false"/>
+                <w:i w:val="false"/>
+                <w:iCs w:val="false"/>
+                <w:color w:val="000000"/>
+                <w:sz w:val="18"/>
+                <w:szCs w:val="18"/>
+              </w:rPr>
+              <w:t xml:space="preserve">Algebraic derivation followed by numerical verification (a 'Proof then Check' strategy). The derivation builds deductive reasoning — learners see WHY the identity must be true. The numerical verification builds empirical confidence and table-reading fluency. Separating these two activities prevents learners from treating the identity as a mere formula to memorise and instead positions it as a provable, checkable mathematical truth.</w:t>
+            </w:r>
+          </w:p>
+        </w:tc>
+        <w:tc>
+          <w:tcPr>
+            <w:tcW w:type="dxa" w:w="3040"/>
+            <w:shd w:fill="F2F2F2" w:color="auto" w:val="clear"/>
+            <w:tcMar>
+              <w:top w:type="dxa" w:w="60"/>
+              <w:left w:type="dxa" w:w="120"/>
+              <w:bottom w:type="dxa" w:w="60"/>
+              <w:right w:type="dxa" w:w="120"/>
+            </w:tcMar>
+            <w:vAlign w:val="top"/>
+          </w:tcPr>
+          <w:p>
+            <w:pPr>
+              <w:spacing w:after="40" w:before="0"/>
+              <w:jc w:val="left"/>
+            </w:pPr>
+            <w:r>
+              <w:rPr>
+                <w:rFonts w:ascii="Arial" w:cs="Arial" w:eastAsia="Arial" w:hAnsi="Arial"/>
+                <w:b w:val="false"/>
+                <w:bCs w:val="false"/>
+                <w:i w:val="false"/>
+                <w:iCs w:val="false"/>
+                <w:color w:val="000000"/>
+                <w:sz w:val="18"/>
+                <w:szCs w:val="18"/>
+              </w:rPr>
+              <w:t xml:space="preserve">Collect and scan 4–5 verification tables during circulation. Observable indicators of mastery: (1) all four angle rows completed with correct table readings; (2) column 4 values match column 5 to 3–4 significant figures; (3) the written conclusion uses causal language ('because', 'therefore', 'it follows that') rather than merely descriptive language ('they are the same'). Red-flag indicator: a learner who has correct sin and cos values but an incorrect ratio — this signals a division error, not a conceptual gap, and can be addressed with a brief place-value prompt.</w:t>
+            </w:r>
+          </w:p>
+        </w:tc>
+      </w:tr>
+      <w:tr>
+        <w:tc>
+          <w:tcPr>
+            <w:tcW w:type="dxa" w:w="1520"/>
+            <w:shd w:fill="E2EFDA" w:color="auto" w:val="clear"/>
+            <w:tcMar>
+              <w:top w:type="dxa" w:w="60"/>
+              <w:left w:type="dxa" w:w="120"/>
+              <w:bottom w:type="dxa" w:w="60"/>
+              <w:right w:type="dxa" w:w="120"/>
+            </w:tcMar>
+            <w:vAlign w:val="top"/>
+          </w:tcPr>
+          <w:p>
+            <w:pPr>
+              <w:spacing w:after="40" w:before="0"/>
+              <w:jc w:val="left"/>
+            </w:pPr>
+            <w:r>
+              <w:rPr>
+                <w:rFonts w:ascii="Arial" w:cs="Arial" w:eastAsia="Arial" w:hAnsi="Arial"/>
+                <w:b/>
+                <w:bCs/>
+                <w:i w:val="false"/>
+                <w:iCs w:val="false"/>
+                <w:color w:val="000000"/>
+                <w:sz w:val="18"/>
+                <w:szCs w:val="18"/>
+              </w:rPr>
+              <w:t xml:space="preserve">Explain Phase</w:t>
+            </w:r>
+          </w:p>
+          <w:p>
+            <w:pPr>
+              <w:spacing w:after="20" w:before="0"/>
+            </w:pPr>
+            <w:r>
+              <w:rPr>
+                <w:rFonts w:ascii="Arial" w:cs="Arial" w:eastAsia="Arial" w:hAnsi="Arial"/>
+                <w:b/>
+                <w:bCs/>
+                <w:color w:val="1F3864"/>
+                <w:sz w:val="16"/>
+                <w:szCs w:val="16"/>
+              </w:rPr>
+              <w:t xml:space="preserve">📹 VIDEO:</w:t>
+            </w:r>
+          </w:p>
+          <w:p>
+            <w:pPr>
+              <w:spacing w:after="20" w:before="0"/>
+            </w:pPr>
+            <w:hyperlink w:history="1" r:id="rIdt4-ba8dsodhszdcx0cky5">
+              <w:r>
+                <w:rPr>
+                  <w:rFonts w:ascii="Arial" w:cs="Arial" w:eastAsia="Arial" w:hAnsi="Arial"/>
+                  <w:color w:val="2E75B6"/>
+                  <w:sz w:val="16"/>
+                  <w:szCs w:val="16"/>
+                  <w:u w:val="single" w:color="2E75B6"/>
+                </w:rPr>
+                <w:t xml:space="preserve">Solving for a side in right triangles with trigonometry</w:t>
+              </w:r>
+            </w:hyperlink>
+          </w:p>
+          <w:p>
+            <w:pPr>
+              <w:spacing w:after="10" w:before="0"/>
+              <w:ind w:left="120"/>
+            </w:pPr>
+            <w:r>
+              <w:rPr>
+                <w:rFonts w:ascii="Arial" w:cs="Arial" w:eastAsia="Arial" w:hAnsi="Arial"/>
+                <w:color w:val="595959"/>
+                <w:sz w:val="14"/>
+                <w:szCs w:val="14"/>
+              </w:rPr>
+              <w:t xml:space="preserve">Source: Khan Academy (English - US curriculum)</w:t>
+            </w:r>
+          </w:p>
+          <w:p>
+            <w:pPr>
+              <w:spacing w:after="10" w:before="0"/>
+              <w:ind w:left="120"/>
+            </w:pPr>
+            <w:hyperlink w:history="1" r:id="rIdbefwpgvikfsba2eyqjs5k">
+              <w:r>
+                <w:rPr>
+                  <w:rFonts w:ascii="Arial" w:cs="Arial" w:eastAsia="Arial" w:hAnsi="Arial"/>
+                  <w:color w:val="595959"/>
+                  <w:sz w:val="14"/>
+                  <w:szCs w:val="14"/>
+                  <w:u w:val="single" w:color="595959"/>
+                </w:rPr>
+                <w:t xml:space="preserve">🔍 Search ARES for similar videos</w:t>
+              </w:r>
+            </w:hyperlink>
+          </w:p>
+          <w:p>
+            <w:pPr>
+              <w:spacing w:after="40" w:before="0"/>
+            </w:pPr>
+            <w:r>
+              <w:rPr>
+                <w:sz w:val="14"/>
+                <w:szCs w:val="14"/>
+              </w:rPr>
+              <w:t xml:space="preserve"/>
+            </w:r>
+          </w:p>
+          <w:p>
+            <w:pPr>
+              <w:spacing w:after="20" w:before="0"/>
+            </w:pPr>
+            <w:r>
+              <w:rPr>
+                <w:rFonts w:ascii="Arial" w:cs="Arial" w:eastAsia="Arial" w:hAnsi="Arial"/>
+                <w:b/>
+                <w:bCs/>
+                <w:color w:val="1F3864"/>
+                <w:sz w:val="16"/>
+                <w:szCs w:val="16"/>
+              </w:rPr>
+              <w:t xml:space="preserve">📖 EXERCISE:</w:t>
+            </w:r>
+          </w:p>
+          <w:p>
+            <w:pPr>
+              <w:spacing w:after="20" w:before="0"/>
+            </w:pPr>
+            <w:hyperlink w:history="1" r:id="rIdybp-y-tfumx4nwne0b2_r">
+              <w:r>
+                <w:rPr>
+                  <w:rFonts w:ascii="Arial" w:cs="Arial" w:eastAsia="Arial" w:hAnsi="Arial"/>
+                  <w:color w:val="2E75B6"/>
+                  <w:sz w:val="16"/>
+                  <w:szCs w:val="16"/>
+                  <w:u w:val="single" w:color="2E75B6"/>
+                </w:rPr>
+                <w:t xml:space="preserve">Trigonometric ratios in right triangles</w:t>
+              </w:r>
+            </w:hyperlink>
+          </w:p>
+          <w:p>
+            <w:pPr>
+              <w:spacing w:after="10" w:before="0"/>
+              <w:ind w:left="120"/>
+            </w:pPr>
+            <w:r>
+              <w:rPr>
+                <w:rFonts w:ascii="Arial" w:cs="Arial" w:eastAsia="Arial" w:hAnsi="Arial"/>
+                <w:color w:val="595959"/>
+                <w:sz w:val="14"/>
+                <w:szCs w:val="14"/>
+              </w:rPr>
+              <w:t xml:space="preserve">Source: Khan Academy (English - US curriculum)</w:t>
+            </w:r>
+          </w:p>
+          <w:p>
+            <w:pPr>
+              <w:spacing w:after="10" w:before="0"/>
+              <w:ind w:left="120"/>
+            </w:pPr>
+            <w:hyperlink w:history="1" r:id="rIdluy1ytb98rqkzffbuek7y">
+              <w:r>
+                <w:rPr>
+                  <w:rFonts w:ascii="Arial" w:cs="Arial" w:eastAsia="Arial" w:hAnsi="Arial"/>
+                  <w:color w:val="595959"/>
+                  <w:sz w:val="14"/>
+                  <w:szCs w:val="14"/>
+                  <w:u w:val="single" w:color="595959"/>
+                </w:rPr>
+                <w:t xml:space="preserve">🔍 Search ARES for similar readings</w:t>
+              </w:r>
+            </w:hyperlink>
+          </w:p>
+        </w:tc>
+        <w:tc>
+          <w:tcPr>
+            <w:tcW w:type="dxa" w:w="3040"/>
+            <w:shd w:fill="FFFFFF" w:color="auto" w:val="clear"/>
+            <w:tcMar>
+              <w:top w:type="dxa" w:w="60"/>
+              <w:left w:type="dxa" w:w="120"/>
+              <w:bottom w:type="dxa" w:w="60"/>
+              <w:right w:type="dxa" w:w="120"/>
+            </w:tcMar>
+            <w:vAlign w:val="top"/>
+          </w:tcPr>
+          <w:p>
+            <w:pPr>
+              <w:spacing w:after="40" w:before="0"/>
+              <w:jc w:val="left"/>
+            </w:pPr>
+            <w:r>
+              <w:rPr>
+                <w:rFonts w:ascii="Arial" w:cs="Arial" w:eastAsia="Arial" w:hAnsi="Arial"/>
+                <w:b w:val="false"/>
+                <w:bCs w:val="false"/>
+                <w:i w:val="false"/>
+                <w:iCs w:val="false"/>
+                <w:color w:val="000000"/>
+                <w:sz w:val="18"/>
+                <w:szCs w:val="18"/>
+              </w:rPr>
+              <w:t xml:space="preserve">PART A — Sensemaking Discussion (10 min): The teacher poses three discussion questions in sequence, giving learners 30 seconds of silent thinking before each open discussion. Q1: 'We now have three ratios — sin, cos, and tan — but we just proved that tan is not independent of sin and cos. Does that mean tan is unnecessary?' Q2: 'The mango-tree shadow is 9.0 m and the sun angle is 53°. Which side of the right triangle is 9.0 m — the opposite or the adjacent? How do you know?' Q3: 'If tan θ = Opposite/Adjacent, and you know the adjacent side and the angle, how would you rearrange the formula to find the opposite side?' Learners discuss in groups of four, then representatives share. The teacher scribes key algebraic steps on the board: tan 53° = h / 9.0 → h = 9.0 × tan 53°.</w:t>
+            </w:r>
+          </w:p>
+          <w:p>
+            <w:pPr>
+              <w:spacing w:after="40" w:before="0"/>
+              <w:jc w:val="left"/>
+            </w:pPr>
+            <w:r>
+              <w:rPr>
+                <w:rFonts w:ascii="Arial" w:cs="Arial" w:eastAsia="Arial" w:hAnsi="Arial"/>
+                <w:b w:val="false"/>
+                <w:bCs w:val="false"/>
+                <w:i w:val="false"/>
+                <w:iCs w:val="false"/>
+                <w:color w:val="000000"/>
+                <w:sz w:val="18"/>
+                <w:szCs w:val="18"/>
+              </w:rPr>
+              <w:t xml:space="preserve"/>
+            </w:r>
+          </w:p>
+          <w:p>
+            <w:pPr>
+              <w:spacing w:after="40" w:before="0"/>
+              <w:jc w:val="left"/>
+            </w:pPr>
+            <w:r>
+              <w:rPr>
+                <w:rFonts w:ascii="Arial" w:cs="Arial" w:eastAsia="Arial" w:hAnsi="Arial"/>
+                <w:b w:val="false"/>
+                <w:bCs w:val="false"/>
+                <w:i w:val="false"/>
+                <w:iCs w:val="false"/>
+                <w:color w:val="000000"/>
+                <w:sz w:val="18"/>
+                <w:szCs w:val="18"/>
+              </w:rPr>
+              <w:t xml:space="preserve">PART B — Mango-Tree Calculation (10 min): Each learner independently works the calculation in their book: tan 53° (from tables) ≈ 1.3270; h = 9.0 × 1.3270 = 11.943 m ≈ 11.94 m. They also perform the shadow-ratio cross-check from earlier lessons: the student's height (1.6 m) / her shadow (1.2 m) = 1.333; tree height / tree shadow = h / 9.0. Cross-multiplying: h = 9.0 × (1.6/1.2) = 12.0 m. The two methods agree to within rounding. Learners write a conclusion: 'The mango tree is approximately 11.94 m – 12.0 m tall. Both the similar-triangles method and the tangent ratio give consistent answers, confirming that tan θ captures the same relationship as the ratio of heights to shadows.'</w:t>
+            </w:r>
+          </w:p>
+        </w:tc>
+        <w:tc>
+          <w:tcPr>
+            <w:tcW w:type="dxa" w:w="3040"/>
+            <w:shd w:fill="F2F2F2" w:color="auto" w:val="clear"/>
+            <w:tcMar>
+              <w:top w:type="dxa" w:w="60"/>
+              <w:left w:type="dxa" w:w="120"/>
+              <w:bottom w:type="dxa" w:w="60"/>
+              <w:right w:type="dxa" w:w="120"/>
+            </w:tcMar>
+            <w:vAlign w:val="top"/>
+          </w:tcPr>
+          <w:p>
+            <w:pPr>
+              <w:spacing w:after="40" w:before="0"/>
+              <w:jc w:val="left"/>
+            </w:pPr>
+            <w:r>
+              <w:rPr>
+                <w:rFonts w:ascii="Arial" w:cs="Arial" w:eastAsia="Arial" w:hAnsi="Arial"/>
+                <w:b w:val="false"/>
+                <w:bCs w:val="false"/>
+                <w:i w:val="false"/>
+                <w:iCs w:val="false"/>
+                <w:color w:val="000000"/>
+                <w:sz w:val="18"/>
+                <w:szCs w:val="18"/>
+              </w:rPr>
+              <w:t xml:space="preserve">Q1 prompt: 'Think silently for 30 seconds — is tan redundant? Write one word: YES or NO.' WAIT TIME 30 seconds. Then: 'Tell your group.' After 60 seconds of group talk, cold-call 2 groups. Guide toward the key insight: 'Tan is not redundant — it is CONVENIENT. When we know an angle and one side but NOT the hypotenuse, tan gives us a direct route.' Write 'CONVENIENT SHORTCUT' on the board next to the identity.</w:t>
+            </w:r>
+          </w:p>
+          <w:p>
+            <w:pPr>
+              <w:spacing w:after="40" w:before="0"/>
+              <w:jc w:val="left"/>
+            </w:pPr>
+            <w:r>
+              <w:rPr>
+                <w:rFonts w:ascii="Arial" w:cs="Arial" w:eastAsia="Arial" w:hAnsi="Arial"/>
+                <w:b w:val="false"/>
+                <w:bCs w:val="false"/>
+                <w:i w:val="false"/>
+                <w:iCs w:val="false"/>
+                <w:color w:val="000000"/>
+                <w:sz w:val="18"/>
+                <w:szCs w:val="18"/>
+              </w:rPr>
+              <w:t xml:space="preserve"/>
+            </w:r>
+          </w:p>
+          <w:p>
+            <w:pPr>
+              <w:spacing w:after="40" w:before="0"/>
+              <w:jc w:val="left"/>
+            </w:pPr>
+            <w:r>
+              <w:rPr>
+                <w:rFonts w:ascii="Arial" w:cs="Arial" w:eastAsia="Arial" w:hAnsi="Arial"/>
+                <w:b w:val="false"/>
+                <w:bCs w:val="false"/>
+                <w:i w:val="false"/>
+                <w:iCs w:val="false"/>
+                <w:color w:val="000000"/>
+                <w:sz w:val="18"/>
+                <w:szCs w:val="18"/>
+              </w:rPr>
+              <w:t xml:space="preserve">Q2: Draw the mango-tree scenario as a right triangle on the board — ground (9.0 m), tree (h), hypotenuse (sun ray). Label and ask: 'Point to the side opposite the 53° angle. Point to the side adjacent to it.' Cold-call 2 learners to come to the board and label the diagram.</w:t>
+            </w:r>
+          </w:p>
+          <w:p>
+            <w:pPr>
+              <w:spacing w:after="40" w:before="0"/>
+              <w:jc w:val="left"/>
+            </w:pPr>
+            <w:r>
+              <w:rPr>
+                <w:rFonts w:ascii="Arial" w:cs="Arial" w:eastAsia="Arial" w:hAnsi="Arial"/>
+                <w:b w:val="false"/>
+                <w:bCs w:val="false"/>
+                <w:i w:val="false"/>
+                <w:iCs w:val="false"/>
+                <w:color w:val="000000"/>
+                <w:sz w:val="18"/>
+                <w:szCs w:val="18"/>
+              </w:rPr>
+              <w:t xml:space="preserve"/>
+            </w:r>
+          </w:p>
+          <w:p>
+            <w:pPr>
+              <w:spacing w:after="40" w:before="0"/>
+              <w:jc w:val="left"/>
+            </w:pPr>
+            <w:r>
+              <w:rPr>
+                <w:rFonts w:ascii="Arial" w:cs="Arial" w:eastAsia="Arial" w:hAnsi="Arial"/>
+                <w:b w:val="false"/>
+                <w:bCs w:val="false"/>
+                <w:i w:val="false"/>
+                <w:iCs w:val="false"/>
+                <w:color w:val="000000"/>
+                <w:sz w:val="18"/>
+                <w:szCs w:val="18"/>
+              </w:rPr>
+              <w:t xml:space="preserve">Q3: Write tan 53° = h / 9.0 on the board. Ask: 'How do I get h alone? Someone give me the next line.' WAIT TIME 12 seconds. Cold-call 1 learner. Write h = 9.0 × tan 53°.</w:t>
+            </w:r>
+          </w:p>
+          <w:p>
+            <w:pPr>
+              <w:spacing w:after="40" w:before="0"/>
+              <w:jc w:val="left"/>
+            </w:pPr>
+            <w:r>
+              <w:rPr>
+                <w:rFonts w:ascii="Arial" w:cs="Arial" w:eastAsia="Arial" w:hAnsi="Arial"/>
+                <w:b w:val="false"/>
+                <w:bCs w:val="false"/>
+                <w:i w:val="false"/>
+                <w:iCs w:val="false"/>
+                <w:color w:val="000000"/>
+                <w:sz w:val="18"/>
+                <w:szCs w:val="18"/>
+              </w:rPr>
+              <w:t xml:space="preserve"/>
+            </w:r>
+          </w:p>
+          <w:p>
+            <w:pPr>
+              <w:spacing w:after="40" w:before="0"/>
+              <w:jc w:val="left"/>
+            </w:pPr>
+            <w:r>
+              <w:rPr>
+                <w:rFonts w:ascii="Arial" w:cs="Arial" w:eastAsia="Arial" w:hAnsi="Arial"/>
+                <w:b w:val="false"/>
+                <w:bCs w:val="false"/>
+                <w:i w:val="false"/>
+                <w:iCs w:val="false"/>
+                <w:color w:val="000000"/>
+                <w:sz w:val="18"/>
+                <w:szCs w:val="18"/>
+              </w:rPr>
+              <w:t xml:space="preserve">During independent calculation: circulate and check that learners are reading tan 53° correctly from tables (common error: reading sin column instead of tan column). After 8 minutes, ask a learner to read their answer aloud and walk the class through the arithmetic on the board. Emphasise: 'We answered the driving question today — at least partially. Let that sink in.'</w:t>
+            </w:r>
+          </w:p>
+        </w:tc>
+        <w:tc>
+          <w:tcPr>
+            <w:tcW w:type="dxa" w:w="3040"/>
+            <w:shd w:fill="FFFFFF" w:color="auto" w:val="clear"/>
+            <w:tcMar>
+              <w:top w:type="dxa" w:w="60"/>
+              <w:left w:type="dxa" w:w="120"/>
+              <w:bottom w:type="dxa" w:w="60"/>
+              <w:right w:type="dxa" w:w="120"/>
+            </w:tcMar>
+            <w:vAlign w:val="top"/>
+          </w:tcPr>
+          <w:p>
+            <w:pPr>
+              <w:spacing w:after="40" w:before="0"/>
+              <w:jc w:val="left"/>
+            </w:pPr>
+            <w:r>
+              <w:rPr>
+                <w:rFonts w:ascii="Arial" w:cs="Arial" w:eastAsia="Arial" w:hAnsi="Arial"/>
+                <w:b w:val="false"/>
+                <w:bCs w:val="false"/>
+                <w:i w:val="false"/>
+                <w:iCs w:val="false"/>
+                <w:color w:val="000000"/>
+                <w:sz w:val="18"/>
+                <w:szCs w:val="18"/>
+              </w:rPr>
+              <w:t xml:space="preserve">Structured Questioning with Diagram Annotation (a 'press for reasoning' strategy). By asking learners to identify sides before writing any equation, the teacher prevents the common error of confusing opposite and adjacent. The parallel calculation using similar triangles serves as a self-consistency check — a scientific practice of triangulating evidence from two independent methods, directly mirroring how Kenyan surveyors cross-check measurements.</w:t>
+            </w:r>
+          </w:p>
+        </w:tc>
+        <w:tc>
+          <w:tcPr>
+            <w:tcW w:type="dxa" w:w="3040"/>
+            <w:shd w:fill="F2F2F2" w:color="auto" w:val="clear"/>
+            <w:tcMar>
+              <w:top w:type="dxa" w:w="60"/>
+              <w:left w:type="dxa" w:w="120"/>
+              <w:bottom w:type="dxa" w:w="60"/>
+              <w:right w:type="dxa" w:w="120"/>
+            </w:tcMar>
+            <w:vAlign w:val="top"/>
+          </w:tcPr>
+          <w:p>
+            <w:pPr>
+              <w:spacing w:after="40" w:before="0"/>
+              <w:jc w:val="left"/>
+            </w:pPr>
+            <w:r>
+              <w:rPr>
+                <w:rFonts w:ascii="Arial" w:cs="Arial" w:eastAsia="Arial" w:hAnsi="Arial"/>
+                <w:b w:val="false"/>
+                <w:bCs w:val="false"/>
+                <w:i w:val="false"/>
+                <w:iCs w:val="false"/>
+                <w:color w:val="000000"/>
+                <w:sz w:val="18"/>
+                <w:szCs w:val="18"/>
+              </w:rPr>
+              <w:t xml:space="preserve">Observable indicators: (1) each learner's book shows the full worked calculation h = 9.0 × tan 53° = 11.94 m with correct table reading; (2) learners who complete the cross-check obtain h ≈ 12.0 m and write a comparison sentence; (3) during Q1 discussion, at least 70% of groups spontaneously use the word 'convenient' or an equivalent when justifying tan's value. Flag learners who obtain h = 9.0 / 1.327 (inverted ratio) — this is a persistent misconception requiring immediate one-to-one clarification.</w:t>
+            </w:r>
+          </w:p>
+        </w:tc>
+      </w:tr>
+      <w:tr>
+        <w:tc>
+          <w:tcPr>
+            <w:tcW w:type="dxa" w:w="1520"/>
+            <w:shd w:fill="FCE4D6" w:color="auto" w:val="clear"/>
+            <w:tcMar>
+              <w:top w:type="dxa" w:w="60"/>
+              <w:left w:type="dxa" w:w="120"/>
+              <w:bottom w:type="dxa" w:w="60"/>
+              <w:right w:type="dxa" w:w="120"/>
+            </w:tcMar>
+            <w:vAlign w:val="top"/>
+          </w:tcPr>
+          <w:p>
+            <w:pPr>
+              <w:spacing w:after="40" w:before="0"/>
+              <w:jc w:val="left"/>
+            </w:pPr>
+            <w:r>
+              <w:rPr>
+                <w:rFonts w:ascii="Arial" w:cs="Arial" w:eastAsia="Arial" w:hAnsi="Arial"/>
+                <w:b/>
+                <w:bCs/>
+                <w:i w:val="false"/>
+                <w:iCs w:val="false"/>
+                <w:color w:val="000000"/>
+                <w:sz w:val="18"/>
+                <w:szCs w:val="18"/>
+              </w:rPr>
+              <w:t xml:space="preserve">Driving Question Board (DQB) Creation</w:t>
+            </w:r>
+          </w:p>
+          <w:p>
+            <w:pPr>
+              <w:spacing w:after="20" w:before="0"/>
+            </w:pPr>
+            <w:r>
+              <w:rPr>
+                <w:rFonts w:ascii="Arial" w:cs="Arial" w:eastAsia="Arial" w:hAnsi="Arial"/>
+                <w:b/>
+                <w:bCs/>
+                <w:color w:val="1F3864"/>
+                <w:sz w:val="16"/>
+                <w:szCs w:val="16"/>
+              </w:rPr>
+              <w:t xml:space="preserve">📹 VIDEO:</w:t>
+            </w:r>
+          </w:p>
+          <w:p>
+            <w:pPr>
+              <w:spacing w:after="20" w:before="0"/>
+            </w:pPr>
+            <w:hyperlink w:history="1" r:id="rIdfrfyk_ahk5xilzn6htwtr">
               <w:r>
                 <w:rPr>
                   <w:rFonts w:ascii="Arial" w:cs="Arial" w:eastAsia="Arial" w:hAnsi="Arial"/>
@@ -12301,7 +13141,7 @@
               <w:spacing w:after="10" w:before="0"/>
               <w:ind w:left="120"/>
             </w:pPr>
-            <w:hyperlink w:history="1" r:id="rId41merh27a6f3whjlaqwlg">
+            <w:hyperlink w:history="1" r:id="rIdc_zt3aammi563evi_2fsr">
               <w:r>
                 <w:rPr>
                   <w:rFonts w:ascii="Arial" w:cs="Arial" w:eastAsia="Arial" w:hAnsi="Arial"/>
@@ -12346,7 +13186,7 @@
             <w:pPr>
               <w:spacing w:after="20" w:before="0"/>
             </w:pPr>
-            <w:hyperlink w:history="1" r:id="rId1mhsoxilhe0s_av0hxjds">
+            <w:hyperlink w:history="1" r:id="rId9bmg6li2sdvvyklbbmtiq">
               <w:r>
                 <w:rPr>
                   <w:rFonts w:ascii="Arial" w:cs="Arial" w:eastAsia="Arial" w:hAnsi="Arial"/>
@@ -12379,7 +13219,7 @@
               <w:spacing w:after="10" w:before="0"/>
               <w:ind w:left="120"/>
             </w:pPr>
-            <w:hyperlink w:history="1" r:id="rIdxeesjv81ixsthrliqkf1c">
+            <w:hyperlink w:history="1" r:id="rIdrvs6x5lrszfzrbmkxmglp">
               <w:r>
                 <w:rPr>
                   <w:rFonts w:ascii="Arial" w:cs="Arial" w:eastAsia="Arial" w:hAnsi="Arial"/>
@@ -12421,45 +13261,7 @@
                 <w:sz w:val="18"/>
                 <w:szCs w:val="18"/>
               </w:rPr>
-              <w:t xml:space="preserve">PART A — Algebraic Derivation (15 min): The teacher leads a guided derivation at the board, pausing at each step for learners to copy and annotate. Starting from sin θ = O/H and cos θ = A/H, learners are guided to form the ratio sin θ / cos θ = (O/H) ÷ (A/H) = (O/H) × (H/A) = O/A = tan θ. Learners write each step in their books and annotate with arrows showing cancellation of H. They also write the result: tan θ = sin θ / cos θ, and beneath it: tan θ = Opposite / Adjacent (TAO — a memory aid introduced by the teacher).</w:t>
-            </w:r>
-          </w:p>
-          <w:p>
-            <w:pPr>
-              <w:spacing w:after="40" w:before="0"/>
-              <w:jc w:val="left"/>
-            </w:pPr>
-            <w:r>
-              <w:rPr>
-                <w:rFonts w:ascii="Arial" w:cs="Arial" w:eastAsia="Arial" w:hAnsi="Arial"/>
-                <w:b w:val="false"/>
-                <w:bCs w:val="false"/>
-                <w:i w:val="false"/>
-                <w:iCs w:val="false"/>
-                <w:color w:val="000000"/>
-                <w:sz w:val="18"/>
-                <w:szCs w:val="18"/>
-              </w:rPr>
-              <w:t xml:space="preserve"/>
-            </w:r>
-          </w:p>
-          <w:p>
-            <w:pPr>
-              <w:spacing w:after="40" w:before="0"/>
-              <w:jc w:val="left"/>
-            </w:pPr>
-            <w:r>
-              <w:rPr>
-                <w:rFonts w:ascii="Arial" w:cs="Arial" w:eastAsia="Arial" w:hAnsi="Arial"/>
-                <w:b w:val="false"/>
-                <w:bCs w:val="false"/>
-                <w:i w:val="false"/>
-                <w:iCs w:val="false"/>
-                <w:color w:val="000000"/>
-                <w:sz w:val="18"/>
-                <w:szCs w:val="18"/>
-              </w:rPr>
-              <w:t xml:space="preserve">PART B — Numerical Verification (20 min): Learners work in pairs. Each pair receives (or opens to) a mathematical tables page. Using the table, they complete a structured verification table for θ ∈ {30°, 40°, 60°, 70°}: Column 1: θ; Column 2: sin θ (from tables); Column 3: cos θ (from tables); Column 4: sin θ ÷ cos θ (calculated by long division or calculator); Column 5: tan θ (from tables directly); Column 6: Do columns 4 and 5 match? (Yes/No + comment). For example, at 40°: sin 40° = 0.6428, cos 40° = 0.7660, ratio = 0.6428/0.7660 ≈ 0.8391, tan 40° = 0.8391 — match confirmed. Learners write a one-sentence conclusion at the bottom: 'The identity tan θ = sin θ / cos θ holds for all four angles tested, confirming that the three ratios are not independent — knowing two allows you to find the third.'</w:t>
+              <w:t xml:space="preserve">The teacher returns the class's attention to the Driving Question Board: 'How can the angle a sunbeam makes with the ground allow us to calculate the height of any tree, building, or hill in Kenya without measuring it directly?' Each learner writes a sticky note (or a short entry in their DQB section of their book) responding to three prompts: (1) ANSWERED TODAY: 'We can now calculate the mango tree's height because…'; (2) STILL WONDERING: one question that the lesson raised but did not resolve (e.g., 'What if we know the height but not the angle — can we work backwards?'; 'Does tan work for obtuse angles too?'; 'How do surveyors in the Rift Valley use this for hills?'); (3) CONNECTED TO EARLIER LESSONS: 'Today's tan ratio connects to Lessons 1–3 because…' Sticky notes are placed on the DQB in three columns: Answered / Still Wondering / Connections. The teacher reads 4–5 notes aloud and uses them to preview Lesson 5 (inverse trigonometric ratios / working backwards from a known height).</w:t>
             </w:r>
           </w:p>
         </w:tc>
@@ -12491,45 +13293,7 @@
                 <w:sz w:val="18"/>
                 <w:szCs w:val="18"/>
               </w:rPr>
-              <w:t xml:space="preserve">PART A: Write the derivation step-by-step on the board using large, clearly labelled fractions. At each cancellation step, pause and ask: 'What happens to the H in the numerator and the H in the denominator? Tell your partner in one word.' WAIT TIME 10 seconds. Cold-call 2 learners. After completing the derivation say: 'This is not a coincidence — it follows directly from the definitions we built in Lessons 1 and 2. Underline the identity in your book and write next to it: THIS IS ALWAYS TRUE FOR ANY ACUTE ANGLE.'</w:t>
-            </w:r>
-          </w:p>
-          <w:p>
-            <w:pPr>
-              <w:spacing w:after="40" w:before="0"/>
-              <w:jc w:val="left"/>
-            </w:pPr>
-            <w:r>
-              <w:rPr>
-                <w:rFonts w:ascii="Arial" w:cs="Arial" w:eastAsia="Arial" w:hAnsi="Arial"/>
-                <w:b w:val="false"/>
-                <w:bCs w:val="false"/>
-                <w:i w:val="false"/>
-                <w:iCs w:val="false"/>
-                <w:color w:val="000000"/>
-                <w:sz w:val="18"/>
-                <w:szCs w:val="18"/>
-              </w:rPr>
-              <w:t xml:space="preserve"/>
-            </w:r>
-          </w:p>
-          <w:p>
-            <w:pPr>
-              <w:spacing w:after="40" w:before="0"/>
-              <w:jc w:val="left"/>
-            </w:pPr>
-            <w:r>
-              <w:rPr>
-                <w:rFonts w:ascii="Arial" w:cs="Arial" w:eastAsia="Arial" w:hAnsi="Arial"/>
-                <w:b w:val="false"/>
-                <w:bCs w:val="false"/>
-                <w:i w:val="false"/>
-                <w:iCs w:val="false"/>
-                <w:color w:val="000000"/>
-                <w:sz w:val="18"/>
-                <w:szCs w:val="18"/>
-              </w:rPr>
-              <w:t xml:space="preserve">PART B: Circulate continuously during pair work. Stop at each bench for approximately 45 seconds. Targeted prompts: (i) 'Show me how you are dividing 0.6428 by 0.7660 — walk me through it.' (ii) 'Your column 4 and column 5 are slightly different — is the difference large or small? What might cause a tiny rounding difference in tables?' (iii) 'What does a match in every row tell us about the identity?' After 18 minutes, call time: 'Pens down. I want to hear from three pairs — one for 30°, one for 60°, one for 70°.' Cold-call those three pairs. Record their numbers on the board in a class table. Say: 'Does everyone agree with these values? Raise your hand if your table matches.' Scan the room — address any mismatches immediately.</w:t>
+              <w:t xml:space="preserve">Point to the driving question written at the top of the DQB. Say: 'Three lessons ago, nobody in this room could answer this question. Today, something changed. I want you to write exactly what changed — what can you now do that you could not do before?' Allow 3 minutes of silent writing. Circulate and read over shoulders — prompt hesitant learners with: 'You just calculated 11.94 m. How did you do that? Write that down.' After sticky notes are placed, read 2 'Answered Today' notes and 2 'Still Wondering' notes aloud. Say: 'These Still Wondering notes are exactly where Lesson 5 will begin. You have just written the next lesson's starting point.' Circle the most common 'Still Wondering' question on the board and leave it there for the start of Lesson 5.</w:t>
             </w:r>
           </w:p>
         </w:tc>
@@ -12561,7 +13325,7 @@
                 <w:sz w:val="18"/>
                 <w:szCs w:val="18"/>
               </w:rPr>
-              <w:t xml:space="preserve">Algebraic derivation followed by numerical verification (a 'Proof then Check' strategy). The derivation builds deductive reasoning — learners see WHY the identity must be true. The numerical verification builds empirical confidence and table-reading fluency. Separating these two activities prevents learners from treating the identity as a mere formula to memorise and instead positions it as a provable, checkable mathematical truth.</w:t>
+              <w:t xml:space="preserve">Three-Column DQB Protocol (Answered / Still Wondering / Connections). This metacognitive strategy makes progress visible and tangible — learners literally see the board filling up with answered questions over the 10-lesson sequence. The 'Connections' column builds the habit of cross-lesson synthesis, which is central to NGSS Practice 6 (Constructing Explanations) and to the KICD competency of critical thinking.</w:t>
             </w:r>
           </w:p>
         </w:tc>
@@ -12593,7 +13357,7 @@
                 <w:sz w:val="18"/>
                 <w:szCs w:val="18"/>
               </w:rPr>
-              <w:t xml:space="preserve">Collect and scan 4–5 verification tables during circulation. Observable indicators of mastery: (1) all four angle rows completed with correct table readings; (2) column 4 values match column 5 to 3–4 significant figures; (3) the written conclusion uses causal language ('because', 'therefore', 'it follows that') rather than merely descriptive language ('they are the same'). Red-flag indicator: a learner who has correct sin and cos values but an incorrect ratio — this signals a division error, not a conceptual gap, and can be addressed with a brief place-value prompt.</w:t>
+              <w:t xml:space="preserve">Observable indicators: (1) 'Answered Today' notes reference tan θ, the 53° angle, and/or the 9.0 m shadow — not vague statements like 'we learned trigonometry'; (2) 'Still Wondering' notes pose genuine, answerable mathematical questions rather than personal opinions; (3) 'Connections' notes reference a specific earlier lesson by number or content (e.g., 'similar triangles from Lesson 1', 'sin definition from Lesson 2'). Collect and photograph the DQB at the end of the lesson for the teacher's formative record.</w:t>
             </w:r>
           </w:p>
         </w:tc>
@@ -12602,32 +13366,32 @@
         <w:tc>
           <w:tcPr>
             <w:tcW w:type="dxa" w:w="1520"/>
-            <w:shd w:fill="E2EFDA" w:color="auto" w:val="clear"/>
-            <w:tcMar>
-              <w:top w:type="dxa" w:w="60"/>
-              <w:left w:type="dxa" w:w="120"/>
-              <w:bottom w:type="dxa" w:w="60"/>
-              <w:right w:type="dxa" w:w="120"/>
-            </w:tcMar>
-            <w:vAlign w:val="top"/>
-          </w:tcPr>
-          <w:p>
-            <w:pPr>
-              <w:spacing w:after="40" w:before="0"/>
-              <w:jc w:val="left"/>
-            </w:pPr>
-            <w:r>
-              <w:rPr>
-                <w:rFonts w:ascii="Arial" w:cs="Arial" w:eastAsia="Arial" w:hAnsi="Arial"/>
-                <w:b/>
-                <w:bCs/>
-                <w:i w:val="false"/>
-                <w:iCs w:val="false"/>
-                <w:color w:val="000000"/>
-                <w:sz w:val="18"/>
-                <w:szCs w:val="18"/>
-              </w:rPr>
-              <w:t xml:space="preserve">Explain Phase</w:t>
+            <w:shd w:fill="D5E8F0" w:color="auto" w:val="clear"/>
+            <w:tcMar>
+              <w:top w:type="dxa" w:w="60"/>
+              <w:left w:type="dxa" w:w="120"/>
+              <w:bottom w:type="dxa" w:w="60"/>
+              <w:right w:type="dxa" w:w="120"/>
+            </w:tcMar>
+            <w:vAlign w:val="top"/>
+          </w:tcPr>
+          <w:p>
+            <w:pPr>
+              <w:spacing w:after="40" w:before="0"/>
+              <w:jc w:val="left"/>
+            </w:pPr>
+            <w:r>
+              <w:rPr>
+                <w:rFonts w:ascii="Arial" w:cs="Arial" w:eastAsia="Arial" w:hAnsi="Arial"/>
+                <w:b/>
+                <w:bCs/>
+                <w:i w:val="false"/>
+                <w:iCs w:val="false"/>
+                <w:color w:val="000000"/>
+                <w:sz w:val="18"/>
+                <w:szCs w:val="18"/>
+              </w:rPr>
+              <w:t xml:space="preserve">Model Building Phase</w:t>
             </w:r>
           </w:p>
           <w:p>
@@ -12650,7 +13414,7 @@
             <w:pPr>
               <w:spacing w:after="20" w:before="0"/>
             </w:pPr>
-            <w:hyperlink w:history="1" r:id="rIdmkg25awmzyr8uot4sprhw">
+            <w:hyperlink w:history="1" r:id="rId6749nuo1ikbyhvs4cudfx">
               <w:r>
                 <w:rPr>
                   <w:rFonts w:ascii="Arial" w:cs="Arial" w:eastAsia="Arial" w:hAnsi="Arial"/>
@@ -12683,7 +13447,7 @@
               <w:spacing w:after="10" w:before="0"/>
               <w:ind w:left="120"/>
             </w:pPr>
-            <w:hyperlink w:history="1" r:id="rIdhs6hvgulunubryxkdfdq0">
+            <w:hyperlink w:history="1" r:id="rIdak5xsppwamgc8svmebfwy">
               <w:r>
                 <w:rPr>
                   <w:rFonts w:ascii="Arial" w:cs="Arial" w:eastAsia="Arial" w:hAnsi="Arial"/>
@@ -12728,7 +13492,7 @@
             <w:pPr>
               <w:spacing w:after="20" w:before="0"/>
             </w:pPr>
-            <w:hyperlink w:history="1" r:id="rIdhgktwqwgfab8tcw-lh7vz">
+            <w:hyperlink w:history="1" r:id="rIdawazwqnhmcsrpkvdzx0pa">
               <w:r>
                 <w:rPr>
                   <w:rFonts w:ascii="Arial" w:cs="Arial" w:eastAsia="Arial" w:hAnsi="Arial"/>
@@ -12761,771 +13525,7 @@
               <w:spacing w:after="10" w:before="0"/>
               <w:ind w:left="120"/>
             </w:pPr>
-            <w:hyperlink w:history="1" r:id="rId80qizvb7lvskkkrpalzoi">
-              <w:r>
-                <w:rPr>
-                  <w:rFonts w:ascii="Arial" w:cs="Arial" w:eastAsia="Arial" w:hAnsi="Arial"/>
-                  <w:color w:val="595959"/>
-                  <w:sz w:val="14"/>
-                  <w:szCs w:val="14"/>
-                  <w:u w:val="single" w:color="595959"/>
-                </w:rPr>
-                <w:t xml:space="preserve">🔍 Search ARES for similar readings</w:t>
-              </w:r>
-            </w:hyperlink>
-          </w:p>
-        </w:tc>
-        <w:tc>
-          <w:tcPr>
-            <w:tcW w:type="dxa" w:w="3040"/>
-            <w:shd w:fill="FFFFFF" w:color="auto" w:val="clear"/>
-            <w:tcMar>
-              <w:top w:type="dxa" w:w="60"/>
-              <w:left w:type="dxa" w:w="120"/>
-              <w:bottom w:type="dxa" w:w="60"/>
-              <w:right w:type="dxa" w:w="120"/>
-            </w:tcMar>
-            <w:vAlign w:val="top"/>
-          </w:tcPr>
-          <w:p>
-            <w:pPr>
-              <w:spacing w:after="40" w:before="0"/>
-              <w:jc w:val="left"/>
-            </w:pPr>
-            <w:r>
-              <w:rPr>
-                <w:rFonts w:ascii="Arial" w:cs="Arial" w:eastAsia="Arial" w:hAnsi="Arial"/>
-                <w:b w:val="false"/>
-                <w:bCs w:val="false"/>
-                <w:i w:val="false"/>
-                <w:iCs w:val="false"/>
-                <w:color w:val="000000"/>
-                <w:sz w:val="18"/>
-                <w:szCs w:val="18"/>
-              </w:rPr>
-              <w:t xml:space="preserve">PART A — Sensemaking Discussion (10 min): The teacher poses three discussion questions in sequence, giving learners 30 seconds of silent thinking before each open discussion. Q1: 'We now have three ratios — sin, cos, and tan — but we just proved that tan is not independent of sin and cos. Does that mean tan is unnecessary?' Q2: 'The mango-tree shadow is 9.0 m and the sun angle is 53°. Which side of the right triangle is 9.0 m — the opposite or the adjacent? How do you know?' Q3: 'If tan θ = Opposite/Adjacent, and you know the adjacent side and the angle, how would you rearrange the formula to find the opposite side?' Learners discuss in groups of four, then representatives share. The teacher scribes key algebraic steps on the board: tan 53° = h / 9.0 → h = 9.0 × tan 53°.</w:t>
-            </w:r>
-          </w:p>
-          <w:p>
-            <w:pPr>
-              <w:spacing w:after="40" w:before="0"/>
-              <w:jc w:val="left"/>
-            </w:pPr>
-            <w:r>
-              <w:rPr>
-                <w:rFonts w:ascii="Arial" w:cs="Arial" w:eastAsia="Arial" w:hAnsi="Arial"/>
-                <w:b w:val="false"/>
-                <w:bCs w:val="false"/>
-                <w:i w:val="false"/>
-                <w:iCs w:val="false"/>
-                <w:color w:val="000000"/>
-                <w:sz w:val="18"/>
-                <w:szCs w:val="18"/>
-              </w:rPr>
-              <w:t xml:space="preserve"/>
-            </w:r>
-          </w:p>
-          <w:p>
-            <w:pPr>
-              <w:spacing w:after="40" w:before="0"/>
-              <w:jc w:val="left"/>
-            </w:pPr>
-            <w:r>
-              <w:rPr>
-                <w:rFonts w:ascii="Arial" w:cs="Arial" w:eastAsia="Arial" w:hAnsi="Arial"/>
-                <w:b w:val="false"/>
-                <w:bCs w:val="false"/>
-                <w:i w:val="false"/>
-                <w:iCs w:val="false"/>
-                <w:color w:val="000000"/>
-                <w:sz w:val="18"/>
-                <w:szCs w:val="18"/>
-              </w:rPr>
-              <w:t xml:space="preserve">PART B — Mango-Tree Calculation (10 min): Each learner independently works the calculation in their book: tan 53° (from tables) ≈ 1.3270; h = 9.0 × 1.3270 = 11.943 m ≈ 11.94 m. They also perform the shadow-ratio cross-check from earlier lessons: the student's height (1.6 m) / her shadow (1.2 m) = 1.333; tree height / tree shadow = h / 9.0. Cross-multiplying: h = 9.0 × (1.6/1.2) = 12.0 m. The two methods agree to within rounding. Learners write a conclusion: 'The mango tree is approximately 11.94 m – 12.0 m tall. Both the similar-triangles method and the tangent ratio give consistent answers, confirming that tan θ captures the same relationship as the ratio of heights to shadows.'</w:t>
-            </w:r>
-          </w:p>
-        </w:tc>
-        <w:tc>
-          <w:tcPr>
-            <w:tcW w:type="dxa" w:w="3040"/>
-            <w:shd w:fill="F2F2F2" w:color="auto" w:val="clear"/>
-            <w:tcMar>
-              <w:top w:type="dxa" w:w="60"/>
-              <w:left w:type="dxa" w:w="120"/>
-              <w:bottom w:type="dxa" w:w="60"/>
-              <w:right w:type="dxa" w:w="120"/>
-            </w:tcMar>
-            <w:vAlign w:val="top"/>
-          </w:tcPr>
-          <w:p>
-            <w:pPr>
-              <w:spacing w:after="40" w:before="0"/>
-              <w:jc w:val="left"/>
-            </w:pPr>
-            <w:r>
-              <w:rPr>
-                <w:rFonts w:ascii="Arial" w:cs="Arial" w:eastAsia="Arial" w:hAnsi="Arial"/>
-                <w:b w:val="false"/>
-                <w:bCs w:val="false"/>
-                <w:i w:val="false"/>
-                <w:iCs w:val="false"/>
-                <w:color w:val="000000"/>
-                <w:sz w:val="18"/>
-                <w:szCs w:val="18"/>
-              </w:rPr>
-              <w:t xml:space="preserve">Q1 prompt: 'Think silently for 30 seconds — is tan redundant? Write one word: YES or NO.' WAIT TIME 30 seconds. Then: 'Tell your group.' After 60 seconds of group talk, cold-call 2 groups. Guide toward the key insight: 'Tan is not redundant — it is CONVENIENT. When we know an angle and one side but NOT the hypotenuse, tan gives us a direct route.' Write 'CONVENIENT SHORTCUT' on the board next to the identity.</w:t>
-            </w:r>
-          </w:p>
-          <w:p>
-            <w:pPr>
-              <w:spacing w:after="40" w:before="0"/>
-              <w:jc w:val="left"/>
-            </w:pPr>
-            <w:r>
-              <w:rPr>
-                <w:rFonts w:ascii="Arial" w:cs="Arial" w:eastAsia="Arial" w:hAnsi="Arial"/>
-                <w:b w:val="false"/>
-                <w:bCs w:val="false"/>
-                <w:i w:val="false"/>
-                <w:iCs w:val="false"/>
-                <w:color w:val="000000"/>
-                <w:sz w:val="18"/>
-                <w:szCs w:val="18"/>
-              </w:rPr>
-              <w:t xml:space="preserve"/>
-            </w:r>
-          </w:p>
-          <w:p>
-            <w:pPr>
-              <w:spacing w:after="40" w:before="0"/>
-              <w:jc w:val="left"/>
-            </w:pPr>
-            <w:r>
-              <w:rPr>
-                <w:rFonts w:ascii="Arial" w:cs="Arial" w:eastAsia="Arial" w:hAnsi="Arial"/>
-                <w:b w:val="false"/>
-                <w:bCs w:val="false"/>
-                <w:i w:val="false"/>
-                <w:iCs w:val="false"/>
-                <w:color w:val="000000"/>
-                <w:sz w:val="18"/>
-                <w:szCs w:val="18"/>
-              </w:rPr>
-              <w:t xml:space="preserve">Q2: Draw the mango-tree scenario as a right triangle on the board — ground (9.0 m), tree (h), hypotenuse (sun ray). Label and ask: 'Point to the side opposite the 53° angle. Point to the side adjacent to it.' Cold-call 2 learners to come to the board and label the diagram.</w:t>
-            </w:r>
-          </w:p>
-          <w:p>
-            <w:pPr>
-              <w:spacing w:after="40" w:before="0"/>
-              <w:jc w:val="left"/>
-            </w:pPr>
-            <w:r>
-              <w:rPr>
-                <w:rFonts w:ascii="Arial" w:cs="Arial" w:eastAsia="Arial" w:hAnsi="Arial"/>
-                <w:b w:val="false"/>
-                <w:bCs w:val="false"/>
-                <w:i w:val="false"/>
-                <w:iCs w:val="false"/>
-                <w:color w:val="000000"/>
-                <w:sz w:val="18"/>
-                <w:szCs w:val="18"/>
-              </w:rPr>
-              <w:t xml:space="preserve"/>
-            </w:r>
-          </w:p>
-          <w:p>
-            <w:pPr>
-              <w:spacing w:after="40" w:before="0"/>
-              <w:jc w:val="left"/>
-            </w:pPr>
-            <w:r>
-              <w:rPr>
-                <w:rFonts w:ascii="Arial" w:cs="Arial" w:eastAsia="Arial" w:hAnsi="Arial"/>
-                <w:b w:val="false"/>
-                <w:bCs w:val="false"/>
-                <w:i w:val="false"/>
-                <w:iCs w:val="false"/>
-                <w:color w:val="000000"/>
-                <w:sz w:val="18"/>
-                <w:szCs w:val="18"/>
-              </w:rPr>
-              <w:t xml:space="preserve">Q3: Write tan 53° = h / 9.0 on the board. Ask: 'How do I get h alone? Someone give me the next line.' WAIT TIME 12 seconds. Cold-call 1 learner. Write h = 9.0 × tan 53°.</w:t>
-            </w:r>
-          </w:p>
-          <w:p>
-            <w:pPr>
-              <w:spacing w:after="40" w:before="0"/>
-              <w:jc w:val="left"/>
-            </w:pPr>
-            <w:r>
-              <w:rPr>
-                <w:rFonts w:ascii="Arial" w:cs="Arial" w:eastAsia="Arial" w:hAnsi="Arial"/>
-                <w:b w:val="false"/>
-                <w:bCs w:val="false"/>
-                <w:i w:val="false"/>
-                <w:iCs w:val="false"/>
-                <w:color w:val="000000"/>
-                <w:sz w:val="18"/>
-                <w:szCs w:val="18"/>
-              </w:rPr>
-              <w:t xml:space="preserve"/>
-            </w:r>
-          </w:p>
-          <w:p>
-            <w:pPr>
-              <w:spacing w:after="40" w:before="0"/>
-              <w:jc w:val="left"/>
-            </w:pPr>
-            <w:r>
-              <w:rPr>
-                <w:rFonts w:ascii="Arial" w:cs="Arial" w:eastAsia="Arial" w:hAnsi="Arial"/>
-                <w:b w:val="false"/>
-                <w:bCs w:val="false"/>
-                <w:i w:val="false"/>
-                <w:iCs w:val="false"/>
-                <w:color w:val="000000"/>
-                <w:sz w:val="18"/>
-                <w:szCs w:val="18"/>
-              </w:rPr>
-              <w:t xml:space="preserve">During independent calculation: circulate and check that learners are reading tan 53° correctly from tables (common error: reading sin column instead of tan column). After 8 minutes, ask a learner to read their answer aloud and walk the class through the arithmetic on the board. Emphasise: 'We answered the driving question today — at least partially. Let that sink in.'</w:t>
-            </w:r>
-          </w:p>
-        </w:tc>
-        <w:tc>
-          <w:tcPr>
-            <w:tcW w:type="dxa" w:w="3040"/>
-            <w:shd w:fill="FFFFFF" w:color="auto" w:val="clear"/>
-            <w:tcMar>
-              <w:top w:type="dxa" w:w="60"/>
-              <w:left w:type="dxa" w:w="120"/>
-              <w:bottom w:type="dxa" w:w="60"/>
-              <w:right w:type="dxa" w:w="120"/>
-            </w:tcMar>
-            <w:vAlign w:val="top"/>
-          </w:tcPr>
-          <w:p>
-            <w:pPr>
-              <w:spacing w:after="40" w:before="0"/>
-              <w:jc w:val="left"/>
-            </w:pPr>
-            <w:r>
-              <w:rPr>
-                <w:rFonts w:ascii="Arial" w:cs="Arial" w:eastAsia="Arial" w:hAnsi="Arial"/>
-                <w:b w:val="false"/>
-                <w:bCs w:val="false"/>
-                <w:i w:val="false"/>
-                <w:iCs w:val="false"/>
-                <w:color w:val="000000"/>
-                <w:sz w:val="18"/>
-                <w:szCs w:val="18"/>
-              </w:rPr>
-              <w:t xml:space="preserve">Structured Questioning with Diagram Annotation (a 'press for reasoning' strategy). By asking learners to identify sides before writing any equation, the teacher prevents the common error of confusing opposite and adjacent. The parallel calculation using similar triangles serves as a self-consistency check — a scientific practice of triangulating evidence from two independent methods, directly mirroring how Kenyan surveyors cross-check measurements.</w:t>
-            </w:r>
-          </w:p>
-        </w:tc>
-        <w:tc>
-          <w:tcPr>
-            <w:tcW w:type="dxa" w:w="3040"/>
-            <w:shd w:fill="F2F2F2" w:color="auto" w:val="clear"/>
-            <w:tcMar>
-              <w:top w:type="dxa" w:w="60"/>
-              <w:left w:type="dxa" w:w="120"/>
-              <w:bottom w:type="dxa" w:w="60"/>
-              <w:right w:type="dxa" w:w="120"/>
-            </w:tcMar>
-            <w:vAlign w:val="top"/>
-          </w:tcPr>
-          <w:p>
-            <w:pPr>
-              <w:spacing w:after="40" w:before="0"/>
-              <w:jc w:val="left"/>
-            </w:pPr>
-            <w:r>
-              <w:rPr>
-                <w:rFonts w:ascii="Arial" w:cs="Arial" w:eastAsia="Arial" w:hAnsi="Arial"/>
-                <w:b w:val="false"/>
-                <w:bCs w:val="false"/>
-                <w:i w:val="false"/>
-                <w:iCs w:val="false"/>
-                <w:color w:val="000000"/>
-                <w:sz w:val="18"/>
-                <w:szCs w:val="18"/>
-              </w:rPr>
-              <w:t xml:space="preserve">Observable indicators: (1) each learner's book shows the full worked calculation h = 9.0 × tan 53° = 11.94 m with correct table reading; (2) learners who complete the cross-check obtain h ≈ 12.0 m and write a comparison sentence; (3) during Q1 discussion, at least 70% of groups spontaneously use the word 'convenient' or an equivalent when justifying tan's value. Flag learners who obtain h = 9.0 / 1.327 (inverted ratio) — this is a persistent misconception requiring immediate one-to-one clarification.</w:t>
-            </w:r>
-          </w:p>
-        </w:tc>
-      </w:tr>
-      <w:tr>
-        <w:tc>
-          <w:tcPr>
-            <w:tcW w:type="dxa" w:w="1520"/>
-            <w:shd w:fill="FCE4D6" w:color="auto" w:val="clear"/>
-            <w:tcMar>
-              <w:top w:type="dxa" w:w="60"/>
-              <w:left w:type="dxa" w:w="120"/>
-              <w:bottom w:type="dxa" w:w="60"/>
-              <w:right w:type="dxa" w:w="120"/>
-            </w:tcMar>
-            <w:vAlign w:val="top"/>
-          </w:tcPr>
-          <w:p>
-            <w:pPr>
-              <w:spacing w:after="40" w:before="0"/>
-              <w:jc w:val="left"/>
-            </w:pPr>
-            <w:r>
-              <w:rPr>
-                <w:rFonts w:ascii="Arial" w:cs="Arial" w:eastAsia="Arial" w:hAnsi="Arial"/>
-                <w:b/>
-                <w:bCs/>
-                <w:i w:val="false"/>
-                <w:iCs w:val="false"/>
-                <w:color w:val="000000"/>
-                <w:sz w:val="18"/>
-                <w:szCs w:val="18"/>
-              </w:rPr>
-              <w:t xml:space="preserve">Driving Question Board (DQB) Creation</w:t>
-            </w:r>
-          </w:p>
-          <w:p>
-            <w:pPr>
-              <w:spacing w:after="20" w:before="0"/>
-            </w:pPr>
-            <w:r>
-              <w:rPr>
-                <w:rFonts w:ascii="Arial" w:cs="Arial" w:eastAsia="Arial" w:hAnsi="Arial"/>
-                <w:b/>
-                <w:bCs/>
-                <w:color w:val="1F3864"/>
-                <w:sz w:val="16"/>
-                <w:szCs w:val="16"/>
-              </w:rPr>
-              <w:t xml:space="preserve">📹 VIDEO:</w:t>
-            </w:r>
-          </w:p>
-          <w:p>
-            <w:pPr>
-              <w:spacing w:after="20" w:before="0"/>
-            </w:pPr>
-            <w:hyperlink w:history="1" r:id="rId8ocwoxqeqbwkz-ihv7rgs">
-              <w:r>
-                <w:rPr>
-                  <w:rFonts w:ascii="Arial" w:cs="Arial" w:eastAsia="Arial" w:hAnsi="Arial"/>
-                  <w:color w:val="2E75B6"/>
-                  <w:sz w:val="16"/>
-                  <w:szCs w:val="16"/>
-                  <w:u w:val="single" w:color="2E75B6"/>
-                </w:rPr>
-                <w:t xml:space="preserve">Trigonometry review</w:t>
-              </w:r>
-            </w:hyperlink>
-          </w:p>
-          <w:p>
-            <w:pPr>
-              <w:spacing w:after="10" w:before="0"/>
-              <w:ind w:left="120"/>
-            </w:pPr>
-            <w:r>
-              <w:rPr>
-                <w:rFonts w:ascii="Arial" w:cs="Arial" w:eastAsia="Arial" w:hAnsi="Arial"/>
-                <w:color w:val="595959"/>
-                <w:sz w:val="14"/>
-                <w:szCs w:val="14"/>
-              </w:rPr>
-              <w:t xml:space="preserve">Source: Khan Academy (English - US curriculum)</w:t>
-            </w:r>
-          </w:p>
-          <w:p>
-            <w:pPr>
-              <w:spacing w:after="10" w:before="0"/>
-              <w:ind w:left="120"/>
-            </w:pPr>
-            <w:hyperlink w:history="1" r:id="rIdxyt_m6p_mddkfpsuqxb8p">
-              <w:r>
-                <w:rPr>
-                  <w:rFonts w:ascii="Arial" w:cs="Arial" w:eastAsia="Arial" w:hAnsi="Arial"/>
-                  <w:color w:val="595959"/>
-                  <w:sz w:val="14"/>
-                  <w:szCs w:val="14"/>
-                  <w:u w:val="single" w:color="595959"/>
-                </w:rPr>
-                <w:t xml:space="preserve">🔍 Search ARES for similar videos</w:t>
-              </w:r>
-            </w:hyperlink>
-          </w:p>
-          <w:p>
-            <w:pPr>
-              <w:spacing w:after="40" w:before="0"/>
-            </w:pPr>
-            <w:r>
-              <w:rPr>
-                <w:sz w:val="14"/>
-                <w:szCs w:val="14"/>
-              </w:rPr>
-              <w:t xml:space="preserve"/>
-            </w:r>
-          </w:p>
-          <w:p>
-            <w:pPr>
-              <w:spacing w:after="20" w:before="0"/>
-            </w:pPr>
-            <w:r>
-              <w:rPr>
-                <w:rFonts w:ascii="Arial" w:cs="Arial" w:eastAsia="Arial" w:hAnsi="Arial"/>
-                <w:b/>
-                <w:bCs/>
-                <w:color w:val="1F3864"/>
-                <w:sz w:val="16"/>
-                <w:szCs w:val="16"/>
-              </w:rPr>
-              <w:t xml:space="preserve">📖 EXERCISE:</w:t>
-            </w:r>
-          </w:p>
-          <w:p>
-            <w:pPr>
-              <w:spacing w:after="20" w:before="0"/>
-            </w:pPr>
-            <w:hyperlink w:history="1" r:id="rIdp0xmnjhoficxegjgqjx3x">
-              <w:r>
-                <w:rPr>
-                  <w:rFonts w:ascii="Arial" w:cs="Arial" w:eastAsia="Arial" w:hAnsi="Arial"/>
-                  <w:color w:val="2E75B6"/>
-                  <w:sz w:val="16"/>
-                  <w:szCs w:val="16"/>
-                  <w:u w:val="single" w:color="2E75B6"/>
-                </w:rPr>
-                <w:t xml:space="preserve">Trigonometric ratios in right triangles</w:t>
-              </w:r>
-            </w:hyperlink>
-          </w:p>
-          <w:p>
-            <w:pPr>
-              <w:spacing w:after="10" w:before="0"/>
-              <w:ind w:left="120"/>
-            </w:pPr>
-            <w:r>
-              <w:rPr>
-                <w:rFonts w:ascii="Arial" w:cs="Arial" w:eastAsia="Arial" w:hAnsi="Arial"/>
-                <w:color w:val="595959"/>
-                <w:sz w:val="14"/>
-                <w:szCs w:val="14"/>
-              </w:rPr>
-              <w:t xml:space="preserve">Source: Khan Academy (English - US curriculum)</w:t>
-            </w:r>
-          </w:p>
-          <w:p>
-            <w:pPr>
-              <w:spacing w:after="10" w:before="0"/>
-              <w:ind w:left="120"/>
-            </w:pPr>
-            <w:hyperlink w:history="1" r:id="rIdi7hcx5tk0hbbof2nuh2s6">
-              <w:r>
-                <w:rPr>
-                  <w:rFonts w:ascii="Arial" w:cs="Arial" w:eastAsia="Arial" w:hAnsi="Arial"/>
-                  <w:color w:val="595959"/>
-                  <w:sz w:val="14"/>
-                  <w:szCs w:val="14"/>
-                  <w:u w:val="single" w:color="595959"/>
-                </w:rPr>
-                <w:t xml:space="preserve">🔍 Search ARES for similar readings</w:t>
-              </w:r>
-            </w:hyperlink>
-          </w:p>
-        </w:tc>
-        <w:tc>
-          <w:tcPr>
-            <w:tcW w:type="dxa" w:w="3040"/>
-            <w:shd w:fill="FFFFFF" w:color="auto" w:val="clear"/>
-            <w:tcMar>
-              <w:top w:type="dxa" w:w="60"/>
-              <w:left w:type="dxa" w:w="120"/>
-              <w:bottom w:type="dxa" w:w="60"/>
-              <w:right w:type="dxa" w:w="120"/>
-            </w:tcMar>
-            <w:vAlign w:val="top"/>
-          </w:tcPr>
-          <w:p>
-            <w:pPr>
-              <w:spacing w:after="40" w:before="0"/>
-              <w:jc w:val="left"/>
-            </w:pPr>
-            <w:r>
-              <w:rPr>
-                <w:rFonts w:ascii="Arial" w:cs="Arial" w:eastAsia="Arial" w:hAnsi="Arial"/>
-                <w:b w:val="false"/>
-                <w:bCs w:val="false"/>
-                <w:i w:val="false"/>
-                <w:iCs w:val="false"/>
-                <w:color w:val="000000"/>
-                <w:sz w:val="18"/>
-                <w:szCs w:val="18"/>
-              </w:rPr>
-              <w:t xml:space="preserve">The teacher returns the class's attention to the Driving Question Board: 'How can the angle a sunbeam makes with the ground allow us to calculate the height of any tree, building, or hill in Kenya without measuring it directly?' Each learner writes a sticky note (or a short entry in their DQB section of their book) responding to three prompts: (1) ANSWERED TODAY: 'We can now calculate the mango tree's height because…'; (2) STILL WONDERING: one question that the lesson raised but did not resolve (e.g., 'What if we know the height but not the angle — can we work backwards?'; 'Does tan work for obtuse angles too?'; 'How do surveyors in the Rift Valley use this for hills?'); (3) CONNECTED TO EARLIER LESSONS: 'Today's tan ratio connects to Lessons 1–3 because…' Sticky notes are placed on the DQB in three columns: Answered / Still Wondering / Connections. The teacher reads 4–5 notes aloud and uses them to preview Lesson 5 (inverse trigonometric ratios / working backwards from a known height).</w:t>
-            </w:r>
-          </w:p>
-        </w:tc>
-        <w:tc>
-          <w:tcPr>
-            <w:tcW w:type="dxa" w:w="3040"/>
-            <w:shd w:fill="F2F2F2" w:color="auto" w:val="clear"/>
-            <w:tcMar>
-              <w:top w:type="dxa" w:w="60"/>
-              <w:left w:type="dxa" w:w="120"/>
-              <w:bottom w:type="dxa" w:w="60"/>
-              <w:right w:type="dxa" w:w="120"/>
-            </w:tcMar>
-            <w:vAlign w:val="top"/>
-          </w:tcPr>
-          <w:p>
-            <w:pPr>
-              <w:spacing w:after="40" w:before="0"/>
-              <w:jc w:val="left"/>
-            </w:pPr>
-            <w:r>
-              <w:rPr>
-                <w:rFonts w:ascii="Arial" w:cs="Arial" w:eastAsia="Arial" w:hAnsi="Arial"/>
-                <w:b w:val="false"/>
-                <w:bCs w:val="false"/>
-                <w:i w:val="false"/>
-                <w:iCs w:val="false"/>
-                <w:color w:val="000000"/>
-                <w:sz w:val="18"/>
-                <w:szCs w:val="18"/>
-              </w:rPr>
-              <w:t xml:space="preserve">Point to the driving question written at the top of the DQB. Say: 'Three lessons ago, nobody in this room could answer this question. Today, something changed. I want you to write exactly what changed — what can you now do that you could not do before?' Allow 3 minutes of silent writing. Circulate and read over shoulders — prompt hesitant learners with: 'You just calculated 11.94 m. How did you do that? Write that down.' After sticky notes are placed, read 2 'Answered Today' notes and 2 'Still Wondering' notes aloud. Say: 'These Still Wondering notes are exactly where Lesson 5 will begin. You have just written the next lesson's starting point.' Circle the most common 'Still Wondering' question on the board and leave it there for the start of Lesson 5.</w:t>
-            </w:r>
-          </w:p>
-        </w:tc>
-        <w:tc>
-          <w:tcPr>
-            <w:tcW w:type="dxa" w:w="3040"/>
-            <w:shd w:fill="FFFFFF" w:color="auto" w:val="clear"/>
-            <w:tcMar>
-              <w:top w:type="dxa" w:w="60"/>
-              <w:left w:type="dxa" w:w="120"/>
-              <w:bottom w:type="dxa" w:w="60"/>
-              <w:right w:type="dxa" w:w="120"/>
-            </w:tcMar>
-            <w:vAlign w:val="top"/>
-          </w:tcPr>
-          <w:p>
-            <w:pPr>
-              <w:spacing w:after="40" w:before="0"/>
-              <w:jc w:val="left"/>
-            </w:pPr>
-            <w:r>
-              <w:rPr>
-                <w:rFonts w:ascii="Arial" w:cs="Arial" w:eastAsia="Arial" w:hAnsi="Arial"/>
-                <w:b w:val="false"/>
-                <w:bCs w:val="false"/>
-                <w:i w:val="false"/>
-                <w:iCs w:val="false"/>
-                <w:color w:val="000000"/>
-                <w:sz w:val="18"/>
-                <w:szCs w:val="18"/>
-              </w:rPr>
-              <w:t xml:space="preserve">Three-Column DQB Protocol (Answered / Still Wondering / Connections). This metacognitive strategy makes progress visible and tangible — learners literally see the board filling up with answered questions over the 10-lesson sequence. The 'Connections' column builds the habit of cross-lesson synthesis, which is central to NGSS Practice 6 (Constructing Explanations) and to the KICD competency of critical thinking.</w:t>
-            </w:r>
-          </w:p>
-        </w:tc>
-        <w:tc>
-          <w:tcPr>
-            <w:tcW w:type="dxa" w:w="3040"/>
-            <w:shd w:fill="F2F2F2" w:color="auto" w:val="clear"/>
-            <w:tcMar>
-              <w:top w:type="dxa" w:w="60"/>
-              <w:left w:type="dxa" w:w="120"/>
-              <w:bottom w:type="dxa" w:w="60"/>
-              <w:right w:type="dxa" w:w="120"/>
-            </w:tcMar>
-            <w:vAlign w:val="top"/>
-          </w:tcPr>
-          <w:p>
-            <w:pPr>
-              <w:spacing w:after="40" w:before="0"/>
-              <w:jc w:val="left"/>
-            </w:pPr>
-            <w:r>
-              <w:rPr>
-                <w:rFonts w:ascii="Arial" w:cs="Arial" w:eastAsia="Arial" w:hAnsi="Arial"/>
-                <w:b w:val="false"/>
-                <w:bCs w:val="false"/>
-                <w:i w:val="false"/>
-                <w:iCs w:val="false"/>
-                <w:color w:val="000000"/>
-                <w:sz w:val="18"/>
-                <w:szCs w:val="18"/>
-              </w:rPr>
-              <w:t xml:space="preserve">Observable indicators: (1) 'Answered Today' notes reference tan θ, the 53° angle, and/or the 9.0 m shadow — not vague statements like 'we learned trigonometry'; (2) 'Still Wondering' notes pose genuine, answerable mathematical questions rather than personal opinions; (3) 'Connections' notes reference a specific earlier lesson by number or content (e.g., 'similar triangles from Lesson 1', 'sin definition from Lesson 2'). Collect and photograph the DQB at the end of the lesson for the teacher's formative record.</w:t>
-            </w:r>
-          </w:p>
-        </w:tc>
-      </w:tr>
-      <w:tr>
-        <w:tc>
-          <w:tcPr>
-            <w:tcW w:type="dxa" w:w="1520"/>
-            <w:shd w:fill="D5E8F0" w:color="auto" w:val="clear"/>
-            <w:tcMar>
-              <w:top w:type="dxa" w:w="60"/>
-              <w:left w:type="dxa" w:w="120"/>
-              <w:bottom w:type="dxa" w:w="60"/>
-              <w:right w:type="dxa" w:w="120"/>
-            </w:tcMar>
-            <w:vAlign w:val="top"/>
-          </w:tcPr>
-          <w:p>
-            <w:pPr>
-              <w:spacing w:after="40" w:before="0"/>
-              <w:jc w:val="left"/>
-            </w:pPr>
-            <w:r>
-              <w:rPr>
-                <w:rFonts w:ascii="Arial" w:cs="Arial" w:eastAsia="Arial" w:hAnsi="Arial"/>
-                <w:b/>
-                <w:bCs/>
-                <w:i w:val="false"/>
-                <w:iCs w:val="false"/>
-                <w:color w:val="000000"/>
-                <w:sz w:val="18"/>
-                <w:szCs w:val="18"/>
-              </w:rPr>
-              <w:t xml:space="preserve">Model Building Phase</w:t>
-            </w:r>
-          </w:p>
-          <w:p>
-            <w:pPr>
-              <w:spacing w:after="20" w:before="0"/>
-            </w:pPr>
-            <w:r>
-              <w:rPr>
-                <w:rFonts w:ascii="Arial" w:cs="Arial" w:eastAsia="Arial" w:hAnsi="Arial"/>
-                <w:b/>
-                <w:bCs/>
-                <w:color w:val="1F3864"/>
-                <w:sz w:val="16"/>
-                <w:szCs w:val="16"/>
-              </w:rPr>
-              <w:t xml:space="preserve">📹 VIDEO:</w:t>
-            </w:r>
-          </w:p>
-          <w:p>
-            <w:pPr>
-              <w:spacing w:after="20" w:before="0"/>
-            </w:pPr>
-            <w:hyperlink w:history="1" r:id="rIdipzvwckshzbtz3pmo64g5">
-              <w:r>
-                <w:rPr>
-                  <w:rFonts w:ascii="Arial" w:cs="Arial" w:eastAsia="Arial" w:hAnsi="Arial"/>
-                  <w:color w:val="2E75B6"/>
-                  <w:sz w:val="16"/>
-                  <w:szCs w:val="16"/>
-                  <w:u w:val="single" w:color="2E75B6"/>
-                </w:rPr>
-                <w:t xml:space="preserve">Solving for a side in right triangles with trigonometry</w:t>
-              </w:r>
-            </w:hyperlink>
-          </w:p>
-          <w:p>
-            <w:pPr>
-              <w:spacing w:after="10" w:before="0"/>
-              <w:ind w:left="120"/>
-            </w:pPr>
-            <w:r>
-              <w:rPr>
-                <w:rFonts w:ascii="Arial" w:cs="Arial" w:eastAsia="Arial" w:hAnsi="Arial"/>
-                <w:color w:val="595959"/>
-                <w:sz w:val="14"/>
-                <w:szCs w:val="14"/>
-              </w:rPr>
-              <w:t xml:space="preserve">Source: Khan Academy (English - US curriculum)</w:t>
-            </w:r>
-          </w:p>
-          <w:p>
-            <w:pPr>
-              <w:spacing w:after="10" w:before="0"/>
-              <w:ind w:left="120"/>
-            </w:pPr>
-            <w:hyperlink w:history="1" r:id="rId1q4zdf60leeuwf-duq63k">
-              <w:r>
-                <w:rPr>
-                  <w:rFonts w:ascii="Arial" w:cs="Arial" w:eastAsia="Arial" w:hAnsi="Arial"/>
-                  <w:color w:val="595959"/>
-                  <w:sz w:val="14"/>
-                  <w:szCs w:val="14"/>
-                  <w:u w:val="single" w:color="595959"/>
-                </w:rPr>
-                <w:t xml:space="preserve">🔍 Search ARES for similar videos</w:t>
-              </w:r>
-            </w:hyperlink>
-          </w:p>
-          <w:p>
-            <w:pPr>
-              <w:spacing w:after="40" w:before="0"/>
-            </w:pPr>
-            <w:r>
-              <w:rPr>
-                <w:sz w:val="14"/>
-                <w:szCs w:val="14"/>
-              </w:rPr>
-              <w:t xml:space="preserve"/>
-            </w:r>
-          </w:p>
-          <w:p>
-            <w:pPr>
-              <w:spacing w:after="20" w:before="0"/>
-            </w:pPr>
-            <w:r>
-              <w:rPr>
-                <w:rFonts w:ascii="Arial" w:cs="Arial" w:eastAsia="Arial" w:hAnsi="Arial"/>
-                <w:b/>
-                <w:bCs/>
-                <w:color w:val="1F3864"/>
-                <w:sz w:val="16"/>
-                <w:szCs w:val="16"/>
-              </w:rPr>
-              <w:t xml:space="preserve">📖 EXERCISE:</w:t>
-            </w:r>
-          </w:p>
-          <w:p>
-            <w:pPr>
-              <w:spacing w:after="20" w:before="0"/>
-            </w:pPr>
-            <w:hyperlink w:history="1" r:id="rIdrznozkkpbqavraxyeyn4c">
-              <w:r>
-                <w:rPr>
-                  <w:rFonts w:ascii="Arial" w:cs="Arial" w:eastAsia="Arial" w:hAnsi="Arial"/>
-                  <w:color w:val="2E75B6"/>
-                  <w:sz w:val="16"/>
-                  <w:szCs w:val="16"/>
-                  <w:u w:val="single" w:color="2E75B6"/>
-                </w:rPr>
-                <w:t xml:space="preserve">Trigonometric ratios in right triangles</w:t>
-              </w:r>
-            </w:hyperlink>
-          </w:p>
-          <w:p>
-            <w:pPr>
-              <w:spacing w:after="10" w:before="0"/>
-              <w:ind w:left="120"/>
-            </w:pPr>
-            <w:r>
-              <w:rPr>
-                <w:rFonts w:ascii="Arial" w:cs="Arial" w:eastAsia="Arial" w:hAnsi="Arial"/>
-                <w:color w:val="595959"/>
-                <w:sz w:val="14"/>
-                <w:szCs w:val="14"/>
-              </w:rPr>
-              <w:t xml:space="preserve">Source: Khan Academy (English - US curriculum)</w:t>
-            </w:r>
-          </w:p>
-          <w:p>
-            <w:pPr>
-              <w:spacing w:after="10" w:before="0"/>
-              <w:ind w:left="120"/>
-            </w:pPr>
-            <w:hyperlink w:history="1" r:id="rIdiz5yb5mmc2qzviyx56g8c">
+            <w:hyperlink w:history="1" r:id="rIdaap20pkc3vgommz583ira">
               <w:r>
                 <w:rPr>
                   <w:rFonts w:ascii="Arial" w:cs="Arial" w:eastAsia="Arial" w:hAnsi="Arial"/>
@@ -15012,7 +15012,7 @@
             <w:pPr>
               <w:spacing w:after="20" w:before="0"/>
             </w:pPr>
-            <w:hyperlink w:history="1" r:id="rIdj3sbkcykfb0-5qxedfzbw">
+            <w:hyperlink w:history="1" r:id="rIdyfokn_e_bed7xs69dafy_">
               <w:r>
                 <w:rPr>
                   <w:rFonts w:ascii="Arial" w:cs="Arial" w:eastAsia="Arial" w:hAnsi="Arial"/>
@@ -15045,7 +15045,7 @@
               <w:spacing w:after="10" w:before="0"/>
               <w:ind w:left="120"/>
             </w:pPr>
-            <w:hyperlink w:history="1" r:id="rIdpxnq9b1kxsqzs_573o3cp">
+            <w:hyperlink w:history="1" r:id="rIdd4_wqj46rvt0z8kwjjm82">
               <w:r>
                 <w:rPr>
                   <w:rFonts w:ascii="Arial" w:cs="Arial" w:eastAsia="Arial" w:hAnsi="Arial"/>
@@ -15090,7 +15090,7 @@
             <w:pPr>
               <w:spacing w:after="20" w:before="0"/>
             </w:pPr>
-            <w:hyperlink w:history="1" r:id="rIddstkghy8w_7wpdnq_znnb">
+            <w:hyperlink w:history="1" r:id="rIdsxmku6co2wcxft-qiy5hf">
               <w:r>
                 <w:rPr>
                   <w:rFonts w:ascii="Arial" w:cs="Arial" w:eastAsia="Arial" w:hAnsi="Arial"/>
@@ -15123,7 +15123,7 @@
               <w:spacing w:after="10" w:before="0"/>
               <w:ind w:left="120"/>
             </w:pPr>
-            <w:hyperlink w:history="1" r:id="rIdx-eo9exxm-vp7sqcbvqtc">
+            <w:hyperlink w:history="1" r:id="rIds_m9pza8gvyipxs6xjtbb">
               <w:r>
                 <w:rPr>
                   <w:rFonts w:ascii="Arial" w:cs="Arial" w:eastAsia="Arial" w:hAnsi="Arial"/>
@@ -15318,7 +15318,7 @@
             <w:pPr>
               <w:spacing w:after="20" w:before="0"/>
             </w:pPr>
-            <w:hyperlink w:history="1" r:id="rIdzudogmweyjxfsrgflzjgl">
+            <w:hyperlink w:history="1" r:id="rId4y82wwjzvj-ylnyft4q7w">
               <w:r>
                 <w:rPr>
                   <w:rFonts w:ascii="Arial" w:cs="Arial" w:eastAsia="Arial" w:hAnsi="Arial"/>
@@ -15351,7 +15351,7 @@
               <w:spacing w:after="10" w:before="0"/>
               <w:ind w:left="120"/>
             </w:pPr>
-            <w:hyperlink w:history="1" r:id="rIdfy3siwvfaqbecjtiq0mnb">
+            <w:hyperlink w:history="1" r:id="rIds3izctvkcpoyf4cvrfej_">
               <w:r>
                 <w:rPr>
                   <w:rFonts w:ascii="Arial" w:cs="Arial" w:eastAsia="Arial" w:hAnsi="Arial"/>
@@ -15396,7 +15396,7 @@
             <w:pPr>
               <w:spacing w:after="20" w:before="0"/>
             </w:pPr>
-            <w:hyperlink w:history="1" r:id="rIdp6mi9y4ttnwfzar34xonl">
+            <w:hyperlink w:history="1" r:id="rIdasulnjgx2epym-xh7ycbl">
               <w:r>
                 <w:rPr>
                   <w:rFonts w:ascii="Arial" w:cs="Arial" w:eastAsia="Arial" w:hAnsi="Arial"/>
@@ -15429,7 +15429,7 @@
               <w:spacing w:after="10" w:before="0"/>
               <w:ind w:left="120"/>
             </w:pPr>
-            <w:hyperlink w:history="1" r:id="rIdremn1i92eljhxflzghmeu">
+            <w:hyperlink w:history="1" r:id="rIdomqovlqezckwz4fl2yedt">
               <w:r>
                 <w:rPr>
                   <w:rFonts w:ascii="Arial" w:cs="Arial" w:eastAsia="Arial" w:hAnsi="Arial"/>
@@ -15624,7 +15624,7 @@
             <w:pPr>
               <w:spacing w:after="20" w:before="0"/>
             </w:pPr>
-            <w:hyperlink w:history="1" r:id="rIdtyics78lauwxiwr_fl3re">
+            <w:hyperlink w:history="1" r:id="rId_i5cjjaf4d2sfedkmgozt">
               <w:r>
                 <w:rPr>
                   <w:rFonts w:ascii="Arial" w:cs="Arial" w:eastAsia="Arial" w:hAnsi="Arial"/>
@@ -15657,7 +15657,7 @@
               <w:spacing w:after="10" w:before="0"/>
               <w:ind w:left="120"/>
             </w:pPr>
-            <w:hyperlink w:history="1" r:id="rIdkhkc0xjbywf1qqfr1kzzs">
+            <w:hyperlink w:history="1" r:id="rIdmws1tkr326myp6mijgz72">
               <w:r>
                 <w:rPr>
                   <w:rFonts w:ascii="Arial" w:cs="Arial" w:eastAsia="Arial" w:hAnsi="Arial"/>
@@ -15702,7 +15702,7 @@
             <w:pPr>
               <w:spacing w:after="20" w:before="0"/>
             </w:pPr>
-            <w:hyperlink w:history="1" r:id="rIdnwk6y-j_isg_bzaxzwewz">
+            <w:hyperlink w:history="1" r:id="rIdsok6x4wxxgikhgi5icb-2">
               <w:r>
                 <w:rPr>
                   <w:rFonts w:ascii="Arial" w:cs="Arial" w:eastAsia="Arial" w:hAnsi="Arial"/>
@@ -15735,7 +15735,7 @@
               <w:spacing w:after="10" w:before="0"/>
               <w:ind w:left="120"/>
             </w:pPr>
-            <w:hyperlink w:history="1" r:id="rIdp5d6lay1yy1yn4dnu_fnb">
+            <w:hyperlink w:history="1" r:id="rIduok42djhktt3hl72upkkb">
               <w:r>
                 <w:rPr>
                   <w:rFonts w:ascii="Arial" w:cs="Arial" w:eastAsia="Arial" w:hAnsi="Arial"/>
@@ -15930,7 +15930,7 @@
             <w:pPr>
               <w:spacing w:after="20" w:before="0"/>
             </w:pPr>
-            <w:hyperlink w:history="1" r:id="rIda4cqza89g2a1z0p9t9sco">
+            <w:hyperlink w:history="1" r:id="rIdjoi5loscsxjosn88rjb6-">
               <w:r>
                 <w:rPr>
                   <w:rFonts w:ascii="Arial" w:cs="Arial" w:eastAsia="Arial" w:hAnsi="Arial"/>
@@ -15963,7 +15963,7 @@
               <w:spacing w:after="10" w:before="0"/>
               <w:ind w:left="120"/>
             </w:pPr>
-            <w:hyperlink w:history="1" r:id="rIdox3mlip-964xgolupy0v0">
+            <w:hyperlink w:history="1" r:id="rId8zizxwxkogph_jx6yqxdh">
               <w:r>
                 <w:rPr>
                   <w:rFonts w:ascii="Arial" w:cs="Arial" w:eastAsia="Arial" w:hAnsi="Arial"/>
@@ -16008,7 +16008,7 @@
             <w:pPr>
               <w:spacing w:after="20" w:before="0"/>
             </w:pPr>
-            <w:hyperlink w:history="1" r:id="rIdpfd37ff02crr_hhnos3n_">
+            <w:hyperlink w:history="1" r:id="rIdreebzeoe3anlqoxkema3p">
               <w:r>
                 <w:rPr>
                   <w:rFonts w:ascii="Arial" w:cs="Arial" w:eastAsia="Arial" w:hAnsi="Arial"/>
@@ -16041,7 +16041,7 @@
               <w:spacing w:after="10" w:before="0"/>
               <w:ind w:left="120"/>
             </w:pPr>
-            <w:hyperlink w:history="1" r:id="rIdu--3wh9jmrymrxua_atlj">
+            <w:hyperlink w:history="1" r:id="rIdqlke4d7xpvefmdufj9hry">
               <w:r>
                 <w:rPr>
                   <w:rFonts w:ascii="Arial" w:cs="Arial" w:eastAsia="Arial" w:hAnsi="Arial"/>
@@ -16236,7 +16236,7 @@
             <w:pPr>
               <w:spacing w:after="20" w:before="0"/>
             </w:pPr>
-            <w:hyperlink w:history="1" r:id="rIdyrc3aqsnd2aabz0igsph8">
+            <w:hyperlink w:history="1" r:id="rIdcnorffsj5sx5ypk60ftoj">
               <w:r>
                 <w:rPr>
                   <w:rFonts w:ascii="Arial" w:cs="Arial" w:eastAsia="Arial" w:hAnsi="Arial"/>
@@ -16269,7 +16269,7 @@
               <w:spacing w:after="10" w:before="0"/>
               <w:ind w:left="120"/>
             </w:pPr>
-            <w:hyperlink w:history="1" r:id="rIdnkwr2pgfsweqgilo7fslt">
+            <w:hyperlink w:history="1" r:id="rIdx6tcrig97l9itfukk4jjv">
               <w:r>
                 <w:rPr>
                   <w:rFonts w:ascii="Arial" w:cs="Arial" w:eastAsia="Arial" w:hAnsi="Arial"/>
@@ -16314,7 +16314,7 @@
             <w:pPr>
               <w:spacing w:after="20" w:before="0"/>
             </w:pPr>
-            <w:hyperlink w:history="1" r:id="rId0jrorq_cpzwolqnt2gjhk">
+            <w:hyperlink w:history="1" r:id="rIdtf0cnrdpvyzufytsbb46t">
               <w:r>
                 <w:rPr>
                   <w:rFonts w:ascii="Arial" w:cs="Arial" w:eastAsia="Arial" w:hAnsi="Arial"/>
@@ -16347,7 +16347,7 @@
               <w:spacing w:after="10" w:before="0"/>
               <w:ind w:left="120"/>
             </w:pPr>
-            <w:hyperlink w:history="1" r:id="rIdbtzeblnrdyya42psioec6">
+            <w:hyperlink w:history="1" r:id="rId1qe2hunbtvshz4cpsg2tl">
               <w:r>
                 <w:rPr>
                   <w:rFonts w:ascii="Arial" w:cs="Arial" w:eastAsia="Arial" w:hAnsi="Arial"/>
@@ -17929,7 +17929,7 @@
             <w:pPr>
               <w:spacing w:after="20" w:before="0"/>
             </w:pPr>
-            <w:hyperlink w:history="1" r:id="rIdrbsopzohtnoewlvxhpgpc">
+            <w:hyperlink w:history="1" r:id="rId_zslvmlbns7gdu4him-fu">
               <w:r>
                 <w:rPr>
                   <w:rFonts w:ascii="Arial" w:cs="Arial" w:eastAsia="Arial" w:hAnsi="Arial"/>
@@ -17962,7 +17962,7 @@
               <w:spacing w:after="10" w:before="0"/>
               <w:ind w:left="120"/>
             </w:pPr>
-            <w:hyperlink w:history="1" r:id="rIdogowverzwqtia-rki_1cm">
+            <w:hyperlink w:history="1" r:id="rIdisbse1lyxblrjzurqj6fl">
               <w:r>
                 <w:rPr>
                   <w:rFonts w:ascii="Arial" w:cs="Arial" w:eastAsia="Arial" w:hAnsi="Arial"/>
@@ -18007,7 +18007,7 @@
             <w:pPr>
               <w:spacing w:after="20" w:before="0"/>
             </w:pPr>
-            <w:hyperlink w:history="1" r:id="rIdj9dmzsdqqpmwglg9nzha3">
+            <w:hyperlink w:history="1" r:id="rIdrgk1uxmksnorrvsmmqizc">
               <w:r>
                 <w:rPr>
                   <w:rFonts w:ascii="Arial" w:cs="Arial" w:eastAsia="Arial" w:hAnsi="Arial"/>
@@ -18040,7 +18040,7 @@
               <w:spacing w:after="10" w:before="0"/>
               <w:ind w:left="120"/>
             </w:pPr>
-            <w:hyperlink w:history="1" r:id="rIdefytwnnqphli1ekst0czn">
+            <w:hyperlink w:history="1" r:id="rIdxedod65p0zipsmddmnbbw">
               <w:r>
                 <w:rPr>
                   <w:rFonts w:ascii="Arial" w:cs="Arial" w:eastAsia="Arial" w:hAnsi="Arial"/>
@@ -18235,7 +18235,465 @@
             <w:pPr>
               <w:spacing w:after="20" w:before="0"/>
             </w:pPr>
-            <w:hyperlink w:history="1" r:id="rId7lh1aav-vqemsxqj6w0m9">
+            <w:hyperlink w:history="1" r:id="rId3rgt6mnurlcbxpobn8mha">
+              <w:r>
+                <w:rPr>
+                  <w:rFonts w:ascii="Arial" w:cs="Arial" w:eastAsia="Arial" w:hAnsi="Arial"/>
+                  <w:color w:val="2E75B6"/>
+                  <w:sz w:val="16"/>
+                  <w:szCs w:val="16"/>
+                  <w:u w:val="single" w:color="2E75B6"/>
+                </w:rPr>
+                <w:t xml:space="preserve">Solving for a side in right triangles with trigonometry</w:t>
+              </w:r>
+            </w:hyperlink>
+          </w:p>
+          <w:p>
+            <w:pPr>
+              <w:spacing w:after="10" w:before="0"/>
+              <w:ind w:left="120"/>
+            </w:pPr>
+            <w:r>
+              <w:rPr>
+                <w:rFonts w:ascii="Arial" w:cs="Arial" w:eastAsia="Arial" w:hAnsi="Arial"/>
+                <w:color w:val="595959"/>
+                <w:sz w:val="14"/>
+                <w:szCs w:val="14"/>
+              </w:rPr>
+              <w:t xml:space="preserve">Source: Khan Academy (English - US curriculum)</w:t>
+            </w:r>
+          </w:p>
+          <w:p>
+            <w:pPr>
+              <w:spacing w:after="10" w:before="0"/>
+              <w:ind w:left="120"/>
+            </w:pPr>
+            <w:hyperlink w:history="1" r:id="rIdut3qjfy43oudybzqs3o-t">
+              <w:r>
+                <w:rPr>
+                  <w:rFonts w:ascii="Arial" w:cs="Arial" w:eastAsia="Arial" w:hAnsi="Arial"/>
+                  <w:color w:val="595959"/>
+                  <w:sz w:val="14"/>
+                  <w:szCs w:val="14"/>
+                  <w:u w:val="single" w:color="595959"/>
+                </w:rPr>
+                <w:t xml:space="preserve">🔍 Search ARES for similar videos</w:t>
+              </w:r>
+            </w:hyperlink>
+          </w:p>
+          <w:p>
+            <w:pPr>
+              <w:spacing w:after="40" w:before="0"/>
+            </w:pPr>
+            <w:r>
+              <w:rPr>
+                <w:sz w:val="14"/>
+                <w:szCs w:val="14"/>
+              </w:rPr>
+              <w:t xml:space="preserve"/>
+            </w:r>
+          </w:p>
+          <w:p>
+            <w:pPr>
+              <w:spacing w:after="20" w:before="0"/>
+            </w:pPr>
+            <w:r>
+              <w:rPr>
+                <w:rFonts w:ascii="Arial" w:cs="Arial" w:eastAsia="Arial" w:hAnsi="Arial"/>
+                <w:b/>
+                <w:bCs/>
+                <w:color w:val="1F3864"/>
+                <w:sz w:val="16"/>
+                <w:szCs w:val="16"/>
+              </w:rPr>
+              <w:t xml:space="preserve">📖 EXERCISE:</w:t>
+            </w:r>
+          </w:p>
+          <w:p>
+            <w:pPr>
+              <w:spacing w:after="20" w:before="0"/>
+            </w:pPr>
+            <w:hyperlink w:history="1" r:id="rIdkakdfsm-t8ieyv649q2ye">
+              <w:r>
+                <w:rPr>
+                  <w:rFonts w:ascii="Arial" w:cs="Arial" w:eastAsia="Arial" w:hAnsi="Arial"/>
+                  <w:color w:val="2E75B6"/>
+                  <w:sz w:val="16"/>
+                  <w:szCs w:val="16"/>
+                  <w:u w:val="single" w:color="2E75B6"/>
+                </w:rPr>
+                <w:t xml:space="preserve">Solve for an angle in right triangles</w:t>
+              </w:r>
+            </w:hyperlink>
+          </w:p>
+          <w:p>
+            <w:pPr>
+              <w:spacing w:after="10" w:before="0"/>
+              <w:ind w:left="120"/>
+            </w:pPr>
+            <w:r>
+              <w:rPr>
+                <w:rFonts w:ascii="Arial" w:cs="Arial" w:eastAsia="Arial" w:hAnsi="Arial"/>
+                <w:color w:val="595959"/>
+                <w:sz w:val="14"/>
+                <w:szCs w:val="14"/>
+              </w:rPr>
+              <w:t xml:space="preserve">Source: Khan Academy (English - US curriculum)</w:t>
+            </w:r>
+          </w:p>
+          <w:p>
+            <w:pPr>
+              <w:spacing w:after="10" w:before="0"/>
+              <w:ind w:left="120"/>
+            </w:pPr>
+            <w:hyperlink w:history="1" r:id="rIdvefdfsj95vvj5g6_sxiis">
+              <w:r>
+                <w:rPr>
+                  <w:rFonts w:ascii="Arial" w:cs="Arial" w:eastAsia="Arial" w:hAnsi="Arial"/>
+                  <w:color w:val="595959"/>
+                  <w:sz w:val="14"/>
+                  <w:szCs w:val="14"/>
+                  <w:u w:val="single" w:color="595959"/>
+                </w:rPr>
+                <w:t xml:space="preserve">🔍 Search ARES for similar readings</w:t>
+              </w:r>
+            </w:hyperlink>
+          </w:p>
+        </w:tc>
+        <w:tc>
+          <w:tcPr>
+            <w:tcW w:type="dxa" w:w="3040"/>
+            <w:shd w:fill="FFFFFF" w:color="auto" w:val="clear"/>
+            <w:tcMar>
+              <w:top w:type="dxa" w:w="60"/>
+              <w:left w:type="dxa" w:w="120"/>
+              <w:bottom w:type="dxa" w:w="60"/>
+              <w:right w:type="dxa" w:w="120"/>
+            </w:tcMar>
+            <w:vAlign w:val="top"/>
+          </w:tcPr>
+          <w:p>
+            <w:pPr>
+              <w:spacing w:after="40" w:before="0"/>
+              <w:jc w:val="left"/>
+            </w:pPr>
+            <w:r>
+              <w:rPr>
+                <w:rFonts w:ascii="Arial" w:cs="Arial" w:eastAsia="Arial" w:hAnsi="Arial"/>
+                <w:b w:val="false"/>
+                <w:bCs w:val="false"/>
+                <w:i w:val="false"/>
+                <w:iCs w:val="false"/>
+                <w:color w:val="000000"/>
+                <w:sz w:val="18"/>
+                <w:szCs w:val="18"/>
+              </w:rPr>
+              <w:t xml:space="preserve">PART A — Article Reading (10 min): Learners read a one-page structured article (pre-loaded on ARES) titled 'Complementary Angles in Kenya's Construction Sites.' The article describes how a structural engineer in Nairobi's Westlands district uses a clinometer to measure both the elevation angle of the top of a building (θ) and notes that the angle between the sun's ray and the building wall is (90° − θ). A side-bar defines complementary angles and gives three Kenyan-context examples (ramp angles in Mombasa port, roof pitch in a Kericho tea-factory, shadow angles in Kisumu). Learners annotate: underline the definition of complementary angles, circle every numeric example, and box the phrase 'these two angles always sum to 90°.'</w:t>
+            </w:r>
+          </w:p>
+          <w:p>
+            <w:pPr>
+              <w:spacing w:after="40" w:before="0"/>
+              <w:jc w:val="left"/>
+            </w:pPr>
+            <w:r>
+              <w:rPr>
+                <w:rFonts w:ascii="Arial" w:cs="Arial" w:eastAsia="Arial" w:hAnsi="Arial"/>
+                <w:b w:val="false"/>
+                <w:bCs w:val="false"/>
+                <w:i w:val="false"/>
+                <w:iCs w:val="false"/>
+                <w:color w:val="000000"/>
+                <w:sz w:val="18"/>
+                <w:szCs w:val="18"/>
+              </w:rPr>
+              <w:t xml:space="preserve"/>
+            </w:r>
+          </w:p>
+          <w:p>
+            <w:pPr>
+              <w:spacing w:after="40" w:before="0"/>
+              <w:jc w:val="left"/>
+            </w:pPr>
+            <w:r>
+              <w:rPr>
+                <w:rFonts w:ascii="Arial" w:cs="Arial" w:eastAsia="Arial" w:hAnsi="Arial"/>
+                <w:b w:val="false"/>
+                <w:bCs w:val="false"/>
+                <w:i w:val="false"/>
+                <w:iCs w:val="false"/>
+                <w:color w:val="000000"/>
+                <w:sz w:val="18"/>
+                <w:szCs w:val="18"/>
+              </w:rPr>
+              <w:t xml:space="preserve">PART B — Video (4 min, offline): Learners watch a short animated video (ARES offline cache) that shows a right-angled triangle rotating so the viewer sees it from both acute-angle vertices, with the labels Opposite, Adjacent, and Hypotenuse swapping roles. The narration says: 'What was Opposite for angle θ becomes Adjacent for the complementary angle.'</w:t>
+            </w:r>
+          </w:p>
+          <w:p>
+            <w:pPr>
+              <w:spacing w:after="40" w:before="0"/>
+              <w:jc w:val="left"/>
+            </w:pPr>
+            <w:r>
+              <w:rPr>
+                <w:rFonts w:ascii="Arial" w:cs="Arial" w:eastAsia="Arial" w:hAnsi="Arial"/>
+                <w:b w:val="false"/>
+                <w:bCs w:val="false"/>
+                <w:i w:val="false"/>
+                <w:iCs w:val="false"/>
+                <w:color w:val="000000"/>
+                <w:sz w:val="18"/>
+                <w:szCs w:val="18"/>
+              </w:rPr>
+              <w:t xml:space="preserve"/>
+            </w:r>
+          </w:p>
+          <w:p>
+            <w:pPr>
+              <w:spacing w:after="40" w:before="0"/>
+              <w:jc w:val="left"/>
+            </w:pPr>
+            <w:r>
+              <w:rPr>
+                <w:rFonts w:ascii="Arial" w:cs="Arial" w:eastAsia="Arial" w:hAnsi="Arial"/>
+                <w:b w:val="false"/>
+                <w:bCs w:val="false"/>
+                <w:i w:val="false"/>
+                <w:iCs w:val="false"/>
+                <w:color w:val="000000"/>
+                <w:sz w:val="18"/>
+                <w:szCs w:val="18"/>
+              </w:rPr>
+              <w:t xml:space="preserve">PART C — Table-Comparison Task (12 min, pairs): Each pair completes a structured table with columns: θ, (90°−θ), sin θ (from Lesson 4 special-angles table), cos(90°−θ), and 'Are they equal?' Angle pairs used: (30°, 60°), (45°, 45°), (53°, 37°), (20°, 70°), (15°, 75°). Learners use their special-angles tables from Lessons 4–5 for the first three rows and a calculator (or ARES tool) for the last two. They write a conjecture at the bottom of the table in their own words.</w:t>
+            </w:r>
+          </w:p>
+        </w:tc>
+        <w:tc>
+          <w:tcPr>
+            <w:tcW w:type="dxa" w:w="3040"/>
+            <w:shd w:fill="F2F2F2" w:color="auto" w:val="clear"/>
+            <w:tcMar>
+              <w:top w:type="dxa" w:w="60"/>
+              <w:left w:type="dxa" w:w="120"/>
+              <w:bottom w:type="dxa" w:w="60"/>
+              <w:right w:type="dxa" w:w="120"/>
+            </w:tcMar>
+            <w:vAlign w:val="top"/>
+          </w:tcPr>
+          <w:p>
+            <w:pPr>
+              <w:spacing w:after="40" w:before="0"/>
+              <w:jc w:val="left"/>
+            </w:pPr>
+            <w:r>
+              <w:rPr>
+                <w:rFonts w:ascii="Arial" w:cs="Arial" w:eastAsia="Arial" w:hAnsi="Arial"/>
+                <w:b w:val="false"/>
+                <w:bCs w:val="false"/>
+                <w:i w:val="false"/>
+                <w:iCs w:val="false"/>
+                <w:color w:val="000000"/>
+                <w:sz w:val="18"/>
+                <w:szCs w:val="18"/>
+              </w:rPr>
+              <w:t xml:space="preserve">Introduce the article: 'This article is about a structural engineer called Eng. Wanjiku working in Nairobi. As you read, annotate exactly as I described — underline, circle, box. You have 10 minutes.' [Circulate, crouch to eye-level, check annotations on 6 books. Prompt quietly: 'Have you boxed the key phrase yet?']</w:t>
+            </w:r>
+          </w:p>
+          <w:p>
+            <w:pPr>
+              <w:spacing w:after="40" w:before="0"/>
+              <w:jc w:val="left"/>
+            </w:pPr>
+            <w:r>
+              <w:rPr>
+                <w:rFonts w:ascii="Arial" w:cs="Arial" w:eastAsia="Arial" w:hAnsi="Arial"/>
+                <w:b w:val="false"/>
+                <w:bCs w:val="false"/>
+                <w:i w:val="false"/>
+                <w:iCs w:val="false"/>
+                <w:color w:val="000000"/>
+                <w:sz w:val="18"/>
+                <w:szCs w:val="18"/>
+              </w:rPr>
+              <w:t xml:space="preserve"/>
+            </w:r>
+          </w:p>
+          <w:p>
+            <w:pPr>
+              <w:spacing w:after="40" w:before="0"/>
+              <w:jc w:val="left"/>
+            </w:pPr>
+            <w:r>
+              <w:rPr>
+                <w:rFonts w:ascii="Arial" w:cs="Arial" w:eastAsia="Arial" w:hAnsi="Arial"/>
+                <w:b w:val="false"/>
+                <w:bCs w:val="false"/>
+                <w:i w:val="false"/>
+                <w:iCs w:val="false"/>
+                <w:color w:val="000000"/>
+                <w:sz w:val="18"/>
+                <w:szCs w:val="18"/>
+              </w:rPr>
+              <w:t xml:space="preserve">Before the video: 'Watch for one specific thing: what happens to the labels Opposite and Adjacent when the triangle flips perspective.' [Play video — 4 min. Do not talk over it.] After video, ask the class: 'What happened to the Opposite side when we looked from the other angle?' [WAIT 12 seconds.] Cold-call 2 students.</w:t>
+            </w:r>
+          </w:p>
+          <w:p>
+            <w:pPr>
+              <w:spacing w:after="40" w:before="0"/>
+              <w:jc w:val="left"/>
+            </w:pPr>
+            <w:r>
+              <w:rPr>
+                <w:rFonts w:ascii="Arial" w:cs="Arial" w:eastAsia="Arial" w:hAnsi="Arial"/>
+                <w:b w:val="false"/>
+                <w:bCs w:val="false"/>
+                <w:i w:val="false"/>
+                <w:iCs w:val="false"/>
+                <w:color w:val="000000"/>
+                <w:sz w:val="18"/>
+                <w:szCs w:val="18"/>
+              </w:rPr>
+              <w:t xml:space="preserve"/>
+            </w:r>
+          </w:p>
+          <w:p>
+            <w:pPr>
+              <w:spacing w:after="40" w:before="0"/>
+              <w:jc w:val="left"/>
+            </w:pPr>
+            <w:r>
+              <w:rPr>
+                <w:rFonts w:ascii="Arial" w:cs="Arial" w:eastAsia="Arial" w:hAnsi="Arial"/>
+                <w:b w:val="false"/>
+                <w:bCs w:val="false"/>
+                <w:i w:val="false"/>
+                <w:iCs w:val="false"/>
+                <w:color w:val="000000"/>
+                <w:sz w:val="18"/>
+                <w:szCs w:val="18"/>
+              </w:rPr>
+              <w:t xml:space="preserve">Distribute / display the table task. Say: 'Work in pairs. Use your special-angles tables from Lessons 4 and 5. For the 53° and 37° row, think back to our mango tree in Kisumu — you already know those values. Write your conjecture in plain English at the bottom. You have 12 minutes.' [Circulate — target 5 pairs. Ask probing questions: 'What pattern do you notice in the last column?' and 'Can you say that in one sentence starting with: sin θ equals…?'] At 12 minutes, call time. Ask 2 pairs to read their conjectures aloud. Write the best student-generated conjecture on the board verbatim before writing the formal identity below it.</w:t>
+            </w:r>
+          </w:p>
+        </w:tc>
+        <w:tc>
+          <w:tcPr>
+            <w:tcW w:type="dxa" w:w="3040"/>
+            <w:shd w:fill="FFFFFF" w:color="auto" w:val="clear"/>
+            <w:tcMar>
+              <w:top w:type="dxa" w:w="60"/>
+              <w:left w:type="dxa" w:w="120"/>
+              <w:bottom w:type="dxa" w:w="60"/>
+              <w:right w:type="dxa" w:w="120"/>
+            </w:tcMar>
+            <w:vAlign w:val="top"/>
+          </w:tcPr>
+          <w:p>
+            <w:pPr>
+              <w:spacing w:after="40" w:before="0"/>
+              <w:jc w:val="left"/>
+            </w:pPr>
+            <w:r>
+              <w:rPr>
+                <w:rFonts w:ascii="Arial" w:cs="Arial" w:eastAsia="Arial" w:hAnsi="Arial"/>
+                <w:b w:val="false"/>
+                <w:bCs w:val="false"/>
+                <w:i w:val="false"/>
+                <w:iCs w:val="false"/>
+                <w:color w:val="000000"/>
+                <w:sz w:val="18"/>
+                <w:szCs w:val="18"/>
+              </w:rPr>
+              <w:t xml:space="preserve">Strategy: Data-Pattern Table with Student Conjecture Writing. Purpose: Rather than being told the identity, learners induce it from numerical evidence across five angle pairs, including the familiar 53°/37° Kisumu pair. Writing the conjecture in their own words before seeing formal notation forces active sense-making and gives the teacher a window into each pair's level of understanding. The video provides a visual-spatial complement to the numerical table, addressing multiple learning modalities.</w:t>
+            </w:r>
+          </w:p>
+        </w:tc>
+        <w:tc>
+          <w:tcPr>
+            <w:tcW w:type="dxa" w:w="3040"/>
+            <w:shd w:fill="F2F2F2" w:color="auto" w:val="clear"/>
+            <w:tcMar>
+              <w:top w:type="dxa" w:w="60"/>
+              <w:left w:type="dxa" w:w="120"/>
+              <w:bottom w:type="dxa" w:w="60"/>
+              <w:right w:type="dxa" w:w="120"/>
+            </w:tcMar>
+            <w:vAlign w:val="top"/>
+          </w:tcPr>
+          <w:p>
+            <w:pPr>
+              <w:spacing w:after="40" w:before="0"/>
+              <w:jc w:val="left"/>
+            </w:pPr>
+            <w:r>
+              <w:rPr>
+                <w:rFonts w:ascii="Arial" w:cs="Arial" w:eastAsia="Arial" w:hAnsi="Arial"/>
+                <w:b w:val="false"/>
+                <w:bCs w:val="false"/>
+                <w:i w:val="false"/>
+                <w:iCs w:val="false"/>
+                <w:color w:val="000000"/>
+                <w:sz w:val="18"/>
+                <w:szCs w:val="18"/>
+              </w:rPr>
+              <w:t xml:space="preserve">Observable indicators: (1) All five rows of the table are completed with correct values (teacher checks 5 pairs during circulation). (2) The conjecture sentence, however informally worded, captures the idea that sin of an angle equals cos of its complement. (3) During cold-calls after the video, students correctly identify that Opposite and Adjacent swap — if they cannot, the teacher re-plays the 1-minute key segment before proceeding.</w:t>
+            </w:r>
+          </w:p>
+        </w:tc>
+      </w:tr>
+      <w:tr>
+        <w:tc>
+          <w:tcPr>
+            <w:tcW w:type="dxa" w:w="1520"/>
+            <w:shd w:fill="E2EFDA" w:color="auto" w:val="clear"/>
+            <w:tcMar>
+              <w:top w:type="dxa" w:w="60"/>
+              <w:left w:type="dxa" w:w="120"/>
+              <w:bottom w:type="dxa" w:w="60"/>
+              <w:right w:type="dxa" w:w="120"/>
+            </w:tcMar>
+            <w:vAlign w:val="top"/>
+          </w:tcPr>
+          <w:p>
+            <w:pPr>
+              <w:spacing w:after="40" w:before="0"/>
+              <w:jc w:val="left"/>
+            </w:pPr>
+            <w:r>
+              <w:rPr>
+                <w:rFonts w:ascii="Arial" w:cs="Arial" w:eastAsia="Arial" w:hAnsi="Arial"/>
+                <w:b/>
+                <w:bCs/>
+                <w:i w:val="false"/>
+                <w:iCs w:val="false"/>
+                <w:color w:val="000000"/>
+                <w:sz w:val="18"/>
+                <w:szCs w:val="18"/>
+              </w:rPr>
+              <w:t xml:space="preserve">Explain Phase</w:t>
+            </w:r>
+          </w:p>
+          <w:p>
+            <w:pPr>
+              <w:spacing w:after="20" w:before="0"/>
+            </w:pPr>
+            <w:r>
+              <w:rPr>
+                <w:rFonts w:ascii="Arial" w:cs="Arial" w:eastAsia="Arial" w:hAnsi="Arial"/>
+                <w:b/>
+                <w:bCs/>
+                <w:color w:val="1F3864"/>
+                <w:sz w:val="16"/>
+                <w:szCs w:val="16"/>
+              </w:rPr>
+              <w:t xml:space="preserve">📹 VIDEO:</w:t>
+            </w:r>
+          </w:p>
+          <w:p>
+            <w:pPr>
+              <w:spacing w:after="20" w:before="0"/>
+            </w:pPr>
+            <w:hyperlink w:history="1" r:id="rIdyfe7nga2u_jsslxgukmv9">
               <w:r>
                 <w:rPr>
                   <w:rFonts w:ascii="Arial" w:cs="Arial" w:eastAsia="Arial" w:hAnsi="Arial"/>
@@ -18268,7 +18726,7 @@
               <w:spacing w:after="10" w:before="0"/>
               <w:ind w:left="120"/>
             </w:pPr>
-            <w:hyperlink w:history="1" r:id="rIdmsv8hoicaepzh50bmutmq">
+            <w:hyperlink w:history="1" r:id="rIddpbi9xpyjlxxfs-rg7-mr">
               <w:r>
                 <w:rPr>
                   <w:rFonts w:ascii="Arial" w:cs="Arial" w:eastAsia="Arial" w:hAnsi="Arial"/>
@@ -18313,7 +18771,7 @@
             <w:pPr>
               <w:spacing w:after="20" w:before="0"/>
             </w:pPr>
-            <w:hyperlink w:history="1" r:id="rIdxzcdsvc9do2woqo5bam9a">
+            <w:hyperlink w:history="1" r:id="rIdmcyhekxthrpxq8tpodvmt">
               <w:r>
                 <w:rPr>
                   <w:rFonts w:ascii="Arial" w:cs="Arial" w:eastAsia="Arial" w:hAnsi="Arial"/>
@@ -18322,7 +18780,7 @@
                   <w:szCs w:val="16"/>
                   <w:u w:val="single" w:color="2E75B6"/>
                 </w:rPr>
-                <w:t xml:space="preserve">Solve for an angle in right triangles</w:t>
+                <w:t xml:space="preserve">Trigonometric ratios in right triangles</w:t>
               </w:r>
             </w:hyperlink>
           </w:p>
@@ -18346,7 +18804,7 @@
               <w:spacing w:after="10" w:before="0"/>
               <w:ind w:left="120"/>
             </w:pPr>
-            <w:hyperlink w:history="1" r:id="rIdb-upcxzahwx5vvrlaptvb">
+            <w:hyperlink w:history="1" r:id="rIdggoe0vzdcjqxt6hgqjfph">
               <w:r>
                 <w:rPr>
                   <w:rFonts w:ascii="Arial" w:cs="Arial" w:eastAsia="Arial" w:hAnsi="Arial"/>
@@ -18388,7 +18846,7 @@
                 <w:sz w:val="18"/>
                 <w:szCs w:val="18"/>
               </w:rPr>
-              <w:t xml:space="preserve">PART A — Article Reading (10 min): Learners read a one-page structured article (pre-loaded on ARES) titled 'Complementary Angles in Kenya's Construction Sites.' The article describes how a structural engineer in Nairobi's Westlands district uses a clinometer to measure both the elevation angle of the top of a building (θ) and notes that the angle between the sun's ray and the building wall is (90° − θ). A side-bar defines complementary angles and gives three Kenyan-context examples (ramp angles in Mombasa port, roof pitch in a Kericho tea-factory, shadow angles in Kisumu). Learners annotate: underline the definition of complementary angles, circle every numeric example, and box the phrase 'these two angles always sum to 90°.'</w:t>
+              <w:t xml:space="preserve">PART A — Geometric Proof (individual then class): Learners draw a right-angled triangle in their books with vertices labelled P (top of tree / top vertex), Q (base of tree / right angle), R (observer / ground). They label: angle at R = θ (sun's elevation), angle at P = (90° − θ), hypotenuse PR = h (the sun's ray length), side PQ = tree height = opposite to θ, side QR = shadow length = adjacent to θ. Using SOH CAH TOA, they write sin θ = PQ/PR. They then re-label: from angle P's perspective, PQ is now the adjacent side and QR is the opposite side. They write cos(90° − θ) = PQ/PR. They box the conclusion: sin θ = cos(90° − θ). The teacher then leads a whole-class proof on the board, inviting learners to call out each step.</w:t>
             </w:r>
           </w:p>
           <w:p>
@@ -18426,7 +18884,7 @@
                 <w:sz w:val="18"/>
                 <w:szCs w:val="18"/>
               </w:rPr>
-              <w:t xml:space="preserve">PART B — Video (4 min, offline): Learners watch a short animated video (ARES offline cache) that shows a right-angled triangle rotating so the viewer sees it from both acute-angle vertices, with the labels Opposite, Adjacent, and Hypotenuse swapping roles. The narration says: 'What was Opposite for angle θ becomes Adjacent for the complementary angle.'</w:t>
+              <w:t xml:space="preserve">PART B — Cold-Call Challenge (8 students): Teacher calls 8 individual students one at a time. Each must: (1) state a complementary-angle pair (not one already used by a classmate), and (2) write the corresponding identity on the board — e.g., 'sin 20° = cos 70°.' Teacher awards a tally mark on the board for each correct response.</w:t>
             </w:r>
           </w:p>
           <w:p>
@@ -18464,7 +18922,7 @@
                 <w:sz w:val="18"/>
                 <w:szCs w:val="18"/>
               </w:rPr>
-              <w:t xml:space="preserve">PART C — Table-Comparison Task (12 min, pairs): Each pair completes a structured table with columns: θ, (90°−θ), sin θ (from Lesson 4 special-angles table), cos(90°−θ), and 'Are they equal?' Angle pairs used: (30°, 60°), (45°, 45°), (53°, 37°), (20°, 70°), (15°, 75°). Learners use their special-angles tables from Lessons 4–5 for the first three rows and a calculator (or ARES tool) for the last two. They write a conjecture at the bottom of the table in their own words.</w:t>
+              <w:t xml:space="preserve">PART C — Worked Examples (guided practice, 10 min): Three examples escalating in difficulty: (i) Simplify sin 72° − cos 18°. (ii) Find θ if sin(θ + 10°) = cos(2θ − 5°). (iii) Re-examine the Kisumu mango tree: the observer's angle is 53°; confirm that the complementary angle at the top of the tree is 37° and verify sin 53° = cos 37° ≈ 0.7986. Learners work individually, then check with a partner before the teacher reveals solutions.</w:t>
             </w:r>
           </w:p>
         </w:tc>
@@ -18496,7 +18954,7 @@
                 <w:sz w:val="18"/>
                 <w:szCs w:val="18"/>
               </w:rPr>
-              <w:t xml:space="preserve">Introduce the article: 'This article is about a structural engineer called Eng. Wanjiku working in Nairobi. As you read, annotate exactly as I described — underline, circle, box. You have 10 minutes.' [Circulate, crouch to eye-level, check annotations on 6 books. Prompt quietly: 'Have you boxed the key phrase yet?']</w:t>
+              <w:t xml:space="preserve">PART A: 'Draw the mango-tree triangle exactly as we've been using since Lesson 1. Label all three sides and both acute angles. Now write sin θ using SOH CAH TOA.' [WAIT 90 seconds.] 'Now relabel from angle P's perspective and write cos(90° − θ).' [WAIT 90 seconds.] 'What do you notice about both fractions?' [WAIT 12 seconds.] Cold-call 1 student: 'Ochieng, what is your conclusion?' Then lead the board proof step by step, saying: 'Call out the next step — what do I write?' Accept 3 student volunteers.</w:t>
             </w:r>
           </w:p>
           <w:p>
@@ -18534,7 +18992,7 @@
                 <w:sz w:val="18"/>
                 <w:szCs w:val="18"/>
               </w:rPr>
-              <w:t xml:space="preserve">Before the video: 'Watch for one specific thing: what happens to the labels Opposite and Adjacent when the triangle flips perspective.' [Play video — 4 min. Do not talk over it.] After video, ask the class: 'What happened to the Opposite side when we looked from the other angle?' [WAIT 12 seconds.] Cold-call 2 students.</w:t>
+              <w:t xml:space="preserve">PART B (Cold-Call Challenge): Say: 'I need 8 volunteers — but I will choose you, not the other way around.' [Scan the room deliberately.] For each student: 'Give me a complementary pair I have not heard yet, then write the identity on the board.' [WAIT 10 seconds between naming the student and expecting an answer. If stuck after 10 seconds, offer a scaffold: 'Start with any angle between 1° and 89° — your choice.'] After all 8, say: 'Look at the board. Eight different pairs, eight identical structures. What does that tell us about this identity?'</w:t>
             </w:r>
           </w:p>
           <w:p>
@@ -18572,7 +19030,7 @@
                 <w:sz w:val="18"/>
                 <w:szCs w:val="18"/>
               </w:rPr>
-              <w:t xml:space="preserve">Distribute / display the table task. Say: 'Work in pairs. Use your special-angles tables from Lessons 4 and 5. For the 53° and 37° row, think back to our mango tree in Kisumu — you already know those values. Write your conjecture in plain English at the bottom. You have 12 minutes.' [Circulate — target 5 pairs. Ask probing questions: 'What pattern do you notice in the last column?' and 'Can you say that in one sentence starting with: sin θ equals…?'] At 12 minutes, call time. Ask 2 pairs to read their conjectures aloud. Write the best student-generated conjecture on the board verbatim before writing the formal identity below it.</w:t>
+              <w:t xml:space="preserve">PART C: 'Work silently for 5 minutes on all three examples. Then check with your partner for 2 minutes.' [Circulate, watch for the common error in (ii) of setting up the equation incorrectly.] Cold-call 1 student per example to present the solution. For example (iii), explicitly say: 'This is our Kisumu tree. We've just proved that our clinometer angle and its complement are two sides of the same coin.'</w:t>
             </w:r>
           </w:p>
         </w:tc>
@@ -18604,7 +19062,7 @@
                 <w:sz w:val="18"/>
                 <w:szCs w:val="18"/>
               </w:rPr>
-              <w:t xml:space="preserve">Strategy: Data-Pattern Table with Student Conjecture Writing. Purpose: Rather than being told the identity, learners induce it from numerical evidence across five angle pairs, including the familiar 53°/37° Kisumu pair. Writing the conjecture in their own words before seeing formal notation forces active sense-making and gives the teacher a window into each pair's level of understanding. The video provides a visual-spatial complement to the numerical table, addressing multiple learning modalities.</w:t>
+              <w:t xml:space="preserve">Strategy: Student-Generated Proof followed by Structured Practice Gradient. Purpose: Having learners construct the geometric proof themselves — before seeing it done on the board — ensures they understand why the identity holds, not just that it holds. The cold-call challenge (8 students, 8 unique pairs) builds fluency and public accountability, while the three-level worked examples move from pure simplification to equation-solving to reconnecting with the anchoring phenomenon, consolidating the identity across contexts.</w:t>
             </w:r>
           </w:p>
         </w:tc>
@@ -18636,7 +19094,7 @@
                 <w:sz w:val="18"/>
                 <w:szCs w:val="18"/>
               </w:rPr>
-              <w:t xml:space="preserve">Observable indicators: (1) All five rows of the table are completed with correct values (teacher checks 5 pairs during circulation). (2) The conjecture sentence, however informally worded, captures the idea that sin of an angle equals cos of its complement. (3) During cold-calls after the video, students correctly identify that Opposite and Adjacent swap — if they cannot, the teacher re-plays the 1-minute key segment before proceeding.</w:t>
+              <w:t xml:space="preserve">Observable indicators: (1) In the individual proof, every learner's book shows two correctly labelled fractions that are visually equal. (2) All 8 cold-call students produce a valid complementary pair and a correctly written identity (teacher marks each with a tick or immediate correction on the board). (3) In Example (ii), learners correctly set up θ + 10° + 2θ − 5° = 90° and solve to get θ = 28.33°; any student who writes θ + 10° = 2θ − 5° is flagged for targeted support. (4) In Example (iii), learners confirm both values ≈ 0.7986, linking back to the driving question.</w:t>
             </w:r>
           </w:p>
         </w:tc>
@@ -18645,32 +19103,32 @@
         <w:tc>
           <w:tcPr>
             <w:tcW w:type="dxa" w:w="1520"/>
-            <w:shd w:fill="E2EFDA" w:color="auto" w:val="clear"/>
-            <w:tcMar>
-              <w:top w:type="dxa" w:w="60"/>
-              <w:left w:type="dxa" w:w="120"/>
-              <w:bottom w:type="dxa" w:w="60"/>
-              <w:right w:type="dxa" w:w="120"/>
-            </w:tcMar>
-            <w:vAlign w:val="top"/>
-          </w:tcPr>
-          <w:p>
-            <w:pPr>
-              <w:spacing w:after="40" w:before="0"/>
-              <w:jc w:val="left"/>
-            </w:pPr>
-            <w:r>
-              <w:rPr>
-                <w:rFonts w:ascii="Arial" w:cs="Arial" w:eastAsia="Arial" w:hAnsi="Arial"/>
-                <w:b/>
-                <w:bCs/>
-                <w:i w:val="false"/>
-                <w:iCs w:val="false"/>
-                <w:color w:val="000000"/>
-                <w:sz w:val="18"/>
-                <w:szCs w:val="18"/>
-              </w:rPr>
-              <w:t xml:space="preserve">Explain Phase</w:t>
+            <w:shd w:fill="FCE4D6" w:color="auto" w:val="clear"/>
+            <w:tcMar>
+              <w:top w:type="dxa" w:w="60"/>
+              <w:left w:type="dxa" w:w="120"/>
+              <w:bottom w:type="dxa" w:w="60"/>
+              <w:right w:type="dxa" w:w="120"/>
+            </w:tcMar>
+            <w:vAlign w:val="top"/>
+          </w:tcPr>
+          <w:p>
+            <w:pPr>
+              <w:spacing w:after="40" w:before="0"/>
+              <w:jc w:val="left"/>
+            </w:pPr>
+            <w:r>
+              <w:rPr>
+                <w:rFonts w:ascii="Arial" w:cs="Arial" w:eastAsia="Arial" w:hAnsi="Arial"/>
+                <w:b/>
+                <w:bCs/>
+                <w:i w:val="false"/>
+                <w:iCs w:val="false"/>
+                <w:color w:val="000000"/>
+                <w:sz w:val="18"/>
+                <w:szCs w:val="18"/>
+              </w:rPr>
+              <w:t xml:space="preserve">Driving Question Board (DQB) Creation</w:t>
             </w:r>
           </w:p>
           <w:p>
@@ -18693,7 +19151,7 @@
             <w:pPr>
               <w:spacing w:after="20" w:before="0"/>
             </w:pPr>
-            <w:hyperlink w:history="1" r:id="rId61eyy0zhj4xja10ckvv9a">
+            <w:hyperlink w:history="1" r:id="rIdc1s-drhkwxok25d3icl9u">
               <w:r>
                 <w:rPr>
                   <w:rFonts w:ascii="Arial" w:cs="Arial" w:eastAsia="Arial" w:hAnsi="Arial"/>
@@ -18726,7 +19184,7 @@
               <w:spacing w:after="10" w:before="0"/>
               <w:ind w:left="120"/>
             </w:pPr>
-            <w:hyperlink w:history="1" r:id="rId9pwkv3hak5gnfb2ytqx20">
+            <w:hyperlink w:history="1" r:id="rIdh-2poqtisenvtwlpt_u8f">
               <w:r>
                 <w:rPr>
                   <w:rFonts w:ascii="Arial" w:cs="Arial" w:eastAsia="Arial" w:hAnsi="Arial"/>
@@ -18771,7 +19229,7 @@
             <w:pPr>
               <w:spacing w:after="20" w:before="0"/>
             </w:pPr>
-            <w:hyperlink w:history="1" r:id="rIddncdc_3j5n_cs5zodqntc">
+            <w:hyperlink w:history="1" r:id="rIdb6cizoezkj6y_7p5g2n1a">
               <w:r>
                 <w:rPr>
                   <w:rFonts w:ascii="Arial" w:cs="Arial" w:eastAsia="Arial" w:hAnsi="Arial"/>
@@ -18780,7 +19238,7 @@
                   <w:szCs w:val="16"/>
                   <w:u w:val="single" w:color="2E75B6"/>
                 </w:rPr>
-                <w:t xml:space="preserve">Trigonometric ratios in right triangles</w:t>
+                <w:t xml:space="preserve">Right triangle trigonometry word problems</w:t>
               </w:r>
             </w:hyperlink>
           </w:p>
@@ -18804,7 +19262,7 @@
               <w:spacing w:after="10" w:before="0"/>
               <w:ind w:left="120"/>
             </w:pPr>
-            <w:hyperlink w:history="1" r:id="rId9y7nnr0rjn8ledh-vzrkv">
+            <w:hyperlink w:history="1" r:id="rIdxai5qvlheisabxm_jewkd">
               <w:r>
                 <w:rPr>
                   <w:rFonts w:ascii="Arial" w:cs="Arial" w:eastAsia="Arial" w:hAnsi="Arial"/>
@@ -18846,83 +19304,7 @@
                 <w:sz w:val="18"/>
                 <w:szCs w:val="18"/>
               </w:rPr>
-              <w:t xml:space="preserve">PART A — Geometric Proof (individual then class): Learners draw a right-angled triangle in their books with vertices labelled P (top of tree / top vertex), Q (base of tree / right angle), R (observer / ground). They label: angle at R = θ (sun's elevation), angle at P = (90° − θ), hypotenuse PR = h (the sun's ray length), side PQ = tree height = opposite to θ, side QR = shadow length = adjacent to θ. Using SOH CAH TOA, they write sin θ = PQ/PR. They then re-label: from angle P's perspective, PQ is now the adjacent side and QR is the opposite side. They write cos(90° − θ) = PQ/PR. They box the conclusion: sin θ = cos(90° − θ). The teacher then leads a whole-class proof on the board, inviting learners to call out each step.</w:t>
-            </w:r>
-          </w:p>
-          <w:p>
-            <w:pPr>
-              <w:spacing w:after="40" w:before="0"/>
-              <w:jc w:val="left"/>
-            </w:pPr>
-            <w:r>
-              <w:rPr>
-                <w:rFonts w:ascii="Arial" w:cs="Arial" w:eastAsia="Arial" w:hAnsi="Arial"/>
-                <w:b w:val="false"/>
-                <w:bCs w:val="false"/>
-                <w:i w:val="false"/>
-                <w:iCs w:val="false"/>
-                <w:color w:val="000000"/>
-                <w:sz w:val="18"/>
-                <w:szCs w:val="18"/>
-              </w:rPr>
-              <w:t xml:space="preserve"/>
-            </w:r>
-          </w:p>
-          <w:p>
-            <w:pPr>
-              <w:spacing w:after="40" w:before="0"/>
-              <w:jc w:val="left"/>
-            </w:pPr>
-            <w:r>
-              <w:rPr>
-                <w:rFonts w:ascii="Arial" w:cs="Arial" w:eastAsia="Arial" w:hAnsi="Arial"/>
-                <w:b w:val="false"/>
-                <w:bCs w:val="false"/>
-                <w:i w:val="false"/>
-                <w:iCs w:val="false"/>
-                <w:color w:val="000000"/>
-                <w:sz w:val="18"/>
-                <w:szCs w:val="18"/>
-              </w:rPr>
-              <w:t xml:space="preserve">PART B — Cold-Call Challenge (8 students): Teacher calls 8 individual students one at a time. Each must: (1) state a complementary-angle pair (not one already used by a classmate), and (2) write the corresponding identity on the board — e.g., 'sin 20° = cos 70°.' Teacher awards a tally mark on the board for each correct response.</w:t>
-            </w:r>
-          </w:p>
-          <w:p>
-            <w:pPr>
-              <w:spacing w:after="40" w:before="0"/>
-              <w:jc w:val="left"/>
-            </w:pPr>
-            <w:r>
-              <w:rPr>
-                <w:rFonts w:ascii="Arial" w:cs="Arial" w:eastAsia="Arial" w:hAnsi="Arial"/>
-                <w:b w:val="false"/>
-                <w:bCs w:val="false"/>
-                <w:i w:val="false"/>
-                <w:iCs w:val="false"/>
-                <w:color w:val="000000"/>
-                <w:sz w:val="18"/>
-                <w:szCs w:val="18"/>
-              </w:rPr>
-              <w:t xml:space="preserve"/>
-            </w:r>
-          </w:p>
-          <w:p>
-            <w:pPr>
-              <w:spacing w:after="40" w:before="0"/>
-              <w:jc w:val="left"/>
-            </w:pPr>
-            <w:r>
-              <w:rPr>
-                <w:rFonts w:ascii="Arial" w:cs="Arial" w:eastAsia="Arial" w:hAnsi="Arial"/>
-                <w:b w:val="false"/>
-                <w:bCs w:val="false"/>
-                <w:i w:val="false"/>
-                <w:iCs w:val="false"/>
-                <w:color w:val="000000"/>
-                <w:sz w:val="18"/>
-                <w:szCs w:val="18"/>
-              </w:rPr>
-              <w:t xml:space="preserve">PART C — Worked Examples (guided practice, 10 min): Three examples escalating in difficulty: (i) Simplify sin 72° − cos 18°. (ii) Find θ if sin(θ + 10°) = cos(2θ − 5°). (iii) Re-examine the Kisumu mango tree: the observer's angle is 53°; confirm that the complementary angle at the top of the tree is 37° and verify sin 53° = cos 37° ≈ 0.7986. Learners work individually, then check with a partner before the teacher reveals solutions.</w:t>
+              <w:t xml:space="preserve">Learners return to the class Driving Question Board — a large chart or ARES collaborative board that has been updated after each lesson. Each learner receives a sticky note (or types into the ARES DQB tool). They respond to two prompts: (1) EVIDENCE ADDED TODAY: 'Write one sentence describing the new mathematical relationship you discovered.' (2) NEW QUESTION RAISED: 'Write one question this lesson made you curious about — especially thinking about the tile-cutter's 45° angle teased at the end of class.' Learners post their notes under the columns 'What we now know' and 'What we still wonder.' The teacher reads 4 notes aloud (2 from each column) to the class and explicitly updates the class answer to the driving question: 'How can an angle tell you the height of a tree?' with the new insight: 'Because sine and cosine of complementary angles are equal, a surveyor only needs one clinometer reading — either the elevation angle OR its complement — to compute the tree height.'</w:t>
             </w:r>
           </w:p>
         </w:tc>
@@ -18954,83 +19336,7 @@
                 <w:sz w:val="18"/>
                 <w:szCs w:val="18"/>
               </w:rPr>
-              <w:t xml:space="preserve">PART A: 'Draw the mango-tree triangle exactly as we've been using since Lesson 1. Label all three sides and both acute angles. Now write sin θ using SOH CAH TOA.' [WAIT 90 seconds.] 'Now relabel from angle P's perspective and write cos(90° − θ).' [WAIT 90 seconds.] 'What do you notice about both fractions?' [WAIT 12 seconds.] Cold-call 1 student: 'Ochieng, what is your conclusion?' Then lead the board proof step by step, saying: 'Call out the next step — what do I write?' Accept 3 student volunteers.</w:t>
-            </w:r>
-          </w:p>
-          <w:p>
-            <w:pPr>
-              <w:spacing w:after="40" w:before="0"/>
-              <w:jc w:val="left"/>
-            </w:pPr>
-            <w:r>
-              <w:rPr>
-                <w:rFonts w:ascii="Arial" w:cs="Arial" w:eastAsia="Arial" w:hAnsi="Arial"/>
-                <w:b w:val="false"/>
-                <w:bCs w:val="false"/>
-                <w:i w:val="false"/>
-                <w:iCs w:val="false"/>
-                <w:color w:val="000000"/>
-                <w:sz w:val="18"/>
-                <w:szCs w:val="18"/>
-              </w:rPr>
-              <w:t xml:space="preserve"/>
-            </w:r>
-          </w:p>
-          <w:p>
-            <w:pPr>
-              <w:spacing w:after="40" w:before="0"/>
-              <w:jc w:val="left"/>
-            </w:pPr>
-            <w:r>
-              <w:rPr>
-                <w:rFonts w:ascii="Arial" w:cs="Arial" w:eastAsia="Arial" w:hAnsi="Arial"/>
-                <w:b w:val="false"/>
-                <w:bCs w:val="false"/>
-                <w:i w:val="false"/>
-                <w:iCs w:val="false"/>
-                <w:color w:val="000000"/>
-                <w:sz w:val="18"/>
-                <w:szCs w:val="18"/>
-              </w:rPr>
-              <w:t xml:space="preserve">PART B (Cold-Call Challenge): Say: 'I need 8 volunteers — but I will choose you, not the other way around.' [Scan the room deliberately.] For each student: 'Give me a complementary pair I have not heard yet, then write the identity on the board.' [WAIT 10 seconds between naming the student and expecting an answer. If stuck after 10 seconds, offer a scaffold: 'Start with any angle between 1° and 89° — your choice.'] After all 8, say: 'Look at the board. Eight different pairs, eight identical structures. What does that tell us about this identity?'</w:t>
-            </w:r>
-          </w:p>
-          <w:p>
-            <w:pPr>
-              <w:spacing w:after="40" w:before="0"/>
-              <w:jc w:val="left"/>
-            </w:pPr>
-            <w:r>
-              <w:rPr>
-                <w:rFonts w:ascii="Arial" w:cs="Arial" w:eastAsia="Arial" w:hAnsi="Arial"/>
-                <w:b w:val="false"/>
-                <w:bCs w:val="false"/>
-                <w:i w:val="false"/>
-                <w:iCs w:val="false"/>
-                <w:color w:val="000000"/>
-                <w:sz w:val="18"/>
-                <w:szCs w:val="18"/>
-              </w:rPr>
-              <w:t xml:space="preserve"/>
-            </w:r>
-          </w:p>
-          <w:p>
-            <w:pPr>
-              <w:spacing w:after="40" w:before="0"/>
-              <w:jc w:val="left"/>
-            </w:pPr>
-            <w:r>
-              <w:rPr>
-                <w:rFonts w:ascii="Arial" w:cs="Arial" w:eastAsia="Arial" w:hAnsi="Arial"/>
-                <w:b w:val="false"/>
-                <w:bCs w:val="false"/>
-                <w:i w:val="false"/>
-                <w:iCs w:val="false"/>
-                <w:color w:val="000000"/>
-                <w:sz w:val="18"/>
-                <w:szCs w:val="18"/>
-              </w:rPr>
-              <w:t xml:space="preserve">PART C: 'Work silently for 5 minutes on all three examples. Then check with your partner for 2 minutes.' [Circulate, watch for the common error in (ii) of setting up the equation incorrectly.] Cold-call 1 student per example to present the solution. For example (iii), explicitly say: 'This is our Kisumu tree. We've just proved that our clinometer angle and its complement are two sides of the same coin.'</w:t>
+              <w:t xml:space="preserve">Distribute sticky notes. Say: 'Two sentences. First: what new relationship did you discover today — be precise, use mathematical language. Second: what question does today's lesson raise for you?' [WAIT 3 minutes of silent writing.] Collect and scan quickly; select 2 evidence notes and 2 question notes that represent the range of the class. Read each aloud without naming the author. Say: 'Listen to this question one of you wrote…' [Read a strong 'still wonder' note.] 'Does anyone want to respond to that right now?' [WAIT 10 seconds — take 1 volunteer if available, otherwise say: 'Hold that thought — it will drive our next lesson.'] Point to the driving question banner and say: 'Update your personal answer to our driving question in your book. How does today's identity change or strengthen your answer?'</w:t>
             </w:r>
           </w:p>
         </w:tc>
@@ -19062,7 +19368,7 @@
                 <w:sz w:val="18"/>
                 <w:szCs w:val="18"/>
               </w:rPr>
-              <w:t xml:space="preserve">Strategy: Student-Generated Proof followed by Structured Practice Gradient. Purpose: Having learners construct the geometric proof themselves — before seeing it done on the board — ensures they understand why the identity holds, not just that it holds. The cold-call challenge (8 students, 8 unique pairs) builds fluency and public accountability, while the three-level worked examples move from pure simplification to equation-solving to reconnecting with the anchoring phenomenon, consolidating the identity across contexts.</w:t>
+              <w:t xml:space="preserve">Strategy: Two-Column DQB Annotation (Evidence / Wonder). Purpose: Making the DQB a living document that learners contribute to after every lesson creates a cumulative public record of the class's growing understanding. The 'wonder' column legitimises unanswered questions and motivates future lessons. Connecting the new identity explicitly to the driving question reinforces that each lesson is a step in answering one overarching real-world puzzle, not an isolated topic.</w:t>
             </w:r>
           </w:p>
         </w:tc>
@@ -19094,7 +19400,7 @@
                 <w:sz w:val="18"/>
                 <w:szCs w:val="18"/>
               </w:rPr>
-              <w:t xml:space="preserve">Observable indicators: (1) In the individual proof, every learner's book shows two correctly labelled fractions that are visually equal. (2) All 8 cold-call students produce a valid complementary pair and a correctly written identity (teacher marks each with a tick or immediate correction on the board). (3) In Example (ii), learners correctly set up θ + 10° + 2θ − 5° = 90° and solve to get θ = 28.33°; any student who writes θ + 10° = 2θ − 5° is flagged for targeted support. (4) In Example (iii), learners confirm both values ≈ 0.7986, linking back to the driving question.</w:t>
+              <w:t xml:space="preserve">Observable indicators: (1) Every learner posts both a sticky note entry (evidence and question). (2) The 'evidence' sentences use the phrase 'sin θ = cos(90° − θ)' or equivalent in the learner's own words. (3) 'Wonder' questions show genuine extension thinking (e.g., 'Does this work for angles bigger than 90°?' or 'What happens at exactly 45° — does sin equal cos?'), which confirms that learners are thinking beyond the lesson rather than simply reproducing it.</w:t>
             </w:r>
           </w:p>
         </w:tc>
@@ -19103,32 +19409,32 @@
         <w:tc>
           <w:tcPr>
             <w:tcW w:type="dxa" w:w="1520"/>
-            <w:shd w:fill="FCE4D6" w:color="auto" w:val="clear"/>
-            <w:tcMar>
-              <w:top w:type="dxa" w:w="60"/>
-              <w:left w:type="dxa" w:w="120"/>
-              <w:bottom w:type="dxa" w:w="60"/>
-              <w:right w:type="dxa" w:w="120"/>
-            </w:tcMar>
-            <w:vAlign w:val="top"/>
-          </w:tcPr>
-          <w:p>
-            <w:pPr>
-              <w:spacing w:after="40" w:before="0"/>
-              <w:jc w:val="left"/>
-            </w:pPr>
-            <w:r>
-              <w:rPr>
-                <w:rFonts w:ascii="Arial" w:cs="Arial" w:eastAsia="Arial" w:hAnsi="Arial"/>
-                <w:b/>
-                <w:bCs/>
-                <w:i w:val="false"/>
-                <w:iCs w:val="false"/>
-                <w:color w:val="000000"/>
-                <w:sz w:val="18"/>
-                <w:szCs w:val="18"/>
-              </w:rPr>
-              <w:t xml:space="preserve">Driving Question Board (DQB) Creation</w:t>
+            <w:shd w:fill="D5E8F0" w:color="auto" w:val="clear"/>
+            <w:tcMar>
+              <w:top w:type="dxa" w:w="60"/>
+              <w:left w:type="dxa" w:w="120"/>
+              <w:bottom w:type="dxa" w:w="60"/>
+              <w:right w:type="dxa" w:w="120"/>
+            </w:tcMar>
+            <w:vAlign w:val="top"/>
+          </w:tcPr>
+          <w:p>
+            <w:pPr>
+              <w:spacing w:after="40" w:before="0"/>
+              <w:jc w:val="left"/>
+            </w:pPr>
+            <w:r>
+              <w:rPr>
+                <w:rFonts w:ascii="Arial" w:cs="Arial" w:eastAsia="Arial" w:hAnsi="Arial"/>
+                <w:b/>
+                <w:bCs/>
+                <w:i w:val="false"/>
+                <w:iCs w:val="false"/>
+                <w:color w:val="000000"/>
+                <w:sz w:val="18"/>
+                <w:szCs w:val="18"/>
+              </w:rPr>
+              <w:t xml:space="preserve">Model Building Phase</w:t>
             </w:r>
           </w:p>
           <w:p>
@@ -19151,7 +19457,7 @@
             <w:pPr>
               <w:spacing w:after="20" w:before="0"/>
             </w:pPr>
-            <w:hyperlink w:history="1" r:id="rIdsyx1vccfun1pa006bxefh">
+            <w:hyperlink w:history="1" r:id="rIduhndzvd2-iphhowzzwhqw">
               <w:r>
                 <w:rPr>
                   <w:rFonts w:ascii="Arial" w:cs="Arial" w:eastAsia="Arial" w:hAnsi="Arial"/>
@@ -19184,7 +19490,7 @@
               <w:spacing w:after="10" w:before="0"/>
               <w:ind w:left="120"/>
             </w:pPr>
-            <w:hyperlink w:history="1" r:id="rIdvaqekwfon3o88lvtdstm7">
+            <w:hyperlink w:history="1" r:id="rIdezmchjwlafk2wdjjdprlg">
               <w:r>
                 <w:rPr>
                   <w:rFonts w:ascii="Arial" w:cs="Arial" w:eastAsia="Arial" w:hAnsi="Arial"/>
@@ -19229,7 +19535,7 @@
             <w:pPr>
               <w:spacing w:after="20" w:before="0"/>
             </w:pPr>
-            <w:hyperlink w:history="1" r:id="rIddoflp-bauzh_ljn27ah-v">
+            <w:hyperlink w:history="1" r:id="rIdhd8vejefnxjffcva2rzdr">
               <w:r>
                 <w:rPr>
                   <w:rFonts w:ascii="Arial" w:cs="Arial" w:eastAsia="Arial" w:hAnsi="Arial"/>
@@ -19262,313 +19568,7 @@
               <w:spacing w:after="10" w:before="0"/>
               <w:ind w:left="120"/>
             </w:pPr>
-            <w:hyperlink w:history="1" r:id="rIdf0-3ozhp1gg9s4hr74r-1">
-              <w:r>
-                <w:rPr>
-                  <w:rFonts w:ascii="Arial" w:cs="Arial" w:eastAsia="Arial" w:hAnsi="Arial"/>
-                  <w:color w:val="595959"/>
-                  <w:sz w:val="14"/>
-                  <w:szCs w:val="14"/>
-                  <w:u w:val="single" w:color="595959"/>
-                </w:rPr>
-                <w:t xml:space="preserve">🔍 Search ARES for similar readings</w:t>
-              </w:r>
-            </w:hyperlink>
-          </w:p>
-        </w:tc>
-        <w:tc>
-          <w:tcPr>
-            <w:tcW w:type="dxa" w:w="3040"/>
-            <w:shd w:fill="FFFFFF" w:color="auto" w:val="clear"/>
-            <w:tcMar>
-              <w:top w:type="dxa" w:w="60"/>
-              <w:left w:type="dxa" w:w="120"/>
-              <w:bottom w:type="dxa" w:w="60"/>
-              <w:right w:type="dxa" w:w="120"/>
-            </w:tcMar>
-            <w:vAlign w:val="top"/>
-          </w:tcPr>
-          <w:p>
-            <w:pPr>
-              <w:spacing w:after="40" w:before="0"/>
-              <w:jc w:val="left"/>
-            </w:pPr>
-            <w:r>
-              <w:rPr>
-                <w:rFonts w:ascii="Arial" w:cs="Arial" w:eastAsia="Arial" w:hAnsi="Arial"/>
-                <w:b w:val="false"/>
-                <w:bCs w:val="false"/>
-                <w:i w:val="false"/>
-                <w:iCs w:val="false"/>
-                <w:color w:val="000000"/>
-                <w:sz w:val="18"/>
-                <w:szCs w:val="18"/>
-              </w:rPr>
-              <w:t xml:space="preserve">Learners return to the class Driving Question Board — a large chart or ARES collaborative board that has been updated after each lesson. Each learner receives a sticky note (or types into the ARES DQB tool). They respond to two prompts: (1) EVIDENCE ADDED TODAY: 'Write one sentence describing the new mathematical relationship you discovered.' (2) NEW QUESTION RAISED: 'Write one question this lesson made you curious about — especially thinking about the tile-cutter's 45° angle teased at the end of class.' Learners post their notes under the columns 'What we now know' and 'What we still wonder.' The teacher reads 4 notes aloud (2 from each column) to the class and explicitly updates the class answer to the driving question: 'How can an angle tell you the height of a tree?' with the new insight: 'Because sine and cosine of complementary angles are equal, a surveyor only needs one clinometer reading — either the elevation angle OR its complement — to compute the tree height.'</w:t>
-            </w:r>
-          </w:p>
-        </w:tc>
-        <w:tc>
-          <w:tcPr>
-            <w:tcW w:type="dxa" w:w="3040"/>
-            <w:shd w:fill="F2F2F2" w:color="auto" w:val="clear"/>
-            <w:tcMar>
-              <w:top w:type="dxa" w:w="60"/>
-              <w:left w:type="dxa" w:w="120"/>
-              <w:bottom w:type="dxa" w:w="60"/>
-              <w:right w:type="dxa" w:w="120"/>
-            </w:tcMar>
-            <w:vAlign w:val="top"/>
-          </w:tcPr>
-          <w:p>
-            <w:pPr>
-              <w:spacing w:after="40" w:before="0"/>
-              <w:jc w:val="left"/>
-            </w:pPr>
-            <w:r>
-              <w:rPr>
-                <w:rFonts w:ascii="Arial" w:cs="Arial" w:eastAsia="Arial" w:hAnsi="Arial"/>
-                <w:b w:val="false"/>
-                <w:bCs w:val="false"/>
-                <w:i w:val="false"/>
-                <w:iCs w:val="false"/>
-                <w:color w:val="000000"/>
-                <w:sz w:val="18"/>
-                <w:szCs w:val="18"/>
-              </w:rPr>
-              <w:t xml:space="preserve">Distribute sticky notes. Say: 'Two sentences. First: what new relationship did you discover today — be precise, use mathematical language. Second: what question does today's lesson raise for you?' [WAIT 3 minutes of silent writing.] Collect and scan quickly; select 2 evidence notes and 2 question notes that represent the range of the class. Read each aloud without naming the author. Say: 'Listen to this question one of you wrote…' [Read a strong 'still wonder' note.] 'Does anyone want to respond to that right now?' [WAIT 10 seconds — take 1 volunteer if available, otherwise say: 'Hold that thought — it will drive our next lesson.'] Point to the driving question banner and say: 'Update your personal answer to our driving question in your book. How does today's identity change or strengthen your answer?'</w:t>
-            </w:r>
-          </w:p>
-        </w:tc>
-        <w:tc>
-          <w:tcPr>
-            <w:tcW w:type="dxa" w:w="3040"/>
-            <w:shd w:fill="FFFFFF" w:color="auto" w:val="clear"/>
-            <w:tcMar>
-              <w:top w:type="dxa" w:w="60"/>
-              <w:left w:type="dxa" w:w="120"/>
-              <w:bottom w:type="dxa" w:w="60"/>
-              <w:right w:type="dxa" w:w="120"/>
-            </w:tcMar>
-            <w:vAlign w:val="top"/>
-          </w:tcPr>
-          <w:p>
-            <w:pPr>
-              <w:spacing w:after="40" w:before="0"/>
-              <w:jc w:val="left"/>
-            </w:pPr>
-            <w:r>
-              <w:rPr>
-                <w:rFonts w:ascii="Arial" w:cs="Arial" w:eastAsia="Arial" w:hAnsi="Arial"/>
-                <w:b w:val="false"/>
-                <w:bCs w:val="false"/>
-                <w:i w:val="false"/>
-                <w:iCs w:val="false"/>
-                <w:color w:val="000000"/>
-                <w:sz w:val="18"/>
-                <w:szCs w:val="18"/>
-              </w:rPr>
-              <w:t xml:space="preserve">Strategy: Two-Column DQB Annotation (Evidence / Wonder). Purpose: Making the DQB a living document that learners contribute to after every lesson creates a cumulative public record of the class's growing understanding. The 'wonder' column legitimises unanswered questions and motivates future lessons. Connecting the new identity explicitly to the driving question reinforces that each lesson is a step in answering one overarching real-world puzzle, not an isolated topic.</w:t>
-            </w:r>
-          </w:p>
-        </w:tc>
-        <w:tc>
-          <w:tcPr>
-            <w:tcW w:type="dxa" w:w="3040"/>
-            <w:shd w:fill="F2F2F2" w:color="auto" w:val="clear"/>
-            <w:tcMar>
-              <w:top w:type="dxa" w:w="60"/>
-              <w:left w:type="dxa" w:w="120"/>
-              <w:bottom w:type="dxa" w:w="60"/>
-              <w:right w:type="dxa" w:w="120"/>
-            </w:tcMar>
-            <w:vAlign w:val="top"/>
-          </w:tcPr>
-          <w:p>
-            <w:pPr>
-              <w:spacing w:after="40" w:before="0"/>
-              <w:jc w:val="left"/>
-            </w:pPr>
-            <w:r>
-              <w:rPr>
-                <w:rFonts w:ascii="Arial" w:cs="Arial" w:eastAsia="Arial" w:hAnsi="Arial"/>
-                <w:b w:val="false"/>
-                <w:bCs w:val="false"/>
-                <w:i w:val="false"/>
-                <w:iCs w:val="false"/>
-                <w:color w:val="000000"/>
-                <w:sz w:val="18"/>
-                <w:szCs w:val="18"/>
-              </w:rPr>
-              <w:t xml:space="preserve">Observable indicators: (1) Every learner posts both a sticky note entry (evidence and question). (2) The 'evidence' sentences use the phrase 'sin θ = cos(90° − θ)' or equivalent in the learner's own words. (3) 'Wonder' questions show genuine extension thinking (e.g., 'Does this work for angles bigger than 90°?' or 'What happens at exactly 45° — does sin equal cos?'), which confirms that learners are thinking beyond the lesson rather than simply reproducing it.</w:t>
-            </w:r>
-          </w:p>
-        </w:tc>
-      </w:tr>
-      <w:tr>
-        <w:tc>
-          <w:tcPr>
-            <w:tcW w:type="dxa" w:w="1520"/>
-            <w:shd w:fill="D5E8F0" w:color="auto" w:val="clear"/>
-            <w:tcMar>
-              <w:top w:type="dxa" w:w="60"/>
-              <w:left w:type="dxa" w:w="120"/>
-              <w:bottom w:type="dxa" w:w="60"/>
-              <w:right w:type="dxa" w:w="120"/>
-            </w:tcMar>
-            <w:vAlign w:val="top"/>
-          </w:tcPr>
-          <w:p>
-            <w:pPr>
-              <w:spacing w:after="40" w:before="0"/>
-              <w:jc w:val="left"/>
-            </w:pPr>
-            <w:r>
-              <w:rPr>
-                <w:rFonts w:ascii="Arial" w:cs="Arial" w:eastAsia="Arial" w:hAnsi="Arial"/>
-                <w:b/>
-                <w:bCs/>
-                <w:i w:val="false"/>
-                <w:iCs w:val="false"/>
-                <w:color w:val="000000"/>
-                <w:sz w:val="18"/>
-                <w:szCs w:val="18"/>
-              </w:rPr>
-              <w:t xml:space="preserve">Model Building Phase</w:t>
-            </w:r>
-          </w:p>
-          <w:p>
-            <w:pPr>
-              <w:spacing w:after="20" w:before="0"/>
-            </w:pPr>
-            <w:r>
-              <w:rPr>
-                <w:rFonts w:ascii="Arial" w:cs="Arial" w:eastAsia="Arial" w:hAnsi="Arial"/>
-                <w:b/>
-                <w:bCs/>
-                <w:color w:val="1F3864"/>
-                <w:sz w:val="16"/>
-                <w:szCs w:val="16"/>
-              </w:rPr>
-              <w:t xml:space="preserve">📹 VIDEO:</w:t>
-            </w:r>
-          </w:p>
-          <w:p>
-            <w:pPr>
-              <w:spacing w:after="20" w:before="0"/>
-            </w:pPr>
-            <w:hyperlink w:history="1" r:id="rIdqkxygmkmpsm3m_kqbrfdg">
-              <w:r>
-                <w:rPr>
-                  <w:rFonts w:ascii="Arial" w:cs="Arial" w:eastAsia="Arial" w:hAnsi="Arial"/>
-                  <w:color w:val="2E75B6"/>
-                  <w:sz w:val="16"/>
-                  <w:szCs w:val="16"/>
-                  <w:u w:val="single" w:color="2E75B6"/>
-                </w:rPr>
-                <w:t xml:space="preserve">The trig functions &amp; right triangle trig ratios</w:t>
-              </w:r>
-            </w:hyperlink>
-          </w:p>
-          <w:p>
-            <w:pPr>
-              <w:spacing w:after="10" w:before="0"/>
-              <w:ind w:left="120"/>
-            </w:pPr>
-            <w:r>
-              <w:rPr>
-                <w:rFonts w:ascii="Arial" w:cs="Arial" w:eastAsia="Arial" w:hAnsi="Arial"/>
-                <w:color w:val="595959"/>
-                <w:sz w:val="14"/>
-                <w:szCs w:val="14"/>
-              </w:rPr>
-              <w:t xml:space="preserve">Source: Khan Academy (English - US curriculum)</w:t>
-            </w:r>
-          </w:p>
-          <w:p>
-            <w:pPr>
-              <w:spacing w:after="10" w:before="0"/>
-              <w:ind w:left="120"/>
-            </w:pPr>
-            <w:hyperlink w:history="1" r:id="rIdwn7-ahfut-vvg6ecj_tpg">
-              <w:r>
-                <w:rPr>
-                  <w:rFonts w:ascii="Arial" w:cs="Arial" w:eastAsia="Arial" w:hAnsi="Arial"/>
-                  <w:color w:val="595959"/>
-                  <w:sz w:val="14"/>
-                  <w:szCs w:val="14"/>
-                  <w:u w:val="single" w:color="595959"/>
-                </w:rPr>
-                <w:t xml:space="preserve">🔍 Search ARES for similar videos</w:t>
-              </w:r>
-            </w:hyperlink>
-          </w:p>
-          <w:p>
-            <w:pPr>
-              <w:spacing w:after="40" w:before="0"/>
-            </w:pPr>
-            <w:r>
-              <w:rPr>
-                <w:sz w:val="14"/>
-                <w:szCs w:val="14"/>
-              </w:rPr>
-              <w:t xml:space="preserve"/>
-            </w:r>
-          </w:p>
-          <w:p>
-            <w:pPr>
-              <w:spacing w:after="20" w:before="0"/>
-            </w:pPr>
-            <w:r>
-              <w:rPr>
-                <w:rFonts w:ascii="Arial" w:cs="Arial" w:eastAsia="Arial" w:hAnsi="Arial"/>
-                <w:b/>
-                <w:bCs/>
-                <w:color w:val="1F3864"/>
-                <w:sz w:val="16"/>
-                <w:szCs w:val="16"/>
-              </w:rPr>
-              <w:t xml:space="preserve">📖 EXERCISE:</w:t>
-            </w:r>
-          </w:p>
-          <w:p>
-            <w:pPr>
-              <w:spacing w:after="20" w:before="0"/>
-            </w:pPr>
-            <w:hyperlink w:history="1" r:id="rIdwiesivpn_tv36w2lsrnp7">
-              <w:r>
-                <w:rPr>
-                  <w:rFonts w:ascii="Arial" w:cs="Arial" w:eastAsia="Arial" w:hAnsi="Arial"/>
-                  <w:color w:val="2E75B6"/>
-                  <w:sz w:val="16"/>
-                  <w:szCs w:val="16"/>
-                  <w:u w:val="single" w:color="2E75B6"/>
-                </w:rPr>
-                <w:t xml:space="preserve">Classifying Triangles as Right, Obtuse, or Acute by Identifying Angle Measurements Practice</w:t>
-              </w:r>
-            </w:hyperlink>
-          </w:p>
-          <w:p>
-            <w:pPr>
-              <w:spacing w:after="10" w:before="0"/>
-              <w:ind w:left="120"/>
-            </w:pPr>
-            <w:r>
-              <w:rPr>
-                <w:rFonts w:ascii="Arial" w:cs="Arial" w:eastAsia="Arial" w:hAnsi="Arial"/>
-                <w:color w:val="595959"/>
-                <w:sz w:val="14"/>
-                <w:szCs w:val="14"/>
-              </w:rPr>
-              <w:t xml:space="preserve">Source: CK-12</w:t>
-            </w:r>
-          </w:p>
-          <w:p>
-            <w:pPr>
-              <w:spacing w:after="10" w:before="0"/>
-              <w:ind w:left="120"/>
-            </w:pPr>
-            <w:hyperlink w:history="1" r:id="rIdmieyscxhwi7l2_qkj7pcw">
+            <w:hyperlink w:history="1" r:id="rId-rk0n5vmcjfic6becyp0s">
               <w:r>
                 <w:rPr>
                   <w:rFonts w:ascii="Arial" w:cs="Arial" w:eastAsia="Arial" w:hAnsi="Arial"/>
@@ -21245,7 +21245,7 @@
             <w:pPr>
               <w:spacing w:after="20" w:before="0"/>
             </w:pPr>
-            <w:hyperlink w:history="1" r:id="rIdifoqycbsz0h-e6ewv-icz">
+            <w:hyperlink w:history="1" r:id="rId2-up09ahp-q4fqlhtqdiq">
               <w:r>
                 <w:rPr>
                   <w:rFonts w:ascii="Arial" w:cs="Arial" w:eastAsia="Arial" w:hAnsi="Arial"/>
@@ -21278,7 +21278,7 @@
               <w:spacing w:after="10" w:before="0"/>
               <w:ind w:left="120"/>
             </w:pPr>
-            <w:hyperlink w:history="1" r:id="rIdy69mylmvpkt622rgk6buv">
+            <w:hyperlink w:history="1" r:id="rIdoel7q4phn7xyu5xobrbxq">
               <w:r>
                 <w:rPr>
                   <w:rFonts w:ascii="Arial" w:cs="Arial" w:eastAsia="Arial" w:hAnsi="Arial"/>
@@ -21323,7 +21323,7 @@
             <w:pPr>
               <w:spacing w:after="20" w:before="0"/>
             </w:pPr>
-            <w:hyperlink w:history="1" r:id="rId0txqovof9xoklt83zrjiz">
+            <w:hyperlink w:history="1" r:id="rId-k4uzolsnbxntyelngvpx">
               <w:r>
                 <w:rPr>
                   <w:rFonts w:ascii="Arial" w:cs="Arial" w:eastAsia="Arial" w:hAnsi="Arial"/>
@@ -21356,7 +21356,7 @@
               <w:spacing w:after="10" w:before="0"/>
               <w:ind w:left="120"/>
             </w:pPr>
-            <w:hyperlink w:history="1" r:id="rIdsss6ouedgixisjnnkcwk4">
+            <w:hyperlink w:history="1" r:id="rIdwd1i74a7bbvsxgrkggxwc">
               <w:r>
                 <w:rPr>
                   <w:rFonts w:ascii="Arial" w:cs="Arial" w:eastAsia="Arial" w:hAnsi="Arial"/>
@@ -21551,7 +21551,7 @@
             <w:pPr>
               <w:spacing w:after="20" w:before="0"/>
             </w:pPr>
-            <w:hyperlink w:history="1" r:id="rIddnhmdp18ojexwwxwtsdb8">
+            <w:hyperlink w:history="1" r:id="rIdgebpdrfkrr0cldhfi8k4p">
               <w:r>
                 <w:rPr>
                   <w:rFonts w:ascii="Arial" w:cs="Arial" w:eastAsia="Arial" w:hAnsi="Arial"/>
@@ -21584,7 +21584,7 @@
               <w:spacing w:after="10" w:before="0"/>
               <w:ind w:left="120"/>
             </w:pPr>
-            <w:hyperlink w:history="1" r:id="rIdlcv1t-23yniwn1g3vhpak">
+            <w:hyperlink w:history="1" r:id="rIdvurddsgzmejhmkzgdpvis">
               <w:r>
                 <w:rPr>
                   <w:rFonts w:ascii="Arial" w:cs="Arial" w:eastAsia="Arial" w:hAnsi="Arial"/>
@@ -21629,7 +21629,7 @@
             <w:pPr>
               <w:spacing w:after="20" w:before="0"/>
             </w:pPr>
-            <w:hyperlink w:history="1" r:id="rId-wucdcd0qm3c1tpmz90un">
+            <w:hyperlink w:history="1" r:id="rIdyifefgmkzwjxrg3uwikeu">
               <w:r>
                 <w:rPr>
                   <w:rFonts w:ascii="Arial" w:cs="Arial" w:eastAsia="Arial" w:hAnsi="Arial"/>
@@ -21662,7 +21662,7 @@
               <w:spacing w:after="10" w:before="0"/>
               <w:ind w:left="120"/>
             </w:pPr>
-            <w:hyperlink w:history="1" r:id="rIdpmhndocjm05cipyjv1uik">
+            <w:hyperlink w:history="1" r:id="rIdvk2o8hvztb_kqo0__nhuu">
               <w:r>
                 <w:rPr>
                   <w:rFonts w:ascii="Arial" w:cs="Arial" w:eastAsia="Arial" w:hAnsi="Arial"/>
@@ -22009,7 +22009,7 @@
             <w:pPr>
               <w:spacing w:after="20" w:before="0"/>
             </w:pPr>
-            <w:hyperlink w:history="1" r:id="rId9noxfc7vev2cwifaxqnnt">
+            <w:hyperlink w:history="1" r:id="rIddlggfzklecvumgw_q0ss1">
               <w:r>
                 <w:rPr>
                   <w:rFonts w:ascii="Arial" w:cs="Arial" w:eastAsia="Arial" w:hAnsi="Arial"/>
@@ -22042,7 +22042,7 @@
               <w:spacing w:after="10" w:before="0"/>
               <w:ind w:left="120"/>
             </w:pPr>
-            <w:hyperlink w:history="1" r:id="rId-pie5_6ci50dhk1tpxj7n">
+            <w:hyperlink w:history="1" r:id="rIdts5o9of1jl15vw86w30mk">
               <w:r>
                 <w:rPr>
                   <w:rFonts w:ascii="Arial" w:cs="Arial" w:eastAsia="Arial" w:hAnsi="Arial"/>
@@ -22087,7 +22087,7 @@
             <w:pPr>
               <w:spacing w:after="20" w:before="0"/>
             </w:pPr>
-            <w:hyperlink w:history="1" r:id="rIdau2dc3xd70spiwmmxuxlw">
+            <w:hyperlink w:history="1" r:id="rIdjxmh0zkdmmnqphnl3t8hv">
               <w:r>
                 <w:rPr>
                   <w:rFonts w:ascii="Arial" w:cs="Arial" w:eastAsia="Arial" w:hAnsi="Arial"/>
@@ -22120,7 +22120,7 @@
               <w:spacing w:after="10" w:before="0"/>
               <w:ind w:left="120"/>
             </w:pPr>
-            <w:hyperlink w:history="1" r:id="rIdjd2cnjwiuigbiln8whnsx">
+            <w:hyperlink w:history="1" r:id="rIdz3zt-ovrtvye2aqo1j96_">
               <w:r>
                 <w:rPr>
                   <w:rFonts w:ascii="Arial" w:cs="Arial" w:eastAsia="Arial" w:hAnsi="Arial"/>
@@ -22391,7 +22391,7 @@
             <w:pPr>
               <w:spacing w:after="20" w:before="0"/>
             </w:pPr>
-            <w:hyperlink w:history="1" r:id="rId1bw14rsxjtzqgjnzuwxns">
+            <w:hyperlink w:history="1" r:id="rIdfdhamj4d3zfhp2a2doxmv">
               <w:r>
                 <w:rPr>
                   <w:rFonts w:ascii="Arial" w:cs="Arial" w:eastAsia="Arial" w:hAnsi="Arial"/>
@@ -22424,7 +22424,7 @@
               <w:spacing w:after="10" w:before="0"/>
               <w:ind w:left="120"/>
             </w:pPr>
-            <w:hyperlink w:history="1" r:id="rIdt8zhy7mwz5cl8vuzimext">
+            <w:hyperlink w:history="1" r:id="rIdftqr_bzd64qwvptehg9ry">
               <w:r>
                 <w:rPr>
                   <w:rFonts w:ascii="Arial" w:cs="Arial" w:eastAsia="Arial" w:hAnsi="Arial"/>
@@ -22469,7 +22469,7 @@
             <w:pPr>
               <w:spacing w:after="20" w:before="0"/>
             </w:pPr>
-            <w:hyperlink w:history="1" r:id="rId5urv09b_gaopsv0kjriix">
+            <w:hyperlink w:history="1" r:id="rId8vtc9kkqzmg-evl9q94jn">
               <w:r>
                 <w:rPr>
                   <w:rFonts w:ascii="Arial" w:cs="Arial" w:eastAsia="Arial" w:hAnsi="Arial"/>
@@ -22502,7 +22502,7 @@
               <w:spacing w:after="10" w:before="0"/>
               <w:ind w:left="120"/>
             </w:pPr>
-            <w:hyperlink w:history="1" r:id="rIdkb3v-d1cjvbzz5kzhqdiu">
+            <w:hyperlink w:history="1" r:id="rIdoj8nhfkzetmlmyynnz8ej">
               <w:r>
                 <w:rPr>
                   <w:rFonts w:ascii="Arial" w:cs="Arial" w:eastAsia="Arial" w:hAnsi="Arial"/>
@@ -22697,7 +22697,7 @@
             <w:pPr>
               <w:spacing w:after="20" w:before="0"/>
             </w:pPr>
-            <w:hyperlink w:history="1" r:id="rIdf94pawrgt8kq2fwpi0wcq">
+            <w:hyperlink w:history="1" r:id="rIdptyowhn1vdhsddih1ldzr">
               <w:r>
                 <w:rPr>
                   <w:rFonts w:ascii="Arial" w:cs="Arial" w:eastAsia="Arial" w:hAnsi="Arial"/>
@@ -22730,7 +22730,7 @@
               <w:spacing w:after="10" w:before="0"/>
               <w:ind w:left="120"/>
             </w:pPr>
-            <w:hyperlink w:history="1" r:id="rIdz4rcx9jprqrghgu-nugiw">
+            <w:hyperlink w:history="1" r:id="rIdwxxthwyxxpdzob0g9vygp">
               <w:r>
                 <w:rPr>
                   <w:rFonts w:ascii="Arial" w:cs="Arial" w:eastAsia="Arial" w:hAnsi="Arial"/>
@@ -22775,7 +22775,7 @@
             <w:pPr>
               <w:spacing w:after="20" w:before="0"/>
             </w:pPr>
-            <w:hyperlink w:history="1" r:id="rIdx0xrjwumtunbegbfb0gfo">
+            <w:hyperlink w:history="1" r:id="rIdk2jomtipwi-uraigdalra">
               <w:r>
                 <w:rPr>
                   <w:rFonts w:ascii="Arial" w:cs="Arial" w:eastAsia="Arial" w:hAnsi="Arial"/>
@@ -22784,7 +22784,7 @@
                   <w:szCs w:val="16"/>
                   <w:u w:val="single" w:color="2E75B6"/>
                 </w:rPr>
-                <w:t xml:space="preserve">Find angles in triangles</w:t>
+                <w:t xml:space="preserve">Right triangle trigonometry word problems</w:t>
               </w:r>
             </w:hyperlink>
           </w:p>
@@ -22808,7 +22808,7 @@
               <w:spacing w:after="10" w:before="0"/>
               <w:ind w:left="120"/>
             </w:pPr>
-            <w:hyperlink w:history="1" r:id="rIdp7ft1xvvs8zbho5pq9yjp">
+            <w:hyperlink w:history="1" r:id="rId1i0hkg3guecdahahv3nbh">
               <w:r>
                 <w:rPr>
                   <w:rFonts w:ascii="Arial" w:cs="Arial" w:eastAsia="Arial" w:hAnsi="Arial"/>
@@ -24447,7 +24447,313 @@
             <w:pPr>
               <w:spacing w:after="20" w:before="0"/>
             </w:pPr>
-            <w:hyperlink w:history="1" r:id="rIdbwbxzqnzsteydb3gah1jf">
+            <w:hyperlink w:history="1" r:id="rIdnzxzzzxirz6m6wfa2thcx">
+              <w:r>
+                <w:rPr>
+                  <w:rFonts w:ascii="Arial" w:cs="Arial" w:eastAsia="Arial" w:hAnsi="Arial"/>
+                  <w:color w:val="2E75B6"/>
+                  <w:sz w:val="16"/>
+                  <w:szCs w:val="16"/>
+                  <w:u w:val="single" w:color="2E75B6"/>
+                </w:rPr>
+                <w:t xml:space="preserve">Solving for a side in right triangles with trigonometry</w:t>
+              </w:r>
+            </w:hyperlink>
+          </w:p>
+          <w:p>
+            <w:pPr>
+              <w:spacing w:after="10" w:before="0"/>
+              <w:ind w:left="120"/>
+            </w:pPr>
+            <w:r>
+              <w:rPr>
+                <w:rFonts w:ascii="Arial" w:cs="Arial" w:eastAsia="Arial" w:hAnsi="Arial"/>
+                <w:color w:val="595959"/>
+                <w:sz w:val="14"/>
+                <w:szCs w:val="14"/>
+              </w:rPr>
+              <w:t xml:space="preserve">Source: Khan Academy (English - US curriculum)</w:t>
+            </w:r>
+          </w:p>
+          <w:p>
+            <w:pPr>
+              <w:spacing w:after="10" w:before="0"/>
+              <w:ind w:left="120"/>
+            </w:pPr>
+            <w:hyperlink w:history="1" r:id="rIdlyh4p5g0zffwzx_7w59x3">
+              <w:r>
+                <w:rPr>
+                  <w:rFonts w:ascii="Arial" w:cs="Arial" w:eastAsia="Arial" w:hAnsi="Arial"/>
+                  <w:color w:val="595959"/>
+                  <w:sz w:val="14"/>
+                  <w:szCs w:val="14"/>
+                  <w:u w:val="single" w:color="595959"/>
+                </w:rPr>
+                <w:t xml:space="preserve">🔍 Search ARES for similar videos</w:t>
+              </w:r>
+            </w:hyperlink>
+          </w:p>
+          <w:p>
+            <w:pPr>
+              <w:spacing w:after="40" w:before="0"/>
+            </w:pPr>
+            <w:r>
+              <w:rPr>
+                <w:sz w:val="14"/>
+                <w:szCs w:val="14"/>
+              </w:rPr>
+              <w:t xml:space="preserve"/>
+            </w:r>
+          </w:p>
+          <w:p>
+            <w:pPr>
+              <w:spacing w:after="20" w:before="0"/>
+            </w:pPr>
+            <w:r>
+              <w:rPr>
+                <w:rFonts w:ascii="Arial" w:cs="Arial" w:eastAsia="Arial" w:hAnsi="Arial"/>
+                <w:b/>
+                <w:bCs/>
+                <w:color w:val="1F3864"/>
+                <w:sz w:val="16"/>
+                <w:szCs w:val="16"/>
+              </w:rPr>
+              <w:t xml:space="preserve">📖 EXERCISE:</w:t>
+            </w:r>
+          </w:p>
+          <w:p>
+            <w:pPr>
+              <w:spacing w:after="20" w:before="0"/>
+            </w:pPr>
+            <w:hyperlink w:history="1" r:id="rIdaciprcx_d02n3hke_6dgs">
+              <w:r>
+                <w:rPr>
+                  <w:rFonts w:ascii="Arial" w:cs="Arial" w:eastAsia="Arial" w:hAnsi="Arial"/>
+                  <w:color w:val="2E75B6"/>
+                  <w:sz w:val="16"/>
+                  <w:szCs w:val="16"/>
+                  <w:u w:val="single" w:color="2E75B6"/>
+                </w:rPr>
+                <w:t xml:space="preserve">Right triangle trigonometry word problems</w:t>
+              </w:r>
+            </w:hyperlink>
+          </w:p>
+          <w:p>
+            <w:pPr>
+              <w:spacing w:after="10" w:before="0"/>
+              <w:ind w:left="120"/>
+            </w:pPr>
+            <w:r>
+              <w:rPr>
+                <w:rFonts w:ascii="Arial" w:cs="Arial" w:eastAsia="Arial" w:hAnsi="Arial"/>
+                <w:color w:val="595959"/>
+                <w:sz w:val="14"/>
+                <w:szCs w:val="14"/>
+              </w:rPr>
+              <w:t xml:space="preserve">Source: Khan Academy (English - US curriculum)</w:t>
+            </w:r>
+          </w:p>
+          <w:p>
+            <w:pPr>
+              <w:spacing w:after="10" w:before="0"/>
+              <w:ind w:left="120"/>
+            </w:pPr>
+            <w:hyperlink w:history="1" r:id="rIdrejgdvyulmvmimlu1bakw">
+              <w:r>
+                <w:rPr>
+                  <w:rFonts w:ascii="Arial" w:cs="Arial" w:eastAsia="Arial" w:hAnsi="Arial"/>
+                  <w:color w:val="595959"/>
+                  <w:sz w:val="14"/>
+                  <w:szCs w:val="14"/>
+                  <w:u w:val="single" w:color="595959"/>
+                </w:rPr>
+                <w:t xml:space="preserve">🔍 Search ARES for similar readings</w:t>
+              </w:r>
+            </w:hyperlink>
+          </w:p>
+        </w:tc>
+        <w:tc>
+          <w:tcPr>
+            <w:tcW w:type="dxa" w:w="3040"/>
+            <w:shd w:fill="FFFFFF" w:color="auto" w:val="clear"/>
+            <w:tcMar>
+              <w:top w:type="dxa" w:w="60"/>
+              <w:left w:type="dxa" w:w="120"/>
+              <w:bottom w:type="dxa" w:w="60"/>
+              <w:right w:type="dxa" w:w="120"/>
+            </w:tcMar>
+            <w:vAlign w:val="top"/>
+          </w:tcPr>
+          <w:p>
+            <w:pPr>
+              <w:spacing w:after="40" w:before="0"/>
+              <w:jc w:val="left"/>
+            </w:pPr>
+            <w:r>
+              <w:rPr>
+                <w:rFonts w:ascii="Arial" w:cs="Arial" w:eastAsia="Arial" w:hAnsi="Arial"/>
+                <w:b w:val="false"/>
+                <w:bCs w:val="false"/>
+                <w:i w:val="false"/>
+                <w:iCs w:val="false"/>
+                <w:color w:val="000000"/>
+                <w:sz w:val="18"/>
+                <w:szCs w:val="18"/>
+              </w:rPr>
+              <w:t xml:space="preserve">Each learner receives a blank 3-column table with headers: Angle | sin | cos | tan. They individually fill in their BEST GUESS for 0°, 30°, 45°, 60°, 90° — using only memory, symmetry reasoning, or any prior knowledge. They annotate a small sketch of a right-angled triangle to show which sides they think grow or shrink as the angle increases from 0° to 90°. They write a one-sentence prediction: 'I think sin 60° is ___ because ___.' Predictions are held (not shared yet) in their exercise books to be revisited after derivation.</w:t>
+            </w:r>
+          </w:p>
+        </w:tc>
+        <w:tc>
+          <w:tcPr>
+            <w:tcW w:type="dxa" w:w="3040"/>
+            <w:shd w:fill="F2F2F2" w:color="auto" w:val="clear"/>
+            <w:tcMar>
+              <w:top w:type="dxa" w:w="60"/>
+              <w:left w:type="dxa" w:w="120"/>
+              <w:bottom w:type="dxa" w:w="60"/>
+              <w:right w:type="dxa" w:w="120"/>
+            </w:tcMar>
+            <w:vAlign w:val="top"/>
+          </w:tcPr>
+          <w:p>
+            <w:pPr>
+              <w:spacing w:after="40" w:before="0"/>
+              <w:jc w:val="left"/>
+            </w:pPr>
+            <w:r>
+              <w:rPr>
+                <w:rFonts w:ascii="Arial" w:cs="Arial" w:eastAsia="Arial" w:hAnsi="Arial"/>
+                <w:b w:val="false"/>
+                <w:bCs w:val="false"/>
+                <w:i w:val="false"/>
+                <w:iCs w:val="false"/>
+                <w:color w:val="000000"/>
+                <w:sz w:val="18"/>
+                <w:szCs w:val="18"/>
+              </w:rPr>
+              <w:t xml:space="preserve">Display the anchoring phenomenon image (student in Kisumu, mango-tree shadow, clinometer reading 53°). Say: 'Last lesson we used calculators and tables. Today I want you to FORGET the calculator. Look at your blank table — what do you already know or can reason about these special angles? You have 4 minutes, working alone. Go.' Set a visible 4-minute timer. Circulate silently; do NOT confirm or correct — only observe. After 4 minutes: 'Keep your tables face-down. We will come back to them.' Cold-call 3 learners: 'Achieng, what did you write for sin 90°?' WAIT 12 seconds. 'Otieno, same question — agree or disagree with Achieng and say why.' WAIT 12 seconds. 'Fatuma, what about tan 45°? Take your time.' WAIT 15 seconds. Record the three predicted values on the board WITHOUT revealing correctness. Say: 'By the end of this lesson you will know with certainty — and you will never need a calculator for these five angles again.'</w:t>
+            </w:r>
+          </w:p>
+        </w:tc>
+        <w:tc>
+          <w:tcPr>
+            <w:tcW w:type="dxa" w:w="3040"/>
+            <w:shd w:fill="FFFFFF" w:color="auto" w:val="clear"/>
+            <w:tcMar>
+              <w:top w:type="dxa" w:w="60"/>
+              <w:left w:type="dxa" w:w="120"/>
+              <w:bottom w:type="dxa" w:w="60"/>
+              <w:right w:type="dxa" w:w="120"/>
+            </w:tcMar>
+            <w:vAlign w:val="top"/>
+          </w:tcPr>
+          <w:p>
+            <w:pPr>
+              <w:spacing w:after="40" w:before="0"/>
+              <w:jc w:val="left"/>
+            </w:pPr>
+            <w:r>
+              <w:rPr>
+                <w:rFonts w:ascii="Arial" w:cs="Arial" w:eastAsia="Arial" w:hAnsi="Arial"/>
+                <w:b w:val="false"/>
+                <w:bCs w:val="false"/>
+                <w:i w:val="false"/>
+                <w:iCs w:val="false"/>
+                <w:color w:val="000000"/>
+                <w:sz w:val="18"/>
+                <w:szCs w:val="18"/>
+              </w:rPr>
+              <w:t xml:space="preserve">Activation of Prior Knowledge + Prediction Journal. Learners surface informal geometric intuitions (e.g., 'at 45° the triangle looks symmetric so sin = cos') before formal derivation. Writing a prediction sentence forces them to articulate reasoning, creating a cognitive gap that motivates the derivation activity.</w:t>
+            </w:r>
+          </w:p>
+        </w:tc>
+        <w:tc>
+          <w:tcPr>
+            <w:tcW w:type="dxa" w:w="3040"/>
+            <w:shd w:fill="F2F2F2" w:color="auto" w:val="clear"/>
+            <w:tcMar>
+              <w:top w:type="dxa" w:w="60"/>
+              <w:left w:type="dxa" w:w="120"/>
+              <w:bottom w:type="dxa" w:w="60"/>
+              <w:right w:type="dxa" w:w="120"/>
+            </w:tcMar>
+            <w:vAlign w:val="top"/>
+          </w:tcPr>
+          <w:p>
+            <w:pPr>
+              <w:spacing w:after="40" w:before="0"/>
+              <w:jc w:val="left"/>
+            </w:pPr>
+            <w:r>
+              <w:rPr>
+                <w:rFonts w:ascii="Arial" w:cs="Arial" w:eastAsia="Arial" w:hAnsi="Arial"/>
+                <w:b w:val="false"/>
+                <w:bCs w:val="false"/>
+                <w:i w:val="false"/>
+                <w:iCs w:val="false"/>
+                <w:color w:val="000000"/>
+                <w:sz w:val="18"/>
+                <w:szCs w:val="18"/>
+              </w:rPr>
+              <w:t xml:space="preserve">Teacher scans completed prediction tables during circulation. Observable indicator: learner has written a numerical fraction or decimal (not left blank) for at least 3 of the 5 angles AND has provided a written justification sentence. Flag learners who have all cells blank — seat them next to a peer who wrote something for the pair-derivation in Phase 2.</w:t>
+            </w:r>
+          </w:p>
+        </w:tc>
+      </w:tr>
+      <w:tr>
+        <w:tc>
+          <w:tcPr>
+            <w:tcW w:type="dxa" w:w="1520"/>
+            <w:shd w:fill="D9EEF1" w:color="auto" w:val="clear"/>
+            <w:tcMar>
+              <w:top w:type="dxa" w:w="60"/>
+              <w:left w:type="dxa" w:w="120"/>
+              <w:bottom w:type="dxa" w:w="60"/>
+              <w:right w:type="dxa" w:w="120"/>
+            </w:tcMar>
+            <w:vAlign w:val="top"/>
+          </w:tcPr>
+          <w:p>
+            <w:pPr>
+              <w:spacing w:after="40" w:before="0"/>
+              <w:jc w:val="left"/>
+            </w:pPr>
+            <w:r>
+              <w:rPr>
+                <w:rFonts w:ascii="Arial" w:cs="Arial" w:eastAsia="Arial" w:hAnsi="Arial"/>
+                <w:b/>
+                <w:bCs/>
+                <w:i w:val="false"/>
+                <w:iCs w:val="false"/>
+                <w:color w:val="000000"/>
+                <w:sz w:val="18"/>
+                <w:szCs w:val="18"/>
+              </w:rPr>
+              <w:t xml:space="preserve">Observe Phase</w:t>
+            </w:r>
+          </w:p>
+          <w:p>
+            <w:pPr>
+              <w:spacing w:after="20" w:before="0"/>
+            </w:pPr>
+            <w:r>
+              <w:rPr>
+                <w:rFonts w:ascii="Arial" w:cs="Arial" w:eastAsia="Arial" w:hAnsi="Arial"/>
+                <w:b/>
+                <w:bCs/>
+                <w:color w:val="1F3864"/>
+                <w:sz w:val="16"/>
+                <w:szCs w:val="16"/>
+              </w:rPr>
+              <w:t xml:space="preserve">📹 VIDEO:</w:t>
+            </w:r>
+          </w:p>
+          <w:p>
+            <w:pPr>
+              <w:spacing w:after="20" w:before="0"/>
+            </w:pPr>
+            <w:hyperlink w:history="1" r:id="rId9hhplzxyrf_7aaqbjiv_3">
               <w:r>
                 <w:rPr>
                   <w:rFonts w:ascii="Arial" w:cs="Arial" w:eastAsia="Arial" w:hAnsi="Arial"/>
@@ -24480,7 +24786,7 @@
               <w:spacing w:after="10" w:before="0"/>
               <w:ind w:left="120"/>
             </w:pPr>
-            <w:hyperlink w:history="1" r:id="rIdcriv-4lbvb84arh1un1bm">
+            <w:hyperlink w:history="1" r:id="rIddur-byqp-rj1bqudue-sw">
               <w:r>
                 <w:rPr>
                   <w:rFonts w:ascii="Arial" w:cs="Arial" w:eastAsia="Arial" w:hAnsi="Arial"/>
@@ -24525,7 +24831,7 @@
             <w:pPr>
               <w:spacing w:after="20" w:before="0"/>
             </w:pPr>
-            <w:hyperlink w:history="1" r:id="rIdk8mccmmzvcvylxyzmyx8q">
+            <w:hyperlink w:history="1" r:id="rIdilm1kkzzhn--wd0fm6ug-">
               <w:r>
                 <w:rPr>
                   <w:rFonts w:ascii="Arial" w:cs="Arial" w:eastAsia="Arial" w:hAnsi="Arial"/>
@@ -24558,7 +24864,7 @@
               <w:spacing w:after="10" w:before="0"/>
               <w:ind w:left="120"/>
             </w:pPr>
-            <w:hyperlink w:history="1" r:id="rId6leq6iwevavipkiido2fn">
+            <w:hyperlink w:history="1" r:id="rIdixpcnja4uw3wdopchypob">
               <w:r>
                 <w:rPr>
                   <w:rFonts w:ascii="Arial" w:cs="Arial" w:eastAsia="Arial" w:hAnsi="Arial"/>
@@ -24600,7 +24906,7 @@
                 <w:sz w:val="18"/>
                 <w:szCs w:val="18"/>
               </w:rPr>
-              <w:t xml:space="preserve">Each learner receives a blank 3-column table with headers: Angle | sin | cos | tan. They individually fill in their BEST GUESS for 0°, 30°, 45°, 60°, 90° — using only memory, symmetry reasoning, or any prior knowledge. They annotate a small sketch of a right-angled triangle to show which sides they think grow or shrink as the angle increases from 0° to 90°. They write a one-sentence prediction: 'I think sin 60° is ___ because ___.' Predictions are held (not shared yet) in their exercise books to be revisited after derivation.</w:t>
+              <w:t xml:space="preserve">Groups of 4 receive two pre-cut card triangles: (A) an equilateral triangle (side = 2 cm, labelled) and (B) a right isosceles triangle (legs = 1 cm each). Step-by-step task card instructs them to: (1) Fold Card A along its altitude to produce two 30-60-90 right triangles — measure/label all three sides using Pythagoras (½ base = 1, hypotenuse = 2, altitude = √3). (2) Use Card B (45-45-90) — label hypotenuse = √2. (3) Complete a group special-angles table by computing sin, cos, tan for 30°, 45°, 60° from these side lengths. (4) Use the pattern of the table to deduce sin 0°, cos 0°, sin 90°, cos 90°, and tan 90° (undefined). (5) Check: does tan θ = sin θ ÷ cos θ hold for every special angle in their table? Record 'YES/NO + working' for each angle. Groups then open their calculators ONLY to verify: e.g., does sin 30° on calculator = 0.5? They record: 'Calculator confirms: sin 30° = 0.5 ✓'. Finally, each learner flips over their prediction table from Phase 1 and marks each cell ✓ (correct) or ✗ (incorrect).</w:t>
             </w:r>
           </w:p>
         </w:tc>
@@ -24632,7 +24938,7 @@
                 <w:sz w:val="18"/>
                 <w:szCs w:val="18"/>
               </w:rPr>
-              <w:t xml:space="preserve">Display the anchoring phenomenon image (student in Kisumu, mango-tree shadow, clinometer reading 53°). Say: 'Last lesson we used calculators and tables. Today I want you to FORGET the calculator. Look at your blank table — what do you already know or can reason about these special angles? You have 4 minutes, working alone. Go.' Set a visible 4-minute timer. Circulate silently; do NOT confirm or correct — only observe. After 4 minutes: 'Keep your tables face-down. We will come back to them.' Cold-call 3 learners: 'Achieng, what did you write for sin 90°?' WAIT 12 seconds. 'Otieno, same question — agree or disagree with Achieng and say why.' WAIT 12 seconds. 'Fatuma, what about tan 45°? Take your time.' WAIT 15 seconds. Record the three predicted values on the board WITHOUT revealing correctness. Say: 'By the end of this lesson you will know with certainty — and you will never need a calculator for these five angles again.'</w:t>
+              <w:t xml:space="preserve">Distribute card triangles and task cards. Say: 'This is a geometry detective task. Your card triangles hold the secret of ALL special angles. Work through the steps in order — do NOT skip to the calculator yet.' Allow 18 minutes for Steps 1–5. Circulate; at the 8-minute mark cold-call one group: 'Kamau, what did your group get for the altitude of the equilateral triangle? How did you get √3?' WAIT 12 seconds. If groups stall on √3, prompt: 'What theorem connects sides of a right triangle? Use it on the 30-60-90 triangle.' At the 14-minute mark say: 'Now check your tan column — does tan = sin ÷ cos? Show the working for 60° right now.' WAIT 10 seconds, then ask one group to read their check aloud. After groups complete Step 5, bring class together: 'Turn over your prediction table. Mark each cell. Hands up — who got sin 45° exactly right in Phase 1?' Count hands aloud. 'Interesting. Now we know the exact values. Write them in your notes in a boxed table — you will use this for the rest of secondary school.'</w:t>
             </w:r>
           </w:p>
         </w:tc>
@@ -24664,7 +24970,7 @@
                 <w:sz w:val="18"/>
                 <w:szCs w:val="18"/>
               </w:rPr>
-              <w:t xml:space="preserve">Activation of Prior Knowledge + Prediction Journal. Learners surface informal geometric intuitions (e.g., 'at 45° the triangle looks symmetric so sin = cos') before formal derivation. Writing a prediction sentence forces them to articulate reasoning, creating a cognitive gap that motivates the derivation activity.</w:t>
+              <w:t xml:space="preserve">Manipulative-Based Derivation (Concrete → Abstract). Physical folding of the equilateral triangle makes the origin of the 30-60-90 ratios visible and memorable — learners SEE why sin 30° = 1/2 rather than memorising a fact. The predict–verify loop (prediction table → derivation → calculator confirmation → self-marking) creates metacognitive awareness of what was intuited correctly versus what needed formal derivation. Connecting tan θ = sin θ / cos θ algebraically confirms the identity discovered numerically in Lesson 7.</w:t>
             </w:r>
           </w:p>
         </w:tc>
@@ -24696,7 +25002,7 @@
                 <w:sz w:val="18"/>
                 <w:szCs w:val="18"/>
               </w:rPr>
-              <w:t xml:space="preserve">Teacher scans completed prediction tables during circulation. Observable indicator: learner has written a numerical fraction or decimal (not left blank) for at least 3 of the 5 angles AND has provided a written justification sentence. Flag learners who have all cells blank — seat them next to a peer who wrote something for the pair-derivation in Phase 2.</w:t>
+              <w:t xml:space="preserve">Collect ONE group special-angles table per group (rotate which group each lesson). Observable indicator: all 15 cells (5 angles × 3 ratios) are correctly filled with exact values (fractions / surds), AND the tan = sin/cos check is shown with working for at least 2 angles. Groups with errors in the √3 row receive targeted correction before Phase 3.</w:t>
             </w:r>
           </w:p>
         </w:tc>
@@ -24705,32 +25011,32 @@
         <w:tc>
           <w:tcPr>
             <w:tcW w:type="dxa" w:w="1520"/>
-            <w:shd w:fill="D9EEF1" w:color="auto" w:val="clear"/>
-            <w:tcMar>
-              <w:top w:type="dxa" w:w="60"/>
-              <w:left w:type="dxa" w:w="120"/>
-              <w:bottom w:type="dxa" w:w="60"/>
-              <w:right w:type="dxa" w:w="120"/>
-            </w:tcMar>
-            <w:vAlign w:val="top"/>
-          </w:tcPr>
-          <w:p>
-            <w:pPr>
-              <w:spacing w:after="40" w:before="0"/>
-              <w:jc w:val="left"/>
-            </w:pPr>
-            <w:r>
-              <w:rPr>
-                <w:rFonts w:ascii="Arial" w:cs="Arial" w:eastAsia="Arial" w:hAnsi="Arial"/>
-                <w:b/>
-                <w:bCs/>
-                <w:i w:val="false"/>
-                <w:iCs w:val="false"/>
-                <w:color w:val="000000"/>
-                <w:sz w:val="18"/>
-                <w:szCs w:val="18"/>
-              </w:rPr>
-              <w:t xml:space="preserve">Observe Phase</w:t>
+            <w:shd w:fill="E2EFDA" w:color="auto" w:val="clear"/>
+            <w:tcMar>
+              <w:top w:type="dxa" w:w="60"/>
+              <w:left w:type="dxa" w:w="120"/>
+              <w:bottom w:type="dxa" w:w="60"/>
+              <w:right w:type="dxa" w:w="120"/>
+            </w:tcMar>
+            <w:vAlign w:val="top"/>
+          </w:tcPr>
+          <w:p>
+            <w:pPr>
+              <w:spacing w:after="40" w:before="0"/>
+              <w:jc w:val="left"/>
+            </w:pPr>
+            <w:r>
+              <w:rPr>
+                <w:rFonts w:ascii="Arial" w:cs="Arial" w:eastAsia="Arial" w:hAnsi="Arial"/>
+                <w:b/>
+                <w:bCs/>
+                <w:i w:val="false"/>
+                <w:iCs w:val="false"/>
+                <w:color w:val="000000"/>
+                <w:sz w:val="18"/>
+                <w:szCs w:val="18"/>
+              </w:rPr>
+              <w:t xml:space="preserve">Explain Phase</w:t>
             </w:r>
           </w:p>
           <w:p>
@@ -24753,7 +25059,7 @@
             <w:pPr>
               <w:spacing w:after="20" w:before="0"/>
             </w:pPr>
-            <w:hyperlink w:history="1" r:id="rIdmycar6eafeym97agmhczu">
+            <w:hyperlink w:history="1" r:id="rIdzjs22tqb1m7g6jl0kyp5z">
               <w:r>
                 <w:rPr>
                   <w:rFonts w:ascii="Arial" w:cs="Arial" w:eastAsia="Arial" w:hAnsi="Arial"/>
@@ -24786,7 +25092,7 @@
               <w:spacing w:after="10" w:before="0"/>
               <w:ind w:left="120"/>
             </w:pPr>
-            <w:hyperlink w:history="1" r:id="rId5szusvftm_qjjmct68mkn">
+            <w:hyperlink w:history="1" r:id="rIdj90nvawlsgljasuj0zbt7">
               <w:r>
                 <w:rPr>
                   <w:rFonts w:ascii="Arial" w:cs="Arial" w:eastAsia="Arial" w:hAnsi="Arial"/>
@@ -24831,7 +25137,7 @@
             <w:pPr>
               <w:spacing w:after="20" w:before="0"/>
             </w:pPr>
-            <w:hyperlink w:history="1" r:id="rId1e3hzdx9jgebuhgducykl">
+            <w:hyperlink w:history="1" r:id="rId00k14enf0wbown8bvuc_p">
               <w:r>
                 <w:rPr>
                   <w:rFonts w:ascii="Arial" w:cs="Arial" w:eastAsia="Arial" w:hAnsi="Arial"/>
@@ -24864,7 +25170,7 @@
               <w:spacing w:after="10" w:before="0"/>
               <w:ind w:left="120"/>
             </w:pPr>
-            <w:hyperlink w:history="1" r:id="rIdzdheohym9uw5glpkj1xqs">
+            <w:hyperlink w:history="1" r:id="rIdbrxc1lepfnie1ys0jconw">
               <w:r>
                 <w:rPr>
                   <w:rFonts w:ascii="Arial" w:cs="Arial" w:eastAsia="Arial" w:hAnsi="Arial"/>
@@ -24906,7 +25212,7 @@
                 <w:sz w:val="18"/>
                 <w:szCs w:val="18"/>
               </w:rPr>
-              <w:t xml:space="preserve">Groups of 4 receive two pre-cut card triangles: (A) an equilateral triangle (side = 2 cm, labelled) and (B) a right isosceles triangle (legs = 1 cm each). Step-by-step task card instructs them to: (1) Fold Card A along its altitude to produce two 30-60-90 right triangles — measure/label all three sides using Pythagoras (½ base = 1, hypotenuse = 2, altitude = √3). (2) Use Card B (45-45-90) — label hypotenuse = √2. (3) Complete a group special-angles table by computing sin, cos, tan for 30°, 45°, 60° from these side lengths. (4) Use the pattern of the table to deduce sin 0°, cos 0°, sin 90°, cos 90°, and tan 90° (undefined). (5) Check: does tan θ = sin θ ÷ cos θ hold for every special angle in their table? Record 'YES/NO + working' for each angle. Groups then open their calculators ONLY to verify: e.g., does sin 30° on calculator = 0.5? They record: 'Calculator confirms: sin 30° = 0.5 ✓'. Finally, each learner flips over their prediction table from Phase 1 and marks each cell ✓ (correct) or ✗ (incorrect).</w:t>
+              <w:t xml:space="preserve">Part A — Eldoret Builder Problem (Guided): The teacher projects or draws on the board: 'A builder in Eldoret is constructing a roof pitched at 60°. The horizontal span of the roof is 5 m (so the half-span, from wall to ridge, is 2.5 m). Calculate the length of one roof rafter (the sloping side) using exact values only.' Learners identify the right triangle (half-span = adjacent = 2.5 m, angle = 60°, rafter = hypotenuse). They write: cos 60° = adjacent / hypotenuse → ½ = 2.5 / rafter → rafter = 5 m. They also calculate the ridge height using tan 60° = height / 2.5 → √3 = height / 2.5 → height = 2.5√3 m ≈ 4.33 m. Part B — Paired Reading: Each pair reads a short 200-word article (printed on the task card) titled 'Special Angles in Kenyan Construction and Land Survey' which describes how Jua Kali artisans in Gikomba Market, Nairobi, use 45° and 60° angles in metalwork without calculators, and how surveyors in the Rift Valley use 30-60-90 geometry to mark land boundaries. After reading, pairs answer 3 questions: (1) Why are special angles useful to an artisan without a calculator? (2) A Gikomba welder makes a triangular brace at 30° to a 4 m horizontal beam — how long is the brace (hypotenuse)? (3) Reconnect to the phenomenon: if the Kisumu mango-tree clinometer had read exactly 60° instead of 53°, and the shadow was still 9.0 m, what would the tree height be using an exact value?</w:t>
             </w:r>
           </w:p>
         </w:tc>
@@ -24938,7 +25244,7 @@
                 <w:sz w:val="18"/>
                 <w:szCs w:val="18"/>
               </w:rPr>
-              <w:t xml:space="preserve">Distribute card triangles and task cards. Say: 'This is a geometry detective task. Your card triangles hold the secret of ALL special angles. Work through the steps in order — do NOT skip to the calculator yet.' Allow 18 minutes for Steps 1–5. Circulate; at the 8-minute mark cold-call one group: 'Kamau, what did your group get for the altitude of the equilateral triangle? How did you get √3?' WAIT 12 seconds. If groups stall on √3, prompt: 'What theorem connects sides of a right triangle? Use it on the 30-60-90 triangle.' At the 14-minute mark say: 'Now check your tan column — does tan = sin ÷ cos? Show the working for 60° right now.' WAIT 10 seconds, then ask one group to read their check aloud. After groups complete Step 5, bring class together: 'Turn over your prediction table. Mark each cell. Hands up — who got sin 45° exactly right in Phase 1?' Count hands aloud. 'Interesting. Now we know the exact values. Write them in your notes in a boxed table — you will use this for the rest of secondary school.'</w:t>
+              <w:t xml:space="preserve">For Part A, say: 'No calculators. This is Eldoret — the builder has only a tape measure and this table you just derived. Sketch the right triangle first, label it, THEN choose your ratio.' Allow 6 minutes. Cold-call one learner to draw the triangle on the board: 'Wanjiku, come and label the sides for us.' WAIT 10 seconds. After she labels: 'Class, do you agree with how Wanjiku has identified opposite, adjacent, hypotenuse? Show thumbs up / thumbs down.' Correct any mislabelling before proceeding. Walk through the cos 60° step together, then release groups for tan 60° step independently (3 minutes). For Part B, say: 'Read carefully — look for the connection between what the artisan does and what you just derived.' After 8 minutes of paired reading and questions, cold-call 2 pairs for Part B Q3: 'Omondi, what tree height did you get? Show your working on the board.' WAIT 12 seconds. Confirm: tan 60° = h/9.0 → √3 = h/9.0 → h = 9√3 ≈ 15.6 m. Say: 'Notice — same method as in our Kisumu phenomenon, but now exact. The angle and the shadow length are all we need.'</w:t>
             </w:r>
           </w:p>
         </w:tc>
@@ -24970,7 +25276,7 @@
                 <w:sz w:val="18"/>
                 <w:szCs w:val="18"/>
               </w:rPr>
-              <w:t xml:space="preserve">Manipulative-Based Derivation (Concrete → Abstract). Physical folding of the equilateral triangle makes the origin of the 30-60-90 ratios visible and memorable — learners SEE why sin 30° = 1/2 rather than memorising a fact. The predict–verify loop (prediction table → derivation → calculator confirmation → self-marking) creates metacognitive awareness of what was intuited correctly versus what needed formal derivation. Connecting tan θ = sin θ / cos θ algebraically confirms the identity discovered numerically in Lesson 7.</w:t>
+              <w:t xml:space="preserve">Context Transfer + Worked Example Analysis. Anchoring the exact-values skill in the Eldoret builder scenario and the Gikomba artisan reading makes the mathematics purposeful. The phenomenon reconnect question (Part B Q3) is a deliberate transfer task: learners must carry the SOH CAH TOA structure from Lessons 1–7, substitute a special angle, and produce an exact answer — demonstrating that their understanding is not context-bound. This is the NGSS Science &amp; Engineering Practice of 'Using Mathematics and Computational Thinking' applied to engineering design contexts.</w:t>
             </w:r>
           </w:p>
         </w:tc>
@@ -25002,7 +25308,7 @@
                 <w:sz w:val="18"/>
                 <w:szCs w:val="18"/>
               </w:rPr>
-              <w:t xml:space="preserve">Collect ONE group special-angles table per group (rotate which group each lesson). Observable indicator: all 15 cells (5 angles × 3 ratios) are correctly filled with exact values (fractions / surds), AND the tan = sin/cos check is shown with working for at least 2 angles. Groups with errors in the √3 row receive targeted correction before Phase 3.</w:t>
+              <w:t xml:space="preserve">Teacher collects paired answer sheets for Part B Q2 and Q3. Observable indicators: (1) Correct right-triangle sketch with labelled sides for Q2; (2) Working shows cos 30° or sin 60° = ½ used correctly to give hypotenuse = 8 m for Q2 (note: hypotenuse = 4/cos 30° = 4/(√3/2) = 8/√3 = 8√3/3 m, OR if using sin: sin 30°=opp/hyp so hyp = 4/sin 60° — accept both approaches with correct working); (3) Q3 answer of 9√3 m with tan 60° = √3 substituted explicitly. Flag pairs with incorrect triangle orientation for Phase 4 support.</w:t>
             </w:r>
           </w:p>
         </w:tc>
@@ -25011,32 +25317,32 @@
         <w:tc>
           <w:tcPr>
             <w:tcW w:type="dxa" w:w="1520"/>
-            <w:shd w:fill="E2EFDA" w:color="auto" w:val="clear"/>
-            <w:tcMar>
-              <w:top w:type="dxa" w:w="60"/>
-              <w:left w:type="dxa" w:w="120"/>
-              <w:bottom w:type="dxa" w:w="60"/>
-              <w:right w:type="dxa" w:w="120"/>
-            </w:tcMar>
-            <w:vAlign w:val="top"/>
-          </w:tcPr>
-          <w:p>
-            <w:pPr>
-              <w:spacing w:after="40" w:before="0"/>
-              <w:jc w:val="left"/>
-            </w:pPr>
-            <w:r>
-              <w:rPr>
-                <w:rFonts w:ascii="Arial" w:cs="Arial" w:eastAsia="Arial" w:hAnsi="Arial"/>
-                <w:b/>
-                <w:bCs/>
-                <w:i w:val="false"/>
-                <w:iCs w:val="false"/>
-                <w:color w:val="000000"/>
-                <w:sz w:val="18"/>
-                <w:szCs w:val="18"/>
-              </w:rPr>
-              <w:t xml:space="preserve">Explain Phase</w:t>
+            <w:shd w:fill="FCE4D6" w:color="auto" w:val="clear"/>
+            <w:tcMar>
+              <w:top w:type="dxa" w:w="60"/>
+              <w:left w:type="dxa" w:w="120"/>
+              <w:bottom w:type="dxa" w:w="60"/>
+              <w:right w:type="dxa" w:w="120"/>
+            </w:tcMar>
+            <w:vAlign w:val="top"/>
+          </w:tcPr>
+          <w:p>
+            <w:pPr>
+              <w:spacing w:after="40" w:before="0"/>
+              <w:jc w:val="left"/>
+            </w:pPr>
+            <w:r>
+              <w:rPr>
+                <w:rFonts w:ascii="Arial" w:cs="Arial" w:eastAsia="Arial" w:hAnsi="Arial"/>
+                <w:b/>
+                <w:bCs/>
+                <w:i w:val="false"/>
+                <w:iCs w:val="false"/>
+                <w:color w:val="000000"/>
+                <w:sz w:val="18"/>
+                <w:szCs w:val="18"/>
+              </w:rPr>
+              <w:t xml:space="preserve">Driving Question Board (DQB) Creation</w:t>
             </w:r>
           </w:p>
           <w:p>
@@ -25059,7 +25365,7 @@
             <w:pPr>
               <w:spacing w:after="20" w:before="0"/>
             </w:pPr>
-            <w:hyperlink w:history="1" r:id="rIdcjsvwekxws9mv5curwiog">
+            <w:hyperlink w:history="1" r:id="rIdwpkgzpyavmo4zizvi7j_-">
               <w:r>
                 <w:rPr>
                   <w:rFonts w:ascii="Arial" w:cs="Arial" w:eastAsia="Arial" w:hAnsi="Arial"/>
@@ -25068,7 +25374,7 @@
                   <w:szCs w:val="16"/>
                   <w:u w:val="single" w:color="2E75B6"/>
                 </w:rPr>
-                <w:t xml:space="preserve">The trig functions &amp; right triangle trig ratios</w:t>
+                <w:t xml:space="preserve">Solving for a side in right triangles with trigonometry</w:t>
               </w:r>
             </w:hyperlink>
           </w:p>
@@ -25092,7 +25398,7 @@
               <w:spacing w:after="10" w:before="0"/>
               <w:ind w:left="120"/>
             </w:pPr>
-            <w:hyperlink w:history="1" r:id="rIdxydgspnwtv_fmuwh2ysc5">
+            <w:hyperlink w:history="1" r:id="rIdb1u9yuznjjziqptmfrrht">
               <w:r>
                 <w:rPr>
                   <w:rFonts w:ascii="Arial" w:cs="Arial" w:eastAsia="Arial" w:hAnsi="Arial"/>
@@ -25137,7 +25443,7 @@
             <w:pPr>
               <w:spacing w:after="20" w:before="0"/>
             </w:pPr>
-            <w:hyperlink w:history="1" r:id="rIdimq-aw83duymnc73z4iz2">
+            <w:hyperlink w:history="1" r:id="rId-xyw28pef-aobjilxdpo7">
               <w:r>
                 <w:rPr>
                   <w:rFonts w:ascii="Arial" w:cs="Arial" w:eastAsia="Arial" w:hAnsi="Arial"/>
@@ -25146,7 +25452,7 @@
                   <w:szCs w:val="16"/>
                   <w:u w:val="single" w:color="2E75B6"/>
                 </w:rPr>
-                <w:t xml:space="preserve">Find trig values using angle addition identities</w:t>
+                <w:t xml:space="preserve">Right triangle trigonometry word problems</w:t>
               </w:r>
             </w:hyperlink>
           </w:p>
@@ -25170,7 +25476,7 @@
               <w:spacing w:after="10" w:before="0"/>
               <w:ind w:left="120"/>
             </w:pPr>
-            <w:hyperlink w:history="1" r:id="rId9ns_k12vc3bgilkdz_mjy">
+            <w:hyperlink w:history="1" r:id="rIdwbcse-2gimuriw-arxr43">
               <w:r>
                 <w:rPr>
                   <w:rFonts w:ascii="Arial" w:cs="Arial" w:eastAsia="Arial" w:hAnsi="Arial"/>
@@ -25212,7 +25518,7 @@
                 <w:sz w:val="18"/>
                 <w:szCs w:val="18"/>
               </w:rPr>
-              <w:t xml:space="preserve">Part A — Eldoret Builder Problem (Guided): The teacher projects or draws on the board: 'A builder in Eldoret is constructing a roof pitched at 60°. The horizontal span of the roof is 5 m (so the half-span, from wall to ridge, is 2.5 m). Calculate the length of one roof rafter (the sloping side) using exact values only.' Learners identify the right triangle (half-span = adjacent = 2.5 m, angle = 60°, rafter = hypotenuse). They write: cos 60° = adjacent / hypotenuse → ½ = 2.5 / rafter → rafter = 5 m. They also calculate the ridge height using tan 60° = height / 2.5 → √3 = height / 2.5 → height = 2.5√3 m ≈ 4.33 m. Part B — Paired Reading: Each pair reads a short 200-word article (printed on the task card) titled 'Special Angles in Kenyan Construction and Land Survey' which describes how Jua Kali artisans in Gikomba Market, Nairobi, use 45° and 60° angles in metalwork without calculators, and how surveyors in the Rift Valley use 30-60-90 geometry to mark land boundaries. After reading, pairs answer 3 questions: (1) Why are special angles useful to an artisan without a calculator? (2) A Gikomba welder makes a triangular brace at 30° to a 4 m horizontal beam — how long is the brace (hypotenuse)? (3) Reconnect to the phenomenon: if the Kisumu mango-tree clinometer had read exactly 60° instead of 53°, and the shadow was still 9.0 m, what would the tree height be using an exact value?</w:t>
+              <w:t xml:space="preserve">Each group reviews the class Driving Question Board displayed at the front. The DQB has two columns: 'What we have figured out' and 'What we still wonder about.' Groups receive two sticky notes each — one green (new evidence) and one orange (new wonder/question). On the GREEN note they write one specific claim from today's lesson, citing evidence: e.g., 'We figured out that tan 60° = √3 exactly, so a builder can calculate a rafter length with only arithmetic.' On the ORANGE note they write one unresolved question, e.g., 'What happens when the angle is NOT a special angle and we have no calculator — is there another method?' Groups post their notes on the DQB. The teacher reads 3–4 notes aloud and facilitates a 3-minute whole-class discussion connecting new evidence to the anchoring phenomenon: 'How does knowing exact values for special angles sharpen our answer to the driving question about the Kisumu mango tree?'</w:t>
             </w:r>
           </w:p>
         </w:tc>
@@ -25244,7 +25550,7 @@
                 <w:sz w:val="18"/>
                 <w:szCs w:val="18"/>
               </w:rPr>
-              <w:t xml:space="preserve">For Part A, say: 'No calculators. This is Eldoret — the builder has only a tape measure and this table you just derived. Sketch the right triangle first, label it, THEN choose your ratio.' Allow 6 minutes. Cold-call one learner to draw the triangle on the board: 'Wanjiku, come and label the sides for us.' WAIT 10 seconds. After she labels: 'Class, do you agree with how Wanjiku has identified opposite, adjacent, hypotenuse? Show thumbs up / thumbs down.' Correct any mislabelling before proceeding. Walk through the cos 60° step together, then release groups for tan 60° step independently (3 minutes). For Part B, say: 'Read carefully — look for the connection between what the artisan does and what you just derived.' After 8 minutes of paired reading and questions, cold-call 2 pairs for Part B Q3: 'Omondi, what tree height did you get? Show your working on the board.' WAIT 12 seconds. Confirm: tan 60° = h/9.0 → √3 = h/9.0 → h = 9√3 ≈ 15.6 m. Say: 'Notice — same method as in our Kisumu phenomenon, but now exact. The angle and the shadow length are all we need.'</w:t>
+              <w:t xml:space="preserve">Point to the DQB and say: 'In Lessons 1 through 7 we gathered evidence that a consistent angle–ratio relationship exists and that SOH CAH TOA lets us calculate heights. Today we added something new — exact values. What should go on our board?' Allow 4 minutes for sticky-note writing. As groups post notes, read one green note aloud: 'This group says __. Class, do you agree this is evidence that helps answer the driving question? Why?' WAIT 12 seconds. Cold-call one student who has not yet spoken this lesson: 'Njeri, where would you say we are on answering: how can an angle tell us the height of a tree?' WAIT 15 seconds. Summarise: 'We now have a complete toolkit for special angles. The driving question is nearly answered — but Lesson 9 will test whether this works beyond special angles, at any angle, for any tree in Kenya.'</w:t>
             </w:r>
           </w:p>
         </w:tc>
@@ -25276,7 +25582,7 @@
                 <w:sz w:val="18"/>
                 <w:szCs w:val="18"/>
               </w:rPr>
-              <w:t xml:space="preserve">Context Transfer + Worked Example Analysis. Anchoring the exact-values skill in the Eldoret builder scenario and the Gikomba artisan reading makes the mathematics purposeful. The phenomenon reconnect question (Part B Q3) is a deliberate transfer task: learners must carry the SOH CAH TOA structure from Lessons 1–7, substitute a special angle, and produce an exact answer — demonstrating that their understanding is not context-bound. This is the NGSS Science &amp; Engineering Practice of 'Using Mathematics and Computational Thinking' applied to engineering design contexts.</w:t>
+              <w:t xml:space="preserve">Collaborative Sense-Making via Driving Question Board (Argument from Evidence). The DQB is a public, cumulative record of the class's epistemic progress. Green/orange sticky notes structure the difference between settled evidence and productive uncertainty — a direct parallel to the NGSS practice of 'Engaging in Argument from Evidence.' Requiring a cited evidence statement on the green note prevents vague claims and builds the habit of evidence-backed reasoning.</w:t>
             </w:r>
           </w:p>
         </w:tc>
@@ -25308,7 +25614,7 @@
                 <w:sz w:val="18"/>
                 <w:szCs w:val="18"/>
               </w:rPr>
-              <w:t xml:space="preserve">Teacher collects paired answer sheets for Part B Q2 and Q3. Observable indicators: (1) Correct right-triangle sketch with labelled sides for Q2; (2) Working shows cos 30° or sin 60° = ½ used correctly to give hypotenuse = 8 m for Q2 (note: hypotenuse = 4/cos 30° = 4/(√3/2) = 8/√3 = 8√3/3 m, OR if using sin: sin 30°=opp/hyp so hyp = 4/sin 60° — accept both approaches with correct working); (3) Q3 answer of 9√3 m with tan 60° = √3 substituted explicitly. Flag pairs with incorrect triangle orientation for Phase 4 support.</w:t>
+              <w:t xml:space="preserve">Teacher photographs the DQB after notes are posted. Observable indicator: each group's green note contains (a) a specific trigonometric claim (names a ratio and angle) AND (b) a real-world application reference. Orange notes that reveal persistent misconceptions (e.g., 'Is sin always smaller than cos?') are flagged for Lesson 9 opening address.</w:t>
             </w:r>
           </w:p>
         </w:tc>
@@ -25317,32 +25623,32 @@
         <w:tc>
           <w:tcPr>
             <w:tcW w:type="dxa" w:w="1520"/>
-            <w:shd w:fill="FCE4D6" w:color="auto" w:val="clear"/>
-            <w:tcMar>
-              <w:top w:type="dxa" w:w="60"/>
-              <w:left w:type="dxa" w:w="120"/>
-              <w:bottom w:type="dxa" w:w="60"/>
-              <w:right w:type="dxa" w:w="120"/>
-            </w:tcMar>
-            <w:vAlign w:val="top"/>
-          </w:tcPr>
-          <w:p>
-            <w:pPr>
-              <w:spacing w:after="40" w:before="0"/>
-              <w:jc w:val="left"/>
-            </w:pPr>
-            <w:r>
-              <w:rPr>
-                <w:rFonts w:ascii="Arial" w:cs="Arial" w:eastAsia="Arial" w:hAnsi="Arial"/>
-                <w:b/>
-                <w:bCs/>
-                <w:i w:val="false"/>
-                <w:iCs w:val="false"/>
-                <w:color w:val="000000"/>
-                <w:sz w:val="18"/>
-                <w:szCs w:val="18"/>
-              </w:rPr>
-              <w:t xml:space="preserve">Driving Question Board (DQB) Creation</w:t>
+            <w:shd w:fill="D5E8F0" w:color="auto" w:val="clear"/>
+            <w:tcMar>
+              <w:top w:type="dxa" w:w="60"/>
+              <w:left w:type="dxa" w:w="120"/>
+              <w:bottom w:type="dxa" w:w="60"/>
+              <w:right w:type="dxa" w:w="120"/>
+            </w:tcMar>
+            <w:vAlign w:val="top"/>
+          </w:tcPr>
+          <w:p>
+            <w:pPr>
+              <w:spacing w:after="40" w:before="0"/>
+              <w:jc w:val="left"/>
+            </w:pPr>
+            <w:r>
+              <w:rPr>
+                <w:rFonts w:ascii="Arial" w:cs="Arial" w:eastAsia="Arial" w:hAnsi="Arial"/>
+                <w:b/>
+                <w:bCs/>
+                <w:i w:val="false"/>
+                <w:iCs w:val="false"/>
+                <w:color w:val="000000"/>
+                <w:sz w:val="18"/>
+                <w:szCs w:val="18"/>
+              </w:rPr>
+              <w:t xml:space="preserve">Model Building Phase</w:t>
             </w:r>
           </w:p>
           <w:p>
@@ -25365,7 +25671,7 @@
             <w:pPr>
               <w:spacing w:after="20" w:before="0"/>
             </w:pPr>
-            <w:hyperlink w:history="1" r:id="rId3irftxfuo-oowetjlrqs5">
+            <w:hyperlink w:history="1" r:id="rIdo95b04gd1ckgomynfx0cv">
               <w:r>
                 <w:rPr>
                   <w:rFonts w:ascii="Arial" w:cs="Arial" w:eastAsia="Arial" w:hAnsi="Arial"/>
@@ -25374,7 +25680,7 @@
                   <w:szCs w:val="16"/>
                   <w:u w:val="single" w:color="2E75B6"/>
                 </w:rPr>
-                <w:t xml:space="preserve">The trig functions &amp; right triangle trig ratios</w:t>
+                <w:t xml:space="preserve">Solving for a side in right triangles with trigonometry</w:t>
               </w:r>
             </w:hyperlink>
           </w:p>
@@ -25398,7 +25704,7 @@
               <w:spacing w:after="10" w:before="0"/>
               <w:ind w:left="120"/>
             </w:pPr>
-            <w:hyperlink w:history="1" r:id="rIdtqrg1oetj3sm-31dxgrv7">
+            <w:hyperlink w:history="1" r:id="rIdpmw0u-7oox5w-p-gpwqrl">
               <w:r>
                 <w:rPr>
                   <w:rFonts w:ascii="Arial" w:cs="Arial" w:eastAsia="Arial" w:hAnsi="Arial"/>
@@ -25443,7 +25749,7 @@
             <w:pPr>
               <w:spacing w:after="20" w:before="0"/>
             </w:pPr>
-            <w:hyperlink w:history="1" r:id="rIdvvzxnkqfzafbzz9uootdv">
+            <w:hyperlink w:history="1" r:id="rIdbu-vc-ewpgkuwkrtqkrem">
               <w:r>
                 <w:rPr>
                   <w:rFonts w:ascii="Arial" w:cs="Arial" w:eastAsia="Arial" w:hAnsi="Arial"/>
@@ -25452,7 +25758,7 @@
                   <w:szCs w:val="16"/>
                   <w:u w:val="single" w:color="2E75B6"/>
                 </w:rPr>
-                <w:t xml:space="preserve">Solve for an angle in right triangles</w:t>
+                <w:t xml:space="preserve">Right triangle trigonometry word problems</w:t>
               </w:r>
             </w:hyperlink>
           </w:p>
@@ -25476,313 +25782,7 @@
               <w:spacing w:after="10" w:before="0"/>
               <w:ind w:left="120"/>
             </w:pPr>
-            <w:hyperlink w:history="1" r:id="rIdzku3nwiztym8omsol21dp">
-              <w:r>
-                <w:rPr>
-                  <w:rFonts w:ascii="Arial" w:cs="Arial" w:eastAsia="Arial" w:hAnsi="Arial"/>
-                  <w:color w:val="595959"/>
-                  <w:sz w:val="14"/>
-                  <w:szCs w:val="14"/>
-                  <w:u w:val="single" w:color="595959"/>
-                </w:rPr>
-                <w:t xml:space="preserve">🔍 Search ARES for similar readings</w:t>
-              </w:r>
-            </w:hyperlink>
-          </w:p>
-        </w:tc>
-        <w:tc>
-          <w:tcPr>
-            <w:tcW w:type="dxa" w:w="3040"/>
-            <w:shd w:fill="FFFFFF" w:color="auto" w:val="clear"/>
-            <w:tcMar>
-              <w:top w:type="dxa" w:w="60"/>
-              <w:left w:type="dxa" w:w="120"/>
-              <w:bottom w:type="dxa" w:w="60"/>
-              <w:right w:type="dxa" w:w="120"/>
-            </w:tcMar>
-            <w:vAlign w:val="top"/>
-          </w:tcPr>
-          <w:p>
-            <w:pPr>
-              <w:spacing w:after="40" w:before="0"/>
-              <w:jc w:val="left"/>
-            </w:pPr>
-            <w:r>
-              <w:rPr>
-                <w:rFonts w:ascii="Arial" w:cs="Arial" w:eastAsia="Arial" w:hAnsi="Arial"/>
-                <w:b w:val="false"/>
-                <w:bCs w:val="false"/>
-                <w:i w:val="false"/>
-                <w:iCs w:val="false"/>
-                <w:color w:val="000000"/>
-                <w:sz w:val="18"/>
-                <w:szCs w:val="18"/>
-              </w:rPr>
-              <w:t xml:space="preserve">Each group reviews the class Driving Question Board displayed at the front. The DQB has two columns: 'What we have figured out' and 'What we still wonder about.' Groups receive two sticky notes each — one green (new evidence) and one orange (new wonder/question). On the GREEN note they write one specific claim from today's lesson, citing evidence: e.g., 'We figured out that tan 60° = √3 exactly, so a builder can calculate a rafter length with only arithmetic.' On the ORANGE note they write one unresolved question, e.g., 'What happens when the angle is NOT a special angle and we have no calculator — is there another method?' Groups post their notes on the DQB. The teacher reads 3–4 notes aloud and facilitates a 3-minute whole-class discussion connecting new evidence to the anchoring phenomenon: 'How does knowing exact values for special angles sharpen our answer to the driving question about the Kisumu mango tree?'</w:t>
-            </w:r>
-          </w:p>
-        </w:tc>
-        <w:tc>
-          <w:tcPr>
-            <w:tcW w:type="dxa" w:w="3040"/>
-            <w:shd w:fill="F2F2F2" w:color="auto" w:val="clear"/>
-            <w:tcMar>
-              <w:top w:type="dxa" w:w="60"/>
-              <w:left w:type="dxa" w:w="120"/>
-              <w:bottom w:type="dxa" w:w="60"/>
-              <w:right w:type="dxa" w:w="120"/>
-            </w:tcMar>
-            <w:vAlign w:val="top"/>
-          </w:tcPr>
-          <w:p>
-            <w:pPr>
-              <w:spacing w:after="40" w:before="0"/>
-              <w:jc w:val="left"/>
-            </w:pPr>
-            <w:r>
-              <w:rPr>
-                <w:rFonts w:ascii="Arial" w:cs="Arial" w:eastAsia="Arial" w:hAnsi="Arial"/>
-                <w:b w:val="false"/>
-                <w:bCs w:val="false"/>
-                <w:i w:val="false"/>
-                <w:iCs w:val="false"/>
-                <w:color w:val="000000"/>
-                <w:sz w:val="18"/>
-                <w:szCs w:val="18"/>
-              </w:rPr>
-              <w:t xml:space="preserve">Point to the DQB and say: 'In Lessons 1 through 7 we gathered evidence that a consistent angle–ratio relationship exists and that SOH CAH TOA lets us calculate heights. Today we added something new — exact values. What should go on our board?' Allow 4 minutes for sticky-note writing. As groups post notes, read one green note aloud: 'This group says __. Class, do you agree this is evidence that helps answer the driving question? Why?' WAIT 12 seconds. Cold-call one student who has not yet spoken this lesson: 'Njeri, where would you say we are on answering: how can an angle tell us the height of a tree?' WAIT 15 seconds. Summarise: 'We now have a complete toolkit for special angles. The driving question is nearly answered — but Lesson 9 will test whether this works beyond special angles, at any angle, for any tree in Kenya.'</w:t>
-            </w:r>
-          </w:p>
-        </w:tc>
-        <w:tc>
-          <w:tcPr>
-            <w:tcW w:type="dxa" w:w="3040"/>
-            <w:shd w:fill="FFFFFF" w:color="auto" w:val="clear"/>
-            <w:tcMar>
-              <w:top w:type="dxa" w:w="60"/>
-              <w:left w:type="dxa" w:w="120"/>
-              <w:bottom w:type="dxa" w:w="60"/>
-              <w:right w:type="dxa" w:w="120"/>
-            </w:tcMar>
-            <w:vAlign w:val="top"/>
-          </w:tcPr>
-          <w:p>
-            <w:pPr>
-              <w:spacing w:after="40" w:before="0"/>
-              <w:jc w:val="left"/>
-            </w:pPr>
-            <w:r>
-              <w:rPr>
-                <w:rFonts w:ascii="Arial" w:cs="Arial" w:eastAsia="Arial" w:hAnsi="Arial"/>
-                <w:b w:val="false"/>
-                <w:bCs w:val="false"/>
-                <w:i w:val="false"/>
-                <w:iCs w:val="false"/>
-                <w:color w:val="000000"/>
-                <w:sz w:val="18"/>
-                <w:szCs w:val="18"/>
-              </w:rPr>
-              <w:t xml:space="preserve">Collaborative Sense-Making via Driving Question Board (Argument from Evidence). The DQB is a public, cumulative record of the class's epistemic progress. Green/orange sticky notes structure the difference between settled evidence and productive uncertainty — a direct parallel to the NGSS practice of 'Engaging in Argument from Evidence.' Requiring a cited evidence statement on the green note prevents vague claims and builds the habit of evidence-backed reasoning.</w:t>
-            </w:r>
-          </w:p>
-        </w:tc>
-        <w:tc>
-          <w:tcPr>
-            <w:tcW w:type="dxa" w:w="3040"/>
-            <w:shd w:fill="F2F2F2" w:color="auto" w:val="clear"/>
-            <w:tcMar>
-              <w:top w:type="dxa" w:w="60"/>
-              <w:left w:type="dxa" w:w="120"/>
-              <w:bottom w:type="dxa" w:w="60"/>
-              <w:right w:type="dxa" w:w="120"/>
-            </w:tcMar>
-            <w:vAlign w:val="top"/>
-          </w:tcPr>
-          <w:p>
-            <w:pPr>
-              <w:spacing w:after="40" w:before="0"/>
-              <w:jc w:val="left"/>
-            </w:pPr>
-            <w:r>
-              <w:rPr>
-                <w:rFonts w:ascii="Arial" w:cs="Arial" w:eastAsia="Arial" w:hAnsi="Arial"/>
-                <w:b w:val="false"/>
-                <w:bCs w:val="false"/>
-                <w:i w:val="false"/>
-                <w:iCs w:val="false"/>
-                <w:color w:val="000000"/>
-                <w:sz w:val="18"/>
-                <w:szCs w:val="18"/>
-              </w:rPr>
-              <w:t xml:space="preserve">Teacher photographs the DQB after notes are posted. Observable indicator: each group's green note contains (a) a specific trigonometric claim (names a ratio and angle) AND (b) a real-world application reference. Orange notes that reveal persistent misconceptions (e.g., 'Is sin always smaller than cos?') are flagged for Lesson 9 opening address.</w:t>
-            </w:r>
-          </w:p>
-        </w:tc>
-      </w:tr>
-      <w:tr>
-        <w:tc>
-          <w:tcPr>
-            <w:tcW w:type="dxa" w:w="1520"/>
-            <w:shd w:fill="D5E8F0" w:color="auto" w:val="clear"/>
-            <w:tcMar>
-              <w:top w:type="dxa" w:w="60"/>
-              <w:left w:type="dxa" w:w="120"/>
-              <w:bottom w:type="dxa" w:w="60"/>
-              <w:right w:type="dxa" w:w="120"/>
-            </w:tcMar>
-            <w:vAlign w:val="top"/>
-          </w:tcPr>
-          <w:p>
-            <w:pPr>
-              <w:spacing w:after="40" w:before="0"/>
-              <w:jc w:val="left"/>
-            </w:pPr>
-            <w:r>
-              <w:rPr>
-                <w:rFonts w:ascii="Arial" w:cs="Arial" w:eastAsia="Arial" w:hAnsi="Arial"/>
-                <w:b/>
-                <w:bCs/>
-                <w:i w:val="false"/>
-                <w:iCs w:val="false"/>
-                <w:color w:val="000000"/>
-                <w:sz w:val="18"/>
-                <w:szCs w:val="18"/>
-              </w:rPr>
-              <w:t xml:space="preserve">Model Building Phase</w:t>
-            </w:r>
-          </w:p>
-          <w:p>
-            <w:pPr>
-              <w:spacing w:after="20" w:before="0"/>
-            </w:pPr>
-            <w:r>
-              <w:rPr>
-                <w:rFonts w:ascii="Arial" w:cs="Arial" w:eastAsia="Arial" w:hAnsi="Arial"/>
-                <w:b/>
-                <w:bCs/>
-                <w:color w:val="1F3864"/>
-                <w:sz w:val="16"/>
-                <w:szCs w:val="16"/>
-              </w:rPr>
-              <w:t xml:space="preserve">📹 VIDEO:</w:t>
-            </w:r>
-          </w:p>
-          <w:p>
-            <w:pPr>
-              <w:spacing w:after="20" w:before="0"/>
-            </w:pPr>
-            <w:hyperlink w:history="1" r:id="rIddyxxgctx2bqb4qac6tuai">
-              <w:r>
-                <w:rPr>
-                  <w:rFonts w:ascii="Arial" w:cs="Arial" w:eastAsia="Arial" w:hAnsi="Arial"/>
-                  <w:color w:val="2E75B6"/>
-                  <w:sz w:val="16"/>
-                  <w:szCs w:val="16"/>
-                  <w:u w:val="single" w:color="2E75B6"/>
-                </w:rPr>
-                <w:t xml:space="preserve">The trig functions &amp; right triangle trig ratios</w:t>
-              </w:r>
-            </w:hyperlink>
-          </w:p>
-          <w:p>
-            <w:pPr>
-              <w:spacing w:after="10" w:before="0"/>
-              <w:ind w:left="120"/>
-            </w:pPr>
-            <w:r>
-              <w:rPr>
-                <w:rFonts w:ascii="Arial" w:cs="Arial" w:eastAsia="Arial" w:hAnsi="Arial"/>
-                <w:color w:val="595959"/>
-                <w:sz w:val="14"/>
-                <w:szCs w:val="14"/>
-              </w:rPr>
-              <w:t xml:space="preserve">Source: Khan Academy (English - US curriculum)</w:t>
-            </w:r>
-          </w:p>
-          <w:p>
-            <w:pPr>
-              <w:spacing w:after="10" w:before="0"/>
-              <w:ind w:left="120"/>
-            </w:pPr>
-            <w:hyperlink w:history="1" r:id="rIduckljrianhcehqps7myqd">
-              <w:r>
-                <w:rPr>
-                  <w:rFonts w:ascii="Arial" w:cs="Arial" w:eastAsia="Arial" w:hAnsi="Arial"/>
-                  <w:color w:val="595959"/>
-                  <w:sz w:val="14"/>
-                  <w:szCs w:val="14"/>
-                  <w:u w:val="single" w:color="595959"/>
-                </w:rPr>
-                <w:t xml:space="preserve">🔍 Search ARES for similar videos</w:t>
-              </w:r>
-            </w:hyperlink>
-          </w:p>
-          <w:p>
-            <w:pPr>
-              <w:spacing w:after="40" w:before="0"/>
-            </w:pPr>
-            <w:r>
-              <w:rPr>
-                <w:sz w:val="14"/>
-                <w:szCs w:val="14"/>
-              </w:rPr>
-              <w:t xml:space="preserve"/>
-            </w:r>
-          </w:p>
-          <w:p>
-            <w:pPr>
-              <w:spacing w:after="20" w:before="0"/>
-            </w:pPr>
-            <w:r>
-              <w:rPr>
-                <w:rFonts w:ascii="Arial" w:cs="Arial" w:eastAsia="Arial" w:hAnsi="Arial"/>
-                <w:b/>
-                <w:bCs/>
-                <w:color w:val="1F3864"/>
-                <w:sz w:val="16"/>
-                <w:szCs w:val="16"/>
-              </w:rPr>
-              <w:t xml:space="preserve">📖 EXERCISE:</w:t>
-            </w:r>
-          </w:p>
-          <w:p>
-            <w:pPr>
-              <w:spacing w:after="20" w:before="0"/>
-            </w:pPr>
-            <w:hyperlink w:history="1" r:id="rIddqkdk2h3oif-ghd46w-_w">
-              <w:r>
-                <w:rPr>
-                  <w:rFonts w:ascii="Arial" w:cs="Arial" w:eastAsia="Arial" w:hAnsi="Arial"/>
-                  <w:color w:val="2E75B6"/>
-                  <w:sz w:val="16"/>
-                  <w:szCs w:val="16"/>
-                  <w:u w:val="single" w:color="2E75B6"/>
-                </w:rPr>
-                <w:t xml:space="preserve">Trig values of special angles</w:t>
-              </w:r>
-            </w:hyperlink>
-          </w:p>
-          <w:p>
-            <w:pPr>
-              <w:spacing w:after="10" w:before="0"/>
-              <w:ind w:left="120"/>
-            </w:pPr>
-            <w:r>
-              <w:rPr>
-                <w:rFonts w:ascii="Arial" w:cs="Arial" w:eastAsia="Arial" w:hAnsi="Arial"/>
-                <w:color w:val="595959"/>
-                <w:sz w:val="14"/>
-                <w:szCs w:val="14"/>
-              </w:rPr>
-              <w:t xml:space="preserve">Source: Khan Academy (English - US curriculum)</w:t>
-            </w:r>
-          </w:p>
-          <w:p>
-            <w:pPr>
-              <w:spacing w:after="10" w:before="0"/>
-              <w:ind w:left="120"/>
-            </w:pPr>
-            <w:hyperlink w:history="1" r:id="rIdfkv6lcgfj6wuvxeexc79w">
+            <w:hyperlink w:history="1" r:id="rIdht3eifzgcbetjnir07hdk">
               <w:r>
                 <w:rPr>
                   <w:rFonts w:ascii="Arial" w:cs="Arial" w:eastAsia="Arial" w:hAnsi="Arial"/>
@@ -27269,7 +27269,7 @@
             <w:pPr>
               <w:spacing w:after="20" w:before="0"/>
             </w:pPr>
-            <w:hyperlink w:history="1" r:id="rIdhujfn4n4bymz3la-bvt3a">
+            <w:hyperlink w:history="1" r:id="rIddj0khduvmklreieegzw1h">
               <w:r>
                 <w:rPr>
                   <w:rFonts w:ascii="Arial" w:cs="Arial" w:eastAsia="Arial" w:hAnsi="Arial"/>
@@ -27302,7 +27302,7 @@
               <w:spacing w:after="10" w:before="0"/>
               <w:ind w:left="120"/>
             </w:pPr>
-            <w:hyperlink w:history="1" r:id="rIdiwcttp62o4arfyllazzqe">
+            <w:hyperlink w:history="1" r:id="rIdhwlvru5onaeonxth3oeyd">
               <w:r>
                 <w:rPr>
                   <w:rFonts w:ascii="Arial" w:cs="Arial" w:eastAsia="Arial" w:hAnsi="Arial"/>
@@ -27347,7 +27347,7 @@
             <w:pPr>
               <w:spacing w:after="20" w:before="0"/>
             </w:pPr>
-            <w:hyperlink w:history="1" r:id="rIdvcxzvav8wakwzujszbtua">
+            <w:hyperlink w:history="1" r:id="rIdajdjmq8tetftfy9xjrxe-">
               <w:r>
                 <w:rPr>
                   <w:rFonts w:ascii="Arial" w:cs="Arial" w:eastAsia="Arial" w:hAnsi="Arial"/>
@@ -27380,7 +27380,7 @@
               <w:spacing w:after="10" w:before="0"/>
               <w:ind w:left="120"/>
             </w:pPr>
-            <w:hyperlink w:history="1" r:id="rIdce4zephxrxcmekwkdzvci">
+            <w:hyperlink w:history="1" r:id="rId2idzz_tk_jx4od91tiylx">
               <w:r>
                 <w:rPr>
                   <w:rFonts w:ascii="Arial" w:cs="Arial" w:eastAsia="Arial" w:hAnsi="Arial"/>
@@ -27575,7 +27575,7 @@
             <w:pPr>
               <w:spacing w:after="20" w:before="0"/>
             </w:pPr>
-            <w:hyperlink w:history="1" r:id="rIdnt-maazo7cmweivyksrjo">
+            <w:hyperlink w:history="1" r:id="rIdaz8usfvsw-co8dc-zjvv0">
               <w:r>
                 <w:rPr>
                   <w:rFonts w:ascii="Arial" w:cs="Arial" w:eastAsia="Arial" w:hAnsi="Arial"/>
@@ -27608,7 +27608,7 @@
               <w:spacing w:after="10" w:before="0"/>
               <w:ind w:left="120"/>
             </w:pPr>
-            <w:hyperlink w:history="1" r:id="rIdbudedk8ywgdftvv74eyqp">
+            <w:hyperlink w:history="1" r:id="rIdjy2fhle9ttbl-oehy7qjy">
               <w:r>
                 <w:rPr>
                   <w:rFonts w:ascii="Arial" w:cs="Arial" w:eastAsia="Arial" w:hAnsi="Arial"/>
@@ -27653,7 +27653,7 @@
             <w:pPr>
               <w:spacing w:after="20" w:before="0"/>
             </w:pPr>
-            <w:hyperlink w:history="1" r:id="rIdgfxzgbxynirqwjwdvhzsf">
+            <w:hyperlink w:history="1" r:id="rIdn6_ljmoayage-jnzz77jo">
               <w:r>
                 <w:rPr>
                   <w:rFonts w:ascii="Arial" w:cs="Arial" w:eastAsia="Arial" w:hAnsi="Arial"/>
@@ -27662,7 +27662,7 @@
                   <w:szCs w:val="16"/>
                   <w:u w:val="single" w:color="2E75B6"/>
                 </w:rPr>
-                <w:t xml:space="preserve">Angles of Elevation and Depression (Flexbook)</w:t>
+                <w:t xml:space="preserve">Trigonometry Word Problems: Helicopter Angle of Depression Rescue (PLIX)</w:t>
               </w:r>
             </w:hyperlink>
           </w:p>
@@ -27686,7 +27686,7 @@
               <w:spacing w:after="10" w:before="0"/>
               <w:ind w:left="120"/>
             </w:pPr>
-            <w:hyperlink w:history="1" r:id="rIdybd6lhba19g73hvx8rt7p">
+            <w:hyperlink w:history="1" r:id="rIdgzfecfdlqbwesuvwykiqx">
               <w:r>
                 <w:rPr>
                   <w:rFonts w:ascii="Arial" w:cs="Arial" w:eastAsia="Arial" w:hAnsi="Arial"/>
@@ -27881,7 +27881,7 @@
             <w:pPr>
               <w:spacing w:after="20" w:before="0"/>
             </w:pPr>
-            <w:hyperlink w:history="1" r:id="rIdy2pnjmvzpqkxh0n5cts0d">
+            <w:hyperlink w:history="1" r:id="rIde-dt2glty0gmp3uwyhihm">
               <w:r>
                 <w:rPr>
                   <w:rFonts w:ascii="Arial" w:cs="Arial" w:eastAsia="Arial" w:hAnsi="Arial"/>
@@ -27914,7 +27914,7 @@
               <w:spacing w:after="10" w:before="0"/>
               <w:ind w:left="120"/>
             </w:pPr>
-            <w:hyperlink w:history="1" r:id="rIdz6-h93tmmvhjef26xkbih">
+            <w:hyperlink w:history="1" r:id="rIdjtglnm-a0lo5ipyt1_1fw">
               <w:r>
                 <w:rPr>
                   <w:rFonts w:ascii="Arial" w:cs="Arial" w:eastAsia="Arial" w:hAnsi="Arial"/>
@@ -27952,14 +27952,14 @@
                 <w:sz w:val="16"/>
                 <w:szCs w:val="16"/>
               </w:rPr>
-              <w:t xml:space="preserve">📖 EXERCISE:</w:t>
+              <w:t xml:space="preserve">📖 HTML:</w:t>
             </w:r>
           </w:p>
           <w:p>
             <w:pPr>
               <w:spacing w:after="20" w:before="0"/>
             </w:pPr>
-            <w:hyperlink w:history="1" r:id="rIddjr0allofx6-wvoi7uyvh">
+            <w:hyperlink w:history="1" r:id="rIdpwnwpwnljmjpuukiv1_0r">
               <w:r>
                 <w:rPr>
                   <w:rFonts w:ascii="Arial" w:cs="Arial" w:eastAsia="Arial" w:hAnsi="Arial"/>
@@ -27968,7 +27968,7 @@
                   <w:szCs w:val="16"/>
                   <w:u w:val="single" w:color="2E75B6"/>
                 </w:rPr>
-                <w:t xml:space="preserve">Angles of Elevation and Depression Practice</w:t>
+                <w:t xml:space="preserve">Trigonometry Word Problems: Helicopter Angle of Depression Rescue (PLIX)</w:t>
               </w:r>
             </w:hyperlink>
           </w:p>
@@ -27992,7 +27992,7 @@
               <w:spacing w:after="10" w:before="0"/>
               <w:ind w:left="120"/>
             </w:pPr>
-            <w:hyperlink w:history="1" r:id="rId_e2vsfyhuxiloipgq01ye">
+            <w:hyperlink w:history="1" r:id="rId8vmvstqvugdii27z-grj2">
               <w:r>
                 <w:rPr>
                   <w:rFonts w:ascii="Arial" w:cs="Arial" w:eastAsia="Arial" w:hAnsi="Arial"/>
@@ -28187,7 +28187,7 @@
             <w:pPr>
               <w:spacing w:after="20" w:before="0"/>
             </w:pPr>
-            <w:hyperlink w:history="1" r:id="rIdh8upd2evuj6afehp97vuz">
+            <w:hyperlink w:history="1" r:id="rIddieojkyqgxoculg-qn3zy">
               <w:r>
                 <w:rPr>
                   <w:rFonts w:ascii="Arial" w:cs="Arial" w:eastAsia="Arial" w:hAnsi="Arial"/>
@@ -28220,7 +28220,7 @@
               <w:spacing w:after="10" w:before="0"/>
               <w:ind w:left="120"/>
             </w:pPr>
-            <w:hyperlink w:history="1" r:id="rIdput0xhklly9umvhzcxtvg">
+            <w:hyperlink w:history="1" r:id="rIdwsjfnu1qjebhykxl9apsx">
               <w:r>
                 <w:rPr>
                   <w:rFonts w:ascii="Arial" w:cs="Arial" w:eastAsia="Arial" w:hAnsi="Arial"/>
@@ -28258,14 +28258,14 @@
                 <w:sz w:val="16"/>
                 <w:szCs w:val="16"/>
               </w:rPr>
-              <w:t xml:space="preserve">📖 EXERCISE:</w:t>
+              <w:t xml:space="preserve">📖 HTML:</w:t>
             </w:r>
           </w:p>
           <w:p>
             <w:pPr>
               <w:spacing w:after="20" w:before="0"/>
             </w:pPr>
-            <w:hyperlink w:history="1" r:id="rIdjef1nqihs_vj3lxjikugp">
+            <w:hyperlink w:history="1" r:id="rIdbw2jyqcavwmpvb4mgvmgx">
               <w:r>
                 <w:rPr>
                   <w:rFonts w:ascii="Arial" w:cs="Arial" w:eastAsia="Arial" w:hAnsi="Arial"/>
@@ -28274,7 +28274,7 @@
                   <w:szCs w:val="16"/>
                   <w:u w:val="single" w:color="2E75B6"/>
                 </w:rPr>
-                <w:t xml:space="preserve">Trigonometric ratios in right triangles</w:t>
+                <w:t xml:space="preserve">Trigonometry Word Problems: Helicopter Angle of Depression Rescue (PLIX)</w:t>
               </w:r>
             </w:hyperlink>
           </w:p>
@@ -28290,7 +28290,7 @@
                 <w:sz w:val="14"/>
                 <w:szCs w:val="14"/>
               </w:rPr>
-              <w:t xml:space="preserve">Source: Khan Academy (English - US curriculum)</w:t>
+              <w:t xml:space="preserve">Source: CK-12</w:t>
             </w:r>
           </w:p>
           <w:p>
@@ -28298,7 +28298,7 @@
               <w:spacing w:after="10" w:before="0"/>
               <w:ind w:left="120"/>
             </w:pPr>
-            <w:hyperlink w:history="1" r:id="rId_vmfaxtmbfbh3lr-j8ke_">
+            <w:hyperlink w:history="1" r:id="rIdfrsvxydgwx1fenezioz8i">
               <w:r>
                 <w:rPr>
                   <w:rFonts w:ascii="Arial" w:cs="Arial" w:eastAsia="Arial" w:hAnsi="Arial"/>
@@ -28493,7 +28493,7 @@
             <w:pPr>
               <w:spacing w:after="20" w:before="0"/>
             </w:pPr>
-            <w:hyperlink w:history="1" r:id="rIdaelhp11qjaroxq-o-souh">
+            <w:hyperlink w:history="1" r:id="rIdoe-tuy_lqzgxo3vs3brep">
               <w:r>
                 <w:rPr>
                   <w:rFonts w:ascii="Arial" w:cs="Arial" w:eastAsia="Arial" w:hAnsi="Arial"/>
@@ -28526,7 +28526,7 @@
               <w:spacing w:after="10" w:before="0"/>
               <w:ind w:left="120"/>
             </w:pPr>
-            <w:hyperlink w:history="1" r:id="rIdivfbza7gy-mzrbpxlhysr">
+            <w:hyperlink w:history="1" r:id="rIduloryo3r_u1er3xiihnrx">
               <w:r>
                 <w:rPr>
                   <w:rFonts w:ascii="Arial" w:cs="Arial" w:eastAsia="Arial" w:hAnsi="Arial"/>
@@ -28571,7 +28571,7 @@
             <w:pPr>
               <w:spacing w:after="20" w:before="0"/>
             </w:pPr>
-            <w:hyperlink w:history="1" r:id="rId0xcylhfc84hxldn6tr00v">
+            <w:hyperlink w:history="1" r:id="rIdbkx0ehnbuy48lrauhollg">
               <w:r>
                 <w:rPr>
                   <w:rFonts w:ascii="Arial" w:cs="Arial" w:eastAsia="Arial" w:hAnsi="Arial"/>
@@ -28604,7 +28604,7 @@
               <w:spacing w:after="10" w:before="0"/>
               <w:ind w:left="120"/>
             </w:pPr>
-            <w:hyperlink w:history="1" r:id="rIdzhcebaahys9ow0_hhib11">
+            <w:hyperlink w:history="1" r:id="rIdqzyb5kx1sxchciuft4jbj">
               <w:r>
                 <w:rPr>
                   <w:rFonts w:ascii="Arial" w:cs="Arial" w:eastAsia="Arial" w:hAnsi="Arial"/>
@@ -30091,7 +30091,7 @@
             <w:pPr>
               <w:spacing w:after="20" w:before="0"/>
             </w:pPr>
-            <w:hyperlink w:history="1" r:id="rIdhc_fpxxgsw5hs4yedz1ht">
+            <w:hyperlink w:history="1" r:id="rIdh358f3oddlytcwjdg2ibt">
               <w:r>
                 <w:rPr>
                   <w:rFonts w:ascii="Arial" w:cs="Arial" w:eastAsia="Arial" w:hAnsi="Arial"/>
@@ -30124,7 +30124,7 @@
               <w:spacing w:after="10" w:before="0"/>
               <w:ind w:left="120"/>
             </w:pPr>
-            <w:hyperlink w:history="1" r:id="rIdp7n30kutg_muhnwq3obji">
+            <w:hyperlink w:history="1" r:id="rIdpndcct1pms3fwd82i_e5s">
               <w:r>
                 <w:rPr>
                   <w:rFonts w:ascii="Arial" w:cs="Arial" w:eastAsia="Arial" w:hAnsi="Arial"/>
@@ -30169,7 +30169,7 @@
             <w:pPr>
               <w:spacing w:after="20" w:before="0"/>
             </w:pPr>
-            <w:hyperlink w:history="1" r:id="rIdrrsnsxzk1w2i4ujafrs1l">
+            <w:hyperlink w:history="1" r:id="rId3rt2pfo4o8iyr9bxewitr">
               <w:r>
                 <w:rPr>
                   <w:rFonts w:ascii="Arial" w:cs="Arial" w:eastAsia="Arial" w:hAnsi="Arial"/>
@@ -30202,7 +30202,7 @@
               <w:spacing w:after="10" w:before="0"/>
               <w:ind w:left="120"/>
             </w:pPr>
-            <w:hyperlink w:history="1" r:id="rIdglec-jrlew449wkcqcsaw">
+            <w:hyperlink w:history="1" r:id="rIdso_zdzvkbyjshpogmhfwd">
               <w:r>
                 <w:rPr>
                   <w:rFonts w:ascii="Arial" w:cs="Arial" w:eastAsia="Arial" w:hAnsi="Arial"/>
@@ -30397,7 +30397,7 @@
             <w:pPr>
               <w:spacing w:after="20" w:before="0"/>
             </w:pPr>
-            <w:hyperlink w:history="1" r:id="rIdtgdxe8h3snapkpqtodegt">
+            <w:hyperlink w:history="1" r:id="rId-csft3mosr2qfcf4w6jlk">
               <w:r>
                 <w:rPr>
                   <w:rFonts w:ascii="Arial" w:cs="Arial" w:eastAsia="Arial" w:hAnsi="Arial"/>
@@ -30430,7 +30430,7 @@
               <w:spacing w:after="10" w:before="0"/>
               <w:ind w:left="120"/>
             </w:pPr>
-            <w:hyperlink w:history="1" r:id="rIdhiyqn3a66a-jlcyejxnhl">
+            <w:hyperlink w:history="1" r:id="rIdk3nna_tdc2ks5wij7xyeg">
               <w:r>
                 <w:rPr>
                   <w:rFonts w:ascii="Arial" w:cs="Arial" w:eastAsia="Arial" w:hAnsi="Arial"/>
@@ -30475,7 +30475,7 @@
             <w:pPr>
               <w:spacing w:after="20" w:before="0"/>
             </w:pPr>
-            <w:hyperlink w:history="1" r:id="rIdtv8skpoxmplsfkwkprass">
+            <w:hyperlink w:history="1" r:id="rId8p_lzyuarvrsc__yvfxv0">
               <w:r>
                 <w:rPr>
                   <w:rFonts w:ascii="Arial" w:cs="Arial" w:eastAsia="Arial" w:hAnsi="Arial"/>
@@ -30508,7 +30508,7 @@
               <w:spacing w:after="10" w:before="0"/>
               <w:ind w:left="120"/>
             </w:pPr>
-            <w:hyperlink w:history="1" r:id="rIdjsrwnmipkku2jhp5t1_id">
+            <w:hyperlink w:history="1" r:id="rIdh6j5vuw1i1jpu7rlh691d">
               <w:r>
                 <w:rPr>
                   <w:rFonts w:ascii="Arial" w:cs="Arial" w:eastAsia="Arial" w:hAnsi="Arial"/>
@@ -30855,7 +30855,7 @@
             <w:pPr>
               <w:spacing w:after="20" w:before="0"/>
             </w:pPr>
-            <w:hyperlink w:history="1" r:id="rIdfprgyibfwvcirhnpkckqh">
+            <w:hyperlink w:history="1" r:id="rId9glyjfqrejsdawcgw9w4f">
               <w:r>
                 <w:rPr>
                   <w:rFonts w:ascii="Arial" w:cs="Arial" w:eastAsia="Arial" w:hAnsi="Arial"/>
@@ -30888,7 +30888,7 @@
               <w:spacing w:after="10" w:before="0"/>
               <w:ind w:left="120"/>
             </w:pPr>
-            <w:hyperlink w:history="1" r:id="rIdagunao3mdjcpxefnkojsh">
+            <w:hyperlink w:history="1" r:id="rId3i7nzhjyirny7rkpu5i8_">
               <w:r>
                 <w:rPr>
                   <w:rFonts w:ascii="Arial" w:cs="Arial" w:eastAsia="Arial" w:hAnsi="Arial"/>
@@ -30933,7 +30933,7 @@
             <w:pPr>
               <w:spacing w:after="20" w:before="0"/>
             </w:pPr>
-            <w:hyperlink w:history="1" r:id="rIdjmcu6ylrdgipw1jxt1pvj">
+            <w:hyperlink w:history="1" r:id="rIdh83ri7tubqjvncuxricdm">
               <w:r>
                 <w:rPr>
                   <w:rFonts w:ascii="Arial" w:cs="Arial" w:eastAsia="Arial" w:hAnsi="Arial"/>
@@ -30966,7 +30966,7 @@
               <w:spacing w:after="10" w:before="0"/>
               <w:ind w:left="120"/>
             </w:pPr>
-            <w:hyperlink w:history="1" r:id="rIdl6u7t6lpmfbn9clbqaubp">
+            <w:hyperlink w:history="1" r:id="rIdpicrti0fjv8mocnjx-v1w">
               <w:r>
                 <w:rPr>
                   <w:rFonts w:ascii="Arial" w:cs="Arial" w:eastAsia="Arial" w:hAnsi="Arial"/>
@@ -31161,7 +31161,7 @@
             <w:pPr>
               <w:spacing w:after="20" w:before="0"/>
             </w:pPr>
-            <w:hyperlink w:history="1" r:id="rId4wragyoxz0byiey_kiehe">
+            <w:hyperlink w:history="1" r:id="rIdp4kesqy3h7qf1qgvpvrkx">
               <w:r>
                 <w:rPr>
                   <w:rFonts w:ascii="Arial" w:cs="Arial" w:eastAsia="Arial" w:hAnsi="Arial"/>
@@ -31194,7 +31194,7 @@
               <w:spacing w:after="10" w:before="0"/>
               <w:ind w:left="120"/>
             </w:pPr>
-            <w:hyperlink w:history="1" r:id="rIddvhs985i_1i4hjhseistl">
+            <w:hyperlink w:history="1" r:id="rIdy0pgepnnxkknxznitkfdn">
               <w:r>
                 <w:rPr>
                   <w:rFonts w:ascii="Arial" w:cs="Arial" w:eastAsia="Arial" w:hAnsi="Arial"/>
@@ -31239,7 +31239,7 @@
             <w:pPr>
               <w:spacing w:after="20" w:before="0"/>
             </w:pPr>
-            <w:hyperlink w:history="1" r:id="rId4u29mnyq6dzuutsmxonmj">
+            <w:hyperlink w:history="1" r:id="rIdayb-czom1krbkajg-rwfa">
               <w:r>
                 <w:rPr>
                   <w:rFonts w:ascii="Arial" w:cs="Arial" w:eastAsia="Arial" w:hAnsi="Arial"/>
@@ -31272,7 +31272,7 @@
               <w:spacing w:after="10" w:before="0"/>
               <w:ind w:left="120"/>
             </w:pPr>
-            <w:hyperlink w:history="1" r:id="rIdriismrax2pdgvclekyl2-">
+            <w:hyperlink w:history="1" r:id="rIdap4wb8o0wniru5rbyhdvp">
               <w:r>
                 <w:rPr>
                   <w:rFonts w:ascii="Arial" w:cs="Arial" w:eastAsia="Arial" w:hAnsi="Arial"/>
@@ -31467,7 +31467,7 @@
             <w:pPr>
               <w:spacing w:after="20" w:before="0"/>
             </w:pPr>
-            <w:hyperlink w:history="1" r:id="rIdnirlwlmu3cg1-irhx4hzy">
+            <w:hyperlink w:history="1" r:id="rId_7mzpvughu22f5c9mgomp">
               <w:r>
                 <w:rPr>
                   <w:rFonts w:ascii="Arial" w:cs="Arial" w:eastAsia="Arial" w:hAnsi="Arial"/>
@@ -31500,7 +31500,7 @@
               <w:spacing w:after="10" w:before="0"/>
               <w:ind w:left="120"/>
             </w:pPr>
-            <w:hyperlink w:history="1" r:id="rIdtrow-3boaxq7c0u2ipa4z">
+            <w:hyperlink w:history="1" r:id="rIdvaijsauc8qu7hrh070xls">
               <w:r>
                 <w:rPr>
                   <w:rFonts w:ascii="Arial" w:cs="Arial" w:eastAsia="Arial" w:hAnsi="Arial"/>
@@ -31545,7 +31545,7 @@
             <w:pPr>
               <w:spacing w:after="20" w:before="0"/>
             </w:pPr>
-            <w:hyperlink w:history="1" r:id="rIdxitx6volccifnidlemwyw">
+            <w:hyperlink w:history="1" r:id="rIdlnirgxovvs9yc4ccvdnxi">
               <w:r>
                 <w:rPr>
                   <w:rFonts w:ascii="Arial" w:cs="Arial" w:eastAsia="Arial" w:hAnsi="Arial"/>
@@ -31578,7 +31578,7 @@
               <w:spacing w:after="10" w:before="0"/>
               <w:ind w:left="120"/>
             </w:pPr>
-            <w:hyperlink w:history="1" r:id="rIddu0ujaygkn0tsrjlstzox">
+            <w:hyperlink w:history="1" r:id="rIdifhaekbm4eimih3znsmjr">
               <w:r>
                 <w:rPr>
                   <w:rFonts w:ascii="Arial" w:cs="Arial" w:eastAsia="Arial" w:hAnsi="Arial"/>

--- a/data/outputs/v2/Maths/SS3.1_Trigonometry_I/Mathematics_Trigonometry_I_CBE_LessonSequence.docx
+++ b/data/outputs/v2/Maths/SS3.1_Trigonometry_I/Mathematics_Trigonometry_I_CBE_LessonSequence.docx
@@ -42,6 +42,177 @@
     </w:p>
     <w:p>
       <w:pPr>
+        <w:spacing w:after="80" w:before="120"/>
+      </w:pPr>
+      <w:r>
+        <w:rPr>
+          <w:rFonts w:ascii="Arial" w:cs="Arial" w:eastAsia="Arial" w:hAnsi="Arial"/>
+          <w:b/>
+          <w:bCs/>
+          <w:color w:val="1F3864"/>
+          <w:sz w:val="20"/>
+          <w:szCs w:val="20"/>
+        </w:rPr>
+        <w:t xml:space="preserve">ATTRIBUTION AND LICENSING</w:t>
+      </w:r>
+    </w:p>
+    <w:p>
+      <w:pPr>
+        <w:spacing w:after="60" w:before="0"/>
+      </w:pPr>
+      <w:r>
+        <w:rPr>
+          <w:rFonts w:ascii="Arial" w:cs="Arial" w:eastAsia="Arial" w:hAnsi="Arial"/>
+          <w:b/>
+          <w:bCs/>
+          <w:sz w:val="17"/>
+          <w:szCs w:val="17"/>
+        </w:rPr>
+        <w:t xml:space="preserve">Curriculum Alignment: </w:t>
+      </w:r>
+      <w:r>
+        <w:rPr>
+          <w:rFonts w:ascii="Arial" w:cs="Arial" w:eastAsia="Arial" w:hAnsi="Arial"/>
+          <w:sz w:val="17"/>
+          <w:szCs w:val="17"/>
+        </w:rPr>
+        <w:t xml:space="preserve">Structured in pedagogical alignment with the competence-based curriculum format and learning outcomes established by the Kenya Institute of Curriculum Development (KICD). This material is independently developed and is not officially endorsed or published by KICD.</w:t>
+      </w:r>
+    </w:p>
+    <w:p>
+      <w:pPr>
+        <w:spacing w:after="60" w:before="0"/>
+      </w:pPr>
+      <w:r>
+        <w:rPr>
+          <w:rFonts w:ascii="Arial" w:cs="Arial" w:eastAsia="Arial" w:hAnsi="Arial"/>
+          <w:b/>
+          <w:bCs/>
+          <w:sz w:val="17"/>
+          <w:szCs w:val="17"/>
+        </w:rPr>
+        <w:t xml:space="preserve">Content &amp; Pedagogy: </w:t>
+      </w:r>
+      <w:r>
+        <w:rPr>
+          <w:rFonts w:ascii="Arial" w:cs="Arial" w:eastAsia="Arial" w:hAnsi="Arial"/>
+          <w:sz w:val="17"/>
+          <w:szCs w:val="17"/>
+        </w:rPr>
+        <w:t xml:space="preserve">Developed and adapted by the educator team at SeaVuria (registered 501(c)(3) in the United States and registered NGO in Kenya, No. 872-850A-BF11), who designed the pedagogical framework, lesson templates and exemplar lessons on which this material is based.</w:t>
+      </w:r>
+    </w:p>
+    <w:p>
+      <w:pPr>
+        <w:spacing w:after="60" w:before="0"/>
+      </w:pPr>
+      <w:r>
+        <w:rPr>
+          <w:rFonts w:ascii="Arial" w:cs="Arial" w:eastAsia="Arial" w:hAnsi="Arial"/>
+          <w:b/>
+          <w:bCs/>
+          <w:sz w:val="17"/>
+          <w:szCs w:val="17"/>
+        </w:rPr>
+        <w:t xml:space="preserve">Production &amp; Layout: </w:t>
+      </w:r>
+      <w:r>
+        <w:rPr>
+          <w:rFonts w:ascii="Arial" w:cs="Arial" w:eastAsia="Arial" w:hAnsi="Arial"/>
+          <w:sz w:val="17"/>
+          <w:szCs w:val="17"/>
+        </w:rPr>
+        <w:t xml:space="preserve">Educational design and curriculum sequencing by SeaVuria. Technical layout, structural formatting, and digital optimization/implementation executed in partnership with ARES Education (registered 501(c)(3) in the United States and Canada (as Afretech Aid) and registered NGO in Kenya), with lesson drafting and compilation assisted by AI (Claude, Anthropic).</w:t>
+      </w:r>
+    </w:p>
+    <w:p>
+      <w:pPr>
+        <w:pBdr>
+          <w:bottom w:val="single" w:color="1F3864" w:sz="6" w:space="6"/>
+        </w:pBdr>
+        <w:spacing w:after="60" w:before="0"/>
+      </w:pPr>
+      <w:r>
+        <w:rPr>
+          <w:rFonts w:ascii="Arial" w:cs="Arial" w:eastAsia="Arial" w:hAnsi="Arial"/>
+          <w:b/>
+          <w:bCs/>
+          <w:sz w:val="17"/>
+          <w:szCs w:val="17"/>
+        </w:rPr>
+        <w:t xml:space="preserve">Licensing &amp; Copyright: </w:t>
+      </w:r>
+      <w:r>
+        <w:rPr>
+          <w:rFonts w:ascii="Arial" w:cs="Arial" w:eastAsia="Arial" w:hAnsi="Arial"/>
+          <w:sz w:val="17"/>
+          <w:szCs w:val="17"/>
+        </w:rPr>
+        <w:t xml:space="preserve">© 2026 SeaVuria and ARES. This work is licensed under a </w:t>
+      </w:r>
+      <w:hyperlink w:history="1" r:id="rIdxzxwdxx2ud4ciijjb1lmf">
+        <w:r>
+          <w:rPr>
+            <w:rFonts w:ascii="Arial" w:cs="Arial" w:eastAsia="Arial" w:hAnsi="Arial"/>
+            <w:color w:val="1F6B75"/>
+            <w:sz w:val="17"/>
+            <w:szCs w:val="17"/>
+            <w:u w:val="single" w:color="1F6B75"/>
+          </w:rPr>
+          <w:t xml:space="preserve">Creative Commons Attribution-NonCommercial 4.0 International License</w:t>
+        </w:r>
+      </w:hyperlink>
+      <w:r>
+        <w:rPr>
+          <w:rFonts w:ascii="Arial" w:cs="Arial" w:eastAsia="Arial" w:hAnsi="Arial"/>
+          <w:sz w:val="17"/>
+          <w:szCs w:val="17"/>
+        </w:rPr>
+        <w:t xml:space="preserve"> (</w:t>
+      </w:r>
+      <w:hyperlink w:history="1" r:id="rIdvieu3axd7e3-sxt1sohey">
+        <w:r>
+          <w:rPr>
+            <w:rFonts w:ascii="Arial" w:cs="Arial" w:eastAsia="Arial" w:hAnsi="Arial"/>
+            <w:color w:val="1F6B75"/>
+            <w:sz w:val="17"/>
+            <w:szCs w:val="17"/>
+            <w:u w:val="single" w:color="1F6B75"/>
+          </w:rPr>
+          <w:t xml:space="preserve">CC BY-NC 4.0</w:t>
+        </w:r>
+      </w:hyperlink>
+      <w:r>
+        <w:rPr>
+          <w:rFonts w:ascii="Arial" w:cs="Arial" w:eastAsia="Arial" w:hAnsi="Arial"/>
+          <w:sz w:val="17"/>
+          <w:szCs w:val="17"/>
+        </w:rPr>
+        <w:t xml:space="preserve">). To view a copy of this license, visit </w:t>
+      </w:r>
+      <w:hyperlink w:history="1" r:id="rIdjn9m8ntoxig0lfuw_2s1a">
+        <w:r>
+          <w:rPr>
+            <w:rFonts w:ascii="Arial" w:cs="Arial" w:eastAsia="Arial" w:hAnsi="Arial"/>
+            <w:color w:val="1F6B75"/>
+            <w:sz w:val="17"/>
+            <w:szCs w:val="17"/>
+            <w:u w:val="single" w:color="1F6B75"/>
+          </w:rPr>
+          <w:t xml:space="preserve">https://creativecommons.org/licenses/by-nc/4.0/</w:t>
+        </w:r>
+      </w:hyperlink>
+      <w:r>
+        <w:rPr>
+          <w:rFonts w:ascii="Arial" w:cs="Arial" w:eastAsia="Arial" w:hAnsi="Arial"/>
+          <w:sz w:val="17"/>
+          <w:szCs w:val="17"/>
+        </w:rPr>
+        <w:t xml:space="preserve">. You are free to copy, redistribute, and adapt this material in any medium or format, provided appropriate credit is given and the material is not used for commercial purposes. KICD learning outcomes and curriculum designations reproduced here for alignment purposes remain the property of KICD and are not covered by this license. Linked external resources (e.g. CK-12, Khan Academy, PhET) are subject to their own licenses.</w:t>
+      </w:r>
+    </w:p>
+    <w:p>
+      <w:pPr>
         <w:spacing w:after="120"/>
       </w:pPr>
       <w:r>
@@ -3496,7 +3667,7 @@
             <w:pPr>
               <w:spacing w:after="20" w:before="0"/>
             </w:pPr>
-            <w:hyperlink w:history="1" r:id="rIdpauwdgisflk-ii9a4faz1">
+            <w:hyperlink w:history="1" r:id="rIdsq74hkvzfegse8eyyvdxs">
               <w:r>
                 <w:rPr>
                   <w:rFonts w:ascii="Arial" w:cs="Arial" w:eastAsia="Arial" w:hAnsi="Arial"/>
@@ -3529,7 +3700,7 @@
               <w:spacing w:after="10" w:before="0"/>
               <w:ind w:left="120"/>
             </w:pPr>
-            <w:hyperlink w:history="1" r:id="rIdbrnnofibrh-m9neeclick">
+            <w:hyperlink w:history="1" r:id="rId645q9bvy0itruyz3rswpt">
               <w:r>
                 <w:rPr>
                   <w:rFonts w:ascii="Arial" w:cs="Arial" w:eastAsia="Arial" w:hAnsi="Arial"/>
@@ -3574,7 +3745,7 @@
             <w:pPr>
               <w:spacing w:after="20" w:before="0"/>
             </w:pPr>
-            <w:hyperlink w:history="1" r:id="rIdbnsrnjh-xxysnds6gtmbr">
+            <w:hyperlink w:history="1" r:id="rIdagxolqfotkne3h1nbn__e">
               <w:r>
                 <w:rPr>
                   <w:rFonts w:ascii="Arial" w:cs="Arial" w:eastAsia="Arial" w:hAnsi="Arial"/>
@@ -3607,7 +3778,7 @@
               <w:spacing w:after="10" w:before="0"/>
               <w:ind w:left="120"/>
             </w:pPr>
-            <w:hyperlink w:history="1" r:id="rIdqxoyklurneyfb5xxhxqnm">
+            <w:hyperlink w:history="1" r:id="rIdk59xv4of8yd68elqm5yhf">
               <w:r>
                 <w:rPr>
                   <w:rFonts w:ascii="Arial" w:cs="Arial" w:eastAsia="Arial" w:hAnsi="Arial"/>
@@ -3802,7 +3973,7 @@
             <w:pPr>
               <w:spacing w:after="20" w:before="0"/>
             </w:pPr>
-            <w:hyperlink w:history="1" r:id="rIdfcq4ev--qc7mqurxo9bys">
+            <w:hyperlink w:history="1" r:id="rIdnnlswzxdb0qlzlalvlk6i">
               <w:r>
                 <w:rPr>
                   <w:rFonts w:ascii="Arial" w:cs="Arial" w:eastAsia="Arial" w:hAnsi="Arial"/>
@@ -3835,7 +4006,7 @@
               <w:spacing w:after="10" w:before="0"/>
               <w:ind w:left="120"/>
             </w:pPr>
-            <w:hyperlink w:history="1" r:id="rIdvdmmecmkcd_psf1lxhpup">
+            <w:hyperlink w:history="1" r:id="rId2x0_fgl3ktav_0e6glyyr">
               <w:r>
                 <w:rPr>
                   <w:rFonts w:ascii="Arial" w:cs="Arial" w:eastAsia="Arial" w:hAnsi="Arial"/>
@@ -3880,7 +4051,7 @@
             <w:pPr>
               <w:spacing w:after="20" w:before="0"/>
             </w:pPr>
-            <w:hyperlink w:history="1" r:id="rId5tebsowwl58oakgkrd3kb">
+            <w:hyperlink w:history="1" r:id="rIdvuog8b3yr2ikxz8n1ysfy">
               <w:r>
                 <w:rPr>
                   <w:rFonts w:ascii="Arial" w:cs="Arial" w:eastAsia="Arial" w:hAnsi="Arial"/>
@@ -3913,7 +4084,7 @@
               <w:spacing w:after="10" w:before="0"/>
               <w:ind w:left="120"/>
             </w:pPr>
-            <w:hyperlink w:history="1" r:id="rId711imcurx3ugw13add0oe">
+            <w:hyperlink w:history="1" r:id="rIdbgs-hxfvar7dpwrd5jxkq">
               <w:r>
                 <w:rPr>
                   <w:rFonts w:ascii="Arial" w:cs="Arial" w:eastAsia="Arial" w:hAnsi="Arial"/>
@@ -4108,7 +4279,7 @@
             <w:pPr>
               <w:spacing w:after="20" w:before="0"/>
             </w:pPr>
-            <w:hyperlink w:history="1" r:id="rIds6cj8leaj-yq_pcvospqa">
+            <w:hyperlink w:history="1" r:id="rId9lnh1nco1pbnrnohwumbb">
               <w:r>
                 <w:rPr>
                   <w:rFonts w:ascii="Arial" w:cs="Arial" w:eastAsia="Arial" w:hAnsi="Arial"/>
@@ -4141,7 +4312,7 @@
               <w:spacing w:after="10" w:before="0"/>
               <w:ind w:left="120"/>
             </w:pPr>
-            <w:hyperlink w:history="1" r:id="rIdmlmrvfieffqbjw7rpq8ua">
+            <w:hyperlink w:history="1" r:id="rIdns5sgg8l4ibjigkzanp6h">
               <w:r>
                 <w:rPr>
                   <w:rFonts w:ascii="Arial" w:cs="Arial" w:eastAsia="Arial" w:hAnsi="Arial"/>
@@ -4186,7 +4357,7 @@
             <w:pPr>
               <w:spacing w:after="20" w:before="0"/>
             </w:pPr>
-            <w:hyperlink w:history="1" r:id="rIdelqcl2dw_flwzhzwlojpj">
+            <w:hyperlink w:history="1" r:id="rIdahnexwchzf4dmgw7fehth">
               <w:r>
                 <w:rPr>
                   <w:rFonts w:ascii="Arial" w:cs="Arial" w:eastAsia="Arial" w:hAnsi="Arial"/>
@@ -4219,7 +4390,7 @@
               <w:spacing w:after="10" w:before="0"/>
               <w:ind w:left="120"/>
             </w:pPr>
-            <w:hyperlink w:history="1" r:id="rIdw50b7t2qncxdkzxn2hc2i">
+            <w:hyperlink w:history="1" r:id="rId2pyaaxo4p0sr-6oxspacf">
               <w:r>
                 <w:rPr>
                   <w:rFonts w:ascii="Arial" w:cs="Arial" w:eastAsia="Arial" w:hAnsi="Arial"/>
@@ -4414,7 +4585,7 @@
             <w:pPr>
               <w:spacing w:after="20" w:before="0"/>
             </w:pPr>
-            <w:hyperlink w:history="1" r:id="rIdegt51mzu8berzngmedxmy">
+            <w:hyperlink w:history="1" r:id="rIdavxufqheit6ebar0y1g7v">
               <w:r>
                 <w:rPr>
                   <w:rFonts w:ascii="Arial" w:cs="Arial" w:eastAsia="Arial" w:hAnsi="Arial"/>
@@ -4447,7 +4618,7 @@
               <w:spacing w:after="10" w:before="0"/>
               <w:ind w:left="120"/>
             </w:pPr>
-            <w:hyperlink w:history="1" r:id="rId9zg5jnyvnbsmptipzefya">
+            <w:hyperlink w:history="1" r:id="rIdobulmsm_knoowzg3riqqb">
               <w:r>
                 <w:rPr>
                   <w:rFonts w:ascii="Arial" w:cs="Arial" w:eastAsia="Arial" w:hAnsi="Arial"/>
@@ -4492,7 +4663,7 @@
             <w:pPr>
               <w:spacing w:after="20" w:before="0"/>
             </w:pPr>
-            <w:hyperlink w:history="1" r:id="rIdxvdcghfl83xljfnrlnmqu">
+            <w:hyperlink w:history="1" r:id="rIdpusoumxvwvi4fsjlmfmvh">
               <w:r>
                 <w:rPr>
                   <w:rFonts w:ascii="Arial" w:cs="Arial" w:eastAsia="Arial" w:hAnsi="Arial"/>
@@ -4525,7 +4696,7 @@
               <w:spacing w:after="10" w:before="0"/>
               <w:ind w:left="120"/>
             </w:pPr>
-            <w:hyperlink w:history="1" r:id="rIdkfrtbgsgqskyi3c4cy83z">
+            <w:hyperlink w:history="1" r:id="rIdpvsgci8izw5afn-akzyzr">
               <w:r>
                 <w:rPr>
                   <w:rFonts w:ascii="Arial" w:cs="Arial" w:eastAsia="Arial" w:hAnsi="Arial"/>
@@ -4720,7 +4891,7 @@
             <w:pPr>
               <w:spacing w:after="20" w:before="0"/>
             </w:pPr>
-            <w:hyperlink w:history="1" r:id="rId8dj3fvptfyv8w1tyoldhy">
+            <w:hyperlink w:history="1" r:id="rId9_0b2gclm0rqmz9nq2u8b">
               <w:r>
                 <w:rPr>
                   <w:rFonts w:ascii="Arial" w:cs="Arial" w:eastAsia="Arial" w:hAnsi="Arial"/>
@@ -4753,7 +4924,7 @@
               <w:spacing w:after="10" w:before="0"/>
               <w:ind w:left="120"/>
             </w:pPr>
-            <w:hyperlink w:history="1" r:id="rId5-sgz00dcublzq01lbut0">
+            <w:hyperlink w:history="1" r:id="rId7l7rje_la6yh_gqw2yjed">
               <w:r>
                 <w:rPr>
                   <w:rFonts w:ascii="Arial" w:cs="Arial" w:eastAsia="Arial" w:hAnsi="Arial"/>
@@ -4798,7 +4969,7 @@
             <w:pPr>
               <w:spacing w:after="20" w:before="0"/>
             </w:pPr>
-            <w:hyperlink w:history="1" r:id="rIdcr93q_cdomeqkrjyfwyx0">
+            <w:hyperlink w:history="1" r:id="rIdmn1muhyxamallcmke8d6m">
               <w:r>
                 <w:rPr>
                   <w:rFonts w:ascii="Arial" w:cs="Arial" w:eastAsia="Arial" w:hAnsi="Arial"/>
@@ -4831,7 +5002,7 @@
               <w:spacing w:after="10" w:before="0"/>
               <w:ind w:left="120"/>
             </w:pPr>
-            <w:hyperlink w:history="1" r:id="rId96_jmy2sfunka2slxtbsx">
+            <w:hyperlink w:history="1" r:id="rIdf50nwnp2ivp5pbzfcw19q">
               <w:r>
                 <w:rPr>
                   <w:rFonts w:ascii="Arial" w:cs="Arial" w:eastAsia="Arial" w:hAnsi="Arial"/>
@@ -5327,6 +5498,65 @@
         </w:tc>
       </w:tr>
     </w:tbl>
+    <w:p>
+      <w:pPr>
+        <w:pBdr>
+          <w:top w:val="single" w:color="BBBBBB" w:sz="4" w:space="4"/>
+        </w:pBdr>
+        <w:spacing w:after="0" w:before="160"/>
+      </w:pPr>
+      <w:r>
+        <w:rPr>
+          <w:rFonts w:ascii="Arial" w:cs="Arial" w:eastAsia="Arial" w:hAnsi="Arial"/>
+          <w:color w:val="666666"/>
+          <w:sz w:val="14"/>
+          <w:szCs w:val="14"/>
+        </w:rPr>
+        <w:t xml:space="preserve">© 2026 SeaVuria and ARES. Aligned with KICD objectives. Developed by SeaVuria; technical implementation by ARES (with AI assistance from Claude). Licensed under </w:t>
+      </w:r>
+      <w:hyperlink w:history="1" r:id="rId7vbuv4chy6zm-fctgmcqn">
+        <w:r>
+          <w:rPr>
+            <w:rFonts w:ascii="Arial" w:cs="Arial" w:eastAsia="Arial" w:hAnsi="Arial"/>
+            <w:color w:val="1F6B75"/>
+            <w:sz w:val="14"/>
+            <w:szCs w:val="14"/>
+            <w:u w:val="single" w:color="1F6B75"/>
+          </w:rPr>
+          <w:t xml:space="preserve">CC BY-NC 4.0</w:t>
+        </w:r>
+      </w:hyperlink>
+      <w:r>
+        <w:rPr>
+          <w:rFonts w:ascii="Arial" w:cs="Arial" w:eastAsia="Arial" w:hAnsi="Arial"/>
+          <w:color w:val="666666"/>
+          <w:sz w:val="14"/>
+          <w:szCs w:val="14"/>
+        </w:rPr>
+        <w:t xml:space="preserve"> (</w:t>
+      </w:r>
+      <w:hyperlink w:history="1" r:id="rIdtyf0v4oihpf-88ghpbvoh">
+        <w:r>
+          <w:rPr>
+            <w:rFonts w:ascii="Arial" w:cs="Arial" w:eastAsia="Arial" w:hAnsi="Arial"/>
+            <w:color w:val="1F6B75"/>
+            <w:sz w:val="14"/>
+            <w:szCs w:val="14"/>
+            <w:u w:val="single" w:color="1F6B75"/>
+          </w:rPr>
+          <w:t xml:space="preserve">https://creativecommons.org/licenses/by-nc/4.0/</w:t>
+        </w:r>
+      </w:hyperlink>
+      <w:r>
+        <w:rPr>
+          <w:rFonts w:ascii="Arial" w:cs="Arial" w:eastAsia="Arial" w:hAnsi="Arial"/>
+          <w:color w:val="666666"/>
+          <w:sz w:val="14"/>
+          <w:szCs w:val="14"/>
+        </w:rPr>
+        <w:t xml:space="preserve">).</w:t>
+      </w:r>
+    </w:p>
     <w:p>
       <w:r>
         <w:br w:type="page"/>
@@ -6318,7 +6548,7 @@
             <w:pPr>
               <w:spacing w:after="20" w:before="0"/>
             </w:pPr>
-            <w:hyperlink w:history="1" r:id="rIdadps6nrw2ufknopmez1jq">
+            <w:hyperlink w:history="1" r:id="rIdxjlzec1ucscdznh59f5j_">
               <w:r>
                 <w:rPr>
                   <w:rFonts w:ascii="Arial" w:cs="Arial" w:eastAsia="Arial" w:hAnsi="Arial"/>
@@ -6351,7 +6581,7 @@
               <w:spacing w:after="10" w:before="0"/>
               <w:ind w:left="120"/>
             </w:pPr>
-            <w:hyperlink w:history="1" r:id="rIdg5kzxav0rqa07l4279wef">
+            <w:hyperlink w:history="1" r:id="rIdqksvswlreipohs1dtn8li">
               <w:r>
                 <w:rPr>
                   <w:rFonts w:ascii="Arial" w:cs="Arial" w:eastAsia="Arial" w:hAnsi="Arial"/>
@@ -6396,7 +6626,7 @@
             <w:pPr>
               <w:spacing w:after="20" w:before="0"/>
             </w:pPr>
-            <w:hyperlink w:history="1" r:id="rId67pr9buemf31rov2rsajx">
+            <w:hyperlink w:history="1" r:id="rIdcnyc12xxrg1hvpe627ls8">
               <w:r>
                 <w:rPr>
                   <w:rFonts w:ascii="Arial" w:cs="Arial" w:eastAsia="Arial" w:hAnsi="Arial"/>
@@ -6429,7 +6659,7 @@
               <w:spacing w:after="10" w:before="0"/>
               <w:ind w:left="120"/>
             </w:pPr>
-            <w:hyperlink w:history="1" r:id="rIdznkozw6fqppz2avwby6cz">
+            <w:hyperlink w:history="1" r:id="rIdwt0fftaokzautykszylkd">
               <w:r>
                 <w:rPr>
                   <w:rFonts w:ascii="Arial" w:cs="Arial" w:eastAsia="Arial" w:hAnsi="Arial"/>
@@ -6624,7 +6854,7 @@
             <w:pPr>
               <w:spacing w:after="20" w:before="0"/>
             </w:pPr>
-            <w:hyperlink w:history="1" r:id="rIdb0cwpe51asac_js0yiqel">
+            <w:hyperlink w:history="1" r:id="rIdnhge604feaerugaynlj3d">
               <w:r>
                 <w:rPr>
                   <w:rFonts w:ascii="Arial" w:cs="Arial" w:eastAsia="Arial" w:hAnsi="Arial"/>
@@ -6657,7 +6887,7 @@
               <w:spacing w:after="10" w:before="0"/>
               <w:ind w:left="120"/>
             </w:pPr>
-            <w:hyperlink w:history="1" r:id="rIdscsp_zwc_oxctgmi5vt7_">
+            <w:hyperlink w:history="1" r:id="rIduzuki_aejqfwzbufflpab">
               <w:r>
                 <w:rPr>
                   <w:rFonts w:ascii="Arial" w:cs="Arial" w:eastAsia="Arial" w:hAnsi="Arial"/>
@@ -6702,7 +6932,7 @@
             <w:pPr>
               <w:spacing w:after="20" w:before="0"/>
             </w:pPr>
-            <w:hyperlink w:history="1" r:id="rIdu1tlrxx-p3rqcbylquy6i">
+            <w:hyperlink w:history="1" r:id="rIdtpduy6aonsdy3pnchrasc">
               <w:r>
                 <w:rPr>
                   <w:rFonts w:ascii="Arial" w:cs="Arial" w:eastAsia="Arial" w:hAnsi="Arial"/>
@@ -6735,7 +6965,7 @@
               <w:spacing w:after="10" w:before="0"/>
               <w:ind w:left="120"/>
             </w:pPr>
-            <w:hyperlink w:history="1" r:id="rIdcvxibmfj89rnm9kuq6f3u">
+            <w:hyperlink w:history="1" r:id="rIdgzoix8axpmu-gr1eht41r">
               <w:r>
                 <w:rPr>
                   <w:rFonts w:ascii="Arial" w:cs="Arial" w:eastAsia="Arial" w:hAnsi="Arial"/>
@@ -6930,7 +7160,7 @@
             <w:pPr>
               <w:spacing w:after="20" w:before="0"/>
             </w:pPr>
-            <w:hyperlink w:history="1" r:id="rId4-himlihonigmre329gc9">
+            <w:hyperlink w:history="1" r:id="rIdz6dh9uya-abpbnviwhvs1">
               <w:r>
                 <w:rPr>
                   <w:rFonts w:ascii="Arial" w:cs="Arial" w:eastAsia="Arial" w:hAnsi="Arial"/>
@@ -6963,7 +7193,7 @@
               <w:spacing w:after="10" w:before="0"/>
               <w:ind w:left="120"/>
             </w:pPr>
-            <w:hyperlink w:history="1" r:id="rId3fhgtkipsxeidwrlwgnqv">
+            <w:hyperlink w:history="1" r:id="rIdugd9dxynxaxsmcexgkqef">
               <w:r>
                 <w:rPr>
                   <w:rFonts w:ascii="Arial" w:cs="Arial" w:eastAsia="Arial" w:hAnsi="Arial"/>
@@ -7008,7 +7238,7 @@
             <w:pPr>
               <w:spacing w:after="20" w:before="0"/>
             </w:pPr>
-            <w:hyperlink w:history="1" r:id="rIdixqhlchuu7egrviks9fuo">
+            <w:hyperlink w:history="1" r:id="rIdlrdjmhbpl73cxz9jwxpuc">
               <w:r>
                 <w:rPr>
                   <w:rFonts w:ascii="Arial" w:cs="Arial" w:eastAsia="Arial" w:hAnsi="Arial"/>
@@ -7041,7 +7271,7 @@
               <w:spacing w:after="10" w:before="0"/>
               <w:ind w:left="120"/>
             </w:pPr>
-            <w:hyperlink w:history="1" r:id="rIdszgwq8csx-gxajsqsg-fq">
+            <w:hyperlink w:history="1" r:id="rIdebmzn1xhtxvheo0rdisp8">
               <w:r>
                 <w:rPr>
                   <w:rFonts w:ascii="Arial" w:cs="Arial" w:eastAsia="Arial" w:hAnsi="Arial"/>
@@ -7236,7 +7466,7 @@
             <w:pPr>
               <w:spacing w:after="20" w:before="0"/>
             </w:pPr>
-            <w:hyperlink w:history="1" r:id="rId8cpvkjjykt2xwwpc7r9l_">
+            <w:hyperlink w:history="1" r:id="rIdovcga5xzqbshmrnshnd0i">
               <w:r>
                 <w:rPr>
                   <w:rFonts w:ascii="Arial" w:cs="Arial" w:eastAsia="Arial" w:hAnsi="Arial"/>
@@ -7269,7 +7499,7 @@
               <w:spacing w:after="10" w:before="0"/>
               <w:ind w:left="120"/>
             </w:pPr>
-            <w:hyperlink w:history="1" r:id="rIduxf7ardyyxm7ipwb0zwtj">
+            <w:hyperlink w:history="1" r:id="rIdvaotu4x8ovuehupy5b1jb">
               <w:r>
                 <w:rPr>
                   <w:rFonts w:ascii="Arial" w:cs="Arial" w:eastAsia="Arial" w:hAnsi="Arial"/>
@@ -7314,7 +7544,7 @@
             <w:pPr>
               <w:spacing w:after="20" w:before="0"/>
             </w:pPr>
-            <w:hyperlink w:history="1" r:id="rIdmlgkzg-susenhalwtdctd">
+            <w:hyperlink w:history="1" r:id="rIdz-os7pkd5mmfkqjvbozdi">
               <w:r>
                 <w:rPr>
                   <w:rFonts w:ascii="Arial" w:cs="Arial" w:eastAsia="Arial" w:hAnsi="Arial"/>
@@ -7347,7 +7577,7 @@
               <w:spacing w:after="10" w:before="0"/>
               <w:ind w:left="120"/>
             </w:pPr>
-            <w:hyperlink w:history="1" r:id="rIdpd-r3h8gmncmzork2uohx">
+            <w:hyperlink w:history="1" r:id="rIdn1swfnuvvroi7b2hqs5f4">
               <w:r>
                 <w:rPr>
                   <w:rFonts w:ascii="Arial" w:cs="Arial" w:eastAsia="Arial" w:hAnsi="Arial"/>
@@ -7542,7 +7772,7 @@
             <w:pPr>
               <w:spacing w:after="20" w:before="0"/>
             </w:pPr>
-            <w:hyperlink w:history="1" r:id="rIdkqyahyvrmgvjko-mnlzzf">
+            <w:hyperlink w:history="1" r:id="rIdbsicxewzuipc5yqr-s0sw">
               <w:r>
                 <w:rPr>
                   <w:rFonts w:ascii="Arial" w:cs="Arial" w:eastAsia="Arial" w:hAnsi="Arial"/>
@@ -7575,7 +7805,7 @@
               <w:spacing w:after="10" w:before="0"/>
               <w:ind w:left="120"/>
             </w:pPr>
-            <w:hyperlink w:history="1" r:id="rId26whhqrzrmnoc2rpovigs">
+            <w:hyperlink w:history="1" r:id="rIdzvag8wbzpit2utmid5zeq">
               <w:r>
                 <w:rPr>
                   <w:rFonts w:ascii="Arial" w:cs="Arial" w:eastAsia="Arial" w:hAnsi="Arial"/>
@@ -7620,7 +7850,7 @@
             <w:pPr>
               <w:spacing w:after="20" w:before="0"/>
             </w:pPr>
-            <w:hyperlink w:history="1" r:id="rIdpxbony1dv9qc8v7hwp2jd">
+            <w:hyperlink w:history="1" r:id="rId1s2rophycqdqpsczckb9b">
               <w:r>
                 <w:rPr>
                   <w:rFonts w:ascii="Arial" w:cs="Arial" w:eastAsia="Arial" w:hAnsi="Arial"/>
@@ -7653,7 +7883,7 @@
               <w:spacing w:after="10" w:before="0"/>
               <w:ind w:left="120"/>
             </w:pPr>
-            <w:hyperlink w:history="1" r:id="rIdru_jdrimlejpj128bdvwn">
+            <w:hyperlink w:history="1" r:id="rIdtj7uwak6soin90lu3bjcj">
               <w:r>
                 <w:rPr>
                   <w:rFonts w:ascii="Arial" w:cs="Arial" w:eastAsia="Arial" w:hAnsi="Arial"/>
@@ -8149,6 +8379,65 @@
         </w:tc>
       </w:tr>
     </w:tbl>
+    <w:p>
+      <w:pPr>
+        <w:pBdr>
+          <w:top w:val="single" w:color="BBBBBB" w:sz="4" w:space="4"/>
+        </w:pBdr>
+        <w:spacing w:after="0" w:before="160"/>
+      </w:pPr>
+      <w:r>
+        <w:rPr>
+          <w:rFonts w:ascii="Arial" w:cs="Arial" w:eastAsia="Arial" w:hAnsi="Arial"/>
+          <w:color w:val="666666"/>
+          <w:sz w:val="14"/>
+          <w:szCs w:val="14"/>
+        </w:rPr>
+        <w:t xml:space="preserve">© 2026 SeaVuria and ARES. Aligned with KICD objectives. Developed by SeaVuria; technical implementation by ARES (with AI assistance from Claude). Licensed under </w:t>
+      </w:r>
+      <w:hyperlink w:history="1" r:id="rIdbxyew4iiq74o-7zt3uyho">
+        <w:r>
+          <w:rPr>
+            <w:rFonts w:ascii="Arial" w:cs="Arial" w:eastAsia="Arial" w:hAnsi="Arial"/>
+            <w:color w:val="1F6B75"/>
+            <w:sz w:val="14"/>
+            <w:szCs w:val="14"/>
+            <w:u w:val="single" w:color="1F6B75"/>
+          </w:rPr>
+          <w:t xml:space="preserve">CC BY-NC 4.0</w:t>
+        </w:r>
+      </w:hyperlink>
+      <w:r>
+        <w:rPr>
+          <w:rFonts w:ascii="Arial" w:cs="Arial" w:eastAsia="Arial" w:hAnsi="Arial"/>
+          <w:color w:val="666666"/>
+          <w:sz w:val="14"/>
+          <w:szCs w:val="14"/>
+        </w:rPr>
+        <w:t xml:space="preserve"> (</w:t>
+      </w:r>
+      <w:hyperlink w:history="1" r:id="rIdnl6zy7effketaxga5lrrj">
+        <w:r>
+          <w:rPr>
+            <w:rFonts w:ascii="Arial" w:cs="Arial" w:eastAsia="Arial" w:hAnsi="Arial"/>
+            <w:color w:val="1F6B75"/>
+            <w:sz w:val="14"/>
+            <w:szCs w:val="14"/>
+            <w:u w:val="single" w:color="1F6B75"/>
+          </w:rPr>
+          <w:t xml:space="preserve">https://creativecommons.org/licenses/by-nc/4.0/</w:t>
+        </w:r>
+      </w:hyperlink>
+      <w:r>
+        <w:rPr>
+          <w:rFonts w:ascii="Arial" w:cs="Arial" w:eastAsia="Arial" w:hAnsi="Arial"/>
+          <w:color w:val="666666"/>
+          <w:sz w:val="14"/>
+          <w:szCs w:val="14"/>
+        </w:rPr>
+        <w:t xml:space="preserve">).</w:t>
+      </w:r>
+    </w:p>
     <w:p>
       <w:r>
         <w:br w:type="page"/>
@@ -9140,7 +9429,7 @@
             <w:pPr>
               <w:spacing w:after="20" w:before="0"/>
             </w:pPr>
-            <w:hyperlink w:history="1" r:id="rIdt2wodohfg8xmk1joi5tnv">
+            <w:hyperlink w:history="1" r:id="rIdr4ooxcnjepah14en7y70l">
               <w:r>
                 <w:rPr>
                   <w:rFonts w:ascii="Arial" w:cs="Arial" w:eastAsia="Arial" w:hAnsi="Arial"/>
@@ -9173,7 +9462,7 @@
               <w:spacing w:after="10" w:before="0"/>
               <w:ind w:left="120"/>
             </w:pPr>
-            <w:hyperlink w:history="1" r:id="rIdppklnxpp9zfjbhg5icceh">
+            <w:hyperlink w:history="1" r:id="rIdomdoldif-aw-ycmb-ayka">
               <w:r>
                 <w:rPr>
                   <w:rFonts w:ascii="Arial" w:cs="Arial" w:eastAsia="Arial" w:hAnsi="Arial"/>
@@ -9218,7 +9507,7 @@
             <w:pPr>
               <w:spacing w:after="20" w:before="0"/>
             </w:pPr>
-            <w:hyperlink w:history="1" r:id="rIdjs8fglt13tktgi5uej4il">
+            <w:hyperlink w:history="1" r:id="rIdzg-_a_6des8uztu0pank6">
               <w:r>
                 <w:rPr>
                   <w:rFonts w:ascii="Arial" w:cs="Arial" w:eastAsia="Arial" w:hAnsi="Arial"/>
@@ -9251,7 +9540,7 @@
               <w:spacing w:after="10" w:before="0"/>
               <w:ind w:left="120"/>
             </w:pPr>
-            <w:hyperlink w:history="1" r:id="rIdf6sfpchdo0hovx3bmwt-g">
+            <w:hyperlink w:history="1" r:id="rIdapj-jokg3agn9eyersknj">
               <w:r>
                 <w:rPr>
                   <w:rFonts w:ascii="Arial" w:cs="Arial" w:eastAsia="Arial" w:hAnsi="Arial"/>
@@ -9446,7 +9735,7 @@
             <w:pPr>
               <w:spacing w:after="20" w:before="0"/>
             </w:pPr>
-            <w:hyperlink w:history="1" r:id="rIda2obcneh9r93h962vxofe">
+            <w:hyperlink w:history="1" r:id="rIdyoqkveg2yzco7uztfnj63">
               <w:r>
                 <w:rPr>
                   <w:rFonts w:ascii="Arial" w:cs="Arial" w:eastAsia="Arial" w:hAnsi="Arial"/>
@@ -9479,7 +9768,7 @@
               <w:spacing w:after="10" w:before="0"/>
               <w:ind w:left="120"/>
             </w:pPr>
-            <w:hyperlink w:history="1" r:id="rIdgro-fv-iktdyhxntpkqgo">
+            <w:hyperlink w:history="1" r:id="rIdohmd3orq0vs4w08esel7p">
               <w:r>
                 <w:rPr>
                   <w:rFonts w:ascii="Arial" w:cs="Arial" w:eastAsia="Arial" w:hAnsi="Arial"/>
@@ -9524,7 +9813,7 @@
             <w:pPr>
               <w:spacing w:after="20" w:before="0"/>
             </w:pPr>
-            <w:hyperlink w:history="1" r:id="rIdfb8bzyxemarxiy99t0a1t">
+            <w:hyperlink w:history="1" r:id="rIdwanjvsmgjon9czklqauca">
               <w:r>
                 <w:rPr>
                   <w:rFonts w:ascii="Arial" w:cs="Arial" w:eastAsia="Arial" w:hAnsi="Arial"/>
@@ -9557,7 +9846,7 @@
               <w:spacing w:after="10" w:before="0"/>
               <w:ind w:left="120"/>
             </w:pPr>
-            <w:hyperlink w:history="1" r:id="rIdkokk2ajliuwr4rjq7yj5v">
+            <w:hyperlink w:history="1" r:id="rIdzgwukwgvjr5dw1jcqhiov">
               <w:r>
                 <w:rPr>
                   <w:rFonts w:ascii="Arial" w:cs="Arial" w:eastAsia="Arial" w:hAnsi="Arial"/>
@@ -9752,7 +10041,7 @@
             <w:pPr>
               <w:spacing w:after="20" w:before="0"/>
             </w:pPr>
-            <w:hyperlink w:history="1" r:id="rIdfi2_o77v1ydzrwlw2anlc">
+            <w:hyperlink w:history="1" r:id="rIdwayp9cnn8gni6hnlx4kbl">
               <w:r>
                 <w:rPr>
                   <w:rFonts w:ascii="Arial" w:cs="Arial" w:eastAsia="Arial" w:hAnsi="Arial"/>
@@ -9785,7 +10074,7 @@
               <w:spacing w:after="10" w:before="0"/>
               <w:ind w:left="120"/>
             </w:pPr>
-            <w:hyperlink w:history="1" r:id="rIdhv5zdvd3tjrcdxorc9gzj">
+            <w:hyperlink w:history="1" r:id="rIdfmzmw5tjzcolbhxscczv_">
               <w:r>
                 <w:rPr>
                   <w:rFonts w:ascii="Arial" w:cs="Arial" w:eastAsia="Arial" w:hAnsi="Arial"/>
@@ -9830,7 +10119,7 @@
             <w:pPr>
               <w:spacing w:after="20" w:before="0"/>
             </w:pPr>
-            <w:hyperlink w:history="1" r:id="rIdks3tezeliyo7u0hgsfv4w">
+            <w:hyperlink w:history="1" r:id="rIdi87u2ht52h0soqhmtqzz4">
               <w:r>
                 <w:rPr>
                   <w:rFonts w:ascii="Arial" w:cs="Arial" w:eastAsia="Arial" w:hAnsi="Arial"/>
@@ -9863,7 +10152,7 @@
               <w:spacing w:after="10" w:before="0"/>
               <w:ind w:left="120"/>
             </w:pPr>
-            <w:hyperlink w:history="1" r:id="rId0mq11cbzrnf0tjlzo6krm">
+            <w:hyperlink w:history="1" r:id="rIdrbsdjz9uql9ekvoybtx-h">
               <w:r>
                 <w:rPr>
                   <w:rFonts w:ascii="Arial" w:cs="Arial" w:eastAsia="Arial" w:hAnsi="Arial"/>
@@ -10058,7 +10347,7 @@
             <w:pPr>
               <w:spacing w:after="20" w:before="0"/>
             </w:pPr>
-            <w:hyperlink w:history="1" r:id="rIdvytbbawgt5traxsx9rqhy">
+            <w:hyperlink w:history="1" r:id="rIdhrg9hkhq0vd4jhwqq2snm">
               <w:r>
                 <w:rPr>
                   <w:rFonts w:ascii="Arial" w:cs="Arial" w:eastAsia="Arial" w:hAnsi="Arial"/>
@@ -10091,7 +10380,7 @@
               <w:spacing w:after="10" w:before="0"/>
               <w:ind w:left="120"/>
             </w:pPr>
-            <w:hyperlink w:history="1" r:id="rIdnkyns4jlncpm8ddrarcol">
+            <w:hyperlink w:history="1" r:id="rIdludveig3buv96eso7gcs3">
               <w:r>
                 <w:rPr>
                   <w:rFonts w:ascii="Arial" w:cs="Arial" w:eastAsia="Arial" w:hAnsi="Arial"/>
@@ -10136,7 +10425,7 @@
             <w:pPr>
               <w:spacing w:after="20" w:before="0"/>
             </w:pPr>
-            <w:hyperlink w:history="1" r:id="rIdpiogszjsxo62bxd84wh5h">
+            <w:hyperlink w:history="1" r:id="rId4vwqzclnop0ysvnzbvxif">
               <w:r>
                 <w:rPr>
                   <w:rFonts w:ascii="Arial" w:cs="Arial" w:eastAsia="Arial" w:hAnsi="Arial"/>
@@ -10169,7 +10458,7 @@
               <w:spacing w:after="10" w:before="0"/>
               <w:ind w:left="120"/>
             </w:pPr>
-            <w:hyperlink w:history="1" r:id="rIdf8gwzxk3xlsdqfhsckjfq">
+            <w:hyperlink w:history="1" r:id="rIdnrk_9gn4oagqsleop2nz6">
               <w:r>
                 <w:rPr>
                   <w:rFonts w:ascii="Arial" w:cs="Arial" w:eastAsia="Arial" w:hAnsi="Arial"/>
@@ -10364,7 +10653,7 @@
             <w:pPr>
               <w:spacing w:after="20" w:before="0"/>
             </w:pPr>
-            <w:hyperlink w:history="1" r:id="rIduh7rmaffxhaorpukmhzpq">
+            <w:hyperlink w:history="1" r:id="rIdydlbooqypybenp-cbh-aw">
               <w:r>
                 <w:rPr>
                   <w:rFonts w:ascii="Arial" w:cs="Arial" w:eastAsia="Arial" w:hAnsi="Arial"/>
@@ -10397,7 +10686,7 @@
               <w:spacing w:after="10" w:before="0"/>
               <w:ind w:left="120"/>
             </w:pPr>
-            <w:hyperlink w:history="1" r:id="rId_frlo9geq7oh-gpsgzv6j">
+            <w:hyperlink w:history="1" r:id="rIdkrbikmhx9mhruz8v45hve">
               <w:r>
                 <w:rPr>
                   <w:rFonts w:ascii="Arial" w:cs="Arial" w:eastAsia="Arial" w:hAnsi="Arial"/>
@@ -10442,7 +10731,7 @@
             <w:pPr>
               <w:spacing w:after="20" w:before="0"/>
             </w:pPr>
-            <w:hyperlink w:history="1" r:id="rIdl1q8m5eh9ftizi1umh9xs">
+            <w:hyperlink w:history="1" r:id="rId5nxpnk40spipotbr_2vas">
               <w:r>
                 <w:rPr>
                   <w:rFonts w:ascii="Arial" w:cs="Arial" w:eastAsia="Arial" w:hAnsi="Arial"/>
@@ -10475,7 +10764,7 @@
               <w:spacing w:after="10" w:before="0"/>
               <w:ind w:left="120"/>
             </w:pPr>
-            <w:hyperlink w:history="1" r:id="rIdx8meqg_93hcrm3hhctalu">
+            <w:hyperlink w:history="1" r:id="rId7gfjged-czrhknetoiok6">
               <w:r>
                 <w:rPr>
                   <w:rFonts w:ascii="Arial" w:cs="Arial" w:eastAsia="Arial" w:hAnsi="Arial"/>
@@ -10971,6 +11260,65 @@
         </w:tc>
       </w:tr>
     </w:tbl>
+    <w:p>
+      <w:pPr>
+        <w:pBdr>
+          <w:top w:val="single" w:color="BBBBBB" w:sz="4" w:space="4"/>
+        </w:pBdr>
+        <w:spacing w:after="0" w:before="160"/>
+      </w:pPr>
+      <w:r>
+        <w:rPr>
+          <w:rFonts w:ascii="Arial" w:cs="Arial" w:eastAsia="Arial" w:hAnsi="Arial"/>
+          <w:color w:val="666666"/>
+          <w:sz w:val="14"/>
+          <w:szCs w:val="14"/>
+        </w:rPr>
+        <w:t xml:space="preserve">© 2026 SeaVuria and ARES. Aligned with KICD objectives. Developed by SeaVuria; technical implementation by ARES (with AI assistance from Claude). Licensed under </w:t>
+      </w:r>
+      <w:hyperlink w:history="1" r:id="rIdg4wdshxzyvq6ou8lilxjy">
+        <w:r>
+          <w:rPr>
+            <w:rFonts w:ascii="Arial" w:cs="Arial" w:eastAsia="Arial" w:hAnsi="Arial"/>
+            <w:color w:val="1F6B75"/>
+            <w:sz w:val="14"/>
+            <w:szCs w:val="14"/>
+            <w:u w:val="single" w:color="1F6B75"/>
+          </w:rPr>
+          <w:t xml:space="preserve">CC BY-NC 4.0</w:t>
+        </w:r>
+      </w:hyperlink>
+      <w:r>
+        <w:rPr>
+          <w:rFonts w:ascii="Arial" w:cs="Arial" w:eastAsia="Arial" w:hAnsi="Arial"/>
+          <w:color w:val="666666"/>
+          <w:sz w:val="14"/>
+          <w:szCs w:val="14"/>
+        </w:rPr>
+        <w:t xml:space="preserve"> (</w:t>
+      </w:r>
+      <w:hyperlink w:history="1" r:id="rIdpk4c7qiu7alpeocl2ozo7">
+        <w:r>
+          <w:rPr>
+            <w:rFonts w:ascii="Arial" w:cs="Arial" w:eastAsia="Arial" w:hAnsi="Arial"/>
+            <w:color w:val="1F6B75"/>
+            <w:sz w:val="14"/>
+            <w:szCs w:val="14"/>
+            <w:u w:val="single" w:color="1F6B75"/>
+          </w:rPr>
+          <w:t xml:space="preserve">https://creativecommons.org/licenses/by-nc/4.0/</w:t>
+        </w:r>
+      </w:hyperlink>
+      <w:r>
+        <w:rPr>
+          <w:rFonts w:ascii="Arial" w:cs="Arial" w:eastAsia="Arial" w:hAnsi="Arial"/>
+          <w:color w:val="666666"/>
+          <w:sz w:val="14"/>
+          <w:szCs w:val="14"/>
+        </w:rPr>
+        <w:t xml:space="preserve">).</w:t>
+      </w:r>
+    </w:p>
     <w:p>
       <w:r>
         <w:br w:type="page"/>
@@ -11962,7 +12310,7 @@
             <w:pPr>
               <w:spacing w:after="20" w:before="0"/>
             </w:pPr>
-            <w:hyperlink w:history="1" r:id="rIdr-n3bbjpdoau79hfol71n">
+            <w:hyperlink w:history="1" r:id="rIdbd8jj8mid1nxz8csy_gd4">
               <w:r>
                 <w:rPr>
                   <w:rFonts w:ascii="Arial" w:cs="Arial" w:eastAsia="Arial" w:hAnsi="Arial"/>
@@ -11995,7 +12343,7 @@
               <w:spacing w:after="10" w:before="0"/>
               <w:ind w:left="120"/>
             </w:pPr>
-            <w:hyperlink w:history="1" r:id="rId_hxywaxs9-vpx-szjyhlz">
+            <w:hyperlink w:history="1" r:id="rId7prpluic9q7s6czln450b">
               <w:r>
                 <w:rPr>
                   <w:rFonts w:ascii="Arial" w:cs="Arial" w:eastAsia="Arial" w:hAnsi="Arial"/>
@@ -12040,7 +12388,7 @@
             <w:pPr>
               <w:spacing w:after="20" w:before="0"/>
             </w:pPr>
-            <w:hyperlink w:history="1" r:id="rIdb7vjmw5fxdvzuuuctaae1">
+            <w:hyperlink w:history="1" r:id="rIdo_5sjupsrotgnv7qq35kz">
               <w:r>
                 <w:rPr>
                   <w:rFonts w:ascii="Arial" w:cs="Arial" w:eastAsia="Arial" w:hAnsi="Arial"/>
@@ -12073,7 +12421,7 @@
               <w:spacing w:after="10" w:before="0"/>
               <w:ind w:left="120"/>
             </w:pPr>
-            <w:hyperlink w:history="1" r:id="rId7sptky_exrboozgecsb7c">
+            <w:hyperlink w:history="1" r:id="rIdbmxwbtmh4bymzuctm3dza">
               <w:r>
                 <w:rPr>
                   <w:rFonts w:ascii="Arial" w:cs="Arial" w:eastAsia="Arial" w:hAnsi="Arial"/>
@@ -12268,7 +12616,7 @@
             <w:pPr>
               <w:spacing w:after="20" w:before="0"/>
             </w:pPr>
-            <w:hyperlink w:history="1" r:id="rIdswozoqnqa47n4aldc6kqw">
+            <w:hyperlink w:history="1" r:id="rIdh2cxdp1q0blael9v6cgwb">
               <w:r>
                 <w:rPr>
                   <w:rFonts w:ascii="Arial" w:cs="Arial" w:eastAsia="Arial" w:hAnsi="Arial"/>
@@ -12301,7 +12649,7 @@
               <w:spacing w:after="10" w:before="0"/>
               <w:ind w:left="120"/>
             </w:pPr>
-            <w:hyperlink w:history="1" r:id="rIdg9pwomzjznu9dddofq6d4">
+            <w:hyperlink w:history="1" r:id="rId82ihfxn9bgijfqkd5dupt">
               <w:r>
                 <w:rPr>
                   <w:rFonts w:ascii="Arial" w:cs="Arial" w:eastAsia="Arial" w:hAnsi="Arial"/>
@@ -12346,7 +12694,7 @@
             <w:pPr>
               <w:spacing w:after="20" w:before="0"/>
             </w:pPr>
-            <w:hyperlink w:history="1" r:id="rIdc0myi_tfqdfchwfu_fgdp">
+            <w:hyperlink w:history="1" r:id="rIdobwu2gpvay0mg-onxq74v">
               <w:r>
                 <w:rPr>
                   <w:rFonts w:ascii="Arial" w:cs="Arial" w:eastAsia="Arial" w:hAnsi="Arial"/>
@@ -12379,7 +12727,7 @@
               <w:spacing w:after="10" w:before="0"/>
               <w:ind w:left="120"/>
             </w:pPr>
-            <w:hyperlink w:history="1" r:id="rIdlgw_1ss817vhnxyqr-c52">
+            <w:hyperlink w:history="1" r:id="rIdce3jadnceu04gf0gkp8uj">
               <w:r>
                 <w:rPr>
                   <w:rFonts w:ascii="Arial" w:cs="Arial" w:eastAsia="Arial" w:hAnsi="Arial"/>
@@ -12650,7 +12998,7 @@
             <w:pPr>
               <w:spacing w:after="20" w:before="0"/>
             </w:pPr>
-            <w:hyperlink w:history="1" r:id="rIdt4-ba8dsodhszdcx0cky5">
+            <w:hyperlink w:history="1" r:id="rIdj4owdvzjky0lemmbdiser">
               <w:r>
                 <w:rPr>
                   <w:rFonts w:ascii="Arial" w:cs="Arial" w:eastAsia="Arial" w:hAnsi="Arial"/>
@@ -12683,7 +13031,7 @@
               <w:spacing w:after="10" w:before="0"/>
               <w:ind w:left="120"/>
             </w:pPr>
-            <w:hyperlink w:history="1" r:id="rIdbefwpgvikfsba2eyqjs5k">
+            <w:hyperlink w:history="1" r:id="rIdqrja9h1msfcu1ukxkof3o">
               <w:r>
                 <w:rPr>
                   <w:rFonts w:ascii="Arial" w:cs="Arial" w:eastAsia="Arial" w:hAnsi="Arial"/>
@@ -12728,7 +13076,7 @@
             <w:pPr>
               <w:spacing w:after="20" w:before="0"/>
             </w:pPr>
-            <w:hyperlink w:history="1" r:id="rIdybp-y-tfumx4nwne0b2_r">
+            <w:hyperlink w:history="1" r:id="rIdpl1tfmsyb0lwsxczyzm_n">
               <w:r>
                 <w:rPr>
                   <w:rFonts w:ascii="Arial" w:cs="Arial" w:eastAsia="Arial" w:hAnsi="Arial"/>
@@ -12761,7 +13109,7 @@
               <w:spacing w:after="10" w:before="0"/>
               <w:ind w:left="120"/>
             </w:pPr>
-            <w:hyperlink w:history="1" r:id="rIdluy1ytb98rqkzffbuek7y">
+            <w:hyperlink w:history="1" r:id="rIddsd6niktf5qnjtsyannn5">
               <w:r>
                 <w:rPr>
                   <w:rFonts w:ascii="Arial" w:cs="Arial" w:eastAsia="Arial" w:hAnsi="Arial"/>
@@ -13108,7 +13456,7 @@
             <w:pPr>
               <w:spacing w:after="20" w:before="0"/>
             </w:pPr>
-            <w:hyperlink w:history="1" r:id="rIdfrfyk_ahk5xilzn6htwtr">
+            <w:hyperlink w:history="1" r:id="rIdaezzkxkjkhte2mpmmr-yk">
               <w:r>
                 <w:rPr>
                   <w:rFonts w:ascii="Arial" w:cs="Arial" w:eastAsia="Arial" w:hAnsi="Arial"/>
@@ -13141,7 +13489,7 @@
               <w:spacing w:after="10" w:before="0"/>
               <w:ind w:left="120"/>
             </w:pPr>
-            <w:hyperlink w:history="1" r:id="rIdc_zt3aammi563evi_2fsr">
+            <w:hyperlink w:history="1" r:id="rIdkbig4okonsb_00ukjn4pf">
               <w:r>
                 <w:rPr>
                   <w:rFonts w:ascii="Arial" w:cs="Arial" w:eastAsia="Arial" w:hAnsi="Arial"/>
@@ -13186,7 +13534,7 @@
             <w:pPr>
               <w:spacing w:after="20" w:before="0"/>
             </w:pPr>
-            <w:hyperlink w:history="1" r:id="rId9bmg6li2sdvvyklbbmtiq">
+            <w:hyperlink w:history="1" r:id="rIdmnghn7w3_yjdqrxhrme7d">
               <w:r>
                 <w:rPr>
                   <w:rFonts w:ascii="Arial" w:cs="Arial" w:eastAsia="Arial" w:hAnsi="Arial"/>
@@ -13219,7 +13567,7 @@
               <w:spacing w:after="10" w:before="0"/>
               <w:ind w:left="120"/>
             </w:pPr>
-            <w:hyperlink w:history="1" r:id="rIdrvs6x5lrszfzrbmkxmglp">
+            <w:hyperlink w:history="1" r:id="rId0dmhwy8e9esk_czavcwdb">
               <w:r>
                 <w:rPr>
                   <w:rFonts w:ascii="Arial" w:cs="Arial" w:eastAsia="Arial" w:hAnsi="Arial"/>
@@ -13414,7 +13762,7 @@
             <w:pPr>
               <w:spacing w:after="20" w:before="0"/>
             </w:pPr>
-            <w:hyperlink w:history="1" r:id="rId6749nuo1ikbyhvs4cudfx">
+            <w:hyperlink w:history="1" r:id="rId6v4_5grsdttczh-rvtt_u">
               <w:r>
                 <w:rPr>
                   <w:rFonts w:ascii="Arial" w:cs="Arial" w:eastAsia="Arial" w:hAnsi="Arial"/>
@@ -13447,7 +13795,7 @@
               <w:spacing w:after="10" w:before="0"/>
               <w:ind w:left="120"/>
             </w:pPr>
-            <w:hyperlink w:history="1" r:id="rIdak5xsppwamgc8svmebfwy">
+            <w:hyperlink w:history="1" r:id="rIdxccmtrm50whhlyqao6m6n">
               <w:r>
                 <w:rPr>
                   <w:rFonts w:ascii="Arial" w:cs="Arial" w:eastAsia="Arial" w:hAnsi="Arial"/>
@@ -13492,7 +13840,7 @@
             <w:pPr>
               <w:spacing w:after="20" w:before="0"/>
             </w:pPr>
-            <w:hyperlink w:history="1" r:id="rIdawazwqnhmcsrpkvdzx0pa">
+            <w:hyperlink w:history="1" r:id="rIde08nv2i0ij3n0tmne3jo5">
               <w:r>
                 <w:rPr>
                   <w:rFonts w:ascii="Arial" w:cs="Arial" w:eastAsia="Arial" w:hAnsi="Arial"/>
@@ -13525,7 +13873,7 @@
               <w:spacing w:after="10" w:before="0"/>
               <w:ind w:left="120"/>
             </w:pPr>
-            <w:hyperlink w:history="1" r:id="rIdaap20pkc3vgommz583ira">
+            <w:hyperlink w:history="1" r:id="rIdrqtpkmjwjm9bf5d0crukk">
               <w:r>
                 <w:rPr>
                   <w:rFonts w:ascii="Arial" w:cs="Arial" w:eastAsia="Arial" w:hAnsi="Arial"/>
@@ -14021,6 +14369,65 @@
         </w:tc>
       </w:tr>
     </w:tbl>
+    <w:p>
+      <w:pPr>
+        <w:pBdr>
+          <w:top w:val="single" w:color="BBBBBB" w:sz="4" w:space="4"/>
+        </w:pBdr>
+        <w:spacing w:after="0" w:before="160"/>
+      </w:pPr>
+      <w:r>
+        <w:rPr>
+          <w:rFonts w:ascii="Arial" w:cs="Arial" w:eastAsia="Arial" w:hAnsi="Arial"/>
+          <w:color w:val="666666"/>
+          <w:sz w:val="14"/>
+          <w:szCs w:val="14"/>
+        </w:rPr>
+        <w:t xml:space="preserve">© 2026 SeaVuria and ARES. Aligned with KICD objectives. Developed by SeaVuria; technical implementation by ARES (with AI assistance from Claude). Licensed under </w:t>
+      </w:r>
+      <w:hyperlink w:history="1" r:id="rIdk14cpdzh63hh2kd96shmw">
+        <w:r>
+          <w:rPr>
+            <w:rFonts w:ascii="Arial" w:cs="Arial" w:eastAsia="Arial" w:hAnsi="Arial"/>
+            <w:color w:val="1F6B75"/>
+            <w:sz w:val="14"/>
+            <w:szCs w:val="14"/>
+            <w:u w:val="single" w:color="1F6B75"/>
+          </w:rPr>
+          <w:t xml:space="preserve">CC BY-NC 4.0</w:t>
+        </w:r>
+      </w:hyperlink>
+      <w:r>
+        <w:rPr>
+          <w:rFonts w:ascii="Arial" w:cs="Arial" w:eastAsia="Arial" w:hAnsi="Arial"/>
+          <w:color w:val="666666"/>
+          <w:sz w:val="14"/>
+          <w:szCs w:val="14"/>
+        </w:rPr>
+        <w:t xml:space="preserve"> (</w:t>
+      </w:r>
+      <w:hyperlink w:history="1" r:id="rIdqkwhihmooropdti9qghty">
+        <w:r>
+          <w:rPr>
+            <w:rFonts w:ascii="Arial" w:cs="Arial" w:eastAsia="Arial" w:hAnsi="Arial"/>
+            <w:color w:val="1F6B75"/>
+            <w:sz w:val="14"/>
+            <w:szCs w:val="14"/>
+            <w:u w:val="single" w:color="1F6B75"/>
+          </w:rPr>
+          <w:t xml:space="preserve">https://creativecommons.org/licenses/by-nc/4.0/</w:t>
+        </w:r>
+      </w:hyperlink>
+      <w:r>
+        <w:rPr>
+          <w:rFonts w:ascii="Arial" w:cs="Arial" w:eastAsia="Arial" w:hAnsi="Arial"/>
+          <w:color w:val="666666"/>
+          <w:sz w:val="14"/>
+          <w:szCs w:val="14"/>
+        </w:rPr>
+        <w:t xml:space="preserve">).</w:t>
+      </w:r>
+    </w:p>
     <w:p>
       <w:r>
         <w:br w:type="page"/>
@@ -15012,7 +15419,7 @@
             <w:pPr>
               <w:spacing w:after="20" w:before="0"/>
             </w:pPr>
-            <w:hyperlink w:history="1" r:id="rIdyfokn_e_bed7xs69dafy_">
+            <w:hyperlink w:history="1" r:id="rIdjpike9z-sfc2day4e1nro">
               <w:r>
                 <w:rPr>
                   <w:rFonts w:ascii="Arial" w:cs="Arial" w:eastAsia="Arial" w:hAnsi="Arial"/>
@@ -15045,7 +15452,7 @@
               <w:spacing w:after="10" w:before="0"/>
               <w:ind w:left="120"/>
             </w:pPr>
-            <w:hyperlink w:history="1" r:id="rIdd4_wqj46rvt0z8kwjjm82">
+            <w:hyperlink w:history="1" r:id="rIdeqlqcc1m_drd7mu_baz7y">
               <w:r>
                 <w:rPr>
                   <w:rFonts w:ascii="Arial" w:cs="Arial" w:eastAsia="Arial" w:hAnsi="Arial"/>
@@ -15090,7 +15497,7 @@
             <w:pPr>
               <w:spacing w:after="20" w:before="0"/>
             </w:pPr>
-            <w:hyperlink w:history="1" r:id="rIdsxmku6co2wcxft-qiy5hf">
+            <w:hyperlink w:history="1" r:id="rIdr9cpzopygdsmi-dgjgu4l">
               <w:r>
                 <w:rPr>
                   <w:rFonts w:ascii="Arial" w:cs="Arial" w:eastAsia="Arial" w:hAnsi="Arial"/>
@@ -15123,7 +15530,7 @@
               <w:spacing w:after="10" w:before="0"/>
               <w:ind w:left="120"/>
             </w:pPr>
-            <w:hyperlink w:history="1" r:id="rIds_m9pza8gvyipxs6xjtbb">
+            <w:hyperlink w:history="1" r:id="rIduu1vlgg32vr9wvczzdicw">
               <w:r>
                 <w:rPr>
                   <w:rFonts w:ascii="Arial" w:cs="Arial" w:eastAsia="Arial" w:hAnsi="Arial"/>
@@ -15318,7 +15725,7 @@
             <w:pPr>
               <w:spacing w:after="20" w:before="0"/>
             </w:pPr>
-            <w:hyperlink w:history="1" r:id="rId4y82wwjzvj-ylnyft4q7w">
+            <w:hyperlink w:history="1" r:id="rIdezj7_0wsszxp4em38hpk0">
               <w:r>
                 <w:rPr>
                   <w:rFonts w:ascii="Arial" w:cs="Arial" w:eastAsia="Arial" w:hAnsi="Arial"/>
@@ -15351,7 +15758,7 @@
               <w:spacing w:after="10" w:before="0"/>
               <w:ind w:left="120"/>
             </w:pPr>
-            <w:hyperlink w:history="1" r:id="rIds3izctvkcpoyf4cvrfej_">
+            <w:hyperlink w:history="1" r:id="rId9sdawtai1b4s2ptnvpxas">
               <w:r>
                 <w:rPr>
                   <w:rFonts w:ascii="Arial" w:cs="Arial" w:eastAsia="Arial" w:hAnsi="Arial"/>
@@ -15396,7 +15803,7 @@
             <w:pPr>
               <w:spacing w:after="20" w:before="0"/>
             </w:pPr>
-            <w:hyperlink w:history="1" r:id="rIdasulnjgx2epym-xh7ycbl">
+            <w:hyperlink w:history="1" r:id="rIdureh1ok8aotbij34pjr9r">
               <w:r>
                 <w:rPr>
                   <w:rFonts w:ascii="Arial" w:cs="Arial" w:eastAsia="Arial" w:hAnsi="Arial"/>
@@ -15429,7 +15836,7 @@
               <w:spacing w:after="10" w:before="0"/>
               <w:ind w:left="120"/>
             </w:pPr>
-            <w:hyperlink w:history="1" r:id="rIdomqovlqezckwz4fl2yedt">
+            <w:hyperlink w:history="1" r:id="rIdwuwjchgzu1arzkwbghjsg">
               <w:r>
                 <w:rPr>
                   <w:rFonts w:ascii="Arial" w:cs="Arial" w:eastAsia="Arial" w:hAnsi="Arial"/>
@@ -15624,7 +16031,7 @@
             <w:pPr>
               <w:spacing w:after="20" w:before="0"/>
             </w:pPr>
-            <w:hyperlink w:history="1" r:id="rId_i5cjjaf4d2sfedkmgozt">
+            <w:hyperlink w:history="1" r:id="rId8hayma3snknk2yhkeq3tz">
               <w:r>
                 <w:rPr>
                   <w:rFonts w:ascii="Arial" w:cs="Arial" w:eastAsia="Arial" w:hAnsi="Arial"/>
@@ -15657,7 +16064,7 @@
               <w:spacing w:after="10" w:before="0"/>
               <w:ind w:left="120"/>
             </w:pPr>
-            <w:hyperlink w:history="1" r:id="rIdmws1tkr326myp6mijgz72">
+            <w:hyperlink w:history="1" r:id="rId5rcolfcx2fmwpdvgdcvr3">
               <w:r>
                 <w:rPr>
                   <w:rFonts w:ascii="Arial" w:cs="Arial" w:eastAsia="Arial" w:hAnsi="Arial"/>
@@ -15702,7 +16109,7 @@
             <w:pPr>
               <w:spacing w:after="20" w:before="0"/>
             </w:pPr>
-            <w:hyperlink w:history="1" r:id="rIdsok6x4wxxgikhgi5icb-2">
+            <w:hyperlink w:history="1" r:id="rId2fotzt_nndtslrqb_trlu">
               <w:r>
                 <w:rPr>
                   <w:rFonts w:ascii="Arial" w:cs="Arial" w:eastAsia="Arial" w:hAnsi="Arial"/>
@@ -15735,7 +16142,7 @@
               <w:spacing w:after="10" w:before="0"/>
               <w:ind w:left="120"/>
             </w:pPr>
-            <w:hyperlink w:history="1" r:id="rIduok42djhktt3hl72upkkb">
+            <w:hyperlink w:history="1" r:id="rIdd2vkdgw8v-diyvcefma0_">
               <w:r>
                 <w:rPr>
                   <w:rFonts w:ascii="Arial" w:cs="Arial" w:eastAsia="Arial" w:hAnsi="Arial"/>
@@ -15930,7 +16337,7 @@
             <w:pPr>
               <w:spacing w:after="20" w:before="0"/>
             </w:pPr>
-            <w:hyperlink w:history="1" r:id="rIdjoi5loscsxjosn88rjb6-">
+            <w:hyperlink w:history="1" r:id="rId-rvt-iqra71nsyhb0q6cg">
               <w:r>
                 <w:rPr>
                   <w:rFonts w:ascii="Arial" w:cs="Arial" w:eastAsia="Arial" w:hAnsi="Arial"/>
@@ -15963,7 +16370,7 @@
               <w:spacing w:after="10" w:before="0"/>
               <w:ind w:left="120"/>
             </w:pPr>
-            <w:hyperlink w:history="1" r:id="rId8zizxwxkogph_jx6yqxdh">
+            <w:hyperlink w:history="1" r:id="rIdbbudaq8bhdarthntetzqz">
               <w:r>
                 <w:rPr>
                   <w:rFonts w:ascii="Arial" w:cs="Arial" w:eastAsia="Arial" w:hAnsi="Arial"/>
@@ -16008,7 +16415,7 @@
             <w:pPr>
               <w:spacing w:after="20" w:before="0"/>
             </w:pPr>
-            <w:hyperlink w:history="1" r:id="rIdreebzeoe3anlqoxkema3p">
+            <w:hyperlink w:history="1" r:id="rIdmfbdsi1ywokbjbhjroffs">
               <w:r>
                 <w:rPr>
                   <w:rFonts w:ascii="Arial" w:cs="Arial" w:eastAsia="Arial" w:hAnsi="Arial"/>
@@ -16041,7 +16448,7 @@
               <w:spacing w:after="10" w:before="0"/>
               <w:ind w:left="120"/>
             </w:pPr>
-            <w:hyperlink w:history="1" r:id="rIdqlke4d7xpvefmdufj9hry">
+            <w:hyperlink w:history="1" r:id="rIdbwlgfhv0-_iwao7r9k1na">
               <w:r>
                 <w:rPr>
                   <w:rFonts w:ascii="Arial" w:cs="Arial" w:eastAsia="Arial" w:hAnsi="Arial"/>
@@ -16236,7 +16643,7 @@
             <w:pPr>
               <w:spacing w:after="20" w:before="0"/>
             </w:pPr>
-            <w:hyperlink w:history="1" r:id="rIdcnorffsj5sx5ypk60ftoj">
+            <w:hyperlink w:history="1" r:id="rId7iduu2hbqspukdtg6sqca">
               <w:r>
                 <w:rPr>
                   <w:rFonts w:ascii="Arial" w:cs="Arial" w:eastAsia="Arial" w:hAnsi="Arial"/>
@@ -16269,7 +16676,7 @@
               <w:spacing w:after="10" w:before="0"/>
               <w:ind w:left="120"/>
             </w:pPr>
-            <w:hyperlink w:history="1" r:id="rIdx6tcrig97l9itfukk4jjv">
+            <w:hyperlink w:history="1" r:id="rId9rqfadxrc5o6aa58mjuss">
               <w:r>
                 <w:rPr>
                   <w:rFonts w:ascii="Arial" w:cs="Arial" w:eastAsia="Arial" w:hAnsi="Arial"/>
@@ -16314,7 +16721,7 @@
             <w:pPr>
               <w:spacing w:after="20" w:before="0"/>
             </w:pPr>
-            <w:hyperlink w:history="1" r:id="rIdtf0cnrdpvyzufytsbb46t">
+            <w:hyperlink w:history="1" r:id="rIdupnbdq5lxahufobckkgmk">
               <w:r>
                 <w:rPr>
                   <w:rFonts w:ascii="Arial" w:cs="Arial" w:eastAsia="Arial" w:hAnsi="Arial"/>
@@ -16347,7 +16754,7 @@
               <w:spacing w:after="10" w:before="0"/>
               <w:ind w:left="120"/>
             </w:pPr>
-            <w:hyperlink w:history="1" r:id="rId1qe2hunbtvshz4cpsg2tl">
+            <w:hyperlink w:history="1" r:id="rIdebbcvw4mpr6-y5ab_b0hr">
               <w:r>
                 <w:rPr>
                   <w:rFonts w:ascii="Arial" w:cs="Arial" w:eastAsia="Arial" w:hAnsi="Arial"/>
@@ -16938,6 +17345,65 @@
         </w:tc>
       </w:tr>
     </w:tbl>
+    <w:p>
+      <w:pPr>
+        <w:pBdr>
+          <w:top w:val="single" w:color="BBBBBB" w:sz="4" w:space="4"/>
+        </w:pBdr>
+        <w:spacing w:after="0" w:before="160"/>
+      </w:pPr>
+      <w:r>
+        <w:rPr>
+          <w:rFonts w:ascii="Arial" w:cs="Arial" w:eastAsia="Arial" w:hAnsi="Arial"/>
+          <w:color w:val="666666"/>
+          <w:sz w:val="14"/>
+          <w:szCs w:val="14"/>
+        </w:rPr>
+        <w:t xml:space="preserve">© 2026 SeaVuria and ARES. Aligned with KICD objectives. Developed by SeaVuria; technical implementation by ARES (with AI assistance from Claude). Licensed under </w:t>
+      </w:r>
+      <w:hyperlink w:history="1" r:id="rIdhnbw840hthr0yydd3ft_-">
+        <w:r>
+          <w:rPr>
+            <w:rFonts w:ascii="Arial" w:cs="Arial" w:eastAsia="Arial" w:hAnsi="Arial"/>
+            <w:color w:val="1F6B75"/>
+            <w:sz w:val="14"/>
+            <w:szCs w:val="14"/>
+            <w:u w:val="single" w:color="1F6B75"/>
+          </w:rPr>
+          <w:t xml:space="preserve">CC BY-NC 4.0</w:t>
+        </w:r>
+      </w:hyperlink>
+      <w:r>
+        <w:rPr>
+          <w:rFonts w:ascii="Arial" w:cs="Arial" w:eastAsia="Arial" w:hAnsi="Arial"/>
+          <w:color w:val="666666"/>
+          <w:sz w:val="14"/>
+          <w:szCs w:val="14"/>
+        </w:rPr>
+        <w:t xml:space="preserve"> (</w:t>
+      </w:r>
+      <w:hyperlink w:history="1" r:id="rIdbunwtb1vs1xwuchxjusg_">
+        <w:r>
+          <w:rPr>
+            <w:rFonts w:ascii="Arial" w:cs="Arial" w:eastAsia="Arial" w:hAnsi="Arial"/>
+            <w:color w:val="1F6B75"/>
+            <w:sz w:val="14"/>
+            <w:szCs w:val="14"/>
+            <w:u w:val="single" w:color="1F6B75"/>
+          </w:rPr>
+          <w:t xml:space="preserve">https://creativecommons.org/licenses/by-nc/4.0/</w:t>
+        </w:r>
+      </w:hyperlink>
+      <w:r>
+        <w:rPr>
+          <w:rFonts w:ascii="Arial" w:cs="Arial" w:eastAsia="Arial" w:hAnsi="Arial"/>
+          <w:color w:val="666666"/>
+          <w:sz w:val="14"/>
+          <w:szCs w:val="14"/>
+        </w:rPr>
+        <w:t xml:space="preserve">).</w:t>
+      </w:r>
+    </w:p>
     <w:p>
       <w:r>
         <w:br w:type="page"/>
@@ -17929,7 +18395,7 @@
             <w:pPr>
               <w:spacing w:after="20" w:before="0"/>
             </w:pPr>
-            <w:hyperlink w:history="1" r:id="rId_zslvmlbns7gdu4him-fu">
+            <w:hyperlink w:history="1" r:id="rIdxfzlhmqjsumrnf8s68at-">
               <w:r>
                 <w:rPr>
                   <w:rFonts w:ascii="Arial" w:cs="Arial" w:eastAsia="Arial" w:hAnsi="Arial"/>
@@ -17962,7 +18428,7 @@
               <w:spacing w:after="10" w:before="0"/>
               <w:ind w:left="120"/>
             </w:pPr>
-            <w:hyperlink w:history="1" r:id="rIdisbse1lyxblrjzurqj6fl">
+            <w:hyperlink w:history="1" r:id="rIdfltsklcfjjesnsx3ilksh">
               <w:r>
                 <w:rPr>
                   <w:rFonts w:ascii="Arial" w:cs="Arial" w:eastAsia="Arial" w:hAnsi="Arial"/>
@@ -18007,7 +18473,7 @@
             <w:pPr>
               <w:spacing w:after="20" w:before="0"/>
             </w:pPr>
-            <w:hyperlink w:history="1" r:id="rIdrgk1uxmksnorrvsmmqizc">
+            <w:hyperlink w:history="1" r:id="rId7uuoe6aoys7-o87t2qvrq">
               <w:r>
                 <w:rPr>
                   <w:rFonts w:ascii="Arial" w:cs="Arial" w:eastAsia="Arial" w:hAnsi="Arial"/>
@@ -18040,7 +18506,7 @@
               <w:spacing w:after="10" w:before="0"/>
               <w:ind w:left="120"/>
             </w:pPr>
-            <w:hyperlink w:history="1" r:id="rIdxedod65p0zipsmddmnbbw">
+            <w:hyperlink w:history="1" r:id="rIdigbizjgvswii5wlqfxqx-">
               <w:r>
                 <w:rPr>
                   <w:rFonts w:ascii="Arial" w:cs="Arial" w:eastAsia="Arial" w:hAnsi="Arial"/>
@@ -18235,7 +18701,7 @@
             <w:pPr>
               <w:spacing w:after="20" w:before="0"/>
             </w:pPr>
-            <w:hyperlink w:history="1" r:id="rId3rgt6mnurlcbxpobn8mha">
+            <w:hyperlink w:history="1" r:id="rIdph5qqloek9zonu1gw1dgi">
               <w:r>
                 <w:rPr>
                   <w:rFonts w:ascii="Arial" w:cs="Arial" w:eastAsia="Arial" w:hAnsi="Arial"/>
@@ -18268,7 +18734,7 @@
               <w:spacing w:after="10" w:before="0"/>
               <w:ind w:left="120"/>
             </w:pPr>
-            <w:hyperlink w:history="1" r:id="rIdut3qjfy43oudybzqs3o-t">
+            <w:hyperlink w:history="1" r:id="rId-gns_-acjyljmlu721upy">
               <w:r>
                 <w:rPr>
                   <w:rFonts w:ascii="Arial" w:cs="Arial" w:eastAsia="Arial" w:hAnsi="Arial"/>
@@ -18313,7 +18779,7 @@
             <w:pPr>
               <w:spacing w:after="20" w:before="0"/>
             </w:pPr>
-            <w:hyperlink w:history="1" r:id="rIdkakdfsm-t8ieyv649q2ye">
+            <w:hyperlink w:history="1" r:id="rIdp0rvto77lrqcbmhse_rl6">
               <w:r>
                 <w:rPr>
                   <w:rFonts w:ascii="Arial" w:cs="Arial" w:eastAsia="Arial" w:hAnsi="Arial"/>
@@ -18346,7 +18812,7 @@
               <w:spacing w:after="10" w:before="0"/>
               <w:ind w:left="120"/>
             </w:pPr>
-            <w:hyperlink w:history="1" r:id="rIdvefdfsj95vvj5g6_sxiis">
+            <w:hyperlink w:history="1" r:id="rIdtqty5rfxbebuav4ydfckg">
               <w:r>
                 <w:rPr>
                   <w:rFonts w:ascii="Arial" w:cs="Arial" w:eastAsia="Arial" w:hAnsi="Arial"/>
@@ -18693,7 +19159,7 @@
             <w:pPr>
               <w:spacing w:after="20" w:before="0"/>
             </w:pPr>
-            <w:hyperlink w:history="1" r:id="rIdyfe7nga2u_jsslxgukmv9">
+            <w:hyperlink w:history="1" r:id="rIdi7ytpi9uyxzgkblsrum5t">
               <w:r>
                 <w:rPr>
                   <w:rFonts w:ascii="Arial" w:cs="Arial" w:eastAsia="Arial" w:hAnsi="Arial"/>
@@ -18726,7 +19192,7 @@
               <w:spacing w:after="10" w:before="0"/>
               <w:ind w:left="120"/>
             </w:pPr>
-            <w:hyperlink w:history="1" r:id="rIddpbi9xpyjlxxfs-rg7-mr">
+            <w:hyperlink w:history="1" r:id="rIdbiwinov11mcvavyadruow">
               <w:r>
                 <w:rPr>
                   <w:rFonts w:ascii="Arial" w:cs="Arial" w:eastAsia="Arial" w:hAnsi="Arial"/>
@@ -18771,7 +19237,7 @@
             <w:pPr>
               <w:spacing w:after="20" w:before="0"/>
             </w:pPr>
-            <w:hyperlink w:history="1" r:id="rIdmcyhekxthrpxq8tpodvmt">
+            <w:hyperlink w:history="1" r:id="rId-w0grvf2yba63o8iujscx">
               <w:r>
                 <w:rPr>
                   <w:rFonts w:ascii="Arial" w:cs="Arial" w:eastAsia="Arial" w:hAnsi="Arial"/>
@@ -18804,7 +19270,7 @@
               <w:spacing w:after="10" w:before="0"/>
               <w:ind w:left="120"/>
             </w:pPr>
-            <w:hyperlink w:history="1" r:id="rIdggoe0vzdcjqxt6hgqjfph">
+            <w:hyperlink w:history="1" r:id="rIdwmp_p6mqi0y9xamevq6j9">
               <w:r>
                 <w:rPr>
                   <w:rFonts w:ascii="Arial" w:cs="Arial" w:eastAsia="Arial" w:hAnsi="Arial"/>
@@ -19151,7 +19617,7 @@
             <w:pPr>
               <w:spacing w:after="20" w:before="0"/>
             </w:pPr>
-            <w:hyperlink w:history="1" r:id="rIdc1s-drhkwxok25d3icl9u">
+            <w:hyperlink w:history="1" r:id="rIdrg5-pniurajgccbk5tke1">
               <w:r>
                 <w:rPr>
                   <w:rFonts w:ascii="Arial" w:cs="Arial" w:eastAsia="Arial" w:hAnsi="Arial"/>
@@ -19184,7 +19650,7 @@
               <w:spacing w:after="10" w:before="0"/>
               <w:ind w:left="120"/>
             </w:pPr>
-            <w:hyperlink w:history="1" r:id="rIdh-2poqtisenvtwlpt_u8f">
+            <w:hyperlink w:history="1" r:id="rIdgecjel8stg5lxo5nmzcj0">
               <w:r>
                 <w:rPr>
                   <w:rFonts w:ascii="Arial" w:cs="Arial" w:eastAsia="Arial" w:hAnsi="Arial"/>
@@ -19229,7 +19695,7 @@
             <w:pPr>
               <w:spacing w:after="20" w:before="0"/>
             </w:pPr>
-            <w:hyperlink w:history="1" r:id="rIdb6cizoezkj6y_7p5g2n1a">
+            <w:hyperlink w:history="1" r:id="rId10hsn7zy58asefyusq_fm">
               <w:r>
                 <w:rPr>
                   <w:rFonts w:ascii="Arial" w:cs="Arial" w:eastAsia="Arial" w:hAnsi="Arial"/>
@@ -19262,7 +19728,7 @@
               <w:spacing w:after="10" w:before="0"/>
               <w:ind w:left="120"/>
             </w:pPr>
-            <w:hyperlink w:history="1" r:id="rIdxai5qvlheisabxm_jewkd">
+            <w:hyperlink w:history="1" r:id="rIdrj1tqvnjhjgm6rbhnurqj">
               <w:r>
                 <w:rPr>
                   <w:rFonts w:ascii="Arial" w:cs="Arial" w:eastAsia="Arial" w:hAnsi="Arial"/>
@@ -19457,7 +19923,7 @@
             <w:pPr>
               <w:spacing w:after="20" w:before="0"/>
             </w:pPr>
-            <w:hyperlink w:history="1" r:id="rIduhndzvd2-iphhowzzwhqw">
+            <w:hyperlink w:history="1" r:id="rIde1wztoukevpg3ht7ztiqt">
               <w:r>
                 <w:rPr>
                   <w:rFonts w:ascii="Arial" w:cs="Arial" w:eastAsia="Arial" w:hAnsi="Arial"/>
@@ -19490,7 +19956,7 @@
               <w:spacing w:after="10" w:before="0"/>
               <w:ind w:left="120"/>
             </w:pPr>
-            <w:hyperlink w:history="1" r:id="rIdezmchjwlafk2wdjjdprlg">
+            <w:hyperlink w:history="1" r:id="rIdnjt-qcum6-xtwzeuiabo2">
               <w:r>
                 <w:rPr>
                   <w:rFonts w:ascii="Arial" w:cs="Arial" w:eastAsia="Arial" w:hAnsi="Arial"/>
@@ -19535,7 +20001,7 @@
             <w:pPr>
               <w:spacing w:after="20" w:before="0"/>
             </w:pPr>
-            <w:hyperlink w:history="1" r:id="rIdhd8vejefnxjffcva2rzdr">
+            <w:hyperlink w:history="1" r:id="rIdf8gp1rhn3m42tafdx6-xr">
               <w:r>
                 <w:rPr>
                   <w:rFonts w:ascii="Arial" w:cs="Arial" w:eastAsia="Arial" w:hAnsi="Arial"/>
@@ -19568,7 +20034,7 @@
               <w:spacing w:after="10" w:before="0"/>
               <w:ind w:left="120"/>
             </w:pPr>
-            <w:hyperlink w:history="1" r:id="rId-rk0n5vmcjfic6becyp0s">
+            <w:hyperlink w:history="1" r:id="rIdl3xb2kep7cf87hrkqoclp">
               <w:r>
                 <w:rPr>
                   <w:rFonts w:ascii="Arial" w:cs="Arial" w:eastAsia="Arial" w:hAnsi="Arial"/>
@@ -20254,6 +20720,65 @@
         </w:tc>
       </w:tr>
     </w:tbl>
+    <w:p>
+      <w:pPr>
+        <w:pBdr>
+          <w:top w:val="single" w:color="BBBBBB" w:sz="4" w:space="4"/>
+        </w:pBdr>
+        <w:spacing w:after="0" w:before="160"/>
+      </w:pPr>
+      <w:r>
+        <w:rPr>
+          <w:rFonts w:ascii="Arial" w:cs="Arial" w:eastAsia="Arial" w:hAnsi="Arial"/>
+          <w:color w:val="666666"/>
+          <w:sz w:val="14"/>
+          <w:szCs w:val="14"/>
+        </w:rPr>
+        <w:t xml:space="preserve">© 2026 SeaVuria and ARES. Aligned with KICD objectives. Developed by SeaVuria; technical implementation by ARES (with AI assistance from Claude). Licensed under </w:t>
+      </w:r>
+      <w:hyperlink w:history="1" r:id="rIdcgqmlygtnbwcmrdhcjc8m">
+        <w:r>
+          <w:rPr>
+            <w:rFonts w:ascii="Arial" w:cs="Arial" w:eastAsia="Arial" w:hAnsi="Arial"/>
+            <w:color w:val="1F6B75"/>
+            <w:sz w:val="14"/>
+            <w:szCs w:val="14"/>
+            <w:u w:val="single" w:color="1F6B75"/>
+          </w:rPr>
+          <w:t xml:space="preserve">CC BY-NC 4.0</w:t>
+        </w:r>
+      </w:hyperlink>
+      <w:r>
+        <w:rPr>
+          <w:rFonts w:ascii="Arial" w:cs="Arial" w:eastAsia="Arial" w:hAnsi="Arial"/>
+          <w:color w:val="666666"/>
+          <w:sz w:val="14"/>
+          <w:szCs w:val="14"/>
+        </w:rPr>
+        <w:t xml:space="preserve"> (</w:t>
+      </w:r>
+      <w:hyperlink w:history="1" r:id="rIdjdyvrykswzxmvfjd2yupr">
+        <w:r>
+          <w:rPr>
+            <w:rFonts w:ascii="Arial" w:cs="Arial" w:eastAsia="Arial" w:hAnsi="Arial"/>
+            <w:color w:val="1F6B75"/>
+            <w:sz w:val="14"/>
+            <w:szCs w:val="14"/>
+            <w:u w:val="single" w:color="1F6B75"/>
+          </w:rPr>
+          <w:t xml:space="preserve">https://creativecommons.org/licenses/by-nc/4.0/</w:t>
+        </w:r>
+      </w:hyperlink>
+      <w:r>
+        <w:rPr>
+          <w:rFonts w:ascii="Arial" w:cs="Arial" w:eastAsia="Arial" w:hAnsi="Arial"/>
+          <w:color w:val="666666"/>
+          <w:sz w:val="14"/>
+          <w:szCs w:val="14"/>
+        </w:rPr>
+        <w:t xml:space="preserve">).</w:t>
+      </w:r>
+    </w:p>
     <w:p>
       <w:r>
         <w:br w:type="page"/>
@@ -21245,7 +21770,7 @@
             <w:pPr>
               <w:spacing w:after="20" w:before="0"/>
             </w:pPr>
-            <w:hyperlink w:history="1" r:id="rId2-up09ahp-q4fqlhtqdiq">
+            <w:hyperlink w:history="1" r:id="rIdvzxoz4bjkkx1sjnxuajkx">
               <w:r>
                 <w:rPr>
                   <w:rFonts w:ascii="Arial" w:cs="Arial" w:eastAsia="Arial" w:hAnsi="Arial"/>
@@ -21278,7 +21803,7 @@
               <w:spacing w:after="10" w:before="0"/>
               <w:ind w:left="120"/>
             </w:pPr>
-            <w:hyperlink w:history="1" r:id="rIdoel7q4phn7xyu5xobrbxq">
+            <w:hyperlink w:history="1" r:id="rIdsf-hsijujxfhhnriz28fu">
               <w:r>
                 <w:rPr>
                   <w:rFonts w:ascii="Arial" w:cs="Arial" w:eastAsia="Arial" w:hAnsi="Arial"/>
@@ -21323,7 +21848,7 @@
             <w:pPr>
               <w:spacing w:after="20" w:before="0"/>
             </w:pPr>
-            <w:hyperlink w:history="1" r:id="rId-k4uzolsnbxntyelngvpx">
+            <w:hyperlink w:history="1" r:id="rId24znuljqpxowsqtacepfo">
               <w:r>
                 <w:rPr>
                   <w:rFonts w:ascii="Arial" w:cs="Arial" w:eastAsia="Arial" w:hAnsi="Arial"/>
@@ -21356,7 +21881,7 @@
               <w:spacing w:after="10" w:before="0"/>
               <w:ind w:left="120"/>
             </w:pPr>
-            <w:hyperlink w:history="1" r:id="rIdwd1i74a7bbvsxgrkggxwc">
+            <w:hyperlink w:history="1" r:id="rId10layu8iymky8tmnq3uzy">
               <w:r>
                 <w:rPr>
                   <w:rFonts w:ascii="Arial" w:cs="Arial" w:eastAsia="Arial" w:hAnsi="Arial"/>
@@ -21551,7 +22076,7 @@
             <w:pPr>
               <w:spacing w:after="20" w:before="0"/>
             </w:pPr>
-            <w:hyperlink w:history="1" r:id="rIdgebpdrfkrr0cldhfi8k4p">
+            <w:hyperlink w:history="1" r:id="rIdlqqplzau8cxgsdvqtlo3z">
               <w:r>
                 <w:rPr>
                   <w:rFonts w:ascii="Arial" w:cs="Arial" w:eastAsia="Arial" w:hAnsi="Arial"/>
@@ -21584,7 +22109,7 @@
               <w:spacing w:after="10" w:before="0"/>
               <w:ind w:left="120"/>
             </w:pPr>
-            <w:hyperlink w:history="1" r:id="rIdvurddsgzmejhmkzgdpvis">
+            <w:hyperlink w:history="1" r:id="rId8cxtjqgqyck2itg3nnnnh">
               <w:r>
                 <w:rPr>
                   <w:rFonts w:ascii="Arial" w:cs="Arial" w:eastAsia="Arial" w:hAnsi="Arial"/>
@@ -21629,7 +22154,7 @@
             <w:pPr>
               <w:spacing w:after="20" w:before="0"/>
             </w:pPr>
-            <w:hyperlink w:history="1" r:id="rIdyifefgmkzwjxrg3uwikeu">
+            <w:hyperlink w:history="1" r:id="rIdvqzowkudnwdqbmwpnfdt_">
               <w:r>
                 <w:rPr>
                   <w:rFonts w:ascii="Arial" w:cs="Arial" w:eastAsia="Arial" w:hAnsi="Arial"/>
@@ -21662,7 +22187,7 @@
               <w:spacing w:after="10" w:before="0"/>
               <w:ind w:left="120"/>
             </w:pPr>
-            <w:hyperlink w:history="1" r:id="rIdvk2o8hvztb_kqo0__nhuu">
+            <w:hyperlink w:history="1" r:id="rIdfamh243bozt_qhdmamnhc">
               <w:r>
                 <w:rPr>
                   <w:rFonts w:ascii="Arial" w:cs="Arial" w:eastAsia="Arial" w:hAnsi="Arial"/>
@@ -22009,7 +22534,7 @@
             <w:pPr>
               <w:spacing w:after="20" w:before="0"/>
             </w:pPr>
-            <w:hyperlink w:history="1" r:id="rIddlggfzklecvumgw_q0ss1">
+            <w:hyperlink w:history="1" r:id="rIdub1ky-hqkzuel3b-d6xco">
               <w:r>
                 <w:rPr>
                   <w:rFonts w:ascii="Arial" w:cs="Arial" w:eastAsia="Arial" w:hAnsi="Arial"/>
@@ -22042,7 +22567,7 @@
               <w:spacing w:after="10" w:before="0"/>
               <w:ind w:left="120"/>
             </w:pPr>
-            <w:hyperlink w:history="1" r:id="rIdts5o9of1jl15vw86w30mk">
+            <w:hyperlink w:history="1" r:id="rIddexlbfvshrx56c2o_vhqj">
               <w:r>
                 <w:rPr>
                   <w:rFonts w:ascii="Arial" w:cs="Arial" w:eastAsia="Arial" w:hAnsi="Arial"/>
@@ -22087,7 +22612,7 @@
             <w:pPr>
               <w:spacing w:after="20" w:before="0"/>
             </w:pPr>
-            <w:hyperlink w:history="1" r:id="rIdjxmh0zkdmmnqphnl3t8hv">
+            <w:hyperlink w:history="1" r:id="rId-bd_i8bz_h66e1wjokyyu">
               <w:r>
                 <w:rPr>
                   <w:rFonts w:ascii="Arial" w:cs="Arial" w:eastAsia="Arial" w:hAnsi="Arial"/>
@@ -22120,7 +22645,7 @@
               <w:spacing w:after="10" w:before="0"/>
               <w:ind w:left="120"/>
             </w:pPr>
-            <w:hyperlink w:history="1" r:id="rIdz3zt-ovrtvye2aqo1j96_">
+            <w:hyperlink w:history="1" r:id="rIdzgza4tazaxi5pdng8_vpv">
               <w:r>
                 <w:rPr>
                   <w:rFonts w:ascii="Arial" w:cs="Arial" w:eastAsia="Arial" w:hAnsi="Arial"/>
@@ -22391,7 +22916,7 @@
             <w:pPr>
               <w:spacing w:after="20" w:before="0"/>
             </w:pPr>
-            <w:hyperlink w:history="1" r:id="rIdfdhamj4d3zfhp2a2doxmv">
+            <w:hyperlink w:history="1" r:id="rId35x_8xo3anm1ytmd_gae5">
               <w:r>
                 <w:rPr>
                   <w:rFonts w:ascii="Arial" w:cs="Arial" w:eastAsia="Arial" w:hAnsi="Arial"/>
@@ -22424,7 +22949,7 @@
               <w:spacing w:after="10" w:before="0"/>
               <w:ind w:left="120"/>
             </w:pPr>
-            <w:hyperlink w:history="1" r:id="rIdftqr_bzd64qwvptehg9ry">
+            <w:hyperlink w:history="1" r:id="rIdxbik3o85vt_eg-bzhfzeb">
               <w:r>
                 <w:rPr>
                   <w:rFonts w:ascii="Arial" w:cs="Arial" w:eastAsia="Arial" w:hAnsi="Arial"/>
@@ -22469,7 +22994,7 @@
             <w:pPr>
               <w:spacing w:after="20" w:before="0"/>
             </w:pPr>
-            <w:hyperlink w:history="1" r:id="rId8vtc9kkqzmg-evl9q94jn">
+            <w:hyperlink w:history="1" r:id="rIdzpriwiq_2snz7enb06bi-">
               <w:r>
                 <w:rPr>
                   <w:rFonts w:ascii="Arial" w:cs="Arial" w:eastAsia="Arial" w:hAnsi="Arial"/>
@@ -22502,7 +23027,7 @@
               <w:spacing w:after="10" w:before="0"/>
               <w:ind w:left="120"/>
             </w:pPr>
-            <w:hyperlink w:history="1" r:id="rIdoj8nhfkzetmlmyynnz8ej">
+            <w:hyperlink w:history="1" r:id="rIdlzbaimuocianwizxpgpg6">
               <w:r>
                 <w:rPr>
                   <w:rFonts w:ascii="Arial" w:cs="Arial" w:eastAsia="Arial" w:hAnsi="Arial"/>
@@ -22697,7 +23222,7 @@
             <w:pPr>
               <w:spacing w:after="20" w:before="0"/>
             </w:pPr>
-            <w:hyperlink w:history="1" r:id="rIdptyowhn1vdhsddih1ldzr">
+            <w:hyperlink w:history="1" r:id="rIdoafglz93hgkgij7ts9v4a">
               <w:r>
                 <w:rPr>
                   <w:rFonts w:ascii="Arial" w:cs="Arial" w:eastAsia="Arial" w:hAnsi="Arial"/>
@@ -22730,7 +23255,7 @@
               <w:spacing w:after="10" w:before="0"/>
               <w:ind w:left="120"/>
             </w:pPr>
-            <w:hyperlink w:history="1" r:id="rIdwxxthwyxxpdzob0g9vygp">
+            <w:hyperlink w:history="1" r:id="rIdazhm3f-cw6pmq3loby5vo">
               <w:r>
                 <w:rPr>
                   <w:rFonts w:ascii="Arial" w:cs="Arial" w:eastAsia="Arial" w:hAnsi="Arial"/>
@@ -22775,7 +23300,7 @@
             <w:pPr>
               <w:spacing w:after="20" w:before="0"/>
             </w:pPr>
-            <w:hyperlink w:history="1" r:id="rIdk2jomtipwi-uraigdalra">
+            <w:hyperlink w:history="1" r:id="rIdftviyd0qrhrrc4qzafgqh">
               <w:r>
                 <w:rPr>
                   <w:rFonts w:ascii="Arial" w:cs="Arial" w:eastAsia="Arial" w:hAnsi="Arial"/>
@@ -22808,7 +23333,7 @@
               <w:spacing w:after="10" w:before="0"/>
               <w:ind w:left="120"/>
             </w:pPr>
-            <w:hyperlink w:history="1" r:id="rId1i0hkg3guecdahahv3nbh">
+            <w:hyperlink w:history="1" r:id="rIdz1s328jcmhud-bt01pt8u">
               <w:r>
                 <w:rPr>
                   <w:rFonts w:ascii="Arial" w:cs="Arial" w:eastAsia="Arial" w:hAnsi="Arial"/>
@@ -23456,6 +23981,65 @@
         </w:tc>
       </w:tr>
     </w:tbl>
+    <w:p>
+      <w:pPr>
+        <w:pBdr>
+          <w:top w:val="single" w:color="BBBBBB" w:sz="4" w:space="4"/>
+        </w:pBdr>
+        <w:spacing w:after="0" w:before="160"/>
+      </w:pPr>
+      <w:r>
+        <w:rPr>
+          <w:rFonts w:ascii="Arial" w:cs="Arial" w:eastAsia="Arial" w:hAnsi="Arial"/>
+          <w:color w:val="666666"/>
+          <w:sz w:val="14"/>
+          <w:szCs w:val="14"/>
+        </w:rPr>
+        <w:t xml:space="preserve">© 2026 SeaVuria and ARES. Aligned with KICD objectives. Developed by SeaVuria; technical implementation by ARES (with AI assistance from Claude). Licensed under </w:t>
+      </w:r>
+      <w:hyperlink w:history="1" r:id="rIdsnej-rm2g-ez3n5zkogag">
+        <w:r>
+          <w:rPr>
+            <w:rFonts w:ascii="Arial" w:cs="Arial" w:eastAsia="Arial" w:hAnsi="Arial"/>
+            <w:color w:val="1F6B75"/>
+            <w:sz w:val="14"/>
+            <w:szCs w:val="14"/>
+            <w:u w:val="single" w:color="1F6B75"/>
+          </w:rPr>
+          <w:t xml:space="preserve">CC BY-NC 4.0</w:t>
+        </w:r>
+      </w:hyperlink>
+      <w:r>
+        <w:rPr>
+          <w:rFonts w:ascii="Arial" w:cs="Arial" w:eastAsia="Arial" w:hAnsi="Arial"/>
+          <w:color w:val="666666"/>
+          <w:sz w:val="14"/>
+          <w:szCs w:val="14"/>
+        </w:rPr>
+        <w:t xml:space="preserve"> (</w:t>
+      </w:r>
+      <w:hyperlink w:history="1" r:id="rIdnm8l84fdenplvbpucj0vk">
+        <w:r>
+          <w:rPr>
+            <w:rFonts w:ascii="Arial" w:cs="Arial" w:eastAsia="Arial" w:hAnsi="Arial"/>
+            <w:color w:val="1F6B75"/>
+            <w:sz w:val="14"/>
+            <w:szCs w:val="14"/>
+            <w:u w:val="single" w:color="1F6B75"/>
+          </w:rPr>
+          <w:t xml:space="preserve">https://creativecommons.org/licenses/by-nc/4.0/</w:t>
+        </w:r>
+      </w:hyperlink>
+      <w:r>
+        <w:rPr>
+          <w:rFonts w:ascii="Arial" w:cs="Arial" w:eastAsia="Arial" w:hAnsi="Arial"/>
+          <w:color w:val="666666"/>
+          <w:sz w:val="14"/>
+          <w:szCs w:val="14"/>
+        </w:rPr>
+        <w:t xml:space="preserve">).</w:t>
+      </w:r>
+    </w:p>
     <w:p>
       <w:r>
         <w:br w:type="page"/>
@@ -24447,7 +25031,7 @@
             <w:pPr>
               <w:spacing w:after="20" w:before="0"/>
             </w:pPr>
-            <w:hyperlink w:history="1" r:id="rIdnzxzzzxirz6m6wfa2thcx">
+            <w:hyperlink w:history="1" r:id="rIdlzuqudnjcqb2tltquhjoj">
               <w:r>
                 <w:rPr>
                   <w:rFonts w:ascii="Arial" w:cs="Arial" w:eastAsia="Arial" w:hAnsi="Arial"/>
@@ -24480,7 +25064,7 @@
               <w:spacing w:after="10" w:before="0"/>
               <w:ind w:left="120"/>
             </w:pPr>
-            <w:hyperlink w:history="1" r:id="rIdlyh4p5g0zffwzx_7w59x3">
+            <w:hyperlink w:history="1" r:id="rId3n47wof5ddb7eyqolj5f4">
               <w:r>
                 <w:rPr>
                   <w:rFonts w:ascii="Arial" w:cs="Arial" w:eastAsia="Arial" w:hAnsi="Arial"/>
@@ -24525,7 +25109,7 @@
             <w:pPr>
               <w:spacing w:after="20" w:before="0"/>
             </w:pPr>
-            <w:hyperlink w:history="1" r:id="rIdaciprcx_d02n3hke_6dgs">
+            <w:hyperlink w:history="1" r:id="rIdr19tveuplqwq41tspb_pf">
               <w:r>
                 <w:rPr>
                   <w:rFonts w:ascii="Arial" w:cs="Arial" w:eastAsia="Arial" w:hAnsi="Arial"/>
@@ -24558,7 +25142,7 @@
               <w:spacing w:after="10" w:before="0"/>
               <w:ind w:left="120"/>
             </w:pPr>
-            <w:hyperlink w:history="1" r:id="rIdrejgdvyulmvmimlu1bakw">
+            <w:hyperlink w:history="1" r:id="rIdsriz9bnhes-7hogjepkil">
               <w:r>
                 <w:rPr>
                   <w:rFonts w:ascii="Arial" w:cs="Arial" w:eastAsia="Arial" w:hAnsi="Arial"/>
@@ -24753,7 +25337,7 @@
             <w:pPr>
               <w:spacing w:after="20" w:before="0"/>
             </w:pPr>
-            <w:hyperlink w:history="1" r:id="rId9hhplzxyrf_7aaqbjiv_3">
+            <w:hyperlink w:history="1" r:id="rId-4weycl5cqegmzensbtty">
               <w:r>
                 <w:rPr>
                   <w:rFonts w:ascii="Arial" w:cs="Arial" w:eastAsia="Arial" w:hAnsi="Arial"/>
@@ -24786,7 +25370,7 @@
               <w:spacing w:after="10" w:before="0"/>
               <w:ind w:left="120"/>
             </w:pPr>
-            <w:hyperlink w:history="1" r:id="rIddur-byqp-rj1bqudue-sw">
+            <w:hyperlink w:history="1" r:id="rIdzl-lftqush5ner-6zcqzo">
               <w:r>
                 <w:rPr>
                   <w:rFonts w:ascii="Arial" w:cs="Arial" w:eastAsia="Arial" w:hAnsi="Arial"/>
@@ -24831,7 +25415,7 @@
             <w:pPr>
               <w:spacing w:after="20" w:before="0"/>
             </w:pPr>
-            <w:hyperlink w:history="1" r:id="rIdilm1kkzzhn--wd0fm6ug-">
+            <w:hyperlink w:history="1" r:id="rIdzlvrjppb9cjsbyrvjizbj">
               <w:r>
                 <w:rPr>
                   <w:rFonts w:ascii="Arial" w:cs="Arial" w:eastAsia="Arial" w:hAnsi="Arial"/>
@@ -24864,7 +25448,7 @@
               <w:spacing w:after="10" w:before="0"/>
               <w:ind w:left="120"/>
             </w:pPr>
-            <w:hyperlink w:history="1" r:id="rIdixpcnja4uw3wdopchypob">
+            <w:hyperlink w:history="1" r:id="rIdnwlqygjuobpg328kbxr59">
               <w:r>
                 <w:rPr>
                   <w:rFonts w:ascii="Arial" w:cs="Arial" w:eastAsia="Arial" w:hAnsi="Arial"/>
@@ -25059,7 +25643,7 @@
             <w:pPr>
               <w:spacing w:after="20" w:before="0"/>
             </w:pPr>
-            <w:hyperlink w:history="1" r:id="rIdzjs22tqb1m7g6jl0kyp5z">
+            <w:hyperlink w:history="1" r:id="rIdcxfzboqdf-hw_6gdsyhly">
               <w:r>
                 <w:rPr>
                   <w:rFonts w:ascii="Arial" w:cs="Arial" w:eastAsia="Arial" w:hAnsi="Arial"/>
@@ -25092,7 +25676,7 @@
               <w:spacing w:after="10" w:before="0"/>
               <w:ind w:left="120"/>
             </w:pPr>
-            <w:hyperlink w:history="1" r:id="rIdj90nvawlsgljasuj0zbt7">
+            <w:hyperlink w:history="1" r:id="rIdkkxyghj3z2eczdo092rfn">
               <w:r>
                 <w:rPr>
                   <w:rFonts w:ascii="Arial" w:cs="Arial" w:eastAsia="Arial" w:hAnsi="Arial"/>
@@ -25137,7 +25721,7 @@
             <w:pPr>
               <w:spacing w:after="20" w:before="0"/>
             </w:pPr>
-            <w:hyperlink w:history="1" r:id="rId00k14enf0wbown8bvuc_p">
+            <w:hyperlink w:history="1" r:id="rIdf9gzj7cxbgbrt8idh_hq8">
               <w:r>
                 <w:rPr>
                   <w:rFonts w:ascii="Arial" w:cs="Arial" w:eastAsia="Arial" w:hAnsi="Arial"/>
@@ -25170,7 +25754,7 @@
               <w:spacing w:after="10" w:before="0"/>
               <w:ind w:left="120"/>
             </w:pPr>
-            <w:hyperlink w:history="1" r:id="rIdbrxc1lepfnie1ys0jconw">
+            <w:hyperlink w:history="1" r:id="rIdxrwoht1v_emvgispynbg7">
               <w:r>
                 <w:rPr>
                   <w:rFonts w:ascii="Arial" w:cs="Arial" w:eastAsia="Arial" w:hAnsi="Arial"/>
@@ -25365,7 +25949,7 @@
             <w:pPr>
               <w:spacing w:after="20" w:before="0"/>
             </w:pPr>
-            <w:hyperlink w:history="1" r:id="rIdwpkgzpyavmo4zizvi7j_-">
+            <w:hyperlink w:history="1" r:id="rId3uphg-zgy3bvcwj9s5sx6">
               <w:r>
                 <w:rPr>
                   <w:rFonts w:ascii="Arial" w:cs="Arial" w:eastAsia="Arial" w:hAnsi="Arial"/>
@@ -25398,7 +25982,7 @@
               <w:spacing w:after="10" w:before="0"/>
               <w:ind w:left="120"/>
             </w:pPr>
-            <w:hyperlink w:history="1" r:id="rIdb1u9yuznjjziqptmfrrht">
+            <w:hyperlink w:history="1" r:id="rIdkzvyppw3ktbz3o56vuhmz">
               <w:r>
                 <w:rPr>
                   <w:rFonts w:ascii="Arial" w:cs="Arial" w:eastAsia="Arial" w:hAnsi="Arial"/>
@@ -25443,7 +26027,7 @@
             <w:pPr>
               <w:spacing w:after="20" w:before="0"/>
             </w:pPr>
-            <w:hyperlink w:history="1" r:id="rId-xyw28pef-aobjilxdpo7">
+            <w:hyperlink w:history="1" r:id="rIduzjlyzb5yuon60evm4umx">
               <w:r>
                 <w:rPr>
                   <w:rFonts w:ascii="Arial" w:cs="Arial" w:eastAsia="Arial" w:hAnsi="Arial"/>
@@ -25476,7 +26060,7 @@
               <w:spacing w:after="10" w:before="0"/>
               <w:ind w:left="120"/>
             </w:pPr>
-            <w:hyperlink w:history="1" r:id="rIdwbcse-2gimuriw-arxr43">
+            <w:hyperlink w:history="1" r:id="rId2qn4kp3dc8-nppd_j6xyv">
               <w:r>
                 <w:rPr>
                   <w:rFonts w:ascii="Arial" w:cs="Arial" w:eastAsia="Arial" w:hAnsi="Arial"/>
@@ -25671,7 +26255,7 @@
             <w:pPr>
               <w:spacing w:after="20" w:before="0"/>
             </w:pPr>
-            <w:hyperlink w:history="1" r:id="rIdo95b04gd1ckgomynfx0cv">
+            <w:hyperlink w:history="1" r:id="rIds3fuizdxhd0jglgch3uuc">
               <w:r>
                 <w:rPr>
                   <w:rFonts w:ascii="Arial" w:cs="Arial" w:eastAsia="Arial" w:hAnsi="Arial"/>
@@ -25704,7 +26288,7 @@
               <w:spacing w:after="10" w:before="0"/>
               <w:ind w:left="120"/>
             </w:pPr>
-            <w:hyperlink w:history="1" r:id="rIdpmw0u-7oox5w-p-gpwqrl">
+            <w:hyperlink w:history="1" r:id="rId_ctgeswj-lzxkheglxhue">
               <w:r>
                 <w:rPr>
                   <w:rFonts w:ascii="Arial" w:cs="Arial" w:eastAsia="Arial" w:hAnsi="Arial"/>
@@ -25749,7 +26333,7 @@
             <w:pPr>
               <w:spacing w:after="20" w:before="0"/>
             </w:pPr>
-            <w:hyperlink w:history="1" r:id="rIdbu-vc-ewpgkuwkrtqkrem">
+            <w:hyperlink w:history="1" r:id="rId3gi0uzmvald-bl6naxge6">
               <w:r>
                 <w:rPr>
                   <w:rFonts w:ascii="Arial" w:cs="Arial" w:eastAsia="Arial" w:hAnsi="Arial"/>
@@ -25782,7 +26366,7 @@
               <w:spacing w:after="10" w:before="0"/>
               <w:ind w:left="120"/>
             </w:pPr>
-            <w:hyperlink w:history="1" r:id="rIdht3eifzgcbetjnir07hdk">
+            <w:hyperlink w:history="1" r:id="rIdpoebupiidnkpltibwxc2w">
               <w:r>
                 <w:rPr>
                   <w:rFonts w:ascii="Arial" w:cs="Arial" w:eastAsia="Arial" w:hAnsi="Arial"/>
@@ -26278,6 +26862,65 @@
         </w:tc>
       </w:tr>
     </w:tbl>
+    <w:p>
+      <w:pPr>
+        <w:pBdr>
+          <w:top w:val="single" w:color="BBBBBB" w:sz="4" w:space="4"/>
+        </w:pBdr>
+        <w:spacing w:after="0" w:before="160"/>
+      </w:pPr>
+      <w:r>
+        <w:rPr>
+          <w:rFonts w:ascii="Arial" w:cs="Arial" w:eastAsia="Arial" w:hAnsi="Arial"/>
+          <w:color w:val="666666"/>
+          <w:sz w:val="14"/>
+          <w:szCs w:val="14"/>
+        </w:rPr>
+        <w:t xml:space="preserve">© 2026 SeaVuria and ARES. Aligned with KICD objectives. Developed by SeaVuria; technical implementation by ARES (with AI assistance from Claude). Licensed under </w:t>
+      </w:r>
+      <w:hyperlink w:history="1" r:id="rIdglrjgd2ohohkm-qzhlc2d">
+        <w:r>
+          <w:rPr>
+            <w:rFonts w:ascii="Arial" w:cs="Arial" w:eastAsia="Arial" w:hAnsi="Arial"/>
+            <w:color w:val="1F6B75"/>
+            <w:sz w:val="14"/>
+            <w:szCs w:val="14"/>
+            <w:u w:val="single" w:color="1F6B75"/>
+          </w:rPr>
+          <w:t xml:space="preserve">CC BY-NC 4.0</w:t>
+        </w:r>
+      </w:hyperlink>
+      <w:r>
+        <w:rPr>
+          <w:rFonts w:ascii="Arial" w:cs="Arial" w:eastAsia="Arial" w:hAnsi="Arial"/>
+          <w:color w:val="666666"/>
+          <w:sz w:val="14"/>
+          <w:szCs w:val="14"/>
+        </w:rPr>
+        <w:t xml:space="preserve"> (</w:t>
+      </w:r>
+      <w:hyperlink w:history="1" r:id="rIdif34djagy7ggmuryudmyt">
+        <w:r>
+          <w:rPr>
+            <w:rFonts w:ascii="Arial" w:cs="Arial" w:eastAsia="Arial" w:hAnsi="Arial"/>
+            <w:color w:val="1F6B75"/>
+            <w:sz w:val="14"/>
+            <w:szCs w:val="14"/>
+            <w:u w:val="single" w:color="1F6B75"/>
+          </w:rPr>
+          <w:t xml:space="preserve">https://creativecommons.org/licenses/by-nc/4.0/</w:t>
+        </w:r>
+      </w:hyperlink>
+      <w:r>
+        <w:rPr>
+          <w:rFonts w:ascii="Arial" w:cs="Arial" w:eastAsia="Arial" w:hAnsi="Arial"/>
+          <w:color w:val="666666"/>
+          <w:sz w:val="14"/>
+          <w:szCs w:val="14"/>
+        </w:rPr>
+        <w:t xml:space="preserve">).</w:t>
+      </w:r>
+    </w:p>
     <w:p>
       <w:r>
         <w:br w:type="page"/>
@@ -27269,7 +27912,7 @@
             <w:pPr>
               <w:spacing w:after="20" w:before="0"/>
             </w:pPr>
-            <w:hyperlink w:history="1" r:id="rIddj0khduvmklreieegzw1h">
+            <w:hyperlink w:history="1" r:id="rIder5peupyuzfdb2lctt5kw">
               <w:r>
                 <w:rPr>
                   <w:rFonts w:ascii="Arial" w:cs="Arial" w:eastAsia="Arial" w:hAnsi="Arial"/>
@@ -27302,7 +27945,7 @@
               <w:spacing w:after="10" w:before="0"/>
               <w:ind w:left="120"/>
             </w:pPr>
-            <w:hyperlink w:history="1" r:id="rIdhwlvru5onaeonxth3oeyd">
+            <w:hyperlink w:history="1" r:id="rIdkmucbt5863_psaiisti9m">
               <w:r>
                 <w:rPr>
                   <w:rFonts w:ascii="Arial" w:cs="Arial" w:eastAsia="Arial" w:hAnsi="Arial"/>
@@ -27347,7 +27990,7 @@
             <w:pPr>
               <w:spacing w:after="20" w:before="0"/>
             </w:pPr>
-            <w:hyperlink w:history="1" r:id="rIdajdjmq8tetftfy9xjrxe-">
+            <w:hyperlink w:history="1" r:id="rIdvxzttwtqll7wjs39h1dkr">
               <w:r>
                 <w:rPr>
                   <w:rFonts w:ascii="Arial" w:cs="Arial" w:eastAsia="Arial" w:hAnsi="Arial"/>
@@ -27380,7 +28023,7 @@
               <w:spacing w:after="10" w:before="0"/>
               <w:ind w:left="120"/>
             </w:pPr>
-            <w:hyperlink w:history="1" r:id="rId2idzz_tk_jx4od91tiylx">
+            <w:hyperlink w:history="1" r:id="rIdr2p2xf5tkmpiggxb3-cqd">
               <w:r>
                 <w:rPr>
                   <w:rFonts w:ascii="Arial" w:cs="Arial" w:eastAsia="Arial" w:hAnsi="Arial"/>
@@ -27575,7 +28218,7 @@
             <w:pPr>
               <w:spacing w:after="20" w:before="0"/>
             </w:pPr>
-            <w:hyperlink w:history="1" r:id="rIdaz8usfvsw-co8dc-zjvv0">
+            <w:hyperlink w:history="1" r:id="rIdm1uxam1db23d0qpldoyjz">
               <w:r>
                 <w:rPr>
                   <w:rFonts w:ascii="Arial" w:cs="Arial" w:eastAsia="Arial" w:hAnsi="Arial"/>
@@ -27608,7 +28251,7 @@
               <w:spacing w:after="10" w:before="0"/>
               <w:ind w:left="120"/>
             </w:pPr>
-            <w:hyperlink w:history="1" r:id="rIdjy2fhle9ttbl-oehy7qjy">
+            <w:hyperlink w:history="1" r:id="rId6xelwhz4tdkotj0mikj-k">
               <w:r>
                 <w:rPr>
                   <w:rFonts w:ascii="Arial" w:cs="Arial" w:eastAsia="Arial" w:hAnsi="Arial"/>
@@ -27653,7 +28296,7 @@
             <w:pPr>
               <w:spacing w:after="20" w:before="0"/>
             </w:pPr>
-            <w:hyperlink w:history="1" r:id="rIdn6_ljmoayage-jnzz77jo">
+            <w:hyperlink w:history="1" r:id="rIdzutzjlpv6qydobjxdbwlo">
               <w:r>
                 <w:rPr>
                   <w:rFonts w:ascii="Arial" w:cs="Arial" w:eastAsia="Arial" w:hAnsi="Arial"/>
@@ -27686,7 +28329,7 @@
               <w:spacing w:after="10" w:before="0"/>
               <w:ind w:left="120"/>
             </w:pPr>
-            <w:hyperlink w:history="1" r:id="rIdgzfecfdlqbwesuvwykiqx">
+            <w:hyperlink w:history="1" r:id="rId5w4xdderfye4j3fsmazdw">
               <w:r>
                 <w:rPr>
                   <w:rFonts w:ascii="Arial" w:cs="Arial" w:eastAsia="Arial" w:hAnsi="Arial"/>
@@ -27881,7 +28524,7 @@
             <w:pPr>
               <w:spacing w:after="20" w:before="0"/>
             </w:pPr>
-            <w:hyperlink w:history="1" r:id="rIde-dt2glty0gmp3uwyhihm">
+            <w:hyperlink w:history="1" r:id="rIdvdtr0z7m8jmki8izxsdbp">
               <w:r>
                 <w:rPr>
                   <w:rFonts w:ascii="Arial" w:cs="Arial" w:eastAsia="Arial" w:hAnsi="Arial"/>
@@ -27914,7 +28557,7 @@
               <w:spacing w:after="10" w:before="0"/>
               <w:ind w:left="120"/>
             </w:pPr>
-            <w:hyperlink w:history="1" r:id="rIdjtglnm-a0lo5ipyt1_1fw">
+            <w:hyperlink w:history="1" r:id="rId1j0vyud-oyr8mga9qeq1-">
               <w:r>
                 <w:rPr>
                   <w:rFonts w:ascii="Arial" w:cs="Arial" w:eastAsia="Arial" w:hAnsi="Arial"/>
@@ -27959,7 +28602,7 @@
             <w:pPr>
               <w:spacing w:after="20" w:before="0"/>
             </w:pPr>
-            <w:hyperlink w:history="1" r:id="rIdpwnwpwnljmjpuukiv1_0r">
+            <w:hyperlink w:history="1" r:id="rIdpkojbqq5paea6lvuaku23">
               <w:r>
                 <w:rPr>
                   <w:rFonts w:ascii="Arial" w:cs="Arial" w:eastAsia="Arial" w:hAnsi="Arial"/>
@@ -27992,7 +28635,7 @@
               <w:spacing w:after="10" w:before="0"/>
               <w:ind w:left="120"/>
             </w:pPr>
-            <w:hyperlink w:history="1" r:id="rId8vmvstqvugdii27z-grj2">
+            <w:hyperlink w:history="1" r:id="rIdthk-r6tajmsrd6obcqpyx">
               <w:r>
                 <w:rPr>
                   <w:rFonts w:ascii="Arial" w:cs="Arial" w:eastAsia="Arial" w:hAnsi="Arial"/>
@@ -28187,7 +28830,7 @@
             <w:pPr>
               <w:spacing w:after="20" w:before="0"/>
             </w:pPr>
-            <w:hyperlink w:history="1" r:id="rIddieojkyqgxoculg-qn3zy">
+            <w:hyperlink w:history="1" r:id="rIda009lh7_pqqgjlncn6sed">
               <w:r>
                 <w:rPr>
                   <w:rFonts w:ascii="Arial" w:cs="Arial" w:eastAsia="Arial" w:hAnsi="Arial"/>
@@ -28220,7 +28863,7 @@
               <w:spacing w:after="10" w:before="0"/>
               <w:ind w:left="120"/>
             </w:pPr>
-            <w:hyperlink w:history="1" r:id="rIdwsjfnu1qjebhykxl9apsx">
+            <w:hyperlink w:history="1" r:id="rId09khc_qil2zv1or856zxk">
               <w:r>
                 <w:rPr>
                   <w:rFonts w:ascii="Arial" w:cs="Arial" w:eastAsia="Arial" w:hAnsi="Arial"/>
@@ -28265,7 +28908,7 @@
             <w:pPr>
               <w:spacing w:after="20" w:before="0"/>
             </w:pPr>
-            <w:hyperlink w:history="1" r:id="rIdbw2jyqcavwmpvb4mgvmgx">
+            <w:hyperlink w:history="1" r:id="rIduqmgfmyu5jpwjqghiewwi">
               <w:r>
                 <w:rPr>
                   <w:rFonts w:ascii="Arial" w:cs="Arial" w:eastAsia="Arial" w:hAnsi="Arial"/>
@@ -28298,7 +28941,7 @@
               <w:spacing w:after="10" w:before="0"/>
               <w:ind w:left="120"/>
             </w:pPr>
-            <w:hyperlink w:history="1" r:id="rIdfrsvxydgwx1fenezioz8i">
+            <w:hyperlink w:history="1" r:id="rIduzb39svxrown0a_ptf-7z">
               <w:r>
                 <w:rPr>
                   <w:rFonts w:ascii="Arial" w:cs="Arial" w:eastAsia="Arial" w:hAnsi="Arial"/>
@@ -28493,7 +29136,7 @@
             <w:pPr>
               <w:spacing w:after="20" w:before="0"/>
             </w:pPr>
-            <w:hyperlink w:history="1" r:id="rIdoe-tuy_lqzgxo3vs3brep">
+            <w:hyperlink w:history="1" r:id="rIdj6pddlxpf8wbnyo49xy-2">
               <w:r>
                 <w:rPr>
                   <w:rFonts w:ascii="Arial" w:cs="Arial" w:eastAsia="Arial" w:hAnsi="Arial"/>
@@ -28526,7 +29169,7 @@
               <w:spacing w:after="10" w:before="0"/>
               <w:ind w:left="120"/>
             </w:pPr>
-            <w:hyperlink w:history="1" r:id="rIduloryo3r_u1er3xiihnrx">
+            <w:hyperlink w:history="1" r:id="rIdxlkvdprnqouyzdksbm_ti">
               <w:r>
                 <w:rPr>
                   <w:rFonts w:ascii="Arial" w:cs="Arial" w:eastAsia="Arial" w:hAnsi="Arial"/>
@@ -28571,7 +29214,7 @@
             <w:pPr>
               <w:spacing w:after="20" w:before="0"/>
             </w:pPr>
-            <w:hyperlink w:history="1" r:id="rIdbkx0ehnbuy48lrauhollg">
+            <w:hyperlink w:history="1" r:id="rIdlrct4swuwa2sbdiam5_vw">
               <w:r>
                 <w:rPr>
                   <w:rFonts w:ascii="Arial" w:cs="Arial" w:eastAsia="Arial" w:hAnsi="Arial"/>
@@ -28604,7 +29247,7 @@
               <w:spacing w:after="10" w:before="0"/>
               <w:ind w:left="120"/>
             </w:pPr>
-            <w:hyperlink w:history="1" r:id="rIdqzyb5kx1sxchciuft4jbj">
+            <w:hyperlink w:history="1" r:id="rIdynh1wgzetsc4j5njubcmf">
               <w:r>
                 <w:rPr>
                   <w:rFonts w:ascii="Arial" w:cs="Arial" w:eastAsia="Arial" w:hAnsi="Arial"/>
@@ -29100,6 +29743,65 @@
         </w:tc>
       </w:tr>
     </w:tbl>
+    <w:p>
+      <w:pPr>
+        <w:pBdr>
+          <w:top w:val="single" w:color="BBBBBB" w:sz="4" w:space="4"/>
+        </w:pBdr>
+        <w:spacing w:after="0" w:before="160"/>
+      </w:pPr>
+      <w:r>
+        <w:rPr>
+          <w:rFonts w:ascii="Arial" w:cs="Arial" w:eastAsia="Arial" w:hAnsi="Arial"/>
+          <w:color w:val="666666"/>
+          <w:sz w:val="14"/>
+          <w:szCs w:val="14"/>
+        </w:rPr>
+        <w:t xml:space="preserve">© 2026 SeaVuria and ARES. Aligned with KICD objectives. Developed by SeaVuria; technical implementation by ARES (with AI assistance from Claude). Licensed under </w:t>
+      </w:r>
+      <w:hyperlink w:history="1" r:id="rIdjpc5jymcc63kydhyhg3-z">
+        <w:r>
+          <w:rPr>
+            <w:rFonts w:ascii="Arial" w:cs="Arial" w:eastAsia="Arial" w:hAnsi="Arial"/>
+            <w:color w:val="1F6B75"/>
+            <w:sz w:val="14"/>
+            <w:szCs w:val="14"/>
+            <w:u w:val="single" w:color="1F6B75"/>
+          </w:rPr>
+          <w:t xml:space="preserve">CC BY-NC 4.0</w:t>
+        </w:r>
+      </w:hyperlink>
+      <w:r>
+        <w:rPr>
+          <w:rFonts w:ascii="Arial" w:cs="Arial" w:eastAsia="Arial" w:hAnsi="Arial"/>
+          <w:color w:val="666666"/>
+          <w:sz w:val="14"/>
+          <w:szCs w:val="14"/>
+        </w:rPr>
+        <w:t xml:space="preserve"> (</w:t>
+      </w:r>
+      <w:hyperlink w:history="1" r:id="rId155dsyfhkyye919faquzm">
+        <w:r>
+          <w:rPr>
+            <w:rFonts w:ascii="Arial" w:cs="Arial" w:eastAsia="Arial" w:hAnsi="Arial"/>
+            <w:color w:val="1F6B75"/>
+            <w:sz w:val="14"/>
+            <w:szCs w:val="14"/>
+            <w:u w:val="single" w:color="1F6B75"/>
+          </w:rPr>
+          <w:t xml:space="preserve">https://creativecommons.org/licenses/by-nc/4.0/</w:t>
+        </w:r>
+      </w:hyperlink>
+      <w:r>
+        <w:rPr>
+          <w:rFonts w:ascii="Arial" w:cs="Arial" w:eastAsia="Arial" w:hAnsi="Arial"/>
+          <w:color w:val="666666"/>
+          <w:sz w:val="14"/>
+          <w:szCs w:val="14"/>
+        </w:rPr>
+        <w:t xml:space="preserve">).</w:t>
+      </w:r>
+    </w:p>
     <w:p>
       <w:r>
         <w:br w:type="page"/>
@@ -30091,7 +30793,7 @@
             <w:pPr>
               <w:spacing w:after="20" w:before="0"/>
             </w:pPr>
-            <w:hyperlink w:history="1" r:id="rIdh358f3oddlytcwjdg2ibt">
+            <w:hyperlink w:history="1" r:id="rIdpbhfsyq4hb6gvznbwgox4">
               <w:r>
                 <w:rPr>
                   <w:rFonts w:ascii="Arial" w:cs="Arial" w:eastAsia="Arial" w:hAnsi="Arial"/>
@@ -30124,7 +30826,7 @@
               <w:spacing w:after="10" w:before="0"/>
               <w:ind w:left="120"/>
             </w:pPr>
-            <w:hyperlink w:history="1" r:id="rIdpndcct1pms3fwd82i_e5s">
+            <w:hyperlink w:history="1" r:id="rIdswoz0x0ljvzngpg6sozcd">
               <w:r>
                 <w:rPr>
                   <w:rFonts w:ascii="Arial" w:cs="Arial" w:eastAsia="Arial" w:hAnsi="Arial"/>
@@ -30169,7 +30871,7 @@
             <w:pPr>
               <w:spacing w:after="20" w:before="0"/>
             </w:pPr>
-            <w:hyperlink w:history="1" r:id="rId3rt2pfo4o8iyr9bxewitr">
+            <w:hyperlink w:history="1" r:id="rIdzqbmua39awarsxr-yrynl">
               <w:r>
                 <w:rPr>
                   <w:rFonts w:ascii="Arial" w:cs="Arial" w:eastAsia="Arial" w:hAnsi="Arial"/>
@@ -30202,7 +30904,7 @@
               <w:spacing w:after="10" w:before="0"/>
               <w:ind w:left="120"/>
             </w:pPr>
-            <w:hyperlink w:history="1" r:id="rIdso_zdzvkbyjshpogmhfwd">
+            <w:hyperlink w:history="1" r:id="rId6qtiqtxfgh_zfd8oxhgt-">
               <w:r>
                 <w:rPr>
                   <w:rFonts w:ascii="Arial" w:cs="Arial" w:eastAsia="Arial" w:hAnsi="Arial"/>
@@ -30397,7 +31099,7 @@
             <w:pPr>
               <w:spacing w:after="20" w:before="0"/>
             </w:pPr>
-            <w:hyperlink w:history="1" r:id="rId-csft3mosr2qfcf4w6jlk">
+            <w:hyperlink w:history="1" r:id="rIdehhvqp4b0otuvyjqae6a5">
               <w:r>
                 <w:rPr>
                   <w:rFonts w:ascii="Arial" w:cs="Arial" w:eastAsia="Arial" w:hAnsi="Arial"/>
@@ -30430,7 +31132,7 @@
               <w:spacing w:after="10" w:before="0"/>
               <w:ind w:left="120"/>
             </w:pPr>
-            <w:hyperlink w:history="1" r:id="rIdk3nna_tdc2ks5wij7xyeg">
+            <w:hyperlink w:history="1" r:id="rIdqvdxhrf19gw7fqcd7newr">
               <w:r>
                 <w:rPr>
                   <w:rFonts w:ascii="Arial" w:cs="Arial" w:eastAsia="Arial" w:hAnsi="Arial"/>
@@ -30475,7 +31177,7 @@
             <w:pPr>
               <w:spacing w:after="20" w:before="0"/>
             </w:pPr>
-            <w:hyperlink w:history="1" r:id="rId8p_lzyuarvrsc__yvfxv0">
+            <w:hyperlink w:history="1" r:id="rIdlek3qyonkc8blphugnlzx">
               <w:r>
                 <w:rPr>
                   <w:rFonts w:ascii="Arial" w:cs="Arial" w:eastAsia="Arial" w:hAnsi="Arial"/>
@@ -30508,7 +31210,7 @@
               <w:spacing w:after="10" w:before="0"/>
               <w:ind w:left="120"/>
             </w:pPr>
-            <w:hyperlink w:history="1" r:id="rIdh6j5vuw1i1jpu7rlh691d">
+            <w:hyperlink w:history="1" r:id="rIdmvmszzwo8bg2ztwac-5y7">
               <w:r>
                 <w:rPr>
                   <w:rFonts w:ascii="Arial" w:cs="Arial" w:eastAsia="Arial" w:hAnsi="Arial"/>
@@ -30855,7 +31557,7 @@
             <w:pPr>
               <w:spacing w:after="20" w:before="0"/>
             </w:pPr>
-            <w:hyperlink w:history="1" r:id="rId9glyjfqrejsdawcgw9w4f">
+            <w:hyperlink w:history="1" r:id="rIdsppyb2n8vztl8sbtkaqaa">
               <w:r>
                 <w:rPr>
                   <w:rFonts w:ascii="Arial" w:cs="Arial" w:eastAsia="Arial" w:hAnsi="Arial"/>
@@ -30888,7 +31590,7 @@
               <w:spacing w:after="10" w:before="0"/>
               <w:ind w:left="120"/>
             </w:pPr>
-            <w:hyperlink w:history="1" r:id="rId3i7nzhjyirny7rkpu5i8_">
+            <w:hyperlink w:history="1" r:id="rIdadxr9xclavepnyt9tn6ms">
               <w:r>
                 <w:rPr>
                   <w:rFonts w:ascii="Arial" w:cs="Arial" w:eastAsia="Arial" w:hAnsi="Arial"/>
@@ -30933,7 +31635,7 @@
             <w:pPr>
               <w:spacing w:after="20" w:before="0"/>
             </w:pPr>
-            <w:hyperlink w:history="1" r:id="rIdh83ri7tubqjvncuxricdm">
+            <w:hyperlink w:history="1" r:id="rIdnjokpis3s0thifhucyzrc">
               <w:r>
                 <w:rPr>
                   <w:rFonts w:ascii="Arial" w:cs="Arial" w:eastAsia="Arial" w:hAnsi="Arial"/>
@@ -30966,7 +31668,7 @@
               <w:spacing w:after="10" w:before="0"/>
               <w:ind w:left="120"/>
             </w:pPr>
-            <w:hyperlink w:history="1" r:id="rIdpicrti0fjv8mocnjx-v1w">
+            <w:hyperlink w:history="1" r:id="rIdri5fis5ykgxvos8tjysvg">
               <w:r>
                 <w:rPr>
                   <w:rFonts w:ascii="Arial" w:cs="Arial" w:eastAsia="Arial" w:hAnsi="Arial"/>
@@ -31161,7 +31863,7 @@
             <w:pPr>
               <w:spacing w:after="20" w:before="0"/>
             </w:pPr>
-            <w:hyperlink w:history="1" r:id="rIdp4kesqy3h7qf1qgvpvrkx">
+            <w:hyperlink w:history="1" r:id="rIdqw-ungofspdu0k9tba0dn">
               <w:r>
                 <w:rPr>
                   <w:rFonts w:ascii="Arial" w:cs="Arial" w:eastAsia="Arial" w:hAnsi="Arial"/>
@@ -31194,7 +31896,7 @@
               <w:spacing w:after="10" w:before="0"/>
               <w:ind w:left="120"/>
             </w:pPr>
-            <w:hyperlink w:history="1" r:id="rIdy0pgepnnxkknxznitkfdn">
+            <w:hyperlink w:history="1" r:id="rIdfovy0j5whqfbywp1ekfbu">
               <w:r>
                 <w:rPr>
                   <w:rFonts w:ascii="Arial" w:cs="Arial" w:eastAsia="Arial" w:hAnsi="Arial"/>
@@ -31239,7 +31941,7 @@
             <w:pPr>
               <w:spacing w:after="20" w:before="0"/>
             </w:pPr>
-            <w:hyperlink w:history="1" r:id="rIdayb-czom1krbkajg-rwfa">
+            <w:hyperlink w:history="1" r:id="rIddrposgyolhsfevk5bshka">
               <w:r>
                 <w:rPr>
                   <w:rFonts w:ascii="Arial" w:cs="Arial" w:eastAsia="Arial" w:hAnsi="Arial"/>
@@ -31272,7 +31974,7 @@
               <w:spacing w:after="10" w:before="0"/>
               <w:ind w:left="120"/>
             </w:pPr>
-            <w:hyperlink w:history="1" r:id="rIdap4wb8o0wniru5rbyhdvp">
+            <w:hyperlink w:history="1" r:id="rIdbpukycidyybhbdxdktpni">
               <w:r>
                 <w:rPr>
                   <w:rFonts w:ascii="Arial" w:cs="Arial" w:eastAsia="Arial" w:hAnsi="Arial"/>
@@ -31467,7 +32169,7 @@
             <w:pPr>
               <w:spacing w:after="20" w:before="0"/>
             </w:pPr>
-            <w:hyperlink w:history="1" r:id="rId_7mzpvughu22f5c9mgomp">
+            <w:hyperlink w:history="1" r:id="rIdxelvkzmoanh8jnh6zo41r">
               <w:r>
                 <w:rPr>
                   <w:rFonts w:ascii="Arial" w:cs="Arial" w:eastAsia="Arial" w:hAnsi="Arial"/>
@@ -31500,7 +32202,7 @@
               <w:spacing w:after="10" w:before="0"/>
               <w:ind w:left="120"/>
             </w:pPr>
-            <w:hyperlink w:history="1" r:id="rIdvaijsauc8qu7hrh070xls">
+            <w:hyperlink w:history="1" r:id="rIdd8uq8f1y6eawpyl676dgx">
               <w:r>
                 <w:rPr>
                   <w:rFonts w:ascii="Arial" w:cs="Arial" w:eastAsia="Arial" w:hAnsi="Arial"/>
@@ -31545,7 +32247,7 @@
             <w:pPr>
               <w:spacing w:after="20" w:before="0"/>
             </w:pPr>
-            <w:hyperlink w:history="1" r:id="rIdlnirgxovvs9yc4ccvdnxi">
+            <w:hyperlink w:history="1" r:id="rId7vtcom0-pj94-0waxcisq">
               <w:r>
                 <w:rPr>
                   <w:rFonts w:ascii="Arial" w:cs="Arial" w:eastAsia="Arial" w:hAnsi="Arial"/>
@@ -31578,7 +32280,7 @@
               <w:spacing w:after="10" w:before="0"/>
               <w:ind w:left="120"/>
             </w:pPr>
-            <w:hyperlink w:history="1" r:id="rIdifhaekbm4eimih3znsmjr">
+            <w:hyperlink w:history="1" r:id="rIdqfqp0xupyu6phaohirrvu">
               <w:r>
                 <w:rPr>
                   <w:rFonts w:ascii="Arial" w:cs="Arial" w:eastAsia="Arial" w:hAnsi="Arial"/>
@@ -32074,6 +32776,65 @@
         </w:tc>
       </w:tr>
     </w:tbl>
+    <w:p>
+      <w:pPr>
+        <w:pBdr>
+          <w:top w:val="single" w:color="BBBBBB" w:sz="4" w:space="4"/>
+        </w:pBdr>
+        <w:spacing w:after="0" w:before="160"/>
+      </w:pPr>
+      <w:r>
+        <w:rPr>
+          <w:rFonts w:ascii="Arial" w:cs="Arial" w:eastAsia="Arial" w:hAnsi="Arial"/>
+          <w:color w:val="666666"/>
+          <w:sz w:val="14"/>
+          <w:szCs w:val="14"/>
+        </w:rPr>
+        <w:t xml:space="preserve">© 2026 SeaVuria and ARES. Aligned with KICD objectives. Developed by SeaVuria; technical implementation by ARES (with AI assistance from Claude). Licensed under </w:t>
+      </w:r>
+      <w:hyperlink w:history="1" r:id="rIdwv_ae7divnyoqnjgr9mhd">
+        <w:r>
+          <w:rPr>
+            <w:rFonts w:ascii="Arial" w:cs="Arial" w:eastAsia="Arial" w:hAnsi="Arial"/>
+            <w:color w:val="1F6B75"/>
+            <w:sz w:val="14"/>
+            <w:szCs w:val="14"/>
+            <w:u w:val="single" w:color="1F6B75"/>
+          </w:rPr>
+          <w:t xml:space="preserve">CC BY-NC 4.0</w:t>
+        </w:r>
+      </w:hyperlink>
+      <w:r>
+        <w:rPr>
+          <w:rFonts w:ascii="Arial" w:cs="Arial" w:eastAsia="Arial" w:hAnsi="Arial"/>
+          <w:color w:val="666666"/>
+          <w:sz w:val="14"/>
+          <w:szCs w:val="14"/>
+        </w:rPr>
+        <w:t xml:space="preserve"> (</w:t>
+      </w:r>
+      <w:hyperlink w:history="1" r:id="rIdkm4f3tjd8rzmuujhz8dbp">
+        <w:r>
+          <w:rPr>
+            <w:rFonts w:ascii="Arial" w:cs="Arial" w:eastAsia="Arial" w:hAnsi="Arial"/>
+            <w:color w:val="1F6B75"/>
+            <w:sz w:val="14"/>
+            <w:szCs w:val="14"/>
+            <w:u w:val="single" w:color="1F6B75"/>
+          </w:rPr>
+          <w:t xml:space="preserve">https://creativecommons.org/licenses/by-nc/4.0/</w:t>
+        </w:r>
+      </w:hyperlink>
+      <w:r>
+        <w:rPr>
+          <w:rFonts w:ascii="Arial" w:cs="Arial" w:eastAsia="Arial" w:hAnsi="Arial"/>
+          <w:color w:val="666666"/>
+          <w:sz w:val="14"/>
+          <w:szCs w:val="14"/>
+        </w:rPr>
+        <w:t xml:space="preserve">).</w:t>
+      </w:r>
+    </w:p>
     <w:p>
       <w:r>
         <w:br w:type="page"/>

--- a/data/outputs/v2/Maths/SS3.1_Trigonometry_I/Mathematics_Trigonometry_I_CBE_LessonSequence.docx
+++ b/data/outputs/v2/Maths/SS3.1_Trigonometry_I/Mathematics_Trigonometry_I_CBE_LessonSequence.docx
@@ -150,7 +150,7 @@
         </w:rPr>
         <w:t xml:space="preserve">© 2026 SeaVuria and ARES. This work is licensed under a </w:t>
       </w:r>
-      <w:hyperlink w:history="1" r:id="rIdxzxwdxx2ud4ciijjb1lmf">
+      <w:hyperlink w:history="1" r:id="rIdxwhmycjllfdodcscvy6wy">
         <w:r>
           <w:rPr>
             <w:rFonts w:ascii="Arial" w:cs="Arial" w:eastAsia="Arial" w:hAnsi="Arial"/>
@@ -170,7 +170,7 @@
         </w:rPr>
         <w:t xml:space="preserve"> (</w:t>
       </w:r>
-      <w:hyperlink w:history="1" r:id="rIdvieu3axd7e3-sxt1sohey">
+      <w:hyperlink w:history="1" r:id="rIdov0hx6nijxpljxw767uyd">
         <w:r>
           <w:rPr>
             <w:rFonts w:ascii="Arial" w:cs="Arial" w:eastAsia="Arial" w:hAnsi="Arial"/>
@@ -190,7 +190,7 @@
         </w:rPr>
         <w:t xml:space="preserve">). To view a copy of this license, visit </w:t>
       </w:r>
-      <w:hyperlink w:history="1" r:id="rIdjn9m8ntoxig0lfuw_2s1a">
+      <w:hyperlink w:history="1" r:id="rIdshjz0klgaiwfxz914h5r4">
         <w:r>
           <w:rPr>
             <w:rFonts w:ascii="Arial" w:cs="Arial" w:eastAsia="Arial" w:hAnsi="Arial"/>
@@ -3667,7 +3667,7 @@
             <w:pPr>
               <w:spacing w:after="20" w:before="0"/>
             </w:pPr>
-            <w:hyperlink w:history="1" r:id="rIdsq74hkvzfegse8eyyvdxs">
+            <w:hyperlink w:history="1" r:id="rIdrgvqszfvzcy0_hnwvabfo">
               <w:r>
                 <w:rPr>
                   <w:rFonts w:ascii="Arial" w:cs="Arial" w:eastAsia="Arial" w:hAnsi="Arial"/>
@@ -3700,7 +3700,7 @@
               <w:spacing w:after="10" w:before="0"/>
               <w:ind w:left="120"/>
             </w:pPr>
-            <w:hyperlink w:history="1" r:id="rId645q9bvy0itruyz3rswpt">
+            <w:hyperlink w:history="1" r:id="rIdiwym_jzpjlsknsgv-pfgc">
               <w:r>
                 <w:rPr>
                   <w:rFonts w:ascii="Arial" w:cs="Arial" w:eastAsia="Arial" w:hAnsi="Arial"/>
@@ -3745,7 +3745,7 @@
             <w:pPr>
               <w:spacing w:after="20" w:before="0"/>
             </w:pPr>
-            <w:hyperlink w:history="1" r:id="rIdagxolqfotkne3h1nbn__e">
+            <w:hyperlink w:history="1" r:id="rIdilqrwf8d4ostrf2vrapjz">
               <w:r>
                 <w:rPr>
                   <w:rFonts w:ascii="Arial" w:cs="Arial" w:eastAsia="Arial" w:hAnsi="Arial"/>
@@ -3778,7 +3778,7 @@
               <w:spacing w:after="10" w:before="0"/>
               <w:ind w:left="120"/>
             </w:pPr>
-            <w:hyperlink w:history="1" r:id="rIdk59xv4of8yd68elqm5yhf">
+            <w:hyperlink w:history="1" r:id="rIdanyitmbblorl98etnkzif">
               <w:r>
                 <w:rPr>
                   <w:rFonts w:ascii="Arial" w:cs="Arial" w:eastAsia="Arial" w:hAnsi="Arial"/>
@@ -3973,7 +3973,7 @@
             <w:pPr>
               <w:spacing w:after="20" w:before="0"/>
             </w:pPr>
-            <w:hyperlink w:history="1" r:id="rIdnnlswzxdb0qlzlalvlk6i">
+            <w:hyperlink w:history="1" r:id="rIdyyplt1vkhmhgu5melj4zz">
               <w:r>
                 <w:rPr>
                   <w:rFonts w:ascii="Arial" w:cs="Arial" w:eastAsia="Arial" w:hAnsi="Arial"/>
@@ -4006,7 +4006,7 @@
               <w:spacing w:after="10" w:before="0"/>
               <w:ind w:left="120"/>
             </w:pPr>
-            <w:hyperlink w:history="1" r:id="rId2x0_fgl3ktav_0e6glyyr">
+            <w:hyperlink w:history="1" r:id="rId5iu-r9kerxih62n_mauoz">
               <w:r>
                 <w:rPr>
                   <w:rFonts w:ascii="Arial" w:cs="Arial" w:eastAsia="Arial" w:hAnsi="Arial"/>
@@ -4051,7 +4051,7 @@
             <w:pPr>
               <w:spacing w:after="20" w:before="0"/>
             </w:pPr>
-            <w:hyperlink w:history="1" r:id="rIdvuog8b3yr2ikxz8n1ysfy">
+            <w:hyperlink w:history="1" r:id="rIdzvraqeawtajxq1qddjzbz">
               <w:r>
                 <w:rPr>
                   <w:rFonts w:ascii="Arial" w:cs="Arial" w:eastAsia="Arial" w:hAnsi="Arial"/>
@@ -4084,7 +4084,7 @@
               <w:spacing w:after="10" w:before="0"/>
               <w:ind w:left="120"/>
             </w:pPr>
-            <w:hyperlink w:history="1" r:id="rIdbgs-hxfvar7dpwrd5jxkq">
+            <w:hyperlink w:history="1" r:id="rIdx_ztcwy42paijlgfjjhux">
               <w:r>
                 <w:rPr>
                   <w:rFonts w:ascii="Arial" w:cs="Arial" w:eastAsia="Arial" w:hAnsi="Arial"/>
@@ -4279,7 +4279,7 @@
             <w:pPr>
               <w:spacing w:after="20" w:before="0"/>
             </w:pPr>
-            <w:hyperlink w:history="1" r:id="rId9lnh1nco1pbnrnohwumbb">
+            <w:hyperlink w:history="1" r:id="rIdhhlxrofdnbqth4cv9aaot">
               <w:r>
                 <w:rPr>
                   <w:rFonts w:ascii="Arial" w:cs="Arial" w:eastAsia="Arial" w:hAnsi="Arial"/>
@@ -4312,7 +4312,7 @@
               <w:spacing w:after="10" w:before="0"/>
               <w:ind w:left="120"/>
             </w:pPr>
-            <w:hyperlink w:history="1" r:id="rIdns5sgg8l4ibjigkzanp6h">
+            <w:hyperlink w:history="1" r:id="rIdyff-nckiufhannzuyjvrw">
               <w:r>
                 <w:rPr>
                   <w:rFonts w:ascii="Arial" w:cs="Arial" w:eastAsia="Arial" w:hAnsi="Arial"/>
@@ -4357,7 +4357,7 @@
             <w:pPr>
               <w:spacing w:after="20" w:before="0"/>
             </w:pPr>
-            <w:hyperlink w:history="1" r:id="rIdahnexwchzf4dmgw7fehth">
+            <w:hyperlink w:history="1" r:id="rIdx0qblxmtmntc8udwz2fm9">
               <w:r>
                 <w:rPr>
                   <w:rFonts w:ascii="Arial" w:cs="Arial" w:eastAsia="Arial" w:hAnsi="Arial"/>
@@ -4390,7 +4390,7 @@
               <w:spacing w:after="10" w:before="0"/>
               <w:ind w:left="120"/>
             </w:pPr>
-            <w:hyperlink w:history="1" r:id="rId2pyaaxo4p0sr-6oxspacf">
+            <w:hyperlink w:history="1" r:id="rIdg9rt8bpuce8edvk32wdx2">
               <w:r>
                 <w:rPr>
                   <w:rFonts w:ascii="Arial" w:cs="Arial" w:eastAsia="Arial" w:hAnsi="Arial"/>
@@ -4585,7 +4585,7 @@
             <w:pPr>
               <w:spacing w:after="20" w:before="0"/>
             </w:pPr>
-            <w:hyperlink w:history="1" r:id="rIdavxufqheit6ebar0y1g7v">
+            <w:hyperlink w:history="1" r:id="rIdt0jljxoqaera4iqrhdbk6">
               <w:r>
                 <w:rPr>
                   <w:rFonts w:ascii="Arial" w:cs="Arial" w:eastAsia="Arial" w:hAnsi="Arial"/>
@@ -4618,7 +4618,7 @@
               <w:spacing w:after="10" w:before="0"/>
               <w:ind w:left="120"/>
             </w:pPr>
-            <w:hyperlink w:history="1" r:id="rIdobulmsm_knoowzg3riqqb">
+            <w:hyperlink w:history="1" r:id="rIdonf5caijvxjqhk9meowcw">
               <w:r>
                 <w:rPr>
                   <w:rFonts w:ascii="Arial" w:cs="Arial" w:eastAsia="Arial" w:hAnsi="Arial"/>
@@ -4663,7 +4663,7 @@
             <w:pPr>
               <w:spacing w:after="20" w:before="0"/>
             </w:pPr>
-            <w:hyperlink w:history="1" r:id="rIdpusoumxvwvi4fsjlmfmvh">
+            <w:hyperlink w:history="1" r:id="rIdjo2xk5itbmfnvauhaezaw">
               <w:r>
                 <w:rPr>
                   <w:rFonts w:ascii="Arial" w:cs="Arial" w:eastAsia="Arial" w:hAnsi="Arial"/>
@@ -4696,7 +4696,7 @@
               <w:spacing w:after="10" w:before="0"/>
               <w:ind w:left="120"/>
             </w:pPr>
-            <w:hyperlink w:history="1" r:id="rIdpvsgci8izw5afn-akzyzr">
+            <w:hyperlink w:history="1" r:id="rIdwn868b1ayf50sk43ajapc">
               <w:r>
                 <w:rPr>
                   <w:rFonts w:ascii="Arial" w:cs="Arial" w:eastAsia="Arial" w:hAnsi="Arial"/>
@@ -4891,7 +4891,7 @@
             <w:pPr>
               <w:spacing w:after="20" w:before="0"/>
             </w:pPr>
-            <w:hyperlink w:history="1" r:id="rId9_0b2gclm0rqmz9nq2u8b">
+            <w:hyperlink w:history="1" r:id="rIdmxbhcqtnyndcxf2lda20o">
               <w:r>
                 <w:rPr>
                   <w:rFonts w:ascii="Arial" w:cs="Arial" w:eastAsia="Arial" w:hAnsi="Arial"/>
@@ -4924,7 +4924,7 @@
               <w:spacing w:after="10" w:before="0"/>
               <w:ind w:left="120"/>
             </w:pPr>
-            <w:hyperlink w:history="1" r:id="rId7l7rje_la6yh_gqw2yjed">
+            <w:hyperlink w:history="1" r:id="rIdsogou33gpgumnwqb4ktui">
               <w:r>
                 <w:rPr>
                   <w:rFonts w:ascii="Arial" w:cs="Arial" w:eastAsia="Arial" w:hAnsi="Arial"/>
@@ -4969,7 +4969,7 @@
             <w:pPr>
               <w:spacing w:after="20" w:before="0"/>
             </w:pPr>
-            <w:hyperlink w:history="1" r:id="rIdmn1muhyxamallcmke8d6m">
+            <w:hyperlink w:history="1" r:id="rIdgqyb5v9sdypuvlorh9075">
               <w:r>
                 <w:rPr>
                   <w:rFonts w:ascii="Arial" w:cs="Arial" w:eastAsia="Arial" w:hAnsi="Arial"/>
@@ -5002,7 +5002,7 @@
               <w:spacing w:after="10" w:before="0"/>
               <w:ind w:left="120"/>
             </w:pPr>
-            <w:hyperlink w:history="1" r:id="rIdf50nwnp2ivp5pbzfcw19q">
+            <w:hyperlink w:history="1" r:id="rIdwvyshdejs1sy0iafvowip">
               <w:r>
                 <w:rPr>
                   <w:rFonts w:ascii="Arial" w:cs="Arial" w:eastAsia="Arial" w:hAnsi="Arial"/>
@@ -5514,7 +5514,7 @@
         </w:rPr>
         <w:t xml:space="preserve">© 2026 SeaVuria and ARES. Aligned with KICD objectives. Developed by SeaVuria; technical implementation by ARES (with AI assistance from Claude). Licensed under </w:t>
       </w:r>
-      <w:hyperlink w:history="1" r:id="rId7vbuv4chy6zm-fctgmcqn">
+      <w:hyperlink w:history="1" r:id="rIdfma_k7m1q6bhegmy4p4uh">
         <w:r>
           <w:rPr>
             <w:rFonts w:ascii="Arial" w:cs="Arial" w:eastAsia="Arial" w:hAnsi="Arial"/>
@@ -5535,7 +5535,7 @@
         </w:rPr>
         <w:t xml:space="preserve"> (</w:t>
       </w:r>
-      <w:hyperlink w:history="1" r:id="rIdtyf0v4oihpf-88ghpbvoh">
+      <w:hyperlink w:history="1" r:id="rIdevamnrorohn_afdtpslan">
         <w:r>
           <w:rPr>
             <w:rFonts w:ascii="Arial" w:cs="Arial" w:eastAsia="Arial" w:hAnsi="Arial"/>
@@ -6548,7 +6548,7 @@
             <w:pPr>
               <w:spacing w:after="20" w:before="0"/>
             </w:pPr>
-            <w:hyperlink w:history="1" r:id="rIdxjlzec1ucscdznh59f5j_">
+            <w:hyperlink w:history="1" r:id="rIdxb2fkeuretnhpatenqow9">
               <w:r>
                 <w:rPr>
                   <w:rFonts w:ascii="Arial" w:cs="Arial" w:eastAsia="Arial" w:hAnsi="Arial"/>
@@ -6581,7 +6581,7 @@
               <w:spacing w:after="10" w:before="0"/>
               <w:ind w:left="120"/>
             </w:pPr>
-            <w:hyperlink w:history="1" r:id="rIdqksvswlreipohs1dtn8li">
+            <w:hyperlink w:history="1" r:id="rId2qkoedj4rsxtpnpsjzgls">
               <w:r>
                 <w:rPr>
                   <w:rFonts w:ascii="Arial" w:cs="Arial" w:eastAsia="Arial" w:hAnsi="Arial"/>
@@ -6626,7 +6626,7 @@
             <w:pPr>
               <w:spacing w:after="20" w:before="0"/>
             </w:pPr>
-            <w:hyperlink w:history="1" r:id="rIdcnyc12xxrg1hvpe627ls8">
+            <w:hyperlink w:history="1" r:id="rIdagcxgbnqbuburinxrcotd">
               <w:r>
                 <w:rPr>
                   <w:rFonts w:ascii="Arial" w:cs="Arial" w:eastAsia="Arial" w:hAnsi="Arial"/>
@@ -6659,7 +6659,7 @@
               <w:spacing w:after="10" w:before="0"/>
               <w:ind w:left="120"/>
             </w:pPr>
-            <w:hyperlink w:history="1" r:id="rIdwt0fftaokzautykszylkd">
+            <w:hyperlink w:history="1" r:id="rIdb8gnrx_4i0e3l1mlmrtgb">
               <w:r>
                 <w:rPr>
                   <w:rFonts w:ascii="Arial" w:cs="Arial" w:eastAsia="Arial" w:hAnsi="Arial"/>
@@ -6854,7 +6854,7 @@
             <w:pPr>
               <w:spacing w:after="20" w:before="0"/>
             </w:pPr>
-            <w:hyperlink w:history="1" r:id="rIdnhge604feaerugaynlj3d">
+            <w:hyperlink w:history="1" r:id="rId5p2vk6gnxcpsgn9lgkey1">
               <w:r>
                 <w:rPr>
                   <w:rFonts w:ascii="Arial" w:cs="Arial" w:eastAsia="Arial" w:hAnsi="Arial"/>
@@ -6887,7 +6887,7 @@
               <w:spacing w:after="10" w:before="0"/>
               <w:ind w:left="120"/>
             </w:pPr>
-            <w:hyperlink w:history="1" r:id="rIduzuki_aejqfwzbufflpab">
+            <w:hyperlink w:history="1" r:id="rIddrer3pozstanoibojvm2n">
               <w:r>
                 <w:rPr>
                   <w:rFonts w:ascii="Arial" w:cs="Arial" w:eastAsia="Arial" w:hAnsi="Arial"/>
@@ -6932,7 +6932,7 @@
             <w:pPr>
               <w:spacing w:after="20" w:before="0"/>
             </w:pPr>
-            <w:hyperlink w:history="1" r:id="rIdtpduy6aonsdy3pnchrasc">
+            <w:hyperlink w:history="1" r:id="rIdapt-_pfloayjxo7zmvt2p">
               <w:r>
                 <w:rPr>
                   <w:rFonts w:ascii="Arial" w:cs="Arial" w:eastAsia="Arial" w:hAnsi="Arial"/>
@@ -6965,7 +6965,7 @@
               <w:spacing w:after="10" w:before="0"/>
               <w:ind w:left="120"/>
             </w:pPr>
-            <w:hyperlink w:history="1" r:id="rIdgzoix8axpmu-gr1eht41r">
+            <w:hyperlink w:history="1" r:id="rId2_khi5rr_usmagclyuk79">
               <w:r>
                 <w:rPr>
                   <w:rFonts w:ascii="Arial" w:cs="Arial" w:eastAsia="Arial" w:hAnsi="Arial"/>
@@ -7160,7 +7160,7 @@
             <w:pPr>
               <w:spacing w:after="20" w:before="0"/>
             </w:pPr>
-            <w:hyperlink w:history="1" r:id="rIdz6dh9uya-abpbnviwhvs1">
+            <w:hyperlink w:history="1" r:id="rIdxpvhw8n2qeuvjcavjztph">
               <w:r>
                 <w:rPr>
                   <w:rFonts w:ascii="Arial" w:cs="Arial" w:eastAsia="Arial" w:hAnsi="Arial"/>
@@ -7193,7 +7193,7 @@
               <w:spacing w:after="10" w:before="0"/>
               <w:ind w:left="120"/>
             </w:pPr>
-            <w:hyperlink w:history="1" r:id="rIdugd9dxynxaxsmcexgkqef">
+            <w:hyperlink w:history="1" r:id="rIdpn1zuwn_opidowttdfjyk">
               <w:r>
                 <w:rPr>
                   <w:rFonts w:ascii="Arial" w:cs="Arial" w:eastAsia="Arial" w:hAnsi="Arial"/>
@@ -7238,7 +7238,7 @@
             <w:pPr>
               <w:spacing w:after="20" w:before="0"/>
             </w:pPr>
-            <w:hyperlink w:history="1" r:id="rIdlrdjmhbpl73cxz9jwxpuc">
+            <w:hyperlink w:history="1" r:id="rId8pmk8cwgxgyigq75my1y7">
               <w:r>
                 <w:rPr>
                   <w:rFonts w:ascii="Arial" w:cs="Arial" w:eastAsia="Arial" w:hAnsi="Arial"/>
@@ -7271,7 +7271,7 @@
               <w:spacing w:after="10" w:before="0"/>
               <w:ind w:left="120"/>
             </w:pPr>
-            <w:hyperlink w:history="1" r:id="rIdebmzn1xhtxvheo0rdisp8">
+            <w:hyperlink w:history="1" r:id="rIdgtn7y120wlxd7cc4j9hy-">
               <w:r>
                 <w:rPr>
                   <w:rFonts w:ascii="Arial" w:cs="Arial" w:eastAsia="Arial" w:hAnsi="Arial"/>
@@ -7466,7 +7466,7 @@
             <w:pPr>
               <w:spacing w:after="20" w:before="0"/>
             </w:pPr>
-            <w:hyperlink w:history="1" r:id="rIdovcga5xzqbshmrnshnd0i">
+            <w:hyperlink w:history="1" r:id="rIdz1wx2byrqza8ulnbrlxdo">
               <w:r>
                 <w:rPr>
                   <w:rFonts w:ascii="Arial" w:cs="Arial" w:eastAsia="Arial" w:hAnsi="Arial"/>
@@ -7499,7 +7499,7 @@
               <w:spacing w:after="10" w:before="0"/>
               <w:ind w:left="120"/>
             </w:pPr>
-            <w:hyperlink w:history="1" r:id="rIdvaotu4x8ovuehupy5b1jb">
+            <w:hyperlink w:history="1" r:id="rIdwz1tk89fnc2p70jgpvh_b">
               <w:r>
                 <w:rPr>
                   <w:rFonts w:ascii="Arial" w:cs="Arial" w:eastAsia="Arial" w:hAnsi="Arial"/>
@@ -7544,7 +7544,7 @@
             <w:pPr>
               <w:spacing w:after="20" w:before="0"/>
             </w:pPr>
-            <w:hyperlink w:history="1" r:id="rIdz-os7pkd5mmfkqjvbozdi">
+            <w:hyperlink w:history="1" r:id="rIdto328upy1ispam9qzofh4">
               <w:r>
                 <w:rPr>
                   <w:rFonts w:ascii="Arial" w:cs="Arial" w:eastAsia="Arial" w:hAnsi="Arial"/>
@@ -7577,7 +7577,7 @@
               <w:spacing w:after="10" w:before="0"/>
               <w:ind w:left="120"/>
             </w:pPr>
-            <w:hyperlink w:history="1" r:id="rIdn1swfnuvvroi7b2hqs5f4">
+            <w:hyperlink w:history="1" r:id="rIdkhs7jzqjhampplnlhmqim">
               <w:r>
                 <w:rPr>
                   <w:rFonts w:ascii="Arial" w:cs="Arial" w:eastAsia="Arial" w:hAnsi="Arial"/>
@@ -7772,7 +7772,7 @@
             <w:pPr>
               <w:spacing w:after="20" w:before="0"/>
             </w:pPr>
-            <w:hyperlink w:history="1" r:id="rIdbsicxewzuipc5yqr-s0sw">
+            <w:hyperlink w:history="1" r:id="rId3qsbslify0fyuxnbxijd7">
               <w:r>
                 <w:rPr>
                   <w:rFonts w:ascii="Arial" w:cs="Arial" w:eastAsia="Arial" w:hAnsi="Arial"/>
@@ -7805,7 +7805,7 @@
               <w:spacing w:after="10" w:before="0"/>
               <w:ind w:left="120"/>
             </w:pPr>
-            <w:hyperlink w:history="1" r:id="rIdzvag8wbzpit2utmid5zeq">
+            <w:hyperlink w:history="1" r:id="rIdv9h1c8xtrmthgefh2e3zv">
               <w:r>
                 <w:rPr>
                   <w:rFonts w:ascii="Arial" w:cs="Arial" w:eastAsia="Arial" w:hAnsi="Arial"/>
@@ -7850,7 +7850,7 @@
             <w:pPr>
               <w:spacing w:after="20" w:before="0"/>
             </w:pPr>
-            <w:hyperlink w:history="1" r:id="rId1s2rophycqdqpsczckb9b">
+            <w:hyperlink w:history="1" r:id="rIdbgq2-cjpv8coxcv2vs61t">
               <w:r>
                 <w:rPr>
                   <w:rFonts w:ascii="Arial" w:cs="Arial" w:eastAsia="Arial" w:hAnsi="Arial"/>
@@ -7883,7 +7883,7 @@
               <w:spacing w:after="10" w:before="0"/>
               <w:ind w:left="120"/>
             </w:pPr>
-            <w:hyperlink w:history="1" r:id="rIdtj7uwak6soin90lu3bjcj">
+            <w:hyperlink w:history="1" r:id="rIdoyr0wsb_yrg12jxrl9p2p">
               <w:r>
                 <w:rPr>
                   <w:rFonts w:ascii="Arial" w:cs="Arial" w:eastAsia="Arial" w:hAnsi="Arial"/>
@@ -8395,7 +8395,7 @@
         </w:rPr>
         <w:t xml:space="preserve">© 2026 SeaVuria and ARES. Aligned with KICD objectives. Developed by SeaVuria; technical implementation by ARES (with AI assistance from Claude). Licensed under </w:t>
       </w:r>
-      <w:hyperlink w:history="1" r:id="rIdbxyew4iiq74o-7zt3uyho">
+      <w:hyperlink w:history="1" r:id="rIdsxsa6bxjpv5zhw9hxkcnw">
         <w:r>
           <w:rPr>
             <w:rFonts w:ascii="Arial" w:cs="Arial" w:eastAsia="Arial" w:hAnsi="Arial"/>
@@ -8416,7 +8416,7 @@
         </w:rPr>
         <w:t xml:space="preserve"> (</w:t>
       </w:r>
-      <w:hyperlink w:history="1" r:id="rIdnl6zy7effketaxga5lrrj">
+      <w:hyperlink w:history="1" r:id="rIdmo88zzmd9voto6us0fmrn">
         <w:r>
           <w:rPr>
             <w:rFonts w:ascii="Arial" w:cs="Arial" w:eastAsia="Arial" w:hAnsi="Arial"/>
@@ -9429,7 +9429,7 @@
             <w:pPr>
               <w:spacing w:after="20" w:before="0"/>
             </w:pPr>
-            <w:hyperlink w:history="1" r:id="rIdr4ooxcnjepah14en7y70l">
+            <w:hyperlink w:history="1" r:id="rId47ij7ozutoeyq69t9c2v7">
               <w:r>
                 <w:rPr>
                   <w:rFonts w:ascii="Arial" w:cs="Arial" w:eastAsia="Arial" w:hAnsi="Arial"/>
@@ -9462,7 +9462,7 @@
               <w:spacing w:after="10" w:before="0"/>
               <w:ind w:left="120"/>
             </w:pPr>
-            <w:hyperlink w:history="1" r:id="rIdomdoldif-aw-ycmb-ayka">
+            <w:hyperlink w:history="1" r:id="rIdpeh3w3snutzlbmjlgdxyn">
               <w:r>
                 <w:rPr>
                   <w:rFonts w:ascii="Arial" w:cs="Arial" w:eastAsia="Arial" w:hAnsi="Arial"/>
@@ -9507,7 +9507,7 @@
             <w:pPr>
               <w:spacing w:after="20" w:before="0"/>
             </w:pPr>
-            <w:hyperlink w:history="1" r:id="rIdzg-_a_6des8uztu0pank6">
+            <w:hyperlink w:history="1" r:id="rIdkmkrkjdbwbrls6xdo_cdl">
               <w:r>
                 <w:rPr>
                   <w:rFonts w:ascii="Arial" w:cs="Arial" w:eastAsia="Arial" w:hAnsi="Arial"/>
@@ -9540,7 +9540,7 @@
               <w:spacing w:after="10" w:before="0"/>
               <w:ind w:left="120"/>
             </w:pPr>
-            <w:hyperlink w:history="1" r:id="rIdapj-jokg3agn9eyersknj">
+            <w:hyperlink w:history="1" r:id="rIdlcgwlez79lqyszazx73-o">
               <w:r>
                 <w:rPr>
                   <w:rFonts w:ascii="Arial" w:cs="Arial" w:eastAsia="Arial" w:hAnsi="Arial"/>
@@ -9735,7 +9735,7 @@
             <w:pPr>
               <w:spacing w:after="20" w:before="0"/>
             </w:pPr>
-            <w:hyperlink w:history="1" r:id="rIdyoqkveg2yzco7uztfnj63">
+            <w:hyperlink w:history="1" r:id="rIdzge0qzfezy6-6tvp6bghh">
               <w:r>
                 <w:rPr>
                   <w:rFonts w:ascii="Arial" w:cs="Arial" w:eastAsia="Arial" w:hAnsi="Arial"/>
@@ -9768,7 +9768,7 @@
               <w:spacing w:after="10" w:before="0"/>
               <w:ind w:left="120"/>
             </w:pPr>
-            <w:hyperlink w:history="1" r:id="rIdohmd3orq0vs4w08esel7p">
+            <w:hyperlink w:history="1" r:id="rIdz1hpeknw5dsxa8c2ddy1-">
               <w:r>
                 <w:rPr>
                   <w:rFonts w:ascii="Arial" w:cs="Arial" w:eastAsia="Arial" w:hAnsi="Arial"/>
@@ -9813,7 +9813,7 @@
             <w:pPr>
               <w:spacing w:after="20" w:before="0"/>
             </w:pPr>
-            <w:hyperlink w:history="1" r:id="rIdwanjvsmgjon9czklqauca">
+            <w:hyperlink w:history="1" r:id="rIdbd5iec_trl3ep00jscpaa">
               <w:r>
                 <w:rPr>
                   <w:rFonts w:ascii="Arial" w:cs="Arial" w:eastAsia="Arial" w:hAnsi="Arial"/>
@@ -9846,7 +9846,7 @@
               <w:spacing w:after="10" w:before="0"/>
               <w:ind w:left="120"/>
             </w:pPr>
-            <w:hyperlink w:history="1" r:id="rIdzgwukwgvjr5dw1jcqhiov">
+            <w:hyperlink w:history="1" r:id="rId4hmei8btbggglfqd51wln">
               <w:r>
                 <w:rPr>
                   <w:rFonts w:ascii="Arial" w:cs="Arial" w:eastAsia="Arial" w:hAnsi="Arial"/>
@@ -10041,7 +10041,7 @@
             <w:pPr>
               <w:spacing w:after="20" w:before="0"/>
             </w:pPr>
-            <w:hyperlink w:history="1" r:id="rIdwayp9cnn8gni6hnlx4kbl">
+            <w:hyperlink w:history="1" r:id="rId6szysiofzs0-6zrcz96mc">
               <w:r>
                 <w:rPr>
                   <w:rFonts w:ascii="Arial" w:cs="Arial" w:eastAsia="Arial" w:hAnsi="Arial"/>
@@ -10074,7 +10074,7 @@
               <w:spacing w:after="10" w:before="0"/>
               <w:ind w:left="120"/>
             </w:pPr>
-            <w:hyperlink w:history="1" r:id="rIdfmzmw5tjzcolbhxscczv_">
+            <w:hyperlink w:history="1" r:id="rIdvmewm84qyyshab43euns7">
               <w:r>
                 <w:rPr>
                   <w:rFonts w:ascii="Arial" w:cs="Arial" w:eastAsia="Arial" w:hAnsi="Arial"/>
@@ -10119,7 +10119,7 @@
             <w:pPr>
               <w:spacing w:after="20" w:before="0"/>
             </w:pPr>
-            <w:hyperlink w:history="1" r:id="rIdi87u2ht52h0soqhmtqzz4">
+            <w:hyperlink w:history="1" r:id="rIdrc63wxul1prqayvyootrs">
               <w:r>
                 <w:rPr>
                   <w:rFonts w:ascii="Arial" w:cs="Arial" w:eastAsia="Arial" w:hAnsi="Arial"/>
@@ -10152,7 +10152,7 @@
               <w:spacing w:after="10" w:before="0"/>
               <w:ind w:left="120"/>
             </w:pPr>
-            <w:hyperlink w:history="1" r:id="rIdrbsdjz9uql9ekvoybtx-h">
+            <w:hyperlink w:history="1" r:id="rIdef1p53_letxzduffre4xw">
               <w:r>
                 <w:rPr>
                   <w:rFonts w:ascii="Arial" w:cs="Arial" w:eastAsia="Arial" w:hAnsi="Arial"/>
@@ -10347,7 +10347,7 @@
             <w:pPr>
               <w:spacing w:after="20" w:before="0"/>
             </w:pPr>
-            <w:hyperlink w:history="1" r:id="rIdhrg9hkhq0vd4jhwqq2snm">
+            <w:hyperlink w:history="1" r:id="rIdbwuizldfacs7ipoylxwop">
               <w:r>
                 <w:rPr>
                   <w:rFonts w:ascii="Arial" w:cs="Arial" w:eastAsia="Arial" w:hAnsi="Arial"/>
@@ -10380,7 +10380,7 @@
               <w:spacing w:after="10" w:before="0"/>
               <w:ind w:left="120"/>
             </w:pPr>
-            <w:hyperlink w:history="1" r:id="rIdludveig3buv96eso7gcs3">
+            <w:hyperlink w:history="1" r:id="rIdxcmuzt87bqcbjquwszaj3">
               <w:r>
                 <w:rPr>
                   <w:rFonts w:ascii="Arial" w:cs="Arial" w:eastAsia="Arial" w:hAnsi="Arial"/>
@@ -10425,7 +10425,7 @@
             <w:pPr>
               <w:spacing w:after="20" w:before="0"/>
             </w:pPr>
-            <w:hyperlink w:history="1" r:id="rId4vwqzclnop0ysvnzbvxif">
+            <w:hyperlink w:history="1" r:id="rIdxp5xsp6zownspxgyhy7ug">
               <w:r>
                 <w:rPr>
                   <w:rFonts w:ascii="Arial" w:cs="Arial" w:eastAsia="Arial" w:hAnsi="Arial"/>
@@ -10458,7 +10458,7 @@
               <w:spacing w:after="10" w:before="0"/>
               <w:ind w:left="120"/>
             </w:pPr>
-            <w:hyperlink w:history="1" r:id="rIdnrk_9gn4oagqsleop2nz6">
+            <w:hyperlink w:history="1" r:id="rIdeeimui2fjgu5jjvcb4rbv">
               <w:r>
                 <w:rPr>
                   <w:rFonts w:ascii="Arial" w:cs="Arial" w:eastAsia="Arial" w:hAnsi="Arial"/>
@@ -10653,7 +10653,7 @@
             <w:pPr>
               <w:spacing w:after="20" w:before="0"/>
             </w:pPr>
-            <w:hyperlink w:history="1" r:id="rIdydlbooqypybenp-cbh-aw">
+            <w:hyperlink w:history="1" r:id="rIdg1kz-rn8jipu7auo_402v">
               <w:r>
                 <w:rPr>
                   <w:rFonts w:ascii="Arial" w:cs="Arial" w:eastAsia="Arial" w:hAnsi="Arial"/>
@@ -10686,7 +10686,7 @@
               <w:spacing w:after="10" w:before="0"/>
               <w:ind w:left="120"/>
             </w:pPr>
-            <w:hyperlink w:history="1" r:id="rIdkrbikmhx9mhruz8v45hve">
+            <w:hyperlink w:history="1" r:id="rIddmbmzf9mmqtu7ttlerutt">
               <w:r>
                 <w:rPr>
                   <w:rFonts w:ascii="Arial" w:cs="Arial" w:eastAsia="Arial" w:hAnsi="Arial"/>
@@ -10731,7 +10731,7 @@
             <w:pPr>
               <w:spacing w:after="20" w:before="0"/>
             </w:pPr>
-            <w:hyperlink w:history="1" r:id="rId5nxpnk40spipotbr_2vas">
+            <w:hyperlink w:history="1" r:id="rIdfvgv3ffbngl3w334r26n9">
               <w:r>
                 <w:rPr>
                   <w:rFonts w:ascii="Arial" w:cs="Arial" w:eastAsia="Arial" w:hAnsi="Arial"/>
@@ -10764,7 +10764,7 @@
               <w:spacing w:after="10" w:before="0"/>
               <w:ind w:left="120"/>
             </w:pPr>
-            <w:hyperlink w:history="1" r:id="rId7gfjged-czrhknetoiok6">
+            <w:hyperlink w:history="1" r:id="rIdv50iloc4swgbzzlvudvnt">
               <w:r>
                 <w:rPr>
                   <w:rFonts w:ascii="Arial" w:cs="Arial" w:eastAsia="Arial" w:hAnsi="Arial"/>
@@ -11276,7 +11276,7 @@
         </w:rPr>
         <w:t xml:space="preserve">© 2026 SeaVuria and ARES. Aligned with KICD objectives. Developed by SeaVuria; technical implementation by ARES (with AI assistance from Claude). Licensed under </w:t>
       </w:r>
-      <w:hyperlink w:history="1" r:id="rIdg4wdshxzyvq6ou8lilxjy">
+      <w:hyperlink w:history="1" r:id="rIdpn_wnhujwvpo1b9h2s3wy">
         <w:r>
           <w:rPr>
             <w:rFonts w:ascii="Arial" w:cs="Arial" w:eastAsia="Arial" w:hAnsi="Arial"/>
@@ -11297,7 +11297,7 @@
         </w:rPr>
         <w:t xml:space="preserve"> (</w:t>
       </w:r>
-      <w:hyperlink w:history="1" r:id="rIdpk4c7qiu7alpeocl2ozo7">
+      <w:hyperlink w:history="1" r:id="rIdnanivwm0zz6p91ta1hacr">
         <w:r>
           <w:rPr>
             <w:rFonts w:ascii="Arial" w:cs="Arial" w:eastAsia="Arial" w:hAnsi="Arial"/>
@@ -12310,7 +12310,7 @@
             <w:pPr>
               <w:spacing w:after="20" w:before="0"/>
             </w:pPr>
-            <w:hyperlink w:history="1" r:id="rIdbd8jj8mid1nxz8csy_gd4">
+            <w:hyperlink w:history="1" r:id="rIdp9mjiem7bkyfhsa5la8m0">
               <w:r>
                 <w:rPr>
                   <w:rFonts w:ascii="Arial" w:cs="Arial" w:eastAsia="Arial" w:hAnsi="Arial"/>
@@ -12343,7 +12343,7 @@
               <w:spacing w:after="10" w:before="0"/>
               <w:ind w:left="120"/>
             </w:pPr>
-            <w:hyperlink w:history="1" r:id="rId7prpluic9q7s6czln450b">
+            <w:hyperlink w:history="1" r:id="rIdgl5acsa4fxfaidw8hamxz">
               <w:r>
                 <w:rPr>
                   <w:rFonts w:ascii="Arial" w:cs="Arial" w:eastAsia="Arial" w:hAnsi="Arial"/>
@@ -12388,7 +12388,7 @@
             <w:pPr>
               <w:spacing w:after="20" w:before="0"/>
             </w:pPr>
-            <w:hyperlink w:history="1" r:id="rIdo_5sjupsrotgnv7qq35kz">
+            <w:hyperlink w:history="1" r:id="rIdfralnfqho7kvsggr1yl_f">
               <w:r>
                 <w:rPr>
                   <w:rFonts w:ascii="Arial" w:cs="Arial" w:eastAsia="Arial" w:hAnsi="Arial"/>
@@ -12421,7 +12421,7 @@
               <w:spacing w:after="10" w:before="0"/>
               <w:ind w:left="120"/>
             </w:pPr>
-            <w:hyperlink w:history="1" r:id="rIdbmxwbtmh4bymzuctm3dza">
+            <w:hyperlink w:history="1" r:id="rIdswmptm1qhus8a_dwg8yjd">
               <w:r>
                 <w:rPr>
                   <w:rFonts w:ascii="Arial" w:cs="Arial" w:eastAsia="Arial" w:hAnsi="Arial"/>
@@ -12616,7 +12616,7 @@
             <w:pPr>
               <w:spacing w:after="20" w:before="0"/>
             </w:pPr>
-            <w:hyperlink w:history="1" r:id="rIdh2cxdp1q0blael9v6cgwb">
+            <w:hyperlink w:history="1" r:id="rIdwjekv0xzxzz8anrpeqxy-">
               <w:r>
                 <w:rPr>
                   <w:rFonts w:ascii="Arial" w:cs="Arial" w:eastAsia="Arial" w:hAnsi="Arial"/>
@@ -12649,7 +12649,7 @@
               <w:spacing w:after="10" w:before="0"/>
               <w:ind w:left="120"/>
             </w:pPr>
-            <w:hyperlink w:history="1" r:id="rId82ihfxn9bgijfqkd5dupt">
+            <w:hyperlink w:history="1" r:id="rIdp-090vx3a5y850one9bj3">
               <w:r>
                 <w:rPr>
                   <w:rFonts w:ascii="Arial" w:cs="Arial" w:eastAsia="Arial" w:hAnsi="Arial"/>
@@ -12694,7 +12694,7 @@
             <w:pPr>
               <w:spacing w:after="20" w:before="0"/>
             </w:pPr>
-            <w:hyperlink w:history="1" r:id="rIdobwu2gpvay0mg-onxq74v">
+            <w:hyperlink w:history="1" r:id="rIdzgoeihd_ijjrfizbk-029">
               <w:r>
                 <w:rPr>
                   <w:rFonts w:ascii="Arial" w:cs="Arial" w:eastAsia="Arial" w:hAnsi="Arial"/>
@@ -12727,7 +12727,7 @@
               <w:spacing w:after="10" w:before="0"/>
               <w:ind w:left="120"/>
             </w:pPr>
-            <w:hyperlink w:history="1" r:id="rIdce3jadnceu04gf0gkp8uj">
+            <w:hyperlink w:history="1" r:id="rIdgvhne4vocdveosp19nvrr">
               <w:r>
                 <w:rPr>
                   <w:rFonts w:ascii="Arial" w:cs="Arial" w:eastAsia="Arial" w:hAnsi="Arial"/>
@@ -12998,7 +12998,7 @@
             <w:pPr>
               <w:spacing w:after="20" w:before="0"/>
             </w:pPr>
-            <w:hyperlink w:history="1" r:id="rIdj4owdvzjky0lemmbdiser">
+            <w:hyperlink w:history="1" r:id="rIdt3kk5b5dntg_txpdwmrj9">
               <w:r>
                 <w:rPr>
                   <w:rFonts w:ascii="Arial" w:cs="Arial" w:eastAsia="Arial" w:hAnsi="Arial"/>
@@ -13031,7 +13031,7 @@
               <w:spacing w:after="10" w:before="0"/>
               <w:ind w:left="120"/>
             </w:pPr>
-            <w:hyperlink w:history="1" r:id="rIdqrja9h1msfcu1ukxkof3o">
+            <w:hyperlink w:history="1" r:id="rId0bx-bsgvxxpuxkt3bq555">
               <w:r>
                 <w:rPr>
                   <w:rFonts w:ascii="Arial" w:cs="Arial" w:eastAsia="Arial" w:hAnsi="Arial"/>
@@ -13076,7 +13076,7 @@
             <w:pPr>
               <w:spacing w:after="20" w:before="0"/>
             </w:pPr>
-            <w:hyperlink w:history="1" r:id="rIdpl1tfmsyb0lwsxczyzm_n">
+            <w:hyperlink w:history="1" r:id="rIdg-2gtiusmjgm04vfvierp">
               <w:r>
                 <w:rPr>
                   <w:rFonts w:ascii="Arial" w:cs="Arial" w:eastAsia="Arial" w:hAnsi="Arial"/>
@@ -13109,7 +13109,7 @@
               <w:spacing w:after="10" w:before="0"/>
               <w:ind w:left="120"/>
             </w:pPr>
-            <w:hyperlink w:history="1" r:id="rIddsd6niktf5qnjtsyannn5">
+            <w:hyperlink w:history="1" r:id="rIdcufi_c4smsbjhc7d53wkz">
               <w:r>
                 <w:rPr>
                   <w:rFonts w:ascii="Arial" w:cs="Arial" w:eastAsia="Arial" w:hAnsi="Arial"/>
@@ -13456,7 +13456,7 @@
             <w:pPr>
               <w:spacing w:after="20" w:before="0"/>
             </w:pPr>
-            <w:hyperlink w:history="1" r:id="rIdaezzkxkjkhte2mpmmr-yk">
+            <w:hyperlink w:history="1" r:id="rIdbvxcefqoa2shlbytricpg">
               <w:r>
                 <w:rPr>
                   <w:rFonts w:ascii="Arial" w:cs="Arial" w:eastAsia="Arial" w:hAnsi="Arial"/>
@@ -13489,7 +13489,7 @@
               <w:spacing w:after="10" w:before="0"/>
               <w:ind w:left="120"/>
             </w:pPr>
-            <w:hyperlink w:history="1" r:id="rIdkbig4okonsb_00ukjn4pf">
+            <w:hyperlink w:history="1" r:id="rIdjassuyjc8gc5nrnco0gi9">
               <w:r>
                 <w:rPr>
                   <w:rFonts w:ascii="Arial" w:cs="Arial" w:eastAsia="Arial" w:hAnsi="Arial"/>
@@ -13534,7 +13534,7 @@
             <w:pPr>
               <w:spacing w:after="20" w:before="0"/>
             </w:pPr>
-            <w:hyperlink w:history="1" r:id="rIdmnghn7w3_yjdqrxhrme7d">
+            <w:hyperlink w:history="1" r:id="rId7thdqw2tiremhh-1indr8">
               <w:r>
                 <w:rPr>
                   <w:rFonts w:ascii="Arial" w:cs="Arial" w:eastAsia="Arial" w:hAnsi="Arial"/>
@@ -13567,7 +13567,7 @@
               <w:spacing w:after="10" w:before="0"/>
               <w:ind w:left="120"/>
             </w:pPr>
-            <w:hyperlink w:history="1" r:id="rId0dmhwy8e9esk_czavcwdb">
+            <w:hyperlink w:history="1" r:id="rId__2hkj9ujqa0rcyr4yl3h">
               <w:r>
                 <w:rPr>
                   <w:rFonts w:ascii="Arial" w:cs="Arial" w:eastAsia="Arial" w:hAnsi="Arial"/>
@@ -13762,7 +13762,7 @@
             <w:pPr>
               <w:spacing w:after="20" w:before="0"/>
             </w:pPr>
-            <w:hyperlink w:history="1" r:id="rId6v4_5grsdttczh-rvtt_u">
+            <w:hyperlink w:history="1" r:id="rIdgtl_znwpxlthafslpsold">
               <w:r>
                 <w:rPr>
                   <w:rFonts w:ascii="Arial" w:cs="Arial" w:eastAsia="Arial" w:hAnsi="Arial"/>
@@ -13795,7 +13795,7 @@
               <w:spacing w:after="10" w:before="0"/>
               <w:ind w:left="120"/>
             </w:pPr>
-            <w:hyperlink w:history="1" r:id="rIdxccmtrm50whhlyqao6m6n">
+            <w:hyperlink w:history="1" r:id="rIdxmrbuczdiprujfnsru-ll">
               <w:r>
                 <w:rPr>
                   <w:rFonts w:ascii="Arial" w:cs="Arial" w:eastAsia="Arial" w:hAnsi="Arial"/>
@@ -13840,7 +13840,7 @@
             <w:pPr>
               <w:spacing w:after="20" w:before="0"/>
             </w:pPr>
-            <w:hyperlink w:history="1" r:id="rIde08nv2i0ij3n0tmne3jo5">
+            <w:hyperlink w:history="1" r:id="rIdwna_dyhdmkgzwdcddn9dc">
               <w:r>
                 <w:rPr>
                   <w:rFonts w:ascii="Arial" w:cs="Arial" w:eastAsia="Arial" w:hAnsi="Arial"/>
@@ -13873,7 +13873,7 @@
               <w:spacing w:after="10" w:before="0"/>
               <w:ind w:left="120"/>
             </w:pPr>
-            <w:hyperlink w:history="1" r:id="rIdrqtpkmjwjm9bf5d0crukk">
+            <w:hyperlink w:history="1" r:id="rId_4c9idk7hd8u96ddvy_h6">
               <w:r>
                 <w:rPr>
                   <w:rFonts w:ascii="Arial" w:cs="Arial" w:eastAsia="Arial" w:hAnsi="Arial"/>
@@ -14385,7 +14385,7 @@
         </w:rPr>
         <w:t xml:space="preserve">© 2026 SeaVuria and ARES. Aligned with KICD objectives. Developed by SeaVuria; technical implementation by ARES (with AI assistance from Claude). Licensed under </w:t>
       </w:r>
-      <w:hyperlink w:history="1" r:id="rIdk14cpdzh63hh2kd96shmw">
+      <w:hyperlink w:history="1" r:id="rIdz6dr_vzhyaitdtf-tfpk0">
         <w:r>
           <w:rPr>
             <w:rFonts w:ascii="Arial" w:cs="Arial" w:eastAsia="Arial" w:hAnsi="Arial"/>
@@ -14406,7 +14406,7 @@
         </w:rPr>
         <w:t xml:space="preserve"> (</w:t>
       </w:r>
-      <w:hyperlink w:history="1" r:id="rIdqkwhihmooropdti9qghty">
+      <w:hyperlink w:history="1" r:id="rIdfr01a3-vfqixh56j0xsoz">
         <w:r>
           <w:rPr>
             <w:rFonts w:ascii="Arial" w:cs="Arial" w:eastAsia="Arial" w:hAnsi="Arial"/>
@@ -15419,7 +15419,7 @@
             <w:pPr>
               <w:spacing w:after="20" w:before="0"/>
             </w:pPr>
-            <w:hyperlink w:history="1" r:id="rIdjpike9z-sfc2day4e1nro">
+            <w:hyperlink w:history="1" r:id="rIdze6qwv5u9vgh6uk-kk3js">
               <w:r>
                 <w:rPr>
                   <w:rFonts w:ascii="Arial" w:cs="Arial" w:eastAsia="Arial" w:hAnsi="Arial"/>
@@ -15452,7 +15452,7 @@
               <w:spacing w:after="10" w:before="0"/>
               <w:ind w:left="120"/>
             </w:pPr>
-            <w:hyperlink w:history="1" r:id="rIdeqlqcc1m_drd7mu_baz7y">
+            <w:hyperlink w:history="1" r:id="rIdyuawxuyimmreyxhy-_4_q">
               <w:r>
                 <w:rPr>
                   <w:rFonts w:ascii="Arial" w:cs="Arial" w:eastAsia="Arial" w:hAnsi="Arial"/>
@@ -15497,7 +15497,7 @@
             <w:pPr>
               <w:spacing w:after="20" w:before="0"/>
             </w:pPr>
-            <w:hyperlink w:history="1" r:id="rIdr9cpzopygdsmi-dgjgu4l">
+            <w:hyperlink w:history="1" r:id="rIdvdddtkk1pm5ttltvlsx0e">
               <w:r>
                 <w:rPr>
                   <w:rFonts w:ascii="Arial" w:cs="Arial" w:eastAsia="Arial" w:hAnsi="Arial"/>
@@ -15530,7 +15530,7 @@
               <w:spacing w:after="10" w:before="0"/>
               <w:ind w:left="120"/>
             </w:pPr>
-            <w:hyperlink w:history="1" r:id="rIduu1vlgg32vr9wvczzdicw">
+            <w:hyperlink w:history="1" r:id="rId0sllwxj-ck_zcihpp1vxx">
               <w:r>
                 <w:rPr>
                   <w:rFonts w:ascii="Arial" w:cs="Arial" w:eastAsia="Arial" w:hAnsi="Arial"/>
@@ -15725,7 +15725,7 @@
             <w:pPr>
               <w:spacing w:after="20" w:before="0"/>
             </w:pPr>
-            <w:hyperlink w:history="1" r:id="rIdezj7_0wsszxp4em38hpk0">
+            <w:hyperlink w:history="1" r:id="rIdvrkrf-u9spo7mm7nynerp">
               <w:r>
                 <w:rPr>
                   <w:rFonts w:ascii="Arial" w:cs="Arial" w:eastAsia="Arial" w:hAnsi="Arial"/>
@@ -15758,7 +15758,7 @@
               <w:spacing w:after="10" w:before="0"/>
               <w:ind w:left="120"/>
             </w:pPr>
-            <w:hyperlink w:history="1" r:id="rId9sdawtai1b4s2ptnvpxas">
+            <w:hyperlink w:history="1" r:id="rId8_ocxuirpysd62l8goijt">
               <w:r>
                 <w:rPr>
                   <w:rFonts w:ascii="Arial" w:cs="Arial" w:eastAsia="Arial" w:hAnsi="Arial"/>
@@ -15803,7 +15803,7 @@
             <w:pPr>
               <w:spacing w:after="20" w:before="0"/>
             </w:pPr>
-            <w:hyperlink w:history="1" r:id="rIdureh1ok8aotbij34pjr9r">
+            <w:hyperlink w:history="1" r:id="rIddxn-vjhwguqjrukxpcxuk">
               <w:r>
                 <w:rPr>
                   <w:rFonts w:ascii="Arial" w:cs="Arial" w:eastAsia="Arial" w:hAnsi="Arial"/>
@@ -15836,7 +15836,7 @@
               <w:spacing w:after="10" w:before="0"/>
               <w:ind w:left="120"/>
             </w:pPr>
-            <w:hyperlink w:history="1" r:id="rIdwuwjchgzu1arzkwbghjsg">
+            <w:hyperlink w:history="1" r:id="rIdpmayhr9yk43pk0k740ixz">
               <w:r>
                 <w:rPr>
                   <w:rFonts w:ascii="Arial" w:cs="Arial" w:eastAsia="Arial" w:hAnsi="Arial"/>
@@ -16031,7 +16031,7 @@
             <w:pPr>
               <w:spacing w:after="20" w:before="0"/>
             </w:pPr>
-            <w:hyperlink w:history="1" r:id="rId8hayma3snknk2yhkeq3tz">
+            <w:hyperlink w:history="1" r:id="rIdxozda3c7hjpp8zqrxv-v-">
               <w:r>
                 <w:rPr>
                   <w:rFonts w:ascii="Arial" w:cs="Arial" w:eastAsia="Arial" w:hAnsi="Arial"/>
@@ -16064,7 +16064,7 @@
               <w:spacing w:after="10" w:before="0"/>
               <w:ind w:left="120"/>
             </w:pPr>
-            <w:hyperlink w:history="1" r:id="rId5rcolfcx2fmwpdvgdcvr3">
+            <w:hyperlink w:history="1" r:id="rIdn5akwrltrma-jcfj8lxmj">
               <w:r>
                 <w:rPr>
                   <w:rFonts w:ascii="Arial" w:cs="Arial" w:eastAsia="Arial" w:hAnsi="Arial"/>
@@ -16109,7 +16109,7 @@
             <w:pPr>
               <w:spacing w:after="20" w:before="0"/>
             </w:pPr>
-            <w:hyperlink w:history="1" r:id="rId2fotzt_nndtslrqb_trlu">
+            <w:hyperlink w:history="1" r:id="rIde3r69yd497tlziz2mrpfz">
               <w:r>
                 <w:rPr>
                   <w:rFonts w:ascii="Arial" w:cs="Arial" w:eastAsia="Arial" w:hAnsi="Arial"/>
@@ -16142,7 +16142,7 @@
               <w:spacing w:after="10" w:before="0"/>
               <w:ind w:left="120"/>
             </w:pPr>
-            <w:hyperlink w:history="1" r:id="rIdd2vkdgw8v-diyvcefma0_">
+            <w:hyperlink w:history="1" r:id="rIdaumjjfksmdlnrxpyn8znp">
               <w:r>
                 <w:rPr>
                   <w:rFonts w:ascii="Arial" w:cs="Arial" w:eastAsia="Arial" w:hAnsi="Arial"/>
@@ -16337,7 +16337,7 @@
             <w:pPr>
               <w:spacing w:after="20" w:before="0"/>
             </w:pPr>
-            <w:hyperlink w:history="1" r:id="rId-rvt-iqra71nsyhb0q6cg">
+            <w:hyperlink w:history="1" r:id="rIda8p8xz_sp_vevzbeeyf4q">
               <w:r>
                 <w:rPr>
                   <w:rFonts w:ascii="Arial" w:cs="Arial" w:eastAsia="Arial" w:hAnsi="Arial"/>
@@ -16370,7 +16370,7 @@
               <w:spacing w:after="10" w:before="0"/>
               <w:ind w:left="120"/>
             </w:pPr>
-            <w:hyperlink w:history="1" r:id="rIdbbudaq8bhdarthntetzqz">
+            <w:hyperlink w:history="1" r:id="rIdvsmddbggavlw1de0oq_xn">
               <w:r>
                 <w:rPr>
                   <w:rFonts w:ascii="Arial" w:cs="Arial" w:eastAsia="Arial" w:hAnsi="Arial"/>
@@ -16415,7 +16415,7 @@
             <w:pPr>
               <w:spacing w:after="20" w:before="0"/>
             </w:pPr>
-            <w:hyperlink w:history="1" r:id="rIdmfbdsi1ywokbjbhjroffs">
+            <w:hyperlink w:history="1" r:id="rId6qawto0_z9kd24_zzszpu">
               <w:r>
                 <w:rPr>
                   <w:rFonts w:ascii="Arial" w:cs="Arial" w:eastAsia="Arial" w:hAnsi="Arial"/>
@@ -16448,7 +16448,7 @@
               <w:spacing w:after="10" w:before="0"/>
               <w:ind w:left="120"/>
             </w:pPr>
-            <w:hyperlink w:history="1" r:id="rIdbwlgfhv0-_iwao7r9k1na">
+            <w:hyperlink w:history="1" r:id="rIdqranvtmkf1rkpqkxtjyq5">
               <w:r>
                 <w:rPr>
                   <w:rFonts w:ascii="Arial" w:cs="Arial" w:eastAsia="Arial" w:hAnsi="Arial"/>
@@ -16643,7 +16643,7 @@
             <w:pPr>
               <w:spacing w:after="20" w:before="0"/>
             </w:pPr>
-            <w:hyperlink w:history="1" r:id="rId7iduu2hbqspukdtg6sqca">
+            <w:hyperlink w:history="1" r:id="rIdpq1qchxyc3ygszf8z-bje">
               <w:r>
                 <w:rPr>
                   <w:rFonts w:ascii="Arial" w:cs="Arial" w:eastAsia="Arial" w:hAnsi="Arial"/>
@@ -16676,7 +16676,7 @@
               <w:spacing w:after="10" w:before="0"/>
               <w:ind w:left="120"/>
             </w:pPr>
-            <w:hyperlink w:history="1" r:id="rId9rqfadxrc5o6aa58mjuss">
+            <w:hyperlink w:history="1" r:id="rIdalgmnrurjmukskri-mwyh">
               <w:r>
                 <w:rPr>
                   <w:rFonts w:ascii="Arial" w:cs="Arial" w:eastAsia="Arial" w:hAnsi="Arial"/>
@@ -16721,7 +16721,7 @@
             <w:pPr>
               <w:spacing w:after="20" w:before="0"/>
             </w:pPr>
-            <w:hyperlink w:history="1" r:id="rIdupnbdq5lxahufobckkgmk">
+            <w:hyperlink w:history="1" r:id="rIdzlpwkgf5etyda1w1mogam">
               <w:r>
                 <w:rPr>
                   <w:rFonts w:ascii="Arial" w:cs="Arial" w:eastAsia="Arial" w:hAnsi="Arial"/>
@@ -16754,7 +16754,7 @@
               <w:spacing w:after="10" w:before="0"/>
               <w:ind w:left="120"/>
             </w:pPr>
-            <w:hyperlink w:history="1" r:id="rIdebbcvw4mpr6-y5ab_b0hr">
+            <w:hyperlink w:history="1" r:id="rIdgil-om1-8wvufsvqwfqko">
               <w:r>
                 <w:rPr>
                   <w:rFonts w:ascii="Arial" w:cs="Arial" w:eastAsia="Arial" w:hAnsi="Arial"/>
@@ -17361,7 +17361,7 @@
         </w:rPr>
         <w:t xml:space="preserve">© 2026 SeaVuria and ARES. Aligned with KICD objectives. Developed by SeaVuria; technical implementation by ARES (with AI assistance from Claude). Licensed under </w:t>
       </w:r>
-      <w:hyperlink w:history="1" r:id="rIdhnbw840hthr0yydd3ft_-">
+      <w:hyperlink w:history="1" r:id="rIdqbnf6whke2xuq3vmvq-kl">
         <w:r>
           <w:rPr>
             <w:rFonts w:ascii="Arial" w:cs="Arial" w:eastAsia="Arial" w:hAnsi="Arial"/>
@@ -17382,7 +17382,7 @@
         </w:rPr>
         <w:t xml:space="preserve"> (</w:t>
       </w:r>
-      <w:hyperlink w:history="1" r:id="rIdbunwtb1vs1xwuchxjusg_">
+      <w:hyperlink w:history="1" r:id="rIdycawrwk-pv-hae2emuaf7">
         <w:r>
           <w:rPr>
             <w:rFonts w:ascii="Arial" w:cs="Arial" w:eastAsia="Arial" w:hAnsi="Arial"/>
@@ -18395,7 +18395,7 @@
             <w:pPr>
               <w:spacing w:after="20" w:before="0"/>
             </w:pPr>
-            <w:hyperlink w:history="1" r:id="rIdxfzlhmqjsumrnf8s68at-">
+            <w:hyperlink w:history="1" r:id="rIdopqp2-xge9i1fkxiwfk-t">
               <w:r>
                 <w:rPr>
                   <w:rFonts w:ascii="Arial" w:cs="Arial" w:eastAsia="Arial" w:hAnsi="Arial"/>
@@ -18428,7 +18428,7 @@
               <w:spacing w:after="10" w:before="0"/>
               <w:ind w:left="120"/>
             </w:pPr>
-            <w:hyperlink w:history="1" r:id="rIdfltsklcfjjesnsx3ilksh">
+            <w:hyperlink w:history="1" r:id="rIdl8b75vwlupdbhldjeqcqg">
               <w:r>
                 <w:rPr>
                   <w:rFonts w:ascii="Arial" w:cs="Arial" w:eastAsia="Arial" w:hAnsi="Arial"/>
@@ -18473,7 +18473,7 @@
             <w:pPr>
               <w:spacing w:after="20" w:before="0"/>
             </w:pPr>
-            <w:hyperlink w:history="1" r:id="rId7uuoe6aoys7-o87t2qvrq">
+            <w:hyperlink w:history="1" r:id="rIdcpa7w7dmjj7jqwa5uv4rv">
               <w:r>
                 <w:rPr>
                   <w:rFonts w:ascii="Arial" w:cs="Arial" w:eastAsia="Arial" w:hAnsi="Arial"/>
@@ -18506,7 +18506,7 @@
               <w:spacing w:after="10" w:before="0"/>
               <w:ind w:left="120"/>
             </w:pPr>
-            <w:hyperlink w:history="1" r:id="rIdigbizjgvswii5wlqfxqx-">
+            <w:hyperlink w:history="1" r:id="rId1a6wdni2tsk41qchg7bpi">
               <w:r>
                 <w:rPr>
                   <w:rFonts w:ascii="Arial" w:cs="Arial" w:eastAsia="Arial" w:hAnsi="Arial"/>
@@ -18701,7 +18701,7 @@
             <w:pPr>
               <w:spacing w:after="20" w:before="0"/>
             </w:pPr>
-            <w:hyperlink w:history="1" r:id="rIdph5qqloek9zonu1gw1dgi">
+            <w:hyperlink w:history="1" r:id="rId9gp6mycqetoiy1zk_sdyy">
               <w:r>
                 <w:rPr>
                   <w:rFonts w:ascii="Arial" w:cs="Arial" w:eastAsia="Arial" w:hAnsi="Arial"/>
@@ -18734,7 +18734,7 @@
               <w:spacing w:after="10" w:before="0"/>
               <w:ind w:left="120"/>
             </w:pPr>
-            <w:hyperlink w:history="1" r:id="rId-gns_-acjyljmlu721upy">
+            <w:hyperlink w:history="1" r:id="rIdthe2u7ne6bc08evllk_n-">
               <w:r>
                 <w:rPr>
                   <w:rFonts w:ascii="Arial" w:cs="Arial" w:eastAsia="Arial" w:hAnsi="Arial"/>
@@ -18779,7 +18779,7 @@
             <w:pPr>
               <w:spacing w:after="20" w:before="0"/>
             </w:pPr>
-            <w:hyperlink w:history="1" r:id="rIdp0rvto77lrqcbmhse_rl6">
+            <w:hyperlink w:history="1" r:id="rIdurhkiq_leuswynwsziuxg">
               <w:r>
                 <w:rPr>
                   <w:rFonts w:ascii="Arial" w:cs="Arial" w:eastAsia="Arial" w:hAnsi="Arial"/>
@@ -18812,7 +18812,7 @@
               <w:spacing w:after="10" w:before="0"/>
               <w:ind w:left="120"/>
             </w:pPr>
-            <w:hyperlink w:history="1" r:id="rIdtqty5rfxbebuav4ydfckg">
+            <w:hyperlink w:history="1" r:id="rId2hzmotemx4ntwjc1hmkh3">
               <w:r>
                 <w:rPr>
                   <w:rFonts w:ascii="Arial" w:cs="Arial" w:eastAsia="Arial" w:hAnsi="Arial"/>
@@ -19159,7 +19159,7 @@
             <w:pPr>
               <w:spacing w:after="20" w:before="0"/>
             </w:pPr>
-            <w:hyperlink w:history="1" r:id="rIdi7ytpi9uyxzgkblsrum5t">
+            <w:hyperlink w:history="1" r:id="rId6p3nzf-lrghsiavo_h1yk">
               <w:r>
                 <w:rPr>
                   <w:rFonts w:ascii="Arial" w:cs="Arial" w:eastAsia="Arial" w:hAnsi="Arial"/>
@@ -19192,7 +19192,7 @@
               <w:spacing w:after="10" w:before="0"/>
               <w:ind w:left="120"/>
             </w:pPr>
-            <w:hyperlink w:history="1" r:id="rIdbiwinov11mcvavyadruow">
+            <w:hyperlink w:history="1" r:id="rId6mzcp3jm4n070uusynhsd">
               <w:r>
                 <w:rPr>
                   <w:rFonts w:ascii="Arial" w:cs="Arial" w:eastAsia="Arial" w:hAnsi="Arial"/>
@@ -19237,7 +19237,7 @@
             <w:pPr>
               <w:spacing w:after="20" w:before="0"/>
             </w:pPr>
-            <w:hyperlink w:history="1" r:id="rId-w0grvf2yba63o8iujscx">
+            <w:hyperlink w:history="1" r:id="rId8gshwjnkkmcnaczq5lso8">
               <w:r>
                 <w:rPr>
                   <w:rFonts w:ascii="Arial" w:cs="Arial" w:eastAsia="Arial" w:hAnsi="Arial"/>
@@ -19270,7 +19270,7 @@
               <w:spacing w:after="10" w:before="0"/>
               <w:ind w:left="120"/>
             </w:pPr>
-            <w:hyperlink w:history="1" r:id="rIdwmp_p6mqi0y9xamevq6j9">
+            <w:hyperlink w:history="1" r:id="rIdbuyrmnn1lun7vdrkrk5sz">
               <w:r>
                 <w:rPr>
                   <w:rFonts w:ascii="Arial" w:cs="Arial" w:eastAsia="Arial" w:hAnsi="Arial"/>
@@ -19617,7 +19617,7 @@
             <w:pPr>
               <w:spacing w:after="20" w:before="0"/>
             </w:pPr>
-            <w:hyperlink w:history="1" r:id="rIdrg5-pniurajgccbk5tke1">
+            <w:hyperlink w:history="1" r:id="rIdrcfeynx03fenaisz3yoct">
               <w:r>
                 <w:rPr>
                   <w:rFonts w:ascii="Arial" w:cs="Arial" w:eastAsia="Arial" w:hAnsi="Arial"/>
@@ -19650,7 +19650,7 @@
               <w:spacing w:after="10" w:before="0"/>
               <w:ind w:left="120"/>
             </w:pPr>
-            <w:hyperlink w:history="1" r:id="rIdgecjel8stg5lxo5nmzcj0">
+            <w:hyperlink w:history="1" r:id="rIdglw2tnresn0qh6sp67xyx">
               <w:r>
                 <w:rPr>
                   <w:rFonts w:ascii="Arial" w:cs="Arial" w:eastAsia="Arial" w:hAnsi="Arial"/>
@@ -19695,7 +19695,7 @@
             <w:pPr>
               <w:spacing w:after="20" w:before="0"/>
             </w:pPr>
-            <w:hyperlink w:history="1" r:id="rId10hsn7zy58asefyusq_fm">
+            <w:hyperlink w:history="1" r:id="rIdjqczz3mltgldhrkpwmrm4">
               <w:r>
                 <w:rPr>
                   <w:rFonts w:ascii="Arial" w:cs="Arial" w:eastAsia="Arial" w:hAnsi="Arial"/>
@@ -19728,7 +19728,7 @@
               <w:spacing w:after="10" w:before="0"/>
               <w:ind w:left="120"/>
             </w:pPr>
-            <w:hyperlink w:history="1" r:id="rIdrj1tqvnjhjgm6rbhnurqj">
+            <w:hyperlink w:history="1" r:id="rIdcnty8rhy52ybcf7n1bk2i">
               <w:r>
                 <w:rPr>
                   <w:rFonts w:ascii="Arial" w:cs="Arial" w:eastAsia="Arial" w:hAnsi="Arial"/>
@@ -19923,7 +19923,7 @@
             <w:pPr>
               <w:spacing w:after="20" w:before="0"/>
             </w:pPr>
-            <w:hyperlink w:history="1" r:id="rIde1wztoukevpg3ht7ztiqt">
+            <w:hyperlink w:history="1" r:id="rId5aa6mbb66fc5xikni2nw6">
               <w:r>
                 <w:rPr>
                   <w:rFonts w:ascii="Arial" w:cs="Arial" w:eastAsia="Arial" w:hAnsi="Arial"/>
@@ -19956,7 +19956,7 @@
               <w:spacing w:after="10" w:before="0"/>
               <w:ind w:left="120"/>
             </w:pPr>
-            <w:hyperlink w:history="1" r:id="rIdnjt-qcum6-xtwzeuiabo2">
+            <w:hyperlink w:history="1" r:id="rIdk7qwcuu7vk0vtpie_jpih">
               <w:r>
                 <w:rPr>
                   <w:rFonts w:ascii="Arial" w:cs="Arial" w:eastAsia="Arial" w:hAnsi="Arial"/>
@@ -20001,7 +20001,7 @@
             <w:pPr>
               <w:spacing w:after="20" w:before="0"/>
             </w:pPr>
-            <w:hyperlink w:history="1" r:id="rIdf8gp1rhn3m42tafdx6-xr">
+            <w:hyperlink w:history="1" r:id="rIdxdtkrytclujgjvyhlr_mr">
               <w:r>
                 <w:rPr>
                   <w:rFonts w:ascii="Arial" w:cs="Arial" w:eastAsia="Arial" w:hAnsi="Arial"/>
@@ -20034,7 +20034,7 @@
               <w:spacing w:after="10" w:before="0"/>
               <w:ind w:left="120"/>
             </w:pPr>
-            <w:hyperlink w:history="1" r:id="rIdl3xb2kep7cf87hrkqoclp">
+            <w:hyperlink w:history="1" r:id="rId28f7nakaipxjeersstymi">
               <w:r>
                 <w:rPr>
                   <w:rFonts w:ascii="Arial" w:cs="Arial" w:eastAsia="Arial" w:hAnsi="Arial"/>
@@ -20736,7 +20736,7 @@
         </w:rPr>
         <w:t xml:space="preserve">© 2026 SeaVuria and ARES. Aligned with KICD objectives. Developed by SeaVuria; technical implementation by ARES (with AI assistance from Claude). Licensed under </w:t>
       </w:r>
-      <w:hyperlink w:history="1" r:id="rIdcgqmlygtnbwcmrdhcjc8m">
+      <w:hyperlink w:history="1" r:id="rIdyjf38dtxsh_clezhzcja4">
         <w:r>
           <w:rPr>
             <w:rFonts w:ascii="Arial" w:cs="Arial" w:eastAsia="Arial" w:hAnsi="Arial"/>
@@ -20757,7 +20757,7 @@
         </w:rPr>
         <w:t xml:space="preserve"> (</w:t>
       </w:r>
-      <w:hyperlink w:history="1" r:id="rIdjdyvrykswzxmvfjd2yupr">
+      <w:hyperlink w:history="1" r:id="rIdb_al8l0ify8wte-tzq5l4">
         <w:r>
           <w:rPr>
             <w:rFonts w:ascii="Arial" w:cs="Arial" w:eastAsia="Arial" w:hAnsi="Arial"/>
@@ -21770,7 +21770,7 @@
             <w:pPr>
               <w:spacing w:after="20" w:before="0"/>
             </w:pPr>
-            <w:hyperlink w:history="1" r:id="rIdvzxoz4bjkkx1sjnxuajkx">
+            <w:hyperlink w:history="1" r:id="rIdfeha-gtvrz1wtmwivvu8e">
               <w:r>
                 <w:rPr>
                   <w:rFonts w:ascii="Arial" w:cs="Arial" w:eastAsia="Arial" w:hAnsi="Arial"/>
@@ -21803,7 +21803,7 @@
               <w:spacing w:after="10" w:before="0"/>
               <w:ind w:left="120"/>
             </w:pPr>
-            <w:hyperlink w:history="1" r:id="rIdsf-hsijujxfhhnriz28fu">
+            <w:hyperlink w:history="1" r:id="rIdisdufv0tbvvgchan9jmqd">
               <w:r>
                 <w:rPr>
                   <w:rFonts w:ascii="Arial" w:cs="Arial" w:eastAsia="Arial" w:hAnsi="Arial"/>
@@ -21848,7 +21848,7 @@
             <w:pPr>
               <w:spacing w:after="20" w:before="0"/>
             </w:pPr>
-            <w:hyperlink w:history="1" r:id="rId24znuljqpxowsqtacepfo">
+            <w:hyperlink w:history="1" r:id="rId2_kzfx-ylvl5ooorh7rfk">
               <w:r>
                 <w:rPr>
                   <w:rFonts w:ascii="Arial" w:cs="Arial" w:eastAsia="Arial" w:hAnsi="Arial"/>
@@ -21881,7 +21881,7 @@
               <w:spacing w:after="10" w:before="0"/>
               <w:ind w:left="120"/>
             </w:pPr>
-            <w:hyperlink w:history="1" r:id="rId10layu8iymky8tmnq3uzy">
+            <w:hyperlink w:history="1" r:id="rIdzzn6w-kjfgznvcsispmkb">
               <w:r>
                 <w:rPr>
                   <w:rFonts w:ascii="Arial" w:cs="Arial" w:eastAsia="Arial" w:hAnsi="Arial"/>
@@ -22076,7 +22076,7 @@
             <w:pPr>
               <w:spacing w:after="20" w:before="0"/>
             </w:pPr>
-            <w:hyperlink w:history="1" r:id="rIdlqqplzau8cxgsdvqtlo3z">
+            <w:hyperlink w:history="1" r:id="rIdl-0opdagh1k5jqxhbz3kf">
               <w:r>
                 <w:rPr>
                   <w:rFonts w:ascii="Arial" w:cs="Arial" w:eastAsia="Arial" w:hAnsi="Arial"/>
@@ -22109,7 +22109,7 @@
               <w:spacing w:after="10" w:before="0"/>
               <w:ind w:left="120"/>
             </w:pPr>
-            <w:hyperlink w:history="1" r:id="rId8cxtjqgqyck2itg3nnnnh">
+            <w:hyperlink w:history="1" r:id="rIdjpq8p0wv_6zyb12dfxtpq">
               <w:r>
                 <w:rPr>
                   <w:rFonts w:ascii="Arial" w:cs="Arial" w:eastAsia="Arial" w:hAnsi="Arial"/>
@@ -22154,7 +22154,7 @@
             <w:pPr>
               <w:spacing w:after="20" w:before="0"/>
             </w:pPr>
-            <w:hyperlink w:history="1" r:id="rIdvqzowkudnwdqbmwpnfdt_">
+            <w:hyperlink w:history="1" r:id="rIdca3kz7aterrfrfijhmw8k">
               <w:r>
                 <w:rPr>
                   <w:rFonts w:ascii="Arial" w:cs="Arial" w:eastAsia="Arial" w:hAnsi="Arial"/>
@@ -22187,7 +22187,7 @@
               <w:spacing w:after="10" w:before="0"/>
               <w:ind w:left="120"/>
             </w:pPr>
-            <w:hyperlink w:history="1" r:id="rIdfamh243bozt_qhdmamnhc">
+            <w:hyperlink w:history="1" r:id="rId0b-kixju7ashtwlx590qd">
               <w:r>
                 <w:rPr>
                   <w:rFonts w:ascii="Arial" w:cs="Arial" w:eastAsia="Arial" w:hAnsi="Arial"/>
@@ -22534,7 +22534,7 @@
             <w:pPr>
               <w:spacing w:after="20" w:before="0"/>
             </w:pPr>
-            <w:hyperlink w:history="1" r:id="rIdub1ky-hqkzuel3b-d6xco">
+            <w:hyperlink w:history="1" r:id="rIdzj6_uqnjlncj25py0ckhw">
               <w:r>
                 <w:rPr>
                   <w:rFonts w:ascii="Arial" w:cs="Arial" w:eastAsia="Arial" w:hAnsi="Arial"/>
@@ -22567,7 +22567,7 @@
               <w:spacing w:after="10" w:before="0"/>
               <w:ind w:left="120"/>
             </w:pPr>
-            <w:hyperlink w:history="1" r:id="rIddexlbfvshrx56c2o_vhqj">
+            <w:hyperlink w:history="1" r:id="rIdk1oxaaeztg8brukaamn7t">
               <w:r>
                 <w:rPr>
                   <w:rFonts w:ascii="Arial" w:cs="Arial" w:eastAsia="Arial" w:hAnsi="Arial"/>
@@ -22612,7 +22612,7 @@
             <w:pPr>
               <w:spacing w:after="20" w:before="0"/>
             </w:pPr>
-            <w:hyperlink w:history="1" r:id="rId-bd_i8bz_h66e1wjokyyu">
+            <w:hyperlink w:history="1" r:id="rIdpkj_jyzci_25norqwqlvv">
               <w:r>
                 <w:rPr>
                   <w:rFonts w:ascii="Arial" w:cs="Arial" w:eastAsia="Arial" w:hAnsi="Arial"/>
@@ -22645,7 +22645,7 @@
               <w:spacing w:after="10" w:before="0"/>
               <w:ind w:left="120"/>
             </w:pPr>
-            <w:hyperlink w:history="1" r:id="rIdzgza4tazaxi5pdng8_vpv">
+            <w:hyperlink w:history="1" r:id="rIdlcervkxdwd2cifgtfmcs0">
               <w:r>
                 <w:rPr>
                   <w:rFonts w:ascii="Arial" w:cs="Arial" w:eastAsia="Arial" w:hAnsi="Arial"/>
@@ -22916,7 +22916,7 @@
             <w:pPr>
               <w:spacing w:after="20" w:before="0"/>
             </w:pPr>
-            <w:hyperlink w:history="1" r:id="rId35x_8xo3anm1ytmd_gae5">
+            <w:hyperlink w:history="1" r:id="rIdky97kienwmpt9rl2plje7">
               <w:r>
                 <w:rPr>
                   <w:rFonts w:ascii="Arial" w:cs="Arial" w:eastAsia="Arial" w:hAnsi="Arial"/>
@@ -22949,7 +22949,7 @@
               <w:spacing w:after="10" w:before="0"/>
               <w:ind w:left="120"/>
             </w:pPr>
-            <w:hyperlink w:history="1" r:id="rIdxbik3o85vt_eg-bzhfzeb">
+            <w:hyperlink w:history="1" r:id="rIdlxqsfaak27igfamr4tkmy">
               <w:r>
                 <w:rPr>
                   <w:rFonts w:ascii="Arial" w:cs="Arial" w:eastAsia="Arial" w:hAnsi="Arial"/>
@@ -22994,7 +22994,7 @@
             <w:pPr>
               <w:spacing w:after="20" w:before="0"/>
             </w:pPr>
-            <w:hyperlink w:history="1" r:id="rIdzpriwiq_2snz7enb06bi-">
+            <w:hyperlink w:history="1" r:id="rIdrxss9nog0xsgvlxejzgym">
               <w:r>
                 <w:rPr>
                   <w:rFonts w:ascii="Arial" w:cs="Arial" w:eastAsia="Arial" w:hAnsi="Arial"/>
@@ -23027,7 +23027,7 @@
               <w:spacing w:after="10" w:before="0"/>
               <w:ind w:left="120"/>
             </w:pPr>
-            <w:hyperlink w:history="1" r:id="rIdlzbaimuocianwizxpgpg6">
+            <w:hyperlink w:history="1" r:id="rIdlekxseklfrxk7hsq3ctgq">
               <w:r>
                 <w:rPr>
                   <w:rFonts w:ascii="Arial" w:cs="Arial" w:eastAsia="Arial" w:hAnsi="Arial"/>
@@ -23222,7 +23222,7 @@
             <w:pPr>
               <w:spacing w:after="20" w:before="0"/>
             </w:pPr>
-            <w:hyperlink w:history="1" r:id="rIdoafglz93hgkgij7ts9v4a">
+            <w:hyperlink w:history="1" r:id="rIduhkh9jp0am1fnl8avqxiw">
               <w:r>
                 <w:rPr>
                   <w:rFonts w:ascii="Arial" w:cs="Arial" w:eastAsia="Arial" w:hAnsi="Arial"/>
@@ -23255,7 +23255,7 @@
               <w:spacing w:after="10" w:before="0"/>
               <w:ind w:left="120"/>
             </w:pPr>
-            <w:hyperlink w:history="1" r:id="rIdazhm3f-cw6pmq3loby5vo">
+            <w:hyperlink w:history="1" r:id="rIdnsfd5xznidcmwfs_tzjud">
               <w:r>
                 <w:rPr>
                   <w:rFonts w:ascii="Arial" w:cs="Arial" w:eastAsia="Arial" w:hAnsi="Arial"/>
@@ -23300,7 +23300,7 @@
             <w:pPr>
               <w:spacing w:after="20" w:before="0"/>
             </w:pPr>
-            <w:hyperlink w:history="1" r:id="rIdftviyd0qrhrrc4qzafgqh">
+            <w:hyperlink w:history="1" r:id="rIdrodpjafsntffamstnfean">
               <w:r>
                 <w:rPr>
                   <w:rFonts w:ascii="Arial" w:cs="Arial" w:eastAsia="Arial" w:hAnsi="Arial"/>
@@ -23333,7 +23333,7 @@
               <w:spacing w:after="10" w:before="0"/>
               <w:ind w:left="120"/>
             </w:pPr>
-            <w:hyperlink w:history="1" r:id="rIdz1s328jcmhud-bt01pt8u">
+            <w:hyperlink w:history="1" r:id="rIdhgrzgufbwibscpnh8emrb">
               <w:r>
                 <w:rPr>
                   <w:rFonts w:ascii="Arial" w:cs="Arial" w:eastAsia="Arial" w:hAnsi="Arial"/>
@@ -23997,7 +23997,7 @@
         </w:rPr>
         <w:t xml:space="preserve">© 2026 SeaVuria and ARES. Aligned with KICD objectives. Developed by SeaVuria; technical implementation by ARES (with AI assistance from Claude). Licensed under </w:t>
       </w:r>
-      <w:hyperlink w:history="1" r:id="rIdsnej-rm2g-ez3n5zkogag">
+      <w:hyperlink w:history="1" r:id="rIduj4ari45jz2o3lckmbonu">
         <w:r>
           <w:rPr>
             <w:rFonts w:ascii="Arial" w:cs="Arial" w:eastAsia="Arial" w:hAnsi="Arial"/>
@@ -24018,7 +24018,7 @@
         </w:rPr>
         <w:t xml:space="preserve"> (</w:t>
       </w:r>
-      <w:hyperlink w:history="1" r:id="rIdnm8l84fdenplvbpucj0vk">
+      <w:hyperlink w:history="1" r:id="rIdd9evxionbcorjkreolgb0">
         <w:r>
           <w:rPr>
             <w:rFonts w:ascii="Arial" w:cs="Arial" w:eastAsia="Arial" w:hAnsi="Arial"/>
@@ -25031,7 +25031,7 @@
             <w:pPr>
               <w:spacing w:after="20" w:before="0"/>
             </w:pPr>
-            <w:hyperlink w:history="1" r:id="rIdlzuqudnjcqb2tltquhjoj">
+            <w:hyperlink w:history="1" r:id="rIdn4fnpnaa8orp6rdglf2m9">
               <w:r>
                 <w:rPr>
                   <w:rFonts w:ascii="Arial" w:cs="Arial" w:eastAsia="Arial" w:hAnsi="Arial"/>
@@ -25064,7 +25064,7 @@
               <w:spacing w:after="10" w:before="0"/>
               <w:ind w:left="120"/>
             </w:pPr>
-            <w:hyperlink w:history="1" r:id="rId3n47wof5ddb7eyqolj5f4">
+            <w:hyperlink w:history="1" r:id="rId2hjhs_v_mxuksmjqa724j">
               <w:r>
                 <w:rPr>
                   <w:rFonts w:ascii="Arial" w:cs="Arial" w:eastAsia="Arial" w:hAnsi="Arial"/>
@@ -25109,7 +25109,7 @@
             <w:pPr>
               <w:spacing w:after="20" w:before="0"/>
             </w:pPr>
-            <w:hyperlink w:history="1" r:id="rIdr19tveuplqwq41tspb_pf">
+            <w:hyperlink w:history="1" r:id="rIdhdbkobs4wnirujwcf-ovs">
               <w:r>
                 <w:rPr>
                   <w:rFonts w:ascii="Arial" w:cs="Arial" w:eastAsia="Arial" w:hAnsi="Arial"/>
@@ -25142,7 +25142,7 @@
               <w:spacing w:after="10" w:before="0"/>
               <w:ind w:left="120"/>
             </w:pPr>
-            <w:hyperlink w:history="1" r:id="rIdsriz9bnhes-7hogjepkil">
+            <w:hyperlink w:history="1" r:id="rIdvkf6gtmong7t2dhz79lvs">
               <w:r>
                 <w:rPr>
                   <w:rFonts w:ascii="Arial" w:cs="Arial" w:eastAsia="Arial" w:hAnsi="Arial"/>
@@ -25337,7 +25337,7 @@
             <w:pPr>
               <w:spacing w:after="20" w:before="0"/>
             </w:pPr>
-            <w:hyperlink w:history="1" r:id="rId-4weycl5cqegmzensbtty">
+            <w:hyperlink w:history="1" r:id="rId0y3cobw9bwdoaipn71foo">
               <w:r>
                 <w:rPr>
                   <w:rFonts w:ascii="Arial" w:cs="Arial" w:eastAsia="Arial" w:hAnsi="Arial"/>
@@ -25370,7 +25370,7 @@
               <w:spacing w:after="10" w:before="0"/>
               <w:ind w:left="120"/>
             </w:pPr>
-            <w:hyperlink w:history="1" r:id="rIdzl-lftqush5ner-6zcqzo">
+            <w:hyperlink w:history="1" r:id="rIdrdx03obi3zlnbm9fhxtwm">
               <w:r>
                 <w:rPr>
                   <w:rFonts w:ascii="Arial" w:cs="Arial" w:eastAsia="Arial" w:hAnsi="Arial"/>
@@ -25415,7 +25415,7 @@
             <w:pPr>
               <w:spacing w:after="20" w:before="0"/>
             </w:pPr>
-            <w:hyperlink w:history="1" r:id="rIdzlvrjppb9cjsbyrvjizbj">
+            <w:hyperlink w:history="1" r:id="rIdbtch-faxwtjnvr__jxpt6">
               <w:r>
                 <w:rPr>
                   <w:rFonts w:ascii="Arial" w:cs="Arial" w:eastAsia="Arial" w:hAnsi="Arial"/>
@@ -25448,7 +25448,7 @@
               <w:spacing w:after="10" w:before="0"/>
               <w:ind w:left="120"/>
             </w:pPr>
-            <w:hyperlink w:history="1" r:id="rIdnwlqygjuobpg328kbxr59">
+            <w:hyperlink w:history="1" r:id="rId7ulb_kc-ht015r_bumycl">
               <w:r>
                 <w:rPr>
                   <w:rFonts w:ascii="Arial" w:cs="Arial" w:eastAsia="Arial" w:hAnsi="Arial"/>
@@ -25643,7 +25643,7 @@
             <w:pPr>
               <w:spacing w:after="20" w:before="0"/>
             </w:pPr>
-            <w:hyperlink w:history="1" r:id="rIdcxfzboqdf-hw_6gdsyhly">
+            <w:hyperlink w:history="1" r:id="rId87dvemwjby3zv_6vw6jly">
               <w:r>
                 <w:rPr>
                   <w:rFonts w:ascii="Arial" w:cs="Arial" w:eastAsia="Arial" w:hAnsi="Arial"/>
@@ -25676,7 +25676,7 @@
               <w:spacing w:after="10" w:before="0"/>
               <w:ind w:left="120"/>
             </w:pPr>
-            <w:hyperlink w:history="1" r:id="rIdkkxyghj3z2eczdo092rfn">
+            <w:hyperlink w:history="1" r:id="rIdukgv1speshlalv3syzq16">
               <w:r>
                 <w:rPr>
                   <w:rFonts w:ascii="Arial" w:cs="Arial" w:eastAsia="Arial" w:hAnsi="Arial"/>
@@ -25721,7 +25721,7 @@
             <w:pPr>
               <w:spacing w:after="20" w:before="0"/>
             </w:pPr>
-            <w:hyperlink w:history="1" r:id="rIdf9gzj7cxbgbrt8idh_hq8">
+            <w:hyperlink w:history="1" r:id="rIdd0zi0hiuucngsyvipgn0v">
               <w:r>
                 <w:rPr>
                   <w:rFonts w:ascii="Arial" w:cs="Arial" w:eastAsia="Arial" w:hAnsi="Arial"/>
@@ -25754,7 +25754,7 @@
               <w:spacing w:after="10" w:before="0"/>
               <w:ind w:left="120"/>
             </w:pPr>
-            <w:hyperlink w:history="1" r:id="rIdxrwoht1v_emvgispynbg7">
+            <w:hyperlink w:history="1" r:id="rIdklaqldftvl5kgzyszi1vt">
               <w:r>
                 <w:rPr>
                   <w:rFonts w:ascii="Arial" w:cs="Arial" w:eastAsia="Arial" w:hAnsi="Arial"/>
@@ -25949,7 +25949,7 @@
             <w:pPr>
               <w:spacing w:after="20" w:before="0"/>
             </w:pPr>
-            <w:hyperlink w:history="1" r:id="rId3uphg-zgy3bvcwj9s5sx6">
+            <w:hyperlink w:history="1" r:id="rId1hajl4odhxjjhwxqogawj">
               <w:r>
                 <w:rPr>
                   <w:rFonts w:ascii="Arial" w:cs="Arial" w:eastAsia="Arial" w:hAnsi="Arial"/>
@@ -25982,7 +25982,7 @@
               <w:spacing w:after="10" w:before="0"/>
               <w:ind w:left="120"/>
             </w:pPr>
-            <w:hyperlink w:history="1" r:id="rIdkzvyppw3ktbz3o56vuhmz">
+            <w:hyperlink w:history="1" r:id="rId9puqqyxay1jmq7h3da_nb">
               <w:r>
                 <w:rPr>
                   <w:rFonts w:ascii="Arial" w:cs="Arial" w:eastAsia="Arial" w:hAnsi="Arial"/>
@@ -26027,7 +26027,7 @@
             <w:pPr>
               <w:spacing w:after="20" w:before="0"/>
             </w:pPr>
-            <w:hyperlink w:history="1" r:id="rIduzjlyzb5yuon60evm4umx">
+            <w:hyperlink w:history="1" r:id="rId1ydkm56vdif_xmgmra6zs">
               <w:r>
                 <w:rPr>
                   <w:rFonts w:ascii="Arial" w:cs="Arial" w:eastAsia="Arial" w:hAnsi="Arial"/>
@@ -26060,7 +26060,7 @@
               <w:spacing w:after="10" w:before="0"/>
               <w:ind w:left="120"/>
             </w:pPr>
-            <w:hyperlink w:history="1" r:id="rId2qn4kp3dc8-nppd_j6xyv">
+            <w:hyperlink w:history="1" r:id="rId6lkhx9ssn6sd1hddto4su">
               <w:r>
                 <w:rPr>
                   <w:rFonts w:ascii="Arial" w:cs="Arial" w:eastAsia="Arial" w:hAnsi="Arial"/>
@@ -26255,7 +26255,7 @@
             <w:pPr>
               <w:spacing w:after="20" w:before="0"/>
             </w:pPr>
-            <w:hyperlink w:history="1" r:id="rIds3fuizdxhd0jglgch3uuc">
+            <w:hyperlink w:history="1" r:id="rIdis5nj8nggl0ozkn6fyoed">
               <w:r>
                 <w:rPr>
                   <w:rFonts w:ascii="Arial" w:cs="Arial" w:eastAsia="Arial" w:hAnsi="Arial"/>
@@ -26288,7 +26288,7 @@
               <w:spacing w:after="10" w:before="0"/>
               <w:ind w:left="120"/>
             </w:pPr>
-            <w:hyperlink w:history="1" r:id="rId_ctgeswj-lzxkheglxhue">
+            <w:hyperlink w:history="1" r:id="rId1nn7-kp6vvfslcjup92yu">
               <w:r>
                 <w:rPr>
                   <w:rFonts w:ascii="Arial" w:cs="Arial" w:eastAsia="Arial" w:hAnsi="Arial"/>
@@ -26333,7 +26333,7 @@
             <w:pPr>
               <w:spacing w:after="20" w:before="0"/>
             </w:pPr>
-            <w:hyperlink w:history="1" r:id="rId3gi0uzmvald-bl6naxge6">
+            <w:hyperlink w:history="1" r:id="rIdxjxy1fojgnwou6udanygs">
               <w:r>
                 <w:rPr>
                   <w:rFonts w:ascii="Arial" w:cs="Arial" w:eastAsia="Arial" w:hAnsi="Arial"/>
@@ -26366,7 +26366,7 @@
               <w:spacing w:after="10" w:before="0"/>
               <w:ind w:left="120"/>
             </w:pPr>
-            <w:hyperlink w:history="1" r:id="rIdpoebupiidnkpltibwxc2w">
+            <w:hyperlink w:history="1" r:id="rIdufq3xj21yr41keok-cj8h">
               <w:r>
                 <w:rPr>
                   <w:rFonts w:ascii="Arial" w:cs="Arial" w:eastAsia="Arial" w:hAnsi="Arial"/>
@@ -26878,7 +26878,7 @@
         </w:rPr>
         <w:t xml:space="preserve">© 2026 SeaVuria and ARES. Aligned with KICD objectives. Developed by SeaVuria; technical implementation by ARES (with AI assistance from Claude). Licensed under </w:t>
       </w:r>
-      <w:hyperlink w:history="1" r:id="rIdglrjgd2ohohkm-qzhlc2d">
+      <w:hyperlink w:history="1" r:id="rIda0ifkk3awe4ynlpjvqap4">
         <w:r>
           <w:rPr>
             <w:rFonts w:ascii="Arial" w:cs="Arial" w:eastAsia="Arial" w:hAnsi="Arial"/>
@@ -26899,7 +26899,7 @@
         </w:rPr>
         <w:t xml:space="preserve"> (</w:t>
       </w:r>
-      <w:hyperlink w:history="1" r:id="rIdif34djagy7ggmuryudmyt">
+      <w:hyperlink w:history="1" r:id="rId1vyfelalhedpscis5ylqp">
         <w:r>
           <w:rPr>
             <w:rFonts w:ascii="Arial" w:cs="Arial" w:eastAsia="Arial" w:hAnsi="Arial"/>
@@ -27912,7 +27912,7 @@
             <w:pPr>
               <w:spacing w:after="20" w:before="0"/>
             </w:pPr>
-            <w:hyperlink w:history="1" r:id="rIder5peupyuzfdb2lctt5kw">
+            <w:hyperlink w:history="1" r:id="rIdhyrtggdhxp8tge3iajfym">
               <w:r>
                 <w:rPr>
                   <w:rFonts w:ascii="Arial" w:cs="Arial" w:eastAsia="Arial" w:hAnsi="Arial"/>
@@ -27945,7 +27945,7 @@
               <w:spacing w:after="10" w:before="0"/>
               <w:ind w:left="120"/>
             </w:pPr>
-            <w:hyperlink w:history="1" r:id="rIdkmucbt5863_psaiisti9m">
+            <w:hyperlink w:history="1" r:id="rIdacqklvulk4_hfnncmfoyy">
               <w:r>
                 <w:rPr>
                   <w:rFonts w:ascii="Arial" w:cs="Arial" w:eastAsia="Arial" w:hAnsi="Arial"/>
@@ -27990,7 +27990,7 @@
             <w:pPr>
               <w:spacing w:after="20" w:before="0"/>
             </w:pPr>
-            <w:hyperlink w:history="1" r:id="rIdvxzttwtqll7wjs39h1dkr">
+            <w:hyperlink w:history="1" r:id="rIdkikkhro6qroz0ohddhbms">
               <w:r>
                 <w:rPr>
                   <w:rFonts w:ascii="Arial" w:cs="Arial" w:eastAsia="Arial" w:hAnsi="Arial"/>
@@ -28023,7 +28023,7 @@
               <w:spacing w:after="10" w:before="0"/>
               <w:ind w:left="120"/>
             </w:pPr>
-            <w:hyperlink w:history="1" r:id="rIdr2p2xf5tkmpiggxb3-cqd">
+            <w:hyperlink w:history="1" r:id="rIdrkhq15q3pz_vtwludfv21">
               <w:r>
                 <w:rPr>
                   <w:rFonts w:ascii="Arial" w:cs="Arial" w:eastAsia="Arial" w:hAnsi="Arial"/>
@@ -28218,7 +28218,7 @@
             <w:pPr>
               <w:spacing w:after="20" w:before="0"/>
             </w:pPr>
-            <w:hyperlink w:history="1" r:id="rIdm1uxam1db23d0qpldoyjz">
+            <w:hyperlink w:history="1" r:id="rIdfi7hnia8oj1pt4mrdq1os">
               <w:r>
                 <w:rPr>
                   <w:rFonts w:ascii="Arial" w:cs="Arial" w:eastAsia="Arial" w:hAnsi="Arial"/>
@@ -28251,7 +28251,7 @@
               <w:spacing w:after="10" w:before="0"/>
               <w:ind w:left="120"/>
             </w:pPr>
-            <w:hyperlink w:history="1" r:id="rId6xelwhz4tdkotj0mikj-k">
+            <w:hyperlink w:history="1" r:id="rIdfva3-dnck1nwrgkeupow-">
               <w:r>
                 <w:rPr>
                   <w:rFonts w:ascii="Arial" w:cs="Arial" w:eastAsia="Arial" w:hAnsi="Arial"/>
@@ -28296,7 +28296,7 @@
             <w:pPr>
               <w:spacing w:after="20" w:before="0"/>
             </w:pPr>
-            <w:hyperlink w:history="1" r:id="rIdzutzjlpv6qydobjxdbwlo">
+            <w:hyperlink w:history="1" r:id="rIdolb58cepvkurdfekvnlnh">
               <w:r>
                 <w:rPr>
                   <w:rFonts w:ascii="Arial" w:cs="Arial" w:eastAsia="Arial" w:hAnsi="Arial"/>
@@ -28329,7 +28329,7 @@
               <w:spacing w:after="10" w:before="0"/>
               <w:ind w:left="120"/>
             </w:pPr>
-            <w:hyperlink w:history="1" r:id="rId5w4xdderfye4j3fsmazdw">
+            <w:hyperlink w:history="1" r:id="rIdlt7ezjnrlk_2bu_9hjsql">
               <w:r>
                 <w:rPr>
                   <w:rFonts w:ascii="Arial" w:cs="Arial" w:eastAsia="Arial" w:hAnsi="Arial"/>
@@ -28524,7 +28524,7 @@
             <w:pPr>
               <w:spacing w:after="20" w:before="0"/>
             </w:pPr>
-            <w:hyperlink w:history="1" r:id="rIdvdtr0z7m8jmki8izxsdbp">
+            <w:hyperlink w:history="1" r:id="rIde-1d6ccn8hvcersojihxp">
               <w:r>
                 <w:rPr>
                   <w:rFonts w:ascii="Arial" w:cs="Arial" w:eastAsia="Arial" w:hAnsi="Arial"/>
@@ -28557,7 +28557,7 @@
               <w:spacing w:after="10" w:before="0"/>
               <w:ind w:left="120"/>
             </w:pPr>
-            <w:hyperlink w:history="1" r:id="rId1j0vyud-oyr8mga9qeq1-">
+            <w:hyperlink w:history="1" r:id="rIdxzx7b2v04hhbf8ho_3rkv">
               <w:r>
                 <w:rPr>
                   <w:rFonts w:ascii="Arial" w:cs="Arial" w:eastAsia="Arial" w:hAnsi="Arial"/>
@@ -28602,7 +28602,7 @@
             <w:pPr>
               <w:spacing w:after="20" w:before="0"/>
             </w:pPr>
-            <w:hyperlink w:history="1" r:id="rIdpkojbqq5paea6lvuaku23">
+            <w:hyperlink w:history="1" r:id="rId-9u3sms_4vennzra-dcdf">
               <w:r>
                 <w:rPr>
                   <w:rFonts w:ascii="Arial" w:cs="Arial" w:eastAsia="Arial" w:hAnsi="Arial"/>
@@ -28635,7 +28635,7 @@
               <w:spacing w:after="10" w:before="0"/>
               <w:ind w:left="120"/>
             </w:pPr>
-            <w:hyperlink w:history="1" r:id="rIdthk-r6tajmsrd6obcqpyx">
+            <w:hyperlink w:history="1" r:id="rIdihqvvd0_uuzroo4thx6kd">
               <w:r>
                 <w:rPr>
                   <w:rFonts w:ascii="Arial" w:cs="Arial" w:eastAsia="Arial" w:hAnsi="Arial"/>
@@ -28830,7 +28830,7 @@
             <w:pPr>
               <w:spacing w:after="20" w:before="0"/>
             </w:pPr>
-            <w:hyperlink w:history="1" r:id="rIda009lh7_pqqgjlncn6sed">
+            <w:hyperlink w:history="1" r:id="rIdhbh_5paz6zb63mfzblvkd">
               <w:r>
                 <w:rPr>
                   <w:rFonts w:ascii="Arial" w:cs="Arial" w:eastAsia="Arial" w:hAnsi="Arial"/>
@@ -28863,7 +28863,7 @@
               <w:spacing w:after="10" w:before="0"/>
               <w:ind w:left="120"/>
             </w:pPr>
-            <w:hyperlink w:history="1" r:id="rId09khc_qil2zv1or856zxk">
+            <w:hyperlink w:history="1" r:id="rIdvntzdqdvqscwkcqrkpuoz">
               <w:r>
                 <w:rPr>
                   <w:rFonts w:ascii="Arial" w:cs="Arial" w:eastAsia="Arial" w:hAnsi="Arial"/>
@@ -28908,7 +28908,7 @@
             <w:pPr>
               <w:spacing w:after="20" w:before="0"/>
             </w:pPr>
-            <w:hyperlink w:history="1" r:id="rIduqmgfmyu5jpwjqghiewwi">
+            <w:hyperlink w:history="1" r:id="rIdaa2r7sdclmrjgsib0gall">
               <w:r>
                 <w:rPr>
                   <w:rFonts w:ascii="Arial" w:cs="Arial" w:eastAsia="Arial" w:hAnsi="Arial"/>
@@ -28941,7 +28941,7 @@
               <w:spacing w:after="10" w:before="0"/>
               <w:ind w:left="120"/>
             </w:pPr>
-            <w:hyperlink w:history="1" r:id="rIduzb39svxrown0a_ptf-7z">
+            <w:hyperlink w:history="1" r:id="rIdza608lazt-avd_u9c6nh8">
               <w:r>
                 <w:rPr>
                   <w:rFonts w:ascii="Arial" w:cs="Arial" w:eastAsia="Arial" w:hAnsi="Arial"/>
@@ -29136,7 +29136,7 @@
             <w:pPr>
               <w:spacing w:after="20" w:before="0"/>
             </w:pPr>
-            <w:hyperlink w:history="1" r:id="rIdj6pddlxpf8wbnyo49xy-2">
+            <w:hyperlink w:history="1" r:id="rIdxzdlzg477rk5eqcsgidub">
               <w:r>
                 <w:rPr>
                   <w:rFonts w:ascii="Arial" w:cs="Arial" w:eastAsia="Arial" w:hAnsi="Arial"/>
@@ -29169,7 +29169,7 @@
               <w:spacing w:after="10" w:before="0"/>
               <w:ind w:left="120"/>
             </w:pPr>
-            <w:hyperlink w:history="1" r:id="rIdxlkvdprnqouyzdksbm_ti">
+            <w:hyperlink w:history="1" r:id="rIdfxj-lib2bem0rfchcg6za">
               <w:r>
                 <w:rPr>
                   <w:rFonts w:ascii="Arial" w:cs="Arial" w:eastAsia="Arial" w:hAnsi="Arial"/>
@@ -29214,7 +29214,7 @@
             <w:pPr>
               <w:spacing w:after="20" w:before="0"/>
             </w:pPr>
-            <w:hyperlink w:history="1" r:id="rIdlrct4swuwa2sbdiam5_vw">
+            <w:hyperlink w:history="1" r:id="rIdfovvzu1nm7wiuny50_wna">
               <w:r>
                 <w:rPr>
                   <w:rFonts w:ascii="Arial" w:cs="Arial" w:eastAsia="Arial" w:hAnsi="Arial"/>
@@ -29247,7 +29247,7 @@
               <w:spacing w:after="10" w:before="0"/>
               <w:ind w:left="120"/>
             </w:pPr>
-            <w:hyperlink w:history="1" r:id="rIdynh1wgzetsc4j5njubcmf">
+            <w:hyperlink w:history="1" r:id="rIdwmtwswsmfquzgapzjhy7l">
               <w:r>
                 <w:rPr>
                   <w:rFonts w:ascii="Arial" w:cs="Arial" w:eastAsia="Arial" w:hAnsi="Arial"/>
@@ -29759,7 +29759,7 @@
         </w:rPr>
         <w:t xml:space="preserve">© 2026 SeaVuria and ARES. Aligned with KICD objectives. Developed by SeaVuria; technical implementation by ARES (with AI assistance from Claude). Licensed under </w:t>
       </w:r>
-      <w:hyperlink w:history="1" r:id="rIdjpc5jymcc63kydhyhg3-z">
+      <w:hyperlink w:history="1" r:id="rIdvjtfzgtbhq6rdvpq0zeqw">
         <w:r>
           <w:rPr>
             <w:rFonts w:ascii="Arial" w:cs="Arial" w:eastAsia="Arial" w:hAnsi="Arial"/>
@@ -29780,7 +29780,7 @@
         </w:rPr>
         <w:t xml:space="preserve"> (</w:t>
       </w:r>
-      <w:hyperlink w:history="1" r:id="rId155dsyfhkyye919faquzm">
+      <w:hyperlink w:history="1" r:id="rId8qsgmupjzq3fvqlcumfic">
         <w:r>
           <w:rPr>
             <w:rFonts w:ascii="Arial" w:cs="Arial" w:eastAsia="Arial" w:hAnsi="Arial"/>
@@ -30793,7 +30793,7 @@
             <w:pPr>
               <w:spacing w:after="20" w:before="0"/>
             </w:pPr>
-            <w:hyperlink w:history="1" r:id="rIdpbhfsyq4hb6gvznbwgox4">
+            <w:hyperlink w:history="1" r:id="rIdxqxdalzao17tekqtignyg">
               <w:r>
                 <w:rPr>
                   <w:rFonts w:ascii="Arial" w:cs="Arial" w:eastAsia="Arial" w:hAnsi="Arial"/>
@@ -30826,7 +30826,7 @@
               <w:spacing w:after="10" w:before="0"/>
               <w:ind w:left="120"/>
             </w:pPr>
-            <w:hyperlink w:history="1" r:id="rIdswoz0x0ljvzngpg6sozcd">
+            <w:hyperlink w:history="1" r:id="rIdi270lsl0ydzro3burvjyf">
               <w:r>
                 <w:rPr>
                   <w:rFonts w:ascii="Arial" w:cs="Arial" w:eastAsia="Arial" w:hAnsi="Arial"/>
@@ -30871,7 +30871,7 @@
             <w:pPr>
               <w:spacing w:after="20" w:before="0"/>
             </w:pPr>
-            <w:hyperlink w:history="1" r:id="rIdzqbmua39awarsxr-yrynl">
+            <w:hyperlink w:history="1" r:id="rIdhzopwmxb-3kumd5rm5ned">
               <w:r>
                 <w:rPr>
                   <w:rFonts w:ascii="Arial" w:cs="Arial" w:eastAsia="Arial" w:hAnsi="Arial"/>
@@ -30904,7 +30904,7 @@
               <w:spacing w:after="10" w:before="0"/>
               <w:ind w:left="120"/>
             </w:pPr>
-            <w:hyperlink w:history="1" r:id="rId6qtiqtxfgh_zfd8oxhgt-">
+            <w:hyperlink w:history="1" r:id="rIdqmzp-bgqjkdjc-wrv0hmx">
               <w:r>
                 <w:rPr>
                   <w:rFonts w:ascii="Arial" w:cs="Arial" w:eastAsia="Arial" w:hAnsi="Arial"/>
@@ -31099,7 +31099,7 @@
             <w:pPr>
               <w:spacing w:after="20" w:before="0"/>
             </w:pPr>
-            <w:hyperlink w:history="1" r:id="rIdehhvqp4b0otuvyjqae6a5">
+            <w:hyperlink w:history="1" r:id="rIde9ezvi4txbxninayeyxus">
               <w:r>
                 <w:rPr>
                   <w:rFonts w:ascii="Arial" w:cs="Arial" w:eastAsia="Arial" w:hAnsi="Arial"/>
@@ -31132,7 +31132,7 @@
               <w:spacing w:after="10" w:before="0"/>
               <w:ind w:left="120"/>
             </w:pPr>
-            <w:hyperlink w:history="1" r:id="rIdqvdxhrf19gw7fqcd7newr">
+            <w:hyperlink w:history="1" r:id="rIdxrlxv0kdsi07gyvohoiz-">
               <w:r>
                 <w:rPr>
                   <w:rFonts w:ascii="Arial" w:cs="Arial" w:eastAsia="Arial" w:hAnsi="Arial"/>
@@ -31177,7 +31177,7 @@
             <w:pPr>
               <w:spacing w:after="20" w:before="0"/>
             </w:pPr>
-            <w:hyperlink w:history="1" r:id="rIdlek3qyonkc8blphugnlzx">
+            <w:hyperlink w:history="1" r:id="rIdu3va4tlxuewwfinupqpcf">
               <w:r>
                 <w:rPr>
                   <w:rFonts w:ascii="Arial" w:cs="Arial" w:eastAsia="Arial" w:hAnsi="Arial"/>
@@ -31210,7 +31210,7 @@
               <w:spacing w:after="10" w:before="0"/>
               <w:ind w:left="120"/>
             </w:pPr>
-            <w:hyperlink w:history="1" r:id="rIdmvmszzwo8bg2ztwac-5y7">
+            <w:hyperlink w:history="1" r:id="rId6rk3jk5xykonw10mlat9b">
               <w:r>
                 <w:rPr>
                   <w:rFonts w:ascii="Arial" w:cs="Arial" w:eastAsia="Arial" w:hAnsi="Arial"/>
@@ -31557,7 +31557,7 @@
             <w:pPr>
               <w:spacing w:after="20" w:before="0"/>
             </w:pPr>
-            <w:hyperlink w:history="1" r:id="rIdsppyb2n8vztl8sbtkaqaa">
+            <w:hyperlink w:history="1" r:id="rId0odgj_cpfcz1jj526fheh">
               <w:r>
                 <w:rPr>
                   <w:rFonts w:ascii="Arial" w:cs="Arial" w:eastAsia="Arial" w:hAnsi="Arial"/>
@@ -31590,7 +31590,7 @@
               <w:spacing w:after="10" w:before="0"/>
               <w:ind w:left="120"/>
             </w:pPr>
-            <w:hyperlink w:history="1" r:id="rIdadxr9xclavepnyt9tn6ms">
+            <w:hyperlink w:history="1" r:id="rIdxshu69izwpns_wbrtrxmu">
               <w:r>
                 <w:rPr>
                   <w:rFonts w:ascii="Arial" w:cs="Arial" w:eastAsia="Arial" w:hAnsi="Arial"/>
@@ -31635,7 +31635,7 @@
             <w:pPr>
               <w:spacing w:after="20" w:before="0"/>
             </w:pPr>
-            <w:hyperlink w:history="1" r:id="rIdnjokpis3s0thifhucyzrc">
+            <w:hyperlink w:history="1" r:id="rIdcnqhjxpbiy0qepedzrech">
               <w:r>
                 <w:rPr>
                   <w:rFonts w:ascii="Arial" w:cs="Arial" w:eastAsia="Arial" w:hAnsi="Arial"/>
@@ -31668,7 +31668,7 @@
               <w:spacing w:after="10" w:before="0"/>
               <w:ind w:left="120"/>
             </w:pPr>
-            <w:hyperlink w:history="1" r:id="rIdri5fis5ykgxvos8tjysvg">
+            <w:hyperlink w:history="1" r:id="rIdocqc_ywrd73tqsn47bj5a">
               <w:r>
                 <w:rPr>
                   <w:rFonts w:ascii="Arial" w:cs="Arial" w:eastAsia="Arial" w:hAnsi="Arial"/>
@@ -31863,7 +31863,7 @@
             <w:pPr>
               <w:spacing w:after="20" w:before="0"/>
             </w:pPr>
-            <w:hyperlink w:history="1" r:id="rIdqw-ungofspdu0k9tba0dn">
+            <w:hyperlink w:history="1" r:id="rIdxlfutjlemnx9vkrrolftv">
               <w:r>
                 <w:rPr>
                   <w:rFonts w:ascii="Arial" w:cs="Arial" w:eastAsia="Arial" w:hAnsi="Arial"/>
@@ -31896,7 +31896,7 @@
               <w:spacing w:after="10" w:before="0"/>
               <w:ind w:left="120"/>
             </w:pPr>
-            <w:hyperlink w:history="1" r:id="rIdfovy0j5whqfbywp1ekfbu">
+            <w:hyperlink w:history="1" r:id="rIdj3qdiizwrkdjmc7qltnlv">
               <w:r>
                 <w:rPr>
                   <w:rFonts w:ascii="Arial" w:cs="Arial" w:eastAsia="Arial" w:hAnsi="Arial"/>
@@ -31941,7 +31941,7 @@
             <w:pPr>
               <w:spacing w:after="20" w:before="0"/>
             </w:pPr>
-            <w:hyperlink w:history="1" r:id="rIddrposgyolhsfevk5bshka">
+            <w:hyperlink w:history="1" r:id="rIdk4x2qc1larsqy3mi9w9e-">
               <w:r>
                 <w:rPr>
                   <w:rFonts w:ascii="Arial" w:cs="Arial" w:eastAsia="Arial" w:hAnsi="Arial"/>
@@ -31974,7 +31974,7 @@
               <w:spacing w:after="10" w:before="0"/>
               <w:ind w:left="120"/>
             </w:pPr>
-            <w:hyperlink w:history="1" r:id="rIdbpukycidyybhbdxdktpni">
+            <w:hyperlink w:history="1" r:id="rIddkw2ep9rqfy-1k88dhiuq">
               <w:r>
                 <w:rPr>
                   <w:rFonts w:ascii="Arial" w:cs="Arial" w:eastAsia="Arial" w:hAnsi="Arial"/>
@@ -32169,7 +32169,7 @@
             <w:pPr>
               <w:spacing w:after="20" w:before="0"/>
             </w:pPr>
-            <w:hyperlink w:history="1" r:id="rIdxelvkzmoanh8jnh6zo41r">
+            <w:hyperlink w:history="1" r:id="rIdxhdbgondfqyxy-nigi94p">
               <w:r>
                 <w:rPr>
                   <w:rFonts w:ascii="Arial" w:cs="Arial" w:eastAsia="Arial" w:hAnsi="Arial"/>
@@ -32202,7 +32202,7 @@
               <w:spacing w:after="10" w:before="0"/>
               <w:ind w:left="120"/>
             </w:pPr>
-            <w:hyperlink w:history="1" r:id="rIdd8uq8f1y6eawpyl676dgx">
+            <w:hyperlink w:history="1" r:id="rIdetqm4xn2jssooxybx9l37">
               <w:r>
                 <w:rPr>
                   <w:rFonts w:ascii="Arial" w:cs="Arial" w:eastAsia="Arial" w:hAnsi="Arial"/>
@@ -32247,7 +32247,7 @@
             <w:pPr>
               <w:spacing w:after="20" w:before="0"/>
             </w:pPr>
-            <w:hyperlink w:history="1" r:id="rId7vtcom0-pj94-0waxcisq">
+            <w:hyperlink w:history="1" r:id="rIdl1zl1rch-gcduqb_2zatk">
               <w:r>
                 <w:rPr>
                   <w:rFonts w:ascii="Arial" w:cs="Arial" w:eastAsia="Arial" w:hAnsi="Arial"/>
@@ -32280,7 +32280,7 @@
               <w:spacing w:after="10" w:before="0"/>
               <w:ind w:left="120"/>
             </w:pPr>
-            <w:hyperlink w:history="1" r:id="rIdqfqp0xupyu6phaohirrvu">
+            <w:hyperlink w:history="1" r:id="rIdgdm9qx8ihmizafxb02uxv">
               <w:r>
                 <w:rPr>
                   <w:rFonts w:ascii="Arial" w:cs="Arial" w:eastAsia="Arial" w:hAnsi="Arial"/>
@@ -32792,7 +32792,7 @@
         </w:rPr>
         <w:t xml:space="preserve">© 2026 SeaVuria and ARES. Aligned with KICD objectives. Developed by SeaVuria; technical implementation by ARES (with AI assistance from Claude). Licensed under </w:t>
       </w:r>
-      <w:hyperlink w:history="1" r:id="rIdwv_ae7divnyoqnjgr9mhd">
+      <w:hyperlink w:history="1" r:id="rIdpneeugftzpkt60ovpyfy4">
         <w:r>
           <w:rPr>
             <w:rFonts w:ascii="Arial" w:cs="Arial" w:eastAsia="Arial" w:hAnsi="Arial"/>
@@ -32813,7 +32813,7 @@
         </w:rPr>
         <w:t xml:space="preserve"> (</w:t>
       </w:r>
-      <w:hyperlink w:history="1" r:id="rIdkm4f3tjd8rzmuujhz8dbp">
+      <w:hyperlink w:history="1" r:id="rId7dhlvha2amcz3mas7emhx">
         <w:r>
           <w:rPr>
             <w:rFonts w:ascii="Arial" w:cs="Arial" w:eastAsia="Arial" w:hAnsi="Arial"/>

--- a/data/outputs/v2/Maths/SS3.1_Trigonometry_I/Mathematics_Trigonometry_I_CBE_LessonSequence.docx
+++ b/data/outputs/v2/Maths/SS3.1_Trigonometry_I/Mathematics_Trigonometry_I_CBE_LessonSequence.docx
@@ -38,6 +38,2471 @@
           <w:szCs w:val="22"/>
         </w:rPr>
         <w:t xml:space="preserve">CBE Phenomenon-Driven Lesson Sequence — Sub-Strand 3.1 (10 Lessons)</w:t>
+      </w:r>
+    </w:p>
+    <w:p>
+      <w:pPr>
+        <w:spacing w:after="120"/>
+      </w:pPr>
+      <w:r>
+        <w:t xml:space="preserve"/>
+      </w:r>
+    </w:p>
+    <w:tbl>
+      <w:tblPr>
+        <w:tblW w:type="dxa" w:w="13680"/>
+        <w:tblBorders>
+          <w:top w:val="single" w:color="AAAAAA" w:sz="4"/>
+          <w:left w:val="single" w:color="AAAAAA" w:sz="4"/>
+          <w:bottom w:val="single" w:color="AAAAAA" w:sz="4"/>
+          <w:right w:val="single" w:color="AAAAAA" w:sz="4"/>
+          <w:insideH w:val="single" w:color="auto" w:sz="4"/>
+          <w:insideV w:val="single" w:color="auto" w:sz="4"/>
+        </w:tblBorders>
+        <w:tblLayout w:type="fixed"/>
+      </w:tblPr>
+      <w:tblGrid>
+        <w:gridCol w:w="3000"/>
+        <w:gridCol w:w="10680"/>
+      </w:tblGrid>
+      <w:tr>
+        <w:tc>
+          <w:tcPr>
+            <w:tcW w:type="dxa" w:w="13680"/>
+            <w:gridSpan w:val="2"/>
+            <w:shd w:fill="1F3864" w:color="auto" w:val="clear"/>
+            <w:tcMar>
+              <w:top w:type="dxa" w:w="60"/>
+              <w:left w:type="dxa" w:w="120"/>
+              <w:bottom w:type="dxa" w:w="60"/>
+              <w:right w:type="dxa" w:w="120"/>
+            </w:tcMar>
+            <w:vAlign w:val="top"/>
+          </w:tcPr>
+          <w:p>
+            <w:pPr>
+              <w:spacing w:after="40" w:before="0"/>
+              <w:jc w:val="center"/>
+            </w:pPr>
+            <w:r>
+              <w:rPr>
+                <w:rFonts w:ascii="Arial" w:cs="Arial" w:eastAsia="Arial" w:hAnsi="Arial"/>
+                <w:b/>
+                <w:bCs/>
+                <w:i w:val="false"/>
+                <w:iCs w:val="false"/>
+                <w:color w:val="FFFFFF"/>
+                <w:sz w:val="22"/>
+                <w:szCs w:val="22"/>
+              </w:rPr>
+              <w:t xml:space="preserve">SUB-STRAND OVERVIEW</w:t>
+            </w:r>
+          </w:p>
+        </w:tc>
+      </w:tr>
+      <w:tr>
+        <w:tc>
+          <w:tcPr>
+            <w:tcW w:type="dxa" w:w="3000"/>
+            <w:shd w:fill="D5E8F0" w:color="auto" w:val="clear"/>
+            <w:tcMar>
+              <w:top w:type="dxa" w:w="60"/>
+              <w:left w:type="dxa" w:w="120"/>
+              <w:bottom w:type="dxa" w:w="60"/>
+              <w:right w:type="dxa" w:w="120"/>
+            </w:tcMar>
+            <w:vAlign w:val="top"/>
+          </w:tcPr>
+          <w:p>
+            <w:pPr>
+              <w:spacing w:after="40" w:before="0"/>
+              <w:jc w:val="left"/>
+            </w:pPr>
+            <w:r>
+              <w:rPr>
+                <w:rFonts w:ascii="Arial" w:cs="Arial" w:eastAsia="Arial" w:hAnsi="Arial"/>
+                <w:b/>
+                <w:bCs/>
+                <w:i w:val="false"/>
+                <w:iCs w:val="false"/>
+                <w:color w:val="000000"/>
+                <w:sz w:val="18"/>
+                <w:szCs w:val="18"/>
+              </w:rPr>
+              <w:t xml:space="preserve">Grade Level</w:t>
+            </w:r>
+          </w:p>
+        </w:tc>
+        <w:tc>
+          <w:tcPr>
+            <w:tcW w:type="dxa" w:w="10680"/>
+            <w:shd w:fill="FFFFFF" w:color="auto" w:val="clear"/>
+            <w:tcMar>
+              <w:top w:type="dxa" w:w="60"/>
+              <w:left w:type="dxa" w:w="120"/>
+              <w:bottom w:type="dxa" w:w="60"/>
+              <w:right w:type="dxa" w:w="120"/>
+            </w:tcMar>
+            <w:vAlign w:val="top"/>
+          </w:tcPr>
+          <w:p>
+            <w:pPr>
+              <w:spacing w:after="40" w:before="0"/>
+              <w:jc w:val="left"/>
+            </w:pPr>
+            <w:r>
+              <w:rPr>
+                <w:rFonts w:ascii="Arial" w:cs="Arial" w:eastAsia="Arial" w:hAnsi="Arial"/>
+                <w:b w:val="false"/>
+                <w:bCs w:val="false"/>
+                <w:i w:val="false"/>
+                <w:iCs w:val="false"/>
+                <w:color w:val="000000"/>
+                <w:sz w:val="18"/>
+                <w:szCs w:val="18"/>
+              </w:rPr>
+              <w:t xml:space="preserve">10</w:t>
+            </w:r>
+          </w:p>
+        </w:tc>
+      </w:tr>
+      <w:tr>
+        <w:tc>
+          <w:tcPr>
+            <w:tcW w:type="dxa" w:w="3000"/>
+            <w:shd w:fill="D5E8F0" w:color="auto" w:val="clear"/>
+            <w:tcMar>
+              <w:top w:type="dxa" w:w="60"/>
+              <w:left w:type="dxa" w:w="120"/>
+              <w:bottom w:type="dxa" w:w="60"/>
+              <w:right w:type="dxa" w:w="120"/>
+            </w:tcMar>
+            <w:vAlign w:val="top"/>
+          </w:tcPr>
+          <w:p>
+            <w:pPr>
+              <w:spacing w:after="40" w:before="0"/>
+              <w:jc w:val="left"/>
+            </w:pPr>
+            <w:r>
+              <w:rPr>
+                <w:rFonts w:ascii="Arial" w:cs="Arial" w:eastAsia="Arial" w:hAnsi="Arial"/>
+                <w:b/>
+                <w:bCs/>
+                <w:i w:val="false"/>
+                <w:iCs w:val="false"/>
+                <w:color w:val="000000"/>
+                <w:sz w:val="18"/>
+                <w:szCs w:val="18"/>
+              </w:rPr>
+              <w:t xml:space="preserve">Subject</w:t>
+            </w:r>
+          </w:p>
+        </w:tc>
+        <w:tc>
+          <w:tcPr>
+            <w:tcW w:type="dxa" w:w="10680"/>
+            <w:shd w:fill="FFFFFF" w:color="auto" w:val="clear"/>
+            <w:tcMar>
+              <w:top w:type="dxa" w:w="60"/>
+              <w:left w:type="dxa" w:w="120"/>
+              <w:bottom w:type="dxa" w:w="60"/>
+              <w:right w:type="dxa" w:w="120"/>
+            </w:tcMar>
+            <w:vAlign w:val="top"/>
+          </w:tcPr>
+          <w:p>
+            <w:pPr>
+              <w:spacing w:after="40" w:before="0"/>
+              <w:jc w:val="left"/>
+            </w:pPr>
+            <w:r>
+              <w:rPr>
+                <w:rFonts w:ascii="Arial" w:cs="Arial" w:eastAsia="Arial" w:hAnsi="Arial"/>
+                <w:b w:val="false"/>
+                <w:bCs w:val="false"/>
+                <w:i w:val="false"/>
+                <w:iCs w:val="false"/>
+                <w:color w:val="000000"/>
+                <w:sz w:val="18"/>
+                <w:szCs w:val="18"/>
+              </w:rPr>
+              <w:t xml:space="preserve">Mathematics</w:t>
+            </w:r>
+          </w:p>
+        </w:tc>
+      </w:tr>
+      <w:tr>
+        <w:tc>
+          <w:tcPr>
+            <w:tcW w:type="dxa" w:w="3000"/>
+            <w:shd w:fill="D5E8F0" w:color="auto" w:val="clear"/>
+            <w:tcMar>
+              <w:top w:type="dxa" w:w="60"/>
+              <w:left w:type="dxa" w:w="120"/>
+              <w:bottom w:type="dxa" w:w="60"/>
+              <w:right w:type="dxa" w:w="120"/>
+            </w:tcMar>
+            <w:vAlign w:val="top"/>
+          </w:tcPr>
+          <w:p>
+            <w:pPr>
+              <w:spacing w:after="40" w:before="0"/>
+              <w:jc w:val="left"/>
+            </w:pPr>
+            <w:r>
+              <w:rPr>
+                <w:rFonts w:ascii="Arial" w:cs="Arial" w:eastAsia="Arial" w:hAnsi="Arial"/>
+                <w:b/>
+                <w:bCs/>
+                <w:i w:val="false"/>
+                <w:iCs w:val="false"/>
+                <w:color w:val="000000"/>
+                <w:sz w:val="18"/>
+                <w:szCs w:val="18"/>
+              </w:rPr>
+              <w:t xml:space="preserve">Strand</w:t>
+            </w:r>
+          </w:p>
+        </w:tc>
+        <w:tc>
+          <w:tcPr>
+            <w:tcW w:type="dxa" w:w="10680"/>
+            <w:shd w:fill="FFFFFF" w:color="auto" w:val="clear"/>
+            <w:tcMar>
+              <w:top w:type="dxa" w:w="60"/>
+              <w:left w:type="dxa" w:w="120"/>
+              <w:bottom w:type="dxa" w:w="60"/>
+              <w:right w:type="dxa" w:w="120"/>
+            </w:tcMar>
+            <w:vAlign w:val="top"/>
+          </w:tcPr>
+          <w:p>
+            <w:pPr>
+              <w:spacing w:after="40" w:before="0"/>
+              <w:jc w:val="left"/>
+            </w:pPr>
+            <w:r>
+              <w:rPr>
+                <w:rFonts w:ascii="Arial" w:cs="Arial" w:eastAsia="Arial" w:hAnsi="Arial"/>
+                <w:b w:val="false"/>
+                <w:bCs w:val="false"/>
+                <w:i w:val="false"/>
+                <w:iCs w:val="false"/>
+                <w:color w:val="000000"/>
+                <w:sz w:val="18"/>
+                <w:szCs w:val="18"/>
+              </w:rPr>
+              <w:t xml:space="preserve">Strand 3.0: Geometry</w:t>
+            </w:r>
+          </w:p>
+        </w:tc>
+      </w:tr>
+      <w:tr>
+        <w:tc>
+          <w:tcPr>
+            <w:tcW w:type="dxa" w:w="3000"/>
+            <w:shd w:fill="D5E8F0" w:color="auto" w:val="clear"/>
+            <w:tcMar>
+              <w:top w:type="dxa" w:w="60"/>
+              <w:left w:type="dxa" w:w="120"/>
+              <w:bottom w:type="dxa" w:w="60"/>
+              <w:right w:type="dxa" w:w="120"/>
+            </w:tcMar>
+            <w:vAlign w:val="top"/>
+          </w:tcPr>
+          <w:p>
+            <w:pPr>
+              <w:spacing w:after="40" w:before="0"/>
+              <w:jc w:val="left"/>
+            </w:pPr>
+            <w:r>
+              <w:rPr>
+                <w:rFonts w:ascii="Arial" w:cs="Arial" w:eastAsia="Arial" w:hAnsi="Arial"/>
+                <w:b/>
+                <w:bCs/>
+                <w:i w:val="false"/>
+                <w:iCs w:val="false"/>
+                <w:color w:val="000000"/>
+                <w:sz w:val="18"/>
+                <w:szCs w:val="18"/>
+              </w:rPr>
+              <w:t xml:space="preserve">Sub-Strand</w:t>
+            </w:r>
+          </w:p>
+        </w:tc>
+        <w:tc>
+          <w:tcPr>
+            <w:tcW w:type="dxa" w:w="10680"/>
+            <w:shd w:fill="FFFFFF" w:color="auto" w:val="clear"/>
+            <w:tcMar>
+              <w:top w:type="dxa" w:w="60"/>
+              <w:left w:type="dxa" w:w="120"/>
+              <w:bottom w:type="dxa" w:w="60"/>
+              <w:right w:type="dxa" w:w="120"/>
+            </w:tcMar>
+            <w:vAlign w:val="top"/>
+          </w:tcPr>
+          <w:p>
+            <w:pPr>
+              <w:spacing w:after="40" w:before="0"/>
+              <w:jc w:val="left"/>
+            </w:pPr>
+            <w:r>
+              <w:rPr>
+                <w:rFonts w:ascii="Arial" w:cs="Arial" w:eastAsia="Arial" w:hAnsi="Arial"/>
+                <w:b w:val="false"/>
+                <w:bCs w:val="false"/>
+                <w:i w:val="false"/>
+                <w:iCs w:val="false"/>
+                <w:color w:val="000000"/>
+                <w:sz w:val="18"/>
+                <w:szCs w:val="18"/>
+              </w:rPr>
+              <w:t xml:space="preserve">Sub-Strand 3.1: Trigonometry I</w:t>
+            </w:r>
+          </w:p>
+        </w:tc>
+      </w:tr>
+      <w:tr>
+        <w:tc>
+          <w:tcPr>
+            <w:tcW w:type="dxa" w:w="3000"/>
+            <w:shd w:fill="D5E8F0" w:color="auto" w:val="clear"/>
+            <w:tcMar>
+              <w:top w:type="dxa" w:w="60"/>
+              <w:left w:type="dxa" w:w="120"/>
+              <w:bottom w:type="dxa" w:w="60"/>
+              <w:right w:type="dxa" w:w="120"/>
+            </w:tcMar>
+            <w:vAlign w:val="top"/>
+          </w:tcPr>
+          <w:p>
+            <w:pPr>
+              <w:spacing w:after="40" w:before="0"/>
+              <w:jc w:val="left"/>
+            </w:pPr>
+            <w:r>
+              <w:rPr>
+                <w:rFonts w:ascii="Arial" w:cs="Arial" w:eastAsia="Arial" w:hAnsi="Arial"/>
+                <w:b/>
+                <w:bCs/>
+                <w:i w:val="false"/>
+                <w:iCs w:val="false"/>
+                <w:color w:val="000000"/>
+                <w:sz w:val="18"/>
+                <w:szCs w:val="18"/>
+              </w:rPr>
+              <w:t xml:space="preserve">Total Duration</w:t>
+            </w:r>
+          </w:p>
+        </w:tc>
+        <w:tc>
+          <w:tcPr>
+            <w:tcW w:type="dxa" w:w="10680"/>
+            <w:shd w:fill="FFFFFF" w:color="auto" w:val="clear"/>
+            <w:tcMar>
+              <w:top w:type="dxa" w:w="60"/>
+              <w:left w:type="dxa" w:w="120"/>
+              <w:bottom w:type="dxa" w:w="60"/>
+              <w:right w:type="dxa" w:w="120"/>
+            </w:tcMar>
+            <w:vAlign w:val="top"/>
+          </w:tcPr>
+          <w:p>
+            <w:pPr>
+              <w:spacing w:after="40" w:before="0"/>
+              <w:jc w:val="left"/>
+            </w:pPr>
+            <w:r>
+              <w:rPr>
+                <w:rFonts w:ascii="Arial" w:cs="Arial" w:eastAsia="Arial" w:hAnsi="Arial"/>
+                <w:b w:val="false"/>
+                <w:bCs w:val="false"/>
+                <w:i w:val="false"/>
+                <w:iCs w:val="false"/>
+                <w:color w:val="000000"/>
+                <w:sz w:val="18"/>
+                <w:szCs w:val="18"/>
+              </w:rPr>
+              <w:t xml:space="preserve">10 lessons × 40 minutes = 400 minutes total</w:t>
+            </w:r>
+          </w:p>
+        </w:tc>
+      </w:tr>
+      <w:tr>
+        <w:tc>
+          <w:tcPr>
+            <w:tcW w:type="dxa" w:w="3000"/>
+            <w:shd w:fill="D5E8F0" w:color="auto" w:val="clear"/>
+            <w:tcMar>
+              <w:top w:type="dxa" w:w="60"/>
+              <w:left w:type="dxa" w:w="120"/>
+              <w:bottom w:type="dxa" w:w="60"/>
+              <w:right w:type="dxa" w:w="120"/>
+            </w:tcMar>
+            <w:vAlign w:val="top"/>
+          </w:tcPr>
+          <w:p>
+            <w:pPr>
+              <w:spacing w:after="40" w:before="0"/>
+              <w:jc w:val="left"/>
+            </w:pPr>
+            <w:r>
+              <w:rPr>
+                <w:rFonts w:ascii="Arial" w:cs="Arial" w:eastAsia="Arial" w:hAnsi="Arial"/>
+                <w:b/>
+                <w:bCs/>
+                <w:i w:val="false"/>
+                <w:iCs w:val="false"/>
+                <w:color w:val="000000"/>
+                <w:sz w:val="18"/>
+                <w:szCs w:val="18"/>
+              </w:rPr>
+              <w:t xml:space="preserve">Sub-Strand Content</w:t>
+            </w:r>
+          </w:p>
+        </w:tc>
+        <w:tc>
+          <w:tcPr>
+            <w:tcW w:type="dxa" w:w="10680"/>
+            <w:shd w:fill="FFFFFF" w:color="auto" w:val="clear"/>
+            <w:tcMar>
+              <w:top w:type="dxa" w:w="60"/>
+              <w:left w:type="dxa" w:w="120"/>
+              <w:bottom w:type="dxa" w:w="60"/>
+              <w:right w:type="dxa" w:w="120"/>
+            </w:tcMar>
+            <w:vAlign w:val="top"/>
+          </w:tcPr>
+          <w:p>
+            <w:pPr>
+              <w:spacing w:after="30" w:before="0"/>
+              <w:ind w:left="360" w:hanging="180"/>
+              <w:jc w:val="left"/>
+            </w:pPr>
+            <w:r>
+              <w:rPr>
+                <w:rFonts w:ascii="Arial" w:cs="Arial" w:eastAsia="Arial" w:hAnsi="Arial"/>
+                <w:b w:val="false"/>
+                <w:bCs w:val="false"/>
+                <w:i w:val="false"/>
+                <w:iCs w:val="false"/>
+                <w:color w:val="000000"/>
+                <w:sz w:val="18"/>
+                <w:szCs w:val="18"/>
+              </w:rPr>
+              <w:t xml:space="preserve">–  Trigonometric ratios of acute angles (sine, cosine, tangent defined from right-angled triangles)</w:t>
+            </w:r>
+          </w:p>
+          <w:p>
+            <w:pPr>
+              <w:spacing w:after="30" w:before="0"/>
+              <w:ind w:left="360" w:hanging="180"/>
+              <w:jc w:val="left"/>
+            </w:pPr>
+            <w:r>
+              <w:rPr>
+                <w:rFonts w:ascii="Arial" w:cs="Arial" w:eastAsia="Arial" w:hAnsi="Arial"/>
+                <w:b w:val="false"/>
+                <w:bCs w:val="false"/>
+                <w:i w:val="false"/>
+                <w:iCs w:val="false"/>
+                <w:color w:val="000000"/>
+                <w:sz w:val="18"/>
+                <w:szCs w:val="18"/>
+              </w:rPr>
+              <w:t xml:space="preserve">–  Sine of an acute angle — definition, values, and use of mathematical tables</w:t>
+            </w:r>
+          </w:p>
+          <w:p>
+            <w:pPr>
+              <w:spacing w:after="30" w:before="0"/>
+              <w:ind w:left="360" w:hanging="180"/>
+              <w:jc w:val="left"/>
+            </w:pPr>
+            <w:r>
+              <w:rPr>
+                <w:rFonts w:ascii="Arial" w:cs="Arial" w:eastAsia="Arial" w:hAnsi="Arial"/>
+                <w:b w:val="false"/>
+                <w:bCs w:val="false"/>
+                <w:i w:val="false"/>
+                <w:iCs w:val="false"/>
+                <w:color w:val="000000"/>
+                <w:sz w:val="18"/>
+                <w:szCs w:val="18"/>
+              </w:rPr>
+              <w:t xml:space="preserve">–  Cosine of an acute angle — definition, values, and use of mathematical tables</w:t>
+            </w:r>
+          </w:p>
+          <w:p>
+            <w:pPr>
+              <w:spacing w:after="30" w:before="0"/>
+              <w:ind w:left="360" w:hanging="180"/>
+              <w:jc w:val="left"/>
+            </w:pPr>
+            <w:r>
+              <w:rPr>
+                <w:rFonts w:ascii="Arial" w:cs="Arial" w:eastAsia="Arial" w:hAnsi="Arial"/>
+                <w:b w:val="false"/>
+                <w:bCs w:val="false"/>
+                <w:i w:val="false"/>
+                <w:iCs w:val="false"/>
+                <w:color w:val="000000"/>
+                <w:sz w:val="18"/>
+                <w:szCs w:val="18"/>
+              </w:rPr>
+              <w:t xml:space="preserve">–  Tangent of an acute angle — definition, values, and use of mathematical tables</w:t>
+            </w:r>
+          </w:p>
+          <w:p>
+            <w:pPr>
+              <w:spacing w:after="30" w:before="0"/>
+              <w:ind w:left="360" w:hanging="180"/>
+              <w:jc w:val="left"/>
+            </w:pPr>
+            <w:r>
+              <w:rPr>
+                <w:rFonts w:ascii="Arial" w:cs="Arial" w:eastAsia="Arial" w:hAnsi="Arial"/>
+                <w:b w:val="false"/>
+                <w:bCs w:val="false"/>
+                <w:i w:val="false"/>
+                <w:iCs w:val="false"/>
+                <w:color w:val="000000"/>
+                <w:sz w:val="18"/>
+                <w:szCs w:val="18"/>
+              </w:rPr>
+              <w:t xml:space="preserve">–  Finding trigonometric ratios using calculators</w:t>
+            </w:r>
+          </w:p>
+          <w:p>
+            <w:pPr>
+              <w:spacing w:after="30" w:before="0"/>
+              <w:ind w:left="360" w:hanging="180"/>
+              <w:jc w:val="left"/>
+            </w:pPr>
+            <w:r>
+              <w:rPr>
+                <w:rFonts w:ascii="Arial" w:cs="Arial" w:eastAsia="Arial" w:hAnsi="Arial"/>
+                <w:b w:val="false"/>
+                <w:bCs w:val="false"/>
+                <w:i w:val="false"/>
+                <w:iCs w:val="false"/>
+                <w:color w:val="000000"/>
+                <w:sz w:val="18"/>
+                <w:szCs w:val="18"/>
+              </w:rPr>
+              <w:t xml:space="preserve">–  Relationship between sine, cosine and tangent of acute angles (tan θ = sin θ / cos θ)</w:t>
+            </w:r>
+          </w:p>
+          <w:p>
+            <w:pPr>
+              <w:spacing w:after="30" w:before="0"/>
+              <w:ind w:left="360" w:hanging="180"/>
+              <w:jc w:val="left"/>
+            </w:pPr>
+            <w:r>
+              <w:rPr>
+                <w:rFonts w:ascii="Arial" w:cs="Arial" w:eastAsia="Arial" w:hAnsi="Arial"/>
+                <w:b w:val="false"/>
+                <w:bCs w:val="false"/>
+                <w:i w:val="false"/>
+                <w:iCs w:val="false"/>
+                <w:color w:val="000000"/>
+                <w:sz w:val="18"/>
+                <w:szCs w:val="18"/>
+              </w:rPr>
+              <w:t xml:space="preserve">–  Trigonometric ratios of complementary angles (sin θ = cos(90° − θ))</w:t>
+            </w:r>
+          </w:p>
+          <w:p>
+            <w:pPr>
+              <w:spacing w:after="30" w:before="0"/>
+              <w:ind w:left="360" w:hanging="180"/>
+              <w:jc w:val="left"/>
+            </w:pPr>
+            <w:r>
+              <w:rPr>
+                <w:rFonts w:ascii="Arial" w:cs="Arial" w:eastAsia="Arial" w:hAnsi="Arial"/>
+                <w:b w:val="false"/>
+                <w:bCs w:val="false"/>
+                <w:i w:val="false"/>
+                <w:iCs w:val="false"/>
+                <w:color w:val="000000"/>
+                <w:sz w:val="18"/>
+                <w:szCs w:val="18"/>
+              </w:rPr>
+              <w:t xml:space="preserve">–  Special angles (0°, 30°, 45°, 60°, 90°) — exact values without tables</w:t>
+            </w:r>
+          </w:p>
+          <w:p>
+            <w:pPr>
+              <w:spacing w:after="30" w:before="0"/>
+              <w:ind w:left="360" w:hanging="180"/>
+              <w:jc w:val="left"/>
+            </w:pPr>
+            <w:r>
+              <w:rPr>
+                <w:rFonts w:ascii="Arial" w:cs="Arial" w:eastAsia="Arial" w:hAnsi="Arial"/>
+                <w:b w:val="false"/>
+                <w:bCs w:val="false"/>
+                <w:i w:val="false"/>
+                <w:iCs w:val="false"/>
+                <w:color w:val="000000"/>
+                <w:sz w:val="18"/>
+                <w:szCs w:val="18"/>
+              </w:rPr>
+              <w:t xml:space="preserve">–  Angles of elevation and depression</w:t>
+            </w:r>
+          </w:p>
+          <w:p>
+            <w:pPr>
+              <w:spacing w:after="30" w:before="0"/>
+              <w:ind w:left="360" w:hanging="180"/>
+              <w:jc w:val="left"/>
+            </w:pPr>
+            <w:r>
+              <w:rPr>
+                <w:rFonts w:ascii="Arial" w:cs="Arial" w:eastAsia="Arial" w:hAnsi="Arial"/>
+                <w:b w:val="false"/>
+                <w:bCs w:val="false"/>
+                <w:i w:val="false"/>
+                <w:iCs w:val="false"/>
+                <w:color w:val="000000"/>
+                <w:sz w:val="18"/>
+                <w:szCs w:val="18"/>
+              </w:rPr>
+              <w:t xml:space="preserve">–  Application of trigonometry in real-life situations (heights, distances, surveying)</w:t>
+            </w:r>
+          </w:p>
+        </w:tc>
+      </w:tr>
+      <w:tr>
+        <w:tc>
+          <w:tcPr>
+            <w:tcW w:type="dxa" w:w="3000"/>
+            <w:shd w:fill="D5E8F0" w:color="auto" w:val="clear"/>
+            <w:tcMar>
+              <w:top w:type="dxa" w:w="60"/>
+              <w:left w:type="dxa" w:w="120"/>
+              <w:bottom w:type="dxa" w:w="60"/>
+              <w:right w:type="dxa" w:w="120"/>
+            </w:tcMar>
+            <w:vAlign w:val="top"/>
+          </w:tcPr>
+          <w:p>
+            <w:pPr>
+              <w:spacing w:after="40" w:before="0"/>
+              <w:jc w:val="left"/>
+            </w:pPr>
+            <w:r>
+              <w:rPr>
+                <w:rFonts w:ascii="Arial" w:cs="Arial" w:eastAsia="Arial" w:hAnsi="Arial"/>
+                <w:b/>
+                <w:bCs/>
+                <w:i w:val="false"/>
+                <w:iCs w:val="false"/>
+                <w:color w:val="000000"/>
+                <w:sz w:val="18"/>
+                <w:szCs w:val="18"/>
+              </w:rPr>
+              <w:t xml:space="preserve">Learning Outcomes</w:t>
+            </w:r>
+          </w:p>
+        </w:tc>
+        <w:tc>
+          <w:tcPr>
+            <w:tcW w:type="dxa" w:w="10680"/>
+            <w:shd w:fill="FFFFFF" w:color="auto" w:val="clear"/>
+            <w:tcMar>
+              <w:top w:type="dxa" w:w="60"/>
+              <w:left w:type="dxa" w:w="120"/>
+              <w:bottom w:type="dxa" w:w="60"/>
+              <w:right w:type="dxa" w:w="120"/>
+            </w:tcMar>
+            <w:vAlign w:val="top"/>
+          </w:tcPr>
+          <w:p>
+            <w:pPr>
+              <w:spacing w:after="40" w:before="0"/>
+              <w:jc w:val="left"/>
+            </w:pPr>
+            <w:r>
+              <w:rPr>
+                <w:rFonts w:ascii="Arial" w:cs="Arial" w:eastAsia="Arial" w:hAnsi="Arial"/>
+                <w:b w:val="false"/>
+                <w:bCs w:val="false"/>
+                <w:i w:val="false"/>
+                <w:iCs w:val="false"/>
+                <w:color w:val="000000"/>
+                <w:sz w:val="18"/>
+                <w:szCs w:val="18"/>
+              </w:rPr>
+              <w:t xml:space="preserve">By the end of the sub-strand, the learner should be able to:</w:t>
+            </w:r>
+          </w:p>
+          <w:p>
+            <w:pPr>
+              <w:spacing w:after="40" w:before="0"/>
+              <w:jc w:val="left"/>
+            </w:pPr>
+            <w:r>
+              <w:rPr>
+                <w:rFonts w:ascii="Arial" w:cs="Arial" w:eastAsia="Arial" w:hAnsi="Arial"/>
+                <w:b w:val="false"/>
+                <w:bCs w:val="false"/>
+                <w:i w:val="false"/>
+                <w:iCs w:val="false"/>
+                <w:color w:val="000000"/>
+                <w:sz w:val="18"/>
+                <w:szCs w:val="18"/>
+              </w:rPr>
+              <w:t xml:space="preserve">a) define sine, cosine and tangent of an acute angle using measurements from right-angled triangles drawn by hand,</w:t>
+            </w:r>
+          </w:p>
+          <w:p>
+            <w:pPr>
+              <w:spacing w:after="40" w:before="0"/>
+              <w:jc w:val="left"/>
+            </w:pPr>
+            <w:r>
+              <w:rPr>
+                <w:rFonts w:ascii="Arial" w:cs="Arial" w:eastAsia="Arial" w:hAnsi="Arial"/>
+                <w:b w:val="false"/>
+                <w:bCs w:val="false"/>
+                <w:i w:val="false"/>
+                <w:iCs w:val="false"/>
+                <w:color w:val="000000"/>
+                <w:sz w:val="18"/>
+                <w:szCs w:val="18"/>
+              </w:rPr>
+              <w:t xml:space="preserve">b) determine trigonometric ratios of acute angles using mathematical tables,</w:t>
+            </w:r>
+          </w:p>
+          <w:p>
+            <w:pPr>
+              <w:spacing w:after="40" w:before="0"/>
+              <w:jc w:val="left"/>
+            </w:pPr>
+            <w:r>
+              <w:rPr>
+                <w:rFonts w:ascii="Arial" w:cs="Arial" w:eastAsia="Arial" w:hAnsi="Arial"/>
+                <w:b w:val="false"/>
+                <w:bCs w:val="false"/>
+                <w:i w:val="false"/>
+                <w:iCs w:val="false"/>
+                <w:color w:val="000000"/>
+                <w:sz w:val="18"/>
+                <w:szCs w:val="18"/>
+              </w:rPr>
+              <w:t xml:space="preserve">c) determine trigonometric ratios of acute angles using a calculator,</w:t>
+            </w:r>
+          </w:p>
+          <w:p>
+            <w:pPr>
+              <w:spacing w:after="40" w:before="0"/>
+              <w:jc w:val="left"/>
+            </w:pPr>
+            <w:r>
+              <w:rPr>
+                <w:rFonts w:ascii="Arial" w:cs="Arial" w:eastAsia="Arial" w:hAnsi="Arial"/>
+                <w:b w:val="false"/>
+                <w:bCs w:val="false"/>
+                <w:i w:val="false"/>
+                <w:iCs w:val="false"/>
+                <w:color w:val="000000"/>
+                <w:sz w:val="18"/>
+                <w:szCs w:val="18"/>
+              </w:rPr>
+              <w:t xml:space="preserve">d) establish the relationship between sine, cosine and tangent of acute angles (tan θ = sin θ / cos θ),</w:t>
+            </w:r>
+          </w:p>
+          <w:p>
+            <w:pPr>
+              <w:spacing w:after="40" w:before="0"/>
+              <w:jc w:val="left"/>
+            </w:pPr>
+            <w:r>
+              <w:rPr>
+                <w:rFonts w:ascii="Arial" w:cs="Arial" w:eastAsia="Arial" w:hAnsi="Arial"/>
+                <w:b w:val="false"/>
+                <w:bCs w:val="false"/>
+                <w:i w:val="false"/>
+                <w:iCs w:val="false"/>
+                <w:color w:val="000000"/>
+                <w:sz w:val="18"/>
+                <w:szCs w:val="18"/>
+              </w:rPr>
+              <w:t xml:space="preserve">e) identify and apply the relationship between trigonometric ratios of complementary angles (sin θ = cos(90° − θ)),</w:t>
+            </w:r>
+          </w:p>
+          <w:p>
+            <w:pPr>
+              <w:spacing w:after="40" w:before="0"/>
+              <w:jc w:val="left"/>
+            </w:pPr>
+            <w:r>
+              <w:rPr>
+                <w:rFonts w:ascii="Arial" w:cs="Arial" w:eastAsia="Arial" w:hAnsi="Arial"/>
+                <w:b w:val="false"/>
+                <w:bCs w:val="false"/>
+                <w:i w:val="false"/>
+                <w:iCs w:val="false"/>
+                <w:color w:val="000000"/>
+                <w:sz w:val="18"/>
+                <w:szCs w:val="18"/>
+              </w:rPr>
+              <w:t xml:space="preserve">f) derive and recall exact trigonometric ratios for special angles (0°, 30°, 45°, 60°, 90°),</w:t>
+            </w:r>
+          </w:p>
+          <w:p>
+            <w:pPr>
+              <w:spacing w:after="40" w:before="0"/>
+              <w:jc w:val="left"/>
+            </w:pPr>
+            <w:r>
+              <w:rPr>
+                <w:rFonts w:ascii="Arial" w:cs="Arial" w:eastAsia="Arial" w:hAnsi="Arial"/>
+                <w:b w:val="false"/>
+                <w:bCs w:val="false"/>
+                <w:i w:val="false"/>
+                <w:iCs w:val="false"/>
+                <w:color w:val="000000"/>
+                <w:sz w:val="18"/>
+                <w:szCs w:val="18"/>
+              </w:rPr>
+              <w:t xml:space="preserve">g) distinguish between angles of elevation and angles of depression in diagrams and real contexts,</w:t>
+            </w:r>
+          </w:p>
+          <w:p>
+            <w:pPr>
+              <w:spacing w:after="40" w:before="0"/>
+              <w:jc w:val="left"/>
+            </w:pPr>
+            <w:r>
+              <w:rPr>
+                <w:rFonts w:ascii="Arial" w:cs="Arial" w:eastAsia="Arial" w:hAnsi="Arial"/>
+                <w:b w:val="false"/>
+                <w:bCs w:val="false"/>
+                <w:i w:val="false"/>
+                <w:iCs w:val="false"/>
+                <w:color w:val="000000"/>
+                <w:sz w:val="18"/>
+                <w:szCs w:val="18"/>
+              </w:rPr>
+              <w:t xml:space="preserve">h) apply trigonometric ratios to solve problems involving heights and distances in real-life Kenyan contexts,</w:t>
+            </w:r>
+          </w:p>
+          <w:p>
+            <w:pPr>
+              <w:spacing w:after="40" w:before="0"/>
+              <w:jc w:val="left"/>
+            </w:pPr>
+            <w:r>
+              <w:rPr>
+                <w:rFonts w:ascii="Arial" w:cs="Arial" w:eastAsia="Arial" w:hAnsi="Arial"/>
+                <w:b w:val="false"/>
+                <w:bCs w:val="false"/>
+                <w:i w:val="false"/>
+                <w:iCs w:val="false"/>
+                <w:color w:val="000000"/>
+                <w:sz w:val="18"/>
+                <w:szCs w:val="18"/>
+              </w:rPr>
+              <w:t xml:space="preserve">i) appreciate the relevance of trigonometry in architecture, surveying, navigation, and everyday problem-solving.</w:t>
+            </w:r>
+          </w:p>
+        </w:tc>
+      </w:tr>
+      <w:tr>
+        <w:tc>
+          <w:tcPr>
+            <w:tcW w:type="dxa" w:w="3000"/>
+            <w:shd w:fill="D5E8F0" w:color="auto" w:val="clear"/>
+            <w:tcMar>
+              <w:top w:type="dxa" w:w="60"/>
+              <w:left w:type="dxa" w:w="120"/>
+              <w:bottom w:type="dxa" w:w="60"/>
+              <w:right w:type="dxa" w:w="120"/>
+            </w:tcMar>
+            <w:vAlign w:val="top"/>
+          </w:tcPr>
+          <w:p>
+            <w:pPr>
+              <w:spacing w:after="40" w:before="0"/>
+              <w:jc w:val="left"/>
+            </w:pPr>
+            <w:r>
+              <w:rPr>
+                <w:rFonts w:ascii="Arial" w:cs="Arial" w:eastAsia="Arial" w:hAnsi="Arial"/>
+                <w:b/>
+                <w:bCs/>
+                <w:i w:val="false"/>
+                <w:iCs w:val="false"/>
+                <w:color w:val="000000"/>
+                <w:sz w:val="18"/>
+                <w:szCs w:val="18"/>
+              </w:rPr>
+              <w:t xml:space="preserve">Core Competencies</w:t>
+            </w:r>
+          </w:p>
+        </w:tc>
+        <w:tc>
+          <w:tcPr>
+            <w:tcW w:type="dxa" w:w="10680"/>
+            <w:shd w:fill="FFFFFF" w:color="auto" w:val="clear"/>
+            <w:tcMar>
+              <w:top w:type="dxa" w:w="60"/>
+              <w:left w:type="dxa" w:w="120"/>
+              <w:bottom w:type="dxa" w:w="60"/>
+              <w:right w:type="dxa" w:w="120"/>
+            </w:tcMar>
+            <w:vAlign w:val="top"/>
+          </w:tcPr>
+          <w:p>
+            <w:pPr>
+              <w:spacing w:after="30" w:before="0"/>
+              <w:ind w:left="360" w:hanging="180"/>
+              <w:jc w:val="left"/>
+            </w:pPr>
+            <w:r>
+              <w:rPr>
+                <w:rFonts w:ascii="Arial" w:cs="Arial" w:eastAsia="Arial" w:hAnsi="Arial"/>
+                <w:b w:val="false"/>
+                <w:bCs w:val="false"/>
+                <w:i w:val="false"/>
+                <w:iCs w:val="false"/>
+                <w:color w:val="000000"/>
+                <w:sz w:val="18"/>
+                <w:szCs w:val="18"/>
+              </w:rPr>
+              <w:t xml:space="preserve">–  Communication and Collaboration: learners work in groups to draw right-angled triangles of chosen measurements, measure angles with a protractor, share computed ratios, and discuss patterns observed across different triangles.</w:t>
+            </w:r>
+          </w:p>
+          <w:p>
+            <w:pPr>
+              <w:spacing w:after="30" w:before="0"/>
+              <w:ind w:left="360" w:hanging="180"/>
+              <w:jc w:val="left"/>
+            </w:pPr>
+            <w:r>
+              <w:rPr>
+                <w:rFonts w:ascii="Arial" w:cs="Arial" w:eastAsia="Arial" w:hAnsi="Arial"/>
+                <w:b w:val="false"/>
+                <w:bCs w:val="false"/>
+                <w:i w:val="false"/>
+                <w:iCs w:val="false"/>
+                <w:color w:val="000000"/>
+                <w:sz w:val="18"/>
+                <w:szCs w:val="18"/>
+              </w:rPr>
+              <w:t xml:space="preserve">–  Critical Thinking and Problem Solving: learners analyse why opposite/hypotenuse always gives the same ratio for a fixed angle regardless of triangle size, and use this insight to solve height-and-distance problems set in Kenyan contexts (e.g., estimating the height of a flagpole at a Nairobi school).</w:t>
+            </w:r>
+          </w:p>
+          <w:p>
+            <w:pPr>
+              <w:spacing w:after="30" w:before="0"/>
+              <w:ind w:left="360" w:hanging="180"/>
+              <w:jc w:val="left"/>
+            </w:pPr>
+            <w:r>
+              <w:rPr>
+                <w:rFonts w:ascii="Arial" w:cs="Arial" w:eastAsia="Arial" w:hAnsi="Arial"/>
+                <w:b w:val="false"/>
+                <w:bCs w:val="false"/>
+                <w:i w:val="false"/>
+                <w:iCs w:val="false"/>
+                <w:color w:val="000000"/>
+                <w:sz w:val="18"/>
+                <w:szCs w:val="18"/>
+              </w:rPr>
+              <w:t xml:space="preserve">–  Digital Literacy: learners use scientific calculators and, where available, digital devices to determine trigonometric ratios and verify table values.</w:t>
+            </w:r>
+          </w:p>
+          <w:p>
+            <w:pPr>
+              <w:spacing w:after="30" w:before="0"/>
+              <w:ind w:left="360" w:hanging="180"/>
+              <w:jc w:val="left"/>
+            </w:pPr>
+            <w:r>
+              <w:rPr>
+                <w:rFonts w:ascii="Arial" w:cs="Arial" w:eastAsia="Arial" w:hAnsi="Arial"/>
+                <w:b w:val="false"/>
+                <w:bCs w:val="false"/>
+                <w:i w:val="false"/>
+                <w:iCs w:val="false"/>
+                <w:color w:val="000000"/>
+                <w:sz w:val="18"/>
+                <w:szCs w:val="18"/>
+              </w:rPr>
+              <w:t xml:space="preserve">–  Learning to Learn: learners derive exact values for special angles independently using equilateral and isosceles right-angled triangles, building self-directed inquiry habits.</w:t>
+            </w:r>
+          </w:p>
+          <w:p>
+            <w:pPr>
+              <w:spacing w:after="30" w:before="0"/>
+              <w:ind w:left="360" w:hanging="180"/>
+              <w:jc w:val="left"/>
+            </w:pPr>
+            <w:r>
+              <w:rPr>
+                <w:rFonts w:ascii="Arial" w:cs="Arial" w:eastAsia="Arial" w:hAnsi="Arial"/>
+                <w:b w:val="false"/>
+                <w:bCs w:val="false"/>
+                <w:i w:val="false"/>
+                <w:iCs w:val="false"/>
+                <w:color w:val="000000"/>
+                <w:sz w:val="18"/>
+                <w:szCs w:val="18"/>
+              </w:rPr>
+              <w:t xml:space="preserve">–  Self-efficacy: learners gain confidence in applying abstract angle ratios to concrete, visible real-world situations such as measuring the height of a building or a hill in the Rift Valley.</w:t>
+            </w:r>
+          </w:p>
+        </w:tc>
+      </w:tr>
+      <w:tr>
+        <w:tc>
+          <w:tcPr>
+            <w:tcW w:type="dxa" w:w="3000"/>
+            <w:shd w:fill="E2EFDA" w:color="auto" w:val="clear"/>
+            <w:tcMar>
+              <w:top w:type="dxa" w:w="60"/>
+              <w:left w:type="dxa" w:w="120"/>
+              <w:bottom w:type="dxa" w:w="60"/>
+              <w:right w:type="dxa" w:w="120"/>
+            </w:tcMar>
+            <w:vAlign w:val="top"/>
+          </w:tcPr>
+          <w:p>
+            <w:pPr>
+              <w:spacing w:after="40" w:before="0"/>
+              <w:jc w:val="left"/>
+            </w:pPr>
+            <w:r>
+              <w:rPr>
+                <w:rFonts w:ascii="Arial" w:cs="Arial" w:eastAsia="Arial" w:hAnsi="Arial"/>
+                <w:b/>
+                <w:bCs/>
+                <w:i w:val="false"/>
+                <w:iCs w:val="false"/>
+                <w:color w:val="000000"/>
+                <w:sz w:val="18"/>
+                <w:szCs w:val="18"/>
+              </w:rPr>
+              <w:t xml:space="preserve">Core Values</w:t>
+            </w:r>
+          </w:p>
+        </w:tc>
+        <w:tc>
+          <w:tcPr>
+            <w:tcW w:type="dxa" w:w="10680"/>
+            <w:shd w:fill="FFFFFF" w:color="auto" w:val="clear"/>
+            <w:tcMar>
+              <w:top w:type="dxa" w:w="60"/>
+              <w:left w:type="dxa" w:w="120"/>
+              <w:bottom w:type="dxa" w:w="60"/>
+              <w:right w:type="dxa" w:w="120"/>
+            </w:tcMar>
+            <w:vAlign w:val="top"/>
+          </w:tcPr>
+          <w:p>
+            <w:pPr>
+              <w:spacing w:after="30" w:before="0"/>
+              <w:ind w:left="360" w:hanging="180"/>
+              <w:jc w:val="left"/>
+            </w:pPr>
+            <w:r>
+              <w:rPr>
+                <w:rFonts w:ascii="Arial" w:cs="Arial" w:eastAsia="Arial" w:hAnsi="Arial"/>
+                <w:b w:val="false"/>
+                <w:bCs w:val="false"/>
+                <w:i w:val="false"/>
+                <w:iCs w:val="false"/>
+                <w:color w:val="000000"/>
+                <w:sz w:val="18"/>
+                <w:szCs w:val="18"/>
+              </w:rPr>
+              <w:t xml:space="preserve">–  Responsibility: learners handle protractors, rulers, calculators, and mathematical tables carefully during hands-on triangle-drawing activities, returning equipment in good condition.</w:t>
+            </w:r>
+          </w:p>
+          <w:p>
+            <w:pPr>
+              <w:spacing w:after="30" w:before="0"/>
+              <w:ind w:left="360" w:hanging="180"/>
+              <w:jc w:val="left"/>
+            </w:pPr>
+            <w:r>
+              <w:rPr>
+                <w:rFonts w:ascii="Arial" w:cs="Arial" w:eastAsia="Arial" w:hAnsi="Arial"/>
+                <w:b w:val="false"/>
+                <w:bCs w:val="false"/>
+                <w:i w:val="false"/>
+                <w:iCs w:val="false"/>
+                <w:color w:val="000000"/>
+                <w:sz w:val="18"/>
+                <w:szCs w:val="18"/>
+              </w:rPr>
+              <w:t xml:space="preserve">–  Integrity: learners record actual measured values honestly, even when results differ slightly from expected ratios, and reflect on sources of measurement error.</w:t>
+            </w:r>
+          </w:p>
+          <w:p>
+            <w:pPr>
+              <w:spacing w:after="30" w:before="0"/>
+              <w:ind w:left="360" w:hanging="180"/>
+              <w:jc w:val="left"/>
+            </w:pPr>
+            <w:r>
+              <w:rPr>
+                <w:rFonts w:ascii="Arial" w:cs="Arial" w:eastAsia="Arial" w:hAnsi="Arial"/>
+                <w:b w:val="false"/>
+                <w:bCs w:val="false"/>
+                <w:i w:val="false"/>
+                <w:iCs w:val="false"/>
+                <w:color w:val="000000"/>
+                <w:sz w:val="18"/>
+                <w:szCs w:val="18"/>
+              </w:rPr>
+              <w:t xml:space="preserve">–  Unity: learners collaborate in diverse groups during the triangle-drawing phenomenon activity and the special-angles derivation task, valuing each member's contribution.</w:t>
+            </w:r>
+          </w:p>
+          <w:p>
+            <w:pPr>
+              <w:spacing w:after="30" w:before="0"/>
+              <w:ind w:left="360" w:hanging="180"/>
+              <w:jc w:val="left"/>
+            </w:pPr>
+            <w:r>
+              <w:rPr>
+                <w:rFonts w:ascii="Arial" w:cs="Arial" w:eastAsia="Arial" w:hAnsi="Arial"/>
+                <w:b w:val="false"/>
+                <w:bCs w:val="false"/>
+                <w:i w:val="false"/>
+                <w:iCs w:val="false"/>
+                <w:color w:val="000000"/>
+                <w:sz w:val="18"/>
+                <w:szCs w:val="18"/>
+              </w:rPr>
+              <w:t xml:space="preserve">–  Respect: learners listen to peers' explanations during sensemaking discussions and appreciate different approaches to solving trigonometric problems.</w:t>
+            </w:r>
+          </w:p>
+          <w:p>
+            <w:pPr>
+              <w:spacing w:after="30" w:before="0"/>
+              <w:ind w:left="360" w:hanging="180"/>
+              <w:jc w:val="left"/>
+            </w:pPr>
+            <w:r>
+              <w:rPr>
+                <w:rFonts w:ascii="Arial" w:cs="Arial" w:eastAsia="Arial" w:hAnsi="Arial"/>
+                <w:b w:val="false"/>
+                <w:bCs w:val="false"/>
+                <w:i w:val="false"/>
+                <w:iCs w:val="false"/>
+                <w:color w:val="000000"/>
+                <w:sz w:val="18"/>
+                <w:szCs w:val="18"/>
+              </w:rPr>
+              <w:t xml:space="preserve">–  Social Justice: learners recognise how trigonometry empowers communities — e.g., local surveyors and engineers in Kisumu or Mombasa use these tools — making mathematics relevant beyond the classroom.</w:t>
+            </w:r>
+          </w:p>
+        </w:tc>
+      </w:tr>
+      <w:tr>
+        <w:tc>
+          <w:tcPr>
+            <w:tcW w:type="dxa" w:w="3000"/>
+            <w:shd w:fill="D5E8F0" w:color="auto" w:val="clear"/>
+            <w:tcMar>
+              <w:top w:type="dxa" w:w="60"/>
+              <w:left w:type="dxa" w:w="120"/>
+              <w:bottom w:type="dxa" w:w="60"/>
+              <w:right w:type="dxa" w:w="120"/>
+            </w:tcMar>
+            <w:vAlign w:val="top"/>
+          </w:tcPr>
+          <w:p>
+            <w:pPr>
+              <w:spacing w:after="40" w:before="0"/>
+              <w:jc w:val="left"/>
+            </w:pPr>
+            <w:r>
+              <w:rPr>
+                <w:rFonts w:ascii="Arial" w:cs="Arial" w:eastAsia="Arial" w:hAnsi="Arial"/>
+                <w:b/>
+                <w:bCs/>
+                <w:i w:val="false"/>
+                <w:iCs w:val="false"/>
+                <w:color w:val="000000"/>
+                <w:sz w:val="18"/>
+                <w:szCs w:val="18"/>
+              </w:rPr>
+              <w:t xml:space="preserve">Science &amp; Engineering Practices</w:t>
+            </w:r>
+          </w:p>
+        </w:tc>
+        <w:tc>
+          <w:tcPr>
+            <w:tcW w:type="dxa" w:w="10680"/>
+            <w:shd w:fill="FFFFFF" w:color="auto" w:val="clear"/>
+            <w:tcMar>
+              <w:top w:type="dxa" w:w="60"/>
+              <w:left w:type="dxa" w:w="120"/>
+              <w:bottom w:type="dxa" w:w="60"/>
+              <w:right w:type="dxa" w:w="120"/>
+            </w:tcMar>
+            <w:vAlign w:val="top"/>
+          </w:tcPr>
+          <w:p>
+            <w:pPr>
+              <w:spacing w:after="30" w:before="0"/>
+              <w:ind w:left="360" w:hanging="180"/>
+              <w:jc w:val="left"/>
+            </w:pPr>
+            <w:r>
+              <w:rPr>
+                <w:rFonts w:ascii="Arial" w:cs="Arial" w:eastAsia="Arial" w:hAnsi="Arial"/>
+                <w:b w:val="false"/>
+                <w:bCs w:val="false"/>
+                <w:i w:val="false"/>
+                <w:iCs w:val="false"/>
+                <w:color w:val="000000"/>
+                <w:sz w:val="18"/>
+                <w:szCs w:val="18"/>
+              </w:rPr>
+              <w:t xml:space="preserve">–  Planning and Carrying Out Investigations: learners design and conduct a hands-on investigation by drawing right-angled triangles of self-chosen dimensions, measuring angles with a protractor, computing ratios of sides, and recording results systematically in a table.</w:t>
+            </w:r>
+          </w:p>
+          <w:p>
+            <w:pPr>
+              <w:spacing w:after="30" w:before="0"/>
+              <w:ind w:left="360" w:hanging="180"/>
+              <w:jc w:val="left"/>
+            </w:pPr>
+            <w:r>
+              <w:rPr>
+                <w:rFonts w:ascii="Arial" w:cs="Arial" w:eastAsia="Arial" w:hAnsi="Arial"/>
+                <w:b w:val="false"/>
+                <w:bCs w:val="false"/>
+                <w:i w:val="false"/>
+                <w:iCs w:val="false"/>
+                <w:color w:val="000000"/>
+                <w:sz w:val="18"/>
+                <w:szCs w:val="18"/>
+              </w:rPr>
+              <w:t xml:space="preserve">–  Analysing and Interpreting Data: learners compare sine, cosine, and tangent values obtained from their own triangles with table/calculator values, identifying patterns (e.g., sin and cos of complementary angles are equal) and resolving discrepancies.</w:t>
+            </w:r>
+          </w:p>
+          <w:p>
+            <w:pPr>
+              <w:spacing w:after="30" w:before="0"/>
+              <w:ind w:left="360" w:hanging="180"/>
+              <w:jc w:val="left"/>
+            </w:pPr>
+            <w:r>
+              <w:rPr>
+                <w:rFonts w:ascii="Arial" w:cs="Arial" w:eastAsia="Arial" w:hAnsi="Arial"/>
+                <w:b w:val="false"/>
+                <w:bCs w:val="false"/>
+                <w:i w:val="false"/>
+                <w:iCs w:val="false"/>
+                <w:color w:val="000000"/>
+                <w:sz w:val="18"/>
+                <w:szCs w:val="18"/>
+              </w:rPr>
+              <w:t xml:space="preserve">–  Using Mathematics and Computational Thinking: learners use ratio, proportion, and algebraic manipulation (tan θ = sin θ / cos θ) to connect the three trigonometric functions, and apply these to calculate unknown heights and distances.</w:t>
+            </w:r>
+          </w:p>
+          <w:p>
+            <w:pPr>
+              <w:spacing w:after="30" w:before="0"/>
+              <w:ind w:left="360" w:hanging="180"/>
+              <w:jc w:val="left"/>
+            </w:pPr>
+            <w:r>
+              <w:rPr>
+                <w:rFonts w:ascii="Arial" w:cs="Arial" w:eastAsia="Arial" w:hAnsi="Arial"/>
+                <w:b w:val="false"/>
+                <w:bCs w:val="false"/>
+                <w:i w:val="false"/>
+                <w:iCs w:val="false"/>
+                <w:color w:val="000000"/>
+                <w:sz w:val="18"/>
+                <w:szCs w:val="18"/>
+              </w:rPr>
+              <w:t xml:space="preserve">–  Constructing Explanations: learners articulate in writing and speech why the ratio of sides remains constant for a given angle regardless of triangle size, grounding their explanation in the concept of similar triangles.</w:t>
+            </w:r>
+          </w:p>
+          <w:p>
+            <w:pPr>
+              <w:spacing w:after="30" w:before="0"/>
+              <w:ind w:left="360" w:hanging="180"/>
+              <w:jc w:val="left"/>
+            </w:pPr>
+            <w:r>
+              <w:rPr>
+                <w:rFonts w:ascii="Arial" w:cs="Arial" w:eastAsia="Arial" w:hAnsi="Arial"/>
+                <w:b w:val="false"/>
+                <w:bCs w:val="false"/>
+                <w:i w:val="false"/>
+                <w:iCs w:val="false"/>
+                <w:color w:val="000000"/>
+                <w:sz w:val="18"/>
+                <w:szCs w:val="18"/>
+              </w:rPr>
+              <w:t xml:space="preserve">–  Obtaining, Evaluating, and Communicating Information: learners read articles and watch videos on complementary angles, special angles, and angles of elevation/depression, then synthesise information into annotated diagrams and model sketches.</w:t>
+            </w:r>
+          </w:p>
+        </w:tc>
+      </w:tr>
+      <w:tr>
+        <w:tc>
+          <w:tcPr>
+            <w:tcW w:type="dxa" w:w="3000"/>
+            <w:shd w:fill="FCE4D6" w:color="auto" w:val="clear"/>
+            <w:tcMar>
+              <w:top w:type="dxa" w:w="60"/>
+              <w:left w:type="dxa" w:w="120"/>
+              <w:bottom w:type="dxa" w:w="60"/>
+              <w:right w:type="dxa" w:w="120"/>
+            </w:tcMar>
+            <w:vAlign w:val="top"/>
+          </w:tcPr>
+          <w:p>
+            <w:pPr>
+              <w:spacing w:after="40" w:before="0"/>
+              <w:jc w:val="left"/>
+            </w:pPr>
+            <w:r>
+              <w:rPr>
+                <w:rFonts w:ascii="Arial" w:cs="Arial" w:eastAsia="Arial" w:hAnsi="Arial"/>
+                <w:b/>
+                <w:bCs/>
+                <w:i w:val="false"/>
+                <w:iCs w:val="false"/>
+                <w:color w:val="000000"/>
+                <w:sz w:val="18"/>
+                <w:szCs w:val="18"/>
+              </w:rPr>
+              <w:t xml:space="preserve">Pertinent &amp; Contemporary Issues (PCIs)</w:t>
+            </w:r>
+          </w:p>
+        </w:tc>
+        <w:tc>
+          <w:tcPr>
+            <w:tcW w:type="dxa" w:w="10680"/>
+            <w:shd w:fill="FFFFFF" w:color="auto" w:val="clear"/>
+            <w:tcMar>
+              <w:top w:type="dxa" w:w="60"/>
+              <w:left w:type="dxa" w:w="120"/>
+              <w:bottom w:type="dxa" w:w="60"/>
+              <w:right w:type="dxa" w:w="120"/>
+            </w:tcMar>
+            <w:vAlign w:val="top"/>
+          </w:tcPr>
+          <w:p>
+            <w:pPr>
+              <w:spacing w:after="30" w:before="0"/>
+              <w:ind w:left="360" w:hanging="180"/>
+              <w:jc w:val="left"/>
+            </w:pPr>
+            <w:r>
+              <w:rPr>
+                <w:rFonts w:ascii="Arial" w:cs="Arial" w:eastAsia="Arial" w:hAnsi="Arial"/>
+                <w:b w:val="false"/>
+                <w:bCs w:val="false"/>
+                <w:i w:val="false"/>
+                <w:iCs w:val="false"/>
+                <w:color w:val="000000"/>
+                <w:sz w:val="18"/>
+                <w:szCs w:val="18"/>
+              </w:rPr>
+              <w:t xml:space="preserve">–  Life Skills (Critical Thinking and Problem Solving): learners apply step-by-step logical reasoning to set up and solve angle-of-elevation and angle-of-depression problems, building real-world decision-making skills.</w:t>
+            </w:r>
+          </w:p>
+          <w:p>
+            <w:pPr>
+              <w:spacing w:after="30" w:before="0"/>
+              <w:ind w:left="360" w:hanging="180"/>
+              <w:jc w:val="left"/>
+            </w:pPr>
+            <w:r>
+              <w:rPr>
+                <w:rFonts w:ascii="Arial" w:cs="Arial" w:eastAsia="Arial" w:hAnsi="Arial"/>
+                <w:b w:val="false"/>
+                <w:bCs w:val="false"/>
+                <w:i w:val="false"/>
+                <w:iCs w:val="false"/>
+                <w:color w:val="000000"/>
+                <w:sz w:val="18"/>
+                <w:szCs w:val="18"/>
+              </w:rPr>
+              <w:t xml:space="preserve">–  Life Skills (Self-Esteem): learners gain confidence as they successfully derive exact special-angle values using geometric reasoning rather than memorisation, reinforcing belief in their own mathematical ability.</w:t>
+            </w:r>
+          </w:p>
+          <w:p>
+            <w:pPr>
+              <w:spacing w:after="30" w:before="0"/>
+              <w:ind w:left="360" w:hanging="180"/>
+              <w:jc w:val="left"/>
+            </w:pPr>
+            <w:r>
+              <w:rPr>
+                <w:rFonts w:ascii="Arial" w:cs="Arial" w:eastAsia="Arial" w:hAnsi="Arial"/>
+                <w:b w:val="false"/>
+                <w:bCs w:val="false"/>
+                <w:i w:val="false"/>
+                <w:iCs w:val="false"/>
+                <w:color w:val="000000"/>
+                <w:sz w:val="18"/>
+                <w:szCs w:val="18"/>
+              </w:rPr>
+              <w:t xml:space="preserve">–  Career Guidance: learners explore careers — surveying, architecture, engineering, aviation, and game-park tourism (e.g., tracking animal positions using bearings at Maasai Mara) — where trigonometry is directly applied.</w:t>
+            </w:r>
+          </w:p>
+          <w:p>
+            <w:pPr>
+              <w:spacing w:after="30" w:before="0"/>
+              <w:ind w:left="360" w:hanging="180"/>
+              <w:jc w:val="left"/>
+            </w:pPr>
+            <w:r>
+              <w:rPr>
+                <w:rFonts w:ascii="Arial" w:cs="Arial" w:eastAsia="Arial" w:hAnsi="Arial"/>
+                <w:b w:val="false"/>
+                <w:bCs w:val="false"/>
+                <w:i w:val="false"/>
+                <w:iCs w:val="false"/>
+                <w:color w:val="000000"/>
+                <w:sz w:val="18"/>
+                <w:szCs w:val="18"/>
+              </w:rPr>
+              <w:t xml:space="preserve">–  Environmental Education: learners consider how trigonometry supports responsible land surveying and forest-boundary mapping in Kenya, linking mathematics to sustainable land use in areas such as the Aberdare Range.</w:t>
+            </w:r>
+          </w:p>
+        </w:tc>
+      </w:tr>
+      <w:tr>
+        <w:tc>
+          <w:tcPr>
+            <w:tcW w:type="dxa" w:w="3000"/>
+            <w:shd w:fill="D9EEF1" w:color="auto" w:val="clear"/>
+            <w:tcMar>
+              <w:top w:type="dxa" w:w="60"/>
+              <w:left w:type="dxa" w:w="120"/>
+              <w:bottom w:type="dxa" w:w="60"/>
+              <w:right w:type="dxa" w:w="120"/>
+            </w:tcMar>
+            <w:vAlign w:val="top"/>
+          </w:tcPr>
+          <w:p>
+            <w:pPr>
+              <w:spacing w:after="40" w:before="0"/>
+              <w:jc w:val="left"/>
+            </w:pPr>
+            <w:r>
+              <w:rPr>
+                <w:rFonts w:ascii="Arial" w:cs="Arial" w:eastAsia="Arial" w:hAnsi="Arial"/>
+                <w:b/>
+                <w:bCs/>
+                <w:i w:val="false"/>
+                <w:iCs w:val="false"/>
+                <w:color w:val="000000"/>
+                <w:sz w:val="18"/>
+                <w:szCs w:val="18"/>
+              </w:rPr>
+              <w:t xml:space="preserve">Career Connections</w:t>
+            </w:r>
+          </w:p>
+        </w:tc>
+        <w:tc>
+          <w:tcPr>
+            <w:tcW w:type="dxa" w:w="10680"/>
+            <w:shd w:fill="FFFFFF" w:color="auto" w:val="clear"/>
+            <w:tcMar>
+              <w:top w:type="dxa" w:w="60"/>
+              <w:left w:type="dxa" w:w="120"/>
+              <w:bottom w:type="dxa" w:w="60"/>
+              <w:right w:type="dxa" w:w="120"/>
+            </w:tcMar>
+            <w:vAlign w:val="top"/>
+          </w:tcPr>
+          <w:p>
+            <w:pPr>
+              <w:spacing w:after="30" w:before="0"/>
+              <w:ind w:left="360" w:hanging="180"/>
+              <w:jc w:val="left"/>
+            </w:pPr>
+            <w:r>
+              <w:rPr>
+                <w:rFonts w:ascii="Arial" w:cs="Arial" w:eastAsia="Arial" w:hAnsi="Arial"/>
+                <w:b w:val="false"/>
+                <w:bCs w:val="false"/>
+                <w:i w:val="false"/>
+                <w:iCs w:val="false"/>
+                <w:color w:val="000000"/>
+                <w:sz w:val="18"/>
+                <w:szCs w:val="18"/>
+              </w:rPr>
+              <w:t xml:space="preserve">–  Land Surveyor: uses trigonometric ratios daily to measure distances and heights across Kenyan terrain — from Rift Valley escarpments to coastal plains near Mombasa.</w:t>
+            </w:r>
+          </w:p>
+          <w:p>
+            <w:pPr>
+              <w:spacing w:after="30" w:before="0"/>
+              <w:ind w:left="360" w:hanging="180"/>
+              <w:jc w:val="left"/>
+            </w:pPr>
+            <w:r>
+              <w:rPr>
+                <w:rFonts w:ascii="Arial" w:cs="Arial" w:eastAsia="Arial" w:hAnsi="Arial"/>
+                <w:b w:val="false"/>
+                <w:bCs w:val="false"/>
+                <w:i w:val="false"/>
+                <w:iCs w:val="false"/>
+                <w:color w:val="000000"/>
+                <w:sz w:val="18"/>
+                <w:szCs w:val="18"/>
+              </w:rPr>
+              <w:t xml:space="preserve">–  Civil/Structural Engineer: applies sine, cosine, and tangent when designing bridges, road gradients, and building foundations for infrastructure projects such as those along the SGR corridor.</w:t>
+            </w:r>
+          </w:p>
+          <w:p>
+            <w:pPr>
+              <w:spacing w:after="30" w:before="0"/>
+              <w:ind w:left="360" w:hanging="180"/>
+              <w:jc w:val="left"/>
+            </w:pPr>
+            <w:r>
+              <w:rPr>
+                <w:rFonts w:ascii="Arial" w:cs="Arial" w:eastAsia="Arial" w:hAnsi="Arial"/>
+                <w:b w:val="false"/>
+                <w:bCs w:val="false"/>
+                <w:i w:val="false"/>
+                <w:iCs w:val="false"/>
+                <w:color w:val="000000"/>
+                <w:sz w:val="18"/>
+                <w:szCs w:val="18"/>
+              </w:rPr>
+              <w:t xml:space="preserve">–  Architect: uses angles of elevation and trigonometric ratios to calculate roof pitches, ramp gradients, and shadow lengths for building designs in Nairobi and other urban centres.</w:t>
+            </w:r>
+          </w:p>
+          <w:p>
+            <w:pPr>
+              <w:spacing w:after="30" w:before="0"/>
+              <w:ind w:left="360" w:hanging="180"/>
+              <w:jc w:val="left"/>
+            </w:pPr>
+            <w:r>
+              <w:rPr>
+                <w:rFonts w:ascii="Arial" w:cs="Arial" w:eastAsia="Arial" w:hAnsi="Arial"/>
+                <w:b w:val="false"/>
+                <w:bCs w:val="false"/>
+                <w:i w:val="false"/>
+                <w:iCs w:val="false"/>
+                <w:color w:val="000000"/>
+                <w:sz w:val="18"/>
+                <w:szCs w:val="18"/>
+              </w:rPr>
+              <w:t xml:space="preserve">–  Aviation Pilot / Air Traffic Controller: uses angles of depression and elevation for approach paths and altitude calculations at airports including JKIA and Kisumu International Airport.</w:t>
+            </w:r>
+          </w:p>
+          <w:p>
+            <w:pPr>
+              <w:spacing w:after="30" w:before="0"/>
+              <w:ind w:left="360" w:hanging="180"/>
+              <w:jc w:val="left"/>
+            </w:pPr>
+            <w:r>
+              <w:rPr>
+                <w:rFonts w:ascii="Arial" w:cs="Arial" w:eastAsia="Arial" w:hAnsi="Arial"/>
+                <w:b w:val="false"/>
+                <w:bCs w:val="false"/>
+                <w:i w:val="false"/>
+                <w:iCs w:val="false"/>
+                <w:color w:val="000000"/>
+                <w:sz w:val="18"/>
+                <w:szCs w:val="18"/>
+              </w:rPr>
+              <w:t xml:space="preserve">–  Geologist / Mining Engineer: applies trigonometry when mapping rock strata angles and calculating depths at mining sites in Taita Hills or the Lake Victoria basin.</w:t>
+            </w:r>
+          </w:p>
+          <w:p>
+            <w:pPr>
+              <w:spacing w:after="30" w:before="0"/>
+              <w:ind w:left="360" w:hanging="180"/>
+              <w:jc w:val="left"/>
+            </w:pPr>
+            <w:r>
+              <w:rPr>
+                <w:rFonts w:ascii="Arial" w:cs="Arial" w:eastAsia="Arial" w:hAnsi="Arial"/>
+                <w:b w:val="false"/>
+                <w:bCs w:val="false"/>
+                <w:i w:val="false"/>
+                <w:iCs w:val="false"/>
+                <w:color w:val="000000"/>
+                <w:sz w:val="18"/>
+                <w:szCs w:val="18"/>
+              </w:rPr>
+              <w:t xml:space="preserve">–  Game-Park Tourism Guide / Wildlife Researcher: uses angular measurements and distance estimation — grounded in trigonometric principles — when tracking and documenting animal movements in Amboseli or Tsavo.</w:t>
+            </w:r>
+          </w:p>
+        </w:tc>
+      </w:tr>
+      <w:tr>
+        <w:tc>
+          <w:tcPr>
+            <w:tcW w:type="dxa" w:w="3000"/>
+            <w:shd w:fill="D5E8F0" w:color="auto" w:val="clear"/>
+            <w:tcMar>
+              <w:top w:type="dxa" w:w="60"/>
+              <w:left w:type="dxa" w:w="120"/>
+              <w:bottom w:type="dxa" w:w="60"/>
+              <w:right w:type="dxa" w:w="120"/>
+            </w:tcMar>
+            <w:vAlign w:val="top"/>
+          </w:tcPr>
+          <w:p>
+            <w:pPr>
+              <w:spacing w:after="40" w:before="0"/>
+              <w:jc w:val="left"/>
+            </w:pPr>
+            <w:r>
+              <w:rPr>
+                <w:rFonts w:ascii="Arial" w:cs="Arial" w:eastAsia="Arial" w:hAnsi="Arial"/>
+                <w:b/>
+                <w:bCs/>
+                <w:i w:val="false"/>
+                <w:iCs w:val="false"/>
+                <w:color w:val="000000"/>
+                <w:sz w:val="18"/>
+                <w:szCs w:val="18"/>
+              </w:rPr>
+              <w:t xml:space="preserve">Focus for Lessons</w:t>
+            </w:r>
+          </w:p>
+        </w:tc>
+        <w:tc>
+          <w:tcPr>
+            <w:tcW w:type="dxa" w:w="10680"/>
+            <w:shd w:fill="FFFFFF" w:color="auto" w:val="clear"/>
+            <w:tcMar>
+              <w:top w:type="dxa" w:w="60"/>
+              <w:left w:type="dxa" w:w="120"/>
+              <w:bottom w:type="dxa" w:w="60"/>
+              <w:right w:type="dxa" w:w="120"/>
+            </w:tcMar>
+            <w:vAlign w:val="top"/>
+          </w:tcPr>
+          <w:p>
+            <w:pPr>
+              <w:spacing w:after="40" w:before="0"/>
+              <w:jc w:val="left"/>
+            </w:pPr>
+            <w:r>
+              <w:rPr>
+                <w:rFonts w:ascii="Arial" w:cs="Arial" w:eastAsia="Arial" w:hAnsi="Arial"/>
+                <w:b w:val="false"/>
+                <w:bCs w:val="false"/>
+                <w:i w:val="false"/>
+                <w:iCs w:val="false"/>
+                <w:color w:val="000000"/>
+                <w:sz w:val="18"/>
+                <w:szCs w:val="18"/>
+              </w:rPr>
+              <w:t xml:space="preserve">This unit introduces Grade 10 learners to the foundational concepts of trigonometry through a hands-on, phenomenon-driven approach: learners begin by physically drawing right-angled triangles of their own chosen dimensions, measuring angles with a protractor, and computing the ratios of sides — discovering for themselves that these ratios depend only on the angle, not the size of the triangle. The unit progresses from defining sine, cosine, and tangent, through the use of mathematical tables and calculators, to elegant patterns in complementary and special angles, culminating in the powerful real-life applications of angles of elevation and depression in Kenyan contexts such as estimating the height of a water tower or a hill in the Rift Valley. Throughout, the storyline returns repeatedly to the anchoring phenomenon, with each new concept deepening students' ability to explain and model what they first observed.</w:t>
+            </w:r>
+          </w:p>
+        </w:tc>
+      </w:tr>
+      <w:tr>
+        <w:tc>
+          <w:tcPr>
+            <w:tcW w:type="dxa" w:w="3000"/>
+            <w:shd w:fill="EAD1F5" w:color="auto" w:val="clear"/>
+            <w:tcMar>
+              <w:top w:type="dxa" w:w="60"/>
+              <w:left w:type="dxa" w:w="120"/>
+              <w:bottom w:type="dxa" w:w="60"/>
+              <w:right w:type="dxa" w:w="120"/>
+            </w:tcMar>
+            <w:vAlign w:val="top"/>
+          </w:tcPr>
+          <w:p>
+            <w:pPr>
+              <w:spacing w:after="40" w:before="0"/>
+              <w:jc w:val="left"/>
+            </w:pPr>
+            <w:r>
+              <w:rPr>
+                <w:rFonts w:ascii="Arial" w:cs="Arial" w:eastAsia="Arial" w:hAnsi="Arial"/>
+                <w:b/>
+                <w:bCs/>
+                <w:i w:val="false"/>
+                <w:iCs w:val="false"/>
+                <w:color w:val="000000"/>
+                <w:sz w:val="18"/>
+                <w:szCs w:val="18"/>
+              </w:rPr>
+              <w:t xml:space="preserve">Driving Question / Key Inquiry Questions</w:t>
+            </w:r>
+          </w:p>
+        </w:tc>
+        <w:tc>
+          <w:tcPr>
+            <w:tcW w:type="dxa" w:w="10680"/>
+            <w:shd w:fill="FFFFFF" w:color="auto" w:val="clear"/>
+            <w:tcMar>
+              <w:top w:type="dxa" w:w="60"/>
+              <w:left w:type="dxa" w:w="120"/>
+              <w:bottom w:type="dxa" w:w="60"/>
+              <w:right w:type="dxa" w:w="120"/>
+            </w:tcMar>
+            <w:vAlign w:val="top"/>
+          </w:tcPr>
+          <w:p>
+            <w:pPr>
+              <w:spacing w:after="40" w:before="0"/>
+              <w:jc w:val="left"/>
+            </w:pPr>
+            <w:r>
+              <w:rPr>
+                <w:rFonts w:ascii="Arial" w:cs="Arial" w:eastAsia="Arial" w:hAnsi="Arial"/>
+                <w:b w:val="false"/>
+                <w:bCs w:val="false"/>
+                <w:i w:val="false"/>
+                <w:iCs w:val="false"/>
+                <w:color w:val="000000"/>
+                <w:sz w:val="18"/>
+                <w:szCs w:val="18"/>
+              </w:rPr>
+              <w:t xml:space="preserve">DRIVING QUESTION: How can the angle a sunbeam makes with the ground allow us to calculate the height of any tree, building, or hill in Kenya without measuring it directly?</w:t>
+            </w:r>
+          </w:p>
+          <w:p>
+            <w:pPr>
+              <w:spacing w:after="40" w:before="0"/>
+              <w:jc w:val="left"/>
+            </w:pPr>
+            <w:r>
+              <w:rPr>
+                <w:rFonts w:ascii="Arial" w:cs="Arial" w:eastAsia="Arial" w:hAnsi="Arial"/>
+                <w:b w:val="false"/>
+                <w:bCs w:val="false"/>
+                <w:i w:val="false"/>
+                <w:iCs w:val="false"/>
+                <w:color w:val="000000"/>
+                <w:sz w:val="18"/>
+                <w:szCs w:val="18"/>
+              </w:rPr>
+              <w:t xml:space="preserve"/>
+            </w:r>
+          </w:p>
+          <w:p>
+            <w:pPr>
+              <w:spacing w:after="40" w:before="0"/>
+              <w:jc w:val="left"/>
+            </w:pPr>
+            <w:r>
+              <w:rPr>
+                <w:rFonts w:ascii="Arial" w:cs="Arial" w:eastAsia="Arial" w:hAnsi="Arial"/>
+                <w:b w:val="false"/>
+                <w:bCs w:val="false"/>
+                <w:i w:val="false"/>
+                <w:iCs w:val="false"/>
+                <w:color w:val="000000"/>
+                <w:sz w:val="18"/>
+                <w:szCs w:val="18"/>
+              </w:rPr>
+              <w:t xml:space="preserve">KICD KEY INQUIRY QUESTIONS:</w:t>
+            </w:r>
+          </w:p>
+          <w:p>
+            <w:pPr>
+              <w:spacing w:after="40" w:before="0"/>
+              <w:jc w:val="left"/>
+            </w:pPr>
+            <w:r>
+              <w:rPr>
+                <w:rFonts w:ascii="Arial" w:cs="Arial" w:eastAsia="Arial" w:hAnsi="Arial"/>
+                <w:b w:val="false"/>
+                <w:bCs w:val="false"/>
+                <w:i w:val="false"/>
+                <w:iCs w:val="false"/>
+                <w:color w:val="000000"/>
+                <w:sz w:val="18"/>
+                <w:szCs w:val="18"/>
+              </w:rPr>
+              <w:t xml:space="preserve">1. How do we apply trigonometric ratios in day-to-day activities?</w:t>
+            </w:r>
+          </w:p>
+          <w:p>
+            <w:pPr>
+              <w:spacing w:after="40" w:before="0"/>
+              <w:jc w:val="left"/>
+            </w:pPr>
+            <w:r>
+              <w:rPr>
+                <w:rFonts w:ascii="Arial" w:cs="Arial" w:eastAsia="Arial" w:hAnsi="Arial"/>
+                <w:b w:val="false"/>
+                <w:bCs w:val="false"/>
+                <w:i w:val="false"/>
+                <w:iCs w:val="false"/>
+                <w:color w:val="000000"/>
+                <w:sz w:val="18"/>
+                <w:szCs w:val="18"/>
+              </w:rPr>
+              <w:t xml:space="preserve">2. How are the trigonometric ratios of acute angles related to each other?</w:t>
+            </w:r>
+          </w:p>
+        </w:tc>
+      </w:tr>
+      <w:tr>
+        <w:tc>
+          <w:tcPr>
+            <w:tcW w:type="dxa" w:w="3000"/>
+            <w:shd w:fill="EAD1F5" w:color="auto" w:val="clear"/>
+            <w:tcMar>
+              <w:top w:type="dxa" w:w="60"/>
+              <w:left w:type="dxa" w:w="120"/>
+              <w:bottom w:type="dxa" w:w="60"/>
+              <w:right w:type="dxa" w:w="120"/>
+            </w:tcMar>
+            <w:vAlign w:val="top"/>
+          </w:tcPr>
+          <w:p>
+            <w:pPr>
+              <w:spacing w:after="40" w:before="0"/>
+              <w:jc w:val="left"/>
+            </w:pPr>
+            <w:r>
+              <w:rPr>
+                <w:rFonts w:ascii="Arial" w:cs="Arial" w:eastAsia="Arial" w:hAnsi="Arial"/>
+                <w:b/>
+                <w:bCs/>
+                <w:i w:val="false"/>
+                <w:iCs w:val="false"/>
+                <w:color w:val="000000"/>
+                <w:sz w:val="18"/>
+                <w:szCs w:val="18"/>
+              </w:rPr>
+              <w:t xml:space="preserve">Anchoring Phenomenon</w:t>
+            </w:r>
+          </w:p>
+        </w:tc>
+        <w:tc>
+          <w:tcPr>
+            <w:tcW w:type="dxa" w:w="10680"/>
+            <w:shd w:fill="FFFFFF" w:color="auto" w:val="clear"/>
+            <w:tcMar>
+              <w:top w:type="dxa" w:w="60"/>
+              <w:left w:type="dxa" w:w="120"/>
+              <w:bottom w:type="dxa" w:w="60"/>
+              <w:right w:type="dxa" w:w="120"/>
+            </w:tcMar>
+            <w:vAlign w:val="top"/>
+          </w:tcPr>
+          <w:p>
+            <w:pPr>
+              <w:spacing w:after="40" w:before="0"/>
+              <w:jc w:val="left"/>
+            </w:pPr>
+            <w:r>
+              <w:rPr>
+                <w:rFonts w:ascii="Arial" w:cs="Arial" w:eastAsia="Arial" w:hAnsi="Arial"/>
+                <w:b w:val="false"/>
+                <w:bCs w:val="false"/>
+                <w:i w:val="false"/>
+                <w:iCs w:val="false"/>
+                <w:color w:val="000000"/>
+                <w:sz w:val="18"/>
+                <w:szCs w:val="18"/>
+              </w:rPr>
+              <w:t xml:space="preserve">ANCHORING PHENOMENON — "Why does my shadow tell me how tall the tree is?"</w:t>
+            </w:r>
+          </w:p>
+          <w:p>
+            <w:pPr>
+              <w:spacing w:after="40" w:before="0"/>
+              <w:jc w:val="left"/>
+            </w:pPr>
+            <w:r>
+              <w:rPr>
+                <w:rFonts w:ascii="Arial" w:cs="Arial" w:eastAsia="Arial" w:hAnsi="Arial"/>
+                <w:b w:val="false"/>
+                <w:bCs w:val="false"/>
+                <w:i w:val="false"/>
+                <w:iCs w:val="false"/>
+                <w:color w:val="000000"/>
+                <w:sz w:val="18"/>
+                <w:szCs w:val="18"/>
+              </w:rPr>
+              <w:t xml:space="preserve"/>
+            </w:r>
+          </w:p>
+          <w:p>
+            <w:pPr>
+              <w:spacing w:after="40" w:before="0"/>
+              <w:jc w:val="left"/>
+            </w:pPr>
+            <w:r>
+              <w:rPr>
+                <w:rFonts w:ascii="Arial" w:cs="Arial" w:eastAsia="Arial" w:hAnsi="Arial"/>
+                <w:b w:val="false"/>
+                <w:bCs w:val="false"/>
+                <w:i w:val="false"/>
+                <w:iCs w:val="false"/>
+                <w:color w:val="000000"/>
+                <w:sz w:val="18"/>
+                <w:szCs w:val="18"/>
+              </w:rPr>
+              <w:t xml:space="preserve">A student standing in the school compound in Kisumu on a sunny afternoon notices that her 1.6 m shadow is exactly 1.2 m long, while the shadow of a nearby mango tree is 9.0 m long. She wonders: can she figure out the height of the tree without climbing it? A classmate suggests they also measure the angle the sun's rays make with the ground using a simple clinometer made from a protractor and a straw. When they do, they get an angle of approximately 53°. The class is struck by the puzzle: how can an angle — something you measure with a protractor on paper — tell you the height of a real tree? This phenomenon is puzzling because it implies a hidden, consistent relationship between angles and the ratios of lengths in right-angled triangles, a relationship that seems to hold no matter how large or small the triangle. Students are asked to predict how this could be possible before any instruction begins, activating prior knowledge of ratio and similar triangles and generating genuine curiosity about trigonometric ratios.</w:t>
+            </w:r>
+          </w:p>
+        </w:tc>
+      </w:tr>
+      <w:tr>
+        <w:tc>
+          <w:tcPr>
+            <w:tcW w:type="dxa" w:w="3000"/>
+            <w:shd w:fill="D9EEF1" w:color="auto" w:val="clear"/>
+            <w:tcMar>
+              <w:top w:type="dxa" w:w="60"/>
+              <w:left w:type="dxa" w:w="120"/>
+              <w:bottom w:type="dxa" w:w="60"/>
+              <w:right w:type="dxa" w:w="120"/>
+            </w:tcMar>
+            <w:vAlign w:val="top"/>
+          </w:tcPr>
+          <w:p>
+            <w:pPr>
+              <w:spacing w:after="40" w:before="0"/>
+              <w:jc w:val="left"/>
+            </w:pPr>
+            <w:r>
+              <w:rPr>
+                <w:rFonts w:ascii="Arial" w:cs="Arial" w:eastAsia="Arial" w:hAnsi="Arial"/>
+                <w:b/>
+                <w:bCs/>
+                <w:i w:val="false"/>
+                <w:iCs w:val="false"/>
+                <w:color w:val="000000"/>
+                <w:sz w:val="18"/>
+                <w:szCs w:val="18"/>
+              </w:rPr>
+              <w:t xml:space="preserve">Storyline Thread</w:t>
+            </w:r>
+          </w:p>
+        </w:tc>
+        <w:tc>
+          <w:tcPr>
+            <w:tcW w:type="dxa" w:w="10680"/>
+            <w:shd w:fill="FFFFFF" w:color="auto" w:val="clear"/>
+            <w:tcMar>
+              <w:top w:type="dxa" w:w="60"/>
+              <w:left w:type="dxa" w:w="120"/>
+              <w:bottom w:type="dxa" w:w="60"/>
+              <w:right w:type="dxa" w:w="120"/>
+            </w:tcMar>
+            <w:vAlign w:val="top"/>
+          </w:tcPr>
+          <w:p>
+            <w:pPr>
+              <w:spacing w:after="40" w:before="0"/>
+              <w:jc w:val="left"/>
+            </w:pPr>
+            <w:r>
+              <w:rPr>
+                <w:rFonts w:ascii="Arial" w:cs="Arial" w:eastAsia="Arial" w:hAnsi="Arial"/>
+                <w:b w:val="false"/>
+                <w:bCs w:val="false"/>
+                <w:i w:val="false"/>
+                <w:iCs w:val="false"/>
+                <w:color w:val="000000"/>
+                <w:sz w:val="18"/>
+                <w:szCs w:val="18"/>
+              </w:rPr>
+              <w:t xml:space="preserve">Lesson 1 — Predict &amp; Anchor Phenomenon: Students observe the mango-tree shadow scenario (anchoring phenomenon). In groups they predict how an angle could reveal a height, record predictions on sticky notes, and post them on the Driving Question Board (DQB). Teacher introduces the activity: each group draws three right-angled triangles of different sizes but with the same chosen acute angle, measures sides, and computes opposite/hypotenuse, adjacent/hypotenuse, and opposite/adjacent ratios — discovering these are constant. Sine, cosine, and tangent are formally defined.</w:t>
+            </w:r>
+          </w:p>
+          <w:p>
+            <w:pPr>
+              <w:spacing w:after="40" w:before="0"/>
+              <w:jc w:val="left"/>
+            </w:pPr>
+            <w:r>
+              <w:rPr>
+                <w:rFonts w:ascii="Arial" w:cs="Arial" w:eastAsia="Arial" w:hAnsi="Arial"/>
+                <w:b w:val="false"/>
+                <w:bCs w:val="false"/>
+                <w:i w:val="false"/>
+                <w:iCs w:val="false"/>
+                <w:color w:val="000000"/>
+                <w:sz w:val="18"/>
+                <w:szCs w:val="18"/>
+              </w:rPr>
+              <w:t xml:space="preserve"/>
+            </w:r>
+          </w:p>
+          <w:p>
+            <w:pPr>
+              <w:spacing w:after="40" w:before="0"/>
+              <w:jc w:val="left"/>
+            </w:pPr>
+            <w:r>
+              <w:rPr>
+                <w:rFonts w:ascii="Arial" w:cs="Arial" w:eastAsia="Arial" w:hAnsi="Arial"/>
+                <w:b w:val="false"/>
+                <w:bCs w:val="false"/>
+                <w:i w:val="false"/>
+                <w:iCs w:val="false"/>
+                <w:color w:val="000000"/>
+                <w:sz w:val="18"/>
+                <w:szCs w:val="18"/>
+              </w:rPr>
+              <w:t xml:space="preserve">Lesson 2 — Sine of an Acute Angle: Learners watch a short video on the sine of an acute angle. They use mathematical tables to read sine values for various angles and verify against their Lesson 1 triangle measurements. Teacher conducts cold-call questioning (minimum 6 students) on how to locate values in tables. Students annotate their DQB: "Sine depends only on the angle, not the triangle's size."</w:t>
+            </w:r>
+          </w:p>
+          <w:p>
+            <w:pPr>
+              <w:spacing w:after="40" w:before="0"/>
+              <w:jc w:val="left"/>
+            </w:pPr>
+            <w:r>
+              <w:rPr>
+                <w:rFonts w:ascii="Arial" w:cs="Arial" w:eastAsia="Arial" w:hAnsi="Arial"/>
+                <w:b w:val="false"/>
+                <w:bCs w:val="false"/>
+                <w:i w:val="false"/>
+                <w:iCs w:val="false"/>
+                <w:color w:val="000000"/>
+                <w:sz w:val="18"/>
+                <w:szCs w:val="18"/>
+              </w:rPr>
+              <w:t xml:space="preserve"/>
+            </w:r>
+          </w:p>
+          <w:p>
+            <w:pPr>
+              <w:spacing w:after="40" w:before="0"/>
+              <w:jc w:val="left"/>
+            </w:pPr>
+            <w:r>
+              <w:rPr>
+                <w:rFonts w:ascii="Arial" w:cs="Arial" w:eastAsia="Arial" w:hAnsi="Arial"/>
+                <w:b w:val="false"/>
+                <w:bCs w:val="false"/>
+                <w:i w:val="false"/>
+                <w:iCs w:val="false"/>
+                <w:color w:val="000000"/>
+                <w:sz w:val="18"/>
+                <w:szCs w:val="18"/>
+              </w:rPr>
+              <w:t xml:space="preserve">Lesson 3 — Cosine of an Acute Angle: Guided reading on cosine of an acute angle. Learners read cosine values from tables, compare with sine values, and begin noticing a complementary pattern. Pairs solve five structured problems finding unknown sides of right-angled triangles in Kenyan contexts (e.g., a ramp at a Nakuru hospital). DQB updated with new question: "Is there a link between sine and cosine?"</w:t>
+            </w:r>
+          </w:p>
+          <w:p>
+            <w:pPr>
+              <w:spacing w:after="40" w:before="0"/>
+              <w:jc w:val="left"/>
+            </w:pPr>
+            <w:r>
+              <w:rPr>
+                <w:rFonts w:ascii="Arial" w:cs="Arial" w:eastAsia="Arial" w:hAnsi="Arial"/>
+                <w:b w:val="false"/>
+                <w:bCs w:val="false"/>
+                <w:i w:val="false"/>
+                <w:iCs w:val="false"/>
+                <w:color w:val="000000"/>
+                <w:sz w:val="18"/>
+                <w:szCs w:val="18"/>
+              </w:rPr>
+              <w:t xml:space="preserve"/>
+            </w:r>
+          </w:p>
+          <w:p>
+            <w:pPr>
+              <w:spacing w:after="40" w:before="0"/>
+              <w:jc w:val="left"/>
+            </w:pPr>
+            <w:r>
+              <w:rPr>
+                <w:rFonts w:ascii="Arial" w:cs="Arial" w:eastAsia="Arial" w:hAnsi="Arial"/>
+                <w:b w:val="false"/>
+                <w:bCs w:val="false"/>
+                <w:i w:val="false"/>
+                <w:iCs w:val="false"/>
+                <w:color w:val="000000"/>
+                <w:sz w:val="18"/>
+                <w:szCs w:val="18"/>
+              </w:rPr>
+              <w:t xml:space="preserve">Lesson 4 — Tangent and the Sine–Cosine–Tangent Relationship: Learners derive tan θ = sin θ / cos θ algebraically and verify numerically using table values for 30°, 40°, 60°, 70°. Teacher facilitates a whole-class sensemaking discussion. Students revisit the mango-tree phenomenon and use tangent to calculate the tree's height from the 53° sun angle and the 9.0 m shadow. DQB updated: the driving question is partially answered for the first time.</w:t>
+            </w:r>
+          </w:p>
+          <w:p>
+            <w:pPr>
+              <w:spacing w:after="40" w:before="0"/>
+              <w:jc w:val="left"/>
+            </w:pPr>
+            <w:r>
+              <w:rPr>
+                <w:rFonts w:ascii="Arial" w:cs="Arial" w:eastAsia="Arial" w:hAnsi="Arial"/>
+                <w:b w:val="false"/>
+                <w:bCs w:val="false"/>
+                <w:i w:val="false"/>
+                <w:iCs w:val="false"/>
+                <w:color w:val="000000"/>
+                <w:sz w:val="18"/>
+                <w:szCs w:val="18"/>
+              </w:rPr>
+              <w:t xml:space="preserve"/>
+            </w:r>
+          </w:p>
+          <w:p>
+            <w:pPr>
+              <w:spacing w:after="40" w:before="0"/>
+              <w:jc w:val="left"/>
+            </w:pPr>
+            <w:r>
+              <w:rPr>
+                <w:rFonts w:ascii="Arial" w:cs="Arial" w:eastAsia="Arial" w:hAnsi="Arial"/>
+                <w:b w:val="false"/>
+                <w:bCs w:val="false"/>
+                <w:i w:val="false"/>
+                <w:iCs w:val="false"/>
+                <w:color w:val="000000"/>
+                <w:sz w:val="18"/>
+                <w:szCs w:val="18"/>
+              </w:rPr>
+              <w:t xml:space="preserve">Lesson 5 — Trigonometric Ratios Using Calculators: Learners use scientific calculators to find sine, cosine, and tangent values, and to find angles given a ratio (inverse functions). Activity: finding trigonometric ratios of acute angles using calculators with a structured worksheet. Students check their Lesson 1 hand-drawn triangle results against calculator values and compute percentage error, linking to integrity value. DQB updated with precision note.</w:t>
+            </w:r>
+          </w:p>
+          <w:p>
+            <w:pPr>
+              <w:spacing w:after="40" w:before="0"/>
+              <w:jc w:val="left"/>
+            </w:pPr>
+            <w:r>
+              <w:rPr>
+                <w:rFonts w:ascii="Arial" w:cs="Arial" w:eastAsia="Arial" w:hAnsi="Arial"/>
+                <w:b w:val="false"/>
+                <w:bCs w:val="false"/>
+                <w:i w:val="false"/>
+                <w:iCs w:val="false"/>
+                <w:color w:val="000000"/>
+                <w:sz w:val="18"/>
+                <w:szCs w:val="18"/>
+              </w:rPr>
+              <w:t xml:space="preserve"/>
+            </w:r>
+          </w:p>
+          <w:p>
+            <w:pPr>
+              <w:spacing w:after="40" w:before="0"/>
+              <w:jc w:val="left"/>
+            </w:pPr>
+            <w:r>
+              <w:rPr>
+                <w:rFonts w:ascii="Arial" w:cs="Arial" w:eastAsia="Arial" w:hAnsi="Arial"/>
+                <w:b w:val="false"/>
+                <w:bCs w:val="false"/>
+                <w:i w:val="false"/>
+                <w:iCs w:val="false"/>
+                <w:color w:val="000000"/>
+                <w:sz w:val="18"/>
+                <w:szCs w:val="18"/>
+              </w:rPr>
+              <w:t xml:space="preserve">Lesson 6 — Complementary Angles: Learners read an article and watch a short video on complementary angles. They discover sin θ = cos(90° − θ) through a table-comparison task, then prove it geometrically using a right-angled triangle diagram. Cold-call challenge: teacher asks 8 students to state a complementary-angle pair and write the corresponding identity. Supporting phenomenon (tile-cutter's 45°) is introduced to motivate the next lesson.</w:t>
+            </w:r>
+          </w:p>
+          <w:p>
+            <w:pPr>
+              <w:spacing w:after="40" w:before="0"/>
+              <w:jc w:val="left"/>
+            </w:pPr>
+            <w:r>
+              <w:rPr>
+                <w:rFonts w:ascii="Arial" w:cs="Arial" w:eastAsia="Arial" w:hAnsi="Arial"/>
+                <w:b w:val="false"/>
+                <w:bCs w:val="false"/>
+                <w:i w:val="false"/>
+                <w:iCs w:val="false"/>
+                <w:color w:val="000000"/>
+                <w:sz w:val="18"/>
+                <w:szCs w:val="18"/>
+              </w:rPr>
+              <w:t xml:space="preserve"/>
+            </w:r>
+          </w:p>
+          <w:p>
+            <w:pPr>
+              <w:spacing w:after="40" w:before="0"/>
+              <w:jc w:val="left"/>
+            </w:pPr>
+            <w:r>
+              <w:rPr>
+                <w:rFonts w:ascii="Arial" w:cs="Arial" w:eastAsia="Arial" w:hAnsi="Arial"/>
+                <w:b w:val="false"/>
+                <w:bCs w:val="false"/>
+                <w:i w:val="false"/>
+                <w:iCs w:val="false"/>
+                <w:color w:val="000000"/>
+                <w:sz w:val="18"/>
+                <w:szCs w:val="18"/>
+              </w:rPr>
+              <w:t xml:space="preserve">Lesson 7 — Special Angles (Derivation): Learners derive exact values for 0°, 30°, 45°, 60°, 90° using two geometric constructions: an equilateral triangle (side 2) for 30°/60° and an isosceles right-angled triangle (legs of 1) for 45°. Video and reading resources on special angles are used to consolidate. Each group creates a "special angles passport card" — a pocket-sized reference they design themselves. DQB updated with exact-value table.</w:t>
+            </w:r>
+          </w:p>
+          <w:p>
+            <w:pPr>
+              <w:spacing w:after="40" w:before="0"/>
+              <w:jc w:val="left"/>
+            </w:pPr>
+            <w:r>
+              <w:rPr>
+                <w:rFonts w:ascii="Arial" w:cs="Arial" w:eastAsia="Arial" w:hAnsi="Arial"/>
+                <w:b w:val="false"/>
+                <w:bCs w:val="false"/>
+                <w:i w:val="false"/>
+                <w:iCs w:val="false"/>
+                <w:color w:val="000000"/>
+                <w:sz w:val="18"/>
+                <w:szCs w:val="18"/>
+              </w:rPr>
+              <w:t xml:space="preserve"/>
+            </w:r>
+          </w:p>
+          <w:p>
+            <w:pPr>
+              <w:spacing w:after="40" w:before="0"/>
+              <w:jc w:val="left"/>
+            </w:pPr>
+            <w:r>
+              <w:rPr>
+                <w:rFonts w:ascii="Arial" w:cs="Arial" w:eastAsia="Arial" w:hAnsi="Arial"/>
+                <w:b w:val="false"/>
+                <w:bCs w:val="false"/>
+                <w:i w:val="false"/>
+                <w:iCs w:val="false"/>
+                <w:color w:val="000000"/>
+                <w:sz w:val="18"/>
+                <w:szCs w:val="18"/>
+              </w:rPr>
+              <w:t xml:space="preserve">Lesson 8 — Special Angles (Application &amp; Model Building): Learners use exact special-angle values (no calculator) to solve problems: e.g., a builder in Eldoret needs the length of a roof rafter for a 60° pitched roof of 5 m span. Reading and article on special angles applied to real structures. Groups revise their cumulative model (annotated right-angled triangle diagram) to include the special-angle values and the tan = sin/cos relationship.</w:t>
+            </w:r>
+          </w:p>
+          <w:p>
+            <w:pPr>
+              <w:spacing w:after="40" w:before="0"/>
+              <w:jc w:val="left"/>
+            </w:pPr>
+            <w:r>
+              <w:rPr>
+                <w:rFonts w:ascii="Arial" w:cs="Arial" w:eastAsia="Arial" w:hAnsi="Arial"/>
+                <w:b w:val="false"/>
+                <w:bCs w:val="false"/>
+                <w:i w:val="false"/>
+                <w:iCs w:val="false"/>
+                <w:color w:val="000000"/>
+                <w:sz w:val="18"/>
+                <w:szCs w:val="18"/>
+              </w:rPr>
+              <w:t xml:space="preserve"/>
+            </w:r>
+          </w:p>
+          <w:p>
+            <w:pPr>
+              <w:spacing w:after="40" w:before="0"/>
+              <w:jc w:val="left"/>
+            </w:pPr>
+            <w:r>
+              <w:rPr>
+                <w:rFonts w:ascii="Arial" w:cs="Arial" w:eastAsia="Arial" w:hAnsi="Arial"/>
+                <w:b w:val="false"/>
+                <w:bCs w:val="false"/>
+                <w:i w:val="false"/>
+                <w:iCs w:val="false"/>
+                <w:color w:val="000000"/>
+                <w:sz w:val="18"/>
+                <w:szCs w:val="18"/>
+              </w:rPr>
+              <w:t xml:space="preserve">Lesson 9 — Angles of Elevation and Depression: Learners watch a video and complete a reading on angles of elevation and depression. Using the airport glide-path supporting phenomenon, students calculate horizontal distances and heights. Outdoor mini-activity (if space allows): students use a clinometer (protractor + straw + plumb-line) to measure the angle of elevation to the top of the school's flagpole or water tank and calculate its height using a measured baseline distance. Results are compared across groups and discrepancies discussed.</w:t>
+            </w:r>
+          </w:p>
+          <w:p>
+            <w:pPr>
+              <w:spacing w:after="40" w:before="0"/>
+              <w:jc w:val="left"/>
+            </w:pPr>
+            <w:r>
+              <w:rPr>
+                <w:rFonts w:ascii="Arial" w:cs="Arial" w:eastAsia="Arial" w:hAnsi="Arial"/>
+                <w:b w:val="false"/>
+                <w:bCs w:val="false"/>
+                <w:i w:val="false"/>
+                <w:iCs w:val="false"/>
+                <w:color w:val="000000"/>
+                <w:sz w:val="18"/>
+                <w:szCs w:val="18"/>
+              </w:rPr>
+              <w:t xml:space="preserve"/>
+            </w:r>
+          </w:p>
+          <w:p>
+            <w:pPr>
+              <w:spacing w:after="40" w:before="0"/>
+              <w:jc w:val="left"/>
+            </w:pPr>
+            <w:r>
+              <w:rPr>
+                <w:rFonts w:ascii="Arial" w:cs="Arial" w:eastAsia="Arial" w:hAnsi="Arial"/>
+                <w:b w:val="false"/>
+                <w:bCs w:val="false"/>
+                <w:i w:val="false"/>
+                <w:iCs w:val="false"/>
+                <w:color w:val="000000"/>
+                <w:sz w:val="18"/>
+                <w:szCs w:val="18"/>
+              </w:rPr>
+              <w:t xml:space="preserve">Lesson 10 — Real-Life Applications, DQB Closure &amp; Final Model Revision: Learners tackle an integrated problem set drawn from Kenyan contexts — surveying a plot boundary in Kisumu, calculating the height of a telecommunications mast in Kericho, and verifying the glide path at Wilson Airport. Groups present solutions. Full DQB review: every original prediction and question is revisited and resolved. Each learner submits a final annotated model diagram showing all unit concepts connected back to the anchoring mango-tree phenomenon, demonstrating how trigonometric ratios of acute angles answer the driving question.</w:t>
+            </w:r>
+          </w:p>
+        </w:tc>
+      </w:tr>
+      <w:tr>
+        <w:tc>
+          <w:tcPr>
+            <w:tcW w:type="dxa" w:w="3000"/>
+            <w:shd w:fill="EAD1F5" w:color="auto" w:val="clear"/>
+            <w:tcMar>
+              <w:top w:type="dxa" w:w="60"/>
+              <w:left w:type="dxa" w:w="120"/>
+              <w:bottom w:type="dxa" w:w="60"/>
+              <w:right w:type="dxa" w:w="120"/>
+            </w:tcMar>
+            <w:vAlign w:val="top"/>
+          </w:tcPr>
+          <w:p>
+            <w:pPr>
+              <w:spacing w:after="40" w:before="0"/>
+              <w:jc w:val="left"/>
+            </w:pPr>
+            <w:r>
+              <w:rPr>
+                <w:rFonts w:ascii="Arial" w:cs="Arial" w:eastAsia="Arial" w:hAnsi="Arial"/>
+                <w:b/>
+                <w:bCs/>
+                <w:i w:val="false"/>
+                <w:iCs w:val="false"/>
+                <w:color w:val="000000"/>
+                <w:sz w:val="18"/>
+                <w:szCs w:val="18"/>
+              </w:rPr>
+              <w:t xml:space="preserve">Supporting Phenomena</w:t>
+            </w:r>
+          </w:p>
+        </w:tc>
+        <w:tc>
+          <w:tcPr>
+            <w:tcW w:type="dxa" w:w="10680"/>
+            <w:shd w:fill="FFFFFF" w:color="auto" w:val="clear"/>
+            <w:tcMar>
+              <w:top w:type="dxa" w:w="60"/>
+              <w:left w:type="dxa" w:w="120"/>
+              <w:bottom w:type="dxa" w:w="60"/>
+              <w:right w:type="dxa" w:w="120"/>
+            </w:tcMar>
+            <w:vAlign w:val="top"/>
+          </w:tcPr>
+          <w:p>
+            <w:pPr>
+              <w:spacing w:after="30" w:before="0"/>
+              <w:ind w:left="360" w:hanging="180"/>
+              <w:jc w:val="left"/>
+            </w:pPr>
+            <w:r>
+              <w:rPr>
+                <w:rFonts w:ascii="Arial" w:cs="Arial" w:eastAsia="Arial" w:hAnsi="Arial"/>
+                <w:b w:val="false"/>
+                <w:bCs w:val="false"/>
+                <w:i w:val="false"/>
+                <w:iCs w:val="false"/>
+                <w:color w:val="000000"/>
+                <w:sz w:val="18"/>
+                <w:szCs w:val="18"/>
+              </w:rPr>
+              <w:t xml:space="preserve">–  SUPPORTING PHENOMENON 1 — "The leaning phone mast": Learners watch a short video of a telecommunications mast on a hillside near Kericho that leans at an angle. Engineers on site use only a tape measure and an angle-reading instrument to decide whether the mast is safe. Students are asked: what mathematical relationship allows two measurements to reveal a structural risk? This supports the introduction of sine and cosine of acute angles.</w:t>
+            </w:r>
+          </w:p>
+          <w:p>
+            <w:pPr>
+              <w:spacing w:after="30" w:before="0"/>
+              <w:ind w:left="360" w:hanging="180"/>
+              <w:jc w:val="left"/>
+            </w:pPr>
+            <w:r>
+              <w:rPr>
+                <w:rFonts w:ascii="Arial" w:cs="Arial" w:eastAsia="Arial" w:hAnsi="Arial"/>
+                <w:b w:val="false"/>
+                <w:bCs w:val="false"/>
+                <w:i w:val="false"/>
+                <w:iCs w:val="false"/>
+                <w:color w:val="000000"/>
+                <w:sz w:val="18"/>
+                <w:szCs w:val="18"/>
+              </w:rPr>
+              <w:t xml:space="preserve">–  SUPPORTING PHENOMENON 2 — "Reading the mountain": Learners examine a photograph taken from the Nairobi–Nakuru highway showing Mount Longonot. A road sign gives the horizontal distance to the crater rim as 4.2 km. Students measure the apparent angle of elevation from the photograph using a printed protractor overlay and calculate the crater height — connecting angles of elevation to real geography.</w:t>
+            </w:r>
+          </w:p>
+          <w:p>
+            <w:pPr>
+              <w:spacing w:after="30" w:before="0"/>
+              <w:ind w:left="360" w:hanging="180"/>
+              <w:jc w:val="left"/>
+            </w:pPr>
+            <w:r>
+              <w:rPr>
+                <w:rFonts w:ascii="Arial" w:cs="Arial" w:eastAsia="Arial" w:hAnsi="Arial"/>
+                <w:b w:val="false"/>
+                <w:bCs w:val="false"/>
+                <w:i w:val="false"/>
+                <w:iCs w:val="false"/>
+                <w:color w:val="000000"/>
+                <w:sz w:val="18"/>
+                <w:szCs w:val="18"/>
+              </w:rPr>
+              <w:t xml:space="preserve">–  SUPPORTING PHENOMENON 3 — "The tile cutter's 45°": A short article describes how a tile-fitter in Mombasa cutting square tiles diagonally always uses a 45° guide. Learners investigate why sin 45° = cos 45° and why the diagonal of a unit square is √2, naturally motivating the special-angles lesson.</w:t>
+            </w:r>
+          </w:p>
+          <w:p>
+            <w:pPr>
+              <w:spacing w:after="30" w:before="0"/>
+              <w:ind w:left="360" w:hanging="180"/>
+              <w:jc w:val="left"/>
+            </w:pPr>
+            <w:r>
+              <w:rPr>
+                <w:rFonts w:ascii="Arial" w:cs="Arial" w:eastAsia="Arial" w:hAnsi="Arial"/>
+                <w:b w:val="false"/>
+                <w:bCs w:val="false"/>
+                <w:i w:val="false"/>
+                <w:iCs w:val="false"/>
+                <w:color w:val="000000"/>
+                <w:sz w:val="18"/>
+                <w:szCs w:val="18"/>
+              </w:rPr>
+              <w:t xml:space="preserve">–  SUPPORTING PHENOMENON 4 — "Airport glide path": Learners read a brief excerpt explaining that aircraft approaching Wilson Airport in Nairobi follow a standard 3° glide-path angle of depression. They calculate how far from the runway threshold a plane is when it is 300 m above ground, making angles of depression concrete and consequential.</w:t>
+            </w:r>
+          </w:p>
+        </w:tc>
+      </w:tr>
+    </w:tbl>
+    <w:p>
+      <w:pPr>
+        <w:spacing w:after="120"/>
+      </w:pPr>
+      <w:r>
+        <w:t xml:space="preserve"/>
       </w:r>
     </w:p>
     <w:p>
@@ -150,7 +2615,7 @@
         </w:rPr>
         <w:t xml:space="preserve">© 2026 SeaVuria and ARES. This work is licensed under a </w:t>
       </w:r>
-      <w:hyperlink w:history="1" r:id="rIdxwhmycjllfdodcscvy6wy">
+      <w:hyperlink w:history="1" r:id="rIdkorokiz7atmiffihlsztw">
         <w:r>
           <w:rPr>
             <w:rFonts w:ascii="Arial" w:cs="Arial" w:eastAsia="Arial" w:hAnsi="Arial"/>
@@ -170,7 +2635,7 @@
         </w:rPr>
         <w:t xml:space="preserve"> (</w:t>
       </w:r>
-      <w:hyperlink w:history="1" r:id="rIdov0hx6nijxpljxw767uyd">
+      <w:hyperlink w:history="1" r:id="rIdrdyw9rvsxgjrxpdkoy0im">
         <w:r>
           <w:rPr>
             <w:rFonts w:ascii="Arial" w:cs="Arial" w:eastAsia="Arial" w:hAnsi="Arial"/>
@@ -190,7 +2655,7 @@
         </w:rPr>
         <w:t xml:space="preserve">). To view a copy of this license, visit </w:t>
       </w:r>
-      <w:hyperlink w:history="1" r:id="rIdshjz0klgaiwfxz914h5r4">
+      <w:hyperlink w:history="1" r:id="rIdfeu-vcidaewl1xedexo8z">
         <w:r>
           <w:rPr>
             <w:rFonts w:ascii="Arial" w:cs="Arial" w:eastAsia="Arial" w:hAnsi="Arial"/>
@@ -209,2471 +2674,6 @@
           <w:szCs w:val="17"/>
         </w:rPr>
         <w:t xml:space="preserve">. You are free to copy, redistribute, and adapt this material in any medium or format, provided appropriate credit is given and the material is not used for commercial purposes. KICD learning outcomes and curriculum designations reproduced here for alignment purposes remain the property of KICD and are not covered by this license. Linked external resources (e.g. CK-12, Khan Academy, PhET) are subject to their own licenses.</w:t>
-      </w:r>
-    </w:p>
-    <w:p>
-      <w:pPr>
-        <w:spacing w:after="120"/>
-      </w:pPr>
-      <w:r>
-        <w:t xml:space="preserve"/>
-      </w:r>
-    </w:p>
-    <w:tbl>
-      <w:tblPr>
-        <w:tblW w:type="dxa" w:w="13680"/>
-        <w:tblBorders>
-          <w:top w:val="single" w:color="AAAAAA" w:sz="4"/>
-          <w:left w:val="single" w:color="AAAAAA" w:sz="4"/>
-          <w:bottom w:val="single" w:color="AAAAAA" w:sz="4"/>
-          <w:right w:val="single" w:color="AAAAAA" w:sz="4"/>
-          <w:insideH w:val="single" w:color="auto" w:sz="4"/>
-          <w:insideV w:val="single" w:color="auto" w:sz="4"/>
-        </w:tblBorders>
-        <w:tblLayout w:type="fixed"/>
-      </w:tblPr>
-      <w:tblGrid>
-        <w:gridCol w:w="3000"/>
-        <w:gridCol w:w="10680"/>
-      </w:tblGrid>
-      <w:tr>
-        <w:tc>
-          <w:tcPr>
-            <w:tcW w:type="dxa" w:w="13680"/>
-            <w:gridSpan w:val="2"/>
-            <w:shd w:fill="1F3864" w:color="auto" w:val="clear"/>
-            <w:tcMar>
-              <w:top w:type="dxa" w:w="60"/>
-              <w:left w:type="dxa" w:w="120"/>
-              <w:bottom w:type="dxa" w:w="60"/>
-              <w:right w:type="dxa" w:w="120"/>
-            </w:tcMar>
-            <w:vAlign w:val="top"/>
-          </w:tcPr>
-          <w:p>
-            <w:pPr>
-              <w:spacing w:after="40" w:before="0"/>
-              <w:jc w:val="center"/>
-            </w:pPr>
-            <w:r>
-              <w:rPr>
-                <w:rFonts w:ascii="Arial" w:cs="Arial" w:eastAsia="Arial" w:hAnsi="Arial"/>
-                <w:b/>
-                <w:bCs/>
-                <w:i w:val="false"/>
-                <w:iCs w:val="false"/>
-                <w:color w:val="FFFFFF"/>
-                <w:sz w:val="22"/>
-                <w:szCs w:val="22"/>
-              </w:rPr>
-              <w:t xml:space="preserve">SUB-STRAND OVERVIEW</w:t>
-            </w:r>
-          </w:p>
-        </w:tc>
-      </w:tr>
-      <w:tr>
-        <w:tc>
-          <w:tcPr>
-            <w:tcW w:type="dxa" w:w="3000"/>
-            <w:shd w:fill="D5E8F0" w:color="auto" w:val="clear"/>
-            <w:tcMar>
-              <w:top w:type="dxa" w:w="60"/>
-              <w:left w:type="dxa" w:w="120"/>
-              <w:bottom w:type="dxa" w:w="60"/>
-              <w:right w:type="dxa" w:w="120"/>
-            </w:tcMar>
-            <w:vAlign w:val="top"/>
-          </w:tcPr>
-          <w:p>
-            <w:pPr>
-              <w:spacing w:after="40" w:before="0"/>
-              <w:jc w:val="left"/>
-            </w:pPr>
-            <w:r>
-              <w:rPr>
-                <w:rFonts w:ascii="Arial" w:cs="Arial" w:eastAsia="Arial" w:hAnsi="Arial"/>
-                <w:b/>
-                <w:bCs/>
-                <w:i w:val="false"/>
-                <w:iCs w:val="false"/>
-                <w:color w:val="000000"/>
-                <w:sz w:val="18"/>
-                <w:szCs w:val="18"/>
-              </w:rPr>
-              <w:t xml:space="preserve">Grade Level</w:t>
-            </w:r>
-          </w:p>
-        </w:tc>
-        <w:tc>
-          <w:tcPr>
-            <w:tcW w:type="dxa" w:w="10680"/>
-            <w:shd w:fill="FFFFFF" w:color="auto" w:val="clear"/>
-            <w:tcMar>
-              <w:top w:type="dxa" w:w="60"/>
-              <w:left w:type="dxa" w:w="120"/>
-              <w:bottom w:type="dxa" w:w="60"/>
-              <w:right w:type="dxa" w:w="120"/>
-            </w:tcMar>
-            <w:vAlign w:val="top"/>
-          </w:tcPr>
-          <w:p>
-            <w:pPr>
-              <w:spacing w:after="40" w:before="0"/>
-              <w:jc w:val="left"/>
-            </w:pPr>
-            <w:r>
-              <w:rPr>
-                <w:rFonts w:ascii="Arial" w:cs="Arial" w:eastAsia="Arial" w:hAnsi="Arial"/>
-                <w:b w:val="false"/>
-                <w:bCs w:val="false"/>
-                <w:i w:val="false"/>
-                <w:iCs w:val="false"/>
-                <w:color w:val="000000"/>
-                <w:sz w:val="18"/>
-                <w:szCs w:val="18"/>
-              </w:rPr>
-              <w:t xml:space="preserve">10</w:t>
-            </w:r>
-          </w:p>
-        </w:tc>
-      </w:tr>
-      <w:tr>
-        <w:tc>
-          <w:tcPr>
-            <w:tcW w:type="dxa" w:w="3000"/>
-            <w:shd w:fill="D5E8F0" w:color="auto" w:val="clear"/>
-            <w:tcMar>
-              <w:top w:type="dxa" w:w="60"/>
-              <w:left w:type="dxa" w:w="120"/>
-              <w:bottom w:type="dxa" w:w="60"/>
-              <w:right w:type="dxa" w:w="120"/>
-            </w:tcMar>
-            <w:vAlign w:val="top"/>
-          </w:tcPr>
-          <w:p>
-            <w:pPr>
-              <w:spacing w:after="40" w:before="0"/>
-              <w:jc w:val="left"/>
-            </w:pPr>
-            <w:r>
-              <w:rPr>
-                <w:rFonts w:ascii="Arial" w:cs="Arial" w:eastAsia="Arial" w:hAnsi="Arial"/>
-                <w:b/>
-                <w:bCs/>
-                <w:i w:val="false"/>
-                <w:iCs w:val="false"/>
-                <w:color w:val="000000"/>
-                <w:sz w:val="18"/>
-                <w:szCs w:val="18"/>
-              </w:rPr>
-              <w:t xml:space="preserve">Subject</w:t>
-            </w:r>
-          </w:p>
-        </w:tc>
-        <w:tc>
-          <w:tcPr>
-            <w:tcW w:type="dxa" w:w="10680"/>
-            <w:shd w:fill="FFFFFF" w:color="auto" w:val="clear"/>
-            <w:tcMar>
-              <w:top w:type="dxa" w:w="60"/>
-              <w:left w:type="dxa" w:w="120"/>
-              <w:bottom w:type="dxa" w:w="60"/>
-              <w:right w:type="dxa" w:w="120"/>
-            </w:tcMar>
-            <w:vAlign w:val="top"/>
-          </w:tcPr>
-          <w:p>
-            <w:pPr>
-              <w:spacing w:after="40" w:before="0"/>
-              <w:jc w:val="left"/>
-            </w:pPr>
-            <w:r>
-              <w:rPr>
-                <w:rFonts w:ascii="Arial" w:cs="Arial" w:eastAsia="Arial" w:hAnsi="Arial"/>
-                <w:b w:val="false"/>
-                <w:bCs w:val="false"/>
-                <w:i w:val="false"/>
-                <w:iCs w:val="false"/>
-                <w:color w:val="000000"/>
-                <w:sz w:val="18"/>
-                <w:szCs w:val="18"/>
-              </w:rPr>
-              <w:t xml:space="preserve">Mathematics</w:t>
-            </w:r>
-          </w:p>
-        </w:tc>
-      </w:tr>
-      <w:tr>
-        <w:tc>
-          <w:tcPr>
-            <w:tcW w:type="dxa" w:w="3000"/>
-            <w:shd w:fill="D5E8F0" w:color="auto" w:val="clear"/>
-            <w:tcMar>
-              <w:top w:type="dxa" w:w="60"/>
-              <w:left w:type="dxa" w:w="120"/>
-              <w:bottom w:type="dxa" w:w="60"/>
-              <w:right w:type="dxa" w:w="120"/>
-            </w:tcMar>
-            <w:vAlign w:val="top"/>
-          </w:tcPr>
-          <w:p>
-            <w:pPr>
-              <w:spacing w:after="40" w:before="0"/>
-              <w:jc w:val="left"/>
-            </w:pPr>
-            <w:r>
-              <w:rPr>
-                <w:rFonts w:ascii="Arial" w:cs="Arial" w:eastAsia="Arial" w:hAnsi="Arial"/>
-                <w:b/>
-                <w:bCs/>
-                <w:i w:val="false"/>
-                <w:iCs w:val="false"/>
-                <w:color w:val="000000"/>
-                <w:sz w:val="18"/>
-                <w:szCs w:val="18"/>
-              </w:rPr>
-              <w:t xml:space="preserve">Strand</w:t>
-            </w:r>
-          </w:p>
-        </w:tc>
-        <w:tc>
-          <w:tcPr>
-            <w:tcW w:type="dxa" w:w="10680"/>
-            <w:shd w:fill="FFFFFF" w:color="auto" w:val="clear"/>
-            <w:tcMar>
-              <w:top w:type="dxa" w:w="60"/>
-              <w:left w:type="dxa" w:w="120"/>
-              <w:bottom w:type="dxa" w:w="60"/>
-              <w:right w:type="dxa" w:w="120"/>
-            </w:tcMar>
-            <w:vAlign w:val="top"/>
-          </w:tcPr>
-          <w:p>
-            <w:pPr>
-              <w:spacing w:after="40" w:before="0"/>
-              <w:jc w:val="left"/>
-            </w:pPr>
-            <w:r>
-              <w:rPr>
-                <w:rFonts w:ascii="Arial" w:cs="Arial" w:eastAsia="Arial" w:hAnsi="Arial"/>
-                <w:b w:val="false"/>
-                <w:bCs w:val="false"/>
-                <w:i w:val="false"/>
-                <w:iCs w:val="false"/>
-                <w:color w:val="000000"/>
-                <w:sz w:val="18"/>
-                <w:szCs w:val="18"/>
-              </w:rPr>
-              <w:t xml:space="preserve">Strand 3.0: Geometry</w:t>
-            </w:r>
-          </w:p>
-        </w:tc>
-      </w:tr>
-      <w:tr>
-        <w:tc>
-          <w:tcPr>
-            <w:tcW w:type="dxa" w:w="3000"/>
-            <w:shd w:fill="D5E8F0" w:color="auto" w:val="clear"/>
-            <w:tcMar>
-              <w:top w:type="dxa" w:w="60"/>
-              <w:left w:type="dxa" w:w="120"/>
-              <w:bottom w:type="dxa" w:w="60"/>
-              <w:right w:type="dxa" w:w="120"/>
-            </w:tcMar>
-            <w:vAlign w:val="top"/>
-          </w:tcPr>
-          <w:p>
-            <w:pPr>
-              <w:spacing w:after="40" w:before="0"/>
-              <w:jc w:val="left"/>
-            </w:pPr>
-            <w:r>
-              <w:rPr>
-                <w:rFonts w:ascii="Arial" w:cs="Arial" w:eastAsia="Arial" w:hAnsi="Arial"/>
-                <w:b/>
-                <w:bCs/>
-                <w:i w:val="false"/>
-                <w:iCs w:val="false"/>
-                <w:color w:val="000000"/>
-                <w:sz w:val="18"/>
-                <w:szCs w:val="18"/>
-              </w:rPr>
-              <w:t xml:space="preserve">Sub-Strand</w:t>
-            </w:r>
-          </w:p>
-        </w:tc>
-        <w:tc>
-          <w:tcPr>
-            <w:tcW w:type="dxa" w:w="10680"/>
-            <w:shd w:fill="FFFFFF" w:color="auto" w:val="clear"/>
-            <w:tcMar>
-              <w:top w:type="dxa" w:w="60"/>
-              <w:left w:type="dxa" w:w="120"/>
-              <w:bottom w:type="dxa" w:w="60"/>
-              <w:right w:type="dxa" w:w="120"/>
-            </w:tcMar>
-            <w:vAlign w:val="top"/>
-          </w:tcPr>
-          <w:p>
-            <w:pPr>
-              <w:spacing w:after="40" w:before="0"/>
-              <w:jc w:val="left"/>
-            </w:pPr>
-            <w:r>
-              <w:rPr>
-                <w:rFonts w:ascii="Arial" w:cs="Arial" w:eastAsia="Arial" w:hAnsi="Arial"/>
-                <w:b w:val="false"/>
-                <w:bCs w:val="false"/>
-                <w:i w:val="false"/>
-                <w:iCs w:val="false"/>
-                <w:color w:val="000000"/>
-                <w:sz w:val="18"/>
-                <w:szCs w:val="18"/>
-              </w:rPr>
-              <w:t xml:space="preserve">Sub-Strand 3.1: Trigonometry I</w:t>
-            </w:r>
-          </w:p>
-        </w:tc>
-      </w:tr>
-      <w:tr>
-        <w:tc>
-          <w:tcPr>
-            <w:tcW w:type="dxa" w:w="3000"/>
-            <w:shd w:fill="D5E8F0" w:color="auto" w:val="clear"/>
-            <w:tcMar>
-              <w:top w:type="dxa" w:w="60"/>
-              <w:left w:type="dxa" w:w="120"/>
-              <w:bottom w:type="dxa" w:w="60"/>
-              <w:right w:type="dxa" w:w="120"/>
-            </w:tcMar>
-            <w:vAlign w:val="top"/>
-          </w:tcPr>
-          <w:p>
-            <w:pPr>
-              <w:spacing w:after="40" w:before="0"/>
-              <w:jc w:val="left"/>
-            </w:pPr>
-            <w:r>
-              <w:rPr>
-                <w:rFonts w:ascii="Arial" w:cs="Arial" w:eastAsia="Arial" w:hAnsi="Arial"/>
-                <w:b/>
-                <w:bCs/>
-                <w:i w:val="false"/>
-                <w:iCs w:val="false"/>
-                <w:color w:val="000000"/>
-                <w:sz w:val="18"/>
-                <w:szCs w:val="18"/>
-              </w:rPr>
-              <w:t xml:space="preserve">Total Duration</w:t>
-            </w:r>
-          </w:p>
-        </w:tc>
-        <w:tc>
-          <w:tcPr>
-            <w:tcW w:type="dxa" w:w="10680"/>
-            <w:shd w:fill="FFFFFF" w:color="auto" w:val="clear"/>
-            <w:tcMar>
-              <w:top w:type="dxa" w:w="60"/>
-              <w:left w:type="dxa" w:w="120"/>
-              <w:bottom w:type="dxa" w:w="60"/>
-              <w:right w:type="dxa" w:w="120"/>
-            </w:tcMar>
-            <w:vAlign w:val="top"/>
-          </w:tcPr>
-          <w:p>
-            <w:pPr>
-              <w:spacing w:after="40" w:before="0"/>
-              <w:jc w:val="left"/>
-            </w:pPr>
-            <w:r>
-              <w:rPr>
-                <w:rFonts w:ascii="Arial" w:cs="Arial" w:eastAsia="Arial" w:hAnsi="Arial"/>
-                <w:b w:val="false"/>
-                <w:bCs w:val="false"/>
-                <w:i w:val="false"/>
-                <w:iCs w:val="false"/>
-                <w:color w:val="000000"/>
-                <w:sz w:val="18"/>
-                <w:szCs w:val="18"/>
-              </w:rPr>
-              <w:t xml:space="preserve">10 lessons × 40 minutes = 400 minutes total</w:t>
-            </w:r>
-          </w:p>
-        </w:tc>
-      </w:tr>
-      <w:tr>
-        <w:tc>
-          <w:tcPr>
-            <w:tcW w:type="dxa" w:w="3000"/>
-            <w:shd w:fill="D5E8F0" w:color="auto" w:val="clear"/>
-            <w:tcMar>
-              <w:top w:type="dxa" w:w="60"/>
-              <w:left w:type="dxa" w:w="120"/>
-              <w:bottom w:type="dxa" w:w="60"/>
-              <w:right w:type="dxa" w:w="120"/>
-            </w:tcMar>
-            <w:vAlign w:val="top"/>
-          </w:tcPr>
-          <w:p>
-            <w:pPr>
-              <w:spacing w:after="40" w:before="0"/>
-              <w:jc w:val="left"/>
-            </w:pPr>
-            <w:r>
-              <w:rPr>
-                <w:rFonts w:ascii="Arial" w:cs="Arial" w:eastAsia="Arial" w:hAnsi="Arial"/>
-                <w:b/>
-                <w:bCs/>
-                <w:i w:val="false"/>
-                <w:iCs w:val="false"/>
-                <w:color w:val="000000"/>
-                <w:sz w:val="18"/>
-                <w:szCs w:val="18"/>
-              </w:rPr>
-              <w:t xml:space="preserve">Sub-Strand Content</w:t>
-            </w:r>
-          </w:p>
-        </w:tc>
-        <w:tc>
-          <w:tcPr>
-            <w:tcW w:type="dxa" w:w="10680"/>
-            <w:shd w:fill="FFFFFF" w:color="auto" w:val="clear"/>
-            <w:tcMar>
-              <w:top w:type="dxa" w:w="60"/>
-              <w:left w:type="dxa" w:w="120"/>
-              <w:bottom w:type="dxa" w:w="60"/>
-              <w:right w:type="dxa" w:w="120"/>
-            </w:tcMar>
-            <w:vAlign w:val="top"/>
-          </w:tcPr>
-          <w:p>
-            <w:pPr>
-              <w:spacing w:after="30" w:before="0"/>
-              <w:ind w:left="360" w:hanging="180"/>
-              <w:jc w:val="left"/>
-            </w:pPr>
-            <w:r>
-              <w:rPr>
-                <w:rFonts w:ascii="Arial" w:cs="Arial" w:eastAsia="Arial" w:hAnsi="Arial"/>
-                <w:b w:val="false"/>
-                <w:bCs w:val="false"/>
-                <w:i w:val="false"/>
-                <w:iCs w:val="false"/>
-                <w:color w:val="000000"/>
-                <w:sz w:val="18"/>
-                <w:szCs w:val="18"/>
-              </w:rPr>
-              <w:t xml:space="preserve">–  Trigonometric ratios of acute angles (sine, cosine, tangent defined from right-angled triangles)</w:t>
-            </w:r>
-          </w:p>
-          <w:p>
-            <w:pPr>
-              <w:spacing w:after="30" w:before="0"/>
-              <w:ind w:left="360" w:hanging="180"/>
-              <w:jc w:val="left"/>
-            </w:pPr>
-            <w:r>
-              <w:rPr>
-                <w:rFonts w:ascii="Arial" w:cs="Arial" w:eastAsia="Arial" w:hAnsi="Arial"/>
-                <w:b w:val="false"/>
-                <w:bCs w:val="false"/>
-                <w:i w:val="false"/>
-                <w:iCs w:val="false"/>
-                <w:color w:val="000000"/>
-                <w:sz w:val="18"/>
-                <w:szCs w:val="18"/>
-              </w:rPr>
-              <w:t xml:space="preserve">–  Sine of an acute angle — definition, values, and use of mathematical tables</w:t>
-            </w:r>
-          </w:p>
-          <w:p>
-            <w:pPr>
-              <w:spacing w:after="30" w:before="0"/>
-              <w:ind w:left="360" w:hanging="180"/>
-              <w:jc w:val="left"/>
-            </w:pPr>
-            <w:r>
-              <w:rPr>
-                <w:rFonts w:ascii="Arial" w:cs="Arial" w:eastAsia="Arial" w:hAnsi="Arial"/>
-                <w:b w:val="false"/>
-                <w:bCs w:val="false"/>
-                <w:i w:val="false"/>
-                <w:iCs w:val="false"/>
-                <w:color w:val="000000"/>
-                <w:sz w:val="18"/>
-                <w:szCs w:val="18"/>
-              </w:rPr>
-              <w:t xml:space="preserve">–  Cosine of an acute angle — definition, values, and use of mathematical tables</w:t>
-            </w:r>
-          </w:p>
-          <w:p>
-            <w:pPr>
-              <w:spacing w:after="30" w:before="0"/>
-              <w:ind w:left="360" w:hanging="180"/>
-              <w:jc w:val="left"/>
-            </w:pPr>
-            <w:r>
-              <w:rPr>
-                <w:rFonts w:ascii="Arial" w:cs="Arial" w:eastAsia="Arial" w:hAnsi="Arial"/>
-                <w:b w:val="false"/>
-                <w:bCs w:val="false"/>
-                <w:i w:val="false"/>
-                <w:iCs w:val="false"/>
-                <w:color w:val="000000"/>
-                <w:sz w:val="18"/>
-                <w:szCs w:val="18"/>
-              </w:rPr>
-              <w:t xml:space="preserve">–  Tangent of an acute angle — definition, values, and use of mathematical tables</w:t>
-            </w:r>
-          </w:p>
-          <w:p>
-            <w:pPr>
-              <w:spacing w:after="30" w:before="0"/>
-              <w:ind w:left="360" w:hanging="180"/>
-              <w:jc w:val="left"/>
-            </w:pPr>
-            <w:r>
-              <w:rPr>
-                <w:rFonts w:ascii="Arial" w:cs="Arial" w:eastAsia="Arial" w:hAnsi="Arial"/>
-                <w:b w:val="false"/>
-                <w:bCs w:val="false"/>
-                <w:i w:val="false"/>
-                <w:iCs w:val="false"/>
-                <w:color w:val="000000"/>
-                <w:sz w:val="18"/>
-                <w:szCs w:val="18"/>
-              </w:rPr>
-              <w:t xml:space="preserve">–  Finding trigonometric ratios using calculators</w:t>
-            </w:r>
-          </w:p>
-          <w:p>
-            <w:pPr>
-              <w:spacing w:after="30" w:before="0"/>
-              <w:ind w:left="360" w:hanging="180"/>
-              <w:jc w:val="left"/>
-            </w:pPr>
-            <w:r>
-              <w:rPr>
-                <w:rFonts w:ascii="Arial" w:cs="Arial" w:eastAsia="Arial" w:hAnsi="Arial"/>
-                <w:b w:val="false"/>
-                <w:bCs w:val="false"/>
-                <w:i w:val="false"/>
-                <w:iCs w:val="false"/>
-                <w:color w:val="000000"/>
-                <w:sz w:val="18"/>
-                <w:szCs w:val="18"/>
-              </w:rPr>
-              <w:t xml:space="preserve">–  Relationship between sine, cosine and tangent of acute angles (tan θ = sin θ / cos θ)</w:t>
-            </w:r>
-          </w:p>
-          <w:p>
-            <w:pPr>
-              <w:spacing w:after="30" w:before="0"/>
-              <w:ind w:left="360" w:hanging="180"/>
-              <w:jc w:val="left"/>
-            </w:pPr>
-            <w:r>
-              <w:rPr>
-                <w:rFonts w:ascii="Arial" w:cs="Arial" w:eastAsia="Arial" w:hAnsi="Arial"/>
-                <w:b w:val="false"/>
-                <w:bCs w:val="false"/>
-                <w:i w:val="false"/>
-                <w:iCs w:val="false"/>
-                <w:color w:val="000000"/>
-                <w:sz w:val="18"/>
-                <w:szCs w:val="18"/>
-              </w:rPr>
-              <w:t xml:space="preserve">–  Trigonometric ratios of complementary angles (sin θ = cos(90° − θ))</w:t>
-            </w:r>
-          </w:p>
-          <w:p>
-            <w:pPr>
-              <w:spacing w:after="30" w:before="0"/>
-              <w:ind w:left="360" w:hanging="180"/>
-              <w:jc w:val="left"/>
-            </w:pPr>
-            <w:r>
-              <w:rPr>
-                <w:rFonts w:ascii="Arial" w:cs="Arial" w:eastAsia="Arial" w:hAnsi="Arial"/>
-                <w:b w:val="false"/>
-                <w:bCs w:val="false"/>
-                <w:i w:val="false"/>
-                <w:iCs w:val="false"/>
-                <w:color w:val="000000"/>
-                <w:sz w:val="18"/>
-                <w:szCs w:val="18"/>
-              </w:rPr>
-              <w:t xml:space="preserve">–  Special angles (0°, 30°, 45°, 60°, 90°) — exact values without tables</w:t>
-            </w:r>
-          </w:p>
-          <w:p>
-            <w:pPr>
-              <w:spacing w:after="30" w:before="0"/>
-              <w:ind w:left="360" w:hanging="180"/>
-              <w:jc w:val="left"/>
-            </w:pPr>
-            <w:r>
-              <w:rPr>
-                <w:rFonts w:ascii="Arial" w:cs="Arial" w:eastAsia="Arial" w:hAnsi="Arial"/>
-                <w:b w:val="false"/>
-                <w:bCs w:val="false"/>
-                <w:i w:val="false"/>
-                <w:iCs w:val="false"/>
-                <w:color w:val="000000"/>
-                <w:sz w:val="18"/>
-                <w:szCs w:val="18"/>
-              </w:rPr>
-              <w:t xml:space="preserve">–  Angles of elevation and depression</w:t>
-            </w:r>
-          </w:p>
-          <w:p>
-            <w:pPr>
-              <w:spacing w:after="30" w:before="0"/>
-              <w:ind w:left="360" w:hanging="180"/>
-              <w:jc w:val="left"/>
-            </w:pPr>
-            <w:r>
-              <w:rPr>
-                <w:rFonts w:ascii="Arial" w:cs="Arial" w:eastAsia="Arial" w:hAnsi="Arial"/>
-                <w:b w:val="false"/>
-                <w:bCs w:val="false"/>
-                <w:i w:val="false"/>
-                <w:iCs w:val="false"/>
-                <w:color w:val="000000"/>
-                <w:sz w:val="18"/>
-                <w:szCs w:val="18"/>
-              </w:rPr>
-              <w:t xml:space="preserve">–  Application of trigonometry in real-life situations (heights, distances, surveying)</w:t>
-            </w:r>
-          </w:p>
-        </w:tc>
-      </w:tr>
-      <w:tr>
-        <w:tc>
-          <w:tcPr>
-            <w:tcW w:type="dxa" w:w="3000"/>
-            <w:shd w:fill="D5E8F0" w:color="auto" w:val="clear"/>
-            <w:tcMar>
-              <w:top w:type="dxa" w:w="60"/>
-              <w:left w:type="dxa" w:w="120"/>
-              <w:bottom w:type="dxa" w:w="60"/>
-              <w:right w:type="dxa" w:w="120"/>
-            </w:tcMar>
-            <w:vAlign w:val="top"/>
-          </w:tcPr>
-          <w:p>
-            <w:pPr>
-              <w:spacing w:after="40" w:before="0"/>
-              <w:jc w:val="left"/>
-            </w:pPr>
-            <w:r>
-              <w:rPr>
-                <w:rFonts w:ascii="Arial" w:cs="Arial" w:eastAsia="Arial" w:hAnsi="Arial"/>
-                <w:b/>
-                <w:bCs/>
-                <w:i w:val="false"/>
-                <w:iCs w:val="false"/>
-                <w:color w:val="000000"/>
-                <w:sz w:val="18"/>
-                <w:szCs w:val="18"/>
-              </w:rPr>
-              <w:t xml:space="preserve">Learning Outcomes</w:t>
-            </w:r>
-          </w:p>
-        </w:tc>
-        <w:tc>
-          <w:tcPr>
-            <w:tcW w:type="dxa" w:w="10680"/>
-            <w:shd w:fill="FFFFFF" w:color="auto" w:val="clear"/>
-            <w:tcMar>
-              <w:top w:type="dxa" w:w="60"/>
-              <w:left w:type="dxa" w:w="120"/>
-              <w:bottom w:type="dxa" w:w="60"/>
-              <w:right w:type="dxa" w:w="120"/>
-            </w:tcMar>
-            <w:vAlign w:val="top"/>
-          </w:tcPr>
-          <w:p>
-            <w:pPr>
-              <w:spacing w:after="40" w:before="0"/>
-              <w:jc w:val="left"/>
-            </w:pPr>
-            <w:r>
-              <w:rPr>
-                <w:rFonts w:ascii="Arial" w:cs="Arial" w:eastAsia="Arial" w:hAnsi="Arial"/>
-                <w:b w:val="false"/>
-                <w:bCs w:val="false"/>
-                <w:i w:val="false"/>
-                <w:iCs w:val="false"/>
-                <w:color w:val="000000"/>
-                <w:sz w:val="18"/>
-                <w:szCs w:val="18"/>
-              </w:rPr>
-              <w:t xml:space="preserve">By the end of the sub-strand, the learner should be able to:</w:t>
-            </w:r>
-          </w:p>
-          <w:p>
-            <w:pPr>
-              <w:spacing w:after="40" w:before="0"/>
-              <w:jc w:val="left"/>
-            </w:pPr>
-            <w:r>
-              <w:rPr>
-                <w:rFonts w:ascii="Arial" w:cs="Arial" w:eastAsia="Arial" w:hAnsi="Arial"/>
-                <w:b w:val="false"/>
-                <w:bCs w:val="false"/>
-                <w:i w:val="false"/>
-                <w:iCs w:val="false"/>
-                <w:color w:val="000000"/>
-                <w:sz w:val="18"/>
-                <w:szCs w:val="18"/>
-              </w:rPr>
-              <w:t xml:space="preserve">a) define sine, cosine and tangent of an acute angle using measurements from right-angled triangles drawn by hand,</w:t>
-            </w:r>
-          </w:p>
-          <w:p>
-            <w:pPr>
-              <w:spacing w:after="40" w:before="0"/>
-              <w:jc w:val="left"/>
-            </w:pPr>
-            <w:r>
-              <w:rPr>
-                <w:rFonts w:ascii="Arial" w:cs="Arial" w:eastAsia="Arial" w:hAnsi="Arial"/>
-                <w:b w:val="false"/>
-                <w:bCs w:val="false"/>
-                <w:i w:val="false"/>
-                <w:iCs w:val="false"/>
-                <w:color w:val="000000"/>
-                <w:sz w:val="18"/>
-                <w:szCs w:val="18"/>
-              </w:rPr>
-              <w:t xml:space="preserve">b) determine trigonometric ratios of acute angles using mathematical tables,</w:t>
-            </w:r>
-          </w:p>
-          <w:p>
-            <w:pPr>
-              <w:spacing w:after="40" w:before="0"/>
-              <w:jc w:val="left"/>
-            </w:pPr>
-            <w:r>
-              <w:rPr>
-                <w:rFonts w:ascii="Arial" w:cs="Arial" w:eastAsia="Arial" w:hAnsi="Arial"/>
-                <w:b w:val="false"/>
-                <w:bCs w:val="false"/>
-                <w:i w:val="false"/>
-                <w:iCs w:val="false"/>
-                <w:color w:val="000000"/>
-                <w:sz w:val="18"/>
-                <w:szCs w:val="18"/>
-              </w:rPr>
-              <w:t xml:space="preserve">c) determine trigonometric ratios of acute angles using a calculator,</w:t>
-            </w:r>
-          </w:p>
-          <w:p>
-            <w:pPr>
-              <w:spacing w:after="40" w:before="0"/>
-              <w:jc w:val="left"/>
-            </w:pPr>
-            <w:r>
-              <w:rPr>
-                <w:rFonts w:ascii="Arial" w:cs="Arial" w:eastAsia="Arial" w:hAnsi="Arial"/>
-                <w:b w:val="false"/>
-                <w:bCs w:val="false"/>
-                <w:i w:val="false"/>
-                <w:iCs w:val="false"/>
-                <w:color w:val="000000"/>
-                <w:sz w:val="18"/>
-                <w:szCs w:val="18"/>
-              </w:rPr>
-              <w:t xml:space="preserve">d) establish the relationship between sine, cosine and tangent of acute angles (tan θ = sin θ / cos θ),</w:t>
-            </w:r>
-          </w:p>
-          <w:p>
-            <w:pPr>
-              <w:spacing w:after="40" w:before="0"/>
-              <w:jc w:val="left"/>
-            </w:pPr>
-            <w:r>
-              <w:rPr>
-                <w:rFonts w:ascii="Arial" w:cs="Arial" w:eastAsia="Arial" w:hAnsi="Arial"/>
-                <w:b w:val="false"/>
-                <w:bCs w:val="false"/>
-                <w:i w:val="false"/>
-                <w:iCs w:val="false"/>
-                <w:color w:val="000000"/>
-                <w:sz w:val="18"/>
-                <w:szCs w:val="18"/>
-              </w:rPr>
-              <w:t xml:space="preserve">e) identify and apply the relationship between trigonometric ratios of complementary angles (sin θ = cos(90° − θ)),</w:t>
-            </w:r>
-          </w:p>
-          <w:p>
-            <w:pPr>
-              <w:spacing w:after="40" w:before="0"/>
-              <w:jc w:val="left"/>
-            </w:pPr>
-            <w:r>
-              <w:rPr>
-                <w:rFonts w:ascii="Arial" w:cs="Arial" w:eastAsia="Arial" w:hAnsi="Arial"/>
-                <w:b w:val="false"/>
-                <w:bCs w:val="false"/>
-                <w:i w:val="false"/>
-                <w:iCs w:val="false"/>
-                <w:color w:val="000000"/>
-                <w:sz w:val="18"/>
-                <w:szCs w:val="18"/>
-              </w:rPr>
-              <w:t xml:space="preserve">f) derive and recall exact trigonometric ratios for special angles (0°, 30°, 45°, 60°, 90°),</w:t>
-            </w:r>
-          </w:p>
-          <w:p>
-            <w:pPr>
-              <w:spacing w:after="40" w:before="0"/>
-              <w:jc w:val="left"/>
-            </w:pPr>
-            <w:r>
-              <w:rPr>
-                <w:rFonts w:ascii="Arial" w:cs="Arial" w:eastAsia="Arial" w:hAnsi="Arial"/>
-                <w:b w:val="false"/>
-                <w:bCs w:val="false"/>
-                <w:i w:val="false"/>
-                <w:iCs w:val="false"/>
-                <w:color w:val="000000"/>
-                <w:sz w:val="18"/>
-                <w:szCs w:val="18"/>
-              </w:rPr>
-              <w:t xml:space="preserve">g) distinguish between angles of elevation and angles of depression in diagrams and real contexts,</w:t>
-            </w:r>
-          </w:p>
-          <w:p>
-            <w:pPr>
-              <w:spacing w:after="40" w:before="0"/>
-              <w:jc w:val="left"/>
-            </w:pPr>
-            <w:r>
-              <w:rPr>
-                <w:rFonts w:ascii="Arial" w:cs="Arial" w:eastAsia="Arial" w:hAnsi="Arial"/>
-                <w:b w:val="false"/>
-                <w:bCs w:val="false"/>
-                <w:i w:val="false"/>
-                <w:iCs w:val="false"/>
-                <w:color w:val="000000"/>
-                <w:sz w:val="18"/>
-                <w:szCs w:val="18"/>
-              </w:rPr>
-              <w:t xml:space="preserve">h) apply trigonometric ratios to solve problems involving heights and distances in real-life Kenyan contexts,</w:t>
-            </w:r>
-          </w:p>
-          <w:p>
-            <w:pPr>
-              <w:spacing w:after="40" w:before="0"/>
-              <w:jc w:val="left"/>
-            </w:pPr>
-            <w:r>
-              <w:rPr>
-                <w:rFonts w:ascii="Arial" w:cs="Arial" w:eastAsia="Arial" w:hAnsi="Arial"/>
-                <w:b w:val="false"/>
-                <w:bCs w:val="false"/>
-                <w:i w:val="false"/>
-                <w:iCs w:val="false"/>
-                <w:color w:val="000000"/>
-                <w:sz w:val="18"/>
-                <w:szCs w:val="18"/>
-              </w:rPr>
-              <w:t xml:space="preserve">i) appreciate the relevance of trigonometry in architecture, surveying, navigation, and everyday problem-solving.</w:t>
-            </w:r>
-          </w:p>
-        </w:tc>
-      </w:tr>
-      <w:tr>
-        <w:tc>
-          <w:tcPr>
-            <w:tcW w:type="dxa" w:w="3000"/>
-            <w:shd w:fill="D5E8F0" w:color="auto" w:val="clear"/>
-            <w:tcMar>
-              <w:top w:type="dxa" w:w="60"/>
-              <w:left w:type="dxa" w:w="120"/>
-              <w:bottom w:type="dxa" w:w="60"/>
-              <w:right w:type="dxa" w:w="120"/>
-            </w:tcMar>
-            <w:vAlign w:val="top"/>
-          </w:tcPr>
-          <w:p>
-            <w:pPr>
-              <w:spacing w:after="40" w:before="0"/>
-              <w:jc w:val="left"/>
-            </w:pPr>
-            <w:r>
-              <w:rPr>
-                <w:rFonts w:ascii="Arial" w:cs="Arial" w:eastAsia="Arial" w:hAnsi="Arial"/>
-                <w:b/>
-                <w:bCs/>
-                <w:i w:val="false"/>
-                <w:iCs w:val="false"/>
-                <w:color w:val="000000"/>
-                <w:sz w:val="18"/>
-                <w:szCs w:val="18"/>
-              </w:rPr>
-              <w:t xml:space="preserve">Core Competencies</w:t>
-            </w:r>
-          </w:p>
-        </w:tc>
-        <w:tc>
-          <w:tcPr>
-            <w:tcW w:type="dxa" w:w="10680"/>
-            <w:shd w:fill="FFFFFF" w:color="auto" w:val="clear"/>
-            <w:tcMar>
-              <w:top w:type="dxa" w:w="60"/>
-              <w:left w:type="dxa" w:w="120"/>
-              <w:bottom w:type="dxa" w:w="60"/>
-              <w:right w:type="dxa" w:w="120"/>
-            </w:tcMar>
-            <w:vAlign w:val="top"/>
-          </w:tcPr>
-          <w:p>
-            <w:pPr>
-              <w:spacing w:after="30" w:before="0"/>
-              <w:ind w:left="360" w:hanging="180"/>
-              <w:jc w:val="left"/>
-            </w:pPr>
-            <w:r>
-              <w:rPr>
-                <w:rFonts w:ascii="Arial" w:cs="Arial" w:eastAsia="Arial" w:hAnsi="Arial"/>
-                <w:b w:val="false"/>
-                <w:bCs w:val="false"/>
-                <w:i w:val="false"/>
-                <w:iCs w:val="false"/>
-                <w:color w:val="000000"/>
-                <w:sz w:val="18"/>
-                <w:szCs w:val="18"/>
-              </w:rPr>
-              <w:t xml:space="preserve">–  Communication and Collaboration: learners work in groups to draw right-angled triangles of chosen measurements, measure angles with a protractor, share computed ratios, and discuss patterns observed across different triangles.</w:t>
-            </w:r>
-          </w:p>
-          <w:p>
-            <w:pPr>
-              <w:spacing w:after="30" w:before="0"/>
-              <w:ind w:left="360" w:hanging="180"/>
-              <w:jc w:val="left"/>
-            </w:pPr>
-            <w:r>
-              <w:rPr>
-                <w:rFonts w:ascii="Arial" w:cs="Arial" w:eastAsia="Arial" w:hAnsi="Arial"/>
-                <w:b w:val="false"/>
-                <w:bCs w:val="false"/>
-                <w:i w:val="false"/>
-                <w:iCs w:val="false"/>
-                <w:color w:val="000000"/>
-                <w:sz w:val="18"/>
-                <w:szCs w:val="18"/>
-              </w:rPr>
-              <w:t xml:space="preserve">–  Critical Thinking and Problem Solving: learners analyse why opposite/hypotenuse always gives the same ratio for a fixed angle regardless of triangle size, and use this insight to solve height-and-distance problems set in Kenyan contexts (e.g., estimating the height of a flagpole at a Nairobi school).</w:t>
-            </w:r>
-          </w:p>
-          <w:p>
-            <w:pPr>
-              <w:spacing w:after="30" w:before="0"/>
-              <w:ind w:left="360" w:hanging="180"/>
-              <w:jc w:val="left"/>
-            </w:pPr>
-            <w:r>
-              <w:rPr>
-                <w:rFonts w:ascii="Arial" w:cs="Arial" w:eastAsia="Arial" w:hAnsi="Arial"/>
-                <w:b w:val="false"/>
-                <w:bCs w:val="false"/>
-                <w:i w:val="false"/>
-                <w:iCs w:val="false"/>
-                <w:color w:val="000000"/>
-                <w:sz w:val="18"/>
-                <w:szCs w:val="18"/>
-              </w:rPr>
-              <w:t xml:space="preserve">–  Digital Literacy: learners use scientific calculators and, where available, digital devices to determine trigonometric ratios and verify table values.</w:t>
-            </w:r>
-          </w:p>
-          <w:p>
-            <w:pPr>
-              <w:spacing w:after="30" w:before="0"/>
-              <w:ind w:left="360" w:hanging="180"/>
-              <w:jc w:val="left"/>
-            </w:pPr>
-            <w:r>
-              <w:rPr>
-                <w:rFonts w:ascii="Arial" w:cs="Arial" w:eastAsia="Arial" w:hAnsi="Arial"/>
-                <w:b w:val="false"/>
-                <w:bCs w:val="false"/>
-                <w:i w:val="false"/>
-                <w:iCs w:val="false"/>
-                <w:color w:val="000000"/>
-                <w:sz w:val="18"/>
-                <w:szCs w:val="18"/>
-              </w:rPr>
-              <w:t xml:space="preserve">–  Learning to Learn: learners derive exact values for special angles independently using equilateral and isosceles right-angled triangles, building self-directed inquiry habits.</w:t>
-            </w:r>
-          </w:p>
-          <w:p>
-            <w:pPr>
-              <w:spacing w:after="30" w:before="0"/>
-              <w:ind w:left="360" w:hanging="180"/>
-              <w:jc w:val="left"/>
-            </w:pPr>
-            <w:r>
-              <w:rPr>
-                <w:rFonts w:ascii="Arial" w:cs="Arial" w:eastAsia="Arial" w:hAnsi="Arial"/>
-                <w:b w:val="false"/>
-                <w:bCs w:val="false"/>
-                <w:i w:val="false"/>
-                <w:iCs w:val="false"/>
-                <w:color w:val="000000"/>
-                <w:sz w:val="18"/>
-                <w:szCs w:val="18"/>
-              </w:rPr>
-              <w:t xml:space="preserve">–  Self-efficacy: learners gain confidence in applying abstract angle ratios to concrete, visible real-world situations such as measuring the height of a building or a hill in the Rift Valley.</w:t>
-            </w:r>
-          </w:p>
-        </w:tc>
-      </w:tr>
-      <w:tr>
-        <w:tc>
-          <w:tcPr>
-            <w:tcW w:type="dxa" w:w="3000"/>
-            <w:shd w:fill="E2EFDA" w:color="auto" w:val="clear"/>
-            <w:tcMar>
-              <w:top w:type="dxa" w:w="60"/>
-              <w:left w:type="dxa" w:w="120"/>
-              <w:bottom w:type="dxa" w:w="60"/>
-              <w:right w:type="dxa" w:w="120"/>
-            </w:tcMar>
-            <w:vAlign w:val="top"/>
-          </w:tcPr>
-          <w:p>
-            <w:pPr>
-              <w:spacing w:after="40" w:before="0"/>
-              <w:jc w:val="left"/>
-            </w:pPr>
-            <w:r>
-              <w:rPr>
-                <w:rFonts w:ascii="Arial" w:cs="Arial" w:eastAsia="Arial" w:hAnsi="Arial"/>
-                <w:b/>
-                <w:bCs/>
-                <w:i w:val="false"/>
-                <w:iCs w:val="false"/>
-                <w:color w:val="000000"/>
-                <w:sz w:val="18"/>
-                <w:szCs w:val="18"/>
-              </w:rPr>
-              <w:t xml:space="preserve">Core Values</w:t>
-            </w:r>
-          </w:p>
-        </w:tc>
-        <w:tc>
-          <w:tcPr>
-            <w:tcW w:type="dxa" w:w="10680"/>
-            <w:shd w:fill="FFFFFF" w:color="auto" w:val="clear"/>
-            <w:tcMar>
-              <w:top w:type="dxa" w:w="60"/>
-              <w:left w:type="dxa" w:w="120"/>
-              <w:bottom w:type="dxa" w:w="60"/>
-              <w:right w:type="dxa" w:w="120"/>
-            </w:tcMar>
-            <w:vAlign w:val="top"/>
-          </w:tcPr>
-          <w:p>
-            <w:pPr>
-              <w:spacing w:after="30" w:before="0"/>
-              <w:ind w:left="360" w:hanging="180"/>
-              <w:jc w:val="left"/>
-            </w:pPr>
-            <w:r>
-              <w:rPr>
-                <w:rFonts w:ascii="Arial" w:cs="Arial" w:eastAsia="Arial" w:hAnsi="Arial"/>
-                <w:b w:val="false"/>
-                <w:bCs w:val="false"/>
-                <w:i w:val="false"/>
-                <w:iCs w:val="false"/>
-                <w:color w:val="000000"/>
-                <w:sz w:val="18"/>
-                <w:szCs w:val="18"/>
-              </w:rPr>
-              <w:t xml:space="preserve">–  Responsibility: learners handle protractors, rulers, calculators, and mathematical tables carefully during hands-on triangle-drawing activities, returning equipment in good condition.</w:t>
-            </w:r>
-          </w:p>
-          <w:p>
-            <w:pPr>
-              <w:spacing w:after="30" w:before="0"/>
-              <w:ind w:left="360" w:hanging="180"/>
-              <w:jc w:val="left"/>
-            </w:pPr>
-            <w:r>
-              <w:rPr>
-                <w:rFonts w:ascii="Arial" w:cs="Arial" w:eastAsia="Arial" w:hAnsi="Arial"/>
-                <w:b w:val="false"/>
-                <w:bCs w:val="false"/>
-                <w:i w:val="false"/>
-                <w:iCs w:val="false"/>
-                <w:color w:val="000000"/>
-                <w:sz w:val="18"/>
-                <w:szCs w:val="18"/>
-              </w:rPr>
-              <w:t xml:space="preserve">–  Integrity: learners record actual measured values honestly, even when results differ slightly from expected ratios, and reflect on sources of measurement error.</w:t>
-            </w:r>
-          </w:p>
-          <w:p>
-            <w:pPr>
-              <w:spacing w:after="30" w:before="0"/>
-              <w:ind w:left="360" w:hanging="180"/>
-              <w:jc w:val="left"/>
-            </w:pPr>
-            <w:r>
-              <w:rPr>
-                <w:rFonts w:ascii="Arial" w:cs="Arial" w:eastAsia="Arial" w:hAnsi="Arial"/>
-                <w:b w:val="false"/>
-                <w:bCs w:val="false"/>
-                <w:i w:val="false"/>
-                <w:iCs w:val="false"/>
-                <w:color w:val="000000"/>
-                <w:sz w:val="18"/>
-                <w:szCs w:val="18"/>
-              </w:rPr>
-              <w:t xml:space="preserve">–  Unity: learners collaborate in diverse groups during the triangle-drawing phenomenon activity and the special-angles derivation task, valuing each member's contribution.</w:t>
-            </w:r>
-          </w:p>
-          <w:p>
-            <w:pPr>
-              <w:spacing w:after="30" w:before="0"/>
-              <w:ind w:left="360" w:hanging="180"/>
-              <w:jc w:val="left"/>
-            </w:pPr>
-            <w:r>
-              <w:rPr>
-                <w:rFonts w:ascii="Arial" w:cs="Arial" w:eastAsia="Arial" w:hAnsi="Arial"/>
-                <w:b w:val="false"/>
-                <w:bCs w:val="false"/>
-                <w:i w:val="false"/>
-                <w:iCs w:val="false"/>
-                <w:color w:val="000000"/>
-                <w:sz w:val="18"/>
-                <w:szCs w:val="18"/>
-              </w:rPr>
-              <w:t xml:space="preserve">–  Respect: learners listen to peers' explanations during sensemaking discussions and appreciate different approaches to solving trigonometric problems.</w:t>
-            </w:r>
-          </w:p>
-          <w:p>
-            <w:pPr>
-              <w:spacing w:after="30" w:before="0"/>
-              <w:ind w:left="360" w:hanging="180"/>
-              <w:jc w:val="left"/>
-            </w:pPr>
-            <w:r>
-              <w:rPr>
-                <w:rFonts w:ascii="Arial" w:cs="Arial" w:eastAsia="Arial" w:hAnsi="Arial"/>
-                <w:b w:val="false"/>
-                <w:bCs w:val="false"/>
-                <w:i w:val="false"/>
-                <w:iCs w:val="false"/>
-                <w:color w:val="000000"/>
-                <w:sz w:val="18"/>
-                <w:szCs w:val="18"/>
-              </w:rPr>
-              <w:t xml:space="preserve">–  Social Justice: learners recognise how trigonometry empowers communities — e.g., local surveyors and engineers in Kisumu or Mombasa use these tools — making mathematics relevant beyond the classroom.</w:t>
-            </w:r>
-          </w:p>
-        </w:tc>
-      </w:tr>
-      <w:tr>
-        <w:tc>
-          <w:tcPr>
-            <w:tcW w:type="dxa" w:w="3000"/>
-            <w:shd w:fill="D5E8F0" w:color="auto" w:val="clear"/>
-            <w:tcMar>
-              <w:top w:type="dxa" w:w="60"/>
-              <w:left w:type="dxa" w:w="120"/>
-              <w:bottom w:type="dxa" w:w="60"/>
-              <w:right w:type="dxa" w:w="120"/>
-            </w:tcMar>
-            <w:vAlign w:val="top"/>
-          </w:tcPr>
-          <w:p>
-            <w:pPr>
-              <w:spacing w:after="40" w:before="0"/>
-              <w:jc w:val="left"/>
-            </w:pPr>
-            <w:r>
-              <w:rPr>
-                <w:rFonts w:ascii="Arial" w:cs="Arial" w:eastAsia="Arial" w:hAnsi="Arial"/>
-                <w:b/>
-                <w:bCs/>
-                <w:i w:val="false"/>
-                <w:iCs w:val="false"/>
-                <w:color w:val="000000"/>
-                <w:sz w:val="18"/>
-                <w:szCs w:val="18"/>
-              </w:rPr>
-              <w:t xml:space="preserve">Science &amp; Engineering Practices</w:t>
-            </w:r>
-          </w:p>
-        </w:tc>
-        <w:tc>
-          <w:tcPr>
-            <w:tcW w:type="dxa" w:w="10680"/>
-            <w:shd w:fill="FFFFFF" w:color="auto" w:val="clear"/>
-            <w:tcMar>
-              <w:top w:type="dxa" w:w="60"/>
-              <w:left w:type="dxa" w:w="120"/>
-              <w:bottom w:type="dxa" w:w="60"/>
-              <w:right w:type="dxa" w:w="120"/>
-            </w:tcMar>
-            <w:vAlign w:val="top"/>
-          </w:tcPr>
-          <w:p>
-            <w:pPr>
-              <w:spacing w:after="30" w:before="0"/>
-              <w:ind w:left="360" w:hanging="180"/>
-              <w:jc w:val="left"/>
-            </w:pPr>
-            <w:r>
-              <w:rPr>
-                <w:rFonts w:ascii="Arial" w:cs="Arial" w:eastAsia="Arial" w:hAnsi="Arial"/>
-                <w:b w:val="false"/>
-                <w:bCs w:val="false"/>
-                <w:i w:val="false"/>
-                <w:iCs w:val="false"/>
-                <w:color w:val="000000"/>
-                <w:sz w:val="18"/>
-                <w:szCs w:val="18"/>
-              </w:rPr>
-              <w:t xml:space="preserve">–  Planning and Carrying Out Investigations: learners design and conduct a hands-on investigation by drawing right-angled triangles of self-chosen dimensions, measuring angles with a protractor, computing ratios of sides, and recording results systematically in a table.</w:t>
-            </w:r>
-          </w:p>
-          <w:p>
-            <w:pPr>
-              <w:spacing w:after="30" w:before="0"/>
-              <w:ind w:left="360" w:hanging="180"/>
-              <w:jc w:val="left"/>
-            </w:pPr>
-            <w:r>
-              <w:rPr>
-                <w:rFonts w:ascii="Arial" w:cs="Arial" w:eastAsia="Arial" w:hAnsi="Arial"/>
-                <w:b w:val="false"/>
-                <w:bCs w:val="false"/>
-                <w:i w:val="false"/>
-                <w:iCs w:val="false"/>
-                <w:color w:val="000000"/>
-                <w:sz w:val="18"/>
-                <w:szCs w:val="18"/>
-              </w:rPr>
-              <w:t xml:space="preserve">–  Analysing and Interpreting Data: learners compare sine, cosine, and tangent values obtained from their own triangles with table/calculator values, identifying patterns (e.g., sin and cos of complementary angles are equal) and resolving discrepancies.</w:t>
-            </w:r>
-          </w:p>
-          <w:p>
-            <w:pPr>
-              <w:spacing w:after="30" w:before="0"/>
-              <w:ind w:left="360" w:hanging="180"/>
-              <w:jc w:val="left"/>
-            </w:pPr>
-            <w:r>
-              <w:rPr>
-                <w:rFonts w:ascii="Arial" w:cs="Arial" w:eastAsia="Arial" w:hAnsi="Arial"/>
-                <w:b w:val="false"/>
-                <w:bCs w:val="false"/>
-                <w:i w:val="false"/>
-                <w:iCs w:val="false"/>
-                <w:color w:val="000000"/>
-                <w:sz w:val="18"/>
-                <w:szCs w:val="18"/>
-              </w:rPr>
-              <w:t xml:space="preserve">–  Using Mathematics and Computational Thinking: learners use ratio, proportion, and algebraic manipulation (tan θ = sin θ / cos θ) to connect the three trigonometric functions, and apply these to calculate unknown heights and distances.</w:t>
-            </w:r>
-          </w:p>
-          <w:p>
-            <w:pPr>
-              <w:spacing w:after="30" w:before="0"/>
-              <w:ind w:left="360" w:hanging="180"/>
-              <w:jc w:val="left"/>
-            </w:pPr>
-            <w:r>
-              <w:rPr>
-                <w:rFonts w:ascii="Arial" w:cs="Arial" w:eastAsia="Arial" w:hAnsi="Arial"/>
-                <w:b w:val="false"/>
-                <w:bCs w:val="false"/>
-                <w:i w:val="false"/>
-                <w:iCs w:val="false"/>
-                <w:color w:val="000000"/>
-                <w:sz w:val="18"/>
-                <w:szCs w:val="18"/>
-              </w:rPr>
-              <w:t xml:space="preserve">–  Constructing Explanations: learners articulate in writing and speech why the ratio of sides remains constant for a given angle regardless of triangle size, grounding their explanation in the concept of similar triangles.</w:t>
-            </w:r>
-          </w:p>
-          <w:p>
-            <w:pPr>
-              <w:spacing w:after="30" w:before="0"/>
-              <w:ind w:left="360" w:hanging="180"/>
-              <w:jc w:val="left"/>
-            </w:pPr>
-            <w:r>
-              <w:rPr>
-                <w:rFonts w:ascii="Arial" w:cs="Arial" w:eastAsia="Arial" w:hAnsi="Arial"/>
-                <w:b w:val="false"/>
-                <w:bCs w:val="false"/>
-                <w:i w:val="false"/>
-                <w:iCs w:val="false"/>
-                <w:color w:val="000000"/>
-                <w:sz w:val="18"/>
-                <w:szCs w:val="18"/>
-              </w:rPr>
-              <w:t xml:space="preserve">–  Obtaining, Evaluating, and Communicating Information: learners read articles and watch videos on complementary angles, special angles, and angles of elevation/depression, then synthesise information into annotated diagrams and model sketches.</w:t>
-            </w:r>
-          </w:p>
-        </w:tc>
-      </w:tr>
-      <w:tr>
-        <w:tc>
-          <w:tcPr>
-            <w:tcW w:type="dxa" w:w="3000"/>
-            <w:shd w:fill="FCE4D6" w:color="auto" w:val="clear"/>
-            <w:tcMar>
-              <w:top w:type="dxa" w:w="60"/>
-              <w:left w:type="dxa" w:w="120"/>
-              <w:bottom w:type="dxa" w:w="60"/>
-              <w:right w:type="dxa" w:w="120"/>
-            </w:tcMar>
-            <w:vAlign w:val="top"/>
-          </w:tcPr>
-          <w:p>
-            <w:pPr>
-              <w:spacing w:after="40" w:before="0"/>
-              <w:jc w:val="left"/>
-            </w:pPr>
-            <w:r>
-              <w:rPr>
-                <w:rFonts w:ascii="Arial" w:cs="Arial" w:eastAsia="Arial" w:hAnsi="Arial"/>
-                <w:b/>
-                <w:bCs/>
-                <w:i w:val="false"/>
-                <w:iCs w:val="false"/>
-                <w:color w:val="000000"/>
-                <w:sz w:val="18"/>
-                <w:szCs w:val="18"/>
-              </w:rPr>
-              <w:t xml:space="preserve">Pertinent &amp; Contemporary Issues (PCIs)</w:t>
-            </w:r>
-          </w:p>
-        </w:tc>
-        <w:tc>
-          <w:tcPr>
-            <w:tcW w:type="dxa" w:w="10680"/>
-            <w:shd w:fill="FFFFFF" w:color="auto" w:val="clear"/>
-            <w:tcMar>
-              <w:top w:type="dxa" w:w="60"/>
-              <w:left w:type="dxa" w:w="120"/>
-              <w:bottom w:type="dxa" w:w="60"/>
-              <w:right w:type="dxa" w:w="120"/>
-            </w:tcMar>
-            <w:vAlign w:val="top"/>
-          </w:tcPr>
-          <w:p>
-            <w:pPr>
-              <w:spacing w:after="30" w:before="0"/>
-              <w:ind w:left="360" w:hanging="180"/>
-              <w:jc w:val="left"/>
-            </w:pPr>
-            <w:r>
-              <w:rPr>
-                <w:rFonts w:ascii="Arial" w:cs="Arial" w:eastAsia="Arial" w:hAnsi="Arial"/>
-                <w:b w:val="false"/>
-                <w:bCs w:val="false"/>
-                <w:i w:val="false"/>
-                <w:iCs w:val="false"/>
-                <w:color w:val="000000"/>
-                <w:sz w:val="18"/>
-                <w:szCs w:val="18"/>
-              </w:rPr>
-              <w:t xml:space="preserve">–  Life Skills (Critical Thinking and Problem Solving): learners apply step-by-step logical reasoning to set up and solve angle-of-elevation and angle-of-depression problems, building real-world decision-making skills.</w:t>
-            </w:r>
-          </w:p>
-          <w:p>
-            <w:pPr>
-              <w:spacing w:after="30" w:before="0"/>
-              <w:ind w:left="360" w:hanging="180"/>
-              <w:jc w:val="left"/>
-            </w:pPr>
-            <w:r>
-              <w:rPr>
-                <w:rFonts w:ascii="Arial" w:cs="Arial" w:eastAsia="Arial" w:hAnsi="Arial"/>
-                <w:b w:val="false"/>
-                <w:bCs w:val="false"/>
-                <w:i w:val="false"/>
-                <w:iCs w:val="false"/>
-                <w:color w:val="000000"/>
-                <w:sz w:val="18"/>
-                <w:szCs w:val="18"/>
-              </w:rPr>
-              <w:t xml:space="preserve">–  Life Skills (Self-Esteem): learners gain confidence as they successfully derive exact special-angle values using geometric reasoning rather than memorisation, reinforcing belief in their own mathematical ability.</w:t>
-            </w:r>
-          </w:p>
-          <w:p>
-            <w:pPr>
-              <w:spacing w:after="30" w:before="0"/>
-              <w:ind w:left="360" w:hanging="180"/>
-              <w:jc w:val="left"/>
-            </w:pPr>
-            <w:r>
-              <w:rPr>
-                <w:rFonts w:ascii="Arial" w:cs="Arial" w:eastAsia="Arial" w:hAnsi="Arial"/>
-                <w:b w:val="false"/>
-                <w:bCs w:val="false"/>
-                <w:i w:val="false"/>
-                <w:iCs w:val="false"/>
-                <w:color w:val="000000"/>
-                <w:sz w:val="18"/>
-                <w:szCs w:val="18"/>
-              </w:rPr>
-              <w:t xml:space="preserve">–  Career Guidance: learners explore careers — surveying, architecture, engineering, aviation, and game-park tourism (e.g., tracking animal positions using bearings at Maasai Mara) — where trigonometry is directly applied.</w:t>
-            </w:r>
-          </w:p>
-          <w:p>
-            <w:pPr>
-              <w:spacing w:after="30" w:before="0"/>
-              <w:ind w:left="360" w:hanging="180"/>
-              <w:jc w:val="left"/>
-            </w:pPr>
-            <w:r>
-              <w:rPr>
-                <w:rFonts w:ascii="Arial" w:cs="Arial" w:eastAsia="Arial" w:hAnsi="Arial"/>
-                <w:b w:val="false"/>
-                <w:bCs w:val="false"/>
-                <w:i w:val="false"/>
-                <w:iCs w:val="false"/>
-                <w:color w:val="000000"/>
-                <w:sz w:val="18"/>
-                <w:szCs w:val="18"/>
-              </w:rPr>
-              <w:t xml:space="preserve">–  Environmental Education: learners consider how trigonometry supports responsible land surveying and forest-boundary mapping in Kenya, linking mathematics to sustainable land use in areas such as the Aberdare Range.</w:t>
-            </w:r>
-          </w:p>
-        </w:tc>
-      </w:tr>
-      <w:tr>
-        <w:tc>
-          <w:tcPr>
-            <w:tcW w:type="dxa" w:w="3000"/>
-            <w:shd w:fill="D9EEF1" w:color="auto" w:val="clear"/>
-            <w:tcMar>
-              <w:top w:type="dxa" w:w="60"/>
-              <w:left w:type="dxa" w:w="120"/>
-              <w:bottom w:type="dxa" w:w="60"/>
-              <w:right w:type="dxa" w:w="120"/>
-            </w:tcMar>
-            <w:vAlign w:val="top"/>
-          </w:tcPr>
-          <w:p>
-            <w:pPr>
-              <w:spacing w:after="40" w:before="0"/>
-              <w:jc w:val="left"/>
-            </w:pPr>
-            <w:r>
-              <w:rPr>
-                <w:rFonts w:ascii="Arial" w:cs="Arial" w:eastAsia="Arial" w:hAnsi="Arial"/>
-                <w:b/>
-                <w:bCs/>
-                <w:i w:val="false"/>
-                <w:iCs w:val="false"/>
-                <w:color w:val="000000"/>
-                <w:sz w:val="18"/>
-                <w:szCs w:val="18"/>
-              </w:rPr>
-              <w:t xml:space="preserve">Career Connections</w:t>
-            </w:r>
-          </w:p>
-        </w:tc>
-        <w:tc>
-          <w:tcPr>
-            <w:tcW w:type="dxa" w:w="10680"/>
-            <w:shd w:fill="FFFFFF" w:color="auto" w:val="clear"/>
-            <w:tcMar>
-              <w:top w:type="dxa" w:w="60"/>
-              <w:left w:type="dxa" w:w="120"/>
-              <w:bottom w:type="dxa" w:w="60"/>
-              <w:right w:type="dxa" w:w="120"/>
-            </w:tcMar>
-            <w:vAlign w:val="top"/>
-          </w:tcPr>
-          <w:p>
-            <w:pPr>
-              <w:spacing w:after="30" w:before="0"/>
-              <w:ind w:left="360" w:hanging="180"/>
-              <w:jc w:val="left"/>
-            </w:pPr>
-            <w:r>
-              <w:rPr>
-                <w:rFonts w:ascii="Arial" w:cs="Arial" w:eastAsia="Arial" w:hAnsi="Arial"/>
-                <w:b w:val="false"/>
-                <w:bCs w:val="false"/>
-                <w:i w:val="false"/>
-                <w:iCs w:val="false"/>
-                <w:color w:val="000000"/>
-                <w:sz w:val="18"/>
-                <w:szCs w:val="18"/>
-              </w:rPr>
-              <w:t xml:space="preserve">–  Land Surveyor: uses trigonometric ratios daily to measure distances and heights across Kenyan terrain — from Rift Valley escarpments to coastal plains near Mombasa.</w:t>
-            </w:r>
-          </w:p>
-          <w:p>
-            <w:pPr>
-              <w:spacing w:after="30" w:before="0"/>
-              <w:ind w:left="360" w:hanging="180"/>
-              <w:jc w:val="left"/>
-            </w:pPr>
-            <w:r>
-              <w:rPr>
-                <w:rFonts w:ascii="Arial" w:cs="Arial" w:eastAsia="Arial" w:hAnsi="Arial"/>
-                <w:b w:val="false"/>
-                <w:bCs w:val="false"/>
-                <w:i w:val="false"/>
-                <w:iCs w:val="false"/>
-                <w:color w:val="000000"/>
-                <w:sz w:val="18"/>
-                <w:szCs w:val="18"/>
-              </w:rPr>
-              <w:t xml:space="preserve">–  Civil/Structural Engineer: applies sine, cosine, and tangent when designing bridges, road gradients, and building foundations for infrastructure projects such as those along the SGR corridor.</w:t>
-            </w:r>
-          </w:p>
-          <w:p>
-            <w:pPr>
-              <w:spacing w:after="30" w:before="0"/>
-              <w:ind w:left="360" w:hanging="180"/>
-              <w:jc w:val="left"/>
-            </w:pPr>
-            <w:r>
-              <w:rPr>
-                <w:rFonts w:ascii="Arial" w:cs="Arial" w:eastAsia="Arial" w:hAnsi="Arial"/>
-                <w:b w:val="false"/>
-                <w:bCs w:val="false"/>
-                <w:i w:val="false"/>
-                <w:iCs w:val="false"/>
-                <w:color w:val="000000"/>
-                <w:sz w:val="18"/>
-                <w:szCs w:val="18"/>
-              </w:rPr>
-              <w:t xml:space="preserve">–  Architect: uses angles of elevation and trigonometric ratios to calculate roof pitches, ramp gradients, and shadow lengths for building designs in Nairobi and other urban centres.</w:t>
-            </w:r>
-          </w:p>
-          <w:p>
-            <w:pPr>
-              <w:spacing w:after="30" w:before="0"/>
-              <w:ind w:left="360" w:hanging="180"/>
-              <w:jc w:val="left"/>
-            </w:pPr>
-            <w:r>
-              <w:rPr>
-                <w:rFonts w:ascii="Arial" w:cs="Arial" w:eastAsia="Arial" w:hAnsi="Arial"/>
-                <w:b w:val="false"/>
-                <w:bCs w:val="false"/>
-                <w:i w:val="false"/>
-                <w:iCs w:val="false"/>
-                <w:color w:val="000000"/>
-                <w:sz w:val="18"/>
-                <w:szCs w:val="18"/>
-              </w:rPr>
-              <w:t xml:space="preserve">–  Aviation Pilot / Air Traffic Controller: uses angles of depression and elevation for approach paths and altitude calculations at airports including JKIA and Kisumu International Airport.</w:t>
-            </w:r>
-          </w:p>
-          <w:p>
-            <w:pPr>
-              <w:spacing w:after="30" w:before="0"/>
-              <w:ind w:left="360" w:hanging="180"/>
-              <w:jc w:val="left"/>
-            </w:pPr>
-            <w:r>
-              <w:rPr>
-                <w:rFonts w:ascii="Arial" w:cs="Arial" w:eastAsia="Arial" w:hAnsi="Arial"/>
-                <w:b w:val="false"/>
-                <w:bCs w:val="false"/>
-                <w:i w:val="false"/>
-                <w:iCs w:val="false"/>
-                <w:color w:val="000000"/>
-                <w:sz w:val="18"/>
-                <w:szCs w:val="18"/>
-              </w:rPr>
-              <w:t xml:space="preserve">–  Geologist / Mining Engineer: applies trigonometry when mapping rock strata angles and calculating depths at mining sites in Taita Hills or the Lake Victoria basin.</w:t>
-            </w:r>
-          </w:p>
-          <w:p>
-            <w:pPr>
-              <w:spacing w:after="30" w:before="0"/>
-              <w:ind w:left="360" w:hanging="180"/>
-              <w:jc w:val="left"/>
-            </w:pPr>
-            <w:r>
-              <w:rPr>
-                <w:rFonts w:ascii="Arial" w:cs="Arial" w:eastAsia="Arial" w:hAnsi="Arial"/>
-                <w:b w:val="false"/>
-                <w:bCs w:val="false"/>
-                <w:i w:val="false"/>
-                <w:iCs w:val="false"/>
-                <w:color w:val="000000"/>
-                <w:sz w:val="18"/>
-                <w:szCs w:val="18"/>
-              </w:rPr>
-              <w:t xml:space="preserve">–  Game-Park Tourism Guide / Wildlife Researcher: uses angular measurements and distance estimation — grounded in trigonometric principles — when tracking and documenting animal movements in Amboseli or Tsavo.</w:t>
-            </w:r>
-          </w:p>
-        </w:tc>
-      </w:tr>
-      <w:tr>
-        <w:tc>
-          <w:tcPr>
-            <w:tcW w:type="dxa" w:w="3000"/>
-            <w:shd w:fill="D5E8F0" w:color="auto" w:val="clear"/>
-            <w:tcMar>
-              <w:top w:type="dxa" w:w="60"/>
-              <w:left w:type="dxa" w:w="120"/>
-              <w:bottom w:type="dxa" w:w="60"/>
-              <w:right w:type="dxa" w:w="120"/>
-            </w:tcMar>
-            <w:vAlign w:val="top"/>
-          </w:tcPr>
-          <w:p>
-            <w:pPr>
-              <w:spacing w:after="40" w:before="0"/>
-              <w:jc w:val="left"/>
-            </w:pPr>
-            <w:r>
-              <w:rPr>
-                <w:rFonts w:ascii="Arial" w:cs="Arial" w:eastAsia="Arial" w:hAnsi="Arial"/>
-                <w:b/>
-                <w:bCs/>
-                <w:i w:val="false"/>
-                <w:iCs w:val="false"/>
-                <w:color w:val="000000"/>
-                <w:sz w:val="18"/>
-                <w:szCs w:val="18"/>
-              </w:rPr>
-              <w:t xml:space="preserve">Focus for Lessons</w:t>
-            </w:r>
-          </w:p>
-        </w:tc>
-        <w:tc>
-          <w:tcPr>
-            <w:tcW w:type="dxa" w:w="10680"/>
-            <w:shd w:fill="FFFFFF" w:color="auto" w:val="clear"/>
-            <w:tcMar>
-              <w:top w:type="dxa" w:w="60"/>
-              <w:left w:type="dxa" w:w="120"/>
-              <w:bottom w:type="dxa" w:w="60"/>
-              <w:right w:type="dxa" w:w="120"/>
-            </w:tcMar>
-            <w:vAlign w:val="top"/>
-          </w:tcPr>
-          <w:p>
-            <w:pPr>
-              <w:spacing w:after="40" w:before="0"/>
-              <w:jc w:val="left"/>
-            </w:pPr>
-            <w:r>
-              <w:rPr>
-                <w:rFonts w:ascii="Arial" w:cs="Arial" w:eastAsia="Arial" w:hAnsi="Arial"/>
-                <w:b w:val="false"/>
-                <w:bCs w:val="false"/>
-                <w:i w:val="false"/>
-                <w:iCs w:val="false"/>
-                <w:color w:val="000000"/>
-                <w:sz w:val="18"/>
-                <w:szCs w:val="18"/>
-              </w:rPr>
-              <w:t xml:space="preserve">This unit introduces Grade 10 learners to the foundational concepts of trigonometry through a hands-on, phenomenon-driven approach: learners begin by physically drawing right-angled triangles of their own chosen dimensions, measuring angles with a protractor, and computing the ratios of sides — discovering for themselves that these ratios depend only on the angle, not the size of the triangle. The unit progresses from defining sine, cosine, and tangent, through the use of mathematical tables and calculators, to elegant patterns in complementary and special angles, culminating in the powerful real-life applications of angles of elevation and depression in Kenyan contexts such as estimating the height of a water tower or a hill in the Rift Valley. Throughout, the storyline returns repeatedly to the anchoring phenomenon, with each new concept deepening students' ability to explain and model what they first observed.</w:t>
-            </w:r>
-          </w:p>
-        </w:tc>
-      </w:tr>
-      <w:tr>
-        <w:tc>
-          <w:tcPr>
-            <w:tcW w:type="dxa" w:w="3000"/>
-            <w:shd w:fill="EAD1F5" w:color="auto" w:val="clear"/>
-            <w:tcMar>
-              <w:top w:type="dxa" w:w="60"/>
-              <w:left w:type="dxa" w:w="120"/>
-              <w:bottom w:type="dxa" w:w="60"/>
-              <w:right w:type="dxa" w:w="120"/>
-            </w:tcMar>
-            <w:vAlign w:val="top"/>
-          </w:tcPr>
-          <w:p>
-            <w:pPr>
-              <w:spacing w:after="40" w:before="0"/>
-              <w:jc w:val="left"/>
-            </w:pPr>
-            <w:r>
-              <w:rPr>
-                <w:rFonts w:ascii="Arial" w:cs="Arial" w:eastAsia="Arial" w:hAnsi="Arial"/>
-                <w:b/>
-                <w:bCs/>
-                <w:i w:val="false"/>
-                <w:iCs w:val="false"/>
-                <w:color w:val="000000"/>
-                <w:sz w:val="18"/>
-                <w:szCs w:val="18"/>
-              </w:rPr>
-              <w:t xml:space="preserve">Driving Question / Key Inquiry Questions</w:t>
-            </w:r>
-          </w:p>
-        </w:tc>
-        <w:tc>
-          <w:tcPr>
-            <w:tcW w:type="dxa" w:w="10680"/>
-            <w:shd w:fill="FFFFFF" w:color="auto" w:val="clear"/>
-            <w:tcMar>
-              <w:top w:type="dxa" w:w="60"/>
-              <w:left w:type="dxa" w:w="120"/>
-              <w:bottom w:type="dxa" w:w="60"/>
-              <w:right w:type="dxa" w:w="120"/>
-            </w:tcMar>
-            <w:vAlign w:val="top"/>
-          </w:tcPr>
-          <w:p>
-            <w:pPr>
-              <w:spacing w:after="40" w:before="0"/>
-              <w:jc w:val="left"/>
-            </w:pPr>
-            <w:r>
-              <w:rPr>
-                <w:rFonts w:ascii="Arial" w:cs="Arial" w:eastAsia="Arial" w:hAnsi="Arial"/>
-                <w:b w:val="false"/>
-                <w:bCs w:val="false"/>
-                <w:i w:val="false"/>
-                <w:iCs w:val="false"/>
-                <w:color w:val="000000"/>
-                <w:sz w:val="18"/>
-                <w:szCs w:val="18"/>
-              </w:rPr>
-              <w:t xml:space="preserve">DRIVING QUESTION: How can the angle a sunbeam makes with the ground allow us to calculate the height of any tree, building, or hill in Kenya without measuring it directly?</w:t>
-            </w:r>
-          </w:p>
-          <w:p>
-            <w:pPr>
-              <w:spacing w:after="40" w:before="0"/>
-              <w:jc w:val="left"/>
-            </w:pPr>
-            <w:r>
-              <w:rPr>
-                <w:rFonts w:ascii="Arial" w:cs="Arial" w:eastAsia="Arial" w:hAnsi="Arial"/>
-                <w:b w:val="false"/>
-                <w:bCs w:val="false"/>
-                <w:i w:val="false"/>
-                <w:iCs w:val="false"/>
-                <w:color w:val="000000"/>
-                <w:sz w:val="18"/>
-                <w:szCs w:val="18"/>
-              </w:rPr>
-              <w:t xml:space="preserve"/>
-            </w:r>
-          </w:p>
-          <w:p>
-            <w:pPr>
-              <w:spacing w:after="40" w:before="0"/>
-              <w:jc w:val="left"/>
-            </w:pPr>
-            <w:r>
-              <w:rPr>
-                <w:rFonts w:ascii="Arial" w:cs="Arial" w:eastAsia="Arial" w:hAnsi="Arial"/>
-                <w:b w:val="false"/>
-                <w:bCs w:val="false"/>
-                <w:i w:val="false"/>
-                <w:iCs w:val="false"/>
-                <w:color w:val="000000"/>
-                <w:sz w:val="18"/>
-                <w:szCs w:val="18"/>
-              </w:rPr>
-              <w:t xml:space="preserve">KICD KEY INQUIRY QUESTIONS:</w:t>
-            </w:r>
-          </w:p>
-          <w:p>
-            <w:pPr>
-              <w:spacing w:after="40" w:before="0"/>
-              <w:jc w:val="left"/>
-            </w:pPr>
-            <w:r>
-              <w:rPr>
-                <w:rFonts w:ascii="Arial" w:cs="Arial" w:eastAsia="Arial" w:hAnsi="Arial"/>
-                <w:b w:val="false"/>
-                <w:bCs w:val="false"/>
-                <w:i w:val="false"/>
-                <w:iCs w:val="false"/>
-                <w:color w:val="000000"/>
-                <w:sz w:val="18"/>
-                <w:szCs w:val="18"/>
-              </w:rPr>
-              <w:t xml:space="preserve">1. How do we apply trigonometric ratios in day-to-day activities?</w:t>
-            </w:r>
-          </w:p>
-          <w:p>
-            <w:pPr>
-              <w:spacing w:after="40" w:before="0"/>
-              <w:jc w:val="left"/>
-            </w:pPr>
-            <w:r>
-              <w:rPr>
-                <w:rFonts w:ascii="Arial" w:cs="Arial" w:eastAsia="Arial" w:hAnsi="Arial"/>
-                <w:b w:val="false"/>
-                <w:bCs w:val="false"/>
-                <w:i w:val="false"/>
-                <w:iCs w:val="false"/>
-                <w:color w:val="000000"/>
-                <w:sz w:val="18"/>
-                <w:szCs w:val="18"/>
-              </w:rPr>
-              <w:t xml:space="preserve">2. How are the trigonometric ratios of acute angles related to each other?</w:t>
-            </w:r>
-          </w:p>
-        </w:tc>
-      </w:tr>
-      <w:tr>
-        <w:tc>
-          <w:tcPr>
-            <w:tcW w:type="dxa" w:w="3000"/>
-            <w:shd w:fill="EAD1F5" w:color="auto" w:val="clear"/>
-            <w:tcMar>
-              <w:top w:type="dxa" w:w="60"/>
-              <w:left w:type="dxa" w:w="120"/>
-              <w:bottom w:type="dxa" w:w="60"/>
-              <w:right w:type="dxa" w:w="120"/>
-            </w:tcMar>
-            <w:vAlign w:val="top"/>
-          </w:tcPr>
-          <w:p>
-            <w:pPr>
-              <w:spacing w:after="40" w:before="0"/>
-              <w:jc w:val="left"/>
-            </w:pPr>
-            <w:r>
-              <w:rPr>
-                <w:rFonts w:ascii="Arial" w:cs="Arial" w:eastAsia="Arial" w:hAnsi="Arial"/>
-                <w:b/>
-                <w:bCs/>
-                <w:i w:val="false"/>
-                <w:iCs w:val="false"/>
-                <w:color w:val="000000"/>
-                <w:sz w:val="18"/>
-                <w:szCs w:val="18"/>
-              </w:rPr>
-              <w:t xml:space="preserve">Anchoring Phenomenon</w:t>
-            </w:r>
-          </w:p>
-        </w:tc>
-        <w:tc>
-          <w:tcPr>
-            <w:tcW w:type="dxa" w:w="10680"/>
-            <w:shd w:fill="FFFFFF" w:color="auto" w:val="clear"/>
-            <w:tcMar>
-              <w:top w:type="dxa" w:w="60"/>
-              <w:left w:type="dxa" w:w="120"/>
-              <w:bottom w:type="dxa" w:w="60"/>
-              <w:right w:type="dxa" w:w="120"/>
-            </w:tcMar>
-            <w:vAlign w:val="top"/>
-          </w:tcPr>
-          <w:p>
-            <w:pPr>
-              <w:spacing w:after="40" w:before="0"/>
-              <w:jc w:val="left"/>
-            </w:pPr>
-            <w:r>
-              <w:rPr>
-                <w:rFonts w:ascii="Arial" w:cs="Arial" w:eastAsia="Arial" w:hAnsi="Arial"/>
-                <w:b w:val="false"/>
-                <w:bCs w:val="false"/>
-                <w:i w:val="false"/>
-                <w:iCs w:val="false"/>
-                <w:color w:val="000000"/>
-                <w:sz w:val="18"/>
-                <w:szCs w:val="18"/>
-              </w:rPr>
-              <w:t xml:space="preserve">ANCHORING PHENOMENON — "Why does my shadow tell me how tall the tree is?"</w:t>
-            </w:r>
-          </w:p>
-          <w:p>
-            <w:pPr>
-              <w:spacing w:after="40" w:before="0"/>
-              <w:jc w:val="left"/>
-            </w:pPr>
-            <w:r>
-              <w:rPr>
-                <w:rFonts w:ascii="Arial" w:cs="Arial" w:eastAsia="Arial" w:hAnsi="Arial"/>
-                <w:b w:val="false"/>
-                <w:bCs w:val="false"/>
-                <w:i w:val="false"/>
-                <w:iCs w:val="false"/>
-                <w:color w:val="000000"/>
-                <w:sz w:val="18"/>
-                <w:szCs w:val="18"/>
-              </w:rPr>
-              <w:t xml:space="preserve"/>
-            </w:r>
-          </w:p>
-          <w:p>
-            <w:pPr>
-              <w:spacing w:after="40" w:before="0"/>
-              <w:jc w:val="left"/>
-            </w:pPr>
-            <w:r>
-              <w:rPr>
-                <w:rFonts w:ascii="Arial" w:cs="Arial" w:eastAsia="Arial" w:hAnsi="Arial"/>
-                <w:b w:val="false"/>
-                <w:bCs w:val="false"/>
-                <w:i w:val="false"/>
-                <w:iCs w:val="false"/>
-                <w:color w:val="000000"/>
-                <w:sz w:val="18"/>
-                <w:szCs w:val="18"/>
-              </w:rPr>
-              <w:t xml:space="preserve">A student standing in the school compound in Kisumu on a sunny afternoon notices that her 1.6 m shadow is exactly 1.2 m long, while the shadow of a nearby mango tree is 9.0 m long. She wonders: can she figure out the height of the tree without climbing it? A classmate suggests they also measure the angle the sun's rays make with the ground using a simple clinometer made from a protractor and a straw. When they do, they get an angle of approximately 53°. The class is struck by the puzzle: how can an angle — something you measure with a protractor on paper — tell you the height of a real tree? This phenomenon is puzzling because it implies a hidden, consistent relationship between angles and the ratios of lengths in right-angled triangles, a relationship that seems to hold no matter how large or small the triangle. Students are asked to predict how this could be possible before any instruction begins, activating prior knowledge of ratio and similar triangles and generating genuine curiosity about trigonometric ratios.</w:t>
-            </w:r>
-          </w:p>
-        </w:tc>
-      </w:tr>
-      <w:tr>
-        <w:tc>
-          <w:tcPr>
-            <w:tcW w:type="dxa" w:w="3000"/>
-            <w:shd w:fill="D9EEF1" w:color="auto" w:val="clear"/>
-            <w:tcMar>
-              <w:top w:type="dxa" w:w="60"/>
-              <w:left w:type="dxa" w:w="120"/>
-              <w:bottom w:type="dxa" w:w="60"/>
-              <w:right w:type="dxa" w:w="120"/>
-            </w:tcMar>
-            <w:vAlign w:val="top"/>
-          </w:tcPr>
-          <w:p>
-            <w:pPr>
-              <w:spacing w:after="40" w:before="0"/>
-              <w:jc w:val="left"/>
-            </w:pPr>
-            <w:r>
-              <w:rPr>
-                <w:rFonts w:ascii="Arial" w:cs="Arial" w:eastAsia="Arial" w:hAnsi="Arial"/>
-                <w:b/>
-                <w:bCs/>
-                <w:i w:val="false"/>
-                <w:iCs w:val="false"/>
-                <w:color w:val="000000"/>
-                <w:sz w:val="18"/>
-                <w:szCs w:val="18"/>
-              </w:rPr>
-              <w:t xml:space="preserve">Storyline Thread</w:t>
-            </w:r>
-          </w:p>
-        </w:tc>
-        <w:tc>
-          <w:tcPr>
-            <w:tcW w:type="dxa" w:w="10680"/>
-            <w:shd w:fill="FFFFFF" w:color="auto" w:val="clear"/>
-            <w:tcMar>
-              <w:top w:type="dxa" w:w="60"/>
-              <w:left w:type="dxa" w:w="120"/>
-              <w:bottom w:type="dxa" w:w="60"/>
-              <w:right w:type="dxa" w:w="120"/>
-            </w:tcMar>
-            <w:vAlign w:val="top"/>
-          </w:tcPr>
-          <w:p>
-            <w:pPr>
-              <w:spacing w:after="40" w:before="0"/>
-              <w:jc w:val="left"/>
-            </w:pPr>
-            <w:r>
-              <w:rPr>
-                <w:rFonts w:ascii="Arial" w:cs="Arial" w:eastAsia="Arial" w:hAnsi="Arial"/>
-                <w:b w:val="false"/>
-                <w:bCs w:val="false"/>
-                <w:i w:val="false"/>
-                <w:iCs w:val="false"/>
-                <w:color w:val="000000"/>
-                <w:sz w:val="18"/>
-                <w:szCs w:val="18"/>
-              </w:rPr>
-              <w:t xml:space="preserve">Lesson 1 — Predict &amp; Anchor Phenomenon: Students observe the mango-tree shadow scenario (anchoring phenomenon). In groups they predict how an angle could reveal a height, record predictions on sticky notes, and post them on the Driving Question Board (DQB). Teacher introduces the activity: each group draws three right-angled triangles of different sizes but with the same chosen acute angle, measures sides, and computes opposite/hypotenuse, adjacent/hypotenuse, and opposite/adjacent ratios — discovering these are constant. Sine, cosine, and tangent are formally defined.</w:t>
-            </w:r>
-          </w:p>
-          <w:p>
-            <w:pPr>
-              <w:spacing w:after="40" w:before="0"/>
-              <w:jc w:val="left"/>
-            </w:pPr>
-            <w:r>
-              <w:rPr>
-                <w:rFonts w:ascii="Arial" w:cs="Arial" w:eastAsia="Arial" w:hAnsi="Arial"/>
-                <w:b w:val="false"/>
-                <w:bCs w:val="false"/>
-                <w:i w:val="false"/>
-                <w:iCs w:val="false"/>
-                <w:color w:val="000000"/>
-                <w:sz w:val="18"/>
-                <w:szCs w:val="18"/>
-              </w:rPr>
-              <w:t xml:space="preserve"/>
-            </w:r>
-          </w:p>
-          <w:p>
-            <w:pPr>
-              <w:spacing w:after="40" w:before="0"/>
-              <w:jc w:val="left"/>
-            </w:pPr>
-            <w:r>
-              <w:rPr>
-                <w:rFonts w:ascii="Arial" w:cs="Arial" w:eastAsia="Arial" w:hAnsi="Arial"/>
-                <w:b w:val="false"/>
-                <w:bCs w:val="false"/>
-                <w:i w:val="false"/>
-                <w:iCs w:val="false"/>
-                <w:color w:val="000000"/>
-                <w:sz w:val="18"/>
-                <w:szCs w:val="18"/>
-              </w:rPr>
-              <w:t xml:space="preserve">Lesson 2 — Sine of an Acute Angle: Learners watch a short video on the sine of an acute angle. They use mathematical tables to read sine values for various angles and verify against their Lesson 1 triangle measurements. Teacher conducts cold-call questioning (minimum 6 students) on how to locate values in tables. Students annotate their DQB: "Sine depends only on the angle, not the triangle's size."</w:t>
-            </w:r>
-          </w:p>
-          <w:p>
-            <w:pPr>
-              <w:spacing w:after="40" w:before="0"/>
-              <w:jc w:val="left"/>
-            </w:pPr>
-            <w:r>
-              <w:rPr>
-                <w:rFonts w:ascii="Arial" w:cs="Arial" w:eastAsia="Arial" w:hAnsi="Arial"/>
-                <w:b w:val="false"/>
-                <w:bCs w:val="false"/>
-                <w:i w:val="false"/>
-                <w:iCs w:val="false"/>
-                <w:color w:val="000000"/>
-                <w:sz w:val="18"/>
-                <w:szCs w:val="18"/>
-              </w:rPr>
-              <w:t xml:space="preserve"/>
-            </w:r>
-          </w:p>
-          <w:p>
-            <w:pPr>
-              <w:spacing w:after="40" w:before="0"/>
-              <w:jc w:val="left"/>
-            </w:pPr>
-            <w:r>
-              <w:rPr>
-                <w:rFonts w:ascii="Arial" w:cs="Arial" w:eastAsia="Arial" w:hAnsi="Arial"/>
-                <w:b w:val="false"/>
-                <w:bCs w:val="false"/>
-                <w:i w:val="false"/>
-                <w:iCs w:val="false"/>
-                <w:color w:val="000000"/>
-                <w:sz w:val="18"/>
-                <w:szCs w:val="18"/>
-              </w:rPr>
-              <w:t xml:space="preserve">Lesson 3 — Cosine of an Acute Angle: Guided reading on cosine of an acute angle. Learners read cosine values from tables, compare with sine values, and begin noticing a complementary pattern. Pairs solve five structured problems finding unknown sides of right-angled triangles in Kenyan contexts (e.g., a ramp at a Nakuru hospital). DQB updated with new question: "Is there a link between sine and cosine?"</w:t>
-            </w:r>
-          </w:p>
-          <w:p>
-            <w:pPr>
-              <w:spacing w:after="40" w:before="0"/>
-              <w:jc w:val="left"/>
-            </w:pPr>
-            <w:r>
-              <w:rPr>
-                <w:rFonts w:ascii="Arial" w:cs="Arial" w:eastAsia="Arial" w:hAnsi="Arial"/>
-                <w:b w:val="false"/>
-                <w:bCs w:val="false"/>
-                <w:i w:val="false"/>
-                <w:iCs w:val="false"/>
-                <w:color w:val="000000"/>
-                <w:sz w:val="18"/>
-                <w:szCs w:val="18"/>
-              </w:rPr>
-              <w:t xml:space="preserve"/>
-            </w:r>
-          </w:p>
-          <w:p>
-            <w:pPr>
-              <w:spacing w:after="40" w:before="0"/>
-              <w:jc w:val="left"/>
-            </w:pPr>
-            <w:r>
-              <w:rPr>
-                <w:rFonts w:ascii="Arial" w:cs="Arial" w:eastAsia="Arial" w:hAnsi="Arial"/>
-                <w:b w:val="false"/>
-                <w:bCs w:val="false"/>
-                <w:i w:val="false"/>
-                <w:iCs w:val="false"/>
-                <w:color w:val="000000"/>
-                <w:sz w:val="18"/>
-                <w:szCs w:val="18"/>
-              </w:rPr>
-              <w:t xml:space="preserve">Lesson 4 — Tangent and the Sine–Cosine–Tangent Relationship: Learners derive tan θ = sin θ / cos θ algebraically and verify numerically using table values for 30°, 40°, 60°, 70°. Teacher facilitates a whole-class sensemaking discussion. Students revisit the mango-tree phenomenon and use tangent to calculate the tree's height from the 53° sun angle and the 9.0 m shadow. DQB updated: the driving question is partially answered for the first time.</w:t>
-            </w:r>
-          </w:p>
-          <w:p>
-            <w:pPr>
-              <w:spacing w:after="40" w:before="0"/>
-              <w:jc w:val="left"/>
-            </w:pPr>
-            <w:r>
-              <w:rPr>
-                <w:rFonts w:ascii="Arial" w:cs="Arial" w:eastAsia="Arial" w:hAnsi="Arial"/>
-                <w:b w:val="false"/>
-                <w:bCs w:val="false"/>
-                <w:i w:val="false"/>
-                <w:iCs w:val="false"/>
-                <w:color w:val="000000"/>
-                <w:sz w:val="18"/>
-                <w:szCs w:val="18"/>
-              </w:rPr>
-              <w:t xml:space="preserve"/>
-            </w:r>
-          </w:p>
-          <w:p>
-            <w:pPr>
-              <w:spacing w:after="40" w:before="0"/>
-              <w:jc w:val="left"/>
-            </w:pPr>
-            <w:r>
-              <w:rPr>
-                <w:rFonts w:ascii="Arial" w:cs="Arial" w:eastAsia="Arial" w:hAnsi="Arial"/>
-                <w:b w:val="false"/>
-                <w:bCs w:val="false"/>
-                <w:i w:val="false"/>
-                <w:iCs w:val="false"/>
-                <w:color w:val="000000"/>
-                <w:sz w:val="18"/>
-                <w:szCs w:val="18"/>
-              </w:rPr>
-              <w:t xml:space="preserve">Lesson 5 — Trigonometric Ratios Using Calculators: Learners use scientific calculators to find sine, cosine, and tangent values, and to find angles given a ratio (inverse functions). Activity: finding trigonometric ratios of acute angles using calculators with a structured worksheet. Students check their Lesson 1 hand-drawn triangle results against calculator values and compute percentage error, linking to integrity value. DQB updated with precision note.</w:t>
-            </w:r>
-          </w:p>
-          <w:p>
-            <w:pPr>
-              <w:spacing w:after="40" w:before="0"/>
-              <w:jc w:val="left"/>
-            </w:pPr>
-            <w:r>
-              <w:rPr>
-                <w:rFonts w:ascii="Arial" w:cs="Arial" w:eastAsia="Arial" w:hAnsi="Arial"/>
-                <w:b w:val="false"/>
-                <w:bCs w:val="false"/>
-                <w:i w:val="false"/>
-                <w:iCs w:val="false"/>
-                <w:color w:val="000000"/>
-                <w:sz w:val="18"/>
-                <w:szCs w:val="18"/>
-              </w:rPr>
-              <w:t xml:space="preserve"/>
-            </w:r>
-          </w:p>
-          <w:p>
-            <w:pPr>
-              <w:spacing w:after="40" w:before="0"/>
-              <w:jc w:val="left"/>
-            </w:pPr>
-            <w:r>
-              <w:rPr>
-                <w:rFonts w:ascii="Arial" w:cs="Arial" w:eastAsia="Arial" w:hAnsi="Arial"/>
-                <w:b w:val="false"/>
-                <w:bCs w:val="false"/>
-                <w:i w:val="false"/>
-                <w:iCs w:val="false"/>
-                <w:color w:val="000000"/>
-                <w:sz w:val="18"/>
-                <w:szCs w:val="18"/>
-              </w:rPr>
-              <w:t xml:space="preserve">Lesson 6 — Complementary Angles: Learners read an article and watch a short video on complementary angles. They discover sin θ = cos(90° − θ) through a table-comparison task, then prove it geometrically using a right-angled triangle diagram. Cold-call challenge: teacher asks 8 students to state a complementary-angle pair and write the corresponding identity. Supporting phenomenon (tile-cutter's 45°) is introduced to motivate the next lesson.</w:t>
-            </w:r>
-          </w:p>
-          <w:p>
-            <w:pPr>
-              <w:spacing w:after="40" w:before="0"/>
-              <w:jc w:val="left"/>
-            </w:pPr>
-            <w:r>
-              <w:rPr>
-                <w:rFonts w:ascii="Arial" w:cs="Arial" w:eastAsia="Arial" w:hAnsi="Arial"/>
-                <w:b w:val="false"/>
-                <w:bCs w:val="false"/>
-                <w:i w:val="false"/>
-                <w:iCs w:val="false"/>
-                <w:color w:val="000000"/>
-                <w:sz w:val="18"/>
-                <w:szCs w:val="18"/>
-              </w:rPr>
-              <w:t xml:space="preserve"/>
-            </w:r>
-          </w:p>
-          <w:p>
-            <w:pPr>
-              <w:spacing w:after="40" w:before="0"/>
-              <w:jc w:val="left"/>
-            </w:pPr>
-            <w:r>
-              <w:rPr>
-                <w:rFonts w:ascii="Arial" w:cs="Arial" w:eastAsia="Arial" w:hAnsi="Arial"/>
-                <w:b w:val="false"/>
-                <w:bCs w:val="false"/>
-                <w:i w:val="false"/>
-                <w:iCs w:val="false"/>
-                <w:color w:val="000000"/>
-                <w:sz w:val="18"/>
-                <w:szCs w:val="18"/>
-              </w:rPr>
-              <w:t xml:space="preserve">Lesson 7 — Special Angles (Derivation): Learners derive exact values for 0°, 30°, 45°, 60°, 90° using two geometric constructions: an equilateral triangle (side 2) for 30°/60° and an isosceles right-angled triangle (legs of 1) for 45°. Video and reading resources on special angles are used to consolidate. Each group creates a "special angles passport card" — a pocket-sized reference they design themselves. DQB updated with exact-value table.</w:t>
-            </w:r>
-          </w:p>
-          <w:p>
-            <w:pPr>
-              <w:spacing w:after="40" w:before="0"/>
-              <w:jc w:val="left"/>
-            </w:pPr>
-            <w:r>
-              <w:rPr>
-                <w:rFonts w:ascii="Arial" w:cs="Arial" w:eastAsia="Arial" w:hAnsi="Arial"/>
-                <w:b w:val="false"/>
-                <w:bCs w:val="false"/>
-                <w:i w:val="false"/>
-                <w:iCs w:val="false"/>
-                <w:color w:val="000000"/>
-                <w:sz w:val="18"/>
-                <w:szCs w:val="18"/>
-              </w:rPr>
-              <w:t xml:space="preserve"/>
-            </w:r>
-          </w:p>
-          <w:p>
-            <w:pPr>
-              <w:spacing w:after="40" w:before="0"/>
-              <w:jc w:val="left"/>
-            </w:pPr>
-            <w:r>
-              <w:rPr>
-                <w:rFonts w:ascii="Arial" w:cs="Arial" w:eastAsia="Arial" w:hAnsi="Arial"/>
-                <w:b w:val="false"/>
-                <w:bCs w:val="false"/>
-                <w:i w:val="false"/>
-                <w:iCs w:val="false"/>
-                <w:color w:val="000000"/>
-                <w:sz w:val="18"/>
-                <w:szCs w:val="18"/>
-              </w:rPr>
-              <w:t xml:space="preserve">Lesson 8 — Special Angles (Application &amp; Model Building): Learners use exact special-angle values (no calculator) to solve problems: e.g., a builder in Eldoret needs the length of a roof rafter for a 60° pitched roof of 5 m span. Reading and article on special angles applied to real structures. Groups revise their cumulative model (annotated right-angled triangle diagram) to include the special-angle values and the tan = sin/cos relationship.</w:t>
-            </w:r>
-          </w:p>
-          <w:p>
-            <w:pPr>
-              <w:spacing w:after="40" w:before="0"/>
-              <w:jc w:val="left"/>
-            </w:pPr>
-            <w:r>
-              <w:rPr>
-                <w:rFonts w:ascii="Arial" w:cs="Arial" w:eastAsia="Arial" w:hAnsi="Arial"/>
-                <w:b w:val="false"/>
-                <w:bCs w:val="false"/>
-                <w:i w:val="false"/>
-                <w:iCs w:val="false"/>
-                <w:color w:val="000000"/>
-                <w:sz w:val="18"/>
-                <w:szCs w:val="18"/>
-              </w:rPr>
-              <w:t xml:space="preserve"/>
-            </w:r>
-          </w:p>
-          <w:p>
-            <w:pPr>
-              <w:spacing w:after="40" w:before="0"/>
-              <w:jc w:val="left"/>
-            </w:pPr>
-            <w:r>
-              <w:rPr>
-                <w:rFonts w:ascii="Arial" w:cs="Arial" w:eastAsia="Arial" w:hAnsi="Arial"/>
-                <w:b w:val="false"/>
-                <w:bCs w:val="false"/>
-                <w:i w:val="false"/>
-                <w:iCs w:val="false"/>
-                <w:color w:val="000000"/>
-                <w:sz w:val="18"/>
-                <w:szCs w:val="18"/>
-              </w:rPr>
-              <w:t xml:space="preserve">Lesson 9 — Angles of Elevation and Depression: Learners watch a video and complete a reading on angles of elevation and depression. Using the airport glide-path supporting phenomenon, students calculate horizontal distances and heights. Outdoor mini-activity (if space allows): students use a clinometer (protractor + straw + plumb-line) to measure the angle of elevation to the top of the school's flagpole or water tank and calculate its height using a measured baseline distance. Results are compared across groups and discrepancies discussed.</w:t>
-            </w:r>
-          </w:p>
-          <w:p>
-            <w:pPr>
-              <w:spacing w:after="40" w:before="0"/>
-              <w:jc w:val="left"/>
-            </w:pPr>
-            <w:r>
-              <w:rPr>
-                <w:rFonts w:ascii="Arial" w:cs="Arial" w:eastAsia="Arial" w:hAnsi="Arial"/>
-                <w:b w:val="false"/>
-                <w:bCs w:val="false"/>
-                <w:i w:val="false"/>
-                <w:iCs w:val="false"/>
-                <w:color w:val="000000"/>
-                <w:sz w:val="18"/>
-                <w:szCs w:val="18"/>
-              </w:rPr>
-              <w:t xml:space="preserve"/>
-            </w:r>
-          </w:p>
-          <w:p>
-            <w:pPr>
-              <w:spacing w:after="40" w:before="0"/>
-              <w:jc w:val="left"/>
-            </w:pPr>
-            <w:r>
-              <w:rPr>
-                <w:rFonts w:ascii="Arial" w:cs="Arial" w:eastAsia="Arial" w:hAnsi="Arial"/>
-                <w:b w:val="false"/>
-                <w:bCs w:val="false"/>
-                <w:i w:val="false"/>
-                <w:iCs w:val="false"/>
-                <w:color w:val="000000"/>
-                <w:sz w:val="18"/>
-                <w:szCs w:val="18"/>
-              </w:rPr>
-              <w:t xml:space="preserve">Lesson 10 — Real-Life Applications, DQB Closure &amp; Final Model Revision: Learners tackle an integrated problem set drawn from Kenyan contexts — surveying a plot boundary in Kisumu, calculating the height of a telecommunications mast in Kericho, and verifying the glide path at Wilson Airport. Groups present solutions. Full DQB review: every original prediction and question is revisited and resolved. Each learner submits a final annotated model diagram showing all unit concepts connected back to the anchoring mango-tree phenomenon, demonstrating how trigonometric ratios of acute angles answer the driving question.</w:t>
-            </w:r>
-          </w:p>
-        </w:tc>
-      </w:tr>
-      <w:tr>
-        <w:tc>
-          <w:tcPr>
-            <w:tcW w:type="dxa" w:w="3000"/>
-            <w:shd w:fill="EAD1F5" w:color="auto" w:val="clear"/>
-            <w:tcMar>
-              <w:top w:type="dxa" w:w="60"/>
-              <w:left w:type="dxa" w:w="120"/>
-              <w:bottom w:type="dxa" w:w="60"/>
-              <w:right w:type="dxa" w:w="120"/>
-            </w:tcMar>
-            <w:vAlign w:val="top"/>
-          </w:tcPr>
-          <w:p>
-            <w:pPr>
-              <w:spacing w:after="40" w:before="0"/>
-              <w:jc w:val="left"/>
-            </w:pPr>
-            <w:r>
-              <w:rPr>
-                <w:rFonts w:ascii="Arial" w:cs="Arial" w:eastAsia="Arial" w:hAnsi="Arial"/>
-                <w:b/>
-                <w:bCs/>
-                <w:i w:val="false"/>
-                <w:iCs w:val="false"/>
-                <w:color w:val="000000"/>
-                <w:sz w:val="18"/>
-                <w:szCs w:val="18"/>
-              </w:rPr>
-              <w:t xml:space="preserve">Supporting Phenomena</w:t>
-            </w:r>
-          </w:p>
-        </w:tc>
-        <w:tc>
-          <w:tcPr>
-            <w:tcW w:type="dxa" w:w="10680"/>
-            <w:shd w:fill="FFFFFF" w:color="auto" w:val="clear"/>
-            <w:tcMar>
-              <w:top w:type="dxa" w:w="60"/>
-              <w:left w:type="dxa" w:w="120"/>
-              <w:bottom w:type="dxa" w:w="60"/>
-              <w:right w:type="dxa" w:w="120"/>
-            </w:tcMar>
-            <w:vAlign w:val="top"/>
-          </w:tcPr>
-          <w:p>
-            <w:pPr>
-              <w:spacing w:after="30" w:before="0"/>
-              <w:ind w:left="360" w:hanging="180"/>
-              <w:jc w:val="left"/>
-            </w:pPr>
-            <w:r>
-              <w:rPr>
-                <w:rFonts w:ascii="Arial" w:cs="Arial" w:eastAsia="Arial" w:hAnsi="Arial"/>
-                <w:b w:val="false"/>
-                <w:bCs w:val="false"/>
-                <w:i w:val="false"/>
-                <w:iCs w:val="false"/>
-                <w:color w:val="000000"/>
-                <w:sz w:val="18"/>
-                <w:szCs w:val="18"/>
-              </w:rPr>
-              <w:t xml:space="preserve">–  SUPPORTING PHENOMENON 1 — "The leaning phone mast": Learners watch a short video of a telecommunications mast on a hillside near Kericho that leans at an angle. Engineers on site use only a tape measure and an angle-reading instrument to decide whether the mast is safe. Students are asked: what mathematical relationship allows two measurements to reveal a structural risk? This supports the introduction of sine and cosine of acute angles.</w:t>
-            </w:r>
-          </w:p>
-          <w:p>
-            <w:pPr>
-              <w:spacing w:after="30" w:before="0"/>
-              <w:ind w:left="360" w:hanging="180"/>
-              <w:jc w:val="left"/>
-            </w:pPr>
-            <w:r>
-              <w:rPr>
-                <w:rFonts w:ascii="Arial" w:cs="Arial" w:eastAsia="Arial" w:hAnsi="Arial"/>
-                <w:b w:val="false"/>
-                <w:bCs w:val="false"/>
-                <w:i w:val="false"/>
-                <w:iCs w:val="false"/>
-                <w:color w:val="000000"/>
-                <w:sz w:val="18"/>
-                <w:szCs w:val="18"/>
-              </w:rPr>
-              <w:t xml:space="preserve">–  SUPPORTING PHENOMENON 2 — "Reading the mountain": Learners examine a photograph taken from the Nairobi–Nakuru highway showing Mount Longonot. A road sign gives the horizontal distance to the crater rim as 4.2 km. Students measure the apparent angle of elevation from the photograph using a printed protractor overlay and calculate the crater height — connecting angles of elevation to real geography.</w:t>
-            </w:r>
-          </w:p>
-          <w:p>
-            <w:pPr>
-              <w:spacing w:after="30" w:before="0"/>
-              <w:ind w:left="360" w:hanging="180"/>
-              <w:jc w:val="left"/>
-            </w:pPr>
-            <w:r>
-              <w:rPr>
-                <w:rFonts w:ascii="Arial" w:cs="Arial" w:eastAsia="Arial" w:hAnsi="Arial"/>
-                <w:b w:val="false"/>
-                <w:bCs w:val="false"/>
-                <w:i w:val="false"/>
-                <w:iCs w:val="false"/>
-                <w:color w:val="000000"/>
-                <w:sz w:val="18"/>
-                <w:szCs w:val="18"/>
-              </w:rPr>
-              <w:t xml:space="preserve">–  SUPPORTING PHENOMENON 3 — "The tile cutter's 45°": A short article describes how a tile-fitter in Mombasa cutting square tiles diagonally always uses a 45° guide. Learners investigate why sin 45° = cos 45° and why the diagonal of a unit square is √2, naturally motivating the special-angles lesson.</w:t>
-            </w:r>
-          </w:p>
-          <w:p>
-            <w:pPr>
-              <w:spacing w:after="30" w:before="0"/>
-              <w:ind w:left="360" w:hanging="180"/>
-              <w:jc w:val="left"/>
-            </w:pPr>
-            <w:r>
-              <w:rPr>
-                <w:rFonts w:ascii="Arial" w:cs="Arial" w:eastAsia="Arial" w:hAnsi="Arial"/>
-                <w:b w:val="false"/>
-                <w:bCs w:val="false"/>
-                <w:i w:val="false"/>
-                <w:iCs w:val="false"/>
-                <w:color w:val="000000"/>
-                <w:sz w:val="18"/>
-                <w:szCs w:val="18"/>
-              </w:rPr>
-              <w:t xml:space="preserve">–  SUPPORTING PHENOMENON 4 — "Airport glide path": Learners read a brief excerpt explaining that aircraft approaching Wilson Airport in Nairobi follow a standard 3° glide-path angle of depression. They calculate how far from the runway threshold a plane is when it is 300 m above ground, making angles of depression concrete and consequential.</w:t>
-            </w:r>
-          </w:p>
-        </w:tc>
-      </w:tr>
-    </w:tbl>
-    <w:p>
-      <w:pPr>
-        <w:spacing w:after="120"/>
-      </w:pPr>
-      <w:r>
-        <w:t xml:space="preserve"/>
       </w:r>
     </w:p>
     <w:p>
@@ -3667,7 +3667,7 @@
             <w:pPr>
               <w:spacing w:after="20" w:before="0"/>
             </w:pPr>
-            <w:hyperlink w:history="1" r:id="rIdrgvqszfvzcy0_hnwvabfo">
+            <w:hyperlink w:history="1" r:id="rIdzvywoqnsitozl4lhwqvaf">
               <w:r>
                 <w:rPr>
                   <w:rFonts w:ascii="Arial" w:cs="Arial" w:eastAsia="Arial" w:hAnsi="Arial"/>
@@ -3700,7 +3700,7 @@
               <w:spacing w:after="10" w:before="0"/>
               <w:ind w:left="120"/>
             </w:pPr>
-            <w:hyperlink w:history="1" r:id="rIdiwym_jzpjlsknsgv-pfgc">
+            <w:hyperlink w:history="1" r:id="rId2vulluqv6xtzrwnynnauz">
               <w:r>
                 <w:rPr>
                   <w:rFonts w:ascii="Arial" w:cs="Arial" w:eastAsia="Arial" w:hAnsi="Arial"/>
@@ -3745,7 +3745,7 @@
             <w:pPr>
               <w:spacing w:after="20" w:before="0"/>
             </w:pPr>
-            <w:hyperlink w:history="1" r:id="rIdilqrwf8d4ostrf2vrapjz">
+            <w:hyperlink w:history="1" r:id="rId88n4yqydf143kluzilabb">
               <w:r>
                 <w:rPr>
                   <w:rFonts w:ascii="Arial" w:cs="Arial" w:eastAsia="Arial" w:hAnsi="Arial"/>
@@ -3778,7 +3778,7 @@
               <w:spacing w:after="10" w:before="0"/>
               <w:ind w:left="120"/>
             </w:pPr>
-            <w:hyperlink w:history="1" r:id="rIdanyitmbblorl98etnkzif">
+            <w:hyperlink w:history="1" r:id="rIdbobpa6xwz6d_xpthhdyqz">
               <w:r>
                 <w:rPr>
                   <w:rFonts w:ascii="Arial" w:cs="Arial" w:eastAsia="Arial" w:hAnsi="Arial"/>
@@ -3973,7 +3973,7 @@
             <w:pPr>
               <w:spacing w:after="20" w:before="0"/>
             </w:pPr>
-            <w:hyperlink w:history="1" r:id="rIdyyplt1vkhmhgu5melj4zz">
+            <w:hyperlink w:history="1" r:id="rIdxd-e9c7zjvvgiumigdmpq">
               <w:r>
                 <w:rPr>
                   <w:rFonts w:ascii="Arial" w:cs="Arial" w:eastAsia="Arial" w:hAnsi="Arial"/>
@@ -4006,7 +4006,7 @@
               <w:spacing w:after="10" w:before="0"/>
               <w:ind w:left="120"/>
             </w:pPr>
-            <w:hyperlink w:history="1" r:id="rId5iu-r9kerxih62n_mauoz">
+            <w:hyperlink w:history="1" r:id="rId1qu_tlepxov0bdu7u9rlm">
               <w:r>
                 <w:rPr>
                   <w:rFonts w:ascii="Arial" w:cs="Arial" w:eastAsia="Arial" w:hAnsi="Arial"/>
@@ -4051,7 +4051,7 @@
             <w:pPr>
               <w:spacing w:after="20" w:before="0"/>
             </w:pPr>
-            <w:hyperlink w:history="1" r:id="rIdzvraqeawtajxq1qddjzbz">
+            <w:hyperlink w:history="1" r:id="rIdl-nkgkphi4zcakp1oippt">
               <w:r>
                 <w:rPr>
                   <w:rFonts w:ascii="Arial" w:cs="Arial" w:eastAsia="Arial" w:hAnsi="Arial"/>
@@ -4084,7 +4084,7 @@
               <w:spacing w:after="10" w:before="0"/>
               <w:ind w:left="120"/>
             </w:pPr>
-            <w:hyperlink w:history="1" r:id="rIdx_ztcwy42paijlgfjjhux">
+            <w:hyperlink w:history="1" r:id="rIdcgl_hm1jartfkwj5truqe">
               <w:r>
                 <w:rPr>
                   <w:rFonts w:ascii="Arial" w:cs="Arial" w:eastAsia="Arial" w:hAnsi="Arial"/>
@@ -4279,7 +4279,7 @@
             <w:pPr>
               <w:spacing w:after="20" w:before="0"/>
             </w:pPr>
-            <w:hyperlink w:history="1" r:id="rIdhhlxrofdnbqth4cv9aaot">
+            <w:hyperlink w:history="1" r:id="rIdyjsykfilgc8ghtacdw_16">
               <w:r>
                 <w:rPr>
                   <w:rFonts w:ascii="Arial" w:cs="Arial" w:eastAsia="Arial" w:hAnsi="Arial"/>
@@ -4312,7 +4312,7 @@
               <w:spacing w:after="10" w:before="0"/>
               <w:ind w:left="120"/>
             </w:pPr>
-            <w:hyperlink w:history="1" r:id="rIdyff-nckiufhannzuyjvrw">
+            <w:hyperlink w:history="1" r:id="rIdo_1m_8fzyoidgqynmap2p">
               <w:r>
                 <w:rPr>
                   <w:rFonts w:ascii="Arial" w:cs="Arial" w:eastAsia="Arial" w:hAnsi="Arial"/>
@@ -4357,7 +4357,7 @@
             <w:pPr>
               <w:spacing w:after="20" w:before="0"/>
             </w:pPr>
-            <w:hyperlink w:history="1" r:id="rIdx0qblxmtmntc8udwz2fm9">
+            <w:hyperlink w:history="1" r:id="rIdiaqxgnuwch3th4zm93wzt">
               <w:r>
                 <w:rPr>
                   <w:rFonts w:ascii="Arial" w:cs="Arial" w:eastAsia="Arial" w:hAnsi="Arial"/>
@@ -4390,7 +4390,7 @@
               <w:spacing w:after="10" w:before="0"/>
               <w:ind w:left="120"/>
             </w:pPr>
-            <w:hyperlink w:history="1" r:id="rIdg9rt8bpuce8edvk32wdx2">
+            <w:hyperlink w:history="1" r:id="rIdvym0iencv5geqpprtr29g">
               <w:r>
                 <w:rPr>
                   <w:rFonts w:ascii="Arial" w:cs="Arial" w:eastAsia="Arial" w:hAnsi="Arial"/>
@@ -4585,7 +4585,7 @@
             <w:pPr>
               <w:spacing w:after="20" w:before="0"/>
             </w:pPr>
-            <w:hyperlink w:history="1" r:id="rIdt0jljxoqaera4iqrhdbk6">
+            <w:hyperlink w:history="1" r:id="rIdlub_hwzimipgmaq__ocov">
               <w:r>
                 <w:rPr>
                   <w:rFonts w:ascii="Arial" w:cs="Arial" w:eastAsia="Arial" w:hAnsi="Arial"/>
@@ -4618,7 +4618,7 @@
               <w:spacing w:after="10" w:before="0"/>
               <w:ind w:left="120"/>
             </w:pPr>
-            <w:hyperlink w:history="1" r:id="rIdonf5caijvxjqhk9meowcw">
+            <w:hyperlink w:history="1" r:id="rIdyxkfjxsykm5e2rebdzdbf">
               <w:r>
                 <w:rPr>
                   <w:rFonts w:ascii="Arial" w:cs="Arial" w:eastAsia="Arial" w:hAnsi="Arial"/>
@@ -4663,7 +4663,7 @@
             <w:pPr>
               <w:spacing w:after="20" w:before="0"/>
             </w:pPr>
-            <w:hyperlink w:history="1" r:id="rIdjo2xk5itbmfnvauhaezaw">
+            <w:hyperlink w:history="1" r:id="rIdidmdezkeyroe2jw6kz8pg">
               <w:r>
                 <w:rPr>
                   <w:rFonts w:ascii="Arial" w:cs="Arial" w:eastAsia="Arial" w:hAnsi="Arial"/>
@@ -4696,7 +4696,7 @@
               <w:spacing w:after="10" w:before="0"/>
               <w:ind w:left="120"/>
             </w:pPr>
-            <w:hyperlink w:history="1" r:id="rIdwn868b1ayf50sk43ajapc">
+            <w:hyperlink w:history="1" r:id="rIdo85hhpduaoxexocf7qtgr">
               <w:r>
                 <w:rPr>
                   <w:rFonts w:ascii="Arial" w:cs="Arial" w:eastAsia="Arial" w:hAnsi="Arial"/>
@@ -4891,7 +4891,7 @@
             <w:pPr>
               <w:spacing w:after="20" w:before="0"/>
             </w:pPr>
-            <w:hyperlink w:history="1" r:id="rIdmxbhcqtnyndcxf2lda20o">
+            <w:hyperlink w:history="1" r:id="rIdwponnbf-rodxsaq2gtqmd">
               <w:r>
                 <w:rPr>
                   <w:rFonts w:ascii="Arial" w:cs="Arial" w:eastAsia="Arial" w:hAnsi="Arial"/>
@@ -4924,7 +4924,7 @@
               <w:spacing w:after="10" w:before="0"/>
               <w:ind w:left="120"/>
             </w:pPr>
-            <w:hyperlink w:history="1" r:id="rIdsogou33gpgumnwqb4ktui">
+            <w:hyperlink w:history="1" r:id="rId_jvr3xvzsbh4lrmqs8otu">
               <w:r>
                 <w:rPr>
                   <w:rFonts w:ascii="Arial" w:cs="Arial" w:eastAsia="Arial" w:hAnsi="Arial"/>
@@ -4969,7 +4969,7 @@
             <w:pPr>
               <w:spacing w:after="20" w:before="0"/>
             </w:pPr>
-            <w:hyperlink w:history="1" r:id="rIdgqyb5v9sdypuvlorh9075">
+            <w:hyperlink w:history="1" r:id="rIdmzg79s4zmjhkerpzh4ane">
               <w:r>
                 <w:rPr>
                   <w:rFonts w:ascii="Arial" w:cs="Arial" w:eastAsia="Arial" w:hAnsi="Arial"/>
@@ -5002,7 +5002,7 @@
               <w:spacing w:after="10" w:before="0"/>
               <w:ind w:left="120"/>
             </w:pPr>
-            <w:hyperlink w:history="1" r:id="rIdwvyshdejs1sy0iafvowip">
+            <w:hyperlink w:history="1" r:id="rIdqjl5mdmxlu2txgg0aj_yg">
               <w:r>
                 <w:rPr>
                   <w:rFonts w:ascii="Arial" w:cs="Arial" w:eastAsia="Arial" w:hAnsi="Arial"/>
@@ -5514,7 +5514,7 @@
         </w:rPr>
         <w:t xml:space="preserve">© 2026 SeaVuria and ARES. Aligned with KICD objectives. Developed by SeaVuria; technical implementation by ARES (with AI assistance from Claude). Licensed under </w:t>
       </w:r>
-      <w:hyperlink w:history="1" r:id="rIdfma_k7m1q6bhegmy4p4uh">
+      <w:hyperlink w:history="1" r:id="rIdcmrfdlbb39bn1gzot7kuj">
         <w:r>
           <w:rPr>
             <w:rFonts w:ascii="Arial" w:cs="Arial" w:eastAsia="Arial" w:hAnsi="Arial"/>
@@ -5535,7 +5535,7 @@
         </w:rPr>
         <w:t xml:space="preserve"> (</w:t>
       </w:r>
-      <w:hyperlink w:history="1" r:id="rIdevamnrorohn_afdtpslan">
+      <w:hyperlink w:history="1" r:id="rIdw38zueyk824hay-76qpxd">
         <w:r>
           <w:rPr>
             <w:rFonts w:ascii="Arial" w:cs="Arial" w:eastAsia="Arial" w:hAnsi="Arial"/>
@@ -6548,7 +6548,7 @@
             <w:pPr>
               <w:spacing w:after="20" w:before="0"/>
             </w:pPr>
-            <w:hyperlink w:history="1" r:id="rIdxb2fkeuretnhpatenqow9">
+            <w:hyperlink w:history="1" r:id="rId4s0408tcttb-muyqbbis5">
               <w:r>
                 <w:rPr>
                   <w:rFonts w:ascii="Arial" w:cs="Arial" w:eastAsia="Arial" w:hAnsi="Arial"/>
@@ -6581,7 +6581,7 @@
               <w:spacing w:after="10" w:before="0"/>
               <w:ind w:left="120"/>
             </w:pPr>
-            <w:hyperlink w:history="1" r:id="rId2qkoedj4rsxtpnpsjzgls">
+            <w:hyperlink w:history="1" r:id="rId7q2yp9k2u_4_ovi7nhhez">
               <w:r>
                 <w:rPr>
                   <w:rFonts w:ascii="Arial" w:cs="Arial" w:eastAsia="Arial" w:hAnsi="Arial"/>
@@ -6626,7 +6626,7 @@
             <w:pPr>
               <w:spacing w:after="20" w:before="0"/>
             </w:pPr>
-            <w:hyperlink w:history="1" r:id="rIdagcxgbnqbuburinxrcotd">
+            <w:hyperlink w:history="1" r:id="rId0kmt0eaufycisqg2yifk5">
               <w:r>
                 <w:rPr>
                   <w:rFonts w:ascii="Arial" w:cs="Arial" w:eastAsia="Arial" w:hAnsi="Arial"/>
@@ -6659,7 +6659,7 @@
               <w:spacing w:after="10" w:before="0"/>
               <w:ind w:left="120"/>
             </w:pPr>
-            <w:hyperlink w:history="1" r:id="rIdb8gnrx_4i0e3l1mlmrtgb">
+            <w:hyperlink w:history="1" r:id="rIdcmlzqv-smybuczvwqjugs">
               <w:r>
                 <w:rPr>
                   <w:rFonts w:ascii="Arial" w:cs="Arial" w:eastAsia="Arial" w:hAnsi="Arial"/>
@@ -6854,7 +6854,7 @@
             <w:pPr>
               <w:spacing w:after="20" w:before="0"/>
             </w:pPr>
-            <w:hyperlink w:history="1" r:id="rId5p2vk6gnxcpsgn9lgkey1">
+            <w:hyperlink w:history="1" r:id="rId4eybflhltohuj610ifpwq">
               <w:r>
                 <w:rPr>
                   <w:rFonts w:ascii="Arial" w:cs="Arial" w:eastAsia="Arial" w:hAnsi="Arial"/>
@@ -6887,7 +6887,7 @@
               <w:spacing w:after="10" w:before="0"/>
               <w:ind w:left="120"/>
             </w:pPr>
-            <w:hyperlink w:history="1" r:id="rIddrer3pozstanoibojvm2n">
+            <w:hyperlink w:history="1" r:id="rIdh6i9om8xe2ua4rrpgbkkv">
               <w:r>
                 <w:rPr>
                   <w:rFonts w:ascii="Arial" w:cs="Arial" w:eastAsia="Arial" w:hAnsi="Arial"/>
@@ -6932,7 +6932,7 @@
             <w:pPr>
               <w:spacing w:after="20" w:before="0"/>
             </w:pPr>
-            <w:hyperlink w:history="1" r:id="rIdapt-_pfloayjxo7zmvt2p">
+            <w:hyperlink w:history="1" r:id="rIdkvgrhdk09ickbq6brnu2x">
               <w:r>
                 <w:rPr>
                   <w:rFonts w:ascii="Arial" w:cs="Arial" w:eastAsia="Arial" w:hAnsi="Arial"/>
@@ -6965,7 +6965,7 @@
               <w:spacing w:after="10" w:before="0"/>
               <w:ind w:left="120"/>
             </w:pPr>
-            <w:hyperlink w:history="1" r:id="rId2_khi5rr_usmagclyuk79">
+            <w:hyperlink w:history="1" r:id="rIdg9rmdko7hzbo0mo6mquyc">
               <w:r>
                 <w:rPr>
                   <w:rFonts w:ascii="Arial" w:cs="Arial" w:eastAsia="Arial" w:hAnsi="Arial"/>
@@ -7160,7 +7160,7 @@
             <w:pPr>
               <w:spacing w:after="20" w:before="0"/>
             </w:pPr>
-            <w:hyperlink w:history="1" r:id="rIdxpvhw8n2qeuvjcavjztph">
+            <w:hyperlink w:history="1" r:id="rIdm44nijwpmou0wtxxr9paj">
               <w:r>
                 <w:rPr>
                   <w:rFonts w:ascii="Arial" w:cs="Arial" w:eastAsia="Arial" w:hAnsi="Arial"/>
@@ -7193,7 +7193,7 @@
               <w:spacing w:after="10" w:before="0"/>
               <w:ind w:left="120"/>
             </w:pPr>
-            <w:hyperlink w:history="1" r:id="rIdpn1zuwn_opidowttdfjyk">
+            <w:hyperlink w:history="1" r:id="rIdng7vnzkv9lrjgt2jqp5jr">
               <w:r>
                 <w:rPr>
                   <w:rFonts w:ascii="Arial" w:cs="Arial" w:eastAsia="Arial" w:hAnsi="Arial"/>
@@ -7238,7 +7238,7 @@
             <w:pPr>
               <w:spacing w:after="20" w:before="0"/>
             </w:pPr>
-            <w:hyperlink w:history="1" r:id="rId8pmk8cwgxgyigq75my1y7">
+            <w:hyperlink w:history="1" r:id="rIdifpsvod8eoegqgz7qf3cn">
               <w:r>
                 <w:rPr>
                   <w:rFonts w:ascii="Arial" w:cs="Arial" w:eastAsia="Arial" w:hAnsi="Arial"/>
@@ -7271,7 +7271,7 @@
               <w:spacing w:after="10" w:before="0"/>
               <w:ind w:left="120"/>
             </w:pPr>
-            <w:hyperlink w:history="1" r:id="rIdgtn7y120wlxd7cc4j9hy-">
+            <w:hyperlink w:history="1" r:id="rId2hggksbw5dueqkewbcq1t">
               <w:r>
                 <w:rPr>
                   <w:rFonts w:ascii="Arial" w:cs="Arial" w:eastAsia="Arial" w:hAnsi="Arial"/>
@@ -7466,7 +7466,7 @@
             <w:pPr>
               <w:spacing w:after="20" w:before="0"/>
             </w:pPr>
-            <w:hyperlink w:history="1" r:id="rIdz1wx2byrqza8ulnbrlxdo">
+            <w:hyperlink w:history="1" r:id="rIdbp44je67oxh3g73zuqycz">
               <w:r>
                 <w:rPr>
                   <w:rFonts w:ascii="Arial" w:cs="Arial" w:eastAsia="Arial" w:hAnsi="Arial"/>
@@ -7499,7 +7499,7 @@
               <w:spacing w:after="10" w:before="0"/>
               <w:ind w:left="120"/>
             </w:pPr>
-            <w:hyperlink w:history="1" r:id="rIdwz1tk89fnc2p70jgpvh_b">
+            <w:hyperlink w:history="1" r:id="rIdiy0at_bmclt4vtlgsbdsw">
               <w:r>
                 <w:rPr>
                   <w:rFonts w:ascii="Arial" w:cs="Arial" w:eastAsia="Arial" w:hAnsi="Arial"/>
@@ -7544,7 +7544,7 @@
             <w:pPr>
               <w:spacing w:after="20" w:before="0"/>
             </w:pPr>
-            <w:hyperlink w:history="1" r:id="rIdto328upy1ispam9qzofh4">
+            <w:hyperlink w:history="1" r:id="rIdvizne5kpfx9xbjzp5z_wz">
               <w:r>
                 <w:rPr>
                   <w:rFonts w:ascii="Arial" w:cs="Arial" w:eastAsia="Arial" w:hAnsi="Arial"/>
@@ -7577,7 +7577,7 @@
               <w:spacing w:after="10" w:before="0"/>
               <w:ind w:left="120"/>
             </w:pPr>
-            <w:hyperlink w:history="1" r:id="rIdkhs7jzqjhampplnlhmqim">
+            <w:hyperlink w:history="1" r:id="rIdarmyuevn51zcfn0wb3bp5">
               <w:r>
                 <w:rPr>
                   <w:rFonts w:ascii="Arial" w:cs="Arial" w:eastAsia="Arial" w:hAnsi="Arial"/>
@@ -7772,7 +7772,7 @@
             <w:pPr>
               <w:spacing w:after="20" w:before="0"/>
             </w:pPr>
-            <w:hyperlink w:history="1" r:id="rId3qsbslify0fyuxnbxijd7">
+            <w:hyperlink w:history="1" r:id="rIdeglehailr4wuzxj_cagdb">
               <w:r>
                 <w:rPr>
                   <w:rFonts w:ascii="Arial" w:cs="Arial" w:eastAsia="Arial" w:hAnsi="Arial"/>
@@ -7805,7 +7805,7 @@
               <w:spacing w:after="10" w:before="0"/>
               <w:ind w:left="120"/>
             </w:pPr>
-            <w:hyperlink w:history="1" r:id="rIdv9h1c8xtrmthgefh2e3zv">
+            <w:hyperlink w:history="1" r:id="rIdetwy06d9x6urji2ykhtbe">
               <w:r>
                 <w:rPr>
                   <w:rFonts w:ascii="Arial" w:cs="Arial" w:eastAsia="Arial" w:hAnsi="Arial"/>
@@ -7850,7 +7850,7 @@
             <w:pPr>
               <w:spacing w:after="20" w:before="0"/>
             </w:pPr>
-            <w:hyperlink w:history="1" r:id="rIdbgq2-cjpv8coxcv2vs61t">
+            <w:hyperlink w:history="1" r:id="rIdbh-hjx4njdavfxpk0hyxq">
               <w:r>
                 <w:rPr>
                   <w:rFonts w:ascii="Arial" w:cs="Arial" w:eastAsia="Arial" w:hAnsi="Arial"/>
@@ -7883,7 +7883,7 @@
               <w:spacing w:after="10" w:before="0"/>
               <w:ind w:left="120"/>
             </w:pPr>
-            <w:hyperlink w:history="1" r:id="rIdoyr0wsb_yrg12jxrl9p2p">
+            <w:hyperlink w:history="1" r:id="rIdzennpgkjwcn0hc96mhbf-">
               <w:r>
                 <w:rPr>
                   <w:rFonts w:ascii="Arial" w:cs="Arial" w:eastAsia="Arial" w:hAnsi="Arial"/>
@@ -8395,7 +8395,7 @@
         </w:rPr>
         <w:t xml:space="preserve">© 2026 SeaVuria and ARES. Aligned with KICD objectives. Developed by SeaVuria; technical implementation by ARES (with AI assistance from Claude). Licensed under </w:t>
       </w:r>
-      <w:hyperlink w:history="1" r:id="rIdsxsa6bxjpv5zhw9hxkcnw">
+      <w:hyperlink w:history="1" r:id="rIdwpj288-1mbyhpkqyelbdo">
         <w:r>
           <w:rPr>
             <w:rFonts w:ascii="Arial" w:cs="Arial" w:eastAsia="Arial" w:hAnsi="Arial"/>
@@ -8416,7 +8416,7 @@
         </w:rPr>
         <w:t xml:space="preserve"> (</w:t>
       </w:r>
-      <w:hyperlink w:history="1" r:id="rIdmo88zzmd9voto6us0fmrn">
+      <w:hyperlink w:history="1" r:id="rIdcabe3ubsqcv6plfx67out">
         <w:r>
           <w:rPr>
             <w:rFonts w:ascii="Arial" w:cs="Arial" w:eastAsia="Arial" w:hAnsi="Arial"/>
@@ -9429,7 +9429,7 @@
             <w:pPr>
               <w:spacing w:after="20" w:before="0"/>
             </w:pPr>
-            <w:hyperlink w:history="1" r:id="rId47ij7ozutoeyq69t9c2v7">
+            <w:hyperlink w:history="1" r:id="rIdoosdy1ezk1o3y34_wg2g-">
               <w:r>
                 <w:rPr>
                   <w:rFonts w:ascii="Arial" w:cs="Arial" w:eastAsia="Arial" w:hAnsi="Arial"/>
@@ -9462,7 +9462,7 @@
               <w:spacing w:after="10" w:before="0"/>
               <w:ind w:left="120"/>
             </w:pPr>
-            <w:hyperlink w:history="1" r:id="rIdpeh3w3snutzlbmjlgdxyn">
+            <w:hyperlink w:history="1" r:id="rIduq_yyakwj73ecbss19u28">
               <w:r>
                 <w:rPr>
                   <w:rFonts w:ascii="Arial" w:cs="Arial" w:eastAsia="Arial" w:hAnsi="Arial"/>
@@ -9507,7 +9507,7 @@
             <w:pPr>
               <w:spacing w:after="20" w:before="0"/>
             </w:pPr>
-            <w:hyperlink w:history="1" r:id="rIdkmkrkjdbwbrls6xdo_cdl">
+            <w:hyperlink w:history="1" r:id="rIdv7wjepa402f3tbl_kzccn">
               <w:r>
                 <w:rPr>
                   <w:rFonts w:ascii="Arial" w:cs="Arial" w:eastAsia="Arial" w:hAnsi="Arial"/>
@@ -9540,7 +9540,7 @@
               <w:spacing w:after="10" w:before="0"/>
               <w:ind w:left="120"/>
             </w:pPr>
-            <w:hyperlink w:history="1" r:id="rIdlcgwlez79lqyszazx73-o">
+            <w:hyperlink w:history="1" r:id="rIdoaakhcp9mosskxzqnz2xm">
               <w:r>
                 <w:rPr>
                   <w:rFonts w:ascii="Arial" w:cs="Arial" w:eastAsia="Arial" w:hAnsi="Arial"/>
@@ -9735,7 +9735,7 @@
             <w:pPr>
               <w:spacing w:after="20" w:before="0"/>
             </w:pPr>
-            <w:hyperlink w:history="1" r:id="rIdzge0qzfezy6-6tvp6bghh">
+            <w:hyperlink w:history="1" r:id="rIdyqmtmwk3mekgcd4ioqxi4">
               <w:r>
                 <w:rPr>
                   <w:rFonts w:ascii="Arial" w:cs="Arial" w:eastAsia="Arial" w:hAnsi="Arial"/>
@@ -9768,7 +9768,7 @@
               <w:spacing w:after="10" w:before="0"/>
               <w:ind w:left="120"/>
             </w:pPr>
-            <w:hyperlink w:history="1" r:id="rIdz1hpeknw5dsxa8c2ddy1-">
+            <w:hyperlink w:history="1" r:id="rIdv0u_3psclhji4v3jssqoa">
               <w:r>
                 <w:rPr>
                   <w:rFonts w:ascii="Arial" w:cs="Arial" w:eastAsia="Arial" w:hAnsi="Arial"/>
@@ -9813,7 +9813,7 @@
             <w:pPr>
               <w:spacing w:after="20" w:before="0"/>
             </w:pPr>
-            <w:hyperlink w:history="1" r:id="rIdbd5iec_trl3ep00jscpaa">
+            <w:hyperlink w:history="1" r:id="rIdiku8nbxuo7zepwhxlrgxh">
               <w:r>
                 <w:rPr>
                   <w:rFonts w:ascii="Arial" w:cs="Arial" w:eastAsia="Arial" w:hAnsi="Arial"/>
@@ -9846,7 +9846,7 @@
               <w:spacing w:after="10" w:before="0"/>
               <w:ind w:left="120"/>
             </w:pPr>
-            <w:hyperlink w:history="1" r:id="rId4hmei8btbggglfqd51wln">
+            <w:hyperlink w:history="1" r:id="rId6yqtcj-yzbeovtg-epidd">
               <w:r>
                 <w:rPr>
                   <w:rFonts w:ascii="Arial" w:cs="Arial" w:eastAsia="Arial" w:hAnsi="Arial"/>
@@ -10041,7 +10041,7 @@
             <w:pPr>
               <w:spacing w:after="20" w:before="0"/>
             </w:pPr>
-            <w:hyperlink w:history="1" r:id="rId6szysiofzs0-6zrcz96mc">
+            <w:hyperlink w:history="1" r:id="rIdedlbvotnlwluamwr15xsd">
               <w:r>
                 <w:rPr>
                   <w:rFonts w:ascii="Arial" w:cs="Arial" w:eastAsia="Arial" w:hAnsi="Arial"/>
@@ -10074,7 +10074,7 @@
               <w:spacing w:after="10" w:before="0"/>
               <w:ind w:left="120"/>
             </w:pPr>
-            <w:hyperlink w:history="1" r:id="rIdvmewm84qyyshab43euns7">
+            <w:hyperlink w:history="1" r:id="rIdetb66gb0ycdrckrfdmmpg">
               <w:r>
                 <w:rPr>
                   <w:rFonts w:ascii="Arial" w:cs="Arial" w:eastAsia="Arial" w:hAnsi="Arial"/>
@@ -10119,7 +10119,7 @@
             <w:pPr>
               <w:spacing w:after="20" w:before="0"/>
             </w:pPr>
-            <w:hyperlink w:history="1" r:id="rIdrc63wxul1prqayvyootrs">
+            <w:hyperlink w:history="1" r:id="rIdbrlvgygdylip7-06tc1zj">
               <w:r>
                 <w:rPr>
                   <w:rFonts w:ascii="Arial" w:cs="Arial" w:eastAsia="Arial" w:hAnsi="Arial"/>
@@ -10152,7 +10152,7 @@
               <w:spacing w:after="10" w:before="0"/>
               <w:ind w:left="120"/>
             </w:pPr>
-            <w:hyperlink w:history="1" r:id="rIdef1p53_letxzduffre4xw">
+            <w:hyperlink w:history="1" r:id="rIdvjyl9n-ovf0rrafrtdt-x">
               <w:r>
                 <w:rPr>
                   <w:rFonts w:ascii="Arial" w:cs="Arial" w:eastAsia="Arial" w:hAnsi="Arial"/>
@@ -10347,7 +10347,7 @@
             <w:pPr>
               <w:spacing w:after="20" w:before="0"/>
             </w:pPr>
-            <w:hyperlink w:history="1" r:id="rIdbwuizldfacs7ipoylxwop">
+            <w:hyperlink w:history="1" r:id="rIdz5f96kmkohcmk7hq3zus5">
               <w:r>
                 <w:rPr>
                   <w:rFonts w:ascii="Arial" w:cs="Arial" w:eastAsia="Arial" w:hAnsi="Arial"/>
@@ -10380,7 +10380,7 @@
               <w:spacing w:after="10" w:before="0"/>
               <w:ind w:left="120"/>
             </w:pPr>
-            <w:hyperlink w:history="1" r:id="rIdxcmuzt87bqcbjquwszaj3">
+            <w:hyperlink w:history="1" r:id="rIdhsugrc1i9uf4l7vcd2ryy">
               <w:r>
                 <w:rPr>
                   <w:rFonts w:ascii="Arial" w:cs="Arial" w:eastAsia="Arial" w:hAnsi="Arial"/>
@@ -10425,7 +10425,7 @@
             <w:pPr>
               <w:spacing w:after="20" w:before="0"/>
             </w:pPr>
-            <w:hyperlink w:history="1" r:id="rIdxp5xsp6zownspxgyhy7ug">
+            <w:hyperlink w:history="1" r:id="rId6d1jrifqceuhaflgwbc_e">
               <w:r>
                 <w:rPr>
                   <w:rFonts w:ascii="Arial" w:cs="Arial" w:eastAsia="Arial" w:hAnsi="Arial"/>
@@ -10458,7 +10458,7 @@
               <w:spacing w:after="10" w:before="0"/>
               <w:ind w:left="120"/>
             </w:pPr>
-            <w:hyperlink w:history="1" r:id="rIdeeimui2fjgu5jjvcb4rbv">
+            <w:hyperlink w:history="1" r:id="rIduepvbxwp1_p7qjisbyhxx">
               <w:r>
                 <w:rPr>
                   <w:rFonts w:ascii="Arial" w:cs="Arial" w:eastAsia="Arial" w:hAnsi="Arial"/>
@@ -10653,7 +10653,7 @@
             <w:pPr>
               <w:spacing w:after="20" w:before="0"/>
             </w:pPr>
-            <w:hyperlink w:history="1" r:id="rIdg1kz-rn8jipu7auo_402v">
+            <w:hyperlink w:history="1" r:id="rId5947kdy16zorkwfmjqtq7">
               <w:r>
                 <w:rPr>
                   <w:rFonts w:ascii="Arial" w:cs="Arial" w:eastAsia="Arial" w:hAnsi="Arial"/>
@@ -10686,7 +10686,7 @@
               <w:spacing w:after="10" w:before="0"/>
               <w:ind w:left="120"/>
             </w:pPr>
-            <w:hyperlink w:history="1" r:id="rIddmbmzf9mmqtu7ttlerutt">
+            <w:hyperlink w:history="1" r:id="rIdqdj_oezzey8mjyyktfa00">
               <w:r>
                 <w:rPr>
                   <w:rFonts w:ascii="Arial" w:cs="Arial" w:eastAsia="Arial" w:hAnsi="Arial"/>
@@ -10731,7 +10731,7 @@
             <w:pPr>
               <w:spacing w:after="20" w:before="0"/>
             </w:pPr>
-            <w:hyperlink w:history="1" r:id="rIdfvgv3ffbngl3w334r26n9">
+            <w:hyperlink w:history="1" r:id="rId0ir6fpdpfbqzsr404e5od">
               <w:r>
                 <w:rPr>
                   <w:rFonts w:ascii="Arial" w:cs="Arial" w:eastAsia="Arial" w:hAnsi="Arial"/>
@@ -10764,7 +10764,7 @@
               <w:spacing w:after="10" w:before="0"/>
               <w:ind w:left="120"/>
             </w:pPr>
-            <w:hyperlink w:history="1" r:id="rIdv50iloc4swgbzzlvudvnt">
+            <w:hyperlink w:history="1" r:id="rIdawj0f9p1qzeszn9ofz38r">
               <w:r>
                 <w:rPr>
                   <w:rFonts w:ascii="Arial" w:cs="Arial" w:eastAsia="Arial" w:hAnsi="Arial"/>
@@ -11276,7 +11276,7 @@
         </w:rPr>
         <w:t xml:space="preserve">© 2026 SeaVuria and ARES. Aligned with KICD objectives. Developed by SeaVuria; technical implementation by ARES (with AI assistance from Claude). Licensed under </w:t>
       </w:r>
-      <w:hyperlink w:history="1" r:id="rIdpn_wnhujwvpo1b9h2s3wy">
+      <w:hyperlink w:history="1" r:id="rIdnez75bxzjezjeantzkpjj">
         <w:r>
           <w:rPr>
             <w:rFonts w:ascii="Arial" w:cs="Arial" w:eastAsia="Arial" w:hAnsi="Arial"/>
@@ -11297,7 +11297,7 @@
         </w:rPr>
         <w:t xml:space="preserve"> (</w:t>
       </w:r>
-      <w:hyperlink w:history="1" r:id="rIdnanivwm0zz6p91ta1hacr">
+      <w:hyperlink w:history="1" r:id="rIdkldkdrhmvlrerdfawwg3o">
         <w:r>
           <w:rPr>
             <w:rFonts w:ascii="Arial" w:cs="Arial" w:eastAsia="Arial" w:hAnsi="Arial"/>
@@ -12310,7 +12310,7 @@
             <w:pPr>
               <w:spacing w:after="20" w:before="0"/>
             </w:pPr>
-            <w:hyperlink w:history="1" r:id="rIdp9mjiem7bkyfhsa5la8m0">
+            <w:hyperlink w:history="1" r:id="rIdrqpttu0fws8iegpo7qkyq">
               <w:r>
                 <w:rPr>
                   <w:rFonts w:ascii="Arial" w:cs="Arial" w:eastAsia="Arial" w:hAnsi="Arial"/>
@@ -12343,7 +12343,7 @@
               <w:spacing w:after="10" w:before="0"/>
               <w:ind w:left="120"/>
             </w:pPr>
-            <w:hyperlink w:history="1" r:id="rIdgl5acsa4fxfaidw8hamxz">
+            <w:hyperlink w:history="1" r:id="rId9krkdyjg7rszsnmzli4j-">
               <w:r>
                 <w:rPr>
                   <w:rFonts w:ascii="Arial" w:cs="Arial" w:eastAsia="Arial" w:hAnsi="Arial"/>
@@ -12388,7 +12388,7 @@
             <w:pPr>
               <w:spacing w:after="20" w:before="0"/>
             </w:pPr>
-            <w:hyperlink w:history="1" r:id="rIdfralnfqho7kvsggr1yl_f">
+            <w:hyperlink w:history="1" r:id="rId9o1ceombvkgycnmf9chak">
               <w:r>
                 <w:rPr>
                   <w:rFonts w:ascii="Arial" w:cs="Arial" w:eastAsia="Arial" w:hAnsi="Arial"/>
@@ -12421,7 +12421,7 @@
               <w:spacing w:after="10" w:before="0"/>
               <w:ind w:left="120"/>
             </w:pPr>
-            <w:hyperlink w:history="1" r:id="rIdswmptm1qhus8a_dwg8yjd">
+            <w:hyperlink w:history="1" r:id="rIdbe3pgsb3r_os1gr4yy348">
               <w:r>
                 <w:rPr>
                   <w:rFonts w:ascii="Arial" w:cs="Arial" w:eastAsia="Arial" w:hAnsi="Arial"/>
@@ -12616,7 +12616,7 @@
             <w:pPr>
               <w:spacing w:after="20" w:before="0"/>
             </w:pPr>
-            <w:hyperlink w:history="1" r:id="rIdwjekv0xzxzz8anrpeqxy-">
+            <w:hyperlink w:history="1" r:id="rIdozcox8mwtozh2s7hmgwzz">
               <w:r>
                 <w:rPr>
                   <w:rFonts w:ascii="Arial" w:cs="Arial" w:eastAsia="Arial" w:hAnsi="Arial"/>
@@ -12649,7 +12649,7 @@
               <w:spacing w:after="10" w:before="0"/>
               <w:ind w:left="120"/>
             </w:pPr>
-            <w:hyperlink w:history="1" r:id="rIdp-090vx3a5y850one9bj3">
+            <w:hyperlink w:history="1" r:id="rId_co2pnagptjllqhg_z72a">
               <w:r>
                 <w:rPr>
                   <w:rFonts w:ascii="Arial" w:cs="Arial" w:eastAsia="Arial" w:hAnsi="Arial"/>
@@ -12694,7 +12694,7 @@
             <w:pPr>
               <w:spacing w:after="20" w:before="0"/>
             </w:pPr>
-            <w:hyperlink w:history="1" r:id="rIdzgoeihd_ijjrfizbk-029">
+            <w:hyperlink w:history="1" r:id="rIddy0atjixedli9dipkpyav">
               <w:r>
                 <w:rPr>
                   <w:rFonts w:ascii="Arial" w:cs="Arial" w:eastAsia="Arial" w:hAnsi="Arial"/>
@@ -12727,7 +12727,7 @@
               <w:spacing w:after="10" w:before="0"/>
               <w:ind w:left="120"/>
             </w:pPr>
-            <w:hyperlink w:history="1" r:id="rIdgvhne4vocdveosp19nvrr">
+            <w:hyperlink w:history="1" r:id="rIdmezvnkalreaky6m3guvmg">
               <w:r>
                 <w:rPr>
                   <w:rFonts w:ascii="Arial" w:cs="Arial" w:eastAsia="Arial" w:hAnsi="Arial"/>
@@ -12998,7 +12998,7 @@
             <w:pPr>
               <w:spacing w:after="20" w:before="0"/>
             </w:pPr>
-            <w:hyperlink w:history="1" r:id="rIdt3kk5b5dntg_txpdwmrj9">
+            <w:hyperlink w:history="1" r:id="rIdoyhdmurkpyjle22heuvov">
               <w:r>
                 <w:rPr>
                   <w:rFonts w:ascii="Arial" w:cs="Arial" w:eastAsia="Arial" w:hAnsi="Arial"/>
@@ -13031,7 +13031,7 @@
               <w:spacing w:after="10" w:before="0"/>
               <w:ind w:left="120"/>
             </w:pPr>
-            <w:hyperlink w:history="1" r:id="rId0bx-bsgvxxpuxkt3bq555">
+            <w:hyperlink w:history="1" r:id="rIdp1vkwx6uqii5wnbsmxch0">
               <w:r>
                 <w:rPr>
                   <w:rFonts w:ascii="Arial" w:cs="Arial" w:eastAsia="Arial" w:hAnsi="Arial"/>
@@ -13076,7 +13076,7 @@
             <w:pPr>
               <w:spacing w:after="20" w:before="0"/>
             </w:pPr>
-            <w:hyperlink w:history="1" r:id="rIdg-2gtiusmjgm04vfvierp">
+            <w:hyperlink w:history="1" r:id="rIdmzu2mt7jmsy4gekbmvhol">
               <w:r>
                 <w:rPr>
                   <w:rFonts w:ascii="Arial" w:cs="Arial" w:eastAsia="Arial" w:hAnsi="Arial"/>
@@ -13109,7 +13109,7 @@
               <w:spacing w:after="10" w:before="0"/>
               <w:ind w:left="120"/>
             </w:pPr>
-            <w:hyperlink w:history="1" r:id="rIdcufi_c4smsbjhc7d53wkz">
+            <w:hyperlink w:history="1" r:id="rId5sitvkg67vr8rnxjpxnjm">
               <w:r>
                 <w:rPr>
                   <w:rFonts w:ascii="Arial" w:cs="Arial" w:eastAsia="Arial" w:hAnsi="Arial"/>
@@ -13456,7 +13456,7 @@
             <w:pPr>
               <w:spacing w:after="20" w:before="0"/>
             </w:pPr>
-            <w:hyperlink w:history="1" r:id="rIdbvxcefqoa2shlbytricpg">
+            <w:hyperlink w:history="1" r:id="rIdahfihnpqwa_tt2u2qkj9f">
               <w:r>
                 <w:rPr>
                   <w:rFonts w:ascii="Arial" w:cs="Arial" w:eastAsia="Arial" w:hAnsi="Arial"/>
@@ -13489,7 +13489,7 @@
               <w:spacing w:after="10" w:before="0"/>
               <w:ind w:left="120"/>
             </w:pPr>
-            <w:hyperlink w:history="1" r:id="rIdjassuyjc8gc5nrnco0gi9">
+            <w:hyperlink w:history="1" r:id="rIdvdcswdz381wkf_mgthhfg">
               <w:r>
                 <w:rPr>
                   <w:rFonts w:ascii="Arial" w:cs="Arial" w:eastAsia="Arial" w:hAnsi="Arial"/>
@@ -13534,7 +13534,7 @@
             <w:pPr>
               <w:spacing w:after="20" w:before="0"/>
             </w:pPr>
-            <w:hyperlink w:history="1" r:id="rId7thdqw2tiremhh-1indr8">
+            <w:hyperlink w:history="1" r:id="rIddoqhyv3ngmv184se4h-29">
               <w:r>
                 <w:rPr>
                   <w:rFonts w:ascii="Arial" w:cs="Arial" w:eastAsia="Arial" w:hAnsi="Arial"/>
@@ -13567,7 +13567,7 @@
               <w:spacing w:after="10" w:before="0"/>
               <w:ind w:left="120"/>
             </w:pPr>
-            <w:hyperlink w:history="1" r:id="rId__2hkj9ujqa0rcyr4yl3h">
+            <w:hyperlink w:history="1" r:id="rIdno3mhmyjnrc5su2rsmx8x">
               <w:r>
                 <w:rPr>
                   <w:rFonts w:ascii="Arial" w:cs="Arial" w:eastAsia="Arial" w:hAnsi="Arial"/>
@@ -13762,7 +13762,7 @@
             <w:pPr>
               <w:spacing w:after="20" w:before="0"/>
             </w:pPr>
-            <w:hyperlink w:history="1" r:id="rIdgtl_znwpxlthafslpsold">
+            <w:hyperlink w:history="1" r:id="rIdubxx43xaqygt1vs_77nzd">
               <w:r>
                 <w:rPr>
                   <w:rFonts w:ascii="Arial" w:cs="Arial" w:eastAsia="Arial" w:hAnsi="Arial"/>
@@ -13795,7 +13795,7 @@
               <w:spacing w:after="10" w:before="0"/>
               <w:ind w:left="120"/>
             </w:pPr>
-            <w:hyperlink w:history="1" r:id="rIdxmrbuczdiprujfnsru-ll">
+            <w:hyperlink w:history="1" r:id="rId3leeixu2aoa5lsv4j6z2z">
               <w:r>
                 <w:rPr>
                   <w:rFonts w:ascii="Arial" w:cs="Arial" w:eastAsia="Arial" w:hAnsi="Arial"/>
@@ -13840,7 +13840,7 @@
             <w:pPr>
               <w:spacing w:after="20" w:before="0"/>
             </w:pPr>
-            <w:hyperlink w:history="1" r:id="rIdwna_dyhdmkgzwdcddn9dc">
+            <w:hyperlink w:history="1" r:id="rIdxa3et5ivbvb_znsd9mxqo">
               <w:r>
                 <w:rPr>
                   <w:rFonts w:ascii="Arial" w:cs="Arial" w:eastAsia="Arial" w:hAnsi="Arial"/>
@@ -13873,7 +13873,7 @@
               <w:spacing w:after="10" w:before="0"/>
               <w:ind w:left="120"/>
             </w:pPr>
-            <w:hyperlink w:history="1" r:id="rId_4c9idk7hd8u96ddvy_h6">
+            <w:hyperlink w:history="1" r:id="rId1j6qqhkzdimrkgqlkv40l">
               <w:r>
                 <w:rPr>
                   <w:rFonts w:ascii="Arial" w:cs="Arial" w:eastAsia="Arial" w:hAnsi="Arial"/>
@@ -14385,7 +14385,7 @@
         </w:rPr>
         <w:t xml:space="preserve">© 2026 SeaVuria and ARES. Aligned with KICD objectives. Developed by SeaVuria; technical implementation by ARES (with AI assistance from Claude). Licensed under </w:t>
       </w:r>
-      <w:hyperlink w:history="1" r:id="rIdz6dr_vzhyaitdtf-tfpk0">
+      <w:hyperlink w:history="1" r:id="rIdntbuaibs6ggfo3y7ipmtx">
         <w:r>
           <w:rPr>
             <w:rFonts w:ascii="Arial" w:cs="Arial" w:eastAsia="Arial" w:hAnsi="Arial"/>
@@ -14406,7 +14406,7 @@
         </w:rPr>
         <w:t xml:space="preserve"> (</w:t>
       </w:r>
-      <w:hyperlink w:history="1" r:id="rIdfr01a3-vfqixh56j0xsoz">
+      <w:hyperlink w:history="1" r:id="rIdmz6t3g-tj7ku4jlod1xme">
         <w:r>
           <w:rPr>
             <w:rFonts w:ascii="Arial" w:cs="Arial" w:eastAsia="Arial" w:hAnsi="Arial"/>
@@ -15419,7 +15419,7 @@
             <w:pPr>
               <w:spacing w:after="20" w:before="0"/>
             </w:pPr>
-            <w:hyperlink w:history="1" r:id="rIdze6qwv5u9vgh6uk-kk3js">
+            <w:hyperlink w:history="1" r:id="rId2v6tqfesnyiwygfdxqwp3">
               <w:r>
                 <w:rPr>
                   <w:rFonts w:ascii="Arial" w:cs="Arial" w:eastAsia="Arial" w:hAnsi="Arial"/>
@@ -15452,7 +15452,7 @@
               <w:spacing w:after="10" w:before="0"/>
               <w:ind w:left="120"/>
             </w:pPr>
-            <w:hyperlink w:history="1" r:id="rIdyuawxuyimmreyxhy-_4_q">
+            <w:hyperlink w:history="1" r:id="rId3zx_zz86g3sv9fixtl3ay">
               <w:r>
                 <w:rPr>
                   <w:rFonts w:ascii="Arial" w:cs="Arial" w:eastAsia="Arial" w:hAnsi="Arial"/>
@@ -15497,7 +15497,7 @@
             <w:pPr>
               <w:spacing w:after="20" w:before="0"/>
             </w:pPr>
-            <w:hyperlink w:history="1" r:id="rIdvdddtkk1pm5ttltvlsx0e">
+            <w:hyperlink w:history="1" r:id="rIdjcwtqmhvrjbucobuvhhez">
               <w:r>
                 <w:rPr>
                   <w:rFonts w:ascii="Arial" w:cs="Arial" w:eastAsia="Arial" w:hAnsi="Arial"/>
@@ -15530,7 +15530,7 @@
               <w:spacing w:after="10" w:before="0"/>
               <w:ind w:left="120"/>
             </w:pPr>
-            <w:hyperlink w:history="1" r:id="rId0sllwxj-ck_zcihpp1vxx">
+            <w:hyperlink w:history="1" r:id="rIdnjpzbgkh5arncxsqnub7w">
               <w:r>
                 <w:rPr>
                   <w:rFonts w:ascii="Arial" w:cs="Arial" w:eastAsia="Arial" w:hAnsi="Arial"/>
@@ -15725,7 +15725,7 @@
             <w:pPr>
               <w:spacing w:after="20" w:before="0"/>
             </w:pPr>
-            <w:hyperlink w:history="1" r:id="rIdvrkrf-u9spo7mm7nynerp">
+            <w:hyperlink w:history="1" r:id="rIdfzjjavbzkrt5upyqhtowt">
               <w:r>
                 <w:rPr>
                   <w:rFonts w:ascii="Arial" w:cs="Arial" w:eastAsia="Arial" w:hAnsi="Arial"/>
@@ -15758,7 +15758,7 @@
               <w:spacing w:after="10" w:before="0"/>
               <w:ind w:left="120"/>
             </w:pPr>
-            <w:hyperlink w:history="1" r:id="rId8_ocxuirpysd62l8goijt">
+            <w:hyperlink w:history="1" r:id="rIdbzm4uxz8ekdmuzb95ma_y">
               <w:r>
                 <w:rPr>
                   <w:rFonts w:ascii="Arial" w:cs="Arial" w:eastAsia="Arial" w:hAnsi="Arial"/>
@@ -15803,7 +15803,7 @@
             <w:pPr>
               <w:spacing w:after="20" w:before="0"/>
             </w:pPr>
-            <w:hyperlink w:history="1" r:id="rIddxn-vjhwguqjrukxpcxuk">
+            <w:hyperlink w:history="1" r:id="rIdfvn_zsh52tgoht6nrcgav">
               <w:r>
                 <w:rPr>
                   <w:rFonts w:ascii="Arial" w:cs="Arial" w:eastAsia="Arial" w:hAnsi="Arial"/>
@@ -15836,7 +15836,7 @@
               <w:spacing w:after="10" w:before="0"/>
               <w:ind w:left="120"/>
             </w:pPr>
-            <w:hyperlink w:history="1" r:id="rIdpmayhr9yk43pk0k740ixz">
+            <w:hyperlink w:history="1" r:id="rIdqjp523iyxkp953c_kcxdr">
               <w:r>
                 <w:rPr>
                   <w:rFonts w:ascii="Arial" w:cs="Arial" w:eastAsia="Arial" w:hAnsi="Arial"/>
@@ -16031,7 +16031,7 @@
             <w:pPr>
               <w:spacing w:after="20" w:before="0"/>
             </w:pPr>
-            <w:hyperlink w:history="1" r:id="rIdxozda3c7hjpp8zqrxv-v-">
+            <w:hyperlink w:history="1" r:id="rIdhc18onvbtb5nnh9n1vp3k">
               <w:r>
                 <w:rPr>
                   <w:rFonts w:ascii="Arial" w:cs="Arial" w:eastAsia="Arial" w:hAnsi="Arial"/>
@@ -16064,7 +16064,7 @@
               <w:spacing w:after="10" w:before="0"/>
               <w:ind w:left="120"/>
             </w:pPr>
-            <w:hyperlink w:history="1" r:id="rIdn5akwrltrma-jcfj8lxmj">
+            <w:hyperlink w:history="1" r:id="rIdekmwwo7jbt4mby-vlm8dh">
               <w:r>
                 <w:rPr>
                   <w:rFonts w:ascii="Arial" w:cs="Arial" w:eastAsia="Arial" w:hAnsi="Arial"/>
@@ -16109,7 +16109,7 @@
             <w:pPr>
               <w:spacing w:after="20" w:before="0"/>
             </w:pPr>
-            <w:hyperlink w:history="1" r:id="rIde3r69yd497tlziz2mrpfz">
+            <w:hyperlink w:history="1" r:id="rId77ulvyyhpwabmpfzr53qf">
               <w:r>
                 <w:rPr>
                   <w:rFonts w:ascii="Arial" w:cs="Arial" w:eastAsia="Arial" w:hAnsi="Arial"/>
@@ -16142,7 +16142,7 @@
               <w:spacing w:after="10" w:before="0"/>
               <w:ind w:left="120"/>
             </w:pPr>
-            <w:hyperlink w:history="1" r:id="rIdaumjjfksmdlnrxpyn8znp">
+            <w:hyperlink w:history="1" r:id="rIdoemrrcb81jrltpnd2bmob">
               <w:r>
                 <w:rPr>
                   <w:rFonts w:ascii="Arial" w:cs="Arial" w:eastAsia="Arial" w:hAnsi="Arial"/>
@@ -16337,7 +16337,7 @@
             <w:pPr>
               <w:spacing w:after="20" w:before="0"/>
             </w:pPr>
-            <w:hyperlink w:history="1" r:id="rIda8p8xz_sp_vevzbeeyf4q">
+            <w:hyperlink w:history="1" r:id="rIdocxe9k423zfa0_rjzpxx2">
               <w:r>
                 <w:rPr>
                   <w:rFonts w:ascii="Arial" w:cs="Arial" w:eastAsia="Arial" w:hAnsi="Arial"/>
@@ -16370,7 +16370,7 @@
               <w:spacing w:after="10" w:before="0"/>
               <w:ind w:left="120"/>
             </w:pPr>
-            <w:hyperlink w:history="1" r:id="rIdvsmddbggavlw1de0oq_xn">
+            <w:hyperlink w:history="1" r:id="rId6yyk3tubeadzwv-uqbwod">
               <w:r>
                 <w:rPr>
                   <w:rFonts w:ascii="Arial" w:cs="Arial" w:eastAsia="Arial" w:hAnsi="Arial"/>
@@ -16415,7 +16415,7 @@
             <w:pPr>
               <w:spacing w:after="20" w:before="0"/>
             </w:pPr>
-            <w:hyperlink w:history="1" r:id="rId6qawto0_z9kd24_zzszpu">
+            <w:hyperlink w:history="1" r:id="rIdnousbuyfie38wwbkgq0ix">
               <w:r>
                 <w:rPr>
                   <w:rFonts w:ascii="Arial" w:cs="Arial" w:eastAsia="Arial" w:hAnsi="Arial"/>
@@ -16448,7 +16448,7 @@
               <w:spacing w:after="10" w:before="0"/>
               <w:ind w:left="120"/>
             </w:pPr>
-            <w:hyperlink w:history="1" r:id="rIdqranvtmkf1rkpqkxtjyq5">
+            <w:hyperlink w:history="1" r:id="rIduaavrz-ngr5i41xudpyfd">
               <w:r>
                 <w:rPr>
                   <w:rFonts w:ascii="Arial" w:cs="Arial" w:eastAsia="Arial" w:hAnsi="Arial"/>
@@ -16643,7 +16643,7 @@
             <w:pPr>
               <w:spacing w:after="20" w:before="0"/>
             </w:pPr>
-            <w:hyperlink w:history="1" r:id="rIdpq1qchxyc3ygszf8z-bje">
+            <w:hyperlink w:history="1" r:id="rId6vpdii9iyrb7yv4zqjpvm">
               <w:r>
                 <w:rPr>
                   <w:rFonts w:ascii="Arial" w:cs="Arial" w:eastAsia="Arial" w:hAnsi="Arial"/>
@@ -16676,7 +16676,7 @@
               <w:spacing w:after="10" w:before="0"/>
               <w:ind w:left="120"/>
             </w:pPr>
-            <w:hyperlink w:history="1" r:id="rIdalgmnrurjmukskri-mwyh">
+            <w:hyperlink w:history="1" r:id="rIdetrr_zhozsjazrlr8hwl_">
               <w:r>
                 <w:rPr>
                   <w:rFonts w:ascii="Arial" w:cs="Arial" w:eastAsia="Arial" w:hAnsi="Arial"/>
@@ -16721,7 +16721,7 @@
             <w:pPr>
               <w:spacing w:after="20" w:before="0"/>
             </w:pPr>
-            <w:hyperlink w:history="1" r:id="rIdzlpwkgf5etyda1w1mogam">
+            <w:hyperlink w:history="1" r:id="rIdf8qkrgvmbgej0d7w1vvrk">
               <w:r>
                 <w:rPr>
                   <w:rFonts w:ascii="Arial" w:cs="Arial" w:eastAsia="Arial" w:hAnsi="Arial"/>
@@ -16754,7 +16754,7 @@
               <w:spacing w:after="10" w:before="0"/>
               <w:ind w:left="120"/>
             </w:pPr>
-            <w:hyperlink w:history="1" r:id="rIdgil-om1-8wvufsvqwfqko">
+            <w:hyperlink w:history="1" r:id="rIdtjoqlxfrojuz3t84ketoh">
               <w:r>
                 <w:rPr>
                   <w:rFonts w:ascii="Arial" w:cs="Arial" w:eastAsia="Arial" w:hAnsi="Arial"/>
@@ -17361,7 +17361,7 @@
         </w:rPr>
         <w:t xml:space="preserve">© 2026 SeaVuria and ARES. Aligned with KICD objectives. Developed by SeaVuria; technical implementation by ARES (with AI assistance from Claude). Licensed under </w:t>
       </w:r>
-      <w:hyperlink w:history="1" r:id="rIdqbnf6whke2xuq3vmvq-kl">
+      <w:hyperlink w:history="1" r:id="rIdamdqj-hccsbnxjvaovk1z">
         <w:r>
           <w:rPr>
             <w:rFonts w:ascii="Arial" w:cs="Arial" w:eastAsia="Arial" w:hAnsi="Arial"/>
@@ -17382,7 +17382,7 @@
         </w:rPr>
         <w:t xml:space="preserve"> (</w:t>
       </w:r>
-      <w:hyperlink w:history="1" r:id="rIdycawrwk-pv-hae2emuaf7">
+      <w:hyperlink w:history="1" r:id="rIdylbrcvwccsy3wxiqquu2s">
         <w:r>
           <w:rPr>
             <w:rFonts w:ascii="Arial" w:cs="Arial" w:eastAsia="Arial" w:hAnsi="Arial"/>
@@ -18395,7 +18395,7 @@
             <w:pPr>
               <w:spacing w:after="20" w:before="0"/>
             </w:pPr>
-            <w:hyperlink w:history="1" r:id="rIdopqp2-xge9i1fkxiwfk-t">
+            <w:hyperlink w:history="1" r:id="rId2nfiavglnzddg8q7nciya">
               <w:r>
                 <w:rPr>
                   <w:rFonts w:ascii="Arial" w:cs="Arial" w:eastAsia="Arial" w:hAnsi="Arial"/>
@@ -18428,7 +18428,7 @@
               <w:spacing w:after="10" w:before="0"/>
               <w:ind w:left="120"/>
             </w:pPr>
-            <w:hyperlink w:history="1" r:id="rIdl8b75vwlupdbhldjeqcqg">
+            <w:hyperlink w:history="1" r:id="rIdibcuyzwd0bdhphhmtkds5">
               <w:r>
                 <w:rPr>
                   <w:rFonts w:ascii="Arial" w:cs="Arial" w:eastAsia="Arial" w:hAnsi="Arial"/>
@@ -18473,7 +18473,7 @@
             <w:pPr>
               <w:spacing w:after="20" w:before="0"/>
             </w:pPr>
-            <w:hyperlink w:history="1" r:id="rIdcpa7w7dmjj7jqwa5uv4rv">
+            <w:hyperlink w:history="1" r:id="rIddgmlepheothjczuj2mmgl">
               <w:r>
                 <w:rPr>
                   <w:rFonts w:ascii="Arial" w:cs="Arial" w:eastAsia="Arial" w:hAnsi="Arial"/>
@@ -18506,7 +18506,7 @@
               <w:spacing w:after="10" w:before="0"/>
               <w:ind w:left="120"/>
             </w:pPr>
-            <w:hyperlink w:history="1" r:id="rId1a6wdni2tsk41qchg7bpi">
+            <w:hyperlink w:history="1" r:id="rIdhjxnsrgs0-fh0uw_07avj">
               <w:r>
                 <w:rPr>
                   <w:rFonts w:ascii="Arial" w:cs="Arial" w:eastAsia="Arial" w:hAnsi="Arial"/>
@@ -18701,7 +18701,7 @@
             <w:pPr>
               <w:spacing w:after="20" w:before="0"/>
             </w:pPr>
-            <w:hyperlink w:history="1" r:id="rId9gp6mycqetoiy1zk_sdyy">
+            <w:hyperlink w:history="1" r:id="rIdte_cazlp23mgotokw-siq">
               <w:r>
                 <w:rPr>
                   <w:rFonts w:ascii="Arial" w:cs="Arial" w:eastAsia="Arial" w:hAnsi="Arial"/>
@@ -18734,7 +18734,7 @@
               <w:spacing w:after="10" w:before="0"/>
               <w:ind w:left="120"/>
             </w:pPr>
-            <w:hyperlink w:history="1" r:id="rIdthe2u7ne6bc08evllk_n-">
+            <w:hyperlink w:history="1" r:id="rIdrp_0titdolsht12gprv9r">
               <w:r>
                 <w:rPr>
                   <w:rFonts w:ascii="Arial" w:cs="Arial" w:eastAsia="Arial" w:hAnsi="Arial"/>
@@ -18779,7 +18779,7 @@
             <w:pPr>
               <w:spacing w:after="20" w:before="0"/>
             </w:pPr>
-            <w:hyperlink w:history="1" r:id="rIdurhkiq_leuswynwsziuxg">
+            <w:hyperlink w:history="1" r:id="rIdhjl-pskxkvvrh07y__hvg">
               <w:r>
                 <w:rPr>
                   <w:rFonts w:ascii="Arial" w:cs="Arial" w:eastAsia="Arial" w:hAnsi="Arial"/>
@@ -18812,7 +18812,7 @@
               <w:spacing w:after="10" w:before="0"/>
               <w:ind w:left="120"/>
             </w:pPr>
-            <w:hyperlink w:history="1" r:id="rId2hzmotemx4ntwjc1hmkh3">
+            <w:hyperlink w:history="1" r:id="rIdgjcb1unsjofphq-kcw1xs">
               <w:r>
                 <w:rPr>
                   <w:rFonts w:ascii="Arial" w:cs="Arial" w:eastAsia="Arial" w:hAnsi="Arial"/>
@@ -19159,7 +19159,7 @@
             <w:pPr>
               <w:spacing w:after="20" w:before="0"/>
             </w:pPr>
-            <w:hyperlink w:history="1" r:id="rId6p3nzf-lrghsiavo_h1yk">
+            <w:hyperlink w:history="1" r:id="rIdp6xeombdchsqnpfgetd1q">
               <w:r>
                 <w:rPr>
                   <w:rFonts w:ascii="Arial" w:cs="Arial" w:eastAsia="Arial" w:hAnsi="Arial"/>
@@ -19192,7 +19192,7 @@
               <w:spacing w:after="10" w:before="0"/>
               <w:ind w:left="120"/>
             </w:pPr>
-            <w:hyperlink w:history="1" r:id="rId6mzcp3jm4n070uusynhsd">
+            <w:hyperlink w:history="1" r:id="rIdg8luoltt2lrxl_1vo8isy">
               <w:r>
                 <w:rPr>
                   <w:rFonts w:ascii="Arial" w:cs="Arial" w:eastAsia="Arial" w:hAnsi="Arial"/>
@@ -19237,7 +19237,7 @@
             <w:pPr>
               <w:spacing w:after="20" w:before="0"/>
             </w:pPr>
-            <w:hyperlink w:history="1" r:id="rId8gshwjnkkmcnaczq5lso8">
+            <w:hyperlink w:history="1" r:id="rIdcapa3h9ratykuti2jnvq6">
               <w:r>
                 <w:rPr>
                   <w:rFonts w:ascii="Arial" w:cs="Arial" w:eastAsia="Arial" w:hAnsi="Arial"/>
@@ -19270,7 +19270,7 @@
               <w:spacing w:after="10" w:before="0"/>
               <w:ind w:left="120"/>
             </w:pPr>
-            <w:hyperlink w:history="1" r:id="rIdbuyrmnn1lun7vdrkrk5sz">
+            <w:hyperlink w:history="1" r:id="rIdwtjm1uioxtjdwzgqiqawb">
               <w:r>
                 <w:rPr>
                   <w:rFonts w:ascii="Arial" w:cs="Arial" w:eastAsia="Arial" w:hAnsi="Arial"/>
@@ -19617,7 +19617,7 @@
             <w:pPr>
               <w:spacing w:after="20" w:before="0"/>
             </w:pPr>
-            <w:hyperlink w:history="1" r:id="rIdrcfeynx03fenaisz3yoct">
+            <w:hyperlink w:history="1" r:id="rId5utz0jimc3oxf6w_dboou">
               <w:r>
                 <w:rPr>
                   <w:rFonts w:ascii="Arial" w:cs="Arial" w:eastAsia="Arial" w:hAnsi="Arial"/>
@@ -19650,7 +19650,7 @@
               <w:spacing w:after="10" w:before="0"/>
               <w:ind w:left="120"/>
             </w:pPr>
-            <w:hyperlink w:history="1" r:id="rIdglw2tnresn0qh6sp67xyx">
+            <w:hyperlink w:history="1" r:id="rIdmgi8rgi8xwfzadc9fkuov">
               <w:r>
                 <w:rPr>
                   <w:rFonts w:ascii="Arial" w:cs="Arial" w:eastAsia="Arial" w:hAnsi="Arial"/>
@@ -19695,7 +19695,7 @@
             <w:pPr>
               <w:spacing w:after="20" w:before="0"/>
             </w:pPr>
-            <w:hyperlink w:history="1" r:id="rIdjqczz3mltgldhrkpwmrm4">
+            <w:hyperlink w:history="1" r:id="rIdx1lcdwvqt48vpdvzc7oit">
               <w:r>
                 <w:rPr>
                   <w:rFonts w:ascii="Arial" w:cs="Arial" w:eastAsia="Arial" w:hAnsi="Arial"/>
@@ -19728,7 +19728,7 @@
               <w:spacing w:after="10" w:before="0"/>
               <w:ind w:left="120"/>
             </w:pPr>
-            <w:hyperlink w:history="1" r:id="rIdcnty8rhy52ybcf7n1bk2i">
+            <w:hyperlink w:history="1" r:id="rIdvvcgxr2odr9jxongqlplo">
               <w:r>
                 <w:rPr>
                   <w:rFonts w:ascii="Arial" w:cs="Arial" w:eastAsia="Arial" w:hAnsi="Arial"/>
@@ -19923,7 +19923,7 @@
             <w:pPr>
               <w:spacing w:after="20" w:before="0"/>
             </w:pPr>
-            <w:hyperlink w:history="1" r:id="rId5aa6mbb66fc5xikni2nw6">
+            <w:hyperlink w:history="1" r:id="rId2_svwrlna4hv7gqnsalka">
               <w:r>
                 <w:rPr>
                   <w:rFonts w:ascii="Arial" w:cs="Arial" w:eastAsia="Arial" w:hAnsi="Arial"/>
@@ -19956,7 +19956,7 @@
               <w:spacing w:after="10" w:before="0"/>
               <w:ind w:left="120"/>
             </w:pPr>
-            <w:hyperlink w:history="1" r:id="rIdk7qwcuu7vk0vtpie_jpih">
+            <w:hyperlink w:history="1" r:id="rIdtl0ttl0ebvwo_jfqv8bex">
               <w:r>
                 <w:rPr>
                   <w:rFonts w:ascii="Arial" w:cs="Arial" w:eastAsia="Arial" w:hAnsi="Arial"/>
@@ -20001,7 +20001,7 @@
             <w:pPr>
               <w:spacing w:after="20" w:before="0"/>
             </w:pPr>
-            <w:hyperlink w:history="1" r:id="rIdxdtkrytclujgjvyhlr_mr">
+            <w:hyperlink w:history="1" r:id="rIdavicti8rydvmobl15b1ln">
               <w:r>
                 <w:rPr>
                   <w:rFonts w:ascii="Arial" w:cs="Arial" w:eastAsia="Arial" w:hAnsi="Arial"/>
@@ -20034,7 +20034,7 @@
               <w:spacing w:after="10" w:before="0"/>
               <w:ind w:left="120"/>
             </w:pPr>
-            <w:hyperlink w:history="1" r:id="rId28f7nakaipxjeersstymi">
+            <w:hyperlink w:history="1" r:id="rIdvjzboebstndyf1jtl464m">
               <w:r>
                 <w:rPr>
                   <w:rFonts w:ascii="Arial" w:cs="Arial" w:eastAsia="Arial" w:hAnsi="Arial"/>
@@ -20736,7 +20736,7 @@
         </w:rPr>
         <w:t xml:space="preserve">© 2026 SeaVuria and ARES. Aligned with KICD objectives. Developed by SeaVuria; technical implementation by ARES (with AI assistance from Claude). Licensed under </w:t>
       </w:r>
-      <w:hyperlink w:history="1" r:id="rIdyjf38dtxsh_clezhzcja4">
+      <w:hyperlink w:history="1" r:id="rIdtsw8wqbqro3qoepyd5djl">
         <w:r>
           <w:rPr>
             <w:rFonts w:ascii="Arial" w:cs="Arial" w:eastAsia="Arial" w:hAnsi="Arial"/>
@@ -20757,7 +20757,7 @@
         </w:rPr>
         <w:t xml:space="preserve"> (</w:t>
       </w:r>
-      <w:hyperlink w:history="1" r:id="rIdb_al8l0ify8wte-tzq5l4">
+      <w:hyperlink w:history="1" r:id="rIdv-qt2mcyb6rjhr3a57ton">
         <w:r>
           <w:rPr>
             <w:rFonts w:ascii="Arial" w:cs="Arial" w:eastAsia="Arial" w:hAnsi="Arial"/>
@@ -21770,7 +21770,7 @@
             <w:pPr>
               <w:spacing w:after="20" w:before="0"/>
             </w:pPr>
-            <w:hyperlink w:history="1" r:id="rIdfeha-gtvrz1wtmwivvu8e">
+            <w:hyperlink w:history="1" r:id="rIdfl5pbubpvloi7rjg0qosb">
               <w:r>
                 <w:rPr>
                   <w:rFonts w:ascii="Arial" w:cs="Arial" w:eastAsia="Arial" w:hAnsi="Arial"/>
@@ -21803,7 +21803,7 @@
               <w:spacing w:after="10" w:before="0"/>
               <w:ind w:left="120"/>
             </w:pPr>
-            <w:hyperlink w:history="1" r:id="rIdisdufv0tbvvgchan9jmqd">
+            <w:hyperlink w:history="1" r:id="rIdum7etnn4elitfkdavh1dy">
               <w:r>
                 <w:rPr>
                   <w:rFonts w:ascii="Arial" w:cs="Arial" w:eastAsia="Arial" w:hAnsi="Arial"/>
@@ -21848,7 +21848,7 @@
             <w:pPr>
               <w:spacing w:after="20" w:before="0"/>
             </w:pPr>
-            <w:hyperlink w:history="1" r:id="rId2_kzfx-ylvl5ooorh7rfk">
+            <w:hyperlink w:history="1" r:id="rIdzdlabp6imxt-icbu7fa40">
               <w:r>
                 <w:rPr>
                   <w:rFonts w:ascii="Arial" w:cs="Arial" w:eastAsia="Arial" w:hAnsi="Arial"/>
@@ -21881,7 +21881,7 @@
               <w:spacing w:after="10" w:before="0"/>
               <w:ind w:left="120"/>
             </w:pPr>
-            <w:hyperlink w:history="1" r:id="rIdzzn6w-kjfgznvcsispmkb">
+            <w:hyperlink w:history="1" r:id="rIdq12mosmir27oc7rqskawt">
               <w:r>
                 <w:rPr>
                   <w:rFonts w:ascii="Arial" w:cs="Arial" w:eastAsia="Arial" w:hAnsi="Arial"/>
@@ -22076,7 +22076,7 @@
             <w:pPr>
               <w:spacing w:after="20" w:before="0"/>
             </w:pPr>
-            <w:hyperlink w:history="1" r:id="rIdl-0opdagh1k5jqxhbz3kf">
+            <w:hyperlink w:history="1" r:id="rIdjr3gfhyufrhkahpne9fmk">
               <w:r>
                 <w:rPr>
                   <w:rFonts w:ascii="Arial" w:cs="Arial" w:eastAsia="Arial" w:hAnsi="Arial"/>
@@ -22109,7 +22109,7 @@
               <w:spacing w:after="10" w:before="0"/>
               <w:ind w:left="120"/>
             </w:pPr>
-            <w:hyperlink w:history="1" r:id="rIdjpq8p0wv_6zyb12dfxtpq">
+            <w:hyperlink w:history="1" r:id="rIdhpzzgkagumcyzlailvzez">
               <w:r>
                 <w:rPr>
                   <w:rFonts w:ascii="Arial" w:cs="Arial" w:eastAsia="Arial" w:hAnsi="Arial"/>
@@ -22154,7 +22154,7 @@
             <w:pPr>
               <w:spacing w:after="20" w:before="0"/>
             </w:pPr>
-            <w:hyperlink w:history="1" r:id="rIdca3kz7aterrfrfijhmw8k">
+            <w:hyperlink w:history="1" r:id="rIdt99imxfknbkqtm2rptef3">
               <w:r>
                 <w:rPr>
                   <w:rFonts w:ascii="Arial" w:cs="Arial" w:eastAsia="Arial" w:hAnsi="Arial"/>
@@ -22187,7 +22187,7 @@
               <w:spacing w:after="10" w:before="0"/>
               <w:ind w:left="120"/>
             </w:pPr>
-            <w:hyperlink w:history="1" r:id="rId0b-kixju7ashtwlx590qd">
+            <w:hyperlink w:history="1" r:id="rIdn-vin_9km54kxqcnnlcbt">
               <w:r>
                 <w:rPr>
                   <w:rFonts w:ascii="Arial" w:cs="Arial" w:eastAsia="Arial" w:hAnsi="Arial"/>
@@ -22534,7 +22534,7 @@
             <w:pPr>
               <w:spacing w:after="20" w:before="0"/>
             </w:pPr>
-            <w:hyperlink w:history="1" r:id="rIdzj6_uqnjlncj25py0ckhw">
+            <w:hyperlink w:history="1" r:id="rIdw1vqka7amkdntx-vc1id9">
               <w:r>
                 <w:rPr>
                   <w:rFonts w:ascii="Arial" w:cs="Arial" w:eastAsia="Arial" w:hAnsi="Arial"/>
@@ -22567,7 +22567,7 @@
               <w:spacing w:after="10" w:before="0"/>
               <w:ind w:left="120"/>
             </w:pPr>
-            <w:hyperlink w:history="1" r:id="rIdk1oxaaeztg8brukaamn7t">
+            <w:hyperlink w:history="1" r:id="rIddsmirjzdk7rw8wy6_equa">
               <w:r>
                 <w:rPr>
                   <w:rFonts w:ascii="Arial" w:cs="Arial" w:eastAsia="Arial" w:hAnsi="Arial"/>
@@ -22612,7 +22612,7 @@
             <w:pPr>
               <w:spacing w:after="20" w:before="0"/>
             </w:pPr>
-            <w:hyperlink w:history="1" r:id="rIdpkj_jyzci_25norqwqlvv">
+            <w:hyperlink w:history="1" r:id="rIdxs7urvbqp2-ynutd3jlh4">
               <w:r>
                 <w:rPr>
                   <w:rFonts w:ascii="Arial" w:cs="Arial" w:eastAsia="Arial" w:hAnsi="Arial"/>
@@ -22645,7 +22645,7 @@
               <w:spacing w:after="10" w:before="0"/>
               <w:ind w:left="120"/>
             </w:pPr>
-            <w:hyperlink w:history="1" r:id="rIdlcervkxdwd2cifgtfmcs0">
+            <w:hyperlink w:history="1" r:id="rId_aro6_hpx9vflrdn_6hbk">
               <w:r>
                 <w:rPr>
                   <w:rFonts w:ascii="Arial" w:cs="Arial" w:eastAsia="Arial" w:hAnsi="Arial"/>
@@ -22916,7 +22916,7 @@
             <w:pPr>
               <w:spacing w:after="20" w:before="0"/>
             </w:pPr>
-            <w:hyperlink w:history="1" r:id="rIdky97kienwmpt9rl2plje7">
+            <w:hyperlink w:history="1" r:id="rIdyk_1x4zwr4geekv0iofkq">
               <w:r>
                 <w:rPr>
                   <w:rFonts w:ascii="Arial" w:cs="Arial" w:eastAsia="Arial" w:hAnsi="Arial"/>
@@ -22949,7 +22949,7 @@
               <w:spacing w:after="10" w:before="0"/>
               <w:ind w:left="120"/>
             </w:pPr>
-            <w:hyperlink w:history="1" r:id="rIdlxqsfaak27igfamr4tkmy">
+            <w:hyperlink w:history="1" r:id="rIdarvtzok7_qxsznuhon4y0">
               <w:r>
                 <w:rPr>
                   <w:rFonts w:ascii="Arial" w:cs="Arial" w:eastAsia="Arial" w:hAnsi="Arial"/>
@@ -22994,7 +22994,7 @@
             <w:pPr>
               <w:spacing w:after="20" w:before="0"/>
             </w:pPr>
-            <w:hyperlink w:history="1" r:id="rIdrxss9nog0xsgvlxejzgym">
+            <w:hyperlink w:history="1" r:id="rId6beacb3eu_97xmusomnmz">
               <w:r>
                 <w:rPr>
                   <w:rFonts w:ascii="Arial" w:cs="Arial" w:eastAsia="Arial" w:hAnsi="Arial"/>
@@ -23027,7 +23027,7 @@
               <w:spacing w:after="10" w:before="0"/>
               <w:ind w:left="120"/>
             </w:pPr>
-            <w:hyperlink w:history="1" r:id="rIdlekxseklfrxk7hsq3ctgq">
+            <w:hyperlink w:history="1" r:id="rIdvpbwvspvuz99otufowfha">
               <w:r>
                 <w:rPr>
                   <w:rFonts w:ascii="Arial" w:cs="Arial" w:eastAsia="Arial" w:hAnsi="Arial"/>
@@ -23222,7 +23222,7 @@
             <w:pPr>
               <w:spacing w:after="20" w:before="0"/>
             </w:pPr>
-            <w:hyperlink w:history="1" r:id="rIduhkh9jp0am1fnl8avqxiw">
+            <w:hyperlink w:history="1" r:id="rId09netn07uqfjxyrp-tvbw">
               <w:r>
                 <w:rPr>
                   <w:rFonts w:ascii="Arial" w:cs="Arial" w:eastAsia="Arial" w:hAnsi="Arial"/>
@@ -23255,7 +23255,7 @@
               <w:spacing w:after="10" w:before="0"/>
               <w:ind w:left="120"/>
             </w:pPr>
-            <w:hyperlink w:history="1" r:id="rIdnsfd5xznidcmwfs_tzjud">
+            <w:hyperlink w:history="1" r:id="rIdtwwiqn0fei-fp5mtgzdt2">
               <w:r>
                 <w:rPr>
                   <w:rFonts w:ascii="Arial" w:cs="Arial" w:eastAsia="Arial" w:hAnsi="Arial"/>
@@ -23300,7 +23300,7 @@
             <w:pPr>
               <w:spacing w:after="20" w:before="0"/>
             </w:pPr>
-            <w:hyperlink w:history="1" r:id="rIdrodpjafsntffamstnfean">
+            <w:hyperlink w:history="1" r:id="rIdka9mazs-wbkz4hpujrpln">
               <w:r>
                 <w:rPr>
                   <w:rFonts w:ascii="Arial" w:cs="Arial" w:eastAsia="Arial" w:hAnsi="Arial"/>
@@ -23333,7 +23333,7 @@
               <w:spacing w:after="10" w:before="0"/>
               <w:ind w:left="120"/>
             </w:pPr>
-            <w:hyperlink w:history="1" r:id="rIdhgrzgufbwibscpnh8emrb">
+            <w:hyperlink w:history="1" r:id="rIdkgaqpe_zkdbdkrm18fuxw">
               <w:r>
                 <w:rPr>
                   <w:rFonts w:ascii="Arial" w:cs="Arial" w:eastAsia="Arial" w:hAnsi="Arial"/>
@@ -23997,7 +23997,7 @@
         </w:rPr>
         <w:t xml:space="preserve">© 2026 SeaVuria and ARES. Aligned with KICD objectives. Developed by SeaVuria; technical implementation by ARES (with AI assistance from Claude). Licensed under </w:t>
       </w:r>
-      <w:hyperlink w:history="1" r:id="rIduj4ari45jz2o3lckmbonu">
+      <w:hyperlink w:history="1" r:id="rId1l9pqbhlnl7-sjk2uyrpr">
         <w:r>
           <w:rPr>
             <w:rFonts w:ascii="Arial" w:cs="Arial" w:eastAsia="Arial" w:hAnsi="Arial"/>
@@ -24018,7 +24018,7 @@
         </w:rPr>
         <w:t xml:space="preserve"> (</w:t>
       </w:r>
-      <w:hyperlink w:history="1" r:id="rIdd9evxionbcorjkreolgb0">
+      <w:hyperlink w:history="1" r:id="rIdfpjouf42crtwytzw4eifc">
         <w:r>
           <w:rPr>
             <w:rFonts w:ascii="Arial" w:cs="Arial" w:eastAsia="Arial" w:hAnsi="Arial"/>
@@ -25031,7 +25031,7 @@
             <w:pPr>
               <w:spacing w:after="20" w:before="0"/>
             </w:pPr>
-            <w:hyperlink w:history="1" r:id="rIdn4fnpnaa8orp6rdglf2m9">
+            <w:hyperlink w:history="1" r:id="rIdemrbuktsbvmsf_b_pxqbd">
               <w:r>
                 <w:rPr>
                   <w:rFonts w:ascii="Arial" w:cs="Arial" w:eastAsia="Arial" w:hAnsi="Arial"/>
@@ -25064,7 +25064,7 @@
               <w:spacing w:after="10" w:before="0"/>
               <w:ind w:left="120"/>
             </w:pPr>
-            <w:hyperlink w:history="1" r:id="rId2hjhs_v_mxuksmjqa724j">
+            <w:hyperlink w:history="1" r:id="rId5xwkrxla4c9rm8gxlmc8z">
               <w:r>
                 <w:rPr>
                   <w:rFonts w:ascii="Arial" w:cs="Arial" w:eastAsia="Arial" w:hAnsi="Arial"/>
@@ -25109,7 +25109,7 @@
             <w:pPr>
               <w:spacing w:after="20" w:before="0"/>
             </w:pPr>
-            <w:hyperlink w:history="1" r:id="rIdhdbkobs4wnirujwcf-ovs">
+            <w:hyperlink w:history="1" r:id="rIducum-u5pkntuf2wockncv">
               <w:r>
                 <w:rPr>
                   <w:rFonts w:ascii="Arial" w:cs="Arial" w:eastAsia="Arial" w:hAnsi="Arial"/>
@@ -25142,7 +25142,7 @@
               <w:spacing w:after="10" w:before="0"/>
               <w:ind w:left="120"/>
             </w:pPr>
-            <w:hyperlink w:history="1" r:id="rIdvkf6gtmong7t2dhz79lvs">
+            <w:hyperlink w:history="1" r:id="rIddmulyiwzwrbvxlchre-pd">
               <w:r>
                 <w:rPr>
                   <w:rFonts w:ascii="Arial" w:cs="Arial" w:eastAsia="Arial" w:hAnsi="Arial"/>
@@ -25337,7 +25337,7 @@
             <w:pPr>
               <w:spacing w:after="20" w:before="0"/>
             </w:pPr>
-            <w:hyperlink w:history="1" r:id="rId0y3cobw9bwdoaipn71foo">
+            <w:hyperlink w:history="1" r:id="rId_1ndrijx7m72fn83xki1j">
               <w:r>
                 <w:rPr>
                   <w:rFonts w:ascii="Arial" w:cs="Arial" w:eastAsia="Arial" w:hAnsi="Arial"/>
@@ -25370,7 +25370,7 @@
               <w:spacing w:after="10" w:before="0"/>
               <w:ind w:left="120"/>
             </w:pPr>
-            <w:hyperlink w:history="1" r:id="rIdrdx03obi3zlnbm9fhxtwm">
+            <w:hyperlink w:history="1" r:id="rIdnsj_cztixlit-tsvaqrmu">
               <w:r>
                 <w:rPr>
                   <w:rFonts w:ascii="Arial" w:cs="Arial" w:eastAsia="Arial" w:hAnsi="Arial"/>
@@ -25415,7 +25415,7 @@
             <w:pPr>
               <w:spacing w:after="20" w:before="0"/>
             </w:pPr>
-            <w:hyperlink w:history="1" r:id="rIdbtch-faxwtjnvr__jxpt6">
+            <w:hyperlink w:history="1" r:id="rIdzymtjaloulydyxntgerkl">
               <w:r>
                 <w:rPr>
                   <w:rFonts w:ascii="Arial" w:cs="Arial" w:eastAsia="Arial" w:hAnsi="Arial"/>
@@ -25448,7 +25448,7 @@
               <w:spacing w:after="10" w:before="0"/>
               <w:ind w:left="120"/>
             </w:pPr>
-            <w:hyperlink w:history="1" r:id="rId7ulb_kc-ht015r_bumycl">
+            <w:hyperlink w:history="1" r:id="rIdc1f9ficpltz0tgqrifj-u">
               <w:r>
                 <w:rPr>
                   <w:rFonts w:ascii="Arial" w:cs="Arial" w:eastAsia="Arial" w:hAnsi="Arial"/>
@@ -25643,7 +25643,7 @@
             <w:pPr>
               <w:spacing w:after="20" w:before="0"/>
             </w:pPr>
-            <w:hyperlink w:history="1" r:id="rId87dvemwjby3zv_6vw6jly">
+            <w:hyperlink w:history="1" r:id="rIdcmhpwphdpksxaliim6yoj">
               <w:r>
                 <w:rPr>
                   <w:rFonts w:ascii="Arial" w:cs="Arial" w:eastAsia="Arial" w:hAnsi="Arial"/>
@@ -25676,7 +25676,7 @@
               <w:spacing w:after="10" w:before="0"/>
               <w:ind w:left="120"/>
             </w:pPr>
-            <w:hyperlink w:history="1" r:id="rIdukgv1speshlalv3syzq16">
+            <w:hyperlink w:history="1" r:id="rIdz-svfyxmz6xhfukw0t0sb">
               <w:r>
                 <w:rPr>
                   <w:rFonts w:ascii="Arial" w:cs="Arial" w:eastAsia="Arial" w:hAnsi="Arial"/>
@@ -25721,7 +25721,7 @@
             <w:pPr>
               <w:spacing w:after="20" w:before="0"/>
             </w:pPr>
-            <w:hyperlink w:history="1" r:id="rIdd0zi0hiuucngsyvipgn0v">
+            <w:hyperlink w:history="1" r:id="rId91btg2umqmuw344guwfru">
               <w:r>
                 <w:rPr>
                   <w:rFonts w:ascii="Arial" w:cs="Arial" w:eastAsia="Arial" w:hAnsi="Arial"/>
@@ -25754,7 +25754,7 @@
               <w:spacing w:after="10" w:before="0"/>
               <w:ind w:left="120"/>
             </w:pPr>
-            <w:hyperlink w:history="1" r:id="rIdklaqldftvl5kgzyszi1vt">
+            <w:hyperlink w:history="1" r:id="rIdrshauv6xue-i9yxb94sqh">
               <w:r>
                 <w:rPr>
                   <w:rFonts w:ascii="Arial" w:cs="Arial" w:eastAsia="Arial" w:hAnsi="Arial"/>
@@ -25949,7 +25949,7 @@
             <w:pPr>
               <w:spacing w:after="20" w:before="0"/>
             </w:pPr>
-            <w:hyperlink w:history="1" r:id="rId1hajl4odhxjjhwxqogawj">
+            <w:hyperlink w:history="1" r:id="rIdbxonxgpqx1w4kzjv5vxvf">
               <w:r>
                 <w:rPr>
                   <w:rFonts w:ascii="Arial" w:cs="Arial" w:eastAsia="Arial" w:hAnsi="Arial"/>
@@ -25982,7 +25982,7 @@
               <w:spacing w:after="10" w:before="0"/>
               <w:ind w:left="120"/>
             </w:pPr>
-            <w:hyperlink w:history="1" r:id="rId9puqqyxay1jmq7h3da_nb">
+            <w:hyperlink w:history="1" r:id="rIdynpguutaejdnro2kxojaq">
               <w:r>
                 <w:rPr>
                   <w:rFonts w:ascii="Arial" w:cs="Arial" w:eastAsia="Arial" w:hAnsi="Arial"/>
@@ -26027,7 +26027,7 @@
             <w:pPr>
               <w:spacing w:after="20" w:before="0"/>
             </w:pPr>
-            <w:hyperlink w:history="1" r:id="rId1ydkm56vdif_xmgmra6zs">
+            <w:hyperlink w:history="1" r:id="rIdeohl_knaj_uhy6vglwgkx">
               <w:r>
                 <w:rPr>
                   <w:rFonts w:ascii="Arial" w:cs="Arial" w:eastAsia="Arial" w:hAnsi="Arial"/>
@@ -26060,7 +26060,7 @@
               <w:spacing w:after="10" w:before="0"/>
               <w:ind w:left="120"/>
             </w:pPr>
-            <w:hyperlink w:history="1" r:id="rId6lkhx9ssn6sd1hddto4su">
+            <w:hyperlink w:history="1" r:id="rIdba0hxonwhoguoa8-0utgw">
               <w:r>
                 <w:rPr>
                   <w:rFonts w:ascii="Arial" w:cs="Arial" w:eastAsia="Arial" w:hAnsi="Arial"/>
@@ -26255,7 +26255,7 @@
             <w:pPr>
               <w:spacing w:after="20" w:before="0"/>
             </w:pPr>
-            <w:hyperlink w:history="1" r:id="rIdis5nj8nggl0ozkn6fyoed">
+            <w:hyperlink w:history="1" r:id="rIdvqvhm1cwaoueubwxa7axr">
               <w:r>
                 <w:rPr>
                   <w:rFonts w:ascii="Arial" w:cs="Arial" w:eastAsia="Arial" w:hAnsi="Arial"/>
@@ -26288,7 +26288,7 @@
               <w:spacing w:after="10" w:before="0"/>
               <w:ind w:left="120"/>
             </w:pPr>
-            <w:hyperlink w:history="1" r:id="rId1nn7-kp6vvfslcjup92yu">
+            <w:hyperlink w:history="1" r:id="rIdkh7lwqusyuzoy5kmow7sf">
               <w:r>
                 <w:rPr>
                   <w:rFonts w:ascii="Arial" w:cs="Arial" w:eastAsia="Arial" w:hAnsi="Arial"/>
@@ -26333,7 +26333,7 @@
             <w:pPr>
               <w:spacing w:after="20" w:before="0"/>
             </w:pPr>
-            <w:hyperlink w:history="1" r:id="rIdxjxy1fojgnwou6udanygs">
+            <w:hyperlink w:history="1" r:id="rIdgtc85rkosiwmlojqsakve">
               <w:r>
                 <w:rPr>
                   <w:rFonts w:ascii="Arial" w:cs="Arial" w:eastAsia="Arial" w:hAnsi="Arial"/>
@@ -26366,7 +26366,7 @@
               <w:spacing w:after="10" w:before="0"/>
               <w:ind w:left="120"/>
             </w:pPr>
-            <w:hyperlink w:history="1" r:id="rIdufq3xj21yr41keok-cj8h">
+            <w:hyperlink w:history="1" r:id="rIdl3lgi-daamtq_yzz6znbi">
               <w:r>
                 <w:rPr>
                   <w:rFonts w:ascii="Arial" w:cs="Arial" w:eastAsia="Arial" w:hAnsi="Arial"/>
@@ -26878,7 +26878,7 @@
         </w:rPr>
         <w:t xml:space="preserve">© 2026 SeaVuria and ARES. Aligned with KICD objectives. Developed by SeaVuria; technical implementation by ARES (with AI assistance from Claude). Licensed under </w:t>
       </w:r>
-      <w:hyperlink w:history="1" r:id="rIda0ifkk3awe4ynlpjvqap4">
+      <w:hyperlink w:history="1" r:id="rId2dz3zily4erzl3ycxvmzn">
         <w:r>
           <w:rPr>
             <w:rFonts w:ascii="Arial" w:cs="Arial" w:eastAsia="Arial" w:hAnsi="Arial"/>
@@ -26899,7 +26899,7 @@
         </w:rPr>
         <w:t xml:space="preserve"> (</w:t>
       </w:r>
-      <w:hyperlink w:history="1" r:id="rId1vyfelalhedpscis5ylqp">
+      <w:hyperlink w:history="1" r:id="rIdqe9oqmvptf1f-eek9f3sl">
         <w:r>
           <w:rPr>
             <w:rFonts w:ascii="Arial" w:cs="Arial" w:eastAsia="Arial" w:hAnsi="Arial"/>
@@ -27912,7 +27912,7 @@
             <w:pPr>
               <w:spacing w:after="20" w:before="0"/>
             </w:pPr>
-            <w:hyperlink w:history="1" r:id="rIdhyrtggdhxp8tge3iajfym">
+            <w:hyperlink w:history="1" r:id="rId7rxg-bb2qe2_edj_8bups">
               <w:r>
                 <w:rPr>
                   <w:rFonts w:ascii="Arial" w:cs="Arial" w:eastAsia="Arial" w:hAnsi="Arial"/>
@@ -27945,7 +27945,7 @@
               <w:spacing w:after="10" w:before="0"/>
               <w:ind w:left="120"/>
             </w:pPr>
-            <w:hyperlink w:history="1" r:id="rIdacqklvulk4_hfnncmfoyy">
+            <w:hyperlink w:history="1" r:id="rIdyjky6zbhgi8brcxbaexnu">
               <w:r>
                 <w:rPr>
                   <w:rFonts w:ascii="Arial" w:cs="Arial" w:eastAsia="Arial" w:hAnsi="Arial"/>
@@ -27990,7 +27990,7 @@
             <w:pPr>
               <w:spacing w:after="20" w:before="0"/>
             </w:pPr>
-            <w:hyperlink w:history="1" r:id="rIdkikkhro6qroz0ohddhbms">
+            <w:hyperlink w:history="1" r:id="rIdo-eisyljyr6je3nphqgym">
               <w:r>
                 <w:rPr>
                   <w:rFonts w:ascii="Arial" w:cs="Arial" w:eastAsia="Arial" w:hAnsi="Arial"/>
@@ -28023,7 +28023,7 @@
               <w:spacing w:after="10" w:before="0"/>
               <w:ind w:left="120"/>
             </w:pPr>
-            <w:hyperlink w:history="1" r:id="rIdrkhq15q3pz_vtwludfv21">
+            <w:hyperlink w:history="1" r:id="rIdx6fndgl6tfh04mr5_m7we">
               <w:r>
                 <w:rPr>
                   <w:rFonts w:ascii="Arial" w:cs="Arial" w:eastAsia="Arial" w:hAnsi="Arial"/>
@@ -28218,7 +28218,7 @@
             <w:pPr>
               <w:spacing w:after="20" w:before="0"/>
             </w:pPr>
-            <w:hyperlink w:history="1" r:id="rIdfi7hnia8oj1pt4mrdq1os">
+            <w:hyperlink w:history="1" r:id="rIdw2zrczpmyjxih9wjsiqt5">
               <w:r>
                 <w:rPr>
                   <w:rFonts w:ascii="Arial" w:cs="Arial" w:eastAsia="Arial" w:hAnsi="Arial"/>
@@ -28251,7 +28251,7 @@
               <w:spacing w:after="10" w:before="0"/>
               <w:ind w:left="120"/>
             </w:pPr>
-            <w:hyperlink w:history="1" r:id="rIdfva3-dnck1nwrgkeupow-">
+            <w:hyperlink w:history="1" r:id="rIdirbmcggqb2bdra8mrjiq7">
               <w:r>
                 <w:rPr>
                   <w:rFonts w:ascii="Arial" w:cs="Arial" w:eastAsia="Arial" w:hAnsi="Arial"/>
@@ -28296,7 +28296,7 @@
             <w:pPr>
               <w:spacing w:after="20" w:before="0"/>
             </w:pPr>
-            <w:hyperlink w:history="1" r:id="rIdolb58cepvkurdfekvnlnh">
+            <w:hyperlink w:history="1" r:id="rIdrsajgjrzhk9uciaetvwy-">
               <w:r>
                 <w:rPr>
                   <w:rFonts w:ascii="Arial" w:cs="Arial" w:eastAsia="Arial" w:hAnsi="Arial"/>
@@ -28329,7 +28329,7 @@
               <w:spacing w:after="10" w:before="0"/>
               <w:ind w:left="120"/>
             </w:pPr>
-            <w:hyperlink w:history="1" r:id="rIdlt7ezjnrlk_2bu_9hjsql">
+            <w:hyperlink w:history="1" r:id="rIdgar1hx61w54pwp5g9bwyv">
               <w:r>
                 <w:rPr>
                   <w:rFonts w:ascii="Arial" w:cs="Arial" w:eastAsia="Arial" w:hAnsi="Arial"/>
@@ -28524,7 +28524,7 @@
             <w:pPr>
               <w:spacing w:after="20" w:before="0"/>
             </w:pPr>
-            <w:hyperlink w:history="1" r:id="rIde-1d6ccn8hvcersojihxp">
+            <w:hyperlink w:history="1" r:id="rIdeyymvp3n1vwryqakkxw4v">
               <w:r>
                 <w:rPr>
                   <w:rFonts w:ascii="Arial" w:cs="Arial" w:eastAsia="Arial" w:hAnsi="Arial"/>
@@ -28557,7 +28557,7 @@
               <w:spacing w:after="10" w:before="0"/>
               <w:ind w:left="120"/>
             </w:pPr>
-            <w:hyperlink w:history="1" r:id="rIdxzx7b2v04hhbf8ho_3rkv">
+            <w:hyperlink w:history="1" r:id="rIdauk5pobe5oyuusqonlbld">
               <w:r>
                 <w:rPr>
                   <w:rFonts w:ascii="Arial" w:cs="Arial" w:eastAsia="Arial" w:hAnsi="Arial"/>
@@ -28602,7 +28602,7 @@
             <w:pPr>
               <w:spacing w:after="20" w:before="0"/>
             </w:pPr>
-            <w:hyperlink w:history="1" r:id="rId-9u3sms_4vennzra-dcdf">
+            <w:hyperlink w:history="1" r:id="rIdauozbpkdd-qk1lip2miy-">
               <w:r>
                 <w:rPr>
                   <w:rFonts w:ascii="Arial" w:cs="Arial" w:eastAsia="Arial" w:hAnsi="Arial"/>
@@ -28635,7 +28635,7 @@
               <w:spacing w:after="10" w:before="0"/>
               <w:ind w:left="120"/>
             </w:pPr>
-            <w:hyperlink w:history="1" r:id="rIdihqvvd0_uuzroo4thx6kd">
+            <w:hyperlink w:history="1" r:id="rIdy01p_tdnv8n5xvemlbiar">
               <w:r>
                 <w:rPr>
                   <w:rFonts w:ascii="Arial" w:cs="Arial" w:eastAsia="Arial" w:hAnsi="Arial"/>
@@ -28830,7 +28830,7 @@
             <w:pPr>
               <w:spacing w:after="20" w:before="0"/>
             </w:pPr>
-            <w:hyperlink w:history="1" r:id="rIdhbh_5paz6zb63mfzblvkd">
+            <w:hyperlink w:history="1" r:id="rId9nipopekro8tfrnhs8a88">
               <w:r>
                 <w:rPr>
                   <w:rFonts w:ascii="Arial" w:cs="Arial" w:eastAsia="Arial" w:hAnsi="Arial"/>
@@ -28863,7 +28863,7 @@
               <w:spacing w:after="10" w:before="0"/>
               <w:ind w:left="120"/>
             </w:pPr>
-            <w:hyperlink w:history="1" r:id="rIdvntzdqdvqscwkcqrkpuoz">
+            <w:hyperlink w:history="1" r:id="rIdugo9z8sj5xnlx5iin0pmv">
               <w:r>
                 <w:rPr>
                   <w:rFonts w:ascii="Arial" w:cs="Arial" w:eastAsia="Arial" w:hAnsi="Arial"/>
@@ -28908,7 +28908,7 @@
             <w:pPr>
               <w:spacing w:after="20" w:before="0"/>
             </w:pPr>
-            <w:hyperlink w:history="1" r:id="rIdaa2r7sdclmrjgsib0gall">
+            <w:hyperlink w:history="1" r:id="rIdxrammswirklmq-usrxier">
               <w:r>
                 <w:rPr>
                   <w:rFonts w:ascii="Arial" w:cs="Arial" w:eastAsia="Arial" w:hAnsi="Arial"/>
@@ -28941,7 +28941,7 @@
               <w:spacing w:after="10" w:before="0"/>
               <w:ind w:left="120"/>
             </w:pPr>
-            <w:hyperlink w:history="1" r:id="rIdza608lazt-avd_u9c6nh8">
+            <w:hyperlink w:history="1" r:id="rId1j1o8vdtlfcvi5nnwfwyg">
               <w:r>
                 <w:rPr>
                   <w:rFonts w:ascii="Arial" w:cs="Arial" w:eastAsia="Arial" w:hAnsi="Arial"/>
@@ -29136,7 +29136,7 @@
             <w:pPr>
               <w:spacing w:after="20" w:before="0"/>
             </w:pPr>
-            <w:hyperlink w:history="1" r:id="rIdxzdlzg477rk5eqcsgidub">
+            <w:hyperlink w:history="1" r:id="rIdzevkxypplwndxevdp680t">
               <w:r>
                 <w:rPr>
                   <w:rFonts w:ascii="Arial" w:cs="Arial" w:eastAsia="Arial" w:hAnsi="Arial"/>
@@ -29169,7 +29169,7 @@
               <w:spacing w:after="10" w:before="0"/>
               <w:ind w:left="120"/>
             </w:pPr>
-            <w:hyperlink w:history="1" r:id="rIdfxj-lib2bem0rfchcg6za">
+            <w:hyperlink w:history="1" r:id="rId7w0pr8fe70zpf50yd8sp9">
               <w:r>
                 <w:rPr>
                   <w:rFonts w:ascii="Arial" w:cs="Arial" w:eastAsia="Arial" w:hAnsi="Arial"/>
@@ -29214,7 +29214,7 @@
             <w:pPr>
               <w:spacing w:after="20" w:before="0"/>
             </w:pPr>
-            <w:hyperlink w:history="1" r:id="rIdfovvzu1nm7wiuny50_wna">
+            <w:hyperlink w:history="1" r:id="rIdoc2cx17fkez20sbnw0_kd">
               <w:r>
                 <w:rPr>
                   <w:rFonts w:ascii="Arial" w:cs="Arial" w:eastAsia="Arial" w:hAnsi="Arial"/>
@@ -29247,7 +29247,7 @@
               <w:spacing w:after="10" w:before="0"/>
               <w:ind w:left="120"/>
             </w:pPr>
-            <w:hyperlink w:history="1" r:id="rIdwmtwswsmfquzgapzjhy7l">
+            <w:hyperlink w:history="1" r:id="rIdpj7on8w5ykcmfdr9z2clz">
               <w:r>
                 <w:rPr>
                   <w:rFonts w:ascii="Arial" w:cs="Arial" w:eastAsia="Arial" w:hAnsi="Arial"/>
@@ -29759,7 +29759,7 @@
         </w:rPr>
         <w:t xml:space="preserve">© 2026 SeaVuria and ARES. Aligned with KICD objectives. Developed by SeaVuria; technical implementation by ARES (with AI assistance from Claude). Licensed under </w:t>
       </w:r>
-      <w:hyperlink w:history="1" r:id="rIdvjtfzgtbhq6rdvpq0zeqw">
+      <w:hyperlink w:history="1" r:id="rIdveuj6ybynqvyxs7scy567">
         <w:r>
           <w:rPr>
             <w:rFonts w:ascii="Arial" w:cs="Arial" w:eastAsia="Arial" w:hAnsi="Arial"/>
@@ -29780,7 +29780,7 @@
         </w:rPr>
         <w:t xml:space="preserve"> (</w:t>
       </w:r>
-      <w:hyperlink w:history="1" r:id="rId8qsgmupjzq3fvqlcumfic">
+      <w:hyperlink w:history="1" r:id="rIdinlikglclord1e6ebtmnd">
         <w:r>
           <w:rPr>
             <w:rFonts w:ascii="Arial" w:cs="Arial" w:eastAsia="Arial" w:hAnsi="Arial"/>
@@ -30793,7 +30793,7 @@
             <w:pPr>
               <w:spacing w:after="20" w:before="0"/>
             </w:pPr>
-            <w:hyperlink w:history="1" r:id="rIdxqxdalzao17tekqtignyg">
+            <w:hyperlink w:history="1" r:id="rId_tuo64baqckqcwlgvulop">
               <w:r>
                 <w:rPr>
                   <w:rFonts w:ascii="Arial" w:cs="Arial" w:eastAsia="Arial" w:hAnsi="Arial"/>
@@ -30826,7 +30826,7 @@
               <w:spacing w:after="10" w:before="0"/>
               <w:ind w:left="120"/>
             </w:pPr>
-            <w:hyperlink w:history="1" r:id="rIdi270lsl0ydzro3burvjyf">
+            <w:hyperlink w:history="1" r:id="rIdkmzifj9aguqooqbnj93dc">
               <w:r>
                 <w:rPr>
                   <w:rFonts w:ascii="Arial" w:cs="Arial" w:eastAsia="Arial" w:hAnsi="Arial"/>
@@ -30871,7 +30871,7 @@
             <w:pPr>
               <w:spacing w:after="20" w:before="0"/>
             </w:pPr>
-            <w:hyperlink w:history="1" r:id="rIdhzopwmxb-3kumd5rm5ned">
+            <w:hyperlink w:history="1" r:id="rId2zsybcwlqjae_4yuy3of8">
               <w:r>
                 <w:rPr>
                   <w:rFonts w:ascii="Arial" w:cs="Arial" w:eastAsia="Arial" w:hAnsi="Arial"/>
@@ -30904,7 +30904,7 @@
               <w:spacing w:after="10" w:before="0"/>
               <w:ind w:left="120"/>
             </w:pPr>
-            <w:hyperlink w:history="1" r:id="rIdqmzp-bgqjkdjc-wrv0hmx">
+            <w:hyperlink w:history="1" r:id="rIddtvrpppkuywxoazs4flmd">
               <w:r>
                 <w:rPr>
                   <w:rFonts w:ascii="Arial" w:cs="Arial" w:eastAsia="Arial" w:hAnsi="Arial"/>
@@ -31099,7 +31099,7 @@
             <w:pPr>
               <w:spacing w:after="20" w:before="0"/>
             </w:pPr>
-            <w:hyperlink w:history="1" r:id="rIde9ezvi4txbxninayeyxus">
+            <w:hyperlink w:history="1" r:id="rIdr2slu8kavrb6hib72itoz">
               <w:r>
                 <w:rPr>
                   <w:rFonts w:ascii="Arial" w:cs="Arial" w:eastAsia="Arial" w:hAnsi="Arial"/>
@@ -31132,7 +31132,7 @@
               <w:spacing w:after="10" w:before="0"/>
               <w:ind w:left="120"/>
             </w:pPr>
-            <w:hyperlink w:history="1" r:id="rIdxrlxv0kdsi07gyvohoiz-">
+            <w:hyperlink w:history="1" r:id="rId1qp632crz81snmjz7h2xi">
               <w:r>
                 <w:rPr>
                   <w:rFonts w:ascii="Arial" w:cs="Arial" w:eastAsia="Arial" w:hAnsi="Arial"/>
@@ -31177,7 +31177,7 @@
             <w:pPr>
               <w:spacing w:after="20" w:before="0"/>
             </w:pPr>
-            <w:hyperlink w:history="1" r:id="rIdu3va4tlxuewwfinupqpcf">
+            <w:hyperlink w:history="1" r:id="rIdqgfjjixq3flnmbym4rmvb">
               <w:r>
                 <w:rPr>
                   <w:rFonts w:ascii="Arial" w:cs="Arial" w:eastAsia="Arial" w:hAnsi="Arial"/>
@@ -31210,7 +31210,7 @@
               <w:spacing w:after="10" w:before="0"/>
               <w:ind w:left="120"/>
             </w:pPr>
-            <w:hyperlink w:history="1" r:id="rId6rk3jk5xykonw10mlat9b">
+            <w:hyperlink w:history="1" r:id="rIdvlk9v3qow3lgtnrwidiba">
               <w:r>
                 <w:rPr>
                   <w:rFonts w:ascii="Arial" w:cs="Arial" w:eastAsia="Arial" w:hAnsi="Arial"/>
@@ -31557,7 +31557,7 @@
             <w:pPr>
               <w:spacing w:after="20" w:before="0"/>
             </w:pPr>
-            <w:hyperlink w:history="1" r:id="rId0odgj_cpfcz1jj526fheh">
+            <w:hyperlink w:history="1" r:id="rId9e-aatodvmdhqmvwzib9c">
               <w:r>
                 <w:rPr>
                   <w:rFonts w:ascii="Arial" w:cs="Arial" w:eastAsia="Arial" w:hAnsi="Arial"/>
@@ -31590,7 +31590,7 @@
               <w:spacing w:after="10" w:before="0"/>
               <w:ind w:left="120"/>
             </w:pPr>
-            <w:hyperlink w:history="1" r:id="rIdxshu69izwpns_wbrtrxmu">
+            <w:hyperlink w:history="1" r:id="rIdrgkeqqjf0qwdq7gztqrx0">
               <w:r>
                 <w:rPr>
                   <w:rFonts w:ascii="Arial" w:cs="Arial" w:eastAsia="Arial" w:hAnsi="Arial"/>
@@ -31635,7 +31635,7 @@
             <w:pPr>
               <w:spacing w:after="20" w:before="0"/>
             </w:pPr>
-            <w:hyperlink w:history="1" r:id="rIdcnqhjxpbiy0qepedzrech">
+            <w:hyperlink w:history="1" r:id="rIdmq7tcoyn1anzyb2u-b-pq">
               <w:r>
                 <w:rPr>
                   <w:rFonts w:ascii="Arial" w:cs="Arial" w:eastAsia="Arial" w:hAnsi="Arial"/>
@@ -31668,7 +31668,7 @@
               <w:spacing w:after="10" w:before="0"/>
               <w:ind w:left="120"/>
             </w:pPr>
-            <w:hyperlink w:history="1" r:id="rIdocqc_ywrd73tqsn47bj5a">
+            <w:hyperlink w:history="1" r:id="rIdhbxp5lajkuxfyeojuqszy">
               <w:r>
                 <w:rPr>
                   <w:rFonts w:ascii="Arial" w:cs="Arial" w:eastAsia="Arial" w:hAnsi="Arial"/>
@@ -31863,7 +31863,7 @@
             <w:pPr>
               <w:spacing w:after="20" w:before="0"/>
             </w:pPr>
-            <w:hyperlink w:history="1" r:id="rIdxlfutjlemnx9vkrrolftv">
+            <w:hyperlink w:history="1" r:id="rId7d9vyzyt0hnb2ap6atfzj">
               <w:r>
                 <w:rPr>
                   <w:rFonts w:ascii="Arial" w:cs="Arial" w:eastAsia="Arial" w:hAnsi="Arial"/>
@@ -31896,7 +31896,7 @@
               <w:spacing w:after="10" w:before="0"/>
               <w:ind w:left="120"/>
             </w:pPr>
-            <w:hyperlink w:history="1" r:id="rIdj3qdiizwrkdjmc7qltnlv">
+            <w:hyperlink w:history="1" r:id="rIdnkusu0fx2xyepjlrjnoo9">
               <w:r>
                 <w:rPr>
                   <w:rFonts w:ascii="Arial" w:cs="Arial" w:eastAsia="Arial" w:hAnsi="Arial"/>
@@ -31941,7 +31941,7 @@
             <w:pPr>
               <w:spacing w:after="20" w:before="0"/>
             </w:pPr>
-            <w:hyperlink w:history="1" r:id="rIdk4x2qc1larsqy3mi9w9e-">
+            <w:hyperlink w:history="1" r:id="rId4hq5jif-gw3chx7sna9we">
               <w:r>
                 <w:rPr>
                   <w:rFonts w:ascii="Arial" w:cs="Arial" w:eastAsia="Arial" w:hAnsi="Arial"/>
@@ -31974,7 +31974,7 @@
               <w:spacing w:after="10" w:before="0"/>
               <w:ind w:left="120"/>
             </w:pPr>
-            <w:hyperlink w:history="1" r:id="rIddkw2ep9rqfy-1k88dhiuq">
+            <w:hyperlink w:history="1" r:id="rIdgoaur9vyi45wyvuscdguk">
               <w:r>
                 <w:rPr>
                   <w:rFonts w:ascii="Arial" w:cs="Arial" w:eastAsia="Arial" w:hAnsi="Arial"/>
@@ -32169,7 +32169,7 @@
             <w:pPr>
               <w:spacing w:after="20" w:before="0"/>
             </w:pPr>
-            <w:hyperlink w:history="1" r:id="rIdxhdbgondfqyxy-nigi94p">
+            <w:hyperlink w:history="1" r:id="rIdojeryxr0somcosgrdf2lo">
               <w:r>
                 <w:rPr>
                   <w:rFonts w:ascii="Arial" w:cs="Arial" w:eastAsia="Arial" w:hAnsi="Arial"/>
@@ -32202,7 +32202,7 @@
               <w:spacing w:after="10" w:before="0"/>
               <w:ind w:left="120"/>
             </w:pPr>
-            <w:hyperlink w:history="1" r:id="rIdetqm4xn2jssooxybx9l37">
+            <w:hyperlink w:history="1" r:id="rIdnmwxycml7x_2tgrrboi_0">
               <w:r>
                 <w:rPr>
                   <w:rFonts w:ascii="Arial" w:cs="Arial" w:eastAsia="Arial" w:hAnsi="Arial"/>
@@ -32247,7 +32247,7 @@
             <w:pPr>
               <w:spacing w:after="20" w:before="0"/>
             </w:pPr>
-            <w:hyperlink w:history="1" r:id="rIdl1zl1rch-gcduqb_2zatk">
+            <w:hyperlink w:history="1" r:id="rIdm0wb960pdvts0-apsrdpz">
               <w:r>
                 <w:rPr>
                   <w:rFonts w:ascii="Arial" w:cs="Arial" w:eastAsia="Arial" w:hAnsi="Arial"/>
@@ -32280,7 +32280,7 @@
               <w:spacing w:after="10" w:before="0"/>
               <w:ind w:left="120"/>
             </w:pPr>
-            <w:hyperlink w:history="1" r:id="rIdgdm9qx8ihmizafxb02uxv">
+            <w:hyperlink w:history="1" r:id="rIdjhm5zpyjtxhkpadwjp95x">
               <w:r>
                 <w:rPr>
                   <w:rFonts w:ascii="Arial" w:cs="Arial" w:eastAsia="Arial" w:hAnsi="Arial"/>
@@ -32792,7 +32792,7 @@
         </w:rPr>
         <w:t xml:space="preserve">© 2026 SeaVuria and ARES. Aligned with KICD objectives. Developed by SeaVuria; technical implementation by ARES (with AI assistance from Claude). Licensed under </w:t>
       </w:r>
-      <w:hyperlink w:history="1" r:id="rIdpneeugftzpkt60ovpyfy4">
+      <w:hyperlink w:history="1" r:id="rIdpfmzmxq9f4oy_rudyhrpq">
         <w:r>
           <w:rPr>
             <w:rFonts w:ascii="Arial" w:cs="Arial" w:eastAsia="Arial" w:hAnsi="Arial"/>
@@ -32813,7 +32813,7 @@
         </w:rPr>
         <w:t xml:space="preserve"> (</w:t>
       </w:r>
-      <w:hyperlink w:history="1" r:id="rId7dhlvha2amcz3mas7emhx">
+      <w:hyperlink w:history="1" r:id="rId26wnhuq4onzrcekfve5xe">
         <w:r>
           <w:rPr>
             <w:rFonts w:ascii="Arial" w:cs="Arial" w:eastAsia="Arial" w:hAnsi="Arial"/>

--- a/data/outputs/v2/Maths/SS3.1_Trigonometry_I/Mathematics_Trigonometry_I_CBE_LessonSequence.docx
+++ b/data/outputs/v2/Maths/SS3.1_Trigonometry_I/Mathematics_Trigonometry_I_CBE_LessonSequence.docx
@@ -2615,7 +2615,7 @@
         </w:rPr>
         <w:t xml:space="preserve">© 2026 SeaVuria and ARES. This work is licensed under a </w:t>
       </w:r>
-      <w:hyperlink w:history="1" r:id="rIdrista_pthpgtaihcitn-z">
+      <w:hyperlink w:history="1" r:id="rIduugfcxc2fghj02csyjw1h">
         <w:r>
           <w:rPr>
             <w:rFonts w:ascii="Arial" w:cs="Arial" w:eastAsia="Arial" w:hAnsi="Arial"/>
@@ -2635,7 +2635,7 @@
         </w:rPr>
         <w:t xml:space="preserve"> (</w:t>
       </w:r>
-      <w:hyperlink w:history="1" r:id="rIdz1obkwfxecqpdhuxilugt">
+      <w:hyperlink w:history="1" r:id="rIdl7ymaotftueskcop20gbi">
         <w:r>
           <w:rPr>
             <w:rFonts w:ascii="Arial" w:cs="Arial" w:eastAsia="Arial" w:hAnsi="Arial"/>
@@ -2655,7 +2655,7 @@
         </w:rPr>
         <w:t xml:space="preserve">). To view a copy of this license, visit </w:t>
       </w:r>
-      <w:hyperlink w:history="1" r:id="rIdgkknopi4in7jsubrvynye">
+      <w:hyperlink w:history="1" r:id="rIdtfeavav9n4btpy02aji_x">
         <w:r>
           <w:rPr>
             <w:rFonts w:ascii="Arial" w:cs="Arial" w:eastAsia="Arial" w:hAnsi="Arial"/>
@@ -3667,7 +3667,7 @@
             <w:pPr>
               <w:spacing w:after="20" w:before="0"/>
             </w:pPr>
-            <w:hyperlink w:history="1" r:id="rIdm4k45qwqsnm1siayobczg">
+            <w:hyperlink w:history="1" r:id="rId0slvki6up7w_6cryhomnv">
               <w:r>
                 <w:rPr>
                   <w:rFonts w:ascii="Arial" w:cs="Arial" w:eastAsia="Arial" w:hAnsi="Arial"/>
@@ -3700,7 +3700,7 @@
               <w:spacing w:after="10" w:before="0"/>
               <w:ind w:left="120"/>
             </w:pPr>
-            <w:hyperlink w:history="1" r:id="rIdtlndjgghxhag1z_zhayoy">
+            <w:hyperlink w:history="1" r:id="rIdjg4qjwswcfxd5janosgji">
               <w:r>
                 <w:rPr>
                   <w:rFonts w:ascii="Arial" w:cs="Arial" w:eastAsia="Arial" w:hAnsi="Arial"/>
@@ -3745,7 +3745,7 @@
             <w:pPr>
               <w:spacing w:after="20" w:before="0"/>
             </w:pPr>
-            <w:hyperlink w:history="1" r:id="rIdqymo9fqw0m3f0zob6er5f">
+            <w:hyperlink w:history="1" r:id="rIdy6za4e-ab2kafd0zwwp-q">
               <w:r>
                 <w:rPr>
                   <w:rFonts w:ascii="Arial" w:cs="Arial" w:eastAsia="Arial" w:hAnsi="Arial"/>
@@ -3778,7 +3778,7 @@
               <w:spacing w:after="10" w:before="0"/>
               <w:ind w:left="120"/>
             </w:pPr>
-            <w:hyperlink w:history="1" r:id="rIdkosxey7dnthg6fyavky1l">
+            <w:hyperlink w:history="1" r:id="rIdxvi4n_ecu6cok15yemwjs">
               <w:r>
                 <w:rPr>
                   <w:rFonts w:ascii="Arial" w:cs="Arial" w:eastAsia="Arial" w:hAnsi="Arial"/>
@@ -3973,7 +3973,7 @@
             <w:pPr>
               <w:spacing w:after="20" w:before="0"/>
             </w:pPr>
-            <w:hyperlink w:history="1" r:id="rId1gcmzlsr6pazflyqs3odd">
+            <w:hyperlink w:history="1" r:id="rIda9xxoykoczi95neh7awfb">
               <w:r>
                 <w:rPr>
                   <w:rFonts w:ascii="Arial" w:cs="Arial" w:eastAsia="Arial" w:hAnsi="Arial"/>
@@ -4006,7 +4006,7 @@
               <w:spacing w:after="10" w:before="0"/>
               <w:ind w:left="120"/>
             </w:pPr>
-            <w:hyperlink w:history="1" r:id="rIdp0uesh3apr6nmvcmwshny">
+            <w:hyperlink w:history="1" r:id="rIdffksmbzlfctf8nmfvyrwh">
               <w:r>
                 <w:rPr>
                   <w:rFonts w:ascii="Arial" w:cs="Arial" w:eastAsia="Arial" w:hAnsi="Arial"/>
@@ -4051,7 +4051,7 @@
             <w:pPr>
               <w:spacing w:after="20" w:before="0"/>
             </w:pPr>
-            <w:hyperlink w:history="1" r:id="rIdyprs-lb10h2nrspqu4vwr">
+            <w:hyperlink w:history="1" r:id="rIdzekbzulz-t95japy_9bkj">
               <w:r>
                 <w:rPr>
                   <w:rFonts w:ascii="Arial" w:cs="Arial" w:eastAsia="Arial" w:hAnsi="Arial"/>
@@ -4084,7 +4084,7 @@
               <w:spacing w:after="10" w:before="0"/>
               <w:ind w:left="120"/>
             </w:pPr>
-            <w:hyperlink w:history="1" r:id="rIdlowezozrw75m0q6vbhkwj">
+            <w:hyperlink w:history="1" r:id="rIdxdibmpfvhikajl5rv96x4">
               <w:r>
                 <w:rPr>
                   <w:rFonts w:ascii="Arial" w:cs="Arial" w:eastAsia="Arial" w:hAnsi="Arial"/>
@@ -4279,7 +4279,7 @@
             <w:pPr>
               <w:spacing w:after="20" w:before="0"/>
             </w:pPr>
-            <w:hyperlink w:history="1" r:id="rIdtiufu9-fu6gsjogfrrgyj">
+            <w:hyperlink w:history="1" r:id="rIdqioyg2_blwk_m5_wmfmcg">
               <w:r>
                 <w:rPr>
                   <w:rFonts w:ascii="Arial" w:cs="Arial" w:eastAsia="Arial" w:hAnsi="Arial"/>
@@ -4312,7 +4312,7 @@
               <w:spacing w:after="10" w:before="0"/>
               <w:ind w:left="120"/>
             </w:pPr>
-            <w:hyperlink w:history="1" r:id="rIdp_f8o9hegcwicdculngu1">
+            <w:hyperlink w:history="1" r:id="rIddt0rexggecaeoogithryj">
               <w:r>
                 <w:rPr>
                   <w:rFonts w:ascii="Arial" w:cs="Arial" w:eastAsia="Arial" w:hAnsi="Arial"/>
@@ -4357,7 +4357,7 @@
             <w:pPr>
               <w:spacing w:after="20" w:before="0"/>
             </w:pPr>
-            <w:hyperlink w:history="1" r:id="rIdqhv_y2scoa14wfoeqcpep">
+            <w:hyperlink w:history="1" r:id="rIdls5ur5gb4w51ntakouze8">
               <w:r>
                 <w:rPr>
                   <w:rFonts w:ascii="Arial" w:cs="Arial" w:eastAsia="Arial" w:hAnsi="Arial"/>
@@ -4406,7 +4406,7 @@
               <w:spacing w:after="10" w:before="0"/>
               <w:ind w:left="120"/>
             </w:pPr>
-            <w:hyperlink w:history="1" r:id="rIdsyt6fg3tkftwnb9znnjhw">
+            <w:hyperlink w:history="1" r:id="rId8rhd7uv14vehu_cedlbun">
               <w:r>
                 <w:rPr>
                   <w:rFonts w:ascii="Arial" w:cs="Arial" w:eastAsia="Arial" w:hAnsi="Arial"/>
@@ -4601,7 +4601,7 @@
             <w:pPr>
               <w:spacing w:after="20" w:before="0"/>
             </w:pPr>
-            <w:hyperlink w:history="1" r:id="rIdg_wwxtbk6vz1hvbtj3e4n">
+            <w:hyperlink w:history="1" r:id="rIdogjj18054eg6wcthv6ewf">
               <w:r>
                 <w:rPr>
                   <w:rFonts w:ascii="Arial" w:cs="Arial" w:eastAsia="Arial" w:hAnsi="Arial"/>
@@ -4634,7 +4634,7 @@
               <w:spacing w:after="10" w:before="0"/>
               <w:ind w:left="120"/>
             </w:pPr>
-            <w:hyperlink w:history="1" r:id="rIdq_9hp_bjvdjh_iyamm0to">
+            <w:hyperlink w:history="1" r:id="rIddi4r1cuitu5kcquz-kh_q">
               <w:r>
                 <w:rPr>
                   <w:rFonts w:ascii="Arial" w:cs="Arial" w:eastAsia="Arial" w:hAnsi="Arial"/>
@@ -4679,7 +4679,7 @@
             <w:pPr>
               <w:spacing w:after="20" w:before="0"/>
             </w:pPr>
-            <w:hyperlink w:history="1" r:id="rIdmxfugj1ooaelqa5yfzpva">
+            <w:hyperlink w:history="1" r:id="rIdunrr3ofsusr9ljdki69hl">
               <w:r>
                 <w:rPr>
                   <w:rFonts w:ascii="Arial" w:cs="Arial" w:eastAsia="Arial" w:hAnsi="Arial"/>
@@ -4728,7 +4728,7 @@
               <w:spacing w:after="10" w:before="0"/>
               <w:ind w:left="120"/>
             </w:pPr>
-            <w:hyperlink w:history="1" r:id="rIdgsm4ts3gc0k6kduopwfoz">
+            <w:hyperlink w:history="1" r:id="rIdnokkkpay_f-9vlggywh0a">
               <w:r>
                 <w:rPr>
                   <w:rFonts w:ascii="Arial" w:cs="Arial" w:eastAsia="Arial" w:hAnsi="Arial"/>
@@ -4923,7 +4923,7 @@
             <w:pPr>
               <w:spacing w:after="20" w:before="0"/>
             </w:pPr>
-            <w:hyperlink w:history="1" r:id="rId1j42heuvuyofahjdnzl3e">
+            <w:hyperlink w:history="1" r:id="rIdr-og-txx9vfnih-bbqri1">
               <w:r>
                 <w:rPr>
                   <w:rFonts w:ascii="Arial" w:cs="Arial" w:eastAsia="Arial" w:hAnsi="Arial"/>
@@ -4956,7 +4956,7 @@
               <w:spacing w:after="10" w:before="0"/>
               <w:ind w:left="120"/>
             </w:pPr>
-            <w:hyperlink w:history="1" r:id="rIdvnemm8a9vs1rej80przxk">
+            <w:hyperlink w:history="1" r:id="rId-baqn7ujz-0odgepb_1wx">
               <w:r>
                 <w:rPr>
                   <w:rFonts w:ascii="Arial" w:cs="Arial" w:eastAsia="Arial" w:hAnsi="Arial"/>
@@ -5001,7 +5001,7 @@
             <w:pPr>
               <w:spacing w:after="20" w:before="0"/>
             </w:pPr>
-            <w:hyperlink w:history="1" r:id="rIdy3z30-_j_n-kt7uj6ceqk">
+            <w:hyperlink w:history="1" r:id="rIds_prs7cjz9mdlumxnuwlt">
               <w:r>
                 <w:rPr>
                   <w:rFonts w:ascii="Arial" w:cs="Arial" w:eastAsia="Arial" w:hAnsi="Arial"/>
@@ -5050,7 +5050,7 @@
               <w:spacing w:after="10" w:before="0"/>
               <w:ind w:left="120"/>
             </w:pPr>
-            <w:hyperlink w:history="1" r:id="rId8dskaorxmqfyb2fz_69zr">
+            <w:hyperlink w:history="1" r:id="rId88ggiyhncytszqusbnoqp">
               <w:r>
                 <w:rPr>
                   <w:rFonts w:ascii="Arial" w:cs="Arial" w:eastAsia="Arial" w:hAnsi="Arial"/>
@@ -5562,7 +5562,7 @@
         </w:rPr>
         <w:t xml:space="preserve">© 2026 SeaVuria and ARES. Aligned with KICD objectives. Developed by SeaVuria; technical implementation by ARES (with AI assistance from Claude). Licensed under </w:t>
       </w:r>
-      <w:hyperlink w:history="1" r:id="rIdn0vmkkr2eap3msnx27ksu">
+      <w:hyperlink w:history="1" r:id="rId7xuci-k0rkhpuhtgjooxx">
         <w:r>
           <w:rPr>
             <w:rFonts w:ascii="Arial" w:cs="Arial" w:eastAsia="Arial" w:hAnsi="Arial"/>
@@ -5583,7 +5583,7 @@
         </w:rPr>
         <w:t xml:space="preserve"> (</w:t>
       </w:r>
-      <w:hyperlink w:history="1" r:id="rIdmuxtobogo4cfqaq4nhqvj">
+      <w:hyperlink w:history="1" r:id="rIdxjwqkubbdtc7ixojmi_p1">
         <w:r>
           <w:rPr>
             <w:rFonts w:ascii="Arial" w:cs="Arial" w:eastAsia="Arial" w:hAnsi="Arial"/>
@@ -6596,7 +6596,7 @@
             <w:pPr>
               <w:spacing w:after="20" w:before="0"/>
             </w:pPr>
-            <w:hyperlink w:history="1" r:id="rIdig8ujahyykds7ygpzbq3w">
+            <w:hyperlink w:history="1" r:id="rIdjvsc08fent23spcngufgp">
               <w:r>
                 <w:rPr>
                   <w:rFonts w:ascii="Arial" w:cs="Arial" w:eastAsia="Arial" w:hAnsi="Arial"/>
@@ -6629,7 +6629,7 @@
               <w:spacing w:after="10" w:before="0"/>
               <w:ind w:left="120"/>
             </w:pPr>
-            <w:hyperlink w:history="1" r:id="rIdpjowzauhv1wivlktcup5y">
+            <w:hyperlink w:history="1" r:id="rIdl5e1v32ni4xpj9im1cure">
               <w:r>
                 <w:rPr>
                   <w:rFonts w:ascii="Arial" w:cs="Arial" w:eastAsia="Arial" w:hAnsi="Arial"/>
@@ -6674,7 +6674,7 @@
             <w:pPr>
               <w:spacing w:after="20" w:before="0"/>
             </w:pPr>
-            <w:hyperlink w:history="1" r:id="rIdwcwvc5y2-xcafnuruy76n">
+            <w:hyperlink w:history="1" r:id="rId8xjo1ijxdk6m4medivjtz">
               <w:r>
                 <w:rPr>
                   <w:rFonts w:ascii="Arial" w:cs="Arial" w:eastAsia="Arial" w:hAnsi="Arial"/>
@@ -6707,7 +6707,7 @@
               <w:spacing w:after="10" w:before="0"/>
               <w:ind w:left="120"/>
             </w:pPr>
-            <w:hyperlink w:history="1" r:id="rIdqlgajv9b2q9beuprnufju">
+            <w:hyperlink w:history="1" r:id="rIdyzvdhtbceeax8atz1uz3u">
               <w:r>
                 <w:rPr>
                   <w:rFonts w:ascii="Arial" w:cs="Arial" w:eastAsia="Arial" w:hAnsi="Arial"/>
@@ -6902,7 +6902,7 @@
             <w:pPr>
               <w:spacing w:after="20" w:before="0"/>
             </w:pPr>
-            <w:hyperlink w:history="1" r:id="rIdafstastvr-nhlgpkz7fc2">
+            <w:hyperlink w:history="1" r:id="rIdrjwcc1emk71_6oukghuz8">
               <w:r>
                 <w:rPr>
                   <w:rFonts w:ascii="Arial" w:cs="Arial" w:eastAsia="Arial" w:hAnsi="Arial"/>
@@ -6935,7 +6935,7 @@
               <w:spacing w:after="10" w:before="0"/>
               <w:ind w:left="120"/>
             </w:pPr>
-            <w:hyperlink w:history="1" r:id="rIddfenfqfqkaeund5augkgj">
+            <w:hyperlink w:history="1" r:id="rIdcytrux-0pez36fylr2st9">
               <w:r>
                 <w:rPr>
                   <w:rFonts w:ascii="Arial" w:cs="Arial" w:eastAsia="Arial" w:hAnsi="Arial"/>
@@ -6980,7 +6980,7 @@
             <w:pPr>
               <w:spacing w:after="20" w:before="0"/>
             </w:pPr>
-            <w:hyperlink w:history="1" r:id="rIdveptmxojvmb1pwtmupoam">
+            <w:hyperlink w:history="1" r:id="rIdzzxq0hkwfucft3o6wa04v">
               <w:r>
                 <w:rPr>
                   <w:rFonts w:ascii="Arial" w:cs="Arial" w:eastAsia="Arial" w:hAnsi="Arial"/>
@@ -7013,7 +7013,7 @@
               <w:spacing w:after="10" w:before="0"/>
               <w:ind w:left="120"/>
             </w:pPr>
-            <w:hyperlink w:history="1" r:id="rIdo3coshctrltoxmf2zingv">
+            <w:hyperlink w:history="1" r:id="rId9wfkcvnhztwfhbyvv0muj">
               <w:r>
                 <w:rPr>
                   <w:rFonts w:ascii="Arial" w:cs="Arial" w:eastAsia="Arial" w:hAnsi="Arial"/>
@@ -7208,7 +7208,7 @@
             <w:pPr>
               <w:spacing w:after="20" w:before="0"/>
             </w:pPr>
-            <w:hyperlink w:history="1" r:id="rIdcailjv1wiixmjnc8lcc1z">
+            <w:hyperlink w:history="1" r:id="rId9xj-b7yilvtjfjbct04ge">
               <w:r>
                 <w:rPr>
                   <w:rFonts w:ascii="Arial" w:cs="Arial" w:eastAsia="Arial" w:hAnsi="Arial"/>
@@ -7241,7 +7241,7 @@
               <w:spacing w:after="10" w:before="0"/>
               <w:ind w:left="120"/>
             </w:pPr>
-            <w:hyperlink w:history="1" r:id="rIdro4m9khj-61zuzficyuer">
+            <w:hyperlink w:history="1" r:id="rIdifzuiz6_gc6ppad1hg5sq">
               <w:r>
                 <w:rPr>
                   <w:rFonts w:ascii="Arial" w:cs="Arial" w:eastAsia="Arial" w:hAnsi="Arial"/>
@@ -7286,7 +7286,7 @@
             <w:pPr>
               <w:spacing w:after="20" w:before="0"/>
             </w:pPr>
-            <w:hyperlink w:history="1" r:id="rIdzgm0zi0dsmanb3_ohj9qz">
+            <w:hyperlink w:history="1" r:id="rIda6tdfmayulwoj_pbpncmv">
               <w:r>
                 <w:rPr>
                   <w:rFonts w:ascii="Arial" w:cs="Arial" w:eastAsia="Arial" w:hAnsi="Arial"/>
@@ -7335,7 +7335,7 @@
               <w:spacing w:after="10" w:before="0"/>
               <w:ind w:left="120"/>
             </w:pPr>
-            <w:hyperlink w:history="1" r:id="rId7ryollafzb9dx5_nf6lvn">
+            <w:hyperlink w:history="1" r:id="rIdl1louqi_kwx_dgmcbfgzo">
               <w:r>
                 <w:rPr>
                   <w:rFonts w:ascii="Arial" w:cs="Arial" w:eastAsia="Arial" w:hAnsi="Arial"/>
@@ -7530,7 +7530,7 @@
             <w:pPr>
               <w:spacing w:after="20" w:before="0"/>
             </w:pPr>
-            <w:hyperlink w:history="1" r:id="rIdoqhqts0855sdpbjordxvd">
+            <w:hyperlink w:history="1" r:id="rIdip1kokk84cad1zywerx2e">
               <w:r>
                 <w:rPr>
                   <w:rFonts w:ascii="Arial" w:cs="Arial" w:eastAsia="Arial" w:hAnsi="Arial"/>
@@ -7563,7 +7563,7 @@
               <w:spacing w:after="10" w:before="0"/>
               <w:ind w:left="120"/>
             </w:pPr>
-            <w:hyperlink w:history="1" r:id="rIdw-hg75atgcqxwot6lieug">
+            <w:hyperlink w:history="1" r:id="rIdgt9g-eww1s7taj715pigu">
               <w:r>
                 <w:rPr>
                   <w:rFonts w:ascii="Arial" w:cs="Arial" w:eastAsia="Arial" w:hAnsi="Arial"/>
@@ -7608,7 +7608,7 @@
             <w:pPr>
               <w:spacing w:after="20" w:before="0"/>
             </w:pPr>
-            <w:hyperlink w:history="1" r:id="rIdz_s3m4espqg5g3-tmeac9">
+            <w:hyperlink w:history="1" r:id="rIdspduwaqvagcpkd-q1gsrj">
               <w:r>
                 <w:rPr>
                   <w:rFonts w:ascii="Arial" w:cs="Arial" w:eastAsia="Arial" w:hAnsi="Arial"/>
@@ -7657,7 +7657,7 @@
               <w:spacing w:after="10" w:before="0"/>
               <w:ind w:left="120"/>
             </w:pPr>
-            <w:hyperlink w:history="1" r:id="rIdsumsiwxwi_-vxbuobd-26">
+            <w:hyperlink w:history="1" r:id="rIddwve8awnzsfvnkqfdeyxi">
               <w:r>
                 <w:rPr>
                   <w:rFonts w:ascii="Arial" w:cs="Arial" w:eastAsia="Arial" w:hAnsi="Arial"/>
@@ -7852,7 +7852,7 @@
             <w:pPr>
               <w:spacing w:after="20" w:before="0"/>
             </w:pPr>
-            <w:hyperlink w:history="1" r:id="rIdd-46gbbpx2b8o776jnvq9">
+            <w:hyperlink w:history="1" r:id="rIdsnsrs4maqlyumfytsu_ne">
               <w:r>
                 <w:rPr>
                   <w:rFonts w:ascii="Arial" w:cs="Arial" w:eastAsia="Arial" w:hAnsi="Arial"/>
@@ -7901,7 +7901,7 @@
               <w:spacing w:after="10" w:before="0"/>
               <w:ind w:left="120"/>
             </w:pPr>
-            <w:hyperlink w:history="1" r:id="rIdunvrqckhlnn9lv2xz8qvs">
+            <w:hyperlink w:history="1" r:id="rIdsapwrkuun0mkzyu6llljp">
               <w:r>
                 <w:rPr>
                   <w:rFonts w:ascii="Arial" w:cs="Arial" w:eastAsia="Arial" w:hAnsi="Arial"/>
@@ -7946,7 +7946,7 @@
             <w:pPr>
               <w:spacing w:after="20" w:before="0"/>
             </w:pPr>
-            <w:hyperlink w:history="1" r:id="rIdnsgyd3byciyz4cc7yl2wr">
+            <w:hyperlink w:history="1" r:id="rIdm_y0u-cqf83tsby3ieyxv">
               <w:r>
                 <w:rPr>
                   <w:rFonts w:ascii="Arial" w:cs="Arial" w:eastAsia="Arial" w:hAnsi="Arial"/>
@@ -7995,7 +7995,7 @@
               <w:spacing w:after="10" w:before="0"/>
               <w:ind w:left="120"/>
             </w:pPr>
-            <w:hyperlink w:history="1" r:id="rIdcwdxu91bgdwyejx3nvx6n">
+            <w:hyperlink w:history="1" r:id="rIdcvpr69gh61blrizokql54">
               <w:r>
                 <w:rPr>
                   <w:rFonts w:ascii="Arial" w:cs="Arial" w:eastAsia="Arial" w:hAnsi="Arial"/>
@@ -8485,7 +8485,7 @@
                 <w:sz w:val="18"/>
                 <w:szCs w:val="18"/>
               </w:rPr>
-              <w:t xml:space="preserve">Learners explained that because triangles with the same angle are similar (same shape, scaled size), their side ratios are always equal — which is why sin 53° is the same whether the triangle is drawn on paper or formed by a sun ray and a 20-metre tree in Kisumu. This means knowing just the angle and one side length is enough to find any other side — bringing us one step closer to calculating the mango tree's height without climbing it.</w:t>
+              <w:t xml:space="preserve">Learners explained that because triangles with the same angle are similar (same shape, scaled size), their side ratios are always equal — which is why sin 53° is the same whether the triangle is drawn on paper or formed by a sun ray and a mango tree in Kisumu. This means knowing just the angle and one side length is enough to find any other side — bringing us one step closer to calculating the mango tree's height without climbing it.</w:t>
             </w:r>
           </w:p>
         </w:tc>
@@ -8507,7 +8507,7 @@
         </w:rPr>
         <w:t xml:space="preserve">© 2026 SeaVuria and ARES. Aligned with KICD objectives. Developed by SeaVuria; technical implementation by ARES (with AI assistance from Claude). Licensed under </w:t>
       </w:r>
-      <w:hyperlink w:history="1" r:id="rIdmqbaigfrzz1ouc61oh9v0">
+      <w:hyperlink w:history="1" r:id="rIdbvzt-9mudc8eswngdldkf">
         <w:r>
           <w:rPr>
             <w:rFonts w:ascii="Arial" w:cs="Arial" w:eastAsia="Arial" w:hAnsi="Arial"/>
@@ -8528,7 +8528,7 @@
         </w:rPr>
         <w:t xml:space="preserve"> (</w:t>
       </w:r>
-      <w:hyperlink w:history="1" r:id="rId53egoinpji3-8y9fppbwx">
+      <w:hyperlink w:history="1" r:id="rIdjdw7q0niypyaiqlhg31r1">
         <w:r>
           <w:rPr>
             <w:rFonts w:ascii="Arial" w:cs="Arial" w:eastAsia="Arial" w:hAnsi="Arial"/>
@@ -9541,7 +9541,7 @@
             <w:pPr>
               <w:spacing w:after="20" w:before="0"/>
             </w:pPr>
-            <w:hyperlink w:history="1" r:id="rIdx_arygrxp8ifjm7ahyd9z">
+            <w:hyperlink w:history="1" r:id="rIdvetmqdbyk3854zdxeqbxf">
               <w:r>
                 <w:rPr>
                   <w:rFonts w:ascii="Arial" w:cs="Arial" w:eastAsia="Arial" w:hAnsi="Arial"/>
@@ -9574,7 +9574,7 @@
               <w:spacing w:after="10" w:before="0"/>
               <w:ind w:left="120"/>
             </w:pPr>
-            <w:hyperlink w:history="1" r:id="rIdo3xzekq3dja_veiccsdsi">
+            <w:hyperlink w:history="1" r:id="rId57sthzoihwjaffunmg5gh">
               <w:r>
                 <w:rPr>
                   <w:rFonts w:ascii="Arial" w:cs="Arial" w:eastAsia="Arial" w:hAnsi="Arial"/>
@@ -9619,7 +9619,7 @@
             <w:pPr>
               <w:spacing w:after="20" w:before="0"/>
             </w:pPr>
-            <w:hyperlink w:history="1" r:id="rIdnzznm8d5ybaseuw5j1akp">
+            <w:hyperlink w:history="1" r:id="rIdg0vlyav6zycgyk_mwtjss">
               <w:r>
                 <w:rPr>
                   <w:rFonts w:ascii="Arial" w:cs="Arial" w:eastAsia="Arial" w:hAnsi="Arial"/>
@@ -9652,7 +9652,7 @@
               <w:spacing w:after="10" w:before="0"/>
               <w:ind w:left="120"/>
             </w:pPr>
-            <w:hyperlink w:history="1" r:id="rIdj0qy6gkpj1eh9kdvmekqu">
+            <w:hyperlink w:history="1" r:id="rIdxtpjgc-m5nwn9c5rsguah">
               <w:r>
                 <w:rPr>
                   <w:rFonts w:ascii="Arial" w:cs="Arial" w:eastAsia="Arial" w:hAnsi="Arial"/>
@@ -9847,7 +9847,7 @@
             <w:pPr>
               <w:spacing w:after="20" w:before="0"/>
             </w:pPr>
-            <w:hyperlink w:history="1" r:id="rId6rfq2rmwpnxmurqbjvdp2">
+            <w:hyperlink w:history="1" r:id="rIdtcnxcne-zshy5uojb4car">
               <w:r>
                 <w:rPr>
                   <w:rFonts w:ascii="Arial" w:cs="Arial" w:eastAsia="Arial" w:hAnsi="Arial"/>
@@ -9880,7 +9880,7 @@
               <w:spacing w:after="10" w:before="0"/>
               <w:ind w:left="120"/>
             </w:pPr>
-            <w:hyperlink w:history="1" r:id="rId4ffoxhmdr481qhk30yyao">
+            <w:hyperlink w:history="1" r:id="rIdfbuus1edpd0p_mr24kyeq">
               <w:r>
                 <w:rPr>
                   <w:rFonts w:ascii="Arial" w:cs="Arial" w:eastAsia="Arial" w:hAnsi="Arial"/>
@@ -9925,7 +9925,7 @@
             <w:pPr>
               <w:spacing w:after="20" w:before="0"/>
             </w:pPr>
-            <w:hyperlink w:history="1" r:id="rIdnlqj7stc8n8ti0juwd51z">
+            <w:hyperlink w:history="1" r:id="rIdoy9fv-k-txhd9mqutknig">
               <w:r>
                 <w:rPr>
                   <w:rFonts w:ascii="Arial" w:cs="Arial" w:eastAsia="Arial" w:hAnsi="Arial"/>
@@ -9958,7 +9958,7 @@
               <w:spacing w:after="10" w:before="0"/>
               <w:ind w:left="120"/>
             </w:pPr>
-            <w:hyperlink w:history="1" r:id="rIdbbicjmivi7fo4ibjrbx9o">
+            <w:hyperlink w:history="1" r:id="rIdr8prmkjewzj8dhgfpytma">
               <w:r>
                 <w:rPr>
                   <w:rFonts w:ascii="Arial" w:cs="Arial" w:eastAsia="Arial" w:hAnsi="Arial"/>
@@ -10153,7 +10153,7 @@
             <w:pPr>
               <w:spacing w:after="20" w:before="0"/>
             </w:pPr>
-            <w:hyperlink w:history="1" r:id="rIdmv9ibakerrngcjf8fcgwt">
+            <w:hyperlink w:history="1" r:id="rIdo8-oj1foux3aw7vowavce">
               <w:r>
                 <w:rPr>
                   <w:rFonts w:ascii="Arial" w:cs="Arial" w:eastAsia="Arial" w:hAnsi="Arial"/>
@@ -10186,7 +10186,7 @@
               <w:spacing w:after="10" w:before="0"/>
               <w:ind w:left="120"/>
             </w:pPr>
-            <w:hyperlink w:history="1" r:id="rIdujlouvtexdxgy4y6kgyh-">
+            <w:hyperlink w:history="1" r:id="rIdag01qnkuvnpgt7zeeghx-">
               <w:r>
                 <w:rPr>
                   <w:rFonts w:ascii="Arial" w:cs="Arial" w:eastAsia="Arial" w:hAnsi="Arial"/>
@@ -10231,7 +10231,7 @@
             <w:pPr>
               <w:spacing w:after="20" w:before="0"/>
             </w:pPr>
-            <w:hyperlink w:history="1" r:id="rIdwn41svwo2urjvm9fbuhim">
+            <w:hyperlink w:history="1" r:id="rIdigkb2bqqpwtnyfqxehm-7">
               <w:r>
                 <w:rPr>
                   <w:rFonts w:ascii="Arial" w:cs="Arial" w:eastAsia="Arial" w:hAnsi="Arial"/>
@@ -10280,7 +10280,7 @@
               <w:spacing w:after="10" w:before="0"/>
               <w:ind w:left="120"/>
             </w:pPr>
-            <w:hyperlink w:history="1" r:id="rIdl3i5zlrms60ng__wa5hi1">
+            <w:hyperlink w:history="1" r:id="rIdhinwp2w9tjpjmeppr-moa">
               <w:r>
                 <w:rPr>
                   <w:rFonts w:ascii="Arial" w:cs="Arial" w:eastAsia="Arial" w:hAnsi="Arial"/>
@@ -10475,7 +10475,7 @@
             <w:pPr>
               <w:spacing w:after="20" w:before="0"/>
             </w:pPr>
-            <w:hyperlink w:history="1" r:id="rId-zlxexeweexx8plbocw-h">
+            <w:hyperlink w:history="1" r:id="rIdsjo9gjvuxvorhrjj8pmow">
               <w:r>
                 <w:rPr>
                   <w:rFonts w:ascii="Arial" w:cs="Arial" w:eastAsia="Arial" w:hAnsi="Arial"/>
@@ -10508,7 +10508,7 @@
               <w:spacing w:after="10" w:before="0"/>
               <w:ind w:left="120"/>
             </w:pPr>
-            <w:hyperlink w:history="1" r:id="rIdxri-co-wqnutb4v5dvewd">
+            <w:hyperlink w:history="1" r:id="rIdst4qdu7xxzlwouu4blsqw">
               <w:r>
                 <w:rPr>
                   <w:rFonts w:ascii="Arial" w:cs="Arial" w:eastAsia="Arial" w:hAnsi="Arial"/>
@@ -10553,7 +10553,7 @@
             <w:pPr>
               <w:spacing w:after="20" w:before="0"/>
             </w:pPr>
-            <w:hyperlink w:history="1" r:id="rIdzcyyqukqtnicex8g1ukpi">
+            <w:hyperlink w:history="1" r:id="rIdjgo7pgg7gn-xapwsmrk3s">
               <w:r>
                 <w:rPr>
                   <w:rFonts w:ascii="Arial" w:cs="Arial" w:eastAsia="Arial" w:hAnsi="Arial"/>
@@ -10602,7 +10602,7 @@
               <w:spacing w:after="10" w:before="0"/>
               <w:ind w:left="120"/>
             </w:pPr>
-            <w:hyperlink w:history="1" r:id="rIdueldqatxxrm6gaqsr98pz">
+            <w:hyperlink w:history="1" r:id="rIdgll2vcfcglfmdtu6uocmb">
               <w:r>
                 <w:rPr>
                   <w:rFonts w:ascii="Arial" w:cs="Arial" w:eastAsia="Arial" w:hAnsi="Arial"/>
@@ -10797,7 +10797,7 @@
             <w:pPr>
               <w:spacing w:after="20" w:before="0"/>
             </w:pPr>
-            <w:hyperlink w:history="1" r:id="rId85unhy9shiruzt-we-koc">
+            <w:hyperlink w:history="1" r:id="rIdgppkidbpphoai268ijgkp">
               <w:r>
                 <w:rPr>
                   <w:rFonts w:ascii="Arial" w:cs="Arial" w:eastAsia="Arial" w:hAnsi="Arial"/>
@@ -10830,7 +10830,7 @@
               <w:spacing w:after="10" w:before="0"/>
               <w:ind w:left="120"/>
             </w:pPr>
-            <w:hyperlink w:history="1" r:id="rIdfyypokmgz_rujibdd8c6l">
+            <w:hyperlink w:history="1" r:id="rIdjsfggqqn-hn4ogxrsydwn">
               <w:r>
                 <w:rPr>
                   <w:rFonts w:ascii="Arial" w:cs="Arial" w:eastAsia="Arial" w:hAnsi="Arial"/>
@@ -10875,7 +10875,7 @@
             <w:pPr>
               <w:spacing w:after="20" w:before="0"/>
             </w:pPr>
-            <w:hyperlink w:history="1" r:id="rIdqkdck4zbr1v5s0rx9-trp">
+            <w:hyperlink w:history="1" r:id="rIdfojrs-omujkomay_8vwl1">
               <w:r>
                 <w:rPr>
                   <w:rFonts w:ascii="Arial" w:cs="Arial" w:eastAsia="Arial" w:hAnsi="Arial"/>
@@ -10924,7 +10924,7 @@
               <w:spacing w:after="10" w:before="0"/>
               <w:ind w:left="120"/>
             </w:pPr>
-            <w:hyperlink w:history="1" r:id="rIdi4evfbt3ghcnwvyc3isdm">
+            <w:hyperlink w:history="1" r:id="rIdaeqoy1nqim2u7eupphf9a">
               <w:r>
                 <w:rPr>
                   <w:rFonts w:ascii="Arial" w:cs="Arial" w:eastAsia="Arial" w:hAnsi="Arial"/>
@@ -11436,7 +11436,7 @@
         </w:rPr>
         <w:t xml:space="preserve">© 2026 SeaVuria and ARES. Aligned with KICD objectives. Developed by SeaVuria; technical implementation by ARES (with AI assistance from Claude). Licensed under </w:t>
       </w:r>
-      <w:hyperlink w:history="1" r:id="rIdchw14hcvtg1clsskpbr5x">
+      <w:hyperlink w:history="1" r:id="rId1dkmvi80qx09tc84iqfpr">
         <w:r>
           <w:rPr>
             <w:rFonts w:ascii="Arial" w:cs="Arial" w:eastAsia="Arial" w:hAnsi="Arial"/>
@@ -11457,7 +11457,7 @@
         </w:rPr>
         <w:t xml:space="preserve"> (</w:t>
       </w:r>
-      <w:hyperlink w:history="1" r:id="rIdhguph5gqpofb9q2kdcq9r">
+      <w:hyperlink w:history="1" r:id="rIdprptdqf7yfypyok9lsev2">
         <w:r>
           <w:rPr>
             <w:rFonts w:ascii="Arial" w:cs="Arial" w:eastAsia="Arial" w:hAnsi="Arial"/>
@@ -12470,7 +12470,7 @@
             <w:pPr>
               <w:spacing w:after="20" w:before="0"/>
             </w:pPr>
-            <w:hyperlink w:history="1" r:id="rIdt9a8u-qpmnbobengx0-pa">
+            <w:hyperlink w:history="1" r:id="rIdpmuh2d5q9djcpgzwi6odv">
               <w:r>
                 <w:rPr>
                   <w:rFonts w:ascii="Arial" w:cs="Arial" w:eastAsia="Arial" w:hAnsi="Arial"/>
@@ -12503,7 +12503,7 @@
               <w:spacing w:after="10" w:before="0"/>
               <w:ind w:left="120"/>
             </w:pPr>
-            <w:hyperlink w:history="1" r:id="rIdrld3otk4qapjnw5qyyodu">
+            <w:hyperlink w:history="1" r:id="rIdohiahsoovdvywvbrlpvgf">
               <w:r>
                 <w:rPr>
                   <w:rFonts w:ascii="Arial" w:cs="Arial" w:eastAsia="Arial" w:hAnsi="Arial"/>
@@ -12548,7 +12548,7 @@
             <w:pPr>
               <w:spacing w:after="20" w:before="0"/>
             </w:pPr>
-            <w:hyperlink w:history="1" r:id="rIdfhgzmn4zy0i_azo5ghlut">
+            <w:hyperlink w:history="1" r:id="rIdwbz_o1odyowquwinicet4">
               <w:r>
                 <w:rPr>
                   <w:rFonts w:ascii="Arial" w:cs="Arial" w:eastAsia="Arial" w:hAnsi="Arial"/>
@@ -12581,7 +12581,7 @@
               <w:spacing w:after="10" w:before="0"/>
               <w:ind w:left="120"/>
             </w:pPr>
-            <w:hyperlink w:history="1" r:id="rIdwfb4lmqc_bp7zfcokufge">
+            <w:hyperlink w:history="1" r:id="rIdt_c0elgpuy0iocweantdj">
               <w:r>
                 <w:rPr>
                   <w:rFonts w:ascii="Arial" w:cs="Arial" w:eastAsia="Arial" w:hAnsi="Arial"/>
@@ -12776,7 +12776,7 @@
             <w:pPr>
               <w:spacing w:after="20" w:before="0"/>
             </w:pPr>
-            <w:hyperlink w:history="1" r:id="rIduxcvzyk2wdcl7tdstmovy">
+            <w:hyperlink w:history="1" r:id="rIdqdlq5wgouavyinohfztxz">
               <w:r>
                 <w:rPr>
                   <w:rFonts w:ascii="Arial" w:cs="Arial" w:eastAsia="Arial" w:hAnsi="Arial"/>
@@ -12809,7 +12809,7 @@
               <w:spacing w:after="10" w:before="0"/>
               <w:ind w:left="120"/>
             </w:pPr>
-            <w:hyperlink w:history="1" r:id="rId3mnmobwf6gzvecvewczck">
+            <w:hyperlink w:history="1" r:id="rIdruciglguv38ljmt4ff0up">
               <w:r>
                 <w:rPr>
                   <w:rFonts w:ascii="Arial" w:cs="Arial" w:eastAsia="Arial" w:hAnsi="Arial"/>
@@ -12854,7 +12854,7 @@
             <w:pPr>
               <w:spacing w:after="20" w:before="0"/>
             </w:pPr>
-            <w:hyperlink w:history="1" r:id="rIdizwyodakkfdlrq_exrp8_">
+            <w:hyperlink w:history="1" r:id="rIdppos6fxbr01y3ntpdadco">
               <w:r>
                 <w:rPr>
                   <w:rFonts w:ascii="Arial" w:cs="Arial" w:eastAsia="Arial" w:hAnsi="Arial"/>
@@ -12887,7 +12887,7 @@
               <w:spacing w:after="10" w:before="0"/>
               <w:ind w:left="120"/>
             </w:pPr>
-            <w:hyperlink w:history="1" r:id="rIdlfu_cnff4cugbsocgzq1l">
+            <w:hyperlink w:history="1" r:id="rIdzfpfkzyhxdfoagaenu6jt">
               <w:r>
                 <w:rPr>
                   <w:rFonts w:ascii="Arial" w:cs="Arial" w:eastAsia="Arial" w:hAnsi="Arial"/>
@@ -13158,7 +13158,7 @@
             <w:pPr>
               <w:spacing w:after="20" w:before="0"/>
             </w:pPr>
-            <w:hyperlink w:history="1" r:id="rId3jplfzioyl70in1dogjau">
+            <w:hyperlink w:history="1" r:id="rIdqx5fbxbf-gyvuybflymbs">
               <w:r>
                 <w:rPr>
                   <w:rFonts w:ascii="Arial" w:cs="Arial" w:eastAsia="Arial" w:hAnsi="Arial"/>
@@ -13207,7 +13207,7 @@
               <w:spacing w:after="10" w:before="0"/>
               <w:ind w:left="120"/>
             </w:pPr>
-            <w:hyperlink w:history="1" r:id="rIdmckt2dqhy1t1rt78b0a1e">
+            <w:hyperlink w:history="1" r:id="rId3sbcc4kxkdln4jc35oaxa">
               <w:r>
                 <w:rPr>
                   <w:rFonts w:ascii="Arial" w:cs="Arial" w:eastAsia="Arial" w:hAnsi="Arial"/>
@@ -13252,7 +13252,7 @@
             <w:pPr>
               <w:spacing w:after="20" w:before="0"/>
             </w:pPr>
-            <w:hyperlink w:history="1" r:id="rIdnjw9omttxywakeqsda8xd">
+            <w:hyperlink w:history="1" r:id="rIdwaubfzkvxx6m_7pnvlrmw">
               <w:r>
                 <w:rPr>
                   <w:rFonts w:ascii="Arial" w:cs="Arial" w:eastAsia="Arial" w:hAnsi="Arial"/>
@@ -13285,7 +13285,7 @@
               <w:spacing w:after="10" w:before="0"/>
               <w:ind w:left="120"/>
             </w:pPr>
-            <w:hyperlink w:history="1" r:id="rIdvyfc8dxqu65b-u95cjooc">
+            <w:hyperlink w:history="1" r:id="rId8ai9qivr8jgpwtulvwvii">
               <w:r>
                 <w:rPr>
                   <w:rFonts w:ascii="Arial" w:cs="Arial" w:eastAsia="Arial" w:hAnsi="Arial"/>
@@ -13632,7 +13632,7 @@
             <w:pPr>
               <w:spacing w:after="20" w:before="0"/>
             </w:pPr>
-            <w:hyperlink w:history="1" r:id="rId5_9ipb_y8e4ttrog9tche">
+            <w:hyperlink w:history="1" r:id="rIdegryktwsyxotsenahmcjf">
               <w:r>
                 <w:rPr>
                   <w:rFonts w:ascii="Arial" w:cs="Arial" w:eastAsia="Arial" w:hAnsi="Arial"/>
@@ -13681,7 +13681,7 @@
               <w:spacing w:after="10" w:before="0"/>
               <w:ind w:left="120"/>
             </w:pPr>
-            <w:hyperlink w:history="1" r:id="rIdr72hxg3yxolotmfjzcjx_">
+            <w:hyperlink w:history="1" r:id="rIdnpgdfgle5uq6z7chyjtoj">
               <w:r>
                 <w:rPr>
                   <w:rFonts w:ascii="Arial" w:cs="Arial" w:eastAsia="Arial" w:hAnsi="Arial"/>
@@ -13726,7 +13726,7 @@
             <w:pPr>
               <w:spacing w:after="20" w:before="0"/>
             </w:pPr>
-            <w:hyperlink w:history="1" r:id="rIdov-jmw0wdo6mc8ooa0hwf">
+            <w:hyperlink w:history="1" r:id="rId_vivhznujktkzdyiwyn7l">
               <w:r>
                 <w:rPr>
                   <w:rFonts w:ascii="Arial" w:cs="Arial" w:eastAsia="Arial" w:hAnsi="Arial"/>
@@ -13759,7 +13759,7 @@
               <w:spacing w:after="10" w:before="0"/>
               <w:ind w:left="120"/>
             </w:pPr>
-            <w:hyperlink w:history="1" r:id="rIde7ndvoyltrkitmcxqkbru">
+            <w:hyperlink w:history="1" r:id="rIdzswipn7rcovduxaomd1yh">
               <w:r>
                 <w:rPr>
                   <w:rFonts w:ascii="Arial" w:cs="Arial" w:eastAsia="Arial" w:hAnsi="Arial"/>
@@ -13954,7 +13954,7 @@
             <w:pPr>
               <w:spacing w:after="20" w:before="0"/>
             </w:pPr>
-            <w:hyperlink w:history="1" r:id="rIdtvn240ffodloj-yuqm8hp">
+            <w:hyperlink w:history="1" r:id="rId934gdg0ammbbnf4tkvmfg">
               <w:r>
                 <w:rPr>
                   <w:rFonts w:ascii="Arial" w:cs="Arial" w:eastAsia="Arial" w:hAnsi="Arial"/>
@@ -14003,7 +14003,7 @@
               <w:spacing w:after="10" w:before="0"/>
               <w:ind w:left="120"/>
             </w:pPr>
-            <w:hyperlink w:history="1" r:id="rIdzukos-utt2iur70pu4ali">
+            <w:hyperlink w:history="1" r:id="rId14dzkm7di1_d4atdciaid">
               <w:r>
                 <w:rPr>
                   <w:rFonts w:ascii="Arial" w:cs="Arial" w:eastAsia="Arial" w:hAnsi="Arial"/>
@@ -14048,7 +14048,7 @@
             <w:pPr>
               <w:spacing w:after="20" w:before="0"/>
             </w:pPr>
-            <w:hyperlink w:history="1" r:id="rId9epghejzgqk8ig8xykfuj">
+            <w:hyperlink w:history="1" r:id="rIddmvvmila9424_uigipxkv">
               <w:r>
                 <w:rPr>
                   <w:rFonts w:ascii="Arial" w:cs="Arial" w:eastAsia="Arial" w:hAnsi="Arial"/>
@@ -14097,7 +14097,7 @@
               <w:spacing w:after="10" w:before="0"/>
               <w:ind w:left="120"/>
             </w:pPr>
-            <w:hyperlink w:history="1" r:id="rIdbajbczp_jzp-k6oszuddg">
+            <w:hyperlink w:history="1" r:id="rId3wluunh3txg3u9sxgbmvd">
               <w:r>
                 <w:rPr>
                   <w:rFonts w:ascii="Arial" w:cs="Arial" w:eastAsia="Arial" w:hAnsi="Arial"/>
@@ -14609,7 +14609,7 @@
         </w:rPr>
         <w:t xml:space="preserve">© 2026 SeaVuria and ARES. Aligned with KICD objectives. Developed by SeaVuria; technical implementation by ARES (with AI assistance from Claude). Licensed under </w:t>
       </w:r>
-      <w:hyperlink w:history="1" r:id="rId_drsy8thhmyynjkrs0cpm">
+      <w:hyperlink w:history="1" r:id="rIdcx1fr0xkfjs7me07pwge-">
         <w:r>
           <w:rPr>
             <w:rFonts w:ascii="Arial" w:cs="Arial" w:eastAsia="Arial" w:hAnsi="Arial"/>
@@ -14630,7 +14630,7 @@
         </w:rPr>
         <w:t xml:space="preserve"> (</w:t>
       </w:r>
-      <w:hyperlink w:history="1" r:id="rIdnob5pfl9_wtl4xlp7h6ih">
+      <w:hyperlink w:history="1" r:id="rIdtmrbb3gegsgji13ocr0zh">
         <w:r>
           <w:rPr>
             <w:rFonts w:ascii="Arial" w:cs="Arial" w:eastAsia="Arial" w:hAnsi="Arial"/>
@@ -15643,7 +15643,7 @@
             <w:pPr>
               <w:spacing w:after="20" w:before="0"/>
             </w:pPr>
-            <w:hyperlink w:history="1" r:id="rIdfuyndx0nx-b3ufrgjmvpm">
+            <w:hyperlink w:history="1" r:id="rIdpn23_pigbtogxkyiuksfk">
               <w:r>
                 <w:rPr>
                   <w:rFonts w:ascii="Arial" w:cs="Arial" w:eastAsia="Arial" w:hAnsi="Arial"/>
@@ -15676,7 +15676,7 @@
               <w:spacing w:after="10" w:before="0"/>
               <w:ind w:left="120"/>
             </w:pPr>
-            <w:hyperlink w:history="1" r:id="rIdwodaha7rnad7o_3_t4vyd">
+            <w:hyperlink w:history="1" r:id="rIdfdrzqqxtlc_ul_ujh2q5x">
               <w:r>
                 <w:rPr>
                   <w:rFonts w:ascii="Arial" w:cs="Arial" w:eastAsia="Arial" w:hAnsi="Arial"/>
@@ -15721,7 +15721,7 @@
             <w:pPr>
               <w:spacing w:after="20" w:before="0"/>
             </w:pPr>
-            <w:hyperlink w:history="1" r:id="rIdkrrjyncazcnv2_k4aoosz">
+            <w:hyperlink w:history="1" r:id="rId4etffmc-yt3-kayfu2ubu">
               <w:r>
                 <w:rPr>
                   <w:rFonts w:ascii="Arial" w:cs="Arial" w:eastAsia="Arial" w:hAnsi="Arial"/>
@@ -15754,7 +15754,7 @@
               <w:spacing w:after="10" w:before="0"/>
               <w:ind w:left="120"/>
             </w:pPr>
-            <w:hyperlink w:history="1" r:id="rIdzo4qcegu0kxubtfw4akm5">
+            <w:hyperlink w:history="1" r:id="rIdqerj2854mqariosjkla3y">
               <w:r>
                 <w:rPr>
                   <w:rFonts w:ascii="Arial" w:cs="Arial" w:eastAsia="Arial" w:hAnsi="Arial"/>
@@ -15796,7 +15796,7 @@
                 <w:sz w:val="18"/>
                 <w:szCs w:val="18"/>
               </w:rPr>
-              <w:t xml:space="preserve">Learners sit in their existing groups of four. Each learner silently reads the phenomenon prompt displayed on the board or ARES screen: 'In Lesson 1 you drew right-angled triangles and estimated tan 53° using your ruler. Write down: (a) the value you got, (b) what you think a scientific calculator will give for tan 53°, and (c) whether you think the calculator will give exactly the same answer for every student in the class — and why.' Learners write individual predictions in their exercise books for 4 minutes before any discussion. A think-pair-share follows: each learner shares with their shoulder partner, then two pairs are cold-called to share with the class. The teacher records three or four predicted values for tan 53° on the board without correcting them, creating a 'prediction wall' to be revisited after the Observe phase.</w:t>
+              <w:t xml:space="preserve">Learners sit in their existing groups of four. Each learner silently reads the phenomenon prompt displayed on the board or ARES screen: 'In Lesson 1 you drew right-angled triangles and measured a tangent ratio with your ruler for an angle you chose. Write down: (a) the value and angle you got, (b) what you think a scientific calculator will give for tan 53°, and (c) whether you think the calculator will give exactly the same answer for every student in the class — and why.' Learners write individual predictions in their exercise books for 4 minutes before any discussion. A think-pair-share follows: each learner shares with their shoulder partner, then two pairs are cold-called to share with the class. The teacher records three or four predicted values for tan 53° on the board without correcting them, creating a 'prediction wall' to be revisited after the Observe phase.</w:t>
             </w:r>
           </w:p>
         </w:tc>
@@ -15949,7 +15949,7 @@
             <w:pPr>
               <w:spacing w:after="20" w:before="0"/>
             </w:pPr>
-            <w:hyperlink w:history="1" r:id="rIdtqphdxm6pskoge2hekbti">
+            <w:hyperlink w:history="1" r:id="rIdkuwftkfg9jdsoq3s8pjcc">
               <w:r>
                 <w:rPr>
                   <w:rFonts w:ascii="Arial" w:cs="Arial" w:eastAsia="Arial" w:hAnsi="Arial"/>
@@ -15982,7 +15982,7 @@
               <w:spacing w:after="10" w:before="0"/>
               <w:ind w:left="120"/>
             </w:pPr>
-            <w:hyperlink w:history="1" r:id="rIdnindnhomr-nt3dony7nvw">
+            <w:hyperlink w:history="1" r:id="rIdfadvxieofbjsysk-jxqlb">
               <w:r>
                 <w:rPr>
                   <w:rFonts w:ascii="Arial" w:cs="Arial" w:eastAsia="Arial" w:hAnsi="Arial"/>
@@ -16027,7 +16027,7 @@
             <w:pPr>
               <w:spacing w:after="20" w:before="0"/>
             </w:pPr>
-            <w:hyperlink w:history="1" r:id="rId8h9pakkfz6loqvpztv_ta">
+            <w:hyperlink w:history="1" r:id="rIdffp6fuhzi6xz_lqmwcnig">
               <w:r>
                 <w:rPr>
                   <w:rFonts w:ascii="Arial" w:cs="Arial" w:eastAsia="Arial" w:hAnsi="Arial"/>
@@ -16060,7 +16060,7 @@
               <w:spacing w:after="10" w:before="0"/>
               <w:ind w:left="120"/>
             </w:pPr>
-            <w:hyperlink w:history="1" r:id="rIdjitbh7fgtb6yni_b43k0u">
+            <w:hyperlink w:history="1" r:id="rIdru-rdib1zfyyup1pytyjp">
               <w:r>
                 <w:rPr>
                   <w:rFonts w:ascii="Arial" w:cs="Arial" w:eastAsia="Arial" w:hAnsi="Arial"/>
@@ -16255,7 +16255,7 @@
             <w:pPr>
               <w:spacing w:after="20" w:before="0"/>
             </w:pPr>
-            <w:hyperlink w:history="1" r:id="rId9z2nvkexg762ih3jconsk">
+            <w:hyperlink w:history="1" r:id="rIdifhobb6zyenv8bjbqlbg0">
               <w:r>
                 <w:rPr>
                   <w:rFonts w:ascii="Arial" w:cs="Arial" w:eastAsia="Arial" w:hAnsi="Arial"/>
@@ -16288,7 +16288,7 @@
               <w:spacing w:after="10" w:before="0"/>
               <w:ind w:left="120"/>
             </w:pPr>
-            <w:hyperlink w:history="1" r:id="rId6-4tqzrah5nhepjkf4g2o">
+            <w:hyperlink w:history="1" r:id="rIdw0too0gk4gnu7zfdmyur6">
               <w:r>
                 <w:rPr>
                   <w:rFonts w:ascii="Arial" w:cs="Arial" w:eastAsia="Arial" w:hAnsi="Arial"/>
@@ -16333,7 +16333,7 @@
             <w:pPr>
               <w:spacing w:after="20" w:before="0"/>
             </w:pPr>
-            <w:hyperlink w:history="1" r:id="rIdxfnsowh47cfobg89xw4ea">
+            <w:hyperlink w:history="1" r:id="rIdipydj3z1qisevo96u9jzh">
               <w:r>
                 <w:rPr>
                   <w:rFonts w:ascii="Arial" w:cs="Arial" w:eastAsia="Arial" w:hAnsi="Arial"/>
@@ -16366,7 +16366,7 @@
               <w:spacing w:after="10" w:before="0"/>
               <w:ind w:left="120"/>
             </w:pPr>
-            <w:hyperlink w:history="1" r:id="rIdweaacrwrbhm9rb1rjxdg8">
+            <w:hyperlink w:history="1" r:id="rIdwznlp0zzfzpjg7ipcw9zh">
               <w:r>
                 <w:rPr>
                   <w:rFonts w:ascii="Arial" w:cs="Arial" w:eastAsia="Arial" w:hAnsi="Arial"/>
@@ -16561,7 +16561,7 @@
             <w:pPr>
               <w:spacing w:after="20" w:before="0"/>
             </w:pPr>
-            <w:hyperlink w:history="1" r:id="rId67-6034jpwaml5xw6fxen">
+            <w:hyperlink w:history="1" r:id="rIdaaw54y04oy39_pnycbu2s">
               <w:r>
                 <w:rPr>
                   <w:rFonts w:ascii="Arial" w:cs="Arial" w:eastAsia="Arial" w:hAnsi="Arial"/>
@@ -16594,7 +16594,7 @@
               <w:spacing w:after="10" w:before="0"/>
               <w:ind w:left="120"/>
             </w:pPr>
-            <w:hyperlink w:history="1" r:id="rIdym75oprlg0bxqi6rhdcly">
+            <w:hyperlink w:history="1" r:id="rIds61-oxere4-_z57pdzshz">
               <w:r>
                 <w:rPr>
                   <w:rFonts w:ascii="Arial" w:cs="Arial" w:eastAsia="Arial" w:hAnsi="Arial"/>
@@ -16639,7 +16639,7 @@
             <w:pPr>
               <w:spacing w:after="20" w:before="0"/>
             </w:pPr>
-            <w:hyperlink w:history="1" r:id="rIdheowaxdkm_ppwohv8aof3">
+            <w:hyperlink w:history="1" r:id="rId5l7duzzlwcetr5e7otkfe">
               <w:r>
                 <w:rPr>
                   <w:rFonts w:ascii="Arial" w:cs="Arial" w:eastAsia="Arial" w:hAnsi="Arial"/>
@@ -16672,7 +16672,7 @@
               <w:spacing w:after="10" w:before="0"/>
               <w:ind w:left="120"/>
             </w:pPr>
-            <w:hyperlink w:history="1" r:id="rId69o-ukcvfv8c7m5ulmbxe">
+            <w:hyperlink w:history="1" r:id="rIdn_ol7sc78-7cvyskgoegz">
               <w:r>
                 <w:rPr>
                   <w:rFonts w:ascii="Arial" w:cs="Arial" w:eastAsia="Arial" w:hAnsi="Arial"/>
@@ -16867,7 +16867,7 @@
             <w:pPr>
               <w:spacing w:after="20" w:before="0"/>
             </w:pPr>
-            <w:hyperlink w:history="1" r:id="rIdjrb5aduogo_-vjhpzxz0p">
+            <w:hyperlink w:history="1" r:id="rId0bk84etnq6i6ddfaxjljq">
               <w:r>
                 <w:rPr>
                   <w:rFonts w:ascii="Arial" w:cs="Arial" w:eastAsia="Arial" w:hAnsi="Arial"/>
@@ -16900,7 +16900,7 @@
               <w:spacing w:after="10" w:before="0"/>
               <w:ind w:left="120"/>
             </w:pPr>
-            <w:hyperlink w:history="1" r:id="rIdcwmmonkbg6cwrctgc0ymy">
+            <w:hyperlink w:history="1" r:id="rId48mtkrmhf0ytyhvgyekcv">
               <w:r>
                 <w:rPr>
                   <w:rFonts w:ascii="Arial" w:cs="Arial" w:eastAsia="Arial" w:hAnsi="Arial"/>
@@ -16945,7 +16945,7 @@
             <w:pPr>
               <w:spacing w:after="20" w:before="0"/>
             </w:pPr>
-            <w:hyperlink w:history="1" r:id="rIdljhzbzyahjkzc3ktfhmbs">
+            <w:hyperlink w:history="1" r:id="rIdag3gle6orjgempvdg3pus">
               <w:r>
                 <w:rPr>
                   <w:rFonts w:ascii="Arial" w:cs="Arial" w:eastAsia="Arial" w:hAnsi="Arial"/>
@@ -16978,7 +16978,7 @@
               <w:spacing w:after="10" w:before="0"/>
               <w:ind w:left="120"/>
             </w:pPr>
-            <w:hyperlink w:history="1" r:id="rIdsxvvnelnqxnrfhyq1b3pe">
+            <w:hyperlink w:history="1" r:id="rId2fs_kmdf1zd5imljmtzug">
               <w:r>
                 <w:rPr>
                   <w:rFonts w:ascii="Arial" w:cs="Arial" w:eastAsia="Arial" w:hAnsi="Arial"/>
@@ -17585,7 +17585,7 @@
         </w:rPr>
         <w:t xml:space="preserve">© 2026 SeaVuria and ARES. Aligned with KICD objectives. Developed by SeaVuria; technical implementation by ARES (with AI assistance from Claude). Licensed under </w:t>
       </w:r>
-      <w:hyperlink w:history="1" r:id="rIdd-vvfjmpoh5zhygam29gj">
+      <w:hyperlink w:history="1" r:id="rId7iqlttf2jsp0oiwotjlei">
         <w:r>
           <w:rPr>
             <w:rFonts w:ascii="Arial" w:cs="Arial" w:eastAsia="Arial" w:hAnsi="Arial"/>
@@ -17606,7 +17606,7 @@
         </w:rPr>
         <w:t xml:space="preserve"> (</w:t>
       </w:r>
-      <w:hyperlink w:history="1" r:id="rIdpykiam4ruubg4pflqzsjm">
+      <w:hyperlink w:history="1" r:id="rIdnssxjrhgqevi_tasdx8-j">
         <w:r>
           <w:rPr>
             <w:rFonts w:ascii="Arial" w:cs="Arial" w:eastAsia="Arial" w:hAnsi="Arial"/>
@@ -18177,7 +18177,7 @@
                 <w:sz w:val="18"/>
                 <w:szCs w:val="18"/>
               </w:rPr>
-              <w:t xml:space="preserve">In Lessons 1–5, learners defined SOH CAH TOA, derived special-angle ratios, and used them to calculate tree heights from shadow lengths and clinometer readings. Lesson 6 deepens that understanding: learners discover that the sine of the sun's elevation angle equals the cosine of the complementary depression angle, cutting the number of new ratios they must memorise in half. This hidden symmetry also sets up Lesson 7's tile-cutter 45° context, where both acute angles are equal and the identity becomes trivially elegant.</w:t>
+              <w:t xml:space="preserve">In Lessons 1–5, learners defined SOH CAH TOA, evaluated the ratios with tables and calculators, and used them to calculate tree heights from shadow lengths and clinometer readings. Lesson 6 deepens that understanding: learners discover that the sine of the sun's elevation angle equals the cosine of the complementary depression angle, cutting the number of new ratios they must memorise in half. This hidden symmetry also sets up Lesson 7's tile-cutter 45° context, where both acute angles are equal and the identity becomes trivially elegant.</w:t>
             </w:r>
           </w:p>
         </w:tc>
@@ -18619,7 +18619,7 @@
             <w:pPr>
               <w:spacing w:after="20" w:before="0"/>
             </w:pPr>
-            <w:hyperlink w:history="1" r:id="rId-cd8j9rfydg5zrdrxscg1">
+            <w:hyperlink w:history="1" r:id="rIdkf9tbwgxnmuahpm2jk9li">
               <w:r>
                 <w:rPr>
                   <w:rFonts w:ascii="Arial" w:cs="Arial" w:eastAsia="Arial" w:hAnsi="Arial"/>
@@ -18652,7 +18652,7 @@
               <w:spacing w:after="10" w:before="0"/>
               <w:ind w:left="120"/>
             </w:pPr>
-            <w:hyperlink w:history="1" r:id="rId59azwpgob_p2qdwfgi6yn">
+            <w:hyperlink w:history="1" r:id="rIdt1-dzvjwi0gpsj-02ab4w">
               <w:r>
                 <w:rPr>
                   <w:rFonts w:ascii="Arial" w:cs="Arial" w:eastAsia="Arial" w:hAnsi="Arial"/>
@@ -18697,7 +18697,7 @@
             <w:pPr>
               <w:spacing w:after="20" w:before="0"/>
             </w:pPr>
-            <w:hyperlink w:history="1" r:id="rIdus01rgocb6cxdm5qvfr1p">
+            <w:hyperlink w:history="1" r:id="rIdro0upftkkdmyoswcxlcjv">
               <w:r>
                 <w:rPr>
                   <w:rFonts w:ascii="Arial" w:cs="Arial" w:eastAsia="Arial" w:hAnsi="Arial"/>
@@ -18730,7 +18730,7 @@
               <w:spacing w:after="10" w:before="0"/>
               <w:ind w:left="120"/>
             </w:pPr>
-            <w:hyperlink w:history="1" r:id="rIdtdsj5qf5zty8tm5gmd4zo">
+            <w:hyperlink w:history="1" r:id="rId5xrn8xyjsioe50ujulzsi">
               <w:r>
                 <w:rPr>
                   <w:rFonts w:ascii="Arial" w:cs="Arial" w:eastAsia="Arial" w:hAnsi="Arial"/>
@@ -18925,7 +18925,7 @@
             <w:pPr>
               <w:spacing w:after="20" w:before="0"/>
             </w:pPr>
-            <w:hyperlink w:history="1" r:id="rIdde6zqpefeyxyr7k-o9cwq">
+            <w:hyperlink w:history="1" r:id="rIda-30zarftlwynsdkexo93">
               <w:r>
                 <w:rPr>
                   <w:rFonts w:ascii="Arial" w:cs="Arial" w:eastAsia="Arial" w:hAnsi="Arial"/>
@@ -18958,7 +18958,7 @@
               <w:spacing w:after="10" w:before="0"/>
               <w:ind w:left="120"/>
             </w:pPr>
-            <w:hyperlink w:history="1" r:id="rIdhjasoml8hmtzc0xyb5fjv">
+            <w:hyperlink w:history="1" r:id="rIdukvbrlyxdvetfhx8wuxdl">
               <w:r>
                 <w:rPr>
                   <w:rFonts w:ascii="Arial" w:cs="Arial" w:eastAsia="Arial" w:hAnsi="Arial"/>
@@ -19003,7 +19003,7 @@
             <w:pPr>
               <w:spacing w:after="20" w:before="0"/>
             </w:pPr>
-            <w:hyperlink w:history="1" r:id="rIdp8vpuibu6kv4yvmplws7v">
+            <w:hyperlink w:history="1" r:id="rIdejtxn48hrpe30yvj4qibv">
               <w:r>
                 <w:rPr>
                   <w:rFonts w:ascii="Arial" w:cs="Arial" w:eastAsia="Arial" w:hAnsi="Arial"/>
@@ -19036,7 +19036,7 @@
               <w:spacing w:after="10" w:before="0"/>
               <w:ind w:left="120"/>
             </w:pPr>
-            <w:hyperlink w:history="1" r:id="rId2koszlnpdoybavhh-exg6">
+            <w:hyperlink w:history="1" r:id="rIdwkzraho3vnxiziye4xvyh">
               <w:r>
                 <w:rPr>
                   <w:rFonts w:ascii="Arial" w:cs="Arial" w:eastAsia="Arial" w:hAnsi="Arial"/>
@@ -19154,7 +19154,7 @@
                 <w:sz w:val="18"/>
                 <w:szCs w:val="18"/>
               </w:rPr>
-              <w:t xml:space="preserve">PART C — Table-Comparison Task (12 min, pairs): Each pair completes a structured table with columns: θ, (90°−θ), sin θ (from Lesson 4 special-angles table), cos(90°−θ), and 'Are they equal?' Angle pairs used: (30°, 60°), (45°, 45°), (53°, 37°), (20°, 70°), (15°, 75°). Learners use their special-angles tables from Lessons 4–5 for the first three rows and a calculator (or ARES tool) for the last two. They write a conjecture at the bottom of the table in their own words.</w:t>
+              <w:t xml:space="preserve">PART C — Table-Comparison Task (12 min, pairs): Each pair completes a structured table with columns: θ, (90°−θ), sin θ (from tables or calculator), cos(90°−θ), and 'Are they equal?' Angle pairs used: (30°, 60°), (45°, 45°), (53°, 37°), (20°, 70°), (15°, 75°). Learners use their special-angles tables from Lessons 4–5 for the first three rows and a calculator (or ARES tool) for the last two. They write a conjecture at the bottom of the table in their own words.</w:t>
             </w:r>
           </w:p>
         </w:tc>
@@ -19383,7 +19383,7 @@
             <w:pPr>
               <w:spacing w:after="20" w:before="0"/>
             </w:pPr>
-            <w:hyperlink w:history="1" r:id="rId-wruc7qbwdas00s4vcb7d">
+            <w:hyperlink w:history="1" r:id="rIdc7qzuooflpew0soxfgfod">
               <w:r>
                 <w:rPr>
                   <w:rFonts w:ascii="Arial" w:cs="Arial" w:eastAsia="Arial" w:hAnsi="Arial"/>
@@ -19416,7 +19416,7 @@
               <w:spacing w:after="10" w:before="0"/>
               <w:ind w:left="120"/>
             </w:pPr>
-            <w:hyperlink w:history="1" r:id="rIdyaevjnwmxjhwvtjk2vvej">
+            <w:hyperlink w:history="1" r:id="rIdizypyyszvb4vpuye0aj_q">
               <w:r>
                 <w:rPr>
                   <w:rFonts w:ascii="Arial" w:cs="Arial" w:eastAsia="Arial" w:hAnsi="Arial"/>
@@ -19461,7 +19461,7 @@
             <w:pPr>
               <w:spacing w:after="20" w:before="0"/>
             </w:pPr>
-            <w:hyperlink w:history="1" r:id="rIdoedktf6yoee0pn73onnov">
+            <w:hyperlink w:history="1" r:id="rIdfh4sne6ghoaiu27lzt14w">
               <w:r>
                 <w:rPr>
                   <w:rFonts w:ascii="Arial" w:cs="Arial" w:eastAsia="Arial" w:hAnsi="Arial"/>
@@ -19494,7 +19494,7 @@
               <w:spacing w:after="10" w:before="0"/>
               <w:ind w:left="120"/>
             </w:pPr>
-            <w:hyperlink w:history="1" r:id="rIdilovqwunlsh9lk6abzhux">
+            <w:hyperlink w:history="1" r:id="rIdb98instpbuu4setnysx1d">
               <w:r>
                 <w:rPr>
                   <w:rFonts w:ascii="Arial" w:cs="Arial" w:eastAsia="Arial" w:hAnsi="Arial"/>
@@ -19841,7 +19841,7 @@
             <w:pPr>
               <w:spacing w:after="20" w:before="0"/>
             </w:pPr>
-            <w:hyperlink w:history="1" r:id="rIdjnotkzr6k9kfk0fz0kmli">
+            <w:hyperlink w:history="1" r:id="rIdtqafpqyg48fqfku-f8jbn">
               <w:r>
                 <w:rPr>
                   <w:rFonts w:ascii="Arial" w:cs="Arial" w:eastAsia="Arial" w:hAnsi="Arial"/>
@@ -19874,7 +19874,7 @@
               <w:spacing w:after="10" w:before="0"/>
               <w:ind w:left="120"/>
             </w:pPr>
-            <w:hyperlink w:history="1" r:id="rId5-emjj9kxhonhvyjazihz">
+            <w:hyperlink w:history="1" r:id="rIdz3oy-1hvuimt_pjv14zll">
               <w:r>
                 <w:rPr>
                   <w:rFonts w:ascii="Arial" w:cs="Arial" w:eastAsia="Arial" w:hAnsi="Arial"/>
@@ -19919,7 +19919,7 @@
             <w:pPr>
               <w:spacing w:after="20" w:before="0"/>
             </w:pPr>
-            <w:hyperlink w:history="1" r:id="rId9qoclnotmxsa9_jrjmcdo">
+            <w:hyperlink w:history="1" r:id="rIdx5abzzmdemyaec4vm7s5m">
               <w:r>
                 <w:rPr>
                   <w:rFonts w:ascii="Arial" w:cs="Arial" w:eastAsia="Arial" w:hAnsi="Arial"/>
@@ -19952,7 +19952,7 @@
               <w:spacing w:after="10" w:before="0"/>
               <w:ind w:left="120"/>
             </w:pPr>
-            <w:hyperlink w:history="1" r:id="rIdxvet4pjwjvga4wwon1ais">
+            <w:hyperlink w:history="1" r:id="rIdnycxdzb4lqq_edkpondxy">
               <w:r>
                 <w:rPr>
                   <w:rFonts w:ascii="Arial" w:cs="Arial" w:eastAsia="Arial" w:hAnsi="Arial"/>
@@ -20147,7 +20147,7 @@
             <w:pPr>
               <w:spacing w:after="20" w:before="0"/>
             </w:pPr>
-            <w:hyperlink w:history="1" r:id="rId50oajdlffboo7ahabznt7">
+            <w:hyperlink w:history="1" r:id="rId7jue3b8ms_sylcgaxarn7">
               <w:r>
                 <w:rPr>
                   <w:rFonts w:ascii="Arial" w:cs="Arial" w:eastAsia="Arial" w:hAnsi="Arial"/>
@@ -20180,7 +20180,7 @@
               <w:spacing w:after="10" w:before="0"/>
               <w:ind w:left="120"/>
             </w:pPr>
-            <w:hyperlink w:history="1" r:id="rId1gewlmke6tfuot5f4tl41">
+            <w:hyperlink w:history="1" r:id="rId_lkfgvua_8hr50ed-q5la">
               <w:r>
                 <w:rPr>
                   <w:rFonts w:ascii="Arial" w:cs="Arial" w:eastAsia="Arial" w:hAnsi="Arial"/>
@@ -20225,7 +20225,7 @@
             <w:pPr>
               <w:spacing w:after="20" w:before="0"/>
             </w:pPr>
-            <w:hyperlink w:history="1" r:id="rIdnbfai51ev7h6u-9sqqt_y">
+            <w:hyperlink w:history="1" r:id="rIdjcerbftaxbs02u9eszcfu">
               <w:r>
                 <w:rPr>
                   <w:rFonts w:ascii="Arial" w:cs="Arial" w:eastAsia="Arial" w:hAnsi="Arial"/>
@@ -20258,7 +20258,7 @@
               <w:spacing w:after="10" w:before="0"/>
               <w:ind w:left="120"/>
             </w:pPr>
-            <w:hyperlink w:history="1" r:id="rId2yu_ykfiweca-zlq3g_wd">
+            <w:hyperlink w:history="1" r:id="rIduziioayux7nf5akijgwtg">
               <w:r>
                 <w:rPr>
                   <w:rFonts w:ascii="Arial" w:cs="Arial" w:eastAsia="Arial" w:hAnsi="Arial"/>
@@ -20300,7 +20300,7 @@
                 <w:sz w:val="18"/>
                 <w:szCs w:val="18"/>
               </w:rPr>
-              <w:t xml:space="preserve">Learners retrieve their cumulative right-angled triangle model diagram — a labelled diagram they have updated after each lesson since Lesson 1. Today's revision has two steps: (1) They add a second colour annotation to the acute angles, marking that the two angles are complementary and writing the identity sin θ = cos(90° − θ) and cos θ = sin(90° − θ) as annotations on the diagram. (2) They add a new 'supporting scenario' box at the bottom of their model page: the Tile-Cutter's 45° Puzzle — a brief sketch of a tile-cutter in a Nairobi hardware shop cutting a square tile diagonally, creating a 45°-45°-90° triangle, with the prompt: 'What does our new identity predict about sin 45° and cos 45°? Check against your special-angles table from Lesson 4.' Learners answer the prompt individually, then the teacher closes the lesson by previewing Lesson 7.</w:t>
+              <w:t xml:space="preserve">Learners retrieve their cumulative right-angled triangle model diagram — a labelled diagram they have updated after each lesson since Lesson 1. Today's revision has two steps: (1) They add a second colour annotation to the acute angles, marking that the two angles are complementary and writing the identity sin θ = cos(90° − θ) and cos θ = sin(90° − θ) as annotations on the diagram. (2) They add a new 'supporting scenario' box at the bottom of their model page: the Tile-Cutter's 45° Puzzle — a brief sketch of a tile-cutter in a Nairobi hardware shop cutting a square tile diagonally, creating a 45°-45°-90° triangle, with the prompt: 'What does our new identity predict about sin 45° and cos 45°? Check against your calculator values from Lesson 5.' Learners answer the prompt individually, then the teacher closes the lesson by previewing Lesson 7.</w:t>
             </w:r>
           </w:p>
         </w:tc>
@@ -20332,7 +20332,7 @@
                 <w:sz w:val="18"/>
                 <w:szCs w:val="18"/>
               </w:rPr>
-              <w:t xml:space="preserve">Say: 'Take out your cumulative model diagram. Use a red pen or colour for today's update. Add the complementary-angle identity to both acute angles of your triangle.' [WAIT 2 minutes.] 'Now add the tile-cutter box at the bottom. Read the prompt and answer it using your Lesson 4 table.' [WAIT 3 minutes.] Cold-call 2 students: 'Njeri, what does the identity predict sin 45° should equal? And does your table confirm it?' [WAIT 10 seconds.] After confirmation (sin 45° = cos 45° = √2/2 ≈ 0.7071), say: 'This is not a coincidence — it is the identity being perfect. Next lesson we will explore why 45° makes both ratios identical and how a tile-cutter in Nairobi uses this every single day.' Assign exit task: 'In your book, write the updated answer to our driving question — include the complementary identity in your explanation of how the mango tree height can be calculated.'</w:t>
+              <w:t xml:space="preserve">Say: 'Take out your cumulative model diagram. Use a red pen or colour for today's update. Add the complementary-angle identity to both acute angles of your triangle.' [WAIT 2 minutes.] 'Now add the tile-cutter box at the bottom. Read the prompt and answer it using your Lesson 5 calculator values.' [WAIT 3 minutes.] Cold-call 2 students: 'Njeri, what does the identity predict sin 45° should equal? And does your table confirm it?' [WAIT 10 seconds.] After confirmation (sin 45° = cos 45° = √2/2 ≈ 0.7071), say: 'This is not a coincidence — it is the identity being perfect. Next lesson we will explore why 45° makes both ratios identical and how a tile-cutter in Nairobi uses this every single day.' Assign exit task: 'In your book, write the updated answer to our driving question — include the complementary identity in your explanation of how the mango tree height can be calculated.'</w:t>
             </w:r>
           </w:p>
         </w:tc>
@@ -20960,7 +20960,7 @@
         </w:rPr>
         <w:t xml:space="preserve">© 2026 SeaVuria and ARES. Aligned with KICD objectives. Developed by SeaVuria; technical implementation by ARES (with AI assistance from Claude). Licensed under </w:t>
       </w:r>
-      <w:hyperlink w:history="1" r:id="rId6gyxrhb4atlslufgeu0u_">
+      <w:hyperlink w:history="1" r:id="rIdzinrqnuhzx_v9hcpuypgq">
         <w:r>
           <w:rPr>
             <w:rFonts w:ascii="Arial" w:cs="Arial" w:eastAsia="Arial" w:hAnsi="Arial"/>
@@ -20981,7 +20981,7 @@
         </w:rPr>
         <w:t xml:space="preserve"> (</w:t>
       </w:r>
-      <w:hyperlink w:history="1" r:id="rIdtp9gbert5plr_offvxmab">
+      <w:hyperlink w:history="1" r:id="rIdhe0mwya484dozbqohmc1x">
         <w:r>
           <w:rPr>
             <w:rFonts w:ascii="Arial" w:cs="Arial" w:eastAsia="Arial" w:hAnsi="Arial"/>
@@ -21994,7 +21994,7 @@
             <w:pPr>
               <w:spacing w:after="20" w:before="0"/>
             </w:pPr>
-            <w:hyperlink w:history="1" r:id="rIdosf7kwo2xtey7mzsgxoei">
+            <w:hyperlink w:history="1" r:id="rIdgcdeffpaovm7dnpsbthy2">
               <w:r>
                 <w:rPr>
                   <w:rFonts w:ascii="Arial" w:cs="Arial" w:eastAsia="Arial" w:hAnsi="Arial"/>
@@ -22027,7 +22027,7 @@
               <w:spacing w:after="10" w:before="0"/>
               <w:ind w:left="120"/>
             </w:pPr>
-            <w:hyperlink w:history="1" r:id="rIdgheqswj7b7rxtl-lvx4ik">
+            <w:hyperlink w:history="1" r:id="rIdoe1p3vhqjv7azp0ehgqvf">
               <w:r>
                 <w:rPr>
                   <w:rFonts w:ascii="Arial" w:cs="Arial" w:eastAsia="Arial" w:hAnsi="Arial"/>
@@ -22072,7 +22072,7 @@
             <w:pPr>
               <w:spacing w:after="20" w:before="0"/>
             </w:pPr>
-            <w:hyperlink w:history="1" r:id="rId3puceq6kniuqwhixes9xz">
+            <w:hyperlink w:history="1" r:id="rIdoji-ppwmorsyi7xs3azpd">
               <w:r>
                 <w:rPr>
                   <w:rFonts w:ascii="Arial" w:cs="Arial" w:eastAsia="Arial" w:hAnsi="Arial"/>
@@ -22105,7 +22105,7 @@
               <w:spacing w:after="10" w:before="0"/>
               <w:ind w:left="120"/>
             </w:pPr>
-            <w:hyperlink w:history="1" r:id="rIdib8ezv4lrqzkkrh880xen">
+            <w:hyperlink w:history="1" r:id="rIdrvflzhk6v_rmfxi5bsfkk">
               <w:r>
                 <w:rPr>
                   <w:rFonts w:ascii="Arial" w:cs="Arial" w:eastAsia="Arial" w:hAnsi="Arial"/>
@@ -22300,7 +22300,7 @@
             <w:pPr>
               <w:spacing w:after="20" w:before="0"/>
             </w:pPr>
-            <w:hyperlink w:history="1" r:id="rIdmpqkjw_dmyiye0bcbdju6">
+            <w:hyperlink w:history="1" r:id="rIdivf6zmlxvt9shaylntj3y">
               <w:r>
                 <w:rPr>
                   <w:rFonts w:ascii="Arial" w:cs="Arial" w:eastAsia="Arial" w:hAnsi="Arial"/>
@@ -22333,7 +22333,7 @@
               <w:spacing w:after="10" w:before="0"/>
               <w:ind w:left="120"/>
             </w:pPr>
-            <w:hyperlink w:history="1" r:id="rIdqon9dkeh7dv7ruer-atqp">
+            <w:hyperlink w:history="1" r:id="rIdrqfcg-gmbfvnm_izt-fsf">
               <w:r>
                 <w:rPr>
                   <w:rFonts w:ascii="Arial" w:cs="Arial" w:eastAsia="Arial" w:hAnsi="Arial"/>
@@ -22378,7 +22378,7 @@
             <w:pPr>
               <w:spacing w:after="20" w:before="0"/>
             </w:pPr>
-            <w:hyperlink w:history="1" r:id="rIdcd0oxorgbpj3ax2ogqfoa">
+            <w:hyperlink w:history="1" r:id="rId_q2wq8dautprb1xkt5kfu">
               <w:r>
                 <w:rPr>
                   <w:rFonts w:ascii="Arial" w:cs="Arial" w:eastAsia="Arial" w:hAnsi="Arial"/>
@@ -22411,7 +22411,7 @@
               <w:spacing w:after="10" w:before="0"/>
               <w:ind w:left="120"/>
             </w:pPr>
-            <w:hyperlink w:history="1" r:id="rIdnpabnvprpgdtr0ltdzevp">
+            <w:hyperlink w:history="1" r:id="rIdvl2x2rimnag1t6aglgws_">
               <w:r>
                 <w:rPr>
                   <w:rFonts w:ascii="Arial" w:cs="Arial" w:eastAsia="Arial" w:hAnsi="Arial"/>
@@ -22758,7 +22758,7 @@
             <w:pPr>
               <w:spacing w:after="20" w:before="0"/>
             </w:pPr>
-            <w:hyperlink w:history="1" r:id="rIdjmhpjq4mioeqgdjcagwid">
+            <w:hyperlink w:history="1" r:id="rId1tmyazfkmznngnkq0df_i">
               <w:r>
                 <w:rPr>
                   <w:rFonts w:ascii="Arial" w:cs="Arial" w:eastAsia="Arial" w:hAnsi="Arial"/>
@@ -22791,7 +22791,7 @@
               <w:spacing w:after="10" w:before="0"/>
               <w:ind w:left="120"/>
             </w:pPr>
-            <w:hyperlink w:history="1" r:id="rIdcbk-h8zltmr1-4zolttxv">
+            <w:hyperlink w:history="1" r:id="rId_dohmwxaohxjqeubljl3s">
               <w:r>
                 <w:rPr>
                   <w:rFonts w:ascii="Arial" w:cs="Arial" w:eastAsia="Arial" w:hAnsi="Arial"/>
@@ -22836,7 +22836,7 @@
             <w:pPr>
               <w:spacing w:after="20" w:before="0"/>
             </w:pPr>
-            <w:hyperlink w:history="1" r:id="rIdydtqtkbicxis8s-fe0ank">
+            <w:hyperlink w:history="1" r:id="rId5zffgxnb84xz9piv86bxp">
               <w:r>
                 <w:rPr>
                   <w:rFonts w:ascii="Arial" w:cs="Arial" w:eastAsia="Arial" w:hAnsi="Arial"/>
@@ -22869,7 +22869,7 @@
               <w:spacing w:after="10" w:before="0"/>
               <w:ind w:left="120"/>
             </w:pPr>
-            <w:hyperlink w:history="1" r:id="rIdt18oz9isntdmc0mfvl9as">
+            <w:hyperlink w:history="1" r:id="rIdtj90561yqcbxud2nj8ggx">
               <w:r>
                 <w:rPr>
                   <w:rFonts w:ascii="Arial" w:cs="Arial" w:eastAsia="Arial" w:hAnsi="Arial"/>
@@ -22911,7 +22911,7 @@
                 <w:sz w:val="18"/>
                 <w:szCs w:val="18"/>
               </w:rPr>
-              <w:t xml:space="preserve">PART A — Sensemaking Discussion (10 min): The teacher leads a whole-class structured discussion connecting the derived values back to the Kisumu scenario. The class examines: 'If the sun in Kisumu were at exactly 60° instead of 53°, what would tan 60° be — exactly? And what height would that give the mango tree with a shadow of 9.0 m?' Learners work the calculation individually: height = 9.0 × tan 60° = 9.0 × √3 ≈ 9.0 × 1.732 = 15.6 m. They compare this exact approach with the calculator approach from Lesson 6.</w:t>
+              <w:t xml:space="preserve">PART A — Sensemaking Discussion (10 min): The teacher leads a whole-class structured discussion connecting the derived values back to the Kisumu scenario. The class examines: 'If the sun in Kisumu were at exactly 60° instead of 53°, what would tan 60° be — exactly? And what height would that give the mango tree with a shadow of 9.0 m?' Learners work the calculation individually: height = 9.0 × tan 60° = 9.0 × √3 ≈ 9.0 × 1.732 = 15.6 m. They compare this exact approach with the calculator approach from Lesson 5.</w:t>
             </w:r>
           </w:p>
           <w:p>
@@ -23140,7 +23140,7 @@
             <w:pPr>
               <w:spacing w:after="20" w:before="0"/>
             </w:pPr>
-            <w:hyperlink w:history="1" r:id="rIdg6ruk2ryjx89yvwgspn9j">
+            <w:hyperlink w:history="1" r:id="rIdhy6wlwe4omtxh3cidtxhr">
               <w:r>
                 <w:rPr>
                   <w:rFonts w:ascii="Arial" w:cs="Arial" w:eastAsia="Arial" w:hAnsi="Arial"/>
@@ -23173,7 +23173,7 @@
               <w:spacing w:after="10" w:before="0"/>
               <w:ind w:left="120"/>
             </w:pPr>
-            <w:hyperlink w:history="1" r:id="rIdkbp_zhezrh5pvpw3aahsa">
+            <w:hyperlink w:history="1" r:id="rIdvzgharxpcffveytg1nmzu">
               <w:r>
                 <w:rPr>
                   <w:rFonts w:ascii="Arial" w:cs="Arial" w:eastAsia="Arial" w:hAnsi="Arial"/>
@@ -23218,7 +23218,7 @@
             <w:pPr>
               <w:spacing w:after="20" w:before="0"/>
             </w:pPr>
-            <w:hyperlink w:history="1" r:id="rIdkzvea9mz0lxwnkvqdvagm">
+            <w:hyperlink w:history="1" r:id="rIdbynfk5dsymxjmq2vm4foi">
               <w:r>
                 <w:rPr>
                   <w:rFonts w:ascii="Arial" w:cs="Arial" w:eastAsia="Arial" w:hAnsi="Arial"/>
@@ -23251,7 +23251,7 @@
               <w:spacing w:after="10" w:before="0"/>
               <w:ind w:left="120"/>
             </w:pPr>
-            <w:hyperlink w:history="1" r:id="rIdf4_rjt0_j914ohtmr1hfl">
+            <w:hyperlink w:history="1" r:id="rIdipxw9vootesqob31_vc7j">
               <w:r>
                 <w:rPr>
                   <w:rFonts w:ascii="Arial" w:cs="Arial" w:eastAsia="Arial" w:hAnsi="Arial"/>
@@ -23446,7 +23446,7 @@
             <w:pPr>
               <w:spacing w:after="20" w:before="0"/>
             </w:pPr>
-            <w:hyperlink w:history="1" r:id="rIds0ajzc0im3c6fmeyyorlg">
+            <w:hyperlink w:history="1" r:id="rId_zjz0xulzcrnlq1kqhfiu">
               <w:r>
                 <w:rPr>
                   <w:rFonts w:ascii="Arial" w:cs="Arial" w:eastAsia="Arial" w:hAnsi="Arial"/>
@@ -23479,7 +23479,7 @@
               <w:spacing w:after="10" w:before="0"/>
               <w:ind w:left="120"/>
             </w:pPr>
-            <w:hyperlink w:history="1" r:id="rIdkstvxzh2gwnyja1c95050">
+            <w:hyperlink w:history="1" r:id="rId928tckhxxpxvha-owco9f">
               <w:r>
                 <w:rPr>
                   <w:rFonts w:ascii="Arial" w:cs="Arial" w:eastAsia="Arial" w:hAnsi="Arial"/>
@@ -23524,7 +23524,7 @@
             <w:pPr>
               <w:spacing w:after="20" w:before="0"/>
             </w:pPr>
-            <w:hyperlink w:history="1" r:id="rId-azev7qckymxgztm51rav">
+            <w:hyperlink w:history="1" r:id="rIdxi6qvzuxw5ozfc53hpofs">
               <w:r>
                 <w:rPr>
                   <w:rFonts w:ascii="Arial" w:cs="Arial" w:eastAsia="Arial" w:hAnsi="Arial"/>
@@ -23557,7 +23557,7 @@
               <w:spacing w:after="10" w:before="0"/>
               <w:ind w:left="120"/>
             </w:pPr>
-            <w:hyperlink w:history="1" r:id="rIdrjiq9ljq6zgnxs9ds6ae-">
+            <w:hyperlink w:history="1" r:id="rIdbkhl-_hweakb8-k_vumhm">
               <w:r>
                 <w:rPr>
                   <w:rFonts w:ascii="Arial" w:cs="Arial" w:eastAsia="Arial" w:hAnsi="Arial"/>
@@ -24221,7 +24221,7 @@
         </w:rPr>
         <w:t xml:space="preserve">© 2026 SeaVuria and ARES. Aligned with KICD objectives. Developed by SeaVuria; technical implementation by ARES (with AI assistance from Claude). Licensed under </w:t>
       </w:r>
-      <w:hyperlink w:history="1" r:id="rIdylsnvle8usxr-bfvqlyw1">
+      <w:hyperlink w:history="1" r:id="rIdupb-hracwkn-hoa02-gmt">
         <w:r>
           <w:rPr>
             <w:rFonts w:ascii="Arial" w:cs="Arial" w:eastAsia="Arial" w:hAnsi="Arial"/>
@@ -24242,7 +24242,7 @@
         </w:rPr>
         <w:t xml:space="preserve"> (</w:t>
       </w:r>
-      <w:hyperlink w:history="1" r:id="rId4nf_f_i0jpfd4in6j-6xn">
+      <w:hyperlink w:history="1" r:id="rId7sh8jtwsjbeycz8pjankx">
         <w:r>
           <w:rPr>
             <w:rFonts w:ascii="Arial" w:cs="Arial" w:eastAsia="Arial" w:hAnsi="Arial"/>
@@ -25255,7 +25255,7 @@
             <w:pPr>
               <w:spacing w:after="20" w:before="0"/>
             </w:pPr>
-            <w:hyperlink w:history="1" r:id="rIdpmenb2hidt7ogwskzx6mf">
+            <w:hyperlink w:history="1" r:id="rIdgaefzw_2ieygxr65y3wgh">
               <w:r>
                 <w:rPr>
                   <w:rFonts w:ascii="Arial" w:cs="Arial" w:eastAsia="Arial" w:hAnsi="Arial"/>
@@ -25288,7 +25288,7 @@
               <w:spacing w:after="10" w:before="0"/>
               <w:ind w:left="120"/>
             </w:pPr>
-            <w:hyperlink w:history="1" r:id="rIdn_oumlua_ck_khlaqrypl">
+            <w:hyperlink w:history="1" r:id="rIdb_tyh0vc7xz-0juj84q0i">
               <w:r>
                 <w:rPr>
                   <w:rFonts w:ascii="Arial" w:cs="Arial" w:eastAsia="Arial" w:hAnsi="Arial"/>
@@ -25333,7 +25333,7 @@
             <w:pPr>
               <w:spacing w:after="20" w:before="0"/>
             </w:pPr>
-            <w:hyperlink w:history="1" r:id="rIdtciao_0db-zsdvj85en-s">
+            <w:hyperlink w:history="1" r:id="rIdqb8sqb0kxpzstwh-fcwog">
               <w:r>
                 <w:rPr>
                   <w:rFonts w:ascii="Arial" w:cs="Arial" w:eastAsia="Arial" w:hAnsi="Arial"/>
@@ -25366,7 +25366,7 @@
               <w:spacing w:after="10" w:before="0"/>
               <w:ind w:left="120"/>
             </w:pPr>
-            <w:hyperlink w:history="1" r:id="rIdkesli5qsdqntb3dcb8sd2">
+            <w:hyperlink w:history="1" r:id="rIdgnfhafl3enex76ovoqhgn">
               <w:r>
                 <w:rPr>
                   <w:rFonts w:ascii="Arial" w:cs="Arial" w:eastAsia="Arial" w:hAnsi="Arial"/>
@@ -25440,7 +25440,7 @@
                 <w:sz w:val="18"/>
                 <w:szCs w:val="18"/>
               </w:rPr>
-              <w:t xml:space="preserve">Display the anchoring phenomenon image (student in Kisumu, mango-tree shadow, clinometer reading 53°). Say: 'Last lesson we used calculators and tables. Today I want you to FORGET the calculator. Look at your blank table — what do you already know or can reason about these special angles? You have 4 minutes, working alone. Go.' Set a visible 4-minute timer. Circulate silently; do NOT confirm or correct — only observe. After 4 minutes: 'Keep your tables face-down. We will come back to them.' Cold-call 3 learners: 'Achieng, what did you write for sin 90°?' WAIT 12 seconds. 'Otieno, same question — agree or disagree with Achieng and say why.' WAIT 12 seconds. 'Fatuma, what about tan 45°? Take your time.' WAIT 15 seconds. Record the three predicted values on the board WITHOUT revealing correctness. Say: 'By the end of this lesson you will know with certainty — and you will never need a calculator for these five angles again.'</w:t>
+              <w:t xml:space="preserve">Display the anchoring phenomenon image (student in Kisumu, mango-tree shadow, clinometer reading 53°). Say: 'In earlier lessons we used calculators and tables. Today I want you to FORGET the calculator. Look at your blank table — what do you already know or can reason about these special angles? You have 4 minutes, working alone. Go.' Set a visible 4-minute timer. Circulate silently; do NOT confirm or correct — only observe. After 4 minutes: 'Keep your tables face-down. We will come back to them.' Cold-call 3 learners: 'Achieng, what did you write for sin 90°?' WAIT 12 seconds. 'Otieno, same question — agree or disagree with Achieng and say why.' WAIT 12 seconds. 'Fatuma, what about tan 45°? Take your time.' WAIT 15 seconds. Record the three predicted values on the board WITHOUT revealing correctness. Say: 'By the end of this lesson you will know with certainty — and you will never need a calculator for these five angles again.'</w:t>
             </w:r>
           </w:p>
         </w:tc>
@@ -25561,7 +25561,7 @@
             <w:pPr>
               <w:spacing w:after="20" w:before="0"/>
             </w:pPr>
-            <w:hyperlink w:history="1" r:id="rIdlwab27vsdtii0c4bm4rso">
+            <w:hyperlink w:history="1" r:id="rIdfrsbfymcugvzj_cwwaojp">
               <w:r>
                 <w:rPr>
                   <w:rFonts w:ascii="Arial" w:cs="Arial" w:eastAsia="Arial" w:hAnsi="Arial"/>
@@ -25594,7 +25594,7 @@
               <w:spacing w:after="10" w:before="0"/>
               <w:ind w:left="120"/>
             </w:pPr>
-            <w:hyperlink w:history="1" r:id="rIdu_bd8bvrzpc39wjjnczlf">
+            <w:hyperlink w:history="1" r:id="rId9usmpghd6yrhab_dinjkg">
               <w:r>
                 <w:rPr>
                   <w:rFonts w:ascii="Arial" w:cs="Arial" w:eastAsia="Arial" w:hAnsi="Arial"/>
@@ -25639,7 +25639,7 @@
             <w:pPr>
               <w:spacing w:after="20" w:before="0"/>
             </w:pPr>
-            <w:hyperlink w:history="1" r:id="rId0vbesxmngilkfbwyll09j">
+            <w:hyperlink w:history="1" r:id="rId4h6yqjmwvm2yil5-pmuzq">
               <w:r>
                 <w:rPr>
                   <w:rFonts w:ascii="Arial" w:cs="Arial" w:eastAsia="Arial" w:hAnsi="Arial"/>
@@ -25672,7 +25672,7 @@
               <w:spacing w:after="10" w:before="0"/>
               <w:ind w:left="120"/>
             </w:pPr>
-            <w:hyperlink w:history="1" r:id="rIdj_i7eu0__l5c-3ba388ki">
+            <w:hyperlink w:history="1" r:id="rIdq4edna3w-gleotqt5ti8s">
               <w:r>
                 <w:rPr>
                   <w:rFonts w:ascii="Arial" w:cs="Arial" w:eastAsia="Arial" w:hAnsi="Arial"/>
@@ -25867,7 +25867,7 @@
             <w:pPr>
               <w:spacing w:after="20" w:before="0"/>
             </w:pPr>
-            <w:hyperlink w:history="1" r:id="rIdxxwkzd9tk1cqa9iadobr8">
+            <w:hyperlink w:history="1" r:id="rId-cjtjnmwfgma4ik97zfwp">
               <w:r>
                 <w:rPr>
                   <w:rFonts w:ascii="Arial" w:cs="Arial" w:eastAsia="Arial" w:hAnsi="Arial"/>
@@ -25900,7 +25900,7 @@
               <w:spacing w:after="10" w:before="0"/>
               <w:ind w:left="120"/>
             </w:pPr>
-            <w:hyperlink w:history="1" r:id="rIdiejbqkr7g_unr14wzy1sw">
+            <w:hyperlink w:history="1" r:id="rIdafpwqwh8dc4omzilbnxm1">
               <w:r>
                 <w:rPr>
                   <w:rFonts w:ascii="Arial" w:cs="Arial" w:eastAsia="Arial" w:hAnsi="Arial"/>
@@ -25945,7 +25945,7 @@
             <w:pPr>
               <w:spacing w:after="20" w:before="0"/>
             </w:pPr>
-            <w:hyperlink w:history="1" r:id="rId8bozhopgsktrdthx2soqk">
+            <w:hyperlink w:history="1" r:id="rIdbiz5fllmkxqq6jztbi1d1">
               <w:r>
                 <w:rPr>
                   <w:rFonts w:ascii="Arial" w:cs="Arial" w:eastAsia="Arial" w:hAnsi="Arial"/>
@@ -25994,7 +25994,7 @@
               <w:spacing w:after="10" w:before="0"/>
               <w:ind w:left="120"/>
             </w:pPr>
-            <w:hyperlink w:history="1" r:id="rId8nsfqfcwss32zmn7oa-gc">
+            <w:hyperlink w:history="1" r:id="rIdjdoymxzdapvvnfnt7wfni">
               <w:r>
                 <w:rPr>
                   <w:rFonts w:ascii="Arial" w:cs="Arial" w:eastAsia="Arial" w:hAnsi="Arial"/>
@@ -26189,7 +26189,7 @@
             <w:pPr>
               <w:spacing w:after="20" w:before="0"/>
             </w:pPr>
-            <w:hyperlink w:history="1" r:id="rIdsyqlevazmrdta_krrhqha">
+            <w:hyperlink w:history="1" r:id="rIdu3zxqwwubv9bb8ga3ydi_">
               <w:r>
                 <w:rPr>
                   <w:rFonts w:ascii="Arial" w:cs="Arial" w:eastAsia="Arial" w:hAnsi="Arial"/>
@@ -26222,7 +26222,7 @@
               <w:spacing w:after="10" w:before="0"/>
               <w:ind w:left="120"/>
             </w:pPr>
-            <w:hyperlink w:history="1" r:id="rId0thcfcmbbfdhtf1r2igvh">
+            <w:hyperlink w:history="1" r:id="rIddcgkv4_5g-tlum0ijqdwi">
               <w:r>
                 <w:rPr>
                   <w:rFonts w:ascii="Arial" w:cs="Arial" w:eastAsia="Arial" w:hAnsi="Arial"/>
@@ -26267,7 +26267,7 @@
             <w:pPr>
               <w:spacing w:after="20" w:before="0"/>
             </w:pPr>
-            <w:hyperlink w:history="1" r:id="rIdam3_vw55pw1_ptzbxtykj">
+            <w:hyperlink w:history="1" r:id="rIdnxddgtpdiqrl5husi6141">
               <w:r>
                 <w:rPr>
                   <w:rFonts w:ascii="Arial" w:cs="Arial" w:eastAsia="Arial" w:hAnsi="Arial"/>
@@ -26316,7 +26316,7 @@
               <w:spacing w:after="10" w:before="0"/>
               <w:ind w:left="120"/>
             </w:pPr>
-            <w:hyperlink w:history="1" r:id="rIdpl1yruddwj_qvnnes_keg">
+            <w:hyperlink w:history="1" r:id="rIdv0hi2uffztz3q7pgoc1zx">
               <w:r>
                 <w:rPr>
                   <w:rFonts w:ascii="Arial" w:cs="Arial" w:eastAsia="Arial" w:hAnsi="Arial"/>
@@ -26511,7 +26511,7 @@
             <w:pPr>
               <w:spacing w:after="20" w:before="0"/>
             </w:pPr>
-            <w:hyperlink w:history="1" r:id="rIdei0yrrdjf9sfwmfvrl0mn">
+            <w:hyperlink w:history="1" r:id="rIdjuilvnsm6lg_d3otlf9cd">
               <w:r>
                 <w:rPr>
                   <w:rFonts w:ascii="Arial" w:cs="Arial" w:eastAsia="Arial" w:hAnsi="Arial"/>
@@ -26544,7 +26544,7 @@
               <w:spacing w:after="10" w:before="0"/>
               <w:ind w:left="120"/>
             </w:pPr>
-            <w:hyperlink w:history="1" r:id="rIdwoyzjgwx8kfdutexylhme">
+            <w:hyperlink w:history="1" r:id="rId4ipytgwxlwad5i-c2_ief">
               <w:r>
                 <w:rPr>
                   <w:rFonts w:ascii="Arial" w:cs="Arial" w:eastAsia="Arial" w:hAnsi="Arial"/>
@@ -26589,7 +26589,7 @@
             <w:pPr>
               <w:spacing w:after="20" w:before="0"/>
             </w:pPr>
-            <w:hyperlink w:history="1" r:id="rIdfrmnbulwdukbsxoxpqlds">
+            <w:hyperlink w:history="1" r:id="rIdps9cqc-abndm4ospe2wwu">
               <w:r>
                 <w:rPr>
                   <w:rFonts w:ascii="Arial" w:cs="Arial" w:eastAsia="Arial" w:hAnsi="Arial"/>
@@ -26638,7 +26638,7 @@
               <w:spacing w:after="10" w:before="0"/>
               <w:ind w:left="120"/>
             </w:pPr>
-            <w:hyperlink w:history="1" r:id="rId_xeds-x0k0ioip66dh8ao">
+            <w:hyperlink w:history="1" r:id="rId2n6o71zctzy8rytlbi7eu">
               <w:r>
                 <w:rPr>
                   <w:rFonts w:ascii="Arial" w:cs="Arial" w:eastAsia="Arial" w:hAnsi="Arial"/>
@@ -27150,7 +27150,7 @@
         </w:rPr>
         <w:t xml:space="preserve">© 2026 SeaVuria and ARES. Aligned with KICD objectives. Developed by SeaVuria; technical implementation by ARES (with AI assistance from Claude). Licensed under </w:t>
       </w:r>
-      <w:hyperlink w:history="1" r:id="rIdmdlblgnzy3cnsryo53tsr">
+      <w:hyperlink w:history="1" r:id="rIdwksn2usg2on4wlbdf-suk">
         <w:r>
           <w:rPr>
             <w:rFonts w:ascii="Arial" w:cs="Arial" w:eastAsia="Arial" w:hAnsi="Arial"/>
@@ -27171,7 +27171,7 @@
         </w:rPr>
         <w:t xml:space="preserve"> (</w:t>
       </w:r>
-      <w:hyperlink w:history="1" r:id="rIdquwf56vyrmbkopjr9tyca">
+      <w:hyperlink w:history="1" r:id="rId7oml4fck41awk-qoenc1g">
         <w:r>
           <w:rPr>
             <w:rFonts w:ascii="Arial" w:cs="Arial" w:eastAsia="Arial" w:hAnsi="Arial"/>
@@ -28184,7 +28184,7 @@
             <w:pPr>
               <w:spacing w:after="20" w:before="0"/>
             </w:pPr>
-            <w:hyperlink w:history="1" r:id="rId2nezxakacrwnkdlpuyl1f">
+            <w:hyperlink w:history="1" r:id="rIdz8igjuactgachj3hqr_me">
               <w:r>
                 <w:rPr>
                   <w:rFonts w:ascii="Arial" w:cs="Arial" w:eastAsia="Arial" w:hAnsi="Arial"/>
@@ -28233,7 +28233,7 @@
               <w:spacing w:after="10" w:before="0"/>
               <w:ind w:left="120"/>
             </w:pPr>
-            <w:hyperlink w:history="1" r:id="rIdd7xi72lx_kgby_apjjbp4">
+            <w:hyperlink w:history="1" r:id="rIdsmgxt6x66z2m4zs_jlwvs">
               <w:r>
                 <w:rPr>
                   <w:rFonts w:ascii="Arial" w:cs="Arial" w:eastAsia="Arial" w:hAnsi="Arial"/>
@@ -28278,7 +28278,7 @@
             <w:pPr>
               <w:spacing w:after="20" w:before="0"/>
             </w:pPr>
-            <w:hyperlink w:history="1" r:id="rIdqxqasvzrwhpy4re-6lejf">
+            <w:hyperlink w:history="1" r:id="rIdw2oyyowbwexolwqikgjdi">
               <w:r>
                 <w:rPr>
                   <w:rFonts w:ascii="Arial" w:cs="Arial" w:eastAsia="Arial" w:hAnsi="Arial"/>
@@ -28311,7 +28311,7 @@
               <w:spacing w:after="10" w:before="0"/>
               <w:ind w:left="120"/>
             </w:pPr>
-            <w:hyperlink w:history="1" r:id="rIdnikdnxqduzhxjs3uefukl">
+            <w:hyperlink w:history="1" r:id="rId37oj5mn0tnbkdyhfwaok0">
               <w:r>
                 <w:rPr>
                   <w:rFonts w:ascii="Arial" w:cs="Arial" w:eastAsia="Arial" w:hAnsi="Arial"/>
@@ -28506,7 +28506,7 @@
             <w:pPr>
               <w:spacing w:after="20" w:before="0"/>
             </w:pPr>
-            <w:hyperlink w:history="1" r:id="rId9lgmcagz8powhavleq604">
+            <w:hyperlink w:history="1" r:id="rId1i0efsilkezuxevo6tbo2">
               <w:r>
                 <w:rPr>
                   <w:rFonts w:ascii="Arial" w:cs="Arial" w:eastAsia="Arial" w:hAnsi="Arial"/>
@@ -28555,7 +28555,7 @@
               <w:spacing w:after="10" w:before="0"/>
               <w:ind w:left="120"/>
             </w:pPr>
-            <w:hyperlink w:history="1" r:id="rIdtdebjbbum5uc6ixoeywvc">
+            <w:hyperlink w:history="1" r:id="rIdih-diuesbhvkupnz6teo_">
               <w:r>
                 <w:rPr>
                   <w:rFonts w:ascii="Arial" w:cs="Arial" w:eastAsia="Arial" w:hAnsi="Arial"/>
@@ -28600,7 +28600,7 @@
             <w:pPr>
               <w:spacing w:after="20" w:before="0"/>
             </w:pPr>
-            <w:hyperlink w:history="1" r:id="rIdzbqsneqx0kkszxqeekkzo">
+            <w:hyperlink w:history="1" r:id="rIdtcqbshj7qt0gj_hnz7cqr">
               <w:r>
                 <w:rPr>
                   <w:rFonts w:ascii="Arial" w:cs="Arial" w:eastAsia="Arial" w:hAnsi="Arial"/>
@@ -28633,7 +28633,7 @@
               <w:spacing w:after="10" w:before="0"/>
               <w:ind w:left="120"/>
             </w:pPr>
-            <w:hyperlink w:history="1" r:id="rIda4_tlrffzzc401qf9ear5">
+            <w:hyperlink w:history="1" r:id="rIdz-pgy4fx4vn46nwacaseq">
               <w:r>
                 <w:rPr>
                   <w:rFonts w:ascii="Arial" w:cs="Arial" w:eastAsia="Arial" w:hAnsi="Arial"/>
@@ -28828,7 +28828,7 @@
             <w:pPr>
               <w:spacing w:after="20" w:before="0"/>
             </w:pPr>
-            <w:hyperlink w:history="1" r:id="rId92mhwgrttscwk7rui84k3">
+            <w:hyperlink w:history="1" r:id="rIdwlkinnqjcqyvbsakzyjph">
               <w:r>
                 <w:rPr>
                   <w:rFonts w:ascii="Arial" w:cs="Arial" w:eastAsia="Arial" w:hAnsi="Arial"/>
@@ -28877,7 +28877,7 @@
               <w:spacing w:after="10" w:before="0"/>
               <w:ind w:left="120"/>
             </w:pPr>
-            <w:hyperlink w:history="1" r:id="rIdcrmon2k9telsc5dkvo8td">
+            <w:hyperlink w:history="1" r:id="rIdxzt7cxz1o4_vkj1quun6r">
               <w:r>
                 <w:rPr>
                   <w:rFonts w:ascii="Arial" w:cs="Arial" w:eastAsia="Arial" w:hAnsi="Arial"/>
@@ -28922,7 +28922,7 @@
             <w:pPr>
               <w:spacing w:after="20" w:before="0"/>
             </w:pPr>
-            <w:hyperlink w:history="1" r:id="rIdmlplzvuvgndhik7cnvuka">
+            <w:hyperlink w:history="1" r:id="rIdh17s535meemvnaa1fzfvm">
               <w:r>
                 <w:rPr>
                   <w:rFonts w:ascii="Arial" w:cs="Arial" w:eastAsia="Arial" w:hAnsi="Arial"/>
@@ -28955,7 +28955,7 @@
               <w:spacing w:after="10" w:before="0"/>
               <w:ind w:left="120"/>
             </w:pPr>
-            <w:hyperlink w:history="1" r:id="rIdduvedwowynegvcziq99my">
+            <w:hyperlink w:history="1" r:id="rIdh6wfmmbylkseamn4phezw">
               <w:r>
                 <w:rPr>
                   <w:rFonts w:ascii="Arial" w:cs="Arial" w:eastAsia="Arial" w:hAnsi="Arial"/>
@@ -29150,7 +29150,7 @@
             <w:pPr>
               <w:spacing w:after="20" w:before="0"/>
             </w:pPr>
-            <w:hyperlink w:history="1" r:id="rIdzgjkmgtfl9wf-gkpupplh">
+            <w:hyperlink w:history="1" r:id="rIdj52k6ng-we3bovublebok">
               <w:r>
                 <w:rPr>
                   <w:rFonts w:ascii="Arial" w:cs="Arial" w:eastAsia="Arial" w:hAnsi="Arial"/>
@@ -29199,7 +29199,7 @@
               <w:spacing w:after="10" w:before="0"/>
               <w:ind w:left="120"/>
             </w:pPr>
-            <w:hyperlink w:history="1" r:id="rIdatzzdpk8dgdsycz1zfd0m">
+            <w:hyperlink w:history="1" r:id="rIdmao4zap0cktuu3sguwekx">
               <w:r>
                 <w:rPr>
                   <w:rFonts w:ascii="Arial" w:cs="Arial" w:eastAsia="Arial" w:hAnsi="Arial"/>
@@ -29244,7 +29244,7 @@
             <w:pPr>
               <w:spacing w:after="20" w:before="0"/>
             </w:pPr>
-            <w:hyperlink w:history="1" r:id="rIdpxleyusshvaqcptricxz5">
+            <w:hyperlink w:history="1" r:id="rIdquyfaxvvpbvidmhrppw55">
               <w:r>
                 <w:rPr>
                   <w:rFonts w:ascii="Arial" w:cs="Arial" w:eastAsia="Arial" w:hAnsi="Arial"/>
@@ -29277,7 +29277,7 @@
               <w:spacing w:after="10" w:before="0"/>
               <w:ind w:left="120"/>
             </w:pPr>
-            <w:hyperlink w:history="1" r:id="rIdwxd8en9466kb4qpvvwn-n">
+            <w:hyperlink w:history="1" r:id="rIdunuihfzycwfbvun9fkwt-">
               <w:r>
                 <w:rPr>
                   <w:rFonts w:ascii="Arial" w:cs="Arial" w:eastAsia="Arial" w:hAnsi="Arial"/>
@@ -29472,7 +29472,7 @@
             <w:pPr>
               <w:spacing w:after="20" w:before="0"/>
             </w:pPr>
-            <w:hyperlink w:history="1" r:id="rIdgp3joyecpyhyp3yopr-v1">
+            <w:hyperlink w:history="1" r:id="rIdib_4xs5uhlttxmb7id932">
               <w:r>
                 <w:rPr>
                   <w:rFonts w:ascii="Arial" w:cs="Arial" w:eastAsia="Arial" w:hAnsi="Arial"/>
@@ -29521,7 +29521,7 @@
               <w:spacing w:after="10" w:before="0"/>
               <w:ind w:left="120"/>
             </w:pPr>
-            <w:hyperlink w:history="1" r:id="rIdmem3h9a7vf7xlul5zer8t">
+            <w:hyperlink w:history="1" r:id="rIdoze6mxa-07myiwnjufhnl">
               <w:r>
                 <w:rPr>
                   <w:rFonts w:ascii="Arial" w:cs="Arial" w:eastAsia="Arial" w:hAnsi="Arial"/>
@@ -29566,7 +29566,7 @@
             <w:pPr>
               <w:spacing w:after="20" w:before="0"/>
             </w:pPr>
-            <w:hyperlink w:history="1" r:id="rIdk_imxs-6173wjof_zxslo">
+            <w:hyperlink w:history="1" r:id="rIdppefrwptp8rwhyd1xbemw">
               <w:r>
                 <w:rPr>
                   <w:rFonts w:ascii="Arial" w:cs="Arial" w:eastAsia="Arial" w:hAnsi="Arial"/>
@@ -29599,7 +29599,7 @@
               <w:spacing w:after="10" w:before="0"/>
               <w:ind w:left="120"/>
             </w:pPr>
-            <w:hyperlink w:history="1" r:id="rId7vel7lse_t2hrx4z_ki57">
+            <w:hyperlink w:history="1" r:id="rId4qnzj34xse4als7ukcret">
               <w:r>
                 <w:rPr>
                   <w:rFonts w:ascii="Arial" w:cs="Arial" w:eastAsia="Arial" w:hAnsi="Arial"/>
@@ -30111,7 +30111,7 @@
         </w:rPr>
         <w:t xml:space="preserve">© 2026 SeaVuria and ARES. Aligned with KICD objectives. Developed by SeaVuria; technical implementation by ARES (with AI assistance from Claude). Licensed under </w:t>
       </w:r>
-      <w:hyperlink w:history="1" r:id="rId2le5trs3hdmymfaf_sxrn">
+      <w:hyperlink w:history="1" r:id="rIdwq-cjo94jyruaur7uwvjs">
         <w:r>
           <w:rPr>
             <w:rFonts w:ascii="Arial" w:cs="Arial" w:eastAsia="Arial" w:hAnsi="Arial"/>
@@ -30132,7 +30132,7 @@
         </w:rPr>
         <w:t xml:space="preserve"> (</w:t>
       </w:r>
-      <w:hyperlink w:history="1" r:id="rIdt6nrd7-pdut1ovdbn2ns2">
+      <w:hyperlink w:history="1" r:id="rIdlfzcc_8wlvqeorxuzfcok">
         <w:r>
           <w:rPr>
             <w:rFonts w:ascii="Arial" w:cs="Arial" w:eastAsia="Arial" w:hAnsi="Arial"/>
@@ -31145,7 +31145,7 @@
             <w:pPr>
               <w:spacing w:after="20" w:before="0"/>
             </w:pPr>
-            <w:hyperlink w:history="1" r:id="rIdijaecnpndqwopx-hs6d8o">
+            <w:hyperlink w:history="1" r:id="rIdi4qj33qejjfmt3k0glbdr">
               <w:r>
                 <w:rPr>
                   <w:rFonts w:ascii="Arial" w:cs="Arial" w:eastAsia="Arial" w:hAnsi="Arial"/>
@@ -31178,7 +31178,7 @@
               <w:spacing w:after="10" w:before="0"/>
               <w:ind w:left="120"/>
             </w:pPr>
-            <w:hyperlink w:history="1" r:id="rId-owthelrfpk0ffwfoultn">
+            <w:hyperlink w:history="1" r:id="rIdwdsrvxdvfakqcehl0mflq">
               <w:r>
                 <w:rPr>
                   <w:rFonts w:ascii="Arial" w:cs="Arial" w:eastAsia="Arial" w:hAnsi="Arial"/>
@@ -31223,7 +31223,7 @@
             <w:pPr>
               <w:spacing w:after="20" w:before="0"/>
             </w:pPr>
-            <w:hyperlink w:history="1" r:id="rIduizorm96drsj5k5gu6fu5">
+            <w:hyperlink w:history="1" r:id="rIdiwcpg1si8atytzprg9zal">
               <w:r>
                 <w:rPr>
                   <w:rFonts w:ascii="Arial" w:cs="Arial" w:eastAsia="Arial" w:hAnsi="Arial"/>
@@ -31256,7 +31256,7 @@
               <w:spacing w:after="10" w:before="0"/>
               <w:ind w:left="120"/>
             </w:pPr>
-            <w:hyperlink w:history="1" r:id="rIdxzfeeeltfa-txcb5macrx">
+            <w:hyperlink w:history="1" r:id="rIdcawjruay2a04yhq0tnpfv">
               <w:r>
                 <w:rPr>
                   <w:rFonts w:ascii="Arial" w:cs="Arial" w:eastAsia="Arial" w:hAnsi="Arial"/>
@@ -31451,7 +31451,7 @@
             <w:pPr>
               <w:spacing w:after="20" w:before="0"/>
             </w:pPr>
-            <w:hyperlink w:history="1" r:id="rIdjxsqw0rvcbcmww54naksc">
+            <w:hyperlink w:history="1" r:id="rIdbyhadee67a2nmowumh04g">
               <w:r>
                 <w:rPr>
                   <w:rFonts w:ascii="Arial" w:cs="Arial" w:eastAsia="Arial" w:hAnsi="Arial"/>
@@ -31484,7 +31484,7 @@
               <w:spacing w:after="10" w:before="0"/>
               <w:ind w:left="120"/>
             </w:pPr>
-            <w:hyperlink w:history="1" r:id="rIdtzjvvt29finhabfm6i5ry">
+            <w:hyperlink w:history="1" r:id="rIdnmhdpec2bo0rocaxt3t-l">
               <w:r>
                 <w:rPr>
                   <w:rFonts w:ascii="Arial" w:cs="Arial" w:eastAsia="Arial" w:hAnsi="Arial"/>
@@ -31529,7 +31529,7 @@
             <w:pPr>
               <w:spacing w:after="20" w:before="0"/>
             </w:pPr>
-            <w:hyperlink w:history="1" r:id="rIdwt6vrihqsyywl9zhu_ry6">
+            <w:hyperlink w:history="1" r:id="rIdslsoyz3876-x320afushx">
               <w:r>
                 <w:rPr>
                   <w:rFonts w:ascii="Arial" w:cs="Arial" w:eastAsia="Arial" w:hAnsi="Arial"/>
@@ -31562,7 +31562,7 @@
               <w:spacing w:after="10" w:before="0"/>
               <w:ind w:left="120"/>
             </w:pPr>
-            <w:hyperlink w:history="1" r:id="rIdbwf0pxkt6pvgn0g_yg8if">
+            <w:hyperlink w:history="1" r:id="rIdokvgunycrbwcmkdxpcdoa">
               <w:r>
                 <w:rPr>
                   <w:rFonts w:ascii="Arial" w:cs="Arial" w:eastAsia="Arial" w:hAnsi="Arial"/>
@@ -31909,7 +31909,7 @@
             <w:pPr>
               <w:spacing w:after="20" w:before="0"/>
             </w:pPr>
-            <w:hyperlink w:history="1" r:id="rIdeytjmaktxh2hgazcgzjm8">
+            <w:hyperlink w:history="1" r:id="rId32ai-xtwbqzotwzy9quln">
               <w:r>
                 <w:rPr>
                   <w:rFonts w:ascii="Arial" w:cs="Arial" w:eastAsia="Arial" w:hAnsi="Arial"/>
@@ -31958,7 +31958,7 @@
               <w:spacing w:after="10" w:before="0"/>
               <w:ind w:left="120"/>
             </w:pPr>
-            <w:hyperlink w:history="1" r:id="rId_f_jk-lx48708dxx_t9yw">
+            <w:hyperlink w:history="1" r:id="rIdyppm7ghwdqe10by-wisdt">
               <w:r>
                 <w:rPr>
                   <w:rFonts w:ascii="Arial" w:cs="Arial" w:eastAsia="Arial" w:hAnsi="Arial"/>
@@ -32003,7 +32003,7 @@
             <w:pPr>
               <w:spacing w:after="20" w:before="0"/>
             </w:pPr>
-            <w:hyperlink w:history="1" r:id="rId-qgxftebv4kyjwhsgdmgf">
+            <w:hyperlink w:history="1" r:id="rIdwt-dhs2h_v6y0kkbwa4aj">
               <w:r>
                 <w:rPr>
                   <w:rFonts w:ascii="Arial" w:cs="Arial" w:eastAsia="Arial" w:hAnsi="Arial"/>
@@ -32036,7 +32036,7 @@
               <w:spacing w:after="10" w:before="0"/>
               <w:ind w:left="120"/>
             </w:pPr>
-            <w:hyperlink w:history="1" r:id="rIdqp8rartbn-8w4ztmj0s_t">
+            <w:hyperlink w:history="1" r:id="rIdqx5j5cljy1mv889omeci8">
               <w:r>
                 <w:rPr>
                   <w:rFonts w:ascii="Arial" w:cs="Arial" w:eastAsia="Arial" w:hAnsi="Arial"/>
@@ -32231,7 +32231,7 @@
             <w:pPr>
               <w:spacing w:after="20" w:before="0"/>
             </w:pPr>
-            <w:hyperlink w:history="1" r:id="rIdosfz2n4xfydiftten9bmx">
+            <w:hyperlink w:history="1" r:id="rIdlr9gatqawsedrpw6ys7z-">
               <w:r>
                 <w:rPr>
                   <w:rFonts w:ascii="Arial" w:cs="Arial" w:eastAsia="Arial" w:hAnsi="Arial"/>
@@ -32280,7 +32280,7 @@
               <w:spacing w:after="10" w:before="0"/>
               <w:ind w:left="120"/>
             </w:pPr>
-            <w:hyperlink w:history="1" r:id="rId5idwxqelyoc11rxbaindz">
+            <w:hyperlink w:history="1" r:id="rIdocx3lhvldivgox5lriec9">
               <w:r>
                 <w:rPr>
                   <w:rFonts w:ascii="Arial" w:cs="Arial" w:eastAsia="Arial" w:hAnsi="Arial"/>
@@ -32325,7 +32325,7 @@
             <w:pPr>
               <w:spacing w:after="20" w:before="0"/>
             </w:pPr>
-            <w:hyperlink w:history="1" r:id="rIdoljcsyshxfykihk6piopz">
+            <w:hyperlink w:history="1" r:id="rId_6qjq0gmc-vwui7djotge">
               <w:r>
                 <w:rPr>
                   <w:rFonts w:ascii="Arial" w:cs="Arial" w:eastAsia="Arial" w:hAnsi="Arial"/>
@@ -32358,7 +32358,7 @@
               <w:spacing w:after="10" w:before="0"/>
               <w:ind w:left="120"/>
             </w:pPr>
-            <w:hyperlink w:history="1" r:id="rId_x2ingnziyaw917m6_nms">
+            <w:hyperlink w:history="1" r:id="rIdap7yt2l5pnwjrsp_tvb2x">
               <w:r>
                 <w:rPr>
                   <w:rFonts w:ascii="Arial" w:cs="Arial" w:eastAsia="Arial" w:hAnsi="Arial"/>
@@ -32553,7 +32553,7 @@
             <w:pPr>
               <w:spacing w:after="20" w:before="0"/>
             </w:pPr>
-            <w:hyperlink w:history="1" r:id="rId0hleyrihcasminaq1m9ri">
+            <w:hyperlink w:history="1" r:id="rIdda0ymh0gd3rr8dkx5r0el">
               <w:r>
                 <w:rPr>
                   <w:rFonts w:ascii="Arial" w:cs="Arial" w:eastAsia="Arial" w:hAnsi="Arial"/>
@@ -32602,7 +32602,7 @@
               <w:spacing w:after="10" w:before="0"/>
               <w:ind w:left="120"/>
             </w:pPr>
-            <w:hyperlink w:history="1" r:id="rIdtptb2zzarqaekacziodyi">
+            <w:hyperlink w:history="1" r:id="rId7d3g3c6otutvdfguffusw">
               <w:r>
                 <w:rPr>
                   <w:rFonts w:ascii="Arial" w:cs="Arial" w:eastAsia="Arial" w:hAnsi="Arial"/>
@@ -32647,7 +32647,7 @@
             <w:pPr>
               <w:spacing w:after="20" w:before="0"/>
             </w:pPr>
-            <w:hyperlink w:history="1" r:id="rIdqnrrzxugghlse6ovagmby">
+            <w:hyperlink w:history="1" r:id="rId2f2woqqqs7g-txwfhkcjx">
               <w:r>
                 <w:rPr>
                   <w:rFonts w:ascii="Arial" w:cs="Arial" w:eastAsia="Arial" w:hAnsi="Arial"/>
@@ -32696,7 +32696,7 @@
               <w:spacing w:after="10" w:before="0"/>
               <w:ind w:left="120"/>
             </w:pPr>
-            <w:hyperlink w:history="1" r:id="rIdqzbovfcqv4n3wr3wqacg-">
+            <w:hyperlink w:history="1" r:id="rIdpwcpsbd4dqmyjyxjdo2ud">
               <w:r>
                 <w:rPr>
                   <w:rFonts w:ascii="Arial" w:cs="Arial" w:eastAsia="Arial" w:hAnsi="Arial"/>
@@ -33208,7 +33208,7 @@
         </w:rPr>
         <w:t xml:space="preserve">© 2026 SeaVuria and ARES. Aligned with KICD objectives. Developed by SeaVuria; technical implementation by ARES (with AI assistance from Claude). Licensed under </w:t>
       </w:r>
-      <w:hyperlink w:history="1" r:id="rId4qcmwibh_qk-vdtmil0t2">
+      <w:hyperlink w:history="1" r:id="rIdylqq6ku1sfw1c_5jjoamm">
         <w:r>
           <w:rPr>
             <w:rFonts w:ascii="Arial" w:cs="Arial" w:eastAsia="Arial" w:hAnsi="Arial"/>
@@ -33229,7 +33229,7 @@
         </w:rPr>
         <w:t xml:space="preserve"> (</w:t>
       </w:r>
-      <w:hyperlink w:history="1" r:id="rIdj_6zym7nk3nmgcbi8embv">
+      <w:hyperlink w:history="1" r:id="rIdowvsr1pkthkro5fsne35c">
         <w:r>
           <w:rPr>
             <w:rFonts w:ascii="Arial" w:cs="Arial" w:eastAsia="Arial" w:hAnsi="Arial"/>

--- a/data/outputs/v2/Maths/SS3.1_Trigonometry_I/Mathematics_Trigonometry_I_CBE_LessonSequence.docx
+++ b/data/outputs/v2/Maths/SS3.1_Trigonometry_I/Mathematics_Trigonometry_I_CBE_LessonSequence.docx
@@ -2615,7 +2615,7 @@
         </w:rPr>
         <w:t xml:space="preserve">© 2026 SeaVuria and ARES. This work is licensed under a </w:t>
       </w:r>
-      <w:hyperlink w:history="1" r:id="rIduugfcxc2fghj02csyjw1h">
+      <w:hyperlink w:history="1" r:id="rIdu-mqbrircy6xkfkq2zxqd">
         <w:r>
           <w:rPr>
             <w:rFonts w:ascii="Arial" w:cs="Arial" w:eastAsia="Arial" w:hAnsi="Arial"/>
@@ -2635,7 +2635,7 @@
         </w:rPr>
         <w:t xml:space="preserve"> (</w:t>
       </w:r>
-      <w:hyperlink w:history="1" r:id="rIdl7ymaotftueskcop20gbi">
+      <w:hyperlink w:history="1" r:id="rIdbpx2jy433sywihphdngdk">
         <w:r>
           <w:rPr>
             <w:rFonts w:ascii="Arial" w:cs="Arial" w:eastAsia="Arial" w:hAnsi="Arial"/>
@@ -2655,7 +2655,7 @@
         </w:rPr>
         <w:t xml:space="preserve">). To view a copy of this license, visit </w:t>
       </w:r>
-      <w:hyperlink w:history="1" r:id="rIdtfeavav9n4btpy02aji_x">
+      <w:hyperlink w:history="1" r:id="rId0sbyrxwtewgcvychypimk">
         <w:r>
           <w:rPr>
             <w:rFonts w:ascii="Arial" w:cs="Arial" w:eastAsia="Arial" w:hAnsi="Arial"/>
@@ -3667,7 +3667,7 @@
             <w:pPr>
               <w:spacing w:after="20" w:before="0"/>
             </w:pPr>
-            <w:hyperlink w:history="1" r:id="rId0slvki6up7w_6cryhomnv">
+            <w:hyperlink w:history="1" r:id="rId5vgbqla5auo1z2p6y5d4l">
               <w:r>
                 <w:rPr>
                   <w:rFonts w:ascii="Arial" w:cs="Arial" w:eastAsia="Arial" w:hAnsi="Arial"/>
@@ -3700,7 +3700,7 @@
               <w:spacing w:after="10" w:before="0"/>
               <w:ind w:left="120"/>
             </w:pPr>
-            <w:hyperlink w:history="1" r:id="rIdjg4qjwswcfxd5janosgji">
+            <w:hyperlink w:history="1" r:id="rIdlo_aky3_sejxwqwwuk2wj">
               <w:r>
                 <w:rPr>
                   <w:rFonts w:ascii="Arial" w:cs="Arial" w:eastAsia="Arial" w:hAnsi="Arial"/>
@@ -3745,7 +3745,7 @@
             <w:pPr>
               <w:spacing w:after="20" w:before="0"/>
             </w:pPr>
-            <w:hyperlink w:history="1" r:id="rIdy6za4e-ab2kafd0zwwp-q">
+            <w:hyperlink w:history="1" r:id="rIdaang-rb_9l-co-apnzeik">
               <w:r>
                 <w:rPr>
                   <w:rFonts w:ascii="Arial" w:cs="Arial" w:eastAsia="Arial" w:hAnsi="Arial"/>
@@ -3778,7 +3778,7 @@
               <w:spacing w:after="10" w:before="0"/>
               <w:ind w:left="120"/>
             </w:pPr>
-            <w:hyperlink w:history="1" r:id="rIdxvi4n_ecu6cok15yemwjs">
+            <w:hyperlink w:history="1" r:id="rId0iedqrgpswngyxthvwykh">
               <w:r>
                 <w:rPr>
                   <w:rFonts w:ascii="Arial" w:cs="Arial" w:eastAsia="Arial" w:hAnsi="Arial"/>
@@ -3973,7 +3973,7 @@
             <w:pPr>
               <w:spacing w:after="20" w:before="0"/>
             </w:pPr>
-            <w:hyperlink w:history="1" r:id="rIda9xxoykoczi95neh7awfb">
+            <w:hyperlink w:history="1" r:id="rId8_76x5cayy8rpzvvfrcvp">
               <w:r>
                 <w:rPr>
                   <w:rFonts w:ascii="Arial" w:cs="Arial" w:eastAsia="Arial" w:hAnsi="Arial"/>
@@ -4006,7 +4006,7 @@
               <w:spacing w:after="10" w:before="0"/>
               <w:ind w:left="120"/>
             </w:pPr>
-            <w:hyperlink w:history="1" r:id="rIdffksmbzlfctf8nmfvyrwh">
+            <w:hyperlink w:history="1" r:id="rIdmmvzgljnw6i3w5foivaiz">
               <w:r>
                 <w:rPr>
                   <w:rFonts w:ascii="Arial" w:cs="Arial" w:eastAsia="Arial" w:hAnsi="Arial"/>
@@ -4051,7 +4051,7 @@
             <w:pPr>
               <w:spacing w:after="20" w:before="0"/>
             </w:pPr>
-            <w:hyperlink w:history="1" r:id="rIdzekbzulz-t95japy_9bkj">
+            <w:hyperlink w:history="1" r:id="rIdxl_zwfp9ysraacuaowqot">
               <w:r>
                 <w:rPr>
                   <w:rFonts w:ascii="Arial" w:cs="Arial" w:eastAsia="Arial" w:hAnsi="Arial"/>
@@ -4084,7 +4084,7 @@
               <w:spacing w:after="10" w:before="0"/>
               <w:ind w:left="120"/>
             </w:pPr>
-            <w:hyperlink w:history="1" r:id="rIdxdibmpfvhikajl5rv96x4">
+            <w:hyperlink w:history="1" r:id="rIde6bpaiveuvrysmtkfp1xk">
               <w:r>
                 <w:rPr>
                   <w:rFonts w:ascii="Arial" w:cs="Arial" w:eastAsia="Arial" w:hAnsi="Arial"/>
@@ -4279,7 +4279,7 @@
             <w:pPr>
               <w:spacing w:after="20" w:before="0"/>
             </w:pPr>
-            <w:hyperlink w:history="1" r:id="rIdqioyg2_blwk_m5_wmfmcg">
+            <w:hyperlink w:history="1" r:id="rIdh-q9q2cxbl4xyscqxxbad">
               <w:r>
                 <w:rPr>
                   <w:rFonts w:ascii="Arial" w:cs="Arial" w:eastAsia="Arial" w:hAnsi="Arial"/>
@@ -4312,7 +4312,7 @@
               <w:spacing w:after="10" w:before="0"/>
               <w:ind w:left="120"/>
             </w:pPr>
-            <w:hyperlink w:history="1" r:id="rIddt0rexggecaeoogithryj">
+            <w:hyperlink w:history="1" r:id="rIdlixzh_nhi0fjidnrhmprl">
               <w:r>
                 <w:rPr>
                   <w:rFonts w:ascii="Arial" w:cs="Arial" w:eastAsia="Arial" w:hAnsi="Arial"/>
@@ -4357,7 +4357,7 @@
             <w:pPr>
               <w:spacing w:after="20" w:before="0"/>
             </w:pPr>
-            <w:hyperlink w:history="1" r:id="rIdls5ur5gb4w51ntakouze8">
+            <w:hyperlink w:history="1" r:id="rIddqdzauffp-uprmpuphztq">
               <w:r>
                 <w:rPr>
                   <w:rFonts w:ascii="Arial" w:cs="Arial" w:eastAsia="Arial" w:hAnsi="Arial"/>
@@ -4406,7 +4406,7 @@
               <w:spacing w:after="10" w:before="0"/>
               <w:ind w:left="120"/>
             </w:pPr>
-            <w:hyperlink w:history="1" r:id="rId8rhd7uv14vehu_cedlbun">
+            <w:hyperlink w:history="1" r:id="rIdx7uelm4xh47gastbpdkmh">
               <w:r>
                 <w:rPr>
                   <w:rFonts w:ascii="Arial" w:cs="Arial" w:eastAsia="Arial" w:hAnsi="Arial"/>
@@ -4601,7 +4601,7 @@
             <w:pPr>
               <w:spacing w:after="20" w:before="0"/>
             </w:pPr>
-            <w:hyperlink w:history="1" r:id="rIdogjj18054eg6wcthv6ewf">
+            <w:hyperlink w:history="1" r:id="rId9blwaaksrq6l9aqdhau6v">
               <w:r>
                 <w:rPr>
                   <w:rFonts w:ascii="Arial" w:cs="Arial" w:eastAsia="Arial" w:hAnsi="Arial"/>
@@ -4634,7 +4634,7 @@
               <w:spacing w:after="10" w:before="0"/>
               <w:ind w:left="120"/>
             </w:pPr>
-            <w:hyperlink w:history="1" r:id="rIddi4r1cuitu5kcquz-kh_q">
+            <w:hyperlink w:history="1" r:id="rIdbzqpkvgyxt7ltnzswhr4o">
               <w:r>
                 <w:rPr>
                   <w:rFonts w:ascii="Arial" w:cs="Arial" w:eastAsia="Arial" w:hAnsi="Arial"/>
@@ -4679,7 +4679,7 @@
             <w:pPr>
               <w:spacing w:after="20" w:before="0"/>
             </w:pPr>
-            <w:hyperlink w:history="1" r:id="rIdunrr3ofsusr9ljdki69hl">
+            <w:hyperlink w:history="1" r:id="rIdxyg2q9k3_vwvxs_pdiuzi">
               <w:r>
                 <w:rPr>
                   <w:rFonts w:ascii="Arial" w:cs="Arial" w:eastAsia="Arial" w:hAnsi="Arial"/>
@@ -4728,7 +4728,7 @@
               <w:spacing w:after="10" w:before="0"/>
               <w:ind w:left="120"/>
             </w:pPr>
-            <w:hyperlink w:history="1" r:id="rIdnokkkpay_f-9vlggywh0a">
+            <w:hyperlink w:history="1" r:id="rIdx1hh6gam8eow8dxpmbt4u">
               <w:r>
                 <w:rPr>
                   <w:rFonts w:ascii="Arial" w:cs="Arial" w:eastAsia="Arial" w:hAnsi="Arial"/>
@@ -4923,7 +4923,7 @@
             <w:pPr>
               <w:spacing w:after="20" w:before="0"/>
             </w:pPr>
-            <w:hyperlink w:history="1" r:id="rIdr-og-txx9vfnih-bbqri1">
+            <w:hyperlink w:history="1" r:id="rIdnkvkasxcagy5lwxzd8gx_">
               <w:r>
                 <w:rPr>
                   <w:rFonts w:ascii="Arial" w:cs="Arial" w:eastAsia="Arial" w:hAnsi="Arial"/>
@@ -4956,7 +4956,7 @@
               <w:spacing w:after="10" w:before="0"/>
               <w:ind w:left="120"/>
             </w:pPr>
-            <w:hyperlink w:history="1" r:id="rId-baqn7ujz-0odgepb_1wx">
+            <w:hyperlink w:history="1" r:id="rIdrz4k6nyy1ist6xjlzutqv">
               <w:r>
                 <w:rPr>
                   <w:rFonts w:ascii="Arial" w:cs="Arial" w:eastAsia="Arial" w:hAnsi="Arial"/>
@@ -5001,7 +5001,7 @@
             <w:pPr>
               <w:spacing w:after="20" w:before="0"/>
             </w:pPr>
-            <w:hyperlink w:history="1" r:id="rIds_prs7cjz9mdlumxnuwlt">
+            <w:hyperlink w:history="1" r:id="rIdmivikkt8xbi--q8hqxa_c">
               <w:r>
                 <w:rPr>
                   <w:rFonts w:ascii="Arial" w:cs="Arial" w:eastAsia="Arial" w:hAnsi="Arial"/>
@@ -5050,7 +5050,7 @@
               <w:spacing w:after="10" w:before="0"/>
               <w:ind w:left="120"/>
             </w:pPr>
-            <w:hyperlink w:history="1" r:id="rId88ggiyhncytszqusbnoqp">
+            <w:hyperlink w:history="1" r:id="rIdvarx4iaiu8nzpuw6zjxst">
               <w:r>
                 <w:rPr>
                   <w:rFonts w:ascii="Arial" w:cs="Arial" w:eastAsia="Arial" w:hAnsi="Arial"/>
@@ -5562,7 +5562,7 @@
         </w:rPr>
         <w:t xml:space="preserve">© 2026 SeaVuria and ARES. Aligned with KICD objectives. Developed by SeaVuria; technical implementation by ARES (with AI assistance from Claude). Licensed under </w:t>
       </w:r>
-      <w:hyperlink w:history="1" r:id="rId7xuci-k0rkhpuhtgjooxx">
+      <w:hyperlink w:history="1" r:id="rIdcqzh1udaq7zjielqhh_jb">
         <w:r>
           <w:rPr>
             <w:rFonts w:ascii="Arial" w:cs="Arial" w:eastAsia="Arial" w:hAnsi="Arial"/>
@@ -5583,7 +5583,7 @@
         </w:rPr>
         <w:t xml:space="preserve"> (</w:t>
       </w:r>
-      <w:hyperlink w:history="1" r:id="rIdxjwqkubbdtc7ixojmi_p1">
+      <w:hyperlink w:history="1" r:id="rIdzfuekubj9difs8nxd2s-i">
         <w:r>
           <w:rPr>
             <w:rFonts w:ascii="Arial" w:cs="Arial" w:eastAsia="Arial" w:hAnsi="Arial"/>
@@ -6596,7 +6596,7 @@
             <w:pPr>
               <w:spacing w:after="20" w:before="0"/>
             </w:pPr>
-            <w:hyperlink w:history="1" r:id="rIdjvsc08fent23spcngufgp">
+            <w:hyperlink w:history="1" r:id="rIdqwsoicanqzlg8vwufh0h7">
               <w:r>
                 <w:rPr>
                   <w:rFonts w:ascii="Arial" w:cs="Arial" w:eastAsia="Arial" w:hAnsi="Arial"/>
@@ -6629,7 +6629,7 @@
               <w:spacing w:after="10" w:before="0"/>
               <w:ind w:left="120"/>
             </w:pPr>
-            <w:hyperlink w:history="1" r:id="rIdl5e1v32ni4xpj9im1cure">
+            <w:hyperlink w:history="1" r:id="rId_6j6uuvnbdnud2tyqn66_">
               <w:r>
                 <w:rPr>
                   <w:rFonts w:ascii="Arial" w:cs="Arial" w:eastAsia="Arial" w:hAnsi="Arial"/>
@@ -6674,7 +6674,7 @@
             <w:pPr>
               <w:spacing w:after="20" w:before="0"/>
             </w:pPr>
-            <w:hyperlink w:history="1" r:id="rId8xjo1ijxdk6m4medivjtz">
+            <w:hyperlink w:history="1" r:id="rIdpdn_swwrwvy1zttr-va43">
               <w:r>
                 <w:rPr>
                   <w:rFonts w:ascii="Arial" w:cs="Arial" w:eastAsia="Arial" w:hAnsi="Arial"/>
@@ -6707,7 +6707,7 @@
               <w:spacing w:after="10" w:before="0"/>
               <w:ind w:left="120"/>
             </w:pPr>
-            <w:hyperlink w:history="1" r:id="rIdyzvdhtbceeax8atz1uz3u">
+            <w:hyperlink w:history="1" r:id="rIda-ozyksfzz_4ugi-y0s75">
               <w:r>
                 <w:rPr>
                   <w:rFonts w:ascii="Arial" w:cs="Arial" w:eastAsia="Arial" w:hAnsi="Arial"/>
@@ -6902,7 +6902,7 @@
             <w:pPr>
               <w:spacing w:after="20" w:before="0"/>
             </w:pPr>
-            <w:hyperlink w:history="1" r:id="rIdrjwcc1emk71_6oukghuz8">
+            <w:hyperlink w:history="1" r:id="rIduw9sgulmrqnqak70qibrp">
               <w:r>
                 <w:rPr>
                   <w:rFonts w:ascii="Arial" w:cs="Arial" w:eastAsia="Arial" w:hAnsi="Arial"/>
@@ -6935,7 +6935,7 @@
               <w:spacing w:after="10" w:before="0"/>
               <w:ind w:left="120"/>
             </w:pPr>
-            <w:hyperlink w:history="1" r:id="rIdcytrux-0pez36fylr2st9">
+            <w:hyperlink w:history="1" r:id="rIdtzwuq1_j6lfaypvigy4nl">
               <w:r>
                 <w:rPr>
                   <w:rFonts w:ascii="Arial" w:cs="Arial" w:eastAsia="Arial" w:hAnsi="Arial"/>
@@ -6980,7 +6980,7 @@
             <w:pPr>
               <w:spacing w:after="20" w:before="0"/>
             </w:pPr>
-            <w:hyperlink w:history="1" r:id="rIdzzxq0hkwfucft3o6wa04v">
+            <w:hyperlink w:history="1" r:id="rIdofol2rcxjkbg0dmahehks">
               <w:r>
                 <w:rPr>
                   <w:rFonts w:ascii="Arial" w:cs="Arial" w:eastAsia="Arial" w:hAnsi="Arial"/>
@@ -7013,7 +7013,7 @@
               <w:spacing w:after="10" w:before="0"/>
               <w:ind w:left="120"/>
             </w:pPr>
-            <w:hyperlink w:history="1" r:id="rId9wfkcvnhztwfhbyvv0muj">
+            <w:hyperlink w:history="1" r:id="rId1gjfya6pakws-q6jjgfn2">
               <w:r>
                 <w:rPr>
                   <w:rFonts w:ascii="Arial" w:cs="Arial" w:eastAsia="Arial" w:hAnsi="Arial"/>
@@ -7208,7 +7208,7 @@
             <w:pPr>
               <w:spacing w:after="20" w:before="0"/>
             </w:pPr>
-            <w:hyperlink w:history="1" r:id="rId9xj-b7yilvtjfjbct04ge">
+            <w:hyperlink w:history="1" r:id="rId4didgveq1busirxhj9c0t">
               <w:r>
                 <w:rPr>
                   <w:rFonts w:ascii="Arial" w:cs="Arial" w:eastAsia="Arial" w:hAnsi="Arial"/>
@@ -7241,7 +7241,7 @@
               <w:spacing w:after="10" w:before="0"/>
               <w:ind w:left="120"/>
             </w:pPr>
-            <w:hyperlink w:history="1" r:id="rIdifzuiz6_gc6ppad1hg5sq">
+            <w:hyperlink w:history="1" r:id="rIdop5mfaiyhkq1dhvwql9sy">
               <w:r>
                 <w:rPr>
                   <w:rFonts w:ascii="Arial" w:cs="Arial" w:eastAsia="Arial" w:hAnsi="Arial"/>
@@ -7286,7 +7286,7 @@
             <w:pPr>
               <w:spacing w:after="20" w:before="0"/>
             </w:pPr>
-            <w:hyperlink w:history="1" r:id="rIda6tdfmayulwoj_pbpncmv">
+            <w:hyperlink w:history="1" r:id="rIdh7neidbfpzhofvtscf7yx">
               <w:r>
                 <w:rPr>
                   <w:rFonts w:ascii="Arial" w:cs="Arial" w:eastAsia="Arial" w:hAnsi="Arial"/>
@@ -7335,7 +7335,7 @@
               <w:spacing w:after="10" w:before="0"/>
               <w:ind w:left="120"/>
             </w:pPr>
-            <w:hyperlink w:history="1" r:id="rIdl1louqi_kwx_dgmcbfgzo">
+            <w:hyperlink w:history="1" r:id="rIdqy_fcf4c_f5mkde2kkr1b">
               <w:r>
                 <w:rPr>
                   <w:rFonts w:ascii="Arial" w:cs="Arial" w:eastAsia="Arial" w:hAnsi="Arial"/>
@@ -7530,7 +7530,7 @@
             <w:pPr>
               <w:spacing w:after="20" w:before="0"/>
             </w:pPr>
-            <w:hyperlink w:history="1" r:id="rIdip1kokk84cad1zywerx2e">
+            <w:hyperlink w:history="1" r:id="rIdvgrlsdat4-vfvzor34cqh">
               <w:r>
                 <w:rPr>
                   <w:rFonts w:ascii="Arial" w:cs="Arial" w:eastAsia="Arial" w:hAnsi="Arial"/>
@@ -7563,7 +7563,7 @@
               <w:spacing w:after="10" w:before="0"/>
               <w:ind w:left="120"/>
             </w:pPr>
-            <w:hyperlink w:history="1" r:id="rIdgt9g-eww1s7taj715pigu">
+            <w:hyperlink w:history="1" r:id="rId_qmceal76m1rkflc3wgki">
               <w:r>
                 <w:rPr>
                   <w:rFonts w:ascii="Arial" w:cs="Arial" w:eastAsia="Arial" w:hAnsi="Arial"/>
@@ -7608,7 +7608,7 @@
             <w:pPr>
               <w:spacing w:after="20" w:before="0"/>
             </w:pPr>
-            <w:hyperlink w:history="1" r:id="rIdspduwaqvagcpkd-q1gsrj">
+            <w:hyperlink w:history="1" r:id="rIdkgugg0sximduo5lsze_va">
               <w:r>
                 <w:rPr>
                   <w:rFonts w:ascii="Arial" w:cs="Arial" w:eastAsia="Arial" w:hAnsi="Arial"/>
@@ -7657,7 +7657,7 @@
               <w:spacing w:after="10" w:before="0"/>
               <w:ind w:left="120"/>
             </w:pPr>
-            <w:hyperlink w:history="1" r:id="rIddwve8awnzsfvnkqfdeyxi">
+            <w:hyperlink w:history="1" r:id="rIdtl-vx6hiauusnkjmafhie">
               <w:r>
                 <w:rPr>
                   <w:rFonts w:ascii="Arial" w:cs="Arial" w:eastAsia="Arial" w:hAnsi="Arial"/>
@@ -7852,7 +7852,7 @@
             <w:pPr>
               <w:spacing w:after="20" w:before="0"/>
             </w:pPr>
-            <w:hyperlink w:history="1" r:id="rIdsnsrs4maqlyumfytsu_ne">
+            <w:hyperlink w:history="1" r:id="rId-s4mt6rqc2r2kc6uivlkn">
               <w:r>
                 <w:rPr>
                   <w:rFonts w:ascii="Arial" w:cs="Arial" w:eastAsia="Arial" w:hAnsi="Arial"/>
@@ -7901,7 +7901,7 @@
               <w:spacing w:after="10" w:before="0"/>
               <w:ind w:left="120"/>
             </w:pPr>
-            <w:hyperlink w:history="1" r:id="rIdsapwrkuun0mkzyu6llljp">
+            <w:hyperlink w:history="1" r:id="rIdwk67yr0bvnqkydz4xwiyv">
               <w:r>
                 <w:rPr>
                   <w:rFonts w:ascii="Arial" w:cs="Arial" w:eastAsia="Arial" w:hAnsi="Arial"/>
@@ -7946,7 +7946,7 @@
             <w:pPr>
               <w:spacing w:after="20" w:before="0"/>
             </w:pPr>
-            <w:hyperlink w:history="1" r:id="rIdm_y0u-cqf83tsby3ieyxv">
+            <w:hyperlink w:history="1" r:id="rIdnyazfl0ss0k7ptcxmbsbx">
               <w:r>
                 <w:rPr>
                   <w:rFonts w:ascii="Arial" w:cs="Arial" w:eastAsia="Arial" w:hAnsi="Arial"/>
@@ -7995,7 +7995,7 @@
               <w:spacing w:after="10" w:before="0"/>
               <w:ind w:left="120"/>
             </w:pPr>
-            <w:hyperlink w:history="1" r:id="rIdcvpr69gh61blrizokql54">
+            <w:hyperlink w:history="1" r:id="rIdcz_su-kklapld0xiw5gy8">
               <w:r>
                 <w:rPr>
                   <w:rFonts w:ascii="Arial" w:cs="Arial" w:eastAsia="Arial" w:hAnsi="Arial"/>
@@ -8507,7 +8507,7 @@
         </w:rPr>
         <w:t xml:space="preserve">© 2026 SeaVuria and ARES. Aligned with KICD objectives. Developed by SeaVuria; technical implementation by ARES (with AI assistance from Claude). Licensed under </w:t>
       </w:r>
-      <w:hyperlink w:history="1" r:id="rIdbvzt-9mudc8eswngdldkf">
+      <w:hyperlink w:history="1" r:id="rIdwxxad_tud2h4ca8jcjg3b">
         <w:r>
           <w:rPr>
             <w:rFonts w:ascii="Arial" w:cs="Arial" w:eastAsia="Arial" w:hAnsi="Arial"/>
@@ -8528,7 +8528,7 @@
         </w:rPr>
         <w:t xml:space="preserve"> (</w:t>
       </w:r>
-      <w:hyperlink w:history="1" r:id="rIdjdw7q0niypyaiqlhg31r1">
+      <w:hyperlink w:history="1" r:id="rIdqrz9t88z1uhdky5lq8qj5">
         <w:r>
           <w:rPr>
             <w:rFonts w:ascii="Arial" w:cs="Arial" w:eastAsia="Arial" w:hAnsi="Arial"/>
@@ -9541,7 +9541,7 @@
             <w:pPr>
               <w:spacing w:after="20" w:before="0"/>
             </w:pPr>
-            <w:hyperlink w:history="1" r:id="rIdvetmqdbyk3854zdxeqbxf">
+            <w:hyperlink w:history="1" r:id="rIdcjysmcglw6ok4swxtgdak">
               <w:r>
                 <w:rPr>
                   <w:rFonts w:ascii="Arial" w:cs="Arial" w:eastAsia="Arial" w:hAnsi="Arial"/>
@@ -9574,7 +9574,7 @@
               <w:spacing w:after="10" w:before="0"/>
               <w:ind w:left="120"/>
             </w:pPr>
-            <w:hyperlink w:history="1" r:id="rId57sthzoihwjaffunmg5gh">
+            <w:hyperlink w:history="1" r:id="rIdb9wnrvzgjmsycbmaahohi">
               <w:r>
                 <w:rPr>
                   <w:rFonts w:ascii="Arial" w:cs="Arial" w:eastAsia="Arial" w:hAnsi="Arial"/>
@@ -9619,7 +9619,7 @@
             <w:pPr>
               <w:spacing w:after="20" w:before="0"/>
             </w:pPr>
-            <w:hyperlink w:history="1" r:id="rIdg0vlyav6zycgyk_mwtjss">
+            <w:hyperlink w:history="1" r:id="rIdedsho80gtq38xmijuhfey">
               <w:r>
                 <w:rPr>
                   <w:rFonts w:ascii="Arial" w:cs="Arial" w:eastAsia="Arial" w:hAnsi="Arial"/>
@@ -9652,7 +9652,7 @@
               <w:spacing w:after="10" w:before="0"/>
               <w:ind w:left="120"/>
             </w:pPr>
-            <w:hyperlink w:history="1" r:id="rIdxtpjgc-m5nwn9c5rsguah">
+            <w:hyperlink w:history="1" r:id="rIdata8tx_xyklgpgrefmjum">
               <w:r>
                 <w:rPr>
                   <w:rFonts w:ascii="Arial" w:cs="Arial" w:eastAsia="Arial" w:hAnsi="Arial"/>
@@ -9847,7 +9847,7 @@
             <w:pPr>
               <w:spacing w:after="20" w:before="0"/>
             </w:pPr>
-            <w:hyperlink w:history="1" r:id="rIdtcnxcne-zshy5uojb4car">
+            <w:hyperlink w:history="1" r:id="rIdtmps57dqylddwradhdbds">
               <w:r>
                 <w:rPr>
                   <w:rFonts w:ascii="Arial" w:cs="Arial" w:eastAsia="Arial" w:hAnsi="Arial"/>
@@ -9880,7 +9880,7 @@
               <w:spacing w:after="10" w:before="0"/>
               <w:ind w:left="120"/>
             </w:pPr>
-            <w:hyperlink w:history="1" r:id="rIdfbuus1edpd0p_mr24kyeq">
+            <w:hyperlink w:history="1" r:id="rId7hlkyr_p2_efq0rvptqmv">
               <w:r>
                 <w:rPr>
                   <w:rFonts w:ascii="Arial" w:cs="Arial" w:eastAsia="Arial" w:hAnsi="Arial"/>
@@ -9925,7 +9925,7 @@
             <w:pPr>
               <w:spacing w:after="20" w:before="0"/>
             </w:pPr>
-            <w:hyperlink w:history="1" r:id="rIdoy9fv-k-txhd9mqutknig">
+            <w:hyperlink w:history="1" r:id="rId8hovtuu4ltd5a9rigfm8l">
               <w:r>
                 <w:rPr>
                   <w:rFonts w:ascii="Arial" w:cs="Arial" w:eastAsia="Arial" w:hAnsi="Arial"/>
@@ -9958,7 +9958,7 @@
               <w:spacing w:after="10" w:before="0"/>
               <w:ind w:left="120"/>
             </w:pPr>
-            <w:hyperlink w:history="1" r:id="rIdr8prmkjewzj8dhgfpytma">
+            <w:hyperlink w:history="1" r:id="rIdd_jmjxbndvzme7ergxfcc">
               <w:r>
                 <w:rPr>
                   <w:rFonts w:ascii="Arial" w:cs="Arial" w:eastAsia="Arial" w:hAnsi="Arial"/>
@@ -10153,7 +10153,7 @@
             <w:pPr>
               <w:spacing w:after="20" w:before="0"/>
             </w:pPr>
-            <w:hyperlink w:history="1" r:id="rIdo8-oj1foux3aw7vowavce">
+            <w:hyperlink w:history="1" r:id="rIdoiecxi3ctsx4a7hhyvidn">
               <w:r>
                 <w:rPr>
                   <w:rFonts w:ascii="Arial" w:cs="Arial" w:eastAsia="Arial" w:hAnsi="Arial"/>
@@ -10186,7 +10186,7 @@
               <w:spacing w:after="10" w:before="0"/>
               <w:ind w:left="120"/>
             </w:pPr>
-            <w:hyperlink w:history="1" r:id="rIdag01qnkuvnpgt7zeeghx-">
+            <w:hyperlink w:history="1" r:id="rIdyeb1v6brsrao4e3v31ys9">
               <w:r>
                 <w:rPr>
                   <w:rFonts w:ascii="Arial" w:cs="Arial" w:eastAsia="Arial" w:hAnsi="Arial"/>
@@ -10231,7 +10231,7 @@
             <w:pPr>
               <w:spacing w:after="20" w:before="0"/>
             </w:pPr>
-            <w:hyperlink w:history="1" r:id="rIdigkb2bqqpwtnyfqxehm-7">
+            <w:hyperlink w:history="1" r:id="rIdpbge4jpg84x39ebaufvpi">
               <w:r>
                 <w:rPr>
                   <w:rFonts w:ascii="Arial" w:cs="Arial" w:eastAsia="Arial" w:hAnsi="Arial"/>
@@ -10280,7 +10280,7 @@
               <w:spacing w:after="10" w:before="0"/>
               <w:ind w:left="120"/>
             </w:pPr>
-            <w:hyperlink w:history="1" r:id="rIdhinwp2w9tjpjmeppr-moa">
+            <w:hyperlink w:history="1" r:id="rId_qsumww3hjsxjp13v3wis">
               <w:r>
                 <w:rPr>
                   <w:rFonts w:ascii="Arial" w:cs="Arial" w:eastAsia="Arial" w:hAnsi="Arial"/>
@@ -10475,7 +10475,7 @@
             <w:pPr>
               <w:spacing w:after="20" w:before="0"/>
             </w:pPr>
-            <w:hyperlink w:history="1" r:id="rIdsjo9gjvuxvorhrjj8pmow">
+            <w:hyperlink w:history="1" r:id="rId2n5rsk3v3418w9_gcmp71">
               <w:r>
                 <w:rPr>
                   <w:rFonts w:ascii="Arial" w:cs="Arial" w:eastAsia="Arial" w:hAnsi="Arial"/>
@@ -10508,7 +10508,7 @@
               <w:spacing w:after="10" w:before="0"/>
               <w:ind w:left="120"/>
             </w:pPr>
-            <w:hyperlink w:history="1" r:id="rIdst4qdu7xxzlwouu4blsqw">
+            <w:hyperlink w:history="1" r:id="rId1ld4rs427-6i0o9uwwe6v">
               <w:r>
                 <w:rPr>
                   <w:rFonts w:ascii="Arial" w:cs="Arial" w:eastAsia="Arial" w:hAnsi="Arial"/>
@@ -10553,7 +10553,7 @@
             <w:pPr>
               <w:spacing w:after="20" w:before="0"/>
             </w:pPr>
-            <w:hyperlink w:history="1" r:id="rIdjgo7pgg7gn-xapwsmrk3s">
+            <w:hyperlink w:history="1" r:id="rIdrm5hzc4d0_gpitiomf6cy">
               <w:r>
                 <w:rPr>
                   <w:rFonts w:ascii="Arial" w:cs="Arial" w:eastAsia="Arial" w:hAnsi="Arial"/>
@@ -10602,7 +10602,7 @@
               <w:spacing w:after="10" w:before="0"/>
               <w:ind w:left="120"/>
             </w:pPr>
-            <w:hyperlink w:history="1" r:id="rIdgll2vcfcglfmdtu6uocmb">
+            <w:hyperlink w:history="1" r:id="rIdw2rulna-dayvqdduzkktj">
               <w:r>
                 <w:rPr>
                   <w:rFonts w:ascii="Arial" w:cs="Arial" w:eastAsia="Arial" w:hAnsi="Arial"/>
@@ -10797,7 +10797,7 @@
             <w:pPr>
               <w:spacing w:after="20" w:before="0"/>
             </w:pPr>
-            <w:hyperlink w:history="1" r:id="rIdgppkidbpphoai268ijgkp">
+            <w:hyperlink w:history="1" r:id="rIdxsk6q1zdmej6urjmxw9ic">
               <w:r>
                 <w:rPr>
                   <w:rFonts w:ascii="Arial" w:cs="Arial" w:eastAsia="Arial" w:hAnsi="Arial"/>
@@ -10830,7 +10830,7 @@
               <w:spacing w:after="10" w:before="0"/>
               <w:ind w:left="120"/>
             </w:pPr>
-            <w:hyperlink w:history="1" r:id="rIdjsfggqqn-hn4ogxrsydwn">
+            <w:hyperlink w:history="1" r:id="rIdc3twabnsdscfb-hak8-cg">
               <w:r>
                 <w:rPr>
                   <w:rFonts w:ascii="Arial" w:cs="Arial" w:eastAsia="Arial" w:hAnsi="Arial"/>
@@ -10875,7 +10875,7 @@
             <w:pPr>
               <w:spacing w:after="20" w:before="0"/>
             </w:pPr>
-            <w:hyperlink w:history="1" r:id="rIdfojrs-omujkomay_8vwl1">
+            <w:hyperlink w:history="1" r:id="rIdk7h6jwdlaqe9gaaptrmjd">
               <w:r>
                 <w:rPr>
                   <w:rFonts w:ascii="Arial" w:cs="Arial" w:eastAsia="Arial" w:hAnsi="Arial"/>
@@ -10924,7 +10924,7 @@
               <w:spacing w:after="10" w:before="0"/>
               <w:ind w:left="120"/>
             </w:pPr>
-            <w:hyperlink w:history="1" r:id="rIdaeqoy1nqim2u7eupphf9a">
+            <w:hyperlink w:history="1" r:id="rId34m8gip7-ho4lfzgn5ag4">
               <w:r>
                 <w:rPr>
                   <w:rFonts w:ascii="Arial" w:cs="Arial" w:eastAsia="Arial" w:hAnsi="Arial"/>
@@ -11436,7 +11436,7 @@
         </w:rPr>
         <w:t xml:space="preserve">© 2026 SeaVuria and ARES. Aligned with KICD objectives. Developed by SeaVuria; technical implementation by ARES (with AI assistance from Claude). Licensed under </w:t>
       </w:r>
-      <w:hyperlink w:history="1" r:id="rId1dkmvi80qx09tc84iqfpr">
+      <w:hyperlink w:history="1" r:id="rIdvuxm_w8hm8yfhifpchfpl">
         <w:r>
           <w:rPr>
             <w:rFonts w:ascii="Arial" w:cs="Arial" w:eastAsia="Arial" w:hAnsi="Arial"/>
@@ -11457,7 +11457,7 @@
         </w:rPr>
         <w:t xml:space="preserve"> (</w:t>
       </w:r>
-      <w:hyperlink w:history="1" r:id="rIdprptdqf7yfypyok9lsev2">
+      <w:hyperlink w:history="1" r:id="rIdgjrz9gbclbmwbzj18ilu3">
         <w:r>
           <w:rPr>
             <w:rFonts w:ascii="Arial" w:cs="Arial" w:eastAsia="Arial" w:hAnsi="Arial"/>
@@ -12470,7 +12470,7 @@
             <w:pPr>
               <w:spacing w:after="20" w:before="0"/>
             </w:pPr>
-            <w:hyperlink w:history="1" r:id="rIdpmuh2d5q9djcpgzwi6odv">
+            <w:hyperlink w:history="1" r:id="rIdpmns5yqdy6zkdgiyg16pk">
               <w:r>
                 <w:rPr>
                   <w:rFonts w:ascii="Arial" w:cs="Arial" w:eastAsia="Arial" w:hAnsi="Arial"/>
@@ -12503,7 +12503,7 @@
               <w:spacing w:after="10" w:before="0"/>
               <w:ind w:left="120"/>
             </w:pPr>
-            <w:hyperlink w:history="1" r:id="rIdohiahsoovdvywvbrlpvgf">
+            <w:hyperlink w:history="1" r:id="rIdzgmnujcuuijuddug9dxdy">
               <w:r>
                 <w:rPr>
                   <w:rFonts w:ascii="Arial" w:cs="Arial" w:eastAsia="Arial" w:hAnsi="Arial"/>
@@ -12548,7 +12548,7 @@
             <w:pPr>
               <w:spacing w:after="20" w:before="0"/>
             </w:pPr>
-            <w:hyperlink w:history="1" r:id="rIdwbz_o1odyowquwinicet4">
+            <w:hyperlink w:history="1" r:id="rId9812kckslblo652ud2j0n">
               <w:r>
                 <w:rPr>
                   <w:rFonts w:ascii="Arial" w:cs="Arial" w:eastAsia="Arial" w:hAnsi="Arial"/>
@@ -12581,7 +12581,7 @@
               <w:spacing w:after="10" w:before="0"/>
               <w:ind w:left="120"/>
             </w:pPr>
-            <w:hyperlink w:history="1" r:id="rIdt_c0elgpuy0iocweantdj">
+            <w:hyperlink w:history="1" r:id="rIdogk8imhznsotylawqt_zs">
               <w:r>
                 <w:rPr>
                   <w:rFonts w:ascii="Arial" w:cs="Arial" w:eastAsia="Arial" w:hAnsi="Arial"/>
@@ -12776,7 +12776,7 @@
             <w:pPr>
               <w:spacing w:after="20" w:before="0"/>
             </w:pPr>
-            <w:hyperlink w:history="1" r:id="rIdqdlq5wgouavyinohfztxz">
+            <w:hyperlink w:history="1" r:id="rIdrswvclqxpiq3b8wilnwsy">
               <w:r>
                 <w:rPr>
                   <w:rFonts w:ascii="Arial" w:cs="Arial" w:eastAsia="Arial" w:hAnsi="Arial"/>
@@ -12809,7 +12809,7 @@
               <w:spacing w:after="10" w:before="0"/>
               <w:ind w:left="120"/>
             </w:pPr>
-            <w:hyperlink w:history="1" r:id="rIdruciglguv38ljmt4ff0up">
+            <w:hyperlink w:history="1" r:id="rIdmlaazv3b1da-ob5ighbku">
               <w:r>
                 <w:rPr>
                   <w:rFonts w:ascii="Arial" w:cs="Arial" w:eastAsia="Arial" w:hAnsi="Arial"/>
@@ -12854,7 +12854,7 @@
             <w:pPr>
               <w:spacing w:after="20" w:before="0"/>
             </w:pPr>
-            <w:hyperlink w:history="1" r:id="rIdppos6fxbr01y3ntpdadco">
+            <w:hyperlink w:history="1" r:id="rIdgcmu4g06bz3nt8xduigle">
               <w:r>
                 <w:rPr>
                   <w:rFonts w:ascii="Arial" w:cs="Arial" w:eastAsia="Arial" w:hAnsi="Arial"/>
@@ -12887,7 +12887,7 @@
               <w:spacing w:after="10" w:before="0"/>
               <w:ind w:left="120"/>
             </w:pPr>
-            <w:hyperlink w:history="1" r:id="rIdzfpfkzyhxdfoagaenu6jt">
+            <w:hyperlink w:history="1" r:id="rIdiddmx6awkbpvb-xilv_n5">
               <w:r>
                 <w:rPr>
                   <w:rFonts w:ascii="Arial" w:cs="Arial" w:eastAsia="Arial" w:hAnsi="Arial"/>
@@ -13158,7 +13158,7 @@
             <w:pPr>
               <w:spacing w:after="20" w:before="0"/>
             </w:pPr>
-            <w:hyperlink w:history="1" r:id="rIdqx5fbxbf-gyvuybflymbs">
+            <w:hyperlink w:history="1" r:id="rId4n7imdr2goeaw4z0c8ndi">
               <w:r>
                 <w:rPr>
                   <w:rFonts w:ascii="Arial" w:cs="Arial" w:eastAsia="Arial" w:hAnsi="Arial"/>
@@ -13207,7 +13207,7 @@
               <w:spacing w:after="10" w:before="0"/>
               <w:ind w:left="120"/>
             </w:pPr>
-            <w:hyperlink w:history="1" r:id="rId3sbcc4kxkdln4jc35oaxa">
+            <w:hyperlink w:history="1" r:id="rIds2gjmrwcau3judthodwcy">
               <w:r>
                 <w:rPr>
                   <w:rFonts w:ascii="Arial" w:cs="Arial" w:eastAsia="Arial" w:hAnsi="Arial"/>
@@ -13252,7 +13252,7 @@
             <w:pPr>
               <w:spacing w:after="20" w:before="0"/>
             </w:pPr>
-            <w:hyperlink w:history="1" r:id="rIdwaubfzkvxx6m_7pnvlrmw">
+            <w:hyperlink w:history="1" r:id="rIdvowokaoodofehjkca_ywy">
               <w:r>
                 <w:rPr>
                   <w:rFonts w:ascii="Arial" w:cs="Arial" w:eastAsia="Arial" w:hAnsi="Arial"/>
@@ -13285,7 +13285,7 @@
               <w:spacing w:after="10" w:before="0"/>
               <w:ind w:left="120"/>
             </w:pPr>
-            <w:hyperlink w:history="1" r:id="rId8ai9qivr8jgpwtulvwvii">
+            <w:hyperlink w:history="1" r:id="rIdqooggq7ccvb120lolzv1h">
               <w:r>
                 <w:rPr>
                   <w:rFonts w:ascii="Arial" w:cs="Arial" w:eastAsia="Arial" w:hAnsi="Arial"/>
@@ -13632,7 +13632,7 @@
             <w:pPr>
               <w:spacing w:after="20" w:before="0"/>
             </w:pPr>
-            <w:hyperlink w:history="1" r:id="rIdegryktwsyxotsenahmcjf">
+            <w:hyperlink w:history="1" r:id="rIdlqdhzxc53ewq6ex3nzy3z">
               <w:r>
                 <w:rPr>
                   <w:rFonts w:ascii="Arial" w:cs="Arial" w:eastAsia="Arial" w:hAnsi="Arial"/>
@@ -13681,7 +13681,7 @@
               <w:spacing w:after="10" w:before="0"/>
               <w:ind w:left="120"/>
             </w:pPr>
-            <w:hyperlink w:history="1" r:id="rIdnpgdfgle5uq6z7chyjtoj">
+            <w:hyperlink w:history="1" r:id="rIde0yy3e-pp9omf6jbptzvt">
               <w:r>
                 <w:rPr>
                   <w:rFonts w:ascii="Arial" w:cs="Arial" w:eastAsia="Arial" w:hAnsi="Arial"/>
@@ -13726,7 +13726,7 @@
             <w:pPr>
               <w:spacing w:after="20" w:before="0"/>
             </w:pPr>
-            <w:hyperlink w:history="1" r:id="rId_vivhznujktkzdyiwyn7l">
+            <w:hyperlink w:history="1" r:id="rIdmswor5vjv-owlq7i-e65j">
               <w:r>
                 <w:rPr>
                   <w:rFonts w:ascii="Arial" w:cs="Arial" w:eastAsia="Arial" w:hAnsi="Arial"/>
@@ -13759,7 +13759,7 @@
               <w:spacing w:after="10" w:before="0"/>
               <w:ind w:left="120"/>
             </w:pPr>
-            <w:hyperlink w:history="1" r:id="rIdzswipn7rcovduxaomd1yh">
+            <w:hyperlink w:history="1" r:id="rIdpzejko5yj07pfhjqxvlxd">
               <w:r>
                 <w:rPr>
                   <w:rFonts w:ascii="Arial" w:cs="Arial" w:eastAsia="Arial" w:hAnsi="Arial"/>
@@ -13954,7 +13954,7 @@
             <w:pPr>
               <w:spacing w:after="20" w:before="0"/>
             </w:pPr>
-            <w:hyperlink w:history="1" r:id="rId934gdg0ammbbnf4tkvmfg">
+            <w:hyperlink w:history="1" r:id="rIdn3txaaztopi-gjwxc0mvc">
               <w:r>
                 <w:rPr>
                   <w:rFonts w:ascii="Arial" w:cs="Arial" w:eastAsia="Arial" w:hAnsi="Arial"/>
@@ -14003,7 +14003,7 @@
               <w:spacing w:after="10" w:before="0"/>
               <w:ind w:left="120"/>
             </w:pPr>
-            <w:hyperlink w:history="1" r:id="rId14dzkm7di1_d4atdciaid">
+            <w:hyperlink w:history="1" r:id="rIdievj7yb2aan6mfj4349s7">
               <w:r>
                 <w:rPr>
                   <w:rFonts w:ascii="Arial" w:cs="Arial" w:eastAsia="Arial" w:hAnsi="Arial"/>
@@ -14048,7 +14048,7 @@
             <w:pPr>
               <w:spacing w:after="20" w:before="0"/>
             </w:pPr>
-            <w:hyperlink w:history="1" r:id="rIddmvvmila9424_uigipxkv">
+            <w:hyperlink w:history="1" r:id="rId-i8wsu_bozcq8rfd4ngc8">
               <w:r>
                 <w:rPr>
                   <w:rFonts w:ascii="Arial" w:cs="Arial" w:eastAsia="Arial" w:hAnsi="Arial"/>
@@ -14097,7 +14097,7 @@
               <w:spacing w:after="10" w:before="0"/>
               <w:ind w:left="120"/>
             </w:pPr>
-            <w:hyperlink w:history="1" r:id="rId3wluunh3txg3u9sxgbmvd">
+            <w:hyperlink w:history="1" r:id="rIdsa4ksf-gkat5mzgpvn_sc">
               <w:r>
                 <w:rPr>
                   <w:rFonts w:ascii="Arial" w:cs="Arial" w:eastAsia="Arial" w:hAnsi="Arial"/>
@@ -14609,7 +14609,7 @@
         </w:rPr>
         <w:t xml:space="preserve">© 2026 SeaVuria and ARES. Aligned with KICD objectives. Developed by SeaVuria; technical implementation by ARES (with AI assistance from Claude). Licensed under </w:t>
       </w:r>
-      <w:hyperlink w:history="1" r:id="rIdcx1fr0xkfjs7me07pwge-">
+      <w:hyperlink w:history="1" r:id="rIduek3tpg8kzuku6lgclhfr">
         <w:r>
           <w:rPr>
             <w:rFonts w:ascii="Arial" w:cs="Arial" w:eastAsia="Arial" w:hAnsi="Arial"/>
@@ -14630,7 +14630,7 @@
         </w:rPr>
         <w:t xml:space="preserve"> (</w:t>
       </w:r>
-      <w:hyperlink w:history="1" r:id="rIdtmrbb3gegsgji13ocr0zh">
+      <w:hyperlink w:history="1" r:id="rId_wyq4b-plbbkssgdxcwso">
         <w:r>
           <w:rPr>
             <w:rFonts w:ascii="Arial" w:cs="Arial" w:eastAsia="Arial" w:hAnsi="Arial"/>
@@ -15643,7 +15643,7 @@
             <w:pPr>
               <w:spacing w:after="20" w:before="0"/>
             </w:pPr>
-            <w:hyperlink w:history="1" r:id="rIdpn23_pigbtogxkyiuksfk">
+            <w:hyperlink w:history="1" r:id="rIdwjd3phyxxyskcweyic8jh">
               <w:r>
                 <w:rPr>
                   <w:rFonts w:ascii="Arial" w:cs="Arial" w:eastAsia="Arial" w:hAnsi="Arial"/>
@@ -15676,7 +15676,7 @@
               <w:spacing w:after="10" w:before="0"/>
               <w:ind w:left="120"/>
             </w:pPr>
-            <w:hyperlink w:history="1" r:id="rIdfdrzqqxtlc_ul_ujh2q5x">
+            <w:hyperlink w:history="1" r:id="rIdhahy6mixaaqnc5eqbofms">
               <w:r>
                 <w:rPr>
                   <w:rFonts w:ascii="Arial" w:cs="Arial" w:eastAsia="Arial" w:hAnsi="Arial"/>
@@ -15721,7 +15721,7 @@
             <w:pPr>
               <w:spacing w:after="20" w:before="0"/>
             </w:pPr>
-            <w:hyperlink w:history="1" r:id="rId4etffmc-yt3-kayfu2ubu">
+            <w:hyperlink w:history="1" r:id="rIdrr-h7-85ztiotawsifsvi">
               <w:r>
                 <w:rPr>
                   <w:rFonts w:ascii="Arial" w:cs="Arial" w:eastAsia="Arial" w:hAnsi="Arial"/>
@@ -15754,7 +15754,7 @@
               <w:spacing w:after="10" w:before="0"/>
               <w:ind w:left="120"/>
             </w:pPr>
-            <w:hyperlink w:history="1" r:id="rIdqerj2854mqariosjkla3y">
+            <w:hyperlink w:history="1" r:id="rIdkmbllwmcsnbajppch_wwy">
               <w:r>
                 <w:rPr>
                   <w:rFonts w:ascii="Arial" w:cs="Arial" w:eastAsia="Arial" w:hAnsi="Arial"/>
@@ -15949,7 +15949,7 @@
             <w:pPr>
               <w:spacing w:after="20" w:before="0"/>
             </w:pPr>
-            <w:hyperlink w:history="1" r:id="rIdkuwftkfg9jdsoq3s8pjcc">
+            <w:hyperlink w:history="1" r:id="rId2wzbl5kl7hfsmua07m5gk">
               <w:r>
                 <w:rPr>
                   <w:rFonts w:ascii="Arial" w:cs="Arial" w:eastAsia="Arial" w:hAnsi="Arial"/>
@@ -15982,7 +15982,7 @@
               <w:spacing w:after="10" w:before="0"/>
               <w:ind w:left="120"/>
             </w:pPr>
-            <w:hyperlink w:history="1" r:id="rIdfadvxieofbjsysk-jxqlb">
+            <w:hyperlink w:history="1" r:id="rId8n2sblj6mqgo_7eothrvo">
               <w:r>
                 <w:rPr>
                   <w:rFonts w:ascii="Arial" w:cs="Arial" w:eastAsia="Arial" w:hAnsi="Arial"/>
@@ -16027,7 +16027,7 @@
             <w:pPr>
               <w:spacing w:after="20" w:before="0"/>
             </w:pPr>
-            <w:hyperlink w:history="1" r:id="rIdffp6fuhzi6xz_lqmwcnig">
+            <w:hyperlink w:history="1" r:id="rIdfvnqnxiuvaovhpdezpnq0">
               <w:r>
                 <w:rPr>
                   <w:rFonts w:ascii="Arial" w:cs="Arial" w:eastAsia="Arial" w:hAnsi="Arial"/>
@@ -16060,7 +16060,7 @@
               <w:spacing w:after="10" w:before="0"/>
               <w:ind w:left="120"/>
             </w:pPr>
-            <w:hyperlink w:history="1" r:id="rIdru-rdib1zfyyup1pytyjp">
+            <w:hyperlink w:history="1" r:id="rId4td5ohuwuuxrfes0tmi0c">
               <w:r>
                 <w:rPr>
                   <w:rFonts w:ascii="Arial" w:cs="Arial" w:eastAsia="Arial" w:hAnsi="Arial"/>
@@ -16255,7 +16255,7 @@
             <w:pPr>
               <w:spacing w:after="20" w:before="0"/>
             </w:pPr>
-            <w:hyperlink w:history="1" r:id="rIdifhobb6zyenv8bjbqlbg0">
+            <w:hyperlink w:history="1" r:id="rId7vzo9vt9bkpbvjdjyvm3g">
               <w:r>
                 <w:rPr>
                   <w:rFonts w:ascii="Arial" w:cs="Arial" w:eastAsia="Arial" w:hAnsi="Arial"/>
@@ -16288,7 +16288,7 @@
               <w:spacing w:after="10" w:before="0"/>
               <w:ind w:left="120"/>
             </w:pPr>
-            <w:hyperlink w:history="1" r:id="rIdw0too0gk4gnu7zfdmyur6">
+            <w:hyperlink w:history="1" r:id="rIdrkfnyptpyuyb7xwjg72pb">
               <w:r>
                 <w:rPr>
                   <w:rFonts w:ascii="Arial" w:cs="Arial" w:eastAsia="Arial" w:hAnsi="Arial"/>
@@ -16333,7 +16333,7 @@
             <w:pPr>
               <w:spacing w:after="20" w:before="0"/>
             </w:pPr>
-            <w:hyperlink w:history="1" r:id="rIdipydj3z1qisevo96u9jzh">
+            <w:hyperlink w:history="1" r:id="rIdjqilogh-nnft6h8um_9uj">
               <w:r>
                 <w:rPr>
                   <w:rFonts w:ascii="Arial" w:cs="Arial" w:eastAsia="Arial" w:hAnsi="Arial"/>
@@ -16366,7 +16366,7 @@
               <w:spacing w:after="10" w:before="0"/>
               <w:ind w:left="120"/>
             </w:pPr>
-            <w:hyperlink w:history="1" r:id="rIdwznlp0zzfzpjg7ipcw9zh">
+            <w:hyperlink w:history="1" r:id="rId8-ckrlatu7d0w0kaplbs3">
               <w:r>
                 <w:rPr>
                   <w:rFonts w:ascii="Arial" w:cs="Arial" w:eastAsia="Arial" w:hAnsi="Arial"/>
@@ -16561,7 +16561,7 @@
             <w:pPr>
               <w:spacing w:after="20" w:before="0"/>
             </w:pPr>
-            <w:hyperlink w:history="1" r:id="rIdaaw54y04oy39_pnycbu2s">
+            <w:hyperlink w:history="1" r:id="rId51q7w4xn9ob1zl3or2e1y">
               <w:r>
                 <w:rPr>
                   <w:rFonts w:ascii="Arial" w:cs="Arial" w:eastAsia="Arial" w:hAnsi="Arial"/>
@@ -16594,7 +16594,7 @@
               <w:spacing w:after="10" w:before="0"/>
               <w:ind w:left="120"/>
             </w:pPr>
-            <w:hyperlink w:history="1" r:id="rIds61-oxere4-_z57pdzshz">
+            <w:hyperlink w:history="1" r:id="rIdywovdsmektibm3kvyiran">
               <w:r>
                 <w:rPr>
                   <w:rFonts w:ascii="Arial" w:cs="Arial" w:eastAsia="Arial" w:hAnsi="Arial"/>
@@ -16639,7 +16639,7 @@
             <w:pPr>
               <w:spacing w:after="20" w:before="0"/>
             </w:pPr>
-            <w:hyperlink w:history="1" r:id="rId5l7duzzlwcetr5e7otkfe">
+            <w:hyperlink w:history="1" r:id="rIddai2o9clxozryrultzhon">
               <w:r>
                 <w:rPr>
                   <w:rFonts w:ascii="Arial" w:cs="Arial" w:eastAsia="Arial" w:hAnsi="Arial"/>
@@ -16672,7 +16672,7 @@
               <w:spacing w:after="10" w:before="0"/>
               <w:ind w:left="120"/>
             </w:pPr>
-            <w:hyperlink w:history="1" r:id="rIdn_ol7sc78-7cvyskgoegz">
+            <w:hyperlink w:history="1" r:id="rIdljc4vyuihuvxozluw0g9r">
               <w:r>
                 <w:rPr>
                   <w:rFonts w:ascii="Arial" w:cs="Arial" w:eastAsia="Arial" w:hAnsi="Arial"/>
@@ -16714,7 +16714,7 @@
                 <w:sz w:val="18"/>
                 <w:szCs w:val="18"/>
               </w:rPr>
-              <w:t xml:space="preserve">Each group returns to the class Driving Question Board (a large poster or ARES digital board organised by lesson). The board has columns: 'What we predicted', 'What we observed/found', 'What we still wonder'. Groups add two contributions: (1) a 'PRECISION NOTE' card stating: 'Calculator values of sin, cos, tan are more precise than hand-drawn estimates. Tan 53° = 1.3270 (4 d.p.), not ~1.25 from our ruler.' (2) a 'NEW QUESTION' card if any arose — for example: 'Can the calculator find angles larger than 90°?', 'What if the ground is not flat — like a hill in the Rift Valley?', or 'Why does the calculator give the same value for tan 53° no matter what size triangle you draw?' The teacher facilitates a 5-minute whole-class DQB review, reading out precision notes and new questions, and explicitly linking them to upcoming lessons.</w:t>
+              <w:t xml:space="preserve">Each group returns to the class Driving Question Board (a large poster or ARES digital board organised by lesson). The board has columns: 'What we predicted', 'What we observed/found', 'What we still wonder'. Groups add two contributions: (1) a 'PRECISION NOTE' card stating: 'Calculator values of sin, cos, tan are more precise than hand-drawn estimates. Tan 53° = 1.3270 (4 d.p.), not our rougher ruler estimates.' (2) a 'NEW QUESTION' card if any arose — for example: 'Can the calculator find angles larger than 90°?', 'What if the ground is not flat — like a hill in the Rift Valley?', or 'Why does the calculator give the same value for tan 53° no matter what size triangle you draw?' The teacher facilitates a 5-minute whole-class DQB review, reading out precision notes and new questions, and explicitly linking them to upcoming lessons.</w:t>
             </w:r>
           </w:p>
         </w:tc>
@@ -16867,7 +16867,7 @@
             <w:pPr>
               <w:spacing w:after="20" w:before="0"/>
             </w:pPr>
-            <w:hyperlink w:history="1" r:id="rId0bk84etnq6i6ddfaxjljq">
+            <w:hyperlink w:history="1" r:id="rId04qxv2m697-biae-alaki">
               <w:r>
                 <w:rPr>
                   <w:rFonts w:ascii="Arial" w:cs="Arial" w:eastAsia="Arial" w:hAnsi="Arial"/>
@@ -16900,7 +16900,7 @@
               <w:spacing w:after="10" w:before="0"/>
               <w:ind w:left="120"/>
             </w:pPr>
-            <w:hyperlink w:history="1" r:id="rId48mtkrmhf0ytyhvgyekcv">
+            <w:hyperlink w:history="1" r:id="rIddgayh2uodxkuz_re1qpzg">
               <w:r>
                 <w:rPr>
                   <w:rFonts w:ascii="Arial" w:cs="Arial" w:eastAsia="Arial" w:hAnsi="Arial"/>
@@ -16945,7 +16945,7 @@
             <w:pPr>
               <w:spacing w:after="20" w:before="0"/>
             </w:pPr>
-            <w:hyperlink w:history="1" r:id="rIdag3gle6orjgempvdg3pus">
+            <w:hyperlink w:history="1" r:id="rIdz7rmfluly5nhrrj6lyoth">
               <w:r>
                 <w:rPr>
                   <w:rFonts w:ascii="Arial" w:cs="Arial" w:eastAsia="Arial" w:hAnsi="Arial"/>
@@ -16978,7 +16978,7 @@
               <w:spacing w:after="10" w:before="0"/>
               <w:ind w:left="120"/>
             </w:pPr>
-            <w:hyperlink w:history="1" r:id="rId2fs_kmdf1zd5imljmtzug">
+            <w:hyperlink w:history="1" r:id="rIdw3b4otxny9npzegnsaujq">
               <w:r>
                 <w:rPr>
                   <w:rFonts w:ascii="Arial" w:cs="Arial" w:eastAsia="Arial" w:hAnsi="Arial"/>
@@ -17585,7 +17585,7 @@
         </w:rPr>
         <w:t xml:space="preserve">© 2026 SeaVuria and ARES. Aligned with KICD objectives. Developed by SeaVuria; technical implementation by ARES (with AI assistance from Claude). Licensed under </w:t>
       </w:r>
-      <w:hyperlink w:history="1" r:id="rId7iqlttf2jsp0oiwotjlei">
+      <w:hyperlink w:history="1" r:id="rIdylgjsmdv4zxlpnegoidku">
         <w:r>
           <w:rPr>
             <w:rFonts w:ascii="Arial" w:cs="Arial" w:eastAsia="Arial" w:hAnsi="Arial"/>
@@ -17606,7 +17606,7 @@
         </w:rPr>
         <w:t xml:space="preserve"> (</w:t>
       </w:r>
-      <w:hyperlink w:history="1" r:id="rIdnssxjrhgqevi_tasdx8-j">
+      <w:hyperlink w:history="1" r:id="rIdqsvuvdpfc45lsl3em1cpu">
         <w:r>
           <w:rPr>
             <w:rFonts w:ascii="Arial" w:cs="Arial" w:eastAsia="Arial" w:hAnsi="Arial"/>
@@ -18619,7 +18619,7 @@
             <w:pPr>
               <w:spacing w:after="20" w:before="0"/>
             </w:pPr>
-            <w:hyperlink w:history="1" r:id="rIdkf9tbwgxnmuahpm2jk9li">
+            <w:hyperlink w:history="1" r:id="rIdeqyrlkbopbohckt6u1lvg">
               <w:r>
                 <w:rPr>
                   <w:rFonts w:ascii="Arial" w:cs="Arial" w:eastAsia="Arial" w:hAnsi="Arial"/>
@@ -18652,7 +18652,7 @@
               <w:spacing w:after="10" w:before="0"/>
               <w:ind w:left="120"/>
             </w:pPr>
-            <w:hyperlink w:history="1" r:id="rIdt1-dzvjwi0gpsj-02ab4w">
+            <w:hyperlink w:history="1" r:id="rIdozlcaamwknibnjkqxqwgq">
               <w:r>
                 <w:rPr>
                   <w:rFonts w:ascii="Arial" w:cs="Arial" w:eastAsia="Arial" w:hAnsi="Arial"/>
@@ -18697,7 +18697,7 @@
             <w:pPr>
               <w:spacing w:after="20" w:before="0"/>
             </w:pPr>
-            <w:hyperlink w:history="1" r:id="rIdro0upftkkdmyoswcxlcjv">
+            <w:hyperlink w:history="1" r:id="rIdgf-s5ihv6msjazxlfondw">
               <w:r>
                 <w:rPr>
                   <w:rFonts w:ascii="Arial" w:cs="Arial" w:eastAsia="Arial" w:hAnsi="Arial"/>
@@ -18730,7 +18730,7 @@
               <w:spacing w:after="10" w:before="0"/>
               <w:ind w:left="120"/>
             </w:pPr>
-            <w:hyperlink w:history="1" r:id="rId5xrn8xyjsioe50ujulzsi">
+            <w:hyperlink w:history="1" r:id="rIdf4dovqtnbsl8onx4n9t9d">
               <w:r>
                 <w:rPr>
                   <w:rFonts w:ascii="Arial" w:cs="Arial" w:eastAsia="Arial" w:hAnsi="Arial"/>
@@ -18925,7 +18925,7 @@
             <w:pPr>
               <w:spacing w:after="20" w:before="0"/>
             </w:pPr>
-            <w:hyperlink w:history="1" r:id="rIda-30zarftlwynsdkexo93">
+            <w:hyperlink w:history="1" r:id="rIdb8cepttoazyk5gigtgxfm">
               <w:r>
                 <w:rPr>
                   <w:rFonts w:ascii="Arial" w:cs="Arial" w:eastAsia="Arial" w:hAnsi="Arial"/>
@@ -18958,7 +18958,7 @@
               <w:spacing w:after="10" w:before="0"/>
               <w:ind w:left="120"/>
             </w:pPr>
-            <w:hyperlink w:history="1" r:id="rIdukvbrlyxdvetfhx8wuxdl">
+            <w:hyperlink w:history="1" r:id="rIdq-t2mjmgy-86wx65bu7lq">
               <w:r>
                 <w:rPr>
                   <w:rFonts w:ascii="Arial" w:cs="Arial" w:eastAsia="Arial" w:hAnsi="Arial"/>
@@ -19003,7 +19003,7 @@
             <w:pPr>
               <w:spacing w:after="20" w:before="0"/>
             </w:pPr>
-            <w:hyperlink w:history="1" r:id="rIdejtxn48hrpe30yvj4qibv">
+            <w:hyperlink w:history="1" r:id="rIdfjwhphlbxtjygjdp77fyk">
               <w:r>
                 <w:rPr>
                   <w:rFonts w:ascii="Arial" w:cs="Arial" w:eastAsia="Arial" w:hAnsi="Arial"/>
@@ -19036,7 +19036,7 @@
               <w:spacing w:after="10" w:before="0"/>
               <w:ind w:left="120"/>
             </w:pPr>
-            <w:hyperlink w:history="1" r:id="rIdwkzraho3vnxiziye4xvyh">
+            <w:hyperlink w:history="1" r:id="rIdgzl5q_cbjqae4_if9ruda">
               <w:r>
                 <w:rPr>
                   <w:rFonts w:ascii="Arial" w:cs="Arial" w:eastAsia="Arial" w:hAnsi="Arial"/>
@@ -19383,7 +19383,7 @@
             <w:pPr>
               <w:spacing w:after="20" w:before="0"/>
             </w:pPr>
-            <w:hyperlink w:history="1" r:id="rIdc7qzuooflpew0soxfgfod">
+            <w:hyperlink w:history="1" r:id="rIdsdc8uwi2o2a8q5uiow-rs">
               <w:r>
                 <w:rPr>
                   <w:rFonts w:ascii="Arial" w:cs="Arial" w:eastAsia="Arial" w:hAnsi="Arial"/>
@@ -19416,7 +19416,7 @@
               <w:spacing w:after="10" w:before="0"/>
               <w:ind w:left="120"/>
             </w:pPr>
-            <w:hyperlink w:history="1" r:id="rIdizypyyszvb4vpuye0aj_q">
+            <w:hyperlink w:history="1" r:id="rIdr1o7wuf7ktzdj29nkqcfl">
               <w:r>
                 <w:rPr>
                   <w:rFonts w:ascii="Arial" w:cs="Arial" w:eastAsia="Arial" w:hAnsi="Arial"/>
@@ -19461,7 +19461,7 @@
             <w:pPr>
               <w:spacing w:after="20" w:before="0"/>
             </w:pPr>
-            <w:hyperlink w:history="1" r:id="rIdfh4sne6ghoaiu27lzt14w">
+            <w:hyperlink w:history="1" r:id="rId93x0romwykb49d9gf4vrl">
               <w:r>
                 <w:rPr>
                   <w:rFonts w:ascii="Arial" w:cs="Arial" w:eastAsia="Arial" w:hAnsi="Arial"/>
@@ -19494,7 +19494,7 @@
               <w:spacing w:after="10" w:before="0"/>
               <w:ind w:left="120"/>
             </w:pPr>
-            <w:hyperlink w:history="1" r:id="rIdb98instpbuu4setnysx1d">
+            <w:hyperlink w:history="1" r:id="rIdscntvcsqfghf-lhi-rprz">
               <w:r>
                 <w:rPr>
                   <w:rFonts w:ascii="Arial" w:cs="Arial" w:eastAsia="Arial" w:hAnsi="Arial"/>
@@ -19841,7 +19841,7 @@
             <w:pPr>
               <w:spacing w:after="20" w:before="0"/>
             </w:pPr>
-            <w:hyperlink w:history="1" r:id="rIdtqafpqyg48fqfku-f8jbn">
+            <w:hyperlink w:history="1" r:id="rIdve7ggyfcj8mtgtwd2uqbh">
               <w:r>
                 <w:rPr>
                   <w:rFonts w:ascii="Arial" w:cs="Arial" w:eastAsia="Arial" w:hAnsi="Arial"/>
@@ -19874,7 +19874,7 @@
               <w:spacing w:after="10" w:before="0"/>
               <w:ind w:left="120"/>
             </w:pPr>
-            <w:hyperlink w:history="1" r:id="rIdz3oy-1hvuimt_pjv14zll">
+            <w:hyperlink w:history="1" r:id="rIdgpqdu6zdge4or2dqf3l1y">
               <w:r>
                 <w:rPr>
                   <w:rFonts w:ascii="Arial" w:cs="Arial" w:eastAsia="Arial" w:hAnsi="Arial"/>
@@ -19919,7 +19919,7 @@
             <w:pPr>
               <w:spacing w:after="20" w:before="0"/>
             </w:pPr>
-            <w:hyperlink w:history="1" r:id="rIdx5abzzmdemyaec4vm7s5m">
+            <w:hyperlink w:history="1" r:id="rIdt13uiz8txqzqobivm6iea">
               <w:r>
                 <w:rPr>
                   <w:rFonts w:ascii="Arial" w:cs="Arial" w:eastAsia="Arial" w:hAnsi="Arial"/>
@@ -19952,7 +19952,7 @@
               <w:spacing w:after="10" w:before="0"/>
               <w:ind w:left="120"/>
             </w:pPr>
-            <w:hyperlink w:history="1" r:id="rIdnycxdzb4lqq_edkpondxy">
+            <w:hyperlink w:history="1" r:id="rIdkxiclcrhz3fejgthzityj">
               <w:r>
                 <w:rPr>
                   <w:rFonts w:ascii="Arial" w:cs="Arial" w:eastAsia="Arial" w:hAnsi="Arial"/>
@@ -20147,7 +20147,7 @@
             <w:pPr>
               <w:spacing w:after="20" w:before="0"/>
             </w:pPr>
-            <w:hyperlink w:history="1" r:id="rId7jue3b8ms_sylcgaxarn7">
+            <w:hyperlink w:history="1" r:id="rIdvnlxobdbzpebudm6ritao">
               <w:r>
                 <w:rPr>
                   <w:rFonts w:ascii="Arial" w:cs="Arial" w:eastAsia="Arial" w:hAnsi="Arial"/>
@@ -20180,7 +20180,7 @@
               <w:spacing w:after="10" w:before="0"/>
               <w:ind w:left="120"/>
             </w:pPr>
-            <w:hyperlink w:history="1" r:id="rId_lkfgvua_8hr50ed-q5la">
+            <w:hyperlink w:history="1" r:id="rIdwnuulnnl78glrbbem2dsg">
               <w:r>
                 <w:rPr>
                   <w:rFonts w:ascii="Arial" w:cs="Arial" w:eastAsia="Arial" w:hAnsi="Arial"/>
@@ -20225,7 +20225,7 @@
             <w:pPr>
               <w:spacing w:after="20" w:before="0"/>
             </w:pPr>
-            <w:hyperlink w:history="1" r:id="rIdjcerbftaxbs02u9eszcfu">
+            <w:hyperlink w:history="1" r:id="rIdog0ccjmvcx4ptfkzp623e">
               <w:r>
                 <w:rPr>
                   <w:rFonts w:ascii="Arial" w:cs="Arial" w:eastAsia="Arial" w:hAnsi="Arial"/>
@@ -20258,7 +20258,7 @@
               <w:spacing w:after="10" w:before="0"/>
               <w:ind w:left="120"/>
             </w:pPr>
-            <w:hyperlink w:history="1" r:id="rIduziioayux7nf5akijgwtg">
+            <w:hyperlink w:history="1" r:id="rId1yksyqxlrcbb9tlaj0lul">
               <w:r>
                 <w:rPr>
                   <w:rFonts w:ascii="Arial" w:cs="Arial" w:eastAsia="Arial" w:hAnsi="Arial"/>
@@ -20960,7 +20960,7 @@
         </w:rPr>
         <w:t xml:space="preserve">© 2026 SeaVuria and ARES. Aligned with KICD objectives. Developed by SeaVuria; technical implementation by ARES (with AI assistance from Claude). Licensed under </w:t>
       </w:r>
-      <w:hyperlink w:history="1" r:id="rIdzinrqnuhzx_v9hcpuypgq">
+      <w:hyperlink w:history="1" r:id="rId9ohkybyrw4ya1h-fyrkhr">
         <w:r>
           <w:rPr>
             <w:rFonts w:ascii="Arial" w:cs="Arial" w:eastAsia="Arial" w:hAnsi="Arial"/>
@@ -20981,7 +20981,7 @@
         </w:rPr>
         <w:t xml:space="preserve"> (</w:t>
       </w:r>
-      <w:hyperlink w:history="1" r:id="rIdhe0mwya484dozbqohmc1x">
+      <w:hyperlink w:history="1" r:id="rIdjfujlbg16vltwmffai5xg">
         <w:r>
           <w:rPr>
             <w:rFonts w:ascii="Arial" w:cs="Arial" w:eastAsia="Arial" w:hAnsi="Arial"/>
@@ -21994,7 +21994,7 @@
             <w:pPr>
               <w:spacing w:after="20" w:before="0"/>
             </w:pPr>
-            <w:hyperlink w:history="1" r:id="rIdgcdeffpaovm7dnpsbthy2">
+            <w:hyperlink w:history="1" r:id="rIdybjhs0iqh2-vlu1rq8acl">
               <w:r>
                 <w:rPr>
                   <w:rFonts w:ascii="Arial" w:cs="Arial" w:eastAsia="Arial" w:hAnsi="Arial"/>
@@ -22027,7 +22027,7 @@
               <w:spacing w:after="10" w:before="0"/>
               <w:ind w:left="120"/>
             </w:pPr>
-            <w:hyperlink w:history="1" r:id="rIdoe1p3vhqjv7azp0ehgqvf">
+            <w:hyperlink w:history="1" r:id="rIdi33_dkvrb0fqlpih7dvaj">
               <w:r>
                 <w:rPr>
                   <w:rFonts w:ascii="Arial" w:cs="Arial" w:eastAsia="Arial" w:hAnsi="Arial"/>
@@ -22072,7 +22072,7 @@
             <w:pPr>
               <w:spacing w:after="20" w:before="0"/>
             </w:pPr>
-            <w:hyperlink w:history="1" r:id="rIdoji-ppwmorsyi7xs3azpd">
+            <w:hyperlink w:history="1" r:id="rIdfjq6rfn_odfwuf1sndh48">
               <w:r>
                 <w:rPr>
                   <w:rFonts w:ascii="Arial" w:cs="Arial" w:eastAsia="Arial" w:hAnsi="Arial"/>
@@ -22105,7 +22105,7 @@
               <w:spacing w:after="10" w:before="0"/>
               <w:ind w:left="120"/>
             </w:pPr>
-            <w:hyperlink w:history="1" r:id="rIdrvflzhk6v_rmfxi5bsfkk">
+            <w:hyperlink w:history="1" r:id="rIdpwhf-ddtbkyzlbbu15d1z">
               <w:r>
                 <w:rPr>
                   <w:rFonts w:ascii="Arial" w:cs="Arial" w:eastAsia="Arial" w:hAnsi="Arial"/>
@@ -22300,7 +22300,7 @@
             <w:pPr>
               <w:spacing w:after="20" w:before="0"/>
             </w:pPr>
-            <w:hyperlink w:history="1" r:id="rIdivf6zmlxvt9shaylntj3y">
+            <w:hyperlink w:history="1" r:id="rIdyvg7kjcnrrbw9fcap2sep">
               <w:r>
                 <w:rPr>
                   <w:rFonts w:ascii="Arial" w:cs="Arial" w:eastAsia="Arial" w:hAnsi="Arial"/>
@@ -22333,7 +22333,7 @@
               <w:spacing w:after="10" w:before="0"/>
               <w:ind w:left="120"/>
             </w:pPr>
-            <w:hyperlink w:history="1" r:id="rIdrqfcg-gmbfvnm_izt-fsf">
+            <w:hyperlink w:history="1" r:id="rIdczt3jbvp4y4nea_fn3awx">
               <w:r>
                 <w:rPr>
                   <w:rFonts w:ascii="Arial" w:cs="Arial" w:eastAsia="Arial" w:hAnsi="Arial"/>
@@ -22378,7 +22378,7 @@
             <w:pPr>
               <w:spacing w:after="20" w:before="0"/>
             </w:pPr>
-            <w:hyperlink w:history="1" r:id="rId_q2wq8dautprb1xkt5kfu">
+            <w:hyperlink w:history="1" r:id="rIdnj-xmw2jmsqcspf_rqcw7">
               <w:r>
                 <w:rPr>
                   <w:rFonts w:ascii="Arial" w:cs="Arial" w:eastAsia="Arial" w:hAnsi="Arial"/>
@@ -22411,7 +22411,7 @@
               <w:spacing w:after="10" w:before="0"/>
               <w:ind w:left="120"/>
             </w:pPr>
-            <w:hyperlink w:history="1" r:id="rIdvl2x2rimnag1t6aglgws_">
+            <w:hyperlink w:history="1" r:id="rIdrcoas3z3ocrcg2klkbdw5">
               <w:r>
                 <w:rPr>
                   <w:rFonts w:ascii="Arial" w:cs="Arial" w:eastAsia="Arial" w:hAnsi="Arial"/>
@@ -22758,7 +22758,7 @@
             <w:pPr>
               <w:spacing w:after="20" w:before="0"/>
             </w:pPr>
-            <w:hyperlink w:history="1" r:id="rId1tmyazfkmznngnkq0df_i">
+            <w:hyperlink w:history="1" r:id="rIdp-usnqdgqgb1szpeu8pbb">
               <w:r>
                 <w:rPr>
                   <w:rFonts w:ascii="Arial" w:cs="Arial" w:eastAsia="Arial" w:hAnsi="Arial"/>
@@ -22791,7 +22791,7 @@
               <w:spacing w:after="10" w:before="0"/>
               <w:ind w:left="120"/>
             </w:pPr>
-            <w:hyperlink w:history="1" r:id="rId_dohmwxaohxjqeubljl3s">
+            <w:hyperlink w:history="1" r:id="rIduzlprty0gf5mc1npyue6x">
               <w:r>
                 <w:rPr>
                   <w:rFonts w:ascii="Arial" w:cs="Arial" w:eastAsia="Arial" w:hAnsi="Arial"/>
@@ -22836,7 +22836,7 @@
             <w:pPr>
               <w:spacing w:after="20" w:before="0"/>
             </w:pPr>
-            <w:hyperlink w:history="1" r:id="rId5zffgxnb84xz9piv86bxp">
+            <w:hyperlink w:history="1" r:id="rIdtt6sk1vj9hbi_sxfrm0yz">
               <w:r>
                 <w:rPr>
                   <w:rFonts w:ascii="Arial" w:cs="Arial" w:eastAsia="Arial" w:hAnsi="Arial"/>
@@ -22869,7 +22869,7 @@
               <w:spacing w:after="10" w:before="0"/>
               <w:ind w:left="120"/>
             </w:pPr>
-            <w:hyperlink w:history="1" r:id="rIdtj90561yqcbxud2nj8ggx">
+            <w:hyperlink w:history="1" r:id="rIdgffd_m80nyc9kr5ek2fcx">
               <w:r>
                 <w:rPr>
                   <w:rFonts w:ascii="Arial" w:cs="Arial" w:eastAsia="Arial" w:hAnsi="Arial"/>
@@ -23140,7 +23140,7 @@
             <w:pPr>
               <w:spacing w:after="20" w:before="0"/>
             </w:pPr>
-            <w:hyperlink w:history="1" r:id="rIdhy6wlwe4omtxh3cidtxhr">
+            <w:hyperlink w:history="1" r:id="rIdbrmlzvohauir4jt0jw270">
               <w:r>
                 <w:rPr>
                   <w:rFonts w:ascii="Arial" w:cs="Arial" w:eastAsia="Arial" w:hAnsi="Arial"/>
@@ -23173,7 +23173,7 @@
               <w:spacing w:after="10" w:before="0"/>
               <w:ind w:left="120"/>
             </w:pPr>
-            <w:hyperlink w:history="1" r:id="rIdvzgharxpcffveytg1nmzu">
+            <w:hyperlink w:history="1" r:id="rIdkgmif2pgjhbm9hpur6lt1">
               <w:r>
                 <w:rPr>
                   <w:rFonts w:ascii="Arial" w:cs="Arial" w:eastAsia="Arial" w:hAnsi="Arial"/>
@@ -23218,7 +23218,7 @@
             <w:pPr>
               <w:spacing w:after="20" w:before="0"/>
             </w:pPr>
-            <w:hyperlink w:history="1" r:id="rIdbynfk5dsymxjmq2vm4foi">
+            <w:hyperlink w:history="1" r:id="rIdwoxsxn9r7cuet2bs9tfem">
               <w:r>
                 <w:rPr>
                   <w:rFonts w:ascii="Arial" w:cs="Arial" w:eastAsia="Arial" w:hAnsi="Arial"/>
@@ -23251,7 +23251,7 @@
               <w:spacing w:after="10" w:before="0"/>
               <w:ind w:left="120"/>
             </w:pPr>
-            <w:hyperlink w:history="1" r:id="rIdipxw9vootesqob31_vc7j">
+            <w:hyperlink w:history="1" r:id="rIdluf_frmmx1cvl7ya-jgyh">
               <w:r>
                 <w:rPr>
                   <w:rFonts w:ascii="Arial" w:cs="Arial" w:eastAsia="Arial" w:hAnsi="Arial"/>
@@ -23446,7 +23446,7 @@
             <w:pPr>
               <w:spacing w:after="20" w:before="0"/>
             </w:pPr>
-            <w:hyperlink w:history="1" r:id="rId_zjz0xulzcrnlq1kqhfiu">
+            <w:hyperlink w:history="1" r:id="rIdvjifcy9k9qr1txc6komuf">
               <w:r>
                 <w:rPr>
                   <w:rFonts w:ascii="Arial" w:cs="Arial" w:eastAsia="Arial" w:hAnsi="Arial"/>
@@ -23479,7 +23479,7 @@
               <w:spacing w:after="10" w:before="0"/>
               <w:ind w:left="120"/>
             </w:pPr>
-            <w:hyperlink w:history="1" r:id="rId928tckhxxpxvha-owco9f">
+            <w:hyperlink w:history="1" r:id="rIdhfdqic65slzcw6gin4wqr">
               <w:r>
                 <w:rPr>
                   <w:rFonts w:ascii="Arial" w:cs="Arial" w:eastAsia="Arial" w:hAnsi="Arial"/>
@@ -23524,7 +23524,7 @@
             <w:pPr>
               <w:spacing w:after="20" w:before="0"/>
             </w:pPr>
-            <w:hyperlink w:history="1" r:id="rIdxi6qvzuxw5ozfc53hpofs">
+            <w:hyperlink w:history="1" r:id="rIdzgkfbwfyluvhzflgqwvto">
               <w:r>
                 <w:rPr>
                   <w:rFonts w:ascii="Arial" w:cs="Arial" w:eastAsia="Arial" w:hAnsi="Arial"/>
@@ -23557,7 +23557,7 @@
               <w:spacing w:after="10" w:before="0"/>
               <w:ind w:left="120"/>
             </w:pPr>
-            <w:hyperlink w:history="1" r:id="rIdbkhl-_hweakb8-k_vumhm">
+            <w:hyperlink w:history="1" r:id="rIdcc3dc62ole6onfhi1a7kp">
               <w:r>
                 <w:rPr>
                   <w:rFonts w:ascii="Arial" w:cs="Arial" w:eastAsia="Arial" w:hAnsi="Arial"/>
@@ -24221,7 +24221,7 @@
         </w:rPr>
         <w:t xml:space="preserve">© 2026 SeaVuria and ARES. Aligned with KICD objectives. Developed by SeaVuria; technical implementation by ARES (with AI assistance from Claude). Licensed under </w:t>
       </w:r>
-      <w:hyperlink w:history="1" r:id="rIdupb-hracwkn-hoa02-gmt">
+      <w:hyperlink w:history="1" r:id="rIdqz_plrvluacifu08c_uij">
         <w:r>
           <w:rPr>
             <w:rFonts w:ascii="Arial" w:cs="Arial" w:eastAsia="Arial" w:hAnsi="Arial"/>
@@ -24242,7 +24242,7 @@
         </w:rPr>
         <w:t xml:space="preserve"> (</w:t>
       </w:r>
-      <w:hyperlink w:history="1" r:id="rId7sh8jtwsjbeycz8pjankx">
+      <w:hyperlink w:history="1" r:id="rIdlulverkha5u4ctbryksvj">
         <w:r>
           <w:rPr>
             <w:rFonts w:ascii="Arial" w:cs="Arial" w:eastAsia="Arial" w:hAnsi="Arial"/>
@@ -25255,7 +25255,7 @@
             <w:pPr>
               <w:spacing w:after="20" w:before="0"/>
             </w:pPr>
-            <w:hyperlink w:history="1" r:id="rIdgaefzw_2ieygxr65y3wgh">
+            <w:hyperlink w:history="1" r:id="rIdhugxf7zf3yo6hcyo3_c86">
               <w:r>
                 <w:rPr>
                   <w:rFonts w:ascii="Arial" w:cs="Arial" w:eastAsia="Arial" w:hAnsi="Arial"/>
@@ -25288,7 +25288,7 @@
               <w:spacing w:after="10" w:before="0"/>
               <w:ind w:left="120"/>
             </w:pPr>
-            <w:hyperlink w:history="1" r:id="rIdb_tyh0vc7xz-0juj84q0i">
+            <w:hyperlink w:history="1" r:id="rIde6_blm4qju39-jc5ftvd3">
               <w:r>
                 <w:rPr>
                   <w:rFonts w:ascii="Arial" w:cs="Arial" w:eastAsia="Arial" w:hAnsi="Arial"/>
@@ -25333,7 +25333,7 @@
             <w:pPr>
               <w:spacing w:after="20" w:before="0"/>
             </w:pPr>
-            <w:hyperlink w:history="1" r:id="rIdqb8sqb0kxpzstwh-fcwog">
+            <w:hyperlink w:history="1" r:id="rIdkf-pi5cvyomrbt9spvcjh">
               <w:r>
                 <w:rPr>
                   <w:rFonts w:ascii="Arial" w:cs="Arial" w:eastAsia="Arial" w:hAnsi="Arial"/>
@@ -25366,7 +25366,7 @@
               <w:spacing w:after="10" w:before="0"/>
               <w:ind w:left="120"/>
             </w:pPr>
-            <w:hyperlink w:history="1" r:id="rIdgnfhafl3enex76ovoqhgn">
+            <w:hyperlink w:history="1" r:id="rId_rygqswamcshbecvnymab">
               <w:r>
                 <w:rPr>
                   <w:rFonts w:ascii="Arial" w:cs="Arial" w:eastAsia="Arial" w:hAnsi="Arial"/>
@@ -25561,7 +25561,7 @@
             <w:pPr>
               <w:spacing w:after="20" w:before="0"/>
             </w:pPr>
-            <w:hyperlink w:history="1" r:id="rIdfrsbfymcugvzj_cwwaojp">
+            <w:hyperlink w:history="1" r:id="rId8phfsxrszfilf33kn1y4n">
               <w:r>
                 <w:rPr>
                   <w:rFonts w:ascii="Arial" w:cs="Arial" w:eastAsia="Arial" w:hAnsi="Arial"/>
@@ -25594,7 +25594,7 @@
               <w:spacing w:after="10" w:before="0"/>
               <w:ind w:left="120"/>
             </w:pPr>
-            <w:hyperlink w:history="1" r:id="rId9usmpghd6yrhab_dinjkg">
+            <w:hyperlink w:history="1" r:id="rIdybakaxpbbgbikrdzqdkmw">
               <w:r>
                 <w:rPr>
                   <w:rFonts w:ascii="Arial" w:cs="Arial" w:eastAsia="Arial" w:hAnsi="Arial"/>
@@ -25639,7 +25639,7 @@
             <w:pPr>
               <w:spacing w:after="20" w:before="0"/>
             </w:pPr>
-            <w:hyperlink w:history="1" r:id="rId4h6yqjmwvm2yil5-pmuzq">
+            <w:hyperlink w:history="1" r:id="rIdu5uxbqydvgxkvyyqdglia">
               <w:r>
                 <w:rPr>
                   <w:rFonts w:ascii="Arial" w:cs="Arial" w:eastAsia="Arial" w:hAnsi="Arial"/>
@@ -25672,7 +25672,7 @@
               <w:spacing w:after="10" w:before="0"/>
               <w:ind w:left="120"/>
             </w:pPr>
-            <w:hyperlink w:history="1" r:id="rIdq4edna3w-gleotqt5ti8s">
+            <w:hyperlink w:history="1" r:id="rIdotpuspyvxcgmne_ejivlx">
               <w:r>
                 <w:rPr>
                   <w:rFonts w:ascii="Arial" w:cs="Arial" w:eastAsia="Arial" w:hAnsi="Arial"/>
@@ -25867,7 +25867,7 @@
             <w:pPr>
               <w:spacing w:after="20" w:before="0"/>
             </w:pPr>
-            <w:hyperlink w:history="1" r:id="rId-cjtjnmwfgma4ik97zfwp">
+            <w:hyperlink w:history="1" r:id="rIdaksemjv8kovxmrxvth52e">
               <w:r>
                 <w:rPr>
                   <w:rFonts w:ascii="Arial" w:cs="Arial" w:eastAsia="Arial" w:hAnsi="Arial"/>
@@ -25900,7 +25900,7 @@
               <w:spacing w:after="10" w:before="0"/>
               <w:ind w:left="120"/>
             </w:pPr>
-            <w:hyperlink w:history="1" r:id="rIdafpwqwh8dc4omzilbnxm1">
+            <w:hyperlink w:history="1" r:id="rIdor3cvx0wmktd-jvo6o36m">
               <w:r>
                 <w:rPr>
                   <w:rFonts w:ascii="Arial" w:cs="Arial" w:eastAsia="Arial" w:hAnsi="Arial"/>
@@ -25945,7 +25945,7 @@
             <w:pPr>
               <w:spacing w:after="20" w:before="0"/>
             </w:pPr>
-            <w:hyperlink w:history="1" r:id="rIdbiz5fllmkxqq6jztbi1d1">
+            <w:hyperlink w:history="1" r:id="rIdcynbz8853uf9l_z6ebfeh">
               <w:r>
                 <w:rPr>
                   <w:rFonts w:ascii="Arial" w:cs="Arial" w:eastAsia="Arial" w:hAnsi="Arial"/>
@@ -25994,7 +25994,7 @@
               <w:spacing w:after="10" w:before="0"/>
               <w:ind w:left="120"/>
             </w:pPr>
-            <w:hyperlink w:history="1" r:id="rIdjdoymxzdapvvnfnt7wfni">
+            <w:hyperlink w:history="1" r:id="rIdf24mfh_vb9ockbvqvi9rz">
               <w:r>
                 <w:rPr>
                   <w:rFonts w:ascii="Arial" w:cs="Arial" w:eastAsia="Arial" w:hAnsi="Arial"/>
@@ -26189,7 +26189,7 @@
             <w:pPr>
               <w:spacing w:after="20" w:before="0"/>
             </w:pPr>
-            <w:hyperlink w:history="1" r:id="rIdu3zxqwwubv9bb8ga3ydi_">
+            <w:hyperlink w:history="1" r:id="rIdbxpzsupfyzu3oy08doc5o">
               <w:r>
                 <w:rPr>
                   <w:rFonts w:ascii="Arial" w:cs="Arial" w:eastAsia="Arial" w:hAnsi="Arial"/>
@@ -26222,7 +26222,7 @@
               <w:spacing w:after="10" w:before="0"/>
               <w:ind w:left="120"/>
             </w:pPr>
-            <w:hyperlink w:history="1" r:id="rIddcgkv4_5g-tlum0ijqdwi">
+            <w:hyperlink w:history="1" r:id="rId7ufn9obhymkl0hrtaes9n">
               <w:r>
                 <w:rPr>
                   <w:rFonts w:ascii="Arial" w:cs="Arial" w:eastAsia="Arial" w:hAnsi="Arial"/>
@@ -26267,7 +26267,7 @@
             <w:pPr>
               <w:spacing w:after="20" w:before="0"/>
             </w:pPr>
-            <w:hyperlink w:history="1" r:id="rIdnxddgtpdiqrl5husi6141">
+            <w:hyperlink w:history="1" r:id="rIdqjnphnphzrqiyk0ggjumr">
               <w:r>
                 <w:rPr>
                   <w:rFonts w:ascii="Arial" w:cs="Arial" w:eastAsia="Arial" w:hAnsi="Arial"/>
@@ -26316,7 +26316,7 @@
               <w:spacing w:after="10" w:before="0"/>
               <w:ind w:left="120"/>
             </w:pPr>
-            <w:hyperlink w:history="1" r:id="rIdv0hi2uffztz3q7pgoc1zx">
+            <w:hyperlink w:history="1" r:id="rIdcqilhn4iaxhlbmf-h8ujb">
               <w:r>
                 <w:rPr>
                   <w:rFonts w:ascii="Arial" w:cs="Arial" w:eastAsia="Arial" w:hAnsi="Arial"/>
@@ -26511,7 +26511,7 @@
             <w:pPr>
               <w:spacing w:after="20" w:before="0"/>
             </w:pPr>
-            <w:hyperlink w:history="1" r:id="rIdjuilvnsm6lg_d3otlf9cd">
+            <w:hyperlink w:history="1" r:id="rIdb8tou2_4k1ywz4gel2bzz">
               <w:r>
                 <w:rPr>
                   <w:rFonts w:ascii="Arial" w:cs="Arial" w:eastAsia="Arial" w:hAnsi="Arial"/>
@@ -26544,7 +26544,7 @@
               <w:spacing w:after="10" w:before="0"/>
               <w:ind w:left="120"/>
             </w:pPr>
-            <w:hyperlink w:history="1" r:id="rId4ipytgwxlwad5i-c2_ief">
+            <w:hyperlink w:history="1" r:id="rIdsxaqkph7p7y-bor2jzcie">
               <w:r>
                 <w:rPr>
                   <w:rFonts w:ascii="Arial" w:cs="Arial" w:eastAsia="Arial" w:hAnsi="Arial"/>
@@ -26589,7 +26589,7 @@
             <w:pPr>
               <w:spacing w:after="20" w:before="0"/>
             </w:pPr>
-            <w:hyperlink w:history="1" r:id="rIdps9cqc-abndm4ospe2wwu">
+            <w:hyperlink w:history="1" r:id="rIdv7_9ivlmoaynake_u7j-p">
               <w:r>
                 <w:rPr>
                   <w:rFonts w:ascii="Arial" w:cs="Arial" w:eastAsia="Arial" w:hAnsi="Arial"/>
@@ -26638,7 +26638,7 @@
               <w:spacing w:after="10" w:before="0"/>
               <w:ind w:left="120"/>
             </w:pPr>
-            <w:hyperlink w:history="1" r:id="rId2n6o71zctzy8rytlbi7eu">
+            <w:hyperlink w:history="1" r:id="rIdzz3rnyyu_2hlx9mjn6rt0">
               <w:r>
                 <w:rPr>
                   <w:rFonts w:ascii="Arial" w:cs="Arial" w:eastAsia="Arial" w:hAnsi="Arial"/>
@@ -27150,7 +27150,7 @@
         </w:rPr>
         <w:t xml:space="preserve">© 2026 SeaVuria and ARES. Aligned with KICD objectives. Developed by SeaVuria; technical implementation by ARES (with AI assistance from Claude). Licensed under </w:t>
       </w:r>
-      <w:hyperlink w:history="1" r:id="rIdwksn2usg2on4wlbdf-suk">
+      <w:hyperlink w:history="1" r:id="rIdl0l7lxoyoensowoqdevtm">
         <w:r>
           <w:rPr>
             <w:rFonts w:ascii="Arial" w:cs="Arial" w:eastAsia="Arial" w:hAnsi="Arial"/>
@@ -27171,7 +27171,7 @@
         </w:rPr>
         <w:t xml:space="preserve"> (</w:t>
       </w:r>
-      <w:hyperlink w:history="1" r:id="rId7oml4fck41awk-qoenc1g">
+      <w:hyperlink w:history="1" r:id="rId94hu4p0u8vzxupcuvtdns">
         <w:r>
           <w:rPr>
             <w:rFonts w:ascii="Arial" w:cs="Arial" w:eastAsia="Arial" w:hAnsi="Arial"/>
@@ -28184,7 +28184,7 @@
             <w:pPr>
               <w:spacing w:after="20" w:before="0"/>
             </w:pPr>
-            <w:hyperlink w:history="1" r:id="rIdz8igjuactgachj3hqr_me">
+            <w:hyperlink w:history="1" r:id="rIdjzuvatq0z1iog24jc7zt_">
               <w:r>
                 <w:rPr>
                   <w:rFonts w:ascii="Arial" w:cs="Arial" w:eastAsia="Arial" w:hAnsi="Arial"/>
@@ -28233,7 +28233,7 @@
               <w:spacing w:after="10" w:before="0"/>
               <w:ind w:left="120"/>
             </w:pPr>
-            <w:hyperlink w:history="1" r:id="rIdsmgxt6x66z2m4zs_jlwvs">
+            <w:hyperlink w:history="1" r:id="rIdzebyijcu5kyumpxvz8esi">
               <w:r>
                 <w:rPr>
                   <w:rFonts w:ascii="Arial" w:cs="Arial" w:eastAsia="Arial" w:hAnsi="Arial"/>
@@ -28278,7 +28278,7 @@
             <w:pPr>
               <w:spacing w:after="20" w:before="0"/>
             </w:pPr>
-            <w:hyperlink w:history="1" r:id="rIdw2oyyowbwexolwqikgjdi">
+            <w:hyperlink w:history="1" r:id="rId1xbvrtubzquu6qvmnobpv">
               <w:r>
                 <w:rPr>
                   <w:rFonts w:ascii="Arial" w:cs="Arial" w:eastAsia="Arial" w:hAnsi="Arial"/>
@@ -28311,7 +28311,7 @@
               <w:spacing w:after="10" w:before="0"/>
               <w:ind w:left="120"/>
             </w:pPr>
-            <w:hyperlink w:history="1" r:id="rId37oj5mn0tnbkdyhfwaok0">
+            <w:hyperlink w:history="1" r:id="rId8a3jwcbhzfdhz_a2lyruf">
               <w:r>
                 <w:rPr>
                   <w:rFonts w:ascii="Arial" w:cs="Arial" w:eastAsia="Arial" w:hAnsi="Arial"/>
@@ -28506,7 +28506,7 @@
             <w:pPr>
               <w:spacing w:after="20" w:before="0"/>
             </w:pPr>
-            <w:hyperlink w:history="1" r:id="rId1i0efsilkezuxevo6tbo2">
+            <w:hyperlink w:history="1" r:id="rIdjmgwrjhp8164lfdeitdug">
               <w:r>
                 <w:rPr>
                   <w:rFonts w:ascii="Arial" w:cs="Arial" w:eastAsia="Arial" w:hAnsi="Arial"/>
@@ -28555,7 +28555,7 @@
               <w:spacing w:after="10" w:before="0"/>
               <w:ind w:left="120"/>
             </w:pPr>
-            <w:hyperlink w:history="1" r:id="rIdih-diuesbhvkupnz6teo_">
+            <w:hyperlink w:history="1" r:id="rIdtliii9_wxft1y45zx5bkq">
               <w:r>
                 <w:rPr>
                   <w:rFonts w:ascii="Arial" w:cs="Arial" w:eastAsia="Arial" w:hAnsi="Arial"/>
@@ -28600,7 +28600,7 @@
             <w:pPr>
               <w:spacing w:after="20" w:before="0"/>
             </w:pPr>
-            <w:hyperlink w:history="1" r:id="rIdtcqbshj7qt0gj_hnz7cqr">
+            <w:hyperlink w:history="1" r:id="rIdasw2lfezseguzyhzgpnct">
               <w:r>
                 <w:rPr>
                   <w:rFonts w:ascii="Arial" w:cs="Arial" w:eastAsia="Arial" w:hAnsi="Arial"/>
@@ -28633,7 +28633,7 @@
               <w:spacing w:after="10" w:before="0"/>
               <w:ind w:left="120"/>
             </w:pPr>
-            <w:hyperlink w:history="1" r:id="rIdz-pgy4fx4vn46nwacaseq">
+            <w:hyperlink w:history="1" r:id="rIdo7uxkjqfzdjkbhmdzte3o">
               <w:r>
                 <w:rPr>
                   <w:rFonts w:ascii="Arial" w:cs="Arial" w:eastAsia="Arial" w:hAnsi="Arial"/>
@@ -28828,7 +28828,7 @@
             <w:pPr>
               <w:spacing w:after="20" w:before="0"/>
             </w:pPr>
-            <w:hyperlink w:history="1" r:id="rIdwlkinnqjcqyvbsakzyjph">
+            <w:hyperlink w:history="1" r:id="rIdi29zmvd0ztkdbpr1qpy4e">
               <w:r>
                 <w:rPr>
                   <w:rFonts w:ascii="Arial" w:cs="Arial" w:eastAsia="Arial" w:hAnsi="Arial"/>
@@ -28877,7 +28877,7 @@
               <w:spacing w:after="10" w:before="0"/>
               <w:ind w:left="120"/>
             </w:pPr>
-            <w:hyperlink w:history="1" r:id="rIdxzt7cxz1o4_vkj1quun6r">
+            <w:hyperlink w:history="1" r:id="rIdgwmda_n7j0lmuk-lwcqqo">
               <w:r>
                 <w:rPr>
                   <w:rFonts w:ascii="Arial" w:cs="Arial" w:eastAsia="Arial" w:hAnsi="Arial"/>
@@ -28922,7 +28922,7 @@
             <w:pPr>
               <w:spacing w:after="20" w:before="0"/>
             </w:pPr>
-            <w:hyperlink w:history="1" r:id="rIdh17s535meemvnaa1fzfvm">
+            <w:hyperlink w:history="1" r:id="rId-ztap22wdmqp-7lftcoan">
               <w:r>
                 <w:rPr>
                   <w:rFonts w:ascii="Arial" w:cs="Arial" w:eastAsia="Arial" w:hAnsi="Arial"/>
@@ -28955,7 +28955,7 @@
               <w:spacing w:after="10" w:before="0"/>
               <w:ind w:left="120"/>
             </w:pPr>
-            <w:hyperlink w:history="1" r:id="rIdh6wfmmbylkseamn4phezw">
+            <w:hyperlink w:history="1" r:id="rIdgkux-xe-d1b2yr_fkeann">
               <w:r>
                 <w:rPr>
                   <w:rFonts w:ascii="Arial" w:cs="Arial" w:eastAsia="Arial" w:hAnsi="Arial"/>
@@ -29150,7 +29150,7 @@
             <w:pPr>
               <w:spacing w:after="20" w:before="0"/>
             </w:pPr>
-            <w:hyperlink w:history="1" r:id="rIdj52k6ng-we3bovublebok">
+            <w:hyperlink w:history="1" r:id="rIdlh5hjyj59qckqu9rfqwnc">
               <w:r>
                 <w:rPr>
                   <w:rFonts w:ascii="Arial" w:cs="Arial" w:eastAsia="Arial" w:hAnsi="Arial"/>
@@ -29199,7 +29199,7 @@
               <w:spacing w:after="10" w:before="0"/>
               <w:ind w:left="120"/>
             </w:pPr>
-            <w:hyperlink w:history="1" r:id="rIdmao4zap0cktuu3sguwekx">
+            <w:hyperlink w:history="1" r:id="rId-4is9koegq0dypoogmwm6">
               <w:r>
                 <w:rPr>
                   <w:rFonts w:ascii="Arial" w:cs="Arial" w:eastAsia="Arial" w:hAnsi="Arial"/>
@@ -29244,7 +29244,7 @@
             <w:pPr>
               <w:spacing w:after="20" w:before="0"/>
             </w:pPr>
-            <w:hyperlink w:history="1" r:id="rIdquyfaxvvpbvidmhrppw55">
+            <w:hyperlink w:history="1" r:id="rIdhjg__zalze7qbfvz8qsg6">
               <w:r>
                 <w:rPr>
                   <w:rFonts w:ascii="Arial" w:cs="Arial" w:eastAsia="Arial" w:hAnsi="Arial"/>
@@ -29277,7 +29277,7 @@
               <w:spacing w:after="10" w:before="0"/>
               <w:ind w:left="120"/>
             </w:pPr>
-            <w:hyperlink w:history="1" r:id="rIdunuihfzycwfbvun9fkwt-">
+            <w:hyperlink w:history="1" r:id="rIdjtc1pwrxfks1oxwyvnmyt">
               <w:r>
                 <w:rPr>
                   <w:rFonts w:ascii="Arial" w:cs="Arial" w:eastAsia="Arial" w:hAnsi="Arial"/>
@@ -29472,7 +29472,7 @@
             <w:pPr>
               <w:spacing w:after="20" w:before="0"/>
             </w:pPr>
-            <w:hyperlink w:history="1" r:id="rIdib_4xs5uhlttxmb7id932">
+            <w:hyperlink w:history="1" r:id="rIdn6-gfvwyxiqq2g1gwoam7">
               <w:r>
                 <w:rPr>
                   <w:rFonts w:ascii="Arial" w:cs="Arial" w:eastAsia="Arial" w:hAnsi="Arial"/>
@@ -29521,7 +29521,7 @@
               <w:spacing w:after="10" w:before="0"/>
               <w:ind w:left="120"/>
             </w:pPr>
-            <w:hyperlink w:history="1" r:id="rIdoze6mxa-07myiwnjufhnl">
+            <w:hyperlink w:history="1" r:id="rIdpgcdod6iacnk3pyqwmdze">
               <w:r>
                 <w:rPr>
                   <w:rFonts w:ascii="Arial" w:cs="Arial" w:eastAsia="Arial" w:hAnsi="Arial"/>
@@ -29566,7 +29566,7 @@
             <w:pPr>
               <w:spacing w:after="20" w:before="0"/>
             </w:pPr>
-            <w:hyperlink w:history="1" r:id="rIdppefrwptp8rwhyd1xbemw">
+            <w:hyperlink w:history="1" r:id="rId9yf-spdpq2vppi6cqsk47">
               <w:r>
                 <w:rPr>
                   <w:rFonts w:ascii="Arial" w:cs="Arial" w:eastAsia="Arial" w:hAnsi="Arial"/>
@@ -29599,7 +29599,7 @@
               <w:spacing w:after="10" w:before="0"/>
               <w:ind w:left="120"/>
             </w:pPr>
-            <w:hyperlink w:history="1" r:id="rId4qnzj34xse4als7ukcret">
+            <w:hyperlink w:history="1" r:id="rIdjnyex7ycnpvqwfmtbrihl">
               <w:r>
                 <w:rPr>
                   <w:rFonts w:ascii="Arial" w:cs="Arial" w:eastAsia="Arial" w:hAnsi="Arial"/>
@@ -30111,7 +30111,7 @@
         </w:rPr>
         <w:t xml:space="preserve">© 2026 SeaVuria and ARES. Aligned with KICD objectives. Developed by SeaVuria; technical implementation by ARES (with AI assistance from Claude). Licensed under </w:t>
       </w:r>
-      <w:hyperlink w:history="1" r:id="rIdwq-cjo94jyruaur7uwvjs">
+      <w:hyperlink w:history="1" r:id="rIdztwvplkiedbgfuykghdql">
         <w:r>
           <w:rPr>
             <w:rFonts w:ascii="Arial" w:cs="Arial" w:eastAsia="Arial" w:hAnsi="Arial"/>
@@ -30132,7 +30132,7 @@
         </w:rPr>
         <w:t xml:space="preserve"> (</w:t>
       </w:r>
-      <w:hyperlink w:history="1" r:id="rIdlfzcc_8wlvqeorxuzfcok">
+      <w:hyperlink w:history="1" r:id="rIdpdkhoe0dtssasz_on61sc">
         <w:r>
           <w:rPr>
             <w:rFonts w:ascii="Arial" w:cs="Arial" w:eastAsia="Arial" w:hAnsi="Arial"/>
@@ -31145,7 +31145,7 @@
             <w:pPr>
               <w:spacing w:after="20" w:before="0"/>
             </w:pPr>
-            <w:hyperlink w:history="1" r:id="rIdi4qj33qejjfmt3k0glbdr">
+            <w:hyperlink w:history="1" r:id="rIdioxq8ij3elqt3xfpen1ep">
               <w:r>
                 <w:rPr>
                   <w:rFonts w:ascii="Arial" w:cs="Arial" w:eastAsia="Arial" w:hAnsi="Arial"/>
@@ -31178,7 +31178,7 @@
               <w:spacing w:after="10" w:before="0"/>
               <w:ind w:left="120"/>
             </w:pPr>
-            <w:hyperlink w:history="1" r:id="rIdwdsrvxdvfakqcehl0mflq">
+            <w:hyperlink w:history="1" r:id="rId0nwzyv2au94xswfev5tsg">
               <w:r>
                 <w:rPr>
                   <w:rFonts w:ascii="Arial" w:cs="Arial" w:eastAsia="Arial" w:hAnsi="Arial"/>
@@ -31223,7 +31223,7 @@
             <w:pPr>
               <w:spacing w:after="20" w:before="0"/>
             </w:pPr>
-            <w:hyperlink w:history="1" r:id="rIdiwcpg1si8atytzprg9zal">
+            <w:hyperlink w:history="1" r:id="rId16oftsvm0nj37rmd443rb">
               <w:r>
                 <w:rPr>
                   <w:rFonts w:ascii="Arial" w:cs="Arial" w:eastAsia="Arial" w:hAnsi="Arial"/>
@@ -31256,7 +31256,7 @@
               <w:spacing w:after="10" w:before="0"/>
               <w:ind w:left="120"/>
             </w:pPr>
-            <w:hyperlink w:history="1" r:id="rIdcawjruay2a04yhq0tnpfv">
+            <w:hyperlink w:history="1" r:id="rIdyxw4ot4xuxh8bunohb4kl">
               <w:r>
                 <w:rPr>
                   <w:rFonts w:ascii="Arial" w:cs="Arial" w:eastAsia="Arial" w:hAnsi="Arial"/>
@@ -31451,7 +31451,7 @@
             <w:pPr>
               <w:spacing w:after="20" w:before="0"/>
             </w:pPr>
-            <w:hyperlink w:history="1" r:id="rIdbyhadee67a2nmowumh04g">
+            <w:hyperlink w:history="1" r:id="rId__jcy23qb2t6fqjzs3xkg">
               <w:r>
                 <w:rPr>
                   <w:rFonts w:ascii="Arial" w:cs="Arial" w:eastAsia="Arial" w:hAnsi="Arial"/>
@@ -31484,7 +31484,7 @@
               <w:spacing w:after="10" w:before="0"/>
               <w:ind w:left="120"/>
             </w:pPr>
-            <w:hyperlink w:history="1" r:id="rIdnmhdpec2bo0rocaxt3t-l">
+            <w:hyperlink w:history="1" r:id="rIddds8zko4vrlqpz09gg6bj">
               <w:r>
                 <w:rPr>
                   <w:rFonts w:ascii="Arial" w:cs="Arial" w:eastAsia="Arial" w:hAnsi="Arial"/>
@@ -31529,7 +31529,7 @@
             <w:pPr>
               <w:spacing w:after="20" w:before="0"/>
             </w:pPr>
-            <w:hyperlink w:history="1" r:id="rIdslsoyz3876-x320afushx">
+            <w:hyperlink w:history="1" r:id="rIdzhyl2behv1jxzgsesosk7">
               <w:r>
                 <w:rPr>
                   <w:rFonts w:ascii="Arial" w:cs="Arial" w:eastAsia="Arial" w:hAnsi="Arial"/>
@@ -31562,7 +31562,7 @@
               <w:spacing w:after="10" w:before="0"/>
               <w:ind w:left="120"/>
             </w:pPr>
-            <w:hyperlink w:history="1" r:id="rIdokvgunycrbwcmkdxpcdoa">
+            <w:hyperlink w:history="1" r:id="rId1mhisqbzsliiiujxgzlgf">
               <w:r>
                 <w:rPr>
                   <w:rFonts w:ascii="Arial" w:cs="Arial" w:eastAsia="Arial" w:hAnsi="Arial"/>
@@ -31909,7 +31909,7 @@
             <w:pPr>
               <w:spacing w:after="20" w:before="0"/>
             </w:pPr>
-            <w:hyperlink w:history="1" r:id="rId32ai-xtwbqzotwzy9quln">
+            <w:hyperlink w:history="1" r:id="rIdas2zl7d3yi1ojnpuujncn">
               <w:r>
                 <w:rPr>
                   <w:rFonts w:ascii="Arial" w:cs="Arial" w:eastAsia="Arial" w:hAnsi="Arial"/>
@@ -31958,7 +31958,7 @@
               <w:spacing w:after="10" w:before="0"/>
               <w:ind w:left="120"/>
             </w:pPr>
-            <w:hyperlink w:history="1" r:id="rIdyppm7ghwdqe10by-wisdt">
+            <w:hyperlink w:history="1" r:id="rIdkvt7w2jj7ywiolzxgisad">
               <w:r>
                 <w:rPr>
                   <w:rFonts w:ascii="Arial" w:cs="Arial" w:eastAsia="Arial" w:hAnsi="Arial"/>
@@ -32003,7 +32003,7 @@
             <w:pPr>
               <w:spacing w:after="20" w:before="0"/>
             </w:pPr>
-            <w:hyperlink w:history="1" r:id="rIdwt-dhs2h_v6y0kkbwa4aj">
+            <w:hyperlink w:history="1" r:id="rId1cidivd6filrlfg5bd0ew">
               <w:r>
                 <w:rPr>
                   <w:rFonts w:ascii="Arial" w:cs="Arial" w:eastAsia="Arial" w:hAnsi="Arial"/>
@@ -32036,7 +32036,7 @@
               <w:spacing w:after="10" w:before="0"/>
               <w:ind w:left="120"/>
             </w:pPr>
-            <w:hyperlink w:history="1" r:id="rIdqx5j5cljy1mv889omeci8">
+            <w:hyperlink w:history="1" r:id="rId7nosleqgneawgb0bonxxm">
               <w:r>
                 <w:rPr>
                   <w:rFonts w:ascii="Arial" w:cs="Arial" w:eastAsia="Arial" w:hAnsi="Arial"/>
@@ -32231,7 +32231,7 @@
             <w:pPr>
               <w:spacing w:after="20" w:before="0"/>
             </w:pPr>
-            <w:hyperlink w:history="1" r:id="rIdlr9gatqawsedrpw6ys7z-">
+            <w:hyperlink w:history="1" r:id="rIdg-n4aby10dbk5obwbexwa">
               <w:r>
                 <w:rPr>
                   <w:rFonts w:ascii="Arial" w:cs="Arial" w:eastAsia="Arial" w:hAnsi="Arial"/>
@@ -32280,7 +32280,7 @@
               <w:spacing w:after="10" w:before="0"/>
               <w:ind w:left="120"/>
             </w:pPr>
-            <w:hyperlink w:history="1" r:id="rIdocx3lhvldivgox5lriec9">
+            <w:hyperlink w:history="1" r:id="rIdeguq3w1ose8bpocz0a4ex">
               <w:r>
                 <w:rPr>
                   <w:rFonts w:ascii="Arial" w:cs="Arial" w:eastAsia="Arial" w:hAnsi="Arial"/>
@@ -32325,7 +32325,7 @@
             <w:pPr>
               <w:spacing w:after="20" w:before="0"/>
             </w:pPr>
-            <w:hyperlink w:history="1" r:id="rId_6qjq0gmc-vwui7djotge">
+            <w:hyperlink w:history="1" r:id="rId0b0e_pdireileqixqd5sy">
               <w:r>
                 <w:rPr>
                   <w:rFonts w:ascii="Arial" w:cs="Arial" w:eastAsia="Arial" w:hAnsi="Arial"/>
@@ -32358,7 +32358,7 @@
               <w:spacing w:after="10" w:before="0"/>
               <w:ind w:left="120"/>
             </w:pPr>
-            <w:hyperlink w:history="1" r:id="rIdap7yt2l5pnwjrsp_tvb2x">
+            <w:hyperlink w:history="1" r:id="rIdwnudghwatz5b_kanc-37-">
               <w:r>
                 <w:rPr>
                   <w:rFonts w:ascii="Arial" w:cs="Arial" w:eastAsia="Arial" w:hAnsi="Arial"/>
@@ -32553,7 +32553,7 @@
             <w:pPr>
               <w:spacing w:after="20" w:before="0"/>
             </w:pPr>
-            <w:hyperlink w:history="1" r:id="rIdda0ymh0gd3rr8dkx5r0el">
+            <w:hyperlink w:history="1" r:id="rId3d6v15rwm38kqbpbh-kwa">
               <w:r>
                 <w:rPr>
                   <w:rFonts w:ascii="Arial" w:cs="Arial" w:eastAsia="Arial" w:hAnsi="Arial"/>
@@ -32602,7 +32602,7 @@
               <w:spacing w:after="10" w:before="0"/>
               <w:ind w:left="120"/>
             </w:pPr>
-            <w:hyperlink w:history="1" r:id="rId7d3g3c6otutvdfguffusw">
+            <w:hyperlink w:history="1" r:id="rIdoep9v9giuckaxxrbhu1db">
               <w:r>
                 <w:rPr>
                   <w:rFonts w:ascii="Arial" w:cs="Arial" w:eastAsia="Arial" w:hAnsi="Arial"/>
@@ -32647,7 +32647,7 @@
             <w:pPr>
               <w:spacing w:after="20" w:before="0"/>
             </w:pPr>
-            <w:hyperlink w:history="1" r:id="rId2f2woqqqs7g-txwfhkcjx">
+            <w:hyperlink w:history="1" r:id="rId0leqjpkkdybgjmpenoh4s">
               <w:r>
                 <w:rPr>
                   <w:rFonts w:ascii="Arial" w:cs="Arial" w:eastAsia="Arial" w:hAnsi="Arial"/>
@@ -32696,7 +32696,7 @@
               <w:spacing w:after="10" w:before="0"/>
               <w:ind w:left="120"/>
             </w:pPr>
-            <w:hyperlink w:history="1" r:id="rIdpwcpsbd4dqmyjyxjdo2ud">
+            <w:hyperlink w:history="1" r:id="rIdhfxccimblpe8e9il1h419">
               <w:r>
                 <w:rPr>
                   <w:rFonts w:ascii="Arial" w:cs="Arial" w:eastAsia="Arial" w:hAnsi="Arial"/>
@@ -33208,7 +33208,7 @@
         </w:rPr>
         <w:t xml:space="preserve">© 2026 SeaVuria and ARES. Aligned with KICD objectives. Developed by SeaVuria; technical implementation by ARES (with AI assistance from Claude). Licensed under </w:t>
       </w:r>
-      <w:hyperlink w:history="1" r:id="rIdylqq6ku1sfw1c_5jjoamm">
+      <w:hyperlink w:history="1" r:id="rIdnrxewtzc5bm8jxkvgdpcd">
         <w:r>
           <w:rPr>
             <w:rFonts w:ascii="Arial" w:cs="Arial" w:eastAsia="Arial" w:hAnsi="Arial"/>
@@ -33229,7 +33229,7 @@
         </w:rPr>
         <w:t xml:space="preserve"> (</w:t>
       </w:r>
-      <w:hyperlink w:history="1" r:id="rIdowvsr1pkthkro5fsne35c">
+      <w:hyperlink w:history="1" r:id="rIdn0ydxddoyz6ydd30zr2vx">
         <w:r>
           <w:rPr>
             <w:rFonts w:ascii="Arial" w:cs="Arial" w:eastAsia="Arial" w:hAnsi="Arial"/>

--- a/data/outputs/v2/Maths/SS3.1_Trigonometry_I/Mathematics_Trigonometry_I_CBE_LessonSequence.docx
+++ b/data/outputs/v2/Maths/SS3.1_Trigonometry_I/Mathematics_Trigonometry_I_CBE_LessonSequence.docx
@@ -2615,7 +2615,7 @@
         </w:rPr>
         <w:t xml:space="preserve">© 2026 SeaVuria and ARES. This work is licensed under a </w:t>
       </w:r>
-      <w:hyperlink w:history="1" r:id="rIdu-mqbrircy6xkfkq2zxqd">
+      <w:hyperlink w:history="1" r:id="rId3ikthrz13bvfzrrcnhrs3">
         <w:r>
           <w:rPr>
             <w:rFonts w:ascii="Arial" w:cs="Arial" w:eastAsia="Arial" w:hAnsi="Arial"/>
@@ -2635,7 +2635,7 @@
         </w:rPr>
         <w:t xml:space="preserve"> (</w:t>
       </w:r>
-      <w:hyperlink w:history="1" r:id="rIdbpx2jy433sywihphdngdk">
+      <w:hyperlink w:history="1" r:id="rIdcbvytrwvud111c6fqcjtx">
         <w:r>
           <w:rPr>
             <w:rFonts w:ascii="Arial" w:cs="Arial" w:eastAsia="Arial" w:hAnsi="Arial"/>
@@ -2655,7 +2655,7 @@
         </w:rPr>
         <w:t xml:space="preserve">). To view a copy of this license, visit </w:t>
       </w:r>
-      <w:hyperlink w:history="1" r:id="rId0sbyrxwtewgcvychypimk">
+      <w:hyperlink w:history="1" r:id="rIdohizzfqv-0osi_k-_dsf2">
         <w:r>
           <w:rPr>
             <w:rFonts w:ascii="Arial" w:cs="Arial" w:eastAsia="Arial" w:hAnsi="Arial"/>
@@ -3667,7 +3667,7 @@
             <w:pPr>
               <w:spacing w:after="20" w:before="0"/>
             </w:pPr>
-            <w:hyperlink w:history="1" r:id="rId5vgbqla5auo1z2p6y5d4l">
+            <w:hyperlink w:history="1" r:id="rIdjzwmzcvhexszzmlsi6gyb">
               <w:r>
                 <w:rPr>
                   <w:rFonts w:ascii="Arial" w:cs="Arial" w:eastAsia="Arial" w:hAnsi="Arial"/>
@@ -3700,7 +3700,7 @@
               <w:spacing w:after="10" w:before="0"/>
               <w:ind w:left="120"/>
             </w:pPr>
-            <w:hyperlink w:history="1" r:id="rIdlo_aky3_sejxwqwwuk2wj">
+            <w:hyperlink w:history="1" r:id="rIdib3hjrszetrvaxhjvb8se">
               <w:r>
                 <w:rPr>
                   <w:rFonts w:ascii="Arial" w:cs="Arial" w:eastAsia="Arial" w:hAnsi="Arial"/>
@@ -3745,7 +3745,7 @@
             <w:pPr>
               <w:spacing w:after="20" w:before="0"/>
             </w:pPr>
-            <w:hyperlink w:history="1" r:id="rIdaang-rb_9l-co-apnzeik">
+            <w:hyperlink w:history="1" r:id="rIdvljz22w8zqdebtvpvjj4e">
               <w:r>
                 <w:rPr>
                   <w:rFonts w:ascii="Arial" w:cs="Arial" w:eastAsia="Arial" w:hAnsi="Arial"/>
@@ -3778,7 +3778,7 @@
               <w:spacing w:after="10" w:before="0"/>
               <w:ind w:left="120"/>
             </w:pPr>
-            <w:hyperlink w:history="1" r:id="rId0iedqrgpswngyxthvwykh">
+            <w:hyperlink w:history="1" r:id="rIdsslicmpixv-icu2djffdr">
               <w:r>
                 <w:rPr>
                   <w:rFonts w:ascii="Arial" w:cs="Arial" w:eastAsia="Arial" w:hAnsi="Arial"/>
@@ -3973,7 +3973,7 @@
             <w:pPr>
               <w:spacing w:after="20" w:before="0"/>
             </w:pPr>
-            <w:hyperlink w:history="1" r:id="rId8_76x5cayy8rpzvvfrcvp">
+            <w:hyperlink w:history="1" r:id="rIdnaorhyj-gzafg1rdaztfg">
               <w:r>
                 <w:rPr>
                   <w:rFonts w:ascii="Arial" w:cs="Arial" w:eastAsia="Arial" w:hAnsi="Arial"/>
@@ -4006,7 +4006,7 @@
               <w:spacing w:after="10" w:before="0"/>
               <w:ind w:left="120"/>
             </w:pPr>
-            <w:hyperlink w:history="1" r:id="rIdmmvzgljnw6i3w5foivaiz">
+            <w:hyperlink w:history="1" r:id="rIdkojpbk430jz9w4uvzfwii">
               <w:r>
                 <w:rPr>
                   <w:rFonts w:ascii="Arial" w:cs="Arial" w:eastAsia="Arial" w:hAnsi="Arial"/>
@@ -4051,7 +4051,7 @@
             <w:pPr>
               <w:spacing w:after="20" w:before="0"/>
             </w:pPr>
-            <w:hyperlink w:history="1" r:id="rIdxl_zwfp9ysraacuaowqot">
+            <w:hyperlink w:history="1" r:id="rIdjavopxtirmm6oz6j1wwm4">
               <w:r>
                 <w:rPr>
                   <w:rFonts w:ascii="Arial" w:cs="Arial" w:eastAsia="Arial" w:hAnsi="Arial"/>
@@ -4084,7 +4084,7 @@
               <w:spacing w:after="10" w:before="0"/>
               <w:ind w:left="120"/>
             </w:pPr>
-            <w:hyperlink w:history="1" r:id="rIde6bpaiveuvrysmtkfp1xk">
+            <w:hyperlink w:history="1" r:id="rIdyabcbrksnld5mv2wukvgn">
               <w:r>
                 <w:rPr>
                   <w:rFonts w:ascii="Arial" w:cs="Arial" w:eastAsia="Arial" w:hAnsi="Arial"/>
@@ -4279,7 +4279,7 @@
             <w:pPr>
               <w:spacing w:after="20" w:before="0"/>
             </w:pPr>
-            <w:hyperlink w:history="1" r:id="rIdh-q9q2cxbl4xyscqxxbad">
+            <w:hyperlink w:history="1" r:id="rIdl59fu9ynw0vw0tal8o79o">
               <w:r>
                 <w:rPr>
                   <w:rFonts w:ascii="Arial" w:cs="Arial" w:eastAsia="Arial" w:hAnsi="Arial"/>
@@ -4312,7 +4312,7 @@
               <w:spacing w:after="10" w:before="0"/>
               <w:ind w:left="120"/>
             </w:pPr>
-            <w:hyperlink w:history="1" r:id="rIdlixzh_nhi0fjidnrhmprl">
+            <w:hyperlink w:history="1" r:id="rIdcjx5ke_qquzp6okximduw">
               <w:r>
                 <w:rPr>
                   <w:rFonts w:ascii="Arial" w:cs="Arial" w:eastAsia="Arial" w:hAnsi="Arial"/>
@@ -4357,7 +4357,7 @@
             <w:pPr>
               <w:spacing w:after="20" w:before="0"/>
             </w:pPr>
-            <w:hyperlink w:history="1" r:id="rIddqdzauffp-uprmpuphztq">
+            <w:hyperlink w:history="1" r:id="rIdhklxuut6ydmpe10afefak">
               <w:r>
                 <w:rPr>
                   <w:rFonts w:ascii="Arial" w:cs="Arial" w:eastAsia="Arial" w:hAnsi="Arial"/>
@@ -4406,7 +4406,7 @@
               <w:spacing w:after="10" w:before="0"/>
               <w:ind w:left="120"/>
             </w:pPr>
-            <w:hyperlink w:history="1" r:id="rIdx7uelm4xh47gastbpdkmh">
+            <w:hyperlink w:history="1" r:id="rIdyhyfm64ubrmrze-njq7sx">
               <w:r>
                 <w:rPr>
                   <w:rFonts w:ascii="Arial" w:cs="Arial" w:eastAsia="Arial" w:hAnsi="Arial"/>
@@ -4601,7 +4601,7 @@
             <w:pPr>
               <w:spacing w:after="20" w:before="0"/>
             </w:pPr>
-            <w:hyperlink w:history="1" r:id="rId9blwaaksrq6l9aqdhau6v">
+            <w:hyperlink w:history="1" r:id="rIdfxnf1j2xgc-hacgqcemp3">
               <w:r>
                 <w:rPr>
                   <w:rFonts w:ascii="Arial" w:cs="Arial" w:eastAsia="Arial" w:hAnsi="Arial"/>
@@ -4634,7 +4634,7 @@
               <w:spacing w:after="10" w:before="0"/>
               <w:ind w:left="120"/>
             </w:pPr>
-            <w:hyperlink w:history="1" r:id="rIdbzqpkvgyxt7ltnzswhr4o">
+            <w:hyperlink w:history="1" r:id="rIdp9votmkwz9klz-petxtys">
               <w:r>
                 <w:rPr>
                   <w:rFonts w:ascii="Arial" w:cs="Arial" w:eastAsia="Arial" w:hAnsi="Arial"/>
@@ -4679,7 +4679,7 @@
             <w:pPr>
               <w:spacing w:after="20" w:before="0"/>
             </w:pPr>
-            <w:hyperlink w:history="1" r:id="rIdxyg2q9k3_vwvxs_pdiuzi">
+            <w:hyperlink w:history="1" r:id="rId8zlryw6cpdu2xeondccld">
               <w:r>
                 <w:rPr>
                   <w:rFonts w:ascii="Arial" w:cs="Arial" w:eastAsia="Arial" w:hAnsi="Arial"/>
@@ -4728,7 +4728,7 @@
               <w:spacing w:after="10" w:before="0"/>
               <w:ind w:left="120"/>
             </w:pPr>
-            <w:hyperlink w:history="1" r:id="rIdx1hh6gam8eow8dxpmbt4u">
+            <w:hyperlink w:history="1" r:id="rIdfy5iclov_eje6crqj77hx">
               <w:r>
                 <w:rPr>
                   <w:rFonts w:ascii="Arial" w:cs="Arial" w:eastAsia="Arial" w:hAnsi="Arial"/>
@@ -4923,7 +4923,7 @@
             <w:pPr>
               <w:spacing w:after="20" w:before="0"/>
             </w:pPr>
-            <w:hyperlink w:history="1" r:id="rIdnkvkasxcagy5lwxzd8gx_">
+            <w:hyperlink w:history="1" r:id="rIdzsenzrn74iuxv3zd8eac2">
               <w:r>
                 <w:rPr>
                   <w:rFonts w:ascii="Arial" w:cs="Arial" w:eastAsia="Arial" w:hAnsi="Arial"/>
@@ -4956,7 +4956,7 @@
               <w:spacing w:after="10" w:before="0"/>
               <w:ind w:left="120"/>
             </w:pPr>
-            <w:hyperlink w:history="1" r:id="rIdrz4k6nyy1ist6xjlzutqv">
+            <w:hyperlink w:history="1" r:id="rId8gdsbvhhx_j3i2jxf7cd8">
               <w:r>
                 <w:rPr>
                   <w:rFonts w:ascii="Arial" w:cs="Arial" w:eastAsia="Arial" w:hAnsi="Arial"/>
@@ -5001,7 +5001,7 @@
             <w:pPr>
               <w:spacing w:after="20" w:before="0"/>
             </w:pPr>
-            <w:hyperlink w:history="1" r:id="rIdmivikkt8xbi--q8hqxa_c">
+            <w:hyperlink w:history="1" r:id="rIdophbtuuidgqglqd0whi9e">
               <w:r>
                 <w:rPr>
                   <w:rFonts w:ascii="Arial" w:cs="Arial" w:eastAsia="Arial" w:hAnsi="Arial"/>
@@ -5050,7 +5050,7 @@
               <w:spacing w:after="10" w:before="0"/>
               <w:ind w:left="120"/>
             </w:pPr>
-            <w:hyperlink w:history="1" r:id="rIdvarx4iaiu8nzpuw6zjxst">
+            <w:hyperlink w:history="1" r:id="rIddxglioiiohwbume9zje11">
               <w:r>
                 <w:rPr>
                   <w:rFonts w:ascii="Arial" w:cs="Arial" w:eastAsia="Arial" w:hAnsi="Arial"/>
@@ -5562,7 +5562,7 @@
         </w:rPr>
         <w:t xml:space="preserve">© 2026 SeaVuria and ARES. Aligned with KICD objectives. Developed by SeaVuria; technical implementation by ARES (with AI assistance from Claude). Licensed under </w:t>
       </w:r>
-      <w:hyperlink w:history="1" r:id="rIdcqzh1udaq7zjielqhh_jb">
+      <w:hyperlink w:history="1" r:id="rIdlnxk215duvbje0zfgtib1">
         <w:r>
           <w:rPr>
             <w:rFonts w:ascii="Arial" w:cs="Arial" w:eastAsia="Arial" w:hAnsi="Arial"/>
@@ -5583,7 +5583,7 @@
         </w:rPr>
         <w:t xml:space="preserve"> (</w:t>
       </w:r>
-      <w:hyperlink w:history="1" r:id="rIdzfuekubj9difs8nxd2s-i">
+      <w:hyperlink w:history="1" r:id="rIdb55qdh0bgdpzntjhifd94">
         <w:r>
           <w:rPr>
             <w:rFonts w:ascii="Arial" w:cs="Arial" w:eastAsia="Arial" w:hAnsi="Arial"/>
@@ -6596,7 +6596,7 @@
             <w:pPr>
               <w:spacing w:after="20" w:before="0"/>
             </w:pPr>
-            <w:hyperlink w:history="1" r:id="rIdqwsoicanqzlg8vwufh0h7">
+            <w:hyperlink w:history="1" r:id="rIdhss2knd91untsftxb0ipf">
               <w:r>
                 <w:rPr>
                   <w:rFonts w:ascii="Arial" w:cs="Arial" w:eastAsia="Arial" w:hAnsi="Arial"/>
@@ -6629,7 +6629,7 @@
               <w:spacing w:after="10" w:before="0"/>
               <w:ind w:left="120"/>
             </w:pPr>
-            <w:hyperlink w:history="1" r:id="rId_6j6uuvnbdnud2tyqn66_">
+            <w:hyperlink w:history="1" r:id="rIdkfl1dckpc3nsib7oysw0q">
               <w:r>
                 <w:rPr>
                   <w:rFonts w:ascii="Arial" w:cs="Arial" w:eastAsia="Arial" w:hAnsi="Arial"/>
@@ -6674,7 +6674,7 @@
             <w:pPr>
               <w:spacing w:after="20" w:before="0"/>
             </w:pPr>
-            <w:hyperlink w:history="1" r:id="rIdpdn_swwrwvy1zttr-va43">
+            <w:hyperlink w:history="1" r:id="rId23g8usf0lmfb9ksux8jio">
               <w:r>
                 <w:rPr>
                   <w:rFonts w:ascii="Arial" w:cs="Arial" w:eastAsia="Arial" w:hAnsi="Arial"/>
@@ -6707,7 +6707,7 @@
               <w:spacing w:after="10" w:before="0"/>
               <w:ind w:left="120"/>
             </w:pPr>
-            <w:hyperlink w:history="1" r:id="rIda-ozyksfzz_4ugi-y0s75">
+            <w:hyperlink w:history="1" r:id="rIdtmyunwjylhd14oa70kxud">
               <w:r>
                 <w:rPr>
                   <w:rFonts w:ascii="Arial" w:cs="Arial" w:eastAsia="Arial" w:hAnsi="Arial"/>
@@ -6902,7 +6902,7 @@
             <w:pPr>
               <w:spacing w:after="20" w:before="0"/>
             </w:pPr>
-            <w:hyperlink w:history="1" r:id="rIduw9sgulmrqnqak70qibrp">
+            <w:hyperlink w:history="1" r:id="rIdg40s6uz92ku_dcvyckms4">
               <w:r>
                 <w:rPr>
                   <w:rFonts w:ascii="Arial" w:cs="Arial" w:eastAsia="Arial" w:hAnsi="Arial"/>
@@ -6935,7 +6935,7 @@
               <w:spacing w:after="10" w:before="0"/>
               <w:ind w:left="120"/>
             </w:pPr>
-            <w:hyperlink w:history="1" r:id="rIdtzwuq1_j6lfaypvigy4nl">
+            <w:hyperlink w:history="1" r:id="rIdsbiiqbb_f0jwnm0hgseez">
               <w:r>
                 <w:rPr>
                   <w:rFonts w:ascii="Arial" w:cs="Arial" w:eastAsia="Arial" w:hAnsi="Arial"/>
@@ -6980,7 +6980,7 @@
             <w:pPr>
               <w:spacing w:after="20" w:before="0"/>
             </w:pPr>
-            <w:hyperlink w:history="1" r:id="rIdofol2rcxjkbg0dmahehks">
+            <w:hyperlink w:history="1" r:id="rIdhuow6hyijbj9mjpgskzhl">
               <w:r>
                 <w:rPr>
                   <w:rFonts w:ascii="Arial" w:cs="Arial" w:eastAsia="Arial" w:hAnsi="Arial"/>
@@ -7013,7 +7013,7 @@
               <w:spacing w:after="10" w:before="0"/>
               <w:ind w:left="120"/>
             </w:pPr>
-            <w:hyperlink w:history="1" r:id="rId1gjfya6pakws-q6jjgfn2">
+            <w:hyperlink w:history="1" r:id="rIdmzchn76aselw7hgacwcgt">
               <w:r>
                 <w:rPr>
                   <w:rFonts w:ascii="Arial" w:cs="Arial" w:eastAsia="Arial" w:hAnsi="Arial"/>
@@ -7208,7 +7208,7 @@
             <w:pPr>
               <w:spacing w:after="20" w:before="0"/>
             </w:pPr>
-            <w:hyperlink w:history="1" r:id="rId4didgveq1busirxhj9c0t">
+            <w:hyperlink w:history="1" r:id="rIdy1yqbsdc-htdqzxoachtt">
               <w:r>
                 <w:rPr>
                   <w:rFonts w:ascii="Arial" w:cs="Arial" w:eastAsia="Arial" w:hAnsi="Arial"/>
@@ -7241,7 +7241,7 @@
               <w:spacing w:after="10" w:before="0"/>
               <w:ind w:left="120"/>
             </w:pPr>
-            <w:hyperlink w:history="1" r:id="rIdop5mfaiyhkq1dhvwql9sy">
+            <w:hyperlink w:history="1" r:id="rIdsdxzyfaejm7_aywkeu2rs">
               <w:r>
                 <w:rPr>
                   <w:rFonts w:ascii="Arial" w:cs="Arial" w:eastAsia="Arial" w:hAnsi="Arial"/>
@@ -7286,7 +7286,7 @@
             <w:pPr>
               <w:spacing w:after="20" w:before="0"/>
             </w:pPr>
-            <w:hyperlink w:history="1" r:id="rIdh7neidbfpzhofvtscf7yx">
+            <w:hyperlink w:history="1" r:id="rIdvz6qkr9qteqgy6ymxlpyd">
               <w:r>
                 <w:rPr>
                   <w:rFonts w:ascii="Arial" w:cs="Arial" w:eastAsia="Arial" w:hAnsi="Arial"/>
@@ -7335,7 +7335,7 @@
               <w:spacing w:after="10" w:before="0"/>
               <w:ind w:left="120"/>
             </w:pPr>
-            <w:hyperlink w:history="1" r:id="rIdqy_fcf4c_f5mkde2kkr1b">
+            <w:hyperlink w:history="1" r:id="rIduxvemakjewxteul-gj4fs">
               <w:r>
                 <w:rPr>
                   <w:rFonts w:ascii="Arial" w:cs="Arial" w:eastAsia="Arial" w:hAnsi="Arial"/>
@@ -7530,7 +7530,7 @@
             <w:pPr>
               <w:spacing w:after="20" w:before="0"/>
             </w:pPr>
-            <w:hyperlink w:history="1" r:id="rIdvgrlsdat4-vfvzor34cqh">
+            <w:hyperlink w:history="1" r:id="rIdomckigyl8gpvecnt-kv3y">
               <w:r>
                 <w:rPr>
                   <w:rFonts w:ascii="Arial" w:cs="Arial" w:eastAsia="Arial" w:hAnsi="Arial"/>
@@ -7563,7 +7563,7 @@
               <w:spacing w:after="10" w:before="0"/>
               <w:ind w:left="120"/>
             </w:pPr>
-            <w:hyperlink w:history="1" r:id="rId_qmceal76m1rkflc3wgki">
+            <w:hyperlink w:history="1" r:id="rIdbsu6pctge0cr6mtok6adt">
               <w:r>
                 <w:rPr>
                   <w:rFonts w:ascii="Arial" w:cs="Arial" w:eastAsia="Arial" w:hAnsi="Arial"/>
@@ -7608,7 +7608,7 @@
             <w:pPr>
               <w:spacing w:after="20" w:before="0"/>
             </w:pPr>
-            <w:hyperlink w:history="1" r:id="rIdkgugg0sximduo5lsze_va">
+            <w:hyperlink w:history="1" r:id="rIdp9bkwjh0qhgpgqrjm9jc4">
               <w:r>
                 <w:rPr>
                   <w:rFonts w:ascii="Arial" w:cs="Arial" w:eastAsia="Arial" w:hAnsi="Arial"/>
@@ -7657,7 +7657,7 @@
               <w:spacing w:after="10" w:before="0"/>
               <w:ind w:left="120"/>
             </w:pPr>
-            <w:hyperlink w:history="1" r:id="rIdtl-vx6hiauusnkjmafhie">
+            <w:hyperlink w:history="1" r:id="rIdailb_zq9bba2ajseabww-">
               <w:r>
                 <w:rPr>
                   <w:rFonts w:ascii="Arial" w:cs="Arial" w:eastAsia="Arial" w:hAnsi="Arial"/>
@@ -7852,7 +7852,7 @@
             <w:pPr>
               <w:spacing w:after="20" w:before="0"/>
             </w:pPr>
-            <w:hyperlink w:history="1" r:id="rId-s4mt6rqc2r2kc6uivlkn">
+            <w:hyperlink w:history="1" r:id="rIdnn62rowepdqk6tdty9hmw">
               <w:r>
                 <w:rPr>
                   <w:rFonts w:ascii="Arial" w:cs="Arial" w:eastAsia="Arial" w:hAnsi="Arial"/>
@@ -7901,7 +7901,7 @@
               <w:spacing w:after="10" w:before="0"/>
               <w:ind w:left="120"/>
             </w:pPr>
-            <w:hyperlink w:history="1" r:id="rIdwk67yr0bvnqkydz4xwiyv">
+            <w:hyperlink w:history="1" r:id="rId60ettci6eii1_jn0boy1z">
               <w:r>
                 <w:rPr>
                   <w:rFonts w:ascii="Arial" w:cs="Arial" w:eastAsia="Arial" w:hAnsi="Arial"/>
@@ -7946,7 +7946,7 @@
             <w:pPr>
               <w:spacing w:after="20" w:before="0"/>
             </w:pPr>
-            <w:hyperlink w:history="1" r:id="rIdnyazfl0ss0k7ptcxmbsbx">
+            <w:hyperlink w:history="1" r:id="rIdufqwezoksbrimsegosyuf">
               <w:r>
                 <w:rPr>
                   <w:rFonts w:ascii="Arial" w:cs="Arial" w:eastAsia="Arial" w:hAnsi="Arial"/>
@@ -7995,7 +7995,7 @@
               <w:spacing w:after="10" w:before="0"/>
               <w:ind w:left="120"/>
             </w:pPr>
-            <w:hyperlink w:history="1" r:id="rIdcz_su-kklapld0xiw5gy8">
+            <w:hyperlink w:history="1" r:id="rIdsxwwmqdem59si4fkfbtfi">
               <w:r>
                 <w:rPr>
                   <w:rFonts w:ascii="Arial" w:cs="Arial" w:eastAsia="Arial" w:hAnsi="Arial"/>
@@ -8507,7 +8507,7 @@
         </w:rPr>
         <w:t xml:space="preserve">© 2026 SeaVuria and ARES. Aligned with KICD objectives. Developed by SeaVuria; technical implementation by ARES (with AI assistance from Claude). Licensed under </w:t>
       </w:r>
-      <w:hyperlink w:history="1" r:id="rIdwxxad_tud2h4ca8jcjg3b">
+      <w:hyperlink w:history="1" r:id="rIdgyqu6zcbeqqf8_nx8eqd7">
         <w:r>
           <w:rPr>
             <w:rFonts w:ascii="Arial" w:cs="Arial" w:eastAsia="Arial" w:hAnsi="Arial"/>
@@ -8528,7 +8528,7 @@
         </w:rPr>
         <w:t xml:space="preserve"> (</w:t>
       </w:r>
-      <w:hyperlink w:history="1" r:id="rIdqrz9t88z1uhdky5lq8qj5">
+      <w:hyperlink w:history="1" r:id="rId9cns0u_u8hichpwvtgt-j">
         <w:r>
           <w:rPr>
             <w:rFonts w:ascii="Arial" w:cs="Arial" w:eastAsia="Arial" w:hAnsi="Arial"/>
@@ -9541,7 +9541,7 @@
             <w:pPr>
               <w:spacing w:after="20" w:before="0"/>
             </w:pPr>
-            <w:hyperlink w:history="1" r:id="rIdcjysmcglw6ok4swxtgdak">
+            <w:hyperlink w:history="1" r:id="rIddusbk7-p3cc3asdpp1k6p">
               <w:r>
                 <w:rPr>
                   <w:rFonts w:ascii="Arial" w:cs="Arial" w:eastAsia="Arial" w:hAnsi="Arial"/>
@@ -9574,7 +9574,7 @@
               <w:spacing w:after="10" w:before="0"/>
               <w:ind w:left="120"/>
             </w:pPr>
-            <w:hyperlink w:history="1" r:id="rIdb9wnrvzgjmsycbmaahohi">
+            <w:hyperlink w:history="1" r:id="rIdvqxaxsic9ypzebr2g_kld">
               <w:r>
                 <w:rPr>
                   <w:rFonts w:ascii="Arial" w:cs="Arial" w:eastAsia="Arial" w:hAnsi="Arial"/>
@@ -9619,7 +9619,7 @@
             <w:pPr>
               <w:spacing w:after="20" w:before="0"/>
             </w:pPr>
-            <w:hyperlink w:history="1" r:id="rIdedsho80gtq38xmijuhfey">
+            <w:hyperlink w:history="1" r:id="rId3upfi-fy3wmhwus6fj46d">
               <w:r>
                 <w:rPr>
                   <w:rFonts w:ascii="Arial" w:cs="Arial" w:eastAsia="Arial" w:hAnsi="Arial"/>
@@ -9652,7 +9652,7 @@
               <w:spacing w:after="10" w:before="0"/>
               <w:ind w:left="120"/>
             </w:pPr>
-            <w:hyperlink w:history="1" r:id="rIdata8tx_xyklgpgrefmjum">
+            <w:hyperlink w:history="1" r:id="rIdti_o1zq9yimkvwmwht7e9">
               <w:r>
                 <w:rPr>
                   <w:rFonts w:ascii="Arial" w:cs="Arial" w:eastAsia="Arial" w:hAnsi="Arial"/>
@@ -9847,7 +9847,7 @@
             <w:pPr>
               <w:spacing w:after="20" w:before="0"/>
             </w:pPr>
-            <w:hyperlink w:history="1" r:id="rIdtmps57dqylddwradhdbds">
+            <w:hyperlink w:history="1" r:id="rId-ulsqsf3nvsadluzhy4-j">
               <w:r>
                 <w:rPr>
                   <w:rFonts w:ascii="Arial" w:cs="Arial" w:eastAsia="Arial" w:hAnsi="Arial"/>
@@ -9880,7 +9880,7 @@
               <w:spacing w:after="10" w:before="0"/>
               <w:ind w:left="120"/>
             </w:pPr>
-            <w:hyperlink w:history="1" r:id="rId7hlkyr_p2_efq0rvptqmv">
+            <w:hyperlink w:history="1" r:id="rIdg9yp8gdpeoimckyoc6s0t">
               <w:r>
                 <w:rPr>
                   <w:rFonts w:ascii="Arial" w:cs="Arial" w:eastAsia="Arial" w:hAnsi="Arial"/>
@@ -9925,7 +9925,7 @@
             <w:pPr>
               <w:spacing w:after="20" w:before="0"/>
             </w:pPr>
-            <w:hyperlink w:history="1" r:id="rId8hovtuu4ltd5a9rigfm8l">
+            <w:hyperlink w:history="1" r:id="rId8ewcavrovl79_z0r8r0z9">
               <w:r>
                 <w:rPr>
                   <w:rFonts w:ascii="Arial" w:cs="Arial" w:eastAsia="Arial" w:hAnsi="Arial"/>
@@ -9958,7 +9958,7 @@
               <w:spacing w:after="10" w:before="0"/>
               <w:ind w:left="120"/>
             </w:pPr>
-            <w:hyperlink w:history="1" r:id="rIdd_jmjxbndvzme7ergxfcc">
+            <w:hyperlink w:history="1" r:id="rIdju4j3fpwazf91-vwmet24">
               <w:r>
                 <w:rPr>
                   <w:rFonts w:ascii="Arial" w:cs="Arial" w:eastAsia="Arial" w:hAnsi="Arial"/>
@@ -10153,7 +10153,7 @@
             <w:pPr>
               <w:spacing w:after="20" w:before="0"/>
             </w:pPr>
-            <w:hyperlink w:history="1" r:id="rIdoiecxi3ctsx4a7hhyvidn">
+            <w:hyperlink w:history="1" r:id="rIdtjtjdajdnkdiagzypoudc">
               <w:r>
                 <w:rPr>
                   <w:rFonts w:ascii="Arial" w:cs="Arial" w:eastAsia="Arial" w:hAnsi="Arial"/>
@@ -10186,7 +10186,7 @@
               <w:spacing w:after="10" w:before="0"/>
               <w:ind w:left="120"/>
             </w:pPr>
-            <w:hyperlink w:history="1" r:id="rIdyeb1v6brsrao4e3v31ys9">
+            <w:hyperlink w:history="1" r:id="rId9piumk9_q5jsji4jksr7g">
               <w:r>
                 <w:rPr>
                   <w:rFonts w:ascii="Arial" w:cs="Arial" w:eastAsia="Arial" w:hAnsi="Arial"/>
@@ -10231,7 +10231,7 @@
             <w:pPr>
               <w:spacing w:after="20" w:before="0"/>
             </w:pPr>
-            <w:hyperlink w:history="1" r:id="rIdpbge4jpg84x39ebaufvpi">
+            <w:hyperlink w:history="1" r:id="rId2zzc-nbiy6hat3vwcjzby">
               <w:r>
                 <w:rPr>
                   <w:rFonts w:ascii="Arial" w:cs="Arial" w:eastAsia="Arial" w:hAnsi="Arial"/>
@@ -10280,7 +10280,7 @@
               <w:spacing w:after="10" w:before="0"/>
               <w:ind w:left="120"/>
             </w:pPr>
-            <w:hyperlink w:history="1" r:id="rId_qsumww3hjsxjp13v3wis">
+            <w:hyperlink w:history="1" r:id="rIddtwxyg_mdfd8-cklv8pyr">
               <w:r>
                 <w:rPr>
                   <w:rFonts w:ascii="Arial" w:cs="Arial" w:eastAsia="Arial" w:hAnsi="Arial"/>
@@ -10475,7 +10475,7 @@
             <w:pPr>
               <w:spacing w:after="20" w:before="0"/>
             </w:pPr>
-            <w:hyperlink w:history="1" r:id="rId2n5rsk3v3418w9_gcmp71">
+            <w:hyperlink w:history="1" r:id="rIdlzgirpkhgbb4qw4enfzri">
               <w:r>
                 <w:rPr>
                   <w:rFonts w:ascii="Arial" w:cs="Arial" w:eastAsia="Arial" w:hAnsi="Arial"/>
@@ -10508,7 +10508,7 @@
               <w:spacing w:after="10" w:before="0"/>
               <w:ind w:left="120"/>
             </w:pPr>
-            <w:hyperlink w:history="1" r:id="rId1ld4rs427-6i0o9uwwe6v">
+            <w:hyperlink w:history="1" r:id="rIdy7g540epkhrz6afcbjbe4">
               <w:r>
                 <w:rPr>
                   <w:rFonts w:ascii="Arial" w:cs="Arial" w:eastAsia="Arial" w:hAnsi="Arial"/>
@@ -10553,7 +10553,7 @@
             <w:pPr>
               <w:spacing w:after="20" w:before="0"/>
             </w:pPr>
-            <w:hyperlink w:history="1" r:id="rIdrm5hzc4d0_gpitiomf6cy">
+            <w:hyperlink w:history="1" r:id="rIdolwzcrlpmnbauchgcrl0s">
               <w:r>
                 <w:rPr>
                   <w:rFonts w:ascii="Arial" w:cs="Arial" w:eastAsia="Arial" w:hAnsi="Arial"/>
@@ -10602,7 +10602,7 @@
               <w:spacing w:after="10" w:before="0"/>
               <w:ind w:left="120"/>
             </w:pPr>
-            <w:hyperlink w:history="1" r:id="rIdw2rulna-dayvqdduzkktj">
+            <w:hyperlink w:history="1" r:id="rIddre87xpu_zn439zod5zto">
               <w:r>
                 <w:rPr>
                   <w:rFonts w:ascii="Arial" w:cs="Arial" w:eastAsia="Arial" w:hAnsi="Arial"/>
@@ -10797,7 +10797,7 @@
             <w:pPr>
               <w:spacing w:after="20" w:before="0"/>
             </w:pPr>
-            <w:hyperlink w:history="1" r:id="rIdxsk6q1zdmej6urjmxw9ic">
+            <w:hyperlink w:history="1" r:id="rIdibgyln4ai3y14h3tfcaqn">
               <w:r>
                 <w:rPr>
                   <w:rFonts w:ascii="Arial" w:cs="Arial" w:eastAsia="Arial" w:hAnsi="Arial"/>
@@ -10830,7 +10830,7 @@
               <w:spacing w:after="10" w:before="0"/>
               <w:ind w:left="120"/>
             </w:pPr>
-            <w:hyperlink w:history="1" r:id="rIdc3twabnsdscfb-hak8-cg">
+            <w:hyperlink w:history="1" r:id="rIdjdkozg6_euhqod5fhu4fn">
               <w:r>
                 <w:rPr>
                   <w:rFonts w:ascii="Arial" w:cs="Arial" w:eastAsia="Arial" w:hAnsi="Arial"/>
@@ -10875,7 +10875,7 @@
             <w:pPr>
               <w:spacing w:after="20" w:before="0"/>
             </w:pPr>
-            <w:hyperlink w:history="1" r:id="rIdk7h6jwdlaqe9gaaptrmjd">
+            <w:hyperlink w:history="1" r:id="rIdikfd0jakedlxbrnek3xkr">
               <w:r>
                 <w:rPr>
                   <w:rFonts w:ascii="Arial" w:cs="Arial" w:eastAsia="Arial" w:hAnsi="Arial"/>
@@ -10924,7 +10924,7 @@
               <w:spacing w:after="10" w:before="0"/>
               <w:ind w:left="120"/>
             </w:pPr>
-            <w:hyperlink w:history="1" r:id="rId34m8gip7-ho4lfzgn5ag4">
+            <w:hyperlink w:history="1" r:id="rIdlfcnnkyh7nyr06dm31yvf">
               <w:r>
                 <w:rPr>
                   <w:rFonts w:ascii="Arial" w:cs="Arial" w:eastAsia="Arial" w:hAnsi="Arial"/>
@@ -11436,7 +11436,7 @@
         </w:rPr>
         <w:t xml:space="preserve">© 2026 SeaVuria and ARES. Aligned with KICD objectives. Developed by SeaVuria; technical implementation by ARES (with AI assistance from Claude). Licensed under </w:t>
       </w:r>
-      <w:hyperlink w:history="1" r:id="rIdvuxm_w8hm8yfhifpchfpl">
+      <w:hyperlink w:history="1" r:id="rIdsbssz-tpocdk0pi-u-fwa">
         <w:r>
           <w:rPr>
             <w:rFonts w:ascii="Arial" w:cs="Arial" w:eastAsia="Arial" w:hAnsi="Arial"/>
@@ -11457,7 +11457,7 @@
         </w:rPr>
         <w:t xml:space="preserve"> (</w:t>
       </w:r>
-      <w:hyperlink w:history="1" r:id="rIdgjrz9gbclbmwbzj18ilu3">
+      <w:hyperlink w:history="1" r:id="rIdnzpymfuy6qnugul1ihy6x">
         <w:r>
           <w:rPr>
             <w:rFonts w:ascii="Arial" w:cs="Arial" w:eastAsia="Arial" w:hAnsi="Arial"/>
@@ -12470,7 +12470,7 @@
             <w:pPr>
               <w:spacing w:after="20" w:before="0"/>
             </w:pPr>
-            <w:hyperlink w:history="1" r:id="rIdpmns5yqdy6zkdgiyg16pk">
+            <w:hyperlink w:history="1" r:id="rIdidy1_kw7wtxnrp6ylq2y3">
               <w:r>
                 <w:rPr>
                   <w:rFonts w:ascii="Arial" w:cs="Arial" w:eastAsia="Arial" w:hAnsi="Arial"/>
@@ -12503,7 +12503,7 @@
               <w:spacing w:after="10" w:before="0"/>
               <w:ind w:left="120"/>
             </w:pPr>
-            <w:hyperlink w:history="1" r:id="rIdzgmnujcuuijuddug9dxdy">
+            <w:hyperlink w:history="1" r:id="rIdtzsdxvlqdrqszb44dth1l">
               <w:r>
                 <w:rPr>
                   <w:rFonts w:ascii="Arial" w:cs="Arial" w:eastAsia="Arial" w:hAnsi="Arial"/>
@@ -12548,7 +12548,7 @@
             <w:pPr>
               <w:spacing w:after="20" w:before="0"/>
             </w:pPr>
-            <w:hyperlink w:history="1" r:id="rId9812kckslblo652ud2j0n">
+            <w:hyperlink w:history="1" r:id="rIdmfe1bohwqkkarva8a3upz">
               <w:r>
                 <w:rPr>
                   <w:rFonts w:ascii="Arial" w:cs="Arial" w:eastAsia="Arial" w:hAnsi="Arial"/>
@@ -12581,7 +12581,7 @@
               <w:spacing w:after="10" w:before="0"/>
               <w:ind w:left="120"/>
             </w:pPr>
-            <w:hyperlink w:history="1" r:id="rIdogk8imhznsotylawqt_zs">
+            <w:hyperlink w:history="1" r:id="rIdujy1jax9tr64sk0vlyjwe">
               <w:r>
                 <w:rPr>
                   <w:rFonts w:ascii="Arial" w:cs="Arial" w:eastAsia="Arial" w:hAnsi="Arial"/>
@@ -12776,7 +12776,7 @@
             <w:pPr>
               <w:spacing w:after="20" w:before="0"/>
             </w:pPr>
-            <w:hyperlink w:history="1" r:id="rIdrswvclqxpiq3b8wilnwsy">
+            <w:hyperlink w:history="1" r:id="rIdvasvwwn2xrf_f465h7-ei">
               <w:r>
                 <w:rPr>
                   <w:rFonts w:ascii="Arial" w:cs="Arial" w:eastAsia="Arial" w:hAnsi="Arial"/>
@@ -12809,7 +12809,7 @@
               <w:spacing w:after="10" w:before="0"/>
               <w:ind w:left="120"/>
             </w:pPr>
-            <w:hyperlink w:history="1" r:id="rIdmlaazv3b1da-ob5ighbku">
+            <w:hyperlink w:history="1" r:id="rIdqbuw3sm1afszuhmkvtlzs">
               <w:r>
                 <w:rPr>
                   <w:rFonts w:ascii="Arial" w:cs="Arial" w:eastAsia="Arial" w:hAnsi="Arial"/>
@@ -12854,7 +12854,7 @@
             <w:pPr>
               <w:spacing w:after="20" w:before="0"/>
             </w:pPr>
-            <w:hyperlink w:history="1" r:id="rIdgcmu4g06bz3nt8xduigle">
+            <w:hyperlink w:history="1" r:id="rIdkbblsfbjapok-csof8tv6">
               <w:r>
                 <w:rPr>
                   <w:rFonts w:ascii="Arial" w:cs="Arial" w:eastAsia="Arial" w:hAnsi="Arial"/>
@@ -12887,7 +12887,7 @@
               <w:spacing w:after="10" w:before="0"/>
               <w:ind w:left="120"/>
             </w:pPr>
-            <w:hyperlink w:history="1" r:id="rIdiddmx6awkbpvb-xilv_n5">
+            <w:hyperlink w:history="1" r:id="rId2jt_mzoaehuu8mujna3bb">
               <w:r>
                 <w:rPr>
                   <w:rFonts w:ascii="Arial" w:cs="Arial" w:eastAsia="Arial" w:hAnsi="Arial"/>
@@ -13158,7 +13158,7 @@
             <w:pPr>
               <w:spacing w:after="20" w:before="0"/>
             </w:pPr>
-            <w:hyperlink w:history="1" r:id="rId4n7imdr2goeaw4z0c8ndi">
+            <w:hyperlink w:history="1" r:id="rIduhpcrq14kapcyo18jtq98">
               <w:r>
                 <w:rPr>
                   <w:rFonts w:ascii="Arial" w:cs="Arial" w:eastAsia="Arial" w:hAnsi="Arial"/>
@@ -13207,7 +13207,7 @@
               <w:spacing w:after="10" w:before="0"/>
               <w:ind w:left="120"/>
             </w:pPr>
-            <w:hyperlink w:history="1" r:id="rIds2gjmrwcau3judthodwcy">
+            <w:hyperlink w:history="1" r:id="rId9rpjd2j-0u50siuma3rai">
               <w:r>
                 <w:rPr>
                   <w:rFonts w:ascii="Arial" w:cs="Arial" w:eastAsia="Arial" w:hAnsi="Arial"/>
@@ -13252,7 +13252,7 @@
             <w:pPr>
               <w:spacing w:after="20" w:before="0"/>
             </w:pPr>
-            <w:hyperlink w:history="1" r:id="rIdvowokaoodofehjkca_ywy">
+            <w:hyperlink w:history="1" r:id="rIdzlurljlnutkhs-uhy5voj">
               <w:r>
                 <w:rPr>
                   <w:rFonts w:ascii="Arial" w:cs="Arial" w:eastAsia="Arial" w:hAnsi="Arial"/>
@@ -13285,7 +13285,7 @@
               <w:spacing w:after="10" w:before="0"/>
               <w:ind w:left="120"/>
             </w:pPr>
-            <w:hyperlink w:history="1" r:id="rIdqooggq7ccvb120lolzv1h">
+            <w:hyperlink w:history="1" r:id="rIdhx1xvpi-gnz-4vtrgrn7n">
               <w:r>
                 <w:rPr>
                   <w:rFonts w:ascii="Arial" w:cs="Arial" w:eastAsia="Arial" w:hAnsi="Arial"/>
@@ -13632,7 +13632,7 @@
             <w:pPr>
               <w:spacing w:after="20" w:before="0"/>
             </w:pPr>
-            <w:hyperlink w:history="1" r:id="rIdlqdhzxc53ewq6ex3nzy3z">
+            <w:hyperlink w:history="1" r:id="rId_ng8oba77dapfofmqwzt7">
               <w:r>
                 <w:rPr>
                   <w:rFonts w:ascii="Arial" w:cs="Arial" w:eastAsia="Arial" w:hAnsi="Arial"/>
@@ -13681,7 +13681,7 @@
               <w:spacing w:after="10" w:before="0"/>
               <w:ind w:left="120"/>
             </w:pPr>
-            <w:hyperlink w:history="1" r:id="rIde0yy3e-pp9omf6jbptzvt">
+            <w:hyperlink w:history="1" r:id="rIdp1aa0afenmgpjbzwwl8o2">
               <w:r>
                 <w:rPr>
                   <w:rFonts w:ascii="Arial" w:cs="Arial" w:eastAsia="Arial" w:hAnsi="Arial"/>
@@ -13726,7 +13726,7 @@
             <w:pPr>
               <w:spacing w:after="20" w:before="0"/>
             </w:pPr>
-            <w:hyperlink w:history="1" r:id="rIdmswor5vjv-owlq7i-e65j">
+            <w:hyperlink w:history="1" r:id="rIdbbqazhx-buuosudd6ckve">
               <w:r>
                 <w:rPr>
                   <w:rFonts w:ascii="Arial" w:cs="Arial" w:eastAsia="Arial" w:hAnsi="Arial"/>
@@ -13759,7 +13759,7 @@
               <w:spacing w:after="10" w:before="0"/>
               <w:ind w:left="120"/>
             </w:pPr>
-            <w:hyperlink w:history="1" r:id="rIdpzejko5yj07pfhjqxvlxd">
+            <w:hyperlink w:history="1" r:id="rIdej-6asdxrbzw3h_ta3now">
               <w:r>
                 <w:rPr>
                   <w:rFonts w:ascii="Arial" w:cs="Arial" w:eastAsia="Arial" w:hAnsi="Arial"/>
@@ -13954,7 +13954,7 @@
             <w:pPr>
               <w:spacing w:after="20" w:before="0"/>
             </w:pPr>
-            <w:hyperlink w:history="1" r:id="rIdn3txaaztopi-gjwxc0mvc">
+            <w:hyperlink w:history="1" r:id="rIdbnlytvqzbv2lgtfjwaowf">
               <w:r>
                 <w:rPr>
                   <w:rFonts w:ascii="Arial" w:cs="Arial" w:eastAsia="Arial" w:hAnsi="Arial"/>
@@ -14003,7 +14003,7 @@
               <w:spacing w:after="10" w:before="0"/>
               <w:ind w:left="120"/>
             </w:pPr>
-            <w:hyperlink w:history="1" r:id="rIdievj7yb2aan6mfj4349s7">
+            <w:hyperlink w:history="1" r:id="rIdwyf4g4v-c9piwac-2co-b">
               <w:r>
                 <w:rPr>
                   <w:rFonts w:ascii="Arial" w:cs="Arial" w:eastAsia="Arial" w:hAnsi="Arial"/>
@@ -14048,7 +14048,7 @@
             <w:pPr>
               <w:spacing w:after="20" w:before="0"/>
             </w:pPr>
-            <w:hyperlink w:history="1" r:id="rId-i8wsu_bozcq8rfd4ngc8">
+            <w:hyperlink w:history="1" r:id="rIdzvmc5yuqjf4w2vzdn54cd">
               <w:r>
                 <w:rPr>
                   <w:rFonts w:ascii="Arial" w:cs="Arial" w:eastAsia="Arial" w:hAnsi="Arial"/>
@@ -14097,7 +14097,7 @@
               <w:spacing w:after="10" w:before="0"/>
               <w:ind w:left="120"/>
             </w:pPr>
-            <w:hyperlink w:history="1" r:id="rIdsa4ksf-gkat5mzgpvn_sc">
+            <w:hyperlink w:history="1" r:id="rIdzvae43_fb8xspdg2ejuzn">
               <w:r>
                 <w:rPr>
                   <w:rFonts w:ascii="Arial" w:cs="Arial" w:eastAsia="Arial" w:hAnsi="Arial"/>
@@ -14609,7 +14609,7 @@
         </w:rPr>
         <w:t xml:space="preserve">© 2026 SeaVuria and ARES. Aligned with KICD objectives. Developed by SeaVuria; technical implementation by ARES (with AI assistance from Claude). Licensed under </w:t>
       </w:r>
-      <w:hyperlink w:history="1" r:id="rIduek3tpg8kzuku6lgclhfr">
+      <w:hyperlink w:history="1" r:id="rIdw9pc-frxangkfy1xnjvhv">
         <w:r>
           <w:rPr>
             <w:rFonts w:ascii="Arial" w:cs="Arial" w:eastAsia="Arial" w:hAnsi="Arial"/>
@@ -14630,7 +14630,7 @@
         </w:rPr>
         <w:t xml:space="preserve"> (</w:t>
       </w:r>
-      <w:hyperlink w:history="1" r:id="rId_wyq4b-plbbkssgdxcwso">
+      <w:hyperlink w:history="1" r:id="rIdixyqpfjpwfdartb-cbzrl">
         <w:r>
           <w:rPr>
             <w:rFonts w:ascii="Arial" w:cs="Arial" w:eastAsia="Arial" w:hAnsi="Arial"/>
@@ -15643,7 +15643,7 @@
             <w:pPr>
               <w:spacing w:after="20" w:before="0"/>
             </w:pPr>
-            <w:hyperlink w:history="1" r:id="rIdwjd3phyxxyskcweyic8jh">
+            <w:hyperlink w:history="1" r:id="rIdy91fjkgqn_wp_4wusyt3u">
               <w:r>
                 <w:rPr>
                   <w:rFonts w:ascii="Arial" w:cs="Arial" w:eastAsia="Arial" w:hAnsi="Arial"/>
@@ -15676,7 +15676,7 @@
               <w:spacing w:after="10" w:before="0"/>
               <w:ind w:left="120"/>
             </w:pPr>
-            <w:hyperlink w:history="1" r:id="rIdhahy6mixaaqnc5eqbofms">
+            <w:hyperlink w:history="1" r:id="rIdlzd-piup_fjrsk_julej7">
               <w:r>
                 <w:rPr>
                   <w:rFonts w:ascii="Arial" w:cs="Arial" w:eastAsia="Arial" w:hAnsi="Arial"/>
@@ -15721,7 +15721,7 @@
             <w:pPr>
               <w:spacing w:after="20" w:before="0"/>
             </w:pPr>
-            <w:hyperlink w:history="1" r:id="rIdrr-h7-85ztiotawsifsvi">
+            <w:hyperlink w:history="1" r:id="rId_tgk8puvq490zozdrxaod">
               <w:r>
                 <w:rPr>
                   <w:rFonts w:ascii="Arial" w:cs="Arial" w:eastAsia="Arial" w:hAnsi="Arial"/>
@@ -15754,7 +15754,7 @@
               <w:spacing w:after="10" w:before="0"/>
               <w:ind w:left="120"/>
             </w:pPr>
-            <w:hyperlink w:history="1" r:id="rIdkmbllwmcsnbajppch_wwy">
+            <w:hyperlink w:history="1" r:id="rIdnkpvelwpagxrfouynusds">
               <w:r>
                 <w:rPr>
                   <w:rFonts w:ascii="Arial" w:cs="Arial" w:eastAsia="Arial" w:hAnsi="Arial"/>
@@ -15949,7 +15949,7 @@
             <w:pPr>
               <w:spacing w:after="20" w:before="0"/>
             </w:pPr>
-            <w:hyperlink w:history="1" r:id="rId2wzbl5kl7hfsmua07m5gk">
+            <w:hyperlink w:history="1" r:id="rIdvtbyodf34nnde5lliompl">
               <w:r>
                 <w:rPr>
                   <w:rFonts w:ascii="Arial" w:cs="Arial" w:eastAsia="Arial" w:hAnsi="Arial"/>
@@ -15982,7 +15982,7 @@
               <w:spacing w:after="10" w:before="0"/>
               <w:ind w:left="120"/>
             </w:pPr>
-            <w:hyperlink w:history="1" r:id="rId8n2sblj6mqgo_7eothrvo">
+            <w:hyperlink w:history="1" r:id="rIdg8ofbg4fsqwmowqqhlcw3">
               <w:r>
                 <w:rPr>
                   <w:rFonts w:ascii="Arial" w:cs="Arial" w:eastAsia="Arial" w:hAnsi="Arial"/>
@@ -16027,7 +16027,7 @@
             <w:pPr>
               <w:spacing w:after="20" w:before="0"/>
             </w:pPr>
-            <w:hyperlink w:history="1" r:id="rIdfvnqnxiuvaovhpdezpnq0">
+            <w:hyperlink w:history="1" r:id="rIdovow38fo_y34-0ypun-f0">
               <w:r>
                 <w:rPr>
                   <w:rFonts w:ascii="Arial" w:cs="Arial" w:eastAsia="Arial" w:hAnsi="Arial"/>
@@ -16060,7 +16060,7 @@
               <w:spacing w:after="10" w:before="0"/>
               <w:ind w:left="120"/>
             </w:pPr>
-            <w:hyperlink w:history="1" r:id="rId4td5ohuwuuxrfes0tmi0c">
+            <w:hyperlink w:history="1" r:id="rIdzyjw2wh96inqu4b7aunzp">
               <w:r>
                 <w:rPr>
                   <w:rFonts w:ascii="Arial" w:cs="Arial" w:eastAsia="Arial" w:hAnsi="Arial"/>
@@ -16255,7 +16255,7 @@
             <w:pPr>
               <w:spacing w:after="20" w:before="0"/>
             </w:pPr>
-            <w:hyperlink w:history="1" r:id="rId7vzo9vt9bkpbvjdjyvm3g">
+            <w:hyperlink w:history="1" r:id="rIdmh826m8xsvqmsdoyllp3p">
               <w:r>
                 <w:rPr>
                   <w:rFonts w:ascii="Arial" w:cs="Arial" w:eastAsia="Arial" w:hAnsi="Arial"/>
@@ -16288,7 +16288,7 @@
               <w:spacing w:after="10" w:before="0"/>
               <w:ind w:left="120"/>
             </w:pPr>
-            <w:hyperlink w:history="1" r:id="rIdrkfnyptpyuyb7xwjg72pb">
+            <w:hyperlink w:history="1" r:id="rIdcuqky4szsrqzv13ycsmew">
               <w:r>
                 <w:rPr>
                   <w:rFonts w:ascii="Arial" w:cs="Arial" w:eastAsia="Arial" w:hAnsi="Arial"/>
@@ -16333,7 +16333,7 @@
             <w:pPr>
               <w:spacing w:after="20" w:before="0"/>
             </w:pPr>
-            <w:hyperlink w:history="1" r:id="rIdjqilogh-nnft6h8um_9uj">
+            <w:hyperlink w:history="1" r:id="rIdj_f4abbeasnyit9rmv9qs">
               <w:r>
                 <w:rPr>
                   <w:rFonts w:ascii="Arial" w:cs="Arial" w:eastAsia="Arial" w:hAnsi="Arial"/>
@@ -16366,7 +16366,7 @@
               <w:spacing w:after="10" w:before="0"/>
               <w:ind w:left="120"/>
             </w:pPr>
-            <w:hyperlink w:history="1" r:id="rId8-ckrlatu7d0w0kaplbs3">
+            <w:hyperlink w:history="1" r:id="rIdctnoodzoyzwf0bbbcmx5x">
               <w:r>
                 <w:rPr>
                   <w:rFonts w:ascii="Arial" w:cs="Arial" w:eastAsia="Arial" w:hAnsi="Arial"/>
@@ -16561,7 +16561,7 @@
             <w:pPr>
               <w:spacing w:after="20" w:before="0"/>
             </w:pPr>
-            <w:hyperlink w:history="1" r:id="rId51q7w4xn9ob1zl3or2e1y">
+            <w:hyperlink w:history="1" r:id="rIdxru1mp5n35tdot1osngu6">
               <w:r>
                 <w:rPr>
                   <w:rFonts w:ascii="Arial" w:cs="Arial" w:eastAsia="Arial" w:hAnsi="Arial"/>
@@ -16594,7 +16594,7 @@
               <w:spacing w:after="10" w:before="0"/>
               <w:ind w:left="120"/>
             </w:pPr>
-            <w:hyperlink w:history="1" r:id="rIdywovdsmektibm3kvyiran">
+            <w:hyperlink w:history="1" r:id="rIdqnfl_evoiujmwfndl0kbs">
               <w:r>
                 <w:rPr>
                   <w:rFonts w:ascii="Arial" w:cs="Arial" w:eastAsia="Arial" w:hAnsi="Arial"/>
@@ -16639,7 +16639,7 @@
             <w:pPr>
               <w:spacing w:after="20" w:before="0"/>
             </w:pPr>
-            <w:hyperlink w:history="1" r:id="rIddai2o9clxozryrultzhon">
+            <w:hyperlink w:history="1" r:id="rIdcb8ptubjw3yytlm8klgjz">
               <w:r>
                 <w:rPr>
                   <w:rFonts w:ascii="Arial" w:cs="Arial" w:eastAsia="Arial" w:hAnsi="Arial"/>
@@ -16672,7 +16672,7 @@
               <w:spacing w:after="10" w:before="0"/>
               <w:ind w:left="120"/>
             </w:pPr>
-            <w:hyperlink w:history="1" r:id="rIdljc4vyuihuvxozluw0g9r">
+            <w:hyperlink w:history="1" r:id="rIddq2ev6blv8pifxbuv6ioq">
               <w:r>
                 <w:rPr>
                   <w:rFonts w:ascii="Arial" w:cs="Arial" w:eastAsia="Arial" w:hAnsi="Arial"/>
@@ -16867,7 +16867,7 @@
             <w:pPr>
               <w:spacing w:after="20" w:before="0"/>
             </w:pPr>
-            <w:hyperlink w:history="1" r:id="rId04qxv2m697-biae-alaki">
+            <w:hyperlink w:history="1" r:id="rId-mmgpfha1bucbyiuxdsez">
               <w:r>
                 <w:rPr>
                   <w:rFonts w:ascii="Arial" w:cs="Arial" w:eastAsia="Arial" w:hAnsi="Arial"/>
@@ -16900,7 +16900,7 @@
               <w:spacing w:after="10" w:before="0"/>
               <w:ind w:left="120"/>
             </w:pPr>
-            <w:hyperlink w:history="1" r:id="rIddgayh2uodxkuz_re1qpzg">
+            <w:hyperlink w:history="1" r:id="rIdevx1dr7_okjrlgylajepk">
               <w:r>
                 <w:rPr>
                   <w:rFonts w:ascii="Arial" w:cs="Arial" w:eastAsia="Arial" w:hAnsi="Arial"/>
@@ -16945,7 +16945,7 @@
             <w:pPr>
               <w:spacing w:after="20" w:before="0"/>
             </w:pPr>
-            <w:hyperlink w:history="1" r:id="rIdz7rmfluly5nhrrj6lyoth">
+            <w:hyperlink w:history="1" r:id="rIdtrkriwlublp34kuj9ydu_">
               <w:r>
                 <w:rPr>
                   <w:rFonts w:ascii="Arial" w:cs="Arial" w:eastAsia="Arial" w:hAnsi="Arial"/>
@@ -16978,7 +16978,7 @@
               <w:spacing w:after="10" w:before="0"/>
               <w:ind w:left="120"/>
             </w:pPr>
-            <w:hyperlink w:history="1" r:id="rIdw3b4otxny9npzegnsaujq">
+            <w:hyperlink w:history="1" r:id="rIdmkcr7uqcg3idz0evhhval">
               <w:r>
                 <w:rPr>
                   <w:rFonts w:ascii="Arial" w:cs="Arial" w:eastAsia="Arial" w:hAnsi="Arial"/>
@@ -17585,7 +17585,7 @@
         </w:rPr>
         <w:t xml:space="preserve">© 2026 SeaVuria and ARES. Aligned with KICD objectives. Developed by SeaVuria; technical implementation by ARES (with AI assistance from Claude). Licensed under </w:t>
       </w:r>
-      <w:hyperlink w:history="1" r:id="rIdylgjsmdv4zxlpnegoidku">
+      <w:hyperlink w:history="1" r:id="rIdoyy4gaepwjlfvkz5ojac-">
         <w:r>
           <w:rPr>
             <w:rFonts w:ascii="Arial" w:cs="Arial" w:eastAsia="Arial" w:hAnsi="Arial"/>
@@ -17606,7 +17606,7 @@
         </w:rPr>
         <w:t xml:space="preserve"> (</w:t>
       </w:r>
-      <w:hyperlink w:history="1" r:id="rIdqsvuvdpfc45lsl3em1cpu">
+      <w:hyperlink w:history="1" r:id="rIdcdht5dxfp-sqk0vyxebg0">
         <w:r>
           <w:rPr>
             <w:rFonts w:ascii="Arial" w:cs="Arial" w:eastAsia="Arial" w:hAnsi="Arial"/>
@@ -18619,7 +18619,7 @@
             <w:pPr>
               <w:spacing w:after="20" w:before="0"/>
             </w:pPr>
-            <w:hyperlink w:history="1" r:id="rIdeqyrlkbopbohckt6u1lvg">
+            <w:hyperlink w:history="1" r:id="rIde3bxv-zpz6sotch7t42ie">
               <w:r>
                 <w:rPr>
                   <w:rFonts w:ascii="Arial" w:cs="Arial" w:eastAsia="Arial" w:hAnsi="Arial"/>
@@ -18652,7 +18652,7 @@
               <w:spacing w:after="10" w:before="0"/>
               <w:ind w:left="120"/>
             </w:pPr>
-            <w:hyperlink w:history="1" r:id="rIdozlcaamwknibnjkqxqwgq">
+            <w:hyperlink w:history="1" r:id="rIdr2eshycrncqv7dwmp2uhg">
               <w:r>
                 <w:rPr>
                   <w:rFonts w:ascii="Arial" w:cs="Arial" w:eastAsia="Arial" w:hAnsi="Arial"/>
@@ -18697,7 +18697,7 @@
             <w:pPr>
               <w:spacing w:after="20" w:before="0"/>
             </w:pPr>
-            <w:hyperlink w:history="1" r:id="rIdgf-s5ihv6msjazxlfondw">
+            <w:hyperlink w:history="1" r:id="rIdtmmrbygon2hqxoapdcsaa">
               <w:r>
                 <w:rPr>
                   <w:rFonts w:ascii="Arial" w:cs="Arial" w:eastAsia="Arial" w:hAnsi="Arial"/>
@@ -18730,7 +18730,7 @@
               <w:spacing w:after="10" w:before="0"/>
               <w:ind w:left="120"/>
             </w:pPr>
-            <w:hyperlink w:history="1" r:id="rIdf4dovqtnbsl8onx4n9t9d">
+            <w:hyperlink w:history="1" r:id="rId4hetcq6yly4sycqowjdjj">
               <w:r>
                 <w:rPr>
                   <w:rFonts w:ascii="Arial" w:cs="Arial" w:eastAsia="Arial" w:hAnsi="Arial"/>
@@ -18925,7 +18925,7 @@
             <w:pPr>
               <w:spacing w:after="20" w:before="0"/>
             </w:pPr>
-            <w:hyperlink w:history="1" r:id="rIdb8cepttoazyk5gigtgxfm">
+            <w:hyperlink w:history="1" r:id="rIdghx_2l2a2nvxe_df-wc6r">
               <w:r>
                 <w:rPr>
                   <w:rFonts w:ascii="Arial" w:cs="Arial" w:eastAsia="Arial" w:hAnsi="Arial"/>
@@ -18958,7 +18958,7 @@
               <w:spacing w:after="10" w:before="0"/>
               <w:ind w:left="120"/>
             </w:pPr>
-            <w:hyperlink w:history="1" r:id="rIdq-t2mjmgy-86wx65bu7lq">
+            <w:hyperlink w:history="1" r:id="rIdwlnlk_nnut038jswppkpc">
               <w:r>
                 <w:rPr>
                   <w:rFonts w:ascii="Arial" w:cs="Arial" w:eastAsia="Arial" w:hAnsi="Arial"/>
@@ -19003,7 +19003,7 @@
             <w:pPr>
               <w:spacing w:after="20" w:before="0"/>
             </w:pPr>
-            <w:hyperlink w:history="1" r:id="rIdfjwhphlbxtjygjdp77fyk">
+            <w:hyperlink w:history="1" r:id="rIdb_injctuelmyswpjn3ogp">
               <w:r>
                 <w:rPr>
                   <w:rFonts w:ascii="Arial" w:cs="Arial" w:eastAsia="Arial" w:hAnsi="Arial"/>
@@ -19036,7 +19036,7 @@
               <w:spacing w:after="10" w:before="0"/>
               <w:ind w:left="120"/>
             </w:pPr>
-            <w:hyperlink w:history="1" r:id="rIdgzl5q_cbjqae4_if9ruda">
+            <w:hyperlink w:history="1" r:id="rId1vq0umcwlf1bquwn_nvyi">
               <w:r>
                 <w:rPr>
                   <w:rFonts w:ascii="Arial" w:cs="Arial" w:eastAsia="Arial" w:hAnsi="Arial"/>
@@ -19383,7 +19383,7 @@
             <w:pPr>
               <w:spacing w:after="20" w:before="0"/>
             </w:pPr>
-            <w:hyperlink w:history="1" r:id="rIdsdc8uwi2o2a8q5uiow-rs">
+            <w:hyperlink w:history="1" r:id="rIdmoxpchzqtmwbawtatt_xr">
               <w:r>
                 <w:rPr>
                   <w:rFonts w:ascii="Arial" w:cs="Arial" w:eastAsia="Arial" w:hAnsi="Arial"/>
@@ -19416,7 +19416,7 @@
               <w:spacing w:after="10" w:before="0"/>
               <w:ind w:left="120"/>
             </w:pPr>
-            <w:hyperlink w:history="1" r:id="rIdr1o7wuf7ktzdj29nkqcfl">
+            <w:hyperlink w:history="1" r:id="rId74int4ey2omtz01qjlfiv">
               <w:r>
                 <w:rPr>
                   <w:rFonts w:ascii="Arial" w:cs="Arial" w:eastAsia="Arial" w:hAnsi="Arial"/>
@@ -19461,7 +19461,7 @@
             <w:pPr>
               <w:spacing w:after="20" w:before="0"/>
             </w:pPr>
-            <w:hyperlink w:history="1" r:id="rId93x0romwykb49d9gf4vrl">
+            <w:hyperlink w:history="1" r:id="rIdrjebh96befmmsolhnjass">
               <w:r>
                 <w:rPr>
                   <w:rFonts w:ascii="Arial" w:cs="Arial" w:eastAsia="Arial" w:hAnsi="Arial"/>
@@ -19494,7 +19494,7 @@
               <w:spacing w:after="10" w:before="0"/>
               <w:ind w:left="120"/>
             </w:pPr>
-            <w:hyperlink w:history="1" r:id="rIdscntvcsqfghf-lhi-rprz">
+            <w:hyperlink w:history="1" r:id="rIdagfhxnqes5_fpag0zs8kx">
               <w:r>
                 <w:rPr>
                   <w:rFonts w:ascii="Arial" w:cs="Arial" w:eastAsia="Arial" w:hAnsi="Arial"/>
@@ -19841,7 +19841,7 @@
             <w:pPr>
               <w:spacing w:after="20" w:before="0"/>
             </w:pPr>
-            <w:hyperlink w:history="1" r:id="rIdve7ggyfcj8mtgtwd2uqbh">
+            <w:hyperlink w:history="1" r:id="rId-ha-xcgewxv2pmww-45nh">
               <w:r>
                 <w:rPr>
                   <w:rFonts w:ascii="Arial" w:cs="Arial" w:eastAsia="Arial" w:hAnsi="Arial"/>
@@ -19874,7 +19874,7 @@
               <w:spacing w:after="10" w:before="0"/>
               <w:ind w:left="120"/>
             </w:pPr>
-            <w:hyperlink w:history="1" r:id="rIdgpqdu6zdge4or2dqf3l1y">
+            <w:hyperlink w:history="1" r:id="rId-jm74pzu05j_-rlijaiso">
               <w:r>
                 <w:rPr>
                   <w:rFonts w:ascii="Arial" w:cs="Arial" w:eastAsia="Arial" w:hAnsi="Arial"/>
@@ -19919,7 +19919,7 @@
             <w:pPr>
               <w:spacing w:after="20" w:before="0"/>
             </w:pPr>
-            <w:hyperlink w:history="1" r:id="rIdt13uiz8txqzqobivm6iea">
+            <w:hyperlink w:history="1" r:id="rIdww9eioiemqovjrlzzojbq">
               <w:r>
                 <w:rPr>
                   <w:rFonts w:ascii="Arial" w:cs="Arial" w:eastAsia="Arial" w:hAnsi="Arial"/>
@@ -19952,7 +19952,7 @@
               <w:spacing w:after="10" w:before="0"/>
               <w:ind w:left="120"/>
             </w:pPr>
-            <w:hyperlink w:history="1" r:id="rIdkxiclcrhz3fejgthzityj">
+            <w:hyperlink w:history="1" r:id="rIdnoxogphfpy1gofrngkdh3">
               <w:r>
                 <w:rPr>
                   <w:rFonts w:ascii="Arial" w:cs="Arial" w:eastAsia="Arial" w:hAnsi="Arial"/>
@@ -20147,7 +20147,7 @@
             <w:pPr>
               <w:spacing w:after="20" w:before="0"/>
             </w:pPr>
-            <w:hyperlink w:history="1" r:id="rIdvnlxobdbzpebudm6ritao">
+            <w:hyperlink w:history="1" r:id="rIdjfywdzbhklwmemwsggx4a">
               <w:r>
                 <w:rPr>
                   <w:rFonts w:ascii="Arial" w:cs="Arial" w:eastAsia="Arial" w:hAnsi="Arial"/>
@@ -20180,7 +20180,7 @@
               <w:spacing w:after="10" w:before="0"/>
               <w:ind w:left="120"/>
             </w:pPr>
-            <w:hyperlink w:history="1" r:id="rIdwnuulnnl78glrbbem2dsg">
+            <w:hyperlink w:history="1" r:id="rIdpwylrjkvr1xwlahcu-3w0">
               <w:r>
                 <w:rPr>
                   <w:rFonts w:ascii="Arial" w:cs="Arial" w:eastAsia="Arial" w:hAnsi="Arial"/>
@@ -20225,7 +20225,7 @@
             <w:pPr>
               <w:spacing w:after="20" w:before="0"/>
             </w:pPr>
-            <w:hyperlink w:history="1" r:id="rIdog0ccjmvcx4ptfkzp623e">
+            <w:hyperlink w:history="1" r:id="rIdodg-b3notxlowwqim4x4n">
               <w:r>
                 <w:rPr>
                   <w:rFonts w:ascii="Arial" w:cs="Arial" w:eastAsia="Arial" w:hAnsi="Arial"/>
@@ -20258,7 +20258,7 @@
               <w:spacing w:after="10" w:before="0"/>
               <w:ind w:left="120"/>
             </w:pPr>
-            <w:hyperlink w:history="1" r:id="rId1yksyqxlrcbb9tlaj0lul">
+            <w:hyperlink w:history="1" r:id="rId4rnkwwwmih59cs19139f-">
               <w:r>
                 <w:rPr>
                   <w:rFonts w:ascii="Arial" w:cs="Arial" w:eastAsia="Arial" w:hAnsi="Arial"/>
@@ -20960,7 +20960,7 @@
         </w:rPr>
         <w:t xml:space="preserve">© 2026 SeaVuria and ARES. Aligned with KICD objectives. Developed by SeaVuria; technical implementation by ARES (with AI assistance from Claude). Licensed under </w:t>
       </w:r>
-      <w:hyperlink w:history="1" r:id="rId9ohkybyrw4ya1h-fyrkhr">
+      <w:hyperlink w:history="1" r:id="rId56_enrlpdyp8346levoad">
         <w:r>
           <w:rPr>
             <w:rFonts w:ascii="Arial" w:cs="Arial" w:eastAsia="Arial" w:hAnsi="Arial"/>
@@ -20981,7 +20981,7 @@
         </w:rPr>
         <w:t xml:space="preserve"> (</w:t>
       </w:r>
-      <w:hyperlink w:history="1" r:id="rIdjfujlbg16vltwmffai5xg">
+      <w:hyperlink w:history="1" r:id="rIdbk3yaftjn_k1bxp73q7dn">
         <w:r>
           <w:rPr>
             <w:rFonts w:ascii="Arial" w:cs="Arial" w:eastAsia="Arial" w:hAnsi="Arial"/>
@@ -21994,7 +21994,7 @@
             <w:pPr>
               <w:spacing w:after="20" w:before="0"/>
             </w:pPr>
-            <w:hyperlink w:history="1" r:id="rIdybjhs0iqh2-vlu1rq8acl">
+            <w:hyperlink w:history="1" r:id="rId_ov-3y0aexd8qirhkp-yf">
               <w:r>
                 <w:rPr>
                   <w:rFonts w:ascii="Arial" w:cs="Arial" w:eastAsia="Arial" w:hAnsi="Arial"/>
@@ -22027,7 +22027,7 @@
               <w:spacing w:after="10" w:before="0"/>
               <w:ind w:left="120"/>
             </w:pPr>
-            <w:hyperlink w:history="1" r:id="rIdi33_dkvrb0fqlpih7dvaj">
+            <w:hyperlink w:history="1" r:id="rIdusp1a8382msz-pipvrxd1">
               <w:r>
                 <w:rPr>
                   <w:rFonts w:ascii="Arial" w:cs="Arial" w:eastAsia="Arial" w:hAnsi="Arial"/>
@@ -22072,7 +22072,7 @@
             <w:pPr>
               <w:spacing w:after="20" w:before="0"/>
             </w:pPr>
-            <w:hyperlink w:history="1" r:id="rIdfjq6rfn_odfwuf1sndh48">
+            <w:hyperlink w:history="1" r:id="rIdzpr98dr3t8-xklkpiuko-">
               <w:r>
                 <w:rPr>
                   <w:rFonts w:ascii="Arial" w:cs="Arial" w:eastAsia="Arial" w:hAnsi="Arial"/>
@@ -22105,7 +22105,7 @@
               <w:spacing w:after="10" w:before="0"/>
               <w:ind w:left="120"/>
             </w:pPr>
-            <w:hyperlink w:history="1" r:id="rIdpwhf-ddtbkyzlbbu15d1z">
+            <w:hyperlink w:history="1" r:id="rIdh8lt8gpewfrenbxesnhbj">
               <w:r>
                 <w:rPr>
                   <w:rFonts w:ascii="Arial" w:cs="Arial" w:eastAsia="Arial" w:hAnsi="Arial"/>
@@ -22300,7 +22300,7 @@
             <w:pPr>
               <w:spacing w:after="20" w:before="0"/>
             </w:pPr>
-            <w:hyperlink w:history="1" r:id="rIdyvg7kjcnrrbw9fcap2sep">
+            <w:hyperlink w:history="1" r:id="rIdgbz8lfxtgnqrl5wfsm-qb">
               <w:r>
                 <w:rPr>
                   <w:rFonts w:ascii="Arial" w:cs="Arial" w:eastAsia="Arial" w:hAnsi="Arial"/>
@@ -22333,7 +22333,7 @@
               <w:spacing w:after="10" w:before="0"/>
               <w:ind w:left="120"/>
             </w:pPr>
-            <w:hyperlink w:history="1" r:id="rIdczt3jbvp4y4nea_fn3awx">
+            <w:hyperlink w:history="1" r:id="rIdo3_hydsihbaepsc7p-ec0">
               <w:r>
                 <w:rPr>
                   <w:rFonts w:ascii="Arial" w:cs="Arial" w:eastAsia="Arial" w:hAnsi="Arial"/>
@@ -22378,7 +22378,7 @@
             <w:pPr>
               <w:spacing w:after="20" w:before="0"/>
             </w:pPr>
-            <w:hyperlink w:history="1" r:id="rIdnj-xmw2jmsqcspf_rqcw7">
+            <w:hyperlink w:history="1" r:id="rIdt8_1eu70jzn1vlxzp3u54">
               <w:r>
                 <w:rPr>
                   <w:rFonts w:ascii="Arial" w:cs="Arial" w:eastAsia="Arial" w:hAnsi="Arial"/>
@@ -22411,7 +22411,7 @@
               <w:spacing w:after="10" w:before="0"/>
               <w:ind w:left="120"/>
             </w:pPr>
-            <w:hyperlink w:history="1" r:id="rIdrcoas3z3ocrcg2klkbdw5">
+            <w:hyperlink w:history="1" r:id="rIdqq8-hcfzdlv4zflr1amck">
               <w:r>
                 <w:rPr>
                   <w:rFonts w:ascii="Arial" w:cs="Arial" w:eastAsia="Arial" w:hAnsi="Arial"/>
@@ -22758,7 +22758,7 @@
             <w:pPr>
               <w:spacing w:after="20" w:before="0"/>
             </w:pPr>
-            <w:hyperlink w:history="1" r:id="rIdp-usnqdgqgb1szpeu8pbb">
+            <w:hyperlink w:history="1" r:id="rId6uhqwgmvblafdp90gqpde">
               <w:r>
                 <w:rPr>
                   <w:rFonts w:ascii="Arial" w:cs="Arial" w:eastAsia="Arial" w:hAnsi="Arial"/>
@@ -22791,7 +22791,7 @@
               <w:spacing w:after="10" w:before="0"/>
               <w:ind w:left="120"/>
             </w:pPr>
-            <w:hyperlink w:history="1" r:id="rIduzlprty0gf5mc1npyue6x">
+            <w:hyperlink w:history="1" r:id="rIddz8zp0n23gcpqrl4e0mcx">
               <w:r>
                 <w:rPr>
                   <w:rFonts w:ascii="Arial" w:cs="Arial" w:eastAsia="Arial" w:hAnsi="Arial"/>
@@ -22836,7 +22836,7 @@
             <w:pPr>
               <w:spacing w:after="20" w:before="0"/>
             </w:pPr>
-            <w:hyperlink w:history="1" r:id="rIdtt6sk1vj9hbi_sxfrm0yz">
+            <w:hyperlink w:history="1" r:id="rIdv9sszmdenxog0amrenugl">
               <w:r>
                 <w:rPr>
                   <w:rFonts w:ascii="Arial" w:cs="Arial" w:eastAsia="Arial" w:hAnsi="Arial"/>
@@ -22869,7 +22869,7 @@
               <w:spacing w:after="10" w:before="0"/>
               <w:ind w:left="120"/>
             </w:pPr>
-            <w:hyperlink w:history="1" r:id="rIdgffd_m80nyc9kr5ek2fcx">
+            <w:hyperlink w:history="1" r:id="rIdcjw5h6ixtez0d51kwt6yd">
               <w:r>
                 <w:rPr>
                   <w:rFonts w:ascii="Arial" w:cs="Arial" w:eastAsia="Arial" w:hAnsi="Arial"/>
@@ -23140,7 +23140,7 @@
             <w:pPr>
               <w:spacing w:after="20" w:before="0"/>
             </w:pPr>
-            <w:hyperlink w:history="1" r:id="rIdbrmlzvohauir4jt0jw270">
+            <w:hyperlink w:history="1" r:id="rIdfj6sucsu7k_nxp_zwbm4i">
               <w:r>
                 <w:rPr>
                   <w:rFonts w:ascii="Arial" w:cs="Arial" w:eastAsia="Arial" w:hAnsi="Arial"/>
@@ -23173,7 +23173,7 @@
               <w:spacing w:after="10" w:before="0"/>
               <w:ind w:left="120"/>
             </w:pPr>
-            <w:hyperlink w:history="1" r:id="rIdkgmif2pgjhbm9hpur6lt1">
+            <w:hyperlink w:history="1" r:id="rIdayqpjopjyri_h_jzo8rkb">
               <w:r>
                 <w:rPr>
                   <w:rFonts w:ascii="Arial" w:cs="Arial" w:eastAsia="Arial" w:hAnsi="Arial"/>
@@ -23218,7 +23218,7 @@
             <w:pPr>
               <w:spacing w:after="20" w:before="0"/>
             </w:pPr>
-            <w:hyperlink w:history="1" r:id="rIdwoxsxn9r7cuet2bs9tfem">
+            <w:hyperlink w:history="1" r:id="rIdjviembh5waoumrleyjcoi">
               <w:r>
                 <w:rPr>
                   <w:rFonts w:ascii="Arial" w:cs="Arial" w:eastAsia="Arial" w:hAnsi="Arial"/>
@@ -23251,7 +23251,7 @@
               <w:spacing w:after="10" w:before="0"/>
               <w:ind w:left="120"/>
             </w:pPr>
-            <w:hyperlink w:history="1" r:id="rIdluf_frmmx1cvl7ya-jgyh">
+            <w:hyperlink w:history="1" r:id="rIdcixojukqytjri3sdipz4b">
               <w:r>
                 <w:rPr>
                   <w:rFonts w:ascii="Arial" w:cs="Arial" w:eastAsia="Arial" w:hAnsi="Arial"/>
@@ -23446,7 +23446,7 @@
             <w:pPr>
               <w:spacing w:after="20" w:before="0"/>
             </w:pPr>
-            <w:hyperlink w:history="1" r:id="rIdvjifcy9k9qr1txc6komuf">
+            <w:hyperlink w:history="1" r:id="rIdg2chahgjum_sf4x4sxfnu">
               <w:r>
                 <w:rPr>
                   <w:rFonts w:ascii="Arial" w:cs="Arial" w:eastAsia="Arial" w:hAnsi="Arial"/>
@@ -23479,7 +23479,7 @@
               <w:spacing w:after="10" w:before="0"/>
               <w:ind w:left="120"/>
             </w:pPr>
-            <w:hyperlink w:history="1" r:id="rIdhfdqic65slzcw6gin4wqr">
+            <w:hyperlink w:history="1" r:id="rIdd5e6kbz2pq9aw9mwqrvh-">
               <w:r>
                 <w:rPr>
                   <w:rFonts w:ascii="Arial" w:cs="Arial" w:eastAsia="Arial" w:hAnsi="Arial"/>
@@ -23524,7 +23524,7 @@
             <w:pPr>
               <w:spacing w:after="20" w:before="0"/>
             </w:pPr>
-            <w:hyperlink w:history="1" r:id="rIdzgkfbwfyluvhzflgqwvto">
+            <w:hyperlink w:history="1" r:id="rIdecf2jknvrkfg0j-ygpsnn">
               <w:r>
                 <w:rPr>
                   <w:rFonts w:ascii="Arial" w:cs="Arial" w:eastAsia="Arial" w:hAnsi="Arial"/>
@@ -23557,7 +23557,7 @@
               <w:spacing w:after="10" w:before="0"/>
               <w:ind w:left="120"/>
             </w:pPr>
-            <w:hyperlink w:history="1" r:id="rIdcc3dc62ole6onfhi1a7kp">
+            <w:hyperlink w:history="1" r:id="rIdday2c8czjxta1ff8wffnt">
               <w:r>
                 <w:rPr>
                   <w:rFonts w:ascii="Arial" w:cs="Arial" w:eastAsia="Arial" w:hAnsi="Arial"/>
@@ -24221,7 +24221,7 @@
         </w:rPr>
         <w:t xml:space="preserve">© 2026 SeaVuria and ARES. Aligned with KICD objectives. Developed by SeaVuria; technical implementation by ARES (with AI assistance from Claude). Licensed under </w:t>
       </w:r>
-      <w:hyperlink w:history="1" r:id="rIdqz_plrvluacifu08c_uij">
+      <w:hyperlink w:history="1" r:id="rIdx_mftwkju24pxk8pfloun">
         <w:r>
           <w:rPr>
             <w:rFonts w:ascii="Arial" w:cs="Arial" w:eastAsia="Arial" w:hAnsi="Arial"/>
@@ -24242,7 +24242,7 @@
         </w:rPr>
         <w:t xml:space="preserve"> (</w:t>
       </w:r>
-      <w:hyperlink w:history="1" r:id="rIdlulverkha5u4ctbryksvj">
+      <w:hyperlink w:history="1" r:id="rIdql5hcs03hh08tschss2ie">
         <w:r>
           <w:rPr>
             <w:rFonts w:ascii="Arial" w:cs="Arial" w:eastAsia="Arial" w:hAnsi="Arial"/>
@@ -25255,7 +25255,7 @@
             <w:pPr>
               <w:spacing w:after="20" w:before="0"/>
             </w:pPr>
-            <w:hyperlink w:history="1" r:id="rIdhugxf7zf3yo6hcyo3_c86">
+            <w:hyperlink w:history="1" r:id="rId5ubsclh0r_8sr6gtv1egp">
               <w:r>
                 <w:rPr>
                   <w:rFonts w:ascii="Arial" w:cs="Arial" w:eastAsia="Arial" w:hAnsi="Arial"/>
@@ -25288,7 +25288,7 @@
               <w:spacing w:after="10" w:before="0"/>
               <w:ind w:left="120"/>
             </w:pPr>
-            <w:hyperlink w:history="1" r:id="rIde6_blm4qju39-jc5ftvd3">
+            <w:hyperlink w:history="1" r:id="rId-yjx0mklhz1yyy3frikth">
               <w:r>
                 <w:rPr>
                   <w:rFonts w:ascii="Arial" w:cs="Arial" w:eastAsia="Arial" w:hAnsi="Arial"/>
@@ -25333,7 +25333,7 @@
             <w:pPr>
               <w:spacing w:after="20" w:before="0"/>
             </w:pPr>
-            <w:hyperlink w:history="1" r:id="rIdkf-pi5cvyomrbt9spvcjh">
+            <w:hyperlink w:history="1" r:id="rIdnydd63e65d9vlbnzm2nt7">
               <w:r>
                 <w:rPr>
                   <w:rFonts w:ascii="Arial" w:cs="Arial" w:eastAsia="Arial" w:hAnsi="Arial"/>
@@ -25366,7 +25366,7 @@
               <w:spacing w:after="10" w:before="0"/>
               <w:ind w:left="120"/>
             </w:pPr>
-            <w:hyperlink w:history="1" r:id="rId_rygqswamcshbecvnymab">
+            <w:hyperlink w:history="1" r:id="rIddbcga7baaxmn0yqy3iyea">
               <w:r>
                 <w:rPr>
                   <w:rFonts w:ascii="Arial" w:cs="Arial" w:eastAsia="Arial" w:hAnsi="Arial"/>
@@ -25561,7 +25561,7 @@
             <w:pPr>
               <w:spacing w:after="20" w:before="0"/>
             </w:pPr>
-            <w:hyperlink w:history="1" r:id="rId8phfsxrszfilf33kn1y4n">
+            <w:hyperlink w:history="1" r:id="rIdg8cqgmkqjkkszbqrx5tqx">
               <w:r>
                 <w:rPr>
                   <w:rFonts w:ascii="Arial" w:cs="Arial" w:eastAsia="Arial" w:hAnsi="Arial"/>
@@ -25594,7 +25594,7 @@
               <w:spacing w:after="10" w:before="0"/>
               <w:ind w:left="120"/>
             </w:pPr>
-            <w:hyperlink w:history="1" r:id="rIdybakaxpbbgbikrdzqdkmw">
+            <w:hyperlink w:history="1" r:id="rIder5prl7o3szgw-eprkeix">
               <w:r>
                 <w:rPr>
                   <w:rFonts w:ascii="Arial" w:cs="Arial" w:eastAsia="Arial" w:hAnsi="Arial"/>
@@ -25639,7 +25639,7 @@
             <w:pPr>
               <w:spacing w:after="20" w:before="0"/>
             </w:pPr>
-            <w:hyperlink w:history="1" r:id="rIdu5uxbqydvgxkvyyqdglia">
+            <w:hyperlink w:history="1" r:id="rIdsil0iwqsov2ne6rzlvgug">
               <w:r>
                 <w:rPr>
                   <w:rFonts w:ascii="Arial" w:cs="Arial" w:eastAsia="Arial" w:hAnsi="Arial"/>
@@ -25672,7 +25672,7 @@
               <w:spacing w:after="10" w:before="0"/>
               <w:ind w:left="120"/>
             </w:pPr>
-            <w:hyperlink w:history="1" r:id="rIdotpuspyvxcgmne_ejivlx">
+            <w:hyperlink w:history="1" r:id="rIdqnxzvzbr7_cpkbinswnue">
               <w:r>
                 <w:rPr>
                   <w:rFonts w:ascii="Arial" w:cs="Arial" w:eastAsia="Arial" w:hAnsi="Arial"/>
@@ -25867,7 +25867,7 @@
             <w:pPr>
               <w:spacing w:after="20" w:before="0"/>
             </w:pPr>
-            <w:hyperlink w:history="1" r:id="rIdaksemjv8kovxmrxvth52e">
+            <w:hyperlink w:history="1" r:id="rIdmusqvfndsnofse_u0cjpt">
               <w:r>
                 <w:rPr>
                   <w:rFonts w:ascii="Arial" w:cs="Arial" w:eastAsia="Arial" w:hAnsi="Arial"/>
@@ -25900,7 +25900,7 @@
               <w:spacing w:after="10" w:before="0"/>
               <w:ind w:left="120"/>
             </w:pPr>
-            <w:hyperlink w:history="1" r:id="rIdor3cvx0wmktd-jvo6o36m">
+            <w:hyperlink w:history="1" r:id="rIdb8j7kvvtrficrhbscvhai">
               <w:r>
                 <w:rPr>
                   <w:rFonts w:ascii="Arial" w:cs="Arial" w:eastAsia="Arial" w:hAnsi="Arial"/>
@@ -25945,7 +25945,7 @@
             <w:pPr>
               <w:spacing w:after="20" w:before="0"/>
             </w:pPr>
-            <w:hyperlink w:history="1" r:id="rIdcynbz8853uf9l_z6ebfeh">
+            <w:hyperlink w:history="1" r:id="rIda27rc_ly6hheucdr2llc-">
               <w:r>
                 <w:rPr>
                   <w:rFonts w:ascii="Arial" w:cs="Arial" w:eastAsia="Arial" w:hAnsi="Arial"/>
@@ -25994,7 +25994,7 @@
               <w:spacing w:after="10" w:before="0"/>
               <w:ind w:left="120"/>
             </w:pPr>
-            <w:hyperlink w:history="1" r:id="rIdf24mfh_vb9ockbvqvi9rz">
+            <w:hyperlink w:history="1" r:id="rId7jrkum8r85rn1u-y3uat1">
               <w:r>
                 <w:rPr>
                   <w:rFonts w:ascii="Arial" w:cs="Arial" w:eastAsia="Arial" w:hAnsi="Arial"/>
@@ -26189,7 +26189,7 @@
             <w:pPr>
               <w:spacing w:after="20" w:before="0"/>
             </w:pPr>
-            <w:hyperlink w:history="1" r:id="rIdbxpzsupfyzu3oy08doc5o">
+            <w:hyperlink w:history="1" r:id="rIdkwiutyu0kknkuvgh_fpen">
               <w:r>
                 <w:rPr>
                   <w:rFonts w:ascii="Arial" w:cs="Arial" w:eastAsia="Arial" w:hAnsi="Arial"/>
@@ -26222,7 +26222,7 @@
               <w:spacing w:after="10" w:before="0"/>
               <w:ind w:left="120"/>
             </w:pPr>
-            <w:hyperlink w:history="1" r:id="rId7ufn9obhymkl0hrtaes9n">
+            <w:hyperlink w:history="1" r:id="rIdwrgla_j3tpjy3u2kxdy-f">
               <w:r>
                 <w:rPr>
                   <w:rFonts w:ascii="Arial" w:cs="Arial" w:eastAsia="Arial" w:hAnsi="Arial"/>
@@ -26267,7 +26267,7 @@
             <w:pPr>
               <w:spacing w:after="20" w:before="0"/>
             </w:pPr>
-            <w:hyperlink w:history="1" r:id="rIdqjnphnphzrqiyk0ggjumr">
+            <w:hyperlink w:history="1" r:id="rIdpxeehmfes5ijrvgytbaz8">
               <w:r>
                 <w:rPr>
                   <w:rFonts w:ascii="Arial" w:cs="Arial" w:eastAsia="Arial" w:hAnsi="Arial"/>
@@ -26316,7 +26316,7 @@
               <w:spacing w:after="10" w:before="0"/>
               <w:ind w:left="120"/>
             </w:pPr>
-            <w:hyperlink w:history="1" r:id="rIdcqilhn4iaxhlbmf-h8ujb">
+            <w:hyperlink w:history="1" r:id="rIdfx4lquolnjqdmhfm3_uz0">
               <w:r>
                 <w:rPr>
                   <w:rFonts w:ascii="Arial" w:cs="Arial" w:eastAsia="Arial" w:hAnsi="Arial"/>
@@ -26511,7 +26511,7 @@
             <w:pPr>
               <w:spacing w:after="20" w:before="0"/>
             </w:pPr>
-            <w:hyperlink w:history="1" r:id="rIdb8tou2_4k1ywz4gel2bzz">
+            <w:hyperlink w:history="1" r:id="rIdctnuqo7a0_bwxnft-9v7u">
               <w:r>
                 <w:rPr>
                   <w:rFonts w:ascii="Arial" w:cs="Arial" w:eastAsia="Arial" w:hAnsi="Arial"/>
@@ -26544,7 +26544,7 @@
               <w:spacing w:after="10" w:before="0"/>
               <w:ind w:left="120"/>
             </w:pPr>
-            <w:hyperlink w:history="1" r:id="rIdsxaqkph7p7y-bor2jzcie">
+            <w:hyperlink w:history="1" r:id="rIdhzxvxmxm7ooxrzzxuqfsh">
               <w:r>
                 <w:rPr>
                   <w:rFonts w:ascii="Arial" w:cs="Arial" w:eastAsia="Arial" w:hAnsi="Arial"/>
@@ -26589,7 +26589,7 @@
             <w:pPr>
               <w:spacing w:after="20" w:before="0"/>
             </w:pPr>
-            <w:hyperlink w:history="1" r:id="rIdv7_9ivlmoaynake_u7j-p">
+            <w:hyperlink w:history="1" r:id="rIdksdwrnay-waoawf-qfi4i">
               <w:r>
                 <w:rPr>
                   <w:rFonts w:ascii="Arial" w:cs="Arial" w:eastAsia="Arial" w:hAnsi="Arial"/>
@@ -26638,7 +26638,7 @@
               <w:spacing w:after="10" w:before="0"/>
               <w:ind w:left="120"/>
             </w:pPr>
-            <w:hyperlink w:history="1" r:id="rIdzz3rnyyu_2hlx9mjn6rt0">
+            <w:hyperlink w:history="1" r:id="rIdjwgn_b3rniccrpkbunjva">
               <w:r>
                 <w:rPr>
                   <w:rFonts w:ascii="Arial" w:cs="Arial" w:eastAsia="Arial" w:hAnsi="Arial"/>
@@ -27150,7 +27150,7 @@
         </w:rPr>
         <w:t xml:space="preserve">© 2026 SeaVuria and ARES. Aligned with KICD objectives. Developed by SeaVuria; technical implementation by ARES (with AI assistance from Claude). Licensed under </w:t>
       </w:r>
-      <w:hyperlink w:history="1" r:id="rIdl0l7lxoyoensowoqdevtm">
+      <w:hyperlink w:history="1" r:id="rId1vup41yf8mjclme1i9cna">
         <w:r>
           <w:rPr>
             <w:rFonts w:ascii="Arial" w:cs="Arial" w:eastAsia="Arial" w:hAnsi="Arial"/>
@@ -27171,7 +27171,7 @@
         </w:rPr>
         <w:t xml:space="preserve"> (</w:t>
       </w:r>
-      <w:hyperlink w:history="1" r:id="rId94hu4p0u8vzxupcuvtdns">
+      <w:hyperlink w:history="1" r:id="rIduxjuddpc5bkqh39ynwe2r">
         <w:r>
           <w:rPr>
             <w:rFonts w:ascii="Arial" w:cs="Arial" w:eastAsia="Arial" w:hAnsi="Arial"/>
@@ -28184,7 +28184,7 @@
             <w:pPr>
               <w:spacing w:after="20" w:before="0"/>
             </w:pPr>
-            <w:hyperlink w:history="1" r:id="rIdjzuvatq0z1iog24jc7zt_">
+            <w:hyperlink w:history="1" r:id="rIdwqly2kpppxzinpeebhncw">
               <w:r>
                 <w:rPr>
                   <w:rFonts w:ascii="Arial" w:cs="Arial" w:eastAsia="Arial" w:hAnsi="Arial"/>
@@ -28233,7 +28233,7 @@
               <w:spacing w:after="10" w:before="0"/>
               <w:ind w:left="120"/>
             </w:pPr>
-            <w:hyperlink w:history="1" r:id="rIdzebyijcu5kyumpxvz8esi">
+            <w:hyperlink w:history="1" r:id="rIdq3beadqcd11kgzjrfadi_">
               <w:r>
                 <w:rPr>
                   <w:rFonts w:ascii="Arial" w:cs="Arial" w:eastAsia="Arial" w:hAnsi="Arial"/>
@@ -28278,7 +28278,7 @@
             <w:pPr>
               <w:spacing w:after="20" w:before="0"/>
             </w:pPr>
-            <w:hyperlink w:history="1" r:id="rId1xbvrtubzquu6qvmnobpv">
+            <w:hyperlink w:history="1" r:id="rIdoip8xd921mebbs9apw5ag">
               <w:r>
                 <w:rPr>
                   <w:rFonts w:ascii="Arial" w:cs="Arial" w:eastAsia="Arial" w:hAnsi="Arial"/>
@@ -28311,7 +28311,7 @@
               <w:spacing w:after="10" w:before="0"/>
               <w:ind w:left="120"/>
             </w:pPr>
-            <w:hyperlink w:history="1" r:id="rId8a3jwcbhzfdhz_a2lyruf">
+            <w:hyperlink w:history="1" r:id="rIdhqzaeukdhtipdgg0rtbst">
               <w:r>
                 <w:rPr>
                   <w:rFonts w:ascii="Arial" w:cs="Arial" w:eastAsia="Arial" w:hAnsi="Arial"/>
@@ -28506,7 +28506,7 @@
             <w:pPr>
               <w:spacing w:after="20" w:before="0"/>
             </w:pPr>
-            <w:hyperlink w:history="1" r:id="rIdjmgwrjhp8164lfdeitdug">
+            <w:hyperlink w:history="1" r:id="rIdjtpe09mmpkewixphlgxjr">
               <w:r>
                 <w:rPr>
                   <w:rFonts w:ascii="Arial" w:cs="Arial" w:eastAsia="Arial" w:hAnsi="Arial"/>
@@ -28555,7 +28555,7 @@
               <w:spacing w:after="10" w:before="0"/>
               <w:ind w:left="120"/>
             </w:pPr>
-            <w:hyperlink w:history="1" r:id="rIdtliii9_wxft1y45zx5bkq">
+            <w:hyperlink w:history="1" r:id="rIdu9-iw30zefjtpymavpcfs">
               <w:r>
                 <w:rPr>
                   <w:rFonts w:ascii="Arial" w:cs="Arial" w:eastAsia="Arial" w:hAnsi="Arial"/>
@@ -28600,7 +28600,7 @@
             <w:pPr>
               <w:spacing w:after="20" w:before="0"/>
             </w:pPr>
-            <w:hyperlink w:history="1" r:id="rIdasw2lfezseguzyhzgpnct">
+            <w:hyperlink w:history="1" r:id="rIdqs9vc6lphmlkrplxamtyz">
               <w:r>
                 <w:rPr>
                   <w:rFonts w:ascii="Arial" w:cs="Arial" w:eastAsia="Arial" w:hAnsi="Arial"/>
@@ -28633,7 +28633,7 @@
               <w:spacing w:after="10" w:before="0"/>
               <w:ind w:left="120"/>
             </w:pPr>
-            <w:hyperlink w:history="1" r:id="rIdo7uxkjqfzdjkbhmdzte3o">
+            <w:hyperlink w:history="1" r:id="rIdoyexfg01evxfd4j3fkk_m">
               <w:r>
                 <w:rPr>
                   <w:rFonts w:ascii="Arial" w:cs="Arial" w:eastAsia="Arial" w:hAnsi="Arial"/>
@@ -28828,7 +28828,7 @@
             <w:pPr>
               <w:spacing w:after="20" w:before="0"/>
             </w:pPr>
-            <w:hyperlink w:history="1" r:id="rIdi29zmvd0ztkdbpr1qpy4e">
+            <w:hyperlink w:history="1" r:id="rIdl1ip8hqmloje3pwuo2xgf">
               <w:r>
                 <w:rPr>
                   <w:rFonts w:ascii="Arial" w:cs="Arial" w:eastAsia="Arial" w:hAnsi="Arial"/>
@@ -28877,7 +28877,7 @@
               <w:spacing w:after="10" w:before="0"/>
               <w:ind w:left="120"/>
             </w:pPr>
-            <w:hyperlink w:history="1" r:id="rIdgwmda_n7j0lmuk-lwcqqo">
+            <w:hyperlink w:history="1" r:id="rIdsb1u-v6g-uhweadbvnyqv">
               <w:r>
                 <w:rPr>
                   <w:rFonts w:ascii="Arial" w:cs="Arial" w:eastAsia="Arial" w:hAnsi="Arial"/>
@@ -28922,7 +28922,7 @@
             <w:pPr>
               <w:spacing w:after="20" w:before="0"/>
             </w:pPr>
-            <w:hyperlink w:history="1" r:id="rId-ztap22wdmqp-7lftcoan">
+            <w:hyperlink w:history="1" r:id="rIdht43bvqt6seuqfaq3o1iq">
               <w:r>
                 <w:rPr>
                   <w:rFonts w:ascii="Arial" w:cs="Arial" w:eastAsia="Arial" w:hAnsi="Arial"/>
@@ -28955,7 +28955,7 @@
               <w:spacing w:after="10" w:before="0"/>
               <w:ind w:left="120"/>
             </w:pPr>
-            <w:hyperlink w:history="1" r:id="rIdgkux-xe-d1b2yr_fkeann">
+            <w:hyperlink w:history="1" r:id="rIddxjq8c9zaj3h9mus36iwf">
               <w:r>
                 <w:rPr>
                   <w:rFonts w:ascii="Arial" w:cs="Arial" w:eastAsia="Arial" w:hAnsi="Arial"/>
@@ -29150,7 +29150,7 @@
             <w:pPr>
               <w:spacing w:after="20" w:before="0"/>
             </w:pPr>
-            <w:hyperlink w:history="1" r:id="rIdlh5hjyj59qckqu9rfqwnc">
+            <w:hyperlink w:history="1" r:id="rIdqvi2y8xprvk-5b06e1pzb">
               <w:r>
                 <w:rPr>
                   <w:rFonts w:ascii="Arial" w:cs="Arial" w:eastAsia="Arial" w:hAnsi="Arial"/>
@@ -29199,7 +29199,7 @@
               <w:spacing w:after="10" w:before="0"/>
               <w:ind w:left="120"/>
             </w:pPr>
-            <w:hyperlink w:history="1" r:id="rId-4is9koegq0dypoogmwm6">
+            <w:hyperlink w:history="1" r:id="rIddsr95dhlepxhwpsg5ipzx">
               <w:r>
                 <w:rPr>
                   <w:rFonts w:ascii="Arial" w:cs="Arial" w:eastAsia="Arial" w:hAnsi="Arial"/>
@@ -29244,7 +29244,7 @@
             <w:pPr>
               <w:spacing w:after="20" w:before="0"/>
             </w:pPr>
-            <w:hyperlink w:history="1" r:id="rIdhjg__zalze7qbfvz8qsg6">
+            <w:hyperlink w:history="1" r:id="rIdjq-i_z7ngwsr1u-guma3e">
               <w:r>
                 <w:rPr>
                   <w:rFonts w:ascii="Arial" w:cs="Arial" w:eastAsia="Arial" w:hAnsi="Arial"/>
@@ -29277,7 +29277,7 @@
               <w:spacing w:after="10" w:before="0"/>
               <w:ind w:left="120"/>
             </w:pPr>
-            <w:hyperlink w:history="1" r:id="rIdjtc1pwrxfks1oxwyvnmyt">
+            <w:hyperlink w:history="1" r:id="rIdcvytba-ruuapd4nxhp4pf">
               <w:r>
                 <w:rPr>
                   <w:rFonts w:ascii="Arial" w:cs="Arial" w:eastAsia="Arial" w:hAnsi="Arial"/>
@@ -29472,7 +29472,7 @@
             <w:pPr>
               <w:spacing w:after="20" w:before="0"/>
             </w:pPr>
-            <w:hyperlink w:history="1" r:id="rIdn6-gfvwyxiqq2g1gwoam7">
+            <w:hyperlink w:history="1" r:id="rIdmjkfwd_u-ubsfw0yn390e">
               <w:r>
                 <w:rPr>
                   <w:rFonts w:ascii="Arial" w:cs="Arial" w:eastAsia="Arial" w:hAnsi="Arial"/>
@@ -29521,7 +29521,7 @@
               <w:spacing w:after="10" w:before="0"/>
               <w:ind w:left="120"/>
             </w:pPr>
-            <w:hyperlink w:history="1" r:id="rIdpgcdod6iacnk3pyqwmdze">
+            <w:hyperlink w:history="1" r:id="rIdsyaeuuf6a2or3xe88ce0o">
               <w:r>
                 <w:rPr>
                   <w:rFonts w:ascii="Arial" w:cs="Arial" w:eastAsia="Arial" w:hAnsi="Arial"/>
@@ -29566,7 +29566,7 @@
             <w:pPr>
               <w:spacing w:after="20" w:before="0"/>
             </w:pPr>
-            <w:hyperlink w:history="1" r:id="rId9yf-spdpq2vppi6cqsk47">
+            <w:hyperlink w:history="1" r:id="rIdqumup0ql2mvtt8lyruuhe">
               <w:r>
                 <w:rPr>
                   <w:rFonts w:ascii="Arial" w:cs="Arial" w:eastAsia="Arial" w:hAnsi="Arial"/>
@@ -29599,7 +29599,7 @@
               <w:spacing w:after="10" w:before="0"/>
               <w:ind w:left="120"/>
             </w:pPr>
-            <w:hyperlink w:history="1" r:id="rIdjnyex7ycnpvqwfmtbrihl">
+            <w:hyperlink w:history="1" r:id="rIdjunn2cwgeckocg6kvb-8z">
               <w:r>
                 <w:rPr>
                   <w:rFonts w:ascii="Arial" w:cs="Arial" w:eastAsia="Arial" w:hAnsi="Arial"/>
@@ -30111,7 +30111,7 @@
         </w:rPr>
         <w:t xml:space="preserve">© 2026 SeaVuria and ARES. Aligned with KICD objectives. Developed by SeaVuria; technical implementation by ARES (with AI assistance from Claude). Licensed under </w:t>
       </w:r>
-      <w:hyperlink w:history="1" r:id="rIdztwvplkiedbgfuykghdql">
+      <w:hyperlink w:history="1" r:id="rIdk0n3uycmbyhmcfsz3wafd">
         <w:r>
           <w:rPr>
             <w:rFonts w:ascii="Arial" w:cs="Arial" w:eastAsia="Arial" w:hAnsi="Arial"/>
@@ -30132,7 +30132,7 @@
         </w:rPr>
         <w:t xml:space="preserve"> (</w:t>
       </w:r>
-      <w:hyperlink w:history="1" r:id="rIdpdkhoe0dtssasz_on61sc">
+      <w:hyperlink w:history="1" r:id="rIdmwyscdlgqj94pbcx5es8c">
         <w:r>
           <w:rPr>
             <w:rFonts w:ascii="Arial" w:cs="Arial" w:eastAsia="Arial" w:hAnsi="Arial"/>
@@ -31145,7 +31145,7 @@
             <w:pPr>
               <w:spacing w:after="20" w:before="0"/>
             </w:pPr>
-            <w:hyperlink w:history="1" r:id="rIdioxq8ij3elqt3xfpen1ep">
+            <w:hyperlink w:history="1" r:id="rIdvqnb-lnvuscfu87onqjly">
               <w:r>
                 <w:rPr>
                   <w:rFonts w:ascii="Arial" w:cs="Arial" w:eastAsia="Arial" w:hAnsi="Arial"/>
@@ -31178,7 +31178,7 @@
               <w:spacing w:after="10" w:before="0"/>
               <w:ind w:left="120"/>
             </w:pPr>
-            <w:hyperlink w:history="1" r:id="rId0nwzyv2au94xswfev5tsg">
+            <w:hyperlink w:history="1" r:id="rId85ckoijxb7dqp0xzc_tj2">
               <w:r>
                 <w:rPr>
                   <w:rFonts w:ascii="Arial" w:cs="Arial" w:eastAsia="Arial" w:hAnsi="Arial"/>
@@ -31223,7 +31223,7 @@
             <w:pPr>
               <w:spacing w:after="20" w:before="0"/>
             </w:pPr>
-            <w:hyperlink w:history="1" r:id="rId16oftsvm0nj37rmd443rb">
+            <w:hyperlink w:history="1" r:id="rIdffzatav6gcef6ymcs0aco">
               <w:r>
                 <w:rPr>
                   <w:rFonts w:ascii="Arial" w:cs="Arial" w:eastAsia="Arial" w:hAnsi="Arial"/>
@@ -31256,7 +31256,7 @@
               <w:spacing w:after="10" w:before="0"/>
               <w:ind w:left="120"/>
             </w:pPr>
-            <w:hyperlink w:history="1" r:id="rIdyxw4ot4xuxh8bunohb4kl">
+            <w:hyperlink w:history="1" r:id="rIdub01qx9asyxdpvx3xjahe">
               <w:r>
                 <w:rPr>
                   <w:rFonts w:ascii="Arial" w:cs="Arial" w:eastAsia="Arial" w:hAnsi="Arial"/>
@@ -31451,7 +31451,7 @@
             <w:pPr>
               <w:spacing w:after="20" w:before="0"/>
             </w:pPr>
-            <w:hyperlink w:history="1" r:id="rId__jcy23qb2t6fqjzs3xkg">
+            <w:hyperlink w:history="1" r:id="rId3m9k1lmrd6ghcsbp4spon">
               <w:r>
                 <w:rPr>
                   <w:rFonts w:ascii="Arial" w:cs="Arial" w:eastAsia="Arial" w:hAnsi="Arial"/>
@@ -31484,7 +31484,7 @@
               <w:spacing w:after="10" w:before="0"/>
               <w:ind w:left="120"/>
             </w:pPr>
-            <w:hyperlink w:history="1" r:id="rIddds8zko4vrlqpz09gg6bj">
+            <w:hyperlink w:history="1" r:id="rIdkjxmrga7trwly1m-zdzfe">
               <w:r>
                 <w:rPr>
                   <w:rFonts w:ascii="Arial" w:cs="Arial" w:eastAsia="Arial" w:hAnsi="Arial"/>
@@ -31529,7 +31529,7 @@
             <w:pPr>
               <w:spacing w:after="20" w:before="0"/>
             </w:pPr>
-            <w:hyperlink w:history="1" r:id="rIdzhyl2behv1jxzgsesosk7">
+            <w:hyperlink w:history="1" r:id="rIdzqbh3b7eikzch2hhep2hz">
               <w:r>
                 <w:rPr>
                   <w:rFonts w:ascii="Arial" w:cs="Arial" w:eastAsia="Arial" w:hAnsi="Arial"/>
@@ -31562,7 +31562,7 @@
               <w:spacing w:after="10" w:before="0"/>
               <w:ind w:left="120"/>
             </w:pPr>
-            <w:hyperlink w:history="1" r:id="rId1mhisqbzsliiiujxgzlgf">
+            <w:hyperlink w:history="1" r:id="rIdrujqo7t6ljfmfcle5j2yv">
               <w:r>
                 <w:rPr>
                   <w:rFonts w:ascii="Arial" w:cs="Arial" w:eastAsia="Arial" w:hAnsi="Arial"/>
@@ -31909,7 +31909,7 @@
             <w:pPr>
               <w:spacing w:after="20" w:before="0"/>
             </w:pPr>
-            <w:hyperlink w:history="1" r:id="rIdas2zl7d3yi1ojnpuujncn">
+            <w:hyperlink w:history="1" r:id="rId0yfvwxpshg2glhsc4uihd">
               <w:r>
                 <w:rPr>
                   <w:rFonts w:ascii="Arial" w:cs="Arial" w:eastAsia="Arial" w:hAnsi="Arial"/>
@@ -31958,7 +31958,7 @@
               <w:spacing w:after="10" w:before="0"/>
               <w:ind w:left="120"/>
             </w:pPr>
-            <w:hyperlink w:history="1" r:id="rIdkvt7w2jj7ywiolzxgisad">
+            <w:hyperlink w:history="1" r:id="rIdwxbruvi-vdvvx-60vu-3x">
               <w:r>
                 <w:rPr>
                   <w:rFonts w:ascii="Arial" w:cs="Arial" w:eastAsia="Arial" w:hAnsi="Arial"/>
@@ -32003,7 +32003,7 @@
             <w:pPr>
               <w:spacing w:after="20" w:before="0"/>
             </w:pPr>
-            <w:hyperlink w:history="1" r:id="rId1cidivd6filrlfg5bd0ew">
+            <w:hyperlink w:history="1" r:id="rIdujqb1ukq8vuidhhspeghg">
               <w:r>
                 <w:rPr>
                   <w:rFonts w:ascii="Arial" w:cs="Arial" w:eastAsia="Arial" w:hAnsi="Arial"/>
@@ -32036,7 +32036,7 @@
               <w:spacing w:after="10" w:before="0"/>
               <w:ind w:left="120"/>
             </w:pPr>
-            <w:hyperlink w:history="1" r:id="rId7nosleqgneawgb0bonxxm">
+            <w:hyperlink w:history="1" r:id="rIdqedwoncivkfldxgpyen7j">
               <w:r>
                 <w:rPr>
                   <w:rFonts w:ascii="Arial" w:cs="Arial" w:eastAsia="Arial" w:hAnsi="Arial"/>
@@ -32231,7 +32231,7 @@
             <w:pPr>
               <w:spacing w:after="20" w:before="0"/>
             </w:pPr>
-            <w:hyperlink w:history="1" r:id="rIdg-n4aby10dbk5obwbexwa">
+            <w:hyperlink w:history="1" r:id="rId4fhls1yz1fhmegnihv_zy">
               <w:r>
                 <w:rPr>
                   <w:rFonts w:ascii="Arial" w:cs="Arial" w:eastAsia="Arial" w:hAnsi="Arial"/>
@@ -32280,7 +32280,7 @@
               <w:spacing w:after="10" w:before="0"/>
               <w:ind w:left="120"/>
             </w:pPr>
-            <w:hyperlink w:history="1" r:id="rIdeguq3w1ose8bpocz0a4ex">
+            <w:hyperlink w:history="1" r:id="rIdeqooqexn5gnasukczlbgt">
               <w:r>
                 <w:rPr>
                   <w:rFonts w:ascii="Arial" w:cs="Arial" w:eastAsia="Arial" w:hAnsi="Arial"/>
@@ -32325,7 +32325,7 @@
             <w:pPr>
               <w:spacing w:after="20" w:before="0"/>
             </w:pPr>
-            <w:hyperlink w:history="1" r:id="rId0b0e_pdireileqixqd5sy">
+            <w:hyperlink w:history="1" r:id="rIderbnbii3h8n63qgrm4tpe">
               <w:r>
                 <w:rPr>
                   <w:rFonts w:ascii="Arial" w:cs="Arial" w:eastAsia="Arial" w:hAnsi="Arial"/>
@@ -32358,7 +32358,7 @@
               <w:spacing w:after="10" w:before="0"/>
               <w:ind w:left="120"/>
             </w:pPr>
-            <w:hyperlink w:history="1" r:id="rIdwnudghwatz5b_kanc-37-">
+            <w:hyperlink w:history="1" r:id="rIdj--un-xeqp9uiud6w31d7">
               <w:r>
                 <w:rPr>
                   <w:rFonts w:ascii="Arial" w:cs="Arial" w:eastAsia="Arial" w:hAnsi="Arial"/>
@@ -32553,7 +32553,7 @@
             <w:pPr>
               <w:spacing w:after="20" w:before="0"/>
             </w:pPr>
-            <w:hyperlink w:history="1" r:id="rId3d6v15rwm38kqbpbh-kwa">
+            <w:hyperlink w:history="1" r:id="rIdgw-sa2zm-t5dqrmhitaje">
               <w:r>
                 <w:rPr>
                   <w:rFonts w:ascii="Arial" w:cs="Arial" w:eastAsia="Arial" w:hAnsi="Arial"/>
@@ -32602,7 +32602,7 @@
               <w:spacing w:after="10" w:before="0"/>
               <w:ind w:left="120"/>
             </w:pPr>
-            <w:hyperlink w:history="1" r:id="rIdoep9v9giuckaxxrbhu1db">
+            <w:hyperlink w:history="1" r:id="rIdulcktxpik2ajrt51lrtue">
               <w:r>
                 <w:rPr>
                   <w:rFonts w:ascii="Arial" w:cs="Arial" w:eastAsia="Arial" w:hAnsi="Arial"/>
@@ -32647,7 +32647,7 @@
             <w:pPr>
               <w:spacing w:after="20" w:before="0"/>
             </w:pPr>
-            <w:hyperlink w:history="1" r:id="rId0leqjpkkdybgjmpenoh4s">
+            <w:hyperlink w:history="1" r:id="rIdgjcns_vx6eowl2mjp8zih">
               <w:r>
                 <w:rPr>
                   <w:rFonts w:ascii="Arial" w:cs="Arial" w:eastAsia="Arial" w:hAnsi="Arial"/>
@@ -32696,7 +32696,7 @@
               <w:spacing w:after="10" w:before="0"/>
               <w:ind w:left="120"/>
             </w:pPr>
-            <w:hyperlink w:history="1" r:id="rIdhfxccimblpe8e9il1h419">
+            <w:hyperlink w:history="1" r:id="rId4yqtymjmgfcbqoctoapq2">
               <w:r>
                 <w:rPr>
                   <w:rFonts w:ascii="Arial" w:cs="Arial" w:eastAsia="Arial" w:hAnsi="Arial"/>
@@ -33208,7 +33208,7 @@
         </w:rPr>
         <w:t xml:space="preserve">© 2026 SeaVuria and ARES. Aligned with KICD objectives. Developed by SeaVuria; technical implementation by ARES (with AI assistance from Claude). Licensed under </w:t>
       </w:r>
-      <w:hyperlink w:history="1" r:id="rIdnrxewtzc5bm8jxkvgdpcd">
+      <w:hyperlink w:history="1" r:id="rId8vbuguhwyqo7yt3edpeha">
         <w:r>
           <w:rPr>
             <w:rFonts w:ascii="Arial" w:cs="Arial" w:eastAsia="Arial" w:hAnsi="Arial"/>
@@ -33229,7 +33229,7 @@
         </w:rPr>
         <w:t xml:space="preserve"> (</w:t>
       </w:r>
-      <w:hyperlink w:history="1" r:id="rIdn0ydxddoyz6ydd30zr2vx">
+      <w:hyperlink w:history="1" r:id="rIdegaqcpt4jtirehabihibz">
         <w:r>
           <w:rPr>
             <w:rFonts w:ascii="Arial" w:cs="Arial" w:eastAsia="Arial" w:hAnsi="Arial"/>

--- a/data/outputs/v2/Maths/SS3.1_Trigonometry_I/Mathematics_Trigonometry_I_CBE_LessonSequence.docx
+++ b/data/outputs/v2/Maths/SS3.1_Trigonometry_I/Mathematics_Trigonometry_I_CBE_LessonSequence.docx
@@ -2615,7 +2615,7 @@
         </w:rPr>
         <w:t xml:space="preserve">© 2026 SeaVuria and ARES. This work is licensed under a </w:t>
       </w:r>
-      <w:hyperlink w:history="1" r:id="rId3ikthrz13bvfzrrcnhrs3">
+      <w:hyperlink w:history="1" r:id="rIdix9ufzwrw7qdrtkudag8z">
         <w:r>
           <w:rPr>
             <w:rFonts w:ascii="Arial" w:cs="Arial" w:eastAsia="Arial" w:hAnsi="Arial"/>
@@ -2635,7 +2635,7 @@
         </w:rPr>
         <w:t xml:space="preserve"> (</w:t>
       </w:r>
-      <w:hyperlink w:history="1" r:id="rIdcbvytrwvud111c6fqcjtx">
+      <w:hyperlink w:history="1" r:id="rIddoee7bju0udtnavijq36x">
         <w:r>
           <w:rPr>
             <w:rFonts w:ascii="Arial" w:cs="Arial" w:eastAsia="Arial" w:hAnsi="Arial"/>
@@ -2655,7 +2655,7 @@
         </w:rPr>
         <w:t xml:space="preserve">). To view a copy of this license, visit </w:t>
       </w:r>
-      <w:hyperlink w:history="1" r:id="rIdohizzfqv-0osi_k-_dsf2">
+      <w:hyperlink w:history="1" r:id="rIdtfbenyv0hdnq88_ly0krv">
         <w:r>
           <w:rPr>
             <w:rFonts w:ascii="Arial" w:cs="Arial" w:eastAsia="Arial" w:hAnsi="Arial"/>
@@ -3667,7 +3667,7 @@
             <w:pPr>
               <w:spacing w:after="20" w:before="0"/>
             </w:pPr>
-            <w:hyperlink w:history="1" r:id="rIdjzwmzcvhexszzmlsi6gyb">
+            <w:hyperlink w:history="1" r:id="rIdjgrumwrnutzwgepkm_ym3">
               <w:r>
                 <w:rPr>
                   <w:rFonts w:ascii="Arial" w:cs="Arial" w:eastAsia="Arial" w:hAnsi="Arial"/>
@@ -3700,7 +3700,7 @@
               <w:spacing w:after="10" w:before="0"/>
               <w:ind w:left="120"/>
             </w:pPr>
-            <w:hyperlink w:history="1" r:id="rIdib3hjrszetrvaxhjvb8se">
+            <w:hyperlink w:history="1" r:id="rIdb330ltcmms1iblqbfwgrv">
               <w:r>
                 <w:rPr>
                   <w:rFonts w:ascii="Arial" w:cs="Arial" w:eastAsia="Arial" w:hAnsi="Arial"/>
@@ -3745,7 +3745,7 @@
             <w:pPr>
               <w:spacing w:after="20" w:before="0"/>
             </w:pPr>
-            <w:hyperlink w:history="1" r:id="rIdvljz22w8zqdebtvpvjj4e">
+            <w:hyperlink w:history="1" r:id="rId90gwx6kd-x8zl8p89xkc2">
               <w:r>
                 <w:rPr>
                   <w:rFonts w:ascii="Arial" w:cs="Arial" w:eastAsia="Arial" w:hAnsi="Arial"/>
@@ -3778,7 +3778,7 @@
               <w:spacing w:after="10" w:before="0"/>
               <w:ind w:left="120"/>
             </w:pPr>
-            <w:hyperlink w:history="1" r:id="rIdsslicmpixv-icu2djffdr">
+            <w:hyperlink w:history="1" r:id="rIdwd0cq4vvzmq8jymkuj0de">
               <w:r>
                 <w:rPr>
                   <w:rFonts w:ascii="Arial" w:cs="Arial" w:eastAsia="Arial" w:hAnsi="Arial"/>
@@ -3973,7 +3973,7 @@
             <w:pPr>
               <w:spacing w:after="20" w:before="0"/>
             </w:pPr>
-            <w:hyperlink w:history="1" r:id="rIdnaorhyj-gzafg1rdaztfg">
+            <w:hyperlink w:history="1" r:id="rId0_np8noe05pqe212oomu8">
               <w:r>
                 <w:rPr>
                   <w:rFonts w:ascii="Arial" w:cs="Arial" w:eastAsia="Arial" w:hAnsi="Arial"/>
@@ -4006,7 +4006,7 @@
               <w:spacing w:after="10" w:before="0"/>
               <w:ind w:left="120"/>
             </w:pPr>
-            <w:hyperlink w:history="1" r:id="rIdkojpbk430jz9w4uvzfwii">
+            <w:hyperlink w:history="1" r:id="rIdcs4dniogdlxpcnuq9vqay">
               <w:r>
                 <w:rPr>
                   <w:rFonts w:ascii="Arial" w:cs="Arial" w:eastAsia="Arial" w:hAnsi="Arial"/>
@@ -4051,7 +4051,7 @@
             <w:pPr>
               <w:spacing w:after="20" w:before="0"/>
             </w:pPr>
-            <w:hyperlink w:history="1" r:id="rIdjavopxtirmm6oz6j1wwm4">
+            <w:hyperlink w:history="1" r:id="rId2u8vvrpzyim34fhp9gs92">
               <w:r>
                 <w:rPr>
                   <w:rFonts w:ascii="Arial" w:cs="Arial" w:eastAsia="Arial" w:hAnsi="Arial"/>
@@ -4084,7 +4084,7 @@
               <w:spacing w:after="10" w:before="0"/>
               <w:ind w:left="120"/>
             </w:pPr>
-            <w:hyperlink w:history="1" r:id="rIdyabcbrksnld5mv2wukvgn">
+            <w:hyperlink w:history="1" r:id="rIdswsggmalcyqwb4e9rergc">
               <w:r>
                 <w:rPr>
                   <w:rFonts w:ascii="Arial" w:cs="Arial" w:eastAsia="Arial" w:hAnsi="Arial"/>
@@ -4279,7 +4279,7 @@
             <w:pPr>
               <w:spacing w:after="20" w:before="0"/>
             </w:pPr>
-            <w:hyperlink w:history="1" r:id="rIdl59fu9ynw0vw0tal8o79o">
+            <w:hyperlink w:history="1" r:id="rIdnf9gr5zck6qdln_wa_qmm">
               <w:r>
                 <w:rPr>
                   <w:rFonts w:ascii="Arial" w:cs="Arial" w:eastAsia="Arial" w:hAnsi="Arial"/>
@@ -4312,7 +4312,7 @@
               <w:spacing w:after="10" w:before="0"/>
               <w:ind w:left="120"/>
             </w:pPr>
-            <w:hyperlink w:history="1" r:id="rIdcjx5ke_qquzp6okximduw">
+            <w:hyperlink w:history="1" r:id="rIdw_i3_fk8vpzmafvi4-2ot">
               <w:r>
                 <w:rPr>
                   <w:rFonts w:ascii="Arial" w:cs="Arial" w:eastAsia="Arial" w:hAnsi="Arial"/>
@@ -4357,7 +4357,7 @@
             <w:pPr>
               <w:spacing w:after="20" w:before="0"/>
             </w:pPr>
-            <w:hyperlink w:history="1" r:id="rIdhklxuut6ydmpe10afefak">
+            <w:hyperlink w:history="1" r:id="rIdbzg81hadrthxh-ep0ublo">
               <w:r>
                 <w:rPr>
                   <w:rFonts w:ascii="Arial" w:cs="Arial" w:eastAsia="Arial" w:hAnsi="Arial"/>
@@ -4406,7 +4406,7 @@
               <w:spacing w:after="10" w:before="0"/>
               <w:ind w:left="120"/>
             </w:pPr>
-            <w:hyperlink w:history="1" r:id="rIdyhyfm64ubrmrze-njq7sx">
+            <w:hyperlink w:history="1" r:id="rIdecg910dbq9xgeg8wblczu">
               <w:r>
                 <w:rPr>
                   <w:rFonts w:ascii="Arial" w:cs="Arial" w:eastAsia="Arial" w:hAnsi="Arial"/>
@@ -4601,7 +4601,7 @@
             <w:pPr>
               <w:spacing w:after="20" w:before="0"/>
             </w:pPr>
-            <w:hyperlink w:history="1" r:id="rIdfxnf1j2xgc-hacgqcemp3">
+            <w:hyperlink w:history="1" r:id="rIdm8sxcdybol2-hbx4abtt8">
               <w:r>
                 <w:rPr>
                   <w:rFonts w:ascii="Arial" w:cs="Arial" w:eastAsia="Arial" w:hAnsi="Arial"/>
@@ -4634,7 +4634,7 @@
               <w:spacing w:after="10" w:before="0"/>
               <w:ind w:left="120"/>
             </w:pPr>
-            <w:hyperlink w:history="1" r:id="rIdp9votmkwz9klz-petxtys">
+            <w:hyperlink w:history="1" r:id="rIdjazjdfc1ettquaj8zfeoo">
               <w:r>
                 <w:rPr>
                   <w:rFonts w:ascii="Arial" w:cs="Arial" w:eastAsia="Arial" w:hAnsi="Arial"/>
@@ -4679,7 +4679,7 @@
             <w:pPr>
               <w:spacing w:after="20" w:before="0"/>
             </w:pPr>
-            <w:hyperlink w:history="1" r:id="rId8zlryw6cpdu2xeondccld">
+            <w:hyperlink w:history="1" r:id="rIdc-nvures0d8oapa2hicwy">
               <w:r>
                 <w:rPr>
                   <w:rFonts w:ascii="Arial" w:cs="Arial" w:eastAsia="Arial" w:hAnsi="Arial"/>
@@ -4728,7 +4728,7 @@
               <w:spacing w:after="10" w:before="0"/>
               <w:ind w:left="120"/>
             </w:pPr>
-            <w:hyperlink w:history="1" r:id="rIdfy5iclov_eje6crqj77hx">
+            <w:hyperlink w:history="1" r:id="rId6u8ngkk8u8k31f95italf">
               <w:r>
                 <w:rPr>
                   <w:rFonts w:ascii="Arial" w:cs="Arial" w:eastAsia="Arial" w:hAnsi="Arial"/>
@@ -4923,7 +4923,7 @@
             <w:pPr>
               <w:spacing w:after="20" w:before="0"/>
             </w:pPr>
-            <w:hyperlink w:history="1" r:id="rIdzsenzrn74iuxv3zd8eac2">
+            <w:hyperlink w:history="1" r:id="rIdozhxrxk6kqzqg--vdg5fd">
               <w:r>
                 <w:rPr>
                   <w:rFonts w:ascii="Arial" w:cs="Arial" w:eastAsia="Arial" w:hAnsi="Arial"/>
@@ -4956,7 +4956,7 @@
               <w:spacing w:after="10" w:before="0"/>
               <w:ind w:left="120"/>
             </w:pPr>
-            <w:hyperlink w:history="1" r:id="rId8gdsbvhhx_j3i2jxf7cd8">
+            <w:hyperlink w:history="1" r:id="rId5lmweywcmb97i4ex7p1sh">
               <w:r>
                 <w:rPr>
                   <w:rFonts w:ascii="Arial" w:cs="Arial" w:eastAsia="Arial" w:hAnsi="Arial"/>
@@ -5001,7 +5001,7 @@
             <w:pPr>
               <w:spacing w:after="20" w:before="0"/>
             </w:pPr>
-            <w:hyperlink w:history="1" r:id="rIdophbtuuidgqglqd0whi9e">
+            <w:hyperlink w:history="1" r:id="rIduzj4_ef6zsl0fijmeeumc">
               <w:r>
                 <w:rPr>
                   <w:rFonts w:ascii="Arial" w:cs="Arial" w:eastAsia="Arial" w:hAnsi="Arial"/>
@@ -5050,7 +5050,7 @@
               <w:spacing w:after="10" w:before="0"/>
               <w:ind w:left="120"/>
             </w:pPr>
-            <w:hyperlink w:history="1" r:id="rIddxglioiiohwbume9zje11">
+            <w:hyperlink w:history="1" r:id="rIdgt2a-tpyzuiev1icm_yjg">
               <w:r>
                 <w:rPr>
                   <w:rFonts w:ascii="Arial" w:cs="Arial" w:eastAsia="Arial" w:hAnsi="Arial"/>
@@ -5562,7 +5562,7 @@
         </w:rPr>
         <w:t xml:space="preserve">© 2026 SeaVuria and ARES. Aligned with KICD objectives. Developed by SeaVuria; technical implementation by ARES (with AI assistance from Claude). Licensed under </w:t>
       </w:r>
-      <w:hyperlink w:history="1" r:id="rIdlnxk215duvbje0zfgtib1">
+      <w:hyperlink w:history="1" r:id="rIda7azvuzt-rt5yu1fabkuk">
         <w:r>
           <w:rPr>
             <w:rFonts w:ascii="Arial" w:cs="Arial" w:eastAsia="Arial" w:hAnsi="Arial"/>
@@ -5583,7 +5583,7 @@
         </w:rPr>
         <w:t xml:space="preserve"> (</w:t>
       </w:r>
-      <w:hyperlink w:history="1" r:id="rIdb55qdh0bgdpzntjhifd94">
+      <w:hyperlink w:history="1" r:id="rIdhz2wjcvwogw8egcno1ej3">
         <w:r>
           <w:rPr>
             <w:rFonts w:ascii="Arial" w:cs="Arial" w:eastAsia="Arial" w:hAnsi="Arial"/>
@@ -6596,7 +6596,7 @@
             <w:pPr>
               <w:spacing w:after="20" w:before="0"/>
             </w:pPr>
-            <w:hyperlink w:history="1" r:id="rIdhss2knd91untsftxb0ipf">
+            <w:hyperlink w:history="1" r:id="rIdylql50cpzloxukegepzst">
               <w:r>
                 <w:rPr>
                   <w:rFonts w:ascii="Arial" w:cs="Arial" w:eastAsia="Arial" w:hAnsi="Arial"/>
@@ -6629,7 +6629,7 @@
               <w:spacing w:after="10" w:before="0"/>
               <w:ind w:left="120"/>
             </w:pPr>
-            <w:hyperlink w:history="1" r:id="rIdkfl1dckpc3nsib7oysw0q">
+            <w:hyperlink w:history="1" r:id="rIdjkbzn4prnp05jruth9sdc">
               <w:r>
                 <w:rPr>
                   <w:rFonts w:ascii="Arial" w:cs="Arial" w:eastAsia="Arial" w:hAnsi="Arial"/>
@@ -6674,7 +6674,7 @@
             <w:pPr>
               <w:spacing w:after="20" w:before="0"/>
             </w:pPr>
-            <w:hyperlink w:history="1" r:id="rId23g8usf0lmfb9ksux8jio">
+            <w:hyperlink w:history="1" r:id="rIdmompm6y0lqgjp07ta1mwb">
               <w:r>
                 <w:rPr>
                   <w:rFonts w:ascii="Arial" w:cs="Arial" w:eastAsia="Arial" w:hAnsi="Arial"/>
@@ -6707,7 +6707,7 @@
               <w:spacing w:after="10" w:before="0"/>
               <w:ind w:left="120"/>
             </w:pPr>
-            <w:hyperlink w:history="1" r:id="rIdtmyunwjylhd14oa70kxud">
+            <w:hyperlink w:history="1" r:id="rIdztpnhy4izbk5mtiyi2bp6">
               <w:r>
                 <w:rPr>
                   <w:rFonts w:ascii="Arial" w:cs="Arial" w:eastAsia="Arial" w:hAnsi="Arial"/>
@@ -6902,7 +6902,7 @@
             <w:pPr>
               <w:spacing w:after="20" w:before="0"/>
             </w:pPr>
-            <w:hyperlink w:history="1" r:id="rIdg40s6uz92ku_dcvyckms4">
+            <w:hyperlink w:history="1" r:id="rId6_n9jyza9tx8elm9fpio7">
               <w:r>
                 <w:rPr>
                   <w:rFonts w:ascii="Arial" w:cs="Arial" w:eastAsia="Arial" w:hAnsi="Arial"/>
@@ -6935,7 +6935,7 @@
               <w:spacing w:after="10" w:before="0"/>
               <w:ind w:left="120"/>
             </w:pPr>
-            <w:hyperlink w:history="1" r:id="rIdsbiiqbb_f0jwnm0hgseez">
+            <w:hyperlink w:history="1" r:id="rIdztrxheuar_mzyng4mdtsx">
               <w:r>
                 <w:rPr>
                   <w:rFonts w:ascii="Arial" w:cs="Arial" w:eastAsia="Arial" w:hAnsi="Arial"/>
@@ -6980,7 +6980,7 @@
             <w:pPr>
               <w:spacing w:after="20" w:before="0"/>
             </w:pPr>
-            <w:hyperlink w:history="1" r:id="rIdhuow6hyijbj9mjpgskzhl">
+            <w:hyperlink w:history="1" r:id="rIdalr0dgywzurgcn4hziu9u">
               <w:r>
                 <w:rPr>
                   <w:rFonts w:ascii="Arial" w:cs="Arial" w:eastAsia="Arial" w:hAnsi="Arial"/>
@@ -7013,7 +7013,7 @@
               <w:spacing w:after="10" w:before="0"/>
               <w:ind w:left="120"/>
             </w:pPr>
-            <w:hyperlink w:history="1" r:id="rIdmzchn76aselw7hgacwcgt">
+            <w:hyperlink w:history="1" r:id="rId3xpnsou5jgmx9cmeyblre">
               <w:r>
                 <w:rPr>
                   <w:rFonts w:ascii="Arial" w:cs="Arial" w:eastAsia="Arial" w:hAnsi="Arial"/>
@@ -7208,7 +7208,7 @@
             <w:pPr>
               <w:spacing w:after="20" w:before="0"/>
             </w:pPr>
-            <w:hyperlink w:history="1" r:id="rIdy1yqbsdc-htdqzxoachtt">
+            <w:hyperlink w:history="1" r:id="rIdejkgwui9eyfhxpwk6t2f5">
               <w:r>
                 <w:rPr>
                   <w:rFonts w:ascii="Arial" w:cs="Arial" w:eastAsia="Arial" w:hAnsi="Arial"/>
@@ -7241,7 +7241,7 @@
               <w:spacing w:after="10" w:before="0"/>
               <w:ind w:left="120"/>
             </w:pPr>
-            <w:hyperlink w:history="1" r:id="rIdsdxzyfaejm7_aywkeu2rs">
+            <w:hyperlink w:history="1" r:id="rIduur9w-6bb9nrvno_7gciq">
               <w:r>
                 <w:rPr>
                   <w:rFonts w:ascii="Arial" w:cs="Arial" w:eastAsia="Arial" w:hAnsi="Arial"/>
@@ -7286,7 +7286,7 @@
             <w:pPr>
               <w:spacing w:after="20" w:before="0"/>
             </w:pPr>
-            <w:hyperlink w:history="1" r:id="rIdvz6qkr9qteqgy6ymxlpyd">
+            <w:hyperlink w:history="1" r:id="rIdrmnw8r-bfnteav8ymgvv6">
               <w:r>
                 <w:rPr>
                   <w:rFonts w:ascii="Arial" w:cs="Arial" w:eastAsia="Arial" w:hAnsi="Arial"/>
@@ -7335,7 +7335,7 @@
               <w:spacing w:after="10" w:before="0"/>
               <w:ind w:left="120"/>
             </w:pPr>
-            <w:hyperlink w:history="1" r:id="rIduxvemakjewxteul-gj4fs">
+            <w:hyperlink w:history="1" r:id="rIdyh3rmtpn2kg8izhoz0wr9">
               <w:r>
                 <w:rPr>
                   <w:rFonts w:ascii="Arial" w:cs="Arial" w:eastAsia="Arial" w:hAnsi="Arial"/>
@@ -7530,7 +7530,7 @@
             <w:pPr>
               <w:spacing w:after="20" w:before="0"/>
             </w:pPr>
-            <w:hyperlink w:history="1" r:id="rIdomckigyl8gpvecnt-kv3y">
+            <w:hyperlink w:history="1" r:id="rIdqriqvo9guiqrhhh_t_djn">
               <w:r>
                 <w:rPr>
                   <w:rFonts w:ascii="Arial" w:cs="Arial" w:eastAsia="Arial" w:hAnsi="Arial"/>
@@ -7563,7 +7563,7 @@
               <w:spacing w:after="10" w:before="0"/>
               <w:ind w:left="120"/>
             </w:pPr>
-            <w:hyperlink w:history="1" r:id="rIdbsu6pctge0cr6mtok6adt">
+            <w:hyperlink w:history="1" r:id="rId0zlrzgpmeznigqgu-7tfh">
               <w:r>
                 <w:rPr>
                   <w:rFonts w:ascii="Arial" w:cs="Arial" w:eastAsia="Arial" w:hAnsi="Arial"/>
@@ -7608,7 +7608,7 @@
             <w:pPr>
               <w:spacing w:after="20" w:before="0"/>
             </w:pPr>
-            <w:hyperlink w:history="1" r:id="rIdp9bkwjh0qhgpgqrjm9jc4">
+            <w:hyperlink w:history="1" r:id="rId-lwtz5mgvwb0g3budznnv">
               <w:r>
                 <w:rPr>
                   <w:rFonts w:ascii="Arial" w:cs="Arial" w:eastAsia="Arial" w:hAnsi="Arial"/>
@@ -7657,7 +7657,7 @@
               <w:spacing w:after="10" w:before="0"/>
               <w:ind w:left="120"/>
             </w:pPr>
-            <w:hyperlink w:history="1" r:id="rIdailb_zq9bba2ajseabww-">
+            <w:hyperlink w:history="1" r:id="rIdh3habhd092tftdrenw7fx">
               <w:r>
                 <w:rPr>
                   <w:rFonts w:ascii="Arial" w:cs="Arial" w:eastAsia="Arial" w:hAnsi="Arial"/>
@@ -7852,7 +7852,7 @@
             <w:pPr>
               <w:spacing w:after="20" w:before="0"/>
             </w:pPr>
-            <w:hyperlink w:history="1" r:id="rIdnn62rowepdqk6tdty9hmw">
+            <w:hyperlink w:history="1" r:id="rIduyheg42uqeyhehb6dqotw">
               <w:r>
                 <w:rPr>
                   <w:rFonts w:ascii="Arial" w:cs="Arial" w:eastAsia="Arial" w:hAnsi="Arial"/>
@@ -7901,7 +7901,7 @@
               <w:spacing w:after="10" w:before="0"/>
               <w:ind w:left="120"/>
             </w:pPr>
-            <w:hyperlink w:history="1" r:id="rId60ettci6eii1_jn0boy1z">
+            <w:hyperlink w:history="1" r:id="rIdkhmu4sqih_aogf_lrrekw">
               <w:r>
                 <w:rPr>
                   <w:rFonts w:ascii="Arial" w:cs="Arial" w:eastAsia="Arial" w:hAnsi="Arial"/>
@@ -7946,7 +7946,7 @@
             <w:pPr>
               <w:spacing w:after="20" w:before="0"/>
             </w:pPr>
-            <w:hyperlink w:history="1" r:id="rIdufqwezoksbrimsegosyuf">
+            <w:hyperlink w:history="1" r:id="rIdsirpnigzvzmoq6xf2cakm">
               <w:r>
                 <w:rPr>
                   <w:rFonts w:ascii="Arial" w:cs="Arial" w:eastAsia="Arial" w:hAnsi="Arial"/>
@@ -7995,7 +7995,7 @@
               <w:spacing w:after="10" w:before="0"/>
               <w:ind w:left="120"/>
             </w:pPr>
-            <w:hyperlink w:history="1" r:id="rIdsxwwmqdem59si4fkfbtfi">
+            <w:hyperlink w:history="1" r:id="rIdaygdbh-_oatwtqahpjfb_">
               <w:r>
                 <w:rPr>
                   <w:rFonts w:ascii="Arial" w:cs="Arial" w:eastAsia="Arial" w:hAnsi="Arial"/>
@@ -8507,7 +8507,7 @@
         </w:rPr>
         <w:t xml:space="preserve">© 2026 SeaVuria and ARES. Aligned with KICD objectives. Developed by SeaVuria; technical implementation by ARES (with AI assistance from Claude). Licensed under </w:t>
       </w:r>
-      <w:hyperlink w:history="1" r:id="rIdgyqu6zcbeqqf8_nx8eqd7">
+      <w:hyperlink w:history="1" r:id="rIdqmi0xojokemhqqdbwggls">
         <w:r>
           <w:rPr>
             <w:rFonts w:ascii="Arial" w:cs="Arial" w:eastAsia="Arial" w:hAnsi="Arial"/>
@@ -8528,7 +8528,7 @@
         </w:rPr>
         <w:t xml:space="preserve"> (</w:t>
       </w:r>
-      <w:hyperlink w:history="1" r:id="rId9cns0u_u8hichpwvtgt-j">
+      <w:hyperlink w:history="1" r:id="rIdhjxszp_ej0mxr5agnpxts">
         <w:r>
           <w:rPr>
             <w:rFonts w:ascii="Arial" w:cs="Arial" w:eastAsia="Arial" w:hAnsi="Arial"/>
@@ -9541,7 +9541,7 @@
             <w:pPr>
               <w:spacing w:after="20" w:before="0"/>
             </w:pPr>
-            <w:hyperlink w:history="1" r:id="rIddusbk7-p3cc3asdpp1k6p">
+            <w:hyperlink w:history="1" r:id="rIdgxbpohc5_qly2yuai5stf">
               <w:r>
                 <w:rPr>
                   <w:rFonts w:ascii="Arial" w:cs="Arial" w:eastAsia="Arial" w:hAnsi="Arial"/>
@@ -9574,7 +9574,7 @@
               <w:spacing w:after="10" w:before="0"/>
               <w:ind w:left="120"/>
             </w:pPr>
-            <w:hyperlink w:history="1" r:id="rIdvqxaxsic9ypzebr2g_kld">
+            <w:hyperlink w:history="1" r:id="rIdwro94ndrzloknylt7pyq-">
               <w:r>
                 <w:rPr>
                   <w:rFonts w:ascii="Arial" w:cs="Arial" w:eastAsia="Arial" w:hAnsi="Arial"/>
@@ -9619,7 +9619,7 @@
             <w:pPr>
               <w:spacing w:after="20" w:before="0"/>
             </w:pPr>
-            <w:hyperlink w:history="1" r:id="rId3upfi-fy3wmhwus6fj46d">
+            <w:hyperlink w:history="1" r:id="rIdioifcxxi-_mntwuazbmyj">
               <w:r>
                 <w:rPr>
                   <w:rFonts w:ascii="Arial" w:cs="Arial" w:eastAsia="Arial" w:hAnsi="Arial"/>
@@ -9652,7 +9652,7 @@
               <w:spacing w:after="10" w:before="0"/>
               <w:ind w:left="120"/>
             </w:pPr>
-            <w:hyperlink w:history="1" r:id="rIdti_o1zq9yimkvwmwht7e9">
+            <w:hyperlink w:history="1" r:id="rIduwmioqmmcsq4rnlaebwiw">
               <w:r>
                 <w:rPr>
                   <w:rFonts w:ascii="Arial" w:cs="Arial" w:eastAsia="Arial" w:hAnsi="Arial"/>
@@ -9847,7 +9847,7 @@
             <w:pPr>
               <w:spacing w:after="20" w:before="0"/>
             </w:pPr>
-            <w:hyperlink w:history="1" r:id="rId-ulsqsf3nvsadluzhy4-j">
+            <w:hyperlink w:history="1" r:id="rIdmba1zd_xriq_i7joijvpc">
               <w:r>
                 <w:rPr>
                   <w:rFonts w:ascii="Arial" w:cs="Arial" w:eastAsia="Arial" w:hAnsi="Arial"/>
@@ -9880,7 +9880,7 @@
               <w:spacing w:after="10" w:before="0"/>
               <w:ind w:left="120"/>
             </w:pPr>
-            <w:hyperlink w:history="1" r:id="rIdg9yp8gdpeoimckyoc6s0t">
+            <w:hyperlink w:history="1" r:id="rIdv-p9njkcxknt-wmuluaha">
               <w:r>
                 <w:rPr>
                   <w:rFonts w:ascii="Arial" w:cs="Arial" w:eastAsia="Arial" w:hAnsi="Arial"/>
@@ -9925,7 +9925,7 @@
             <w:pPr>
               <w:spacing w:after="20" w:before="0"/>
             </w:pPr>
-            <w:hyperlink w:history="1" r:id="rId8ewcavrovl79_z0r8r0z9">
+            <w:hyperlink w:history="1" r:id="rIdmf0nrcwk9byzlaj-quopu">
               <w:r>
                 <w:rPr>
                   <w:rFonts w:ascii="Arial" w:cs="Arial" w:eastAsia="Arial" w:hAnsi="Arial"/>
@@ -9958,7 +9958,7 @@
               <w:spacing w:after="10" w:before="0"/>
               <w:ind w:left="120"/>
             </w:pPr>
-            <w:hyperlink w:history="1" r:id="rIdju4j3fpwazf91-vwmet24">
+            <w:hyperlink w:history="1" r:id="rIdlwotzmdlszdpl2-rfue-x">
               <w:r>
                 <w:rPr>
                   <w:rFonts w:ascii="Arial" w:cs="Arial" w:eastAsia="Arial" w:hAnsi="Arial"/>
@@ -10153,7 +10153,7 @@
             <w:pPr>
               <w:spacing w:after="20" w:before="0"/>
             </w:pPr>
-            <w:hyperlink w:history="1" r:id="rIdtjtjdajdnkdiagzypoudc">
+            <w:hyperlink w:history="1" r:id="rIdgju5hxcdzsgmzgxtqwal0">
               <w:r>
                 <w:rPr>
                   <w:rFonts w:ascii="Arial" w:cs="Arial" w:eastAsia="Arial" w:hAnsi="Arial"/>
@@ -10186,7 +10186,7 @@
               <w:spacing w:after="10" w:before="0"/>
               <w:ind w:left="120"/>
             </w:pPr>
-            <w:hyperlink w:history="1" r:id="rId9piumk9_q5jsji4jksr7g">
+            <w:hyperlink w:history="1" r:id="rId6mfzx9ogcy6cjxeuokfpe">
               <w:r>
                 <w:rPr>
                   <w:rFonts w:ascii="Arial" w:cs="Arial" w:eastAsia="Arial" w:hAnsi="Arial"/>
@@ -10231,7 +10231,7 @@
             <w:pPr>
               <w:spacing w:after="20" w:before="0"/>
             </w:pPr>
-            <w:hyperlink w:history="1" r:id="rId2zzc-nbiy6hat3vwcjzby">
+            <w:hyperlink w:history="1" r:id="rIdcib9qmdkbo-ibsr77thxz">
               <w:r>
                 <w:rPr>
                   <w:rFonts w:ascii="Arial" w:cs="Arial" w:eastAsia="Arial" w:hAnsi="Arial"/>
@@ -10280,7 +10280,7 @@
               <w:spacing w:after="10" w:before="0"/>
               <w:ind w:left="120"/>
             </w:pPr>
-            <w:hyperlink w:history="1" r:id="rIddtwxyg_mdfd8-cklv8pyr">
+            <w:hyperlink w:history="1" r:id="rId1uvinfcu_a0-r30rppvjh">
               <w:r>
                 <w:rPr>
                   <w:rFonts w:ascii="Arial" w:cs="Arial" w:eastAsia="Arial" w:hAnsi="Arial"/>
@@ -10475,7 +10475,7 @@
             <w:pPr>
               <w:spacing w:after="20" w:before="0"/>
             </w:pPr>
-            <w:hyperlink w:history="1" r:id="rIdlzgirpkhgbb4qw4enfzri">
+            <w:hyperlink w:history="1" r:id="rIdy3bp68trdqmb3hmhp7hgh">
               <w:r>
                 <w:rPr>
                   <w:rFonts w:ascii="Arial" w:cs="Arial" w:eastAsia="Arial" w:hAnsi="Arial"/>
@@ -10508,7 +10508,7 @@
               <w:spacing w:after="10" w:before="0"/>
               <w:ind w:left="120"/>
             </w:pPr>
-            <w:hyperlink w:history="1" r:id="rIdy7g540epkhrz6afcbjbe4">
+            <w:hyperlink w:history="1" r:id="rIdxb5zeblbjmhpo_wwcwywh">
               <w:r>
                 <w:rPr>
                   <w:rFonts w:ascii="Arial" w:cs="Arial" w:eastAsia="Arial" w:hAnsi="Arial"/>
@@ -10553,7 +10553,7 @@
             <w:pPr>
               <w:spacing w:after="20" w:before="0"/>
             </w:pPr>
-            <w:hyperlink w:history="1" r:id="rIdolwzcrlpmnbauchgcrl0s">
+            <w:hyperlink w:history="1" r:id="rIdjbwgviwz6twjteetlqw4k">
               <w:r>
                 <w:rPr>
                   <w:rFonts w:ascii="Arial" w:cs="Arial" w:eastAsia="Arial" w:hAnsi="Arial"/>
@@ -10602,7 +10602,7 @@
               <w:spacing w:after="10" w:before="0"/>
               <w:ind w:left="120"/>
             </w:pPr>
-            <w:hyperlink w:history="1" r:id="rIddre87xpu_zn439zod5zto">
+            <w:hyperlink w:history="1" r:id="rIdjpszxxxk_xtrtmkv0o5kt">
               <w:r>
                 <w:rPr>
                   <w:rFonts w:ascii="Arial" w:cs="Arial" w:eastAsia="Arial" w:hAnsi="Arial"/>
@@ -10797,7 +10797,7 @@
             <w:pPr>
               <w:spacing w:after="20" w:before="0"/>
             </w:pPr>
-            <w:hyperlink w:history="1" r:id="rIdibgyln4ai3y14h3tfcaqn">
+            <w:hyperlink w:history="1" r:id="rId27r8xvmaytvmajp-ojfik">
               <w:r>
                 <w:rPr>
                   <w:rFonts w:ascii="Arial" w:cs="Arial" w:eastAsia="Arial" w:hAnsi="Arial"/>
@@ -10830,7 +10830,7 @@
               <w:spacing w:after="10" w:before="0"/>
               <w:ind w:left="120"/>
             </w:pPr>
-            <w:hyperlink w:history="1" r:id="rIdjdkozg6_euhqod5fhu4fn">
+            <w:hyperlink w:history="1" r:id="rIdi_gcnwmilp5d3e4ce6h1r">
               <w:r>
                 <w:rPr>
                   <w:rFonts w:ascii="Arial" w:cs="Arial" w:eastAsia="Arial" w:hAnsi="Arial"/>
@@ -10875,7 +10875,7 @@
             <w:pPr>
               <w:spacing w:after="20" w:before="0"/>
             </w:pPr>
-            <w:hyperlink w:history="1" r:id="rIdikfd0jakedlxbrnek3xkr">
+            <w:hyperlink w:history="1" r:id="rIdlfbirfuyd3eslh2znayjk">
               <w:r>
                 <w:rPr>
                   <w:rFonts w:ascii="Arial" w:cs="Arial" w:eastAsia="Arial" w:hAnsi="Arial"/>
@@ -10924,7 +10924,7 @@
               <w:spacing w:after="10" w:before="0"/>
               <w:ind w:left="120"/>
             </w:pPr>
-            <w:hyperlink w:history="1" r:id="rIdlfcnnkyh7nyr06dm31yvf">
+            <w:hyperlink w:history="1" r:id="rIdff1sa-zp9ifbpswb0v3ef">
               <w:r>
                 <w:rPr>
                   <w:rFonts w:ascii="Arial" w:cs="Arial" w:eastAsia="Arial" w:hAnsi="Arial"/>
@@ -11436,7 +11436,7 @@
         </w:rPr>
         <w:t xml:space="preserve">© 2026 SeaVuria and ARES. Aligned with KICD objectives. Developed by SeaVuria; technical implementation by ARES (with AI assistance from Claude). Licensed under </w:t>
       </w:r>
-      <w:hyperlink w:history="1" r:id="rIdsbssz-tpocdk0pi-u-fwa">
+      <w:hyperlink w:history="1" r:id="rIdd6_ich7ezpxifxm4-xyvy">
         <w:r>
           <w:rPr>
             <w:rFonts w:ascii="Arial" w:cs="Arial" w:eastAsia="Arial" w:hAnsi="Arial"/>
@@ -11457,7 +11457,7 @@
         </w:rPr>
         <w:t xml:space="preserve"> (</w:t>
       </w:r>
-      <w:hyperlink w:history="1" r:id="rIdnzpymfuy6qnugul1ihy6x">
+      <w:hyperlink w:history="1" r:id="rIddpig5ne6busj5rkl8nwhi">
         <w:r>
           <w:rPr>
             <w:rFonts w:ascii="Arial" w:cs="Arial" w:eastAsia="Arial" w:hAnsi="Arial"/>
@@ -12470,7 +12470,7 @@
             <w:pPr>
               <w:spacing w:after="20" w:before="0"/>
             </w:pPr>
-            <w:hyperlink w:history="1" r:id="rIdidy1_kw7wtxnrp6ylq2y3">
+            <w:hyperlink w:history="1" r:id="rIdsjnnhspl-xyitgwdkr8xg">
               <w:r>
                 <w:rPr>
                   <w:rFonts w:ascii="Arial" w:cs="Arial" w:eastAsia="Arial" w:hAnsi="Arial"/>
@@ -12503,7 +12503,7 @@
               <w:spacing w:after="10" w:before="0"/>
               <w:ind w:left="120"/>
             </w:pPr>
-            <w:hyperlink w:history="1" r:id="rIdtzsdxvlqdrqszb44dth1l">
+            <w:hyperlink w:history="1" r:id="rIdusb_wnlxa0tgbjiovyjsb">
               <w:r>
                 <w:rPr>
                   <w:rFonts w:ascii="Arial" w:cs="Arial" w:eastAsia="Arial" w:hAnsi="Arial"/>
@@ -12548,7 +12548,7 @@
             <w:pPr>
               <w:spacing w:after="20" w:before="0"/>
             </w:pPr>
-            <w:hyperlink w:history="1" r:id="rIdmfe1bohwqkkarva8a3upz">
+            <w:hyperlink w:history="1" r:id="rIdlqetwa4tutoymalubncop">
               <w:r>
                 <w:rPr>
                   <w:rFonts w:ascii="Arial" w:cs="Arial" w:eastAsia="Arial" w:hAnsi="Arial"/>
@@ -12581,7 +12581,7 @@
               <w:spacing w:after="10" w:before="0"/>
               <w:ind w:left="120"/>
             </w:pPr>
-            <w:hyperlink w:history="1" r:id="rIdujy1jax9tr64sk0vlyjwe">
+            <w:hyperlink w:history="1" r:id="rIdfe6wwekazek7stfyremk7">
               <w:r>
                 <w:rPr>
                   <w:rFonts w:ascii="Arial" w:cs="Arial" w:eastAsia="Arial" w:hAnsi="Arial"/>
@@ -12776,7 +12776,7 @@
             <w:pPr>
               <w:spacing w:after="20" w:before="0"/>
             </w:pPr>
-            <w:hyperlink w:history="1" r:id="rIdvasvwwn2xrf_f465h7-ei">
+            <w:hyperlink w:history="1" r:id="rIdbuiheqkbju0rwobspecpa">
               <w:r>
                 <w:rPr>
                   <w:rFonts w:ascii="Arial" w:cs="Arial" w:eastAsia="Arial" w:hAnsi="Arial"/>
@@ -12809,7 +12809,7 @@
               <w:spacing w:after="10" w:before="0"/>
               <w:ind w:left="120"/>
             </w:pPr>
-            <w:hyperlink w:history="1" r:id="rIdqbuw3sm1afszuhmkvtlzs">
+            <w:hyperlink w:history="1" r:id="rId9ahxpjqa19adwia2fzeb9">
               <w:r>
                 <w:rPr>
                   <w:rFonts w:ascii="Arial" w:cs="Arial" w:eastAsia="Arial" w:hAnsi="Arial"/>
@@ -12854,7 +12854,7 @@
             <w:pPr>
               <w:spacing w:after="20" w:before="0"/>
             </w:pPr>
-            <w:hyperlink w:history="1" r:id="rIdkbblsfbjapok-csof8tv6">
+            <w:hyperlink w:history="1" r:id="rIdc06jdm34tud1y5s-rzgby">
               <w:r>
                 <w:rPr>
                   <w:rFonts w:ascii="Arial" w:cs="Arial" w:eastAsia="Arial" w:hAnsi="Arial"/>
@@ -12887,7 +12887,7 @@
               <w:spacing w:after="10" w:before="0"/>
               <w:ind w:left="120"/>
             </w:pPr>
-            <w:hyperlink w:history="1" r:id="rId2jt_mzoaehuu8mujna3bb">
+            <w:hyperlink w:history="1" r:id="rIdjg-znd-86xrts5uo8z9ef">
               <w:r>
                 <w:rPr>
                   <w:rFonts w:ascii="Arial" w:cs="Arial" w:eastAsia="Arial" w:hAnsi="Arial"/>
@@ -13158,7 +13158,7 @@
             <w:pPr>
               <w:spacing w:after="20" w:before="0"/>
             </w:pPr>
-            <w:hyperlink w:history="1" r:id="rIduhpcrq14kapcyo18jtq98">
+            <w:hyperlink w:history="1" r:id="rIdjeksyx5zrswdvkqyzf_kr">
               <w:r>
                 <w:rPr>
                   <w:rFonts w:ascii="Arial" w:cs="Arial" w:eastAsia="Arial" w:hAnsi="Arial"/>
@@ -13207,7 +13207,7 @@
               <w:spacing w:after="10" w:before="0"/>
               <w:ind w:left="120"/>
             </w:pPr>
-            <w:hyperlink w:history="1" r:id="rId9rpjd2j-0u50siuma3rai">
+            <w:hyperlink w:history="1" r:id="rIdm8svyjhhqysycx2yyfnpz">
               <w:r>
                 <w:rPr>
                   <w:rFonts w:ascii="Arial" w:cs="Arial" w:eastAsia="Arial" w:hAnsi="Arial"/>
@@ -13252,7 +13252,7 @@
             <w:pPr>
               <w:spacing w:after="20" w:before="0"/>
             </w:pPr>
-            <w:hyperlink w:history="1" r:id="rIdzlurljlnutkhs-uhy5voj">
+            <w:hyperlink w:history="1" r:id="rIdeuqbhbrsyt90vnw2jcnww">
               <w:r>
                 <w:rPr>
                   <w:rFonts w:ascii="Arial" w:cs="Arial" w:eastAsia="Arial" w:hAnsi="Arial"/>
@@ -13285,7 +13285,7 @@
               <w:spacing w:after="10" w:before="0"/>
               <w:ind w:left="120"/>
             </w:pPr>
-            <w:hyperlink w:history="1" r:id="rIdhx1xvpi-gnz-4vtrgrn7n">
+            <w:hyperlink w:history="1" r:id="rIdtauguzfphg3sbgoreo42c">
               <w:r>
                 <w:rPr>
                   <w:rFonts w:ascii="Arial" w:cs="Arial" w:eastAsia="Arial" w:hAnsi="Arial"/>
@@ -13632,7 +13632,7 @@
             <w:pPr>
               <w:spacing w:after="20" w:before="0"/>
             </w:pPr>
-            <w:hyperlink w:history="1" r:id="rId_ng8oba77dapfofmqwzt7">
+            <w:hyperlink w:history="1" r:id="rIdhx1_fbgvhstv4kqnkqepm">
               <w:r>
                 <w:rPr>
                   <w:rFonts w:ascii="Arial" w:cs="Arial" w:eastAsia="Arial" w:hAnsi="Arial"/>
@@ -13681,7 +13681,7 @@
               <w:spacing w:after="10" w:before="0"/>
               <w:ind w:left="120"/>
             </w:pPr>
-            <w:hyperlink w:history="1" r:id="rIdp1aa0afenmgpjbzwwl8o2">
+            <w:hyperlink w:history="1" r:id="rIdiylg48iq_aahh504hophd">
               <w:r>
                 <w:rPr>
                   <w:rFonts w:ascii="Arial" w:cs="Arial" w:eastAsia="Arial" w:hAnsi="Arial"/>
@@ -13726,7 +13726,7 @@
             <w:pPr>
               <w:spacing w:after="20" w:before="0"/>
             </w:pPr>
-            <w:hyperlink w:history="1" r:id="rIdbbqazhx-buuosudd6ckve">
+            <w:hyperlink w:history="1" r:id="rId7uskc8lu-59qhuhim-geo">
               <w:r>
                 <w:rPr>
                   <w:rFonts w:ascii="Arial" w:cs="Arial" w:eastAsia="Arial" w:hAnsi="Arial"/>
@@ -13759,7 +13759,7 @@
               <w:spacing w:after="10" w:before="0"/>
               <w:ind w:left="120"/>
             </w:pPr>
-            <w:hyperlink w:history="1" r:id="rIdej-6asdxrbzw3h_ta3now">
+            <w:hyperlink w:history="1" r:id="rIdgx55upf19agrzovqho9at">
               <w:r>
                 <w:rPr>
                   <w:rFonts w:ascii="Arial" w:cs="Arial" w:eastAsia="Arial" w:hAnsi="Arial"/>
@@ -13954,7 +13954,7 @@
             <w:pPr>
               <w:spacing w:after="20" w:before="0"/>
             </w:pPr>
-            <w:hyperlink w:history="1" r:id="rIdbnlytvqzbv2lgtfjwaowf">
+            <w:hyperlink w:history="1" r:id="rIdvjragb44cegpvzcz-l-qn">
               <w:r>
                 <w:rPr>
                   <w:rFonts w:ascii="Arial" w:cs="Arial" w:eastAsia="Arial" w:hAnsi="Arial"/>
@@ -14003,7 +14003,7 @@
               <w:spacing w:after="10" w:before="0"/>
               <w:ind w:left="120"/>
             </w:pPr>
-            <w:hyperlink w:history="1" r:id="rIdwyf4g4v-c9piwac-2co-b">
+            <w:hyperlink w:history="1" r:id="rIdyytrdglwv7oswdq4fuzpq">
               <w:r>
                 <w:rPr>
                   <w:rFonts w:ascii="Arial" w:cs="Arial" w:eastAsia="Arial" w:hAnsi="Arial"/>
@@ -14048,7 +14048,7 @@
             <w:pPr>
               <w:spacing w:after="20" w:before="0"/>
             </w:pPr>
-            <w:hyperlink w:history="1" r:id="rIdzvmc5yuqjf4w2vzdn54cd">
+            <w:hyperlink w:history="1" r:id="rIdh5_ypdyetwy8qu6gb4sks">
               <w:r>
                 <w:rPr>
                   <w:rFonts w:ascii="Arial" w:cs="Arial" w:eastAsia="Arial" w:hAnsi="Arial"/>
@@ -14097,7 +14097,7 @@
               <w:spacing w:after="10" w:before="0"/>
               <w:ind w:left="120"/>
             </w:pPr>
-            <w:hyperlink w:history="1" r:id="rIdzvae43_fb8xspdg2ejuzn">
+            <w:hyperlink w:history="1" r:id="rId5figjxxzzrbowb6vepn_z">
               <w:r>
                 <w:rPr>
                   <w:rFonts w:ascii="Arial" w:cs="Arial" w:eastAsia="Arial" w:hAnsi="Arial"/>
@@ -14609,7 +14609,7 @@
         </w:rPr>
         <w:t xml:space="preserve">© 2026 SeaVuria and ARES. Aligned with KICD objectives. Developed by SeaVuria; technical implementation by ARES (with AI assistance from Claude). Licensed under </w:t>
       </w:r>
-      <w:hyperlink w:history="1" r:id="rIdw9pc-frxangkfy1xnjvhv">
+      <w:hyperlink w:history="1" r:id="rIdwjxukpfr3c7dzbafhxaoj">
         <w:r>
           <w:rPr>
             <w:rFonts w:ascii="Arial" w:cs="Arial" w:eastAsia="Arial" w:hAnsi="Arial"/>
@@ -14630,7 +14630,7 @@
         </w:rPr>
         <w:t xml:space="preserve"> (</w:t>
       </w:r>
-      <w:hyperlink w:history="1" r:id="rIdixyqpfjpwfdartb-cbzrl">
+      <w:hyperlink w:history="1" r:id="rId8xk6bhvaog_vxo8lgkqjz">
         <w:r>
           <w:rPr>
             <w:rFonts w:ascii="Arial" w:cs="Arial" w:eastAsia="Arial" w:hAnsi="Arial"/>
@@ -15643,7 +15643,7 @@
             <w:pPr>
               <w:spacing w:after="20" w:before="0"/>
             </w:pPr>
-            <w:hyperlink w:history="1" r:id="rIdy91fjkgqn_wp_4wusyt3u">
+            <w:hyperlink w:history="1" r:id="rId1tdkfukqqo82kfhbu8eg0">
               <w:r>
                 <w:rPr>
                   <w:rFonts w:ascii="Arial" w:cs="Arial" w:eastAsia="Arial" w:hAnsi="Arial"/>
@@ -15676,7 +15676,7 @@
               <w:spacing w:after="10" w:before="0"/>
               <w:ind w:left="120"/>
             </w:pPr>
-            <w:hyperlink w:history="1" r:id="rIdlzd-piup_fjrsk_julej7">
+            <w:hyperlink w:history="1" r:id="rIdfmqpc5ekwn0vacp0ajlec">
               <w:r>
                 <w:rPr>
                   <w:rFonts w:ascii="Arial" w:cs="Arial" w:eastAsia="Arial" w:hAnsi="Arial"/>
@@ -15721,7 +15721,7 @@
             <w:pPr>
               <w:spacing w:after="20" w:before="0"/>
             </w:pPr>
-            <w:hyperlink w:history="1" r:id="rId_tgk8puvq490zozdrxaod">
+            <w:hyperlink w:history="1" r:id="rId6i_gowtfjh0dzfgtl-6wj">
               <w:r>
                 <w:rPr>
                   <w:rFonts w:ascii="Arial" w:cs="Arial" w:eastAsia="Arial" w:hAnsi="Arial"/>
@@ -15754,7 +15754,7 @@
               <w:spacing w:after="10" w:before="0"/>
               <w:ind w:left="120"/>
             </w:pPr>
-            <w:hyperlink w:history="1" r:id="rIdnkpvelwpagxrfouynusds">
+            <w:hyperlink w:history="1" r:id="rIduunzzo1_hxixvmem7qput">
               <w:r>
                 <w:rPr>
                   <w:rFonts w:ascii="Arial" w:cs="Arial" w:eastAsia="Arial" w:hAnsi="Arial"/>
@@ -15949,7 +15949,7 @@
             <w:pPr>
               <w:spacing w:after="20" w:before="0"/>
             </w:pPr>
-            <w:hyperlink w:history="1" r:id="rIdvtbyodf34nnde5lliompl">
+            <w:hyperlink w:history="1" r:id="rIdr-rknmrhriqgd-pnnre5u">
               <w:r>
                 <w:rPr>
                   <w:rFonts w:ascii="Arial" w:cs="Arial" w:eastAsia="Arial" w:hAnsi="Arial"/>
@@ -15982,7 +15982,7 @@
               <w:spacing w:after="10" w:before="0"/>
               <w:ind w:left="120"/>
             </w:pPr>
-            <w:hyperlink w:history="1" r:id="rIdg8ofbg4fsqwmowqqhlcw3">
+            <w:hyperlink w:history="1" r:id="rIdvlyiysdwlwwnorztpss7i">
               <w:r>
                 <w:rPr>
                   <w:rFonts w:ascii="Arial" w:cs="Arial" w:eastAsia="Arial" w:hAnsi="Arial"/>
@@ -16027,7 +16027,7 @@
             <w:pPr>
               <w:spacing w:after="20" w:before="0"/>
             </w:pPr>
-            <w:hyperlink w:history="1" r:id="rIdovow38fo_y34-0ypun-f0">
+            <w:hyperlink w:history="1" r:id="rIdaz3l_ub9mzqbzynpaxfxp">
               <w:r>
                 <w:rPr>
                   <w:rFonts w:ascii="Arial" w:cs="Arial" w:eastAsia="Arial" w:hAnsi="Arial"/>
@@ -16060,7 +16060,7 @@
               <w:spacing w:after="10" w:before="0"/>
               <w:ind w:left="120"/>
             </w:pPr>
-            <w:hyperlink w:history="1" r:id="rIdzyjw2wh96inqu4b7aunzp">
+            <w:hyperlink w:history="1" r:id="rIdprj207ici4gypenvim_a6">
               <w:r>
                 <w:rPr>
                   <w:rFonts w:ascii="Arial" w:cs="Arial" w:eastAsia="Arial" w:hAnsi="Arial"/>
@@ -16255,7 +16255,7 @@
             <w:pPr>
               <w:spacing w:after="20" w:before="0"/>
             </w:pPr>
-            <w:hyperlink w:history="1" r:id="rIdmh826m8xsvqmsdoyllp3p">
+            <w:hyperlink w:history="1" r:id="rIdlume2cc74shrqbpub8psg">
               <w:r>
                 <w:rPr>
                   <w:rFonts w:ascii="Arial" w:cs="Arial" w:eastAsia="Arial" w:hAnsi="Arial"/>
@@ -16288,7 +16288,7 @@
               <w:spacing w:after="10" w:before="0"/>
               <w:ind w:left="120"/>
             </w:pPr>
-            <w:hyperlink w:history="1" r:id="rIdcuqky4szsrqzv13ycsmew">
+            <w:hyperlink w:history="1" r:id="rIdznsi_gf23-scs0wkqq5ui">
               <w:r>
                 <w:rPr>
                   <w:rFonts w:ascii="Arial" w:cs="Arial" w:eastAsia="Arial" w:hAnsi="Arial"/>
@@ -16333,7 +16333,7 @@
             <w:pPr>
               <w:spacing w:after="20" w:before="0"/>
             </w:pPr>
-            <w:hyperlink w:history="1" r:id="rIdj_f4abbeasnyit9rmv9qs">
+            <w:hyperlink w:history="1" r:id="rIdeeblpcntbkwojm1v600jb">
               <w:r>
                 <w:rPr>
                   <w:rFonts w:ascii="Arial" w:cs="Arial" w:eastAsia="Arial" w:hAnsi="Arial"/>
@@ -16366,7 +16366,7 @@
               <w:spacing w:after="10" w:before="0"/>
               <w:ind w:left="120"/>
             </w:pPr>
-            <w:hyperlink w:history="1" r:id="rIdctnoodzoyzwf0bbbcmx5x">
+            <w:hyperlink w:history="1" r:id="rIdumgmkib_gmwimhi5f4mx7">
               <w:r>
                 <w:rPr>
                   <w:rFonts w:ascii="Arial" w:cs="Arial" w:eastAsia="Arial" w:hAnsi="Arial"/>
@@ -16561,7 +16561,7 @@
             <w:pPr>
               <w:spacing w:after="20" w:before="0"/>
             </w:pPr>
-            <w:hyperlink w:history="1" r:id="rIdxru1mp5n35tdot1osngu6">
+            <w:hyperlink w:history="1" r:id="rIdzumcnycaqrnzgyhvix9w0">
               <w:r>
                 <w:rPr>
                   <w:rFonts w:ascii="Arial" w:cs="Arial" w:eastAsia="Arial" w:hAnsi="Arial"/>
@@ -16594,7 +16594,7 @@
               <w:spacing w:after="10" w:before="0"/>
               <w:ind w:left="120"/>
             </w:pPr>
-            <w:hyperlink w:history="1" r:id="rIdqnfl_evoiujmwfndl0kbs">
+            <w:hyperlink w:history="1" r:id="rIdhpmvk-bhx-uavhhsrw5b8">
               <w:r>
                 <w:rPr>
                   <w:rFonts w:ascii="Arial" w:cs="Arial" w:eastAsia="Arial" w:hAnsi="Arial"/>
@@ -16639,7 +16639,7 @@
             <w:pPr>
               <w:spacing w:after="20" w:before="0"/>
             </w:pPr>
-            <w:hyperlink w:history="1" r:id="rIdcb8ptubjw3yytlm8klgjz">
+            <w:hyperlink w:history="1" r:id="rIddxronb62xo0nubf-gsocy">
               <w:r>
                 <w:rPr>
                   <w:rFonts w:ascii="Arial" w:cs="Arial" w:eastAsia="Arial" w:hAnsi="Arial"/>
@@ -16672,7 +16672,7 @@
               <w:spacing w:after="10" w:before="0"/>
               <w:ind w:left="120"/>
             </w:pPr>
-            <w:hyperlink w:history="1" r:id="rIddq2ev6blv8pifxbuv6ioq">
+            <w:hyperlink w:history="1" r:id="rIdobucksgsrwh0cmuhyad5l">
               <w:r>
                 <w:rPr>
                   <w:rFonts w:ascii="Arial" w:cs="Arial" w:eastAsia="Arial" w:hAnsi="Arial"/>
@@ -16867,7 +16867,7 @@
             <w:pPr>
               <w:spacing w:after="20" w:before="0"/>
             </w:pPr>
-            <w:hyperlink w:history="1" r:id="rId-mmgpfha1bucbyiuxdsez">
+            <w:hyperlink w:history="1" r:id="rIdsf17nekxqt8cdmfrvqrrz">
               <w:r>
                 <w:rPr>
                   <w:rFonts w:ascii="Arial" w:cs="Arial" w:eastAsia="Arial" w:hAnsi="Arial"/>
@@ -16900,7 +16900,7 @@
               <w:spacing w:after="10" w:before="0"/>
               <w:ind w:left="120"/>
             </w:pPr>
-            <w:hyperlink w:history="1" r:id="rIdevx1dr7_okjrlgylajepk">
+            <w:hyperlink w:history="1" r:id="rId2oawsl3itruppt06ajtda">
               <w:r>
                 <w:rPr>
                   <w:rFonts w:ascii="Arial" w:cs="Arial" w:eastAsia="Arial" w:hAnsi="Arial"/>
@@ -16945,7 +16945,7 @@
             <w:pPr>
               <w:spacing w:after="20" w:before="0"/>
             </w:pPr>
-            <w:hyperlink w:history="1" r:id="rIdtrkriwlublp34kuj9ydu_">
+            <w:hyperlink w:history="1" r:id="rIdts-ifomqlicd_wytchlv8">
               <w:r>
                 <w:rPr>
                   <w:rFonts w:ascii="Arial" w:cs="Arial" w:eastAsia="Arial" w:hAnsi="Arial"/>
@@ -16978,7 +16978,7 @@
               <w:spacing w:after="10" w:before="0"/>
               <w:ind w:left="120"/>
             </w:pPr>
-            <w:hyperlink w:history="1" r:id="rIdmkcr7uqcg3idz0evhhval">
+            <w:hyperlink w:history="1" r:id="rIdycbgopic9s3tlgtu8w40z">
               <w:r>
                 <w:rPr>
                   <w:rFonts w:ascii="Arial" w:cs="Arial" w:eastAsia="Arial" w:hAnsi="Arial"/>
@@ -17585,7 +17585,7 @@
         </w:rPr>
         <w:t xml:space="preserve">© 2026 SeaVuria and ARES. Aligned with KICD objectives. Developed by SeaVuria; technical implementation by ARES (with AI assistance from Claude). Licensed under </w:t>
       </w:r>
-      <w:hyperlink w:history="1" r:id="rIdoyy4gaepwjlfvkz5ojac-">
+      <w:hyperlink w:history="1" r:id="rIdokfrbqeyvnieivwbrcfmx">
         <w:r>
           <w:rPr>
             <w:rFonts w:ascii="Arial" w:cs="Arial" w:eastAsia="Arial" w:hAnsi="Arial"/>
@@ -17606,7 +17606,7 @@
         </w:rPr>
         <w:t xml:space="preserve"> (</w:t>
       </w:r>
-      <w:hyperlink w:history="1" r:id="rIdcdht5dxfp-sqk0vyxebg0">
+      <w:hyperlink w:history="1" r:id="rIdjstazqiubb3ndstb-opzf">
         <w:r>
           <w:rPr>
             <w:rFonts w:ascii="Arial" w:cs="Arial" w:eastAsia="Arial" w:hAnsi="Arial"/>
@@ -18619,7 +18619,7 @@
             <w:pPr>
               <w:spacing w:after="20" w:before="0"/>
             </w:pPr>
-            <w:hyperlink w:history="1" r:id="rIde3bxv-zpz6sotch7t42ie">
+            <w:hyperlink w:history="1" r:id="rId8qln3qhteuz5whck93brr">
               <w:r>
                 <w:rPr>
                   <w:rFonts w:ascii="Arial" w:cs="Arial" w:eastAsia="Arial" w:hAnsi="Arial"/>
@@ -18652,7 +18652,7 @@
               <w:spacing w:after="10" w:before="0"/>
               <w:ind w:left="120"/>
             </w:pPr>
-            <w:hyperlink w:history="1" r:id="rIdr2eshycrncqv7dwmp2uhg">
+            <w:hyperlink w:history="1" r:id="rIdbwr1kkyv_1d5lh0pgqqok">
               <w:r>
                 <w:rPr>
                   <w:rFonts w:ascii="Arial" w:cs="Arial" w:eastAsia="Arial" w:hAnsi="Arial"/>
@@ -18697,7 +18697,7 @@
             <w:pPr>
               <w:spacing w:after="20" w:before="0"/>
             </w:pPr>
-            <w:hyperlink w:history="1" r:id="rIdtmmrbygon2hqxoapdcsaa">
+            <w:hyperlink w:history="1" r:id="rIdzxp2udcc_3hn2c9uety8e">
               <w:r>
                 <w:rPr>
                   <w:rFonts w:ascii="Arial" w:cs="Arial" w:eastAsia="Arial" w:hAnsi="Arial"/>
@@ -18730,7 +18730,7 @@
               <w:spacing w:after="10" w:before="0"/>
               <w:ind w:left="120"/>
             </w:pPr>
-            <w:hyperlink w:history="1" r:id="rId4hetcq6yly4sycqowjdjj">
+            <w:hyperlink w:history="1" r:id="rIde0svymajdtnu9t99rebzm">
               <w:r>
                 <w:rPr>
                   <w:rFonts w:ascii="Arial" w:cs="Arial" w:eastAsia="Arial" w:hAnsi="Arial"/>
@@ -18925,7 +18925,7 @@
             <w:pPr>
               <w:spacing w:after="20" w:before="0"/>
             </w:pPr>
-            <w:hyperlink w:history="1" r:id="rIdghx_2l2a2nvxe_df-wc6r">
+            <w:hyperlink w:history="1" r:id="rIdangy6mk2zpsdmpelibo93">
               <w:r>
                 <w:rPr>
                   <w:rFonts w:ascii="Arial" w:cs="Arial" w:eastAsia="Arial" w:hAnsi="Arial"/>
@@ -18958,7 +18958,7 @@
               <w:spacing w:after="10" w:before="0"/>
               <w:ind w:left="120"/>
             </w:pPr>
-            <w:hyperlink w:history="1" r:id="rIdwlnlk_nnut038jswppkpc">
+            <w:hyperlink w:history="1" r:id="rIdgwod7y5wljqe9vy2rm1lm">
               <w:r>
                 <w:rPr>
                   <w:rFonts w:ascii="Arial" w:cs="Arial" w:eastAsia="Arial" w:hAnsi="Arial"/>
@@ -19003,7 +19003,7 @@
             <w:pPr>
               <w:spacing w:after="20" w:before="0"/>
             </w:pPr>
-            <w:hyperlink w:history="1" r:id="rIdb_injctuelmyswpjn3ogp">
+            <w:hyperlink w:history="1" r:id="rId8vdv-lrliqgersycpmpvw">
               <w:r>
                 <w:rPr>
                   <w:rFonts w:ascii="Arial" w:cs="Arial" w:eastAsia="Arial" w:hAnsi="Arial"/>
@@ -19036,7 +19036,7 @@
               <w:spacing w:after="10" w:before="0"/>
               <w:ind w:left="120"/>
             </w:pPr>
-            <w:hyperlink w:history="1" r:id="rId1vq0umcwlf1bquwn_nvyi">
+            <w:hyperlink w:history="1" r:id="rId8ohbqxzy-gbgp54ucv14g">
               <w:r>
                 <w:rPr>
                   <w:rFonts w:ascii="Arial" w:cs="Arial" w:eastAsia="Arial" w:hAnsi="Arial"/>
@@ -19383,7 +19383,7 @@
             <w:pPr>
               <w:spacing w:after="20" w:before="0"/>
             </w:pPr>
-            <w:hyperlink w:history="1" r:id="rIdmoxpchzqtmwbawtatt_xr">
+            <w:hyperlink w:history="1" r:id="rIdhsbudkvt0cz9bmph1luol">
               <w:r>
                 <w:rPr>
                   <w:rFonts w:ascii="Arial" w:cs="Arial" w:eastAsia="Arial" w:hAnsi="Arial"/>
@@ -19416,7 +19416,7 @@
               <w:spacing w:after="10" w:before="0"/>
               <w:ind w:left="120"/>
             </w:pPr>
-            <w:hyperlink w:history="1" r:id="rId74int4ey2omtz01qjlfiv">
+            <w:hyperlink w:history="1" r:id="rIdvw4s1k91fga2uislnds_w">
               <w:r>
                 <w:rPr>
                   <w:rFonts w:ascii="Arial" w:cs="Arial" w:eastAsia="Arial" w:hAnsi="Arial"/>
@@ -19461,7 +19461,7 @@
             <w:pPr>
               <w:spacing w:after="20" w:before="0"/>
             </w:pPr>
-            <w:hyperlink w:history="1" r:id="rIdrjebh96befmmsolhnjass">
+            <w:hyperlink w:history="1" r:id="rIdebr9u1idkbpo6wqpl6fhk">
               <w:r>
                 <w:rPr>
                   <w:rFonts w:ascii="Arial" w:cs="Arial" w:eastAsia="Arial" w:hAnsi="Arial"/>
@@ -19494,7 +19494,7 @@
               <w:spacing w:after="10" w:before="0"/>
               <w:ind w:left="120"/>
             </w:pPr>
-            <w:hyperlink w:history="1" r:id="rIdagfhxnqes5_fpag0zs8kx">
+            <w:hyperlink w:history="1" r:id="rIdl9vkeoio4jxbhipbgpukf">
               <w:r>
                 <w:rPr>
                   <w:rFonts w:ascii="Arial" w:cs="Arial" w:eastAsia="Arial" w:hAnsi="Arial"/>
@@ -19841,7 +19841,7 @@
             <w:pPr>
               <w:spacing w:after="20" w:before="0"/>
             </w:pPr>
-            <w:hyperlink w:history="1" r:id="rId-ha-xcgewxv2pmww-45nh">
+            <w:hyperlink w:history="1" r:id="rIdlen6lur2ajb-88mtwz0ng">
               <w:r>
                 <w:rPr>
                   <w:rFonts w:ascii="Arial" w:cs="Arial" w:eastAsia="Arial" w:hAnsi="Arial"/>
@@ -19874,7 +19874,7 @@
               <w:spacing w:after="10" w:before="0"/>
               <w:ind w:left="120"/>
             </w:pPr>
-            <w:hyperlink w:history="1" r:id="rId-jm74pzu05j_-rlijaiso">
+            <w:hyperlink w:history="1" r:id="rIdbvqikoekhs6xx4_seikqy">
               <w:r>
                 <w:rPr>
                   <w:rFonts w:ascii="Arial" w:cs="Arial" w:eastAsia="Arial" w:hAnsi="Arial"/>
@@ -19919,7 +19919,7 @@
             <w:pPr>
               <w:spacing w:after="20" w:before="0"/>
             </w:pPr>
-            <w:hyperlink w:history="1" r:id="rIdww9eioiemqovjrlzzojbq">
+            <w:hyperlink w:history="1" r:id="rIdodehnw87rlhcihcekmzgi">
               <w:r>
                 <w:rPr>
                   <w:rFonts w:ascii="Arial" w:cs="Arial" w:eastAsia="Arial" w:hAnsi="Arial"/>
@@ -19952,7 +19952,7 @@
               <w:spacing w:after="10" w:before="0"/>
               <w:ind w:left="120"/>
             </w:pPr>
-            <w:hyperlink w:history="1" r:id="rIdnoxogphfpy1gofrngkdh3">
+            <w:hyperlink w:history="1" r:id="rId2yxid6plwtdw7lzw2ko7i">
               <w:r>
                 <w:rPr>
                   <w:rFonts w:ascii="Arial" w:cs="Arial" w:eastAsia="Arial" w:hAnsi="Arial"/>
@@ -20147,7 +20147,7 @@
             <w:pPr>
               <w:spacing w:after="20" w:before="0"/>
             </w:pPr>
-            <w:hyperlink w:history="1" r:id="rIdjfywdzbhklwmemwsggx4a">
+            <w:hyperlink w:history="1" r:id="rId2k_semy45hrg8fs-h4m2t">
               <w:r>
                 <w:rPr>
                   <w:rFonts w:ascii="Arial" w:cs="Arial" w:eastAsia="Arial" w:hAnsi="Arial"/>
@@ -20180,7 +20180,7 @@
               <w:spacing w:after="10" w:before="0"/>
               <w:ind w:left="120"/>
             </w:pPr>
-            <w:hyperlink w:history="1" r:id="rIdpwylrjkvr1xwlahcu-3w0">
+            <w:hyperlink w:history="1" r:id="rIdyzddwy9jhsqkpp6q9vxvy">
               <w:r>
                 <w:rPr>
                   <w:rFonts w:ascii="Arial" w:cs="Arial" w:eastAsia="Arial" w:hAnsi="Arial"/>
@@ -20225,7 +20225,7 @@
             <w:pPr>
               <w:spacing w:after="20" w:before="0"/>
             </w:pPr>
-            <w:hyperlink w:history="1" r:id="rIdodg-b3notxlowwqim4x4n">
+            <w:hyperlink w:history="1" r:id="rIdafdi6xsmv81folsjhevmn">
               <w:r>
                 <w:rPr>
                   <w:rFonts w:ascii="Arial" w:cs="Arial" w:eastAsia="Arial" w:hAnsi="Arial"/>
@@ -20258,7 +20258,7 @@
               <w:spacing w:after="10" w:before="0"/>
               <w:ind w:left="120"/>
             </w:pPr>
-            <w:hyperlink w:history="1" r:id="rId4rnkwwwmih59cs19139f-">
+            <w:hyperlink w:history="1" r:id="rIdqw-ydkzoxuu6ebwjuldrj">
               <w:r>
                 <w:rPr>
                   <w:rFonts w:ascii="Arial" w:cs="Arial" w:eastAsia="Arial" w:hAnsi="Arial"/>
@@ -20960,7 +20960,7 @@
         </w:rPr>
         <w:t xml:space="preserve">© 2026 SeaVuria and ARES. Aligned with KICD objectives. Developed by SeaVuria; technical implementation by ARES (with AI assistance from Claude). Licensed under </w:t>
       </w:r>
-      <w:hyperlink w:history="1" r:id="rId56_enrlpdyp8346levoad">
+      <w:hyperlink w:history="1" r:id="rIdtht7be_odo1cdbstca6fm">
         <w:r>
           <w:rPr>
             <w:rFonts w:ascii="Arial" w:cs="Arial" w:eastAsia="Arial" w:hAnsi="Arial"/>
@@ -20981,7 +20981,7 @@
         </w:rPr>
         <w:t xml:space="preserve"> (</w:t>
       </w:r>
-      <w:hyperlink w:history="1" r:id="rIdbk3yaftjn_k1bxp73q7dn">
+      <w:hyperlink w:history="1" r:id="rIdws4a44wkgufszbbsslodz">
         <w:r>
           <w:rPr>
             <w:rFonts w:ascii="Arial" w:cs="Arial" w:eastAsia="Arial" w:hAnsi="Arial"/>
@@ -21994,7 +21994,7 @@
             <w:pPr>
               <w:spacing w:after="20" w:before="0"/>
             </w:pPr>
-            <w:hyperlink w:history="1" r:id="rId_ov-3y0aexd8qirhkp-yf">
+            <w:hyperlink w:history="1" r:id="rId9tofxw5e96yu4rs1x6-ga">
               <w:r>
                 <w:rPr>
                   <w:rFonts w:ascii="Arial" w:cs="Arial" w:eastAsia="Arial" w:hAnsi="Arial"/>
@@ -22027,7 +22027,7 @@
               <w:spacing w:after="10" w:before="0"/>
               <w:ind w:left="120"/>
             </w:pPr>
-            <w:hyperlink w:history="1" r:id="rIdusp1a8382msz-pipvrxd1">
+            <w:hyperlink w:history="1" r:id="rIdn8orcihx7slmlvazexlt-">
               <w:r>
                 <w:rPr>
                   <w:rFonts w:ascii="Arial" w:cs="Arial" w:eastAsia="Arial" w:hAnsi="Arial"/>
@@ -22072,7 +22072,7 @@
             <w:pPr>
               <w:spacing w:after="20" w:before="0"/>
             </w:pPr>
-            <w:hyperlink w:history="1" r:id="rIdzpr98dr3t8-xklkpiuko-">
+            <w:hyperlink w:history="1" r:id="rIdinsdyzvwfdt7a6qk3aflv">
               <w:r>
                 <w:rPr>
                   <w:rFonts w:ascii="Arial" w:cs="Arial" w:eastAsia="Arial" w:hAnsi="Arial"/>
@@ -22105,7 +22105,7 @@
               <w:spacing w:after="10" w:before="0"/>
               <w:ind w:left="120"/>
             </w:pPr>
-            <w:hyperlink w:history="1" r:id="rIdh8lt8gpewfrenbxesnhbj">
+            <w:hyperlink w:history="1" r:id="rIdugo74j7t2unaujtok_20o">
               <w:r>
                 <w:rPr>
                   <w:rFonts w:ascii="Arial" w:cs="Arial" w:eastAsia="Arial" w:hAnsi="Arial"/>
@@ -22300,7 +22300,7 @@
             <w:pPr>
               <w:spacing w:after="20" w:before="0"/>
             </w:pPr>
-            <w:hyperlink w:history="1" r:id="rIdgbz8lfxtgnqrl5wfsm-qb">
+            <w:hyperlink w:history="1" r:id="rId-8ofy4drb2bw4-gsitl47">
               <w:r>
                 <w:rPr>
                   <w:rFonts w:ascii="Arial" w:cs="Arial" w:eastAsia="Arial" w:hAnsi="Arial"/>
@@ -22333,7 +22333,7 @@
               <w:spacing w:after="10" w:before="0"/>
               <w:ind w:left="120"/>
             </w:pPr>
-            <w:hyperlink w:history="1" r:id="rIdo3_hydsihbaepsc7p-ec0">
+            <w:hyperlink w:history="1" r:id="rIdi-nns1vmxiyrrfuwvop5y">
               <w:r>
                 <w:rPr>
                   <w:rFonts w:ascii="Arial" w:cs="Arial" w:eastAsia="Arial" w:hAnsi="Arial"/>
@@ -22378,7 +22378,7 @@
             <w:pPr>
               <w:spacing w:after="20" w:before="0"/>
             </w:pPr>
-            <w:hyperlink w:history="1" r:id="rIdt8_1eu70jzn1vlxzp3u54">
+            <w:hyperlink w:history="1" r:id="rIdtekkb8uj-uyddfpxn7wvo">
               <w:r>
                 <w:rPr>
                   <w:rFonts w:ascii="Arial" w:cs="Arial" w:eastAsia="Arial" w:hAnsi="Arial"/>
@@ -22411,7 +22411,7 @@
               <w:spacing w:after="10" w:before="0"/>
               <w:ind w:left="120"/>
             </w:pPr>
-            <w:hyperlink w:history="1" r:id="rIdqq8-hcfzdlv4zflr1amck">
+            <w:hyperlink w:history="1" r:id="rId8k6naym0uq0mdnmcpirf3">
               <w:r>
                 <w:rPr>
                   <w:rFonts w:ascii="Arial" w:cs="Arial" w:eastAsia="Arial" w:hAnsi="Arial"/>
@@ -22758,7 +22758,7 @@
             <w:pPr>
               <w:spacing w:after="20" w:before="0"/>
             </w:pPr>
-            <w:hyperlink w:history="1" r:id="rId6uhqwgmvblafdp90gqpde">
+            <w:hyperlink w:history="1" r:id="rIdk8xwo2apyt90lapmcsl2w">
               <w:r>
                 <w:rPr>
                   <w:rFonts w:ascii="Arial" w:cs="Arial" w:eastAsia="Arial" w:hAnsi="Arial"/>
@@ -22791,7 +22791,7 @@
               <w:spacing w:after="10" w:before="0"/>
               <w:ind w:left="120"/>
             </w:pPr>
-            <w:hyperlink w:history="1" r:id="rIddz8zp0n23gcpqrl4e0mcx">
+            <w:hyperlink w:history="1" r:id="rIdv5mg8tlgrpui0epcy_c8s">
               <w:r>
                 <w:rPr>
                   <w:rFonts w:ascii="Arial" w:cs="Arial" w:eastAsia="Arial" w:hAnsi="Arial"/>
@@ -22836,7 +22836,7 @@
             <w:pPr>
               <w:spacing w:after="20" w:before="0"/>
             </w:pPr>
-            <w:hyperlink w:history="1" r:id="rIdv9sszmdenxog0amrenugl">
+            <w:hyperlink w:history="1" r:id="rIdmpxusvwwiqkskiokg0iqc">
               <w:r>
                 <w:rPr>
                   <w:rFonts w:ascii="Arial" w:cs="Arial" w:eastAsia="Arial" w:hAnsi="Arial"/>
@@ -22869,7 +22869,7 @@
               <w:spacing w:after="10" w:before="0"/>
               <w:ind w:left="120"/>
             </w:pPr>
-            <w:hyperlink w:history="1" r:id="rIdcjw5h6ixtez0d51kwt6yd">
+            <w:hyperlink w:history="1" r:id="rIdq-uwqmgk9h235ueunmb3r">
               <w:r>
                 <w:rPr>
                   <w:rFonts w:ascii="Arial" w:cs="Arial" w:eastAsia="Arial" w:hAnsi="Arial"/>
@@ -23140,7 +23140,7 @@
             <w:pPr>
               <w:spacing w:after="20" w:before="0"/>
             </w:pPr>
-            <w:hyperlink w:history="1" r:id="rIdfj6sucsu7k_nxp_zwbm4i">
+            <w:hyperlink w:history="1" r:id="rIdorwa18qnqrfzeocbchocf">
               <w:r>
                 <w:rPr>
                   <w:rFonts w:ascii="Arial" w:cs="Arial" w:eastAsia="Arial" w:hAnsi="Arial"/>
@@ -23173,7 +23173,7 @@
               <w:spacing w:after="10" w:before="0"/>
               <w:ind w:left="120"/>
             </w:pPr>
-            <w:hyperlink w:history="1" r:id="rIdayqpjopjyri_h_jzo8rkb">
+            <w:hyperlink w:history="1" r:id="rIdtihrlfwzipto8rwqerxkx">
               <w:r>
                 <w:rPr>
                   <w:rFonts w:ascii="Arial" w:cs="Arial" w:eastAsia="Arial" w:hAnsi="Arial"/>
@@ -23218,7 +23218,7 @@
             <w:pPr>
               <w:spacing w:after="20" w:before="0"/>
             </w:pPr>
-            <w:hyperlink w:history="1" r:id="rIdjviembh5waoumrleyjcoi">
+            <w:hyperlink w:history="1" r:id="rIdgsu44qseggncezrsnxjna">
               <w:r>
                 <w:rPr>
                   <w:rFonts w:ascii="Arial" w:cs="Arial" w:eastAsia="Arial" w:hAnsi="Arial"/>
@@ -23251,7 +23251,7 @@
               <w:spacing w:after="10" w:before="0"/>
               <w:ind w:left="120"/>
             </w:pPr>
-            <w:hyperlink w:history="1" r:id="rIdcixojukqytjri3sdipz4b">
+            <w:hyperlink w:history="1" r:id="rIdab_0pxoiunbt2sysh6joe">
               <w:r>
                 <w:rPr>
                   <w:rFonts w:ascii="Arial" w:cs="Arial" w:eastAsia="Arial" w:hAnsi="Arial"/>
@@ -23446,7 +23446,7 @@
             <w:pPr>
               <w:spacing w:after="20" w:before="0"/>
             </w:pPr>
-            <w:hyperlink w:history="1" r:id="rIdg2chahgjum_sf4x4sxfnu">
+            <w:hyperlink w:history="1" r:id="rIdgqfxz0ngv9bnrp0hrmv0a">
               <w:r>
                 <w:rPr>
                   <w:rFonts w:ascii="Arial" w:cs="Arial" w:eastAsia="Arial" w:hAnsi="Arial"/>
@@ -23479,7 +23479,7 @@
               <w:spacing w:after="10" w:before="0"/>
               <w:ind w:left="120"/>
             </w:pPr>
-            <w:hyperlink w:history="1" r:id="rIdd5e6kbz2pq9aw9mwqrvh-">
+            <w:hyperlink w:history="1" r:id="rIdq8vtfsorx79zsx-zw9ccu">
               <w:r>
                 <w:rPr>
                   <w:rFonts w:ascii="Arial" w:cs="Arial" w:eastAsia="Arial" w:hAnsi="Arial"/>
@@ -23524,7 +23524,7 @@
             <w:pPr>
               <w:spacing w:after="20" w:before="0"/>
             </w:pPr>
-            <w:hyperlink w:history="1" r:id="rIdecf2jknvrkfg0j-ygpsnn">
+            <w:hyperlink w:history="1" r:id="rIdjf8chy4rt6d3x3-yhhrun">
               <w:r>
                 <w:rPr>
                   <w:rFonts w:ascii="Arial" w:cs="Arial" w:eastAsia="Arial" w:hAnsi="Arial"/>
@@ -23557,7 +23557,7 @@
               <w:spacing w:after="10" w:before="0"/>
               <w:ind w:left="120"/>
             </w:pPr>
-            <w:hyperlink w:history="1" r:id="rIdday2c8czjxta1ff8wffnt">
+            <w:hyperlink w:history="1" r:id="rIdmhjpgp_5w8-xrgcrmxtom">
               <w:r>
                 <w:rPr>
                   <w:rFonts w:ascii="Arial" w:cs="Arial" w:eastAsia="Arial" w:hAnsi="Arial"/>
@@ -24221,7 +24221,7 @@
         </w:rPr>
         <w:t xml:space="preserve">© 2026 SeaVuria and ARES. Aligned with KICD objectives. Developed by SeaVuria; technical implementation by ARES (with AI assistance from Claude). Licensed under </w:t>
       </w:r>
-      <w:hyperlink w:history="1" r:id="rIdx_mftwkju24pxk8pfloun">
+      <w:hyperlink w:history="1" r:id="rIdbxsmdzyes3olbhbhtqywx">
         <w:r>
           <w:rPr>
             <w:rFonts w:ascii="Arial" w:cs="Arial" w:eastAsia="Arial" w:hAnsi="Arial"/>
@@ -24242,7 +24242,7 @@
         </w:rPr>
         <w:t xml:space="preserve"> (</w:t>
       </w:r>
-      <w:hyperlink w:history="1" r:id="rIdql5hcs03hh08tschss2ie">
+      <w:hyperlink w:history="1" r:id="rIdqccmrw00sj0nmnthz4tcj">
         <w:r>
           <w:rPr>
             <w:rFonts w:ascii="Arial" w:cs="Arial" w:eastAsia="Arial" w:hAnsi="Arial"/>
@@ -25255,7 +25255,7 @@
             <w:pPr>
               <w:spacing w:after="20" w:before="0"/>
             </w:pPr>
-            <w:hyperlink w:history="1" r:id="rId5ubsclh0r_8sr6gtv1egp">
+            <w:hyperlink w:history="1" r:id="rId6dp3pen1mpz7rwrhc0-hh">
               <w:r>
                 <w:rPr>
                   <w:rFonts w:ascii="Arial" w:cs="Arial" w:eastAsia="Arial" w:hAnsi="Arial"/>
@@ -25288,7 +25288,7 @@
               <w:spacing w:after="10" w:before="0"/>
               <w:ind w:left="120"/>
             </w:pPr>
-            <w:hyperlink w:history="1" r:id="rId-yjx0mklhz1yyy3frikth">
+            <w:hyperlink w:history="1" r:id="rId1cxctbyjvtdnxynycqud_">
               <w:r>
                 <w:rPr>
                   <w:rFonts w:ascii="Arial" w:cs="Arial" w:eastAsia="Arial" w:hAnsi="Arial"/>
@@ -25333,7 +25333,7 @@
             <w:pPr>
               <w:spacing w:after="20" w:before="0"/>
             </w:pPr>
-            <w:hyperlink w:history="1" r:id="rIdnydd63e65d9vlbnzm2nt7">
+            <w:hyperlink w:history="1" r:id="rIdha-zj4d6dkpezswkyz76c">
               <w:r>
                 <w:rPr>
                   <w:rFonts w:ascii="Arial" w:cs="Arial" w:eastAsia="Arial" w:hAnsi="Arial"/>
@@ -25366,7 +25366,7 @@
               <w:spacing w:after="10" w:before="0"/>
               <w:ind w:left="120"/>
             </w:pPr>
-            <w:hyperlink w:history="1" r:id="rIddbcga7baaxmn0yqy3iyea">
+            <w:hyperlink w:history="1" r:id="rIdtv3nqgdno1odxjtokq_1h">
               <w:r>
                 <w:rPr>
                   <w:rFonts w:ascii="Arial" w:cs="Arial" w:eastAsia="Arial" w:hAnsi="Arial"/>
@@ -25561,7 +25561,7 @@
             <w:pPr>
               <w:spacing w:after="20" w:before="0"/>
             </w:pPr>
-            <w:hyperlink w:history="1" r:id="rIdg8cqgmkqjkkszbqrx5tqx">
+            <w:hyperlink w:history="1" r:id="rIdnlww4ynvg7qy2xkbt8hoo">
               <w:r>
                 <w:rPr>
                   <w:rFonts w:ascii="Arial" w:cs="Arial" w:eastAsia="Arial" w:hAnsi="Arial"/>
@@ -25594,7 +25594,7 @@
               <w:spacing w:after="10" w:before="0"/>
               <w:ind w:left="120"/>
             </w:pPr>
-            <w:hyperlink w:history="1" r:id="rIder5prl7o3szgw-eprkeix">
+            <w:hyperlink w:history="1" r:id="rIdjllr07vr5rx2cgqcacdgx">
               <w:r>
                 <w:rPr>
                   <w:rFonts w:ascii="Arial" w:cs="Arial" w:eastAsia="Arial" w:hAnsi="Arial"/>
@@ -25639,7 +25639,7 @@
             <w:pPr>
               <w:spacing w:after="20" w:before="0"/>
             </w:pPr>
-            <w:hyperlink w:history="1" r:id="rIdsil0iwqsov2ne6rzlvgug">
+            <w:hyperlink w:history="1" r:id="rIdsznn0ski1y8h2yfrqauxz">
               <w:r>
                 <w:rPr>
                   <w:rFonts w:ascii="Arial" w:cs="Arial" w:eastAsia="Arial" w:hAnsi="Arial"/>
@@ -25672,7 +25672,7 @@
               <w:spacing w:after="10" w:before="0"/>
               <w:ind w:left="120"/>
             </w:pPr>
-            <w:hyperlink w:history="1" r:id="rIdqnxzvzbr7_cpkbinswnue">
+            <w:hyperlink w:history="1" r:id="rIdpfyomtyo_u1im2zxnetxu">
               <w:r>
                 <w:rPr>
                   <w:rFonts w:ascii="Arial" w:cs="Arial" w:eastAsia="Arial" w:hAnsi="Arial"/>
@@ -25867,7 +25867,7 @@
             <w:pPr>
               <w:spacing w:after="20" w:before="0"/>
             </w:pPr>
-            <w:hyperlink w:history="1" r:id="rIdmusqvfndsnofse_u0cjpt">
+            <w:hyperlink w:history="1" r:id="rIdf1fjlvr1w7j3pg8smh1yp">
               <w:r>
                 <w:rPr>
                   <w:rFonts w:ascii="Arial" w:cs="Arial" w:eastAsia="Arial" w:hAnsi="Arial"/>
@@ -25900,7 +25900,7 @@
               <w:spacing w:after="10" w:before="0"/>
               <w:ind w:left="120"/>
             </w:pPr>
-            <w:hyperlink w:history="1" r:id="rIdb8j7kvvtrficrhbscvhai">
+            <w:hyperlink w:history="1" r:id="rIdg4gs_tzs5uiqymvjpj8wz">
               <w:r>
                 <w:rPr>
                   <w:rFonts w:ascii="Arial" w:cs="Arial" w:eastAsia="Arial" w:hAnsi="Arial"/>
@@ -25945,7 +25945,7 @@
             <w:pPr>
               <w:spacing w:after="20" w:before="0"/>
             </w:pPr>
-            <w:hyperlink w:history="1" r:id="rIda27rc_ly6hheucdr2llc-">
+            <w:hyperlink w:history="1" r:id="rIdfs1aufm2c4swkdgvmg-2u">
               <w:r>
                 <w:rPr>
                   <w:rFonts w:ascii="Arial" w:cs="Arial" w:eastAsia="Arial" w:hAnsi="Arial"/>
@@ -25994,7 +25994,7 @@
               <w:spacing w:after="10" w:before="0"/>
               <w:ind w:left="120"/>
             </w:pPr>
-            <w:hyperlink w:history="1" r:id="rId7jrkum8r85rn1u-y3uat1">
+            <w:hyperlink w:history="1" r:id="rId-ew94sq9fpnp7r3dhh2uh">
               <w:r>
                 <w:rPr>
                   <w:rFonts w:ascii="Arial" w:cs="Arial" w:eastAsia="Arial" w:hAnsi="Arial"/>
@@ -26189,7 +26189,7 @@
             <w:pPr>
               <w:spacing w:after="20" w:before="0"/>
             </w:pPr>
-            <w:hyperlink w:history="1" r:id="rIdkwiutyu0kknkuvgh_fpen">
+            <w:hyperlink w:history="1" r:id="rIdokon_ab-coedlwfzxpdll">
               <w:r>
                 <w:rPr>
                   <w:rFonts w:ascii="Arial" w:cs="Arial" w:eastAsia="Arial" w:hAnsi="Arial"/>
@@ -26222,7 +26222,7 @@
               <w:spacing w:after="10" w:before="0"/>
               <w:ind w:left="120"/>
             </w:pPr>
-            <w:hyperlink w:history="1" r:id="rIdwrgla_j3tpjy3u2kxdy-f">
+            <w:hyperlink w:history="1" r:id="rIdwmzfa6q9g5d08djjdiddc">
               <w:r>
                 <w:rPr>
                   <w:rFonts w:ascii="Arial" w:cs="Arial" w:eastAsia="Arial" w:hAnsi="Arial"/>
@@ -26267,7 +26267,7 @@
             <w:pPr>
               <w:spacing w:after="20" w:before="0"/>
             </w:pPr>
-            <w:hyperlink w:history="1" r:id="rIdpxeehmfes5ijrvgytbaz8">
+            <w:hyperlink w:history="1" r:id="rId0peukihqkcb94dwosurro">
               <w:r>
                 <w:rPr>
                   <w:rFonts w:ascii="Arial" w:cs="Arial" w:eastAsia="Arial" w:hAnsi="Arial"/>
@@ -26316,7 +26316,7 @@
               <w:spacing w:after="10" w:before="0"/>
               <w:ind w:left="120"/>
             </w:pPr>
-            <w:hyperlink w:history="1" r:id="rIdfx4lquolnjqdmhfm3_uz0">
+            <w:hyperlink w:history="1" r:id="rIdgvghcyredh0vo6gprqji6">
               <w:r>
                 <w:rPr>
                   <w:rFonts w:ascii="Arial" w:cs="Arial" w:eastAsia="Arial" w:hAnsi="Arial"/>
@@ -26511,7 +26511,7 @@
             <w:pPr>
               <w:spacing w:after="20" w:before="0"/>
             </w:pPr>
-            <w:hyperlink w:history="1" r:id="rIdctnuqo7a0_bwxnft-9v7u">
+            <w:hyperlink w:history="1" r:id="rIdgfjnqkat7f3fn7f5pxmj3">
               <w:r>
                 <w:rPr>
                   <w:rFonts w:ascii="Arial" w:cs="Arial" w:eastAsia="Arial" w:hAnsi="Arial"/>
@@ -26544,7 +26544,7 @@
               <w:spacing w:after="10" w:before="0"/>
               <w:ind w:left="120"/>
             </w:pPr>
-            <w:hyperlink w:history="1" r:id="rIdhzxvxmxm7ooxrzzxuqfsh">
+            <w:hyperlink w:history="1" r:id="rIdz3srp8kj1zcpzwegjv1vn">
               <w:r>
                 <w:rPr>
                   <w:rFonts w:ascii="Arial" w:cs="Arial" w:eastAsia="Arial" w:hAnsi="Arial"/>
@@ -26589,7 +26589,7 @@
             <w:pPr>
               <w:spacing w:after="20" w:before="0"/>
             </w:pPr>
-            <w:hyperlink w:history="1" r:id="rIdksdwrnay-waoawf-qfi4i">
+            <w:hyperlink w:history="1" r:id="rIdjorhffrp9yk27gyh2xn5u">
               <w:r>
                 <w:rPr>
                   <w:rFonts w:ascii="Arial" w:cs="Arial" w:eastAsia="Arial" w:hAnsi="Arial"/>
@@ -26638,7 +26638,7 @@
               <w:spacing w:after="10" w:before="0"/>
               <w:ind w:left="120"/>
             </w:pPr>
-            <w:hyperlink w:history="1" r:id="rIdjwgn_b3rniccrpkbunjva">
+            <w:hyperlink w:history="1" r:id="rIdq8mhfbeo7imsx_gqgxn8t">
               <w:r>
                 <w:rPr>
                   <w:rFonts w:ascii="Arial" w:cs="Arial" w:eastAsia="Arial" w:hAnsi="Arial"/>
@@ -27150,7 +27150,7 @@
         </w:rPr>
         <w:t xml:space="preserve">© 2026 SeaVuria and ARES. Aligned with KICD objectives. Developed by SeaVuria; technical implementation by ARES (with AI assistance from Claude). Licensed under </w:t>
       </w:r>
-      <w:hyperlink w:history="1" r:id="rId1vup41yf8mjclme1i9cna">
+      <w:hyperlink w:history="1" r:id="rIdam8pdq0ohmdcnmrcbq6u8">
         <w:r>
           <w:rPr>
             <w:rFonts w:ascii="Arial" w:cs="Arial" w:eastAsia="Arial" w:hAnsi="Arial"/>
@@ -27171,7 +27171,7 @@
         </w:rPr>
         <w:t xml:space="preserve"> (</w:t>
       </w:r>
-      <w:hyperlink w:history="1" r:id="rIduxjuddpc5bkqh39ynwe2r">
+      <w:hyperlink w:history="1" r:id="rIdrtqe-s91uqjobqirfltyw">
         <w:r>
           <w:rPr>
             <w:rFonts w:ascii="Arial" w:cs="Arial" w:eastAsia="Arial" w:hAnsi="Arial"/>
@@ -28184,7 +28184,7 @@
             <w:pPr>
               <w:spacing w:after="20" w:before="0"/>
             </w:pPr>
-            <w:hyperlink w:history="1" r:id="rIdwqly2kpppxzinpeebhncw">
+            <w:hyperlink w:history="1" r:id="rIdbrwvhg_be1jnalv5jmu4f">
               <w:r>
                 <w:rPr>
                   <w:rFonts w:ascii="Arial" w:cs="Arial" w:eastAsia="Arial" w:hAnsi="Arial"/>
@@ -28233,7 +28233,7 @@
               <w:spacing w:after="10" w:before="0"/>
               <w:ind w:left="120"/>
             </w:pPr>
-            <w:hyperlink w:history="1" r:id="rIdq3beadqcd11kgzjrfadi_">
+            <w:hyperlink w:history="1" r:id="rIdycj-vqc3j51ckkghgy0lu">
               <w:r>
                 <w:rPr>
                   <w:rFonts w:ascii="Arial" w:cs="Arial" w:eastAsia="Arial" w:hAnsi="Arial"/>
@@ -28278,7 +28278,7 @@
             <w:pPr>
               <w:spacing w:after="20" w:before="0"/>
             </w:pPr>
-            <w:hyperlink w:history="1" r:id="rIdoip8xd921mebbs9apw5ag">
+            <w:hyperlink w:history="1" r:id="rIdfn4vagl7_ckmdl7atp8nq">
               <w:r>
                 <w:rPr>
                   <w:rFonts w:ascii="Arial" w:cs="Arial" w:eastAsia="Arial" w:hAnsi="Arial"/>
@@ -28311,7 +28311,7 @@
               <w:spacing w:after="10" w:before="0"/>
               <w:ind w:left="120"/>
             </w:pPr>
-            <w:hyperlink w:history="1" r:id="rIdhqzaeukdhtipdgg0rtbst">
+            <w:hyperlink w:history="1" r:id="rId3_plty892ngpe7ppiycsm">
               <w:r>
                 <w:rPr>
                   <w:rFonts w:ascii="Arial" w:cs="Arial" w:eastAsia="Arial" w:hAnsi="Arial"/>
@@ -28506,7 +28506,7 @@
             <w:pPr>
               <w:spacing w:after="20" w:before="0"/>
             </w:pPr>
-            <w:hyperlink w:history="1" r:id="rIdjtpe09mmpkewixphlgxjr">
+            <w:hyperlink w:history="1" r:id="rIdxj0bz2pgfrqwejomu0clt">
               <w:r>
                 <w:rPr>
                   <w:rFonts w:ascii="Arial" w:cs="Arial" w:eastAsia="Arial" w:hAnsi="Arial"/>
@@ -28555,7 +28555,7 @@
               <w:spacing w:after="10" w:before="0"/>
               <w:ind w:left="120"/>
             </w:pPr>
-            <w:hyperlink w:history="1" r:id="rIdu9-iw30zefjtpymavpcfs">
+            <w:hyperlink w:history="1" r:id="rId1mymlxf6ypx6h-3jpzf7a">
               <w:r>
                 <w:rPr>
                   <w:rFonts w:ascii="Arial" w:cs="Arial" w:eastAsia="Arial" w:hAnsi="Arial"/>
@@ -28600,7 +28600,7 @@
             <w:pPr>
               <w:spacing w:after="20" w:before="0"/>
             </w:pPr>
-            <w:hyperlink w:history="1" r:id="rIdqs9vc6lphmlkrplxamtyz">
+            <w:hyperlink w:history="1" r:id="rId7p9keikewtekaqpikvymu">
               <w:r>
                 <w:rPr>
                   <w:rFonts w:ascii="Arial" w:cs="Arial" w:eastAsia="Arial" w:hAnsi="Arial"/>
@@ -28633,7 +28633,7 @@
               <w:spacing w:after="10" w:before="0"/>
               <w:ind w:left="120"/>
             </w:pPr>
-            <w:hyperlink w:history="1" r:id="rIdoyexfg01evxfd4j3fkk_m">
+            <w:hyperlink w:history="1" r:id="rIdq-kt93ahyou6tagzok261">
               <w:r>
                 <w:rPr>
                   <w:rFonts w:ascii="Arial" w:cs="Arial" w:eastAsia="Arial" w:hAnsi="Arial"/>
@@ -28828,7 +28828,7 @@
             <w:pPr>
               <w:spacing w:after="20" w:before="0"/>
             </w:pPr>
-            <w:hyperlink w:history="1" r:id="rIdl1ip8hqmloje3pwuo2xgf">
+            <w:hyperlink w:history="1" r:id="rIddjtykorz9qf08y6hiypae">
               <w:r>
                 <w:rPr>
                   <w:rFonts w:ascii="Arial" w:cs="Arial" w:eastAsia="Arial" w:hAnsi="Arial"/>
@@ -28877,7 +28877,7 @@
               <w:spacing w:after="10" w:before="0"/>
               <w:ind w:left="120"/>
             </w:pPr>
-            <w:hyperlink w:history="1" r:id="rIdsb1u-v6g-uhweadbvnyqv">
+            <w:hyperlink w:history="1" r:id="rIdw4_rharjebt7uvh9-jzko">
               <w:r>
                 <w:rPr>
                   <w:rFonts w:ascii="Arial" w:cs="Arial" w:eastAsia="Arial" w:hAnsi="Arial"/>
@@ -28922,7 +28922,7 @@
             <w:pPr>
               <w:spacing w:after="20" w:before="0"/>
             </w:pPr>
-            <w:hyperlink w:history="1" r:id="rIdht43bvqt6seuqfaq3o1iq">
+            <w:hyperlink w:history="1" r:id="rIdz0gtfozt07lsvyov9jtrv">
               <w:r>
                 <w:rPr>
                   <w:rFonts w:ascii="Arial" w:cs="Arial" w:eastAsia="Arial" w:hAnsi="Arial"/>
@@ -28955,7 +28955,7 @@
               <w:spacing w:after="10" w:before="0"/>
               <w:ind w:left="120"/>
             </w:pPr>
-            <w:hyperlink w:history="1" r:id="rIddxjq8c9zaj3h9mus36iwf">
+            <w:hyperlink w:history="1" r:id="rIdslciexjrb72ghq2c69h4g">
               <w:r>
                 <w:rPr>
                   <w:rFonts w:ascii="Arial" w:cs="Arial" w:eastAsia="Arial" w:hAnsi="Arial"/>
@@ -29150,7 +29150,7 @@
             <w:pPr>
               <w:spacing w:after="20" w:before="0"/>
             </w:pPr>
-            <w:hyperlink w:history="1" r:id="rIdqvi2y8xprvk-5b06e1pzb">
+            <w:hyperlink w:history="1" r:id="rIdeti9hwks_sizbkckdge_k">
               <w:r>
                 <w:rPr>
                   <w:rFonts w:ascii="Arial" w:cs="Arial" w:eastAsia="Arial" w:hAnsi="Arial"/>
@@ -29199,7 +29199,7 @@
               <w:spacing w:after="10" w:before="0"/>
               <w:ind w:left="120"/>
             </w:pPr>
-            <w:hyperlink w:history="1" r:id="rIddsr95dhlepxhwpsg5ipzx">
+            <w:hyperlink w:history="1" r:id="rIdyboz_w5ofdkeoixnvhhcy">
               <w:r>
                 <w:rPr>
                   <w:rFonts w:ascii="Arial" w:cs="Arial" w:eastAsia="Arial" w:hAnsi="Arial"/>
@@ -29244,7 +29244,7 @@
             <w:pPr>
               <w:spacing w:after="20" w:before="0"/>
             </w:pPr>
-            <w:hyperlink w:history="1" r:id="rIdjq-i_z7ngwsr1u-guma3e">
+            <w:hyperlink w:history="1" r:id="rIdw-t-l-baqd3lhzbvs06de">
               <w:r>
                 <w:rPr>
                   <w:rFonts w:ascii="Arial" w:cs="Arial" w:eastAsia="Arial" w:hAnsi="Arial"/>
@@ -29277,7 +29277,7 @@
               <w:spacing w:after="10" w:before="0"/>
               <w:ind w:left="120"/>
             </w:pPr>
-            <w:hyperlink w:history="1" r:id="rIdcvytba-ruuapd4nxhp4pf">
+            <w:hyperlink w:history="1" r:id="rId_ppcupqcpldn50pnnmbdz">
               <w:r>
                 <w:rPr>
                   <w:rFonts w:ascii="Arial" w:cs="Arial" w:eastAsia="Arial" w:hAnsi="Arial"/>
@@ -29472,7 +29472,7 @@
             <w:pPr>
               <w:spacing w:after="20" w:before="0"/>
             </w:pPr>
-            <w:hyperlink w:history="1" r:id="rIdmjkfwd_u-ubsfw0yn390e">
+            <w:hyperlink w:history="1" r:id="rIdzy3ouubmnpqvkgerpmrxj">
               <w:r>
                 <w:rPr>
                   <w:rFonts w:ascii="Arial" w:cs="Arial" w:eastAsia="Arial" w:hAnsi="Arial"/>
@@ -29521,7 +29521,7 @@
               <w:spacing w:after="10" w:before="0"/>
               <w:ind w:left="120"/>
             </w:pPr>
-            <w:hyperlink w:history="1" r:id="rIdsyaeuuf6a2or3xe88ce0o">
+            <w:hyperlink w:history="1" r:id="rIdyuzb-zxweha_dqp-9gvfq">
               <w:r>
                 <w:rPr>
                   <w:rFonts w:ascii="Arial" w:cs="Arial" w:eastAsia="Arial" w:hAnsi="Arial"/>
@@ -29566,7 +29566,7 @@
             <w:pPr>
               <w:spacing w:after="20" w:before="0"/>
             </w:pPr>
-            <w:hyperlink w:history="1" r:id="rIdqumup0ql2mvtt8lyruuhe">
+            <w:hyperlink w:history="1" r:id="rIdbvqlqd2djtnihbf4_xfxj">
               <w:r>
                 <w:rPr>
                   <w:rFonts w:ascii="Arial" w:cs="Arial" w:eastAsia="Arial" w:hAnsi="Arial"/>
@@ -29599,7 +29599,7 @@
               <w:spacing w:after="10" w:before="0"/>
               <w:ind w:left="120"/>
             </w:pPr>
-            <w:hyperlink w:history="1" r:id="rIdjunn2cwgeckocg6kvb-8z">
+            <w:hyperlink w:history="1" r:id="rIdncbe7aapdddxloetgs_6q">
               <w:r>
                 <w:rPr>
                   <w:rFonts w:ascii="Arial" w:cs="Arial" w:eastAsia="Arial" w:hAnsi="Arial"/>
@@ -30111,7 +30111,7 @@
         </w:rPr>
         <w:t xml:space="preserve">© 2026 SeaVuria and ARES. Aligned with KICD objectives. Developed by SeaVuria; technical implementation by ARES (with AI assistance from Claude). Licensed under </w:t>
       </w:r>
-      <w:hyperlink w:history="1" r:id="rIdk0n3uycmbyhmcfsz3wafd">
+      <w:hyperlink w:history="1" r:id="rId_5m9nyohmoyidkx0zg1kf">
         <w:r>
           <w:rPr>
             <w:rFonts w:ascii="Arial" w:cs="Arial" w:eastAsia="Arial" w:hAnsi="Arial"/>
@@ -30132,7 +30132,7 @@
         </w:rPr>
         <w:t xml:space="preserve"> (</w:t>
       </w:r>
-      <w:hyperlink w:history="1" r:id="rIdmwyscdlgqj94pbcx5es8c">
+      <w:hyperlink w:history="1" r:id="rIdpbm8yimc0bbuicwbygmgy">
         <w:r>
           <w:rPr>
             <w:rFonts w:ascii="Arial" w:cs="Arial" w:eastAsia="Arial" w:hAnsi="Arial"/>
@@ -31145,7 +31145,7 @@
             <w:pPr>
               <w:spacing w:after="20" w:before="0"/>
             </w:pPr>
-            <w:hyperlink w:history="1" r:id="rIdvqnb-lnvuscfu87onqjly">
+            <w:hyperlink w:history="1" r:id="rIdiq-30t-_x5x-ejpic40zh">
               <w:r>
                 <w:rPr>
                   <w:rFonts w:ascii="Arial" w:cs="Arial" w:eastAsia="Arial" w:hAnsi="Arial"/>
@@ -31178,7 +31178,7 @@
               <w:spacing w:after="10" w:before="0"/>
               <w:ind w:left="120"/>
             </w:pPr>
-            <w:hyperlink w:history="1" r:id="rId85ckoijxb7dqp0xzc_tj2">
+            <w:hyperlink w:history="1" r:id="rId180bdrkicayxylmgilslm">
               <w:r>
                 <w:rPr>
                   <w:rFonts w:ascii="Arial" w:cs="Arial" w:eastAsia="Arial" w:hAnsi="Arial"/>
@@ -31223,7 +31223,7 @@
             <w:pPr>
               <w:spacing w:after="20" w:before="0"/>
             </w:pPr>
-            <w:hyperlink w:history="1" r:id="rIdffzatav6gcef6ymcs0aco">
+            <w:hyperlink w:history="1" r:id="rIdrgatdaklfebqoavx9oljg">
               <w:r>
                 <w:rPr>
                   <w:rFonts w:ascii="Arial" w:cs="Arial" w:eastAsia="Arial" w:hAnsi="Arial"/>
@@ -31256,7 +31256,7 @@
               <w:spacing w:after="10" w:before="0"/>
               <w:ind w:left="120"/>
             </w:pPr>
-            <w:hyperlink w:history="1" r:id="rIdub01qx9asyxdpvx3xjahe">
+            <w:hyperlink w:history="1" r:id="rIdb_tbhpq6yg4fijwwwqfwi">
               <w:r>
                 <w:rPr>
                   <w:rFonts w:ascii="Arial" w:cs="Arial" w:eastAsia="Arial" w:hAnsi="Arial"/>
@@ -31451,7 +31451,7 @@
             <w:pPr>
               <w:spacing w:after="20" w:before="0"/>
             </w:pPr>
-            <w:hyperlink w:history="1" r:id="rId3m9k1lmrd6ghcsbp4spon">
+            <w:hyperlink w:history="1" r:id="rIdekmm-f-apg7exc8bq2jt8">
               <w:r>
                 <w:rPr>
                   <w:rFonts w:ascii="Arial" w:cs="Arial" w:eastAsia="Arial" w:hAnsi="Arial"/>
@@ -31484,7 +31484,7 @@
               <w:spacing w:after="10" w:before="0"/>
               <w:ind w:left="120"/>
             </w:pPr>
-            <w:hyperlink w:history="1" r:id="rIdkjxmrga7trwly1m-zdzfe">
+            <w:hyperlink w:history="1" r:id="rIdiun8k8y-05rbozbmyl92b">
               <w:r>
                 <w:rPr>
                   <w:rFonts w:ascii="Arial" w:cs="Arial" w:eastAsia="Arial" w:hAnsi="Arial"/>
@@ -31529,7 +31529,7 @@
             <w:pPr>
               <w:spacing w:after="20" w:before="0"/>
             </w:pPr>
-            <w:hyperlink w:history="1" r:id="rIdzqbh3b7eikzch2hhep2hz">
+            <w:hyperlink w:history="1" r:id="rIdcrhh41ztbnyo-dijjpd19">
               <w:r>
                 <w:rPr>
                   <w:rFonts w:ascii="Arial" w:cs="Arial" w:eastAsia="Arial" w:hAnsi="Arial"/>
@@ -31562,7 +31562,7 @@
               <w:spacing w:after="10" w:before="0"/>
               <w:ind w:left="120"/>
             </w:pPr>
-            <w:hyperlink w:history="1" r:id="rIdrujqo7t6ljfmfcle5j2yv">
+            <w:hyperlink w:history="1" r:id="rIdpj945otcjdqtuqo26ayq_">
               <w:r>
                 <w:rPr>
                   <w:rFonts w:ascii="Arial" w:cs="Arial" w:eastAsia="Arial" w:hAnsi="Arial"/>
@@ -31909,7 +31909,7 @@
             <w:pPr>
               <w:spacing w:after="20" w:before="0"/>
             </w:pPr>
-            <w:hyperlink w:history="1" r:id="rId0yfvwxpshg2glhsc4uihd">
+            <w:hyperlink w:history="1" r:id="rIdu-uc7ltrsbqtbhf2df9sr">
               <w:r>
                 <w:rPr>
                   <w:rFonts w:ascii="Arial" w:cs="Arial" w:eastAsia="Arial" w:hAnsi="Arial"/>
@@ -31958,7 +31958,7 @@
               <w:spacing w:after="10" w:before="0"/>
               <w:ind w:left="120"/>
             </w:pPr>
-            <w:hyperlink w:history="1" r:id="rIdwxbruvi-vdvvx-60vu-3x">
+            <w:hyperlink w:history="1" r:id="rIdqeenkvcpyarhjiwju_vaj">
               <w:r>
                 <w:rPr>
                   <w:rFonts w:ascii="Arial" w:cs="Arial" w:eastAsia="Arial" w:hAnsi="Arial"/>
@@ -32003,7 +32003,7 @@
             <w:pPr>
               <w:spacing w:after="20" w:before="0"/>
             </w:pPr>
-            <w:hyperlink w:history="1" r:id="rIdujqb1ukq8vuidhhspeghg">
+            <w:hyperlink w:history="1" r:id="rIdxczfgzsd5ze-wieuducl8">
               <w:r>
                 <w:rPr>
                   <w:rFonts w:ascii="Arial" w:cs="Arial" w:eastAsia="Arial" w:hAnsi="Arial"/>
@@ -32036,7 +32036,7 @@
               <w:spacing w:after="10" w:before="0"/>
               <w:ind w:left="120"/>
             </w:pPr>
-            <w:hyperlink w:history="1" r:id="rIdqedwoncivkfldxgpyen7j">
+            <w:hyperlink w:history="1" r:id="rIdqakq-pi4yw3cc2okexipn">
               <w:r>
                 <w:rPr>
                   <w:rFonts w:ascii="Arial" w:cs="Arial" w:eastAsia="Arial" w:hAnsi="Arial"/>
@@ -32231,7 +32231,7 @@
             <w:pPr>
               <w:spacing w:after="20" w:before="0"/>
             </w:pPr>
-            <w:hyperlink w:history="1" r:id="rId4fhls1yz1fhmegnihv_zy">
+            <w:hyperlink w:history="1" r:id="rIdoe09adg_bejvgltdcbxep">
               <w:r>
                 <w:rPr>
                   <w:rFonts w:ascii="Arial" w:cs="Arial" w:eastAsia="Arial" w:hAnsi="Arial"/>
@@ -32280,7 +32280,7 @@
               <w:spacing w:after="10" w:before="0"/>
               <w:ind w:left="120"/>
             </w:pPr>
-            <w:hyperlink w:history="1" r:id="rIdeqooqexn5gnasukczlbgt">
+            <w:hyperlink w:history="1" r:id="rIdqa00yftdbjqjd5pliuuqs">
               <w:r>
                 <w:rPr>
                   <w:rFonts w:ascii="Arial" w:cs="Arial" w:eastAsia="Arial" w:hAnsi="Arial"/>
@@ -32325,7 +32325,7 @@
             <w:pPr>
               <w:spacing w:after="20" w:before="0"/>
             </w:pPr>
-            <w:hyperlink w:history="1" r:id="rIderbnbii3h8n63qgrm4tpe">
+            <w:hyperlink w:history="1" r:id="rIdae2k7xn_rnfjt14gkyca4">
               <w:r>
                 <w:rPr>
                   <w:rFonts w:ascii="Arial" w:cs="Arial" w:eastAsia="Arial" w:hAnsi="Arial"/>
@@ -32358,7 +32358,7 @@
               <w:spacing w:after="10" w:before="0"/>
               <w:ind w:left="120"/>
             </w:pPr>
-            <w:hyperlink w:history="1" r:id="rIdj--un-xeqp9uiud6w31d7">
+            <w:hyperlink w:history="1" r:id="rIdyadkh8pnw79cis9b2nb3r">
               <w:r>
                 <w:rPr>
                   <w:rFonts w:ascii="Arial" w:cs="Arial" w:eastAsia="Arial" w:hAnsi="Arial"/>
@@ -32553,7 +32553,7 @@
             <w:pPr>
               <w:spacing w:after="20" w:before="0"/>
             </w:pPr>
-            <w:hyperlink w:history="1" r:id="rIdgw-sa2zm-t5dqrmhitaje">
+            <w:hyperlink w:history="1" r:id="rIdunvxa6e3g0l2tlp-gai_a">
               <w:r>
                 <w:rPr>
                   <w:rFonts w:ascii="Arial" w:cs="Arial" w:eastAsia="Arial" w:hAnsi="Arial"/>
@@ -32602,7 +32602,7 @@
               <w:spacing w:after="10" w:before="0"/>
               <w:ind w:left="120"/>
             </w:pPr>
-            <w:hyperlink w:history="1" r:id="rIdulcktxpik2ajrt51lrtue">
+            <w:hyperlink w:history="1" r:id="rIdxc7iucrjqoculyzye0mzl">
               <w:r>
                 <w:rPr>
                   <w:rFonts w:ascii="Arial" w:cs="Arial" w:eastAsia="Arial" w:hAnsi="Arial"/>
@@ -32647,7 +32647,7 @@
             <w:pPr>
               <w:spacing w:after="20" w:before="0"/>
             </w:pPr>
-            <w:hyperlink w:history="1" r:id="rIdgjcns_vx6eowl2mjp8zih">
+            <w:hyperlink w:history="1" r:id="rIdhn1qjtbpilm3nlnkkkrha">
               <w:r>
                 <w:rPr>
                   <w:rFonts w:ascii="Arial" w:cs="Arial" w:eastAsia="Arial" w:hAnsi="Arial"/>
@@ -32696,7 +32696,7 @@
               <w:spacing w:after="10" w:before="0"/>
               <w:ind w:left="120"/>
             </w:pPr>
-            <w:hyperlink w:history="1" r:id="rId4yqtymjmgfcbqoctoapq2">
+            <w:hyperlink w:history="1" r:id="rIdt7dqqaxans0anqscvlvxc">
               <w:r>
                 <w:rPr>
                   <w:rFonts w:ascii="Arial" w:cs="Arial" w:eastAsia="Arial" w:hAnsi="Arial"/>
@@ -33208,7 +33208,7 @@
         </w:rPr>
         <w:t xml:space="preserve">© 2026 SeaVuria and ARES. Aligned with KICD objectives. Developed by SeaVuria; technical implementation by ARES (with AI assistance from Claude). Licensed under </w:t>
       </w:r>
-      <w:hyperlink w:history="1" r:id="rId8vbuguhwyqo7yt3edpeha">
+      <w:hyperlink w:history="1" r:id="rIdshutqixivqwigsq29e4mm">
         <w:r>
           <w:rPr>
             <w:rFonts w:ascii="Arial" w:cs="Arial" w:eastAsia="Arial" w:hAnsi="Arial"/>
@@ -33229,7 +33229,7 @@
         </w:rPr>
         <w:t xml:space="preserve"> (</w:t>
       </w:r>
-      <w:hyperlink w:history="1" r:id="rIdegaqcpt4jtirehabihibz">
+      <w:hyperlink w:history="1" r:id="rId9ydzhwxwuf97qvizpqime">
         <w:r>
           <w:rPr>
             <w:rFonts w:ascii="Arial" w:cs="Arial" w:eastAsia="Arial" w:hAnsi="Arial"/>

--- a/data/outputs/v2/Maths/SS3.1_Trigonometry_I/Mathematics_Trigonometry_I_CBE_LessonSequence.docx
+++ b/data/outputs/v2/Maths/SS3.1_Trigonometry_I/Mathematics_Trigonometry_I_CBE_LessonSequence.docx
@@ -4,6 +4,7 @@
   <w:body>
     <w:p>
       <w:pPr>
+        <w:keepNext w:val="false"/>
         <w:spacing w:after="30" w:before="0"/>
         <w:jc w:val="center"/>
       </w:pPr>
@@ -23,6 +24,7 @@
     </w:p>
     <w:p>
       <w:pPr>
+        <w:keepNext w:val="false"/>
         <w:spacing w:after="60" w:before="0"/>
         <w:jc w:val="center"/>
       </w:pPr>
@@ -81,6 +83,7 @@
           </w:tcPr>
           <w:p>
             <w:pPr>
+              <w:keepNext w:val="false"/>
               <w:spacing w:after="40" w:before="0"/>
               <w:jc w:val="center"/>
             </w:pPr>
@@ -115,6 +118,7 @@
           </w:tcPr>
           <w:p>
             <w:pPr>
+              <w:keepNext w:val="false"/>
               <w:spacing w:after="40" w:before="0"/>
               <w:jc w:val="left"/>
             </w:pPr>
@@ -147,6 +151,7 @@
           </w:tcPr>
           <w:p>
             <w:pPr>
+              <w:keepNext w:val="false"/>
               <w:spacing w:after="40" w:before="0"/>
               <w:jc w:val="left"/>
             </w:pPr>
@@ -181,6 +186,7 @@
           </w:tcPr>
           <w:p>
             <w:pPr>
+              <w:keepNext w:val="false"/>
               <w:spacing w:after="40" w:before="0"/>
               <w:jc w:val="left"/>
             </w:pPr>
@@ -213,6 +219,7 @@
           </w:tcPr>
           <w:p>
             <w:pPr>
+              <w:keepNext w:val="false"/>
               <w:spacing w:after="40" w:before="0"/>
               <w:jc w:val="left"/>
             </w:pPr>
@@ -247,6 +254,7 @@
           </w:tcPr>
           <w:p>
             <w:pPr>
+              <w:keepNext w:val="false"/>
               <w:spacing w:after="40" w:before="0"/>
               <w:jc w:val="left"/>
             </w:pPr>
@@ -279,6 +287,7 @@
           </w:tcPr>
           <w:p>
             <w:pPr>
+              <w:keepNext w:val="false"/>
               <w:spacing w:after="40" w:before="0"/>
               <w:jc w:val="left"/>
             </w:pPr>
@@ -313,6 +322,7 @@
           </w:tcPr>
           <w:p>
             <w:pPr>
+              <w:keepNext w:val="false"/>
               <w:spacing w:after="40" w:before="0"/>
               <w:jc w:val="left"/>
             </w:pPr>
@@ -345,6 +355,7 @@
           </w:tcPr>
           <w:p>
             <w:pPr>
+              <w:keepNext w:val="false"/>
               <w:spacing w:after="40" w:before="0"/>
               <w:jc w:val="left"/>
             </w:pPr>
@@ -379,6 +390,7 @@
           </w:tcPr>
           <w:p>
             <w:pPr>
+              <w:keepNext w:val="false"/>
               <w:spacing w:after="40" w:before="0"/>
               <w:jc w:val="left"/>
             </w:pPr>
@@ -411,6 +423,7 @@
           </w:tcPr>
           <w:p>
             <w:pPr>
+              <w:keepNext w:val="false"/>
               <w:spacing w:after="40" w:before="0"/>
               <w:jc w:val="left"/>
             </w:pPr>
@@ -445,6 +458,7 @@
           </w:tcPr>
           <w:p>
             <w:pPr>
+              <w:keepNext w:val="false"/>
               <w:spacing w:after="40" w:before="0"/>
               <w:jc w:val="left"/>
             </w:pPr>
@@ -692,6 +706,7 @@
           </w:tcPr>
           <w:p>
             <w:pPr>
+              <w:keepNext w:val="false"/>
               <w:spacing w:after="40" w:before="0"/>
               <w:jc w:val="left"/>
             </w:pPr>
@@ -724,6 +739,7 @@
           </w:tcPr>
           <w:p>
             <w:pPr>
+              <w:keepNext w:val="false"/>
               <w:spacing w:after="40" w:before="0"/>
               <w:jc w:val="left"/>
             </w:pPr>
@@ -743,6 +759,7 @@
           </w:p>
           <w:p>
             <w:pPr>
+              <w:keepNext w:val="false"/>
               <w:spacing w:after="40" w:before="0"/>
               <w:jc w:val="left"/>
             </w:pPr>
@@ -762,6 +779,7 @@
           </w:p>
           <w:p>
             <w:pPr>
+              <w:keepNext w:val="false"/>
               <w:spacing w:after="40" w:before="0"/>
               <w:jc w:val="left"/>
             </w:pPr>
@@ -781,6 +799,7 @@
           </w:p>
           <w:p>
             <w:pPr>
+              <w:keepNext w:val="false"/>
               <w:spacing w:after="40" w:before="0"/>
               <w:jc w:val="left"/>
             </w:pPr>
@@ -800,6 +819,7 @@
           </w:p>
           <w:p>
             <w:pPr>
+              <w:keepNext w:val="false"/>
               <w:spacing w:after="40" w:before="0"/>
               <w:jc w:val="left"/>
             </w:pPr>
@@ -819,6 +839,7 @@
           </w:p>
           <w:p>
             <w:pPr>
+              <w:keepNext w:val="false"/>
               <w:spacing w:after="40" w:before="0"/>
               <w:jc w:val="left"/>
             </w:pPr>
@@ -838,6 +859,7 @@
           </w:p>
           <w:p>
             <w:pPr>
+              <w:keepNext w:val="false"/>
               <w:spacing w:after="40" w:before="0"/>
               <w:jc w:val="left"/>
             </w:pPr>
@@ -857,6 +879,7 @@
           </w:p>
           <w:p>
             <w:pPr>
+              <w:keepNext w:val="false"/>
               <w:spacing w:after="40" w:before="0"/>
               <w:jc w:val="left"/>
             </w:pPr>
@@ -876,6 +899,7 @@
           </w:p>
           <w:p>
             <w:pPr>
+              <w:keepNext w:val="false"/>
               <w:spacing w:after="40" w:before="0"/>
               <w:jc w:val="left"/>
             </w:pPr>
@@ -895,6 +919,7 @@
           </w:p>
           <w:p>
             <w:pPr>
+              <w:keepNext w:val="false"/>
               <w:spacing w:after="40" w:before="0"/>
               <w:jc w:val="left"/>
             </w:pPr>
@@ -929,6 +954,7 @@
           </w:tcPr>
           <w:p>
             <w:pPr>
+              <w:keepNext w:val="false"/>
               <w:spacing w:after="40" w:before="0"/>
               <w:jc w:val="left"/>
             </w:pPr>
@@ -1076,6 +1102,7 @@
           </w:tcPr>
           <w:p>
             <w:pPr>
+              <w:keepNext w:val="false"/>
               <w:spacing w:after="40" w:before="0"/>
               <w:jc w:val="left"/>
             </w:pPr>
@@ -1223,6 +1250,7 @@
           </w:tcPr>
           <w:p>
             <w:pPr>
+              <w:keepNext w:val="false"/>
               <w:spacing w:after="40" w:before="0"/>
               <w:jc w:val="left"/>
             </w:pPr>
@@ -1370,6 +1398,7 @@
           </w:tcPr>
           <w:p>
             <w:pPr>
+              <w:keepNext w:val="false"/>
               <w:spacing w:after="40" w:before="0"/>
               <w:jc w:val="left"/>
             </w:pPr>
@@ -1497,6 +1526,7 @@
           </w:tcPr>
           <w:p>
             <w:pPr>
+              <w:keepNext w:val="false"/>
               <w:spacing w:after="40" w:before="0"/>
               <w:jc w:val="left"/>
             </w:pPr>
@@ -1664,6 +1694,7 @@
           </w:tcPr>
           <w:p>
             <w:pPr>
+              <w:keepNext w:val="false"/>
               <w:spacing w:after="40" w:before="0"/>
               <w:jc w:val="left"/>
             </w:pPr>
@@ -1696,6 +1727,7 @@
           </w:tcPr>
           <w:p>
             <w:pPr>
+              <w:keepNext w:val="false"/>
               <w:spacing w:after="40" w:before="0"/>
               <w:jc w:val="left"/>
             </w:pPr>
@@ -1730,6 +1762,7 @@
           </w:tcPr>
           <w:p>
             <w:pPr>
+              <w:keepNext w:val="false"/>
               <w:spacing w:after="40" w:before="0"/>
               <w:jc w:val="left"/>
             </w:pPr>
@@ -1762,6 +1795,7 @@
           </w:tcPr>
           <w:p>
             <w:pPr>
+              <w:keepNext w:val="false"/>
               <w:spacing w:after="40" w:before="0"/>
               <w:jc w:val="left"/>
             </w:pPr>
@@ -1781,6 +1815,7 @@
           </w:p>
           <w:p>
             <w:pPr>
+              <w:keepNext w:val="false"/>
               <w:spacing w:after="40" w:before="0"/>
               <w:jc w:val="left"/>
             </w:pPr>
@@ -1800,6 +1835,7 @@
           </w:p>
           <w:p>
             <w:pPr>
+              <w:keepNext w:val="false"/>
               <w:spacing w:after="40" w:before="0"/>
               <w:jc w:val="left"/>
             </w:pPr>
@@ -1819,6 +1855,7 @@
           </w:p>
           <w:p>
             <w:pPr>
+              <w:keepNext w:val="false"/>
               <w:spacing w:after="40" w:before="0"/>
               <w:jc w:val="left"/>
             </w:pPr>
@@ -1838,6 +1875,7 @@
           </w:p>
           <w:p>
             <w:pPr>
+              <w:keepNext w:val="false"/>
               <w:spacing w:after="40" w:before="0"/>
               <w:jc w:val="left"/>
             </w:pPr>
@@ -1872,6 +1910,7 @@
           </w:tcPr>
           <w:p>
             <w:pPr>
+              <w:keepNext w:val="false"/>
               <w:spacing w:after="40" w:before="0"/>
               <w:jc w:val="left"/>
             </w:pPr>
@@ -1904,6 +1943,7 @@
           </w:tcPr>
           <w:p>
             <w:pPr>
+              <w:keepNext w:val="false"/>
               <w:spacing w:after="40" w:before="0"/>
               <w:jc w:val="left"/>
             </w:pPr>
@@ -1923,6 +1963,7 @@
           </w:p>
           <w:p>
             <w:pPr>
+              <w:keepNext w:val="false"/>
               <w:spacing w:after="40" w:before="0"/>
               <w:jc w:val="left"/>
             </w:pPr>
@@ -1942,6 +1983,7 @@
           </w:p>
           <w:p>
             <w:pPr>
+              <w:keepNext w:val="false"/>
               <w:spacing w:after="40" w:before="0"/>
               <w:jc w:val="left"/>
             </w:pPr>
@@ -1976,6 +2018,7 @@
           </w:tcPr>
           <w:p>
             <w:pPr>
+              <w:keepNext w:val="false"/>
               <w:spacing w:after="40" w:before="0"/>
               <w:jc w:val="left"/>
             </w:pPr>
@@ -2008,6 +2051,7 @@
           </w:tcPr>
           <w:p>
             <w:pPr>
+              <w:keepNext w:val="false"/>
               <w:spacing w:after="40" w:before="0"/>
               <w:jc w:val="left"/>
             </w:pPr>
@@ -2027,6 +2071,7 @@
           </w:p>
           <w:p>
             <w:pPr>
+              <w:keepNext w:val="false"/>
               <w:spacing w:after="40" w:before="0"/>
               <w:jc w:val="left"/>
             </w:pPr>
@@ -2046,6 +2091,7 @@
           </w:p>
           <w:p>
             <w:pPr>
+              <w:keepNext w:val="false"/>
               <w:spacing w:after="40" w:before="0"/>
               <w:jc w:val="left"/>
             </w:pPr>
@@ -2065,6 +2111,7 @@
           </w:p>
           <w:p>
             <w:pPr>
+              <w:keepNext w:val="false"/>
               <w:spacing w:after="40" w:before="0"/>
               <w:jc w:val="left"/>
             </w:pPr>
@@ -2084,6 +2131,7 @@
           </w:p>
           <w:p>
             <w:pPr>
+              <w:keepNext w:val="false"/>
               <w:spacing w:after="40" w:before="0"/>
               <w:jc w:val="left"/>
             </w:pPr>
@@ -2103,6 +2151,7 @@
           </w:p>
           <w:p>
             <w:pPr>
+              <w:keepNext w:val="false"/>
               <w:spacing w:after="40" w:before="0"/>
               <w:jc w:val="left"/>
             </w:pPr>
@@ -2122,6 +2171,7 @@
           </w:p>
           <w:p>
             <w:pPr>
+              <w:keepNext w:val="false"/>
               <w:spacing w:after="40" w:before="0"/>
               <w:jc w:val="left"/>
             </w:pPr>
@@ -2141,6 +2191,7 @@
           </w:p>
           <w:p>
             <w:pPr>
+              <w:keepNext w:val="false"/>
               <w:spacing w:after="40" w:before="0"/>
               <w:jc w:val="left"/>
             </w:pPr>
@@ -2160,6 +2211,7 @@
           </w:p>
           <w:p>
             <w:pPr>
+              <w:keepNext w:val="false"/>
               <w:spacing w:after="40" w:before="0"/>
               <w:jc w:val="left"/>
             </w:pPr>
@@ -2179,6 +2231,7 @@
           </w:p>
           <w:p>
             <w:pPr>
+              <w:keepNext w:val="false"/>
               <w:spacing w:after="40" w:before="0"/>
               <w:jc w:val="left"/>
             </w:pPr>
@@ -2198,6 +2251,7 @@
           </w:p>
           <w:p>
             <w:pPr>
+              <w:keepNext w:val="false"/>
               <w:spacing w:after="40" w:before="0"/>
               <w:jc w:val="left"/>
             </w:pPr>
@@ -2217,6 +2271,7 @@
           </w:p>
           <w:p>
             <w:pPr>
+              <w:keepNext w:val="false"/>
               <w:spacing w:after="40" w:before="0"/>
               <w:jc w:val="left"/>
             </w:pPr>
@@ -2236,6 +2291,7 @@
           </w:p>
           <w:p>
             <w:pPr>
+              <w:keepNext w:val="false"/>
               <w:spacing w:after="40" w:before="0"/>
               <w:jc w:val="left"/>
             </w:pPr>
@@ -2255,6 +2311,7 @@
           </w:p>
           <w:p>
             <w:pPr>
+              <w:keepNext w:val="false"/>
               <w:spacing w:after="40" w:before="0"/>
               <w:jc w:val="left"/>
             </w:pPr>
@@ -2274,6 +2331,7 @@
           </w:p>
           <w:p>
             <w:pPr>
+              <w:keepNext w:val="false"/>
               <w:spacing w:after="40" w:before="0"/>
               <w:jc w:val="left"/>
             </w:pPr>
@@ -2293,6 +2351,7 @@
           </w:p>
           <w:p>
             <w:pPr>
+              <w:keepNext w:val="false"/>
               <w:spacing w:after="40" w:before="0"/>
               <w:jc w:val="left"/>
             </w:pPr>
@@ -2312,6 +2371,7 @@
           </w:p>
           <w:p>
             <w:pPr>
+              <w:keepNext w:val="false"/>
               <w:spacing w:after="40" w:before="0"/>
               <w:jc w:val="left"/>
             </w:pPr>
@@ -2331,6 +2391,7 @@
           </w:p>
           <w:p>
             <w:pPr>
+              <w:keepNext w:val="false"/>
               <w:spacing w:after="40" w:before="0"/>
               <w:jc w:val="left"/>
             </w:pPr>
@@ -2350,6 +2411,7 @@
           </w:p>
           <w:p>
             <w:pPr>
+              <w:keepNext w:val="false"/>
               <w:spacing w:after="40" w:before="0"/>
               <w:jc w:val="left"/>
             </w:pPr>
@@ -2384,6 +2446,7 @@
           </w:tcPr>
           <w:p>
             <w:pPr>
+              <w:keepNext w:val="false"/>
               <w:spacing w:after="40" w:before="0"/>
               <w:jc w:val="left"/>
             </w:pPr>
@@ -2615,7 +2678,7 @@
         </w:rPr>
         <w:t xml:space="preserve">© 2026 SeaVuria and ARES. This work is licensed under a </w:t>
       </w:r>
-      <w:hyperlink w:history="1" r:id="rIdix9ufzwrw7qdrtkudag8z">
+      <w:hyperlink w:history="1" r:id="rIdnsz3fywqglv-istqvhexm">
         <w:r>
           <w:rPr>
             <w:rFonts w:ascii="Arial" w:cs="Arial" w:eastAsia="Arial" w:hAnsi="Arial"/>
@@ -2635,7 +2698,7 @@
         </w:rPr>
         <w:t xml:space="preserve"> (</w:t>
       </w:r>
-      <w:hyperlink w:history="1" r:id="rIddoee7bju0udtnavijq36x">
+      <w:hyperlink w:history="1" r:id="rIdfaamggcvdiorr8nvp5fkq">
         <w:r>
           <w:rPr>
             <w:rFonts w:ascii="Arial" w:cs="Arial" w:eastAsia="Arial" w:hAnsi="Arial"/>
@@ -2655,7 +2718,7 @@
         </w:rPr>
         <w:t xml:space="preserve">). To view a copy of this license, visit </w:t>
       </w:r>
-      <w:hyperlink w:history="1" r:id="rIdtfbenyv0hdnq88_ly0krv">
+      <w:hyperlink w:history="1" r:id="rIddqbb_a8hnne810ur9a5j4">
         <w:r>
           <w:rPr>
             <w:rFonts w:ascii="Arial" w:cs="Arial" w:eastAsia="Arial" w:hAnsi="Arial"/>
@@ -2714,6 +2777,7 @@
           </w:tcPr>
           <w:p>
             <w:pPr>
+              <w:keepNext w:val="false"/>
               <w:spacing w:after="40" w:before="0"/>
               <w:jc w:val="center"/>
             </w:pPr>
@@ -2749,6 +2813,7 @@
           </w:tcPr>
           <w:p>
             <w:pPr>
+              <w:keepNext w:val="false"/>
               <w:spacing w:after="40" w:before="0"/>
               <w:jc w:val="center"/>
             </w:pPr>
@@ -2783,6 +2848,7 @@
           </w:tcPr>
           <w:p>
             <w:pPr>
+              <w:keepNext w:val="false"/>
               <w:spacing w:after="40" w:before="0"/>
               <w:jc w:val="left"/>
             </w:pPr>
@@ -2815,6 +2881,7 @@
           </w:tcPr>
           <w:p>
             <w:pPr>
+              <w:keepNext w:val="false"/>
               <w:spacing w:after="40" w:before="0"/>
               <w:jc w:val="left"/>
             </w:pPr>
@@ -2849,6 +2916,7 @@
           </w:tcPr>
           <w:p>
             <w:pPr>
+              <w:keepNext w:val="false"/>
               <w:spacing w:after="40" w:before="0"/>
               <w:jc w:val="left"/>
             </w:pPr>
@@ -2881,6 +2949,7 @@
           </w:tcPr>
           <w:p>
             <w:pPr>
+              <w:keepNext w:val="false"/>
               <w:spacing w:after="40" w:before="0"/>
               <w:jc w:val="left"/>
             </w:pPr>
@@ -2915,6 +2984,7 @@
           </w:tcPr>
           <w:p>
             <w:pPr>
+              <w:keepNext w:val="false"/>
               <w:spacing w:after="40" w:before="0"/>
               <w:jc w:val="left"/>
             </w:pPr>
@@ -2947,6 +3017,7 @@
           </w:tcPr>
           <w:p>
             <w:pPr>
+              <w:keepNext w:val="false"/>
               <w:spacing w:after="40" w:before="0"/>
               <w:jc w:val="left"/>
             </w:pPr>
@@ -2981,6 +3052,7 @@
           </w:tcPr>
           <w:p>
             <w:pPr>
+              <w:keepNext w:val="false"/>
               <w:spacing w:after="40" w:before="0"/>
               <w:jc w:val="left"/>
             </w:pPr>
@@ -3013,6 +3085,7 @@
           </w:tcPr>
           <w:p>
             <w:pPr>
+              <w:keepNext w:val="false"/>
               <w:spacing w:after="40" w:before="0"/>
               <w:jc w:val="left"/>
             </w:pPr>
@@ -3047,6 +3120,7 @@
           </w:tcPr>
           <w:p>
             <w:pPr>
+              <w:keepNext w:val="false"/>
               <w:spacing w:after="40" w:before="0"/>
               <w:jc w:val="left"/>
             </w:pPr>
@@ -3079,6 +3153,7 @@
           </w:tcPr>
           <w:p>
             <w:pPr>
+              <w:keepNext w:val="false"/>
               <w:spacing w:after="40" w:before="0"/>
               <w:jc w:val="left"/>
             </w:pPr>
@@ -3113,6 +3188,7 @@
           </w:tcPr>
           <w:p>
             <w:pPr>
+              <w:keepNext w:val="false"/>
               <w:spacing w:after="40" w:before="0"/>
               <w:jc w:val="left"/>
             </w:pPr>
@@ -3145,6 +3221,7 @@
           </w:tcPr>
           <w:p>
             <w:pPr>
+              <w:keepNext w:val="false"/>
               <w:spacing w:after="40" w:before="0"/>
               <w:jc w:val="left"/>
             </w:pPr>
@@ -3179,6 +3256,7 @@
           </w:tcPr>
           <w:p>
             <w:pPr>
+              <w:keepNext w:val="false"/>
               <w:spacing w:after="40" w:before="0"/>
               <w:jc w:val="left"/>
             </w:pPr>
@@ -3211,6 +3289,7 @@
           </w:tcPr>
           <w:p>
             <w:pPr>
+              <w:keepNext w:val="false"/>
               <w:spacing w:after="40" w:before="0"/>
               <w:jc w:val="left"/>
             </w:pPr>
@@ -3245,6 +3324,7 @@
           </w:tcPr>
           <w:p>
             <w:pPr>
+              <w:keepNext w:val="false"/>
               <w:spacing w:after="40" w:before="0"/>
               <w:jc w:val="left"/>
             </w:pPr>
@@ -3277,6 +3357,7 @@
           </w:tcPr>
           <w:p>
             <w:pPr>
+              <w:keepNext w:val="false"/>
               <w:spacing w:after="40" w:before="0"/>
               <w:jc w:val="left"/>
             </w:pPr>
@@ -3336,6 +3417,7 @@
           </w:tcPr>
           <w:p>
             <w:pPr>
+              <w:keepNext w:val="false"/>
               <w:spacing w:after="40" w:before="0"/>
               <w:jc w:val="center"/>
             </w:pPr>
@@ -3370,6 +3452,7 @@
           </w:tcPr>
           <w:p>
             <w:pPr>
+              <w:keepNext w:val="false"/>
               <w:spacing w:after="40" w:before="0"/>
               <w:jc w:val="left"/>
             </w:pPr>
@@ -3434,6 +3517,7 @@
           </w:tcPr>
           <w:p>
             <w:pPr>
+              <w:keepNext w:val="false"/>
               <w:spacing w:after="40" w:before="0"/>
               <w:jc w:val="center"/>
             </w:pPr>
@@ -3468,6 +3552,7 @@
           </w:tcPr>
           <w:p>
             <w:pPr>
+              <w:keepNext w:val="false"/>
               <w:spacing w:after="40" w:before="0"/>
               <w:jc w:val="left"/>
             </w:pPr>
@@ -3500,6 +3585,7 @@
           </w:tcPr>
           <w:p>
             <w:pPr>
+              <w:keepNext w:val="false"/>
               <w:spacing w:after="40" w:before="0"/>
               <w:jc w:val="left"/>
             </w:pPr>
@@ -3532,6 +3618,7 @@
           </w:tcPr>
           <w:p>
             <w:pPr>
+              <w:keepNext w:val="false"/>
               <w:spacing w:after="40" w:before="0"/>
               <w:jc w:val="left"/>
             </w:pPr>
@@ -3564,6 +3651,7 @@
           </w:tcPr>
           <w:p>
             <w:pPr>
+              <w:keepNext w:val="false"/>
               <w:spacing w:after="40" w:before="0"/>
               <w:jc w:val="left"/>
             </w:pPr>
@@ -3596,6 +3684,7 @@
           </w:tcPr>
           <w:p>
             <w:pPr>
+              <w:keepNext w:val="false"/>
               <w:spacing w:after="40" w:before="0"/>
               <w:jc w:val="left"/>
             </w:pPr>
@@ -3630,6 +3719,7 @@
           </w:tcPr>
           <w:p>
             <w:pPr>
+              <w:keepNext w:val="false"/>
               <w:spacing w:after="40" w:before="0"/>
               <w:jc w:val="left"/>
             </w:pPr>
@@ -3667,7 +3757,7 @@
             <w:pPr>
               <w:spacing w:after="20" w:before="0"/>
             </w:pPr>
-            <w:hyperlink w:history="1" r:id="rIdjgrumwrnutzwgepkm_ym3">
+            <w:hyperlink w:history="1" r:id="rIdy9x4smvobza5zkrgiy_w5">
               <w:r>
                 <w:rPr>
                   <w:rFonts w:ascii="Arial" w:cs="Arial" w:eastAsia="Arial" w:hAnsi="Arial"/>
@@ -3700,7 +3790,7 @@
               <w:spacing w:after="10" w:before="0"/>
               <w:ind w:left="120"/>
             </w:pPr>
-            <w:hyperlink w:history="1" r:id="rIdb330ltcmms1iblqbfwgrv">
+            <w:hyperlink w:history="1" r:id="rIdrqpf5i40fvih4utxjjbhd">
               <w:r>
                 <w:rPr>
                   <w:rFonts w:ascii="Arial" w:cs="Arial" w:eastAsia="Arial" w:hAnsi="Arial"/>
@@ -3745,7 +3835,7 @@
             <w:pPr>
               <w:spacing w:after="20" w:before="0"/>
             </w:pPr>
-            <w:hyperlink w:history="1" r:id="rId90gwx6kd-x8zl8p89xkc2">
+            <w:hyperlink w:history="1" r:id="rId-qckehvlhmxvxn8_cfan8">
               <w:r>
                 <w:rPr>
                   <w:rFonts w:ascii="Arial" w:cs="Arial" w:eastAsia="Arial" w:hAnsi="Arial"/>
@@ -3778,7 +3868,7 @@
               <w:spacing w:after="10" w:before="0"/>
               <w:ind w:left="120"/>
             </w:pPr>
-            <w:hyperlink w:history="1" r:id="rIdwd0cq4vvzmq8jymkuj0de">
+            <w:hyperlink w:history="1" r:id="rIdqimmclekgjc_m7ax111zk">
               <w:r>
                 <w:rPr>
                   <w:rFonts w:ascii="Arial" w:cs="Arial" w:eastAsia="Arial" w:hAnsi="Arial"/>
@@ -3806,6 +3896,7 @@
           </w:tcPr>
           <w:p>
             <w:pPr>
+              <w:keepNext w:val="false"/>
               <w:spacing w:after="40" w:before="0"/>
               <w:jc w:val="left"/>
             </w:pPr>
@@ -3838,6 +3929,7 @@
           </w:tcPr>
           <w:p>
             <w:pPr>
+              <w:keepNext w:val="false"/>
               <w:spacing w:after="40" w:before="0"/>
               <w:jc w:val="left"/>
             </w:pPr>
@@ -3870,6 +3962,7 @@
           </w:tcPr>
           <w:p>
             <w:pPr>
+              <w:keepNext w:val="false"/>
               <w:spacing w:after="40" w:before="0"/>
               <w:jc w:val="left"/>
             </w:pPr>
@@ -3902,6 +3995,7 @@
           </w:tcPr>
           <w:p>
             <w:pPr>
+              <w:keepNext w:val="false"/>
               <w:spacing w:after="40" w:before="0"/>
               <w:jc w:val="left"/>
             </w:pPr>
@@ -3936,6 +4030,7 @@
           </w:tcPr>
           <w:p>
             <w:pPr>
+              <w:keepNext w:val="false"/>
               <w:spacing w:after="40" w:before="0"/>
               <w:jc w:val="left"/>
             </w:pPr>
@@ -3973,7 +4068,7 @@
             <w:pPr>
               <w:spacing w:after="20" w:before="0"/>
             </w:pPr>
-            <w:hyperlink w:history="1" r:id="rId0_np8noe05pqe212oomu8">
+            <w:hyperlink w:history="1" r:id="rIdf0hadzadi_ouckwwxmevt">
               <w:r>
                 <w:rPr>
                   <w:rFonts w:ascii="Arial" w:cs="Arial" w:eastAsia="Arial" w:hAnsi="Arial"/>
@@ -4006,7 +4101,7 @@
               <w:spacing w:after="10" w:before="0"/>
               <w:ind w:left="120"/>
             </w:pPr>
-            <w:hyperlink w:history="1" r:id="rIdcs4dniogdlxpcnuq9vqay">
+            <w:hyperlink w:history="1" r:id="rIdnrn3jwxlywacrbrg7ue5p">
               <w:r>
                 <w:rPr>
                   <w:rFonts w:ascii="Arial" w:cs="Arial" w:eastAsia="Arial" w:hAnsi="Arial"/>
@@ -4051,7 +4146,7 @@
             <w:pPr>
               <w:spacing w:after="20" w:before="0"/>
             </w:pPr>
-            <w:hyperlink w:history="1" r:id="rId2u8vvrpzyim34fhp9gs92">
+            <w:hyperlink w:history="1" r:id="rId5knnsejzjbmft0cvcujdr">
               <w:r>
                 <w:rPr>
                   <w:rFonts w:ascii="Arial" w:cs="Arial" w:eastAsia="Arial" w:hAnsi="Arial"/>
@@ -4084,7 +4179,7 @@
               <w:spacing w:after="10" w:before="0"/>
               <w:ind w:left="120"/>
             </w:pPr>
-            <w:hyperlink w:history="1" r:id="rIdswsggmalcyqwb4e9rergc">
+            <w:hyperlink w:history="1" r:id="rIdzhwmp__sodtunpy7i1eh0">
               <w:r>
                 <w:rPr>
                   <w:rFonts w:ascii="Arial" w:cs="Arial" w:eastAsia="Arial" w:hAnsi="Arial"/>
@@ -4112,6 +4207,7 @@
           </w:tcPr>
           <w:p>
             <w:pPr>
+              <w:keepNext w:val="false"/>
               <w:spacing w:after="40" w:before="0"/>
               <w:jc w:val="left"/>
             </w:pPr>
@@ -4144,6 +4240,7 @@
           </w:tcPr>
           <w:p>
             <w:pPr>
+              <w:keepNext w:val="false"/>
               <w:spacing w:after="40" w:before="0"/>
               <w:jc w:val="left"/>
             </w:pPr>
@@ -4176,6 +4273,7 @@
           </w:tcPr>
           <w:p>
             <w:pPr>
+              <w:keepNext w:val="false"/>
               <w:spacing w:after="40" w:before="0"/>
               <w:jc w:val="left"/>
             </w:pPr>
@@ -4208,6 +4306,7 @@
           </w:tcPr>
           <w:p>
             <w:pPr>
+              <w:keepNext w:val="false"/>
               <w:spacing w:after="40" w:before="0"/>
               <w:jc w:val="left"/>
             </w:pPr>
@@ -4242,6 +4341,7 @@
           </w:tcPr>
           <w:p>
             <w:pPr>
+              <w:keepNext w:val="false"/>
               <w:spacing w:after="40" w:before="0"/>
               <w:jc w:val="left"/>
             </w:pPr>
@@ -4279,7 +4379,7 @@
             <w:pPr>
               <w:spacing w:after="20" w:before="0"/>
             </w:pPr>
-            <w:hyperlink w:history="1" r:id="rIdnf9gr5zck6qdln_wa_qmm">
+            <w:hyperlink w:history="1" r:id="rIdfvrsjulo_itokxrgyf93q">
               <w:r>
                 <w:rPr>
                   <w:rFonts w:ascii="Arial" w:cs="Arial" w:eastAsia="Arial" w:hAnsi="Arial"/>
@@ -4312,7 +4412,7 @@
               <w:spacing w:after="10" w:before="0"/>
               <w:ind w:left="120"/>
             </w:pPr>
-            <w:hyperlink w:history="1" r:id="rIdw_i3_fk8vpzmafvi4-2ot">
+            <w:hyperlink w:history="1" r:id="rIdfprwkb6jtputclnqpylwe">
               <w:r>
                 <w:rPr>
                   <w:rFonts w:ascii="Arial" w:cs="Arial" w:eastAsia="Arial" w:hAnsi="Arial"/>
@@ -4357,7 +4457,7 @@
             <w:pPr>
               <w:spacing w:after="20" w:before="0"/>
             </w:pPr>
-            <w:hyperlink w:history="1" r:id="rIdbzg81hadrthxh-ep0ublo">
+            <w:hyperlink w:history="1" r:id="rIdxojl1h2w3l1_3su8mw83c">
               <w:r>
                 <w:rPr>
                   <w:rFonts w:ascii="Arial" w:cs="Arial" w:eastAsia="Arial" w:hAnsi="Arial"/>
@@ -4406,7 +4506,7 @@
               <w:spacing w:after="10" w:before="0"/>
               <w:ind w:left="120"/>
             </w:pPr>
-            <w:hyperlink w:history="1" r:id="rIdecg910dbq9xgeg8wblczu">
+            <w:hyperlink w:history="1" r:id="rIdtklalerlkity3-wztjckb">
               <w:r>
                 <w:rPr>
                   <w:rFonts w:ascii="Arial" w:cs="Arial" w:eastAsia="Arial" w:hAnsi="Arial"/>
@@ -4434,6 +4534,7 @@
           </w:tcPr>
           <w:p>
             <w:pPr>
+              <w:keepNext w:val="false"/>
               <w:spacing w:after="40" w:before="0"/>
               <w:jc w:val="left"/>
             </w:pPr>
@@ -4466,6 +4567,7 @@
           </w:tcPr>
           <w:p>
             <w:pPr>
+              <w:keepNext w:val="false"/>
               <w:spacing w:after="40" w:before="0"/>
               <w:jc w:val="left"/>
             </w:pPr>
@@ -4498,6 +4600,7 @@
           </w:tcPr>
           <w:p>
             <w:pPr>
+              <w:keepNext w:val="false"/>
               <w:spacing w:after="40" w:before="0"/>
               <w:jc w:val="left"/>
             </w:pPr>
@@ -4530,6 +4633,7 @@
           </w:tcPr>
           <w:p>
             <w:pPr>
+              <w:keepNext w:val="false"/>
               <w:spacing w:after="40" w:before="0"/>
               <w:jc w:val="left"/>
             </w:pPr>
@@ -4564,6 +4668,7 @@
           </w:tcPr>
           <w:p>
             <w:pPr>
+              <w:keepNext w:val="false"/>
               <w:spacing w:after="40" w:before="0"/>
               <w:jc w:val="left"/>
             </w:pPr>
@@ -4601,7 +4706,7 @@
             <w:pPr>
               <w:spacing w:after="20" w:before="0"/>
             </w:pPr>
-            <w:hyperlink w:history="1" r:id="rIdm8sxcdybol2-hbx4abtt8">
+            <w:hyperlink w:history="1" r:id="rIdh7yg8sa7crlwr02gkcbfg">
               <w:r>
                 <w:rPr>
                   <w:rFonts w:ascii="Arial" w:cs="Arial" w:eastAsia="Arial" w:hAnsi="Arial"/>
@@ -4634,7 +4739,7 @@
               <w:spacing w:after="10" w:before="0"/>
               <w:ind w:left="120"/>
             </w:pPr>
-            <w:hyperlink w:history="1" r:id="rIdjazjdfc1ettquaj8zfeoo">
+            <w:hyperlink w:history="1" r:id="rIdmld3zo0wg805kl61xg5sr">
               <w:r>
                 <w:rPr>
                   <w:rFonts w:ascii="Arial" w:cs="Arial" w:eastAsia="Arial" w:hAnsi="Arial"/>
@@ -4679,7 +4784,7 @@
             <w:pPr>
               <w:spacing w:after="20" w:before="0"/>
             </w:pPr>
-            <w:hyperlink w:history="1" r:id="rIdc-nvures0d8oapa2hicwy">
+            <w:hyperlink w:history="1" r:id="rIdvfcs0hjqm1wcmkhtjoqg8">
               <w:r>
                 <w:rPr>
                   <w:rFonts w:ascii="Arial" w:cs="Arial" w:eastAsia="Arial" w:hAnsi="Arial"/>
@@ -4728,7 +4833,7 @@
               <w:spacing w:after="10" w:before="0"/>
               <w:ind w:left="120"/>
             </w:pPr>
-            <w:hyperlink w:history="1" r:id="rId6u8ngkk8u8k31f95italf">
+            <w:hyperlink w:history="1" r:id="rIdkvxgwmwvrj5kfgx5bmme0">
               <w:r>
                 <w:rPr>
                   <w:rFonts w:ascii="Arial" w:cs="Arial" w:eastAsia="Arial" w:hAnsi="Arial"/>
@@ -4756,6 +4861,7 @@
           </w:tcPr>
           <w:p>
             <w:pPr>
+              <w:keepNext w:val="false"/>
               <w:spacing w:after="40" w:before="0"/>
               <w:jc w:val="left"/>
             </w:pPr>
@@ -4788,6 +4894,7 @@
           </w:tcPr>
           <w:p>
             <w:pPr>
+              <w:keepNext w:val="false"/>
               <w:spacing w:after="40" w:before="0"/>
               <w:jc w:val="left"/>
             </w:pPr>
@@ -4820,6 +4927,7 @@
           </w:tcPr>
           <w:p>
             <w:pPr>
+              <w:keepNext w:val="false"/>
               <w:spacing w:after="40" w:before="0"/>
               <w:jc w:val="left"/>
             </w:pPr>
@@ -4852,6 +4960,7 @@
           </w:tcPr>
           <w:p>
             <w:pPr>
+              <w:keepNext w:val="false"/>
               <w:spacing w:after="40" w:before="0"/>
               <w:jc w:val="left"/>
             </w:pPr>
@@ -4886,6 +4995,7 @@
           </w:tcPr>
           <w:p>
             <w:pPr>
+              <w:keepNext w:val="false"/>
               <w:spacing w:after="40" w:before="0"/>
               <w:jc w:val="left"/>
             </w:pPr>
@@ -4923,7 +5033,7 @@
             <w:pPr>
               <w:spacing w:after="20" w:before="0"/>
             </w:pPr>
-            <w:hyperlink w:history="1" r:id="rIdozhxrxk6kqzqg--vdg5fd">
+            <w:hyperlink w:history="1" r:id="rIdwyhpyl60y_5_ps9ij1qf1">
               <w:r>
                 <w:rPr>
                   <w:rFonts w:ascii="Arial" w:cs="Arial" w:eastAsia="Arial" w:hAnsi="Arial"/>
@@ -4956,7 +5066,7 @@
               <w:spacing w:after="10" w:before="0"/>
               <w:ind w:left="120"/>
             </w:pPr>
-            <w:hyperlink w:history="1" r:id="rId5lmweywcmb97i4ex7p1sh">
+            <w:hyperlink w:history="1" r:id="rIdf-qdlxvzuvw7gs7m6rsly">
               <w:r>
                 <w:rPr>
                   <w:rFonts w:ascii="Arial" w:cs="Arial" w:eastAsia="Arial" w:hAnsi="Arial"/>
@@ -5001,7 +5111,7 @@
             <w:pPr>
               <w:spacing w:after="20" w:before="0"/>
             </w:pPr>
-            <w:hyperlink w:history="1" r:id="rIduzj4_ef6zsl0fijmeeumc">
+            <w:hyperlink w:history="1" r:id="rIduchjbq9r8si2jwaacktir">
               <w:r>
                 <w:rPr>
                   <w:rFonts w:ascii="Arial" w:cs="Arial" w:eastAsia="Arial" w:hAnsi="Arial"/>
@@ -5050,7 +5160,7 @@
               <w:spacing w:after="10" w:before="0"/>
               <w:ind w:left="120"/>
             </w:pPr>
-            <w:hyperlink w:history="1" r:id="rIdgt2a-tpyzuiev1icm_yjg">
+            <w:hyperlink w:history="1" r:id="rIdwhkndspkqn26xw9hs7hsc">
               <w:r>
                 <w:rPr>
                   <w:rFonts w:ascii="Arial" w:cs="Arial" w:eastAsia="Arial" w:hAnsi="Arial"/>
@@ -5078,6 +5188,7 @@
           </w:tcPr>
           <w:p>
             <w:pPr>
+              <w:keepNext w:val="false"/>
               <w:spacing w:after="40" w:before="0"/>
               <w:jc w:val="left"/>
             </w:pPr>
@@ -5110,6 +5221,7 @@
           </w:tcPr>
           <w:p>
             <w:pPr>
+              <w:keepNext w:val="false"/>
               <w:spacing w:after="40" w:before="0"/>
               <w:jc w:val="left"/>
             </w:pPr>
@@ -5142,6 +5254,7 @@
           </w:tcPr>
           <w:p>
             <w:pPr>
+              <w:keepNext w:val="false"/>
               <w:spacing w:after="40" w:before="0"/>
               <w:jc w:val="left"/>
             </w:pPr>
@@ -5174,6 +5287,7 @@
           </w:tcPr>
           <w:p>
             <w:pPr>
+              <w:keepNext w:val="false"/>
               <w:spacing w:after="40" w:before="0"/>
               <w:jc w:val="left"/>
             </w:pPr>
@@ -5233,6 +5347,7 @@
           </w:tcPr>
           <w:p>
             <w:pPr>
+              <w:keepNext w:val="false"/>
               <w:spacing w:after="40" w:before="0"/>
               <w:jc w:val="center"/>
             </w:pPr>
@@ -5267,6 +5382,7 @@
           </w:tcPr>
           <w:p>
             <w:pPr>
+              <w:keepNext w:val="false"/>
               <w:spacing w:after="40" w:before="0"/>
               <w:jc w:val="left"/>
             </w:pPr>
@@ -5328,6 +5444,7 @@
           </w:tcPr>
           <w:p>
             <w:pPr>
+              <w:keepNext w:val="false"/>
               <w:spacing w:after="40" w:before="0"/>
               <w:jc w:val="center"/>
             </w:pPr>
@@ -5362,6 +5479,7 @@
           </w:tcPr>
           <w:p>
             <w:pPr>
+              <w:keepNext w:val="false"/>
               <w:spacing w:after="40" w:before="0"/>
               <w:jc w:val="left"/>
             </w:pPr>
@@ -5394,6 +5512,7 @@
           </w:tcPr>
           <w:p>
             <w:pPr>
+              <w:keepNext w:val="false"/>
               <w:spacing w:after="40" w:before="0"/>
               <w:jc w:val="left"/>
             </w:pPr>
@@ -5428,6 +5547,7 @@
           </w:tcPr>
           <w:p>
             <w:pPr>
+              <w:keepNext w:val="false"/>
               <w:spacing w:after="40" w:before="0"/>
               <w:jc w:val="left"/>
             </w:pPr>
@@ -5460,6 +5580,7 @@
           </w:tcPr>
           <w:p>
             <w:pPr>
+              <w:keepNext w:val="false"/>
               <w:spacing w:after="40" w:before="0"/>
               <w:jc w:val="left"/>
             </w:pPr>
@@ -5494,6 +5615,7 @@
           </w:tcPr>
           <w:p>
             <w:pPr>
+              <w:keepNext w:val="false"/>
               <w:spacing w:after="40" w:before="0"/>
               <w:jc w:val="left"/>
             </w:pPr>
@@ -5526,6 +5648,7 @@
           </w:tcPr>
           <w:p>
             <w:pPr>
+              <w:keepNext w:val="false"/>
               <w:spacing w:after="40" w:before="0"/>
               <w:jc w:val="left"/>
             </w:pPr>
@@ -5562,7 +5685,7 @@
         </w:rPr>
         <w:t xml:space="preserve">© 2026 SeaVuria and ARES. Aligned with KICD objectives. Developed by SeaVuria; technical implementation by ARES (with AI assistance from Claude). Licensed under </w:t>
       </w:r>
-      <w:hyperlink w:history="1" r:id="rIda7azvuzt-rt5yu1fabkuk">
+      <w:hyperlink w:history="1" r:id="rIdygy7zf-3qd4udbcek9ial">
         <w:r>
           <w:rPr>
             <w:rFonts w:ascii="Arial" w:cs="Arial" w:eastAsia="Arial" w:hAnsi="Arial"/>
@@ -5583,7 +5706,7 @@
         </w:rPr>
         <w:t xml:space="preserve"> (</w:t>
       </w:r>
-      <w:hyperlink w:history="1" r:id="rIdhz2wjcvwogw8egcno1ej3">
+      <w:hyperlink w:history="1" r:id="rIdizhsridllq5irxut2cchc">
         <w:r>
           <w:rPr>
             <w:rFonts w:ascii="Arial" w:cs="Arial" w:eastAsia="Arial" w:hAnsi="Arial"/>
@@ -5643,6 +5766,7 @@
           </w:tcPr>
           <w:p>
             <w:pPr>
+              <w:keepNext w:val="false"/>
               <w:spacing w:after="40" w:before="0"/>
               <w:jc w:val="center"/>
             </w:pPr>
@@ -5678,6 +5802,7 @@
           </w:tcPr>
           <w:p>
             <w:pPr>
+              <w:keepNext w:val="false"/>
               <w:spacing w:after="40" w:before="0"/>
               <w:jc w:val="center"/>
             </w:pPr>
@@ -5712,6 +5837,7 @@
           </w:tcPr>
           <w:p>
             <w:pPr>
+              <w:keepNext w:val="false"/>
               <w:spacing w:after="40" w:before="0"/>
               <w:jc w:val="left"/>
             </w:pPr>
@@ -5744,6 +5870,7 @@
           </w:tcPr>
           <w:p>
             <w:pPr>
+              <w:keepNext w:val="false"/>
               <w:spacing w:after="40" w:before="0"/>
               <w:jc w:val="left"/>
             </w:pPr>
@@ -5778,6 +5905,7 @@
           </w:tcPr>
           <w:p>
             <w:pPr>
+              <w:keepNext w:val="false"/>
               <w:spacing w:after="40" w:before="0"/>
               <w:jc w:val="left"/>
             </w:pPr>
@@ -5810,6 +5938,7 @@
           </w:tcPr>
           <w:p>
             <w:pPr>
+              <w:keepNext w:val="false"/>
               <w:spacing w:after="40" w:before="0"/>
               <w:jc w:val="left"/>
             </w:pPr>
@@ -5844,6 +5973,7 @@
           </w:tcPr>
           <w:p>
             <w:pPr>
+              <w:keepNext w:val="false"/>
               <w:spacing w:after="40" w:before="0"/>
               <w:jc w:val="left"/>
             </w:pPr>
@@ -5876,6 +6006,7 @@
           </w:tcPr>
           <w:p>
             <w:pPr>
+              <w:keepNext w:val="false"/>
               <w:spacing w:after="40" w:before="0"/>
               <w:jc w:val="left"/>
             </w:pPr>
@@ -5910,6 +6041,7 @@
           </w:tcPr>
           <w:p>
             <w:pPr>
+              <w:keepNext w:val="false"/>
               <w:spacing w:after="40" w:before="0"/>
               <w:jc w:val="left"/>
             </w:pPr>
@@ -5942,6 +6074,7 @@
           </w:tcPr>
           <w:p>
             <w:pPr>
+              <w:keepNext w:val="false"/>
               <w:spacing w:after="40" w:before="0"/>
               <w:jc w:val="left"/>
             </w:pPr>
@@ -5976,6 +6109,7 @@
           </w:tcPr>
           <w:p>
             <w:pPr>
+              <w:keepNext w:val="false"/>
               <w:spacing w:after="40" w:before="0"/>
               <w:jc w:val="left"/>
             </w:pPr>
@@ -6008,6 +6142,7 @@
           </w:tcPr>
           <w:p>
             <w:pPr>
+              <w:keepNext w:val="false"/>
               <w:spacing w:after="40" w:before="0"/>
               <w:jc w:val="left"/>
             </w:pPr>
@@ -6042,6 +6177,7 @@
           </w:tcPr>
           <w:p>
             <w:pPr>
+              <w:keepNext w:val="false"/>
               <w:spacing w:after="40" w:before="0"/>
               <w:jc w:val="left"/>
             </w:pPr>
@@ -6074,6 +6210,7 @@
           </w:tcPr>
           <w:p>
             <w:pPr>
+              <w:keepNext w:val="false"/>
               <w:spacing w:after="40" w:before="0"/>
               <w:jc w:val="left"/>
             </w:pPr>
@@ -6108,6 +6245,7 @@
           </w:tcPr>
           <w:p>
             <w:pPr>
+              <w:keepNext w:val="false"/>
               <w:spacing w:after="40" w:before="0"/>
               <w:jc w:val="left"/>
             </w:pPr>
@@ -6140,6 +6278,7 @@
           </w:tcPr>
           <w:p>
             <w:pPr>
+              <w:keepNext w:val="false"/>
               <w:spacing w:after="40" w:before="0"/>
               <w:jc w:val="left"/>
             </w:pPr>
@@ -6174,6 +6313,7 @@
           </w:tcPr>
           <w:p>
             <w:pPr>
+              <w:keepNext w:val="false"/>
               <w:spacing w:after="40" w:before="0"/>
               <w:jc w:val="left"/>
             </w:pPr>
@@ -6206,6 +6346,7 @@
           </w:tcPr>
           <w:p>
             <w:pPr>
+              <w:keepNext w:val="false"/>
               <w:spacing w:after="40" w:before="0"/>
               <w:jc w:val="left"/>
             </w:pPr>
@@ -6265,6 +6406,7 @@
           </w:tcPr>
           <w:p>
             <w:pPr>
+              <w:keepNext w:val="false"/>
               <w:spacing w:after="40" w:before="0"/>
               <w:jc w:val="center"/>
             </w:pPr>
@@ -6299,6 +6441,7 @@
           </w:tcPr>
           <w:p>
             <w:pPr>
+              <w:keepNext w:val="false"/>
               <w:spacing w:after="40" w:before="0"/>
               <w:jc w:val="left"/>
             </w:pPr>
@@ -6363,6 +6506,7 @@
           </w:tcPr>
           <w:p>
             <w:pPr>
+              <w:keepNext w:val="false"/>
               <w:spacing w:after="40" w:before="0"/>
               <w:jc w:val="center"/>
             </w:pPr>
@@ -6397,6 +6541,7 @@
           </w:tcPr>
           <w:p>
             <w:pPr>
+              <w:keepNext w:val="false"/>
               <w:spacing w:after="40" w:before="0"/>
               <w:jc w:val="left"/>
             </w:pPr>
@@ -6429,6 +6574,7 @@
           </w:tcPr>
           <w:p>
             <w:pPr>
+              <w:keepNext w:val="false"/>
               <w:spacing w:after="40" w:before="0"/>
               <w:jc w:val="left"/>
             </w:pPr>
@@ -6461,6 +6607,7 @@
           </w:tcPr>
           <w:p>
             <w:pPr>
+              <w:keepNext w:val="false"/>
               <w:spacing w:after="40" w:before="0"/>
               <w:jc w:val="left"/>
             </w:pPr>
@@ -6493,6 +6640,7 @@
           </w:tcPr>
           <w:p>
             <w:pPr>
+              <w:keepNext w:val="false"/>
               <w:spacing w:after="40" w:before="0"/>
               <w:jc w:val="left"/>
             </w:pPr>
@@ -6525,6 +6673,7 @@
           </w:tcPr>
           <w:p>
             <w:pPr>
+              <w:keepNext w:val="false"/>
               <w:spacing w:after="40" w:before="0"/>
               <w:jc w:val="left"/>
             </w:pPr>
@@ -6559,6 +6708,7 @@
           </w:tcPr>
           <w:p>
             <w:pPr>
+              <w:keepNext w:val="false"/>
               <w:spacing w:after="40" w:before="0"/>
               <w:jc w:val="left"/>
             </w:pPr>
@@ -6596,7 +6746,7 @@
             <w:pPr>
               <w:spacing w:after="20" w:before="0"/>
             </w:pPr>
-            <w:hyperlink w:history="1" r:id="rIdylql50cpzloxukegepzst">
+            <w:hyperlink w:history="1" r:id="rIduo3_tsmglw4x5lwozidje">
               <w:r>
                 <w:rPr>
                   <w:rFonts w:ascii="Arial" w:cs="Arial" w:eastAsia="Arial" w:hAnsi="Arial"/>
@@ -6629,7 +6779,7 @@
               <w:spacing w:after="10" w:before="0"/>
               <w:ind w:left="120"/>
             </w:pPr>
-            <w:hyperlink w:history="1" r:id="rIdjkbzn4prnp05jruth9sdc">
+            <w:hyperlink w:history="1" r:id="rIdsyyqlzshn_ahwwcd13e0f">
               <w:r>
                 <w:rPr>
                   <w:rFonts w:ascii="Arial" w:cs="Arial" w:eastAsia="Arial" w:hAnsi="Arial"/>
@@ -6674,7 +6824,7 @@
             <w:pPr>
               <w:spacing w:after="20" w:before="0"/>
             </w:pPr>
-            <w:hyperlink w:history="1" r:id="rIdmompm6y0lqgjp07ta1mwb">
+            <w:hyperlink w:history="1" r:id="rIdnzix3bevdsuqjaf2owxwk">
               <w:r>
                 <w:rPr>
                   <w:rFonts w:ascii="Arial" w:cs="Arial" w:eastAsia="Arial" w:hAnsi="Arial"/>
@@ -6707,7 +6857,7 @@
               <w:spacing w:after="10" w:before="0"/>
               <w:ind w:left="120"/>
             </w:pPr>
-            <w:hyperlink w:history="1" r:id="rIdztpnhy4izbk5mtiyi2bp6">
+            <w:hyperlink w:history="1" r:id="rIdkw2x7d3wod1lfu0tskeyn">
               <w:r>
                 <w:rPr>
                   <w:rFonts w:ascii="Arial" w:cs="Arial" w:eastAsia="Arial" w:hAnsi="Arial"/>
@@ -6735,6 +6885,7 @@
           </w:tcPr>
           <w:p>
             <w:pPr>
+              <w:keepNext w:val="false"/>
               <w:spacing w:after="40" w:before="0"/>
               <w:jc w:val="left"/>
             </w:pPr>
@@ -6767,6 +6918,7 @@
           </w:tcPr>
           <w:p>
             <w:pPr>
+              <w:keepNext w:val="false"/>
               <w:spacing w:after="40" w:before="0"/>
               <w:jc w:val="left"/>
             </w:pPr>
@@ -6799,6 +6951,7 @@
           </w:tcPr>
           <w:p>
             <w:pPr>
+              <w:keepNext w:val="false"/>
               <w:spacing w:after="40" w:before="0"/>
               <w:jc w:val="left"/>
             </w:pPr>
@@ -6831,6 +6984,7 @@
           </w:tcPr>
           <w:p>
             <w:pPr>
+              <w:keepNext w:val="false"/>
               <w:spacing w:after="40" w:before="0"/>
               <w:jc w:val="left"/>
             </w:pPr>
@@ -6865,6 +7019,7 @@
           </w:tcPr>
           <w:p>
             <w:pPr>
+              <w:keepNext w:val="false"/>
               <w:spacing w:after="40" w:before="0"/>
               <w:jc w:val="left"/>
             </w:pPr>
@@ -6902,7 +7057,7 @@
             <w:pPr>
               <w:spacing w:after="20" w:before="0"/>
             </w:pPr>
-            <w:hyperlink w:history="1" r:id="rId6_n9jyza9tx8elm9fpio7">
+            <w:hyperlink w:history="1" r:id="rIddhaie2ievrxvviaerkv8m">
               <w:r>
                 <w:rPr>
                   <w:rFonts w:ascii="Arial" w:cs="Arial" w:eastAsia="Arial" w:hAnsi="Arial"/>
@@ -6935,7 +7090,7 @@
               <w:spacing w:after="10" w:before="0"/>
               <w:ind w:left="120"/>
             </w:pPr>
-            <w:hyperlink w:history="1" r:id="rIdztrxheuar_mzyng4mdtsx">
+            <w:hyperlink w:history="1" r:id="rId9nwv3t7sklbmi2sik4s68">
               <w:r>
                 <w:rPr>
                   <w:rFonts w:ascii="Arial" w:cs="Arial" w:eastAsia="Arial" w:hAnsi="Arial"/>
@@ -6980,7 +7135,7 @@
             <w:pPr>
               <w:spacing w:after="20" w:before="0"/>
             </w:pPr>
-            <w:hyperlink w:history="1" r:id="rIdalr0dgywzurgcn4hziu9u">
+            <w:hyperlink w:history="1" r:id="rIdv21fuzyvltzgvg8onlo-2">
               <w:r>
                 <w:rPr>
                   <w:rFonts w:ascii="Arial" w:cs="Arial" w:eastAsia="Arial" w:hAnsi="Arial"/>
@@ -7013,7 +7168,7 @@
               <w:spacing w:after="10" w:before="0"/>
               <w:ind w:left="120"/>
             </w:pPr>
-            <w:hyperlink w:history="1" r:id="rId3xpnsou5jgmx9cmeyblre">
+            <w:hyperlink w:history="1" r:id="rId6f0kxp653kpqweadq8n2r">
               <w:r>
                 <w:rPr>
                   <w:rFonts w:ascii="Arial" w:cs="Arial" w:eastAsia="Arial" w:hAnsi="Arial"/>
@@ -7041,6 +7196,7 @@
           </w:tcPr>
           <w:p>
             <w:pPr>
+              <w:keepNext w:val="false"/>
               <w:spacing w:after="40" w:before="0"/>
               <w:jc w:val="left"/>
             </w:pPr>
@@ -7073,6 +7229,7 @@
           </w:tcPr>
           <w:p>
             <w:pPr>
+              <w:keepNext w:val="false"/>
               <w:spacing w:after="40" w:before="0"/>
               <w:jc w:val="left"/>
             </w:pPr>
@@ -7105,6 +7262,7 @@
           </w:tcPr>
           <w:p>
             <w:pPr>
+              <w:keepNext w:val="false"/>
               <w:spacing w:after="40" w:before="0"/>
               <w:jc w:val="left"/>
             </w:pPr>
@@ -7137,6 +7295,7 @@
           </w:tcPr>
           <w:p>
             <w:pPr>
+              <w:keepNext w:val="false"/>
               <w:spacing w:after="40" w:before="0"/>
               <w:jc w:val="left"/>
             </w:pPr>
@@ -7171,6 +7330,7 @@
           </w:tcPr>
           <w:p>
             <w:pPr>
+              <w:keepNext w:val="false"/>
               <w:spacing w:after="40" w:before="0"/>
               <w:jc w:val="left"/>
             </w:pPr>
@@ -7208,7 +7368,7 @@
             <w:pPr>
               <w:spacing w:after="20" w:before="0"/>
             </w:pPr>
-            <w:hyperlink w:history="1" r:id="rIdejkgwui9eyfhxpwk6t2f5">
+            <w:hyperlink w:history="1" r:id="rIdvzi8valmhoifphmqhojfq">
               <w:r>
                 <w:rPr>
                   <w:rFonts w:ascii="Arial" w:cs="Arial" w:eastAsia="Arial" w:hAnsi="Arial"/>
@@ -7241,7 +7401,7 @@
               <w:spacing w:after="10" w:before="0"/>
               <w:ind w:left="120"/>
             </w:pPr>
-            <w:hyperlink w:history="1" r:id="rIduur9w-6bb9nrvno_7gciq">
+            <w:hyperlink w:history="1" r:id="rIdmwwb-jfdokayxdntvcvbx">
               <w:r>
                 <w:rPr>
                   <w:rFonts w:ascii="Arial" w:cs="Arial" w:eastAsia="Arial" w:hAnsi="Arial"/>
@@ -7286,7 +7446,7 @@
             <w:pPr>
               <w:spacing w:after="20" w:before="0"/>
             </w:pPr>
-            <w:hyperlink w:history="1" r:id="rIdrmnw8r-bfnteav8ymgvv6">
+            <w:hyperlink w:history="1" r:id="rIdmchlquj-6dniyfpjfeoq4">
               <w:r>
                 <w:rPr>
                   <w:rFonts w:ascii="Arial" w:cs="Arial" w:eastAsia="Arial" w:hAnsi="Arial"/>
@@ -7335,7 +7495,7 @@
               <w:spacing w:after="10" w:before="0"/>
               <w:ind w:left="120"/>
             </w:pPr>
-            <w:hyperlink w:history="1" r:id="rIdyh3rmtpn2kg8izhoz0wr9">
+            <w:hyperlink w:history="1" r:id="rId-eql3mlxfxmk0bxredpgo">
               <w:r>
                 <w:rPr>
                   <w:rFonts w:ascii="Arial" w:cs="Arial" w:eastAsia="Arial" w:hAnsi="Arial"/>
@@ -7363,6 +7523,7 @@
           </w:tcPr>
           <w:p>
             <w:pPr>
+              <w:keepNext w:val="false"/>
               <w:spacing w:after="40" w:before="0"/>
               <w:jc w:val="left"/>
             </w:pPr>
@@ -7395,6 +7556,7 @@
           </w:tcPr>
           <w:p>
             <w:pPr>
+              <w:keepNext w:val="false"/>
               <w:spacing w:after="40" w:before="0"/>
               <w:jc w:val="left"/>
             </w:pPr>
@@ -7427,6 +7589,7 @@
           </w:tcPr>
           <w:p>
             <w:pPr>
+              <w:keepNext w:val="false"/>
               <w:spacing w:after="40" w:before="0"/>
               <w:jc w:val="left"/>
             </w:pPr>
@@ -7459,6 +7622,7 @@
           </w:tcPr>
           <w:p>
             <w:pPr>
+              <w:keepNext w:val="false"/>
               <w:spacing w:after="40" w:before="0"/>
               <w:jc w:val="left"/>
             </w:pPr>
@@ -7493,6 +7657,7 @@
           </w:tcPr>
           <w:p>
             <w:pPr>
+              <w:keepNext w:val="false"/>
               <w:spacing w:after="40" w:before="0"/>
               <w:jc w:val="left"/>
             </w:pPr>
@@ -7530,7 +7695,7 @@
             <w:pPr>
               <w:spacing w:after="20" w:before="0"/>
             </w:pPr>
-            <w:hyperlink w:history="1" r:id="rIdqriqvo9guiqrhhh_t_djn">
+            <w:hyperlink w:history="1" r:id="rIdzbfwslp7ow1odw_waamwi">
               <w:r>
                 <w:rPr>
                   <w:rFonts w:ascii="Arial" w:cs="Arial" w:eastAsia="Arial" w:hAnsi="Arial"/>
@@ -7563,7 +7728,7 @@
               <w:spacing w:after="10" w:before="0"/>
               <w:ind w:left="120"/>
             </w:pPr>
-            <w:hyperlink w:history="1" r:id="rId0zlrzgpmeznigqgu-7tfh">
+            <w:hyperlink w:history="1" r:id="rIdxnyzfryor3ph8t5qlrquj">
               <w:r>
                 <w:rPr>
                   <w:rFonts w:ascii="Arial" w:cs="Arial" w:eastAsia="Arial" w:hAnsi="Arial"/>
@@ -7608,7 +7773,7 @@
             <w:pPr>
               <w:spacing w:after="20" w:before="0"/>
             </w:pPr>
-            <w:hyperlink w:history="1" r:id="rId-lwtz5mgvwb0g3budznnv">
+            <w:hyperlink w:history="1" r:id="rIdksr_djuxx1quoeynqufnh">
               <w:r>
                 <w:rPr>
                   <w:rFonts w:ascii="Arial" w:cs="Arial" w:eastAsia="Arial" w:hAnsi="Arial"/>
@@ -7657,7 +7822,7 @@
               <w:spacing w:after="10" w:before="0"/>
               <w:ind w:left="120"/>
             </w:pPr>
-            <w:hyperlink w:history="1" r:id="rIdh3habhd092tftdrenw7fx">
+            <w:hyperlink w:history="1" r:id="rIdi4fwr29bwiahxtsfhwgql">
               <w:r>
                 <w:rPr>
                   <w:rFonts w:ascii="Arial" w:cs="Arial" w:eastAsia="Arial" w:hAnsi="Arial"/>
@@ -7685,6 +7850,7 @@
           </w:tcPr>
           <w:p>
             <w:pPr>
+              <w:keepNext w:val="false"/>
               <w:spacing w:after="40" w:before="0"/>
               <w:jc w:val="left"/>
             </w:pPr>
@@ -7717,6 +7883,7 @@
           </w:tcPr>
           <w:p>
             <w:pPr>
+              <w:keepNext w:val="false"/>
               <w:spacing w:after="40" w:before="0"/>
               <w:jc w:val="left"/>
             </w:pPr>
@@ -7749,6 +7916,7 @@
           </w:tcPr>
           <w:p>
             <w:pPr>
+              <w:keepNext w:val="false"/>
               <w:spacing w:after="40" w:before="0"/>
               <w:jc w:val="left"/>
             </w:pPr>
@@ -7781,6 +7949,7 @@
           </w:tcPr>
           <w:p>
             <w:pPr>
+              <w:keepNext w:val="false"/>
               <w:spacing w:after="40" w:before="0"/>
               <w:jc w:val="left"/>
             </w:pPr>
@@ -7815,6 +7984,7 @@
           </w:tcPr>
           <w:p>
             <w:pPr>
+              <w:keepNext w:val="false"/>
               <w:spacing w:after="40" w:before="0"/>
               <w:jc w:val="left"/>
             </w:pPr>
@@ -7852,7 +8022,7 @@
             <w:pPr>
               <w:spacing w:after="20" w:before="0"/>
             </w:pPr>
-            <w:hyperlink w:history="1" r:id="rIduyheg42uqeyhehb6dqotw">
+            <w:hyperlink w:history="1" r:id="rId-0iqhb6m7avh3okohuily">
               <w:r>
                 <w:rPr>
                   <w:rFonts w:ascii="Arial" w:cs="Arial" w:eastAsia="Arial" w:hAnsi="Arial"/>
@@ -7901,7 +8071,7 @@
               <w:spacing w:after="10" w:before="0"/>
               <w:ind w:left="120"/>
             </w:pPr>
-            <w:hyperlink w:history="1" r:id="rIdkhmu4sqih_aogf_lrrekw">
+            <w:hyperlink w:history="1" r:id="rId0291whrjujebn1wanwsa4">
               <w:r>
                 <w:rPr>
                   <w:rFonts w:ascii="Arial" w:cs="Arial" w:eastAsia="Arial" w:hAnsi="Arial"/>
@@ -7946,7 +8116,7 @@
             <w:pPr>
               <w:spacing w:after="20" w:before="0"/>
             </w:pPr>
-            <w:hyperlink w:history="1" r:id="rIdsirpnigzvzmoq6xf2cakm">
+            <w:hyperlink w:history="1" r:id="rIdb2hdhpzrdbexbqjftyyks">
               <w:r>
                 <w:rPr>
                   <w:rFonts w:ascii="Arial" w:cs="Arial" w:eastAsia="Arial" w:hAnsi="Arial"/>
@@ -7995,7 +8165,7 @@
               <w:spacing w:after="10" w:before="0"/>
               <w:ind w:left="120"/>
             </w:pPr>
-            <w:hyperlink w:history="1" r:id="rIdaygdbh-_oatwtqahpjfb_">
+            <w:hyperlink w:history="1" r:id="rIdjkjd1k6mvvrnxfwvd-7pe">
               <w:r>
                 <w:rPr>
                   <w:rFonts w:ascii="Arial" w:cs="Arial" w:eastAsia="Arial" w:hAnsi="Arial"/>
@@ -8023,6 +8193,7 @@
           </w:tcPr>
           <w:p>
             <w:pPr>
+              <w:keepNext w:val="false"/>
               <w:spacing w:after="40" w:before="0"/>
               <w:jc w:val="left"/>
             </w:pPr>
@@ -8055,6 +8226,7 @@
           </w:tcPr>
           <w:p>
             <w:pPr>
+              <w:keepNext w:val="false"/>
               <w:spacing w:after="40" w:before="0"/>
               <w:jc w:val="left"/>
             </w:pPr>
@@ -8087,6 +8259,7 @@
           </w:tcPr>
           <w:p>
             <w:pPr>
+              <w:keepNext w:val="false"/>
               <w:spacing w:after="40" w:before="0"/>
               <w:jc w:val="left"/>
             </w:pPr>
@@ -8119,6 +8292,7 @@
           </w:tcPr>
           <w:p>
             <w:pPr>
+              <w:keepNext w:val="false"/>
               <w:spacing w:after="40" w:before="0"/>
               <w:jc w:val="left"/>
             </w:pPr>
@@ -8178,6 +8352,7 @@
           </w:tcPr>
           <w:p>
             <w:pPr>
+              <w:keepNext w:val="false"/>
               <w:spacing w:after="40" w:before="0"/>
               <w:jc w:val="center"/>
             </w:pPr>
@@ -8212,6 +8387,7 @@
           </w:tcPr>
           <w:p>
             <w:pPr>
+              <w:keepNext w:val="false"/>
               <w:spacing w:after="40" w:before="0"/>
               <w:jc w:val="left"/>
             </w:pPr>
@@ -8273,6 +8449,7 @@
           </w:tcPr>
           <w:p>
             <w:pPr>
+              <w:keepNext w:val="false"/>
               <w:spacing w:after="40" w:before="0"/>
               <w:jc w:val="center"/>
             </w:pPr>
@@ -8307,6 +8484,7 @@
           </w:tcPr>
           <w:p>
             <w:pPr>
+              <w:keepNext w:val="false"/>
               <w:spacing w:after="40" w:before="0"/>
               <w:jc w:val="left"/>
             </w:pPr>
@@ -8339,6 +8517,7 @@
           </w:tcPr>
           <w:p>
             <w:pPr>
+              <w:keepNext w:val="false"/>
               <w:spacing w:after="40" w:before="0"/>
               <w:jc w:val="left"/>
             </w:pPr>
@@ -8373,6 +8552,7 @@
           </w:tcPr>
           <w:p>
             <w:pPr>
+              <w:keepNext w:val="false"/>
               <w:spacing w:after="40" w:before="0"/>
               <w:jc w:val="left"/>
             </w:pPr>
@@ -8405,6 +8585,7 @@
           </w:tcPr>
           <w:p>
             <w:pPr>
+              <w:keepNext w:val="false"/>
               <w:spacing w:after="40" w:before="0"/>
               <w:jc w:val="left"/>
             </w:pPr>
@@ -8439,6 +8620,7 @@
           </w:tcPr>
           <w:p>
             <w:pPr>
+              <w:keepNext w:val="false"/>
               <w:spacing w:after="40" w:before="0"/>
               <w:jc w:val="left"/>
             </w:pPr>
@@ -8471,6 +8653,7 @@
           </w:tcPr>
           <w:p>
             <w:pPr>
+              <w:keepNext w:val="false"/>
               <w:spacing w:after="40" w:before="0"/>
               <w:jc w:val="left"/>
             </w:pPr>
@@ -8507,7 +8690,7 @@
         </w:rPr>
         <w:t xml:space="preserve">© 2026 SeaVuria and ARES. Aligned with KICD objectives. Developed by SeaVuria; technical implementation by ARES (with AI assistance from Claude). Licensed under </w:t>
       </w:r>
-      <w:hyperlink w:history="1" r:id="rIdqmi0xojokemhqqdbwggls">
+      <w:hyperlink w:history="1" r:id="rIdqpmbzfrzryzwlvbv-dfet">
         <w:r>
           <w:rPr>
             <w:rFonts w:ascii="Arial" w:cs="Arial" w:eastAsia="Arial" w:hAnsi="Arial"/>
@@ -8528,7 +8711,7 @@
         </w:rPr>
         <w:t xml:space="preserve"> (</w:t>
       </w:r>
-      <w:hyperlink w:history="1" r:id="rIdhjxszp_ej0mxr5agnpxts">
+      <w:hyperlink w:history="1" r:id="rIdgvmauxek1vh-1kess1j3y">
         <w:r>
           <w:rPr>
             <w:rFonts w:ascii="Arial" w:cs="Arial" w:eastAsia="Arial" w:hAnsi="Arial"/>
@@ -8588,6 +8771,7 @@
           </w:tcPr>
           <w:p>
             <w:pPr>
+              <w:keepNext w:val="false"/>
               <w:spacing w:after="40" w:before="0"/>
               <w:jc w:val="center"/>
             </w:pPr>
@@ -8623,6 +8807,7 @@
           </w:tcPr>
           <w:p>
             <w:pPr>
+              <w:keepNext w:val="false"/>
               <w:spacing w:after="40" w:before="0"/>
               <w:jc w:val="center"/>
             </w:pPr>
@@ -8657,6 +8842,7 @@
           </w:tcPr>
           <w:p>
             <w:pPr>
+              <w:keepNext w:val="false"/>
               <w:spacing w:after="40" w:before="0"/>
               <w:jc w:val="left"/>
             </w:pPr>
@@ -8689,6 +8875,7 @@
           </w:tcPr>
           <w:p>
             <w:pPr>
+              <w:keepNext w:val="false"/>
               <w:spacing w:after="40" w:before="0"/>
               <w:jc w:val="left"/>
             </w:pPr>
@@ -8723,6 +8910,7 @@
           </w:tcPr>
           <w:p>
             <w:pPr>
+              <w:keepNext w:val="false"/>
               <w:spacing w:after="40" w:before="0"/>
               <w:jc w:val="left"/>
             </w:pPr>
@@ -8755,6 +8943,7 @@
           </w:tcPr>
           <w:p>
             <w:pPr>
+              <w:keepNext w:val="false"/>
               <w:spacing w:after="40" w:before="0"/>
               <w:jc w:val="left"/>
             </w:pPr>
@@ -8789,6 +8978,7 @@
           </w:tcPr>
           <w:p>
             <w:pPr>
+              <w:keepNext w:val="false"/>
               <w:spacing w:after="40" w:before="0"/>
               <w:jc w:val="left"/>
             </w:pPr>
@@ -8821,6 +9011,7 @@
           </w:tcPr>
           <w:p>
             <w:pPr>
+              <w:keepNext w:val="false"/>
               <w:spacing w:after="40" w:before="0"/>
               <w:jc w:val="left"/>
             </w:pPr>
@@ -8855,6 +9046,7 @@
           </w:tcPr>
           <w:p>
             <w:pPr>
+              <w:keepNext w:val="false"/>
               <w:spacing w:after="40" w:before="0"/>
               <w:jc w:val="left"/>
             </w:pPr>
@@ -8887,6 +9079,7 @@
           </w:tcPr>
           <w:p>
             <w:pPr>
+              <w:keepNext w:val="false"/>
               <w:spacing w:after="40" w:before="0"/>
               <w:jc w:val="left"/>
             </w:pPr>
@@ -8921,6 +9114,7 @@
           </w:tcPr>
           <w:p>
             <w:pPr>
+              <w:keepNext w:val="false"/>
               <w:spacing w:after="40" w:before="0"/>
               <w:jc w:val="left"/>
             </w:pPr>
@@ -8953,6 +9147,7 @@
           </w:tcPr>
           <w:p>
             <w:pPr>
+              <w:keepNext w:val="false"/>
               <w:spacing w:after="40" w:before="0"/>
               <w:jc w:val="left"/>
             </w:pPr>
@@ -8987,6 +9182,7 @@
           </w:tcPr>
           <w:p>
             <w:pPr>
+              <w:keepNext w:val="false"/>
               <w:spacing w:after="40" w:before="0"/>
               <w:jc w:val="left"/>
             </w:pPr>
@@ -9019,6 +9215,7 @@
           </w:tcPr>
           <w:p>
             <w:pPr>
+              <w:keepNext w:val="false"/>
               <w:spacing w:after="40" w:before="0"/>
               <w:jc w:val="left"/>
             </w:pPr>
@@ -9053,6 +9250,7 @@
           </w:tcPr>
           <w:p>
             <w:pPr>
+              <w:keepNext w:val="false"/>
               <w:spacing w:after="40" w:before="0"/>
               <w:jc w:val="left"/>
             </w:pPr>
@@ -9085,6 +9283,7 @@
           </w:tcPr>
           <w:p>
             <w:pPr>
+              <w:keepNext w:val="false"/>
               <w:spacing w:after="40" w:before="0"/>
               <w:jc w:val="left"/>
             </w:pPr>
@@ -9119,6 +9318,7 @@
           </w:tcPr>
           <w:p>
             <w:pPr>
+              <w:keepNext w:val="false"/>
               <w:spacing w:after="40" w:before="0"/>
               <w:jc w:val="left"/>
             </w:pPr>
@@ -9151,6 +9351,7 @@
           </w:tcPr>
           <w:p>
             <w:pPr>
+              <w:keepNext w:val="false"/>
               <w:spacing w:after="40" w:before="0"/>
               <w:jc w:val="left"/>
             </w:pPr>
@@ -9210,6 +9411,7 @@
           </w:tcPr>
           <w:p>
             <w:pPr>
+              <w:keepNext w:val="false"/>
               <w:spacing w:after="40" w:before="0"/>
               <w:jc w:val="center"/>
             </w:pPr>
@@ -9244,6 +9446,7 @@
           </w:tcPr>
           <w:p>
             <w:pPr>
+              <w:keepNext w:val="false"/>
               <w:spacing w:after="40" w:before="0"/>
               <w:jc w:val="left"/>
             </w:pPr>
@@ -9308,6 +9511,7 @@
           </w:tcPr>
           <w:p>
             <w:pPr>
+              <w:keepNext w:val="false"/>
               <w:spacing w:after="40" w:before="0"/>
               <w:jc w:val="center"/>
             </w:pPr>
@@ -9342,6 +9546,7 @@
           </w:tcPr>
           <w:p>
             <w:pPr>
+              <w:keepNext w:val="false"/>
               <w:spacing w:after="40" w:before="0"/>
               <w:jc w:val="left"/>
             </w:pPr>
@@ -9374,6 +9579,7 @@
           </w:tcPr>
           <w:p>
             <w:pPr>
+              <w:keepNext w:val="false"/>
               <w:spacing w:after="40" w:before="0"/>
               <w:jc w:val="left"/>
             </w:pPr>
@@ -9406,6 +9612,7 @@
           </w:tcPr>
           <w:p>
             <w:pPr>
+              <w:keepNext w:val="false"/>
               <w:spacing w:after="40" w:before="0"/>
               <w:jc w:val="left"/>
             </w:pPr>
@@ -9438,6 +9645,7 @@
           </w:tcPr>
           <w:p>
             <w:pPr>
+              <w:keepNext w:val="false"/>
               <w:spacing w:after="40" w:before="0"/>
               <w:jc w:val="left"/>
             </w:pPr>
@@ -9470,6 +9678,7 @@
           </w:tcPr>
           <w:p>
             <w:pPr>
+              <w:keepNext w:val="false"/>
               <w:spacing w:after="40" w:before="0"/>
               <w:jc w:val="left"/>
             </w:pPr>
@@ -9504,6 +9713,7 @@
           </w:tcPr>
           <w:p>
             <w:pPr>
+              <w:keepNext w:val="false"/>
               <w:spacing w:after="40" w:before="0"/>
               <w:jc w:val="left"/>
             </w:pPr>
@@ -9541,7 +9751,7 @@
             <w:pPr>
               <w:spacing w:after="20" w:before="0"/>
             </w:pPr>
-            <w:hyperlink w:history="1" r:id="rIdgxbpohc5_qly2yuai5stf">
+            <w:hyperlink w:history="1" r:id="rIdury0vybk6ykasfhutshpm">
               <w:r>
                 <w:rPr>
                   <w:rFonts w:ascii="Arial" w:cs="Arial" w:eastAsia="Arial" w:hAnsi="Arial"/>
@@ -9574,7 +9784,7 @@
               <w:spacing w:after="10" w:before="0"/>
               <w:ind w:left="120"/>
             </w:pPr>
-            <w:hyperlink w:history="1" r:id="rIdwro94ndrzloknylt7pyq-">
+            <w:hyperlink w:history="1" r:id="rIdlidm0egj3xk7qbja1dsmv">
               <w:r>
                 <w:rPr>
                   <w:rFonts w:ascii="Arial" w:cs="Arial" w:eastAsia="Arial" w:hAnsi="Arial"/>
@@ -9619,7 +9829,7 @@
             <w:pPr>
               <w:spacing w:after="20" w:before="0"/>
             </w:pPr>
-            <w:hyperlink w:history="1" r:id="rIdioifcxxi-_mntwuazbmyj">
+            <w:hyperlink w:history="1" r:id="rIdedo08kmnojk-bqldoce0j">
               <w:r>
                 <w:rPr>
                   <w:rFonts w:ascii="Arial" w:cs="Arial" w:eastAsia="Arial" w:hAnsi="Arial"/>
@@ -9652,7 +9862,7 @@
               <w:spacing w:after="10" w:before="0"/>
               <w:ind w:left="120"/>
             </w:pPr>
-            <w:hyperlink w:history="1" r:id="rIduwmioqmmcsq4rnlaebwiw">
+            <w:hyperlink w:history="1" r:id="rIdepzyh7zihhjvuirekfo7f">
               <w:r>
                 <w:rPr>
                   <w:rFonts w:ascii="Arial" w:cs="Arial" w:eastAsia="Arial" w:hAnsi="Arial"/>
@@ -9680,6 +9890,7 @@
           </w:tcPr>
           <w:p>
             <w:pPr>
+              <w:keepNext w:val="false"/>
               <w:spacing w:after="40" w:before="0"/>
               <w:jc w:val="left"/>
             </w:pPr>
@@ -9712,6 +9923,7 @@
           </w:tcPr>
           <w:p>
             <w:pPr>
+              <w:keepNext w:val="false"/>
               <w:spacing w:after="40" w:before="0"/>
               <w:jc w:val="left"/>
             </w:pPr>
@@ -9744,6 +9956,7 @@
           </w:tcPr>
           <w:p>
             <w:pPr>
+              <w:keepNext w:val="false"/>
               <w:spacing w:after="40" w:before="0"/>
               <w:jc w:val="left"/>
             </w:pPr>
@@ -9776,6 +9989,7 @@
           </w:tcPr>
           <w:p>
             <w:pPr>
+              <w:keepNext w:val="false"/>
               <w:spacing w:after="40" w:before="0"/>
               <w:jc w:val="left"/>
             </w:pPr>
@@ -9810,6 +10024,7 @@
           </w:tcPr>
           <w:p>
             <w:pPr>
+              <w:keepNext w:val="false"/>
               <w:spacing w:after="40" w:before="0"/>
               <w:jc w:val="left"/>
             </w:pPr>
@@ -9847,7 +10062,7 @@
             <w:pPr>
               <w:spacing w:after="20" w:before="0"/>
             </w:pPr>
-            <w:hyperlink w:history="1" r:id="rIdmba1zd_xriq_i7joijvpc">
+            <w:hyperlink w:history="1" r:id="rIdtyzdd2cus7vzk2taru9_n">
               <w:r>
                 <w:rPr>
                   <w:rFonts w:ascii="Arial" w:cs="Arial" w:eastAsia="Arial" w:hAnsi="Arial"/>
@@ -9880,7 +10095,7 @@
               <w:spacing w:after="10" w:before="0"/>
               <w:ind w:left="120"/>
             </w:pPr>
-            <w:hyperlink w:history="1" r:id="rIdv-p9njkcxknt-wmuluaha">
+            <w:hyperlink w:history="1" r:id="rIdi0amhadyczvpmypa5zs7v">
               <w:r>
                 <w:rPr>
                   <w:rFonts w:ascii="Arial" w:cs="Arial" w:eastAsia="Arial" w:hAnsi="Arial"/>
@@ -9925,7 +10140,7 @@
             <w:pPr>
               <w:spacing w:after="20" w:before="0"/>
             </w:pPr>
-            <w:hyperlink w:history="1" r:id="rIdmf0nrcwk9byzlaj-quopu">
+            <w:hyperlink w:history="1" r:id="rIdrx7nuz-cttcwtqrlvx0cn">
               <w:r>
                 <w:rPr>
                   <w:rFonts w:ascii="Arial" w:cs="Arial" w:eastAsia="Arial" w:hAnsi="Arial"/>
@@ -9958,7 +10173,7 @@
               <w:spacing w:after="10" w:before="0"/>
               <w:ind w:left="120"/>
             </w:pPr>
-            <w:hyperlink w:history="1" r:id="rIdlwotzmdlszdpl2-rfue-x">
+            <w:hyperlink w:history="1" r:id="rId49l7udsi8bw9s_im9jprs">
               <w:r>
                 <w:rPr>
                   <w:rFonts w:ascii="Arial" w:cs="Arial" w:eastAsia="Arial" w:hAnsi="Arial"/>
@@ -9986,6 +10201,7 @@
           </w:tcPr>
           <w:p>
             <w:pPr>
+              <w:keepNext w:val="false"/>
               <w:spacing w:after="40" w:before="0"/>
               <w:jc w:val="left"/>
             </w:pPr>
@@ -10018,6 +10234,7 @@
           </w:tcPr>
           <w:p>
             <w:pPr>
+              <w:keepNext w:val="false"/>
               <w:spacing w:after="40" w:before="0"/>
               <w:jc w:val="left"/>
             </w:pPr>
@@ -10050,6 +10267,7 @@
           </w:tcPr>
           <w:p>
             <w:pPr>
+              <w:keepNext w:val="false"/>
               <w:spacing w:after="40" w:before="0"/>
               <w:jc w:val="left"/>
             </w:pPr>
@@ -10082,6 +10300,7 @@
           </w:tcPr>
           <w:p>
             <w:pPr>
+              <w:keepNext w:val="false"/>
               <w:spacing w:after="40" w:before="0"/>
               <w:jc w:val="left"/>
             </w:pPr>
@@ -10116,6 +10335,7 @@
           </w:tcPr>
           <w:p>
             <w:pPr>
+              <w:keepNext w:val="false"/>
               <w:spacing w:after="40" w:before="0"/>
               <w:jc w:val="left"/>
             </w:pPr>
@@ -10153,7 +10373,7 @@
             <w:pPr>
               <w:spacing w:after="20" w:before="0"/>
             </w:pPr>
-            <w:hyperlink w:history="1" r:id="rIdgju5hxcdzsgmzgxtqwal0">
+            <w:hyperlink w:history="1" r:id="rIdktpbqjinno5qawixf-cvq">
               <w:r>
                 <w:rPr>
                   <w:rFonts w:ascii="Arial" w:cs="Arial" w:eastAsia="Arial" w:hAnsi="Arial"/>
@@ -10186,7 +10406,7 @@
               <w:spacing w:after="10" w:before="0"/>
               <w:ind w:left="120"/>
             </w:pPr>
-            <w:hyperlink w:history="1" r:id="rId6mfzx9ogcy6cjxeuokfpe">
+            <w:hyperlink w:history="1" r:id="rIdjtx3y_inihbu3wk_h8vu-">
               <w:r>
                 <w:rPr>
                   <w:rFonts w:ascii="Arial" w:cs="Arial" w:eastAsia="Arial" w:hAnsi="Arial"/>
@@ -10231,7 +10451,7 @@
             <w:pPr>
               <w:spacing w:after="20" w:before="0"/>
             </w:pPr>
-            <w:hyperlink w:history="1" r:id="rIdcib9qmdkbo-ibsr77thxz">
+            <w:hyperlink w:history="1" r:id="rIdc5tojyyl3tw-h0i5heyst">
               <w:r>
                 <w:rPr>
                   <w:rFonts w:ascii="Arial" w:cs="Arial" w:eastAsia="Arial" w:hAnsi="Arial"/>
@@ -10280,7 +10500,7 @@
               <w:spacing w:after="10" w:before="0"/>
               <w:ind w:left="120"/>
             </w:pPr>
-            <w:hyperlink w:history="1" r:id="rId1uvinfcu_a0-r30rppvjh">
+            <w:hyperlink w:history="1" r:id="rIdziiwjd9yww5qdhtzqoy6r">
               <w:r>
                 <w:rPr>
                   <w:rFonts w:ascii="Arial" w:cs="Arial" w:eastAsia="Arial" w:hAnsi="Arial"/>
@@ -10308,6 +10528,7 @@
           </w:tcPr>
           <w:p>
             <w:pPr>
+              <w:keepNext w:val="false"/>
               <w:spacing w:after="40" w:before="0"/>
               <w:jc w:val="left"/>
             </w:pPr>
@@ -10340,6 +10561,7 @@
           </w:tcPr>
           <w:p>
             <w:pPr>
+              <w:keepNext w:val="false"/>
               <w:spacing w:after="40" w:before="0"/>
               <w:jc w:val="left"/>
             </w:pPr>
@@ -10372,6 +10594,7 @@
           </w:tcPr>
           <w:p>
             <w:pPr>
+              <w:keepNext w:val="false"/>
               <w:spacing w:after="40" w:before="0"/>
               <w:jc w:val="left"/>
             </w:pPr>
@@ -10404,6 +10627,7 @@
           </w:tcPr>
           <w:p>
             <w:pPr>
+              <w:keepNext w:val="false"/>
               <w:spacing w:after="40" w:before="0"/>
               <w:jc w:val="left"/>
             </w:pPr>
@@ -10438,6 +10662,7 @@
           </w:tcPr>
           <w:p>
             <w:pPr>
+              <w:keepNext w:val="false"/>
               <w:spacing w:after="40" w:before="0"/>
               <w:jc w:val="left"/>
             </w:pPr>
@@ -10475,7 +10700,7 @@
             <w:pPr>
               <w:spacing w:after="20" w:before="0"/>
             </w:pPr>
-            <w:hyperlink w:history="1" r:id="rIdy3bp68trdqmb3hmhp7hgh">
+            <w:hyperlink w:history="1" r:id="rId8mn1m5uiozolo2pgjj9hk">
               <w:r>
                 <w:rPr>
                   <w:rFonts w:ascii="Arial" w:cs="Arial" w:eastAsia="Arial" w:hAnsi="Arial"/>
@@ -10508,7 +10733,7 @@
               <w:spacing w:after="10" w:before="0"/>
               <w:ind w:left="120"/>
             </w:pPr>
-            <w:hyperlink w:history="1" r:id="rIdxb5zeblbjmhpo_wwcwywh">
+            <w:hyperlink w:history="1" r:id="rIdiuzi6pows1wgovafuk0lm">
               <w:r>
                 <w:rPr>
                   <w:rFonts w:ascii="Arial" w:cs="Arial" w:eastAsia="Arial" w:hAnsi="Arial"/>
@@ -10553,7 +10778,7 @@
             <w:pPr>
               <w:spacing w:after="20" w:before="0"/>
             </w:pPr>
-            <w:hyperlink w:history="1" r:id="rIdjbwgviwz6twjteetlqw4k">
+            <w:hyperlink w:history="1" r:id="rIdrfdrjpf32cqommfp6rfer">
               <w:r>
                 <w:rPr>
                   <w:rFonts w:ascii="Arial" w:cs="Arial" w:eastAsia="Arial" w:hAnsi="Arial"/>
@@ -10602,7 +10827,7 @@
               <w:spacing w:after="10" w:before="0"/>
               <w:ind w:left="120"/>
             </w:pPr>
-            <w:hyperlink w:history="1" r:id="rIdjpszxxxk_xtrtmkv0o5kt">
+            <w:hyperlink w:history="1" r:id="rIdwnodnn2we-d-j1f66gfbx">
               <w:r>
                 <w:rPr>
                   <w:rFonts w:ascii="Arial" w:cs="Arial" w:eastAsia="Arial" w:hAnsi="Arial"/>
@@ -10630,6 +10855,7 @@
           </w:tcPr>
           <w:p>
             <w:pPr>
+              <w:keepNext w:val="false"/>
               <w:spacing w:after="40" w:before="0"/>
               <w:jc w:val="left"/>
             </w:pPr>
@@ -10662,6 +10888,7 @@
           </w:tcPr>
           <w:p>
             <w:pPr>
+              <w:keepNext w:val="false"/>
               <w:spacing w:after="40" w:before="0"/>
               <w:jc w:val="left"/>
             </w:pPr>
@@ -10694,6 +10921,7 @@
           </w:tcPr>
           <w:p>
             <w:pPr>
+              <w:keepNext w:val="false"/>
               <w:spacing w:after="40" w:before="0"/>
               <w:jc w:val="left"/>
             </w:pPr>
@@ -10726,6 +10954,7 @@
           </w:tcPr>
           <w:p>
             <w:pPr>
+              <w:keepNext w:val="false"/>
               <w:spacing w:after="40" w:before="0"/>
               <w:jc w:val="left"/>
             </w:pPr>
@@ -10760,6 +10989,7 @@
           </w:tcPr>
           <w:p>
             <w:pPr>
+              <w:keepNext w:val="false"/>
               <w:spacing w:after="40" w:before="0"/>
               <w:jc w:val="left"/>
             </w:pPr>
@@ -10797,7 +11027,7 @@
             <w:pPr>
               <w:spacing w:after="20" w:before="0"/>
             </w:pPr>
-            <w:hyperlink w:history="1" r:id="rId27r8xvmaytvmajp-ojfik">
+            <w:hyperlink w:history="1" r:id="rIdq7spvp5wzkdcohfs7ez3y">
               <w:r>
                 <w:rPr>
                   <w:rFonts w:ascii="Arial" w:cs="Arial" w:eastAsia="Arial" w:hAnsi="Arial"/>
@@ -10830,7 +11060,7 @@
               <w:spacing w:after="10" w:before="0"/>
               <w:ind w:left="120"/>
             </w:pPr>
-            <w:hyperlink w:history="1" r:id="rIdi_gcnwmilp5d3e4ce6h1r">
+            <w:hyperlink w:history="1" r:id="rIdmky5qqbv64805c51llvm6">
               <w:r>
                 <w:rPr>
                   <w:rFonts w:ascii="Arial" w:cs="Arial" w:eastAsia="Arial" w:hAnsi="Arial"/>
@@ -10875,7 +11105,7 @@
             <w:pPr>
               <w:spacing w:after="20" w:before="0"/>
             </w:pPr>
-            <w:hyperlink w:history="1" r:id="rIdlfbirfuyd3eslh2znayjk">
+            <w:hyperlink w:history="1" r:id="rIdott-f7ln0ifbkq1khwrbl">
               <w:r>
                 <w:rPr>
                   <w:rFonts w:ascii="Arial" w:cs="Arial" w:eastAsia="Arial" w:hAnsi="Arial"/>
@@ -10924,7 +11154,7 @@
               <w:spacing w:after="10" w:before="0"/>
               <w:ind w:left="120"/>
             </w:pPr>
-            <w:hyperlink w:history="1" r:id="rIdff1sa-zp9ifbpswb0v3ef">
+            <w:hyperlink w:history="1" r:id="rIdgxgtlrymeuqjlvr1uycn2">
               <w:r>
                 <w:rPr>
                   <w:rFonts w:ascii="Arial" w:cs="Arial" w:eastAsia="Arial" w:hAnsi="Arial"/>
@@ -10952,6 +11182,7 @@
           </w:tcPr>
           <w:p>
             <w:pPr>
+              <w:keepNext w:val="false"/>
               <w:spacing w:after="40" w:before="0"/>
               <w:jc w:val="left"/>
             </w:pPr>
@@ -10984,6 +11215,7 @@
           </w:tcPr>
           <w:p>
             <w:pPr>
+              <w:keepNext w:val="false"/>
               <w:spacing w:after="40" w:before="0"/>
               <w:jc w:val="left"/>
             </w:pPr>
@@ -11016,6 +11248,7 @@
           </w:tcPr>
           <w:p>
             <w:pPr>
+              <w:keepNext w:val="false"/>
               <w:spacing w:after="40" w:before="0"/>
               <w:jc w:val="left"/>
             </w:pPr>
@@ -11048,6 +11281,7 @@
           </w:tcPr>
           <w:p>
             <w:pPr>
+              <w:keepNext w:val="false"/>
               <w:spacing w:after="40" w:before="0"/>
               <w:jc w:val="left"/>
             </w:pPr>
@@ -11107,6 +11341,7 @@
           </w:tcPr>
           <w:p>
             <w:pPr>
+              <w:keepNext w:val="false"/>
               <w:spacing w:after="40" w:before="0"/>
               <w:jc w:val="center"/>
             </w:pPr>
@@ -11141,6 +11376,7 @@
           </w:tcPr>
           <w:p>
             <w:pPr>
+              <w:keepNext w:val="false"/>
               <w:spacing w:after="40" w:before="0"/>
               <w:jc w:val="left"/>
             </w:pPr>
@@ -11202,6 +11438,7 @@
           </w:tcPr>
           <w:p>
             <w:pPr>
+              <w:keepNext w:val="false"/>
               <w:spacing w:after="40" w:before="0"/>
               <w:jc w:val="center"/>
             </w:pPr>
@@ -11236,6 +11473,7 @@
           </w:tcPr>
           <w:p>
             <w:pPr>
+              <w:keepNext w:val="false"/>
               <w:spacing w:after="40" w:before="0"/>
               <w:jc w:val="left"/>
             </w:pPr>
@@ -11268,6 +11506,7 @@
           </w:tcPr>
           <w:p>
             <w:pPr>
+              <w:keepNext w:val="false"/>
               <w:spacing w:after="40" w:before="0"/>
               <w:jc w:val="left"/>
             </w:pPr>
@@ -11302,6 +11541,7 @@
           </w:tcPr>
           <w:p>
             <w:pPr>
+              <w:keepNext w:val="false"/>
               <w:spacing w:after="40" w:before="0"/>
               <w:jc w:val="left"/>
             </w:pPr>
@@ -11334,6 +11574,7 @@
           </w:tcPr>
           <w:p>
             <w:pPr>
+              <w:keepNext w:val="false"/>
               <w:spacing w:after="40" w:before="0"/>
               <w:jc w:val="left"/>
             </w:pPr>
@@ -11368,6 +11609,7 @@
           </w:tcPr>
           <w:p>
             <w:pPr>
+              <w:keepNext w:val="false"/>
               <w:spacing w:after="40" w:before="0"/>
               <w:jc w:val="left"/>
             </w:pPr>
@@ -11400,6 +11642,7 @@
           </w:tcPr>
           <w:p>
             <w:pPr>
+              <w:keepNext w:val="false"/>
               <w:spacing w:after="40" w:before="0"/>
               <w:jc w:val="left"/>
             </w:pPr>
@@ -11436,7 +11679,7 @@
         </w:rPr>
         <w:t xml:space="preserve">© 2026 SeaVuria and ARES. Aligned with KICD objectives. Developed by SeaVuria; technical implementation by ARES (with AI assistance from Claude). Licensed under </w:t>
       </w:r>
-      <w:hyperlink w:history="1" r:id="rIdd6_ich7ezpxifxm4-xyvy">
+      <w:hyperlink w:history="1" r:id="rId9omifescjyomwygy1qfw_">
         <w:r>
           <w:rPr>
             <w:rFonts w:ascii="Arial" w:cs="Arial" w:eastAsia="Arial" w:hAnsi="Arial"/>
@@ -11457,7 +11700,7 @@
         </w:rPr>
         <w:t xml:space="preserve"> (</w:t>
       </w:r>
-      <w:hyperlink w:history="1" r:id="rIddpig5ne6busj5rkl8nwhi">
+      <w:hyperlink w:history="1" r:id="rIde9j3ifzewgbtyhfqfqfsu">
         <w:r>
           <w:rPr>
             <w:rFonts w:ascii="Arial" w:cs="Arial" w:eastAsia="Arial" w:hAnsi="Arial"/>
@@ -11517,6 +11760,7 @@
           </w:tcPr>
           <w:p>
             <w:pPr>
+              <w:keepNext w:val="false"/>
               <w:spacing w:after="40" w:before="0"/>
               <w:jc w:val="center"/>
             </w:pPr>
@@ -11552,6 +11796,7 @@
           </w:tcPr>
           <w:p>
             <w:pPr>
+              <w:keepNext w:val="false"/>
               <w:spacing w:after="40" w:before="0"/>
               <w:jc w:val="center"/>
             </w:pPr>
@@ -11586,6 +11831,7 @@
           </w:tcPr>
           <w:p>
             <w:pPr>
+              <w:keepNext w:val="false"/>
               <w:spacing w:after="40" w:before="0"/>
               <w:jc w:val="left"/>
             </w:pPr>
@@ -11618,6 +11864,7 @@
           </w:tcPr>
           <w:p>
             <w:pPr>
+              <w:keepNext w:val="false"/>
               <w:spacing w:after="40" w:before="0"/>
               <w:jc w:val="left"/>
             </w:pPr>
@@ -11652,6 +11899,7 @@
           </w:tcPr>
           <w:p>
             <w:pPr>
+              <w:keepNext w:val="false"/>
               <w:spacing w:after="40" w:before="0"/>
               <w:jc w:val="left"/>
             </w:pPr>
@@ -11684,6 +11932,7 @@
           </w:tcPr>
           <w:p>
             <w:pPr>
+              <w:keepNext w:val="false"/>
               <w:spacing w:after="40" w:before="0"/>
               <w:jc w:val="left"/>
             </w:pPr>
@@ -11718,6 +11967,7 @@
           </w:tcPr>
           <w:p>
             <w:pPr>
+              <w:keepNext w:val="false"/>
               <w:spacing w:after="40" w:before="0"/>
               <w:jc w:val="left"/>
             </w:pPr>
@@ -11750,6 +12000,7 @@
           </w:tcPr>
           <w:p>
             <w:pPr>
+              <w:keepNext w:val="false"/>
               <w:spacing w:after="40" w:before="0"/>
               <w:jc w:val="left"/>
             </w:pPr>
@@ -11784,6 +12035,7 @@
           </w:tcPr>
           <w:p>
             <w:pPr>
+              <w:keepNext w:val="false"/>
               <w:spacing w:after="40" w:before="0"/>
               <w:jc w:val="left"/>
             </w:pPr>
@@ -11816,6 +12068,7 @@
           </w:tcPr>
           <w:p>
             <w:pPr>
+              <w:keepNext w:val="false"/>
               <w:spacing w:after="40" w:before="0"/>
               <w:jc w:val="left"/>
             </w:pPr>
@@ -11850,6 +12103,7 @@
           </w:tcPr>
           <w:p>
             <w:pPr>
+              <w:keepNext w:val="false"/>
               <w:spacing w:after="40" w:before="0"/>
               <w:jc w:val="left"/>
             </w:pPr>
@@ -11882,6 +12136,7 @@
           </w:tcPr>
           <w:p>
             <w:pPr>
+              <w:keepNext w:val="false"/>
               <w:spacing w:after="40" w:before="0"/>
               <w:jc w:val="left"/>
             </w:pPr>
@@ -11916,6 +12171,7 @@
           </w:tcPr>
           <w:p>
             <w:pPr>
+              <w:keepNext w:val="false"/>
               <w:spacing w:after="40" w:before="0"/>
               <w:jc w:val="left"/>
             </w:pPr>
@@ -11948,6 +12204,7 @@
           </w:tcPr>
           <w:p>
             <w:pPr>
+              <w:keepNext w:val="false"/>
               <w:spacing w:after="40" w:before="0"/>
               <w:jc w:val="left"/>
             </w:pPr>
@@ -11982,6 +12239,7 @@
           </w:tcPr>
           <w:p>
             <w:pPr>
+              <w:keepNext w:val="false"/>
               <w:spacing w:after="40" w:before="0"/>
               <w:jc w:val="left"/>
             </w:pPr>
@@ -12014,6 +12272,7 @@
           </w:tcPr>
           <w:p>
             <w:pPr>
+              <w:keepNext w:val="false"/>
               <w:spacing w:after="40" w:before="0"/>
               <w:jc w:val="left"/>
             </w:pPr>
@@ -12048,6 +12307,7 @@
           </w:tcPr>
           <w:p>
             <w:pPr>
+              <w:keepNext w:val="false"/>
               <w:spacing w:after="40" w:before="0"/>
               <w:jc w:val="left"/>
             </w:pPr>
@@ -12080,6 +12340,7 @@
           </w:tcPr>
           <w:p>
             <w:pPr>
+              <w:keepNext w:val="false"/>
               <w:spacing w:after="40" w:before="0"/>
               <w:jc w:val="left"/>
             </w:pPr>
@@ -12139,6 +12400,7 @@
           </w:tcPr>
           <w:p>
             <w:pPr>
+              <w:keepNext w:val="false"/>
               <w:spacing w:after="40" w:before="0"/>
               <w:jc w:val="center"/>
             </w:pPr>
@@ -12173,6 +12435,7 @@
           </w:tcPr>
           <w:p>
             <w:pPr>
+              <w:keepNext w:val="false"/>
               <w:spacing w:after="40" w:before="0"/>
               <w:jc w:val="left"/>
             </w:pPr>
@@ -12237,6 +12500,7 @@
           </w:tcPr>
           <w:p>
             <w:pPr>
+              <w:keepNext w:val="false"/>
               <w:spacing w:after="40" w:before="0"/>
               <w:jc w:val="center"/>
             </w:pPr>
@@ -12271,6 +12535,7 @@
           </w:tcPr>
           <w:p>
             <w:pPr>
+              <w:keepNext w:val="false"/>
               <w:spacing w:after="40" w:before="0"/>
               <w:jc w:val="left"/>
             </w:pPr>
@@ -12303,6 +12568,7 @@
           </w:tcPr>
           <w:p>
             <w:pPr>
+              <w:keepNext w:val="false"/>
               <w:spacing w:after="40" w:before="0"/>
               <w:jc w:val="left"/>
             </w:pPr>
@@ -12335,6 +12601,7 @@
           </w:tcPr>
           <w:p>
             <w:pPr>
+              <w:keepNext w:val="false"/>
               <w:spacing w:after="40" w:before="0"/>
               <w:jc w:val="left"/>
             </w:pPr>
@@ -12367,6 +12634,7 @@
           </w:tcPr>
           <w:p>
             <w:pPr>
+              <w:keepNext w:val="false"/>
               <w:spacing w:after="40" w:before="0"/>
               <w:jc w:val="left"/>
             </w:pPr>
@@ -12399,6 +12667,7 @@
           </w:tcPr>
           <w:p>
             <w:pPr>
+              <w:keepNext w:val="false"/>
               <w:spacing w:after="40" w:before="0"/>
               <w:jc w:val="left"/>
             </w:pPr>
@@ -12433,6 +12702,7 @@
           </w:tcPr>
           <w:p>
             <w:pPr>
+              <w:keepNext w:val="false"/>
               <w:spacing w:after="40" w:before="0"/>
               <w:jc w:val="left"/>
             </w:pPr>
@@ -12470,7 +12740,7 @@
             <w:pPr>
               <w:spacing w:after="20" w:before="0"/>
             </w:pPr>
-            <w:hyperlink w:history="1" r:id="rIdsjnnhspl-xyitgwdkr8xg">
+            <w:hyperlink w:history="1" r:id="rId1-ddpyljxyynqnckfdini">
               <w:r>
                 <w:rPr>
                   <w:rFonts w:ascii="Arial" w:cs="Arial" w:eastAsia="Arial" w:hAnsi="Arial"/>
@@ -12503,7 +12773,7 @@
               <w:spacing w:after="10" w:before="0"/>
               <w:ind w:left="120"/>
             </w:pPr>
-            <w:hyperlink w:history="1" r:id="rIdusb_wnlxa0tgbjiovyjsb">
+            <w:hyperlink w:history="1" r:id="rIdhkzwucgrmda0tbxgtxfed">
               <w:r>
                 <w:rPr>
                   <w:rFonts w:ascii="Arial" w:cs="Arial" w:eastAsia="Arial" w:hAnsi="Arial"/>
@@ -12548,7 +12818,7 @@
             <w:pPr>
               <w:spacing w:after="20" w:before="0"/>
             </w:pPr>
-            <w:hyperlink w:history="1" r:id="rIdlqetwa4tutoymalubncop">
+            <w:hyperlink w:history="1" r:id="rIdxx9j-zrsjiyw-wsc9kg-s">
               <w:r>
                 <w:rPr>
                   <w:rFonts w:ascii="Arial" w:cs="Arial" w:eastAsia="Arial" w:hAnsi="Arial"/>
@@ -12581,7 +12851,7 @@
               <w:spacing w:after="10" w:before="0"/>
               <w:ind w:left="120"/>
             </w:pPr>
-            <w:hyperlink w:history="1" r:id="rIdfe6wwekazek7stfyremk7">
+            <w:hyperlink w:history="1" r:id="rIdrjyavaqks3vjubw3qsmv3">
               <w:r>
                 <w:rPr>
                   <w:rFonts w:ascii="Arial" w:cs="Arial" w:eastAsia="Arial" w:hAnsi="Arial"/>
@@ -12609,6 +12879,7 @@
           </w:tcPr>
           <w:p>
             <w:pPr>
+              <w:keepNext w:val="false"/>
               <w:spacing w:after="40" w:before="0"/>
               <w:jc w:val="left"/>
             </w:pPr>
@@ -12641,6 +12912,7 @@
           </w:tcPr>
           <w:p>
             <w:pPr>
+              <w:keepNext w:val="false"/>
               <w:spacing w:after="40" w:before="0"/>
               <w:jc w:val="left"/>
             </w:pPr>
@@ -12673,6 +12945,7 @@
           </w:tcPr>
           <w:p>
             <w:pPr>
+              <w:keepNext w:val="false"/>
               <w:spacing w:after="40" w:before="0"/>
               <w:jc w:val="left"/>
             </w:pPr>
@@ -12705,6 +12978,7 @@
           </w:tcPr>
           <w:p>
             <w:pPr>
+              <w:keepNext w:val="false"/>
               <w:spacing w:after="40" w:before="0"/>
               <w:jc w:val="left"/>
             </w:pPr>
@@ -12739,6 +13013,7 @@
           </w:tcPr>
           <w:p>
             <w:pPr>
+              <w:keepNext w:val="false"/>
               <w:spacing w:after="40" w:before="0"/>
               <w:jc w:val="left"/>
             </w:pPr>
@@ -12776,7 +13051,7 @@
             <w:pPr>
               <w:spacing w:after="20" w:before="0"/>
             </w:pPr>
-            <w:hyperlink w:history="1" r:id="rIdbuiheqkbju0rwobspecpa">
+            <w:hyperlink w:history="1" r:id="rIdl19vizviaqvoxfkrc0dpm">
               <w:r>
                 <w:rPr>
                   <w:rFonts w:ascii="Arial" w:cs="Arial" w:eastAsia="Arial" w:hAnsi="Arial"/>
@@ -12809,7 +13084,7 @@
               <w:spacing w:after="10" w:before="0"/>
               <w:ind w:left="120"/>
             </w:pPr>
-            <w:hyperlink w:history="1" r:id="rId9ahxpjqa19adwia2fzeb9">
+            <w:hyperlink w:history="1" r:id="rIdqiux3jhkzcnuds3rhjhyo">
               <w:r>
                 <w:rPr>
                   <w:rFonts w:ascii="Arial" w:cs="Arial" w:eastAsia="Arial" w:hAnsi="Arial"/>
@@ -12854,7 +13129,7 @@
             <w:pPr>
               <w:spacing w:after="20" w:before="0"/>
             </w:pPr>
-            <w:hyperlink w:history="1" r:id="rIdc06jdm34tud1y5s-rzgby">
+            <w:hyperlink w:history="1" r:id="rId9f1feivc3kffexdngqcc_">
               <w:r>
                 <w:rPr>
                   <w:rFonts w:ascii="Arial" w:cs="Arial" w:eastAsia="Arial" w:hAnsi="Arial"/>
@@ -12887,7 +13162,7 @@
               <w:spacing w:after="10" w:before="0"/>
               <w:ind w:left="120"/>
             </w:pPr>
-            <w:hyperlink w:history="1" r:id="rIdjg-znd-86xrts5uo8z9ef">
+            <w:hyperlink w:history="1" r:id="rIdqi8afks_iy4qi9om0ufk7">
               <w:r>
                 <w:rPr>
                   <w:rFonts w:ascii="Arial" w:cs="Arial" w:eastAsia="Arial" w:hAnsi="Arial"/>
@@ -12915,6 +13190,7 @@
           </w:tcPr>
           <w:p>
             <w:pPr>
+              <w:keepNext w:val="false"/>
               <w:spacing w:after="40" w:before="0"/>
               <w:jc w:val="left"/>
             </w:pPr>
@@ -12934,6 +13210,7 @@
           </w:p>
           <w:p>
             <w:pPr>
+              <w:keepNext w:val="false"/>
               <w:spacing w:after="40" w:before="0"/>
               <w:jc w:val="left"/>
             </w:pPr>
@@ -12953,6 +13230,7 @@
           </w:p>
           <w:p>
             <w:pPr>
+              <w:keepNext w:val="false"/>
               <w:spacing w:after="40" w:before="0"/>
               <w:jc w:val="left"/>
             </w:pPr>
@@ -12985,6 +13263,7 @@
           </w:tcPr>
           <w:p>
             <w:pPr>
+              <w:keepNext w:val="false"/>
               <w:spacing w:after="40" w:before="0"/>
               <w:jc w:val="left"/>
             </w:pPr>
@@ -13004,6 +13283,7 @@
           </w:p>
           <w:p>
             <w:pPr>
+              <w:keepNext w:val="false"/>
               <w:spacing w:after="40" w:before="0"/>
               <w:jc w:val="left"/>
             </w:pPr>
@@ -13023,6 +13303,7 @@
           </w:p>
           <w:p>
             <w:pPr>
+              <w:keepNext w:val="false"/>
               <w:spacing w:after="40" w:before="0"/>
               <w:jc w:val="left"/>
             </w:pPr>
@@ -13055,6 +13336,7 @@
           </w:tcPr>
           <w:p>
             <w:pPr>
+              <w:keepNext w:val="false"/>
               <w:spacing w:after="40" w:before="0"/>
               <w:jc w:val="left"/>
             </w:pPr>
@@ -13087,6 +13369,7 @@
           </w:tcPr>
           <w:p>
             <w:pPr>
+              <w:keepNext w:val="false"/>
               <w:spacing w:after="40" w:before="0"/>
               <w:jc w:val="left"/>
             </w:pPr>
@@ -13121,6 +13404,7 @@
           </w:tcPr>
           <w:p>
             <w:pPr>
+              <w:keepNext w:val="false"/>
               <w:spacing w:after="40" w:before="0"/>
               <w:jc w:val="left"/>
             </w:pPr>
@@ -13158,7 +13442,7 @@
             <w:pPr>
               <w:spacing w:after="20" w:before="0"/>
             </w:pPr>
-            <w:hyperlink w:history="1" r:id="rIdjeksyx5zrswdvkqyzf_kr">
+            <w:hyperlink w:history="1" r:id="rIdaa1h4a0vgtsiuxkgehite">
               <w:r>
                 <w:rPr>
                   <w:rFonts w:ascii="Arial" w:cs="Arial" w:eastAsia="Arial" w:hAnsi="Arial"/>
@@ -13207,7 +13491,7 @@
               <w:spacing w:after="10" w:before="0"/>
               <w:ind w:left="120"/>
             </w:pPr>
-            <w:hyperlink w:history="1" r:id="rIdm8svyjhhqysycx2yyfnpz">
+            <w:hyperlink w:history="1" r:id="rId1tqq1rusylk9kitc0sbxv">
               <w:r>
                 <w:rPr>
                   <w:rFonts w:ascii="Arial" w:cs="Arial" w:eastAsia="Arial" w:hAnsi="Arial"/>
@@ -13252,7 +13536,7 @@
             <w:pPr>
               <w:spacing w:after="20" w:before="0"/>
             </w:pPr>
-            <w:hyperlink w:history="1" r:id="rIdeuqbhbrsyt90vnw2jcnww">
+            <w:hyperlink w:history="1" r:id="rIdwskhbfca7bvvaytjhfegt">
               <w:r>
                 <w:rPr>
                   <w:rFonts w:ascii="Arial" w:cs="Arial" w:eastAsia="Arial" w:hAnsi="Arial"/>
@@ -13285,7 +13569,7 @@
               <w:spacing w:after="10" w:before="0"/>
               <w:ind w:left="120"/>
             </w:pPr>
-            <w:hyperlink w:history="1" r:id="rIdtauguzfphg3sbgoreo42c">
+            <w:hyperlink w:history="1" r:id="rId7_vcngef9e1bx0-4tmgv6">
               <w:r>
                 <w:rPr>
                   <w:rFonts w:ascii="Arial" w:cs="Arial" w:eastAsia="Arial" w:hAnsi="Arial"/>
@@ -13313,6 +13597,7 @@
           </w:tcPr>
           <w:p>
             <w:pPr>
+              <w:keepNext w:val="false"/>
               <w:spacing w:after="40" w:before="0"/>
               <w:jc w:val="left"/>
             </w:pPr>
@@ -13332,6 +13617,7 @@
           </w:p>
           <w:p>
             <w:pPr>
+              <w:keepNext w:val="false"/>
               <w:spacing w:after="40" w:before="0"/>
               <w:jc w:val="left"/>
             </w:pPr>
@@ -13351,6 +13637,7 @@
           </w:p>
           <w:p>
             <w:pPr>
+              <w:keepNext w:val="false"/>
               <w:spacing w:after="40" w:before="0"/>
               <w:jc w:val="left"/>
             </w:pPr>
@@ -13383,6 +13670,7 @@
           </w:tcPr>
           <w:p>
             <w:pPr>
+              <w:keepNext w:val="false"/>
               <w:spacing w:after="40" w:before="0"/>
               <w:jc w:val="left"/>
             </w:pPr>
@@ -13402,6 +13690,7 @@
           </w:p>
           <w:p>
             <w:pPr>
+              <w:keepNext w:val="false"/>
               <w:spacing w:after="40" w:before="0"/>
               <w:jc w:val="left"/>
             </w:pPr>
@@ -13421,6 +13710,7 @@
           </w:p>
           <w:p>
             <w:pPr>
+              <w:keepNext w:val="false"/>
               <w:spacing w:after="40" w:before="0"/>
               <w:jc w:val="left"/>
             </w:pPr>
@@ -13440,6 +13730,7 @@
           </w:p>
           <w:p>
             <w:pPr>
+              <w:keepNext w:val="false"/>
               <w:spacing w:after="40" w:before="0"/>
               <w:jc w:val="left"/>
             </w:pPr>
@@ -13459,6 +13750,7 @@
           </w:p>
           <w:p>
             <w:pPr>
+              <w:keepNext w:val="false"/>
               <w:spacing w:after="40" w:before="0"/>
               <w:jc w:val="left"/>
             </w:pPr>
@@ -13478,6 +13770,7 @@
           </w:p>
           <w:p>
             <w:pPr>
+              <w:keepNext w:val="false"/>
               <w:spacing w:after="40" w:before="0"/>
               <w:jc w:val="left"/>
             </w:pPr>
@@ -13497,6 +13790,7 @@
           </w:p>
           <w:p>
             <w:pPr>
+              <w:keepNext w:val="false"/>
               <w:spacing w:after="40" w:before="0"/>
               <w:jc w:val="left"/>
             </w:pPr>
@@ -13529,6 +13823,7 @@
           </w:tcPr>
           <w:p>
             <w:pPr>
+              <w:keepNext w:val="false"/>
               <w:spacing w:after="40" w:before="0"/>
               <w:jc w:val="left"/>
             </w:pPr>
@@ -13561,6 +13856,7 @@
           </w:tcPr>
           <w:p>
             <w:pPr>
+              <w:keepNext w:val="false"/>
               <w:spacing w:after="40" w:before="0"/>
               <w:jc w:val="left"/>
             </w:pPr>
@@ -13595,6 +13891,7 @@
           </w:tcPr>
           <w:p>
             <w:pPr>
+              <w:keepNext w:val="false"/>
               <w:spacing w:after="40" w:before="0"/>
               <w:jc w:val="left"/>
             </w:pPr>
@@ -13632,7 +13929,7 @@
             <w:pPr>
               <w:spacing w:after="20" w:before="0"/>
             </w:pPr>
-            <w:hyperlink w:history="1" r:id="rIdhx1_fbgvhstv4kqnkqepm">
+            <w:hyperlink w:history="1" r:id="rId31iryv-6dlrycgejjc0ls">
               <w:r>
                 <w:rPr>
                   <w:rFonts w:ascii="Arial" w:cs="Arial" w:eastAsia="Arial" w:hAnsi="Arial"/>
@@ -13681,7 +13978,7 @@
               <w:spacing w:after="10" w:before="0"/>
               <w:ind w:left="120"/>
             </w:pPr>
-            <w:hyperlink w:history="1" r:id="rIdiylg48iq_aahh504hophd">
+            <w:hyperlink w:history="1" r:id="rIduxfjtzqvfnmjg5d7wntbf">
               <w:r>
                 <w:rPr>
                   <w:rFonts w:ascii="Arial" w:cs="Arial" w:eastAsia="Arial" w:hAnsi="Arial"/>
@@ -13726,7 +14023,7 @@
             <w:pPr>
               <w:spacing w:after="20" w:before="0"/>
             </w:pPr>
-            <w:hyperlink w:history="1" r:id="rId7uskc8lu-59qhuhim-geo">
+            <w:hyperlink w:history="1" r:id="rIdp4jyyssrw98iqkvony13g">
               <w:r>
                 <w:rPr>
                   <w:rFonts w:ascii="Arial" w:cs="Arial" w:eastAsia="Arial" w:hAnsi="Arial"/>
@@ -13759,7 +14056,7 @@
               <w:spacing w:after="10" w:before="0"/>
               <w:ind w:left="120"/>
             </w:pPr>
-            <w:hyperlink w:history="1" r:id="rIdgx55upf19agrzovqho9at">
+            <w:hyperlink w:history="1" r:id="rIdqn9drgwangfnhozgcjvxi">
               <w:r>
                 <w:rPr>
                   <w:rFonts w:ascii="Arial" w:cs="Arial" w:eastAsia="Arial" w:hAnsi="Arial"/>
@@ -13787,6 +14084,7 @@
           </w:tcPr>
           <w:p>
             <w:pPr>
+              <w:keepNext w:val="false"/>
               <w:spacing w:after="40" w:before="0"/>
               <w:jc w:val="left"/>
             </w:pPr>
@@ -13819,6 +14117,7 @@
           </w:tcPr>
           <w:p>
             <w:pPr>
+              <w:keepNext w:val="false"/>
               <w:spacing w:after="40" w:before="0"/>
               <w:jc w:val="left"/>
             </w:pPr>
@@ -13851,6 +14150,7 @@
           </w:tcPr>
           <w:p>
             <w:pPr>
+              <w:keepNext w:val="false"/>
               <w:spacing w:after="40" w:before="0"/>
               <w:jc w:val="left"/>
             </w:pPr>
@@ -13883,6 +14183,7 @@
           </w:tcPr>
           <w:p>
             <w:pPr>
+              <w:keepNext w:val="false"/>
               <w:spacing w:after="40" w:before="0"/>
               <w:jc w:val="left"/>
             </w:pPr>
@@ -13917,6 +14218,7 @@
           </w:tcPr>
           <w:p>
             <w:pPr>
+              <w:keepNext w:val="false"/>
               <w:spacing w:after="40" w:before="0"/>
               <w:jc w:val="left"/>
             </w:pPr>
@@ -13954,7 +14256,7 @@
             <w:pPr>
               <w:spacing w:after="20" w:before="0"/>
             </w:pPr>
-            <w:hyperlink w:history="1" r:id="rIdvjragb44cegpvzcz-l-qn">
+            <w:hyperlink w:history="1" r:id="rId2w-cznzcjetiqpcq4xhd2">
               <w:r>
                 <w:rPr>
                   <w:rFonts w:ascii="Arial" w:cs="Arial" w:eastAsia="Arial" w:hAnsi="Arial"/>
@@ -14003,7 +14305,7 @@
               <w:spacing w:after="10" w:before="0"/>
               <w:ind w:left="120"/>
             </w:pPr>
-            <w:hyperlink w:history="1" r:id="rIdyytrdglwv7oswdq4fuzpq">
+            <w:hyperlink w:history="1" r:id="rId7b70p9evbzrhpmwc0pe8p">
               <w:r>
                 <w:rPr>
                   <w:rFonts w:ascii="Arial" w:cs="Arial" w:eastAsia="Arial" w:hAnsi="Arial"/>
@@ -14048,7 +14350,7 @@
             <w:pPr>
               <w:spacing w:after="20" w:before="0"/>
             </w:pPr>
-            <w:hyperlink w:history="1" r:id="rIdh5_ypdyetwy8qu6gb4sks">
+            <w:hyperlink w:history="1" r:id="rIdzeapt17jgy5_o7i3j9a-m">
               <w:r>
                 <w:rPr>
                   <w:rFonts w:ascii="Arial" w:cs="Arial" w:eastAsia="Arial" w:hAnsi="Arial"/>
@@ -14097,7 +14399,7 @@
               <w:spacing w:after="10" w:before="0"/>
               <w:ind w:left="120"/>
             </w:pPr>
-            <w:hyperlink w:history="1" r:id="rId5figjxxzzrbowb6vepn_z">
+            <w:hyperlink w:history="1" r:id="rIdgqxflg-txjalzivgwn6vy">
               <w:r>
                 <w:rPr>
                   <w:rFonts w:ascii="Arial" w:cs="Arial" w:eastAsia="Arial" w:hAnsi="Arial"/>
@@ -14125,6 +14427,7 @@
           </w:tcPr>
           <w:p>
             <w:pPr>
+              <w:keepNext w:val="false"/>
               <w:spacing w:after="40" w:before="0"/>
               <w:jc w:val="left"/>
             </w:pPr>
@@ -14157,6 +14460,7 @@
           </w:tcPr>
           <w:p>
             <w:pPr>
+              <w:keepNext w:val="false"/>
               <w:spacing w:after="40" w:before="0"/>
               <w:jc w:val="left"/>
             </w:pPr>
@@ -14189,6 +14493,7 @@
           </w:tcPr>
           <w:p>
             <w:pPr>
+              <w:keepNext w:val="false"/>
               <w:spacing w:after="40" w:before="0"/>
               <w:jc w:val="left"/>
             </w:pPr>
@@ -14221,6 +14526,7 @@
           </w:tcPr>
           <w:p>
             <w:pPr>
+              <w:keepNext w:val="false"/>
               <w:spacing w:after="40" w:before="0"/>
               <w:jc w:val="left"/>
             </w:pPr>
@@ -14280,6 +14586,7 @@
           </w:tcPr>
           <w:p>
             <w:pPr>
+              <w:keepNext w:val="false"/>
               <w:spacing w:after="40" w:before="0"/>
               <w:jc w:val="center"/>
             </w:pPr>
@@ -14314,6 +14621,7 @@
           </w:tcPr>
           <w:p>
             <w:pPr>
+              <w:keepNext w:val="false"/>
               <w:spacing w:after="40" w:before="0"/>
               <w:jc w:val="left"/>
             </w:pPr>
@@ -14375,6 +14683,7 @@
           </w:tcPr>
           <w:p>
             <w:pPr>
+              <w:keepNext w:val="false"/>
               <w:spacing w:after="40" w:before="0"/>
               <w:jc w:val="center"/>
             </w:pPr>
@@ -14409,6 +14718,7 @@
           </w:tcPr>
           <w:p>
             <w:pPr>
+              <w:keepNext w:val="false"/>
               <w:spacing w:after="40" w:before="0"/>
               <w:jc w:val="left"/>
             </w:pPr>
@@ -14441,6 +14751,7 @@
           </w:tcPr>
           <w:p>
             <w:pPr>
+              <w:keepNext w:val="false"/>
               <w:spacing w:after="40" w:before="0"/>
               <w:jc w:val="left"/>
             </w:pPr>
@@ -14475,6 +14786,7 @@
           </w:tcPr>
           <w:p>
             <w:pPr>
+              <w:keepNext w:val="false"/>
               <w:spacing w:after="40" w:before="0"/>
               <w:jc w:val="left"/>
             </w:pPr>
@@ -14507,6 +14819,7 @@
           </w:tcPr>
           <w:p>
             <w:pPr>
+              <w:keepNext w:val="false"/>
               <w:spacing w:after="40" w:before="0"/>
               <w:jc w:val="left"/>
             </w:pPr>
@@ -14541,6 +14854,7 @@
           </w:tcPr>
           <w:p>
             <w:pPr>
+              <w:keepNext w:val="false"/>
               <w:spacing w:after="40" w:before="0"/>
               <w:jc w:val="left"/>
             </w:pPr>
@@ -14573,6 +14887,7 @@
           </w:tcPr>
           <w:p>
             <w:pPr>
+              <w:keepNext w:val="false"/>
               <w:spacing w:after="40" w:before="0"/>
               <w:jc w:val="left"/>
             </w:pPr>
@@ -14609,7 +14924,7 @@
         </w:rPr>
         <w:t xml:space="preserve">© 2026 SeaVuria and ARES. Aligned with KICD objectives. Developed by SeaVuria; technical implementation by ARES (with AI assistance from Claude). Licensed under </w:t>
       </w:r>
-      <w:hyperlink w:history="1" r:id="rIdwjxukpfr3c7dzbafhxaoj">
+      <w:hyperlink w:history="1" r:id="rIdhxebzlsl6wgwlgwofbane">
         <w:r>
           <w:rPr>
             <w:rFonts w:ascii="Arial" w:cs="Arial" w:eastAsia="Arial" w:hAnsi="Arial"/>
@@ -14630,7 +14945,7 @@
         </w:rPr>
         <w:t xml:space="preserve"> (</w:t>
       </w:r>
-      <w:hyperlink w:history="1" r:id="rId8xk6bhvaog_vxo8lgkqjz">
+      <w:hyperlink w:history="1" r:id="rIdkqi6elns2njfwvnqhstf6">
         <w:r>
           <w:rPr>
             <w:rFonts w:ascii="Arial" w:cs="Arial" w:eastAsia="Arial" w:hAnsi="Arial"/>
@@ -14690,6 +15005,7 @@
           </w:tcPr>
           <w:p>
             <w:pPr>
+              <w:keepNext w:val="false"/>
               <w:spacing w:after="40" w:before="0"/>
               <w:jc w:val="center"/>
             </w:pPr>
@@ -14725,6 +15041,7 @@
           </w:tcPr>
           <w:p>
             <w:pPr>
+              <w:keepNext w:val="false"/>
               <w:spacing w:after="40" w:before="0"/>
               <w:jc w:val="center"/>
             </w:pPr>
@@ -14759,6 +15076,7 @@
           </w:tcPr>
           <w:p>
             <w:pPr>
+              <w:keepNext w:val="false"/>
               <w:spacing w:after="40" w:before="0"/>
               <w:jc w:val="left"/>
             </w:pPr>
@@ -14791,6 +15109,7 @@
           </w:tcPr>
           <w:p>
             <w:pPr>
+              <w:keepNext w:val="false"/>
               <w:spacing w:after="40" w:before="0"/>
               <w:jc w:val="left"/>
             </w:pPr>
@@ -14825,6 +15144,7 @@
           </w:tcPr>
           <w:p>
             <w:pPr>
+              <w:keepNext w:val="false"/>
               <w:spacing w:after="40" w:before="0"/>
               <w:jc w:val="left"/>
             </w:pPr>
@@ -14857,6 +15177,7 @@
           </w:tcPr>
           <w:p>
             <w:pPr>
+              <w:keepNext w:val="false"/>
               <w:spacing w:after="40" w:before="0"/>
               <w:jc w:val="left"/>
             </w:pPr>
@@ -14891,6 +15212,7 @@
           </w:tcPr>
           <w:p>
             <w:pPr>
+              <w:keepNext w:val="false"/>
               <w:spacing w:after="40" w:before="0"/>
               <w:jc w:val="left"/>
             </w:pPr>
@@ -14923,6 +15245,7 @@
           </w:tcPr>
           <w:p>
             <w:pPr>
+              <w:keepNext w:val="false"/>
               <w:spacing w:after="40" w:before="0"/>
               <w:jc w:val="left"/>
             </w:pPr>
@@ -14957,6 +15280,7 @@
           </w:tcPr>
           <w:p>
             <w:pPr>
+              <w:keepNext w:val="false"/>
               <w:spacing w:after="40" w:before="0"/>
               <w:jc w:val="left"/>
             </w:pPr>
@@ -14989,6 +15313,7 @@
           </w:tcPr>
           <w:p>
             <w:pPr>
+              <w:keepNext w:val="false"/>
               <w:spacing w:after="40" w:before="0"/>
               <w:jc w:val="left"/>
             </w:pPr>
@@ -15023,6 +15348,7 @@
           </w:tcPr>
           <w:p>
             <w:pPr>
+              <w:keepNext w:val="false"/>
               <w:spacing w:after="40" w:before="0"/>
               <w:jc w:val="left"/>
             </w:pPr>
@@ -15055,6 +15381,7 @@
           </w:tcPr>
           <w:p>
             <w:pPr>
+              <w:keepNext w:val="false"/>
               <w:spacing w:after="40" w:before="0"/>
               <w:jc w:val="left"/>
             </w:pPr>
@@ -15089,6 +15416,7 @@
           </w:tcPr>
           <w:p>
             <w:pPr>
+              <w:keepNext w:val="false"/>
               <w:spacing w:after="40" w:before="0"/>
               <w:jc w:val="left"/>
             </w:pPr>
@@ -15121,6 +15449,7 @@
           </w:tcPr>
           <w:p>
             <w:pPr>
+              <w:keepNext w:val="false"/>
               <w:spacing w:after="40" w:before="0"/>
               <w:jc w:val="left"/>
             </w:pPr>
@@ -15155,6 +15484,7 @@
           </w:tcPr>
           <w:p>
             <w:pPr>
+              <w:keepNext w:val="false"/>
               <w:spacing w:after="40" w:before="0"/>
               <w:jc w:val="left"/>
             </w:pPr>
@@ -15187,6 +15517,7 @@
           </w:tcPr>
           <w:p>
             <w:pPr>
+              <w:keepNext w:val="false"/>
               <w:spacing w:after="40" w:before="0"/>
               <w:jc w:val="left"/>
             </w:pPr>
@@ -15221,6 +15552,7 @@
           </w:tcPr>
           <w:p>
             <w:pPr>
+              <w:keepNext w:val="false"/>
               <w:spacing w:after="40" w:before="0"/>
               <w:jc w:val="left"/>
             </w:pPr>
@@ -15253,6 +15585,7 @@
           </w:tcPr>
           <w:p>
             <w:pPr>
+              <w:keepNext w:val="false"/>
               <w:spacing w:after="40" w:before="0"/>
               <w:jc w:val="left"/>
             </w:pPr>
@@ -15312,6 +15645,7 @@
           </w:tcPr>
           <w:p>
             <w:pPr>
+              <w:keepNext w:val="false"/>
               <w:spacing w:after="40" w:before="0"/>
               <w:jc w:val="center"/>
             </w:pPr>
@@ -15346,6 +15680,7 @@
           </w:tcPr>
           <w:p>
             <w:pPr>
+              <w:keepNext w:val="false"/>
               <w:spacing w:after="40" w:before="0"/>
               <w:jc w:val="left"/>
             </w:pPr>
@@ -15410,6 +15745,7 @@
           </w:tcPr>
           <w:p>
             <w:pPr>
+              <w:keepNext w:val="false"/>
               <w:spacing w:after="40" w:before="0"/>
               <w:jc w:val="center"/>
             </w:pPr>
@@ -15444,6 +15780,7 @@
           </w:tcPr>
           <w:p>
             <w:pPr>
+              <w:keepNext w:val="false"/>
               <w:spacing w:after="40" w:before="0"/>
               <w:jc w:val="left"/>
             </w:pPr>
@@ -15476,6 +15813,7 @@
           </w:tcPr>
           <w:p>
             <w:pPr>
+              <w:keepNext w:val="false"/>
               <w:spacing w:after="40" w:before="0"/>
               <w:jc w:val="left"/>
             </w:pPr>
@@ -15508,6 +15846,7 @@
           </w:tcPr>
           <w:p>
             <w:pPr>
+              <w:keepNext w:val="false"/>
               <w:spacing w:after="40" w:before="0"/>
               <w:jc w:val="left"/>
             </w:pPr>
@@ -15540,6 +15879,7 @@
           </w:tcPr>
           <w:p>
             <w:pPr>
+              <w:keepNext w:val="false"/>
               <w:spacing w:after="40" w:before="0"/>
               <w:jc w:val="left"/>
             </w:pPr>
@@ -15572,6 +15912,7 @@
           </w:tcPr>
           <w:p>
             <w:pPr>
+              <w:keepNext w:val="false"/>
               <w:spacing w:after="40" w:before="0"/>
               <w:jc w:val="left"/>
             </w:pPr>
@@ -15606,6 +15947,7 @@
           </w:tcPr>
           <w:p>
             <w:pPr>
+              <w:keepNext w:val="false"/>
               <w:spacing w:after="40" w:before="0"/>
               <w:jc w:val="left"/>
             </w:pPr>
@@ -15643,7 +15985,7 @@
             <w:pPr>
               <w:spacing w:after="20" w:before="0"/>
             </w:pPr>
-            <w:hyperlink w:history="1" r:id="rId1tdkfukqqo82kfhbu8eg0">
+            <w:hyperlink w:history="1" r:id="rIdnuigz2utwlplh4jbm5zws">
               <w:r>
                 <w:rPr>
                   <w:rFonts w:ascii="Arial" w:cs="Arial" w:eastAsia="Arial" w:hAnsi="Arial"/>
@@ -15676,7 +16018,7 @@
               <w:spacing w:after="10" w:before="0"/>
               <w:ind w:left="120"/>
             </w:pPr>
-            <w:hyperlink w:history="1" r:id="rIdfmqpc5ekwn0vacp0ajlec">
+            <w:hyperlink w:history="1" r:id="rIddy7-vyyoexnxsqdfje2w5">
               <w:r>
                 <w:rPr>
                   <w:rFonts w:ascii="Arial" w:cs="Arial" w:eastAsia="Arial" w:hAnsi="Arial"/>
@@ -15721,7 +16063,7 @@
             <w:pPr>
               <w:spacing w:after="20" w:before="0"/>
             </w:pPr>
-            <w:hyperlink w:history="1" r:id="rId6i_gowtfjh0dzfgtl-6wj">
+            <w:hyperlink w:history="1" r:id="rIdhiotte1nwve3xztsephdf">
               <w:r>
                 <w:rPr>
                   <w:rFonts w:ascii="Arial" w:cs="Arial" w:eastAsia="Arial" w:hAnsi="Arial"/>
@@ -15754,7 +16096,7 @@
               <w:spacing w:after="10" w:before="0"/>
               <w:ind w:left="120"/>
             </w:pPr>
-            <w:hyperlink w:history="1" r:id="rIduunzzo1_hxixvmem7qput">
+            <w:hyperlink w:history="1" r:id="rIdh0c1mk0hxrkyhpcrpb7sf">
               <w:r>
                 <w:rPr>
                   <w:rFonts w:ascii="Arial" w:cs="Arial" w:eastAsia="Arial" w:hAnsi="Arial"/>
@@ -15782,6 +16124,7 @@
           </w:tcPr>
           <w:p>
             <w:pPr>
+              <w:keepNext w:val="false"/>
               <w:spacing w:after="40" w:before="0"/>
               <w:jc w:val="left"/>
             </w:pPr>
@@ -15814,6 +16157,7 @@
           </w:tcPr>
           <w:p>
             <w:pPr>
+              <w:keepNext w:val="false"/>
               <w:spacing w:after="40" w:before="0"/>
               <w:jc w:val="left"/>
             </w:pPr>
@@ -15846,6 +16190,7 @@
           </w:tcPr>
           <w:p>
             <w:pPr>
+              <w:keepNext w:val="false"/>
               <w:spacing w:after="40" w:before="0"/>
               <w:jc w:val="left"/>
             </w:pPr>
@@ -15878,6 +16223,7 @@
           </w:tcPr>
           <w:p>
             <w:pPr>
+              <w:keepNext w:val="false"/>
               <w:spacing w:after="40" w:before="0"/>
               <w:jc w:val="left"/>
             </w:pPr>
@@ -15912,6 +16258,7 @@
           </w:tcPr>
           <w:p>
             <w:pPr>
+              <w:keepNext w:val="false"/>
               <w:spacing w:after="40" w:before="0"/>
               <w:jc w:val="left"/>
             </w:pPr>
@@ -15949,7 +16296,7 @@
             <w:pPr>
               <w:spacing w:after="20" w:before="0"/>
             </w:pPr>
-            <w:hyperlink w:history="1" r:id="rIdr-rknmrhriqgd-pnnre5u">
+            <w:hyperlink w:history="1" r:id="rIdyc08bezd8qhtbh6faz9in">
               <w:r>
                 <w:rPr>
                   <w:rFonts w:ascii="Arial" w:cs="Arial" w:eastAsia="Arial" w:hAnsi="Arial"/>
@@ -15982,7 +16329,7 @@
               <w:spacing w:after="10" w:before="0"/>
               <w:ind w:left="120"/>
             </w:pPr>
-            <w:hyperlink w:history="1" r:id="rIdvlyiysdwlwwnorztpss7i">
+            <w:hyperlink w:history="1" r:id="rIdrxjuwfievgzi8lvyhzwlz">
               <w:r>
                 <w:rPr>
                   <w:rFonts w:ascii="Arial" w:cs="Arial" w:eastAsia="Arial" w:hAnsi="Arial"/>
@@ -16027,7 +16374,7 @@
             <w:pPr>
               <w:spacing w:after="20" w:before="0"/>
             </w:pPr>
-            <w:hyperlink w:history="1" r:id="rIdaz3l_ub9mzqbzynpaxfxp">
+            <w:hyperlink w:history="1" r:id="rIdvwzl0-beefwrvhl3vmlku">
               <w:r>
                 <w:rPr>
                   <w:rFonts w:ascii="Arial" w:cs="Arial" w:eastAsia="Arial" w:hAnsi="Arial"/>
@@ -16060,7 +16407,7 @@
               <w:spacing w:after="10" w:before="0"/>
               <w:ind w:left="120"/>
             </w:pPr>
-            <w:hyperlink w:history="1" r:id="rIdprj207ici4gypenvim_a6">
+            <w:hyperlink w:history="1" r:id="rIdigef_8tocl-dpmojvtobq">
               <w:r>
                 <w:rPr>
                   <w:rFonts w:ascii="Arial" w:cs="Arial" w:eastAsia="Arial" w:hAnsi="Arial"/>
@@ -16088,6 +16435,7 @@
           </w:tcPr>
           <w:p>
             <w:pPr>
+              <w:keepNext w:val="false"/>
               <w:spacing w:after="40" w:before="0"/>
               <w:jc w:val="left"/>
             </w:pPr>
@@ -16120,6 +16468,7 @@
           </w:tcPr>
           <w:p>
             <w:pPr>
+              <w:keepNext w:val="false"/>
               <w:spacing w:after="40" w:before="0"/>
               <w:jc w:val="left"/>
             </w:pPr>
@@ -16152,6 +16501,7 @@
           </w:tcPr>
           <w:p>
             <w:pPr>
+              <w:keepNext w:val="false"/>
               <w:spacing w:after="40" w:before="0"/>
               <w:jc w:val="left"/>
             </w:pPr>
@@ -16184,6 +16534,7 @@
           </w:tcPr>
           <w:p>
             <w:pPr>
+              <w:keepNext w:val="false"/>
               <w:spacing w:after="40" w:before="0"/>
               <w:jc w:val="left"/>
             </w:pPr>
@@ -16218,6 +16569,7 @@
           </w:tcPr>
           <w:p>
             <w:pPr>
+              <w:keepNext w:val="false"/>
               <w:spacing w:after="40" w:before="0"/>
               <w:jc w:val="left"/>
             </w:pPr>
@@ -16255,7 +16607,7 @@
             <w:pPr>
               <w:spacing w:after="20" w:before="0"/>
             </w:pPr>
-            <w:hyperlink w:history="1" r:id="rIdlume2cc74shrqbpub8psg">
+            <w:hyperlink w:history="1" r:id="rIdku1uggamt-qdckzcs7-y6">
               <w:r>
                 <w:rPr>
                   <w:rFonts w:ascii="Arial" w:cs="Arial" w:eastAsia="Arial" w:hAnsi="Arial"/>
@@ -16288,7 +16640,7 @@
               <w:spacing w:after="10" w:before="0"/>
               <w:ind w:left="120"/>
             </w:pPr>
-            <w:hyperlink w:history="1" r:id="rIdznsi_gf23-scs0wkqq5ui">
+            <w:hyperlink w:history="1" r:id="rIdyt-z08a4em2eupbz1z2rz">
               <w:r>
                 <w:rPr>
                   <w:rFonts w:ascii="Arial" w:cs="Arial" w:eastAsia="Arial" w:hAnsi="Arial"/>
@@ -16333,7 +16685,7 @@
             <w:pPr>
               <w:spacing w:after="20" w:before="0"/>
             </w:pPr>
-            <w:hyperlink w:history="1" r:id="rIdeeblpcntbkwojm1v600jb">
+            <w:hyperlink w:history="1" r:id="rIdfj0sz_jyuk_8a7atyq6xx">
               <w:r>
                 <w:rPr>
                   <w:rFonts w:ascii="Arial" w:cs="Arial" w:eastAsia="Arial" w:hAnsi="Arial"/>
@@ -16366,7 +16718,7 @@
               <w:spacing w:after="10" w:before="0"/>
               <w:ind w:left="120"/>
             </w:pPr>
-            <w:hyperlink w:history="1" r:id="rIdumgmkib_gmwimhi5f4mx7">
+            <w:hyperlink w:history="1" r:id="rIdafhsooo5zhqiadp2gxsjj">
               <w:r>
                 <w:rPr>
                   <w:rFonts w:ascii="Arial" w:cs="Arial" w:eastAsia="Arial" w:hAnsi="Arial"/>
@@ -16394,6 +16746,7 @@
           </w:tcPr>
           <w:p>
             <w:pPr>
+              <w:keepNext w:val="false"/>
               <w:spacing w:after="40" w:before="0"/>
               <w:jc w:val="left"/>
             </w:pPr>
@@ -16426,6 +16779,7 @@
           </w:tcPr>
           <w:p>
             <w:pPr>
+              <w:keepNext w:val="false"/>
               <w:spacing w:after="40" w:before="0"/>
               <w:jc w:val="left"/>
             </w:pPr>
@@ -16458,6 +16812,7 @@
           </w:tcPr>
           <w:p>
             <w:pPr>
+              <w:keepNext w:val="false"/>
               <w:spacing w:after="40" w:before="0"/>
               <w:jc w:val="left"/>
             </w:pPr>
@@ -16490,6 +16845,7 @@
           </w:tcPr>
           <w:p>
             <w:pPr>
+              <w:keepNext w:val="false"/>
               <w:spacing w:after="40" w:before="0"/>
               <w:jc w:val="left"/>
             </w:pPr>
@@ -16524,6 +16880,7 @@
           </w:tcPr>
           <w:p>
             <w:pPr>
+              <w:keepNext w:val="false"/>
               <w:spacing w:after="40" w:before="0"/>
               <w:jc w:val="left"/>
             </w:pPr>
@@ -16561,7 +16918,7 @@
             <w:pPr>
               <w:spacing w:after="20" w:before="0"/>
             </w:pPr>
-            <w:hyperlink w:history="1" r:id="rIdzumcnycaqrnzgyhvix9w0">
+            <w:hyperlink w:history="1" r:id="rId1q457kp1str9qabn9mci0">
               <w:r>
                 <w:rPr>
                   <w:rFonts w:ascii="Arial" w:cs="Arial" w:eastAsia="Arial" w:hAnsi="Arial"/>
@@ -16594,7 +16951,7 @@
               <w:spacing w:after="10" w:before="0"/>
               <w:ind w:left="120"/>
             </w:pPr>
-            <w:hyperlink w:history="1" r:id="rIdhpmvk-bhx-uavhhsrw5b8">
+            <w:hyperlink w:history="1" r:id="rIdihw9dqbcnpt7_pnv1du3d">
               <w:r>
                 <w:rPr>
                   <w:rFonts w:ascii="Arial" w:cs="Arial" w:eastAsia="Arial" w:hAnsi="Arial"/>
@@ -16639,7 +16996,7 @@
             <w:pPr>
               <w:spacing w:after="20" w:before="0"/>
             </w:pPr>
-            <w:hyperlink w:history="1" r:id="rIddxronb62xo0nubf-gsocy">
+            <w:hyperlink w:history="1" r:id="rIdxrg0g1ykud_y5mfuwiqnz">
               <w:r>
                 <w:rPr>
                   <w:rFonts w:ascii="Arial" w:cs="Arial" w:eastAsia="Arial" w:hAnsi="Arial"/>
@@ -16672,7 +17029,7 @@
               <w:spacing w:after="10" w:before="0"/>
               <w:ind w:left="120"/>
             </w:pPr>
-            <w:hyperlink w:history="1" r:id="rIdobucksgsrwh0cmuhyad5l">
+            <w:hyperlink w:history="1" r:id="rIduslhpfeu82n-jd5ejs3lx">
               <w:r>
                 <w:rPr>
                   <w:rFonts w:ascii="Arial" w:cs="Arial" w:eastAsia="Arial" w:hAnsi="Arial"/>
@@ -16700,6 +17057,7 @@
           </w:tcPr>
           <w:p>
             <w:pPr>
+              <w:keepNext w:val="false"/>
               <w:spacing w:after="40" w:before="0"/>
               <w:jc w:val="left"/>
             </w:pPr>
@@ -16732,6 +17090,7 @@
           </w:tcPr>
           <w:p>
             <w:pPr>
+              <w:keepNext w:val="false"/>
               <w:spacing w:after="40" w:before="0"/>
               <w:jc w:val="left"/>
             </w:pPr>
@@ -16764,6 +17123,7 @@
           </w:tcPr>
           <w:p>
             <w:pPr>
+              <w:keepNext w:val="false"/>
               <w:spacing w:after="40" w:before="0"/>
               <w:jc w:val="left"/>
             </w:pPr>
@@ -16796,6 +17156,7 @@
           </w:tcPr>
           <w:p>
             <w:pPr>
+              <w:keepNext w:val="false"/>
               <w:spacing w:after="40" w:before="0"/>
               <w:jc w:val="left"/>
             </w:pPr>
@@ -16830,6 +17191,7 @@
           </w:tcPr>
           <w:p>
             <w:pPr>
+              <w:keepNext w:val="false"/>
               <w:spacing w:after="40" w:before="0"/>
               <w:jc w:val="left"/>
             </w:pPr>
@@ -16867,7 +17229,7 @@
             <w:pPr>
               <w:spacing w:after="20" w:before="0"/>
             </w:pPr>
-            <w:hyperlink w:history="1" r:id="rIdsf17nekxqt8cdmfrvqrrz">
+            <w:hyperlink w:history="1" r:id="rIdzlw7jw_b3rxmul6lzojkb">
               <w:r>
                 <w:rPr>
                   <w:rFonts w:ascii="Arial" w:cs="Arial" w:eastAsia="Arial" w:hAnsi="Arial"/>
@@ -16900,7 +17262,7 @@
               <w:spacing w:after="10" w:before="0"/>
               <w:ind w:left="120"/>
             </w:pPr>
-            <w:hyperlink w:history="1" r:id="rId2oawsl3itruppt06ajtda">
+            <w:hyperlink w:history="1" r:id="rIdtbz9iwp0uftfdb7nfqztc">
               <w:r>
                 <w:rPr>
                   <w:rFonts w:ascii="Arial" w:cs="Arial" w:eastAsia="Arial" w:hAnsi="Arial"/>
@@ -16945,7 +17307,7 @@
             <w:pPr>
               <w:spacing w:after="20" w:before="0"/>
             </w:pPr>
-            <w:hyperlink w:history="1" r:id="rIdts-ifomqlicd_wytchlv8">
+            <w:hyperlink w:history="1" r:id="rIdo7x719mpkmufiicsidzrw">
               <w:r>
                 <w:rPr>
                   <w:rFonts w:ascii="Arial" w:cs="Arial" w:eastAsia="Arial" w:hAnsi="Arial"/>
@@ -16978,7 +17340,7 @@
               <w:spacing w:after="10" w:before="0"/>
               <w:ind w:left="120"/>
             </w:pPr>
-            <w:hyperlink w:history="1" r:id="rIdycbgopic9s3tlgtu8w40z">
+            <w:hyperlink w:history="1" r:id="rIdnpfslxhgk0oe4wesrghbp">
               <w:r>
                 <w:rPr>
                   <w:rFonts w:ascii="Arial" w:cs="Arial" w:eastAsia="Arial" w:hAnsi="Arial"/>
@@ -17006,6 +17368,7 @@
           </w:tcPr>
           <w:p>
             <w:pPr>
+              <w:keepNext w:val="false"/>
               <w:spacing w:after="40" w:before="0"/>
               <w:jc w:val="left"/>
             </w:pPr>
@@ -17038,6 +17401,7 @@
           </w:tcPr>
           <w:p>
             <w:pPr>
+              <w:keepNext w:val="false"/>
               <w:spacing w:after="40" w:before="0"/>
               <w:jc w:val="left"/>
             </w:pPr>
@@ -17070,6 +17434,7 @@
           </w:tcPr>
           <w:p>
             <w:pPr>
+              <w:keepNext w:val="false"/>
               <w:spacing w:after="40" w:before="0"/>
               <w:jc w:val="left"/>
             </w:pPr>
@@ -17102,6 +17467,7 @@
           </w:tcPr>
           <w:p>
             <w:pPr>
+              <w:keepNext w:val="false"/>
               <w:spacing w:after="40" w:before="0"/>
               <w:jc w:val="left"/>
             </w:pPr>
@@ -17161,6 +17527,7 @@
           </w:tcPr>
           <w:p>
             <w:pPr>
+              <w:keepNext w:val="false"/>
               <w:spacing w:after="40" w:before="0"/>
               <w:jc w:val="center"/>
             </w:pPr>
@@ -17195,6 +17562,7 @@
           </w:tcPr>
           <w:p>
             <w:pPr>
+              <w:keepNext w:val="false"/>
               <w:spacing w:after="40" w:before="0"/>
               <w:jc w:val="left"/>
             </w:pPr>
@@ -17214,6 +17582,7 @@
           </w:p>
           <w:p>
             <w:pPr>
+              <w:keepNext w:val="false"/>
               <w:spacing w:after="40" w:before="0"/>
               <w:jc w:val="left"/>
             </w:pPr>
@@ -17233,6 +17602,7 @@
           </w:p>
           <w:p>
             <w:pPr>
+              <w:keepNext w:val="false"/>
               <w:spacing w:after="40" w:before="0"/>
               <w:jc w:val="left"/>
             </w:pPr>
@@ -17252,6 +17622,7 @@
           </w:p>
           <w:p>
             <w:pPr>
+              <w:keepNext w:val="false"/>
               <w:spacing w:after="40" w:before="0"/>
               <w:jc w:val="left"/>
             </w:pPr>
@@ -17271,6 +17642,7 @@
           </w:p>
           <w:p>
             <w:pPr>
+              <w:keepNext w:val="false"/>
               <w:spacing w:after="40" w:before="0"/>
               <w:jc w:val="left"/>
             </w:pPr>
@@ -17290,6 +17662,7 @@
           </w:p>
           <w:p>
             <w:pPr>
+              <w:keepNext w:val="false"/>
               <w:spacing w:after="40" w:before="0"/>
               <w:jc w:val="left"/>
             </w:pPr>
@@ -17351,6 +17724,7 @@
           </w:tcPr>
           <w:p>
             <w:pPr>
+              <w:keepNext w:val="false"/>
               <w:spacing w:after="40" w:before="0"/>
               <w:jc w:val="center"/>
             </w:pPr>
@@ -17385,6 +17759,7 @@
           </w:tcPr>
           <w:p>
             <w:pPr>
+              <w:keepNext w:val="false"/>
               <w:spacing w:after="40" w:before="0"/>
               <w:jc w:val="left"/>
             </w:pPr>
@@ -17417,6 +17792,7 @@
           </w:tcPr>
           <w:p>
             <w:pPr>
+              <w:keepNext w:val="false"/>
               <w:spacing w:after="40" w:before="0"/>
               <w:jc w:val="left"/>
             </w:pPr>
@@ -17451,6 +17827,7 @@
           </w:tcPr>
           <w:p>
             <w:pPr>
+              <w:keepNext w:val="false"/>
               <w:spacing w:after="40" w:before="0"/>
               <w:jc w:val="left"/>
             </w:pPr>
@@ -17483,6 +17860,7 @@
           </w:tcPr>
           <w:p>
             <w:pPr>
+              <w:keepNext w:val="false"/>
               <w:spacing w:after="40" w:before="0"/>
               <w:jc w:val="left"/>
             </w:pPr>
@@ -17517,6 +17895,7 @@
           </w:tcPr>
           <w:p>
             <w:pPr>
+              <w:keepNext w:val="false"/>
               <w:spacing w:after="40" w:before="0"/>
               <w:jc w:val="left"/>
             </w:pPr>
@@ -17549,6 +17928,7 @@
           </w:tcPr>
           <w:p>
             <w:pPr>
+              <w:keepNext w:val="false"/>
               <w:spacing w:after="40" w:before="0"/>
               <w:jc w:val="left"/>
             </w:pPr>
@@ -17585,7 +17965,7 @@
         </w:rPr>
         <w:t xml:space="preserve">© 2026 SeaVuria and ARES. Aligned with KICD objectives. Developed by SeaVuria; technical implementation by ARES (with AI assistance from Claude). Licensed under </w:t>
       </w:r>
-      <w:hyperlink w:history="1" r:id="rIdokfrbqeyvnieivwbrcfmx">
+      <w:hyperlink w:history="1" r:id="rIdd27gvz8icj0_p6_lzjpa9">
         <w:r>
           <w:rPr>
             <w:rFonts w:ascii="Arial" w:cs="Arial" w:eastAsia="Arial" w:hAnsi="Arial"/>
@@ -17606,7 +17986,7 @@
         </w:rPr>
         <w:t xml:space="preserve"> (</w:t>
       </w:r>
-      <w:hyperlink w:history="1" r:id="rIdjstazqiubb3ndstb-opzf">
+      <w:hyperlink w:history="1" r:id="rIdfzezrx7r_mec3ulyodz0b">
         <w:r>
           <w:rPr>
             <w:rFonts w:ascii="Arial" w:cs="Arial" w:eastAsia="Arial" w:hAnsi="Arial"/>
@@ -17666,6 +18046,7 @@
           </w:tcPr>
           <w:p>
             <w:pPr>
+              <w:keepNext w:val="false"/>
               <w:spacing w:after="40" w:before="0"/>
               <w:jc w:val="center"/>
             </w:pPr>
@@ -17701,6 +18082,7 @@
           </w:tcPr>
           <w:p>
             <w:pPr>
+              <w:keepNext w:val="false"/>
               <w:spacing w:after="40" w:before="0"/>
               <w:jc w:val="center"/>
             </w:pPr>
@@ -17735,6 +18117,7 @@
           </w:tcPr>
           <w:p>
             <w:pPr>
+              <w:keepNext w:val="false"/>
               <w:spacing w:after="40" w:before="0"/>
               <w:jc w:val="left"/>
             </w:pPr>
@@ -17767,6 +18150,7 @@
           </w:tcPr>
           <w:p>
             <w:pPr>
+              <w:keepNext w:val="false"/>
               <w:spacing w:after="40" w:before="0"/>
               <w:jc w:val="left"/>
             </w:pPr>
@@ -17801,6 +18185,7 @@
           </w:tcPr>
           <w:p>
             <w:pPr>
+              <w:keepNext w:val="false"/>
               <w:spacing w:after="40" w:before="0"/>
               <w:jc w:val="left"/>
             </w:pPr>
@@ -17833,6 +18218,7 @@
           </w:tcPr>
           <w:p>
             <w:pPr>
+              <w:keepNext w:val="false"/>
               <w:spacing w:after="40" w:before="0"/>
               <w:jc w:val="left"/>
             </w:pPr>
@@ -17867,6 +18253,7 @@
           </w:tcPr>
           <w:p>
             <w:pPr>
+              <w:keepNext w:val="false"/>
               <w:spacing w:after="40" w:before="0"/>
               <w:jc w:val="left"/>
             </w:pPr>
@@ -17899,6 +18286,7 @@
           </w:tcPr>
           <w:p>
             <w:pPr>
+              <w:keepNext w:val="false"/>
               <w:spacing w:after="40" w:before="0"/>
               <w:jc w:val="left"/>
             </w:pPr>
@@ -17933,6 +18321,7 @@
           </w:tcPr>
           <w:p>
             <w:pPr>
+              <w:keepNext w:val="false"/>
               <w:spacing w:after="40" w:before="0"/>
               <w:jc w:val="left"/>
             </w:pPr>
@@ -17965,6 +18354,7 @@
           </w:tcPr>
           <w:p>
             <w:pPr>
+              <w:keepNext w:val="false"/>
               <w:spacing w:after="40" w:before="0"/>
               <w:jc w:val="left"/>
             </w:pPr>
@@ -17999,6 +18389,7 @@
           </w:tcPr>
           <w:p>
             <w:pPr>
+              <w:keepNext w:val="false"/>
               <w:spacing w:after="40" w:before="0"/>
               <w:jc w:val="left"/>
             </w:pPr>
@@ -18031,6 +18422,7 @@
           </w:tcPr>
           <w:p>
             <w:pPr>
+              <w:keepNext w:val="false"/>
               <w:spacing w:after="40" w:before="0"/>
               <w:jc w:val="left"/>
             </w:pPr>
@@ -18065,6 +18457,7 @@
           </w:tcPr>
           <w:p>
             <w:pPr>
+              <w:keepNext w:val="false"/>
               <w:spacing w:after="40" w:before="0"/>
               <w:jc w:val="left"/>
             </w:pPr>
@@ -18097,6 +18490,7 @@
           </w:tcPr>
           <w:p>
             <w:pPr>
+              <w:keepNext w:val="false"/>
               <w:spacing w:after="40" w:before="0"/>
               <w:jc w:val="left"/>
             </w:pPr>
@@ -18131,6 +18525,7 @@
           </w:tcPr>
           <w:p>
             <w:pPr>
+              <w:keepNext w:val="false"/>
               <w:spacing w:after="40" w:before="0"/>
               <w:jc w:val="left"/>
             </w:pPr>
@@ -18163,6 +18558,7 @@
           </w:tcPr>
           <w:p>
             <w:pPr>
+              <w:keepNext w:val="false"/>
               <w:spacing w:after="40" w:before="0"/>
               <w:jc w:val="left"/>
             </w:pPr>
@@ -18197,6 +18593,7 @@
           </w:tcPr>
           <w:p>
             <w:pPr>
+              <w:keepNext w:val="false"/>
               <w:spacing w:after="40" w:before="0"/>
               <w:jc w:val="left"/>
             </w:pPr>
@@ -18229,6 +18626,7 @@
           </w:tcPr>
           <w:p>
             <w:pPr>
+              <w:keepNext w:val="false"/>
               <w:spacing w:after="40" w:before="0"/>
               <w:jc w:val="left"/>
             </w:pPr>
@@ -18288,6 +18686,7 @@
           </w:tcPr>
           <w:p>
             <w:pPr>
+              <w:keepNext w:val="false"/>
               <w:spacing w:after="40" w:before="0"/>
               <w:jc w:val="center"/>
             </w:pPr>
@@ -18322,6 +18721,7 @@
           </w:tcPr>
           <w:p>
             <w:pPr>
+              <w:keepNext w:val="false"/>
               <w:spacing w:after="40" w:before="0"/>
               <w:jc w:val="left"/>
             </w:pPr>
@@ -18386,6 +18786,7 @@
           </w:tcPr>
           <w:p>
             <w:pPr>
+              <w:keepNext w:val="false"/>
               <w:spacing w:after="40" w:before="0"/>
               <w:jc w:val="center"/>
             </w:pPr>
@@ -18420,6 +18821,7 @@
           </w:tcPr>
           <w:p>
             <w:pPr>
+              <w:keepNext w:val="false"/>
               <w:spacing w:after="40" w:before="0"/>
               <w:jc w:val="left"/>
             </w:pPr>
@@ -18452,6 +18854,7 @@
           </w:tcPr>
           <w:p>
             <w:pPr>
+              <w:keepNext w:val="false"/>
               <w:spacing w:after="40" w:before="0"/>
               <w:jc w:val="left"/>
             </w:pPr>
@@ -18484,6 +18887,7 @@
           </w:tcPr>
           <w:p>
             <w:pPr>
+              <w:keepNext w:val="false"/>
               <w:spacing w:after="40" w:before="0"/>
               <w:jc w:val="left"/>
             </w:pPr>
@@ -18516,6 +18920,7 @@
           </w:tcPr>
           <w:p>
             <w:pPr>
+              <w:keepNext w:val="false"/>
               <w:spacing w:after="40" w:before="0"/>
               <w:jc w:val="left"/>
             </w:pPr>
@@ -18548,6 +18953,7 @@
           </w:tcPr>
           <w:p>
             <w:pPr>
+              <w:keepNext w:val="false"/>
               <w:spacing w:after="40" w:before="0"/>
               <w:jc w:val="left"/>
             </w:pPr>
@@ -18582,6 +18988,7 @@
           </w:tcPr>
           <w:p>
             <w:pPr>
+              <w:keepNext w:val="false"/>
               <w:spacing w:after="40" w:before="0"/>
               <w:jc w:val="left"/>
             </w:pPr>
@@ -18619,7 +19026,7 @@
             <w:pPr>
               <w:spacing w:after="20" w:before="0"/>
             </w:pPr>
-            <w:hyperlink w:history="1" r:id="rId8qln3qhteuz5whck93brr">
+            <w:hyperlink w:history="1" r:id="rIdmww185w3f84kzsmqqurh-">
               <w:r>
                 <w:rPr>
                   <w:rFonts w:ascii="Arial" w:cs="Arial" w:eastAsia="Arial" w:hAnsi="Arial"/>
@@ -18652,7 +19059,7 @@
               <w:spacing w:after="10" w:before="0"/>
               <w:ind w:left="120"/>
             </w:pPr>
-            <w:hyperlink w:history="1" r:id="rIdbwr1kkyv_1d5lh0pgqqok">
+            <w:hyperlink w:history="1" r:id="rIdqed9l77ucg6z0kwrrjiuq">
               <w:r>
                 <w:rPr>
                   <w:rFonts w:ascii="Arial" w:cs="Arial" w:eastAsia="Arial" w:hAnsi="Arial"/>
@@ -18697,7 +19104,7 @@
             <w:pPr>
               <w:spacing w:after="20" w:before="0"/>
             </w:pPr>
-            <w:hyperlink w:history="1" r:id="rIdzxp2udcc_3hn2c9uety8e">
+            <w:hyperlink w:history="1" r:id="rIdsfylc8sqfapqujalmyl7k">
               <w:r>
                 <w:rPr>
                   <w:rFonts w:ascii="Arial" w:cs="Arial" w:eastAsia="Arial" w:hAnsi="Arial"/>
@@ -18730,7 +19137,7 @@
               <w:spacing w:after="10" w:before="0"/>
               <w:ind w:left="120"/>
             </w:pPr>
-            <w:hyperlink w:history="1" r:id="rIde0svymajdtnu9t99rebzm">
+            <w:hyperlink w:history="1" r:id="rIdfngjlbdgtq7wfe7v31zyo">
               <w:r>
                 <w:rPr>
                   <w:rFonts w:ascii="Arial" w:cs="Arial" w:eastAsia="Arial" w:hAnsi="Arial"/>
@@ -18758,6 +19165,7 @@
           </w:tcPr>
           <w:p>
             <w:pPr>
+              <w:keepNext w:val="false"/>
               <w:spacing w:after="40" w:before="0"/>
               <w:jc w:val="left"/>
             </w:pPr>
@@ -18790,6 +19198,7 @@
           </w:tcPr>
           <w:p>
             <w:pPr>
+              <w:keepNext w:val="false"/>
               <w:spacing w:after="40" w:before="0"/>
               <w:jc w:val="left"/>
             </w:pPr>
@@ -18822,6 +19231,7 @@
           </w:tcPr>
           <w:p>
             <w:pPr>
+              <w:keepNext w:val="false"/>
               <w:spacing w:after="40" w:before="0"/>
               <w:jc w:val="left"/>
             </w:pPr>
@@ -18854,6 +19264,7 @@
           </w:tcPr>
           <w:p>
             <w:pPr>
+              <w:keepNext w:val="false"/>
               <w:spacing w:after="40" w:before="0"/>
               <w:jc w:val="left"/>
             </w:pPr>
@@ -18888,6 +19299,7 @@
           </w:tcPr>
           <w:p>
             <w:pPr>
+              <w:keepNext w:val="false"/>
               <w:spacing w:after="40" w:before="0"/>
               <w:jc w:val="left"/>
             </w:pPr>
@@ -18925,7 +19337,7 @@
             <w:pPr>
               <w:spacing w:after="20" w:before="0"/>
             </w:pPr>
-            <w:hyperlink w:history="1" r:id="rIdangy6mk2zpsdmpelibo93">
+            <w:hyperlink w:history="1" r:id="rId9iiou_vrnoequmvwavpmn">
               <w:r>
                 <w:rPr>
                   <w:rFonts w:ascii="Arial" w:cs="Arial" w:eastAsia="Arial" w:hAnsi="Arial"/>
@@ -18958,7 +19370,7 @@
               <w:spacing w:after="10" w:before="0"/>
               <w:ind w:left="120"/>
             </w:pPr>
-            <w:hyperlink w:history="1" r:id="rIdgwod7y5wljqe9vy2rm1lm">
+            <w:hyperlink w:history="1" r:id="rIdyy991vbynjvxsook9e70t">
               <w:r>
                 <w:rPr>
                   <w:rFonts w:ascii="Arial" w:cs="Arial" w:eastAsia="Arial" w:hAnsi="Arial"/>
@@ -19003,7 +19415,7 @@
             <w:pPr>
               <w:spacing w:after="20" w:before="0"/>
             </w:pPr>
-            <w:hyperlink w:history="1" r:id="rId8vdv-lrliqgersycpmpvw">
+            <w:hyperlink w:history="1" r:id="rIdq4bhmdsfgjexa-nmsapr3">
               <w:r>
                 <w:rPr>
                   <w:rFonts w:ascii="Arial" w:cs="Arial" w:eastAsia="Arial" w:hAnsi="Arial"/>
@@ -19036,7 +19448,7 @@
               <w:spacing w:after="10" w:before="0"/>
               <w:ind w:left="120"/>
             </w:pPr>
-            <w:hyperlink w:history="1" r:id="rId8ohbqxzy-gbgp54ucv14g">
+            <w:hyperlink w:history="1" r:id="rIdjyxcq84pl4l9rsulmglg1">
               <w:r>
                 <w:rPr>
                   <w:rFonts w:ascii="Arial" w:cs="Arial" w:eastAsia="Arial" w:hAnsi="Arial"/>
@@ -19064,6 +19476,7 @@
           </w:tcPr>
           <w:p>
             <w:pPr>
+              <w:keepNext w:val="false"/>
               <w:spacing w:after="40" w:before="0"/>
               <w:jc w:val="left"/>
             </w:pPr>
@@ -19083,6 +19496,7 @@
           </w:p>
           <w:p>
             <w:pPr>
+              <w:keepNext w:val="false"/>
               <w:spacing w:after="40" w:before="0"/>
               <w:jc w:val="left"/>
             </w:pPr>
@@ -19102,6 +19516,7 @@
           </w:p>
           <w:p>
             <w:pPr>
+              <w:keepNext w:val="false"/>
               <w:spacing w:after="40" w:before="0"/>
               <w:jc w:val="left"/>
             </w:pPr>
@@ -19121,6 +19536,7 @@
           </w:p>
           <w:p>
             <w:pPr>
+              <w:keepNext w:val="false"/>
               <w:spacing w:after="40" w:before="0"/>
               <w:jc w:val="left"/>
             </w:pPr>
@@ -19140,6 +19556,7 @@
           </w:p>
           <w:p>
             <w:pPr>
+              <w:keepNext w:val="false"/>
               <w:spacing w:after="40" w:before="0"/>
               <w:jc w:val="left"/>
             </w:pPr>
@@ -19172,6 +19589,7 @@
           </w:tcPr>
           <w:p>
             <w:pPr>
+              <w:keepNext w:val="false"/>
               <w:spacing w:after="40" w:before="0"/>
               <w:jc w:val="left"/>
             </w:pPr>
@@ -19191,6 +19609,7 @@
           </w:p>
           <w:p>
             <w:pPr>
+              <w:keepNext w:val="false"/>
               <w:spacing w:after="40" w:before="0"/>
               <w:jc w:val="left"/>
             </w:pPr>
@@ -19210,6 +19629,7 @@
           </w:p>
           <w:p>
             <w:pPr>
+              <w:keepNext w:val="false"/>
               <w:spacing w:after="40" w:before="0"/>
               <w:jc w:val="left"/>
             </w:pPr>
@@ -19229,6 +19649,7 @@
           </w:p>
           <w:p>
             <w:pPr>
+              <w:keepNext w:val="false"/>
               <w:spacing w:after="40" w:before="0"/>
               <w:jc w:val="left"/>
             </w:pPr>
@@ -19248,6 +19669,7 @@
           </w:p>
           <w:p>
             <w:pPr>
+              <w:keepNext w:val="false"/>
               <w:spacing w:after="40" w:before="0"/>
               <w:jc w:val="left"/>
             </w:pPr>
@@ -19280,6 +19702,7 @@
           </w:tcPr>
           <w:p>
             <w:pPr>
+              <w:keepNext w:val="false"/>
               <w:spacing w:after="40" w:before="0"/>
               <w:jc w:val="left"/>
             </w:pPr>
@@ -19312,6 +19735,7 @@
           </w:tcPr>
           <w:p>
             <w:pPr>
+              <w:keepNext w:val="false"/>
               <w:spacing w:after="40" w:before="0"/>
               <w:jc w:val="left"/>
             </w:pPr>
@@ -19346,6 +19770,7 @@
           </w:tcPr>
           <w:p>
             <w:pPr>
+              <w:keepNext w:val="false"/>
               <w:spacing w:after="40" w:before="0"/>
               <w:jc w:val="left"/>
             </w:pPr>
@@ -19383,7 +19808,7 @@
             <w:pPr>
               <w:spacing w:after="20" w:before="0"/>
             </w:pPr>
-            <w:hyperlink w:history="1" r:id="rIdhsbudkvt0cz9bmph1luol">
+            <w:hyperlink w:history="1" r:id="rIdj8gvytus4wlsggnmcrnvf">
               <w:r>
                 <w:rPr>
                   <w:rFonts w:ascii="Arial" w:cs="Arial" w:eastAsia="Arial" w:hAnsi="Arial"/>
@@ -19416,7 +19841,7 @@
               <w:spacing w:after="10" w:before="0"/>
               <w:ind w:left="120"/>
             </w:pPr>
-            <w:hyperlink w:history="1" r:id="rIdvw4s1k91fga2uislnds_w">
+            <w:hyperlink w:history="1" r:id="rIdshkwzf1vlznu3abttxa_9">
               <w:r>
                 <w:rPr>
                   <w:rFonts w:ascii="Arial" w:cs="Arial" w:eastAsia="Arial" w:hAnsi="Arial"/>
@@ -19461,7 +19886,7 @@
             <w:pPr>
               <w:spacing w:after="20" w:before="0"/>
             </w:pPr>
-            <w:hyperlink w:history="1" r:id="rIdebr9u1idkbpo6wqpl6fhk">
+            <w:hyperlink w:history="1" r:id="rIdis_7b30wwgntwybejep4t">
               <w:r>
                 <w:rPr>
                   <w:rFonts w:ascii="Arial" w:cs="Arial" w:eastAsia="Arial" w:hAnsi="Arial"/>
@@ -19494,7 +19919,7 @@
               <w:spacing w:after="10" w:before="0"/>
               <w:ind w:left="120"/>
             </w:pPr>
-            <w:hyperlink w:history="1" r:id="rIdl9vkeoio4jxbhipbgpukf">
+            <w:hyperlink w:history="1" r:id="rIdmejhsj5rten29bgcq6kre">
               <w:r>
                 <w:rPr>
                   <w:rFonts w:ascii="Arial" w:cs="Arial" w:eastAsia="Arial" w:hAnsi="Arial"/>
@@ -19522,6 +19947,7 @@
           </w:tcPr>
           <w:p>
             <w:pPr>
+              <w:keepNext w:val="false"/>
               <w:spacing w:after="40" w:before="0"/>
               <w:jc w:val="left"/>
             </w:pPr>
@@ -19541,6 +19967,7 @@
           </w:p>
           <w:p>
             <w:pPr>
+              <w:keepNext w:val="false"/>
               <w:spacing w:after="40" w:before="0"/>
               <w:jc w:val="left"/>
             </w:pPr>
@@ -19560,6 +19987,7 @@
           </w:p>
           <w:p>
             <w:pPr>
+              <w:keepNext w:val="false"/>
               <w:spacing w:after="40" w:before="0"/>
               <w:jc w:val="left"/>
             </w:pPr>
@@ -19579,6 +20007,7 @@
           </w:p>
           <w:p>
             <w:pPr>
+              <w:keepNext w:val="false"/>
               <w:spacing w:after="40" w:before="0"/>
               <w:jc w:val="left"/>
             </w:pPr>
@@ -19598,6 +20027,7 @@
           </w:p>
           <w:p>
             <w:pPr>
+              <w:keepNext w:val="false"/>
               <w:spacing w:after="40" w:before="0"/>
               <w:jc w:val="left"/>
             </w:pPr>
@@ -19630,6 +20060,7 @@
           </w:tcPr>
           <w:p>
             <w:pPr>
+              <w:keepNext w:val="false"/>
               <w:spacing w:after="40" w:before="0"/>
               <w:jc w:val="left"/>
             </w:pPr>
@@ -19649,6 +20080,7 @@
           </w:p>
           <w:p>
             <w:pPr>
+              <w:keepNext w:val="false"/>
               <w:spacing w:after="40" w:before="0"/>
               <w:jc w:val="left"/>
             </w:pPr>
@@ -19668,6 +20100,7 @@
           </w:p>
           <w:p>
             <w:pPr>
+              <w:keepNext w:val="false"/>
               <w:spacing w:after="40" w:before="0"/>
               <w:jc w:val="left"/>
             </w:pPr>
@@ -19687,6 +20120,7 @@
           </w:p>
           <w:p>
             <w:pPr>
+              <w:keepNext w:val="false"/>
               <w:spacing w:after="40" w:before="0"/>
               <w:jc w:val="left"/>
             </w:pPr>
@@ -19706,6 +20140,7 @@
           </w:p>
           <w:p>
             <w:pPr>
+              <w:keepNext w:val="false"/>
               <w:spacing w:after="40" w:before="0"/>
               <w:jc w:val="left"/>
             </w:pPr>
@@ -19738,6 +20173,7 @@
           </w:tcPr>
           <w:p>
             <w:pPr>
+              <w:keepNext w:val="false"/>
               <w:spacing w:after="40" w:before="0"/>
               <w:jc w:val="left"/>
             </w:pPr>
@@ -19770,6 +20206,7 @@
           </w:tcPr>
           <w:p>
             <w:pPr>
+              <w:keepNext w:val="false"/>
               <w:spacing w:after="40" w:before="0"/>
               <w:jc w:val="left"/>
             </w:pPr>
@@ -19804,6 +20241,7 @@
           </w:tcPr>
           <w:p>
             <w:pPr>
+              <w:keepNext w:val="false"/>
               <w:spacing w:after="40" w:before="0"/>
               <w:jc w:val="left"/>
             </w:pPr>
@@ -19841,7 +20279,7 @@
             <w:pPr>
               <w:spacing w:after="20" w:before="0"/>
             </w:pPr>
-            <w:hyperlink w:history="1" r:id="rIdlen6lur2ajb-88mtwz0ng">
+            <w:hyperlink w:history="1" r:id="rIds0eheyx1pjiuvvsa1hbcs">
               <w:r>
                 <w:rPr>
                   <w:rFonts w:ascii="Arial" w:cs="Arial" w:eastAsia="Arial" w:hAnsi="Arial"/>
@@ -19874,7 +20312,7 @@
               <w:spacing w:after="10" w:before="0"/>
               <w:ind w:left="120"/>
             </w:pPr>
-            <w:hyperlink w:history="1" r:id="rIdbvqikoekhs6xx4_seikqy">
+            <w:hyperlink w:history="1" r:id="rIdrwgdrmcudhq_sax_gnn06">
               <w:r>
                 <w:rPr>
                   <w:rFonts w:ascii="Arial" w:cs="Arial" w:eastAsia="Arial" w:hAnsi="Arial"/>
@@ -19919,7 +20357,7 @@
             <w:pPr>
               <w:spacing w:after="20" w:before="0"/>
             </w:pPr>
-            <w:hyperlink w:history="1" r:id="rIdodehnw87rlhcihcekmzgi">
+            <w:hyperlink w:history="1" r:id="rIdaritakcoosxhpzwekorat">
               <w:r>
                 <w:rPr>
                   <w:rFonts w:ascii="Arial" w:cs="Arial" w:eastAsia="Arial" w:hAnsi="Arial"/>
@@ -19952,7 +20390,7 @@
               <w:spacing w:after="10" w:before="0"/>
               <w:ind w:left="120"/>
             </w:pPr>
-            <w:hyperlink w:history="1" r:id="rId2yxid6plwtdw7lzw2ko7i">
+            <w:hyperlink w:history="1" r:id="rIdbhlg40gynnxl-aeeq4_qk">
               <w:r>
                 <w:rPr>
                   <w:rFonts w:ascii="Arial" w:cs="Arial" w:eastAsia="Arial" w:hAnsi="Arial"/>
@@ -19980,6 +20418,7 @@
           </w:tcPr>
           <w:p>
             <w:pPr>
+              <w:keepNext w:val="false"/>
               <w:spacing w:after="40" w:before="0"/>
               <w:jc w:val="left"/>
             </w:pPr>
@@ -20012,6 +20451,7 @@
           </w:tcPr>
           <w:p>
             <w:pPr>
+              <w:keepNext w:val="false"/>
               <w:spacing w:after="40" w:before="0"/>
               <w:jc w:val="left"/>
             </w:pPr>
@@ -20044,6 +20484,7 @@
           </w:tcPr>
           <w:p>
             <w:pPr>
+              <w:keepNext w:val="false"/>
               <w:spacing w:after="40" w:before="0"/>
               <w:jc w:val="left"/>
             </w:pPr>
@@ -20076,6 +20517,7 @@
           </w:tcPr>
           <w:p>
             <w:pPr>
+              <w:keepNext w:val="false"/>
               <w:spacing w:after="40" w:before="0"/>
               <w:jc w:val="left"/>
             </w:pPr>
@@ -20110,6 +20552,7 @@
           </w:tcPr>
           <w:p>
             <w:pPr>
+              <w:keepNext w:val="false"/>
               <w:spacing w:after="40" w:before="0"/>
               <w:jc w:val="left"/>
             </w:pPr>
@@ -20147,7 +20590,7 @@
             <w:pPr>
               <w:spacing w:after="20" w:before="0"/>
             </w:pPr>
-            <w:hyperlink w:history="1" r:id="rId2k_semy45hrg8fs-h4m2t">
+            <w:hyperlink w:history="1" r:id="rIdm1camcix_x3tn9ky6xuh_">
               <w:r>
                 <w:rPr>
                   <w:rFonts w:ascii="Arial" w:cs="Arial" w:eastAsia="Arial" w:hAnsi="Arial"/>
@@ -20180,7 +20623,7 @@
               <w:spacing w:after="10" w:before="0"/>
               <w:ind w:left="120"/>
             </w:pPr>
-            <w:hyperlink w:history="1" r:id="rIdyzddwy9jhsqkpp6q9vxvy">
+            <w:hyperlink w:history="1" r:id="rIdd-0xocumyxq4wwoh4fyer">
               <w:r>
                 <w:rPr>
                   <w:rFonts w:ascii="Arial" w:cs="Arial" w:eastAsia="Arial" w:hAnsi="Arial"/>
@@ -20225,7 +20668,7 @@
             <w:pPr>
               <w:spacing w:after="20" w:before="0"/>
             </w:pPr>
-            <w:hyperlink w:history="1" r:id="rIdafdi6xsmv81folsjhevmn">
+            <w:hyperlink w:history="1" r:id="rIdlfat5w1ofg-ncr-k2loav">
               <w:r>
                 <w:rPr>
                   <w:rFonts w:ascii="Arial" w:cs="Arial" w:eastAsia="Arial" w:hAnsi="Arial"/>
@@ -20258,7 +20701,7 @@
               <w:spacing w:after="10" w:before="0"/>
               <w:ind w:left="120"/>
             </w:pPr>
-            <w:hyperlink w:history="1" r:id="rIdqw-ydkzoxuu6ebwjuldrj">
+            <w:hyperlink w:history="1" r:id="rIdn_rozmsndh3izys1bz-kc">
               <w:r>
                 <w:rPr>
                   <w:rFonts w:ascii="Arial" w:cs="Arial" w:eastAsia="Arial" w:hAnsi="Arial"/>
@@ -20286,6 +20729,7 @@
           </w:tcPr>
           <w:p>
             <w:pPr>
+              <w:keepNext w:val="false"/>
               <w:spacing w:after="40" w:before="0"/>
               <w:jc w:val="left"/>
             </w:pPr>
@@ -20318,6 +20762,7 @@
           </w:tcPr>
           <w:p>
             <w:pPr>
+              <w:keepNext w:val="false"/>
               <w:spacing w:after="40" w:before="0"/>
               <w:jc w:val="left"/>
             </w:pPr>
@@ -20350,6 +20795,7 @@
           </w:tcPr>
           <w:p>
             <w:pPr>
+              <w:keepNext w:val="false"/>
               <w:spacing w:after="40" w:before="0"/>
               <w:jc w:val="left"/>
             </w:pPr>
@@ -20382,6 +20828,7 @@
           </w:tcPr>
           <w:p>
             <w:pPr>
+              <w:keepNext w:val="false"/>
               <w:spacing w:after="40" w:before="0"/>
               <w:jc w:val="left"/>
             </w:pPr>
@@ -20441,6 +20888,7 @@
           </w:tcPr>
           <w:p>
             <w:pPr>
+              <w:keepNext w:val="false"/>
               <w:spacing w:after="40" w:before="0"/>
               <w:jc w:val="center"/>
             </w:pPr>
@@ -20475,6 +20923,7 @@
           </w:tcPr>
           <w:p>
             <w:pPr>
+              <w:keepNext w:val="false"/>
               <w:spacing w:after="40" w:before="0"/>
               <w:jc w:val="left"/>
             </w:pPr>
@@ -20494,6 +20943,7 @@
           </w:p>
           <w:p>
             <w:pPr>
+              <w:keepNext w:val="false"/>
               <w:spacing w:after="40" w:before="0"/>
               <w:jc w:val="left"/>
             </w:pPr>
@@ -20513,6 +20963,7 @@
           </w:p>
           <w:p>
             <w:pPr>
+              <w:keepNext w:val="false"/>
               <w:spacing w:after="40" w:before="0"/>
               <w:jc w:val="left"/>
             </w:pPr>
@@ -20532,6 +20983,7 @@
           </w:p>
           <w:p>
             <w:pPr>
+              <w:keepNext w:val="false"/>
               <w:spacing w:after="40" w:before="0"/>
               <w:jc w:val="left"/>
             </w:pPr>
@@ -20551,6 +21003,7 @@
           </w:p>
           <w:p>
             <w:pPr>
+              <w:keepNext w:val="false"/>
               <w:spacing w:after="40" w:before="0"/>
               <w:jc w:val="left"/>
             </w:pPr>
@@ -20570,6 +21023,7 @@
           </w:p>
           <w:p>
             <w:pPr>
+              <w:keepNext w:val="false"/>
               <w:spacing w:after="40" w:before="0"/>
               <w:jc w:val="left"/>
             </w:pPr>
@@ -20589,6 +21043,7 @@
           </w:p>
           <w:p>
             <w:pPr>
+              <w:keepNext w:val="false"/>
               <w:spacing w:after="40" w:before="0"/>
               <w:jc w:val="left"/>
             </w:pPr>
@@ -20608,6 +21063,7 @@
           </w:p>
           <w:p>
             <w:pPr>
+              <w:keepNext w:val="false"/>
               <w:spacing w:after="40" w:before="0"/>
               <w:jc w:val="left"/>
             </w:pPr>
@@ -20627,6 +21083,7 @@
           </w:p>
           <w:p>
             <w:pPr>
+              <w:keepNext w:val="false"/>
               <w:spacing w:after="40" w:before="0"/>
               <w:jc w:val="left"/>
             </w:pPr>
@@ -20646,6 +21103,7 @@
           </w:p>
           <w:p>
             <w:pPr>
+              <w:keepNext w:val="false"/>
               <w:spacing w:after="40" w:before="0"/>
               <w:jc w:val="left"/>
             </w:pPr>
@@ -20665,6 +21123,7 @@
           </w:p>
           <w:p>
             <w:pPr>
+              <w:keepNext w:val="false"/>
               <w:spacing w:after="40" w:before="0"/>
               <w:jc w:val="left"/>
             </w:pPr>
@@ -20726,6 +21185,7 @@
           </w:tcPr>
           <w:p>
             <w:pPr>
+              <w:keepNext w:val="false"/>
               <w:spacing w:after="40" w:before="0"/>
               <w:jc w:val="center"/>
             </w:pPr>
@@ -20760,6 +21220,7 @@
           </w:tcPr>
           <w:p>
             <w:pPr>
+              <w:keepNext w:val="false"/>
               <w:spacing w:after="40" w:before="0"/>
               <w:jc w:val="left"/>
             </w:pPr>
@@ -20792,6 +21253,7 @@
           </w:tcPr>
           <w:p>
             <w:pPr>
+              <w:keepNext w:val="false"/>
               <w:spacing w:after="40" w:before="0"/>
               <w:jc w:val="left"/>
             </w:pPr>
@@ -20826,6 +21288,7 @@
           </w:tcPr>
           <w:p>
             <w:pPr>
+              <w:keepNext w:val="false"/>
               <w:spacing w:after="40" w:before="0"/>
               <w:jc w:val="left"/>
             </w:pPr>
@@ -20858,6 +21321,7 @@
           </w:tcPr>
           <w:p>
             <w:pPr>
+              <w:keepNext w:val="false"/>
               <w:spacing w:after="40" w:before="0"/>
               <w:jc w:val="left"/>
             </w:pPr>
@@ -20892,6 +21356,7 @@
           </w:tcPr>
           <w:p>
             <w:pPr>
+              <w:keepNext w:val="false"/>
               <w:spacing w:after="40" w:before="0"/>
               <w:jc w:val="left"/>
             </w:pPr>
@@ -20924,6 +21389,7 @@
           </w:tcPr>
           <w:p>
             <w:pPr>
+              <w:keepNext w:val="false"/>
               <w:spacing w:after="40" w:before="0"/>
               <w:jc w:val="left"/>
             </w:pPr>
@@ -20960,7 +21426,7 @@
         </w:rPr>
         <w:t xml:space="preserve">© 2026 SeaVuria and ARES. Aligned with KICD objectives. Developed by SeaVuria; technical implementation by ARES (with AI assistance from Claude). Licensed under </w:t>
       </w:r>
-      <w:hyperlink w:history="1" r:id="rIdtht7be_odo1cdbstca6fm">
+      <w:hyperlink w:history="1" r:id="rIdhgr3mhujvrw9g7qq_xusv">
         <w:r>
           <w:rPr>
             <w:rFonts w:ascii="Arial" w:cs="Arial" w:eastAsia="Arial" w:hAnsi="Arial"/>
@@ -20981,7 +21447,7 @@
         </w:rPr>
         <w:t xml:space="preserve"> (</w:t>
       </w:r>
-      <w:hyperlink w:history="1" r:id="rIdws4a44wkgufszbbsslodz">
+      <w:hyperlink w:history="1" r:id="rIdqbpzf7rizkoat_uehgjsq">
         <w:r>
           <w:rPr>
             <w:rFonts w:ascii="Arial" w:cs="Arial" w:eastAsia="Arial" w:hAnsi="Arial"/>
@@ -21041,6 +21507,7 @@
           </w:tcPr>
           <w:p>
             <w:pPr>
+              <w:keepNext w:val="false"/>
               <w:spacing w:after="40" w:before="0"/>
               <w:jc w:val="center"/>
             </w:pPr>
@@ -21076,6 +21543,7 @@
           </w:tcPr>
           <w:p>
             <w:pPr>
+              <w:keepNext w:val="false"/>
               <w:spacing w:after="40" w:before="0"/>
               <w:jc w:val="center"/>
             </w:pPr>
@@ -21110,6 +21578,7 @@
           </w:tcPr>
           <w:p>
             <w:pPr>
+              <w:keepNext w:val="false"/>
               <w:spacing w:after="40" w:before="0"/>
               <w:jc w:val="left"/>
             </w:pPr>
@@ -21142,6 +21611,7 @@
           </w:tcPr>
           <w:p>
             <w:pPr>
+              <w:keepNext w:val="false"/>
               <w:spacing w:after="40" w:before="0"/>
               <w:jc w:val="left"/>
             </w:pPr>
@@ -21176,6 +21646,7 @@
           </w:tcPr>
           <w:p>
             <w:pPr>
+              <w:keepNext w:val="false"/>
               <w:spacing w:after="40" w:before="0"/>
               <w:jc w:val="left"/>
             </w:pPr>
@@ -21208,6 +21679,7 @@
           </w:tcPr>
           <w:p>
             <w:pPr>
+              <w:keepNext w:val="false"/>
               <w:spacing w:after="40" w:before="0"/>
               <w:jc w:val="left"/>
             </w:pPr>
@@ -21242,6 +21714,7 @@
           </w:tcPr>
           <w:p>
             <w:pPr>
+              <w:keepNext w:val="false"/>
               <w:spacing w:after="40" w:before="0"/>
               <w:jc w:val="left"/>
             </w:pPr>
@@ -21274,6 +21747,7 @@
           </w:tcPr>
           <w:p>
             <w:pPr>
+              <w:keepNext w:val="false"/>
               <w:spacing w:after="40" w:before="0"/>
               <w:jc w:val="left"/>
             </w:pPr>
@@ -21308,6 +21782,7 @@
           </w:tcPr>
           <w:p>
             <w:pPr>
+              <w:keepNext w:val="false"/>
               <w:spacing w:after="40" w:before="0"/>
               <w:jc w:val="left"/>
             </w:pPr>
@@ -21340,6 +21815,7 @@
           </w:tcPr>
           <w:p>
             <w:pPr>
+              <w:keepNext w:val="false"/>
               <w:spacing w:after="40" w:before="0"/>
               <w:jc w:val="left"/>
             </w:pPr>
@@ -21374,6 +21850,7 @@
           </w:tcPr>
           <w:p>
             <w:pPr>
+              <w:keepNext w:val="false"/>
               <w:spacing w:after="40" w:before="0"/>
               <w:jc w:val="left"/>
             </w:pPr>
@@ -21406,6 +21883,7 @@
           </w:tcPr>
           <w:p>
             <w:pPr>
+              <w:keepNext w:val="false"/>
               <w:spacing w:after="40" w:before="0"/>
               <w:jc w:val="left"/>
             </w:pPr>
@@ -21440,6 +21918,7 @@
           </w:tcPr>
           <w:p>
             <w:pPr>
+              <w:keepNext w:val="false"/>
               <w:spacing w:after="40" w:before="0"/>
               <w:jc w:val="left"/>
             </w:pPr>
@@ -21472,6 +21951,7 @@
           </w:tcPr>
           <w:p>
             <w:pPr>
+              <w:keepNext w:val="false"/>
               <w:spacing w:after="40" w:before="0"/>
               <w:jc w:val="left"/>
             </w:pPr>
@@ -21506,6 +21986,7 @@
           </w:tcPr>
           <w:p>
             <w:pPr>
+              <w:keepNext w:val="false"/>
               <w:spacing w:after="40" w:before="0"/>
               <w:jc w:val="left"/>
             </w:pPr>
@@ -21538,6 +22019,7 @@
           </w:tcPr>
           <w:p>
             <w:pPr>
+              <w:keepNext w:val="false"/>
               <w:spacing w:after="40" w:before="0"/>
               <w:jc w:val="left"/>
             </w:pPr>
@@ -21572,6 +22054,7 @@
           </w:tcPr>
           <w:p>
             <w:pPr>
+              <w:keepNext w:val="false"/>
               <w:spacing w:after="40" w:before="0"/>
               <w:jc w:val="left"/>
             </w:pPr>
@@ -21604,6 +22087,7 @@
           </w:tcPr>
           <w:p>
             <w:pPr>
+              <w:keepNext w:val="false"/>
               <w:spacing w:after="40" w:before="0"/>
               <w:jc w:val="left"/>
             </w:pPr>
@@ -21663,6 +22147,7 @@
           </w:tcPr>
           <w:p>
             <w:pPr>
+              <w:keepNext w:val="false"/>
               <w:spacing w:after="40" w:before="0"/>
               <w:jc w:val="center"/>
             </w:pPr>
@@ -21697,6 +22182,7 @@
           </w:tcPr>
           <w:p>
             <w:pPr>
+              <w:keepNext w:val="false"/>
               <w:spacing w:after="40" w:before="0"/>
               <w:jc w:val="left"/>
             </w:pPr>
@@ -21761,6 +22247,7 @@
           </w:tcPr>
           <w:p>
             <w:pPr>
+              <w:keepNext w:val="false"/>
               <w:spacing w:after="40" w:before="0"/>
               <w:jc w:val="center"/>
             </w:pPr>
@@ -21795,6 +22282,7 @@
           </w:tcPr>
           <w:p>
             <w:pPr>
+              <w:keepNext w:val="false"/>
               <w:spacing w:after="40" w:before="0"/>
               <w:jc w:val="left"/>
             </w:pPr>
@@ -21827,6 +22315,7 @@
           </w:tcPr>
           <w:p>
             <w:pPr>
+              <w:keepNext w:val="false"/>
               <w:spacing w:after="40" w:before="0"/>
               <w:jc w:val="left"/>
             </w:pPr>
@@ -21859,6 +22348,7 @@
           </w:tcPr>
           <w:p>
             <w:pPr>
+              <w:keepNext w:val="false"/>
               <w:spacing w:after="40" w:before="0"/>
               <w:jc w:val="left"/>
             </w:pPr>
@@ -21891,6 +22381,7 @@
           </w:tcPr>
           <w:p>
             <w:pPr>
+              <w:keepNext w:val="false"/>
               <w:spacing w:after="40" w:before="0"/>
               <w:jc w:val="left"/>
             </w:pPr>
@@ -21923,6 +22414,7 @@
           </w:tcPr>
           <w:p>
             <w:pPr>
+              <w:keepNext w:val="false"/>
               <w:spacing w:after="40" w:before="0"/>
               <w:jc w:val="left"/>
             </w:pPr>
@@ -21957,6 +22449,7 @@
           </w:tcPr>
           <w:p>
             <w:pPr>
+              <w:keepNext w:val="false"/>
               <w:spacing w:after="40" w:before="0"/>
               <w:jc w:val="left"/>
             </w:pPr>
@@ -21994,7 +22487,7 @@
             <w:pPr>
               <w:spacing w:after="20" w:before="0"/>
             </w:pPr>
-            <w:hyperlink w:history="1" r:id="rId9tofxw5e96yu4rs1x6-ga">
+            <w:hyperlink w:history="1" r:id="rIdg7e9hgug3ppjtd2doafkl">
               <w:r>
                 <w:rPr>
                   <w:rFonts w:ascii="Arial" w:cs="Arial" w:eastAsia="Arial" w:hAnsi="Arial"/>
@@ -22027,7 +22520,7 @@
               <w:spacing w:after="10" w:before="0"/>
               <w:ind w:left="120"/>
             </w:pPr>
-            <w:hyperlink w:history="1" r:id="rIdn8orcihx7slmlvazexlt-">
+            <w:hyperlink w:history="1" r:id="rIdh0pad7me3oaig6_ab7wmh">
               <w:r>
                 <w:rPr>
                   <w:rFonts w:ascii="Arial" w:cs="Arial" w:eastAsia="Arial" w:hAnsi="Arial"/>
@@ -22072,7 +22565,7 @@
             <w:pPr>
               <w:spacing w:after="20" w:before="0"/>
             </w:pPr>
-            <w:hyperlink w:history="1" r:id="rIdinsdyzvwfdt7a6qk3aflv">
+            <w:hyperlink w:history="1" r:id="rIdjswsrwyaiffq3x0sgagyk">
               <w:r>
                 <w:rPr>
                   <w:rFonts w:ascii="Arial" w:cs="Arial" w:eastAsia="Arial" w:hAnsi="Arial"/>
@@ -22105,7 +22598,7 @@
               <w:spacing w:after="10" w:before="0"/>
               <w:ind w:left="120"/>
             </w:pPr>
-            <w:hyperlink w:history="1" r:id="rIdugo74j7t2unaujtok_20o">
+            <w:hyperlink w:history="1" r:id="rIdr-gd3xwtwntfox4ka2ubb">
               <w:r>
                 <w:rPr>
                   <w:rFonts w:ascii="Arial" w:cs="Arial" w:eastAsia="Arial" w:hAnsi="Arial"/>
@@ -22133,6 +22626,7 @@
           </w:tcPr>
           <w:p>
             <w:pPr>
+              <w:keepNext w:val="false"/>
               <w:spacing w:after="40" w:before="0"/>
               <w:jc w:val="left"/>
             </w:pPr>
@@ -22165,6 +22659,7 @@
           </w:tcPr>
           <w:p>
             <w:pPr>
+              <w:keepNext w:val="false"/>
               <w:spacing w:after="40" w:before="0"/>
               <w:jc w:val="left"/>
             </w:pPr>
@@ -22197,6 +22692,7 @@
           </w:tcPr>
           <w:p>
             <w:pPr>
+              <w:keepNext w:val="false"/>
               <w:spacing w:after="40" w:before="0"/>
               <w:jc w:val="left"/>
             </w:pPr>
@@ -22229,6 +22725,7 @@
           </w:tcPr>
           <w:p>
             <w:pPr>
+              <w:keepNext w:val="false"/>
               <w:spacing w:after="40" w:before="0"/>
               <w:jc w:val="left"/>
             </w:pPr>
@@ -22263,6 +22760,7 @@
           </w:tcPr>
           <w:p>
             <w:pPr>
+              <w:keepNext w:val="false"/>
               <w:spacing w:after="40" w:before="0"/>
               <w:jc w:val="left"/>
             </w:pPr>
@@ -22300,7 +22798,7 @@
             <w:pPr>
               <w:spacing w:after="20" w:before="0"/>
             </w:pPr>
-            <w:hyperlink w:history="1" r:id="rId-8ofy4drb2bw4-gsitl47">
+            <w:hyperlink w:history="1" r:id="rIdz53kg_t6x747pbj-lpux-">
               <w:r>
                 <w:rPr>
                   <w:rFonts w:ascii="Arial" w:cs="Arial" w:eastAsia="Arial" w:hAnsi="Arial"/>
@@ -22333,7 +22831,7 @@
               <w:spacing w:after="10" w:before="0"/>
               <w:ind w:left="120"/>
             </w:pPr>
-            <w:hyperlink w:history="1" r:id="rIdi-nns1vmxiyrrfuwvop5y">
+            <w:hyperlink w:history="1" r:id="rIdax-bmw7t74dyc-qlihkei">
               <w:r>
                 <w:rPr>
                   <w:rFonts w:ascii="Arial" w:cs="Arial" w:eastAsia="Arial" w:hAnsi="Arial"/>
@@ -22378,7 +22876,7 @@
             <w:pPr>
               <w:spacing w:after="20" w:before="0"/>
             </w:pPr>
-            <w:hyperlink w:history="1" r:id="rIdtekkb8uj-uyddfpxn7wvo">
+            <w:hyperlink w:history="1" r:id="rIdc7g0tavtl3xxkmzgl-pgp">
               <w:r>
                 <w:rPr>
                   <w:rFonts w:ascii="Arial" w:cs="Arial" w:eastAsia="Arial" w:hAnsi="Arial"/>
@@ -22411,7 +22909,7 @@
               <w:spacing w:after="10" w:before="0"/>
               <w:ind w:left="120"/>
             </w:pPr>
-            <w:hyperlink w:history="1" r:id="rId8k6naym0uq0mdnmcpirf3">
+            <w:hyperlink w:history="1" r:id="rIdzsdlfxvdpxog5dollqanc">
               <w:r>
                 <w:rPr>
                   <w:rFonts w:ascii="Arial" w:cs="Arial" w:eastAsia="Arial" w:hAnsi="Arial"/>
@@ -22439,6 +22937,7 @@
           </w:tcPr>
           <w:p>
             <w:pPr>
+              <w:keepNext w:val="false"/>
               <w:spacing w:after="40" w:before="0"/>
               <w:jc w:val="left"/>
             </w:pPr>
@@ -22458,6 +22957,7 @@
           </w:p>
           <w:p>
             <w:pPr>
+              <w:keepNext w:val="false"/>
               <w:spacing w:after="40" w:before="0"/>
               <w:jc w:val="left"/>
             </w:pPr>
@@ -22477,6 +22977,7 @@
           </w:p>
           <w:p>
             <w:pPr>
+              <w:keepNext w:val="false"/>
               <w:spacing w:after="40" w:before="0"/>
               <w:jc w:val="left"/>
             </w:pPr>
@@ -22496,6 +22997,7 @@
           </w:p>
           <w:p>
             <w:pPr>
+              <w:keepNext w:val="false"/>
               <w:spacing w:after="40" w:before="0"/>
               <w:jc w:val="left"/>
             </w:pPr>
@@ -22515,6 +23017,7 @@
           </w:p>
           <w:p>
             <w:pPr>
+              <w:keepNext w:val="false"/>
               <w:spacing w:after="40" w:before="0"/>
               <w:jc w:val="left"/>
             </w:pPr>
@@ -22534,6 +23037,7 @@
           </w:p>
           <w:p>
             <w:pPr>
+              <w:keepNext w:val="false"/>
               <w:spacing w:after="40" w:before="0"/>
               <w:jc w:val="left"/>
             </w:pPr>
@@ -22553,6 +23057,7 @@
           </w:p>
           <w:p>
             <w:pPr>
+              <w:keepNext w:val="false"/>
               <w:spacing w:after="40" w:before="0"/>
               <w:jc w:val="left"/>
             </w:pPr>
@@ -22572,6 +23077,7 @@
           </w:p>
           <w:p>
             <w:pPr>
+              <w:keepNext w:val="false"/>
               <w:spacing w:after="40" w:before="0"/>
               <w:jc w:val="left"/>
             </w:pPr>
@@ -22591,6 +23097,7 @@
           </w:p>
           <w:p>
             <w:pPr>
+              <w:keepNext w:val="false"/>
               <w:spacing w:after="40" w:before="0"/>
               <w:jc w:val="left"/>
             </w:pPr>
@@ -22623,6 +23130,7 @@
           </w:tcPr>
           <w:p>
             <w:pPr>
+              <w:keepNext w:val="false"/>
               <w:spacing w:after="40" w:before="0"/>
               <w:jc w:val="left"/>
             </w:pPr>
@@ -22655,6 +23163,7 @@
           </w:tcPr>
           <w:p>
             <w:pPr>
+              <w:keepNext w:val="false"/>
               <w:spacing w:after="40" w:before="0"/>
               <w:jc w:val="left"/>
             </w:pPr>
@@ -22687,6 +23196,7 @@
           </w:tcPr>
           <w:p>
             <w:pPr>
+              <w:keepNext w:val="false"/>
               <w:spacing w:after="40" w:before="0"/>
               <w:jc w:val="left"/>
             </w:pPr>
@@ -22721,6 +23231,7 @@
           </w:tcPr>
           <w:p>
             <w:pPr>
+              <w:keepNext w:val="false"/>
               <w:spacing w:after="40" w:before="0"/>
               <w:jc w:val="left"/>
             </w:pPr>
@@ -22758,7 +23269,7 @@
             <w:pPr>
               <w:spacing w:after="20" w:before="0"/>
             </w:pPr>
-            <w:hyperlink w:history="1" r:id="rIdk8xwo2apyt90lapmcsl2w">
+            <w:hyperlink w:history="1" r:id="rId4onkmwkxv5t_hehc_bbwz">
               <w:r>
                 <w:rPr>
                   <w:rFonts w:ascii="Arial" w:cs="Arial" w:eastAsia="Arial" w:hAnsi="Arial"/>
@@ -22791,7 +23302,7 @@
               <w:spacing w:after="10" w:before="0"/>
               <w:ind w:left="120"/>
             </w:pPr>
-            <w:hyperlink w:history="1" r:id="rIdv5mg8tlgrpui0epcy_c8s">
+            <w:hyperlink w:history="1" r:id="rIdy_6ov1pu4lnm1xco7nprl">
               <w:r>
                 <w:rPr>
                   <w:rFonts w:ascii="Arial" w:cs="Arial" w:eastAsia="Arial" w:hAnsi="Arial"/>
@@ -22836,7 +23347,7 @@
             <w:pPr>
               <w:spacing w:after="20" w:before="0"/>
             </w:pPr>
-            <w:hyperlink w:history="1" r:id="rIdmpxusvwwiqkskiokg0iqc">
+            <w:hyperlink w:history="1" r:id="rIdwlxrktxzltakvwmahtnea">
               <w:r>
                 <w:rPr>
                   <w:rFonts w:ascii="Arial" w:cs="Arial" w:eastAsia="Arial" w:hAnsi="Arial"/>
@@ -22869,7 +23380,7 @@
               <w:spacing w:after="10" w:before="0"/>
               <w:ind w:left="120"/>
             </w:pPr>
-            <w:hyperlink w:history="1" r:id="rIdq-uwqmgk9h235ueunmb3r">
+            <w:hyperlink w:history="1" r:id="rIdsskfvtztgh4jgmruqzl2i">
               <w:r>
                 <w:rPr>
                   <w:rFonts w:ascii="Arial" w:cs="Arial" w:eastAsia="Arial" w:hAnsi="Arial"/>
@@ -22897,6 +23408,7 @@
           </w:tcPr>
           <w:p>
             <w:pPr>
+              <w:keepNext w:val="false"/>
               <w:spacing w:after="40" w:before="0"/>
               <w:jc w:val="left"/>
             </w:pPr>
@@ -22916,6 +23428,7 @@
           </w:p>
           <w:p>
             <w:pPr>
+              <w:keepNext w:val="false"/>
               <w:spacing w:after="40" w:before="0"/>
               <w:jc w:val="left"/>
             </w:pPr>
@@ -22935,6 +23448,7 @@
           </w:p>
           <w:p>
             <w:pPr>
+              <w:keepNext w:val="false"/>
               <w:spacing w:after="40" w:before="0"/>
               <w:jc w:val="left"/>
             </w:pPr>
@@ -22954,6 +23468,7 @@
           </w:p>
           <w:p>
             <w:pPr>
+              <w:keepNext w:val="false"/>
               <w:spacing w:after="40" w:before="0"/>
               <w:jc w:val="left"/>
             </w:pPr>
@@ -22973,6 +23488,7 @@
           </w:p>
           <w:p>
             <w:pPr>
+              <w:keepNext w:val="false"/>
               <w:spacing w:after="40" w:before="0"/>
               <w:jc w:val="left"/>
             </w:pPr>
@@ -23005,6 +23521,7 @@
           </w:tcPr>
           <w:p>
             <w:pPr>
+              <w:keepNext w:val="false"/>
               <w:spacing w:after="40" w:before="0"/>
               <w:jc w:val="left"/>
             </w:pPr>
@@ -23037,6 +23554,7 @@
           </w:tcPr>
           <w:p>
             <w:pPr>
+              <w:keepNext w:val="false"/>
               <w:spacing w:after="40" w:before="0"/>
               <w:jc w:val="left"/>
             </w:pPr>
@@ -23069,6 +23587,7 @@
           </w:tcPr>
           <w:p>
             <w:pPr>
+              <w:keepNext w:val="false"/>
               <w:spacing w:after="40" w:before="0"/>
               <w:jc w:val="left"/>
             </w:pPr>
@@ -23103,6 +23622,7 @@
           </w:tcPr>
           <w:p>
             <w:pPr>
+              <w:keepNext w:val="false"/>
               <w:spacing w:after="40" w:before="0"/>
               <w:jc w:val="left"/>
             </w:pPr>
@@ -23140,7 +23660,7 @@
             <w:pPr>
               <w:spacing w:after="20" w:before="0"/>
             </w:pPr>
-            <w:hyperlink w:history="1" r:id="rIdorwa18qnqrfzeocbchocf">
+            <w:hyperlink w:history="1" r:id="rId7-4s4z9ov-3ywhz96pv2e">
               <w:r>
                 <w:rPr>
                   <w:rFonts w:ascii="Arial" w:cs="Arial" w:eastAsia="Arial" w:hAnsi="Arial"/>
@@ -23173,7 +23693,7 @@
               <w:spacing w:after="10" w:before="0"/>
               <w:ind w:left="120"/>
             </w:pPr>
-            <w:hyperlink w:history="1" r:id="rIdtihrlfwzipto8rwqerxkx">
+            <w:hyperlink w:history="1" r:id="rIdzs2pjwtrsobwyonhhaixf">
               <w:r>
                 <w:rPr>
                   <w:rFonts w:ascii="Arial" w:cs="Arial" w:eastAsia="Arial" w:hAnsi="Arial"/>
@@ -23218,7 +23738,7 @@
             <w:pPr>
               <w:spacing w:after="20" w:before="0"/>
             </w:pPr>
-            <w:hyperlink w:history="1" r:id="rIdgsu44qseggncezrsnxjna">
+            <w:hyperlink w:history="1" r:id="rIdwnn45bv6ef9wsdgwtujb5">
               <w:r>
                 <w:rPr>
                   <w:rFonts w:ascii="Arial" w:cs="Arial" w:eastAsia="Arial" w:hAnsi="Arial"/>
@@ -23251,7 +23771,7 @@
               <w:spacing w:after="10" w:before="0"/>
               <w:ind w:left="120"/>
             </w:pPr>
-            <w:hyperlink w:history="1" r:id="rIdab_0pxoiunbt2sysh6joe">
+            <w:hyperlink w:history="1" r:id="rIdkzxuuwj6anu4lm-qyojyi">
               <w:r>
                 <w:rPr>
                   <w:rFonts w:ascii="Arial" w:cs="Arial" w:eastAsia="Arial" w:hAnsi="Arial"/>
@@ -23279,6 +23799,7 @@
           </w:tcPr>
           <w:p>
             <w:pPr>
+              <w:keepNext w:val="false"/>
               <w:spacing w:after="40" w:before="0"/>
               <w:jc w:val="left"/>
             </w:pPr>
@@ -23311,6 +23832,7 @@
           </w:tcPr>
           <w:p>
             <w:pPr>
+              <w:keepNext w:val="false"/>
               <w:spacing w:after="40" w:before="0"/>
               <w:jc w:val="left"/>
             </w:pPr>
@@ -23343,6 +23865,7 @@
           </w:tcPr>
           <w:p>
             <w:pPr>
+              <w:keepNext w:val="false"/>
               <w:spacing w:after="40" w:before="0"/>
               <w:jc w:val="left"/>
             </w:pPr>
@@ -23375,6 +23898,7 @@
           </w:tcPr>
           <w:p>
             <w:pPr>
+              <w:keepNext w:val="false"/>
               <w:spacing w:after="40" w:before="0"/>
               <w:jc w:val="left"/>
             </w:pPr>
@@ -23409,6 +23933,7 @@
           </w:tcPr>
           <w:p>
             <w:pPr>
+              <w:keepNext w:val="false"/>
               <w:spacing w:after="40" w:before="0"/>
               <w:jc w:val="left"/>
             </w:pPr>
@@ -23446,7 +23971,7 @@
             <w:pPr>
               <w:spacing w:after="20" w:before="0"/>
             </w:pPr>
-            <w:hyperlink w:history="1" r:id="rIdgqfxz0ngv9bnrp0hrmv0a">
+            <w:hyperlink w:history="1" r:id="rIde-jilxvltwcedf-sse-xr">
               <w:r>
                 <w:rPr>
                   <w:rFonts w:ascii="Arial" w:cs="Arial" w:eastAsia="Arial" w:hAnsi="Arial"/>
@@ -23479,7 +24004,7 @@
               <w:spacing w:after="10" w:before="0"/>
               <w:ind w:left="120"/>
             </w:pPr>
-            <w:hyperlink w:history="1" r:id="rIdq8vtfsorx79zsx-zw9ccu">
+            <w:hyperlink w:history="1" r:id="rIdjirxlvvbjz08apmbfaruq">
               <w:r>
                 <w:rPr>
                   <w:rFonts w:ascii="Arial" w:cs="Arial" w:eastAsia="Arial" w:hAnsi="Arial"/>
@@ -23524,7 +24049,7 @@
             <w:pPr>
               <w:spacing w:after="20" w:before="0"/>
             </w:pPr>
-            <w:hyperlink w:history="1" r:id="rIdjf8chy4rt6d3x3-yhhrun">
+            <w:hyperlink w:history="1" r:id="rIdfprkfyrpwxhn_nexaoeh-">
               <w:r>
                 <w:rPr>
                   <w:rFonts w:ascii="Arial" w:cs="Arial" w:eastAsia="Arial" w:hAnsi="Arial"/>
@@ -23557,7 +24082,7 @@
               <w:spacing w:after="10" w:before="0"/>
               <w:ind w:left="120"/>
             </w:pPr>
-            <w:hyperlink w:history="1" r:id="rIdmhjpgp_5w8-xrgcrmxtom">
+            <w:hyperlink w:history="1" r:id="rId-ixgg5lb4ptc2o70l3cyc">
               <w:r>
                 <w:rPr>
                   <w:rFonts w:ascii="Arial" w:cs="Arial" w:eastAsia="Arial" w:hAnsi="Arial"/>
@@ -23585,6 +24110,7 @@
           </w:tcPr>
           <w:p>
             <w:pPr>
+              <w:keepNext w:val="false"/>
               <w:spacing w:after="40" w:before="0"/>
               <w:jc w:val="left"/>
             </w:pPr>
@@ -23604,6 +24130,7 @@
           </w:p>
           <w:p>
             <w:pPr>
+              <w:keepNext w:val="false"/>
               <w:spacing w:after="40" w:before="0"/>
               <w:jc w:val="left"/>
             </w:pPr>
@@ -23621,104 +24148,433 @@
               <w:t xml:space="preserve"/>
             </w:r>
           </w:p>
-          <w:p>
-            <w:pPr>
-              <w:spacing w:after="40" w:before="0"/>
-              <w:jc w:val="left"/>
-            </w:pPr>
-            <w:r>
-              <w:rPr>
-                <w:rFonts w:ascii="Arial" w:cs="Arial" w:eastAsia="Arial" w:hAnsi="Arial"/>
-                <w:b w:val="false"/>
-                <w:bCs w:val="false"/>
-                <w:i w:val="false"/>
-                <w:iCs w:val="false"/>
-                <w:color w:val="000000"/>
-                <w:sz w:val="18"/>
-                <w:szCs w:val="18"/>
-              </w:rPr>
-              <w:t xml:space="preserve">| Sun Angle | tan(angle) | Height of mango tree (shadow = 9 m) |</w:t>
-            </w:r>
-          </w:p>
-          <w:p>
-            <w:pPr>
-              <w:spacing w:after="40" w:before="0"/>
-              <w:jc w:val="left"/>
-            </w:pPr>
-            <w:r>
-              <w:rPr>
-                <w:rFonts w:ascii="Arial" w:cs="Arial" w:eastAsia="Arial" w:hAnsi="Arial"/>
-                <w:b w:val="false"/>
-                <w:bCs w:val="false"/>
-                <w:i w:val="false"/>
-                <w:iCs w:val="false"/>
-                <w:color w:val="000000"/>
-                <w:sz w:val="18"/>
-                <w:szCs w:val="18"/>
-              </w:rPr>
-              <w:t xml:space="preserve">|-----------|------------|--------------------------------------|</w:t>
-            </w:r>
-          </w:p>
-          <w:p>
-            <w:pPr>
-              <w:spacing w:after="40" w:before="0"/>
-              <w:jc w:val="left"/>
-            </w:pPr>
-            <w:r>
-              <w:rPr>
-                <w:rFonts w:ascii="Arial" w:cs="Arial" w:eastAsia="Arial" w:hAnsi="Arial"/>
-                <w:b w:val="false"/>
-                <w:bCs w:val="false"/>
-                <w:i w:val="false"/>
-                <w:iCs w:val="false"/>
-                <w:color w:val="000000"/>
-                <w:sz w:val="18"/>
-                <w:szCs w:val="18"/>
-              </w:rPr>
-              <w:t xml:space="preserve">| 30° | 1/√3 | 9/√3 = 3√3 m |</w:t>
-            </w:r>
-          </w:p>
-          <w:p>
-            <w:pPr>
-              <w:spacing w:after="40" w:before="0"/>
-              <w:jc w:val="left"/>
-            </w:pPr>
-            <w:r>
-              <w:rPr>
-                <w:rFonts w:ascii="Arial" w:cs="Arial" w:eastAsia="Arial" w:hAnsi="Arial"/>
-                <w:b w:val="false"/>
-                <w:bCs w:val="false"/>
-                <w:i w:val="false"/>
-                <w:iCs w:val="false"/>
-                <w:color w:val="000000"/>
-                <w:sz w:val="18"/>
-                <w:szCs w:val="18"/>
-              </w:rPr>
-              <w:t xml:space="preserve">| 45° | 1 | 9 m |</w:t>
-            </w:r>
-          </w:p>
-          <w:p>
-            <w:pPr>
-              <w:spacing w:after="40" w:before="0"/>
-              <w:jc w:val="left"/>
-            </w:pPr>
-            <w:r>
-              <w:rPr>
-                <w:rFonts w:ascii="Arial" w:cs="Arial" w:eastAsia="Arial" w:hAnsi="Arial"/>
-                <w:b w:val="false"/>
-                <w:bCs w:val="false"/>
-                <w:i w:val="false"/>
-                <w:iCs w:val="false"/>
-                <w:color w:val="000000"/>
-                <w:sz w:val="18"/>
-                <w:szCs w:val="18"/>
-              </w:rPr>
-              <w:t xml:space="preserve">| 60° | √3 | 9√3 m |</w:t>
-            </w:r>
-          </w:p>
-          <w:p>
-            <w:pPr>
-              <w:spacing w:after="40" w:before="0"/>
+          <w:tbl>
+            <w:tblPr>
+              <w:tblW w:type="dxa" w:w="2680"/>
+              <w:tblBorders>
+                <w:top w:val="single" w:color="AAAAAA" w:sz="4"/>
+                <w:left w:val="single" w:color="AAAAAA" w:sz="4"/>
+                <w:bottom w:val="single" w:color="AAAAAA" w:sz="4"/>
+                <w:right w:val="single" w:color="AAAAAA" w:sz="4"/>
+                <w:insideH w:val="single" w:color="auto" w:sz="4"/>
+                <w:insideV w:val="single" w:color="auto" w:sz="4"/>
+              </w:tblBorders>
+              <w:tblLayout w:type="fixed"/>
+            </w:tblPr>
+            <w:tblGrid>
+              <w:gridCol w:w="893"/>
+              <w:gridCol w:w="893"/>
+              <w:gridCol w:w="894"/>
+            </w:tblGrid>
+            <w:tr>
+              <w:tc>
+                <w:tcPr>
+                  <w:tcW w:type="dxa" w:w="893"/>
+                  <w:shd w:fill="D5E8F0" w:color="auto" w:val="clear"/>
+                  <w:tcMar>
+                    <w:top w:type="dxa" w:w="60"/>
+                    <w:left w:type="dxa" w:w="120"/>
+                    <w:bottom w:type="dxa" w:w="60"/>
+                    <w:right w:type="dxa" w:w="120"/>
+                  </w:tcMar>
+                  <w:vAlign w:val="top"/>
+                </w:tcPr>
+                <w:p>
+                  <w:pPr>
+                    <w:keepNext w:val="false"/>
+                    <w:spacing w:after="40" w:before="0"/>
+                    <w:jc w:val="left"/>
+                  </w:pPr>
+                  <w:r>
+                    <w:rPr>
+                      <w:rFonts w:ascii="Arial" w:cs="Arial" w:eastAsia="Arial" w:hAnsi="Arial"/>
+                      <w:b/>
+                      <w:bCs/>
+                      <w:i w:val="false"/>
+                      <w:iCs w:val="false"/>
+                      <w:color w:val="000000"/>
+                      <w:sz w:val="18"/>
+                      <w:szCs w:val="18"/>
+                    </w:rPr>
+                    <w:t xml:space="preserve">Sun Angle</w:t>
+                  </w:r>
+                </w:p>
+              </w:tc>
+              <w:tc>
+                <w:tcPr>
+                  <w:tcW w:type="dxa" w:w="893"/>
+                  <w:shd w:fill="D5E8F0" w:color="auto" w:val="clear"/>
+                  <w:tcMar>
+                    <w:top w:type="dxa" w:w="60"/>
+                    <w:left w:type="dxa" w:w="120"/>
+                    <w:bottom w:type="dxa" w:w="60"/>
+                    <w:right w:type="dxa" w:w="120"/>
+                  </w:tcMar>
+                  <w:vAlign w:val="top"/>
+                </w:tcPr>
+                <w:p>
+                  <w:pPr>
+                    <w:keepNext w:val="false"/>
+                    <w:spacing w:after="40" w:before="0"/>
+                    <w:jc w:val="left"/>
+                  </w:pPr>
+                  <w:r>
+                    <w:rPr>
+                      <w:rFonts w:ascii="Arial" w:cs="Arial" w:eastAsia="Arial" w:hAnsi="Arial"/>
+                      <w:b/>
+                      <w:bCs/>
+                      <w:i w:val="false"/>
+                      <w:iCs w:val="false"/>
+                      <w:color w:val="000000"/>
+                      <w:sz w:val="18"/>
+                      <w:szCs w:val="18"/>
+                    </w:rPr>
+                    <w:t xml:space="preserve">tan(angle)</w:t>
+                  </w:r>
+                </w:p>
+              </w:tc>
+              <w:tc>
+                <w:tcPr>
+                  <w:tcW w:type="dxa" w:w="894"/>
+                  <w:shd w:fill="D5E8F0" w:color="auto" w:val="clear"/>
+                  <w:tcMar>
+                    <w:top w:type="dxa" w:w="60"/>
+                    <w:left w:type="dxa" w:w="120"/>
+                    <w:bottom w:type="dxa" w:w="60"/>
+                    <w:right w:type="dxa" w:w="120"/>
+                  </w:tcMar>
+                  <w:vAlign w:val="top"/>
+                </w:tcPr>
+                <w:p>
+                  <w:pPr>
+                    <w:keepNext w:val="false"/>
+                    <w:spacing w:after="40" w:before="0"/>
+                    <w:jc w:val="left"/>
+                  </w:pPr>
+                  <w:r>
+                    <w:rPr>
+                      <w:rFonts w:ascii="Arial" w:cs="Arial" w:eastAsia="Arial" w:hAnsi="Arial"/>
+                      <w:b/>
+                      <w:bCs/>
+                      <w:i w:val="false"/>
+                      <w:iCs w:val="false"/>
+                      <w:color w:val="000000"/>
+                      <w:sz w:val="18"/>
+                      <w:szCs w:val="18"/>
+                    </w:rPr>
+                    <w:t xml:space="preserve">Height of mango tree (shadow = 9 m)</w:t>
+                  </w:r>
+                </w:p>
+              </w:tc>
+            </w:tr>
+            <w:tr>
+              <w:tc>
+                <w:tcPr>
+                  <w:tcW w:type="dxa" w:w="893"/>
+                  <w:shd w:fill="FFFFFF" w:color="auto" w:val="clear"/>
+                  <w:tcMar>
+                    <w:top w:type="dxa" w:w="60"/>
+                    <w:left w:type="dxa" w:w="120"/>
+                    <w:bottom w:type="dxa" w:w="60"/>
+                    <w:right w:type="dxa" w:w="120"/>
+                  </w:tcMar>
+                  <w:vAlign w:val="top"/>
+                </w:tcPr>
+                <w:p>
+                  <w:pPr>
+                    <w:keepNext w:val="false"/>
+                    <w:spacing w:after="40" w:before="0"/>
+                    <w:jc w:val="left"/>
+                  </w:pPr>
+                  <w:r>
+                    <w:rPr>
+                      <w:rFonts w:ascii="Arial" w:cs="Arial" w:eastAsia="Arial" w:hAnsi="Arial"/>
+                      <w:b w:val="false"/>
+                      <w:bCs w:val="false"/>
+                      <w:i w:val="false"/>
+                      <w:iCs w:val="false"/>
+                      <w:color w:val="000000"/>
+                      <w:sz w:val="18"/>
+                      <w:szCs w:val="18"/>
+                    </w:rPr>
+                    <w:t xml:space="preserve">30°</w:t>
+                  </w:r>
+                </w:p>
+              </w:tc>
+              <w:tc>
+                <w:tcPr>
+                  <w:tcW w:type="dxa" w:w="893"/>
+                  <w:shd w:fill="FFFFFF" w:color="auto" w:val="clear"/>
+                  <w:tcMar>
+                    <w:top w:type="dxa" w:w="60"/>
+                    <w:left w:type="dxa" w:w="120"/>
+                    <w:bottom w:type="dxa" w:w="60"/>
+                    <w:right w:type="dxa" w:w="120"/>
+                  </w:tcMar>
+                  <w:vAlign w:val="top"/>
+                </w:tcPr>
+                <w:p>
+                  <w:pPr>
+                    <w:keepNext w:val="false"/>
+                    <w:spacing w:after="40" w:before="0"/>
+                    <w:jc w:val="left"/>
+                  </w:pPr>
+                  <w:r>
+                    <w:rPr>
+                      <w:rFonts w:ascii="Arial" w:cs="Arial" w:eastAsia="Arial" w:hAnsi="Arial"/>
+                      <w:b w:val="false"/>
+                      <w:bCs w:val="false"/>
+                      <w:i w:val="false"/>
+                      <w:iCs w:val="false"/>
+                      <w:color w:val="000000"/>
+                      <w:sz w:val="18"/>
+                      <w:szCs w:val="18"/>
+                    </w:rPr>
+                    <w:t xml:space="preserve">1/√3</w:t>
+                  </w:r>
+                </w:p>
+              </w:tc>
+              <w:tc>
+                <w:tcPr>
+                  <w:tcW w:type="dxa" w:w="894"/>
+                  <w:shd w:fill="FFFFFF" w:color="auto" w:val="clear"/>
+                  <w:tcMar>
+                    <w:top w:type="dxa" w:w="60"/>
+                    <w:left w:type="dxa" w:w="120"/>
+                    <w:bottom w:type="dxa" w:w="60"/>
+                    <w:right w:type="dxa" w:w="120"/>
+                  </w:tcMar>
+                  <w:vAlign w:val="top"/>
+                </w:tcPr>
+                <w:p>
+                  <w:pPr>
+                    <w:keepNext w:val="false"/>
+                    <w:spacing w:after="40" w:before="0"/>
+                    <w:jc w:val="left"/>
+                  </w:pPr>
+                  <w:r>
+                    <w:rPr>
+                      <w:rFonts w:ascii="Arial" w:cs="Arial" w:eastAsia="Arial" w:hAnsi="Arial"/>
+                      <w:b w:val="false"/>
+                      <w:bCs w:val="false"/>
+                      <w:i w:val="false"/>
+                      <w:iCs w:val="false"/>
+                      <w:color w:val="000000"/>
+                      <w:sz w:val="18"/>
+                      <w:szCs w:val="18"/>
+                    </w:rPr>
+                    <w:t xml:space="preserve">9/√3 = 3√3 m</w:t>
+                  </w:r>
+                </w:p>
+              </w:tc>
+            </w:tr>
+            <w:tr>
+              <w:tc>
+                <w:tcPr>
+                  <w:tcW w:type="dxa" w:w="893"/>
+                  <w:shd w:fill="FFFFFF" w:color="auto" w:val="clear"/>
+                  <w:tcMar>
+                    <w:top w:type="dxa" w:w="60"/>
+                    <w:left w:type="dxa" w:w="120"/>
+                    <w:bottom w:type="dxa" w:w="60"/>
+                    <w:right w:type="dxa" w:w="120"/>
+                  </w:tcMar>
+                  <w:vAlign w:val="top"/>
+                </w:tcPr>
+                <w:p>
+                  <w:pPr>
+                    <w:keepNext w:val="false"/>
+                    <w:spacing w:after="40" w:before="0"/>
+                    <w:jc w:val="left"/>
+                  </w:pPr>
+                  <w:r>
+                    <w:rPr>
+                      <w:rFonts w:ascii="Arial" w:cs="Arial" w:eastAsia="Arial" w:hAnsi="Arial"/>
+                      <w:b w:val="false"/>
+                      <w:bCs w:val="false"/>
+                      <w:i w:val="false"/>
+                      <w:iCs w:val="false"/>
+                      <w:color w:val="000000"/>
+                      <w:sz w:val="18"/>
+                      <w:szCs w:val="18"/>
+                    </w:rPr>
+                    <w:t xml:space="preserve">45°</w:t>
+                  </w:r>
+                </w:p>
+              </w:tc>
+              <w:tc>
+                <w:tcPr>
+                  <w:tcW w:type="dxa" w:w="893"/>
+                  <w:shd w:fill="FFFFFF" w:color="auto" w:val="clear"/>
+                  <w:tcMar>
+                    <w:top w:type="dxa" w:w="60"/>
+                    <w:left w:type="dxa" w:w="120"/>
+                    <w:bottom w:type="dxa" w:w="60"/>
+                    <w:right w:type="dxa" w:w="120"/>
+                  </w:tcMar>
+                  <w:vAlign w:val="top"/>
+                </w:tcPr>
+                <w:p>
+                  <w:pPr>
+                    <w:keepNext w:val="false"/>
+                    <w:spacing w:after="40" w:before="0"/>
+                    <w:jc w:val="left"/>
+                  </w:pPr>
+                  <w:r>
+                    <w:rPr>
+                      <w:rFonts w:ascii="Arial" w:cs="Arial" w:eastAsia="Arial" w:hAnsi="Arial"/>
+                      <w:b w:val="false"/>
+                      <w:bCs w:val="false"/>
+                      <w:i w:val="false"/>
+                      <w:iCs w:val="false"/>
+                      <w:color w:val="000000"/>
+                      <w:sz w:val="18"/>
+                      <w:szCs w:val="18"/>
+                    </w:rPr>
+                    <w:t xml:space="preserve">1</w:t>
+                  </w:r>
+                </w:p>
+              </w:tc>
+              <w:tc>
+                <w:tcPr>
+                  <w:tcW w:type="dxa" w:w="894"/>
+                  <w:shd w:fill="FFFFFF" w:color="auto" w:val="clear"/>
+                  <w:tcMar>
+                    <w:top w:type="dxa" w:w="60"/>
+                    <w:left w:type="dxa" w:w="120"/>
+                    <w:bottom w:type="dxa" w:w="60"/>
+                    <w:right w:type="dxa" w:w="120"/>
+                  </w:tcMar>
+                  <w:vAlign w:val="top"/>
+                </w:tcPr>
+                <w:p>
+                  <w:pPr>
+                    <w:keepNext w:val="false"/>
+                    <w:spacing w:after="40" w:before="0"/>
+                    <w:jc w:val="left"/>
+                  </w:pPr>
+                  <w:r>
+                    <w:rPr>
+                      <w:rFonts w:ascii="Arial" w:cs="Arial" w:eastAsia="Arial" w:hAnsi="Arial"/>
+                      <w:b w:val="false"/>
+                      <w:bCs w:val="false"/>
+                      <w:i w:val="false"/>
+                      <w:iCs w:val="false"/>
+                      <w:color w:val="000000"/>
+                      <w:sz w:val="18"/>
+                      <w:szCs w:val="18"/>
+                    </w:rPr>
+                    <w:t xml:space="preserve">9 m</w:t>
+                  </w:r>
+                </w:p>
+              </w:tc>
+            </w:tr>
+            <w:tr>
+              <w:tc>
+                <w:tcPr>
+                  <w:tcW w:type="dxa" w:w="893"/>
+                  <w:shd w:fill="FFFFFF" w:color="auto" w:val="clear"/>
+                  <w:tcMar>
+                    <w:top w:type="dxa" w:w="60"/>
+                    <w:left w:type="dxa" w:w="120"/>
+                    <w:bottom w:type="dxa" w:w="60"/>
+                    <w:right w:type="dxa" w:w="120"/>
+                  </w:tcMar>
+                  <w:vAlign w:val="top"/>
+                </w:tcPr>
+                <w:p>
+                  <w:pPr>
+                    <w:keepNext w:val="false"/>
+                    <w:spacing w:after="40" w:before="0"/>
+                    <w:jc w:val="left"/>
+                  </w:pPr>
+                  <w:r>
+                    <w:rPr>
+                      <w:rFonts w:ascii="Arial" w:cs="Arial" w:eastAsia="Arial" w:hAnsi="Arial"/>
+                      <w:b w:val="false"/>
+                      <w:bCs w:val="false"/>
+                      <w:i w:val="false"/>
+                      <w:iCs w:val="false"/>
+                      <w:color w:val="000000"/>
+                      <w:sz w:val="18"/>
+                      <w:szCs w:val="18"/>
+                    </w:rPr>
+                    <w:t xml:space="preserve">60°</w:t>
+                  </w:r>
+                </w:p>
+              </w:tc>
+              <w:tc>
+                <w:tcPr>
+                  <w:tcW w:type="dxa" w:w="893"/>
+                  <w:shd w:fill="FFFFFF" w:color="auto" w:val="clear"/>
+                  <w:tcMar>
+                    <w:top w:type="dxa" w:w="60"/>
+                    <w:left w:type="dxa" w:w="120"/>
+                    <w:bottom w:type="dxa" w:w="60"/>
+                    <w:right w:type="dxa" w:w="120"/>
+                  </w:tcMar>
+                  <w:vAlign w:val="top"/>
+                </w:tcPr>
+                <w:p>
+                  <w:pPr>
+                    <w:keepNext w:val="false"/>
+                    <w:spacing w:after="40" w:before="0"/>
+                    <w:jc w:val="left"/>
+                  </w:pPr>
+                  <w:r>
+                    <w:rPr>
+                      <w:rFonts w:ascii="Arial" w:cs="Arial" w:eastAsia="Arial" w:hAnsi="Arial"/>
+                      <w:b w:val="false"/>
+                      <w:bCs w:val="false"/>
+                      <w:i w:val="false"/>
+                      <w:iCs w:val="false"/>
+                      <w:color w:val="000000"/>
+                      <w:sz w:val="18"/>
+                      <w:szCs w:val="18"/>
+                    </w:rPr>
+                    <w:t xml:space="preserve">√3</w:t>
+                  </w:r>
+                </w:p>
+              </w:tc>
+              <w:tc>
+                <w:tcPr>
+                  <w:tcW w:type="dxa" w:w="894"/>
+                  <w:shd w:fill="FFFFFF" w:color="auto" w:val="clear"/>
+                  <w:tcMar>
+                    <w:top w:type="dxa" w:w="60"/>
+                    <w:left w:type="dxa" w:w="120"/>
+                    <w:bottom w:type="dxa" w:w="60"/>
+                    <w:right w:type="dxa" w:w="120"/>
+                  </w:tcMar>
+                  <w:vAlign w:val="top"/>
+                </w:tcPr>
+                <w:p>
+                  <w:pPr>
+                    <w:keepNext w:val="false"/>
+                    <w:spacing w:after="40" w:before="0"/>
+                    <w:jc w:val="left"/>
+                  </w:pPr>
+                  <w:r>
+                    <w:rPr>
+                      <w:rFonts w:ascii="Arial" w:cs="Arial" w:eastAsia="Arial" w:hAnsi="Arial"/>
+                      <w:b w:val="false"/>
+                      <w:bCs w:val="false"/>
+                      <w:i w:val="false"/>
+                      <w:iCs w:val="false"/>
+                      <w:color w:val="000000"/>
+                      <w:sz w:val="18"/>
+                      <w:szCs w:val="18"/>
+                    </w:rPr>
+                    <w:t xml:space="preserve">9√3 m</w:t>
+                  </w:r>
+                </w:p>
+              </w:tc>
+            </w:tr>
+          </w:tbl>
+          <w:p>
+            <w:pPr>
+              <w:keepNext w:val="false"/>
+              <w:spacing w:after="60" w:before="0"/>
               <w:jc w:val="left"/>
             </w:pPr>
             <w:r>
@@ -23737,6 +24593,27 @@
           </w:p>
           <w:p>
             <w:pPr>
+              <w:keepNext w:val="false"/>
+              <w:spacing w:after="40" w:before="0"/>
+              <w:jc w:val="left"/>
+            </w:pPr>
+            <w:r>
+              <w:rPr>
+                <w:rFonts w:ascii="Arial" w:cs="Arial" w:eastAsia="Arial" w:hAnsi="Arial"/>
+                <w:b w:val="false"/>
+                <w:bCs w:val="false"/>
+                <w:i w:val="false"/>
+                <w:iCs w:val="false"/>
+                <w:color w:val="000000"/>
+                <w:sz w:val="18"/>
+                <w:szCs w:val="18"/>
+              </w:rPr>
+              <w:t xml:space="preserve"/>
+            </w:r>
+          </w:p>
+          <w:p>
+            <w:pPr>
+              <w:keepNext w:val="false"/>
               <w:spacing w:after="40" w:before="0"/>
               <w:jc w:val="left"/>
             </w:pPr>
@@ -23752,6 +24629,26 @@
                 <w:szCs w:val="18"/>
               </w:rPr>
               <w:t xml:space="preserve">Learners also annotate their model with one new 'wondering' question to post on the DQB in the next lesson, such as: 'Does sin 53° have an exact value too, or only special angles?' or 'What happens to tan as the angle gets very close to 90°?'</w:t>
+            </w:r>
+          </w:p>
+          <w:p>
+            <w:pPr>
+              <w:keepNext w:val="false"/>
+              <w:spacing w:after="60" w:before="0"/>
+              <w:jc w:val="left"/>
+            </w:pPr>
+            <w:r>
+              <w:rPr>
+                <w:rFonts w:ascii="Arial" w:cs="Arial" w:eastAsia="Arial" w:hAnsi="Arial"/>
+                <w:b w:val="false"/>
+                <w:bCs w:val="false"/>
+                <w:i w:val="false"/>
+                <w:iCs w:val="false"/>
+                <w:color w:val="000000"/>
+                <w:sz w:val="18"/>
+                <w:szCs w:val="18"/>
+              </w:rPr>
+              <w:t xml:space="preserve"/>
             </w:r>
           </w:p>
         </w:tc>
@@ -23769,6 +24666,7 @@
           </w:tcPr>
           <w:p>
             <w:pPr>
+              <w:keepNext w:val="false"/>
               <w:spacing w:after="40" w:before="0"/>
               <w:jc w:val="left"/>
             </w:pPr>
@@ -23801,6 +24699,7 @@
           </w:tcPr>
           <w:p>
             <w:pPr>
+              <w:keepNext w:val="false"/>
               <w:spacing w:after="40" w:before="0"/>
               <w:jc w:val="left"/>
             </w:pPr>
@@ -23833,6 +24732,7 @@
           </w:tcPr>
           <w:p>
             <w:pPr>
+              <w:keepNext w:val="false"/>
               <w:spacing w:after="40" w:before="0"/>
               <w:jc w:val="left"/>
             </w:pPr>
@@ -23892,6 +24792,7 @@
           </w:tcPr>
           <w:p>
             <w:pPr>
+              <w:keepNext w:val="false"/>
               <w:spacing w:after="40" w:before="0"/>
               <w:jc w:val="center"/>
             </w:pPr>
@@ -23926,6 +24827,7 @@
           </w:tcPr>
           <w:p>
             <w:pPr>
+              <w:keepNext w:val="false"/>
               <w:spacing w:after="40" w:before="0"/>
               <w:jc w:val="left"/>
             </w:pPr>
@@ -23987,6 +24889,7 @@
           </w:tcPr>
           <w:p>
             <w:pPr>
+              <w:keepNext w:val="false"/>
               <w:spacing w:after="40" w:before="0"/>
               <w:jc w:val="center"/>
             </w:pPr>
@@ -24021,6 +24924,7 @@
           </w:tcPr>
           <w:p>
             <w:pPr>
+              <w:keepNext w:val="false"/>
               <w:spacing w:after="40" w:before="0"/>
               <w:jc w:val="left"/>
             </w:pPr>
@@ -24053,6 +24957,7 @@
           </w:tcPr>
           <w:p>
             <w:pPr>
+              <w:keepNext w:val="false"/>
               <w:spacing w:after="40" w:before="0"/>
               <w:jc w:val="left"/>
             </w:pPr>
@@ -24087,6 +24992,7 @@
           </w:tcPr>
           <w:p>
             <w:pPr>
+              <w:keepNext w:val="false"/>
               <w:spacing w:after="40" w:before="0"/>
               <w:jc w:val="left"/>
             </w:pPr>
@@ -24119,6 +25025,7 @@
           </w:tcPr>
           <w:p>
             <w:pPr>
+              <w:keepNext w:val="false"/>
               <w:spacing w:after="40" w:before="0"/>
               <w:jc w:val="left"/>
             </w:pPr>
@@ -24153,6 +25060,7 @@
           </w:tcPr>
           <w:p>
             <w:pPr>
+              <w:keepNext w:val="false"/>
               <w:spacing w:after="40" w:before="0"/>
               <w:jc w:val="left"/>
             </w:pPr>
@@ -24185,6 +25093,7 @@
           </w:tcPr>
           <w:p>
             <w:pPr>
+              <w:keepNext w:val="false"/>
               <w:spacing w:after="40" w:before="0"/>
               <w:jc w:val="left"/>
             </w:pPr>
@@ -24221,7 +25130,7 @@
         </w:rPr>
         <w:t xml:space="preserve">© 2026 SeaVuria and ARES. Aligned with KICD objectives. Developed by SeaVuria; technical implementation by ARES (with AI assistance from Claude). Licensed under </w:t>
       </w:r>
-      <w:hyperlink w:history="1" r:id="rIdbxsmdzyes3olbhbhtqywx">
+      <w:hyperlink w:history="1" r:id="rIdv6fm-ykqu-bwxmbj0nirf">
         <w:r>
           <w:rPr>
             <w:rFonts w:ascii="Arial" w:cs="Arial" w:eastAsia="Arial" w:hAnsi="Arial"/>
@@ -24242,7 +25151,7 @@
         </w:rPr>
         <w:t xml:space="preserve"> (</w:t>
       </w:r>
-      <w:hyperlink w:history="1" r:id="rIdqccmrw00sj0nmnthz4tcj">
+      <w:hyperlink w:history="1" r:id="rIdcbrbes0w72rnftsdvn89j">
         <w:r>
           <w:rPr>
             <w:rFonts w:ascii="Arial" w:cs="Arial" w:eastAsia="Arial" w:hAnsi="Arial"/>
@@ -24302,6 +25211,7 @@
           </w:tcPr>
           <w:p>
             <w:pPr>
+              <w:keepNext w:val="false"/>
               <w:spacing w:after="40" w:before="0"/>
               <w:jc w:val="center"/>
             </w:pPr>
@@ -24337,6 +25247,7 @@
           </w:tcPr>
           <w:p>
             <w:pPr>
+              <w:keepNext w:val="false"/>
               <w:spacing w:after="40" w:before="0"/>
               <w:jc w:val="center"/>
             </w:pPr>
@@ -24371,6 +25282,7 @@
           </w:tcPr>
           <w:p>
             <w:pPr>
+              <w:keepNext w:val="false"/>
               <w:spacing w:after="40" w:before="0"/>
               <w:jc w:val="left"/>
             </w:pPr>
@@ -24403,6 +25315,7 @@
           </w:tcPr>
           <w:p>
             <w:pPr>
+              <w:keepNext w:val="false"/>
               <w:spacing w:after="40" w:before="0"/>
               <w:jc w:val="left"/>
             </w:pPr>
@@ -24437,6 +25350,7 @@
           </w:tcPr>
           <w:p>
             <w:pPr>
+              <w:keepNext w:val="false"/>
               <w:spacing w:after="40" w:before="0"/>
               <w:jc w:val="left"/>
             </w:pPr>
@@ -24469,6 +25383,7 @@
           </w:tcPr>
           <w:p>
             <w:pPr>
+              <w:keepNext w:val="false"/>
               <w:spacing w:after="40" w:before="0"/>
               <w:jc w:val="left"/>
             </w:pPr>
@@ -24503,6 +25418,7 @@
           </w:tcPr>
           <w:p>
             <w:pPr>
+              <w:keepNext w:val="false"/>
               <w:spacing w:after="40" w:before="0"/>
               <w:jc w:val="left"/>
             </w:pPr>
@@ -24535,6 +25451,7 @@
           </w:tcPr>
           <w:p>
             <w:pPr>
+              <w:keepNext w:val="false"/>
               <w:spacing w:after="40" w:before="0"/>
               <w:jc w:val="left"/>
             </w:pPr>
@@ -24569,6 +25486,7 @@
           </w:tcPr>
           <w:p>
             <w:pPr>
+              <w:keepNext w:val="false"/>
               <w:spacing w:after="40" w:before="0"/>
               <w:jc w:val="left"/>
             </w:pPr>
@@ -24601,6 +25519,7 @@
           </w:tcPr>
           <w:p>
             <w:pPr>
+              <w:keepNext w:val="false"/>
               <w:spacing w:after="40" w:before="0"/>
               <w:jc w:val="left"/>
             </w:pPr>
@@ -24635,6 +25554,7 @@
           </w:tcPr>
           <w:p>
             <w:pPr>
+              <w:keepNext w:val="false"/>
               <w:spacing w:after="40" w:before="0"/>
               <w:jc w:val="left"/>
             </w:pPr>
@@ -24667,6 +25587,7 @@
           </w:tcPr>
           <w:p>
             <w:pPr>
+              <w:keepNext w:val="false"/>
               <w:spacing w:after="40" w:before="0"/>
               <w:jc w:val="left"/>
             </w:pPr>
@@ -24701,6 +25622,7 @@
           </w:tcPr>
           <w:p>
             <w:pPr>
+              <w:keepNext w:val="false"/>
               <w:spacing w:after="40" w:before="0"/>
               <w:jc w:val="left"/>
             </w:pPr>
@@ -24733,6 +25655,7 @@
           </w:tcPr>
           <w:p>
             <w:pPr>
+              <w:keepNext w:val="false"/>
               <w:spacing w:after="40" w:before="0"/>
               <w:jc w:val="left"/>
             </w:pPr>
@@ -24767,6 +25690,7 @@
           </w:tcPr>
           <w:p>
             <w:pPr>
+              <w:keepNext w:val="false"/>
               <w:spacing w:after="40" w:before="0"/>
               <w:jc w:val="left"/>
             </w:pPr>
@@ -24799,6 +25723,7 @@
           </w:tcPr>
           <w:p>
             <w:pPr>
+              <w:keepNext w:val="false"/>
               <w:spacing w:after="40" w:before="0"/>
               <w:jc w:val="left"/>
             </w:pPr>
@@ -24833,6 +25758,7 @@
           </w:tcPr>
           <w:p>
             <w:pPr>
+              <w:keepNext w:val="false"/>
               <w:spacing w:after="40" w:before="0"/>
               <w:jc w:val="left"/>
             </w:pPr>
@@ -24865,6 +25791,7 @@
           </w:tcPr>
           <w:p>
             <w:pPr>
+              <w:keepNext w:val="false"/>
               <w:spacing w:after="40" w:before="0"/>
               <w:jc w:val="left"/>
             </w:pPr>
@@ -24924,6 +25851,7 @@
           </w:tcPr>
           <w:p>
             <w:pPr>
+              <w:keepNext w:val="false"/>
               <w:spacing w:after="40" w:before="0"/>
               <w:jc w:val="center"/>
             </w:pPr>
@@ -24958,6 +25886,7 @@
           </w:tcPr>
           <w:p>
             <w:pPr>
+              <w:keepNext w:val="false"/>
               <w:spacing w:after="40" w:before="0"/>
               <w:jc w:val="left"/>
             </w:pPr>
@@ -25022,6 +25951,7 @@
           </w:tcPr>
           <w:p>
             <w:pPr>
+              <w:keepNext w:val="false"/>
               <w:spacing w:after="40" w:before="0"/>
               <w:jc w:val="center"/>
             </w:pPr>
@@ -25056,6 +25986,7 @@
           </w:tcPr>
           <w:p>
             <w:pPr>
+              <w:keepNext w:val="false"/>
               <w:spacing w:after="40" w:before="0"/>
               <w:jc w:val="left"/>
             </w:pPr>
@@ -25088,6 +26019,7 @@
           </w:tcPr>
           <w:p>
             <w:pPr>
+              <w:keepNext w:val="false"/>
               <w:spacing w:after="40" w:before="0"/>
               <w:jc w:val="left"/>
             </w:pPr>
@@ -25120,6 +26052,7 @@
           </w:tcPr>
           <w:p>
             <w:pPr>
+              <w:keepNext w:val="false"/>
               <w:spacing w:after="40" w:before="0"/>
               <w:jc w:val="left"/>
             </w:pPr>
@@ -25152,6 +26085,7 @@
           </w:tcPr>
           <w:p>
             <w:pPr>
+              <w:keepNext w:val="false"/>
               <w:spacing w:after="40" w:before="0"/>
               <w:jc w:val="left"/>
             </w:pPr>
@@ -25184,6 +26118,7 @@
           </w:tcPr>
           <w:p>
             <w:pPr>
+              <w:keepNext w:val="false"/>
               <w:spacing w:after="40" w:before="0"/>
               <w:jc w:val="left"/>
             </w:pPr>
@@ -25218,6 +26153,7 @@
           </w:tcPr>
           <w:p>
             <w:pPr>
+              <w:keepNext w:val="false"/>
               <w:spacing w:after="40" w:before="0"/>
               <w:jc w:val="left"/>
             </w:pPr>
@@ -25255,7 +26191,7 @@
             <w:pPr>
               <w:spacing w:after="20" w:before="0"/>
             </w:pPr>
-            <w:hyperlink w:history="1" r:id="rId6dp3pen1mpz7rwrhc0-hh">
+            <w:hyperlink w:history="1" r:id="rIddzfgihdg7mvy0y6gbzomy">
               <w:r>
                 <w:rPr>
                   <w:rFonts w:ascii="Arial" w:cs="Arial" w:eastAsia="Arial" w:hAnsi="Arial"/>
@@ -25288,7 +26224,7 @@
               <w:spacing w:after="10" w:before="0"/>
               <w:ind w:left="120"/>
             </w:pPr>
-            <w:hyperlink w:history="1" r:id="rId1cxctbyjvtdnxynycqud_">
+            <w:hyperlink w:history="1" r:id="rIdppy-tcbzjeha5x0g74kay">
               <w:r>
                 <w:rPr>
                   <w:rFonts w:ascii="Arial" w:cs="Arial" w:eastAsia="Arial" w:hAnsi="Arial"/>
@@ -25333,7 +26269,7 @@
             <w:pPr>
               <w:spacing w:after="20" w:before="0"/>
             </w:pPr>
-            <w:hyperlink w:history="1" r:id="rIdha-zj4d6dkpezswkyz76c">
+            <w:hyperlink w:history="1" r:id="rIdz6gysojo-mtloqjn1j2w8">
               <w:r>
                 <w:rPr>
                   <w:rFonts w:ascii="Arial" w:cs="Arial" w:eastAsia="Arial" w:hAnsi="Arial"/>
@@ -25366,7 +26302,7 @@
               <w:spacing w:after="10" w:before="0"/>
               <w:ind w:left="120"/>
             </w:pPr>
-            <w:hyperlink w:history="1" r:id="rIdtv3nqgdno1odxjtokq_1h">
+            <w:hyperlink w:history="1" r:id="rIdi7f2llrnv8qg6kzi7fl-0">
               <w:r>
                 <w:rPr>
                   <w:rFonts w:ascii="Arial" w:cs="Arial" w:eastAsia="Arial" w:hAnsi="Arial"/>
@@ -25394,6 +26330,7 @@
           </w:tcPr>
           <w:p>
             <w:pPr>
+              <w:keepNext w:val="false"/>
               <w:spacing w:after="40" w:before="0"/>
               <w:jc w:val="left"/>
             </w:pPr>
@@ -25426,6 +26363,7 @@
           </w:tcPr>
           <w:p>
             <w:pPr>
+              <w:keepNext w:val="false"/>
               <w:spacing w:after="40" w:before="0"/>
               <w:jc w:val="left"/>
             </w:pPr>
@@ -25458,6 +26396,7 @@
           </w:tcPr>
           <w:p>
             <w:pPr>
+              <w:keepNext w:val="false"/>
               <w:spacing w:after="40" w:before="0"/>
               <w:jc w:val="left"/>
             </w:pPr>
@@ -25490,6 +26429,7 @@
           </w:tcPr>
           <w:p>
             <w:pPr>
+              <w:keepNext w:val="false"/>
               <w:spacing w:after="40" w:before="0"/>
               <w:jc w:val="left"/>
             </w:pPr>
@@ -25524,6 +26464,7 @@
           </w:tcPr>
           <w:p>
             <w:pPr>
+              <w:keepNext w:val="false"/>
               <w:spacing w:after="40" w:before="0"/>
               <w:jc w:val="left"/>
             </w:pPr>
@@ -25561,7 +26502,7 @@
             <w:pPr>
               <w:spacing w:after="20" w:before="0"/>
             </w:pPr>
-            <w:hyperlink w:history="1" r:id="rIdnlww4ynvg7qy2xkbt8hoo">
+            <w:hyperlink w:history="1" r:id="rIdvuhaetpgj8jxkjogmte5w">
               <w:r>
                 <w:rPr>
                   <w:rFonts w:ascii="Arial" w:cs="Arial" w:eastAsia="Arial" w:hAnsi="Arial"/>
@@ -25594,7 +26535,7 @@
               <w:spacing w:after="10" w:before="0"/>
               <w:ind w:left="120"/>
             </w:pPr>
-            <w:hyperlink w:history="1" r:id="rIdjllr07vr5rx2cgqcacdgx">
+            <w:hyperlink w:history="1" r:id="rId2wsagjby1ura_wgchg6li">
               <w:r>
                 <w:rPr>
                   <w:rFonts w:ascii="Arial" w:cs="Arial" w:eastAsia="Arial" w:hAnsi="Arial"/>
@@ -25639,7 +26580,7 @@
             <w:pPr>
               <w:spacing w:after="20" w:before="0"/>
             </w:pPr>
-            <w:hyperlink w:history="1" r:id="rIdsznn0ski1y8h2yfrqauxz">
+            <w:hyperlink w:history="1" r:id="rIdynh05hfygnnrf2jipau1z">
               <w:r>
                 <w:rPr>
                   <w:rFonts w:ascii="Arial" w:cs="Arial" w:eastAsia="Arial" w:hAnsi="Arial"/>
@@ -25672,7 +26613,7 @@
               <w:spacing w:after="10" w:before="0"/>
               <w:ind w:left="120"/>
             </w:pPr>
-            <w:hyperlink w:history="1" r:id="rIdpfyomtyo_u1im2zxnetxu">
+            <w:hyperlink w:history="1" r:id="rIddg6ywjdwvt5sgqisl5mpw">
               <w:r>
                 <w:rPr>
                   <w:rFonts w:ascii="Arial" w:cs="Arial" w:eastAsia="Arial" w:hAnsi="Arial"/>
@@ -25700,6 +26641,7 @@
           </w:tcPr>
           <w:p>
             <w:pPr>
+              <w:keepNext w:val="false"/>
               <w:spacing w:after="40" w:before="0"/>
               <w:jc w:val="left"/>
             </w:pPr>
@@ -25732,6 +26674,7 @@
           </w:tcPr>
           <w:p>
             <w:pPr>
+              <w:keepNext w:val="false"/>
               <w:spacing w:after="40" w:before="0"/>
               <w:jc w:val="left"/>
             </w:pPr>
@@ -25764,6 +26707,7 @@
           </w:tcPr>
           <w:p>
             <w:pPr>
+              <w:keepNext w:val="false"/>
               <w:spacing w:after="40" w:before="0"/>
               <w:jc w:val="left"/>
             </w:pPr>
@@ -25796,6 +26740,7 @@
           </w:tcPr>
           <w:p>
             <w:pPr>
+              <w:keepNext w:val="false"/>
               <w:spacing w:after="40" w:before="0"/>
               <w:jc w:val="left"/>
             </w:pPr>
@@ -25830,6 +26775,7 @@
           </w:tcPr>
           <w:p>
             <w:pPr>
+              <w:keepNext w:val="false"/>
               <w:spacing w:after="40" w:before="0"/>
               <w:jc w:val="left"/>
             </w:pPr>
@@ -25867,7 +26813,7 @@
             <w:pPr>
               <w:spacing w:after="20" w:before="0"/>
             </w:pPr>
-            <w:hyperlink w:history="1" r:id="rIdf1fjlvr1w7j3pg8smh1yp">
+            <w:hyperlink w:history="1" r:id="rIdjhiirlvhxkie-vau-t3rj">
               <w:r>
                 <w:rPr>
                   <w:rFonts w:ascii="Arial" w:cs="Arial" w:eastAsia="Arial" w:hAnsi="Arial"/>
@@ -25900,7 +26846,7 @@
               <w:spacing w:after="10" w:before="0"/>
               <w:ind w:left="120"/>
             </w:pPr>
-            <w:hyperlink w:history="1" r:id="rIdg4gs_tzs5uiqymvjpj8wz">
+            <w:hyperlink w:history="1" r:id="rIdex5tbgsltlkm0vw_amaho">
               <w:r>
                 <w:rPr>
                   <w:rFonts w:ascii="Arial" w:cs="Arial" w:eastAsia="Arial" w:hAnsi="Arial"/>
@@ -25945,7 +26891,7 @@
             <w:pPr>
               <w:spacing w:after="20" w:before="0"/>
             </w:pPr>
-            <w:hyperlink w:history="1" r:id="rIdfs1aufm2c4swkdgvmg-2u">
+            <w:hyperlink w:history="1" r:id="rIdus77pff2z7lnbnlyrziqn">
               <w:r>
                 <w:rPr>
                   <w:rFonts w:ascii="Arial" w:cs="Arial" w:eastAsia="Arial" w:hAnsi="Arial"/>
@@ -25994,7 +26940,7 @@
               <w:spacing w:after="10" w:before="0"/>
               <w:ind w:left="120"/>
             </w:pPr>
-            <w:hyperlink w:history="1" r:id="rId-ew94sq9fpnp7r3dhh2uh">
+            <w:hyperlink w:history="1" r:id="rIdun9sie7oe_nfdcrcxncuh">
               <w:r>
                 <w:rPr>
                   <w:rFonts w:ascii="Arial" w:cs="Arial" w:eastAsia="Arial" w:hAnsi="Arial"/>
@@ -26022,6 +26968,7 @@
           </w:tcPr>
           <w:p>
             <w:pPr>
+              <w:keepNext w:val="false"/>
               <w:spacing w:after="40" w:before="0"/>
               <w:jc w:val="left"/>
             </w:pPr>
@@ -26054,6 +27001,7 @@
           </w:tcPr>
           <w:p>
             <w:pPr>
+              <w:keepNext w:val="false"/>
               <w:spacing w:after="40" w:before="0"/>
               <w:jc w:val="left"/>
             </w:pPr>
@@ -26086,6 +27034,7 @@
           </w:tcPr>
           <w:p>
             <w:pPr>
+              <w:keepNext w:val="false"/>
               <w:spacing w:after="40" w:before="0"/>
               <w:jc w:val="left"/>
             </w:pPr>
@@ -26118,6 +27067,7 @@
           </w:tcPr>
           <w:p>
             <w:pPr>
+              <w:keepNext w:val="false"/>
               <w:spacing w:after="40" w:before="0"/>
               <w:jc w:val="left"/>
             </w:pPr>
@@ -26152,6 +27102,7 @@
           </w:tcPr>
           <w:p>
             <w:pPr>
+              <w:keepNext w:val="false"/>
               <w:spacing w:after="40" w:before="0"/>
               <w:jc w:val="left"/>
             </w:pPr>
@@ -26189,7 +27140,7 @@
             <w:pPr>
               <w:spacing w:after="20" w:before="0"/>
             </w:pPr>
-            <w:hyperlink w:history="1" r:id="rIdokon_ab-coedlwfzxpdll">
+            <w:hyperlink w:history="1" r:id="rIdi7oacalehewcox3_aa6zj">
               <w:r>
                 <w:rPr>
                   <w:rFonts w:ascii="Arial" w:cs="Arial" w:eastAsia="Arial" w:hAnsi="Arial"/>
@@ -26222,7 +27173,7 @@
               <w:spacing w:after="10" w:before="0"/>
               <w:ind w:left="120"/>
             </w:pPr>
-            <w:hyperlink w:history="1" r:id="rIdwmzfa6q9g5d08djjdiddc">
+            <w:hyperlink w:history="1" r:id="rIdg9z8xnfarjr1sgwf1umnb">
               <w:r>
                 <w:rPr>
                   <w:rFonts w:ascii="Arial" w:cs="Arial" w:eastAsia="Arial" w:hAnsi="Arial"/>
@@ -26267,7 +27218,7 @@
             <w:pPr>
               <w:spacing w:after="20" w:before="0"/>
             </w:pPr>
-            <w:hyperlink w:history="1" r:id="rId0peukihqkcb94dwosurro">
+            <w:hyperlink w:history="1" r:id="rIdbt5qw36matb7_kfe_91_y">
               <w:r>
                 <w:rPr>
                   <w:rFonts w:ascii="Arial" w:cs="Arial" w:eastAsia="Arial" w:hAnsi="Arial"/>
@@ -26316,7 +27267,7 @@
               <w:spacing w:after="10" w:before="0"/>
               <w:ind w:left="120"/>
             </w:pPr>
-            <w:hyperlink w:history="1" r:id="rIdgvghcyredh0vo6gprqji6">
+            <w:hyperlink w:history="1" r:id="rIdeljqbtfxbawqakv60nwei">
               <w:r>
                 <w:rPr>
                   <w:rFonts w:ascii="Arial" w:cs="Arial" w:eastAsia="Arial" w:hAnsi="Arial"/>
@@ -26344,6 +27295,7 @@
           </w:tcPr>
           <w:p>
             <w:pPr>
+              <w:keepNext w:val="false"/>
               <w:spacing w:after="40" w:before="0"/>
               <w:jc w:val="left"/>
             </w:pPr>
@@ -26376,6 +27328,7 @@
           </w:tcPr>
           <w:p>
             <w:pPr>
+              <w:keepNext w:val="false"/>
               <w:spacing w:after="40" w:before="0"/>
               <w:jc w:val="left"/>
             </w:pPr>
@@ -26408,6 +27361,7 @@
           </w:tcPr>
           <w:p>
             <w:pPr>
+              <w:keepNext w:val="false"/>
               <w:spacing w:after="40" w:before="0"/>
               <w:jc w:val="left"/>
             </w:pPr>
@@ -26440,6 +27394,7 @@
           </w:tcPr>
           <w:p>
             <w:pPr>
+              <w:keepNext w:val="false"/>
               <w:spacing w:after="40" w:before="0"/>
               <w:jc w:val="left"/>
             </w:pPr>
@@ -26474,6 +27429,7 @@
           </w:tcPr>
           <w:p>
             <w:pPr>
+              <w:keepNext w:val="false"/>
               <w:spacing w:after="40" w:before="0"/>
               <w:jc w:val="left"/>
             </w:pPr>
@@ -26511,7 +27467,7 @@
             <w:pPr>
               <w:spacing w:after="20" w:before="0"/>
             </w:pPr>
-            <w:hyperlink w:history="1" r:id="rIdgfjnqkat7f3fn7f5pxmj3">
+            <w:hyperlink w:history="1" r:id="rIdab9np3v38smhn-7b9eoa5">
               <w:r>
                 <w:rPr>
                   <w:rFonts w:ascii="Arial" w:cs="Arial" w:eastAsia="Arial" w:hAnsi="Arial"/>
@@ -26544,7 +27500,7 @@
               <w:spacing w:after="10" w:before="0"/>
               <w:ind w:left="120"/>
             </w:pPr>
-            <w:hyperlink w:history="1" r:id="rIdz3srp8kj1zcpzwegjv1vn">
+            <w:hyperlink w:history="1" r:id="rIdaan-bd_hvtilyuodeptdh">
               <w:r>
                 <w:rPr>
                   <w:rFonts w:ascii="Arial" w:cs="Arial" w:eastAsia="Arial" w:hAnsi="Arial"/>
@@ -26589,7 +27545,7 @@
             <w:pPr>
               <w:spacing w:after="20" w:before="0"/>
             </w:pPr>
-            <w:hyperlink w:history="1" r:id="rIdjorhffrp9yk27gyh2xn5u">
+            <w:hyperlink w:history="1" r:id="rId3awa4scwqafw3mipnfdvx">
               <w:r>
                 <w:rPr>
                   <w:rFonts w:ascii="Arial" w:cs="Arial" w:eastAsia="Arial" w:hAnsi="Arial"/>
@@ -26638,7 +27594,7 @@
               <w:spacing w:after="10" w:before="0"/>
               <w:ind w:left="120"/>
             </w:pPr>
-            <w:hyperlink w:history="1" r:id="rIdq8mhfbeo7imsx_gqgxn8t">
+            <w:hyperlink w:history="1" r:id="rIdju5i-d9giycs8lwdycgo1">
               <w:r>
                 <w:rPr>
                   <w:rFonts w:ascii="Arial" w:cs="Arial" w:eastAsia="Arial" w:hAnsi="Arial"/>
@@ -26666,6 +27622,7 @@
           </w:tcPr>
           <w:p>
             <w:pPr>
+              <w:keepNext w:val="false"/>
               <w:spacing w:after="40" w:before="0"/>
               <w:jc w:val="left"/>
             </w:pPr>
@@ -26698,6 +27655,7 @@
           </w:tcPr>
           <w:p>
             <w:pPr>
+              <w:keepNext w:val="false"/>
               <w:spacing w:after="40" w:before="0"/>
               <w:jc w:val="left"/>
             </w:pPr>
@@ -26730,6 +27688,7 @@
           </w:tcPr>
           <w:p>
             <w:pPr>
+              <w:keepNext w:val="false"/>
               <w:spacing w:after="40" w:before="0"/>
               <w:jc w:val="left"/>
             </w:pPr>
@@ -26762,6 +27721,7 @@
           </w:tcPr>
           <w:p>
             <w:pPr>
+              <w:keepNext w:val="false"/>
               <w:spacing w:after="40" w:before="0"/>
               <w:jc w:val="left"/>
             </w:pPr>
@@ -26821,6 +27781,7 @@
           </w:tcPr>
           <w:p>
             <w:pPr>
+              <w:keepNext w:val="false"/>
               <w:spacing w:after="40" w:before="0"/>
               <w:jc w:val="center"/>
             </w:pPr>
@@ -26855,6 +27816,7 @@
           </w:tcPr>
           <w:p>
             <w:pPr>
+              <w:keepNext w:val="false"/>
               <w:spacing w:after="40" w:before="0"/>
               <w:jc w:val="left"/>
             </w:pPr>
@@ -26916,6 +27878,7 @@
           </w:tcPr>
           <w:p>
             <w:pPr>
+              <w:keepNext w:val="false"/>
               <w:spacing w:after="40" w:before="0"/>
               <w:jc w:val="center"/>
             </w:pPr>
@@ -26950,6 +27913,7 @@
           </w:tcPr>
           <w:p>
             <w:pPr>
+              <w:keepNext w:val="false"/>
               <w:spacing w:after="40" w:before="0"/>
               <w:jc w:val="left"/>
             </w:pPr>
@@ -26982,6 +27946,7 @@
           </w:tcPr>
           <w:p>
             <w:pPr>
+              <w:keepNext w:val="false"/>
               <w:spacing w:after="40" w:before="0"/>
               <w:jc w:val="left"/>
             </w:pPr>
@@ -27016,6 +27981,7 @@
           </w:tcPr>
           <w:p>
             <w:pPr>
+              <w:keepNext w:val="false"/>
               <w:spacing w:after="40" w:before="0"/>
               <w:jc w:val="left"/>
             </w:pPr>
@@ -27048,6 +28014,7 @@
           </w:tcPr>
           <w:p>
             <w:pPr>
+              <w:keepNext w:val="false"/>
               <w:spacing w:after="40" w:before="0"/>
               <w:jc w:val="left"/>
             </w:pPr>
@@ -27082,6 +28049,7 @@
           </w:tcPr>
           <w:p>
             <w:pPr>
+              <w:keepNext w:val="false"/>
               <w:spacing w:after="40" w:before="0"/>
               <w:jc w:val="left"/>
             </w:pPr>
@@ -27114,6 +28082,7 @@
           </w:tcPr>
           <w:p>
             <w:pPr>
+              <w:keepNext w:val="false"/>
               <w:spacing w:after="40" w:before="0"/>
               <w:jc w:val="left"/>
             </w:pPr>
@@ -27150,7 +28119,7 @@
         </w:rPr>
         <w:t xml:space="preserve">© 2026 SeaVuria and ARES. Aligned with KICD objectives. Developed by SeaVuria; technical implementation by ARES (with AI assistance from Claude). Licensed under </w:t>
       </w:r>
-      <w:hyperlink w:history="1" r:id="rIdam8pdq0ohmdcnmrcbq6u8">
+      <w:hyperlink w:history="1" r:id="rId-kh5i8rcjhdg12qo0qp2q">
         <w:r>
           <w:rPr>
             <w:rFonts w:ascii="Arial" w:cs="Arial" w:eastAsia="Arial" w:hAnsi="Arial"/>
@@ -27171,7 +28140,7 @@
         </w:rPr>
         <w:t xml:space="preserve"> (</w:t>
       </w:r>
-      <w:hyperlink w:history="1" r:id="rIdrtqe-s91uqjobqirfltyw">
+      <w:hyperlink w:history="1" r:id="rIdlffs2tgage_litllyle1a">
         <w:r>
           <w:rPr>
             <w:rFonts w:ascii="Arial" w:cs="Arial" w:eastAsia="Arial" w:hAnsi="Arial"/>
@@ -27231,6 +28200,7 @@
           </w:tcPr>
           <w:p>
             <w:pPr>
+              <w:keepNext w:val="false"/>
               <w:spacing w:after="40" w:before="0"/>
               <w:jc w:val="center"/>
             </w:pPr>
@@ -27266,6 +28236,7 @@
           </w:tcPr>
           <w:p>
             <w:pPr>
+              <w:keepNext w:val="false"/>
               <w:spacing w:after="40" w:before="0"/>
               <w:jc w:val="center"/>
             </w:pPr>
@@ -27300,6 +28271,7 @@
           </w:tcPr>
           <w:p>
             <w:pPr>
+              <w:keepNext w:val="false"/>
               <w:spacing w:after="40" w:before="0"/>
               <w:jc w:val="left"/>
             </w:pPr>
@@ -27332,6 +28304,7 @@
           </w:tcPr>
           <w:p>
             <w:pPr>
+              <w:keepNext w:val="false"/>
               <w:spacing w:after="40" w:before="0"/>
               <w:jc w:val="left"/>
             </w:pPr>
@@ -27366,6 +28339,7 @@
           </w:tcPr>
           <w:p>
             <w:pPr>
+              <w:keepNext w:val="false"/>
               <w:spacing w:after="40" w:before="0"/>
               <w:jc w:val="left"/>
             </w:pPr>
@@ -27398,6 +28372,7 @@
           </w:tcPr>
           <w:p>
             <w:pPr>
+              <w:keepNext w:val="false"/>
               <w:spacing w:after="40" w:before="0"/>
               <w:jc w:val="left"/>
             </w:pPr>
@@ -27432,6 +28407,7 @@
           </w:tcPr>
           <w:p>
             <w:pPr>
+              <w:keepNext w:val="false"/>
               <w:spacing w:after="40" w:before="0"/>
               <w:jc w:val="left"/>
             </w:pPr>
@@ -27464,6 +28440,7 @@
           </w:tcPr>
           <w:p>
             <w:pPr>
+              <w:keepNext w:val="false"/>
               <w:spacing w:after="40" w:before="0"/>
               <w:jc w:val="left"/>
             </w:pPr>
@@ -27498,6 +28475,7 @@
           </w:tcPr>
           <w:p>
             <w:pPr>
+              <w:keepNext w:val="false"/>
               <w:spacing w:after="40" w:before="0"/>
               <w:jc w:val="left"/>
             </w:pPr>
@@ -27530,6 +28508,7 @@
           </w:tcPr>
           <w:p>
             <w:pPr>
+              <w:keepNext w:val="false"/>
               <w:spacing w:after="40" w:before="0"/>
               <w:jc w:val="left"/>
             </w:pPr>
@@ -27564,6 +28543,7 @@
           </w:tcPr>
           <w:p>
             <w:pPr>
+              <w:keepNext w:val="false"/>
               <w:spacing w:after="40" w:before="0"/>
               <w:jc w:val="left"/>
             </w:pPr>
@@ -27596,6 +28576,7 @@
           </w:tcPr>
           <w:p>
             <w:pPr>
+              <w:keepNext w:val="false"/>
               <w:spacing w:after="40" w:before="0"/>
               <w:jc w:val="left"/>
             </w:pPr>
@@ -27630,6 +28611,7 @@
           </w:tcPr>
           <w:p>
             <w:pPr>
+              <w:keepNext w:val="false"/>
               <w:spacing w:after="40" w:before="0"/>
               <w:jc w:val="left"/>
             </w:pPr>
@@ -27662,6 +28644,7 @@
           </w:tcPr>
           <w:p>
             <w:pPr>
+              <w:keepNext w:val="false"/>
               <w:spacing w:after="40" w:before="0"/>
               <w:jc w:val="left"/>
             </w:pPr>
@@ -27696,6 +28679,7 @@
           </w:tcPr>
           <w:p>
             <w:pPr>
+              <w:keepNext w:val="false"/>
               <w:spacing w:after="40" w:before="0"/>
               <w:jc w:val="left"/>
             </w:pPr>
@@ -27728,6 +28712,7 @@
           </w:tcPr>
           <w:p>
             <w:pPr>
+              <w:keepNext w:val="false"/>
               <w:spacing w:after="40" w:before="0"/>
               <w:jc w:val="left"/>
             </w:pPr>
@@ -27762,6 +28747,7 @@
           </w:tcPr>
           <w:p>
             <w:pPr>
+              <w:keepNext w:val="false"/>
               <w:spacing w:after="40" w:before="0"/>
               <w:jc w:val="left"/>
             </w:pPr>
@@ -27794,6 +28780,7 @@
           </w:tcPr>
           <w:p>
             <w:pPr>
+              <w:keepNext w:val="false"/>
               <w:spacing w:after="40" w:before="0"/>
               <w:jc w:val="left"/>
             </w:pPr>
@@ -27853,6 +28840,7 @@
           </w:tcPr>
           <w:p>
             <w:pPr>
+              <w:keepNext w:val="false"/>
               <w:spacing w:after="40" w:before="0"/>
               <w:jc w:val="center"/>
             </w:pPr>
@@ -27887,6 +28875,7 @@
           </w:tcPr>
           <w:p>
             <w:pPr>
+              <w:keepNext w:val="false"/>
               <w:spacing w:after="40" w:before="0"/>
               <w:jc w:val="left"/>
             </w:pPr>
@@ -27951,6 +28940,7 @@
           </w:tcPr>
           <w:p>
             <w:pPr>
+              <w:keepNext w:val="false"/>
               <w:spacing w:after="40" w:before="0"/>
               <w:jc w:val="center"/>
             </w:pPr>
@@ -27985,6 +28975,7 @@
           </w:tcPr>
           <w:p>
             <w:pPr>
+              <w:keepNext w:val="false"/>
               <w:spacing w:after="40" w:before="0"/>
               <w:jc w:val="left"/>
             </w:pPr>
@@ -28017,6 +29008,7 @@
           </w:tcPr>
           <w:p>
             <w:pPr>
+              <w:keepNext w:val="false"/>
               <w:spacing w:after="40" w:before="0"/>
               <w:jc w:val="left"/>
             </w:pPr>
@@ -28049,6 +29041,7 @@
           </w:tcPr>
           <w:p>
             <w:pPr>
+              <w:keepNext w:val="false"/>
               <w:spacing w:after="40" w:before="0"/>
               <w:jc w:val="left"/>
             </w:pPr>
@@ -28081,6 +29074,7 @@
           </w:tcPr>
           <w:p>
             <w:pPr>
+              <w:keepNext w:val="false"/>
               <w:spacing w:after="40" w:before="0"/>
               <w:jc w:val="left"/>
             </w:pPr>
@@ -28113,6 +29107,7 @@
           </w:tcPr>
           <w:p>
             <w:pPr>
+              <w:keepNext w:val="false"/>
               <w:spacing w:after="40" w:before="0"/>
               <w:jc w:val="left"/>
             </w:pPr>
@@ -28147,6 +29142,7 @@
           </w:tcPr>
           <w:p>
             <w:pPr>
+              <w:keepNext w:val="false"/>
               <w:spacing w:after="40" w:before="0"/>
               <w:jc w:val="left"/>
             </w:pPr>
@@ -28184,7 +29180,7 @@
             <w:pPr>
               <w:spacing w:after="20" w:before="0"/>
             </w:pPr>
-            <w:hyperlink w:history="1" r:id="rIdbrwvhg_be1jnalv5jmu4f">
+            <w:hyperlink w:history="1" r:id="rIdgtbckhm4zyhl5m68pyfwc">
               <w:r>
                 <w:rPr>
                   <w:rFonts w:ascii="Arial" w:cs="Arial" w:eastAsia="Arial" w:hAnsi="Arial"/>
@@ -28233,7 +29229,7 @@
               <w:spacing w:after="10" w:before="0"/>
               <w:ind w:left="120"/>
             </w:pPr>
-            <w:hyperlink w:history="1" r:id="rIdycj-vqc3j51ckkghgy0lu">
+            <w:hyperlink w:history="1" r:id="rIdhx7rkroebbnatsvclvm8h">
               <w:r>
                 <w:rPr>
                   <w:rFonts w:ascii="Arial" w:cs="Arial" w:eastAsia="Arial" w:hAnsi="Arial"/>
@@ -28278,7 +29274,7 @@
             <w:pPr>
               <w:spacing w:after="20" w:before="0"/>
             </w:pPr>
-            <w:hyperlink w:history="1" r:id="rIdfn4vagl7_ckmdl7atp8nq">
+            <w:hyperlink w:history="1" r:id="rIdeyhcaixiyqpepuopn30xv">
               <w:r>
                 <w:rPr>
                   <w:rFonts w:ascii="Arial" w:cs="Arial" w:eastAsia="Arial" w:hAnsi="Arial"/>
@@ -28311,7 +29307,7 @@
               <w:spacing w:after="10" w:before="0"/>
               <w:ind w:left="120"/>
             </w:pPr>
-            <w:hyperlink w:history="1" r:id="rId3_plty892ngpe7ppiycsm">
+            <w:hyperlink w:history="1" r:id="rIdtfejsisrgmusrsxv9syy7">
               <w:r>
                 <w:rPr>
                   <w:rFonts w:ascii="Arial" w:cs="Arial" w:eastAsia="Arial" w:hAnsi="Arial"/>
@@ -28339,6 +29335,7 @@
           </w:tcPr>
           <w:p>
             <w:pPr>
+              <w:keepNext w:val="false"/>
               <w:spacing w:after="40" w:before="0"/>
               <w:jc w:val="left"/>
             </w:pPr>
@@ -28371,6 +29368,7 @@
           </w:tcPr>
           <w:p>
             <w:pPr>
+              <w:keepNext w:val="false"/>
               <w:spacing w:after="40" w:before="0"/>
               <w:jc w:val="left"/>
             </w:pPr>
@@ -28403,6 +29401,7 @@
           </w:tcPr>
           <w:p>
             <w:pPr>
+              <w:keepNext w:val="false"/>
               <w:spacing w:after="40" w:before="0"/>
               <w:jc w:val="left"/>
             </w:pPr>
@@ -28435,6 +29434,7 @@
           </w:tcPr>
           <w:p>
             <w:pPr>
+              <w:keepNext w:val="false"/>
               <w:spacing w:after="40" w:before="0"/>
               <w:jc w:val="left"/>
             </w:pPr>
@@ -28469,6 +29469,7 @@
           </w:tcPr>
           <w:p>
             <w:pPr>
+              <w:keepNext w:val="false"/>
               <w:spacing w:after="40" w:before="0"/>
               <w:jc w:val="left"/>
             </w:pPr>
@@ -28506,7 +29507,7 @@
             <w:pPr>
               <w:spacing w:after="20" w:before="0"/>
             </w:pPr>
-            <w:hyperlink w:history="1" r:id="rIdxj0bz2pgfrqwejomu0clt">
+            <w:hyperlink w:history="1" r:id="rId1sgyzqte3m9du5fnss6k2">
               <w:r>
                 <w:rPr>
                   <w:rFonts w:ascii="Arial" w:cs="Arial" w:eastAsia="Arial" w:hAnsi="Arial"/>
@@ -28555,7 +29556,7 @@
               <w:spacing w:after="10" w:before="0"/>
               <w:ind w:left="120"/>
             </w:pPr>
-            <w:hyperlink w:history="1" r:id="rId1mymlxf6ypx6h-3jpzf7a">
+            <w:hyperlink w:history="1" r:id="rId8tgnsbswzinllkgmpwsmg">
               <w:r>
                 <w:rPr>
                   <w:rFonts w:ascii="Arial" w:cs="Arial" w:eastAsia="Arial" w:hAnsi="Arial"/>
@@ -28600,7 +29601,7 @@
             <w:pPr>
               <w:spacing w:after="20" w:before="0"/>
             </w:pPr>
-            <w:hyperlink w:history="1" r:id="rId7p9keikewtekaqpikvymu">
+            <w:hyperlink w:history="1" r:id="rIdetxgqoswkap2ad_2jod8o">
               <w:r>
                 <w:rPr>
                   <w:rFonts w:ascii="Arial" w:cs="Arial" w:eastAsia="Arial" w:hAnsi="Arial"/>
@@ -28633,7 +29634,7 @@
               <w:spacing w:after="10" w:before="0"/>
               <w:ind w:left="120"/>
             </w:pPr>
-            <w:hyperlink w:history="1" r:id="rIdq-kt93ahyou6tagzok261">
+            <w:hyperlink w:history="1" r:id="rIdhbkoo3dguwhywkqxg-5_q">
               <w:r>
                 <w:rPr>
                   <w:rFonts w:ascii="Arial" w:cs="Arial" w:eastAsia="Arial" w:hAnsi="Arial"/>
@@ -28661,6 +29662,7 @@
           </w:tcPr>
           <w:p>
             <w:pPr>
+              <w:keepNext w:val="false"/>
               <w:spacing w:after="40" w:before="0"/>
               <w:jc w:val="left"/>
             </w:pPr>
@@ -28693,6 +29695,7 @@
           </w:tcPr>
           <w:p>
             <w:pPr>
+              <w:keepNext w:val="false"/>
               <w:spacing w:after="40" w:before="0"/>
               <w:jc w:val="left"/>
             </w:pPr>
@@ -28725,6 +29728,7 @@
           </w:tcPr>
           <w:p>
             <w:pPr>
+              <w:keepNext w:val="false"/>
               <w:spacing w:after="40" w:before="0"/>
               <w:jc w:val="left"/>
             </w:pPr>
@@ -28757,6 +29761,7 @@
           </w:tcPr>
           <w:p>
             <w:pPr>
+              <w:keepNext w:val="false"/>
               <w:spacing w:after="40" w:before="0"/>
               <w:jc w:val="left"/>
             </w:pPr>
@@ -28791,6 +29796,7 @@
           </w:tcPr>
           <w:p>
             <w:pPr>
+              <w:keepNext w:val="false"/>
               <w:spacing w:after="40" w:before="0"/>
               <w:jc w:val="left"/>
             </w:pPr>
@@ -28828,7 +29834,7 @@
             <w:pPr>
               <w:spacing w:after="20" w:before="0"/>
             </w:pPr>
-            <w:hyperlink w:history="1" r:id="rIddjtykorz9qf08y6hiypae">
+            <w:hyperlink w:history="1" r:id="rIdqk8rz8f47njhyiaeflj5w">
               <w:r>
                 <w:rPr>
                   <w:rFonts w:ascii="Arial" w:cs="Arial" w:eastAsia="Arial" w:hAnsi="Arial"/>
@@ -28877,7 +29883,7 @@
               <w:spacing w:after="10" w:before="0"/>
               <w:ind w:left="120"/>
             </w:pPr>
-            <w:hyperlink w:history="1" r:id="rIdw4_rharjebt7uvh9-jzko">
+            <w:hyperlink w:history="1" r:id="rId4neb2z943mcdk31r_6dgx">
               <w:r>
                 <w:rPr>
                   <w:rFonts w:ascii="Arial" w:cs="Arial" w:eastAsia="Arial" w:hAnsi="Arial"/>
@@ -28922,7 +29928,7 @@
             <w:pPr>
               <w:spacing w:after="20" w:before="0"/>
             </w:pPr>
-            <w:hyperlink w:history="1" r:id="rIdz0gtfozt07lsvyov9jtrv">
+            <w:hyperlink w:history="1" r:id="rIdkzqa2euvyimbhafkslv_1">
               <w:r>
                 <w:rPr>
                   <w:rFonts w:ascii="Arial" w:cs="Arial" w:eastAsia="Arial" w:hAnsi="Arial"/>
@@ -28955,7 +29961,7 @@
               <w:spacing w:after="10" w:before="0"/>
               <w:ind w:left="120"/>
             </w:pPr>
-            <w:hyperlink w:history="1" r:id="rIdslciexjrb72ghq2c69h4g">
+            <w:hyperlink w:history="1" r:id="rIdk3hvn115uifafdesc9vow">
               <w:r>
                 <w:rPr>
                   <w:rFonts w:ascii="Arial" w:cs="Arial" w:eastAsia="Arial" w:hAnsi="Arial"/>
@@ -28983,6 +29989,7 @@
           </w:tcPr>
           <w:p>
             <w:pPr>
+              <w:keepNext w:val="false"/>
               <w:spacing w:after="40" w:before="0"/>
               <w:jc w:val="left"/>
             </w:pPr>
@@ -29015,6 +30022,7 @@
           </w:tcPr>
           <w:p>
             <w:pPr>
+              <w:keepNext w:val="false"/>
               <w:spacing w:after="40" w:before="0"/>
               <w:jc w:val="left"/>
             </w:pPr>
@@ -29047,6 +30055,7 @@
           </w:tcPr>
           <w:p>
             <w:pPr>
+              <w:keepNext w:val="false"/>
               <w:spacing w:after="40" w:before="0"/>
               <w:jc w:val="left"/>
             </w:pPr>
@@ -29079,6 +30088,7 @@
           </w:tcPr>
           <w:p>
             <w:pPr>
+              <w:keepNext w:val="false"/>
               <w:spacing w:after="40" w:before="0"/>
               <w:jc w:val="left"/>
             </w:pPr>
@@ -29113,6 +30123,7 @@
           </w:tcPr>
           <w:p>
             <w:pPr>
+              <w:keepNext w:val="false"/>
               <w:spacing w:after="40" w:before="0"/>
               <w:jc w:val="left"/>
             </w:pPr>
@@ -29150,7 +30161,7 @@
             <w:pPr>
               <w:spacing w:after="20" w:before="0"/>
             </w:pPr>
-            <w:hyperlink w:history="1" r:id="rIdeti9hwks_sizbkckdge_k">
+            <w:hyperlink w:history="1" r:id="rIdgg0mzbvb6rhci4ikqguy9">
               <w:r>
                 <w:rPr>
                   <w:rFonts w:ascii="Arial" w:cs="Arial" w:eastAsia="Arial" w:hAnsi="Arial"/>
@@ -29199,7 +30210,7 @@
               <w:spacing w:after="10" w:before="0"/>
               <w:ind w:left="120"/>
             </w:pPr>
-            <w:hyperlink w:history="1" r:id="rIdyboz_w5ofdkeoixnvhhcy">
+            <w:hyperlink w:history="1" r:id="rIdemkwczfb9sj7mrj1-g5zj">
               <w:r>
                 <w:rPr>
                   <w:rFonts w:ascii="Arial" w:cs="Arial" w:eastAsia="Arial" w:hAnsi="Arial"/>
@@ -29244,7 +30255,7 @@
             <w:pPr>
               <w:spacing w:after="20" w:before="0"/>
             </w:pPr>
-            <w:hyperlink w:history="1" r:id="rIdw-t-l-baqd3lhzbvs06de">
+            <w:hyperlink w:history="1" r:id="rId-urvknhqhw3uq3gdeou8i">
               <w:r>
                 <w:rPr>
                   <w:rFonts w:ascii="Arial" w:cs="Arial" w:eastAsia="Arial" w:hAnsi="Arial"/>
@@ -29277,7 +30288,7 @@
               <w:spacing w:after="10" w:before="0"/>
               <w:ind w:left="120"/>
             </w:pPr>
-            <w:hyperlink w:history="1" r:id="rId_ppcupqcpldn50pnnmbdz">
+            <w:hyperlink w:history="1" r:id="rIduiwjtabpnlggu1ujzqfei">
               <w:r>
                 <w:rPr>
                   <w:rFonts w:ascii="Arial" w:cs="Arial" w:eastAsia="Arial" w:hAnsi="Arial"/>
@@ -29305,6 +30316,7 @@
           </w:tcPr>
           <w:p>
             <w:pPr>
+              <w:keepNext w:val="false"/>
               <w:spacing w:after="40" w:before="0"/>
               <w:jc w:val="left"/>
             </w:pPr>
@@ -29337,6 +30349,7 @@
           </w:tcPr>
           <w:p>
             <w:pPr>
+              <w:keepNext w:val="false"/>
               <w:spacing w:after="40" w:before="0"/>
               <w:jc w:val="left"/>
             </w:pPr>
@@ -29369,6 +30382,7 @@
           </w:tcPr>
           <w:p>
             <w:pPr>
+              <w:keepNext w:val="false"/>
               <w:spacing w:after="40" w:before="0"/>
               <w:jc w:val="left"/>
             </w:pPr>
@@ -29401,6 +30415,7 @@
           </w:tcPr>
           <w:p>
             <w:pPr>
+              <w:keepNext w:val="false"/>
               <w:spacing w:after="40" w:before="0"/>
               <w:jc w:val="left"/>
             </w:pPr>
@@ -29435,6 +30450,7 @@
           </w:tcPr>
           <w:p>
             <w:pPr>
+              <w:keepNext w:val="false"/>
               <w:spacing w:after="40" w:before="0"/>
               <w:jc w:val="left"/>
             </w:pPr>
@@ -29472,7 +30488,7 @@
             <w:pPr>
               <w:spacing w:after="20" w:before="0"/>
             </w:pPr>
-            <w:hyperlink w:history="1" r:id="rIdzy3ouubmnpqvkgerpmrxj">
+            <w:hyperlink w:history="1" r:id="rIdibyaewzmtafeh8ewjxy0v">
               <w:r>
                 <w:rPr>
                   <w:rFonts w:ascii="Arial" w:cs="Arial" w:eastAsia="Arial" w:hAnsi="Arial"/>
@@ -29521,7 +30537,7 @@
               <w:spacing w:after="10" w:before="0"/>
               <w:ind w:left="120"/>
             </w:pPr>
-            <w:hyperlink w:history="1" r:id="rIdyuzb-zxweha_dqp-9gvfq">
+            <w:hyperlink w:history="1" r:id="rIdxkzu-lwygtogtny5ngr0f">
               <w:r>
                 <w:rPr>
                   <w:rFonts w:ascii="Arial" w:cs="Arial" w:eastAsia="Arial" w:hAnsi="Arial"/>
@@ -29566,7 +30582,7 @@
             <w:pPr>
               <w:spacing w:after="20" w:before="0"/>
             </w:pPr>
-            <w:hyperlink w:history="1" r:id="rIdbvqlqd2djtnihbf4_xfxj">
+            <w:hyperlink w:history="1" r:id="rIdvugj4r2sjf87twxltywls">
               <w:r>
                 <w:rPr>
                   <w:rFonts w:ascii="Arial" w:cs="Arial" w:eastAsia="Arial" w:hAnsi="Arial"/>
@@ -29599,7 +30615,7 @@
               <w:spacing w:after="10" w:before="0"/>
               <w:ind w:left="120"/>
             </w:pPr>
-            <w:hyperlink w:history="1" r:id="rIdncbe7aapdddxloetgs_6q">
+            <w:hyperlink w:history="1" r:id="rId9t-vrnvnher_izrkgiolg">
               <w:r>
                 <w:rPr>
                   <w:rFonts w:ascii="Arial" w:cs="Arial" w:eastAsia="Arial" w:hAnsi="Arial"/>
@@ -29627,6 +30643,7 @@
           </w:tcPr>
           <w:p>
             <w:pPr>
+              <w:keepNext w:val="false"/>
               <w:spacing w:after="40" w:before="0"/>
               <w:jc w:val="left"/>
             </w:pPr>
@@ -29659,6 +30676,7 @@
           </w:tcPr>
           <w:p>
             <w:pPr>
+              <w:keepNext w:val="false"/>
               <w:spacing w:after="40" w:before="0"/>
               <w:jc w:val="left"/>
             </w:pPr>
@@ -29691,6 +30709,7 @@
           </w:tcPr>
           <w:p>
             <w:pPr>
+              <w:keepNext w:val="false"/>
               <w:spacing w:after="40" w:before="0"/>
               <w:jc w:val="left"/>
             </w:pPr>
@@ -29723,6 +30742,7 @@
           </w:tcPr>
           <w:p>
             <w:pPr>
+              <w:keepNext w:val="false"/>
               <w:spacing w:after="40" w:before="0"/>
               <w:jc w:val="left"/>
             </w:pPr>
@@ -29782,6 +30802,7 @@
           </w:tcPr>
           <w:p>
             <w:pPr>
+              <w:keepNext w:val="false"/>
               <w:spacing w:after="40" w:before="0"/>
               <w:jc w:val="center"/>
             </w:pPr>
@@ -29816,6 +30837,7 @@
           </w:tcPr>
           <w:p>
             <w:pPr>
+              <w:keepNext w:val="false"/>
               <w:spacing w:after="40" w:before="0"/>
               <w:jc w:val="left"/>
             </w:pPr>
@@ -29877,6 +30899,7 @@
           </w:tcPr>
           <w:p>
             <w:pPr>
+              <w:keepNext w:val="false"/>
               <w:spacing w:after="40" w:before="0"/>
               <w:jc w:val="center"/>
             </w:pPr>
@@ -29911,6 +30934,7 @@
           </w:tcPr>
           <w:p>
             <w:pPr>
+              <w:keepNext w:val="false"/>
               <w:spacing w:after="40" w:before="0"/>
               <w:jc w:val="left"/>
             </w:pPr>
@@ -29943,6 +30967,7 @@
           </w:tcPr>
           <w:p>
             <w:pPr>
+              <w:keepNext w:val="false"/>
               <w:spacing w:after="40" w:before="0"/>
               <w:jc w:val="left"/>
             </w:pPr>
@@ -29977,6 +31002,7 @@
           </w:tcPr>
           <w:p>
             <w:pPr>
+              <w:keepNext w:val="false"/>
               <w:spacing w:after="40" w:before="0"/>
               <w:jc w:val="left"/>
             </w:pPr>
@@ -30009,6 +31035,7 @@
           </w:tcPr>
           <w:p>
             <w:pPr>
+              <w:keepNext w:val="false"/>
               <w:spacing w:after="40" w:before="0"/>
               <w:jc w:val="left"/>
             </w:pPr>
@@ -30043,6 +31070,7 @@
           </w:tcPr>
           <w:p>
             <w:pPr>
+              <w:keepNext w:val="false"/>
               <w:spacing w:after="40" w:before="0"/>
               <w:jc w:val="left"/>
             </w:pPr>
@@ -30075,6 +31103,7 @@
           </w:tcPr>
           <w:p>
             <w:pPr>
+              <w:keepNext w:val="false"/>
               <w:spacing w:after="40" w:before="0"/>
               <w:jc w:val="left"/>
             </w:pPr>
@@ -30111,7 +31140,7 @@
         </w:rPr>
         <w:t xml:space="preserve">© 2026 SeaVuria and ARES. Aligned with KICD objectives. Developed by SeaVuria; technical implementation by ARES (with AI assistance from Claude). Licensed under </w:t>
       </w:r>
-      <w:hyperlink w:history="1" r:id="rId_5m9nyohmoyidkx0zg1kf">
+      <w:hyperlink w:history="1" r:id="rIdwpruebnkcjw-uazmworvk">
         <w:r>
           <w:rPr>
             <w:rFonts w:ascii="Arial" w:cs="Arial" w:eastAsia="Arial" w:hAnsi="Arial"/>
@@ -30132,7 +31161,7 @@
         </w:rPr>
         <w:t xml:space="preserve"> (</w:t>
       </w:r>
-      <w:hyperlink w:history="1" r:id="rIdpbm8yimc0bbuicwbygmgy">
+      <w:hyperlink w:history="1" r:id="rIdsbkbtvosainiauxirgwkp">
         <w:r>
           <w:rPr>
             <w:rFonts w:ascii="Arial" w:cs="Arial" w:eastAsia="Arial" w:hAnsi="Arial"/>
@@ -30192,6 +31221,7 @@
           </w:tcPr>
           <w:p>
             <w:pPr>
+              <w:keepNext w:val="false"/>
               <w:spacing w:after="40" w:before="0"/>
               <w:jc w:val="center"/>
             </w:pPr>
@@ -30227,6 +31257,7 @@
           </w:tcPr>
           <w:p>
             <w:pPr>
+              <w:keepNext w:val="false"/>
               <w:spacing w:after="40" w:before="0"/>
               <w:jc w:val="center"/>
             </w:pPr>
@@ -30261,6 +31292,7 @@
           </w:tcPr>
           <w:p>
             <w:pPr>
+              <w:keepNext w:val="false"/>
               <w:spacing w:after="40" w:before="0"/>
               <w:jc w:val="left"/>
             </w:pPr>
@@ -30293,6 +31325,7 @@
           </w:tcPr>
           <w:p>
             <w:pPr>
+              <w:keepNext w:val="false"/>
               <w:spacing w:after="40" w:before="0"/>
               <w:jc w:val="left"/>
             </w:pPr>
@@ -30327,6 +31360,7 @@
           </w:tcPr>
           <w:p>
             <w:pPr>
+              <w:keepNext w:val="false"/>
               <w:spacing w:after="40" w:before="0"/>
               <w:jc w:val="left"/>
             </w:pPr>
@@ -30359,6 +31393,7 @@
           </w:tcPr>
           <w:p>
             <w:pPr>
+              <w:keepNext w:val="false"/>
               <w:spacing w:after="40" w:before="0"/>
               <w:jc w:val="left"/>
             </w:pPr>
@@ -30393,6 +31428,7 @@
           </w:tcPr>
           <w:p>
             <w:pPr>
+              <w:keepNext w:val="false"/>
               <w:spacing w:after="40" w:before="0"/>
               <w:jc w:val="left"/>
             </w:pPr>
@@ -30425,6 +31461,7 @@
           </w:tcPr>
           <w:p>
             <w:pPr>
+              <w:keepNext w:val="false"/>
               <w:spacing w:after="40" w:before="0"/>
               <w:jc w:val="left"/>
             </w:pPr>
@@ -30459,6 +31496,7 @@
           </w:tcPr>
           <w:p>
             <w:pPr>
+              <w:keepNext w:val="false"/>
               <w:spacing w:after="40" w:before="0"/>
               <w:jc w:val="left"/>
             </w:pPr>
@@ -30491,6 +31529,7 @@
           </w:tcPr>
           <w:p>
             <w:pPr>
+              <w:keepNext w:val="false"/>
               <w:spacing w:after="40" w:before="0"/>
               <w:jc w:val="left"/>
             </w:pPr>
@@ -30525,6 +31564,7 @@
           </w:tcPr>
           <w:p>
             <w:pPr>
+              <w:keepNext w:val="false"/>
               <w:spacing w:after="40" w:before="0"/>
               <w:jc w:val="left"/>
             </w:pPr>
@@ -30557,6 +31597,7 @@
           </w:tcPr>
           <w:p>
             <w:pPr>
+              <w:keepNext w:val="false"/>
               <w:spacing w:after="40" w:before="0"/>
               <w:jc w:val="left"/>
             </w:pPr>
@@ -30591,6 +31632,7 @@
           </w:tcPr>
           <w:p>
             <w:pPr>
+              <w:keepNext w:val="false"/>
               <w:spacing w:after="40" w:before="0"/>
               <w:jc w:val="left"/>
             </w:pPr>
@@ -30623,6 +31665,7 @@
           </w:tcPr>
           <w:p>
             <w:pPr>
+              <w:keepNext w:val="false"/>
               <w:spacing w:after="40" w:before="0"/>
               <w:jc w:val="left"/>
             </w:pPr>
@@ -30657,6 +31700,7 @@
           </w:tcPr>
           <w:p>
             <w:pPr>
+              <w:keepNext w:val="false"/>
               <w:spacing w:after="40" w:before="0"/>
               <w:jc w:val="left"/>
             </w:pPr>
@@ -30689,6 +31733,7 @@
           </w:tcPr>
           <w:p>
             <w:pPr>
+              <w:keepNext w:val="false"/>
               <w:spacing w:after="40" w:before="0"/>
               <w:jc w:val="left"/>
             </w:pPr>
@@ -30723,6 +31768,7 @@
           </w:tcPr>
           <w:p>
             <w:pPr>
+              <w:keepNext w:val="false"/>
               <w:spacing w:after="40" w:before="0"/>
               <w:jc w:val="left"/>
             </w:pPr>
@@ -30755,6 +31801,7 @@
           </w:tcPr>
           <w:p>
             <w:pPr>
+              <w:keepNext w:val="false"/>
               <w:spacing w:after="40" w:before="0"/>
               <w:jc w:val="left"/>
             </w:pPr>
@@ -30814,6 +31861,7 @@
           </w:tcPr>
           <w:p>
             <w:pPr>
+              <w:keepNext w:val="false"/>
               <w:spacing w:after="40" w:before="0"/>
               <w:jc w:val="center"/>
             </w:pPr>
@@ -30848,6 +31896,7 @@
           </w:tcPr>
           <w:p>
             <w:pPr>
+              <w:keepNext w:val="false"/>
               <w:spacing w:after="40" w:before="0"/>
               <w:jc w:val="left"/>
             </w:pPr>
@@ -30912,6 +31961,7 @@
           </w:tcPr>
           <w:p>
             <w:pPr>
+              <w:keepNext w:val="false"/>
               <w:spacing w:after="40" w:before="0"/>
               <w:jc w:val="center"/>
             </w:pPr>
@@ -30946,6 +31996,7 @@
           </w:tcPr>
           <w:p>
             <w:pPr>
+              <w:keepNext w:val="false"/>
               <w:spacing w:after="40" w:before="0"/>
               <w:jc w:val="left"/>
             </w:pPr>
@@ -30978,6 +32029,7 @@
           </w:tcPr>
           <w:p>
             <w:pPr>
+              <w:keepNext w:val="false"/>
               <w:spacing w:after="40" w:before="0"/>
               <w:jc w:val="left"/>
             </w:pPr>
@@ -31010,6 +32062,7 @@
           </w:tcPr>
           <w:p>
             <w:pPr>
+              <w:keepNext w:val="false"/>
               <w:spacing w:after="40" w:before="0"/>
               <w:jc w:val="left"/>
             </w:pPr>
@@ -31042,6 +32095,7 @@
           </w:tcPr>
           <w:p>
             <w:pPr>
+              <w:keepNext w:val="false"/>
               <w:spacing w:after="40" w:before="0"/>
               <w:jc w:val="left"/>
             </w:pPr>
@@ -31074,6 +32128,7 @@
           </w:tcPr>
           <w:p>
             <w:pPr>
+              <w:keepNext w:val="false"/>
               <w:spacing w:after="40" w:before="0"/>
               <w:jc w:val="left"/>
             </w:pPr>
@@ -31108,6 +32163,7 @@
           </w:tcPr>
           <w:p>
             <w:pPr>
+              <w:keepNext w:val="false"/>
               <w:spacing w:after="40" w:before="0"/>
               <w:jc w:val="left"/>
             </w:pPr>
@@ -31145,7 +32201,7 @@
             <w:pPr>
               <w:spacing w:after="20" w:before="0"/>
             </w:pPr>
-            <w:hyperlink w:history="1" r:id="rIdiq-30t-_x5x-ejpic40zh">
+            <w:hyperlink w:history="1" r:id="rIdx4zbfuv6wuqkva_em6ddy">
               <w:r>
                 <w:rPr>
                   <w:rFonts w:ascii="Arial" w:cs="Arial" w:eastAsia="Arial" w:hAnsi="Arial"/>
@@ -31178,7 +32234,7 @@
               <w:spacing w:after="10" w:before="0"/>
               <w:ind w:left="120"/>
             </w:pPr>
-            <w:hyperlink w:history="1" r:id="rId180bdrkicayxylmgilslm">
+            <w:hyperlink w:history="1" r:id="rIdhnlix3nuixqpn60ybozgh">
               <w:r>
                 <w:rPr>
                   <w:rFonts w:ascii="Arial" w:cs="Arial" w:eastAsia="Arial" w:hAnsi="Arial"/>
@@ -31223,7 +32279,7 @@
             <w:pPr>
               <w:spacing w:after="20" w:before="0"/>
             </w:pPr>
-            <w:hyperlink w:history="1" r:id="rIdrgatdaklfebqoavx9oljg">
+            <w:hyperlink w:history="1" r:id="rIdkkqcflc9mumkhkaltvnhp">
               <w:r>
                 <w:rPr>
                   <w:rFonts w:ascii="Arial" w:cs="Arial" w:eastAsia="Arial" w:hAnsi="Arial"/>
@@ -31256,7 +32312,7 @@
               <w:spacing w:after="10" w:before="0"/>
               <w:ind w:left="120"/>
             </w:pPr>
-            <w:hyperlink w:history="1" r:id="rIdb_tbhpq6yg4fijwwwqfwi">
+            <w:hyperlink w:history="1" r:id="rIdasazdnrkcnwvfc3l0wgtc">
               <w:r>
                 <w:rPr>
                   <w:rFonts w:ascii="Arial" w:cs="Arial" w:eastAsia="Arial" w:hAnsi="Arial"/>
@@ -31284,6 +32340,7 @@
           </w:tcPr>
           <w:p>
             <w:pPr>
+              <w:keepNext w:val="false"/>
               <w:spacing w:after="40" w:before="0"/>
               <w:jc w:val="left"/>
             </w:pPr>
@@ -31316,6 +32373,7 @@
           </w:tcPr>
           <w:p>
             <w:pPr>
+              <w:keepNext w:val="false"/>
               <w:spacing w:after="40" w:before="0"/>
               <w:jc w:val="left"/>
             </w:pPr>
@@ -31348,6 +32406,7 @@
           </w:tcPr>
           <w:p>
             <w:pPr>
+              <w:keepNext w:val="false"/>
               <w:spacing w:after="40" w:before="0"/>
               <w:jc w:val="left"/>
             </w:pPr>
@@ -31380,6 +32439,7 @@
           </w:tcPr>
           <w:p>
             <w:pPr>
+              <w:keepNext w:val="false"/>
               <w:spacing w:after="40" w:before="0"/>
               <w:jc w:val="left"/>
             </w:pPr>
@@ -31414,6 +32474,7 @@
           </w:tcPr>
           <w:p>
             <w:pPr>
+              <w:keepNext w:val="false"/>
               <w:spacing w:after="40" w:before="0"/>
               <w:jc w:val="left"/>
             </w:pPr>
@@ -31451,7 +32512,7 @@
             <w:pPr>
               <w:spacing w:after="20" w:before="0"/>
             </w:pPr>
-            <w:hyperlink w:history="1" r:id="rIdekmm-f-apg7exc8bq2jt8">
+            <w:hyperlink w:history="1" r:id="rIdrjuxpgs-deimb9ansrcmg">
               <w:r>
                 <w:rPr>
                   <w:rFonts w:ascii="Arial" w:cs="Arial" w:eastAsia="Arial" w:hAnsi="Arial"/>
@@ -31484,7 +32545,7 @@
               <w:spacing w:after="10" w:before="0"/>
               <w:ind w:left="120"/>
             </w:pPr>
-            <w:hyperlink w:history="1" r:id="rIdiun8k8y-05rbozbmyl92b">
+            <w:hyperlink w:history="1" r:id="rIdxhzchxda3q8nfcbctqskw">
               <w:r>
                 <w:rPr>
                   <w:rFonts w:ascii="Arial" w:cs="Arial" w:eastAsia="Arial" w:hAnsi="Arial"/>
@@ -31529,7 +32590,7 @@
             <w:pPr>
               <w:spacing w:after="20" w:before="0"/>
             </w:pPr>
-            <w:hyperlink w:history="1" r:id="rIdcrhh41ztbnyo-dijjpd19">
+            <w:hyperlink w:history="1" r:id="rIdnnqrkodopisb3bdnri5ik">
               <w:r>
                 <w:rPr>
                   <w:rFonts w:ascii="Arial" w:cs="Arial" w:eastAsia="Arial" w:hAnsi="Arial"/>
@@ -31562,7 +32623,7 @@
               <w:spacing w:after="10" w:before="0"/>
               <w:ind w:left="120"/>
             </w:pPr>
-            <w:hyperlink w:history="1" r:id="rIdpj945otcjdqtuqo26ayq_">
+            <w:hyperlink w:history="1" r:id="rIdssq1r6kuruycf0shhyhfo">
               <w:r>
                 <w:rPr>
                   <w:rFonts w:ascii="Arial" w:cs="Arial" w:eastAsia="Arial" w:hAnsi="Arial"/>
@@ -31590,6 +32651,7 @@
           </w:tcPr>
           <w:p>
             <w:pPr>
+              <w:keepNext w:val="false"/>
               <w:spacing w:after="40" w:before="0"/>
               <w:jc w:val="left"/>
             </w:pPr>
@@ -31609,6 +32671,7 @@
           </w:p>
           <w:p>
             <w:pPr>
+              <w:keepNext w:val="false"/>
               <w:spacing w:after="40" w:before="0"/>
               <w:jc w:val="left"/>
             </w:pPr>
@@ -31628,6 +32691,7 @@
           </w:p>
           <w:p>
             <w:pPr>
+              <w:keepNext w:val="false"/>
               <w:spacing w:after="40" w:before="0"/>
               <w:jc w:val="left"/>
             </w:pPr>
@@ -31647,6 +32711,7 @@
           </w:p>
           <w:p>
             <w:pPr>
+              <w:keepNext w:val="false"/>
               <w:spacing w:after="40" w:before="0"/>
               <w:jc w:val="left"/>
             </w:pPr>
@@ -31666,6 +32731,7 @@
           </w:p>
           <w:p>
             <w:pPr>
+              <w:keepNext w:val="false"/>
               <w:spacing w:after="40" w:before="0"/>
               <w:jc w:val="left"/>
             </w:pPr>
@@ -31685,6 +32751,7 @@
           </w:p>
           <w:p>
             <w:pPr>
+              <w:keepNext w:val="false"/>
               <w:spacing w:after="40" w:before="0"/>
               <w:jc w:val="left"/>
             </w:pPr>
@@ -31704,6 +32771,7 @@
           </w:p>
           <w:p>
             <w:pPr>
+              <w:keepNext w:val="false"/>
               <w:spacing w:after="40" w:before="0"/>
               <w:jc w:val="left"/>
             </w:pPr>
@@ -31723,6 +32791,7 @@
           </w:p>
           <w:p>
             <w:pPr>
+              <w:keepNext w:val="false"/>
               <w:spacing w:after="40" w:before="0"/>
               <w:jc w:val="left"/>
             </w:pPr>
@@ -31742,6 +32811,7 @@
           </w:p>
           <w:p>
             <w:pPr>
+              <w:keepNext w:val="false"/>
               <w:spacing w:after="40" w:before="0"/>
               <w:jc w:val="left"/>
             </w:pPr>
@@ -31774,6 +32844,7 @@
           </w:tcPr>
           <w:p>
             <w:pPr>
+              <w:keepNext w:val="false"/>
               <w:spacing w:after="40" w:before="0"/>
               <w:jc w:val="left"/>
             </w:pPr>
@@ -31806,6 +32877,7 @@
           </w:tcPr>
           <w:p>
             <w:pPr>
+              <w:keepNext w:val="false"/>
               <w:spacing w:after="40" w:before="0"/>
               <w:jc w:val="left"/>
             </w:pPr>
@@ -31838,6 +32910,7 @@
           </w:tcPr>
           <w:p>
             <w:pPr>
+              <w:keepNext w:val="false"/>
               <w:spacing w:after="40" w:before="0"/>
               <w:jc w:val="left"/>
             </w:pPr>
@@ -31872,6 +32945,7 @@
           </w:tcPr>
           <w:p>
             <w:pPr>
+              <w:keepNext w:val="false"/>
               <w:spacing w:after="40" w:before="0"/>
               <w:jc w:val="left"/>
             </w:pPr>
@@ -31909,7 +32983,7 @@
             <w:pPr>
               <w:spacing w:after="20" w:before="0"/>
             </w:pPr>
-            <w:hyperlink w:history="1" r:id="rIdu-uc7ltrsbqtbhf2df9sr">
+            <w:hyperlink w:history="1" r:id="rIdovkvuazrhmzl6rjajek8x">
               <w:r>
                 <w:rPr>
                   <w:rFonts w:ascii="Arial" w:cs="Arial" w:eastAsia="Arial" w:hAnsi="Arial"/>
@@ -31958,7 +33032,7 @@
               <w:spacing w:after="10" w:before="0"/>
               <w:ind w:left="120"/>
             </w:pPr>
-            <w:hyperlink w:history="1" r:id="rIdqeenkvcpyarhjiwju_vaj">
+            <w:hyperlink w:history="1" r:id="rIdwhstw0f31oiooqyvrvzmq">
               <w:r>
                 <w:rPr>
                   <w:rFonts w:ascii="Arial" w:cs="Arial" w:eastAsia="Arial" w:hAnsi="Arial"/>
@@ -32003,7 +33077,7 @@
             <w:pPr>
               <w:spacing w:after="20" w:before="0"/>
             </w:pPr>
-            <w:hyperlink w:history="1" r:id="rIdxczfgzsd5ze-wieuducl8">
+            <w:hyperlink w:history="1" r:id="rId1ogcs3lb9hlz_myrrabn1">
               <w:r>
                 <w:rPr>
                   <w:rFonts w:ascii="Arial" w:cs="Arial" w:eastAsia="Arial" w:hAnsi="Arial"/>
@@ -32036,7 +33110,7 @@
               <w:spacing w:after="10" w:before="0"/>
               <w:ind w:left="120"/>
             </w:pPr>
-            <w:hyperlink w:history="1" r:id="rIdqakq-pi4yw3cc2okexipn">
+            <w:hyperlink w:history="1" r:id="rIdyb3xwogct72l4qa8jnyjq">
               <w:r>
                 <w:rPr>
                   <w:rFonts w:ascii="Arial" w:cs="Arial" w:eastAsia="Arial" w:hAnsi="Arial"/>
@@ -32064,6 +33138,7 @@
           </w:tcPr>
           <w:p>
             <w:pPr>
+              <w:keepNext w:val="false"/>
               <w:spacing w:after="40" w:before="0"/>
               <w:jc w:val="left"/>
             </w:pPr>
@@ -32096,6 +33171,7 @@
           </w:tcPr>
           <w:p>
             <w:pPr>
+              <w:keepNext w:val="false"/>
               <w:spacing w:after="40" w:before="0"/>
               <w:jc w:val="left"/>
             </w:pPr>
@@ -32128,6 +33204,7 @@
           </w:tcPr>
           <w:p>
             <w:pPr>
+              <w:keepNext w:val="false"/>
               <w:spacing w:after="40" w:before="0"/>
               <w:jc w:val="left"/>
             </w:pPr>
@@ -32160,6 +33237,7 @@
           </w:tcPr>
           <w:p>
             <w:pPr>
+              <w:keepNext w:val="false"/>
               <w:spacing w:after="40" w:before="0"/>
               <w:jc w:val="left"/>
             </w:pPr>
@@ -32194,6 +33272,7 @@
           </w:tcPr>
           <w:p>
             <w:pPr>
+              <w:keepNext w:val="false"/>
               <w:spacing w:after="40" w:before="0"/>
               <w:jc w:val="left"/>
             </w:pPr>
@@ -32231,7 +33310,7 @@
             <w:pPr>
               <w:spacing w:after="20" w:before="0"/>
             </w:pPr>
-            <w:hyperlink w:history="1" r:id="rIdoe09adg_bejvgltdcbxep">
+            <w:hyperlink w:history="1" r:id="rIdey8vrrrdryc33k12h_ypz">
               <w:r>
                 <w:rPr>
                   <w:rFonts w:ascii="Arial" w:cs="Arial" w:eastAsia="Arial" w:hAnsi="Arial"/>
@@ -32280,7 +33359,7 @@
               <w:spacing w:after="10" w:before="0"/>
               <w:ind w:left="120"/>
             </w:pPr>
-            <w:hyperlink w:history="1" r:id="rIdqa00yftdbjqjd5pliuuqs">
+            <w:hyperlink w:history="1" r:id="rIdnyym4k-joybwiecj-vqsx">
               <w:r>
                 <w:rPr>
                   <w:rFonts w:ascii="Arial" w:cs="Arial" w:eastAsia="Arial" w:hAnsi="Arial"/>
@@ -32325,7 +33404,7 @@
             <w:pPr>
               <w:spacing w:after="20" w:before="0"/>
             </w:pPr>
-            <w:hyperlink w:history="1" r:id="rIdae2k7xn_rnfjt14gkyca4">
+            <w:hyperlink w:history="1" r:id="rIdr3ydt9czv3taiogccvjo4">
               <w:r>
                 <w:rPr>
                   <w:rFonts w:ascii="Arial" w:cs="Arial" w:eastAsia="Arial" w:hAnsi="Arial"/>
@@ -32358,7 +33437,7 @@
               <w:spacing w:after="10" w:before="0"/>
               <w:ind w:left="120"/>
             </w:pPr>
-            <w:hyperlink w:history="1" r:id="rIdyadkh8pnw79cis9b2nb3r">
+            <w:hyperlink w:history="1" r:id="rIdo4ib5--clzddwoh4ekvq-">
               <w:r>
                 <w:rPr>
                   <w:rFonts w:ascii="Arial" w:cs="Arial" w:eastAsia="Arial" w:hAnsi="Arial"/>
@@ -32386,6 +33465,7 @@
           </w:tcPr>
           <w:p>
             <w:pPr>
+              <w:keepNext w:val="false"/>
               <w:spacing w:after="40" w:before="0"/>
               <w:jc w:val="left"/>
             </w:pPr>
@@ -32418,6 +33498,7 @@
           </w:tcPr>
           <w:p>
             <w:pPr>
+              <w:keepNext w:val="false"/>
               <w:spacing w:after="40" w:before="0"/>
               <w:jc w:val="left"/>
             </w:pPr>
@@ -32450,6 +33531,7 @@
           </w:tcPr>
           <w:p>
             <w:pPr>
+              <w:keepNext w:val="false"/>
               <w:spacing w:after="40" w:before="0"/>
               <w:jc w:val="left"/>
             </w:pPr>
@@ -32482,6 +33564,7 @@
           </w:tcPr>
           <w:p>
             <w:pPr>
+              <w:keepNext w:val="false"/>
               <w:spacing w:after="40" w:before="0"/>
               <w:jc w:val="left"/>
             </w:pPr>
@@ -32516,6 +33599,7 @@
           </w:tcPr>
           <w:p>
             <w:pPr>
+              <w:keepNext w:val="false"/>
               <w:spacing w:after="40" w:before="0"/>
               <w:jc w:val="left"/>
             </w:pPr>
@@ -32553,7 +33637,7 @@
             <w:pPr>
               <w:spacing w:after="20" w:before="0"/>
             </w:pPr>
-            <w:hyperlink w:history="1" r:id="rIdunvxa6e3g0l2tlp-gai_a">
+            <w:hyperlink w:history="1" r:id="rIdecdxvayq3fxbooxgl5_8c">
               <w:r>
                 <w:rPr>
                   <w:rFonts w:ascii="Arial" w:cs="Arial" w:eastAsia="Arial" w:hAnsi="Arial"/>
@@ -32602,7 +33686,7 @@
               <w:spacing w:after="10" w:before="0"/>
               <w:ind w:left="120"/>
             </w:pPr>
-            <w:hyperlink w:history="1" r:id="rIdxc7iucrjqoculyzye0mzl">
+            <w:hyperlink w:history="1" r:id="rIdvrxyomol9747lmon3ww6_">
               <w:r>
                 <w:rPr>
                   <w:rFonts w:ascii="Arial" w:cs="Arial" w:eastAsia="Arial" w:hAnsi="Arial"/>
@@ -32647,7 +33731,7 @@
             <w:pPr>
               <w:spacing w:after="20" w:before="0"/>
             </w:pPr>
-            <w:hyperlink w:history="1" r:id="rIdhn1qjtbpilm3nlnkkkrha">
+            <w:hyperlink w:history="1" r:id="rIdrlx9vhxoi8rjyvav8rg4u">
               <w:r>
                 <w:rPr>
                   <w:rFonts w:ascii="Arial" w:cs="Arial" w:eastAsia="Arial" w:hAnsi="Arial"/>
@@ -32696,7 +33780,7 @@
               <w:spacing w:after="10" w:before="0"/>
               <w:ind w:left="120"/>
             </w:pPr>
-            <w:hyperlink w:history="1" r:id="rIdt7dqqaxans0anqscvlvxc">
+            <w:hyperlink w:history="1" r:id="rIdui6nkmcn0jvgj-wcfz6r0">
               <w:r>
                 <w:rPr>
                   <w:rFonts w:ascii="Arial" w:cs="Arial" w:eastAsia="Arial" w:hAnsi="Arial"/>
@@ -32724,6 +33808,7 @@
           </w:tcPr>
           <w:p>
             <w:pPr>
+              <w:keepNext w:val="false"/>
               <w:spacing w:after="40" w:before="0"/>
               <w:jc w:val="left"/>
             </w:pPr>
@@ -32756,6 +33841,7 @@
           </w:tcPr>
           <w:p>
             <w:pPr>
+              <w:keepNext w:val="false"/>
               <w:spacing w:after="40" w:before="0"/>
               <w:jc w:val="left"/>
             </w:pPr>
@@ -32788,6 +33874,7 @@
           </w:tcPr>
           <w:p>
             <w:pPr>
+              <w:keepNext w:val="false"/>
               <w:spacing w:after="40" w:before="0"/>
               <w:jc w:val="left"/>
             </w:pPr>
@@ -32820,6 +33907,7 @@
           </w:tcPr>
           <w:p>
             <w:pPr>
+              <w:keepNext w:val="false"/>
               <w:spacing w:after="40" w:before="0"/>
               <w:jc w:val="left"/>
             </w:pPr>
@@ -32879,6 +33967,7 @@
           </w:tcPr>
           <w:p>
             <w:pPr>
+              <w:keepNext w:val="false"/>
               <w:spacing w:after="40" w:before="0"/>
               <w:jc w:val="center"/>
             </w:pPr>
@@ -32913,6 +34002,7 @@
           </w:tcPr>
           <w:p>
             <w:pPr>
+              <w:keepNext w:val="false"/>
               <w:spacing w:after="40" w:before="0"/>
               <w:jc w:val="left"/>
             </w:pPr>
@@ -32974,6 +34064,7 @@
           </w:tcPr>
           <w:p>
             <w:pPr>
+              <w:keepNext w:val="false"/>
               <w:spacing w:after="40" w:before="0"/>
               <w:jc w:val="center"/>
             </w:pPr>
@@ -33008,6 +34099,7 @@
           </w:tcPr>
           <w:p>
             <w:pPr>
+              <w:keepNext w:val="false"/>
               <w:spacing w:after="40" w:before="0"/>
               <w:jc w:val="left"/>
             </w:pPr>
@@ -33040,6 +34132,7 @@
           </w:tcPr>
           <w:p>
             <w:pPr>
+              <w:keepNext w:val="false"/>
               <w:spacing w:after="40" w:before="0"/>
               <w:jc w:val="left"/>
             </w:pPr>
@@ -33074,6 +34167,7 @@
           </w:tcPr>
           <w:p>
             <w:pPr>
+              <w:keepNext w:val="false"/>
               <w:spacing w:after="40" w:before="0"/>
               <w:jc w:val="left"/>
             </w:pPr>
@@ -33106,6 +34200,7 @@
           </w:tcPr>
           <w:p>
             <w:pPr>
+              <w:keepNext w:val="false"/>
               <w:spacing w:after="40" w:before="0"/>
               <w:jc w:val="left"/>
             </w:pPr>
@@ -33140,6 +34235,7 @@
           </w:tcPr>
           <w:p>
             <w:pPr>
+              <w:keepNext w:val="false"/>
               <w:spacing w:after="40" w:before="0"/>
               <w:jc w:val="left"/>
             </w:pPr>
@@ -33172,6 +34268,7 @@
           </w:tcPr>
           <w:p>
             <w:pPr>
+              <w:keepNext w:val="false"/>
               <w:spacing w:after="40" w:before="0"/>
               <w:jc w:val="left"/>
             </w:pPr>
@@ -33208,7 +34305,7 @@
         </w:rPr>
         <w:t xml:space="preserve">© 2026 SeaVuria and ARES. Aligned with KICD objectives. Developed by SeaVuria; technical implementation by ARES (with AI assistance from Claude). Licensed under </w:t>
       </w:r>
-      <w:hyperlink w:history="1" r:id="rIdshutqixivqwigsq29e4mm">
+      <w:hyperlink w:history="1" r:id="rIddmdbsyvaowgeynn3kragq">
         <w:r>
           <w:rPr>
             <w:rFonts w:ascii="Arial" w:cs="Arial" w:eastAsia="Arial" w:hAnsi="Arial"/>
@@ -33229,7 +34326,7 @@
         </w:rPr>
         <w:t xml:space="preserve"> (</w:t>
       </w:r>
-      <w:hyperlink w:history="1" r:id="rId9ydzhwxwuf97qvizpqime">
+      <w:hyperlink w:history="1" r:id="rIdp2ibayan492jc56heqayv">
         <w:r>
           <w:rPr>
             <w:rFonts w:ascii="Arial" w:cs="Arial" w:eastAsia="Arial" w:hAnsi="Arial"/>
@@ -33290,6 +34387,7 @@
           </w:tcPr>
           <w:p>
             <w:pPr>
+              <w:keepNext w:val="false"/>
               <w:spacing w:after="40" w:before="0"/>
               <w:jc w:val="center"/>
             </w:pPr>
@@ -33324,6 +34422,7 @@
           </w:tcPr>
           <w:p>
             <w:pPr>
+              <w:keepNext w:val="false"/>
               <w:spacing w:after="40" w:before="0"/>
               <w:jc w:val="left"/>
             </w:pPr>
@@ -33356,6 +34455,7 @@
           </w:tcPr>
           <w:p>
             <w:pPr>
+              <w:keepNext w:val="false"/>
               <w:spacing w:after="40" w:before="0"/>
               <w:jc w:val="left"/>
             </w:pPr>
@@ -33388,6 +34488,7 @@
           </w:tcPr>
           <w:p>
             <w:pPr>
+              <w:keepNext w:val="false"/>
               <w:spacing w:after="40" w:before="0"/>
               <w:jc w:val="left"/>
             </w:pPr>
@@ -33422,6 +34523,7 @@
           </w:tcPr>
           <w:p>
             <w:pPr>
+              <w:keepNext w:val="false"/>
               <w:spacing w:after="40" w:before="0"/>
               <w:jc w:val="left"/>
             </w:pPr>
@@ -33454,6 +34556,7 @@
           </w:tcPr>
           <w:p>
             <w:pPr>
+              <w:keepNext w:val="false"/>
               <w:spacing w:after="40" w:before="0"/>
               <w:jc w:val="left"/>
             </w:pPr>
@@ -33486,6 +34589,7 @@
           </w:tcPr>
           <w:p>
             <w:pPr>
+              <w:keepNext w:val="false"/>
               <w:spacing w:after="40" w:before="0"/>
               <w:jc w:val="left"/>
             </w:pPr>
@@ -33520,6 +34624,7 @@
           </w:tcPr>
           <w:p>
             <w:pPr>
+              <w:keepNext w:val="false"/>
               <w:spacing w:after="40" w:before="0"/>
               <w:jc w:val="left"/>
             </w:pPr>
@@ -33552,6 +34657,7 @@
           </w:tcPr>
           <w:p>
             <w:pPr>
+              <w:keepNext w:val="false"/>
               <w:spacing w:after="40" w:before="0"/>
               <w:jc w:val="left"/>
             </w:pPr>
@@ -33584,6 +34690,7 @@
           </w:tcPr>
           <w:p>
             <w:pPr>
+              <w:keepNext w:val="false"/>
               <w:spacing w:after="40" w:before="0"/>
               <w:jc w:val="left"/>
             </w:pPr>
@@ -33618,6 +34725,7 @@
           </w:tcPr>
           <w:p>
             <w:pPr>
+              <w:keepNext w:val="false"/>
               <w:spacing w:after="40" w:before="0"/>
               <w:jc w:val="left"/>
             </w:pPr>
@@ -33650,6 +34758,7 @@
           </w:tcPr>
           <w:p>
             <w:pPr>
+              <w:keepNext w:val="false"/>
               <w:spacing w:after="40" w:before="0"/>
               <w:jc w:val="left"/>
             </w:pPr>
@@ -33682,6 +34791,7 @@
           </w:tcPr>
           <w:p>
             <w:pPr>
+              <w:keepNext w:val="false"/>
               <w:spacing w:after="40" w:before="0"/>
               <w:jc w:val="left"/>
             </w:pPr>

--- a/data/outputs/v2/Maths/SS3.1_Trigonometry_I/Mathematics_Trigonometry_I_CBE_LessonSequence.docx
+++ b/data/outputs/v2/Maths/SS3.1_Trigonometry_I/Mathematics_Trigonometry_I_CBE_LessonSequence.docx
@@ -2678,7 +2678,7 @@
         </w:rPr>
         <w:t xml:space="preserve">© 2026 SeaVuria and ARES. This work is licensed under a </w:t>
       </w:r>
-      <w:hyperlink w:history="1" r:id="rIdnsz3fywqglv-istqvhexm">
+      <w:hyperlink w:history="1" r:id="rIdgc4pksoxd8xh5izxwv8hj">
         <w:r>
           <w:rPr>
             <w:rFonts w:ascii="Arial" w:cs="Arial" w:eastAsia="Arial" w:hAnsi="Arial"/>
@@ -2698,7 +2698,7 @@
         </w:rPr>
         <w:t xml:space="preserve"> (</w:t>
       </w:r>
-      <w:hyperlink w:history="1" r:id="rIdfaamggcvdiorr8nvp5fkq">
+      <w:hyperlink w:history="1" r:id="rIdithjm4a45lkccb6iwksgz">
         <w:r>
           <w:rPr>
             <w:rFonts w:ascii="Arial" w:cs="Arial" w:eastAsia="Arial" w:hAnsi="Arial"/>
@@ -2718,7 +2718,7 @@
         </w:rPr>
         <w:t xml:space="preserve">). To view a copy of this license, visit </w:t>
       </w:r>
-      <w:hyperlink w:history="1" r:id="rIddqbb_a8hnne810ur9a5j4">
+      <w:hyperlink w:history="1" r:id="rIdegjjsar2qh0mqj6ulp_6k">
         <w:r>
           <w:rPr>
             <w:rFonts w:ascii="Arial" w:cs="Arial" w:eastAsia="Arial" w:hAnsi="Arial"/>
@@ -3757,7 +3757,7 @@
             <w:pPr>
               <w:spacing w:after="20" w:before="0"/>
             </w:pPr>
-            <w:hyperlink w:history="1" r:id="rIdy9x4smvobza5zkrgiy_w5">
+            <w:hyperlink w:history="1" r:id="rId2uni28ou_esq6ukwcpm9y">
               <w:r>
                 <w:rPr>
                   <w:rFonts w:ascii="Arial" w:cs="Arial" w:eastAsia="Arial" w:hAnsi="Arial"/>
@@ -3790,7 +3790,7 @@
               <w:spacing w:after="10" w:before="0"/>
               <w:ind w:left="120"/>
             </w:pPr>
-            <w:hyperlink w:history="1" r:id="rIdrqpf5i40fvih4utxjjbhd">
+            <w:hyperlink w:history="1" r:id="rIdbey1qvxsrrwlwz-k5vup4">
               <w:r>
                 <w:rPr>
                   <w:rFonts w:ascii="Arial" w:cs="Arial" w:eastAsia="Arial" w:hAnsi="Arial"/>
@@ -3835,7 +3835,7 @@
             <w:pPr>
               <w:spacing w:after="20" w:before="0"/>
             </w:pPr>
-            <w:hyperlink w:history="1" r:id="rId-qckehvlhmxvxn8_cfan8">
+            <w:hyperlink w:history="1" r:id="rIdg8hb-hbsgggzux84zfeya">
               <w:r>
                 <w:rPr>
                   <w:rFonts w:ascii="Arial" w:cs="Arial" w:eastAsia="Arial" w:hAnsi="Arial"/>
@@ -3868,7 +3868,7 @@
               <w:spacing w:after="10" w:before="0"/>
               <w:ind w:left="120"/>
             </w:pPr>
-            <w:hyperlink w:history="1" r:id="rIdqimmclekgjc_m7ax111zk">
+            <w:hyperlink w:history="1" r:id="rIdey-xz0krl4vgbvbkutuj8">
               <w:r>
                 <w:rPr>
                   <w:rFonts w:ascii="Arial" w:cs="Arial" w:eastAsia="Arial" w:hAnsi="Arial"/>
@@ -4068,7 +4068,7 @@
             <w:pPr>
               <w:spacing w:after="20" w:before="0"/>
             </w:pPr>
-            <w:hyperlink w:history="1" r:id="rIdf0hadzadi_ouckwwxmevt">
+            <w:hyperlink w:history="1" r:id="rIdlalzqp-bk4wmrnddqqstf">
               <w:r>
                 <w:rPr>
                   <w:rFonts w:ascii="Arial" w:cs="Arial" w:eastAsia="Arial" w:hAnsi="Arial"/>
@@ -4101,7 +4101,7 @@
               <w:spacing w:after="10" w:before="0"/>
               <w:ind w:left="120"/>
             </w:pPr>
-            <w:hyperlink w:history="1" r:id="rIdnrn3jwxlywacrbrg7ue5p">
+            <w:hyperlink w:history="1" r:id="rId6dln74q4uyrukvz-bpll4">
               <w:r>
                 <w:rPr>
                   <w:rFonts w:ascii="Arial" w:cs="Arial" w:eastAsia="Arial" w:hAnsi="Arial"/>
@@ -4146,7 +4146,7 @@
             <w:pPr>
               <w:spacing w:after="20" w:before="0"/>
             </w:pPr>
-            <w:hyperlink w:history="1" r:id="rId5knnsejzjbmft0cvcujdr">
+            <w:hyperlink w:history="1" r:id="rIdfbmf6tjwbkmhucak9llda">
               <w:r>
                 <w:rPr>
                   <w:rFonts w:ascii="Arial" w:cs="Arial" w:eastAsia="Arial" w:hAnsi="Arial"/>
@@ -4179,7 +4179,7 @@
               <w:spacing w:after="10" w:before="0"/>
               <w:ind w:left="120"/>
             </w:pPr>
-            <w:hyperlink w:history="1" r:id="rIdzhwmp__sodtunpy7i1eh0">
+            <w:hyperlink w:history="1" r:id="rIdeuexnvcmwb9oq3x8m_-vc">
               <w:r>
                 <w:rPr>
                   <w:rFonts w:ascii="Arial" w:cs="Arial" w:eastAsia="Arial" w:hAnsi="Arial"/>
@@ -4379,7 +4379,7 @@
             <w:pPr>
               <w:spacing w:after="20" w:before="0"/>
             </w:pPr>
-            <w:hyperlink w:history="1" r:id="rIdfvrsjulo_itokxrgyf93q">
+            <w:hyperlink w:history="1" r:id="rIde7pvvyfhny82sxgztacre">
               <w:r>
                 <w:rPr>
                   <w:rFonts w:ascii="Arial" w:cs="Arial" w:eastAsia="Arial" w:hAnsi="Arial"/>
@@ -4412,7 +4412,7 @@
               <w:spacing w:after="10" w:before="0"/>
               <w:ind w:left="120"/>
             </w:pPr>
-            <w:hyperlink w:history="1" r:id="rIdfprwkb6jtputclnqpylwe">
+            <w:hyperlink w:history="1" r:id="rIdhim5ldnyw9qsialdphh7-">
               <w:r>
                 <w:rPr>
                   <w:rFonts w:ascii="Arial" w:cs="Arial" w:eastAsia="Arial" w:hAnsi="Arial"/>
@@ -4457,7 +4457,7 @@
             <w:pPr>
               <w:spacing w:after="20" w:before="0"/>
             </w:pPr>
-            <w:hyperlink w:history="1" r:id="rIdxojl1h2w3l1_3su8mw83c">
+            <w:hyperlink w:history="1" r:id="rIdi4ttlu1j-e5wyk9ckjmka">
               <w:r>
                 <w:rPr>
                   <w:rFonts w:ascii="Arial" w:cs="Arial" w:eastAsia="Arial" w:hAnsi="Arial"/>
@@ -4506,7 +4506,7 @@
               <w:spacing w:after="10" w:before="0"/>
               <w:ind w:left="120"/>
             </w:pPr>
-            <w:hyperlink w:history="1" r:id="rIdtklalerlkity3-wztjckb">
+            <w:hyperlink w:history="1" r:id="rIda19blnk4pt42rz7_xv9we">
               <w:r>
                 <w:rPr>
                   <w:rFonts w:ascii="Arial" w:cs="Arial" w:eastAsia="Arial" w:hAnsi="Arial"/>
@@ -4706,7 +4706,7 @@
             <w:pPr>
               <w:spacing w:after="20" w:before="0"/>
             </w:pPr>
-            <w:hyperlink w:history="1" r:id="rIdh7yg8sa7crlwr02gkcbfg">
+            <w:hyperlink w:history="1" r:id="rIdw4djeefxoeqsxgzu0tnhs">
               <w:r>
                 <w:rPr>
                   <w:rFonts w:ascii="Arial" w:cs="Arial" w:eastAsia="Arial" w:hAnsi="Arial"/>
@@ -4739,7 +4739,7 @@
               <w:spacing w:after="10" w:before="0"/>
               <w:ind w:left="120"/>
             </w:pPr>
-            <w:hyperlink w:history="1" r:id="rIdmld3zo0wg805kl61xg5sr">
+            <w:hyperlink w:history="1" r:id="rId8kkn1bacxot_jibrqwrvf">
               <w:r>
                 <w:rPr>
                   <w:rFonts w:ascii="Arial" w:cs="Arial" w:eastAsia="Arial" w:hAnsi="Arial"/>
@@ -4784,7 +4784,7 @@
             <w:pPr>
               <w:spacing w:after="20" w:before="0"/>
             </w:pPr>
-            <w:hyperlink w:history="1" r:id="rIdvfcs0hjqm1wcmkhtjoqg8">
+            <w:hyperlink w:history="1" r:id="rIdnocqfaih8aykeqvaqpp4l">
               <w:r>
                 <w:rPr>
                   <w:rFonts w:ascii="Arial" w:cs="Arial" w:eastAsia="Arial" w:hAnsi="Arial"/>
@@ -4833,7 +4833,7 @@
               <w:spacing w:after="10" w:before="0"/>
               <w:ind w:left="120"/>
             </w:pPr>
-            <w:hyperlink w:history="1" r:id="rIdkvxgwmwvrj5kfgx5bmme0">
+            <w:hyperlink w:history="1" r:id="rIdqlftxkhstoh7zsc7uwui-">
               <w:r>
                 <w:rPr>
                   <w:rFonts w:ascii="Arial" w:cs="Arial" w:eastAsia="Arial" w:hAnsi="Arial"/>
@@ -5033,7 +5033,7 @@
             <w:pPr>
               <w:spacing w:after="20" w:before="0"/>
             </w:pPr>
-            <w:hyperlink w:history="1" r:id="rIdwyhpyl60y_5_ps9ij1qf1">
+            <w:hyperlink w:history="1" r:id="rId9mftlyexesn5c9gkusu0g">
               <w:r>
                 <w:rPr>
                   <w:rFonts w:ascii="Arial" w:cs="Arial" w:eastAsia="Arial" w:hAnsi="Arial"/>
@@ -5066,7 +5066,7 @@
               <w:spacing w:after="10" w:before="0"/>
               <w:ind w:left="120"/>
             </w:pPr>
-            <w:hyperlink w:history="1" r:id="rIdf-qdlxvzuvw7gs7m6rsly">
+            <w:hyperlink w:history="1" r:id="rIdyk3dm-mgbewumbkxk02ey">
               <w:r>
                 <w:rPr>
                   <w:rFonts w:ascii="Arial" w:cs="Arial" w:eastAsia="Arial" w:hAnsi="Arial"/>
@@ -5111,7 +5111,7 @@
             <w:pPr>
               <w:spacing w:after="20" w:before="0"/>
             </w:pPr>
-            <w:hyperlink w:history="1" r:id="rIduchjbq9r8si2jwaacktir">
+            <w:hyperlink w:history="1" r:id="rId7_tcpcmxzrdmpd3z6hnjf">
               <w:r>
                 <w:rPr>
                   <w:rFonts w:ascii="Arial" w:cs="Arial" w:eastAsia="Arial" w:hAnsi="Arial"/>
@@ -5160,7 +5160,7 @@
               <w:spacing w:after="10" w:before="0"/>
               <w:ind w:left="120"/>
             </w:pPr>
-            <w:hyperlink w:history="1" r:id="rIdwhkndspkqn26xw9hs7hsc">
+            <w:hyperlink w:history="1" r:id="rIdogk_ltywmpmbpxz52ript">
               <w:r>
                 <w:rPr>
                   <w:rFonts w:ascii="Arial" w:cs="Arial" w:eastAsia="Arial" w:hAnsi="Arial"/>
@@ -5685,7 +5685,7 @@
         </w:rPr>
         <w:t xml:space="preserve">© 2026 SeaVuria and ARES. Aligned with KICD objectives. Developed by SeaVuria; technical implementation by ARES (with AI assistance from Claude). Licensed under </w:t>
       </w:r>
-      <w:hyperlink w:history="1" r:id="rIdygy7zf-3qd4udbcek9ial">
+      <w:hyperlink w:history="1" r:id="rIdgpnprfhm0nsqzt91mhbco">
         <w:r>
           <w:rPr>
             <w:rFonts w:ascii="Arial" w:cs="Arial" w:eastAsia="Arial" w:hAnsi="Arial"/>
@@ -5706,7 +5706,7 @@
         </w:rPr>
         <w:t xml:space="preserve"> (</w:t>
       </w:r>
-      <w:hyperlink w:history="1" r:id="rIdizhsridllq5irxut2cchc">
+      <w:hyperlink w:history="1" r:id="rId60v_hgpmsonjjqupopzx0">
         <w:r>
           <w:rPr>
             <w:rFonts w:ascii="Arial" w:cs="Arial" w:eastAsia="Arial" w:hAnsi="Arial"/>
@@ -6746,7 +6746,7 @@
             <w:pPr>
               <w:spacing w:after="20" w:before="0"/>
             </w:pPr>
-            <w:hyperlink w:history="1" r:id="rIduo3_tsmglw4x5lwozidje">
+            <w:hyperlink w:history="1" r:id="rIdnhuksr_hahyoy4bw6ycid">
               <w:r>
                 <w:rPr>
                   <w:rFonts w:ascii="Arial" w:cs="Arial" w:eastAsia="Arial" w:hAnsi="Arial"/>
@@ -6779,7 +6779,7 @@
               <w:spacing w:after="10" w:before="0"/>
               <w:ind w:left="120"/>
             </w:pPr>
-            <w:hyperlink w:history="1" r:id="rIdsyyqlzshn_ahwwcd13e0f">
+            <w:hyperlink w:history="1" r:id="rId6maskleifd3rq4vjd2xmc">
               <w:r>
                 <w:rPr>
                   <w:rFonts w:ascii="Arial" w:cs="Arial" w:eastAsia="Arial" w:hAnsi="Arial"/>
@@ -6824,7 +6824,7 @@
             <w:pPr>
               <w:spacing w:after="20" w:before="0"/>
             </w:pPr>
-            <w:hyperlink w:history="1" r:id="rIdnzix3bevdsuqjaf2owxwk">
+            <w:hyperlink w:history="1" r:id="rId_kund1dx802rwj3sbikc3">
               <w:r>
                 <w:rPr>
                   <w:rFonts w:ascii="Arial" w:cs="Arial" w:eastAsia="Arial" w:hAnsi="Arial"/>
@@ -6857,7 +6857,7 @@
               <w:spacing w:after="10" w:before="0"/>
               <w:ind w:left="120"/>
             </w:pPr>
-            <w:hyperlink w:history="1" r:id="rIdkw2x7d3wod1lfu0tskeyn">
+            <w:hyperlink w:history="1" r:id="rIdxtrp7ablqeqz3xvga3sqe">
               <w:r>
                 <w:rPr>
                   <w:rFonts w:ascii="Arial" w:cs="Arial" w:eastAsia="Arial" w:hAnsi="Arial"/>
@@ -7057,7 +7057,7 @@
             <w:pPr>
               <w:spacing w:after="20" w:before="0"/>
             </w:pPr>
-            <w:hyperlink w:history="1" r:id="rIddhaie2ievrxvviaerkv8m">
+            <w:hyperlink w:history="1" r:id="rIdcl67snntmaoxjgzotapwm">
               <w:r>
                 <w:rPr>
                   <w:rFonts w:ascii="Arial" w:cs="Arial" w:eastAsia="Arial" w:hAnsi="Arial"/>
@@ -7090,7 +7090,7 @@
               <w:spacing w:after="10" w:before="0"/>
               <w:ind w:left="120"/>
             </w:pPr>
-            <w:hyperlink w:history="1" r:id="rId9nwv3t7sklbmi2sik4s68">
+            <w:hyperlink w:history="1" r:id="rIdzbtc_2wxjadjiscbde5ub">
               <w:r>
                 <w:rPr>
                   <w:rFonts w:ascii="Arial" w:cs="Arial" w:eastAsia="Arial" w:hAnsi="Arial"/>
@@ -7135,7 +7135,7 @@
             <w:pPr>
               <w:spacing w:after="20" w:before="0"/>
             </w:pPr>
-            <w:hyperlink w:history="1" r:id="rIdv21fuzyvltzgvg8onlo-2">
+            <w:hyperlink w:history="1" r:id="rIdmpd7drprjpwgpjvfkpbak">
               <w:r>
                 <w:rPr>
                   <w:rFonts w:ascii="Arial" w:cs="Arial" w:eastAsia="Arial" w:hAnsi="Arial"/>
@@ -7168,7 +7168,7 @@
               <w:spacing w:after="10" w:before="0"/>
               <w:ind w:left="120"/>
             </w:pPr>
-            <w:hyperlink w:history="1" r:id="rId6f0kxp653kpqweadq8n2r">
+            <w:hyperlink w:history="1" r:id="rIdpwnql105_pouoegsq-mvj">
               <w:r>
                 <w:rPr>
                   <w:rFonts w:ascii="Arial" w:cs="Arial" w:eastAsia="Arial" w:hAnsi="Arial"/>
@@ -7368,7 +7368,7 @@
             <w:pPr>
               <w:spacing w:after="20" w:before="0"/>
             </w:pPr>
-            <w:hyperlink w:history="1" r:id="rIdvzi8valmhoifphmqhojfq">
+            <w:hyperlink w:history="1" r:id="rIdid_xs7un84drjl2pqfjrs">
               <w:r>
                 <w:rPr>
                   <w:rFonts w:ascii="Arial" w:cs="Arial" w:eastAsia="Arial" w:hAnsi="Arial"/>
@@ -7401,7 +7401,7 @@
               <w:spacing w:after="10" w:before="0"/>
               <w:ind w:left="120"/>
             </w:pPr>
-            <w:hyperlink w:history="1" r:id="rIdmwwb-jfdokayxdntvcvbx">
+            <w:hyperlink w:history="1" r:id="rIdxjortasnaqrmdobuz0h1q">
               <w:r>
                 <w:rPr>
                   <w:rFonts w:ascii="Arial" w:cs="Arial" w:eastAsia="Arial" w:hAnsi="Arial"/>
@@ -7446,7 +7446,7 @@
             <w:pPr>
               <w:spacing w:after="20" w:before="0"/>
             </w:pPr>
-            <w:hyperlink w:history="1" r:id="rIdmchlquj-6dniyfpjfeoq4">
+            <w:hyperlink w:history="1" r:id="rIdavdcvh39f5mee6zgschjx">
               <w:r>
                 <w:rPr>
                   <w:rFonts w:ascii="Arial" w:cs="Arial" w:eastAsia="Arial" w:hAnsi="Arial"/>
@@ -7495,7 +7495,7 @@
               <w:spacing w:after="10" w:before="0"/>
               <w:ind w:left="120"/>
             </w:pPr>
-            <w:hyperlink w:history="1" r:id="rId-eql3mlxfxmk0bxredpgo">
+            <w:hyperlink w:history="1" r:id="rIdtytrsmtuj0wkncq47z_yi">
               <w:r>
                 <w:rPr>
                   <w:rFonts w:ascii="Arial" w:cs="Arial" w:eastAsia="Arial" w:hAnsi="Arial"/>
@@ -7695,7 +7695,7 @@
             <w:pPr>
               <w:spacing w:after="20" w:before="0"/>
             </w:pPr>
-            <w:hyperlink w:history="1" r:id="rIdzbfwslp7ow1odw_waamwi">
+            <w:hyperlink w:history="1" r:id="rIdvwijpqvftp0mugmcjq1is">
               <w:r>
                 <w:rPr>
                   <w:rFonts w:ascii="Arial" w:cs="Arial" w:eastAsia="Arial" w:hAnsi="Arial"/>
@@ -7728,7 +7728,7 @@
               <w:spacing w:after="10" w:before="0"/>
               <w:ind w:left="120"/>
             </w:pPr>
-            <w:hyperlink w:history="1" r:id="rIdxnyzfryor3ph8t5qlrquj">
+            <w:hyperlink w:history="1" r:id="rIdxpb7ewh6qkri0dewo1yal">
               <w:r>
                 <w:rPr>
                   <w:rFonts w:ascii="Arial" w:cs="Arial" w:eastAsia="Arial" w:hAnsi="Arial"/>
@@ -7773,7 +7773,7 @@
             <w:pPr>
               <w:spacing w:after="20" w:before="0"/>
             </w:pPr>
-            <w:hyperlink w:history="1" r:id="rIdksr_djuxx1quoeynqufnh">
+            <w:hyperlink w:history="1" r:id="rIdiob3vda81m1t1g9zbys0n">
               <w:r>
                 <w:rPr>
                   <w:rFonts w:ascii="Arial" w:cs="Arial" w:eastAsia="Arial" w:hAnsi="Arial"/>
@@ -7822,7 +7822,7 @@
               <w:spacing w:after="10" w:before="0"/>
               <w:ind w:left="120"/>
             </w:pPr>
-            <w:hyperlink w:history="1" r:id="rIdi4fwr29bwiahxtsfhwgql">
+            <w:hyperlink w:history="1" r:id="rIdfa1ml6qarqscxkhuwnun4">
               <w:r>
                 <w:rPr>
                   <w:rFonts w:ascii="Arial" w:cs="Arial" w:eastAsia="Arial" w:hAnsi="Arial"/>
@@ -8022,7 +8022,7 @@
             <w:pPr>
               <w:spacing w:after="20" w:before="0"/>
             </w:pPr>
-            <w:hyperlink w:history="1" r:id="rId-0iqhb6m7avh3okohuily">
+            <w:hyperlink w:history="1" r:id="rIdxcahqwfc2i9ipbw1k9_bm">
               <w:r>
                 <w:rPr>
                   <w:rFonts w:ascii="Arial" w:cs="Arial" w:eastAsia="Arial" w:hAnsi="Arial"/>
@@ -8071,7 +8071,7 @@
               <w:spacing w:after="10" w:before="0"/>
               <w:ind w:left="120"/>
             </w:pPr>
-            <w:hyperlink w:history="1" r:id="rId0291whrjujebn1wanwsa4">
+            <w:hyperlink w:history="1" r:id="rIdxpkgf1dx1sl9nejhmnase">
               <w:r>
                 <w:rPr>
                   <w:rFonts w:ascii="Arial" w:cs="Arial" w:eastAsia="Arial" w:hAnsi="Arial"/>
@@ -8116,7 +8116,7 @@
             <w:pPr>
               <w:spacing w:after="20" w:before="0"/>
             </w:pPr>
-            <w:hyperlink w:history="1" r:id="rIdb2hdhpzrdbexbqjftyyks">
+            <w:hyperlink w:history="1" r:id="rIdtywvdyj6xqzq7pdfdsjss">
               <w:r>
                 <w:rPr>
                   <w:rFonts w:ascii="Arial" w:cs="Arial" w:eastAsia="Arial" w:hAnsi="Arial"/>
@@ -8165,7 +8165,7 @@
               <w:spacing w:after="10" w:before="0"/>
               <w:ind w:left="120"/>
             </w:pPr>
-            <w:hyperlink w:history="1" r:id="rIdjkjd1k6mvvrnxfwvd-7pe">
+            <w:hyperlink w:history="1" r:id="rIdlyambdgr9kwgxymwnjtav">
               <w:r>
                 <w:rPr>
                   <w:rFonts w:ascii="Arial" w:cs="Arial" w:eastAsia="Arial" w:hAnsi="Arial"/>
@@ -8690,7 +8690,7 @@
         </w:rPr>
         <w:t xml:space="preserve">© 2026 SeaVuria and ARES. Aligned with KICD objectives. Developed by SeaVuria; technical implementation by ARES (with AI assistance from Claude). Licensed under </w:t>
       </w:r>
-      <w:hyperlink w:history="1" r:id="rIdqpmbzfrzryzwlvbv-dfet">
+      <w:hyperlink w:history="1" r:id="rId-azkj1ofr5r8ztcks3wkn">
         <w:r>
           <w:rPr>
             <w:rFonts w:ascii="Arial" w:cs="Arial" w:eastAsia="Arial" w:hAnsi="Arial"/>
@@ -8711,7 +8711,7 @@
         </w:rPr>
         <w:t xml:space="preserve"> (</w:t>
       </w:r>
-      <w:hyperlink w:history="1" r:id="rIdgvmauxek1vh-1kess1j3y">
+      <w:hyperlink w:history="1" r:id="rIdeeiftn2dk6uamnnwk2w9z">
         <w:r>
           <w:rPr>
             <w:rFonts w:ascii="Arial" w:cs="Arial" w:eastAsia="Arial" w:hAnsi="Arial"/>
@@ -9751,7 +9751,7 @@
             <w:pPr>
               <w:spacing w:after="20" w:before="0"/>
             </w:pPr>
-            <w:hyperlink w:history="1" r:id="rIdury0vybk6ykasfhutshpm">
+            <w:hyperlink w:history="1" r:id="rIdccf0pvm8zvcoz_ts64xnz">
               <w:r>
                 <w:rPr>
                   <w:rFonts w:ascii="Arial" w:cs="Arial" w:eastAsia="Arial" w:hAnsi="Arial"/>
@@ -9784,7 +9784,7 @@
               <w:spacing w:after="10" w:before="0"/>
               <w:ind w:left="120"/>
             </w:pPr>
-            <w:hyperlink w:history="1" r:id="rIdlidm0egj3xk7qbja1dsmv">
+            <w:hyperlink w:history="1" r:id="rIdngm2jxebjv_4xktpeqk6t">
               <w:r>
                 <w:rPr>
                   <w:rFonts w:ascii="Arial" w:cs="Arial" w:eastAsia="Arial" w:hAnsi="Arial"/>
@@ -9829,7 +9829,7 @@
             <w:pPr>
               <w:spacing w:after="20" w:before="0"/>
             </w:pPr>
-            <w:hyperlink w:history="1" r:id="rIdedo08kmnojk-bqldoce0j">
+            <w:hyperlink w:history="1" r:id="rIddang5kxngwm9pw34vpuvd">
               <w:r>
                 <w:rPr>
                   <w:rFonts w:ascii="Arial" w:cs="Arial" w:eastAsia="Arial" w:hAnsi="Arial"/>
@@ -9862,7 +9862,7 @@
               <w:spacing w:after="10" w:before="0"/>
               <w:ind w:left="120"/>
             </w:pPr>
-            <w:hyperlink w:history="1" r:id="rIdepzyh7zihhjvuirekfo7f">
+            <w:hyperlink w:history="1" r:id="rIdv7dh74gc-kgio_y6d99uw">
               <w:r>
                 <w:rPr>
                   <w:rFonts w:ascii="Arial" w:cs="Arial" w:eastAsia="Arial" w:hAnsi="Arial"/>
@@ -10062,7 +10062,7 @@
             <w:pPr>
               <w:spacing w:after="20" w:before="0"/>
             </w:pPr>
-            <w:hyperlink w:history="1" r:id="rIdtyzdd2cus7vzk2taru9_n">
+            <w:hyperlink w:history="1" r:id="rIdvavgfkxw4cjea3zigcqay">
               <w:r>
                 <w:rPr>
                   <w:rFonts w:ascii="Arial" w:cs="Arial" w:eastAsia="Arial" w:hAnsi="Arial"/>
@@ -10095,7 +10095,7 @@
               <w:spacing w:after="10" w:before="0"/>
               <w:ind w:left="120"/>
             </w:pPr>
-            <w:hyperlink w:history="1" r:id="rIdi0amhadyczvpmypa5zs7v">
+            <w:hyperlink w:history="1" r:id="rIdiuh0smsudcxpeey8lxk2s">
               <w:r>
                 <w:rPr>
                   <w:rFonts w:ascii="Arial" w:cs="Arial" w:eastAsia="Arial" w:hAnsi="Arial"/>
@@ -10140,7 +10140,7 @@
             <w:pPr>
               <w:spacing w:after="20" w:before="0"/>
             </w:pPr>
-            <w:hyperlink w:history="1" r:id="rIdrx7nuz-cttcwtqrlvx0cn">
+            <w:hyperlink w:history="1" r:id="rIdt4in5zfv_t5lqwlgnbhgf">
               <w:r>
                 <w:rPr>
                   <w:rFonts w:ascii="Arial" w:cs="Arial" w:eastAsia="Arial" w:hAnsi="Arial"/>
@@ -10173,7 +10173,7 @@
               <w:spacing w:after="10" w:before="0"/>
               <w:ind w:left="120"/>
             </w:pPr>
-            <w:hyperlink w:history="1" r:id="rId49l7udsi8bw9s_im9jprs">
+            <w:hyperlink w:history="1" r:id="rIdki3dbbqbw7mqdepx9yixc">
               <w:r>
                 <w:rPr>
                   <w:rFonts w:ascii="Arial" w:cs="Arial" w:eastAsia="Arial" w:hAnsi="Arial"/>
@@ -10373,7 +10373,7 @@
             <w:pPr>
               <w:spacing w:after="20" w:before="0"/>
             </w:pPr>
-            <w:hyperlink w:history="1" r:id="rIdktpbqjinno5qawixf-cvq">
+            <w:hyperlink w:history="1" r:id="rIdo3y7i1amlbd9j3y6_yj7x">
               <w:r>
                 <w:rPr>
                   <w:rFonts w:ascii="Arial" w:cs="Arial" w:eastAsia="Arial" w:hAnsi="Arial"/>
@@ -10406,7 +10406,7 @@
               <w:spacing w:after="10" w:before="0"/>
               <w:ind w:left="120"/>
             </w:pPr>
-            <w:hyperlink w:history="1" r:id="rIdjtx3y_inihbu3wk_h8vu-">
+            <w:hyperlink w:history="1" r:id="rIdwyovie9wyn_pjk6xtlju7">
               <w:r>
                 <w:rPr>
                   <w:rFonts w:ascii="Arial" w:cs="Arial" w:eastAsia="Arial" w:hAnsi="Arial"/>
@@ -10451,7 +10451,7 @@
             <w:pPr>
               <w:spacing w:after="20" w:before="0"/>
             </w:pPr>
-            <w:hyperlink w:history="1" r:id="rIdc5tojyyl3tw-h0i5heyst">
+            <w:hyperlink w:history="1" r:id="rId7zshsp9267tzxrwhpakil">
               <w:r>
                 <w:rPr>
                   <w:rFonts w:ascii="Arial" w:cs="Arial" w:eastAsia="Arial" w:hAnsi="Arial"/>
@@ -10500,7 +10500,7 @@
               <w:spacing w:after="10" w:before="0"/>
               <w:ind w:left="120"/>
             </w:pPr>
-            <w:hyperlink w:history="1" r:id="rIdziiwjd9yww5qdhtzqoy6r">
+            <w:hyperlink w:history="1" r:id="rIdpqu_mufrxqwj_m7ozmsle">
               <w:r>
                 <w:rPr>
                   <w:rFonts w:ascii="Arial" w:cs="Arial" w:eastAsia="Arial" w:hAnsi="Arial"/>
@@ -10700,7 +10700,7 @@
             <w:pPr>
               <w:spacing w:after="20" w:before="0"/>
             </w:pPr>
-            <w:hyperlink w:history="1" r:id="rId8mn1m5uiozolo2pgjj9hk">
+            <w:hyperlink w:history="1" r:id="rIdcxthsnejp8fiuln107qt0">
               <w:r>
                 <w:rPr>
                   <w:rFonts w:ascii="Arial" w:cs="Arial" w:eastAsia="Arial" w:hAnsi="Arial"/>
@@ -10733,7 +10733,7 @@
               <w:spacing w:after="10" w:before="0"/>
               <w:ind w:left="120"/>
             </w:pPr>
-            <w:hyperlink w:history="1" r:id="rIdiuzi6pows1wgovafuk0lm">
+            <w:hyperlink w:history="1" r:id="rIdtukcqe0nw5kg2-7z3q-ns">
               <w:r>
                 <w:rPr>
                   <w:rFonts w:ascii="Arial" w:cs="Arial" w:eastAsia="Arial" w:hAnsi="Arial"/>
@@ -10778,7 +10778,7 @@
             <w:pPr>
               <w:spacing w:after="20" w:before="0"/>
             </w:pPr>
-            <w:hyperlink w:history="1" r:id="rIdrfdrjpf32cqommfp6rfer">
+            <w:hyperlink w:history="1" r:id="rIdhkswvunygfcfexayjl4wg">
               <w:r>
                 <w:rPr>
                   <w:rFonts w:ascii="Arial" w:cs="Arial" w:eastAsia="Arial" w:hAnsi="Arial"/>
@@ -10827,7 +10827,7 @@
               <w:spacing w:after="10" w:before="0"/>
               <w:ind w:left="120"/>
             </w:pPr>
-            <w:hyperlink w:history="1" r:id="rIdwnodnn2we-d-j1f66gfbx">
+            <w:hyperlink w:history="1" r:id="rIdbbls8mjhqxpf-ubyixdxo">
               <w:r>
                 <w:rPr>
                   <w:rFonts w:ascii="Arial" w:cs="Arial" w:eastAsia="Arial" w:hAnsi="Arial"/>
@@ -11027,7 +11027,7 @@
             <w:pPr>
               <w:spacing w:after="20" w:before="0"/>
             </w:pPr>
-            <w:hyperlink w:history="1" r:id="rIdq7spvp5wzkdcohfs7ez3y">
+            <w:hyperlink w:history="1" r:id="rIdcf7ie1au9pzvxeuxfhlp7">
               <w:r>
                 <w:rPr>
                   <w:rFonts w:ascii="Arial" w:cs="Arial" w:eastAsia="Arial" w:hAnsi="Arial"/>
@@ -11060,7 +11060,7 @@
               <w:spacing w:after="10" w:before="0"/>
               <w:ind w:left="120"/>
             </w:pPr>
-            <w:hyperlink w:history="1" r:id="rIdmky5qqbv64805c51llvm6">
+            <w:hyperlink w:history="1" r:id="rIdmc5qnafsrqc1bd9yvewv2">
               <w:r>
                 <w:rPr>
                   <w:rFonts w:ascii="Arial" w:cs="Arial" w:eastAsia="Arial" w:hAnsi="Arial"/>
@@ -11105,7 +11105,7 @@
             <w:pPr>
               <w:spacing w:after="20" w:before="0"/>
             </w:pPr>
-            <w:hyperlink w:history="1" r:id="rIdott-f7ln0ifbkq1khwrbl">
+            <w:hyperlink w:history="1" r:id="rIdzup4d-ixmwxnd_ec74kfq">
               <w:r>
                 <w:rPr>
                   <w:rFonts w:ascii="Arial" w:cs="Arial" w:eastAsia="Arial" w:hAnsi="Arial"/>
@@ -11154,7 +11154,7 @@
               <w:spacing w:after="10" w:before="0"/>
               <w:ind w:left="120"/>
             </w:pPr>
-            <w:hyperlink w:history="1" r:id="rIdgxgtlrymeuqjlvr1uycn2">
+            <w:hyperlink w:history="1" r:id="rIdflsj-24qwja3-k83an33z">
               <w:r>
                 <w:rPr>
                   <w:rFonts w:ascii="Arial" w:cs="Arial" w:eastAsia="Arial" w:hAnsi="Arial"/>
@@ -11679,7 +11679,7 @@
         </w:rPr>
         <w:t xml:space="preserve">© 2026 SeaVuria and ARES. Aligned with KICD objectives. Developed by SeaVuria; technical implementation by ARES (with AI assistance from Claude). Licensed under </w:t>
       </w:r>
-      <w:hyperlink w:history="1" r:id="rId9omifescjyomwygy1qfw_">
+      <w:hyperlink w:history="1" r:id="rIdovmqi1sz0dgj63tiw-_ff">
         <w:r>
           <w:rPr>
             <w:rFonts w:ascii="Arial" w:cs="Arial" w:eastAsia="Arial" w:hAnsi="Arial"/>
@@ -11700,7 +11700,7 @@
         </w:rPr>
         <w:t xml:space="preserve"> (</w:t>
       </w:r>
-      <w:hyperlink w:history="1" r:id="rIde9j3ifzewgbtyhfqfqfsu">
+      <w:hyperlink w:history="1" r:id="rIdbogotvy2bifigcib4fbl9">
         <w:r>
           <w:rPr>
             <w:rFonts w:ascii="Arial" w:cs="Arial" w:eastAsia="Arial" w:hAnsi="Arial"/>
@@ -12740,7 +12740,7 @@
             <w:pPr>
               <w:spacing w:after="20" w:before="0"/>
             </w:pPr>
-            <w:hyperlink w:history="1" r:id="rId1-ddpyljxyynqnckfdini">
+            <w:hyperlink w:history="1" r:id="rIdqffkpjo7-2ddbwppqrxcg">
               <w:r>
                 <w:rPr>
                   <w:rFonts w:ascii="Arial" w:cs="Arial" w:eastAsia="Arial" w:hAnsi="Arial"/>
@@ -12773,7 +12773,7 @@
               <w:spacing w:after="10" w:before="0"/>
               <w:ind w:left="120"/>
             </w:pPr>
-            <w:hyperlink w:history="1" r:id="rIdhkzwucgrmda0tbxgtxfed">
+            <w:hyperlink w:history="1" r:id="rId83shfjgutevoyxxe0xhmf">
               <w:r>
                 <w:rPr>
                   <w:rFonts w:ascii="Arial" w:cs="Arial" w:eastAsia="Arial" w:hAnsi="Arial"/>
@@ -12818,7 +12818,7 @@
             <w:pPr>
               <w:spacing w:after="20" w:before="0"/>
             </w:pPr>
-            <w:hyperlink w:history="1" r:id="rIdxx9j-zrsjiyw-wsc9kg-s">
+            <w:hyperlink w:history="1" r:id="rId19zcr6bdckf_jga0o5siw">
               <w:r>
                 <w:rPr>
                   <w:rFonts w:ascii="Arial" w:cs="Arial" w:eastAsia="Arial" w:hAnsi="Arial"/>
@@ -12851,7 +12851,7 @@
               <w:spacing w:after="10" w:before="0"/>
               <w:ind w:left="120"/>
             </w:pPr>
-            <w:hyperlink w:history="1" r:id="rIdrjyavaqks3vjubw3qsmv3">
+            <w:hyperlink w:history="1" r:id="rId8d3d2wljfuwhss45d7tgi">
               <w:r>
                 <w:rPr>
                   <w:rFonts w:ascii="Arial" w:cs="Arial" w:eastAsia="Arial" w:hAnsi="Arial"/>
@@ -13051,7 +13051,7 @@
             <w:pPr>
               <w:spacing w:after="20" w:before="0"/>
             </w:pPr>
-            <w:hyperlink w:history="1" r:id="rIdl19vizviaqvoxfkrc0dpm">
+            <w:hyperlink w:history="1" r:id="rIduca9z8xx0msldiftsfstl">
               <w:r>
                 <w:rPr>
                   <w:rFonts w:ascii="Arial" w:cs="Arial" w:eastAsia="Arial" w:hAnsi="Arial"/>
@@ -13084,7 +13084,7 @@
               <w:spacing w:after="10" w:before="0"/>
               <w:ind w:left="120"/>
             </w:pPr>
-            <w:hyperlink w:history="1" r:id="rIdqiux3jhkzcnuds3rhjhyo">
+            <w:hyperlink w:history="1" r:id="rIdrm9nsdz30yyxukk8tfvoq">
               <w:r>
                 <w:rPr>
                   <w:rFonts w:ascii="Arial" w:cs="Arial" w:eastAsia="Arial" w:hAnsi="Arial"/>
@@ -13129,7 +13129,7 @@
             <w:pPr>
               <w:spacing w:after="20" w:before="0"/>
             </w:pPr>
-            <w:hyperlink w:history="1" r:id="rId9f1feivc3kffexdngqcc_">
+            <w:hyperlink w:history="1" r:id="rIdeoy5vl8nbosrw3mfuvcmp">
               <w:r>
                 <w:rPr>
                   <w:rFonts w:ascii="Arial" w:cs="Arial" w:eastAsia="Arial" w:hAnsi="Arial"/>
@@ -13162,7 +13162,7 @@
               <w:spacing w:after="10" w:before="0"/>
               <w:ind w:left="120"/>
             </w:pPr>
-            <w:hyperlink w:history="1" r:id="rIdqi8afks_iy4qi9om0ufk7">
+            <w:hyperlink w:history="1" r:id="rIdtcz6f7a3-3mp9_yt3fcwq">
               <w:r>
                 <w:rPr>
                   <w:rFonts w:ascii="Arial" w:cs="Arial" w:eastAsia="Arial" w:hAnsi="Arial"/>
@@ -13442,7 +13442,7 @@
             <w:pPr>
               <w:spacing w:after="20" w:before="0"/>
             </w:pPr>
-            <w:hyperlink w:history="1" r:id="rIdaa1h4a0vgtsiuxkgehite">
+            <w:hyperlink w:history="1" r:id="rIdhzvhr_eeie-fjl05akpk0">
               <w:r>
                 <w:rPr>
                   <w:rFonts w:ascii="Arial" w:cs="Arial" w:eastAsia="Arial" w:hAnsi="Arial"/>
@@ -13491,7 +13491,7 @@
               <w:spacing w:after="10" w:before="0"/>
               <w:ind w:left="120"/>
             </w:pPr>
-            <w:hyperlink w:history="1" r:id="rId1tqq1rusylk9kitc0sbxv">
+            <w:hyperlink w:history="1" r:id="rIdyvjzuqoraodap7hcukv0q">
               <w:r>
                 <w:rPr>
                   <w:rFonts w:ascii="Arial" w:cs="Arial" w:eastAsia="Arial" w:hAnsi="Arial"/>
@@ -13536,7 +13536,7 @@
             <w:pPr>
               <w:spacing w:after="20" w:before="0"/>
             </w:pPr>
-            <w:hyperlink w:history="1" r:id="rIdwskhbfca7bvvaytjhfegt">
+            <w:hyperlink w:history="1" r:id="rIdurlczjazthua-uzqgh8np">
               <w:r>
                 <w:rPr>
                   <w:rFonts w:ascii="Arial" w:cs="Arial" w:eastAsia="Arial" w:hAnsi="Arial"/>
@@ -13569,7 +13569,7 @@
               <w:spacing w:after="10" w:before="0"/>
               <w:ind w:left="120"/>
             </w:pPr>
-            <w:hyperlink w:history="1" r:id="rId7_vcngef9e1bx0-4tmgv6">
+            <w:hyperlink w:history="1" r:id="rIdyuexzpxg6smkvplfbwy3u">
               <w:r>
                 <w:rPr>
                   <w:rFonts w:ascii="Arial" w:cs="Arial" w:eastAsia="Arial" w:hAnsi="Arial"/>
@@ -13929,7 +13929,7 @@
             <w:pPr>
               <w:spacing w:after="20" w:before="0"/>
             </w:pPr>
-            <w:hyperlink w:history="1" r:id="rId31iryv-6dlrycgejjc0ls">
+            <w:hyperlink w:history="1" r:id="rIdhhqqt_8-u-mqpbqfcfpyu">
               <w:r>
                 <w:rPr>
                   <w:rFonts w:ascii="Arial" w:cs="Arial" w:eastAsia="Arial" w:hAnsi="Arial"/>
@@ -13978,7 +13978,7 @@
               <w:spacing w:after="10" w:before="0"/>
               <w:ind w:left="120"/>
             </w:pPr>
-            <w:hyperlink w:history="1" r:id="rIduxfjtzqvfnmjg5d7wntbf">
+            <w:hyperlink w:history="1" r:id="rIdhok8tseuwsft7cgxgffr9">
               <w:r>
                 <w:rPr>
                   <w:rFonts w:ascii="Arial" w:cs="Arial" w:eastAsia="Arial" w:hAnsi="Arial"/>
@@ -14023,7 +14023,7 @@
             <w:pPr>
               <w:spacing w:after="20" w:before="0"/>
             </w:pPr>
-            <w:hyperlink w:history="1" r:id="rIdp4jyyssrw98iqkvony13g">
+            <w:hyperlink w:history="1" r:id="rIdermnhmqy0_fkodjs3ztwk">
               <w:r>
                 <w:rPr>
                   <w:rFonts w:ascii="Arial" w:cs="Arial" w:eastAsia="Arial" w:hAnsi="Arial"/>
@@ -14056,7 +14056,7 @@
               <w:spacing w:after="10" w:before="0"/>
               <w:ind w:left="120"/>
             </w:pPr>
-            <w:hyperlink w:history="1" r:id="rIdqn9drgwangfnhozgcjvxi">
+            <w:hyperlink w:history="1" r:id="rIdkuibvvvxz4jkwyr6q7uqh">
               <w:r>
                 <w:rPr>
                   <w:rFonts w:ascii="Arial" w:cs="Arial" w:eastAsia="Arial" w:hAnsi="Arial"/>
@@ -14256,7 +14256,7 @@
             <w:pPr>
               <w:spacing w:after="20" w:before="0"/>
             </w:pPr>
-            <w:hyperlink w:history="1" r:id="rId2w-cznzcjetiqpcq4xhd2">
+            <w:hyperlink w:history="1" r:id="rIdoowu802rdk48z0lnwptg8">
               <w:r>
                 <w:rPr>
                   <w:rFonts w:ascii="Arial" w:cs="Arial" w:eastAsia="Arial" w:hAnsi="Arial"/>
@@ -14305,7 +14305,7 @@
               <w:spacing w:after="10" w:before="0"/>
               <w:ind w:left="120"/>
             </w:pPr>
-            <w:hyperlink w:history="1" r:id="rId7b70p9evbzrhpmwc0pe8p">
+            <w:hyperlink w:history="1" r:id="rIdrlfj_lj6vsqoqd-1cyyrz">
               <w:r>
                 <w:rPr>
                   <w:rFonts w:ascii="Arial" w:cs="Arial" w:eastAsia="Arial" w:hAnsi="Arial"/>
@@ -14350,7 +14350,7 @@
             <w:pPr>
               <w:spacing w:after="20" w:before="0"/>
             </w:pPr>
-            <w:hyperlink w:history="1" r:id="rIdzeapt17jgy5_o7i3j9a-m">
+            <w:hyperlink w:history="1" r:id="rIdz94wbcvit1rjwslgznjrs">
               <w:r>
                 <w:rPr>
                   <w:rFonts w:ascii="Arial" w:cs="Arial" w:eastAsia="Arial" w:hAnsi="Arial"/>
@@ -14399,7 +14399,7 @@
               <w:spacing w:after="10" w:before="0"/>
               <w:ind w:left="120"/>
             </w:pPr>
-            <w:hyperlink w:history="1" r:id="rIdgqxflg-txjalzivgwn6vy">
+            <w:hyperlink w:history="1" r:id="rId47g76unt8esepwrntxdah">
               <w:r>
                 <w:rPr>
                   <w:rFonts w:ascii="Arial" w:cs="Arial" w:eastAsia="Arial" w:hAnsi="Arial"/>
@@ -14924,7 +14924,7 @@
         </w:rPr>
         <w:t xml:space="preserve">© 2026 SeaVuria and ARES. Aligned with KICD objectives. Developed by SeaVuria; technical implementation by ARES (with AI assistance from Claude). Licensed under </w:t>
       </w:r>
-      <w:hyperlink w:history="1" r:id="rIdhxebzlsl6wgwlgwofbane">
+      <w:hyperlink w:history="1" r:id="rIdmobn0p2ps01hvlt1rias1">
         <w:r>
           <w:rPr>
             <w:rFonts w:ascii="Arial" w:cs="Arial" w:eastAsia="Arial" w:hAnsi="Arial"/>
@@ -14945,7 +14945,7 @@
         </w:rPr>
         <w:t xml:space="preserve"> (</w:t>
       </w:r>
-      <w:hyperlink w:history="1" r:id="rIdkqi6elns2njfwvnqhstf6">
+      <w:hyperlink w:history="1" r:id="rId0irdu-dadjbhsgsoht5ea">
         <w:r>
           <w:rPr>
             <w:rFonts w:ascii="Arial" w:cs="Arial" w:eastAsia="Arial" w:hAnsi="Arial"/>
@@ -15985,7 +15985,7 @@
             <w:pPr>
               <w:spacing w:after="20" w:before="0"/>
             </w:pPr>
-            <w:hyperlink w:history="1" r:id="rIdnuigz2utwlplh4jbm5zws">
+            <w:hyperlink w:history="1" r:id="rIdakvknpemdc4w5bfwlzvso">
               <w:r>
                 <w:rPr>
                   <w:rFonts w:ascii="Arial" w:cs="Arial" w:eastAsia="Arial" w:hAnsi="Arial"/>
@@ -16018,7 +16018,7 @@
               <w:spacing w:after="10" w:before="0"/>
               <w:ind w:left="120"/>
             </w:pPr>
-            <w:hyperlink w:history="1" r:id="rIddy7-vyyoexnxsqdfje2w5">
+            <w:hyperlink w:history="1" r:id="rIdgywfeqkblmutyk907dfrj">
               <w:r>
                 <w:rPr>
                   <w:rFonts w:ascii="Arial" w:cs="Arial" w:eastAsia="Arial" w:hAnsi="Arial"/>
@@ -16063,7 +16063,7 @@
             <w:pPr>
               <w:spacing w:after="20" w:before="0"/>
             </w:pPr>
-            <w:hyperlink w:history="1" r:id="rIdhiotte1nwve3xztsephdf">
+            <w:hyperlink w:history="1" r:id="rIdhhjliilwbsslfsshwmqnu">
               <w:r>
                 <w:rPr>
                   <w:rFonts w:ascii="Arial" w:cs="Arial" w:eastAsia="Arial" w:hAnsi="Arial"/>
@@ -16096,7 +16096,7 @@
               <w:spacing w:after="10" w:before="0"/>
               <w:ind w:left="120"/>
             </w:pPr>
-            <w:hyperlink w:history="1" r:id="rIdh0c1mk0hxrkyhpcrpb7sf">
+            <w:hyperlink w:history="1" r:id="rIdialew3zfb2rx3gw9ztvrx">
               <w:r>
                 <w:rPr>
                   <w:rFonts w:ascii="Arial" w:cs="Arial" w:eastAsia="Arial" w:hAnsi="Arial"/>
@@ -16296,7 +16296,7 @@
             <w:pPr>
               <w:spacing w:after="20" w:before="0"/>
             </w:pPr>
-            <w:hyperlink w:history="1" r:id="rIdyc08bezd8qhtbh6faz9in">
+            <w:hyperlink w:history="1" r:id="rIdmnbkgcyi7c7j8l5cxjfkw">
               <w:r>
                 <w:rPr>
                   <w:rFonts w:ascii="Arial" w:cs="Arial" w:eastAsia="Arial" w:hAnsi="Arial"/>
@@ -16329,7 +16329,7 @@
               <w:spacing w:after="10" w:before="0"/>
               <w:ind w:left="120"/>
             </w:pPr>
-            <w:hyperlink w:history="1" r:id="rIdrxjuwfievgzi8lvyhzwlz">
+            <w:hyperlink w:history="1" r:id="rIduwmtw_xz29clis-mre0tc">
               <w:r>
                 <w:rPr>
                   <w:rFonts w:ascii="Arial" w:cs="Arial" w:eastAsia="Arial" w:hAnsi="Arial"/>
@@ -16374,7 +16374,7 @@
             <w:pPr>
               <w:spacing w:after="20" w:before="0"/>
             </w:pPr>
-            <w:hyperlink w:history="1" r:id="rIdvwzl0-beefwrvhl3vmlku">
+            <w:hyperlink w:history="1" r:id="rIdtjc5arsbdkbxtzoesjqzj">
               <w:r>
                 <w:rPr>
                   <w:rFonts w:ascii="Arial" w:cs="Arial" w:eastAsia="Arial" w:hAnsi="Arial"/>
@@ -16407,7 +16407,7 @@
               <w:spacing w:after="10" w:before="0"/>
               <w:ind w:left="120"/>
             </w:pPr>
-            <w:hyperlink w:history="1" r:id="rIdigef_8tocl-dpmojvtobq">
+            <w:hyperlink w:history="1" r:id="rIdmwuwnsoxci1fpumfe3f87">
               <w:r>
                 <w:rPr>
                   <w:rFonts w:ascii="Arial" w:cs="Arial" w:eastAsia="Arial" w:hAnsi="Arial"/>
@@ -16607,7 +16607,7 @@
             <w:pPr>
               <w:spacing w:after="20" w:before="0"/>
             </w:pPr>
-            <w:hyperlink w:history="1" r:id="rIdku1uggamt-qdckzcs7-y6">
+            <w:hyperlink w:history="1" r:id="rIdf0vtdek6bncimo-mtezbl">
               <w:r>
                 <w:rPr>
                   <w:rFonts w:ascii="Arial" w:cs="Arial" w:eastAsia="Arial" w:hAnsi="Arial"/>
@@ -16640,7 +16640,7 @@
               <w:spacing w:after="10" w:before="0"/>
               <w:ind w:left="120"/>
             </w:pPr>
-            <w:hyperlink w:history="1" r:id="rIdyt-z08a4em2eupbz1z2rz">
+            <w:hyperlink w:history="1" r:id="rIdn8zuznyozozonmlk2vqir">
               <w:r>
                 <w:rPr>
                   <w:rFonts w:ascii="Arial" w:cs="Arial" w:eastAsia="Arial" w:hAnsi="Arial"/>
@@ -16685,7 +16685,7 @@
             <w:pPr>
               <w:spacing w:after="20" w:before="0"/>
             </w:pPr>
-            <w:hyperlink w:history="1" r:id="rIdfj0sz_jyuk_8a7atyq6xx">
+            <w:hyperlink w:history="1" r:id="rIdmdb-vl6gfw3h1xwbzm1qb">
               <w:r>
                 <w:rPr>
                   <w:rFonts w:ascii="Arial" w:cs="Arial" w:eastAsia="Arial" w:hAnsi="Arial"/>
@@ -16718,7 +16718,7 @@
               <w:spacing w:after="10" w:before="0"/>
               <w:ind w:left="120"/>
             </w:pPr>
-            <w:hyperlink w:history="1" r:id="rIdafhsooo5zhqiadp2gxsjj">
+            <w:hyperlink w:history="1" r:id="rId5riuiwswcdjd5odoeu9-b">
               <w:r>
                 <w:rPr>
                   <w:rFonts w:ascii="Arial" w:cs="Arial" w:eastAsia="Arial" w:hAnsi="Arial"/>
@@ -16918,7 +16918,7 @@
             <w:pPr>
               <w:spacing w:after="20" w:before="0"/>
             </w:pPr>
-            <w:hyperlink w:history="1" r:id="rId1q457kp1str9qabn9mci0">
+            <w:hyperlink w:history="1" r:id="rIdlxmuoqyzuoen6vafxg_hn">
               <w:r>
                 <w:rPr>
                   <w:rFonts w:ascii="Arial" w:cs="Arial" w:eastAsia="Arial" w:hAnsi="Arial"/>
@@ -16951,7 +16951,7 @@
               <w:spacing w:after="10" w:before="0"/>
               <w:ind w:left="120"/>
             </w:pPr>
-            <w:hyperlink w:history="1" r:id="rIdihw9dqbcnpt7_pnv1du3d">
+            <w:hyperlink w:history="1" r:id="rIdibtj64kshtmigoqq4ryno">
               <w:r>
                 <w:rPr>
                   <w:rFonts w:ascii="Arial" w:cs="Arial" w:eastAsia="Arial" w:hAnsi="Arial"/>
@@ -16996,7 +16996,7 @@
             <w:pPr>
               <w:spacing w:after="20" w:before="0"/>
             </w:pPr>
-            <w:hyperlink w:history="1" r:id="rIdxrg0g1ykud_y5mfuwiqnz">
+            <w:hyperlink w:history="1" r:id="rIdd7q8af6dfrixzd5lhjdoe">
               <w:r>
                 <w:rPr>
                   <w:rFonts w:ascii="Arial" w:cs="Arial" w:eastAsia="Arial" w:hAnsi="Arial"/>
@@ -17029,7 +17029,7 @@
               <w:spacing w:after="10" w:before="0"/>
               <w:ind w:left="120"/>
             </w:pPr>
-            <w:hyperlink w:history="1" r:id="rIduslhpfeu82n-jd5ejs3lx">
+            <w:hyperlink w:history="1" r:id="rIdgfe2xgxodandiofgb49kz">
               <w:r>
                 <w:rPr>
                   <w:rFonts w:ascii="Arial" w:cs="Arial" w:eastAsia="Arial" w:hAnsi="Arial"/>
@@ -17229,7 +17229,7 @@
             <w:pPr>
               <w:spacing w:after="20" w:before="0"/>
             </w:pPr>
-            <w:hyperlink w:history="1" r:id="rIdzlw7jw_b3rxmul6lzojkb">
+            <w:hyperlink w:history="1" r:id="rIds38pj1xcwfq9ueq4y9eq2">
               <w:r>
                 <w:rPr>
                   <w:rFonts w:ascii="Arial" w:cs="Arial" w:eastAsia="Arial" w:hAnsi="Arial"/>
@@ -17262,7 +17262,7 @@
               <w:spacing w:after="10" w:before="0"/>
               <w:ind w:left="120"/>
             </w:pPr>
-            <w:hyperlink w:history="1" r:id="rIdtbz9iwp0uftfdb7nfqztc">
+            <w:hyperlink w:history="1" r:id="rId9mz9y6-j9n1jaej6be_dc">
               <w:r>
                 <w:rPr>
                   <w:rFonts w:ascii="Arial" w:cs="Arial" w:eastAsia="Arial" w:hAnsi="Arial"/>
@@ -17307,7 +17307,7 @@
             <w:pPr>
               <w:spacing w:after="20" w:before="0"/>
             </w:pPr>
-            <w:hyperlink w:history="1" r:id="rIdo7x719mpkmufiicsidzrw">
+            <w:hyperlink w:history="1" r:id="rIdty3gvisd-utw78a_3530q">
               <w:r>
                 <w:rPr>
                   <w:rFonts w:ascii="Arial" w:cs="Arial" w:eastAsia="Arial" w:hAnsi="Arial"/>
@@ -17340,7 +17340,7 @@
               <w:spacing w:after="10" w:before="0"/>
               <w:ind w:left="120"/>
             </w:pPr>
-            <w:hyperlink w:history="1" r:id="rIdnpfslxhgk0oe4wesrghbp">
+            <w:hyperlink w:history="1" r:id="rIdcu1ty1wdpncxscsi2oa5b">
               <w:r>
                 <w:rPr>
                   <w:rFonts w:ascii="Arial" w:cs="Arial" w:eastAsia="Arial" w:hAnsi="Arial"/>
@@ -17965,7 +17965,7 @@
         </w:rPr>
         <w:t xml:space="preserve">© 2026 SeaVuria and ARES. Aligned with KICD objectives. Developed by SeaVuria; technical implementation by ARES (with AI assistance from Claude). Licensed under </w:t>
       </w:r>
-      <w:hyperlink w:history="1" r:id="rIdd27gvz8icj0_p6_lzjpa9">
+      <w:hyperlink w:history="1" r:id="rIdwcgzfxsphujoslx-gzkxv">
         <w:r>
           <w:rPr>
             <w:rFonts w:ascii="Arial" w:cs="Arial" w:eastAsia="Arial" w:hAnsi="Arial"/>
@@ -17986,7 +17986,7 @@
         </w:rPr>
         <w:t xml:space="preserve"> (</w:t>
       </w:r>
-      <w:hyperlink w:history="1" r:id="rIdfzezrx7r_mec3ulyodz0b">
+      <w:hyperlink w:history="1" r:id="rIdyuataosc65qctp9_xmty9">
         <w:r>
           <w:rPr>
             <w:rFonts w:ascii="Arial" w:cs="Arial" w:eastAsia="Arial" w:hAnsi="Arial"/>
@@ -19026,7 +19026,7 @@
             <w:pPr>
               <w:spacing w:after="20" w:before="0"/>
             </w:pPr>
-            <w:hyperlink w:history="1" r:id="rIdmww185w3f84kzsmqqurh-">
+            <w:hyperlink w:history="1" r:id="rIdrq1py2uxbu9vmntac-u5-">
               <w:r>
                 <w:rPr>
                   <w:rFonts w:ascii="Arial" w:cs="Arial" w:eastAsia="Arial" w:hAnsi="Arial"/>
@@ -19059,7 +19059,7 @@
               <w:spacing w:after="10" w:before="0"/>
               <w:ind w:left="120"/>
             </w:pPr>
-            <w:hyperlink w:history="1" r:id="rIdqed9l77ucg6z0kwrrjiuq">
+            <w:hyperlink w:history="1" r:id="rIdz-r7ts2biz5feajp8pydk">
               <w:r>
                 <w:rPr>
                   <w:rFonts w:ascii="Arial" w:cs="Arial" w:eastAsia="Arial" w:hAnsi="Arial"/>
@@ -19104,7 +19104,7 @@
             <w:pPr>
               <w:spacing w:after="20" w:before="0"/>
             </w:pPr>
-            <w:hyperlink w:history="1" r:id="rIdsfylc8sqfapqujalmyl7k">
+            <w:hyperlink w:history="1" r:id="rIdcv31-mmuhpdftsjrnc-vu">
               <w:r>
                 <w:rPr>
                   <w:rFonts w:ascii="Arial" w:cs="Arial" w:eastAsia="Arial" w:hAnsi="Arial"/>
@@ -19137,7 +19137,7 @@
               <w:spacing w:after="10" w:before="0"/>
               <w:ind w:left="120"/>
             </w:pPr>
-            <w:hyperlink w:history="1" r:id="rIdfngjlbdgtq7wfe7v31zyo">
+            <w:hyperlink w:history="1" r:id="rIdsr8nftkvu8zxedom6fntj">
               <w:r>
                 <w:rPr>
                   <w:rFonts w:ascii="Arial" w:cs="Arial" w:eastAsia="Arial" w:hAnsi="Arial"/>
@@ -19337,7 +19337,7 @@
             <w:pPr>
               <w:spacing w:after="20" w:before="0"/>
             </w:pPr>
-            <w:hyperlink w:history="1" r:id="rId9iiou_vrnoequmvwavpmn">
+            <w:hyperlink w:history="1" r:id="rIdp7e4dk6zdqlj-nyp39ttx">
               <w:r>
                 <w:rPr>
                   <w:rFonts w:ascii="Arial" w:cs="Arial" w:eastAsia="Arial" w:hAnsi="Arial"/>
@@ -19370,7 +19370,7 @@
               <w:spacing w:after="10" w:before="0"/>
               <w:ind w:left="120"/>
             </w:pPr>
-            <w:hyperlink w:history="1" r:id="rIdyy991vbynjvxsook9e70t">
+            <w:hyperlink w:history="1" r:id="rIdkpwzhtxusd3hskmm4rf1m">
               <w:r>
                 <w:rPr>
                   <w:rFonts w:ascii="Arial" w:cs="Arial" w:eastAsia="Arial" w:hAnsi="Arial"/>
@@ -19415,7 +19415,7 @@
             <w:pPr>
               <w:spacing w:after="20" w:before="0"/>
             </w:pPr>
-            <w:hyperlink w:history="1" r:id="rIdq4bhmdsfgjexa-nmsapr3">
+            <w:hyperlink w:history="1" r:id="rIdzaynkc0iadpcqfqcagqzc">
               <w:r>
                 <w:rPr>
                   <w:rFonts w:ascii="Arial" w:cs="Arial" w:eastAsia="Arial" w:hAnsi="Arial"/>
@@ -19448,7 +19448,7 @@
               <w:spacing w:after="10" w:before="0"/>
               <w:ind w:left="120"/>
             </w:pPr>
-            <w:hyperlink w:history="1" r:id="rIdjyxcq84pl4l9rsulmglg1">
+            <w:hyperlink w:history="1" r:id="rIdltai8tbwwk7xazom307l9">
               <w:r>
                 <w:rPr>
                   <w:rFonts w:ascii="Arial" w:cs="Arial" w:eastAsia="Arial" w:hAnsi="Arial"/>
@@ -19808,7 +19808,7 @@
             <w:pPr>
               <w:spacing w:after="20" w:before="0"/>
             </w:pPr>
-            <w:hyperlink w:history="1" r:id="rIdj8gvytus4wlsggnmcrnvf">
+            <w:hyperlink w:history="1" r:id="rIdu-wyfw-ercmsgbdcdzqfk">
               <w:r>
                 <w:rPr>
                   <w:rFonts w:ascii="Arial" w:cs="Arial" w:eastAsia="Arial" w:hAnsi="Arial"/>
@@ -19841,7 +19841,7 @@
               <w:spacing w:after="10" w:before="0"/>
               <w:ind w:left="120"/>
             </w:pPr>
-            <w:hyperlink w:history="1" r:id="rIdshkwzf1vlznu3abttxa_9">
+            <w:hyperlink w:history="1" r:id="rIdse1vvuoytnv9olhosklma">
               <w:r>
                 <w:rPr>
                   <w:rFonts w:ascii="Arial" w:cs="Arial" w:eastAsia="Arial" w:hAnsi="Arial"/>
@@ -19886,7 +19886,7 @@
             <w:pPr>
               <w:spacing w:after="20" w:before="0"/>
             </w:pPr>
-            <w:hyperlink w:history="1" r:id="rIdis_7b30wwgntwybejep4t">
+            <w:hyperlink w:history="1" r:id="rIdi9xi45uw7ydjhkpd0trl9">
               <w:r>
                 <w:rPr>
                   <w:rFonts w:ascii="Arial" w:cs="Arial" w:eastAsia="Arial" w:hAnsi="Arial"/>
@@ -19919,7 +19919,7 @@
               <w:spacing w:after="10" w:before="0"/>
               <w:ind w:left="120"/>
             </w:pPr>
-            <w:hyperlink w:history="1" r:id="rIdmejhsj5rten29bgcq6kre">
+            <w:hyperlink w:history="1" r:id="rIdto5xeksqebmkuwgtydhwf">
               <w:r>
                 <w:rPr>
                   <w:rFonts w:ascii="Arial" w:cs="Arial" w:eastAsia="Arial" w:hAnsi="Arial"/>
@@ -20279,7 +20279,7 @@
             <w:pPr>
               <w:spacing w:after="20" w:before="0"/>
             </w:pPr>
-            <w:hyperlink w:history="1" r:id="rIds0eheyx1pjiuvvsa1hbcs">
+            <w:hyperlink w:history="1" r:id="rIdmo83q527rtukylkfoya_w">
               <w:r>
                 <w:rPr>
                   <w:rFonts w:ascii="Arial" w:cs="Arial" w:eastAsia="Arial" w:hAnsi="Arial"/>
@@ -20312,7 +20312,7 @@
               <w:spacing w:after="10" w:before="0"/>
               <w:ind w:left="120"/>
             </w:pPr>
-            <w:hyperlink w:history="1" r:id="rIdrwgdrmcudhq_sax_gnn06">
+            <w:hyperlink w:history="1" r:id="rIdk_7fcuvt-wzpfjhxp2naz">
               <w:r>
                 <w:rPr>
                   <w:rFonts w:ascii="Arial" w:cs="Arial" w:eastAsia="Arial" w:hAnsi="Arial"/>
@@ -20357,7 +20357,7 @@
             <w:pPr>
               <w:spacing w:after="20" w:before="0"/>
             </w:pPr>
-            <w:hyperlink w:history="1" r:id="rIdaritakcoosxhpzwekorat">
+            <w:hyperlink w:history="1" r:id="rIdoz1crq0-7j3sothw1vz8m">
               <w:r>
                 <w:rPr>
                   <w:rFonts w:ascii="Arial" w:cs="Arial" w:eastAsia="Arial" w:hAnsi="Arial"/>
@@ -20390,7 +20390,7 @@
               <w:spacing w:after="10" w:before="0"/>
               <w:ind w:left="120"/>
             </w:pPr>
-            <w:hyperlink w:history="1" r:id="rIdbhlg40gynnxl-aeeq4_qk">
+            <w:hyperlink w:history="1" r:id="rIdh2ftfl_wbnunkyojlhcae">
               <w:r>
                 <w:rPr>
                   <w:rFonts w:ascii="Arial" w:cs="Arial" w:eastAsia="Arial" w:hAnsi="Arial"/>
@@ -20590,7 +20590,7 @@
             <w:pPr>
               <w:spacing w:after="20" w:before="0"/>
             </w:pPr>
-            <w:hyperlink w:history="1" r:id="rIdm1camcix_x3tn9ky6xuh_">
+            <w:hyperlink w:history="1" r:id="rIds2q5rtubdjinjzg4mgz0z">
               <w:r>
                 <w:rPr>
                   <w:rFonts w:ascii="Arial" w:cs="Arial" w:eastAsia="Arial" w:hAnsi="Arial"/>
@@ -20623,7 +20623,7 @@
               <w:spacing w:after="10" w:before="0"/>
               <w:ind w:left="120"/>
             </w:pPr>
-            <w:hyperlink w:history="1" r:id="rIdd-0xocumyxq4wwoh4fyer">
+            <w:hyperlink w:history="1" r:id="rIdlckzrou_liijjb4rpm3e9">
               <w:r>
                 <w:rPr>
                   <w:rFonts w:ascii="Arial" w:cs="Arial" w:eastAsia="Arial" w:hAnsi="Arial"/>
@@ -20668,7 +20668,7 @@
             <w:pPr>
               <w:spacing w:after="20" w:before="0"/>
             </w:pPr>
-            <w:hyperlink w:history="1" r:id="rIdlfat5w1ofg-ncr-k2loav">
+            <w:hyperlink w:history="1" r:id="rId9twhnu7tghzui-laixe9o">
               <w:r>
                 <w:rPr>
                   <w:rFonts w:ascii="Arial" w:cs="Arial" w:eastAsia="Arial" w:hAnsi="Arial"/>
@@ -20701,7 +20701,7 @@
               <w:spacing w:after="10" w:before="0"/>
               <w:ind w:left="120"/>
             </w:pPr>
-            <w:hyperlink w:history="1" r:id="rIdn_rozmsndh3izys1bz-kc">
+            <w:hyperlink w:history="1" r:id="rIdk_do-0-9weme6gpc3t3se">
               <w:r>
                 <w:rPr>
                   <w:rFonts w:ascii="Arial" w:cs="Arial" w:eastAsia="Arial" w:hAnsi="Arial"/>
@@ -21426,7 +21426,7 @@
         </w:rPr>
         <w:t xml:space="preserve">© 2026 SeaVuria and ARES. Aligned with KICD objectives. Developed by SeaVuria; technical implementation by ARES (with AI assistance from Claude). Licensed under </w:t>
       </w:r>
-      <w:hyperlink w:history="1" r:id="rIdhgr3mhujvrw9g7qq_xusv">
+      <w:hyperlink w:history="1" r:id="rIdz7pkfvdvxktyszvjpybgs">
         <w:r>
           <w:rPr>
             <w:rFonts w:ascii="Arial" w:cs="Arial" w:eastAsia="Arial" w:hAnsi="Arial"/>
@@ -21447,7 +21447,7 @@
         </w:rPr>
         <w:t xml:space="preserve"> (</w:t>
       </w:r>
-      <w:hyperlink w:history="1" r:id="rIdqbpzf7rizkoat_uehgjsq">
+      <w:hyperlink w:history="1" r:id="rIdz50fbqh2rdre7nhf5yec3">
         <w:r>
           <w:rPr>
             <w:rFonts w:ascii="Arial" w:cs="Arial" w:eastAsia="Arial" w:hAnsi="Arial"/>
@@ -22487,7 +22487,7 @@
             <w:pPr>
               <w:spacing w:after="20" w:before="0"/>
             </w:pPr>
-            <w:hyperlink w:history="1" r:id="rIdg7e9hgug3ppjtd2doafkl">
+            <w:hyperlink w:history="1" r:id="rIdketkvyvcphr_hcdesdsbs">
               <w:r>
                 <w:rPr>
                   <w:rFonts w:ascii="Arial" w:cs="Arial" w:eastAsia="Arial" w:hAnsi="Arial"/>
@@ -22520,7 +22520,7 @@
               <w:spacing w:after="10" w:before="0"/>
               <w:ind w:left="120"/>
             </w:pPr>
-            <w:hyperlink w:history="1" r:id="rIdh0pad7me3oaig6_ab7wmh">
+            <w:hyperlink w:history="1" r:id="rIdsysfcvzl1e1xj8mlt3hvt">
               <w:r>
                 <w:rPr>
                   <w:rFonts w:ascii="Arial" w:cs="Arial" w:eastAsia="Arial" w:hAnsi="Arial"/>
@@ -22565,7 +22565,7 @@
             <w:pPr>
               <w:spacing w:after="20" w:before="0"/>
             </w:pPr>
-            <w:hyperlink w:history="1" r:id="rIdjswsrwyaiffq3x0sgagyk">
+            <w:hyperlink w:history="1" r:id="rIdtzww8itkxlhlkpfncmh_0">
               <w:r>
                 <w:rPr>
                   <w:rFonts w:ascii="Arial" w:cs="Arial" w:eastAsia="Arial" w:hAnsi="Arial"/>
@@ -22598,7 +22598,7 @@
               <w:spacing w:after="10" w:before="0"/>
               <w:ind w:left="120"/>
             </w:pPr>
-            <w:hyperlink w:history="1" r:id="rIdr-gd3xwtwntfox4ka2ubb">
+            <w:hyperlink w:history="1" r:id="rIdlpjlyqomn_g-iitantlzb">
               <w:r>
                 <w:rPr>
                   <w:rFonts w:ascii="Arial" w:cs="Arial" w:eastAsia="Arial" w:hAnsi="Arial"/>
@@ -22798,7 +22798,7 @@
             <w:pPr>
               <w:spacing w:after="20" w:before="0"/>
             </w:pPr>
-            <w:hyperlink w:history="1" r:id="rIdz53kg_t6x747pbj-lpux-">
+            <w:hyperlink w:history="1" r:id="rIdqwxrsdi1enxrwaer_hgyc">
               <w:r>
                 <w:rPr>
                   <w:rFonts w:ascii="Arial" w:cs="Arial" w:eastAsia="Arial" w:hAnsi="Arial"/>
@@ -22831,7 +22831,7 @@
               <w:spacing w:after="10" w:before="0"/>
               <w:ind w:left="120"/>
             </w:pPr>
-            <w:hyperlink w:history="1" r:id="rIdax-bmw7t74dyc-qlihkei">
+            <w:hyperlink w:history="1" r:id="rIdv1rh3c4pnlhqyand7dsr3">
               <w:r>
                 <w:rPr>
                   <w:rFonts w:ascii="Arial" w:cs="Arial" w:eastAsia="Arial" w:hAnsi="Arial"/>
@@ -22876,7 +22876,7 @@
             <w:pPr>
               <w:spacing w:after="20" w:before="0"/>
             </w:pPr>
-            <w:hyperlink w:history="1" r:id="rIdc7g0tavtl3xxkmzgl-pgp">
+            <w:hyperlink w:history="1" r:id="rIduxmzsy9iyag_4tfpamvh4">
               <w:r>
                 <w:rPr>
                   <w:rFonts w:ascii="Arial" w:cs="Arial" w:eastAsia="Arial" w:hAnsi="Arial"/>
@@ -22909,7 +22909,7 @@
               <w:spacing w:after="10" w:before="0"/>
               <w:ind w:left="120"/>
             </w:pPr>
-            <w:hyperlink w:history="1" r:id="rIdzsdlfxvdpxog5dollqanc">
+            <w:hyperlink w:history="1" r:id="rIdikiivd-emzchoe-ovn_zw">
               <w:r>
                 <w:rPr>
                   <w:rFonts w:ascii="Arial" w:cs="Arial" w:eastAsia="Arial" w:hAnsi="Arial"/>
@@ -23269,7 +23269,7 @@
             <w:pPr>
               <w:spacing w:after="20" w:before="0"/>
             </w:pPr>
-            <w:hyperlink w:history="1" r:id="rId4onkmwkxv5t_hehc_bbwz">
+            <w:hyperlink w:history="1" r:id="rIdc2rkweuwldvquhpn350vm">
               <w:r>
                 <w:rPr>
                   <w:rFonts w:ascii="Arial" w:cs="Arial" w:eastAsia="Arial" w:hAnsi="Arial"/>
@@ -23302,7 +23302,7 @@
               <w:spacing w:after="10" w:before="0"/>
               <w:ind w:left="120"/>
             </w:pPr>
-            <w:hyperlink w:history="1" r:id="rIdy_6ov1pu4lnm1xco7nprl">
+            <w:hyperlink w:history="1" r:id="rIdtnqimj5byvr2qukz_duwr">
               <w:r>
                 <w:rPr>
                   <w:rFonts w:ascii="Arial" w:cs="Arial" w:eastAsia="Arial" w:hAnsi="Arial"/>
@@ -23347,7 +23347,7 @@
             <w:pPr>
               <w:spacing w:after="20" w:before="0"/>
             </w:pPr>
-            <w:hyperlink w:history="1" r:id="rIdwlxrktxzltakvwmahtnea">
+            <w:hyperlink w:history="1" r:id="rIdjikesel0dvaewgs9r_7nr">
               <w:r>
                 <w:rPr>
                   <w:rFonts w:ascii="Arial" w:cs="Arial" w:eastAsia="Arial" w:hAnsi="Arial"/>
@@ -23380,7 +23380,7 @@
               <w:spacing w:after="10" w:before="0"/>
               <w:ind w:left="120"/>
             </w:pPr>
-            <w:hyperlink w:history="1" r:id="rIdsskfvtztgh4jgmruqzl2i">
+            <w:hyperlink w:history="1" r:id="rIdkucavm5lx74mosya1k6ze">
               <w:r>
                 <w:rPr>
                   <w:rFonts w:ascii="Arial" w:cs="Arial" w:eastAsia="Arial" w:hAnsi="Arial"/>
@@ -23660,7 +23660,7 @@
             <w:pPr>
               <w:spacing w:after="20" w:before="0"/>
             </w:pPr>
-            <w:hyperlink w:history="1" r:id="rId7-4s4z9ov-3ywhz96pv2e">
+            <w:hyperlink w:history="1" r:id="rIdhpwb6pgp9rbl2aonywfhv">
               <w:r>
                 <w:rPr>
                   <w:rFonts w:ascii="Arial" w:cs="Arial" w:eastAsia="Arial" w:hAnsi="Arial"/>
@@ -23693,7 +23693,7 @@
               <w:spacing w:after="10" w:before="0"/>
               <w:ind w:left="120"/>
             </w:pPr>
-            <w:hyperlink w:history="1" r:id="rIdzs2pjwtrsobwyonhhaixf">
+            <w:hyperlink w:history="1" r:id="rIdbza-zixbh2zui5eytfilc">
               <w:r>
                 <w:rPr>
                   <w:rFonts w:ascii="Arial" w:cs="Arial" w:eastAsia="Arial" w:hAnsi="Arial"/>
@@ -23738,7 +23738,7 @@
             <w:pPr>
               <w:spacing w:after="20" w:before="0"/>
             </w:pPr>
-            <w:hyperlink w:history="1" r:id="rIdwnn45bv6ef9wsdgwtujb5">
+            <w:hyperlink w:history="1" r:id="rIds1p-yx-edmtf7xtqbqyrm">
               <w:r>
                 <w:rPr>
                   <w:rFonts w:ascii="Arial" w:cs="Arial" w:eastAsia="Arial" w:hAnsi="Arial"/>
@@ -23771,7 +23771,7 @@
               <w:spacing w:after="10" w:before="0"/>
               <w:ind w:left="120"/>
             </w:pPr>
-            <w:hyperlink w:history="1" r:id="rIdkzxuuwj6anu4lm-qyojyi">
+            <w:hyperlink w:history="1" r:id="rIdzrrkskfn42-tyiww4llgh">
               <w:r>
                 <w:rPr>
                   <w:rFonts w:ascii="Arial" w:cs="Arial" w:eastAsia="Arial" w:hAnsi="Arial"/>
@@ -23971,7 +23971,7 @@
             <w:pPr>
               <w:spacing w:after="20" w:before="0"/>
             </w:pPr>
-            <w:hyperlink w:history="1" r:id="rIde-jilxvltwcedf-sse-xr">
+            <w:hyperlink w:history="1" r:id="rId_fbxei7m2o83lux3vzkw7">
               <w:r>
                 <w:rPr>
                   <w:rFonts w:ascii="Arial" w:cs="Arial" w:eastAsia="Arial" w:hAnsi="Arial"/>
@@ -24004,7 +24004,7 @@
               <w:spacing w:after="10" w:before="0"/>
               <w:ind w:left="120"/>
             </w:pPr>
-            <w:hyperlink w:history="1" r:id="rIdjirxlvvbjz08apmbfaruq">
+            <w:hyperlink w:history="1" r:id="rId63-kff6kmnbezuigg05t3">
               <w:r>
                 <w:rPr>
                   <w:rFonts w:ascii="Arial" w:cs="Arial" w:eastAsia="Arial" w:hAnsi="Arial"/>
@@ -24049,7 +24049,7 @@
             <w:pPr>
               <w:spacing w:after="20" w:before="0"/>
             </w:pPr>
-            <w:hyperlink w:history="1" r:id="rIdfprkfyrpwxhn_nexaoeh-">
+            <w:hyperlink w:history="1" r:id="rIdl-ijwm1j3ik4pwed2g6o5">
               <w:r>
                 <w:rPr>
                   <w:rFonts w:ascii="Arial" w:cs="Arial" w:eastAsia="Arial" w:hAnsi="Arial"/>
@@ -24082,7 +24082,7 @@
               <w:spacing w:after="10" w:before="0"/>
               <w:ind w:left="120"/>
             </w:pPr>
-            <w:hyperlink w:history="1" r:id="rId-ixgg5lb4ptc2o70l3cyc">
+            <w:hyperlink w:history="1" r:id="rIdvxd65yj_xkvciag1wbjbt">
               <w:r>
                 <w:rPr>
                   <w:rFonts w:ascii="Arial" w:cs="Arial" w:eastAsia="Arial" w:hAnsi="Arial"/>
@@ -24148,9 +24148,184 @@
               <w:t xml:space="preserve"/>
             </w:r>
           </w:p>
+          <w:p>
+            <w:pPr>
+              <w:keepNext w:val="false"/>
+              <w:spacing w:after="40" w:before="0"/>
+              <w:jc w:val="left"/>
+            </w:pPr>
+            <w:r>
+              <w:rPr>
+                <w:rFonts w:ascii="Arial" w:cs="Arial" w:eastAsia="Arial" w:hAnsi="Arial"/>
+                <w:b w:val="false"/>
+                <w:bCs w:val="false"/>
+                <w:i w:val="false"/>
+                <w:iCs w:val="false"/>
+                <w:color w:val="000000"/>
+                <w:sz w:val="18"/>
+                <w:szCs w:val="18"/>
+              </w:rPr>
+              <w:t xml:space="preserve">(table below)</w:t>
+            </w:r>
+          </w:p>
+          <w:p>
+            <w:pPr>
+              <w:keepNext w:val="false"/>
+              <w:spacing w:after="40" w:before="0"/>
+              <w:jc w:val="left"/>
+            </w:pPr>
+            <w:r>
+              <w:rPr>
+                <w:rFonts w:ascii="Arial" w:cs="Arial" w:eastAsia="Arial" w:hAnsi="Arial"/>
+                <w:b w:val="false"/>
+                <w:bCs w:val="false"/>
+                <w:i w:val="false"/>
+                <w:iCs w:val="false"/>
+                <w:color w:val="000000"/>
+                <w:sz w:val="18"/>
+                <w:szCs w:val="18"/>
+              </w:rPr>
+              <w:t xml:space="preserve"/>
+            </w:r>
+          </w:p>
+          <w:p>
+            <w:pPr>
+              <w:keepNext w:val="false"/>
+              <w:spacing w:after="40" w:before="0"/>
+              <w:jc w:val="left"/>
+            </w:pPr>
+            <w:r>
+              <w:rPr>
+                <w:rFonts w:ascii="Arial" w:cs="Arial" w:eastAsia="Arial" w:hAnsi="Arial"/>
+                <w:b w:val="false"/>
+                <w:bCs w:val="false"/>
+                <w:i w:val="false"/>
+                <w:iCs w:val="false"/>
+                <w:color w:val="000000"/>
+                <w:sz w:val="18"/>
+                <w:szCs w:val="18"/>
+              </w:rPr>
+              <w:t xml:space="preserve">Learners also annotate their model with one new 'wondering' question to post on the DQB in the next lesson, such as: 'Does sin 53° have an exact value too, or only special angles?' or 'What happens to tan as the angle gets very close to 90°?'</w:t>
+            </w:r>
+          </w:p>
+        </w:tc>
+        <w:tc>
+          <w:tcPr>
+            <w:tcW w:type="dxa" w:w="3040"/>
+            <w:shd w:fill="F2F2F2" w:color="auto" w:val="clear"/>
+            <w:tcMar>
+              <w:top w:type="dxa" w:w="60"/>
+              <w:left w:type="dxa" w:w="120"/>
+              <w:bottom w:type="dxa" w:w="60"/>
+              <w:right w:type="dxa" w:w="120"/>
+            </w:tcMar>
+            <w:vAlign w:val="top"/>
+          </w:tcPr>
+          <w:p>
+            <w:pPr>
+              <w:keepNext w:val="false"/>
+              <w:spacing w:after="40" w:before="0"/>
+              <w:jc w:val="left"/>
+            </w:pPr>
+            <w:r>
+              <w:rPr>
+                <w:rFonts w:ascii="Arial" w:cs="Arial" w:eastAsia="Arial" w:hAnsi="Arial"/>
+                <w:b w:val="false"/>
+                <w:bCs w:val="false"/>
+                <w:i w:val="false"/>
+                <w:iCs w:val="false"/>
+                <w:color w:val="000000"/>
+                <w:sz w:val="18"/>
+                <w:szCs w:val="18"/>
+              </w:rPr>
+              <w:t xml:space="preserve">Say: 'Open your cumulative model from Lesson 1. You have 10 minutes to add the exact-values branch. The table on the board is your guide — complete it in your model using the exact surd values you derived today.' (Write the table shell on the board with the first row completed as a model.) Set a 10-minute timer. Circulate. After 8 min: 'Two more minutes — make sure you have written at least one new wondering question on a sticky note for our DQB.' At 10 min: 'Pens down. Two volunteers to share their wondering question.' Cold-call 2 learners. Post their sticky notes on the DQB 'Questions We Still Have' column. Close: 'Every time we update this model, we get closer to fully answering our driving question. In Lesson 8, we will look at the relationship between complementary angles more deeply — your wondering questions today will guide us there.'</w:t>
+            </w:r>
+          </w:p>
+        </w:tc>
+        <w:tc>
+          <w:tcPr>
+            <w:tcW w:type="dxa" w:w="3040"/>
+            <w:shd w:fill="FFFFFF" w:color="auto" w:val="clear"/>
+            <w:tcMar>
+              <w:top w:type="dxa" w:w="60"/>
+              <w:left w:type="dxa" w:w="120"/>
+              <w:bottom w:type="dxa" w:w="60"/>
+              <w:right w:type="dxa" w:w="120"/>
+            </w:tcMar>
+            <w:vAlign w:val="top"/>
+          </w:tcPr>
+          <w:p>
+            <w:pPr>
+              <w:keepNext w:val="false"/>
+              <w:spacing w:after="40" w:before="0"/>
+              <w:jc w:val="left"/>
+            </w:pPr>
+            <w:r>
+              <w:rPr>
+                <w:rFonts w:ascii="Arial" w:cs="Arial" w:eastAsia="Arial" w:hAnsi="Arial"/>
+                <w:b w:val="false"/>
+                <w:bCs w:val="false"/>
+                <w:i w:val="false"/>
+                <w:iCs w:val="false"/>
+                <w:color w:val="000000"/>
+                <w:sz w:val="18"/>
+                <w:szCs w:val="18"/>
+              </w:rPr>
+              <w:t xml:space="preserve">Cumulative Model Revision (NGSS SEP 2 — Developing and Using Models): Revisiting and annotating the same model across all 10 lessons externalises the learners' evolving mental models, making conceptual growth visible. Adding exact values as a new 'branch' shows learners that today's knowledge is an extension of — not a replacement for — prior knowledge. The 'wondering question' routine sustains inquiry momentum into the next lesson.</w:t>
+            </w:r>
+          </w:p>
+        </w:tc>
+        <w:tc>
+          <w:tcPr>
+            <w:tcW w:type="dxa" w:w="3040"/>
+            <w:shd w:fill="F2F2F2" w:color="auto" w:val="clear"/>
+            <w:tcMar>
+              <w:top w:type="dxa" w:w="60"/>
+              <w:left w:type="dxa" w:w="120"/>
+              <w:bottom w:type="dxa" w:w="60"/>
+              <w:right w:type="dxa" w:w="120"/>
+            </w:tcMar>
+            <w:vAlign w:val="top"/>
+          </w:tcPr>
+          <w:p>
+            <w:pPr>
+              <w:keepNext w:val="false"/>
+              <w:spacing w:after="40" w:before="0"/>
+              <w:jc w:val="left"/>
+            </w:pPr>
+            <w:r>
+              <w:rPr>
+                <w:rFonts w:ascii="Arial" w:cs="Arial" w:eastAsia="Arial" w:hAnsi="Arial"/>
+                <w:b w:val="false"/>
+                <w:bCs w:val="false"/>
+                <w:i w:val="false"/>
+                <w:iCs w:val="false"/>
+                <w:color w:val="000000"/>
+                <w:sz w:val="18"/>
+                <w:szCs w:val="18"/>
+              </w:rPr>
+              <w:t xml:space="preserve">Observable indicators: (1) The model table shows exact surd expressions (9/√3 rationalised as 3√3, or left as 9/√3 — both accepted if exact). (2) At least one wondering question per learner is written and posted. (3) The model clearly distinguishes between 'approximate' ratios (Lessons 4–6) and 'exact' ratios (Lesson 7). Exit check: teacher collects 6 books (2 high, 2 mid, 2 emerging) to review model accuracy before Lesson 8.</w:t>
+            </w:r>
+          </w:p>
+        </w:tc>
+      </w:tr>
+      <w:tr>
+        <w:tc>
+          <w:tcPr>
+            <w:tcW w:type="dxa" w:w="13680"/>
+            <w:gridSpan w:val="5"/>
+            <w:shd w:fill="FFFFFF" w:color="auto" w:val="clear"/>
+            <w:tcMar>
+              <w:top w:type="dxa" w:w="60"/>
+              <w:left w:type="dxa" w:w="120"/>
+              <w:bottom w:type="dxa" w:w="60"/>
+              <w:right w:type="dxa" w:w="120"/>
+            </w:tcMar>
+            <w:vAlign w:val="top"/>
+          </w:tcPr>
           <w:tbl>
             <w:tblPr>
-              <w:tblW w:type="dxa" w:w="2680"/>
+              <w:tblW w:type="dxa" w:w="13320"/>
               <w:tblBorders>
                 <w:top w:val="single" w:color="AAAAAA" w:sz="4"/>
                 <w:left w:val="single" w:color="AAAAAA" w:sz="4"/>
@@ -24162,14 +24337,14 @@
               <w:tblLayout w:type="fixed"/>
             </w:tblPr>
             <w:tblGrid>
-              <w:gridCol w:w="893"/>
-              <w:gridCol w:w="893"/>
-              <w:gridCol w:w="894"/>
+              <w:gridCol w:w="4440"/>
+              <w:gridCol w:w="4440"/>
+              <w:gridCol w:w="4440"/>
             </w:tblGrid>
             <w:tr>
               <w:tc>
                 <w:tcPr>
-                  <w:tcW w:type="dxa" w:w="893"/>
+                  <w:tcW w:type="dxa" w:w="4440"/>
                   <w:shd w:fill="D5E8F0" w:color="auto" w:val="clear"/>
                   <w:tcMar>
                     <w:top w:type="dxa" w:w="60"/>
@@ -24202,7 +24377,7 @@
               </w:tc>
               <w:tc>
                 <w:tcPr>
-                  <w:tcW w:type="dxa" w:w="893"/>
+                  <w:tcW w:type="dxa" w:w="4440"/>
                   <w:shd w:fill="D5E8F0" w:color="auto" w:val="clear"/>
                   <w:tcMar>
                     <w:top w:type="dxa" w:w="60"/>
@@ -24235,7 +24410,7 @@
               </w:tc>
               <w:tc>
                 <w:tcPr>
-                  <w:tcW w:type="dxa" w:w="894"/>
+                  <w:tcW w:type="dxa" w:w="4440"/>
                   <w:shd w:fill="D5E8F0" w:color="auto" w:val="clear"/>
                   <w:tcMar>
                     <w:top w:type="dxa" w:w="60"/>
@@ -24270,7 +24445,7 @@
             <w:tr>
               <w:tc>
                 <w:tcPr>
-                  <w:tcW w:type="dxa" w:w="893"/>
+                  <w:tcW w:type="dxa" w:w="4440"/>
                   <w:shd w:fill="FFFFFF" w:color="auto" w:val="clear"/>
                   <w:tcMar>
                     <w:top w:type="dxa" w:w="60"/>
@@ -24303,7 +24478,7 @@
               </w:tc>
               <w:tc>
                 <w:tcPr>
-                  <w:tcW w:type="dxa" w:w="893"/>
+                  <w:tcW w:type="dxa" w:w="4440"/>
                   <w:shd w:fill="FFFFFF" w:color="auto" w:val="clear"/>
                   <w:tcMar>
                     <w:top w:type="dxa" w:w="60"/>
@@ -24336,7 +24511,7 @@
               </w:tc>
               <w:tc>
                 <w:tcPr>
-                  <w:tcW w:type="dxa" w:w="894"/>
+                  <w:tcW w:type="dxa" w:w="4440"/>
                   <w:shd w:fill="FFFFFF" w:color="auto" w:val="clear"/>
                   <w:tcMar>
                     <w:top w:type="dxa" w:w="60"/>
@@ -24371,7 +24546,7 @@
             <w:tr>
               <w:tc>
                 <w:tcPr>
-                  <w:tcW w:type="dxa" w:w="893"/>
+                  <w:tcW w:type="dxa" w:w="4440"/>
                   <w:shd w:fill="FFFFFF" w:color="auto" w:val="clear"/>
                   <w:tcMar>
                     <w:top w:type="dxa" w:w="60"/>
@@ -24404,7 +24579,7 @@
               </w:tc>
               <w:tc>
                 <w:tcPr>
-                  <w:tcW w:type="dxa" w:w="893"/>
+                  <w:tcW w:type="dxa" w:w="4440"/>
                   <w:shd w:fill="FFFFFF" w:color="auto" w:val="clear"/>
                   <w:tcMar>
                     <w:top w:type="dxa" w:w="60"/>
@@ -24437,7 +24612,7 @@
               </w:tc>
               <w:tc>
                 <w:tcPr>
-                  <w:tcW w:type="dxa" w:w="894"/>
+                  <w:tcW w:type="dxa" w:w="4440"/>
                   <w:shd w:fill="FFFFFF" w:color="auto" w:val="clear"/>
                   <w:tcMar>
                     <w:top w:type="dxa" w:w="60"/>
@@ -24472,7 +24647,7 @@
             <w:tr>
               <w:tc>
                 <w:tcPr>
-                  <w:tcW w:type="dxa" w:w="893"/>
+                  <w:tcW w:type="dxa" w:w="4440"/>
                   <w:shd w:fill="FFFFFF" w:color="auto" w:val="clear"/>
                   <w:tcMar>
                     <w:top w:type="dxa" w:w="60"/>
@@ -24505,7 +24680,7 @@
               </w:tc>
               <w:tc>
                 <w:tcPr>
-                  <w:tcW w:type="dxa" w:w="893"/>
+                  <w:tcW w:type="dxa" w:w="4440"/>
                   <w:shd w:fill="FFFFFF" w:color="auto" w:val="clear"/>
                   <w:tcMar>
                     <w:top w:type="dxa" w:w="60"/>
@@ -24538,7 +24713,7 @@
               </w:tc>
               <w:tc>
                 <w:tcPr>
-                  <w:tcW w:type="dxa" w:w="894"/>
+                  <w:tcW w:type="dxa" w:w="4440"/>
                   <w:shd w:fill="FFFFFF" w:color="auto" w:val="clear"/>
                   <w:tcMar>
                     <w:top w:type="dxa" w:w="60"/>
@@ -24594,7 +24769,7 @@
           <w:p>
             <w:pPr>
               <w:keepNext w:val="false"/>
-              <w:spacing w:after="40" w:before="0"/>
+              <w:spacing w:after="60" w:before="0"/>
               <w:jc w:val="left"/>
             </w:pPr>
             <w:r>
@@ -24609,145 +24784,6 @@
                 <w:szCs w:val="18"/>
               </w:rPr>
               <w:t xml:space="preserve"/>
-            </w:r>
-          </w:p>
-          <w:p>
-            <w:pPr>
-              <w:keepNext w:val="false"/>
-              <w:spacing w:after="40" w:before="0"/>
-              <w:jc w:val="left"/>
-            </w:pPr>
-            <w:r>
-              <w:rPr>
-                <w:rFonts w:ascii="Arial" w:cs="Arial" w:eastAsia="Arial" w:hAnsi="Arial"/>
-                <w:b w:val="false"/>
-                <w:bCs w:val="false"/>
-                <w:i w:val="false"/>
-                <w:iCs w:val="false"/>
-                <w:color w:val="000000"/>
-                <w:sz w:val="18"/>
-                <w:szCs w:val="18"/>
-              </w:rPr>
-              <w:t xml:space="preserve">Learners also annotate their model with one new 'wondering' question to post on the DQB in the next lesson, such as: 'Does sin 53° have an exact value too, or only special angles?' or 'What happens to tan as the angle gets very close to 90°?'</w:t>
-            </w:r>
-          </w:p>
-          <w:p>
-            <w:pPr>
-              <w:keepNext w:val="false"/>
-              <w:spacing w:after="60" w:before="0"/>
-              <w:jc w:val="left"/>
-            </w:pPr>
-            <w:r>
-              <w:rPr>
-                <w:rFonts w:ascii="Arial" w:cs="Arial" w:eastAsia="Arial" w:hAnsi="Arial"/>
-                <w:b w:val="false"/>
-                <w:bCs w:val="false"/>
-                <w:i w:val="false"/>
-                <w:iCs w:val="false"/>
-                <w:color w:val="000000"/>
-                <w:sz w:val="18"/>
-                <w:szCs w:val="18"/>
-              </w:rPr>
-              <w:t xml:space="preserve"/>
-            </w:r>
-          </w:p>
-        </w:tc>
-        <w:tc>
-          <w:tcPr>
-            <w:tcW w:type="dxa" w:w="3040"/>
-            <w:shd w:fill="F2F2F2" w:color="auto" w:val="clear"/>
-            <w:tcMar>
-              <w:top w:type="dxa" w:w="60"/>
-              <w:left w:type="dxa" w:w="120"/>
-              <w:bottom w:type="dxa" w:w="60"/>
-              <w:right w:type="dxa" w:w="120"/>
-            </w:tcMar>
-            <w:vAlign w:val="top"/>
-          </w:tcPr>
-          <w:p>
-            <w:pPr>
-              <w:keepNext w:val="false"/>
-              <w:spacing w:after="40" w:before="0"/>
-              <w:jc w:val="left"/>
-            </w:pPr>
-            <w:r>
-              <w:rPr>
-                <w:rFonts w:ascii="Arial" w:cs="Arial" w:eastAsia="Arial" w:hAnsi="Arial"/>
-                <w:b w:val="false"/>
-                <w:bCs w:val="false"/>
-                <w:i w:val="false"/>
-                <w:iCs w:val="false"/>
-                <w:color w:val="000000"/>
-                <w:sz w:val="18"/>
-                <w:szCs w:val="18"/>
-              </w:rPr>
-              <w:t xml:space="preserve">Say: 'Open your cumulative model from Lesson 1. You have 10 minutes to add the exact-values branch. The table on the board is your guide — complete it in your model using the exact surd values you derived today.' (Write the table shell on the board with the first row completed as a model.) Set a 10-minute timer. Circulate. After 8 min: 'Two more minutes — make sure you have written at least one new wondering question on a sticky note for our DQB.' At 10 min: 'Pens down. Two volunteers to share their wondering question.' Cold-call 2 learners. Post their sticky notes on the DQB 'Questions We Still Have' column. Close: 'Every time we update this model, we get closer to fully answering our driving question. In Lesson 8, we will look at the relationship between complementary angles more deeply — your wondering questions today will guide us there.'</w:t>
-            </w:r>
-          </w:p>
-        </w:tc>
-        <w:tc>
-          <w:tcPr>
-            <w:tcW w:type="dxa" w:w="3040"/>
-            <w:shd w:fill="FFFFFF" w:color="auto" w:val="clear"/>
-            <w:tcMar>
-              <w:top w:type="dxa" w:w="60"/>
-              <w:left w:type="dxa" w:w="120"/>
-              <w:bottom w:type="dxa" w:w="60"/>
-              <w:right w:type="dxa" w:w="120"/>
-            </w:tcMar>
-            <w:vAlign w:val="top"/>
-          </w:tcPr>
-          <w:p>
-            <w:pPr>
-              <w:keepNext w:val="false"/>
-              <w:spacing w:after="40" w:before="0"/>
-              <w:jc w:val="left"/>
-            </w:pPr>
-            <w:r>
-              <w:rPr>
-                <w:rFonts w:ascii="Arial" w:cs="Arial" w:eastAsia="Arial" w:hAnsi="Arial"/>
-                <w:b w:val="false"/>
-                <w:bCs w:val="false"/>
-                <w:i w:val="false"/>
-                <w:iCs w:val="false"/>
-                <w:color w:val="000000"/>
-                <w:sz w:val="18"/>
-                <w:szCs w:val="18"/>
-              </w:rPr>
-              <w:t xml:space="preserve">Cumulative Model Revision (NGSS SEP 2 — Developing and Using Models): Revisiting and annotating the same model across all 10 lessons externalises the learners' evolving mental models, making conceptual growth visible. Adding exact values as a new 'branch' shows learners that today's knowledge is an extension of — not a replacement for — prior knowledge. The 'wondering question' routine sustains inquiry momentum into the next lesson.</w:t>
-            </w:r>
-          </w:p>
-        </w:tc>
-        <w:tc>
-          <w:tcPr>
-            <w:tcW w:type="dxa" w:w="3040"/>
-            <w:shd w:fill="F2F2F2" w:color="auto" w:val="clear"/>
-            <w:tcMar>
-              <w:top w:type="dxa" w:w="60"/>
-              <w:left w:type="dxa" w:w="120"/>
-              <w:bottom w:type="dxa" w:w="60"/>
-              <w:right w:type="dxa" w:w="120"/>
-            </w:tcMar>
-            <w:vAlign w:val="top"/>
-          </w:tcPr>
-          <w:p>
-            <w:pPr>
-              <w:keepNext w:val="false"/>
-              <w:spacing w:after="40" w:before="0"/>
-              <w:jc w:val="left"/>
-            </w:pPr>
-            <w:r>
-              <w:rPr>
-                <w:rFonts w:ascii="Arial" w:cs="Arial" w:eastAsia="Arial" w:hAnsi="Arial"/>
-                <w:b w:val="false"/>
-                <w:bCs w:val="false"/>
-                <w:i w:val="false"/>
-                <w:iCs w:val="false"/>
-                <w:color w:val="000000"/>
-                <w:sz w:val="18"/>
-                <w:szCs w:val="18"/>
-              </w:rPr>
-              <w:t xml:space="preserve">Observable indicators: (1) The model table shows exact surd expressions (9/√3 rationalised as 3√3, or left as 9/√3 — both accepted if exact). (2) At least one wondering question per learner is written and posted. (3) The model clearly distinguishes between 'approximate' ratios (Lessons 4–6) and 'exact' ratios (Lesson 7). Exit check: teacher collects 6 books (2 high, 2 mid, 2 emerging) to review model accuracy before Lesson 8.</w:t>
             </w:r>
           </w:p>
         </w:tc>
@@ -25130,7 +25166,7 @@
         </w:rPr>
         <w:t xml:space="preserve">© 2026 SeaVuria and ARES. Aligned with KICD objectives. Developed by SeaVuria; technical implementation by ARES (with AI assistance from Claude). Licensed under </w:t>
       </w:r>
-      <w:hyperlink w:history="1" r:id="rIdv6fm-ykqu-bwxmbj0nirf">
+      <w:hyperlink w:history="1" r:id="rIdsxgclwkudmymedctejkdc">
         <w:r>
           <w:rPr>
             <w:rFonts w:ascii="Arial" w:cs="Arial" w:eastAsia="Arial" w:hAnsi="Arial"/>
@@ -25151,7 +25187,7 @@
         </w:rPr>
         <w:t xml:space="preserve"> (</w:t>
       </w:r>
-      <w:hyperlink w:history="1" r:id="rIdcbrbes0w72rnftsdvn89j">
+      <w:hyperlink w:history="1" r:id="rIdiasaymxikyw1vuzg7q59f">
         <w:r>
           <w:rPr>
             <w:rFonts w:ascii="Arial" w:cs="Arial" w:eastAsia="Arial" w:hAnsi="Arial"/>
@@ -26191,7 +26227,7 @@
             <w:pPr>
               <w:spacing w:after="20" w:before="0"/>
             </w:pPr>
-            <w:hyperlink w:history="1" r:id="rIddzfgihdg7mvy0y6gbzomy">
+            <w:hyperlink w:history="1" r:id="rIdyxvt--qsoifubd1vbkpkw">
               <w:r>
                 <w:rPr>
                   <w:rFonts w:ascii="Arial" w:cs="Arial" w:eastAsia="Arial" w:hAnsi="Arial"/>
@@ -26224,7 +26260,7 @@
               <w:spacing w:after="10" w:before="0"/>
               <w:ind w:left="120"/>
             </w:pPr>
-            <w:hyperlink w:history="1" r:id="rIdppy-tcbzjeha5x0g74kay">
+            <w:hyperlink w:history="1" r:id="rIdzh6dx4hmzxiq6dgnnkdyf">
               <w:r>
                 <w:rPr>
                   <w:rFonts w:ascii="Arial" w:cs="Arial" w:eastAsia="Arial" w:hAnsi="Arial"/>
@@ -26269,7 +26305,7 @@
             <w:pPr>
               <w:spacing w:after="20" w:before="0"/>
             </w:pPr>
-            <w:hyperlink w:history="1" r:id="rIdz6gysojo-mtloqjn1j2w8">
+            <w:hyperlink w:history="1" r:id="rIdnkvpuptawpfxjdhuopd5f">
               <w:r>
                 <w:rPr>
                   <w:rFonts w:ascii="Arial" w:cs="Arial" w:eastAsia="Arial" w:hAnsi="Arial"/>
@@ -26302,7 +26338,7 @@
               <w:spacing w:after="10" w:before="0"/>
               <w:ind w:left="120"/>
             </w:pPr>
-            <w:hyperlink w:history="1" r:id="rIdi7f2llrnv8qg6kzi7fl-0">
+            <w:hyperlink w:history="1" r:id="rIduoknh4bo_57hydfdogxct">
               <w:r>
                 <w:rPr>
                   <w:rFonts w:ascii="Arial" w:cs="Arial" w:eastAsia="Arial" w:hAnsi="Arial"/>
@@ -26502,7 +26538,7 @@
             <w:pPr>
               <w:spacing w:after="20" w:before="0"/>
             </w:pPr>
-            <w:hyperlink w:history="1" r:id="rIdvuhaetpgj8jxkjogmte5w">
+            <w:hyperlink w:history="1" r:id="rId_ciz8fbwtyjk9gay-pflw">
               <w:r>
                 <w:rPr>
                   <w:rFonts w:ascii="Arial" w:cs="Arial" w:eastAsia="Arial" w:hAnsi="Arial"/>
@@ -26535,7 +26571,7 @@
               <w:spacing w:after="10" w:before="0"/>
               <w:ind w:left="120"/>
             </w:pPr>
-            <w:hyperlink w:history="1" r:id="rId2wsagjby1ura_wgchg6li">
+            <w:hyperlink w:history="1" r:id="rIdppoapd_3tl-lab-vrbg2b">
               <w:r>
                 <w:rPr>
                   <w:rFonts w:ascii="Arial" w:cs="Arial" w:eastAsia="Arial" w:hAnsi="Arial"/>
@@ -26580,7 +26616,7 @@
             <w:pPr>
               <w:spacing w:after="20" w:before="0"/>
             </w:pPr>
-            <w:hyperlink w:history="1" r:id="rIdynh05hfygnnrf2jipau1z">
+            <w:hyperlink w:history="1" r:id="rIdtaqspq0m4dynqyx11pkfg">
               <w:r>
                 <w:rPr>
                   <w:rFonts w:ascii="Arial" w:cs="Arial" w:eastAsia="Arial" w:hAnsi="Arial"/>
@@ -26613,7 +26649,7 @@
               <w:spacing w:after="10" w:before="0"/>
               <w:ind w:left="120"/>
             </w:pPr>
-            <w:hyperlink w:history="1" r:id="rIddg6ywjdwvt5sgqisl5mpw">
+            <w:hyperlink w:history="1" r:id="rIdltv1ohqbbocvqcclfn16j">
               <w:r>
                 <w:rPr>
                   <w:rFonts w:ascii="Arial" w:cs="Arial" w:eastAsia="Arial" w:hAnsi="Arial"/>
@@ -26813,7 +26849,7 @@
             <w:pPr>
               <w:spacing w:after="20" w:before="0"/>
             </w:pPr>
-            <w:hyperlink w:history="1" r:id="rIdjhiirlvhxkie-vau-t3rj">
+            <w:hyperlink w:history="1" r:id="rId1oldsd-nska1qp8wf9pqh">
               <w:r>
                 <w:rPr>
                   <w:rFonts w:ascii="Arial" w:cs="Arial" w:eastAsia="Arial" w:hAnsi="Arial"/>
@@ -26846,7 +26882,7 @@
               <w:spacing w:after="10" w:before="0"/>
               <w:ind w:left="120"/>
             </w:pPr>
-            <w:hyperlink w:history="1" r:id="rIdex5tbgsltlkm0vw_amaho">
+            <w:hyperlink w:history="1" r:id="rIdkgcli_2nsg6olcsakfalf">
               <w:r>
                 <w:rPr>
                   <w:rFonts w:ascii="Arial" w:cs="Arial" w:eastAsia="Arial" w:hAnsi="Arial"/>
@@ -26891,7 +26927,7 @@
             <w:pPr>
               <w:spacing w:after="20" w:before="0"/>
             </w:pPr>
-            <w:hyperlink w:history="1" r:id="rIdus77pff2z7lnbnlyrziqn">
+            <w:hyperlink w:history="1" r:id="rIdvvulyj94qionijnmqokpk">
               <w:r>
                 <w:rPr>
                   <w:rFonts w:ascii="Arial" w:cs="Arial" w:eastAsia="Arial" w:hAnsi="Arial"/>
@@ -26940,7 +26976,7 @@
               <w:spacing w:after="10" w:before="0"/>
               <w:ind w:left="120"/>
             </w:pPr>
-            <w:hyperlink w:history="1" r:id="rIdun9sie7oe_nfdcrcxncuh">
+            <w:hyperlink w:history="1" r:id="rIdjojgd-m4chgfkaaulhkx8">
               <w:r>
                 <w:rPr>
                   <w:rFonts w:ascii="Arial" w:cs="Arial" w:eastAsia="Arial" w:hAnsi="Arial"/>
@@ -27140,7 +27176,7 @@
             <w:pPr>
               <w:spacing w:after="20" w:before="0"/>
             </w:pPr>
-            <w:hyperlink w:history="1" r:id="rIdi7oacalehewcox3_aa6zj">
+            <w:hyperlink w:history="1" r:id="rIdaawwzdf4qeww2rlkzn3vf">
               <w:r>
                 <w:rPr>
                   <w:rFonts w:ascii="Arial" w:cs="Arial" w:eastAsia="Arial" w:hAnsi="Arial"/>
@@ -27173,7 +27209,7 @@
               <w:spacing w:after="10" w:before="0"/>
               <w:ind w:left="120"/>
             </w:pPr>
-            <w:hyperlink w:history="1" r:id="rIdg9z8xnfarjr1sgwf1umnb">
+            <w:hyperlink w:history="1" r:id="rIdcwu8a0cagfzldsok67pnu">
               <w:r>
                 <w:rPr>
                   <w:rFonts w:ascii="Arial" w:cs="Arial" w:eastAsia="Arial" w:hAnsi="Arial"/>
@@ -27218,7 +27254,7 @@
             <w:pPr>
               <w:spacing w:after="20" w:before="0"/>
             </w:pPr>
-            <w:hyperlink w:history="1" r:id="rIdbt5qw36matb7_kfe_91_y">
+            <w:hyperlink w:history="1" r:id="rIdlim1s6458lh80fuwtl85d">
               <w:r>
                 <w:rPr>
                   <w:rFonts w:ascii="Arial" w:cs="Arial" w:eastAsia="Arial" w:hAnsi="Arial"/>
@@ -27267,7 +27303,7 @@
               <w:spacing w:after="10" w:before="0"/>
               <w:ind w:left="120"/>
             </w:pPr>
-            <w:hyperlink w:history="1" r:id="rIdeljqbtfxbawqakv60nwei">
+            <w:hyperlink w:history="1" r:id="rId65y_-iqq7zfeutpjuu1vl">
               <w:r>
                 <w:rPr>
                   <w:rFonts w:ascii="Arial" w:cs="Arial" w:eastAsia="Arial" w:hAnsi="Arial"/>
@@ -27467,7 +27503,7 @@
             <w:pPr>
               <w:spacing w:after="20" w:before="0"/>
             </w:pPr>
-            <w:hyperlink w:history="1" r:id="rIdab9np3v38smhn-7b9eoa5">
+            <w:hyperlink w:history="1" r:id="rIdkqowrktbr-uvheb-iz-te">
               <w:r>
                 <w:rPr>
                   <w:rFonts w:ascii="Arial" w:cs="Arial" w:eastAsia="Arial" w:hAnsi="Arial"/>
@@ -27500,7 +27536,7 @@
               <w:spacing w:after="10" w:before="0"/>
               <w:ind w:left="120"/>
             </w:pPr>
-            <w:hyperlink w:history="1" r:id="rIdaan-bd_hvtilyuodeptdh">
+            <w:hyperlink w:history="1" r:id="rIdcqkyxo_yqueyntagwtdzd">
               <w:r>
                 <w:rPr>
                   <w:rFonts w:ascii="Arial" w:cs="Arial" w:eastAsia="Arial" w:hAnsi="Arial"/>
@@ -27545,7 +27581,7 @@
             <w:pPr>
               <w:spacing w:after="20" w:before="0"/>
             </w:pPr>
-            <w:hyperlink w:history="1" r:id="rId3awa4scwqafw3mipnfdvx">
+            <w:hyperlink w:history="1" r:id="rIdffswn9fkfpu_r9xdzr-is">
               <w:r>
                 <w:rPr>
                   <w:rFonts w:ascii="Arial" w:cs="Arial" w:eastAsia="Arial" w:hAnsi="Arial"/>
@@ -27594,7 +27630,7 @@
               <w:spacing w:after="10" w:before="0"/>
               <w:ind w:left="120"/>
             </w:pPr>
-            <w:hyperlink w:history="1" r:id="rIdju5i-d9giycs8lwdycgo1">
+            <w:hyperlink w:history="1" r:id="rId8_iodc04pgjlfmjpdvmwm">
               <w:r>
                 <w:rPr>
                   <w:rFonts w:ascii="Arial" w:cs="Arial" w:eastAsia="Arial" w:hAnsi="Arial"/>
@@ -28119,7 +28155,7 @@
         </w:rPr>
         <w:t xml:space="preserve">© 2026 SeaVuria and ARES. Aligned with KICD objectives. Developed by SeaVuria; technical implementation by ARES (with AI assistance from Claude). Licensed under </w:t>
       </w:r>
-      <w:hyperlink w:history="1" r:id="rId-kh5i8rcjhdg12qo0qp2q">
+      <w:hyperlink w:history="1" r:id="rIdofxgwsltd9vojeumzvv1j">
         <w:r>
           <w:rPr>
             <w:rFonts w:ascii="Arial" w:cs="Arial" w:eastAsia="Arial" w:hAnsi="Arial"/>
@@ -28140,7 +28176,7 @@
         </w:rPr>
         <w:t xml:space="preserve"> (</w:t>
       </w:r>
-      <w:hyperlink w:history="1" r:id="rIdlffs2tgage_litllyle1a">
+      <w:hyperlink w:history="1" r:id="rIdtjj9h-w_egugfsadpa-yr">
         <w:r>
           <w:rPr>
             <w:rFonts w:ascii="Arial" w:cs="Arial" w:eastAsia="Arial" w:hAnsi="Arial"/>
@@ -29180,7 +29216,7 @@
             <w:pPr>
               <w:spacing w:after="20" w:before="0"/>
             </w:pPr>
-            <w:hyperlink w:history="1" r:id="rIdgtbckhm4zyhl5m68pyfwc">
+            <w:hyperlink w:history="1" r:id="rIdgekezdwqy72josn4liiv8">
               <w:r>
                 <w:rPr>
                   <w:rFonts w:ascii="Arial" w:cs="Arial" w:eastAsia="Arial" w:hAnsi="Arial"/>
@@ -29229,7 +29265,7 @@
               <w:spacing w:after="10" w:before="0"/>
               <w:ind w:left="120"/>
             </w:pPr>
-            <w:hyperlink w:history="1" r:id="rIdhx7rkroebbnatsvclvm8h">
+            <w:hyperlink w:history="1" r:id="rId4x9qnngbmygd8hr_-4wqf">
               <w:r>
                 <w:rPr>
                   <w:rFonts w:ascii="Arial" w:cs="Arial" w:eastAsia="Arial" w:hAnsi="Arial"/>
@@ -29274,7 +29310,7 @@
             <w:pPr>
               <w:spacing w:after="20" w:before="0"/>
             </w:pPr>
-            <w:hyperlink w:history="1" r:id="rIdeyhcaixiyqpepuopn30xv">
+            <w:hyperlink w:history="1" r:id="rIdbhxl8pireclivl1vhnnsz">
               <w:r>
                 <w:rPr>
                   <w:rFonts w:ascii="Arial" w:cs="Arial" w:eastAsia="Arial" w:hAnsi="Arial"/>
@@ -29307,7 +29343,7 @@
               <w:spacing w:after="10" w:before="0"/>
               <w:ind w:left="120"/>
             </w:pPr>
-            <w:hyperlink w:history="1" r:id="rIdtfejsisrgmusrsxv9syy7">
+            <w:hyperlink w:history="1" r:id="rIdi4cjairrmwwq40kchy0_a">
               <w:r>
                 <w:rPr>
                   <w:rFonts w:ascii="Arial" w:cs="Arial" w:eastAsia="Arial" w:hAnsi="Arial"/>
@@ -29507,7 +29543,7 @@
             <w:pPr>
               <w:spacing w:after="20" w:before="0"/>
             </w:pPr>
-            <w:hyperlink w:history="1" r:id="rId1sgyzqte3m9du5fnss6k2">
+            <w:hyperlink w:history="1" r:id="rIdst6vdoq3j81x7goy_zueb">
               <w:r>
                 <w:rPr>
                   <w:rFonts w:ascii="Arial" w:cs="Arial" w:eastAsia="Arial" w:hAnsi="Arial"/>
@@ -29556,7 +29592,7 @@
               <w:spacing w:after="10" w:before="0"/>
               <w:ind w:left="120"/>
             </w:pPr>
-            <w:hyperlink w:history="1" r:id="rId8tgnsbswzinllkgmpwsmg">
+            <w:hyperlink w:history="1" r:id="rId0hqsks2ucof47c655bj2o">
               <w:r>
                 <w:rPr>
                   <w:rFonts w:ascii="Arial" w:cs="Arial" w:eastAsia="Arial" w:hAnsi="Arial"/>
@@ -29601,7 +29637,7 @@
             <w:pPr>
               <w:spacing w:after="20" w:before="0"/>
             </w:pPr>
-            <w:hyperlink w:history="1" r:id="rIdetxgqoswkap2ad_2jod8o">
+            <w:hyperlink w:history="1" r:id="rId0fsnnmgsvfto3jdyqjqxa">
               <w:r>
                 <w:rPr>
                   <w:rFonts w:ascii="Arial" w:cs="Arial" w:eastAsia="Arial" w:hAnsi="Arial"/>
@@ -29634,7 +29670,7 @@
               <w:spacing w:after="10" w:before="0"/>
               <w:ind w:left="120"/>
             </w:pPr>
-            <w:hyperlink w:history="1" r:id="rIdhbkoo3dguwhywkqxg-5_q">
+            <w:hyperlink w:history="1" r:id="rIdbghnwqpfpnybl7z_845ho">
               <w:r>
                 <w:rPr>
                   <w:rFonts w:ascii="Arial" w:cs="Arial" w:eastAsia="Arial" w:hAnsi="Arial"/>
@@ -29834,7 +29870,7 @@
             <w:pPr>
               <w:spacing w:after="20" w:before="0"/>
             </w:pPr>
-            <w:hyperlink w:history="1" r:id="rIdqk8rz8f47njhyiaeflj5w">
+            <w:hyperlink w:history="1" r:id="rIdchfc7jncgbyzzx2b4-vp2">
               <w:r>
                 <w:rPr>
                   <w:rFonts w:ascii="Arial" w:cs="Arial" w:eastAsia="Arial" w:hAnsi="Arial"/>
@@ -29883,7 +29919,7 @@
               <w:spacing w:after="10" w:before="0"/>
               <w:ind w:left="120"/>
             </w:pPr>
-            <w:hyperlink w:history="1" r:id="rId4neb2z943mcdk31r_6dgx">
+            <w:hyperlink w:history="1" r:id="rIdqbvpyeq39odm3ovabdmsu">
               <w:r>
                 <w:rPr>
                   <w:rFonts w:ascii="Arial" w:cs="Arial" w:eastAsia="Arial" w:hAnsi="Arial"/>
@@ -29928,7 +29964,7 @@
             <w:pPr>
               <w:spacing w:after="20" w:before="0"/>
             </w:pPr>
-            <w:hyperlink w:history="1" r:id="rIdkzqa2euvyimbhafkslv_1">
+            <w:hyperlink w:history="1" r:id="rId1ftnsl7vk0xeenwjmy7in">
               <w:r>
                 <w:rPr>
                   <w:rFonts w:ascii="Arial" w:cs="Arial" w:eastAsia="Arial" w:hAnsi="Arial"/>
@@ -29961,7 +29997,7 @@
               <w:spacing w:after="10" w:before="0"/>
               <w:ind w:left="120"/>
             </w:pPr>
-            <w:hyperlink w:history="1" r:id="rIdk3hvn115uifafdesc9vow">
+            <w:hyperlink w:history="1" r:id="rIdvw1ijdpq3baaoevp8tc24">
               <w:r>
                 <w:rPr>
                   <w:rFonts w:ascii="Arial" w:cs="Arial" w:eastAsia="Arial" w:hAnsi="Arial"/>
@@ -30161,7 +30197,7 @@
             <w:pPr>
               <w:spacing w:after="20" w:before="0"/>
             </w:pPr>
-            <w:hyperlink w:history="1" r:id="rIdgg0mzbvb6rhci4ikqguy9">
+            <w:hyperlink w:history="1" r:id="rIdciy7vjqx33iwc56aityz-">
               <w:r>
                 <w:rPr>
                   <w:rFonts w:ascii="Arial" w:cs="Arial" w:eastAsia="Arial" w:hAnsi="Arial"/>
@@ -30210,7 +30246,7 @@
               <w:spacing w:after="10" w:before="0"/>
               <w:ind w:left="120"/>
             </w:pPr>
-            <w:hyperlink w:history="1" r:id="rIdemkwczfb9sj7mrj1-g5zj">
+            <w:hyperlink w:history="1" r:id="rIda8midmkwhoaovtk38svp8">
               <w:r>
                 <w:rPr>
                   <w:rFonts w:ascii="Arial" w:cs="Arial" w:eastAsia="Arial" w:hAnsi="Arial"/>
@@ -30255,7 +30291,7 @@
             <w:pPr>
               <w:spacing w:after="20" w:before="0"/>
             </w:pPr>
-            <w:hyperlink w:history="1" r:id="rId-urvknhqhw3uq3gdeou8i">
+            <w:hyperlink w:history="1" r:id="rId3pcw_kakn0x-yhclajele">
               <w:r>
                 <w:rPr>
                   <w:rFonts w:ascii="Arial" w:cs="Arial" w:eastAsia="Arial" w:hAnsi="Arial"/>
@@ -30288,7 +30324,7 @@
               <w:spacing w:after="10" w:before="0"/>
               <w:ind w:left="120"/>
             </w:pPr>
-            <w:hyperlink w:history="1" r:id="rIduiwjtabpnlggu1ujzqfei">
+            <w:hyperlink w:history="1" r:id="rIdrbwdtruujgcdughqe9j56">
               <w:r>
                 <w:rPr>
                   <w:rFonts w:ascii="Arial" w:cs="Arial" w:eastAsia="Arial" w:hAnsi="Arial"/>
@@ -30488,7 +30524,7 @@
             <w:pPr>
               <w:spacing w:after="20" w:before="0"/>
             </w:pPr>
-            <w:hyperlink w:history="1" r:id="rIdibyaewzmtafeh8ewjxy0v">
+            <w:hyperlink w:history="1" r:id="rIds8pxs74-cepkajg_8-gzg">
               <w:r>
                 <w:rPr>
                   <w:rFonts w:ascii="Arial" w:cs="Arial" w:eastAsia="Arial" w:hAnsi="Arial"/>
@@ -30537,7 +30573,7 @@
               <w:spacing w:after="10" w:before="0"/>
               <w:ind w:left="120"/>
             </w:pPr>
-            <w:hyperlink w:history="1" r:id="rIdxkzu-lwygtogtny5ngr0f">
+            <w:hyperlink w:history="1" r:id="rIdbjzqxwtnrgj66on7-lecq">
               <w:r>
                 <w:rPr>
                   <w:rFonts w:ascii="Arial" w:cs="Arial" w:eastAsia="Arial" w:hAnsi="Arial"/>
@@ -30582,7 +30618,7 @@
             <w:pPr>
               <w:spacing w:after="20" w:before="0"/>
             </w:pPr>
-            <w:hyperlink w:history="1" r:id="rIdvugj4r2sjf87twxltywls">
+            <w:hyperlink w:history="1" r:id="rIdyho4keuqqv70kybpvpxis">
               <w:r>
                 <w:rPr>
                   <w:rFonts w:ascii="Arial" w:cs="Arial" w:eastAsia="Arial" w:hAnsi="Arial"/>
@@ -30615,7 +30651,7 @@
               <w:spacing w:after="10" w:before="0"/>
               <w:ind w:left="120"/>
             </w:pPr>
-            <w:hyperlink w:history="1" r:id="rId9t-vrnvnher_izrkgiolg">
+            <w:hyperlink w:history="1" r:id="rIdwva35vz5yzqqazcb38kim">
               <w:r>
                 <w:rPr>
                   <w:rFonts w:ascii="Arial" w:cs="Arial" w:eastAsia="Arial" w:hAnsi="Arial"/>
@@ -31140,7 +31176,7 @@
         </w:rPr>
         <w:t xml:space="preserve">© 2026 SeaVuria and ARES. Aligned with KICD objectives. Developed by SeaVuria; technical implementation by ARES (with AI assistance from Claude). Licensed under </w:t>
       </w:r>
-      <w:hyperlink w:history="1" r:id="rIdwpruebnkcjw-uazmworvk">
+      <w:hyperlink w:history="1" r:id="rId9egnivl73kdpsish2rci2">
         <w:r>
           <w:rPr>
             <w:rFonts w:ascii="Arial" w:cs="Arial" w:eastAsia="Arial" w:hAnsi="Arial"/>
@@ -31161,7 +31197,7 @@
         </w:rPr>
         <w:t xml:space="preserve"> (</w:t>
       </w:r>
-      <w:hyperlink w:history="1" r:id="rIdsbkbtvosainiauxirgwkp">
+      <w:hyperlink w:history="1" r:id="rIddcngfytmtfhmxwrmcm2r7">
         <w:r>
           <w:rPr>
             <w:rFonts w:ascii="Arial" w:cs="Arial" w:eastAsia="Arial" w:hAnsi="Arial"/>
@@ -32201,7 +32237,7 @@
             <w:pPr>
               <w:spacing w:after="20" w:before="0"/>
             </w:pPr>
-            <w:hyperlink w:history="1" r:id="rIdx4zbfuv6wuqkva_em6ddy">
+            <w:hyperlink w:history="1" r:id="rIdsvc4qqkmuzhubxg3ph1da">
               <w:r>
                 <w:rPr>
                   <w:rFonts w:ascii="Arial" w:cs="Arial" w:eastAsia="Arial" w:hAnsi="Arial"/>
@@ -32234,7 +32270,7 @@
               <w:spacing w:after="10" w:before="0"/>
               <w:ind w:left="120"/>
             </w:pPr>
-            <w:hyperlink w:history="1" r:id="rIdhnlix3nuixqpn60ybozgh">
+            <w:hyperlink w:history="1" r:id="rIdiytefcl3yhe_1z4qtclai">
               <w:r>
                 <w:rPr>
                   <w:rFonts w:ascii="Arial" w:cs="Arial" w:eastAsia="Arial" w:hAnsi="Arial"/>
@@ -32279,7 +32315,7 @@
             <w:pPr>
               <w:spacing w:after="20" w:before="0"/>
             </w:pPr>
-            <w:hyperlink w:history="1" r:id="rIdkkqcflc9mumkhkaltvnhp">
+            <w:hyperlink w:history="1" r:id="rIdvwhnr4qs_ediwcas91sav">
               <w:r>
                 <w:rPr>
                   <w:rFonts w:ascii="Arial" w:cs="Arial" w:eastAsia="Arial" w:hAnsi="Arial"/>
@@ -32312,7 +32348,7 @@
               <w:spacing w:after="10" w:before="0"/>
               <w:ind w:left="120"/>
             </w:pPr>
-            <w:hyperlink w:history="1" r:id="rIdasazdnrkcnwvfc3l0wgtc">
+            <w:hyperlink w:history="1" r:id="rIds6ie1sojhfry-vvaj0z9t">
               <w:r>
                 <w:rPr>
                   <w:rFonts w:ascii="Arial" w:cs="Arial" w:eastAsia="Arial" w:hAnsi="Arial"/>
@@ -32512,7 +32548,7 @@
             <w:pPr>
               <w:spacing w:after="20" w:before="0"/>
             </w:pPr>
-            <w:hyperlink w:history="1" r:id="rIdrjuxpgs-deimb9ansrcmg">
+            <w:hyperlink w:history="1" r:id="rIdcsrsvzgx6y8utrn5q4xrx">
               <w:r>
                 <w:rPr>
                   <w:rFonts w:ascii="Arial" w:cs="Arial" w:eastAsia="Arial" w:hAnsi="Arial"/>
@@ -32545,7 +32581,7 @@
               <w:spacing w:after="10" w:before="0"/>
               <w:ind w:left="120"/>
             </w:pPr>
-            <w:hyperlink w:history="1" r:id="rIdxhzchxda3q8nfcbctqskw">
+            <w:hyperlink w:history="1" r:id="rId-ylkubozvsvlq3pf8dkch">
               <w:r>
                 <w:rPr>
                   <w:rFonts w:ascii="Arial" w:cs="Arial" w:eastAsia="Arial" w:hAnsi="Arial"/>
@@ -32590,7 +32626,7 @@
             <w:pPr>
               <w:spacing w:after="20" w:before="0"/>
             </w:pPr>
-            <w:hyperlink w:history="1" r:id="rIdnnqrkodopisb3bdnri5ik">
+            <w:hyperlink w:history="1" r:id="rIdqb4mucymwpt0kd2aowib0">
               <w:r>
                 <w:rPr>
                   <w:rFonts w:ascii="Arial" w:cs="Arial" w:eastAsia="Arial" w:hAnsi="Arial"/>
@@ -32623,7 +32659,7 @@
               <w:spacing w:after="10" w:before="0"/>
               <w:ind w:left="120"/>
             </w:pPr>
-            <w:hyperlink w:history="1" r:id="rIdssq1r6kuruycf0shhyhfo">
+            <w:hyperlink w:history="1" r:id="rIdti4lty6dxsiwjvwsdbwle">
               <w:r>
                 <w:rPr>
                   <w:rFonts w:ascii="Arial" w:cs="Arial" w:eastAsia="Arial" w:hAnsi="Arial"/>
@@ -32983,7 +33019,7 @@
             <w:pPr>
               <w:spacing w:after="20" w:before="0"/>
             </w:pPr>
-            <w:hyperlink w:history="1" r:id="rIdovkvuazrhmzl6rjajek8x">
+            <w:hyperlink w:history="1" r:id="rIdymd_ymltgrj-ltdw15a31">
               <w:r>
                 <w:rPr>
                   <w:rFonts w:ascii="Arial" w:cs="Arial" w:eastAsia="Arial" w:hAnsi="Arial"/>
@@ -33032,7 +33068,7 @@
               <w:spacing w:after="10" w:before="0"/>
               <w:ind w:left="120"/>
             </w:pPr>
-            <w:hyperlink w:history="1" r:id="rIdwhstw0f31oiooqyvrvzmq">
+            <w:hyperlink w:history="1" r:id="rIdrzvlb5zfm_86zwmu8jwnl">
               <w:r>
                 <w:rPr>
                   <w:rFonts w:ascii="Arial" w:cs="Arial" w:eastAsia="Arial" w:hAnsi="Arial"/>
@@ -33077,7 +33113,7 @@
             <w:pPr>
               <w:spacing w:after="20" w:before="0"/>
             </w:pPr>
-            <w:hyperlink w:history="1" r:id="rId1ogcs3lb9hlz_myrrabn1">
+            <w:hyperlink w:history="1" r:id="rId6wbcfni5ksirsifoolbij">
               <w:r>
                 <w:rPr>
                   <w:rFonts w:ascii="Arial" w:cs="Arial" w:eastAsia="Arial" w:hAnsi="Arial"/>
@@ -33110,7 +33146,7 @@
               <w:spacing w:after="10" w:before="0"/>
               <w:ind w:left="120"/>
             </w:pPr>
-            <w:hyperlink w:history="1" r:id="rIdyb3xwogct72l4qa8jnyjq">
+            <w:hyperlink w:history="1" r:id="rIdunpioq3txftwigvywmrcf">
               <w:r>
                 <w:rPr>
                   <w:rFonts w:ascii="Arial" w:cs="Arial" w:eastAsia="Arial" w:hAnsi="Arial"/>
@@ -33310,7 +33346,7 @@
             <w:pPr>
               <w:spacing w:after="20" w:before="0"/>
             </w:pPr>
-            <w:hyperlink w:history="1" r:id="rIdey8vrrrdryc33k12h_ypz">
+            <w:hyperlink w:history="1" r:id="rId5ck-97r_1rfwkcrd0th5z">
               <w:r>
                 <w:rPr>
                   <w:rFonts w:ascii="Arial" w:cs="Arial" w:eastAsia="Arial" w:hAnsi="Arial"/>
@@ -33359,7 +33395,7 @@
               <w:spacing w:after="10" w:before="0"/>
               <w:ind w:left="120"/>
             </w:pPr>
-            <w:hyperlink w:history="1" r:id="rIdnyym4k-joybwiecj-vqsx">
+            <w:hyperlink w:history="1" r:id="rIdc_i1a0biallesf7yznvnn">
               <w:r>
                 <w:rPr>
                   <w:rFonts w:ascii="Arial" w:cs="Arial" w:eastAsia="Arial" w:hAnsi="Arial"/>
@@ -33404,7 +33440,7 @@
             <w:pPr>
               <w:spacing w:after="20" w:before="0"/>
             </w:pPr>
-            <w:hyperlink w:history="1" r:id="rIdr3ydt9czv3taiogccvjo4">
+            <w:hyperlink w:history="1" r:id="rIdpk973a-yiv41dkp-nvebn">
               <w:r>
                 <w:rPr>
                   <w:rFonts w:ascii="Arial" w:cs="Arial" w:eastAsia="Arial" w:hAnsi="Arial"/>
@@ -33437,7 +33473,7 @@
               <w:spacing w:after="10" w:before="0"/>
               <w:ind w:left="120"/>
             </w:pPr>
-            <w:hyperlink w:history="1" r:id="rIdo4ib5--clzddwoh4ekvq-">
+            <w:hyperlink w:history="1" r:id="rIdbr8x--kkx4w2gyp2qrmq_">
               <w:r>
                 <w:rPr>
                   <w:rFonts w:ascii="Arial" w:cs="Arial" w:eastAsia="Arial" w:hAnsi="Arial"/>
@@ -33637,7 +33673,7 @@
             <w:pPr>
               <w:spacing w:after="20" w:before="0"/>
             </w:pPr>
-            <w:hyperlink w:history="1" r:id="rIdecdxvayq3fxbooxgl5_8c">
+            <w:hyperlink w:history="1" r:id="rIdvfh9xcfnwrvv-jt9s9tms">
               <w:r>
                 <w:rPr>
                   <w:rFonts w:ascii="Arial" w:cs="Arial" w:eastAsia="Arial" w:hAnsi="Arial"/>
@@ -33686,7 +33722,7 @@
               <w:spacing w:after="10" w:before="0"/>
               <w:ind w:left="120"/>
             </w:pPr>
-            <w:hyperlink w:history="1" r:id="rIdvrxyomol9747lmon3ww6_">
+            <w:hyperlink w:history="1" r:id="rIdnnwp2f9vmjk8p4lebyjaz">
               <w:r>
                 <w:rPr>
                   <w:rFonts w:ascii="Arial" w:cs="Arial" w:eastAsia="Arial" w:hAnsi="Arial"/>
@@ -33731,7 +33767,7 @@
             <w:pPr>
               <w:spacing w:after="20" w:before="0"/>
             </w:pPr>
-            <w:hyperlink w:history="1" r:id="rIdrlx9vhxoi8rjyvav8rg4u">
+            <w:hyperlink w:history="1" r:id="rIdczvik8szn9bktvrqjuxwq">
               <w:r>
                 <w:rPr>
                   <w:rFonts w:ascii="Arial" w:cs="Arial" w:eastAsia="Arial" w:hAnsi="Arial"/>
@@ -33780,7 +33816,7 @@
               <w:spacing w:after="10" w:before="0"/>
               <w:ind w:left="120"/>
             </w:pPr>
-            <w:hyperlink w:history="1" r:id="rIdui6nkmcn0jvgj-wcfz6r0">
+            <w:hyperlink w:history="1" r:id="rIdqrsbgcknr34_5wkftsgit">
               <w:r>
                 <w:rPr>
                   <w:rFonts w:ascii="Arial" w:cs="Arial" w:eastAsia="Arial" w:hAnsi="Arial"/>
@@ -34305,7 +34341,7 @@
         </w:rPr>
         <w:t xml:space="preserve">© 2026 SeaVuria and ARES. Aligned with KICD objectives. Developed by SeaVuria; technical implementation by ARES (with AI assistance from Claude). Licensed under </w:t>
       </w:r>
-      <w:hyperlink w:history="1" r:id="rIddmdbsyvaowgeynn3kragq">
+      <w:hyperlink w:history="1" r:id="rIdodvtxh1v50h1qjbhsa13k">
         <w:r>
           <w:rPr>
             <w:rFonts w:ascii="Arial" w:cs="Arial" w:eastAsia="Arial" w:hAnsi="Arial"/>
@@ -34326,7 +34362,7 @@
         </w:rPr>
         <w:t xml:space="preserve"> (</w:t>
       </w:r>
-      <w:hyperlink w:history="1" r:id="rIdp2ibayan492jc56heqayv">
+      <w:hyperlink w:history="1" r:id="rIdba4khkwcwpb4d3ilmm4ra">
         <w:r>
           <w:rPr>
             <w:rFonts w:ascii="Arial" w:cs="Arial" w:eastAsia="Arial" w:hAnsi="Arial"/>
